--- a/data/outputs/v2/General_Science/SS1.4_Transport_in_Plants/General_Science_Transport_in_Plants_CBE_LessonSequence.docx
+++ b/data/outputs/v2/General_Science/SS1.4_Transport_in_Plants/General_Science_Transport_in_Plants_CBE_LessonSequence.docx
@@ -2967,7 +2967,7 @@
             <w:pPr>
               <w:spacing w:after="20" w:before="0"/>
             </w:pPr>
-            <w:hyperlink w:history="1" r:id="rIdzmgwiolkzjpabp2fytxt8">
+            <w:hyperlink w:history="1" r:id="rIdlexiyic6vg3ae10u59txk">
               <w:r>
                 <w:rPr>
                   <w:rFonts w:ascii="Arial" w:cs="Arial" w:eastAsia="Arial" w:hAnsi="Arial"/>
@@ -2976,7 +2976,7 @@
                   <w:szCs w:val="16"/>
                   <w:u w:val="single" w:color="2E75B6"/>
                 </w:rPr>
-                <w:t xml:space="preserve">WATCH: The Agricultural Revolution</w:t>
+                <w:t xml:space="preserve">12 Plant Transport Xylem And Phloem, Transpiration [3D Animation]</w:t>
               </w:r>
             </w:hyperlink>
           </w:p>
@@ -2992,7 +2992,7 @@
                 <w:sz w:val="14"/>
                 <w:szCs w:val="14"/>
               </w:rPr>
-              <w:t xml:space="preserve">Source: Khan Academy (English - US curriculum)</w:t>
+              <w:t xml:space="preserve">Source: Seavuria</w:t>
             </w:r>
           </w:p>
           <w:p>
@@ -3000,7 +3000,7 @@
               <w:spacing w:after="10" w:before="0"/>
               <w:ind w:left="120"/>
             </w:pPr>
-            <w:hyperlink w:history="1" r:id="rIdpdfn97ijqnh0xi7oyuqmj">
+            <w:hyperlink w:history="1" r:id="rId1-sjx0zw3mynnbgwcef0m">
               <w:r>
                 <w:rPr>
                   <w:rFonts w:ascii="Arial" w:cs="Arial" w:eastAsia="Arial" w:hAnsi="Arial"/>
@@ -3038,14 +3038,336 @@
                 <w:sz w:val="16"/>
                 <w:szCs w:val="16"/>
               </w:rPr>
-              <w:t xml:space="preserve">📖 HTML:</w:t>
+              <w:t xml:space="preserve">📖 READING:</w:t>
             </w:r>
           </w:p>
           <w:p>
             <w:pPr>
               <w:spacing w:after="20" w:before="0"/>
             </w:pPr>
-            <w:hyperlink w:history="1" r:id="rId2_r2niedxkdbuxfvtl47p">
+            <w:r>
+              <w:rPr>
+                <w:rFonts w:ascii="Arial" w:cs="Arial" w:eastAsia="Arial" w:hAnsi="Arial"/>
+                <w:i/>
+                <w:iCs/>
+                <w:color w:val="595959"/>
+                <w:sz w:val="16"/>
+                <w:szCs w:val="16"/>
+              </w:rPr>
+              <w:t xml:space="preserve">No closely matching reading in the ARES library for this activity.</w:t>
+            </w:r>
+          </w:p>
+          <w:p>
+            <w:pPr>
+              <w:spacing w:after="10" w:before="0"/>
+              <w:ind w:left="120"/>
+            </w:pPr>
+            <w:hyperlink w:history="1" r:id="rIdjrckyqtfyzbeygybp5yt1">
+              <w:r>
+                <w:rPr>
+                  <w:rFonts w:ascii="Arial" w:cs="Arial" w:eastAsia="Arial" w:hAnsi="Arial"/>
+                  <w:color w:val="595959"/>
+                  <w:sz w:val="14"/>
+                  <w:szCs w:val="14"/>
+                  <w:u w:val="single" w:color="595959"/>
+                </w:rPr>
+                <w:t xml:space="preserve">🔍 Search ARES for readings</w:t>
+              </w:r>
+            </w:hyperlink>
+          </w:p>
+          <w:p>
+            <w:pPr>
+              <w:spacing w:after="10" w:before="0"/>
+              <w:ind w:left="120"/>
+            </w:pPr>
+            <w:r>
+              <w:rPr>
+                <w:rFonts w:ascii="Arial" w:cs="Arial" w:eastAsia="Arial" w:hAnsi="Arial"/>
+                <w:color w:val="595959"/>
+                <w:sz w:val="14"/>
+                <w:szCs w:val="14"/>
+              </w:rPr>
+              <w:t xml:space="preserve">Search terms: transport plants xylem transpiration</w:t>
+            </w:r>
+          </w:p>
+        </w:tc>
+        <w:tc>
+          <w:tcPr>
+            <w:tcW w:type="dxa" w:w="3040"/>
+            <w:shd w:fill="FFFFFF" w:color="auto" w:val="clear"/>
+            <w:tcMar>
+              <w:top w:type="dxa" w:w="60"/>
+              <w:left w:type="dxa" w:w="120"/>
+              <w:bottom w:type="dxa" w:w="60"/>
+              <w:right w:type="dxa" w:w="120"/>
+            </w:tcMar>
+            <w:vAlign w:val="top"/>
+          </w:tcPr>
+          <w:p>
+            <w:pPr>
+              <w:spacing w:after="40" w:before="0"/>
+              <w:jc w:val="left"/>
+            </w:pPr>
+            <w:r>
+              <w:rPr>
+                <w:rFonts w:ascii="Arial" w:cs="Arial" w:eastAsia="Arial" w:hAnsi="Arial"/>
+                <w:b w:val="false"/>
+                <w:bCs w:val="false"/>
+                <w:i w:val="false"/>
+                <w:iCs w:val="false"/>
+                <w:color w:val="000000"/>
+                <w:sz w:val="18"/>
+                <w:szCs w:val="18"/>
+              </w:rPr>
+              <w:t xml:space="preserve">Learners are shown the two set-up demonstrations BEFORE any results are visible (the dyed-water maize seedling has been soaking for only 5 minutes at this point; the polythene bag has just been sealed around the cutting and placed in sunlight). Working individually for 3 minutes, each learner draws a blank circle (representing a cross-section of the maize stem) in their exercise books and shades in where they predict the red dye will appear after 30 minutes. They also write one sentence answering: 'Where do you think the water droplets inside the polythene bag come from?' Learners then compare their prediction diagrams with a partner (Think-Pair) for 2 minutes, noting agreements and disagreements.</w:t>
+            </w:r>
+          </w:p>
+        </w:tc>
+        <w:tc>
+          <w:tcPr>
+            <w:tcW w:type="dxa" w:w="3040"/>
+            <w:shd w:fill="F2F2F2" w:color="auto" w:val="clear"/>
+            <w:tcMar>
+              <w:top w:type="dxa" w:w="60"/>
+              <w:left w:type="dxa" w:w="120"/>
+              <w:bottom w:type="dxa" w:w="60"/>
+              <w:right w:type="dxa" w:w="120"/>
+            </w:tcMar>
+            <w:vAlign w:val="top"/>
+          </w:tcPr>
+          <w:p>
+            <w:pPr>
+              <w:spacing w:after="40" w:before="0"/>
+              <w:jc w:val="left"/>
+            </w:pPr>
+            <w:r>
+              <w:rPr>
+                <w:rFonts w:ascii="Arial" w:cs="Arial" w:eastAsia="Arial" w:hAnsi="Arial"/>
+                <w:b w:val="false"/>
+                <w:bCs w:val="false"/>
+                <w:i w:val="false"/>
+                <w:iCs w:val="false"/>
+                <w:color w:val="000000"/>
+                <w:sz w:val="18"/>
+                <w:szCs w:val="18"/>
+              </w:rPr>
+              <w:t xml:space="preserve">1. Hold up the maize seedling (roots in the beaker of red water) and the sealed polythene bag side by side. Say exactly: 'I uprooted this maize plant from our school garden here in Kisumu this morning. I have put its roots in coloured water. I have sealed this sweet potato cutting in a clear bag and placed it in the sun. Do NOT tell me what will happen — I want YOUR ideas first.' </w:t>
+            </w:r>
+          </w:p>
+          <w:p>
+            <w:pPr>
+              <w:spacing w:after="40" w:before="0"/>
+              <w:jc w:val="left"/>
+            </w:pPr>
+            <w:r>
+              <w:rPr>
+                <w:rFonts w:ascii="Arial" w:cs="Arial" w:eastAsia="Arial" w:hAnsi="Arial"/>
+                <w:b w:val="false"/>
+                <w:bCs w:val="false"/>
+                <w:i w:val="false"/>
+                <w:iCs w:val="false"/>
+                <w:color w:val="000000"/>
+                <w:sz w:val="18"/>
+                <w:szCs w:val="18"/>
+              </w:rPr>
+              <w:t xml:space="preserve">2. Distribute blank cross-section circle templates (pre-drawn on paper) OR instruct learners to draw a 5 cm circle in their books. Say: 'In this circle, shade the area where you think the red colour will appear when I cut the stem across. There is no wrong answer right now.' </w:t>
+            </w:r>
+          </w:p>
+          <w:p>
+            <w:pPr>
+              <w:spacing w:after="40" w:before="0"/>
+              <w:jc w:val="left"/>
+            </w:pPr>
+            <w:r>
+              <w:rPr>
+                <w:rFonts w:ascii="Arial" w:cs="Arial" w:eastAsia="Arial" w:hAnsi="Arial"/>
+                <w:b w:val="false"/>
+                <w:bCs w:val="false"/>
+                <w:i w:val="false"/>
+                <w:iCs w:val="false"/>
+                <w:color w:val="000000"/>
+                <w:sz w:val="18"/>
+                <w:szCs w:val="18"/>
+              </w:rPr>
+              <w:t xml:space="preserve">3. Allow 3 minutes of silent individual thinking. WAIT TIME: do not speak or prompt during these 3 minutes. </w:t>
+            </w:r>
+          </w:p>
+          <w:p>
+            <w:pPr>
+              <w:spacing w:after="40" w:before="0"/>
+              <w:jc w:val="left"/>
+            </w:pPr>
+            <w:r>
+              <w:rPr>
+                <w:rFonts w:ascii="Arial" w:cs="Arial" w:eastAsia="Arial" w:hAnsi="Arial"/>
+                <w:b w:val="false"/>
+                <w:bCs w:val="false"/>
+                <w:i w:val="false"/>
+                <w:iCs w:val="false"/>
+                <w:color w:val="000000"/>
+                <w:sz w:val="18"/>
+                <w:szCs w:val="18"/>
+              </w:rPr>
+              <w:t xml:space="preserve">4. Say: 'Now turn to your partner. Compare your diagrams. Agree on one shared prediction and be ready to explain your reasoning.' Allow 2 minutes. </w:t>
+            </w:r>
+          </w:p>
+          <w:p>
+            <w:pPr>
+              <w:spacing w:after="40" w:before="0"/>
+              <w:jc w:val="left"/>
+            </w:pPr>
+            <w:r>
+              <w:rPr>
+                <w:rFonts w:ascii="Arial" w:cs="Arial" w:eastAsia="Arial" w:hAnsi="Arial"/>
+                <w:b w:val="false"/>
+                <w:bCs w:val="false"/>
+                <w:i w:val="false"/>
+                <w:iCs w:val="false"/>
+                <w:color w:val="000000"/>
+                <w:sz w:val="18"/>
+                <w:szCs w:val="18"/>
+              </w:rPr>
+              <w:t xml:space="preserve">5. Cold-call exactly 4 pairs (select pairs with visibly different predictions). Ask each pair: 'Show us your diagram and tell us — WHY did you shade that part?' After each response, say: 'Interesting. Hold that thought.' Do NOT confirm or correct. </w:t>
+            </w:r>
+          </w:p>
+          <w:p>
+            <w:pPr>
+              <w:spacing w:after="40" w:before="0"/>
+              <w:jc w:val="left"/>
+            </w:pPr>
+            <w:r>
+              <w:rPr>
+                <w:rFonts w:ascii="Arial" w:cs="Arial" w:eastAsia="Arial" w:hAnsi="Arial"/>
+                <w:b w:val="false"/>
+                <w:bCs w:val="false"/>
+                <w:i w:val="false"/>
+                <w:iCs w:val="false"/>
+                <w:color w:val="000000"/>
+                <w:sz w:val="18"/>
+                <w:szCs w:val="18"/>
+              </w:rPr>
+              <w:t xml:space="preserve">6. For the polythene bag: cold-call 3 individual learners. Ask: 'Amina — where do you think that water vapour is coming from?' WAIT 12 seconds after asking before accepting any answer.</w:t>
+            </w:r>
+          </w:p>
+        </w:tc>
+        <w:tc>
+          <w:tcPr>
+            <w:tcW w:type="dxa" w:w="3040"/>
+            <w:shd w:fill="FFFFFF" w:color="auto" w:val="clear"/>
+            <w:tcMar>
+              <w:top w:type="dxa" w:w="60"/>
+              <w:left w:type="dxa" w:w="120"/>
+              <w:bottom w:type="dxa" w:w="60"/>
+              <w:right w:type="dxa" w:w="120"/>
+            </w:tcMar>
+            <w:vAlign w:val="top"/>
+          </w:tcPr>
+          <w:p>
+            <w:pPr>
+              <w:spacing w:after="40" w:before="0"/>
+              <w:jc w:val="left"/>
+            </w:pPr>
+            <w:r>
+              <w:rPr>
+                <w:rFonts w:ascii="Arial" w:cs="Arial" w:eastAsia="Arial" w:hAnsi="Arial"/>
+                <w:b w:val="false"/>
+                <w:bCs w:val="false"/>
+                <w:i w:val="false"/>
+                <w:iCs w:val="false"/>
+                <w:color w:val="000000"/>
+                <w:sz w:val="18"/>
+                <w:szCs w:val="18"/>
+              </w:rPr>
+              <w:t xml:space="preserve">THINK-PAIR-SHARE WITH PREDICTION DIAGRAMS — Learners externalise their mental models by drawing before they have data. This reveals prior conceptions (e.g., 'the whole stem will turn red' vs. 'only the outer ring') and creates a personal stake in finding out whether they were right. The diagram format makes abstract internal anatomy concrete and comparable.</w:t>
+            </w:r>
+          </w:p>
+        </w:tc>
+        <w:tc>
+          <w:tcPr>
+            <w:tcW w:type="dxa" w:w="3040"/>
+            <w:shd w:fill="F2F2F2" w:color="auto" w:val="clear"/>
+            <w:tcMar>
+              <w:top w:type="dxa" w:w="60"/>
+              <w:left w:type="dxa" w:w="120"/>
+              <w:bottom w:type="dxa" w:w="60"/>
+              <w:right w:type="dxa" w:w="120"/>
+            </w:tcMar>
+            <w:vAlign w:val="top"/>
+          </w:tcPr>
+          <w:p>
+            <w:pPr>
+              <w:spacing w:after="40" w:before="0"/>
+              <w:jc w:val="left"/>
+            </w:pPr>
+            <w:r>
+              <w:rPr>
+                <w:rFonts w:ascii="Arial" w:cs="Arial" w:eastAsia="Arial" w:hAnsi="Arial"/>
+                <w:b w:val="false"/>
+                <w:bCs w:val="false"/>
+                <w:i w:val="false"/>
+                <w:iCs w:val="false"/>
+                <w:color w:val="000000"/>
+                <w:sz w:val="18"/>
+                <w:szCs w:val="18"/>
+              </w:rPr>
+              <w:t xml:space="preserve">Observable indicator: Every learner has a shaded cross-section diagram and a written sentence in their book before pairs share. Teacher scans books during the pair-share to identify: (a) learners who shade the entire circle (no prior knowledge of vascular tissue), (b) learners who shade a ring or spots (partial prior knowledge), (c) learners who draw dots or a central column (alternative conceptions). Teacher mentally notes 2–3 learners from group (a) to revisit in Lesson 3 (Explain phase on xylem).</w:t>
+            </w:r>
+          </w:p>
+        </w:tc>
+      </w:tr>
+      <w:tr>
+        <w:tc>
+          <w:tcPr>
+            <w:tcW w:type="dxa" w:w="1520"/>
+            <w:shd w:fill="D9EEF1" w:color="auto" w:val="clear"/>
+            <w:tcMar>
+              <w:top w:type="dxa" w:w="60"/>
+              <w:left w:type="dxa" w:w="120"/>
+              <w:bottom w:type="dxa" w:w="60"/>
+              <w:right w:type="dxa" w:w="120"/>
+            </w:tcMar>
+            <w:vAlign w:val="top"/>
+          </w:tcPr>
+          <w:p>
+            <w:pPr>
+              <w:spacing w:after="40" w:before="0"/>
+              <w:jc w:val="left"/>
+            </w:pPr>
+            <w:r>
+              <w:rPr>
+                <w:rFonts w:ascii="Arial" w:cs="Arial" w:eastAsia="Arial" w:hAnsi="Arial"/>
+                <w:b/>
+                <w:bCs/>
+                <w:i w:val="false"/>
+                <w:iCs w:val="false"/>
+                <w:color w:val="000000"/>
+                <w:sz w:val="18"/>
+                <w:szCs w:val="18"/>
+              </w:rPr>
+              <w:t xml:space="preserve">Observe Phase</w:t>
+            </w:r>
+          </w:p>
+          <w:p>
+            <w:pPr>
+              <w:spacing w:after="20" w:before="0"/>
+            </w:pPr>
+            <w:r>
+              <w:rPr>
+                <w:rFonts w:ascii="Arial" w:cs="Arial" w:eastAsia="Arial" w:hAnsi="Arial"/>
+                <w:b/>
+                <w:bCs/>
+                <w:color w:val="1F3864"/>
+                <w:sz w:val="16"/>
+                <w:szCs w:val="16"/>
+              </w:rPr>
+              <w:t xml:space="preserve">📹 VIDEO:</w:t>
+            </w:r>
+          </w:p>
+          <w:p>
+            <w:pPr>
+              <w:spacing w:after="20" w:before="0"/>
+            </w:pPr>
+            <w:hyperlink w:history="1" r:id="rIdz6wwbxzaxuafhvutmu5tp">
               <w:r>
                 <w:rPr>
                   <w:rFonts w:ascii="Arial" w:cs="Arial" w:eastAsia="Arial" w:hAnsi="Arial"/>
@@ -3054,7 +3376,7 @@
                   <w:szCs w:val="16"/>
                   <w:u w:val="single" w:color="2E75B6"/>
                 </w:rPr>
-                <w:t xml:space="preserve">Cell Transport (Flexbook)</w:t>
+                <w:t xml:space="preserve">12 Plant Transport Xylem And Phloem, Transpiration [3D Animation]</w:t>
               </w:r>
             </w:hyperlink>
           </w:p>
@@ -3070,7 +3392,7 @@
                 <w:sz w:val="14"/>
                 <w:szCs w:val="14"/>
               </w:rPr>
-              <w:t xml:space="preserve">Source: CK-12</w:t>
+              <w:t xml:space="preserve">Source: Seavuria</w:t>
             </w:r>
           </w:p>
           <w:p>
@@ -3078,330 +3400,7 @@
               <w:spacing w:after="10" w:before="0"/>
               <w:ind w:left="120"/>
             </w:pPr>
-            <w:hyperlink w:history="1" r:id="rIdk2y87tpt4pxbadeiefqfh">
-              <w:r>
-                <w:rPr>
-                  <w:rFonts w:ascii="Arial" w:cs="Arial" w:eastAsia="Arial" w:hAnsi="Arial"/>
-                  <w:color w:val="595959"/>
-                  <w:sz w:val="14"/>
-                  <w:szCs w:val="14"/>
-                  <w:u w:val="single" w:color="595959"/>
-                </w:rPr>
-                <w:t xml:space="preserve">🔍 Search ARES for similar readings</w:t>
-              </w:r>
-            </w:hyperlink>
-          </w:p>
-        </w:tc>
-        <w:tc>
-          <w:tcPr>
-            <w:tcW w:type="dxa" w:w="3040"/>
-            <w:shd w:fill="FFFFFF" w:color="auto" w:val="clear"/>
-            <w:tcMar>
-              <w:top w:type="dxa" w:w="60"/>
-              <w:left w:type="dxa" w:w="120"/>
-              <w:bottom w:type="dxa" w:w="60"/>
-              <w:right w:type="dxa" w:w="120"/>
-            </w:tcMar>
-            <w:vAlign w:val="top"/>
-          </w:tcPr>
-          <w:p>
-            <w:pPr>
-              <w:spacing w:after="40" w:before="0"/>
-              <w:jc w:val="left"/>
-            </w:pPr>
-            <w:r>
-              <w:rPr>
-                <w:rFonts w:ascii="Arial" w:cs="Arial" w:eastAsia="Arial" w:hAnsi="Arial"/>
-                <w:b w:val="false"/>
-                <w:bCs w:val="false"/>
-                <w:i w:val="false"/>
-                <w:iCs w:val="false"/>
-                <w:color w:val="000000"/>
-                <w:sz w:val="18"/>
-                <w:szCs w:val="18"/>
-              </w:rPr>
-              <w:t xml:space="preserve">Learners are shown the two set-up demonstrations BEFORE any results are visible (the dyed-water maize seedling has been soaking for only 5 minutes at this point; the polythene bag has just been sealed around the cutting and placed in sunlight). Working individually for 3 minutes, each learner draws a blank circle (representing a cross-section of the maize stem) in their exercise books and shades in where they predict the red dye will appear after 30 minutes. They also write one sentence answering: 'Where do you think the water droplets inside the polythene bag come from?' Learners then compare their prediction diagrams with a partner (Think-Pair) for 2 minutes, noting agreements and disagreements.</w:t>
-            </w:r>
-          </w:p>
-        </w:tc>
-        <w:tc>
-          <w:tcPr>
-            <w:tcW w:type="dxa" w:w="3040"/>
-            <w:shd w:fill="F2F2F2" w:color="auto" w:val="clear"/>
-            <w:tcMar>
-              <w:top w:type="dxa" w:w="60"/>
-              <w:left w:type="dxa" w:w="120"/>
-              <w:bottom w:type="dxa" w:w="60"/>
-              <w:right w:type="dxa" w:w="120"/>
-            </w:tcMar>
-            <w:vAlign w:val="top"/>
-          </w:tcPr>
-          <w:p>
-            <w:pPr>
-              <w:spacing w:after="40" w:before="0"/>
-              <w:jc w:val="left"/>
-            </w:pPr>
-            <w:r>
-              <w:rPr>
-                <w:rFonts w:ascii="Arial" w:cs="Arial" w:eastAsia="Arial" w:hAnsi="Arial"/>
-                <w:b w:val="false"/>
-                <w:bCs w:val="false"/>
-                <w:i w:val="false"/>
-                <w:iCs w:val="false"/>
-                <w:color w:val="000000"/>
-                <w:sz w:val="18"/>
-                <w:szCs w:val="18"/>
-              </w:rPr>
-              <w:t xml:space="preserve">1. Hold up the maize seedling (roots in the beaker of red water) and the sealed polythene bag side by side. Say exactly: 'I uprooted this maize plant from our school garden here in Kisumu this morning. I have put its roots in coloured water. I have sealed this sweet potato cutting in a clear bag and placed it in the sun. Do NOT tell me what will happen — I want YOUR ideas first.' </w:t>
-            </w:r>
-          </w:p>
-          <w:p>
-            <w:pPr>
-              <w:spacing w:after="40" w:before="0"/>
-              <w:jc w:val="left"/>
-            </w:pPr>
-            <w:r>
-              <w:rPr>
-                <w:rFonts w:ascii="Arial" w:cs="Arial" w:eastAsia="Arial" w:hAnsi="Arial"/>
-                <w:b w:val="false"/>
-                <w:bCs w:val="false"/>
-                <w:i w:val="false"/>
-                <w:iCs w:val="false"/>
-                <w:color w:val="000000"/>
-                <w:sz w:val="18"/>
-                <w:szCs w:val="18"/>
-              </w:rPr>
-              <w:t xml:space="preserve">2. Distribute blank cross-section circle templates (pre-drawn on paper) OR instruct learners to draw a 5 cm circle in their books. Say: 'In this circle, shade the area where you think the red colour will appear when I cut the stem across. There is no wrong answer right now.' </w:t>
-            </w:r>
-          </w:p>
-          <w:p>
-            <w:pPr>
-              <w:spacing w:after="40" w:before="0"/>
-              <w:jc w:val="left"/>
-            </w:pPr>
-            <w:r>
-              <w:rPr>
-                <w:rFonts w:ascii="Arial" w:cs="Arial" w:eastAsia="Arial" w:hAnsi="Arial"/>
-                <w:b w:val="false"/>
-                <w:bCs w:val="false"/>
-                <w:i w:val="false"/>
-                <w:iCs w:val="false"/>
-                <w:color w:val="000000"/>
-                <w:sz w:val="18"/>
-                <w:szCs w:val="18"/>
-              </w:rPr>
-              <w:t xml:space="preserve">3. Allow 3 minutes of silent individual thinking. WAIT TIME: do not speak or prompt during these 3 minutes. </w:t>
-            </w:r>
-          </w:p>
-          <w:p>
-            <w:pPr>
-              <w:spacing w:after="40" w:before="0"/>
-              <w:jc w:val="left"/>
-            </w:pPr>
-            <w:r>
-              <w:rPr>
-                <w:rFonts w:ascii="Arial" w:cs="Arial" w:eastAsia="Arial" w:hAnsi="Arial"/>
-                <w:b w:val="false"/>
-                <w:bCs w:val="false"/>
-                <w:i w:val="false"/>
-                <w:iCs w:val="false"/>
-                <w:color w:val="000000"/>
-                <w:sz w:val="18"/>
-                <w:szCs w:val="18"/>
-              </w:rPr>
-              <w:t xml:space="preserve">4. Say: 'Now turn to your partner. Compare your diagrams. Agree on one shared prediction and be ready to explain your reasoning.' Allow 2 minutes. </w:t>
-            </w:r>
-          </w:p>
-          <w:p>
-            <w:pPr>
-              <w:spacing w:after="40" w:before="0"/>
-              <w:jc w:val="left"/>
-            </w:pPr>
-            <w:r>
-              <w:rPr>
-                <w:rFonts w:ascii="Arial" w:cs="Arial" w:eastAsia="Arial" w:hAnsi="Arial"/>
-                <w:b w:val="false"/>
-                <w:bCs w:val="false"/>
-                <w:i w:val="false"/>
-                <w:iCs w:val="false"/>
-                <w:color w:val="000000"/>
-                <w:sz w:val="18"/>
-                <w:szCs w:val="18"/>
-              </w:rPr>
-              <w:t xml:space="preserve">5. Cold-call exactly 4 pairs (select pairs with visibly different predictions). Ask each pair: 'Show us your diagram and tell us — WHY did you shade that part?' After each response, say: 'Interesting. Hold that thought.' Do NOT confirm or correct. </w:t>
-            </w:r>
-          </w:p>
-          <w:p>
-            <w:pPr>
-              <w:spacing w:after="40" w:before="0"/>
-              <w:jc w:val="left"/>
-            </w:pPr>
-            <w:r>
-              <w:rPr>
-                <w:rFonts w:ascii="Arial" w:cs="Arial" w:eastAsia="Arial" w:hAnsi="Arial"/>
-                <w:b w:val="false"/>
-                <w:bCs w:val="false"/>
-                <w:i w:val="false"/>
-                <w:iCs w:val="false"/>
-                <w:color w:val="000000"/>
-                <w:sz w:val="18"/>
-                <w:szCs w:val="18"/>
-              </w:rPr>
-              <w:t xml:space="preserve">6. For the polythene bag: cold-call 3 individual learners. Ask: 'Amina — where do you think that water vapour is coming from?' WAIT 12 seconds after asking before accepting any answer.</w:t>
-            </w:r>
-          </w:p>
-        </w:tc>
-        <w:tc>
-          <w:tcPr>
-            <w:tcW w:type="dxa" w:w="3040"/>
-            <w:shd w:fill="FFFFFF" w:color="auto" w:val="clear"/>
-            <w:tcMar>
-              <w:top w:type="dxa" w:w="60"/>
-              <w:left w:type="dxa" w:w="120"/>
-              <w:bottom w:type="dxa" w:w="60"/>
-              <w:right w:type="dxa" w:w="120"/>
-            </w:tcMar>
-            <w:vAlign w:val="top"/>
-          </w:tcPr>
-          <w:p>
-            <w:pPr>
-              <w:spacing w:after="40" w:before="0"/>
-              <w:jc w:val="left"/>
-            </w:pPr>
-            <w:r>
-              <w:rPr>
-                <w:rFonts w:ascii="Arial" w:cs="Arial" w:eastAsia="Arial" w:hAnsi="Arial"/>
-                <w:b w:val="false"/>
-                <w:bCs w:val="false"/>
-                <w:i w:val="false"/>
-                <w:iCs w:val="false"/>
-                <w:color w:val="000000"/>
-                <w:sz w:val="18"/>
-                <w:szCs w:val="18"/>
-              </w:rPr>
-              <w:t xml:space="preserve">THINK-PAIR-SHARE WITH PREDICTION DIAGRAMS — Learners externalise their mental models by drawing before they have data. This reveals prior conceptions (e.g., 'the whole stem will turn red' vs. 'only the outer ring') and creates a personal stake in finding out whether they were right. The diagram format makes abstract internal anatomy concrete and comparable.</w:t>
-            </w:r>
-          </w:p>
-        </w:tc>
-        <w:tc>
-          <w:tcPr>
-            <w:tcW w:type="dxa" w:w="3040"/>
-            <w:shd w:fill="F2F2F2" w:color="auto" w:val="clear"/>
-            <w:tcMar>
-              <w:top w:type="dxa" w:w="60"/>
-              <w:left w:type="dxa" w:w="120"/>
-              <w:bottom w:type="dxa" w:w="60"/>
-              <w:right w:type="dxa" w:w="120"/>
-            </w:tcMar>
-            <w:vAlign w:val="top"/>
-          </w:tcPr>
-          <w:p>
-            <w:pPr>
-              <w:spacing w:after="40" w:before="0"/>
-              <w:jc w:val="left"/>
-            </w:pPr>
-            <w:r>
-              <w:rPr>
-                <w:rFonts w:ascii="Arial" w:cs="Arial" w:eastAsia="Arial" w:hAnsi="Arial"/>
-                <w:b w:val="false"/>
-                <w:bCs w:val="false"/>
-                <w:i w:val="false"/>
-                <w:iCs w:val="false"/>
-                <w:color w:val="000000"/>
-                <w:sz w:val="18"/>
-                <w:szCs w:val="18"/>
-              </w:rPr>
-              <w:t xml:space="preserve">Observable indicator: Every learner has a shaded cross-section diagram and a written sentence in their book before pairs share. Teacher scans books during the pair-share to identify: (a) learners who shade the entire circle (no prior knowledge of vascular tissue), (b) learners who shade a ring or spots (partial prior knowledge), (c) learners who draw dots or a central column (alternative conceptions). Teacher mentally notes 2–3 learners from group (a) to revisit in Lesson 3 (Explain phase on xylem).</w:t>
-            </w:r>
-          </w:p>
-        </w:tc>
-      </w:tr>
-      <w:tr>
-        <w:tc>
-          <w:tcPr>
-            <w:tcW w:type="dxa" w:w="1520"/>
-            <w:shd w:fill="D9EEF1" w:color="auto" w:val="clear"/>
-            <w:tcMar>
-              <w:top w:type="dxa" w:w="60"/>
-              <w:left w:type="dxa" w:w="120"/>
-              <w:bottom w:type="dxa" w:w="60"/>
-              <w:right w:type="dxa" w:w="120"/>
-            </w:tcMar>
-            <w:vAlign w:val="top"/>
-          </w:tcPr>
-          <w:p>
-            <w:pPr>
-              <w:spacing w:after="40" w:before="0"/>
-              <w:jc w:val="left"/>
-            </w:pPr>
-            <w:r>
-              <w:rPr>
-                <w:rFonts w:ascii="Arial" w:cs="Arial" w:eastAsia="Arial" w:hAnsi="Arial"/>
-                <w:b/>
-                <w:bCs/>
-                <w:i w:val="false"/>
-                <w:iCs w:val="false"/>
-                <w:color w:val="000000"/>
-                <w:sz w:val="18"/>
-                <w:szCs w:val="18"/>
-              </w:rPr>
-              <w:t xml:space="preserve">Observe Phase</w:t>
-            </w:r>
-          </w:p>
-          <w:p>
-            <w:pPr>
-              <w:spacing w:after="20" w:before="0"/>
-            </w:pPr>
-            <w:r>
-              <w:rPr>
-                <w:rFonts w:ascii="Arial" w:cs="Arial" w:eastAsia="Arial" w:hAnsi="Arial"/>
-                <w:b/>
-                <w:bCs/>
-                <w:color w:val="1F3864"/>
-                <w:sz w:val="16"/>
-                <w:szCs w:val="16"/>
-              </w:rPr>
-              <w:t xml:space="preserve">📹 VIDEO:</w:t>
-            </w:r>
-          </w:p>
-          <w:p>
-            <w:pPr>
-              <w:spacing w:after="20" w:before="0"/>
-            </w:pPr>
-            <w:hyperlink w:history="1" r:id="rIdnmqwtqoc2ysczvraqpk5w">
-              <w:r>
-                <w:rPr>
-                  <w:rFonts w:ascii="Arial" w:cs="Arial" w:eastAsia="Arial" w:hAnsi="Arial"/>
-                  <w:color w:val="2E75B6"/>
-                  <w:sz w:val="16"/>
-                  <w:szCs w:val="16"/>
-                  <w:u w:val="single" w:color="2E75B6"/>
-                </w:rPr>
-                <w:t xml:space="preserve">WATCH: The Agricultural Revolution</w:t>
-              </w:r>
-            </w:hyperlink>
-          </w:p>
-          <w:p>
-            <w:pPr>
-              <w:spacing w:after="10" w:before="0"/>
-              <w:ind w:left="120"/>
-            </w:pPr>
-            <w:r>
-              <w:rPr>
-                <w:rFonts w:ascii="Arial" w:cs="Arial" w:eastAsia="Arial" w:hAnsi="Arial"/>
-                <w:color w:val="595959"/>
-                <w:sz w:val="14"/>
-                <w:szCs w:val="14"/>
-              </w:rPr>
-              <w:t xml:space="preserve">Source: Khan Academy (English - US curriculum)</w:t>
-            </w:r>
-          </w:p>
-          <w:p>
-            <w:pPr>
-              <w:spacing w:after="10" w:before="0"/>
-              <w:ind w:left="120"/>
-            </w:pPr>
-            <w:hyperlink w:history="1" r:id="rIdq91_6wvj140wgaygiylfa">
+            <w:hyperlink w:history="1" r:id="rId72oqicztf3yp3sfeczeff">
               <w:r>
                 <w:rPr>
                   <w:rFonts w:ascii="Arial" w:cs="Arial" w:eastAsia="Arial" w:hAnsi="Arial"/>
@@ -3439,14 +3438,336 @@
                 <w:sz w:val="16"/>
                 <w:szCs w:val="16"/>
               </w:rPr>
-              <w:t xml:space="preserve">📖 HTML:</w:t>
+              <w:t xml:space="preserve">📖 READING:</w:t>
             </w:r>
           </w:p>
           <w:p>
             <w:pPr>
               <w:spacing w:after="20" w:before="0"/>
             </w:pPr>
-            <w:hyperlink w:history="1" r:id="rIdjs2yglhcangl3qauyoljr">
+            <w:r>
+              <w:rPr>
+                <w:rFonts w:ascii="Arial" w:cs="Arial" w:eastAsia="Arial" w:hAnsi="Arial"/>
+                <w:i/>
+                <w:iCs/>
+                <w:color w:val="595959"/>
+                <w:sz w:val="16"/>
+                <w:szCs w:val="16"/>
+              </w:rPr>
+              <w:t xml:space="preserve">No closely matching reading in the ARES library for this activity.</w:t>
+            </w:r>
+          </w:p>
+          <w:p>
+            <w:pPr>
+              <w:spacing w:after="10" w:before="0"/>
+              <w:ind w:left="120"/>
+            </w:pPr>
+            <w:hyperlink w:history="1" r:id="rId-gxy6s9pltumkl8frab_u">
+              <w:r>
+                <w:rPr>
+                  <w:rFonts w:ascii="Arial" w:cs="Arial" w:eastAsia="Arial" w:hAnsi="Arial"/>
+                  <w:color w:val="595959"/>
+                  <w:sz w:val="14"/>
+                  <w:szCs w:val="14"/>
+                  <w:u w:val="single" w:color="595959"/>
+                </w:rPr>
+                <w:t xml:space="preserve">🔍 Search ARES for readings</w:t>
+              </w:r>
+            </w:hyperlink>
+          </w:p>
+          <w:p>
+            <w:pPr>
+              <w:spacing w:after="10" w:before="0"/>
+              <w:ind w:left="120"/>
+            </w:pPr>
+            <w:r>
+              <w:rPr>
+                <w:rFonts w:ascii="Arial" w:cs="Arial" w:eastAsia="Arial" w:hAnsi="Arial"/>
+                <w:color w:val="595959"/>
+                <w:sz w:val="14"/>
+                <w:szCs w:val="14"/>
+              </w:rPr>
+              <w:t xml:space="preserve">Search terms: transport plants xylem transpiration</w:t>
+            </w:r>
+          </w:p>
+        </w:tc>
+        <w:tc>
+          <w:tcPr>
+            <w:tcW w:type="dxa" w:w="3040"/>
+            <w:shd w:fill="FFFFFF" w:color="auto" w:val="clear"/>
+            <w:tcMar>
+              <w:top w:type="dxa" w:w="60"/>
+              <w:left w:type="dxa" w:w="120"/>
+              <w:bottom w:type="dxa" w:w="60"/>
+              <w:right w:type="dxa" w:w="120"/>
+            </w:tcMar>
+            <w:vAlign w:val="top"/>
+          </w:tcPr>
+          <w:p>
+            <w:pPr>
+              <w:spacing w:after="40" w:before="0"/>
+              <w:jc w:val="left"/>
+            </w:pPr>
+            <w:r>
+              <w:rPr>
+                <w:rFonts w:ascii="Arial" w:cs="Arial" w:eastAsia="Arial" w:hAnsi="Arial"/>
+                <w:b w:val="false"/>
+                <w:bCs w:val="false"/>
+                <w:i w:val="false"/>
+                <w:iCs w:val="false"/>
+                <w:color w:val="000000"/>
+                <w:sz w:val="18"/>
+                <w:szCs w:val="18"/>
+              </w:rPr>
+              <w:t xml:space="preserve">After approximately 25 minutes of lesson time have elapsed (the maize seedling has been soaking for ~30 minutes total including setup time before class), the teacher performs the cross-sectional cut live in front of the class. Learners observe the vivid red rings appearing only in the woody vascular tissue. They record what they see in a labelled diagram, writing at least two observations (e.g., 'The red colour appears only in small dots/rings, not in the whole stem' and 'The outer green part and the central pith stayed white'). Simultaneously, learners observe water droplets that have formed on the inside of the polythene bag around the sweet potato or bean cutting. Learners record two observations about the bag ('Droplets formed on the inside surface of the bag' and 'The leaves look the same — no visible water on the outside of the leaves'). Learners annotate their original prediction diagrams with a different-coloured pen to show what they actually observed.</w:t>
+            </w:r>
+          </w:p>
+        </w:tc>
+        <w:tc>
+          <w:tcPr>
+            <w:tcW w:type="dxa" w:w="3040"/>
+            <w:shd w:fill="F2F2F2" w:color="auto" w:val="clear"/>
+            <w:tcMar>
+              <w:top w:type="dxa" w:w="60"/>
+              <w:left w:type="dxa" w:w="120"/>
+              <w:bottom w:type="dxa" w:w="60"/>
+              <w:right w:type="dxa" w:w="120"/>
+            </w:tcMar>
+            <w:vAlign w:val="top"/>
+          </w:tcPr>
+          <w:p>
+            <w:pPr>
+              <w:spacing w:after="40" w:before="0"/>
+              <w:jc w:val="left"/>
+            </w:pPr>
+            <w:r>
+              <w:rPr>
+                <w:rFonts w:ascii="Arial" w:cs="Arial" w:eastAsia="Arial" w:hAnsi="Arial"/>
+                <w:b w:val="false"/>
+                <w:bCs w:val="false"/>
+                <w:i w:val="false"/>
+                <w:iCs w:val="false"/>
+                <w:color w:val="000000"/>
+                <w:sz w:val="18"/>
+                <w:szCs w:val="18"/>
+              </w:rPr>
+              <w:t xml:space="preserve">1. Build anticipation: 'It has now been about 30 minutes. Let us see what happened.' Carry the maize seedling to the cutting board at the front. Say: 'Watch carefully — I will cut across the stem here' (indicate a point about 5 cm above the roots). Make a clean cross-sectional cut with a sharp razor blade on the cutting board. Hold the cut surface up so all learners can see the red rings. </w:t>
+            </w:r>
+          </w:p>
+          <w:p>
+            <w:pPr>
+              <w:spacing w:after="40" w:before="0"/>
+              <w:jc w:val="left"/>
+            </w:pPr>
+            <w:r>
+              <w:rPr>
+                <w:rFonts w:ascii="Arial" w:cs="Arial" w:eastAsia="Arial" w:hAnsi="Arial"/>
+                <w:b w:val="false"/>
+                <w:bCs w:val="false"/>
+                <w:i w:val="false"/>
+                <w:iCs w:val="false"/>
+                <w:color w:val="000000"/>
+                <w:sz w:val="18"/>
+                <w:szCs w:val="18"/>
+              </w:rPr>
+              <w:t xml:space="preserve">2. Say: 'Write down exactly what you see. Not what you think — what you SEE.' Allow 90 seconds of silent recording. </w:t>
+            </w:r>
+          </w:p>
+          <w:p>
+            <w:pPr>
+              <w:spacing w:after="40" w:before="0"/>
+              <w:jc w:val="left"/>
+            </w:pPr>
+            <w:r>
+              <w:rPr>
+                <w:rFonts w:ascii="Arial" w:cs="Arial" w:eastAsia="Arial" w:hAnsi="Arial"/>
+                <w:b w:val="false"/>
+                <w:bCs w:val="false"/>
+                <w:i w:val="false"/>
+                <w:iCs w:val="false"/>
+                <w:color w:val="000000"/>
+                <w:sz w:val="18"/>
+                <w:szCs w:val="18"/>
+              </w:rPr>
+              <w:t xml:space="preserve">3. Walk the cut stem around to at least 3 learner pairs for close-up observation. Say: 'Look at the pattern. Can you see any difference between the red parts and the white parts?' WAIT 10 seconds. </w:t>
+            </w:r>
+          </w:p>
+          <w:p>
+            <w:pPr>
+              <w:spacing w:after="40" w:before="0"/>
+              <w:jc w:val="left"/>
+            </w:pPr>
+            <w:r>
+              <w:rPr>
+                <w:rFonts w:ascii="Arial" w:cs="Arial" w:eastAsia="Arial" w:hAnsi="Arial"/>
+                <w:b w:val="false"/>
+                <w:bCs w:val="false"/>
+                <w:i w:val="false"/>
+                <w:iCs w:val="false"/>
+                <w:color w:val="000000"/>
+                <w:sz w:val="18"/>
+                <w:szCs w:val="18"/>
+              </w:rPr>
+              <w:t xml:space="preserve">4. Hold up the polythene bag. Say: 'Now look at this bag. I sealed a sweet potato cutting inside it 30 minutes ago. No liquid water was added. What do you observe?' Cold-call 3 learners. After each: 'Write that observation down.' </w:t>
+            </w:r>
+          </w:p>
+          <w:p>
+            <w:pPr>
+              <w:spacing w:after="40" w:before="0"/>
+              <w:jc w:val="left"/>
+            </w:pPr>
+            <w:r>
+              <w:rPr>
+                <w:rFonts w:ascii="Arial" w:cs="Arial" w:eastAsia="Arial" w:hAnsi="Arial"/>
+                <w:b w:val="false"/>
+                <w:bCs w:val="false"/>
+                <w:i w:val="false"/>
+                <w:iCs w:val="false"/>
+                <w:color w:val="000000"/>
+                <w:sz w:val="18"/>
+                <w:szCs w:val="18"/>
+              </w:rPr>
+              <w:t xml:space="preserve">5. Instruct: 'Go back to your prediction diagram. Using a RED pen or pencil, draw what you actually observed. Then put a tick if your prediction was right, or a cross if it was different — and write one word describing how you feel about the difference.' </w:t>
+            </w:r>
+          </w:p>
+          <w:p>
+            <w:pPr>
+              <w:spacing w:after="40" w:before="0"/>
+              <w:jc w:val="left"/>
+            </w:pPr>
+            <w:r>
+              <w:rPr>
+                <w:rFonts w:ascii="Arial" w:cs="Arial" w:eastAsia="Arial" w:hAnsi="Arial"/>
+                <w:b w:val="false"/>
+                <w:bCs w:val="false"/>
+                <w:i w:val="false"/>
+                <w:iCs w:val="false"/>
+                <w:color w:val="000000"/>
+                <w:sz w:val="18"/>
+                <w:szCs w:val="18"/>
+              </w:rPr>
+              <w:t xml:space="preserve">6. Ask the class: 'How many of you predicted exactly where the red appeared?' (Show of hands — count aloud.) 'How many were surprised?' (Count aloud.) Record counts on the board: e.g., 'Predicted correctly: 4 | Surprised: 28'. Leave these numbers on the board for the DQB phase.</w:t>
+            </w:r>
+          </w:p>
+        </w:tc>
+        <w:tc>
+          <w:tcPr>
+            <w:tcW w:type="dxa" w:w="3040"/>
+            <w:shd w:fill="FFFFFF" w:color="auto" w:val="clear"/>
+            <w:tcMar>
+              <w:top w:type="dxa" w:w="60"/>
+              <w:left w:type="dxa" w:w="120"/>
+              <w:bottom w:type="dxa" w:w="60"/>
+              <w:right w:type="dxa" w:w="120"/>
+            </w:tcMar>
+            <w:vAlign w:val="top"/>
+          </w:tcPr>
+          <w:p>
+            <w:pPr>
+              <w:spacing w:after="40" w:before="0"/>
+              <w:jc w:val="left"/>
+            </w:pPr>
+            <w:r>
+              <w:rPr>
+                <w:rFonts w:ascii="Arial" w:cs="Arial" w:eastAsia="Arial" w:hAnsi="Arial"/>
+                <w:b w:val="false"/>
+                <w:bCs w:val="false"/>
+                <w:i w:val="false"/>
+                <w:iCs w:val="false"/>
+                <w:color w:val="000000"/>
+                <w:sz w:val="18"/>
+                <w:szCs w:val="18"/>
+              </w:rPr>
+              <w:t xml:space="preserve">ANNOTATED OBSERVATION DIAGRAMS WITH PREDICTION COMPARISON — By drawing what they predicted AND then annotating with what they observed using a contrasting colour, learners perform a cognitive comparison that highlights the gap between their prior model and the evidence. The surprise data (only 4 correct out of 32) becomes a shared class experience that motivates explanation-seeking.</w:t>
+            </w:r>
+          </w:p>
+        </w:tc>
+        <w:tc>
+          <w:tcPr>
+            <w:tcW w:type="dxa" w:w="3040"/>
+            <w:shd w:fill="F2F2F2" w:color="auto" w:val="clear"/>
+            <w:tcMar>
+              <w:top w:type="dxa" w:w="60"/>
+              <w:left w:type="dxa" w:w="120"/>
+              <w:bottom w:type="dxa" w:w="60"/>
+              <w:right w:type="dxa" w:w="120"/>
+            </w:tcMar>
+            <w:vAlign w:val="top"/>
+          </w:tcPr>
+          <w:p>
+            <w:pPr>
+              <w:spacing w:after="40" w:before="0"/>
+              <w:jc w:val="left"/>
+            </w:pPr>
+            <w:r>
+              <w:rPr>
+                <w:rFonts w:ascii="Arial" w:cs="Arial" w:eastAsia="Arial" w:hAnsi="Arial"/>
+                <w:b w:val="false"/>
+                <w:bCs w:val="false"/>
+                <w:i w:val="false"/>
+                <w:iCs w:val="false"/>
+                <w:color w:val="000000"/>
+                <w:sz w:val="18"/>
+                <w:szCs w:val="18"/>
+              </w:rPr>
+              <w:t xml:space="preserve">Observable indicator: Learner books show two layers of annotation — original prediction (one colour) and observed result (contrasting colour/pen). Teacher checks that observations are descriptive, not explanatory (e.g., 'red rings in the woody dots' is acceptable; 'because water went up the xylem' is premature — teacher gently redirects: 'That is an explanation — for now, just tell me what you see'). At least 80% of learners should have two distinct observation statements recorded before the class moves on.</w:t>
+            </w:r>
+          </w:p>
+        </w:tc>
+      </w:tr>
+      <w:tr>
+        <w:tc>
+          <w:tcPr>
+            <w:tcW w:type="dxa" w:w="1520"/>
+            <w:shd w:fill="E2EFDA" w:color="auto" w:val="clear"/>
+            <w:tcMar>
+              <w:top w:type="dxa" w:w="60"/>
+              <w:left w:type="dxa" w:w="120"/>
+              <w:bottom w:type="dxa" w:w="60"/>
+              <w:right w:type="dxa" w:w="120"/>
+            </w:tcMar>
+            <w:vAlign w:val="top"/>
+          </w:tcPr>
+          <w:p>
+            <w:pPr>
+              <w:spacing w:after="40" w:before="0"/>
+              <w:jc w:val="left"/>
+            </w:pPr>
+            <w:r>
+              <w:rPr>
+                <w:rFonts w:ascii="Arial" w:cs="Arial" w:eastAsia="Arial" w:hAnsi="Arial"/>
+                <w:b/>
+                <w:bCs/>
+                <w:i w:val="false"/>
+                <w:iCs w:val="false"/>
+                <w:color w:val="000000"/>
+                <w:sz w:val="18"/>
+                <w:szCs w:val="18"/>
+              </w:rPr>
+              <w:t xml:space="preserve">Explain Phase</w:t>
+            </w:r>
+          </w:p>
+          <w:p>
+            <w:pPr>
+              <w:spacing w:after="20" w:before="0"/>
+            </w:pPr>
+            <w:r>
+              <w:rPr>
+                <w:rFonts w:ascii="Arial" w:cs="Arial" w:eastAsia="Arial" w:hAnsi="Arial"/>
+                <w:b/>
+                <w:bCs/>
+                <w:color w:val="1F3864"/>
+                <w:sz w:val="16"/>
+                <w:szCs w:val="16"/>
+              </w:rPr>
+              <w:t xml:space="preserve">📹 VIDEO:</w:t>
+            </w:r>
+          </w:p>
+          <w:p>
+            <w:pPr>
+              <w:spacing w:after="20" w:before="0"/>
+            </w:pPr>
+            <w:hyperlink w:history="1" r:id="rIdd-eb_eke2rf50siak7pis">
               <w:r>
                 <w:rPr>
                   <w:rFonts w:ascii="Arial" w:cs="Arial" w:eastAsia="Arial" w:hAnsi="Arial"/>
@@ -3455,7 +3776,7 @@
                   <w:szCs w:val="16"/>
                   <w:u w:val="single" w:color="2E75B6"/>
                 </w:rPr>
-                <w:t xml:space="preserve">Cell Transport (Flexbook)</w:t>
+                <w:t xml:space="preserve">12 Plant Transport Xylem And Phloem, Transpiration [3D Animation]</w:t>
               </w:r>
             </w:hyperlink>
           </w:p>
@@ -3471,7 +3792,7 @@
                 <w:sz w:val="14"/>
                 <w:szCs w:val="14"/>
               </w:rPr>
-              <w:t xml:space="preserve">Source: CK-12</w:t>
+              <w:t xml:space="preserve">Source: Seavuria</w:t>
             </w:r>
           </w:p>
           <w:p>
@@ -3479,330 +3800,7 @@
               <w:spacing w:after="10" w:before="0"/>
               <w:ind w:left="120"/>
             </w:pPr>
-            <w:hyperlink w:history="1" r:id="rId9li0fgg8ibyq202puywzj">
-              <w:r>
-                <w:rPr>
-                  <w:rFonts w:ascii="Arial" w:cs="Arial" w:eastAsia="Arial" w:hAnsi="Arial"/>
-                  <w:color w:val="595959"/>
-                  <w:sz w:val="14"/>
-                  <w:szCs w:val="14"/>
-                  <w:u w:val="single" w:color="595959"/>
-                </w:rPr>
-                <w:t xml:space="preserve">🔍 Search ARES for similar readings</w:t>
-              </w:r>
-            </w:hyperlink>
-          </w:p>
-        </w:tc>
-        <w:tc>
-          <w:tcPr>
-            <w:tcW w:type="dxa" w:w="3040"/>
-            <w:shd w:fill="FFFFFF" w:color="auto" w:val="clear"/>
-            <w:tcMar>
-              <w:top w:type="dxa" w:w="60"/>
-              <w:left w:type="dxa" w:w="120"/>
-              <w:bottom w:type="dxa" w:w="60"/>
-              <w:right w:type="dxa" w:w="120"/>
-            </w:tcMar>
-            <w:vAlign w:val="top"/>
-          </w:tcPr>
-          <w:p>
-            <w:pPr>
-              <w:spacing w:after="40" w:before="0"/>
-              <w:jc w:val="left"/>
-            </w:pPr>
-            <w:r>
-              <w:rPr>
-                <w:rFonts w:ascii="Arial" w:cs="Arial" w:eastAsia="Arial" w:hAnsi="Arial"/>
-                <w:b w:val="false"/>
-                <w:bCs w:val="false"/>
-                <w:i w:val="false"/>
-                <w:iCs w:val="false"/>
-                <w:color w:val="000000"/>
-                <w:sz w:val="18"/>
-                <w:szCs w:val="18"/>
-              </w:rPr>
-              <w:t xml:space="preserve">After approximately 25 minutes of lesson time have elapsed (the maize seedling has been soaking for ~30 minutes total including setup time before class), the teacher performs the cross-sectional cut live in front of the class. Learners observe the vivid red rings appearing only in the woody vascular tissue. They record what they see in a labelled diagram, writing at least two observations (e.g., 'The red colour appears only in small dots/rings, not in the whole stem' and 'The outer green part and the central pith stayed white'). Simultaneously, learners observe water droplets that have formed on the inside of the polythene bag around the sweet potato or bean cutting. Learners record two observations about the bag ('Droplets formed on the inside surface of the bag' and 'The leaves look the same — no visible water on the outside of the leaves'). Learners annotate their original prediction diagrams with a different-coloured pen to show what they actually observed.</w:t>
-            </w:r>
-          </w:p>
-        </w:tc>
-        <w:tc>
-          <w:tcPr>
-            <w:tcW w:type="dxa" w:w="3040"/>
-            <w:shd w:fill="F2F2F2" w:color="auto" w:val="clear"/>
-            <w:tcMar>
-              <w:top w:type="dxa" w:w="60"/>
-              <w:left w:type="dxa" w:w="120"/>
-              <w:bottom w:type="dxa" w:w="60"/>
-              <w:right w:type="dxa" w:w="120"/>
-            </w:tcMar>
-            <w:vAlign w:val="top"/>
-          </w:tcPr>
-          <w:p>
-            <w:pPr>
-              <w:spacing w:after="40" w:before="0"/>
-              <w:jc w:val="left"/>
-            </w:pPr>
-            <w:r>
-              <w:rPr>
-                <w:rFonts w:ascii="Arial" w:cs="Arial" w:eastAsia="Arial" w:hAnsi="Arial"/>
-                <w:b w:val="false"/>
-                <w:bCs w:val="false"/>
-                <w:i w:val="false"/>
-                <w:iCs w:val="false"/>
-                <w:color w:val="000000"/>
-                <w:sz w:val="18"/>
-                <w:szCs w:val="18"/>
-              </w:rPr>
-              <w:t xml:space="preserve">1. Build anticipation: 'It has now been about 30 minutes. Let us see what happened.' Carry the maize seedling to the cutting board at the front. Say: 'Watch carefully — I will cut across the stem here' (indicate a point about 5 cm above the roots). Make a clean cross-sectional cut with a sharp razor blade on the cutting board. Hold the cut surface up so all learners can see the red rings. </w:t>
-            </w:r>
-          </w:p>
-          <w:p>
-            <w:pPr>
-              <w:spacing w:after="40" w:before="0"/>
-              <w:jc w:val="left"/>
-            </w:pPr>
-            <w:r>
-              <w:rPr>
-                <w:rFonts w:ascii="Arial" w:cs="Arial" w:eastAsia="Arial" w:hAnsi="Arial"/>
-                <w:b w:val="false"/>
-                <w:bCs w:val="false"/>
-                <w:i w:val="false"/>
-                <w:iCs w:val="false"/>
-                <w:color w:val="000000"/>
-                <w:sz w:val="18"/>
-                <w:szCs w:val="18"/>
-              </w:rPr>
-              <w:t xml:space="preserve">2. Say: 'Write down exactly what you see. Not what you think — what you SEE.' Allow 90 seconds of silent recording. </w:t>
-            </w:r>
-          </w:p>
-          <w:p>
-            <w:pPr>
-              <w:spacing w:after="40" w:before="0"/>
-              <w:jc w:val="left"/>
-            </w:pPr>
-            <w:r>
-              <w:rPr>
-                <w:rFonts w:ascii="Arial" w:cs="Arial" w:eastAsia="Arial" w:hAnsi="Arial"/>
-                <w:b w:val="false"/>
-                <w:bCs w:val="false"/>
-                <w:i w:val="false"/>
-                <w:iCs w:val="false"/>
-                <w:color w:val="000000"/>
-                <w:sz w:val="18"/>
-                <w:szCs w:val="18"/>
-              </w:rPr>
-              <w:t xml:space="preserve">3. Walk the cut stem around to at least 3 learner pairs for close-up observation. Say: 'Look at the pattern. Can you see any difference between the red parts and the white parts?' WAIT 10 seconds. </w:t>
-            </w:r>
-          </w:p>
-          <w:p>
-            <w:pPr>
-              <w:spacing w:after="40" w:before="0"/>
-              <w:jc w:val="left"/>
-            </w:pPr>
-            <w:r>
-              <w:rPr>
-                <w:rFonts w:ascii="Arial" w:cs="Arial" w:eastAsia="Arial" w:hAnsi="Arial"/>
-                <w:b w:val="false"/>
-                <w:bCs w:val="false"/>
-                <w:i w:val="false"/>
-                <w:iCs w:val="false"/>
-                <w:color w:val="000000"/>
-                <w:sz w:val="18"/>
-                <w:szCs w:val="18"/>
-              </w:rPr>
-              <w:t xml:space="preserve">4. Hold up the polythene bag. Say: 'Now look at this bag. I sealed a sweet potato cutting inside it 30 minutes ago. No liquid water was added. What do you observe?' Cold-call 3 learners. After each: 'Write that observation down.' </w:t>
-            </w:r>
-          </w:p>
-          <w:p>
-            <w:pPr>
-              <w:spacing w:after="40" w:before="0"/>
-              <w:jc w:val="left"/>
-            </w:pPr>
-            <w:r>
-              <w:rPr>
-                <w:rFonts w:ascii="Arial" w:cs="Arial" w:eastAsia="Arial" w:hAnsi="Arial"/>
-                <w:b w:val="false"/>
-                <w:bCs w:val="false"/>
-                <w:i w:val="false"/>
-                <w:iCs w:val="false"/>
-                <w:color w:val="000000"/>
-                <w:sz w:val="18"/>
-                <w:szCs w:val="18"/>
-              </w:rPr>
-              <w:t xml:space="preserve">5. Instruct: 'Go back to your prediction diagram. Using a RED pen or pencil, draw what you actually observed. Then put a tick if your prediction was right, or a cross if it was different — and write one word describing how you feel about the difference.' </w:t>
-            </w:r>
-          </w:p>
-          <w:p>
-            <w:pPr>
-              <w:spacing w:after="40" w:before="0"/>
-              <w:jc w:val="left"/>
-            </w:pPr>
-            <w:r>
-              <w:rPr>
-                <w:rFonts w:ascii="Arial" w:cs="Arial" w:eastAsia="Arial" w:hAnsi="Arial"/>
-                <w:b w:val="false"/>
-                <w:bCs w:val="false"/>
-                <w:i w:val="false"/>
-                <w:iCs w:val="false"/>
-                <w:color w:val="000000"/>
-                <w:sz w:val="18"/>
-                <w:szCs w:val="18"/>
-              </w:rPr>
-              <w:t xml:space="preserve">6. Ask the class: 'How many of you predicted exactly where the red appeared?' (Show of hands — count aloud.) 'How many were surprised?' (Count aloud.) Record counts on the board: e.g., 'Predicted correctly: 4 | Surprised: 28'. Leave these numbers on the board for the DQB phase.</w:t>
-            </w:r>
-          </w:p>
-        </w:tc>
-        <w:tc>
-          <w:tcPr>
-            <w:tcW w:type="dxa" w:w="3040"/>
-            <w:shd w:fill="FFFFFF" w:color="auto" w:val="clear"/>
-            <w:tcMar>
-              <w:top w:type="dxa" w:w="60"/>
-              <w:left w:type="dxa" w:w="120"/>
-              <w:bottom w:type="dxa" w:w="60"/>
-              <w:right w:type="dxa" w:w="120"/>
-            </w:tcMar>
-            <w:vAlign w:val="top"/>
-          </w:tcPr>
-          <w:p>
-            <w:pPr>
-              <w:spacing w:after="40" w:before="0"/>
-              <w:jc w:val="left"/>
-            </w:pPr>
-            <w:r>
-              <w:rPr>
-                <w:rFonts w:ascii="Arial" w:cs="Arial" w:eastAsia="Arial" w:hAnsi="Arial"/>
-                <w:b w:val="false"/>
-                <w:bCs w:val="false"/>
-                <w:i w:val="false"/>
-                <w:iCs w:val="false"/>
-                <w:color w:val="000000"/>
-                <w:sz w:val="18"/>
-                <w:szCs w:val="18"/>
-              </w:rPr>
-              <w:t xml:space="preserve">ANNOTATED OBSERVATION DIAGRAMS WITH PREDICTION COMPARISON — By drawing what they predicted AND then annotating with what they observed using a contrasting colour, learners perform a cognitive comparison that highlights the gap between their prior model and the evidence. The surprise data (only 4 correct out of 32) becomes a shared class experience that motivates explanation-seeking.</w:t>
-            </w:r>
-          </w:p>
-        </w:tc>
-        <w:tc>
-          <w:tcPr>
-            <w:tcW w:type="dxa" w:w="3040"/>
-            <w:shd w:fill="F2F2F2" w:color="auto" w:val="clear"/>
-            <w:tcMar>
-              <w:top w:type="dxa" w:w="60"/>
-              <w:left w:type="dxa" w:w="120"/>
-              <w:bottom w:type="dxa" w:w="60"/>
-              <w:right w:type="dxa" w:w="120"/>
-            </w:tcMar>
-            <w:vAlign w:val="top"/>
-          </w:tcPr>
-          <w:p>
-            <w:pPr>
-              <w:spacing w:after="40" w:before="0"/>
-              <w:jc w:val="left"/>
-            </w:pPr>
-            <w:r>
-              <w:rPr>
-                <w:rFonts w:ascii="Arial" w:cs="Arial" w:eastAsia="Arial" w:hAnsi="Arial"/>
-                <w:b w:val="false"/>
-                <w:bCs w:val="false"/>
-                <w:i w:val="false"/>
-                <w:iCs w:val="false"/>
-                <w:color w:val="000000"/>
-                <w:sz w:val="18"/>
-                <w:szCs w:val="18"/>
-              </w:rPr>
-              <w:t xml:space="preserve">Observable indicator: Learner books show two layers of annotation — original prediction (one colour) and observed result (contrasting colour/pen). Teacher checks that observations are descriptive, not explanatory (e.g., 'red rings in the woody dots' is acceptable; 'because water went up the xylem' is premature — teacher gently redirects: 'That is an explanation — for now, just tell me what you see'). At least 80% of learners should have two distinct observation statements recorded before the class moves on.</w:t>
-            </w:r>
-          </w:p>
-        </w:tc>
-      </w:tr>
-      <w:tr>
-        <w:tc>
-          <w:tcPr>
-            <w:tcW w:type="dxa" w:w="1520"/>
-            <w:shd w:fill="E2EFDA" w:color="auto" w:val="clear"/>
-            <w:tcMar>
-              <w:top w:type="dxa" w:w="60"/>
-              <w:left w:type="dxa" w:w="120"/>
-              <w:bottom w:type="dxa" w:w="60"/>
-              <w:right w:type="dxa" w:w="120"/>
-            </w:tcMar>
-            <w:vAlign w:val="top"/>
-          </w:tcPr>
-          <w:p>
-            <w:pPr>
-              <w:spacing w:after="40" w:before="0"/>
-              <w:jc w:val="left"/>
-            </w:pPr>
-            <w:r>
-              <w:rPr>
-                <w:rFonts w:ascii="Arial" w:cs="Arial" w:eastAsia="Arial" w:hAnsi="Arial"/>
-                <w:b/>
-                <w:bCs/>
-                <w:i w:val="false"/>
-                <w:iCs w:val="false"/>
-                <w:color w:val="000000"/>
-                <w:sz w:val="18"/>
-                <w:szCs w:val="18"/>
-              </w:rPr>
-              <w:t xml:space="preserve">Explain Phase</w:t>
-            </w:r>
-          </w:p>
-          <w:p>
-            <w:pPr>
-              <w:spacing w:after="20" w:before="0"/>
-            </w:pPr>
-            <w:r>
-              <w:rPr>
-                <w:rFonts w:ascii="Arial" w:cs="Arial" w:eastAsia="Arial" w:hAnsi="Arial"/>
-                <w:b/>
-                <w:bCs/>
-                <w:color w:val="1F3864"/>
-                <w:sz w:val="16"/>
-                <w:szCs w:val="16"/>
-              </w:rPr>
-              <w:t xml:space="preserve">📹 VIDEO:</w:t>
-            </w:r>
-          </w:p>
-          <w:p>
-            <w:pPr>
-              <w:spacing w:after="20" w:before="0"/>
-            </w:pPr>
-            <w:hyperlink w:history="1" r:id="rIdebtzpzy4jqgakeoyvwvwv">
-              <w:r>
-                <w:rPr>
-                  <w:rFonts w:ascii="Arial" w:cs="Arial" w:eastAsia="Arial" w:hAnsi="Arial"/>
-                  <w:color w:val="2E75B6"/>
-                  <w:sz w:val="16"/>
-                  <w:szCs w:val="16"/>
-                  <w:u w:val="single" w:color="2E75B6"/>
-                </w:rPr>
-                <w:t xml:space="preserve">WATCH: The Agricultural Revolution</w:t>
-              </w:r>
-            </w:hyperlink>
-          </w:p>
-          <w:p>
-            <w:pPr>
-              <w:spacing w:after="10" w:before="0"/>
-              <w:ind w:left="120"/>
-            </w:pPr>
-            <w:r>
-              <w:rPr>
-                <w:rFonts w:ascii="Arial" w:cs="Arial" w:eastAsia="Arial" w:hAnsi="Arial"/>
-                <w:color w:val="595959"/>
-                <w:sz w:val="14"/>
-                <w:szCs w:val="14"/>
-              </w:rPr>
-              <w:t xml:space="preserve">Source: Khan Academy (English - US curriculum)</w:t>
-            </w:r>
-          </w:p>
-          <w:p>
-            <w:pPr>
-              <w:spacing w:after="10" w:before="0"/>
-              <w:ind w:left="120"/>
-            </w:pPr>
-            <w:hyperlink w:history="1" r:id="rIdhjgg1uq0oahcdd6wry4lz">
+            <w:hyperlink w:history="1" r:id="rIdxca1xfnznuev1-yfydr1x">
               <w:r>
                 <w:rPr>
                   <w:rFonts w:ascii="Arial" w:cs="Arial" w:eastAsia="Arial" w:hAnsi="Arial"/>
@@ -3840,14 +3838,336 @@
                 <w:sz w:val="16"/>
                 <w:szCs w:val="16"/>
               </w:rPr>
-              <w:t xml:space="preserve">📖 HTML:</w:t>
+              <w:t xml:space="preserve">📖 READING:</w:t>
             </w:r>
           </w:p>
           <w:p>
             <w:pPr>
               <w:spacing w:after="20" w:before="0"/>
             </w:pPr>
-            <w:hyperlink w:history="1" r:id="rId9zy8gba-xvtafphu2kwiq">
+            <w:r>
+              <w:rPr>
+                <w:rFonts w:ascii="Arial" w:cs="Arial" w:eastAsia="Arial" w:hAnsi="Arial"/>
+                <w:i/>
+                <w:iCs/>
+                <w:color w:val="595959"/>
+                <w:sz w:val="16"/>
+                <w:szCs w:val="16"/>
+              </w:rPr>
+              <w:t xml:space="preserve">No closely matching reading in the ARES library for this activity.</w:t>
+            </w:r>
+          </w:p>
+          <w:p>
+            <w:pPr>
+              <w:spacing w:after="10" w:before="0"/>
+              <w:ind w:left="120"/>
+            </w:pPr>
+            <w:hyperlink w:history="1" r:id="rIds8cnfdx9e3iptbopq4yq5">
+              <w:r>
+                <w:rPr>
+                  <w:rFonts w:ascii="Arial" w:cs="Arial" w:eastAsia="Arial" w:hAnsi="Arial"/>
+                  <w:color w:val="595959"/>
+                  <w:sz w:val="14"/>
+                  <w:szCs w:val="14"/>
+                  <w:u w:val="single" w:color="595959"/>
+                </w:rPr>
+                <w:t xml:space="preserve">🔍 Search ARES for readings</w:t>
+              </w:r>
+            </w:hyperlink>
+          </w:p>
+          <w:p>
+            <w:pPr>
+              <w:spacing w:after="10" w:before="0"/>
+              <w:ind w:left="120"/>
+            </w:pPr>
+            <w:r>
+              <w:rPr>
+                <w:rFonts w:ascii="Arial" w:cs="Arial" w:eastAsia="Arial" w:hAnsi="Arial"/>
+                <w:color w:val="595959"/>
+                <w:sz w:val="14"/>
+                <w:szCs w:val="14"/>
+              </w:rPr>
+              <w:t xml:space="preserve">Search terms: transport plants xylem transpiration</w:t>
+            </w:r>
+          </w:p>
+        </w:tc>
+        <w:tc>
+          <w:tcPr>
+            <w:tcW w:type="dxa" w:w="3040"/>
+            <w:shd w:fill="FFFFFF" w:color="auto" w:val="clear"/>
+            <w:tcMar>
+              <w:top w:type="dxa" w:w="60"/>
+              <w:left w:type="dxa" w:w="120"/>
+              <w:bottom w:type="dxa" w:w="60"/>
+              <w:right w:type="dxa" w:w="120"/>
+            </w:tcMar>
+            <w:vAlign w:val="top"/>
+          </w:tcPr>
+          <w:p>
+            <w:pPr>
+              <w:spacing w:after="40" w:before="0"/>
+              <w:jc w:val="left"/>
+            </w:pPr>
+            <w:r>
+              <w:rPr>
+                <w:rFonts w:ascii="Arial" w:cs="Arial" w:eastAsia="Arial" w:hAnsi="Arial"/>
+                <w:b w:val="false"/>
+                <w:bCs w:val="false"/>
+                <w:i w:val="false"/>
+                <w:iCs w:val="false"/>
+                <w:color w:val="000000"/>
+                <w:sz w:val="18"/>
+                <w:szCs w:val="18"/>
+              </w:rPr>
+              <w:t xml:space="preserve">Learners attempt to construct initial explanations using only the evidence they have just observed — no textbook input yet. In groups of four, learners answer two questions written on the board: (Q1) 'Why do you think the red dye appeared ONLY in those specific parts of the stem — and not everywhere?' (Q2) 'If no liquid water was added to the bag, where could the water vapour have come from?' Groups have 5 minutes to discuss and write a group explanation (2–3 sentences per question) on a strip of manila paper or in their books. Groups share one idea each in a whole-class share-out. Teacher scribes key words from each group on the board under two columns: 'Maize Stem — Dye Ideas' and 'Bag — Water Vapour Ideas'. Teacher does NOT evaluate or correct any idea at this stage.</w:t>
+            </w:r>
+          </w:p>
+        </w:tc>
+        <w:tc>
+          <w:tcPr>
+            <w:tcW w:type="dxa" w:w="3040"/>
+            <w:shd w:fill="F2F2F2" w:color="auto" w:val="clear"/>
+            <w:tcMar>
+              <w:top w:type="dxa" w:w="60"/>
+              <w:left w:type="dxa" w:w="120"/>
+              <w:bottom w:type="dxa" w:w="60"/>
+              <w:right w:type="dxa" w:w="120"/>
+            </w:tcMar>
+            <w:vAlign w:val="top"/>
+          </w:tcPr>
+          <w:p>
+            <w:pPr>
+              <w:spacing w:after="40" w:before="0"/>
+              <w:jc w:val="left"/>
+            </w:pPr>
+            <w:r>
+              <w:rPr>
+                <w:rFonts w:ascii="Arial" w:cs="Arial" w:eastAsia="Arial" w:hAnsi="Arial"/>
+                <w:b w:val="false"/>
+                <w:bCs w:val="false"/>
+                <w:i w:val="false"/>
+                <w:iCs w:val="false"/>
+                <w:color w:val="000000"/>
+                <w:sz w:val="18"/>
+                <w:szCs w:val="18"/>
+              </w:rPr>
+              <w:t xml:space="preserve">1. Write the two questions on the board in large print before the group work begins. Read them aloud. Say: 'You do not need to know the correct science answer yet. I want YOUR best explanation based only on what you just observed. Use your diagrams as evidence.' </w:t>
+            </w:r>
+          </w:p>
+          <w:p>
+            <w:pPr>
+              <w:spacing w:after="40" w:before="0"/>
+              <w:jc w:val="left"/>
+            </w:pPr>
+            <w:r>
+              <w:rPr>
+                <w:rFonts w:ascii="Arial" w:cs="Arial" w:eastAsia="Arial" w:hAnsi="Arial"/>
+                <w:b w:val="false"/>
+                <w:bCs w:val="false"/>
+                <w:i w:val="false"/>
+                <w:iCs w:val="false"/>
+                <w:color w:val="000000"/>
+                <w:sz w:val="18"/>
+                <w:szCs w:val="18"/>
+              </w:rPr>
+              <w:t xml:space="preserve">2. Circulate during the 5 minutes of group work. Listen to group discussions. Prompt quieter groups: 'What did you notice about WHERE the red rings were? Does that give you a clue?' WAIT 12 seconds after each prompt before speaking again. </w:t>
+            </w:r>
+          </w:p>
+          <w:p>
+            <w:pPr>
+              <w:spacing w:after="40" w:before="0"/>
+              <w:jc w:val="left"/>
+            </w:pPr>
+            <w:r>
+              <w:rPr>
+                <w:rFonts w:ascii="Arial" w:cs="Arial" w:eastAsia="Arial" w:hAnsi="Arial"/>
+                <w:b w:val="false"/>
+                <w:bCs w:val="false"/>
+                <w:i w:val="false"/>
+                <w:iCs w:val="false"/>
+                <w:color w:val="000000"/>
+                <w:sz w:val="18"/>
+                <w:szCs w:val="18"/>
+              </w:rPr>
+              <w:t xml:space="preserve">3. After 5 minutes, call the class to attention. Take exactly one idea from each of the 6–8 groups (no repeats — if a group has the same idea as a previous group, say 'You agree with Group 3 — noted. Does your group have a different idea?'). </w:t>
+            </w:r>
+          </w:p>
+          <w:p>
+            <w:pPr>
+              <w:spacing w:after="40" w:before="0"/>
+              <w:jc w:val="left"/>
+            </w:pPr>
+            <w:r>
+              <w:rPr>
+                <w:rFonts w:ascii="Arial" w:cs="Arial" w:eastAsia="Arial" w:hAnsi="Arial"/>
+                <w:b w:val="false"/>
+                <w:bCs w:val="false"/>
+                <w:i w:val="false"/>
+                <w:iCs w:val="false"/>
+                <w:color w:val="000000"/>
+                <w:sz w:val="18"/>
+                <w:szCs w:val="18"/>
+              </w:rPr>
+              <w:t xml:space="preserve">4. Scribe their exact words — do not paraphrase or correct. Underline key terms learners use (e.g., 'tubes', 'pipes', 'channels', 'skin of the leaf', 'breathing'). </w:t>
+            </w:r>
+          </w:p>
+          <w:p>
+            <w:pPr>
+              <w:spacing w:after="40" w:before="0"/>
+              <w:jc w:val="left"/>
+            </w:pPr>
+            <w:r>
+              <w:rPr>
+                <w:rFonts w:ascii="Arial" w:cs="Arial" w:eastAsia="Arial" w:hAnsi="Arial"/>
+                <w:b w:val="false"/>
+                <w:bCs w:val="false"/>
+                <w:i w:val="false"/>
+                <w:iCs w:val="false"/>
+                <w:color w:val="000000"/>
+                <w:sz w:val="18"/>
+                <w:szCs w:val="18"/>
+              </w:rPr>
+              <w:t xml:space="preserve">5. When all groups have shared, step back and say: 'Look at this board. We have several different ideas. They cannot all be right — but they might all point at something true. The experiments in the next few lessons will help us figure out which ideas hold up.' </w:t>
+            </w:r>
+          </w:p>
+          <w:p>
+            <w:pPr>
+              <w:spacing w:after="40" w:before="0"/>
+              <w:jc w:val="left"/>
+            </w:pPr>
+            <w:r>
+              <w:rPr>
+                <w:rFonts w:ascii="Arial" w:cs="Arial" w:eastAsia="Arial" w:hAnsi="Arial"/>
+                <w:b w:val="false"/>
+                <w:bCs w:val="false"/>
+                <w:i w:val="false"/>
+                <w:iCs w:val="false"/>
+                <w:color w:val="000000"/>
+                <w:sz w:val="18"/>
+                <w:szCs w:val="18"/>
+              </w:rPr>
+              <w:t xml:space="preserve">6. Say: 'I want to add one word to our vocabulary today — not to explain yet, but so we have a name for the question.' Write 'TRANSPORT IN PLANTS' on the board. 'This sub-strand is about exactly these two mysteries.'</w:t>
+            </w:r>
+          </w:p>
+        </w:tc>
+        <w:tc>
+          <w:tcPr>
+            <w:tcW w:type="dxa" w:w="3040"/>
+            <w:shd w:fill="FFFFFF" w:color="auto" w:val="clear"/>
+            <w:tcMar>
+              <w:top w:type="dxa" w:w="60"/>
+              <w:left w:type="dxa" w:w="120"/>
+              <w:bottom w:type="dxa" w:w="60"/>
+              <w:right w:type="dxa" w:w="120"/>
+            </w:tcMar>
+            <w:vAlign w:val="top"/>
+          </w:tcPr>
+          <w:p>
+            <w:pPr>
+              <w:spacing w:after="40" w:before="0"/>
+              <w:jc w:val="left"/>
+            </w:pPr>
+            <w:r>
+              <w:rPr>
+                <w:rFonts w:ascii="Arial" w:cs="Arial" w:eastAsia="Arial" w:hAnsi="Arial"/>
+                <w:b w:val="false"/>
+                <w:bCs w:val="false"/>
+                <w:i w:val="false"/>
+                <w:iCs w:val="false"/>
+                <w:color w:val="000000"/>
+                <w:sz w:val="18"/>
+                <w:szCs w:val="18"/>
+              </w:rPr>
+              <w:t xml:space="preserve">COLLABORATIVE EVIDENCE-BASED ARGUMENTATION (Initial) — Groups are required to ground their explanations in the specific observations they recorded (the diagram evidence), not in recalled knowledge. By scribing all ideas without evaluation, the teacher creates a 'public record of current thinking' that the class will return to and revise across the sub-strand — making learning visible as a process of refinement rather than a single transfer of correct information.</w:t>
+            </w:r>
+          </w:p>
+        </w:tc>
+        <w:tc>
+          <w:tcPr>
+            <w:tcW w:type="dxa" w:w="3040"/>
+            <w:shd w:fill="F2F2F2" w:color="auto" w:val="clear"/>
+            <w:tcMar>
+              <w:top w:type="dxa" w:w="60"/>
+              <w:left w:type="dxa" w:w="120"/>
+              <w:bottom w:type="dxa" w:w="60"/>
+              <w:right w:type="dxa" w:w="120"/>
+            </w:tcMar>
+            <w:vAlign w:val="top"/>
+          </w:tcPr>
+          <w:p>
+            <w:pPr>
+              <w:spacing w:after="40" w:before="0"/>
+              <w:jc w:val="left"/>
+            </w:pPr>
+            <w:r>
+              <w:rPr>
+                <w:rFonts w:ascii="Arial" w:cs="Arial" w:eastAsia="Arial" w:hAnsi="Arial"/>
+                <w:b w:val="false"/>
+                <w:bCs w:val="false"/>
+                <w:i w:val="false"/>
+                <w:iCs w:val="false"/>
+                <w:color w:val="000000"/>
+                <w:sz w:val="18"/>
+                <w:szCs w:val="18"/>
+              </w:rPr>
+              <w:t xml:space="preserve">Observable indicator: Each group has written at least 2–3 sentences that reference specific observations (e.g., 'We think there are special tubes because the red only went to the dots, not the white parts'). Teacher listens for learners who invoke osmosis, capillary action, or evaporation by name — these learners have relevant prior knowledge and can be paired as peer resources in later lessons. Teacher notes on a class list any groups producing only one-word answers ('pipes') with no reasoning — these groups will receive a sentence-starter scaffold in Lesson 2.</w:t>
+            </w:r>
+          </w:p>
+        </w:tc>
+      </w:tr>
+      <w:tr>
+        <w:tc>
+          <w:tcPr>
+            <w:tcW w:type="dxa" w:w="1520"/>
+            <w:shd w:fill="FCE4D6" w:color="auto" w:val="clear"/>
+            <w:tcMar>
+              <w:top w:type="dxa" w:w="60"/>
+              <w:left w:type="dxa" w:w="120"/>
+              <w:bottom w:type="dxa" w:w="60"/>
+              <w:right w:type="dxa" w:w="120"/>
+            </w:tcMar>
+            <w:vAlign w:val="top"/>
+          </w:tcPr>
+          <w:p>
+            <w:pPr>
+              <w:spacing w:after="40" w:before="0"/>
+              <w:jc w:val="left"/>
+            </w:pPr>
+            <w:r>
+              <w:rPr>
+                <w:rFonts w:ascii="Arial" w:cs="Arial" w:eastAsia="Arial" w:hAnsi="Arial"/>
+                <w:b/>
+                <w:bCs/>
+                <w:i w:val="false"/>
+                <w:iCs w:val="false"/>
+                <w:color w:val="000000"/>
+                <w:sz w:val="18"/>
+                <w:szCs w:val="18"/>
+              </w:rPr>
+              <w:t xml:space="preserve">Driving Question Board (DQB) Creation</w:t>
+            </w:r>
+          </w:p>
+          <w:p>
+            <w:pPr>
+              <w:spacing w:after="20" w:before="0"/>
+            </w:pPr>
+            <w:r>
+              <w:rPr>
+                <w:rFonts w:ascii="Arial" w:cs="Arial" w:eastAsia="Arial" w:hAnsi="Arial"/>
+                <w:b/>
+                <w:bCs/>
+                <w:color w:val="1F3864"/>
+                <w:sz w:val="16"/>
+                <w:szCs w:val="16"/>
+              </w:rPr>
+              <w:t xml:space="preserve">📹 VIDEO:</w:t>
+            </w:r>
+          </w:p>
+          <w:p>
+            <w:pPr>
+              <w:spacing w:after="20" w:before="0"/>
+            </w:pPr>
+            <w:hyperlink w:history="1" r:id="rId3xcbpo5nknkomz8vjy2o7">
               <w:r>
                 <w:rPr>
                   <w:rFonts w:ascii="Arial" w:cs="Arial" w:eastAsia="Arial" w:hAnsi="Arial"/>
@@ -3856,7 +4176,7 @@
                   <w:szCs w:val="16"/>
                   <w:u w:val="single" w:color="2E75B6"/>
                 </w:rPr>
-                <w:t xml:space="preserve">Cell Transport (Flexbook)</w:t>
+                <w:t xml:space="preserve">12 Plant Transport Xylem And Phloem, Transpiration [3D Animation]</w:t>
               </w:r>
             </w:hyperlink>
           </w:p>
@@ -3872,7 +4192,7 @@
                 <w:sz w:val="14"/>
                 <w:szCs w:val="14"/>
               </w:rPr>
-              <w:t xml:space="preserve">Source: CK-12</w:t>
+              <w:t xml:space="preserve">Source: Seavuria</w:t>
             </w:r>
           </w:p>
           <w:p>
@@ -3880,330 +4200,7 @@
               <w:spacing w:after="10" w:before="0"/>
               <w:ind w:left="120"/>
             </w:pPr>
-            <w:hyperlink w:history="1" r:id="rIdiufypwkokpl-infke2ql8">
-              <w:r>
-                <w:rPr>
-                  <w:rFonts w:ascii="Arial" w:cs="Arial" w:eastAsia="Arial" w:hAnsi="Arial"/>
-                  <w:color w:val="595959"/>
-                  <w:sz w:val="14"/>
-                  <w:szCs w:val="14"/>
-                  <w:u w:val="single" w:color="595959"/>
-                </w:rPr>
-                <w:t xml:space="preserve">🔍 Search ARES for similar readings</w:t>
-              </w:r>
-            </w:hyperlink>
-          </w:p>
-        </w:tc>
-        <w:tc>
-          <w:tcPr>
-            <w:tcW w:type="dxa" w:w="3040"/>
-            <w:shd w:fill="FFFFFF" w:color="auto" w:val="clear"/>
-            <w:tcMar>
-              <w:top w:type="dxa" w:w="60"/>
-              <w:left w:type="dxa" w:w="120"/>
-              <w:bottom w:type="dxa" w:w="60"/>
-              <w:right w:type="dxa" w:w="120"/>
-            </w:tcMar>
-            <w:vAlign w:val="top"/>
-          </w:tcPr>
-          <w:p>
-            <w:pPr>
-              <w:spacing w:after="40" w:before="0"/>
-              <w:jc w:val="left"/>
-            </w:pPr>
-            <w:r>
-              <w:rPr>
-                <w:rFonts w:ascii="Arial" w:cs="Arial" w:eastAsia="Arial" w:hAnsi="Arial"/>
-                <w:b w:val="false"/>
-                <w:bCs w:val="false"/>
-                <w:i w:val="false"/>
-                <w:iCs w:val="false"/>
-                <w:color w:val="000000"/>
-                <w:sz w:val="18"/>
-                <w:szCs w:val="18"/>
-              </w:rPr>
-              <w:t xml:space="preserve">Learners attempt to construct initial explanations using only the evidence they have just observed — no textbook input yet. In groups of four, learners answer two questions written on the board: (Q1) 'Why do you think the red dye appeared ONLY in those specific parts of the stem — and not everywhere?' (Q2) 'If no liquid water was added to the bag, where could the water vapour have come from?' Groups have 5 minutes to discuss and write a group explanation (2–3 sentences per question) on a strip of manila paper or in their books. Groups share one idea each in a whole-class share-out. Teacher scribes key words from each group on the board under two columns: 'Maize Stem — Dye Ideas' and 'Bag — Water Vapour Ideas'. Teacher does NOT evaluate or correct any idea at this stage.</w:t>
-            </w:r>
-          </w:p>
-        </w:tc>
-        <w:tc>
-          <w:tcPr>
-            <w:tcW w:type="dxa" w:w="3040"/>
-            <w:shd w:fill="F2F2F2" w:color="auto" w:val="clear"/>
-            <w:tcMar>
-              <w:top w:type="dxa" w:w="60"/>
-              <w:left w:type="dxa" w:w="120"/>
-              <w:bottom w:type="dxa" w:w="60"/>
-              <w:right w:type="dxa" w:w="120"/>
-            </w:tcMar>
-            <w:vAlign w:val="top"/>
-          </w:tcPr>
-          <w:p>
-            <w:pPr>
-              <w:spacing w:after="40" w:before="0"/>
-              <w:jc w:val="left"/>
-            </w:pPr>
-            <w:r>
-              <w:rPr>
-                <w:rFonts w:ascii="Arial" w:cs="Arial" w:eastAsia="Arial" w:hAnsi="Arial"/>
-                <w:b w:val="false"/>
-                <w:bCs w:val="false"/>
-                <w:i w:val="false"/>
-                <w:iCs w:val="false"/>
-                <w:color w:val="000000"/>
-                <w:sz w:val="18"/>
-                <w:szCs w:val="18"/>
-              </w:rPr>
-              <w:t xml:space="preserve">1. Write the two questions on the board in large print before the group work begins. Read them aloud. Say: 'You do not need to know the correct science answer yet. I want YOUR best explanation based only on what you just observed. Use your diagrams as evidence.' </w:t>
-            </w:r>
-          </w:p>
-          <w:p>
-            <w:pPr>
-              <w:spacing w:after="40" w:before="0"/>
-              <w:jc w:val="left"/>
-            </w:pPr>
-            <w:r>
-              <w:rPr>
-                <w:rFonts w:ascii="Arial" w:cs="Arial" w:eastAsia="Arial" w:hAnsi="Arial"/>
-                <w:b w:val="false"/>
-                <w:bCs w:val="false"/>
-                <w:i w:val="false"/>
-                <w:iCs w:val="false"/>
-                <w:color w:val="000000"/>
-                <w:sz w:val="18"/>
-                <w:szCs w:val="18"/>
-              </w:rPr>
-              <w:t xml:space="preserve">2. Circulate during the 5 minutes of group work. Listen to group discussions. Prompt quieter groups: 'What did you notice about WHERE the red rings were? Does that give you a clue?' WAIT 12 seconds after each prompt before speaking again. </w:t>
-            </w:r>
-          </w:p>
-          <w:p>
-            <w:pPr>
-              <w:spacing w:after="40" w:before="0"/>
-              <w:jc w:val="left"/>
-            </w:pPr>
-            <w:r>
-              <w:rPr>
-                <w:rFonts w:ascii="Arial" w:cs="Arial" w:eastAsia="Arial" w:hAnsi="Arial"/>
-                <w:b w:val="false"/>
-                <w:bCs w:val="false"/>
-                <w:i w:val="false"/>
-                <w:iCs w:val="false"/>
-                <w:color w:val="000000"/>
-                <w:sz w:val="18"/>
-                <w:szCs w:val="18"/>
-              </w:rPr>
-              <w:t xml:space="preserve">3. After 5 minutes, call the class to attention. Take exactly one idea from each of the 6–8 groups (no repeats — if a group has the same idea as a previous group, say 'You agree with Group 3 — noted. Does your group have a different idea?'). </w:t>
-            </w:r>
-          </w:p>
-          <w:p>
-            <w:pPr>
-              <w:spacing w:after="40" w:before="0"/>
-              <w:jc w:val="left"/>
-            </w:pPr>
-            <w:r>
-              <w:rPr>
-                <w:rFonts w:ascii="Arial" w:cs="Arial" w:eastAsia="Arial" w:hAnsi="Arial"/>
-                <w:b w:val="false"/>
-                <w:bCs w:val="false"/>
-                <w:i w:val="false"/>
-                <w:iCs w:val="false"/>
-                <w:color w:val="000000"/>
-                <w:sz w:val="18"/>
-                <w:szCs w:val="18"/>
-              </w:rPr>
-              <w:t xml:space="preserve">4. Scribe their exact words — do not paraphrase or correct. Underline key terms learners use (e.g., 'tubes', 'pipes', 'channels', 'skin of the leaf', 'breathing'). </w:t>
-            </w:r>
-          </w:p>
-          <w:p>
-            <w:pPr>
-              <w:spacing w:after="40" w:before="0"/>
-              <w:jc w:val="left"/>
-            </w:pPr>
-            <w:r>
-              <w:rPr>
-                <w:rFonts w:ascii="Arial" w:cs="Arial" w:eastAsia="Arial" w:hAnsi="Arial"/>
-                <w:b w:val="false"/>
-                <w:bCs w:val="false"/>
-                <w:i w:val="false"/>
-                <w:iCs w:val="false"/>
-                <w:color w:val="000000"/>
-                <w:sz w:val="18"/>
-                <w:szCs w:val="18"/>
-              </w:rPr>
-              <w:t xml:space="preserve">5. When all groups have shared, step back and say: 'Look at this board. We have several different ideas. They cannot all be right — but they might all point at something true. The experiments in the next few lessons will help us figure out which ideas hold up.' </w:t>
-            </w:r>
-          </w:p>
-          <w:p>
-            <w:pPr>
-              <w:spacing w:after="40" w:before="0"/>
-              <w:jc w:val="left"/>
-            </w:pPr>
-            <w:r>
-              <w:rPr>
-                <w:rFonts w:ascii="Arial" w:cs="Arial" w:eastAsia="Arial" w:hAnsi="Arial"/>
-                <w:b w:val="false"/>
-                <w:bCs w:val="false"/>
-                <w:i w:val="false"/>
-                <w:iCs w:val="false"/>
-                <w:color w:val="000000"/>
-                <w:sz w:val="18"/>
-                <w:szCs w:val="18"/>
-              </w:rPr>
-              <w:t xml:space="preserve">6. Say: 'I want to add one word to our vocabulary today — not to explain yet, but so we have a name for the question.' Write 'TRANSPORT IN PLANTS' on the board. 'This sub-strand is about exactly these two mysteries.'</w:t>
-            </w:r>
-          </w:p>
-        </w:tc>
-        <w:tc>
-          <w:tcPr>
-            <w:tcW w:type="dxa" w:w="3040"/>
-            <w:shd w:fill="FFFFFF" w:color="auto" w:val="clear"/>
-            <w:tcMar>
-              <w:top w:type="dxa" w:w="60"/>
-              <w:left w:type="dxa" w:w="120"/>
-              <w:bottom w:type="dxa" w:w="60"/>
-              <w:right w:type="dxa" w:w="120"/>
-            </w:tcMar>
-            <w:vAlign w:val="top"/>
-          </w:tcPr>
-          <w:p>
-            <w:pPr>
-              <w:spacing w:after="40" w:before="0"/>
-              <w:jc w:val="left"/>
-            </w:pPr>
-            <w:r>
-              <w:rPr>
-                <w:rFonts w:ascii="Arial" w:cs="Arial" w:eastAsia="Arial" w:hAnsi="Arial"/>
-                <w:b w:val="false"/>
-                <w:bCs w:val="false"/>
-                <w:i w:val="false"/>
-                <w:iCs w:val="false"/>
-                <w:color w:val="000000"/>
-                <w:sz w:val="18"/>
-                <w:szCs w:val="18"/>
-              </w:rPr>
-              <w:t xml:space="preserve">COLLABORATIVE EVIDENCE-BASED ARGUMENTATION (Initial) — Groups are required to ground their explanations in the specific observations they recorded (the diagram evidence), not in recalled knowledge. By scribing all ideas without evaluation, the teacher creates a 'public record of current thinking' that the class will return to and revise across the sub-strand — making learning visible as a process of refinement rather than a single transfer of correct information.</w:t>
-            </w:r>
-          </w:p>
-        </w:tc>
-        <w:tc>
-          <w:tcPr>
-            <w:tcW w:type="dxa" w:w="3040"/>
-            <w:shd w:fill="F2F2F2" w:color="auto" w:val="clear"/>
-            <w:tcMar>
-              <w:top w:type="dxa" w:w="60"/>
-              <w:left w:type="dxa" w:w="120"/>
-              <w:bottom w:type="dxa" w:w="60"/>
-              <w:right w:type="dxa" w:w="120"/>
-            </w:tcMar>
-            <w:vAlign w:val="top"/>
-          </w:tcPr>
-          <w:p>
-            <w:pPr>
-              <w:spacing w:after="40" w:before="0"/>
-              <w:jc w:val="left"/>
-            </w:pPr>
-            <w:r>
-              <w:rPr>
-                <w:rFonts w:ascii="Arial" w:cs="Arial" w:eastAsia="Arial" w:hAnsi="Arial"/>
-                <w:b w:val="false"/>
-                <w:bCs w:val="false"/>
-                <w:i w:val="false"/>
-                <w:iCs w:val="false"/>
-                <w:color w:val="000000"/>
-                <w:sz w:val="18"/>
-                <w:szCs w:val="18"/>
-              </w:rPr>
-              <w:t xml:space="preserve">Observable indicator: Each group has written at least 2–3 sentences that reference specific observations (e.g., 'We think there are special tubes because the red only went to the dots, not the white parts'). Teacher listens for learners who invoke osmosis, capillary action, or evaporation by name — these learners have relevant prior knowledge and can be paired as peer resources in later lessons. Teacher notes on a class list any groups producing only one-word answers ('pipes') with no reasoning — these groups will receive a sentence-starter scaffold in Lesson 2.</w:t>
-            </w:r>
-          </w:p>
-        </w:tc>
-      </w:tr>
-      <w:tr>
-        <w:tc>
-          <w:tcPr>
-            <w:tcW w:type="dxa" w:w="1520"/>
-            <w:shd w:fill="FCE4D6" w:color="auto" w:val="clear"/>
-            <w:tcMar>
-              <w:top w:type="dxa" w:w="60"/>
-              <w:left w:type="dxa" w:w="120"/>
-              <w:bottom w:type="dxa" w:w="60"/>
-              <w:right w:type="dxa" w:w="120"/>
-            </w:tcMar>
-            <w:vAlign w:val="top"/>
-          </w:tcPr>
-          <w:p>
-            <w:pPr>
-              <w:spacing w:after="40" w:before="0"/>
-              <w:jc w:val="left"/>
-            </w:pPr>
-            <w:r>
-              <w:rPr>
-                <w:rFonts w:ascii="Arial" w:cs="Arial" w:eastAsia="Arial" w:hAnsi="Arial"/>
-                <w:b/>
-                <w:bCs/>
-                <w:i w:val="false"/>
-                <w:iCs w:val="false"/>
-                <w:color w:val="000000"/>
-                <w:sz w:val="18"/>
-                <w:szCs w:val="18"/>
-              </w:rPr>
-              <w:t xml:space="preserve">Driving Question Board (DQB) Creation</w:t>
-            </w:r>
-          </w:p>
-          <w:p>
-            <w:pPr>
-              <w:spacing w:after="20" w:before="0"/>
-            </w:pPr>
-            <w:r>
-              <w:rPr>
-                <w:rFonts w:ascii="Arial" w:cs="Arial" w:eastAsia="Arial" w:hAnsi="Arial"/>
-                <w:b/>
-                <w:bCs/>
-                <w:color w:val="1F3864"/>
-                <w:sz w:val="16"/>
-                <w:szCs w:val="16"/>
-              </w:rPr>
-              <w:t xml:space="preserve">📹 VIDEO:</w:t>
-            </w:r>
-          </w:p>
-          <w:p>
-            <w:pPr>
-              <w:spacing w:after="20" w:before="0"/>
-            </w:pPr>
-            <w:hyperlink w:history="1" r:id="rId--aakrw2jwncvjqxtaqeb">
-              <w:r>
-                <w:rPr>
-                  <w:rFonts w:ascii="Arial" w:cs="Arial" w:eastAsia="Arial" w:hAnsi="Arial"/>
-                  <w:color w:val="2E75B6"/>
-                  <w:sz w:val="16"/>
-                  <w:szCs w:val="16"/>
-                  <w:u w:val="single" w:color="2E75B6"/>
-                </w:rPr>
-                <w:t xml:space="preserve">WATCH: The Agricultural Revolution</w:t>
-              </w:r>
-            </w:hyperlink>
-          </w:p>
-          <w:p>
-            <w:pPr>
-              <w:spacing w:after="10" w:before="0"/>
-              <w:ind w:left="120"/>
-            </w:pPr>
-            <w:r>
-              <w:rPr>
-                <w:rFonts w:ascii="Arial" w:cs="Arial" w:eastAsia="Arial" w:hAnsi="Arial"/>
-                <w:color w:val="595959"/>
-                <w:sz w:val="14"/>
-                <w:szCs w:val="14"/>
-              </w:rPr>
-              <w:t xml:space="preserve">Source: Khan Academy (English - US curriculum)</w:t>
-            </w:r>
-          </w:p>
-          <w:p>
-            <w:pPr>
-              <w:spacing w:after="10" w:before="0"/>
-              <w:ind w:left="120"/>
-            </w:pPr>
-            <w:hyperlink w:history="1" r:id="rId7gnw546fqmdzhofjmtpxf">
+            <w:hyperlink w:history="1" r:id="rId-epav4od6w1eu4st54wqt">
               <w:r>
                 <w:rPr>
                   <w:rFonts w:ascii="Arial" w:cs="Arial" w:eastAsia="Arial" w:hAnsi="Arial"/>
@@ -4241,14 +4238,336 @@
                 <w:sz w:val="16"/>
                 <w:szCs w:val="16"/>
               </w:rPr>
-              <w:t xml:space="preserve">📖 HTML:</w:t>
+              <w:t xml:space="preserve">📖 READING:</w:t>
             </w:r>
           </w:p>
           <w:p>
             <w:pPr>
               <w:spacing w:after="20" w:before="0"/>
             </w:pPr>
-            <w:hyperlink w:history="1" r:id="rIda70hbpv7mmn4hextq4pzv">
+            <w:r>
+              <w:rPr>
+                <w:rFonts w:ascii="Arial" w:cs="Arial" w:eastAsia="Arial" w:hAnsi="Arial"/>
+                <w:i/>
+                <w:iCs/>
+                <w:color w:val="595959"/>
+                <w:sz w:val="16"/>
+                <w:szCs w:val="16"/>
+              </w:rPr>
+              <w:t xml:space="preserve">No closely matching reading in the ARES library for this activity.</w:t>
+            </w:r>
+          </w:p>
+          <w:p>
+            <w:pPr>
+              <w:spacing w:after="10" w:before="0"/>
+              <w:ind w:left="120"/>
+            </w:pPr>
+            <w:hyperlink w:history="1" r:id="rIdlgxmx6c31y6qw4tilkvxf">
+              <w:r>
+                <w:rPr>
+                  <w:rFonts w:ascii="Arial" w:cs="Arial" w:eastAsia="Arial" w:hAnsi="Arial"/>
+                  <w:color w:val="595959"/>
+                  <w:sz w:val="14"/>
+                  <w:szCs w:val="14"/>
+                  <w:u w:val="single" w:color="595959"/>
+                </w:rPr>
+                <w:t xml:space="preserve">🔍 Search ARES for readings</w:t>
+              </w:r>
+            </w:hyperlink>
+          </w:p>
+          <w:p>
+            <w:pPr>
+              <w:spacing w:after="10" w:before="0"/>
+              <w:ind w:left="120"/>
+            </w:pPr>
+            <w:r>
+              <w:rPr>
+                <w:rFonts w:ascii="Arial" w:cs="Arial" w:eastAsia="Arial" w:hAnsi="Arial"/>
+                <w:color w:val="595959"/>
+                <w:sz w:val="14"/>
+                <w:szCs w:val="14"/>
+              </w:rPr>
+              <w:t xml:space="preserve">Search terms: transport plants xylem transpiration</w:t>
+            </w:r>
+          </w:p>
+        </w:tc>
+        <w:tc>
+          <w:tcPr>
+            <w:tcW w:type="dxa" w:w="3040"/>
+            <w:shd w:fill="FFFFFF" w:color="auto" w:val="clear"/>
+            <w:tcMar>
+              <w:top w:type="dxa" w:w="60"/>
+              <w:left w:type="dxa" w:w="120"/>
+              <w:bottom w:type="dxa" w:w="60"/>
+              <w:right w:type="dxa" w:w="120"/>
+            </w:tcMar>
+            <w:vAlign w:val="top"/>
+          </w:tcPr>
+          <w:p>
+            <w:pPr>
+              <w:spacing w:after="40" w:before="0"/>
+              <w:jc w:val="left"/>
+            </w:pPr>
+            <w:r>
+              <w:rPr>
+                <w:rFonts w:ascii="Arial" w:cs="Arial" w:eastAsia="Arial" w:hAnsi="Arial"/>
+                <w:b w:val="false"/>
+                <w:bCs w:val="false"/>
+                <w:i w:val="false"/>
+                <w:iCs w:val="false"/>
+                <w:color w:val="000000"/>
+                <w:sz w:val="18"/>
+                <w:szCs w:val="18"/>
+              </w:rPr>
+              <w:t xml:space="preserve">The class creates its first Driving Question Board together. The teacher reads the formal driving question aloud: 'How does a maize plant on a Kenyan farm move water and nutrients from the soil all the way to its topmost leaves — and what happens to that water in the end?' Each learner writes ONE question of their own — something they genuinely want to know after today's observations — on a sticky note or small piece of paper. Questions are posted on the DQB (a large sheet of manila paper or a section of the classroom wall). The teacher groups the posted questions into clusters in real time: questions about HOW water moves up, questions about WHERE it goes, questions about WHY the plant does this, and questions about WHAT the coloured parts were. The DQB stays on the wall for the entire sub-strand.</w:t>
+            </w:r>
+          </w:p>
+        </w:tc>
+        <w:tc>
+          <w:tcPr>
+            <w:tcW w:type="dxa" w:w="3040"/>
+            <w:shd w:fill="F2F2F2" w:color="auto" w:val="clear"/>
+            <w:tcMar>
+              <w:top w:type="dxa" w:w="60"/>
+              <w:left w:type="dxa" w:w="120"/>
+              <w:bottom w:type="dxa" w:w="60"/>
+              <w:right w:type="dxa" w:w="120"/>
+            </w:tcMar>
+            <w:vAlign w:val="top"/>
+          </w:tcPr>
+          <w:p>
+            <w:pPr>
+              <w:spacing w:after="40" w:before="0"/>
+              <w:jc w:val="left"/>
+            </w:pPr>
+            <w:r>
+              <w:rPr>
+                <w:rFonts w:ascii="Arial" w:cs="Arial" w:eastAsia="Arial" w:hAnsi="Arial"/>
+                <w:b w:val="false"/>
+                <w:bCs w:val="false"/>
+                <w:i w:val="false"/>
+                <w:iCs w:val="false"/>
+                <w:color w:val="000000"/>
+                <w:sz w:val="18"/>
+                <w:szCs w:val="18"/>
+              </w:rPr>
+              <w:t xml:space="preserve">1. Unroll the large manila paper DQB and fix it to the wall. Write the driving question at the top in large bold letters. Say: 'This is our Driving Question Board. Everything we learn in this sub-strand will help us answer this one big question.' </w:t>
+            </w:r>
+          </w:p>
+          <w:p>
+            <w:pPr>
+              <w:spacing w:after="40" w:before="0"/>
+              <w:jc w:val="left"/>
+            </w:pPr>
+            <w:r>
+              <w:rPr>
+                <w:rFonts w:ascii="Arial" w:cs="Arial" w:eastAsia="Arial" w:hAnsi="Arial"/>
+                <w:b w:val="false"/>
+                <w:bCs w:val="false"/>
+                <w:i w:val="false"/>
+                <w:iCs w:val="false"/>
+                <w:color w:val="000000"/>
+                <w:sz w:val="18"/>
+                <w:szCs w:val="18"/>
+              </w:rPr>
+              <w:t xml:space="preserve">2. Hand each learner a sticky note or a small cut piece of paper. Say: 'Write ONE question — your most burning question from what you saw today. It must be a question you genuinely do not know the answer to. Write your name on the back.' Allow 2 minutes of silent writing. </w:t>
+            </w:r>
+          </w:p>
+          <w:p>
+            <w:pPr>
+              <w:spacing w:after="40" w:before="0"/>
+              <w:jc w:val="left"/>
+            </w:pPr>
+            <w:r>
+              <w:rPr>
+                <w:rFonts w:ascii="Arial" w:cs="Arial" w:eastAsia="Arial" w:hAnsi="Arial"/>
+                <w:b w:val="false"/>
+                <w:bCs w:val="false"/>
+                <w:i w:val="false"/>
+                <w:iCs w:val="false"/>
+                <w:color w:val="000000"/>
+                <w:sz w:val="18"/>
+                <w:szCs w:val="18"/>
+              </w:rPr>
+              <w:t xml:space="preserve">3. Learners come up row by row to post their questions. As they post, teacher reads each question aloud and asks: 'Should this go near the HOW water moves cluster, or the WHY cluster, or somewhere else?' Let the class decide placement. </w:t>
+            </w:r>
+          </w:p>
+          <w:p>
+            <w:pPr>
+              <w:spacing w:after="40" w:before="0"/>
+              <w:jc w:val="left"/>
+            </w:pPr>
+            <w:r>
+              <w:rPr>
+                <w:rFonts w:ascii="Arial" w:cs="Arial" w:eastAsia="Arial" w:hAnsi="Arial"/>
+                <w:b w:val="false"/>
+                <w:bCs w:val="false"/>
+                <w:i w:val="false"/>
+                <w:iCs w:val="false"/>
+                <w:color w:val="000000"/>
+                <w:sz w:val="18"/>
+                <w:szCs w:val="18"/>
+              </w:rPr>
+              <w:t xml:space="preserve">4. After all questions are posted, step back and say: 'Count with me — how many questions have we just created?' Count aloud together. 'All of these are worth investigating. By the end of this sub-strand, we will be able to answer every single one of them.' </w:t>
+            </w:r>
+          </w:p>
+          <w:p>
+            <w:pPr>
+              <w:spacing w:after="40" w:before="0"/>
+              <w:jc w:val="left"/>
+            </w:pPr>
+            <w:r>
+              <w:rPr>
+                <w:rFonts w:ascii="Arial" w:cs="Arial" w:eastAsia="Arial" w:hAnsi="Arial"/>
+                <w:b w:val="false"/>
+                <w:bCs w:val="false"/>
+                <w:i w:val="false"/>
+                <w:iCs w:val="false"/>
+                <w:color w:val="000000"/>
+                <w:sz w:val="18"/>
+                <w:szCs w:val="18"/>
+              </w:rPr>
+              <w:t xml:space="preserve">5. Point to specific questions and say: 'This question — Wanjiku's question about why the dye only went to some parts — we will specifically come back to in Lesson 2. This one about the bag — Otieno's question — we tackle in Lesson 4 on transpiration.' </w:t>
+            </w:r>
+          </w:p>
+          <w:p>
+            <w:pPr>
+              <w:spacing w:after="40" w:before="0"/>
+              <w:jc w:val="left"/>
+            </w:pPr>
+            <w:r>
+              <w:rPr>
+                <w:rFonts w:ascii="Arial" w:cs="Arial" w:eastAsia="Arial" w:hAnsi="Arial"/>
+                <w:b w:val="false"/>
+                <w:bCs w:val="false"/>
+                <w:i w:val="false"/>
+                <w:iCs w:val="false"/>
+                <w:color w:val="000000"/>
+                <w:sz w:val="18"/>
+                <w:szCs w:val="18"/>
+              </w:rPr>
+              <w:t xml:space="preserve">6. Take a photograph of the DQB (if a phone or tablet is available) for the ARES platform record. Say: 'We will add to this board every lesson. Do not give me the answers yet — let the experiments do that.'</w:t>
+            </w:r>
+          </w:p>
+        </w:tc>
+        <w:tc>
+          <w:tcPr>
+            <w:tcW w:type="dxa" w:w="3040"/>
+            <w:shd w:fill="FFFFFF" w:color="auto" w:val="clear"/>
+            <w:tcMar>
+              <w:top w:type="dxa" w:w="60"/>
+              <w:left w:type="dxa" w:w="120"/>
+              <w:bottom w:type="dxa" w:w="60"/>
+              <w:right w:type="dxa" w:w="120"/>
+            </w:tcMar>
+            <w:vAlign w:val="top"/>
+          </w:tcPr>
+          <w:p>
+            <w:pPr>
+              <w:spacing w:after="40" w:before="0"/>
+              <w:jc w:val="left"/>
+            </w:pPr>
+            <w:r>
+              <w:rPr>
+                <w:rFonts w:ascii="Arial" w:cs="Arial" w:eastAsia="Arial" w:hAnsi="Arial"/>
+                <w:b w:val="false"/>
+                <w:bCs w:val="false"/>
+                <w:i w:val="false"/>
+                <w:iCs w:val="false"/>
+                <w:color w:val="000000"/>
+                <w:sz w:val="18"/>
+                <w:szCs w:val="18"/>
+              </w:rPr>
+              <w:t xml:space="preserve">DRIVING QUESTION BOARD — The DQB externalises the class's collective curiosity and creates a living document of the inquiry. By physically mapping questions to future lessons, the teacher makes the sub-strand structure transparent and gives learners agency over the direction of learning. Returning to the DQB each lesson to tick off answered questions reinforces the cumulative, evidence-building nature of scientific inquiry (SEP: Asking Questions).</w:t>
+            </w:r>
+          </w:p>
+        </w:tc>
+        <w:tc>
+          <w:tcPr>
+            <w:tcW w:type="dxa" w:w="3040"/>
+            <w:shd w:fill="F2F2F2" w:color="auto" w:val="clear"/>
+            <w:tcMar>
+              <w:top w:type="dxa" w:w="60"/>
+              <w:left w:type="dxa" w:w="120"/>
+              <w:bottom w:type="dxa" w:w="60"/>
+              <w:right w:type="dxa" w:w="120"/>
+            </w:tcMar>
+            <w:vAlign w:val="top"/>
+          </w:tcPr>
+          <w:p>
+            <w:pPr>
+              <w:spacing w:after="40" w:before="0"/>
+              <w:jc w:val="left"/>
+            </w:pPr>
+            <w:r>
+              <w:rPr>
+                <w:rFonts w:ascii="Arial" w:cs="Arial" w:eastAsia="Arial" w:hAnsi="Arial"/>
+                <w:b w:val="false"/>
+                <w:bCs w:val="false"/>
+                <w:i w:val="false"/>
+                <w:iCs w:val="false"/>
+                <w:color w:val="000000"/>
+                <w:sz w:val="18"/>
+                <w:szCs w:val="18"/>
+              </w:rPr>
+              <w:t xml:space="preserve">Observable indicator: Every learner has posted at least one question. Teacher reviews question quality after class — questions should be investigable (e.g., 'What are those dot-shaped parts in the stem?') rather than purely factual-recall ('What is xylem?'). Any learner who writes only a factual-recall question receives a verbal prompt in the next lesson: 'Your question asks for a name — can you turn it into a HOW or WHY question?' Teacher records the total number of questions and their cluster distribution as a baseline measure of prior curiosity and conceptual gaps.</w:t>
+            </w:r>
+          </w:p>
+        </w:tc>
+      </w:tr>
+      <w:tr>
+        <w:tc>
+          <w:tcPr>
+            <w:tcW w:type="dxa" w:w="1520"/>
+            <w:shd w:fill="D5E8F0" w:color="auto" w:val="clear"/>
+            <w:tcMar>
+              <w:top w:type="dxa" w:w="60"/>
+              <w:left w:type="dxa" w:w="120"/>
+              <w:bottom w:type="dxa" w:w="60"/>
+              <w:right w:type="dxa" w:w="120"/>
+            </w:tcMar>
+            <w:vAlign w:val="top"/>
+          </w:tcPr>
+          <w:p>
+            <w:pPr>
+              <w:spacing w:after="40" w:before="0"/>
+              <w:jc w:val="left"/>
+            </w:pPr>
+            <w:r>
+              <w:rPr>
+                <w:rFonts w:ascii="Arial" w:cs="Arial" w:eastAsia="Arial" w:hAnsi="Arial"/>
+                <w:b/>
+                <w:bCs/>
+                <w:i w:val="false"/>
+                <w:iCs w:val="false"/>
+                <w:color w:val="000000"/>
+                <w:sz w:val="18"/>
+                <w:szCs w:val="18"/>
+              </w:rPr>
+              <w:t xml:space="preserve">Model Building Phase</w:t>
+            </w:r>
+          </w:p>
+          <w:p>
+            <w:pPr>
+              <w:spacing w:after="20" w:before="0"/>
+            </w:pPr>
+            <w:r>
+              <w:rPr>
+                <w:rFonts w:ascii="Arial" w:cs="Arial" w:eastAsia="Arial" w:hAnsi="Arial"/>
+                <w:b/>
+                <w:bCs/>
+                <w:color w:val="1F3864"/>
+                <w:sz w:val="16"/>
+                <w:szCs w:val="16"/>
+              </w:rPr>
+              <w:t xml:space="preserve">📹 VIDEO:</w:t>
+            </w:r>
+          </w:p>
+          <w:p>
+            <w:pPr>
+              <w:spacing w:after="20" w:before="0"/>
+            </w:pPr>
+            <w:hyperlink w:history="1" r:id="rIdvpr9_v9g_aphby7icrvoi">
               <w:r>
                 <w:rPr>
                   <w:rFonts w:ascii="Arial" w:cs="Arial" w:eastAsia="Arial" w:hAnsi="Arial"/>
@@ -4257,7 +4576,7 @@
                   <w:szCs w:val="16"/>
                   <w:u w:val="single" w:color="2E75B6"/>
                 </w:rPr>
-                <w:t xml:space="preserve">Cell Transport (Flexbook)</w:t>
+                <w:t xml:space="preserve">12 Plant Transport Xylem And Phloem, Transpiration [3D Animation]</w:t>
               </w:r>
             </w:hyperlink>
           </w:p>
@@ -4273,7 +4592,7 @@
                 <w:sz w:val="14"/>
                 <w:szCs w:val="14"/>
               </w:rPr>
-              <w:t xml:space="preserve">Source: CK-12</w:t>
+              <w:t xml:space="preserve">Source: Seavuria</w:t>
             </w:r>
           </w:p>
           <w:p>
@@ -4281,330 +4600,7 @@
               <w:spacing w:after="10" w:before="0"/>
               <w:ind w:left="120"/>
             </w:pPr>
-            <w:hyperlink w:history="1" r:id="rIdm_knduaynhvcdnkpmo8qy">
-              <w:r>
-                <w:rPr>
-                  <w:rFonts w:ascii="Arial" w:cs="Arial" w:eastAsia="Arial" w:hAnsi="Arial"/>
-                  <w:color w:val="595959"/>
-                  <w:sz w:val="14"/>
-                  <w:szCs w:val="14"/>
-                  <w:u w:val="single" w:color="595959"/>
-                </w:rPr>
-                <w:t xml:space="preserve">🔍 Search ARES for similar readings</w:t>
-              </w:r>
-            </w:hyperlink>
-          </w:p>
-        </w:tc>
-        <w:tc>
-          <w:tcPr>
-            <w:tcW w:type="dxa" w:w="3040"/>
-            <w:shd w:fill="FFFFFF" w:color="auto" w:val="clear"/>
-            <w:tcMar>
-              <w:top w:type="dxa" w:w="60"/>
-              <w:left w:type="dxa" w:w="120"/>
-              <w:bottom w:type="dxa" w:w="60"/>
-              <w:right w:type="dxa" w:w="120"/>
-            </w:tcMar>
-            <w:vAlign w:val="top"/>
-          </w:tcPr>
-          <w:p>
-            <w:pPr>
-              <w:spacing w:after="40" w:before="0"/>
-              <w:jc w:val="left"/>
-            </w:pPr>
-            <w:r>
-              <w:rPr>
-                <w:rFonts w:ascii="Arial" w:cs="Arial" w:eastAsia="Arial" w:hAnsi="Arial"/>
-                <w:b w:val="false"/>
-                <w:bCs w:val="false"/>
-                <w:i w:val="false"/>
-                <w:iCs w:val="false"/>
-                <w:color w:val="000000"/>
-                <w:sz w:val="18"/>
-                <w:szCs w:val="18"/>
-              </w:rPr>
-              <w:t xml:space="preserve">The class creates its first Driving Question Board together. The teacher reads the formal driving question aloud: 'How does a maize plant on a Kenyan farm move water and nutrients from the soil all the way to its topmost leaves — and what happens to that water in the end?' Each learner writes ONE question of their own — something they genuinely want to know after today's observations — on a sticky note or small piece of paper. Questions are posted on the DQB (a large sheet of manila paper or a section of the classroom wall). The teacher groups the posted questions into clusters in real time: questions about HOW water moves up, questions about WHERE it goes, questions about WHY the plant does this, and questions about WHAT the coloured parts were. The DQB stays on the wall for the entire sub-strand.</w:t>
-            </w:r>
-          </w:p>
-        </w:tc>
-        <w:tc>
-          <w:tcPr>
-            <w:tcW w:type="dxa" w:w="3040"/>
-            <w:shd w:fill="F2F2F2" w:color="auto" w:val="clear"/>
-            <w:tcMar>
-              <w:top w:type="dxa" w:w="60"/>
-              <w:left w:type="dxa" w:w="120"/>
-              <w:bottom w:type="dxa" w:w="60"/>
-              <w:right w:type="dxa" w:w="120"/>
-            </w:tcMar>
-            <w:vAlign w:val="top"/>
-          </w:tcPr>
-          <w:p>
-            <w:pPr>
-              <w:spacing w:after="40" w:before="0"/>
-              <w:jc w:val="left"/>
-            </w:pPr>
-            <w:r>
-              <w:rPr>
-                <w:rFonts w:ascii="Arial" w:cs="Arial" w:eastAsia="Arial" w:hAnsi="Arial"/>
-                <w:b w:val="false"/>
-                <w:bCs w:val="false"/>
-                <w:i w:val="false"/>
-                <w:iCs w:val="false"/>
-                <w:color w:val="000000"/>
-                <w:sz w:val="18"/>
-                <w:szCs w:val="18"/>
-              </w:rPr>
-              <w:t xml:space="preserve">1. Unroll the large manila paper DQB and fix it to the wall. Write the driving question at the top in large bold letters. Say: 'This is our Driving Question Board. Everything we learn in this sub-strand will help us answer this one big question.' </w:t>
-            </w:r>
-          </w:p>
-          <w:p>
-            <w:pPr>
-              <w:spacing w:after="40" w:before="0"/>
-              <w:jc w:val="left"/>
-            </w:pPr>
-            <w:r>
-              <w:rPr>
-                <w:rFonts w:ascii="Arial" w:cs="Arial" w:eastAsia="Arial" w:hAnsi="Arial"/>
-                <w:b w:val="false"/>
-                <w:bCs w:val="false"/>
-                <w:i w:val="false"/>
-                <w:iCs w:val="false"/>
-                <w:color w:val="000000"/>
-                <w:sz w:val="18"/>
-                <w:szCs w:val="18"/>
-              </w:rPr>
-              <w:t xml:space="preserve">2. Hand each learner a sticky note or a small cut piece of paper. Say: 'Write ONE question — your most burning question from what you saw today. It must be a question you genuinely do not know the answer to. Write your name on the back.' Allow 2 minutes of silent writing. </w:t>
-            </w:r>
-          </w:p>
-          <w:p>
-            <w:pPr>
-              <w:spacing w:after="40" w:before="0"/>
-              <w:jc w:val="left"/>
-            </w:pPr>
-            <w:r>
-              <w:rPr>
-                <w:rFonts w:ascii="Arial" w:cs="Arial" w:eastAsia="Arial" w:hAnsi="Arial"/>
-                <w:b w:val="false"/>
-                <w:bCs w:val="false"/>
-                <w:i w:val="false"/>
-                <w:iCs w:val="false"/>
-                <w:color w:val="000000"/>
-                <w:sz w:val="18"/>
-                <w:szCs w:val="18"/>
-              </w:rPr>
-              <w:t xml:space="preserve">3. Learners come up row by row to post their questions. As they post, teacher reads each question aloud and asks: 'Should this go near the HOW water moves cluster, or the WHY cluster, or somewhere else?' Let the class decide placement. </w:t>
-            </w:r>
-          </w:p>
-          <w:p>
-            <w:pPr>
-              <w:spacing w:after="40" w:before="0"/>
-              <w:jc w:val="left"/>
-            </w:pPr>
-            <w:r>
-              <w:rPr>
-                <w:rFonts w:ascii="Arial" w:cs="Arial" w:eastAsia="Arial" w:hAnsi="Arial"/>
-                <w:b w:val="false"/>
-                <w:bCs w:val="false"/>
-                <w:i w:val="false"/>
-                <w:iCs w:val="false"/>
-                <w:color w:val="000000"/>
-                <w:sz w:val="18"/>
-                <w:szCs w:val="18"/>
-              </w:rPr>
-              <w:t xml:space="preserve">4. After all questions are posted, step back and say: 'Count with me — how many questions have we just created?' Count aloud together. 'All of these are worth investigating. By the end of this sub-strand, we will be able to answer every single one of them.' </w:t>
-            </w:r>
-          </w:p>
-          <w:p>
-            <w:pPr>
-              <w:spacing w:after="40" w:before="0"/>
-              <w:jc w:val="left"/>
-            </w:pPr>
-            <w:r>
-              <w:rPr>
-                <w:rFonts w:ascii="Arial" w:cs="Arial" w:eastAsia="Arial" w:hAnsi="Arial"/>
-                <w:b w:val="false"/>
-                <w:bCs w:val="false"/>
-                <w:i w:val="false"/>
-                <w:iCs w:val="false"/>
-                <w:color w:val="000000"/>
-                <w:sz w:val="18"/>
-                <w:szCs w:val="18"/>
-              </w:rPr>
-              <w:t xml:space="preserve">5. Point to specific questions and say: 'This question — Wanjiku's question about why the dye only went to some parts — we will specifically come back to in Lesson 2. This one about the bag — Otieno's question — we tackle in Lesson 4 on transpiration.' </w:t>
-            </w:r>
-          </w:p>
-          <w:p>
-            <w:pPr>
-              <w:spacing w:after="40" w:before="0"/>
-              <w:jc w:val="left"/>
-            </w:pPr>
-            <w:r>
-              <w:rPr>
-                <w:rFonts w:ascii="Arial" w:cs="Arial" w:eastAsia="Arial" w:hAnsi="Arial"/>
-                <w:b w:val="false"/>
-                <w:bCs w:val="false"/>
-                <w:i w:val="false"/>
-                <w:iCs w:val="false"/>
-                <w:color w:val="000000"/>
-                <w:sz w:val="18"/>
-                <w:szCs w:val="18"/>
-              </w:rPr>
-              <w:t xml:space="preserve">6. Take a photograph of the DQB (if a phone or tablet is available) for the ARES platform record. Say: 'We will add to this board every lesson. Do not give me the answers yet — let the experiments do that.'</w:t>
-            </w:r>
-          </w:p>
-        </w:tc>
-        <w:tc>
-          <w:tcPr>
-            <w:tcW w:type="dxa" w:w="3040"/>
-            <w:shd w:fill="FFFFFF" w:color="auto" w:val="clear"/>
-            <w:tcMar>
-              <w:top w:type="dxa" w:w="60"/>
-              <w:left w:type="dxa" w:w="120"/>
-              <w:bottom w:type="dxa" w:w="60"/>
-              <w:right w:type="dxa" w:w="120"/>
-            </w:tcMar>
-            <w:vAlign w:val="top"/>
-          </w:tcPr>
-          <w:p>
-            <w:pPr>
-              <w:spacing w:after="40" w:before="0"/>
-              <w:jc w:val="left"/>
-            </w:pPr>
-            <w:r>
-              <w:rPr>
-                <w:rFonts w:ascii="Arial" w:cs="Arial" w:eastAsia="Arial" w:hAnsi="Arial"/>
-                <w:b w:val="false"/>
-                <w:bCs w:val="false"/>
-                <w:i w:val="false"/>
-                <w:iCs w:val="false"/>
-                <w:color w:val="000000"/>
-                <w:sz w:val="18"/>
-                <w:szCs w:val="18"/>
-              </w:rPr>
-              <w:t xml:space="preserve">DRIVING QUESTION BOARD — The DQB externalises the class's collective curiosity and creates a living document of the inquiry. By physically mapping questions to future lessons, the teacher makes the sub-strand structure transparent and gives learners agency over the direction of learning. Returning to the DQB each lesson to tick off answered questions reinforces the cumulative, evidence-building nature of scientific inquiry (SEP: Asking Questions).</w:t>
-            </w:r>
-          </w:p>
-        </w:tc>
-        <w:tc>
-          <w:tcPr>
-            <w:tcW w:type="dxa" w:w="3040"/>
-            <w:shd w:fill="F2F2F2" w:color="auto" w:val="clear"/>
-            <w:tcMar>
-              <w:top w:type="dxa" w:w="60"/>
-              <w:left w:type="dxa" w:w="120"/>
-              <w:bottom w:type="dxa" w:w="60"/>
-              <w:right w:type="dxa" w:w="120"/>
-            </w:tcMar>
-            <w:vAlign w:val="top"/>
-          </w:tcPr>
-          <w:p>
-            <w:pPr>
-              <w:spacing w:after="40" w:before="0"/>
-              <w:jc w:val="left"/>
-            </w:pPr>
-            <w:r>
-              <w:rPr>
-                <w:rFonts w:ascii="Arial" w:cs="Arial" w:eastAsia="Arial" w:hAnsi="Arial"/>
-                <w:b w:val="false"/>
-                <w:bCs w:val="false"/>
-                <w:i w:val="false"/>
-                <w:iCs w:val="false"/>
-                <w:color w:val="000000"/>
-                <w:sz w:val="18"/>
-                <w:szCs w:val="18"/>
-              </w:rPr>
-              <w:t xml:space="preserve">Observable indicator: Every learner has posted at least one question. Teacher reviews question quality after class — questions should be investigable (e.g., 'What are those dot-shaped parts in the stem?') rather than purely factual-recall ('What is xylem?'). Any learner who writes only a factual-recall question receives a verbal prompt in the next lesson: 'Your question asks for a name — can you turn it into a HOW or WHY question?' Teacher records the total number of questions and their cluster distribution as a baseline measure of prior curiosity and conceptual gaps.</w:t>
-            </w:r>
-          </w:p>
-        </w:tc>
-      </w:tr>
-      <w:tr>
-        <w:tc>
-          <w:tcPr>
-            <w:tcW w:type="dxa" w:w="1520"/>
-            <w:shd w:fill="D5E8F0" w:color="auto" w:val="clear"/>
-            <w:tcMar>
-              <w:top w:type="dxa" w:w="60"/>
-              <w:left w:type="dxa" w:w="120"/>
-              <w:bottom w:type="dxa" w:w="60"/>
-              <w:right w:type="dxa" w:w="120"/>
-            </w:tcMar>
-            <w:vAlign w:val="top"/>
-          </w:tcPr>
-          <w:p>
-            <w:pPr>
-              <w:spacing w:after="40" w:before="0"/>
-              <w:jc w:val="left"/>
-            </w:pPr>
-            <w:r>
-              <w:rPr>
-                <w:rFonts w:ascii="Arial" w:cs="Arial" w:eastAsia="Arial" w:hAnsi="Arial"/>
-                <w:b/>
-                <w:bCs/>
-                <w:i w:val="false"/>
-                <w:iCs w:val="false"/>
-                <w:color w:val="000000"/>
-                <w:sz w:val="18"/>
-                <w:szCs w:val="18"/>
-              </w:rPr>
-              <w:t xml:space="preserve">Model Building Phase</w:t>
-            </w:r>
-          </w:p>
-          <w:p>
-            <w:pPr>
-              <w:spacing w:after="20" w:before="0"/>
-            </w:pPr>
-            <w:r>
-              <w:rPr>
-                <w:rFonts w:ascii="Arial" w:cs="Arial" w:eastAsia="Arial" w:hAnsi="Arial"/>
-                <w:b/>
-                <w:bCs/>
-                <w:color w:val="1F3864"/>
-                <w:sz w:val="16"/>
-                <w:szCs w:val="16"/>
-              </w:rPr>
-              <w:t xml:space="preserve">📹 VIDEO:</w:t>
-            </w:r>
-          </w:p>
-          <w:p>
-            <w:pPr>
-              <w:spacing w:after="20" w:before="0"/>
-            </w:pPr>
-            <w:hyperlink w:history="1" r:id="rIdofrgmk2wnjmlvjyxcw9vu">
-              <w:r>
-                <w:rPr>
-                  <w:rFonts w:ascii="Arial" w:cs="Arial" w:eastAsia="Arial" w:hAnsi="Arial"/>
-                  <w:color w:val="2E75B6"/>
-                  <w:sz w:val="16"/>
-                  <w:szCs w:val="16"/>
-                  <w:u w:val="single" w:color="2E75B6"/>
-                </w:rPr>
-                <w:t xml:space="preserve">WATCH: The Agricultural Revolution</w:t>
-              </w:r>
-            </w:hyperlink>
-          </w:p>
-          <w:p>
-            <w:pPr>
-              <w:spacing w:after="10" w:before="0"/>
-              <w:ind w:left="120"/>
-            </w:pPr>
-            <w:r>
-              <w:rPr>
-                <w:rFonts w:ascii="Arial" w:cs="Arial" w:eastAsia="Arial" w:hAnsi="Arial"/>
-                <w:color w:val="595959"/>
-                <w:sz w:val="14"/>
-                <w:szCs w:val="14"/>
-              </w:rPr>
-              <w:t xml:space="preserve">Source: Khan Academy (English - US curriculum)</w:t>
-            </w:r>
-          </w:p>
-          <w:p>
-            <w:pPr>
-              <w:spacing w:after="10" w:before="0"/>
-              <w:ind w:left="120"/>
-            </w:pPr>
-            <w:hyperlink w:history="1" r:id="rIdhmwunyx-wep4ptv_hsx1b">
+            <w:hyperlink w:history="1" r:id="rIdhzil31-tbxwiwshntmffv">
               <w:r>
                 <w:rPr>
                   <w:rFonts w:ascii="Arial" w:cs="Arial" w:eastAsia="Arial" w:hAnsi="Arial"/>
@@ -4642,47 +4638,31 @@
                 <w:sz w:val="16"/>
                 <w:szCs w:val="16"/>
               </w:rPr>
-              <w:t xml:space="preserve">📖 HTML:</w:t>
+              <w:t xml:space="preserve">📖 READING:</w:t>
             </w:r>
           </w:p>
           <w:p>
             <w:pPr>
               <w:spacing w:after="20" w:before="0"/>
             </w:pPr>
-            <w:hyperlink w:history="1" r:id="rId6jimg3oraxvyx-5r5ijnu">
-              <w:r>
-                <w:rPr>
-                  <w:rFonts w:ascii="Arial" w:cs="Arial" w:eastAsia="Arial" w:hAnsi="Arial"/>
-                  <w:color w:val="2E75B6"/>
-                  <w:sz w:val="16"/>
-                  <w:szCs w:val="16"/>
-                  <w:u w:val="single" w:color="2E75B6"/>
-                </w:rPr>
-                <w:t xml:space="preserve">Cell Transport (Flexbook)</w:t>
-              </w:r>
-            </w:hyperlink>
+            <w:r>
+              <w:rPr>
+                <w:rFonts w:ascii="Arial" w:cs="Arial" w:eastAsia="Arial" w:hAnsi="Arial"/>
+                <w:i/>
+                <w:iCs/>
+                <w:color w:val="595959"/>
+                <w:sz w:val="16"/>
+                <w:szCs w:val="16"/>
+              </w:rPr>
+              <w:t xml:space="preserve">No closely matching reading in the ARES library for this activity.</w:t>
+            </w:r>
           </w:p>
           <w:p>
             <w:pPr>
               <w:spacing w:after="10" w:before="0"/>
               <w:ind w:left="120"/>
             </w:pPr>
-            <w:r>
-              <w:rPr>
-                <w:rFonts w:ascii="Arial" w:cs="Arial" w:eastAsia="Arial" w:hAnsi="Arial"/>
-                <w:color w:val="595959"/>
-                <w:sz w:val="14"/>
-                <w:szCs w:val="14"/>
-              </w:rPr>
-              <w:t xml:space="preserve">Source: CK-12</w:t>
-            </w:r>
-          </w:p>
-          <w:p>
-            <w:pPr>
-              <w:spacing w:after="10" w:before="0"/>
-              <w:ind w:left="120"/>
-            </w:pPr>
-            <w:hyperlink w:history="1" r:id="rIdanlljfsxczibbkfsnjjkw">
+            <w:hyperlink w:history="1" r:id="rIdrothundvhwubksniouctd">
               <w:r>
                 <w:rPr>
                   <w:rFonts w:ascii="Arial" w:cs="Arial" w:eastAsia="Arial" w:hAnsi="Arial"/>
@@ -4691,9 +4671,24 @@
                   <w:szCs w:val="14"/>
                   <w:u w:val="single" w:color="595959"/>
                 </w:rPr>
-                <w:t xml:space="preserve">🔍 Search ARES for similar readings</w:t>
+                <w:t xml:space="preserve">🔍 Search ARES for readings</w:t>
               </w:r>
             </w:hyperlink>
+          </w:p>
+          <w:p>
+            <w:pPr>
+              <w:spacing w:after="10" w:before="0"/>
+              <w:ind w:left="120"/>
+            </w:pPr>
+            <w:r>
+              <w:rPr>
+                <w:rFonts w:ascii="Arial" w:cs="Arial" w:eastAsia="Arial" w:hAnsi="Arial"/>
+                <w:color w:val="595959"/>
+                <w:sz w:val="14"/>
+                <w:szCs w:val="14"/>
+              </w:rPr>
+              <w:t xml:space="preserve">Search terms: transport plants xylem transpiration</w:t>
+            </w:r>
           </w:p>
         </w:tc>
         <w:tc>
@@ -6264,7 +6259,7 @@
             <w:pPr>
               <w:spacing w:after="20" w:before="0"/>
             </w:pPr>
-            <w:hyperlink w:history="1" r:id="rIdlqkm7tmremvud34mqpqi4">
+            <w:hyperlink w:history="1" r:id="rIdkjpnkadmivs8eczgdvo5p">
               <w:r>
                 <w:rPr>
                   <w:rFonts w:ascii="Arial" w:cs="Arial" w:eastAsia="Arial" w:hAnsi="Arial"/>
@@ -6273,7 +6268,7 @@
                   <w:szCs w:val="16"/>
                   <w:u w:val="single" w:color="2E75B6"/>
                 </w:rPr>
-                <w:t xml:space="preserve">Intro to exponential functions</w:t>
+                <w:t xml:space="preserve">12 Plant Transport Xylem And Phloem, Transpiration [3D Animation]</w:t>
               </w:r>
             </w:hyperlink>
           </w:p>
@@ -6289,7 +6284,7 @@
                 <w:sz w:val="14"/>
                 <w:szCs w:val="14"/>
               </w:rPr>
-              <w:t xml:space="preserve">Source: Khan Academy (English - US curriculum)</w:t>
+              <w:t xml:space="preserve">Source: Seavuria</w:t>
             </w:r>
           </w:p>
           <w:p>
@@ -6297,7 +6292,7 @@
               <w:spacing w:after="10" w:before="0"/>
               <w:ind w:left="120"/>
             </w:pPr>
-            <w:hyperlink w:history="1" r:id="rIdomgwnacudzsigum9jum9q">
+            <w:hyperlink w:history="1" r:id="rIdnhkqru_7vc4zmtgvfsy43">
               <w:r>
                 <w:rPr>
                   <w:rFonts w:ascii="Arial" w:cs="Arial" w:eastAsia="Arial" w:hAnsi="Arial"/>
@@ -6335,14 +6330,14 @@
                 <w:sz w:val="16"/>
                 <w:szCs w:val="16"/>
               </w:rPr>
-              <w:t xml:space="preserve">📖 HTML:</w:t>
+              <w:t xml:space="preserve">📖 EXERCISE:</w:t>
             </w:r>
           </w:p>
           <w:p>
             <w:pPr>
               <w:spacing w:after="20" w:before="0"/>
             </w:pPr>
-            <w:hyperlink w:history="1" r:id="rIdeaea5kfu8pufgfht8v2jp">
+            <w:hyperlink w:history="1" r:id="rIdmd8rym01ifj6tbdvxqi-x">
               <w:r>
                 <w:rPr>
                   <w:rFonts w:ascii="Arial" w:cs="Arial" w:eastAsia="Arial" w:hAnsi="Arial"/>
@@ -6351,7 +6346,7 @@
                   <w:szCs w:val="16"/>
                   <w:u w:val="single" w:color="2E75B6"/>
                 </w:rPr>
-                <w:t xml:space="preserve">Geometric Visual of a Square Root (PLIX)</w:t>
+                <w:t xml:space="preserve">Cohesion, adhesion, and surface tension</w:t>
               </w:r>
             </w:hyperlink>
           </w:p>
@@ -6367,7 +6362,7 @@
                 <w:sz w:val="14"/>
                 <w:szCs w:val="14"/>
               </w:rPr>
-              <w:t xml:space="preserve">Source: CK-12</w:t>
+              <w:t xml:space="preserve">Source: Khan Academy (English - US curriculum)</w:t>
             </w:r>
           </w:p>
           <w:p>
@@ -6375,7 +6370,7 @@
               <w:spacing w:after="10" w:before="0"/>
               <w:ind w:left="120"/>
             </w:pPr>
-            <w:hyperlink w:history="1" r:id="rIdfwar_5tyndjz9zm3ueuhy">
+            <w:hyperlink w:history="1" r:id="rIdmspwajzvca5dm5e7tpalt">
               <w:r>
                 <w:rPr>
                   <w:rFonts w:ascii="Arial" w:cs="Arial" w:eastAsia="Arial" w:hAnsi="Arial"/>
@@ -6570,7 +6565,7 @@
             <w:pPr>
               <w:spacing w:after="20" w:before="0"/>
             </w:pPr>
-            <w:hyperlink w:history="1" r:id="rIdr9ngnciriepk9vzw7j6kd">
+            <w:hyperlink w:history="1" r:id="rId3xh6ifktginmpg5snvwu2">
               <w:r>
                 <w:rPr>
                   <w:rFonts w:ascii="Arial" w:cs="Arial" w:eastAsia="Arial" w:hAnsi="Arial"/>
@@ -6579,7 +6574,7 @@
                   <w:szCs w:val="16"/>
                   <w:u w:val="single" w:color="2E75B6"/>
                 </w:rPr>
-                <w:t xml:space="preserve">Intro to exponential functions</w:t>
+                <w:t xml:space="preserve">Capillary action and why we see a meniscus</w:t>
               </w:r>
             </w:hyperlink>
           </w:p>
@@ -6603,7 +6598,7 @@
               <w:spacing w:after="10" w:before="0"/>
               <w:ind w:left="120"/>
             </w:pPr>
-            <w:hyperlink w:history="1" r:id="rId_uj-qobq_8uwro8dxe-mf">
+            <w:hyperlink w:history="1" r:id="rId8uu-smosajpbzyllpkg7r">
               <w:r>
                 <w:rPr>
                   <w:rFonts w:ascii="Arial" w:cs="Arial" w:eastAsia="Arial" w:hAnsi="Arial"/>
@@ -6641,14 +6636,14 @@
                 <w:sz w:val="16"/>
                 <w:szCs w:val="16"/>
               </w:rPr>
-              <w:t xml:space="preserve">📖 HTML:</w:t>
+              <w:t xml:space="preserve">📖 EXERCISE:</w:t>
             </w:r>
           </w:p>
           <w:p>
             <w:pPr>
               <w:spacing w:after="20" w:before="0"/>
             </w:pPr>
-            <w:hyperlink w:history="1" r:id="rIdxqw1j3glq2xo6npjmxawx">
+            <w:hyperlink w:history="1" r:id="rIdnqcb3gu-1r73ckhsu4a91">
               <w:r>
                 <w:rPr>
                   <w:rFonts w:ascii="Arial" w:cs="Arial" w:eastAsia="Arial" w:hAnsi="Arial"/>
@@ -6657,7 +6652,7 @@
                   <w:szCs w:val="16"/>
                   <w:u w:val="single" w:color="2E75B6"/>
                 </w:rPr>
-                <w:t xml:space="preserve">Geometric Visual of a Square Root (PLIX)</w:t>
+                <w:t xml:space="preserve">Cohesion, adhesion, and surface tension</w:t>
               </w:r>
             </w:hyperlink>
           </w:p>
@@ -6673,7 +6668,7 @@
                 <w:sz w:val="14"/>
                 <w:szCs w:val="14"/>
               </w:rPr>
-              <w:t xml:space="preserve">Source: CK-12</w:t>
+              <w:t xml:space="preserve">Source: Khan Academy (English - US curriculum)</w:t>
             </w:r>
           </w:p>
           <w:p>
@@ -6681,7 +6676,7 @@
               <w:spacing w:after="10" w:before="0"/>
               <w:ind w:left="120"/>
             </w:pPr>
-            <w:hyperlink w:history="1" r:id="rIdkvzvlnsqwmzkyebfwzda4">
+            <w:hyperlink w:history="1" r:id="rIdndzxy3nzz84s6cann5ood">
               <w:r>
                 <w:rPr>
                   <w:rFonts w:ascii="Arial" w:cs="Arial" w:eastAsia="Arial" w:hAnsi="Arial"/>
@@ -7028,7 +7023,7 @@
             <w:pPr>
               <w:spacing w:after="20" w:before="0"/>
             </w:pPr>
-            <w:hyperlink w:history="1" r:id="rIdruqqaiup4nvc9aqbl_zvr">
+            <w:hyperlink w:history="1" r:id="rIdiszwxh7bmzmcmvasbiojo">
               <w:r>
                 <w:rPr>
                   <w:rFonts w:ascii="Arial" w:cs="Arial" w:eastAsia="Arial" w:hAnsi="Arial"/>
@@ -7037,7 +7032,7 @@
                   <w:szCs w:val="16"/>
                   <w:u w:val="single" w:color="2E75B6"/>
                 </w:rPr>
-                <w:t xml:space="preserve">Intro to exponential functions</w:t>
+                <w:t xml:space="preserve">12 Plant Transport Xylem And Phloem, Transpiration [3D Animation]</w:t>
               </w:r>
             </w:hyperlink>
           </w:p>
@@ -7053,7 +7048,7 @@
                 <w:sz w:val="14"/>
                 <w:szCs w:val="14"/>
               </w:rPr>
-              <w:t xml:space="preserve">Source: Khan Academy (English - US curriculum)</w:t>
+              <w:t xml:space="preserve">Source: Seavuria</w:t>
             </w:r>
           </w:p>
           <w:p>
@@ -7061,7 +7056,7 @@
               <w:spacing w:after="10" w:before="0"/>
               <w:ind w:left="120"/>
             </w:pPr>
-            <w:hyperlink w:history="1" r:id="rIdcualmz3iddzse5nnca8i6">
+            <w:hyperlink w:history="1" r:id="rIdpt6skm4gzdml6w1pw2zmc">
               <w:r>
                 <w:rPr>
                   <w:rFonts w:ascii="Arial" w:cs="Arial" w:eastAsia="Arial" w:hAnsi="Arial"/>
@@ -7099,14 +7094,14 @@
                 <w:sz w:val="16"/>
                 <w:szCs w:val="16"/>
               </w:rPr>
-              <w:t xml:space="preserve">📖 HTML:</w:t>
+              <w:t xml:space="preserve">📖 EXERCISE:</w:t>
             </w:r>
           </w:p>
           <w:p>
             <w:pPr>
               <w:spacing w:after="20" w:before="0"/>
             </w:pPr>
-            <w:hyperlink w:history="1" r:id="rIdqpunbtnug3gmxgnyq27xr">
+            <w:hyperlink w:history="1" r:id="rIdirrdlfsodwepqxa-vceng">
               <w:r>
                 <w:rPr>
                   <w:rFonts w:ascii="Arial" w:cs="Arial" w:eastAsia="Arial" w:hAnsi="Arial"/>
@@ -7115,7 +7110,7 @@
                   <w:szCs w:val="16"/>
                   <w:u w:val="single" w:color="2E75B6"/>
                 </w:rPr>
-                <w:t xml:space="preserve">Geometric Visual of a Square Root (PLIX)</w:t>
+                <w:t xml:space="preserve">Cohesion, adhesion, and surface tension</w:t>
               </w:r>
             </w:hyperlink>
           </w:p>
@@ -7131,7 +7126,7 @@
                 <w:sz w:val="14"/>
                 <w:szCs w:val="14"/>
               </w:rPr>
-              <w:t xml:space="preserve">Source: CK-12</w:t>
+              <w:t xml:space="preserve">Source: Khan Academy (English - US curriculum)</w:t>
             </w:r>
           </w:p>
           <w:p>
@@ -7139,7 +7134,7 @@
               <w:spacing w:after="10" w:before="0"/>
               <w:ind w:left="120"/>
             </w:pPr>
-            <w:hyperlink w:history="1" r:id="rId3dqsgovnsiw3ya80vzx_e">
+            <w:hyperlink w:history="1" r:id="rId8be1ed-cqvswrwjfeu6uo">
               <w:r>
                 <w:rPr>
                   <w:rFonts w:ascii="Arial" w:cs="Arial" w:eastAsia="Arial" w:hAnsi="Arial"/>
@@ -7334,7 +7329,7 @@
             <w:pPr>
               <w:spacing w:after="20" w:before="0"/>
             </w:pPr>
-            <w:hyperlink w:history="1" r:id="rIdng-cuhldv1uvkx8-1nao_">
+            <w:hyperlink w:history="1" r:id="rId1lcjqtbamdmaxcosp3fdx">
               <w:r>
                 <w:rPr>
                   <w:rFonts w:ascii="Arial" w:cs="Arial" w:eastAsia="Arial" w:hAnsi="Arial"/>
@@ -7343,7 +7338,7 @@
                   <w:szCs w:val="16"/>
                   <w:u w:val="single" w:color="2E75B6"/>
                 </w:rPr>
-                <w:t xml:space="preserve">Intro to exponential functions</w:t>
+                <w:t xml:space="preserve">12 Plant Transport Xylem And Phloem, Transpiration [3D Animation]</w:t>
               </w:r>
             </w:hyperlink>
           </w:p>
@@ -7359,7 +7354,7 @@
                 <w:sz w:val="14"/>
                 <w:szCs w:val="14"/>
               </w:rPr>
-              <w:t xml:space="preserve">Source: Khan Academy (English - US curriculum)</w:t>
+              <w:t xml:space="preserve">Source: Seavuria</w:t>
             </w:r>
           </w:p>
           <w:p>
@@ -7367,7 +7362,7 @@
               <w:spacing w:after="10" w:before="0"/>
               <w:ind w:left="120"/>
             </w:pPr>
-            <w:hyperlink w:history="1" r:id="rIdqzzyznwzbhnhjmysymf1h">
+            <w:hyperlink w:history="1" r:id="rIdyrazimxdquop-mv9dtvyr">
               <w:r>
                 <w:rPr>
                   <w:rFonts w:ascii="Arial" w:cs="Arial" w:eastAsia="Arial" w:hAnsi="Arial"/>
@@ -7405,14 +7400,14 @@
                 <w:sz w:val="16"/>
                 <w:szCs w:val="16"/>
               </w:rPr>
-              <w:t xml:space="preserve">📖 HTML:</w:t>
+              <w:t xml:space="preserve">📖 EXERCISE:</w:t>
             </w:r>
           </w:p>
           <w:p>
             <w:pPr>
               <w:spacing w:after="20" w:before="0"/>
             </w:pPr>
-            <w:hyperlink w:history="1" r:id="rIdridddl-j57daumpq_d-rf">
+            <w:hyperlink w:history="1" r:id="rIdzit7yj5ovfwa0zhw3fbgx">
               <w:r>
                 <w:rPr>
                   <w:rFonts w:ascii="Arial" w:cs="Arial" w:eastAsia="Arial" w:hAnsi="Arial"/>
@@ -7421,7 +7416,7 @@
                   <w:szCs w:val="16"/>
                   <w:u w:val="single" w:color="2E75B6"/>
                 </w:rPr>
-                <w:t xml:space="preserve">Geometric Visual of a Square Root (PLIX)</w:t>
+                <w:t xml:space="preserve">Cohesion, adhesion, and surface tension</w:t>
               </w:r>
             </w:hyperlink>
           </w:p>
@@ -7437,7 +7432,7 @@
                 <w:sz w:val="14"/>
                 <w:szCs w:val="14"/>
               </w:rPr>
-              <w:t xml:space="preserve">Source: CK-12</w:t>
+              <w:t xml:space="preserve">Source: Khan Academy (English - US curriculum)</w:t>
             </w:r>
           </w:p>
           <w:p>
@@ -7445,7 +7440,7 @@
               <w:spacing w:after="10" w:before="0"/>
               <w:ind w:left="120"/>
             </w:pPr>
-            <w:hyperlink w:history="1" r:id="rIduujhixn99b9r2kty8lgyf">
+            <w:hyperlink w:history="1" r:id="rIdawzrats_5ulsjuc78pohf">
               <w:r>
                 <w:rPr>
                   <w:rFonts w:ascii="Arial" w:cs="Arial" w:eastAsia="Arial" w:hAnsi="Arial"/>
@@ -7640,7 +7635,7 @@
             <w:pPr>
               <w:spacing w:after="20" w:before="0"/>
             </w:pPr>
-            <w:hyperlink w:history="1" r:id="rIdikgzkxnw-9g6n_bbw09yr">
+            <w:hyperlink w:history="1" r:id="rIdua8xh09cfafyi97zihwox">
               <w:r>
                 <w:rPr>
                   <w:rFonts w:ascii="Arial" w:cs="Arial" w:eastAsia="Arial" w:hAnsi="Arial"/>
@@ -7649,7 +7644,7 @@
                   <w:szCs w:val="16"/>
                   <w:u w:val="single" w:color="2E75B6"/>
                 </w:rPr>
-                <w:t xml:space="preserve">Intro to exponential functions</w:t>
+                <w:t xml:space="preserve">12 Plant Transport Xylem And Phloem, Transpiration [3D Animation]</w:t>
               </w:r>
             </w:hyperlink>
           </w:p>
@@ -7665,7 +7660,7 @@
                 <w:sz w:val="14"/>
                 <w:szCs w:val="14"/>
               </w:rPr>
-              <w:t xml:space="preserve">Source: Khan Academy (English - US curriculum)</w:t>
+              <w:t xml:space="preserve">Source: Seavuria</w:t>
             </w:r>
           </w:p>
           <w:p>
@@ -7673,7 +7668,7 @@
               <w:spacing w:after="10" w:before="0"/>
               <w:ind w:left="120"/>
             </w:pPr>
-            <w:hyperlink w:history="1" r:id="rIdgm7-7yjmkge4tx-h_zdlm">
+            <w:hyperlink w:history="1" r:id="rIdvi5mdlwye1osqqe_ob75f">
               <w:r>
                 <w:rPr>
                   <w:rFonts w:ascii="Arial" w:cs="Arial" w:eastAsia="Arial" w:hAnsi="Arial"/>
@@ -7711,14 +7706,14 @@
                 <w:sz w:val="16"/>
                 <w:szCs w:val="16"/>
               </w:rPr>
-              <w:t xml:space="preserve">📖 HTML:</w:t>
+              <w:t xml:space="preserve">📖 EXERCISE:</w:t>
             </w:r>
           </w:p>
           <w:p>
             <w:pPr>
               <w:spacing w:after="20" w:before="0"/>
             </w:pPr>
-            <w:hyperlink w:history="1" r:id="rIdqqr2khd-1zfrypvwayd1k">
+            <w:hyperlink w:history="1" r:id="rIdnhkn4wa3xtbxtggw-jovm">
               <w:r>
                 <w:rPr>
                   <w:rFonts w:ascii="Arial" w:cs="Arial" w:eastAsia="Arial" w:hAnsi="Arial"/>
@@ -7727,7 +7722,7 @@
                   <w:szCs w:val="16"/>
                   <w:u w:val="single" w:color="2E75B6"/>
                 </w:rPr>
-                <w:t xml:space="preserve">Geometric Visual of a Square Root (PLIX)</w:t>
+                <w:t xml:space="preserve">Cohesion, adhesion, and surface tension</w:t>
               </w:r>
             </w:hyperlink>
           </w:p>
@@ -7743,7 +7738,7 @@
                 <w:sz w:val="14"/>
                 <w:szCs w:val="14"/>
               </w:rPr>
-              <w:t xml:space="preserve">Source: CK-12</w:t>
+              <w:t xml:space="preserve">Source: Khan Academy (English - US curriculum)</w:t>
             </w:r>
           </w:p>
           <w:p>
@@ -7751,7 +7746,7 @@
               <w:spacing w:after="10" w:before="0"/>
               <w:ind w:left="120"/>
             </w:pPr>
-            <w:hyperlink w:history="1" r:id="rIdjrvwtf-0uxp1llrw3nxux">
+            <w:hyperlink w:history="1" r:id="rIdphpwwffzre7pqgmhqxgj9">
               <w:r>
                 <w:rPr>
                   <w:rFonts w:ascii="Arial" w:cs="Arial" w:eastAsia="Arial" w:hAnsi="Arial"/>
@@ -9238,7 +9233,7 @@
             <w:pPr>
               <w:spacing w:after="20" w:before="0"/>
             </w:pPr>
-            <w:hyperlink w:history="1" r:id="rIdexatjzu2pj7sfgg6rzfjx">
+            <w:hyperlink w:history="1" r:id="rIdbyequ-nswe4pyhnypnyhs">
               <w:r>
                 <w:rPr>
                   <w:rFonts w:ascii="Arial" w:cs="Arial" w:eastAsia="Arial" w:hAnsi="Arial"/>
@@ -9271,7 +9266,7 @@
               <w:spacing w:after="10" w:before="0"/>
               <w:ind w:left="120"/>
             </w:pPr>
-            <w:hyperlink w:history="1" r:id="rIdt6taeuozkgy-_prdp_nrm">
+            <w:hyperlink w:history="1" r:id="rIdt09vvb10fe4putdjekxww">
               <w:r>
                 <w:rPr>
                   <w:rFonts w:ascii="Arial" w:cs="Arial" w:eastAsia="Arial" w:hAnsi="Arial"/>
@@ -9316,7 +9311,7 @@
             <w:pPr>
               <w:spacing w:after="20" w:before="0"/>
             </w:pPr>
-            <w:hyperlink w:history="1" r:id="rId6u6lxr4f4qx_nfn4uoutt">
+            <w:hyperlink w:history="1" r:id="rIdpdeqm9pnw3xnaph-lmfav">
               <w:r>
                 <w:rPr>
                   <w:rFonts w:ascii="Arial" w:cs="Arial" w:eastAsia="Arial" w:hAnsi="Arial"/>
@@ -9325,7 +9320,7 @@
                   <w:szCs w:val="16"/>
                   <w:u w:val="single" w:color="2E75B6"/>
                 </w:rPr>
-                <w:t xml:space="preserve">Osmosis (PLIX)</w:t>
+                <w:t xml:space="preserve">Active Transport (Flexbook)</w:t>
               </w:r>
             </w:hyperlink>
           </w:p>
@@ -9349,7 +9344,7 @@
               <w:spacing w:after="10" w:before="0"/>
               <w:ind w:left="120"/>
             </w:pPr>
-            <w:hyperlink w:history="1" r:id="rIdue55nntiqqxljqjgou4zp">
+            <w:hyperlink w:history="1" r:id="rIdvikzq1hij7xkhk6r3bxeb">
               <w:r>
                 <w:rPr>
                   <w:rFonts w:ascii="Arial" w:cs="Arial" w:eastAsia="Arial" w:hAnsi="Arial"/>
@@ -9544,7 +9539,7 @@
             <w:pPr>
               <w:spacing w:after="20" w:before="0"/>
             </w:pPr>
-            <w:hyperlink w:history="1" r:id="rIdd1luhhikz8h2itzhyriii">
+            <w:hyperlink w:history="1" r:id="rIdqxi9b2ugurzywvsvveeoi">
               <w:r>
                 <w:rPr>
                   <w:rFonts w:ascii="Arial" w:cs="Arial" w:eastAsia="Arial" w:hAnsi="Arial"/>
@@ -9553,7 +9548,7 @@
                   <w:szCs w:val="16"/>
                   <w:u w:val="single" w:color="2E75B6"/>
                 </w:rPr>
-                <w:t xml:space="preserve">Osmosis</w:t>
+                <w:t xml:space="preserve">Uniporters, symporters and antiporters</w:t>
               </w:r>
             </w:hyperlink>
           </w:p>
@@ -9577,7 +9572,7 @@
               <w:spacing w:after="10" w:before="0"/>
               <w:ind w:left="120"/>
             </w:pPr>
-            <w:hyperlink w:history="1" r:id="rIdzknrrefmeyk-sch5dulsw">
+            <w:hyperlink w:history="1" r:id="rIdpapovyuyj9pzibvchzlng">
               <w:r>
                 <w:rPr>
                   <w:rFonts w:ascii="Arial" w:cs="Arial" w:eastAsia="Arial" w:hAnsi="Arial"/>
@@ -9615,14 +9610,14 @@
                 <w:sz w:val="16"/>
                 <w:szCs w:val="16"/>
               </w:rPr>
-              <w:t xml:space="preserve">📖 HTML:</w:t>
+              <w:t xml:space="preserve">📖 EXERCISE:</w:t>
             </w:r>
           </w:p>
           <w:p>
             <w:pPr>
               <w:spacing w:after="20" w:before="0"/>
             </w:pPr>
-            <w:hyperlink w:history="1" r:id="rIdkyfivf1tjrrpzw51hskjc">
+            <w:hyperlink w:history="1" r:id="rIdrqiel0ize0k8n_4r6zvuw">
               <w:r>
                 <w:rPr>
                   <w:rFonts w:ascii="Arial" w:cs="Arial" w:eastAsia="Arial" w:hAnsi="Arial"/>
@@ -9631,7 +9626,7 @@
                   <w:szCs w:val="16"/>
                   <w:u w:val="single" w:color="2E75B6"/>
                 </w:rPr>
-                <w:t xml:space="preserve">Osmosis (PLIX)</w:t>
+                <w:t xml:space="preserve">Active Transport Practice</w:t>
               </w:r>
             </w:hyperlink>
           </w:p>
@@ -9655,7 +9650,7 @@
               <w:spacing w:after="10" w:before="0"/>
               <w:ind w:left="120"/>
             </w:pPr>
-            <w:hyperlink w:history="1" r:id="rId1beaddqcawd7b6-23gzxs">
+            <w:hyperlink w:history="1" r:id="rIdctznoqriljopaiec5woae">
               <w:r>
                 <w:rPr>
                   <w:rFonts w:ascii="Arial" w:cs="Arial" w:eastAsia="Arial" w:hAnsi="Arial"/>
@@ -9850,7 +9845,7 @@
             <w:pPr>
               <w:spacing w:after="20" w:before="0"/>
             </w:pPr>
-            <w:hyperlink w:history="1" r:id="rIdry5grga0qnlwhpcihmwrw">
+            <w:hyperlink w:history="1" r:id="rIdqvabxc_4nx7puextpcptz">
               <w:r>
                 <w:rPr>
                   <w:rFonts w:ascii="Arial" w:cs="Arial" w:eastAsia="Arial" w:hAnsi="Arial"/>
@@ -9859,7 +9854,7 @@
                   <w:szCs w:val="16"/>
                   <w:u w:val="single" w:color="2E75B6"/>
                 </w:rPr>
-                <w:t xml:space="preserve">Osmosis</w:t>
+                <w:t xml:space="preserve">12 Plant Transport Xylem And Phloem, Transpiration [3D Animation]</w:t>
               </w:r>
             </w:hyperlink>
           </w:p>
@@ -9875,7 +9870,7 @@
                 <w:sz w:val="14"/>
                 <w:szCs w:val="14"/>
               </w:rPr>
-              <w:t xml:space="preserve">Source: Khan Academy (English - US curriculum)</w:t>
+              <w:t xml:space="preserve">Source: Seavuria</w:t>
             </w:r>
           </w:p>
           <w:p>
@@ -9883,7 +9878,7 @@
               <w:spacing w:after="10" w:before="0"/>
               <w:ind w:left="120"/>
             </w:pPr>
-            <w:hyperlink w:history="1" r:id="rIdlxfy7jo8s_vhn3plhkz4s">
+            <w:hyperlink w:history="1" r:id="rIdz6f7foqxxkfv3iulckrty">
               <w:r>
                 <w:rPr>
                   <w:rFonts w:ascii="Arial" w:cs="Arial" w:eastAsia="Arial" w:hAnsi="Arial"/>
@@ -9921,14 +9916,14 @@
                 <w:sz w:val="16"/>
                 <w:szCs w:val="16"/>
               </w:rPr>
-              <w:t xml:space="preserve">📖 HTML:</w:t>
+              <w:t xml:space="preserve">📖 EXERCISE:</w:t>
             </w:r>
           </w:p>
           <w:p>
             <w:pPr>
               <w:spacing w:after="20" w:before="0"/>
             </w:pPr>
-            <w:hyperlink w:history="1" r:id="rIdljlsl9-c_7rvwvodytewb">
+            <w:hyperlink w:history="1" r:id="rIdv6kk4by0-blzse1kovnac">
               <w:r>
                 <w:rPr>
                   <w:rFonts w:ascii="Arial" w:cs="Arial" w:eastAsia="Arial" w:hAnsi="Arial"/>
@@ -9937,7 +9932,7 @@
                   <w:szCs w:val="16"/>
                   <w:u w:val="single" w:color="2E75B6"/>
                 </w:rPr>
-                <w:t xml:space="preserve">Osmosis (PLIX)</w:t>
+                <w:t xml:space="preserve">Active transport</w:t>
               </w:r>
             </w:hyperlink>
           </w:p>
@@ -9953,7 +9948,7 @@
                 <w:sz w:val="14"/>
                 <w:szCs w:val="14"/>
               </w:rPr>
-              <w:t xml:space="preserve">Source: CK-12</w:t>
+              <w:t xml:space="preserve">Source: Khan Academy (English - US curriculum)</w:t>
             </w:r>
           </w:p>
           <w:p>
@@ -9961,7 +9956,7 @@
               <w:spacing w:after="10" w:before="0"/>
               <w:ind w:left="120"/>
             </w:pPr>
-            <w:hyperlink w:history="1" r:id="rIdawxmhatff2md7pbiwdewg">
+            <w:hyperlink w:history="1" r:id="rId6dhbonu_gb6udpyytumxc">
               <w:r>
                 <w:rPr>
                   <w:rFonts w:ascii="Arial" w:cs="Arial" w:eastAsia="Arial" w:hAnsi="Arial"/>
@@ -10156,7 +10151,7 @@
             <w:pPr>
               <w:spacing w:after="20" w:before="0"/>
             </w:pPr>
-            <w:hyperlink w:history="1" r:id="rIdnspq1l4plip4rxqxqo0rd">
+            <w:hyperlink w:history="1" r:id="rIdesmrm3pfhylcev_chtcge">
               <w:r>
                 <w:rPr>
                   <w:rFonts w:ascii="Arial" w:cs="Arial" w:eastAsia="Arial" w:hAnsi="Arial"/>
@@ -10165,7 +10160,7 @@
                   <w:szCs w:val="16"/>
                   <w:u w:val="single" w:color="2E75B6"/>
                 </w:rPr>
-                <w:t xml:space="preserve">Osmosis</w:t>
+                <w:t xml:space="preserve">Electrochemical gradients and secondary active transport</w:t>
               </w:r>
             </w:hyperlink>
           </w:p>
@@ -10189,7 +10184,7 @@
               <w:spacing w:after="10" w:before="0"/>
               <w:ind w:left="120"/>
             </w:pPr>
-            <w:hyperlink w:history="1" r:id="rId9on_mqrmmsktrv55yhzvw">
+            <w:hyperlink w:history="1" r:id="rIdzxejx89w8nnoq6alhmcuo">
               <w:r>
                 <w:rPr>
                   <w:rFonts w:ascii="Arial" w:cs="Arial" w:eastAsia="Arial" w:hAnsi="Arial"/>
@@ -10227,14 +10222,14 @@
                 <w:sz w:val="16"/>
                 <w:szCs w:val="16"/>
               </w:rPr>
-              <w:t xml:space="preserve">📖 HTML:</w:t>
+              <w:t xml:space="preserve">📖 EXERCISE:</w:t>
             </w:r>
           </w:p>
           <w:p>
             <w:pPr>
               <w:spacing w:after="20" w:before="0"/>
             </w:pPr>
-            <w:hyperlink w:history="1" r:id="rIddcet-xunm8la6gafa2zq6">
+            <w:hyperlink w:history="1" r:id="rId36kxgqwqr_mowbuluiluq">
               <w:r>
                 <w:rPr>
                   <w:rFonts w:ascii="Arial" w:cs="Arial" w:eastAsia="Arial" w:hAnsi="Arial"/>
@@ -10243,7 +10238,7 @@
                   <w:szCs w:val="16"/>
                   <w:u w:val="single" w:color="2E75B6"/>
                 </w:rPr>
-                <w:t xml:space="preserve">Osmosis (PLIX)</w:t>
+                <w:t xml:space="preserve">Diffusion, osmosis, and tonicity</w:t>
               </w:r>
             </w:hyperlink>
           </w:p>
@@ -10259,7 +10254,7 @@
                 <w:sz w:val="14"/>
                 <w:szCs w:val="14"/>
               </w:rPr>
-              <w:t xml:space="preserve">Source: CK-12</w:t>
+              <w:t xml:space="preserve">Source: Khan Academy (English - US curriculum)</w:t>
             </w:r>
           </w:p>
           <w:p>
@@ -10267,7 +10262,7 @@
               <w:spacing w:after="10" w:before="0"/>
               <w:ind w:left="120"/>
             </w:pPr>
-            <w:hyperlink w:history="1" r:id="rIdpapz18qbev0vxhgk_wnyb">
+            <w:hyperlink w:history="1" r:id="rIdzxsnctllhqshola3rajlp">
               <w:r>
                 <w:rPr>
                   <w:rFonts w:ascii="Arial" w:cs="Arial" w:eastAsia="Arial" w:hAnsi="Arial"/>
@@ -10462,7 +10457,7 @@
             <w:pPr>
               <w:spacing w:after="20" w:before="0"/>
             </w:pPr>
-            <w:hyperlink w:history="1" r:id="rIdu8t90fu2wvfw8e71rqyva">
+            <w:hyperlink w:history="1" r:id="rIdnms1i_wcstxbuenzkijjs">
               <w:r>
                 <w:rPr>
                   <w:rFonts w:ascii="Arial" w:cs="Arial" w:eastAsia="Arial" w:hAnsi="Arial"/>
@@ -10471,7 +10466,7 @@
                   <w:szCs w:val="16"/>
                   <w:u w:val="single" w:color="2E75B6"/>
                 </w:rPr>
-                <w:t xml:space="preserve">Osmosis</w:t>
+                <w:t xml:space="preserve">Diffusion and osmosis</w:t>
               </w:r>
             </w:hyperlink>
           </w:p>
@@ -10495,7 +10490,7 @@
               <w:spacing w:after="10" w:before="0"/>
               <w:ind w:left="120"/>
             </w:pPr>
-            <w:hyperlink w:history="1" r:id="rIdwahbo981znavodhgbha9d">
+            <w:hyperlink w:history="1" r:id="rId2len0uawgpjla4qp7vewr">
               <w:r>
                 <w:rPr>
                   <w:rFonts w:ascii="Arial" w:cs="Arial" w:eastAsia="Arial" w:hAnsi="Arial"/>
@@ -10540,7 +10535,7 @@
             <w:pPr>
               <w:spacing w:after="20" w:before="0"/>
             </w:pPr>
-            <w:hyperlink w:history="1" r:id="rIdx3sp2zf8q6gnnbozu5w_c">
+            <w:hyperlink w:history="1" r:id="rIdgwwruznwhmvcggv27vifw">
               <w:r>
                 <w:rPr>
                   <w:rFonts w:ascii="Arial" w:cs="Arial" w:eastAsia="Arial" w:hAnsi="Arial"/>
@@ -10549,7 +10544,7 @@
                   <w:szCs w:val="16"/>
                   <w:u w:val="single" w:color="2E75B6"/>
                 </w:rPr>
-                <w:t xml:space="preserve">Osmosis (PLIX)</w:t>
+                <w:t xml:space="preserve">Active Transport (Flexbook)</w:t>
               </w:r>
             </w:hyperlink>
           </w:p>
@@ -10573,7 +10568,7 @@
               <w:spacing w:after="10" w:before="0"/>
               <w:ind w:left="120"/>
             </w:pPr>
-            <w:hyperlink w:history="1" r:id="rId1uvhkj0sqgxarcrwgte-t">
+            <w:hyperlink w:history="1" r:id="rId0nugdj2thkdfkhdf2cbds">
               <w:r>
                 <w:rPr>
                   <w:rFonts w:ascii="Arial" w:cs="Arial" w:eastAsia="Arial" w:hAnsi="Arial"/>
@@ -12155,7 +12150,7 @@
             <w:pPr>
               <w:spacing w:after="20" w:before="0"/>
             </w:pPr>
-            <w:hyperlink w:history="1" r:id="rIdlxebn_xaecmtrgyfk_1vo">
+            <w:hyperlink w:history="1" r:id="rIdnfepfnmp2iusremwu5dv1">
               <w:r>
                 <w:rPr>
                   <w:rFonts w:ascii="Arial" w:cs="Arial" w:eastAsia="Arial" w:hAnsi="Arial"/>
@@ -12164,7 +12159,7 @@
                   <w:szCs w:val="16"/>
                   <w:u w:val="single" w:color="2E75B6"/>
                 </w:rPr>
-                <w:t xml:space="preserve">2D divergence theorem</w:t>
+                <w:t xml:space="preserve">12 Plant Transport Xylem And Phloem, Transpiration [3D Animation]</w:t>
               </w:r>
             </w:hyperlink>
           </w:p>
@@ -12180,7 +12175,7 @@
                 <w:sz w:val="14"/>
                 <w:szCs w:val="14"/>
               </w:rPr>
-              <w:t xml:space="preserve">Source: Khan Academy (English - US curriculum)</w:t>
+              <w:t xml:space="preserve">Source: Seavuria</w:t>
             </w:r>
           </w:p>
           <w:p>
@@ -12188,7 +12183,7 @@
               <w:spacing w:after="10" w:before="0"/>
               <w:ind w:left="120"/>
             </w:pPr>
-            <w:hyperlink w:history="1" r:id="rId2vfqd-mmiel5sqhlrumq8">
+            <w:hyperlink w:history="1" r:id="rId-zstcnseauejxl9po5v82">
               <w:r>
                 <w:rPr>
                   <w:rFonts w:ascii="Arial" w:cs="Arial" w:eastAsia="Arial" w:hAnsi="Arial"/>
@@ -12226,14 +12221,241 @@
                 <w:sz w:val="16"/>
                 <w:szCs w:val="16"/>
               </w:rPr>
-              <w:t xml:space="preserve">📖 PDF:</w:t>
+              <w:t xml:space="preserve">📖 READING:</w:t>
             </w:r>
           </w:p>
           <w:p>
             <w:pPr>
               <w:spacing w:after="20" w:before="0"/>
             </w:pPr>
-            <w:hyperlink w:history="1" r:id="rIdj08dwmkul64vail7jj7ni">
+            <w:r>
+              <w:rPr>
+                <w:rFonts w:ascii="Arial" w:cs="Arial" w:eastAsia="Arial" w:hAnsi="Arial"/>
+                <w:i/>
+                <w:iCs/>
+                <w:color w:val="595959"/>
+                <w:sz w:val="16"/>
+                <w:szCs w:val="16"/>
+              </w:rPr>
+              <w:t xml:space="preserve">No closely matching reading in the ARES library for this activity.</w:t>
+            </w:r>
+          </w:p>
+          <w:p>
+            <w:pPr>
+              <w:spacing w:after="10" w:before="0"/>
+              <w:ind w:left="120"/>
+            </w:pPr>
+            <w:hyperlink w:history="1" r:id="rIdjo7f8iltiyy1zq7dfl0il">
+              <w:r>
+                <w:rPr>
+                  <w:rFonts w:ascii="Arial" w:cs="Arial" w:eastAsia="Arial" w:hAnsi="Arial"/>
+                  <w:color w:val="595959"/>
+                  <w:sz w:val="14"/>
+                  <w:szCs w:val="14"/>
+                  <w:u w:val="single" w:color="595959"/>
+                </w:rPr>
+                <w:t xml:space="preserve">🔍 Search ARES for readings</w:t>
+              </w:r>
+            </w:hyperlink>
+          </w:p>
+          <w:p>
+            <w:pPr>
+              <w:spacing w:after="10" w:before="0"/>
+              <w:ind w:left="120"/>
+            </w:pPr>
+            <w:r>
+              <w:rPr>
+                <w:rFonts w:ascii="Arial" w:cs="Arial" w:eastAsia="Arial" w:hAnsi="Arial"/>
+                <w:color w:val="595959"/>
+                <w:sz w:val="14"/>
+                <w:szCs w:val="14"/>
+              </w:rPr>
+              <w:t xml:space="preserve">Search terms: transport plants translocation phloem</w:t>
+            </w:r>
+          </w:p>
+        </w:tc>
+        <w:tc>
+          <w:tcPr>
+            <w:tcW w:type="dxa" w:w="3040"/>
+            <w:shd w:fill="FFFFFF" w:color="auto" w:val="clear"/>
+            <w:tcMar>
+              <w:top w:type="dxa" w:w="60"/>
+              <w:left w:type="dxa" w:w="120"/>
+              <w:bottom w:type="dxa" w:w="60"/>
+              <w:right w:type="dxa" w:w="120"/>
+            </w:tcMar>
+            <w:vAlign w:val="top"/>
+          </w:tcPr>
+          <w:p>
+            <w:pPr>
+              <w:spacing w:after="40" w:before="0"/>
+              <w:jc w:val="left"/>
+            </w:pPr>
+            <w:r>
+              <w:rPr>
+                <w:rFonts w:ascii="Arial" w:cs="Arial" w:eastAsia="Arial" w:hAnsi="Arial"/>
+                <w:b w:val="false"/>
+                <w:bCs w:val="false"/>
+                <w:i w:val="false"/>
+                <w:iCs w:val="false"/>
+                <w:color w:val="000000"/>
+                <w:sz w:val="18"/>
+                <w:szCs w:val="18"/>
+              </w:rPr>
+              <w:t xml:space="preserve">Learners individually write a prediction (2–3 sentences) in their science journals answering: 'In a maize plant growing on a farm near Kisumu, the leaves make sugar by photosynthesis. Predict: how does that sugar reach the roots and the developing maize cob? Does it travel through the same red-stained channels we saw in Lesson 2, or through different channels — and why do you think so?' Learners share predictions with a shoulder partner (Think-Pair) for 2 minutes, then three learners are cold-called to share aloud.</w:t>
+            </w:r>
+          </w:p>
+        </w:tc>
+        <w:tc>
+          <w:tcPr>
+            <w:tcW w:type="dxa" w:w="3040"/>
+            <w:shd w:fill="F2F2F2" w:color="auto" w:val="clear"/>
+            <w:tcMar>
+              <w:top w:type="dxa" w:w="60"/>
+              <w:left w:type="dxa" w:w="120"/>
+              <w:bottom w:type="dxa" w:w="60"/>
+              <w:right w:type="dxa" w:w="120"/>
+            </w:tcMar>
+            <w:vAlign w:val="top"/>
+          </w:tcPr>
+          <w:p>
+            <w:pPr>
+              <w:spacing w:after="40" w:before="0"/>
+              <w:jc w:val="left"/>
+            </w:pPr>
+            <w:r>
+              <w:rPr>
+                <w:rFonts w:ascii="Arial" w:cs="Arial" w:eastAsia="Arial" w:hAnsi="Arial"/>
+                <w:b w:val="false"/>
+                <w:bCs w:val="false"/>
+                <w:i w:val="false"/>
+                <w:iCs w:val="false"/>
+                <w:color w:val="000000"/>
+                <w:sz w:val="18"/>
+                <w:szCs w:val="18"/>
+              </w:rPr>
+              <w:t xml:space="preserve">Display the anchoring phenomenon image (cross-section of maize stem showing red-stained xylem rings) on the board alongside a diagram of a maize plant with arrows labelled 'sugar made here' at the leaves and question marks at the roots and cob. Say: 'In our last lessons we tracked water moving UP through those red rings. Today we ask a different question — what about the food the plant makes? Where does it go, and how?' Distribute science journals. Give learners 3 minutes of individual silent writing time. After Think-Pair, cold-call exactly 3 learners using name sticks: ask each 'What evidence from our previous lessons supports your prediction?' WAIT 12 seconds after each prompt before accepting an answer. Record key prediction terms (e.g., 'same tubes,' 'different tubes,' 'phloem,' 'flows down') on the board without evaluating correctness — label the board column 'Our Predictions (Lesson 4).'</w:t>
+            </w:r>
+          </w:p>
+        </w:tc>
+        <w:tc>
+          <w:tcPr>
+            <w:tcW w:type="dxa" w:w="3040"/>
+            <w:shd w:fill="FFFFFF" w:color="auto" w:val="clear"/>
+            <w:tcMar>
+              <w:top w:type="dxa" w:w="60"/>
+              <w:left w:type="dxa" w:w="120"/>
+              <w:bottom w:type="dxa" w:w="60"/>
+              <w:right w:type="dxa" w:w="120"/>
+            </w:tcMar>
+            <w:vAlign w:val="top"/>
+          </w:tcPr>
+          <w:p>
+            <w:pPr>
+              <w:spacing w:after="40" w:before="0"/>
+              <w:jc w:val="left"/>
+            </w:pPr>
+            <w:r>
+              <w:rPr>
+                <w:rFonts w:ascii="Arial" w:cs="Arial" w:eastAsia="Arial" w:hAnsi="Arial"/>
+                <w:b w:val="false"/>
+                <w:bCs w:val="false"/>
+                <w:i w:val="false"/>
+                <w:iCs w:val="false"/>
+                <w:color w:val="000000"/>
+                <w:sz w:val="18"/>
+                <w:szCs w:val="18"/>
+              </w:rPr>
+              <w:t xml:space="preserve">Think-Pair-Predict: activates prior knowledge of xylem from Lessons 1–3 and creates cognitive dissonance — learners who predicted 'same tubes' will be productively challenged by the girdling evidence in the Observe phase. Recording predictions publicly ensures accountability and revisiting.</w:t>
+            </w:r>
+          </w:p>
+        </w:tc>
+        <w:tc>
+          <w:tcPr>
+            <w:tcW w:type="dxa" w:w="3040"/>
+            <w:shd w:fill="F2F2F2" w:color="auto" w:val="clear"/>
+            <w:tcMar>
+              <w:top w:type="dxa" w:w="60"/>
+              <w:left w:type="dxa" w:w="120"/>
+              <w:bottom w:type="dxa" w:w="60"/>
+              <w:right w:type="dxa" w:w="120"/>
+            </w:tcMar>
+            <w:vAlign w:val="top"/>
+          </w:tcPr>
+          <w:p>
+            <w:pPr>
+              <w:spacing w:after="40" w:before="0"/>
+              <w:jc w:val="left"/>
+            </w:pPr>
+            <w:r>
+              <w:rPr>
+                <w:rFonts w:ascii="Arial" w:cs="Arial" w:eastAsia="Arial" w:hAnsi="Arial"/>
+                <w:b w:val="false"/>
+                <w:bCs w:val="false"/>
+                <w:i w:val="false"/>
+                <w:iCs w:val="false"/>
+                <w:color w:val="000000"/>
+                <w:sz w:val="18"/>
+                <w:szCs w:val="18"/>
+              </w:rPr>
+              <w:t xml:space="preserve">Teacher circulates during individual writing and notes (on a clipboard checklist) whether learners: (a) reference xylem by name, (b) propose a different tissue for sugar, or (c) give no tissue-specific answer. This identifies who needs targeted questioning during the Observe phase. Observable indicator: at least 70% of learners write a prediction that references a specific plant tissue.</w:t>
+            </w:r>
+          </w:p>
+        </w:tc>
+      </w:tr>
+      <w:tr>
+        <w:tc>
+          <w:tcPr>
+            <w:tcW w:type="dxa" w:w="1520"/>
+            <w:shd w:fill="D9EEF1" w:color="auto" w:val="clear"/>
+            <w:tcMar>
+              <w:top w:type="dxa" w:w="60"/>
+              <w:left w:type="dxa" w:w="120"/>
+              <w:bottom w:type="dxa" w:w="60"/>
+              <w:right w:type="dxa" w:w="120"/>
+            </w:tcMar>
+            <w:vAlign w:val="top"/>
+          </w:tcPr>
+          <w:p>
+            <w:pPr>
+              <w:spacing w:after="40" w:before="0"/>
+              <w:jc w:val="left"/>
+            </w:pPr>
+            <w:r>
+              <w:rPr>
+                <w:rFonts w:ascii="Arial" w:cs="Arial" w:eastAsia="Arial" w:hAnsi="Arial"/>
+                <w:b/>
+                <w:bCs/>
+                <w:i w:val="false"/>
+                <w:iCs w:val="false"/>
+                <w:color w:val="000000"/>
+                <w:sz w:val="18"/>
+                <w:szCs w:val="18"/>
+              </w:rPr>
+              <w:t xml:space="preserve">Observe Phase</w:t>
+            </w:r>
+          </w:p>
+          <w:p>
+            <w:pPr>
+              <w:spacing w:after="20" w:before="0"/>
+            </w:pPr>
+            <w:r>
+              <w:rPr>
+                <w:rFonts w:ascii="Arial" w:cs="Arial" w:eastAsia="Arial" w:hAnsi="Arial"/>
+                <w:b/>
+                <w:bCs/>
+                <w:color w:val="1F3864"/>
+                <w:sz w:val="16"/>
+                <w:szCs w:val="16"/>
+              </w:rPr>
+              <w:t xml:space="preserve">📹 VIDEO:</w:t>
+            </w:r>
+          </w:p>
+          <w:p>
+            <w:pPr>
+              <w:spacing w:after="20" w:before="0"/>
+            </w:pPr>
+            <w:hyperlink w:history="1" r:id="rIdetka-nfdqltqwuszyct49">
               <w:r>
                 <w:rPr>
                   <w:rFonts w:ascii="Arial" w:cs="Arial" w:eastAsia="Arial" w:hAnsi="Arial"/>
@@ -12242,7 +12464,7 @@
                   <w:szCs w:val="16"/>
                   <w:u w:val="single" w:color="2E75B6"/>
                 </w:rPr>
-                <w:t xml:space="preserve">How Scientific Teams..:Translocation Activity after Segment 3 (PDF Format)</w:t>
+                <w:t xml:space="preserve">12 Plant Transport Xylem And Phloem, Transpiration [3D Animation]</w:t>
               </w:r>
             </w:hyperlink>
           </w:p>
@@ -12258,7 +12480,7 @@
                 <w:sz w:val="14"/>
                 <w:szCs w:val="14"/>
               </w:rPr>
-              <w:t xml:space="preserve">Source: MIT Blossoms</w:t>
+              <w:t xml:space="preserve">Source: Seavuria</w:t>
             </w:r>
           </w:p>
           <w:p>
@@ -12266,235 +12488,7 @@
               <w:spacing w:after="10" w:before="0"/>
               <w:ind w:left="120"/>
             </w:pPr>
-            <w:hyperlink w:history="1" r:id="rIdxhs0ylmhejwamiojqcgst">
-              <w:r>
-                <w:rPr>
-                  <w:rFonts w:ascii="Arial" w:cs="Arial" w:eastAsia="Arial" w:hAnsi="Arial"/>
-                  <w:color w:val="595959"/>
-                  <w:sz w:val="14"/>
-                  <w:szCs w:val="14"/>
-                  <w:u w:val="single" w:color="595959"/>
-                </w:rPr>
-                <w:t xml:space="preserve">🔍 Search ARES for similar readings</w:t>
-              </w:r>
-            </w:hyperlink>
-          </w:p>
-        </w:tc>
-        <w:tc>
-          <w:tcPr>
-            <w:tcW w:type="dxa" w:w="3040"/>
-            <w:shd w:fill="FFFFFF" w:color="auto" w:val="clear"/>
-            <w:tcMar>
-              <w:top w:type="dxa" w:w="60"/>
-              <w:left w:type="dxa" w:w="120"/>
-              <w:bottom w:type="dxa" w:w="60"/>
-              <w:right w:type="dxa" w:w="120"/>
-            </w:tcMar>
-            <w:vAlign w:val="top"/>
-          </w:tcPr>
-          <w:p>
-            <w:pPr>
-              <w:spacing w:after="40" w:before="0"/>
-              <w:jc w:val="left"/>
-            </w:pPr>
-            <w:r>
-              <w:rPr>
-                <w:rFonts w:ascii="Arial" w:cs="Arial" w:eastAsia="Arial" w:hAnsi="Arial"/>
-                <w:b w:val="false"/>
-                <w:bCs w:val="false"/>
-                <w:i w:val="false"/>
-                <w:iCs w:val="false"/>
-                <w:color w:val="000000"/>
-                <w:sz w:val="18"/>
-                <w:szCs w:val="18"/>
-              </w:rPr>
-              <w:t xml:space="preserve">Learners individually write a prediction (2–3 sentences) in their science journals answering: 'In a maize plant growing on a farm near Kisumu, the leaves make sugar by photosynthesis. Predict: how does that sugar reach the roots and the developing maize cob? Does it travel through the same red-stained channels we saw in Lesson 2, or through different channels — and why do you think so?' Learners share predictions with a shoulder partner (Think-Pair) for 2 minutes, then three learners are cold-called to share aloud.</w:t>
-            </w:r>
-          </w:p>
-        </w:tc>
-        <w:tc>
-          <w:tcPr>
-            <w:tcW w:type="dxa" w:w="3040"/>
-            <w:shd w:fill="F2F2F2" w:color="auto" w:val="clear"/>
-            <w:tcMar>
-              <w:top w:type="dxa" w:w="60"/>
-              <w:left w:type="dxa" w:w="120"/>
-              <w:bottom w:type="dxa" w:w="60"/>
-              <w:right w:type="dxa" w:w="120"/>
-            </w:tcMar>
-            <w:vAlign w:val="top"/>
-          </w:tcPr>
-          <w:p>
-            <w:pPr>
-              <w:spacing w:after="40" w:before="0"/>
-              <w:jc w:val="left"/>
-            </w:pPr>
-            <w:r>
-              <w:rPr>
-                <w:rFonts w:ascii="Arial" w:cs="Arial" w:eastAsia="Arial" w:hAnsi="Arial"/>
-                <w:b w:val="false"/>
-                <w:bCs w:val="false"/>
-                <w:i w:val="false"/>
-                <w:iCs w:val="false"/>
-                <w:color w:val="000000"/>
-                <w:sz w:val="18"/>
-                <w:szCs w:val="18"/>
-              </w:rPr>
-              <w:t xml:space="preserve">Display the anchoring phenomenon image (cross-section of maize stem showing red-stained xylem rings) on the board alongside a diagram of a maize plant with arrows labelled 'sugar made here' at the leaves and question marks at the roots and cob. Say: 'In our last lessons we tracked water moving UP through those red rings. Today we ask a different question — what about the food the plant makes? Where does it go, and how?' Distribute science journals. Give learners 3 minutes of individual silent writing time. After Think-Pair, cold-call exactly 3 learners using name sticks: ask each 'What evidence from our previous lessons supports your prediction?' WAIT 12 seconds after each prompt before accepting an answer. Record key prediction terms (e.g., 'same tubes,' 'different tubes,' 'phloem,' 'flows down') on the board without evaluating correctness — label the board column 'Our Predictions (Lesson 4).'</w:t>
-            </w:r>
-          </w:p>
-        </w:tc>
-        <w:tc>
-          <w:tcPr>
-            <w:tcW w:type="dxa" w:w="3040"/>
-            <w:shd w:fill="FFFFFF" w:color="auto" w:val="clear"/>
-            <w:tcMar>
-              <w:top w:type="dxa" w:w="60"/>
-              <w:left w:type="dxa" w:w="120"/>
-              <w:bottom w:type="dxa" w:w="60"/>
-              <w:right w:type="dxa" w:w="120"/>
-            </w:tcMar>
-            <w:vAlign w:val="top"/>
-          </w:tcPr>
-          <w:p>
-            <w:pPr>
-              <w:spacing w:after="40" w:before="0"/>
-              <w:jc w:val="left"/>
-            </w:pPr>
-            <w:r>
-              <w:rPr>
-                <w:rFonts w:ascii="Arial" w:cs="Arial" w:eastAsia="Arial" w:hAnsi="Arial"/>
-                <w:b w:val="false"/>
-                <w:bCs w:val="false"/>
-                <w:i w:val="false"/>
-                <w:iCs w:val="false"/>
-                <w:color w:val="000000"/>
-                <w:sz w:val="18"/>
-                <w:szCs w:val="18"/>
-              </w:rPr>
-              <w:t xml:space="preserve">Think-Pair-Predict: activates prior knowledge of xylem from Lessons 1–3 and creates cognitive dissonance — learners who predicted 'same tubes' will be productively challenged by the girdling evidence in the Observe phase. Recording predictions publicly ensures accountability and revisiting.</w:t>
-            </w:r>
-          </w:p>
-        </w:tc>
-        <w:tc>
-          <w:tcPr>
-            <w:tcW w:type="dxa" w:w="3040"/>
-            <w:shd w:fill="F2F2F2" w:color="auto" w:val="clear"/>
-            <w:tcMar>
-              <w:top w:type="dxa" w:w="60"/>
-              <w:left w:type="dxa" w:w="120"/>
-              <w:bottom w:type="dxa" w:w="60"/>
-              <w:right w:type="dxa" w:w="120"/>
-            </w:tcMar>
-            <w:vAlign w:val="top"/>
-          </w:tcPr>
-          <w:p>
-            <w:pPr>
-              <w:spacing w:after="40" w:before="0"/>
-              <w:jc w:val="left"/>
-            </w:pPr>
-            <w:r>
-              <w:rPr>
-                <w:rFonts w:ascii="Arial" w:cs="Arial" w:eastAsia="Arial" w:hAnsi="Arial"/>
-                <w:b w:val="false"/>
-                <w:bCs w:val="false"/>
-                <w:i w:val="false"/>
-                <w:iCs w:val="false"/>
-                <w:color w:val="000000"/>
-                <w:sz w:val="18"/>
-                <w:szCs w:val="18"/>
-              </w:rPr>
-              <w:t xml:space="preserve">Teacher circulates during individual writing and notes (on a clipboard checklist) whether learners: (a) reference xylem by name, (b) propose a different tissue for sugar, or (c) give no tissue-specific answer. This identifies who needs targeted questioning during the Observe phase. Observable indicator: at least 70% of learners write a prediction that references a specific plant tissue.</w:t>
-            </w:r>
-          </w:p>
-        </w:tc>
-      </w:tr>
-      <w:tr>
-        <w:tc>
-          <w:tcPr>
-            <w:tcW w:type="dxa" w:w="1520"/>
-            <w:shd w:fill="D9EEF1" w:color="auto" w:val="clear"/>
-            <w:tcMar>
-              <w:top w:type="dxa" w:w="60"/>
-              <w:left w:type="dxa" w:w="120"/>
-              <w:bottom w:type="dxa" w:w="60"/>
-              <w:right w:type="dxa" w:w="120"/>
-            </w:tcMar>
-            <w:vAlign w:val="top"/>
-          </w:tcPr>
-          <w:p>
-            <w:pPr>
-              <w:spacing w:after="40" w:before="0"/>
-              <w:jc w:val="left"/>
-            </w:pPr>
-            <w:r>
-              <w:rPr>
-                <w:rFonts w:ascii="Arial" w:cs="Arial" w:eastAsia="Arial" w:hAnsi="Arial"/>
-                <w:b/>
-                <w:bCs/>
-                <w:i w:val="false"/>
-                <w:iCs w:val="false"/>
-                <w:color w:val="000000"/>
-                <w:sz w:val="18"/>
-                <w:szCs w:val="18"/>
-              </w:rPr>
-              <w:t xml:space="preserve">Observe Phase</w:t>
-            </w:r>
-          </w:p>
-          <w:p>
-            <w:pPr>
-              <w:spacing w:after="20" w:before="0"/>
-            </w:pPr>
-            <w:r>
-              <w:rPr>
-                <w:rFonts w:ascii="Arial" w:cs="Arial" w:eastAsia="Arial" w:hAnsi="Arial"/>
-                <w:b/>
-                <w:bCs/>
-                <w:color w:val="1F3864"/>
-                <w:sz w:val="16"/>
-                <w:szCs w:val="16"/>
-              </w:rPr>
-              <w:t xml:space="preserve">📹 VIDEO:</w:t>
-            </w:r>
-          </w:p>
-          <w:p>
-            <w:pPr>
-              <w:spacing w:after="20" w:before="0"/>
-            </w:pPr>
-            <w:hyperlink w:history="1" r:id="rIdnmn3dg6_dpuqx6i2fqiiw">
-              <w:r>
-                <w:rPr>
-                  <w:rFonts w:ascii="Arial" w:cs="Arial" w:eastAsia="Arial" w:hAnsi="Arial"/>
-                  <w:color w:val="2E75B6"/>
-                  <w:sz w:val="16"/>
-                  <w:szCs w:val="16"/>
-                  <w:u w:val="single" w:color="2E75B6"/>
-                </w:rPr>
-                <w:t xml:space="preserve">2D divergence theorem</w:t>
-              </w:r>
-            </w:hyperlink>
-          </w:p>
-          <w:p>
-            <w:pPr>
-              <w:spacing w:after="10" w:before="0"/>
-              <w:ind w:left="120"/>
-            </w:pPr>
-            <w:r>
-              <w:rPr>
-                <w:rFonts w:ascii="Arial" w:cs="Arial" w:eastAsia="Arial" w:hAnsi="Arial"/>
-                <w:color w:val="595959"/>
-                <w:sz w:val="14"/>
-                <w:szCs w:val="14"/>
-              </w:rPr>
-              <w:t xml:space="preserve">Source: Khan Academy (English - US curriculum)</w:t>
-            </w:r>
-          </w:p>
-          <w:p>
-            <w:pPr>
-              <w:spacing w:after="10" w:before="0"/>
-              <w:ind w:left="120"/>
-            </w:pPr>
-            <w:hyperlink w:history="1" r:id="rIdtnd71bastropxh-ztucjg">
+            <w:hyperlink w:history="1" r:id="rIdopwgro91zndec3kanakrl">
               <w:r>
                 <w:rPr>
                   <w:rFonts w:ascii="Arial" w:cs="Arial" w:eastAsia="Arial" w:hAnsi="Arial"/>
@@ -12532,14 +12526,241 @@
                 <w:sz w:val="16"/>
                 <w:szCs w:val="16"/>
               </w:rPr>
-              <w:t xml:space="preserve">📖 PDF:</w:t>
+              <w:t xml:space="preserve">📖 READING:</w:t>
             </w:r>
           </w:p>
           <w:p>
             <w:pPr>
               <w:spacing w:after="20" w:before="0"/>
             </w:pPr>
-            <w:hyperlink w:history="1" r:id="rId_f9kb5gdzso4fsrwozld5">
+            <w:r>
+              <w:rPr>
+                <w:rFonts w:ascii="Arial" w:cs="Arial" w:eastAsia="Arial" w:hAnsi="Arial"/>
+                <w:i/>
+                <w:iCs/>
+                <w:color w:val="595959"/>
+                <w:sz w:val="16"/>
+                <w:szCs w:val="16"/>
+              </w:rPr>
+              <w:t xml:space="preserve">No closely matching reading in the ARES library for this activity.</w:t>
+            </w:r>
+          </w:p>
+          <w:p>
+            <w:pPr>
+              <w:spacing w:after="10" w:before="0"/>
+              <w:ind w:left="120"/>
+            </w:pPr>
+            <w:hyperlink w:history="1" r:id="rIdlg3q05s0b6nwvpw--jeen">
+              <w:r>
+                <w:rPr>
+                  <w:rFonts w:ascii="Arial" w:cs="Arial" w:eastAsia="Arial" w:hAnsi="Arial"/>
+                  <w:color w:val="595959"/>
+                  <w:sz w:val="14"/>
+                  <w:szCs w:val="14"/>
+                  <w:u w:val="single" w:color="595959"/>
+                </w:rPr>
+                <w:t xml:space="preserve">🔍 Search ARES for readings</w:t>
+              </w:r>
+            </w:hyperlink>
+          </w:p>
+          <w:p>
+            <w:pPr>
+              <w:spacing w:after="10" w:before="0"/>
+              <w:ind w:left="120"/>
+            </w:pPr>
+            <w:r>
+              <w:rPr>
+                <w:rFonts w:ascii="Arial" w:cs="Arial" w:eastAsia="Arial" w:hAnsi="Arial"/>
+                <w:color w:val="595959"/>
+                <w:sz w:val="14"/>
+                <w:szCs w:val="14"/>
+              </w:rPr>
+              <w:t xml:space="preserve">Search terms: transport plants translocation phloem</w:t>
+            </w:r>
+          </w:p>
+        </w:tc>
+        <w:tc>
+          <w:tcPr>
+            <w:tcW w:type="dxa" w:w="3040"/>
+            <w:shd w:fill="FFFFFF" w:color="auto" w:val="clear"/>
+            <w:tcMar>
+              <w:top w:type="dxa" w:w="60"/>
+              <w:left w:type="dxa" w:w="120"/>
+              <w:bottom w:type="dxa" w:w="60"/>
+              <w:right w:type="dxa" w:w="120"/>
+            </w:tcMar>
+            <w:vAlign w:val="top"/>
+          </w:tcPr>
+          <w:p>
+            <w:pPr>
+              <w:spacing w:after="40" w:before="0"/>
+              <w:jc w:val="left"/>
+            </w:pPr>
+            <w:r>
+              <w:rPr>
+                <w:rFonts w:ascii="Arial" w:cs="Arial" w:eastAsia="Arial" w:hAnsi="Arial"/>
+                <w:b w:val="false"/>
+                <w:bCs w:val="false"/>
+                <w:i w:val="false"/>
+                <w:iCs w:val="false"/>
+                <w:color w:val="000000"/>
+                <w:sz w:val="18"/>
+                <w:szCs w:val="18"/>
+              </w:rPr>
+              <w:t xml:space="preserve">PART A — Ring-Barking Demonstration (15 min): The teacher (or designated learner under supervision) shows two pre-prepared bean or sweet-potato stem specimens: Specimen A — intact stem; Specimen B — a stem that was ring-barked (a 1–2 cm band of bark/phloem removed) 48 hours earlier, showing visible swelling/bulging of tissue just above the cut. Learners sketch both specimens in their journals, labelling the cut zone, the swelling above, and the region below. They record: 'What is different between specimen A and specimen B? Where is the swelling, and what might have accumulated there?' PART B — Phloem Evidence Cards (10 min): Learners work in pairs to analyse two Evidence Cards (printed A5 sheets prepared by the teacher): Card 1 shows a labelled diagram of a sieve tube and companion cell with arrows indicating direction of flow; Card 2 shows a photograph and description of aphid stylet experiments (aphid inserts stylet into phloem, sugary sap flows out — used as evidence that phloem carries sugars under pressure). Pairs complete a structured Observation Data Table: Column 1 — Observation (what I see/read); Column 2 — What this tells me about phloem. PART C — Xylem-vs-Phloem Two-Column Chart (5 min): Each learner independently fills in a partially completed two-column chart comparing xylem and phloem across five attributes: tissue type, contents transported, direction of movement, cell structure (living/dead), and driving force.</w:t>
+            </w:r>
+          </w:p>
+        </w:tc>
+        <w:tc>
+          <w:tcPr>
+            <w:tcW w:type="dxa" w:w="3040"/>
+            <w:shd w:fill="F2F2F2" w:color="auto" w:val="clear"/>
+            <w:tcMar>
+              <w:top w:type="dxa" w:w="60"/>
+              <w:left w:type="dxa" w:w="120"/>
+              <w:bottom w:type="dxa" w:w="60"/>
+              <w:right w:type="dxa" w:w="120"/>
+            </w:tcMar>
+            <w:vAlign w:val="top"/>
+          </w:tcPr>
+          <w:p>
+            <w:pPr>
+              <w:spacing w:after="40" w:before="0"/>
+              <w:jc w:val="left"/>
+            </w:pPr>
+            <w:r>
+              <w:rPr>
+                <w:rFonts w:ascii="Arial" w:cs="Arial" w:eastAsia="Arial" w:hAnsi="Arial"/>
+                <w:b w:val="false"/>
+                <w:bCs w:val="false"/>
+                <w:i w:val="false"/>
+                <w:iCs w:val="false"/>
+                <w:color w:val="000000"/>
+                <w:sz w:val="18"/>
+                <w:szCs w:val="18"/>
+              </w:rPr>
+              <w:t xml:space="preserve">Before showing Specimen B, ask: 'Look carefully at the area just above the ring cut. What do you notice?' WAIT 12 seconds. Cold-call 2 learners. Then ask: 'If water was accumulating here, where would it have come from? But wait — water moves UP through xylem. So what else might be accumulating ABOVE the cut?' WAIT 15 seconds — this is the key productive-struggle moment; do not answer immediately. After learners propose ideas, say: 'You are thinking like scientists. Let us look at our Evidence Cards to test your ideas.' During pair work on Evidence Cards, circulate and ask probing questions: 'On Card 2, the aphid stylet goes INTO the stem — which layer does it reach? What does the sugary sap tell us about what phloem carries?' After pairs complete their data tables, project a blank two-column chart on the board and ask pairs to contribute one row each using a round-robin format. Validate each row with: 'Does everyone agree? Give me a thumbs up if your chart matches.' Correct any misconceptions about directionality — emphasise: 'Xylem is one-way — soil to leaf. Phloem is source-to-sink — wherever sugar is made TO wherever sugar is needed.'</w:t>
+            </w:r>
+          </w:p>
+        </w:tc>
+        <w:tc>
+          <w:tcPr>
+            <w:tcW w:type="dxa" w:w="3040"/>
+            <w:shd w:fill="FFFFFF" w:color="auto" w:val="clear"/>
+            <w:tcMar>
+              <w:top w:type="dxa" w:w="60"/>
+              <w:left w:type="dxa" w:w="120"/>
+              <w:bottom w:type="dxa" w:w="60"/>
+              <w:right w:type="dxa" w:w="120"/>
+            </w:tcMar>
+            <w:vAlign w:val="top"/>
+          </w:tcPr>
+          <w:p>
+            <w:pPr>
+              <w:spacing w:after="40" w:before="0"/>
+              <w:jc w:val="left"/>
+            </w:pPr>
+            <w:r>
+              <w:rPr>
+                <w:rFonts w:ascii="Arial" w:cs="Arial" w:eastAsia="Arial" w:hAnsi="Arial"/>
+                <w:b w:val="false"/>
+                <w:bCs w:val="false"/>
+                <w:i w:val="false"/>
+                <w:iCs w:val="false"/>
+                <w:color w:val="000000"/>
+                <w:sz w:val="18"/>
+                <w:szCs w:val="18"/>
+              </w:rPr>
+              <w:t xml:space="preserve">Analysing and Interpreting Data (NGSS SEP 4): Learners move from raw observation (swelling above ring cut) to inference (phloem must carry something that cannot pass the cut) to pattern recognition (phloem moves substances from source to sink). The structured data table scaffolds this progression explicitly, preventing learners from jumping to conclusions without evidence.</w:t>
+            </w:r>
+          </w:p>
+        </w:tc>
+        <w:tc>
+          <w:tcPr>
+            <w:tcW w:type="dxa" w:w="3040"/>
+            <w:shd w:fill="F2F2F2" w:color="auto" w:val="clear"/>
+            <w:tcMar>
+              <w:top w:type="dxa" w:w="60"/>
+              <w:left w:type="dxa" w:w="120"/>
+              <w:bottom w:type="dxa" w:w="60"/>
+              <w:right w:type="dxa" w:w="120"/>
+            </w:tcMar>
+            <w:vAlign w:val="top"/>
+          </w:tcPr>
+          <w:p>
+            <w:pPr>
+              <w:spacing w:after="40" w:before="0"/>
+              <w:jc w:val="left"/>
+            </w:pPr>
+            <w:r>
+              <w:rPr>
+                <w:rFonts w:ascii="Arial" w:cs="Arial" w:eastAsia="Arial" w:hAnsi="Arial"/>
+                <w:b w:val="false"/>
+                <w:bCs w:val="false"/>
+                <w:i w:val="false"/>
+                <w:iCs w:val="false"/>
+                <w:color w:val="000000"/>
+                <w:sz w:val="18"/>
+                <w:szCs w:val="18"/>
+              </w:rPr>
+              <w:t xml:space="preserve">Teacher checks completed Observation Data Tables during circulation — look for: (a) correct identification of swelling above (not below) the cut, (b) inference that phloem carries sugars/assimilates downward, (c) at least 3 of 5 rows correctly completed in the two-column chart. Cold-call one pair per Evidence Card to share their 'What this tells me' column. Observable indicator: pairs correctly identify the direction of phloem transport (source → sink) and name sugars/assimilates as phloem contents.</w:t>
+            </w:r>
+          </w:p>
+        </w:tc>
+      </w:tr>
+      <w:tr>
+        <w:tc>
+          <w:tcPr>
+            <w:tcW w:type="dxa" w:w="1520"/>
+            <w:shd w:fill="E2EFDA" w:color="auto" w:val="clear"/>
+            <w:tcMar>
+              <w:top w:type="dxa" w:w="60"/>
+              <w:left w:type="dxa" w:w="120"/>
+              <w:bottom w:type="dxa" w:w="60"/>
+              <w:right w:type="dxa" w:w="120"/>
+            </w:tcMar>
+            <w:vAlign w:val="top"/>
+          </w:tcPr>
+          <w:p>
+            <w:pPr>
+              <w:spacing w:after="40" w:before="0"/>
+              <w:jc w:val="left"/>
+            </w:pPr>
+            <w:r>
+              <w:rPr>
+                <w:rFonts w:ascii="Arial" w:cs="Arial" w:eastAsia="Arial" w:hAnsi="Arial"/>
+                <w:b/>
+                <w:bCs/>
+                <w:i w:val="false"/>
+                <w:iCs w:val="false"/>
+                <w:color w:val="000000"/>
+                <w:sz w:val="18"/>
+                <w:szCs w:val="18"/>
+              </w:rPr>
+              <w:t xml:space="preserve">Explain Phase</w:t>
+            </w:r>
+          </w:p>
+          <w:p>
+            <w:pPr>
+              <w:spacing w:after="20" w:before="0"/>
+            </w:pPr>
+            <w:r>
+              <w:rPr>
+                <w:rFonts w:ascii="Arial" w:cs="Arial" w:eastAsia="Arial" w:hAnsi="Arial"/>
+                <w:b/>
+                <w:bCs/>
+                <w:color w:val="1F3864"/>
+                <w:sz w:val="16"/>
+                <w:szCs w:val="16"/>
+              </w:rPr>
+              <w:t xml:space="preserve">📹 VIDEO:</w:t>
+            </w:r>
+          </w:p>
+          <w:p>
+            <w:pPr>
+              <w:spacing w:after="20" w:before="0"/>
+            </w:pPr>
+            <w:hyperlink w:history="1" r:id="rIdwlkfqklu00ae1pldw7toj">
               <w:r>
                 <w:rPr>
                   <w:rFonts w:ascii="Arial" w:cs="Arial" w:eastAsia="Arial" w:hAnsi="Arial"/>
@@ -12548,7 +12769,7 @@
                   <w:szCs w:val="16"/>
                   <w:u w:val="single" w:color="2E75B6"/>
                 </w:rPr>
-                <w:t xml:space="preserve">How Scientific Teams..:Translocation Activity after Segment 3 (PDF Format)</w:t>
+                <w:t xml:space="preserve">12 Plant Transport Xylem And Phloem, Transpiration [3D Animation]</w:t>
               </w:r>
             </w:hyperlink>
           </w:p>
@@ -12564,7 +12785,7 @@
                 <w:sz w:val="14"/>
                 <w:szCs w:val="14"/>
               </w:rPr>
-              <w:t xml:space="preserve">Source: MIT Blossoms</w:t>
+              <w:t xml:space="preserve">Source: Seavuria</w:t>
             </w:r>
           </w:p>
           <w:p>
@@ -12572,235 +12793,7 @@
               <w:spacing w:after="10" w:before="0"/>
               <w:ind w:left="120"/>
             </w:pPr>
-            <w:hyperlink w:history="1" r:id="rIdms2csisexwwow_w5x4q1a">
-              <w:r>
-                <w:rPr>
-                  <w:rFonts w:ascii="Arial" w:cs="Arial" w:eastAsia="Arial" w:hAnsi="Arial"/>
-                  <w:color w:val="595959"/>
-                  <w:sz w:val="14"/>
-                  <w:szCs w:val="14"/>
-                  <w:u w:val="single" w:color="595959"/>
-                </w:rPr>
-                <w:t xml:space="preserve">🔍 Search ARES for similar readings</w:t>
-              </w:r>
-            </w:hyperlink>
-          </w:p>
-        </w:tc>
-        <w:tc>
-          <w:tcPr>
-            <w:tcW w:type="dxa" w:w="3040"/>
-            <w:shd w:fill="FFFFFF" w:color="auto" w:val="clear"/>
-            <w:tcMar>
-              <w:top w:type="dxa" w:w="60"/>
-              <w:left w:type="dxa" w:w="120"/>
-              <w:bottom w:type="dxa" w:w="60"/>
-              <w:right w:type="dxa" w:w="120"/>
-            </w:tcMar>
-            <w:vAlign w:val="top"/>
-          </w:tcPr>
-          <w:p>
-            <w:pPr>
-              <w:spacing w:after="40" w:before="0"/>
-              <w:jc w:val="left"/>
-            </w:pPr>
-            <w:r>
-              <w:rPr>
-                <w:rFonts w:ascii="Arial" w:cs="Arial" w:eastAsia="Arial" w:hAnsi="Arial"/>
-                <w:b w:val="false"/>
-                <w:bCs w:val="false"/>
-                <w:i w:val="false"/>
-                <w:iCs w:val="false"/>
-                <w:color w:val="000000"/>
-                <w:sz w:val="18"/>
-                <w:szCs w:val="18"/>
-              </w:rPr>
-              <w:t xml:space="preserve">PART A — Ring-Barking Demonstration (15 min): The teacher (or designated learner under supervision) shows two pre-prepared bean or sweet-potato stem specimens: Specimen A — intact stem; Specimen B — a stem that was ring-barked (a 1–2 cm band of bark/phloem removed) 48 hours earlier, showing visible swelling/bulging of tissue just above the cut. Learners sketch both specimens in their journals, labelling the cut zone, the swelling above, and the region below. They record: 'What is different between specimen A and specimen B? Where is the swelling, and what might have accumulated there?' PART B — Phloem Evidence Cards (10 min): Learners work in pairs to analyse two Evidence Cards (printed A5 sheets prepared by the teacher): Card 1 shows a labelled diagram of a sieve tube and companion cell with arrows indicating direction of flow; Card 2 shows a photograph and description of aphid stylet experiments (aphid inserts stylet into phloem, sugary sap flows out — used as evidence that phloem carries sugars under pressure). Pairs complete a structured Observation Data Table: Column 1 — Observation (what I see/read); Column 2 — What this tells me about phloem. PART C — Xylem-vs-Phloem Two-Column Chart (5 min): Each learner independently fills in a partially completed two-column chart comparing xylem and phloem across five attributes: tissue type, contents transported, direction of movement, cell structure (living/dead), and driving force.</w:t>
-            </w:r>
-          </w:p>
-        </w:tc>
-        <w:tc>
-          <w:tcPr>
-            <w:tcW w:type="dxa" w:w="3040"/>
-            <w:shd w:fill="F2F2F2" w:color="auto" w:val="clear"/>
-            <w:tcMar>
-              <w:top w:type="dxa" w:w="60"/>
-              <w:left w:type="dxa" w:w="120"/>
-              <w:bottom w:type="dxa" w:w="60"/>
-              <w:right w:type="dxa" w:w="120"/>
-            </w:tcMar>
-            <w:vAlign w:val="top"/>
-          </w:tcPr>
-          <w:p>
-            <w:pPr>
-              <w:spacing w:after="40" w:before="0"/>
-              <w:jc w:val="left"/>
-            </w:pPr>
-            <w:r>
-              <w:rPr>
-                <w:rFonts w:ascii="Arial" w:cs="Arial" w:eastAsia="Arial" w:hAnsi="Arial"/>
-                <w:b w:val="false"/>
-                <w:bCs w:val="false"/>
-                <w:i w:val="false"/>
-                <w:iCs w:val="false"/>
-                <w:color w:val="000000"/>
-                <w:sz w:val="18"/>
-                <w:szCs w:val="18"/>
-              </w:rPr>
-              <w:t xml:space="preserve">Before showing Specimen B, ask: 'Look carefully at the area just above the ring cut. What do you notice?' WAIT 12 seconds. Cold-call 2 learners. Then ask: 'If water was accumulating here, where would it have come from? But wait — water moves UP through xylem. So what else might be accumulating ABOVE the cut?' WAIT 15 seconds — this is the key productive-struggle moment; do not answer immediately. After learners propose ideas, say: 'You are thinking like scientists. Let us look at our Evidence Cards to test your ideas.' During pair work on Evidence Cards, circulate and ask probing questions: 'On Card 2, the aphid stylet goes INTO the stem — which layer does it reach? What does the sugary sap tell us about what phloem carries?' After pairs complete their data tables, project a blank two-column chart on the board and ask pairs to contribute one row each using a round-robin format. Validate each row with: 'Does everyone agree? Give me a thumbs up if your chart matches.' Correct any misconceptions about directionality — emphasise: 'Xylem is one-way — soil to leaf. Phloem is source-to-sink — wherever sugar is made TO wherever sugar is needed.'</w:t>
-            </w:r>
-          </w:p>
-        </w:tc>
-        <w:tc>
-          <w:tcPr>
-            <w:tcW w:type="dxa" w:w="3040"/>
-            <w:shd w:fill="FFFFFF" w:color="auto" w:val="clear"/>
-            <w:tcMar>
-              <w:top w:type="dxa" w:w="60"/>
-              <w:left w:type="dxa" w:w="120"/>
-              <w:bottom w:type="dxa" w:w="60"/>
-              <w:right w:type="dxa" w:w="120"/>
-            </w:tcMar>
-            <w:vAlign w:val="top"/>
-          </w:tcPr>
-          <w:p>
-            <w:pPr>
-              <w:spacing w:after="40" w:before="0"/>
-              <w:jc w:val="left"/>
-            </w:pPr>
-            <w:r>
-              <w:rPr>
-                <w:rFonts w:ascii="Arial" w:cs="Arial" w:eastAsia="Arial" w:hAnsi="Arial"/>
-                <w:b w:val="false"/>
-                <w:bCs w:val="false"/>
-                <w:i w:val="false"/>
-                <w:iCs w:val="false"/>
-                <w:color w:val="000000"/>
-                <w:sz w:val="18"/>
-                <w:szCs w:val="18"/>
-              </w:rPr>
-              <w:t xml:space="preserve">Analysing and Interpreting Data (NGSS SEP 4): Learners move from raw observation (swelling above ring cut) to inference (phloem must carry something that cannot pass the cut) to pattern recognition (phloem moves substances from source to sink). The structured data table scaffolds this progression explicitly, preventing learners from jumping to conclusions without evidence.</w:t>
-            </w:r>
-          </w:p>
-        </w:tc>
-        <w:tc>
-          <w:tcPr>
-            <w:tcW w:type="dxa" w:w="3040"/>
-            <w:shd w:fill="F2F2F2" w:color="auto" w:val="clear"/>
-            <w:tcMar>
-              <w:top w:type="dxa" w:w="60"/>
-              <w:left w:type="dxa" w:w="120"/>
-              <w:bottom w:type="dxa" w:w="60"/>
-              <w:right w:type="dxa" w:w="120"/>
-            </w:tcMar>
-            <w:vAlign w:val="top"/>
-          </w:tcPr>
-          <w:p>
-            <w:pPr>
-              <w:spacing w:after="40" w:before="0"/>
-              <w:jc w:val="left"/>
-            </w:pPr>
-            <w:r>
-              <w:rPr>
-                <w:rFonts w:ascii="Arial" w:cs="Arial" w:eastAsia="Arial" w:hAnsi="Arial"/>
-                <w:b w:val="false"/>
-                <w:bCs w:val="false"/>
-                <w:i w:val="false"/>
-                <w:iCs w:val="false"/>
-                <w:color w:val="000000"/>
-                <w:sz w:val="18"/>
-                <w:szCs w:val="18"/>
-              </w:rPr>
-              <w:t xml:space="preserve">Teacher checks completed Observation Data Tables during circulation — look for: (a) correct identification of swelling above (not below) the cut, (b) inference that phloem carries sugars/assimilates downward, (c) at least 3 of 5 rows correctly completed in the two-column chart. Cold-call one pair per Evidence Card to share their 'What this tells me' column. Observable indicator: pairs correctly identify the direction of phloem transport (source → sink) and name sugars/assimilates as phloem contents.</w:t>
-            </w:r>
-          </w:p>
-        </w:tc>
-      </w:tr>
-      <w:tr>
-        <w:tc>
-          <w:tcPr>
-            <w:tcW w:type="dxa" w:w="1520"/>
-            <w:shd w:fill="E2EFDA" w:color="auto" w:val="clear"/>
-            <w:tcMar>
-              <w:top w:type="dxa" w:w="60"/>
-              <w:left w:type="dxa" w:w="120"/>
-              <w:bottom w:type="dxa" w:w="60"/>
-              <w:right w:type="dxa" w:w="120"/>
-            </w:tcMar>
-            <w:vAlign w:val="top"/>
-          </w:tcPr>
-          <w:p>
-            <w:pPr>
-              <w:spacing w:after="40" w:before="0"/>
-              <w:jc w:val="left"/>
-            </w:pPr>
-            <w:r>
-              <w:rPr>
-                <w:rFonts w:ascii="Arial" w:cs="Arial" w:eastAsia="Arial" w:hAnsi="Arial"/>
-                <w:b/>
-                <w:bCs/>
-                <w:i w:val="false"/>
-                <w:iCs w:val="false"/>
-                <w:color w:val="000000"/>
-                <w:sz w:val="18"/>
-                <w:szCs w:val="18"/>
-              </w:rPr>
-              <w:t xml:space="preserve">Explain Phase</w:t>
-            </w:r>
-          </w:p>
-          <w:p>
-            <w:pPr>
-              <w:spacing w:after="20" w:before="0"/>
-            </w:pPr>
-            <w:r>
-              <w:rPr>
-                <w:rFonts w:ascii="Arial" w:cs="Arial" w:eastAsia="Arial" w:hAnsi="Arial"/>
-                <w:b/>
-                <w:bCs/>
-                <w:color w:val="1F3864"/>
-                <w:sz w:val="16"/>
-                <w:szCs w:val="16"/>
-              </w:rPr>
-              <w:t xml:space="preserve">📹 VIDEO:</w:t>
-            </w:r>
-          </w:p>
-          <w:p>
-            <w:pPr>
-              <w:spacing w:after="20" w:before="0"/>
-            </w:pPr>
-            <w:hyperlink w:history="1" r:id="rIdm1z88orlspu_ch4-6vja0">
-              <w:r>
-                <w:rPr>
-                  <w:rFonts w:ascii="Arial" w:cs="Arial" w:eastAsia="Arial" w:hAnsi="Arial"/>
-                  <w:color w:val="2E75B6"/>
-                  <w:sz w:val="16"/>
-                  <w:szCs w:val="16"/>
-                  <w:u w:val="single" w:color="2E75B6"/>
-                </w:rPr>
-                <w:t xml:space="preserve">2D divergence theorem</w:t>
-              </w:r>
-            </w:hyperlink>
-          </w:p>
-          <w:p>
-            <w:pPr>
-              <w:spacing w:after="10" w:before="0"/>
-              <w:ind w:left="120"/>
-            </w:pPr>
-            <w:r>
-              <w:rPr>
-                <w:rFonts w:ascii="Arial" w:cs="Arial" w:eastAsia="Arial" w:hAnsi="Arial"/>
-                <w:color w:val="595959"/>
-                <w:sz w:val="14"/>
-                <w:szCs w:val="14"/>
-              </w:rPr>
-              <w:t xml:space="preserve">Source: Khan Academy (English - US curriculum)</w:t>
-            </w:r>
-          </w:p>
-          <w:p>
-            <w:pPr>
-              <w:spacing w:after="10" w:before="0"/>
-              <w:ind w:left="120"/>
-            </w:pPr>
-            <w:hyperlink w:history="1" r:id="rIdhfrmjmmmokdpne-kqps0g">
+            <w:hyperlink w:history="1" r:id="rId81e5qw3praglcp6exkqo3">
               <w:r>
                 <w:rPr>
                   <w:rFonts w:ascii="Arial" w:cs="Arial" w:eastAsia="Arial" w:hAnsi="Arial"/>
@@ -12838,14 +12831,241 @@
                 <w:sz w:val="16"/>
                 <w:szCs w:val="16"/>
               </w:rPr>
-              <w:t xml:space="preserve">📖 PDF:</w:t>
+              <w:t xml:space="preserve">📖 READING:</w:t>
             </w:r>
           </w:p>
           <w:p>
             <w:pPr>
               <w:spacing w:after="20" w:before="0"/>
             </w:pPr>
-            <w:hyperlink w:history="1" r:id="rIdslw10q5utncqyjyplbkql">
+            <w:r>
+              <w:rPr>
+                <w:rFonts w:ascii="Arial" w:cs="Arial" w:eastAsia="Arial" w:hAnsi="Arial"/>
+                <w:i/>
+                <w:iCs/>
+                <w:color w:val="595959"/>
+                <w:sz w:val="16"/>
+                <w:szCs w:val="16"/>
+              </w:rPr>
+              <w:t xml:space="preserve">No closely matching reading in the ARES library for this activity.</w:t>
+            </w:r>
+          </w:p>
+          <w:p>
+            <w:pPr>
+              <w:spacing w:after="10" w:before="0"/>
+              <w:ind w:left="120"/>
+            </w:pPr>
+            <w:hyperlink w:history="1" r:id="rIdavzoyknhxhxfr7neziogp">
+              <w:r>
+                <w:rPr>
+                  <w:rFonts w:ascii="Arial" w:cs="Arial" w:eastAsia="Arial" w:hAnsi="Arial"/>
+                  <w:color w:val="595959"/>
+                  <w:sz w:val="14"/>
+                  <w:szCs w:val="14"/>
+                  <w:u w:val="single" w:color="595959"/>
+                </w:rPr>
+                <w:t xml:space="preserve">🔍 Search ARES for readings</w:t>
+              </w:r>
+            </w:hyperlink>
+          </w:p>
+          <w:p>
+            <w:pPr>
+              <w:spacing w:after="10" w:before="0"/>
+              <w:ind w:left="120"/>
+            </w:pPr>
+            <w:r>
+              <w:rPr>
+                <w:rFonts w:ascii="Arial" w:cs="Arial" w:eastAsia="Arial" w:hAnsi="Arial"/>
+                <w:color w:val="595959"/>
+                <w:sz w:val="14"/>
+                <w:szCs w:val="14"/>
+              </w:rPr>
+              <w:t xml:space="preserve">Search terms: transport plants translocation phloem</w:t>
+            </w:r>
+          </w:p>
+        </w:tc>
+        <w:tc>
+          <w:tcPr>
+            <w:tcW w:type="dxa" w:w="3040"/>
+            <w:shd w:fill="FFFFFF" w:color="auto" w:val="clear"/>
+            <w:tcMar>
+              <w:top w:type="dxa" w:w="60"/>
+              <w:left w:type="dxa" w:w="120"/>
+              <w:bottom w:type="dxa" w:w="60"/>
+              <w:right w:type="dxa" w:w="120"/>
+            </w:tcMar>
+            <w:vAlign w:val="top"/>
+          </w:tcPr>
+          <w:p>
+            <w:pPr>
+              <w:spacing w:after="40" w:before="0"/>
+              <w:jc w:val="left"/>
+            </w:pPr>
+            <w:r>
+              <w:rPr>
+                <w:rFonts w:ascii="Arial" w:cs="Arial" w:eastAsia="Arial" w:hAnsi="Arial"/>
+                <w:b w:val="false"/>
+                <w:bCs w:val="false"/>
+                <w:i w:val="false"/>
+                <w:iCs w:val="false"/>
+                <w:color w:val="000000"/>
+                <w:sz w:val="18"/>
+                <w:szCs w:val="18"/>
+              </w:rPr>
+              <w:t xml:space="preserve">PART A — Source-to-Sink Mapping (10 min): Learners receive a printed outline diagram of a maize plant (roots, stem, leaves, developing cob). Working individually, they label: (i) two SOURCES of sugar (mature leaves), (ii) three SINKS (roots, developing cob, young growing leaves at the apex), and (iii) draw arrows showing the direction of phloem transport from each source to each sink. They also draw a separate set of arrows showing xylem transport direction, using a different colour. PART B — Written Explanation (10 min): Learners write a 4–6 sentence explanation in their journals connecting BOTH the red-dye xylem evidence (from Lessons 1–3) AND the girdling evidence (today) to the driving question: 'How does a maize plant move water and nutrients from the soil all the way to its topmost leaves — and what does it do with the food it makes?' They must use the terms: xylem, phloem, translocation, source, sink, sieve tube, companion cell, and cohesion-tension (revision from Lesson 3). PART C — Peer Plenary Share (5 min): Three learners (cold-called) read their explanations aloud. Class listens and gives one 'star' (something strong) and one 'step' (something to improve) using a structured peer-feedback protocol.</w:t>
+            </w:r>
+          </w:p>
+        </w:tc>
+        <w:tc>
+          <w:tcPr>
+            <w:tcW w:type="dxa" w:w="3040"/>
+            <w:shd w:fill="F2F2F2" w:color="auto" w:val="clear"/>
+            <w:tcMar>
+              <w:top w:type="dxa" w:w="60"/>
+              <w:left w:type="dxa" w:w="120"/>
+              <w:bottom w:type="dxa" w:w="60"/>
+              <w:right w:type="dxa" w:w="120"/>
+            </w:tcMar>
+            <w:vAlign w:val="top"/>
+          </w:tcPr>
+          <w:p>
+            <w:pPr>
+              <w:spacing w:after="40" w:before="0"/>
+              <w:jc w:val="left"/>
+            </w:pPr>
+            <w:r>
+              <w:rPr>
+                <w:rFonts w:ascii="Arial" w:cs="Arial" w:eastAsia="Arial" w:hAnsi="Arial"/>
+                <w:b w:val="false"/>
+                <w:bCs w:val="false"/>
+                <w:i w:val="false"/>
+                <w:iCs w:val="false"/>
+                <w:color w:val="000000"/>
+                <w:sz w:val="18"/>
+                <w:szCs w:val="18"/>
+              </w:rPr>
+              <w:t xml:space="preserve">Introduce the source-to-sink model with a Kenyan farming analogy: 'Think of a maize farm in Kisumu. The leaves are like the posho mill — they produce the food (ugali flour = sugar). The roots and the cob are like the market stalls — they receive and use the food. The phloem is like the matatu route connecting the mill to the market.' Write the analogy on the board. Then say: 'Use this model to label your maize diagram. Remember: a SOURCE is wherever sugar is MADE or STORED and then released; a SINK is wherever sugar is USED or STORED.' During individual writing, circulate and prompt struggling learners: 'You described xylem in Lesson 2 — can you now write one sentence that CONTRASTS phloem with xylem?' For the plenary, after each cold-called learner reads, ask the class: 'Did they include the word TRANSLOCATION? Did they explain the direction clearly?' WAIT 10 seconds. Correct any conflation of transpiration and translocation — say: 'Transpiration is water LEAVING the plant through stomata. Translocation is food MOVING inside the plant through phloem. Different process, different tissue, different purpose.'</w:t>
+            </w:r>
+          </w:p>
+        </w:tc>
+        <w:tc>
+          <w:tcPr>
+            <w:tcW w:type="dxa" w:w="3040"/>
+            <w:shd w:fill="FFFFFF" w:color="auto" w:val="clear"/>
+            <w:tcMar>
+              <w:top w:type="dxa" w:w="60"/>
+              <w:left w:type="dxa" w:w="120"/>
+              <w:bottom w:type="dxa" w:w="60"/>
+              <w:right w:type="dxa" w:w="120"/>
+            </w:tcMar>
+            <w:vAlign w:val="top"/>
+          </w:tcPr>
+          <w:p>
+            <w:pPr>
+              <w:spacing w:after="40" w:before="0"/>
+              <w:jc w:val="left"/>
+            </w:pPr>
+            <w:r>
+              <w:rPr>
+                <w:rFonts w:ascii="Arial" w:cs="Arial" w:eastAsia="Arial" w:hAnsi="Arial"/>
+                <w:b w:val="false"/>
+                <w:bCs w:val="false"/>
+                <w:i w:val="false"/>
+                <w:iCs w:val="false"/>
+                <w:color w:val="000000"/>
+                <w:sz w:val="18"/>
+                <w:szCs w:val="18"/>
+              </w:rPr>
+              <w:t xml:space="preserve">Constructing Explanations (NGSS SEP 6): Learners synthesise two independent lines of evidence (red-dye xylem experiment + girdling demonstration) into a single coherent explanation that advances the driving question. The Kenyan matatu/posho mill analogy provides a culturally grounded conceptual anchor that makes the abstract source-to-sink model concrete and memorable.</w:t>
+            </w:r>
+          </w:p>
+        </w:tc>
+        <w:tc>
+          <w:tcPr>
+            <w:tcW w:type="dxa" w:w="3040"/>
+            <w:shd w:fill="F2F2F2" w:color="auto" w:val="clear"/>
+            <w:tcMar>
+              <w:top w:type="dxa" w:w="60"/>
+              <w:left w:type="dxa" w:w="120"/>
+              <w:bottom w:type="dxa" w:w="60"/>
+              <w:right w:type="dxa" w:w="120"/>
+            </w:tcMar>
+            <w:vAlign w:val="top"/>
+          </w:tcPr>
+          <w:p>
+            <w:pPr>
+              <w:spacing w:after="40" w:before="0"/>
+              <w:jc w:val="left"/>
+            </w:pPr>
+            <w:r>
+              <w:rPr>
+                <w:rFonts w:ascii="Arial" w:cs="Arial" w:eastAsia="Arial" w:hAnsi="Arial"/>
+                <w:b w:val="false"/>
+                <w:bCs w:val="false"/>
+                <w:i w:val="false"/>
+                <w:iCs w:val="false"/>
+                <w:color w:val="000000"/>
+                <w:sz w:val="18"/>
+                <w:szCs w:val="18"/>
+              </w:rPr>
+              <w:t xml:space="preserve">Collect written explanations (or photograph journal pages) as an exit artefact. Assess against three criteria: (1) correct use of 'translocation' to describe phloem transport, (2) correct directionality (source → sink), (3) explicit contrast with xylem transport. Observable indicator: at least 65% of learners produce written explanations meeting all three criteria. Peer feedback round gives teacher real-time data on class-wide understanding.</w:t>
+            </w:r>
+          </w:p>
+        </w:tc>
+      </w:tr>
+      <w:tr>
+        <w:tc>
+          <w:tcPr>
+            <w:tcW w:type="dxa" w:w="1520"/>
+            <w:shd w:fill="FCE4D6" w:color="auto" w:val="clear"/>
+            <w:tcMar>
+              <w:top w:type="dxa" w:w="60"/>
+              <w:left w:type="dxa" w:w="120"/>
+              <w:bottom w:type="dxa" w:w="60"/>
+              <w:right w:type="dxa" w:w="120"/>
+            </w:tcMar>
+            <w:vAlign w:val="top"/>
+          </w:tcPr>
+          <w:p>
+            <w:pPr>
+              <w:spacing w:after="40" w:before="0"/>
+              <w:jc w:val="left"/>
+            </w:pPr>
+            <w:r>
+              <w:rPr>
+                <w:rFonts w:ascii="Arial" w:cs="Arial" w:eastAsia="Arial" w:hAnsi="Arial"/>
+                <w:b/>
+                <w:bCs/>
+                <w:i w:val="false"/>
+                <w:iCs w:val="false"/>
+                <w:color w:val="000000"/>
+                <w:sz w:val="18"/>
+                <w:szCs w:val="18"/>
+              </w:rPr>
+              <w:t xml:space="preserve">Driving Question Board (DQB) Creation</w:t>
+            </w:r>
+          </w:p>
+          <w:p>
+            <w:pPr>
+              <w:spacing w:after="20" w:before="0"/>
+            </w:pPr>
+            <w:r>
+              <w:rPr>
+                <w:rFonts w:ascii="Arial" w:cs="Arial" w:eastAsia="Arial" w:hAnsi="Arial"/>
+                <w:b/>
+                <w:bCs/>
+                <w:color w:val="1F3864"/>
+                <w:sz w:val="16"/>
+                <w:szCs w:val="16"/>
+              </w:rPr>
+              <w:t xml:space="preserve">📹 VIDEO:</w:t>
+            </w:r>
+          </w:p>
+          <w:p>
+            <w:pPr>
+              <w:spacing w:after="20" w:before="0"/>
+            </w:pPr>
+            <w:hyperlink w:history="1" r:id="rId9ojjafzywmijl5eno-5h4">
               <w:r>
                 <w:rPr>
                   <w:rFonts w:ascii="Arial" w:cs="Arial" w:eastAsia="Arial" w:hAnsi="Arial"/>
@@ -12854,7 +13074,7 @@
                   <w:szCs w:val="16"/>
                   <w:u w:val="single" w:color="2E75B6"/>
                 </w:rPr>
-                <w:t xml:space="preserve">How Scientific Teams..:Translocation Activity after Segment 3 (PDF Format)</w:t>
+                <w:t xml:space="preserve">12 Plant Transport Xylem And Phloem, Transpiration [3D Animation]</w:t>
               </w:r>
             </w:hyperlink>
           </w:p>
@@ -12870,7 +13090,7 @@
                 <w:sz w:val="14"/>
                 <w:szCs w:val="14"/>
               </w:rPr>
-              <w:t xml:space="preserve">Source: MIT Blossoms</w:t>
+              <w:t xml:space="preserve">Source: Seavuria</w:t>
             </w:r>
           </w:p>
           <w:p>
@@ -12878,235 +13098,7 @@
               <w:spacing w:after="10" w:before="0"/>
               <w:ind w:left="120"/>
             </w:pPr>
-            <w:hyperlink w:history="1" r:id="rIdseea7czs-2emoizclll6h">
-              <w:r>
-                <w:rPr>
-                  <w:rFonts w:ascii="Arial" w:cs="Arial" w:eastAsia="Arial" w:hAnsi="Arial"/>
-                  <w:color w:val="595959"/>
-                  <w:sz w:val="14"/>
-                  <w:szCs w:val="14"/>
-                  <w:u w:val="single" w:color="595959"/>
-                </w:rPr>
-                <w:t xml:space="preserve">🔍 Search ARES for similar readings</w:t>
-              </w:r>
-            </w:hyperlink>
-          </w:p>
-        </w:tc>
-        <w:tc>
-          <w:tcPr>
-            <w:tcW w:type="dxa" w:w="3040"/>
-            <w:shd w:fill="FFFFFF" w:color="auto" w:val="clear"/>
-            <w:tcMar>
-              <w:top w:type="dxa" w:w="60"/>
-              <w:left w:type="dxa" w:w="120"/>
-              <w:bottom w:type="dxa" w:w="60"/>
-              <w:right w:type="dxa" w:w="120"/>
-            </w:tcMar>
-            <w:vAlign w:val="top"/>
-          </w:tcPr>
-          <w:p>
-            <w:pPr>
-              <w:spacing w:after="40" w:before="0"/>
-              <w:jc w:val="left"/>
-            </w:pPr>
-            <w:r>
-              <w:rPr>
-                <w:rFonts w:ascii="Arial" w:cs="Arial" w:eastAsia="Arial" w:hAnsi="Arial"/>
-                <w:b w:val="false"/>
-                <w:bCs w:val="false"/>
-                <w:i w:val="false"/>
-                <w:iCs w:val="false"/>
-                <w:color w:val="000000"/>
-                <w:sz w:val="18"/>
-                <w:szCs w:val="18"/>
-              </w:rPr>
-              <w:t xml:space="preserve">PART A — Source-to-Sink Mapping (10 min): Learners receive a printed outline diagram of a maize plant (roots, stem, leaves, developing cob). Working individually, they label: (i) two SOURCES of sugar (mature leaves), (ii) three SINKS (roots, developing cob, young growing leaves at the apex), and (iii) draw arrows showing the direction of phloem transport from each source to each sink. They also draw a separate set of arrows showing xylem transport direction, using a different colour. PART B — Written Explanation (10 min): Learners write a 4–6 sentence explanation in their journals connecting BOTH the red-dye xylem evidence (from Lessons 1–3) AND the girdling evidence (today) to the driving question: 'How does a maize plant move water and nutrients from the soil all the way to its topmost leaves — and what does it do with the food it makes?' They must use the terms: xylem, phloem, translocation, source, sink, sieve tube, companion cell, and cohesion-tension (revision from Lesson 3). PART C — Peer Plenary Share (5 min): Three learners (cold-called) read their explanations aloud. Class listens and gives one 'star' (something strong) and one 'step' (something to improve) using a structured peer-feedback protocol.</w:t>
-            </w:r>
-          </w:p>
-        </w:tc>
-        <w:tc>
-          <w:tcPr>
-            <w:tcW w:type="dxa" w:w="3040"/>
-            <w:shd w:fill="F2F2F2" w:color="auto" w:val="clear"/>
-            <w:tcMar>
-              <w:top w:type="dxa" w:w="60"/>
-              <w:left w:type="dxa" w:w="120"/>
-              <w:bottom w:type="dxa" w:w="60"/>
-              <w:right w:type="dxa" w:w="120"/>
-            </w:tcMar>
-            <w:vAlign w:val="top"/>
-          </w:tcPr>
-          <w:p>
-            <w:pPr>
-              <w:spacing w:after="40" w:before="0"/>
-              <w:jc w:val="left"/>
-            </w:pPr>
-            <w:r>
-              <w:rPr>
-                <w:rFonts w:ascii="Arial" w:cs="Arial" w:eastAsia="Arial" w:hAnsi="Arial"/>
-                <w:b w:val="false"/>
-                <w:bCs w:val="false"/>
-                <w:i w:val="false"/>
-                <w:iCs w:val="false"/>
-                <w:color w:val="000000"/>
-                <w:sz w:val="18"/>
-                <w:szCs w:val="18"/>
-              </w:rPr>
-              <w:t xml:space="preserve">Introduce the source-to-sink model with a Kenyan farming analogy: 'Think of a maize farm in Kisumu. The leaves are like the posho mill — they produce the food (ugali flour = sugar). The roots and the cob are like the market stalls — they receive and use the food. The phloem is like the matatu route connecting the mill to the market.' Write the analogy on the board. Then say: 'Use this model to label your maize diagram. Remember: a SOURCE is wherever sugar is MADE or STORED and then released; a SINK is wherever sugar is USED or STORED.' During individual writing, circulate and prompt struggling learners: 'You described xylem in Lesson 2 — can you now write one sentence that CONTRASTS phloem with xylem?' For the plenary, after each cold-called learner reads, ask the class: 'Did they include the word TRANSLOCATION? Did they explain the direction clearly?' WAIT 10 seconds. Correct any conflation of transpiration and translocation — say: 'Transpiration is water LEAVING the plant through stomata. Translocation is food MOVING inside the plant through phloem. Different process, different tissue, different purpose.'</w:t>
-            </w:r>
-          </w:p>
-        </w:tc>
-        <w:tc>
-          <w:tcPr>
-            <w:tcW w:type="dxa" w:w="3040"/>
-            <w:shd w:fill="FFFFFF" w:color="auto" w:val="clear"/>
-            <w:tcMar>
-              <w:top w:type="dxa" w:w="60"/>
-              <w:left w:type="dxa" w:w="120"/>
-              <w:bottom w:type="dxa" w:w="60"/>
-              <w:right w:type="dxa" w:w="120"/>
-            </w:tcMar>
-            <w:vAlign w:val="top"/>
-          </w:tcPr>
-          <w:p>
-            <w:pPr>
-              <w:spacing w:after="40" w:before="0"/>
-              <w:jc w:val="left"/>
-            </w:pPr>
-            <w:r>
-              <w:rPr>
-                <w:rFonts w:ascii="Arial" w:cs="Arial" w:eastAsia="Arial" w:hAnsi="Arial"/>
-                <w:b w:val="false"/>
-                <w:bCs w:val="false"/>
-                <w:i w:val="false"/>
-                <w:iCs w:val="false"/>
-                <w:color w:val="000000"/>
-                <w:sz w:val="18"/>
-                <w:szCs w:val="18"/>
-              </w:rPr>
-              <w:t xml:space="preserve">Constructing Explanations (NGSS SEP 6): Learners synthesise two independent lines of evidence (red-dye xylem experiment + girdling demonstration) into a single coherent explanation that advances the driving question. The Kenyan matatu/posho mill analogy provides a culturally grounded conceptual anchor that makes the abstract source-to-sink model concrete and memorable.</w:t>
-            </w:r>
-          </w:p>
-        </w:tc>
-        <w:tc>
-          <w:tcPr>
-            <w:tcW w:type="dxa" w:w="3040"/>
-            <w:shd w:fill="F2F2F2" w:color="auto" w:val="clear"/>
-            <w:tcMar>
-              <w:top w:type="dxa" w:w="60"/>
-              <w:left w:type="dxa" w:w="120"/>
-              <w:bottom w:type="dxa" w:w="60"/>
-              <w:right w:type="dxa" w:w="120"/>
-            </w:tcMar>
-            <w:vAlign w:val="top"/>
-          </w:tcPr>
-          <w:p>
-            <w:pPr>
-              <w:spacing w:after="40" w:before="0"/>
-              <w:jc w:val="left"/>
-            </w:pPr>
-            <w:r>
-              <w:rPr>
-                <w:rFonts w:ascii="Arial" w:cs="Arial" w:eastAsia="Arial" w:hAnsi="Arial"/>
-                <w:b w:val="false"/>
-                <w:bCs w:val="false"/>
-                <w:i w:val="false"/>
-                <w:iCs w:val="false"/>
-                <w:color w:val="000000"/>
-                <w:sz w:val="18"/>
-                <w:szCs w:val="18"/>
-              </w:rPr>
-              <w:t xml:space="preserve">Collect written explanations (or photograph journal pages) as an exit artefact. Assess against three criteria: (1) correct use of 'translocation' to describe phloem transport, (2) correct directionality (source → sink), (3) explicit contrast with xylem transport. Observable indicator: at least 65% of learners produce written explanations meeting all three criteria. Peer feedback round gives teacher real-time data on class-wide understanding.</w:t>
-            </w:r>
-          </w:p>
-        </w:tc>
-      </w:tr>
-      <w:tr>
-        <w:tc>
-          <w:tcPr>
-            <w:tcW w:type="dxa" w:w="1520"/>
-            <w:shd w:fill="FCE4D6" w:color="auto" w:val="clear"/>
-            <w:tcMar>
-              <w:top w:type="dxa" w:w="60"/>
-              <w:left w:type="dxa" w:w="120"/>
-              <w:bottom w:type="dxa" w:w="60"/>
-              <w:right w:type="dxa" w:w="120"/>
-            </w:tcMar>
-            <w:vAlign w:val="top"/>
-          </w:tcPr>
-          <w:p>
-            <w:pPr>
-              <w:spacing w:after="40" w:before="0"/>
-              <w:jc w:val="left"/>
-            </w:pPr>
-            <w:r>
-              <w:rPr>
-                <w:rFonts w:ascii="Arial" w:cs="Arial" w:eastAsia="Arial" w:hAnsi="Arial"/>
-                <w:b/>
-                <w:bCs/>
-                <w:i w:val="false"/>
-                <w:iCs w:val="false"/>
-                <w:color w:val="000000"/>
-                <w:sz w:val="18"/>
-                <w:szCs w:val="18"/>
-              </w:rPr>
-              <w:t xml:space="preserve">Driving Question Board (DQB) Creation</w:t>
-            </w:r>
-          </w:p>
-          <w:p>
-            <w:pPr>
-              <w:spacing w:after="20" w:before="0"/>
-            </w:pPr>
-            <w:r>
-              <w:rPr>
-                <w:rFonts w:ascii="Arial" w:cs="Arial" w:eastAsia="Arial" w:hAnsi="Arial"/>
-                <w:b/>
-                <w:bCs/>
-                <w:color w:val="1F3864"/>
-                <w:sz w:val="16"/>
-                <w:szCs w:val="16"/>
-              </w:rPr>
-              <w:t xml:space="preserve">📹 VIDEO:</w:t>
-            </w:r>
-          </w:p>
-          <w:p>
-            <w:pPr>
-              <w:spacing w:after="20" w:before="0"/>
-            </w:pPr>
-            <w:hyperlink w:history="1" r:id="rIdagkt5yt_msxeldlnv6x3d">
-              <w:r>
-                <w:rPr>
-                  <w:rFonts w:ascii="Arial" w:cs="Arial" w:eastAsia="Arial" w:hAnsi="Arial"/>
-                  <w:color w:val="2E75B6"/>
-                  <w:sz w:val="16"/>
-                  <w:szCs w:val="16"/>
-                  <w:u w:val="single" w:color="2E75B6"/>
-                </w:rPr>
-                <w:t xml:space="preserve">2D divergence theorem</w:t>
-              </w:r>
-            </w:hyperlink>
-          </w:p>
-          <w:p>
-            <w:pPr>
-              <w:spacing w:after="10" w:before="0"/>
-              <w:ind w:left="120"/>
-            </w:pPr>
-            <w:r>
-              <w:rPr>
-                <w:rFonts w:ascii="Arial" w:cs="Arial" w:eastAsia="Arial" w:hAnsi="Arial"/>
-                <w:color w:val="595959"/>
-                <w:sz w:val="14"/>
-                <w:szCs w:val="14"/>
-              </w:rPr>
-              <w:t xml:space="preserve">Source: Khan Academy (English - US curriculum)</w:t>
-            </w:r>
-          </w:p>
-          <w:p>
-            <w:pPr>
-              <w:spacing w:after="10" w:before="0"/>
-              <w:ind w:left="120"/>
-            </w:pPr>
-            <w:hyperlink w:history="1" r:id="rIdrcpru1nj8emtrykyjblvp">
+            <w:hyperlink w:history="1" r:id="rIdysm0mvrzwhgsqge6bwxga">
               <w:r>
                 <w:rPr>
                   <w:rFonts w:ascii="Arial" w:cs="Arial" w:eastAsia="Arial" w:hAnsi="Arial"/>
@@ -13144,14 +13136,241 @@
                 <w:sz w:val="16"/>
                 <w:szCs w:val="16"/>
               </w:rPr>
-              <w:t xml:space="preserve">📖 PDF:</w:t>
+              <w:t xml:space="preserve">📖 READING:</w:t>
             </w:r>
           </w:p>
           <w:p>
             <w:pPr>
               <w:spacing w:after="20" w:before="0"/>
             </w:pPr>
-            <w:hyperlink w:history="1" r:id="rIdcdarzrcvktvpkukdbwfkk">
+            <w:r>
+              <w:rPr>
+                <w:rFonts w:ascii="Arial" w:cs="Arial" w:eastAsia="Arial" w:hAnsi="Arial"/>
+                <w:i/>
+                <w:iCs/>
+                <w:color w:val="595959"/>
+                <w:sz w:val="16"/>
+                <w:szCs w:val="16"/>
+              </w:rPr>
+              <w:t xml:space="preserve">No closely matching reading in the ARES library for this activity.</w:t>
+            </w:r>
+          </w:p>
+          <w:p>
+            <w:pPr>
+              <w:spacing w:after="10" w:before="0"/>
+              <w:ind w:left="120"/>
+            </w:pPr>
+            <w:hyperlink w:history="1" r:id="rIdqppr26rq_ba_90vqduefn">
+              <w:r>
+                <w:rPr>
+                  <w:rFonts w:ascii="Arial" w:cs="Arial" w:eastAsia="Arial" w:hAnsi="Arial"/>
+                  <w:color w:val="595959"/>
+                  <w:sz w:val="14"/>
+                  <w:szCs w:val="14"/>
+                  <w:u w:val="single" w:color="595959"/>
+                </w:rPr>
+                <w:t xml:space="preserve">🔍 Search ARES for readings</w:t>
+              </w:r>
+            </w:hyperlink>
+          </w:p>
+          <w:p>
+            <w:pPr>
+              <w:spacing w:after="10" w:before="0"/>
+              <w:ind w:left="120"/>
+            </w:pPr>
+            <w:r>
+              <w:rPr>
+                <w:rFonts w:ascii="Arial" w:cs="Arial" w:eastAsia="Arial" w:hAnsi="Arial"/>
+                <w:color w:val="595959"/>
+                <w:sz w:val="14"/>
+                <w:szCs w:val="14"/>
+              </w:rPr>
+              <w:t xml:space="preserve">Search terms: transport plants translocation phloem</w:t>
+            </w:r>
+          </w:p>
+        </w:tc>
+        <w:tc>
+          <w:tcPr>
+            <w:tcW w:type="dxa" w:w="3040"/>
+            <w:shd w:fill="FFFFFF" w:color="auto" w:val="clear"/>
+            <w:tcMar>
+              <w:top w:type="dxa" w:w="60"/>
+              <w:left w:type="dxa" w:w="120"/>
+              <w:bottom w:type="dxa" w:w="60"/>
+              <w:right w:type="dxa" w:w="120"/>
+            </w:tcMar>
+            <w:vAlign w:val="top"/>
+          </w:tcPr>
+          <w:p>
+            <w:pPr>
+              <w:spacing w:after="40" w:before="0"/>
+              <w:jc w:val="left"/>
+            </w:pPr>
+            <w:r>
+              <w:rPr>
+                <w:rFonts w:ascii="Arial" w:cs="Arial" w:eastAsia="Arial" w:hAnsi="Arial"/>
+                <w:b w:val="false"/>
+                <w:bCs w:val="false"/>
+                <w:i w:val="false"/>
+                <w:iCs w:val="false"/>
+                <w:color w:val="000000"/>
+                <w:sz w:val="18"/>
+                <w:szCs w:val="18"/>
+              </w:rPr>
+              <w:t xml:space="preserve">Learners return to the class Driving Question Board (a large poster or section of the board maintained across all 8 lessons). In pairs, they write one new sticky note each: a GREEN note stating one new thing they can NOW explain about the maize plant's transport system (using evidence from today's lesson), and an ORANGE note stating one question that TODAY's lesson raised but has not yet answered (e.g., 'What powers phloem transport — is it pressure or something else?' or 'Does the maize plant always move sugar downward, or can it go upward too?'). Pairs post their notes and one representative per pair reads their green note aloud to the class.</w:t>
+            </w:r>
+          </w:p>
+        </w:tc>
+        <w:tc>
+          <w:tcPr>
+            <w:tcW w:type="dxa" w:w="3040"/>
+            <w:shd w:fill="F2F2F2" w:color="auto" w:val="clear"/>
+            <w:tcMar>
+              <w:top w:type="dxa" w:w="60"/>
+              <w:left w:type="dxa" w:w="120"/>
+              <w:bottom w:type="dxa" w:w="60"/>
+              <w:right w:type="dxa" w:w="120"/>
+            </w:tcMar>
+            <w:vAlign w:val="top"/>
+          </w:tcPr>
+          <w:p>
+            <w:pPr>
+              <w:spacing w:after="40" w:before="0"/>
+              <w:jc w:val="left"/>
+            </w:pPr>
+            <w:r>
+              <w:rPr>
+                <w:rFonts w:ascii="Arial" w:cs="Arial" w:eastAsia="Arial" w:hAnsi="Arial"/>
+                <w:b w:val="false"/>
+                <w:bCs w:val="false"/>
+                <w:i w:val="false"/>
+                <w:iCs w:val="false"/>
+                <w:color w:val="000000"/>
+                <w:sz w:val="18"/>
+                <w:szCs w:val="18"/>
+              </w:rPr>
+              <w:t xml:space="preserve">Point to the driving question displayed prominently: 'How does a maize plant move water and nutrients from the soil all the way to its topmost leaves — and what happens to that water in the end?' Say: 'After four lessons, let us audit what we can now explain — and what remains mysterious.' Give pairs 4 minutes to write their sticky notes. As pairs post notes, group the green notes into two clusters on the board: 'XYLEM evidence' and 'PHLOEM evidence.' Say: 'Look — we now have TWO transport systems mapped. Our first three lessons gave us the xylem half of the story. Today gave us the phloem half.' Read two or three orange notes aloud and say: 'These are excellent scientific questions. We will return to some of them in Lessons 5 and 6 when we investigate transpiration.' Link explicitly to the second part of the anchoring phenomenon: 'Remember the polythene bag with water droplets? The water vapour came from XYLEM water leaving through stomata — transpiration. Our next lesson will investigate that. But today's lesson explained what happens to the SUGAR — it travels through PHLOEM by translocation.' WAIT 10 seconds after posing: 'Can anyone now explain why ring-barking a tree in Kericho eventually kills it, even though its xylem is undamaged?' Cold-call 2 learners.</w:t>
+            </w:r>
+          </w:p>
+        </w:tc>
+        <w:tc>
+          <w:tcPr>
+            <w:tcW w:type="dxa" w:w="3040"/>
+            <w:shd w:fill="FFFFFF" w:color="auto" w:val="clear"/>
+            <w:tcMar>
+              <w:top w:type="dxa" w:w="60"/>
+              <w:left w:type="dxa" w:w="120"/>
+              <w:bottom w:type="dxa" w:w="60"/>
+              <w:right w:type="dxa" w:w="120"/>
+            </w:tcMar>
+            <w:vAlign w:val="top"/>
+          </w:tcPr>
+          <w:p>
+            <w:pPr>
+              <w:spacing w:after="40" w:before="0"/>
+              <w:jc w:val="left"/>
+            </w:pPr>
+            <w:r>
+              <w:rPr>
+                <w:rFonts w:ascii="Arial" w:cs="Arial" w:eastAsia="Arial" w:hAnsi="Arial"/>
+                <w:b w:val="false"/>
+                <w:bCs w:val="false"/>
+                <w:i w:val="false"/>
+                <w:iCs w:val="false"/>
+                <w:color w:val="000000"/>
+                <w:sz w:val="18"/>
+                <w:szCs w:val="18"/>
+              </w:rPr>
+              <w:t xml:space="preserve">Driving Question Board Curation: making thinking visible across the 8-lesson sequence. Green/orange sticky-note protocol separates 'evidence we have' from 'questions still open,' mirroring how scientists distinguish established findings from ongoing inquiry. Clustering notes by tissue type makes the two-transport-system architecture of the plant visually explicit.</w:t>
+            </w:r>
+          </w:p>
+        </w:tc>
+        <w:tc>
+          <w:tcPr>
+            <w:tcW w:type="dxa" w:w="3040"/>
+            <w:shd w:fill="F2F2F2" w:color="auto" w:val="clear"/>
+            <w:tcMar>
+              <w:top w:type="dxa" w:w="60"/>
+              <w:left w:type="dxa" w:w="120"/>
+              <w:bottom w:type="dxa" w:w="60"/>
+              <w:right w:type="dxa" w:w="120"/>
+            </w:tcMar>
+            <w:vAlign w:val="top"/>
+          </w:tcPr>
+          <w:p>
+            <w:pPr>
+              <w:spacing w:after="40" w:before="0"/>
+              <w:jc w:val="left"/>
+            </w:pPr>
+            <w:r>
+              <w:rPr>
+                <w:rFonts w:ascii="Arial" w:cs="Arial" w:eastAsia="Arial" w:hAnsi="Arial"/>
+                <w:b w:val="false"/>
+                <w:bCs w:val="false"/>
+                <w:i w:val="false"/>
+                <w:iCs w:val="false"/>
+                <w:color w:val="000000"/>
+                <w:sz w:val="18"/>
+                <w:szCs w:val="18"/>
+              </w:rPr>
+              <w:t xml:space="preserve">Teacher scans all posted sticky notes during the plenary. Observable indicators: (a) green notes name 'phloem' or 'translocation' specifically (not vague 'tubes'), (b) orange notes reflect genuine conceptual curiosity rather than repetition of already-answered questions. Teacher flags pairs whose green notes contain misconceptions (e.g., 'phloem carries water') for targeted follow-up at lesson start of Lesson 5.</w:t>
+            </w:r>
+          </w:p>
+        </w:tc>
+      </w:tr>
+      <w:tr>
+        <w:tc>
+          <w:tcPr>
+            <w:tcW w:type="dxa" w:w="1520"/>
+            <w:shd w:fill="D5E8F0" w:color="auto" w:val="clear"/>
+            <w:tcMar>
+              <w:top w:type="dxa" w:w="60"/>
+              <w:left w:type="dxa" w:w="120"/>
+              <w:bottom w:type="dxa" w:w="60"/>
+              <w:right w:type="dxa" w:w="120"/>
+            </w:tcMar>
+            <w:vAlign w:val="top"/>
+          </w:tcPr>
+          <w:p>
+            <w:pPr>
+              <w:spacing w:after="40" w:before="0"/>
+              <w:jc w:val="left"/>
+            </w:pPr>
+            <w:r>
+              <w:rPr>
+                <w:rFonts w:ascii="Arial" w:cs="Arial" w:eastAsia="Arial" w:hAnsi="Arial"/>
+                <w:b/>
+                <w:bCs/>
+                <w:i w:val="false"/>
+                <w:iCs w:val="false"/>
+                <w:color w:val="000000"/>
+                <w:sz w:val="18"/>
+                <w:szCs w:val="18"/>
+              </w:rPr>
+              <w:t xml:space="preserve">Model Building Phase</w:t>
+            </w:r>
+          </w:p>
+          <w:p>
+            <w:pPr>
+              <w:spacing w:after="20" w:before="0"/>
+            </w:pPr>
+            <w:r>
+              <w:rPr>
+                <w:rFonts w:ascii="Arial" w:cs="Arial" w:eastAsia="Arial" w:hAnsi="Arial"/>
+                <w:b/>
+                <w:bCs/>
+                <w:color w:val="1F3864"/>
+                <w:sz w:val="16"/>
+                <w:szCs w:val="16"/>
+              </w:rPr>
+              <w:t xml:space="preserve">📹 VIDEO:</w:t>
+            </w:r>
+          </w:p>
+          <w:p>
+            <w:pPr>
+              <w:spacing w:after="20" w:before="0"/>
+            </w:pPr>
+            <w:hyperlink w:history="1" r:id="rIdxcmjcgokribvipsnagbzt">
               <w:r>
                 <w:rPr>
                   <w:rFonts w:ascii="Arial" w:cs="Arial" w:eastAsia="Arial" w:hAnsi="Arial"/>
@@ -13160,7 +13379,7 @@
                   <w:szCs w:val="16"/>
                   <w:u w:val="single" w:color="2E75B6"/>
                 </w:rPr>
-                <w:t xml:space="preserve">How Scientific Teams..:Translocation Activity after Segment 3 (PDF Format)</w:t>
+                <w:t xml:space="preserve">12 Plant Transport Xylem And Phloem, Transpiration [3D Animation]</w:t>
               </w:r>
             </w:hyperlink>
           </w:p>
@@ -13176,7 +13395,7 @@
                 <w:sz w:val="14"/>
                 <w:szCs w:val="14"/>
               </w:rPr>
-              <w:t xml:space="preserve">Source: MIT Blossoms</w:t>
+              <w:t xml:space="preserve">Source: Seavuria</w:t>
             </w:r>
           </w:p>
           <w:p>
@@ -13184,235 +13403,7 @@
               <w:spacing w:after="10" w:before="0"/>
               <w:ind w:left="120"/>
             </w:pPr>
-            <w:hyperlink w:history="1" r:id="rIdjni-yfx3cibj_ndsbvhul">
-              <w:r>
-                <w:rPr>
-                  <w:rFonts w:ascii="Arial" w:cs="Arial" w:eastAsia="Arial" w:hAnsi="Arial"/>
-                  <w:color w:val="595959"/>
-                  <w:sz w:val="14"/>
-                  <w:szCs w:val="14"/>
-                  <w:u w:val="single" w:color="595959"/>
-                </w:rPr>
-                <w:t xml:space="preserve">🔍 Search ARES for similar readings</w:t>
-              </w:r>
-            </w:hyperlink>
-          </w:p>
-        </w:tc>
-        <w:tc>
-          <w:tcPr>
-            <w:tcW w:type="dxa" w:w="3040"/>
-            <w:shd w:fill="FFFFFF" w:color="auto" w:val="clear"/>
-            <w:tcMar>
-              <w:top w:type="dxa" w:w="60"/>
-              <w:left w:type="dxa" w:w="120"/>
-              <w:bottom w:type="dxa" w:w="60"/>
-              <w:right w:type="dxa" w:w="120"/>
-            </w:tcMar>
-            <w:vAlign w:val="top"/>
-          </w:tcPr>
-          <w:p>
-            <w:pPr>
-              <w:spacing w:after="40" w:before="0"/>
-              <w:jc w:val="left"/>
-            </w:pPr>
-            <w:r>
-              <w:rPr>
-                <w:rFonts w:ascii="Arial" w:cs="Arial" w:eastAsia="Arial" w:hAnsi="Arial"/>
-                <w:b w:val="false"/>
-                <w:bCs w:val="false"/>
-                <w:i w:val="false"/>
-                <w:iCs w:val="false"/>
-                <w:color w:val="000000"/>
-                <w:sz w:val="18"/>
-                <w:szCs w:val="18"/>
-              </w:rPr>
-              <w:t xml:space="preserve">Learners return to the class Driving Question Board (a large poster or section of the board maintained across all 8 lessons). In pairs, they write one new sticky note each: a GREEN note stating one new thing they can NOW explain about the maize plant's transport system (using evidence from today's lesson), and an ORANGE note stating one question that TODAY's lesson raised but has not yet answered (e.g., 'What powers phloem transport — is it pressure or something else?' or 'Does the maize plant always move sugar downward, or can it go upward too?'). Pairs post their notes and one representative per pair reads their green note aloud to the class.</w:t>
-            </w:r>
-          </w:p>
-        </w:tc>
-        <w:tc>
-          <w:tcPr>
-            <w:tcW w:type="dxa" w:w="3040"/>
-            <w:shd w:fill="F2F2F2" w:color="auto" w:val="clear"/>
-            <w:tcMar>
-              <w:top w:type="dxa" w:w="60"/>
-              <w:left w:type="dxa" w:w="120"/>
-              <w:bottom w:type="dxa" w:w="60"/>
-              <w:right w:type="dxa" w:w="120"/>
-            </w:tcMar>
-            <w:vAlign w:val="top"/>
-          </w:tcPr>
-          <w:p>
-            <w:pPr>
-              <w:spacing w:after="40" w:before="0"/>
-              <w:jc w:val="left"/>
-            </w:pPr>
-            <w:r>
-              <w:rPr>
-                <w:rFonts w:ascii="Arial" w:cs="Arial" w:eastAsia="Arial" w:hAnsi="Arial"/>
-                <w:b w:val="false"/>
-                <w:bCs w:val="false"/>
-                <w:i w:val="false"/>
-                <w:iCs w:val="false"/>
-                <w:color w:val="000000"/>
-                <w:sz w:val="18"/>
-                <w:szCs w:val="18"/>
-              </w:rPr>
-              <w:t xml:space="preserve">Point to the driving question displayed prominently: 'How does a maize plant move water and nutrients from the soil all the way to its topmost leaves — and what happens to that water in the end?' Say: 'After four lessons, let us audit what we can now explain — and what remains mysterious.' Give pairs 4 minutes to write their sticky notes. As pairs post notes, group the green notes into two clusters on the board: 'XYLEM evidence' and 'PHLOEM evidence.' Say: 'Look — we now have TWO transport systems mapped. Our first three lessons gave us the xylem half of the story. Today gave us the phloem half.' Read two or three orange notes aloud and say: 'These are excellent scientific questions. We will return to some of them in Lessons 5 and 6 when we investigate transpiration.' Link explicitly to the second part of the anchoring phenomenon: 'Remember the polythene bag with water droplets? The water vapour came from XYLEM water leaving through stomata — transpiration. Our next lesson will investigate that. But today's lesson explained what happens to the SUGAR — it travels through PHLOEM by translocation.' WAIT 10 seconds after posing: 'Can anyone now explain why ring-barking a tree in Kericho eventually kills it, even though its xylem is undamaged?' Cold-call 2 learners.</w:t>
-            </w:r>
-          </w:p>
-        </w:tc>
-        <w:tc>
-          <w:tcPr>
-            <w:tcW w:type="dxa" w:w="3040"/>
-            <w:shd w:fill="FFFFFF" w:color="auto" w:val="clear"/>
-            <w:tcMar>
-              <w:top w:type="dxa" w:w="60"/>
-              <w:left w:type="dxa" w:w="120"/>
-              <w:bottom w:type="dxa" w:w="60"/>
-              <w:right w:type="dxa" w:w="120"/>
-            </w:tcMar>
-            <w:vAlign w:val="top"/>
-          </w:tcPr>
-          <w:p>
-            <w:pPr>
-              <w:spacing w:after="40" w:before="0"/>
-              <w:jc w:val="left"/>
-            </w:pPr>
-            <w:r>
-              <w:rPr>
-                <w:rFonts w:ascii="Arial" w:cs="Arial" w:eastAsia="Arial" w:hAnsi="Arial"/>
-                <w:b w:val="false"/>
-                <w:bCs w:val="false"/>
-                <w:i w:val="false"/>
-                <w:iCs w:val="false"/>
-                <w:color w:val="000000"/>
-                <w:sz w:val="18"/>
-                <w:szCs w:val="18"/>
-              </w:rPr>
-              <w:t xml:space="preserve">Driving Question Board Curation: making thinking visible across the 8-lesson sequence. Green/orange sticky-note protocol separates 'evidence we have' from 'questions still open,' mirroring how scientists distinguish established findings from ongoing inquiry. Clustering notes by tissue type makes the two-transport-system architecture of the plant visually explicit.</w:t>
-            </w:r>
-          </w:p>
-        </w:tc>
-        <w:tc>
-          <w:tcPr>
-            <w:tcW w:type="dxa" w:w="3040"/>
-            <w:shd w:fill="F2F2F2" w:color="auto" w:val="clear"/>
-            <w:tcMar>
-              <w:top w:type="dxa" w:w="60"/>
-              <w:left w:type="dxa" w:w="120"/>
-              <w:bottom w:type="dxa" w:w="60"/>
-              <w:right w:type="dxa" w:w="120"/>
-            </w:tcMar>
-            <w:vAlign w:val="top"/>
-          </w:tcPr>
-          <w:p>
-            <w:pPr>
-              <w:spacing w:after="40" w:before="0"/>
-              <w:jc w:val="left"/>
-            </w:pPr>
-            <w:r>
-              <w:rPr>
-                <w:rFonts w:ascii="Arial" w:cs="Arial" w:eastAsia="Arial" w:hAnsi="Arial"/>
-                <w:b w:val="false"/>
-                <w:bCs w:val="false"/>
-                <w:i w:val="false"/>
-                <w:iCs w:val="false"/>
-                <w:color w:val="000000"/>
-                <w:sz w:val="18"/>
-                <w:szCs w:val="18"/>
-              </w:rPr>
-              <w:t xml:space="preserve">Teacher scans all posted sticky notes during the plenary. Observable indicators: (a) green notes name 'phloem' or 'translocation' specifically (not vague 'tubes'), (b) orange notes reflect genuine conceptual curiosity rather than repetition of already-answered questions. Teacher flags pairs whose green notes contain misconceptions (e.g., 'phloem carries water') for targeted follow-up at lesson start of Lesson 5.</w:t>
-            </w:r>
-          </w:p>
-        </w:tc>
-      </w:tr>
-      <w:tr>
-        <w:tc>
-          <w:tcPr>
-            <w:tcW w:type="dxa" w:w="1520"/>
-            <w:shd w:fill="D5E8F0" w:color="auto" w:val="clear"/>
-            <w:tcMar>
-              <w:top w:type="dxa" w:w="60"/>
-              <w:left w:type="dxa" w:w="120"/>
-              <w:bottom w:type="dxa" w:w="60"/>
-              <w:right w:type="dxa" w:w="120"/>
-            </w:tcMar>
-            <w:vAlign w:val="top"/>
-          </w:tcPr>
-          <w:p>
-            <w:pPr>
-              <w:spacing w:after="40" w:before="0"/>
-              <w:jc w:val="left"/>
-            </w:pPr>
-            <w:r>
-              <w:rPr>
-                <w:rFonts w:ascii="Arial" w:cs="Arial" w:eastAsia="Arial" w:hAnsi="Arial"/>
-                <w:b/>
-                <w:bCs/>
-                <w:i w:val="false"/>
-                <w:iCs w:val="false"/>
-                <w:color w:val="000000"/>
-                <w:sz w:val="18"/>
-                <w:szCs w:val="18"/>
-              </w:rPr>
-              <w:t xml:space="preserve">Model Building Phase</w:t>
-            </w:r>
-          </w:p>
-          <w:p>
-            <w:pPr>
-              <w:spacing w:after="20" w:before="0"/>
-            </w:pPr>
-            <w:r>
-              <w:rPr>
-                <w:rFonts w:ascii="Arial" w:cs="Arial" w:eastAsia="Arial" w:hAnsi="Arial"/>
-                <w:b/>
-                <w:bCs/>
-                <w:color w:val="1F3864"/>
-                <w:sz w:val="16"/>
-                <w:szCs w:val="16"/>
-              </w:rPr>
-              <w:t xml:space="preserve">📹 VIDEO:</w:t>
-            </w:r>
-          </w:p>
-          <w:p>
-            <w:pPr>
-              <w:spacing w:after="20" w:before="0"/>
-            </w:pPr>
-            <w:hyperlink w:history="1" r:id="rIdxcgiuzjdptfm4s13ogtcm">
-              <w:r>
-                <w:rPr>
-                  <w:rFonts w:ascii="Arial" w:cs="Arial" w:eastAsia="Arial" w:hAnsi="Arial"/>
-                  <w:color w:val="2E75B6"/>
-                  <w:sz w:val="16"/>
-                  <w:szCs w:val="16"/>
-                  <w:u w:val="single" w:color="2E75B6"/>
-                </w:rPr>
-                <w:t xml:space="preserve">2D divergence theorem</w:t>
-              </w:r>
-            </w:hyperlink>
-          </w:p>
-          <w:p>
-            <w:pPr>
-              <w:spacing w:after="10" w:before="0"/>
-              <w:ind w:left="120"/>
-            </w:pPr>
-            <w:r>
-              <w:rPr>
-                <w:rFonts w:ascii="Arial" w:cs="Arial" w:eastAsia="Arial" w:hAnsi="Arial"/>
-                <w:color w:val="595959"/>
-                <w:sz w:val="14"/>
-                <w:szCs w:val="14"/>
-              </w:rPr>
-              <w:t xml:space="preserve">Source: Khan Academy (English - US curriculum)</w:t>
-            </w:r>
-          </w:p>
-          <w:p>
-            <w:pPr>
-              <w:spacing w:after="10" w:before="0"/>
-              <w:ind w:left="120"/>
-            </w:pPr>
-            <w:hyperlink w:history="1" r:id="rId24fsjux3bfglmhs9ds4ui">
+            <w:hyperlink w:history="1" r:id="rIddt02rvazqatvt7fvocqta">
               <w:r>
                 <w:rPr>
                   <w:rFonts w:ascii="Arial" w:cs="Arial" w:eastAsia="Arial" w:hAnsi="Arial"/>
@@ -13450,47 +13441,31 @@
                 <w:sz w:val="16"/>
                 <w:szCs w:val="16"/>
               </w:rPr>
-              <w:t xml:space="preserve">📖 PDF:</w:t>
+              <w:t xml:space="preserve">📖 READING:</w:t>
             </w:r>
           </w:p>
           <w:p>
             <w:pPr>
               <w:spacing w:after="20" w:before="0"/>
             </w:pPr>
-            <w:hyperlink w:history="1" r:id="rIdzk8ydwlscghrbsr7limgt">
-              <w:r>
-                <w:rPr>
-                  <w:rFonts w:ascii="Arial" w:cs="Arial" w:eastAsia="Arial" w:hAnsi="Arial"/>
-                  <w:color w:val="2E75B6"/>
-                  <w:sz w:val="16"/>
-                  <w:szCs w:val="16"/>
-                  <w:u w:val="single" w:color="2E75B6"/>
-                </w:rPr>
-                <w:t xml:space="preserve">How Scientific Teams..:Translocation Activity after Segment 3 (PDF Format)</w:t>
-              </w:r>
-            </w:hyperlink>
+            <w:r>
+              <w:rPr>
+                <w:rFonts w:ascii="Arial" w:cs="Arial" w:eastAsia="Arial" w:hAnsi="Arial"/>
+                <w:i/>
+                <w:iCs/>
+                <w:color w:val="595959"/>
+                <w:sz w:val="16"/>
+                <w:szCs w:val="16"/>
+              </w:rPr>
+              <w:t xml:space="preserve">No closely matching reading in the ARES library for this activity.</w:t>
+            </w:r>
           </w:p>
           <w:p>
             <w:pPr>
               <w:spacing w:after="10" w:before="0"/>
               <w:ind w:left="120"/>
             </w:pPr>
-            <w:r>
-              <w:rPr>
-                <w:rFonts w:ascii="Arial" w:cs="Arial" w:eastAsia="Arial" w:hAnsi="Arial"/>
-                <w:color w:val="595959"/>
-                <w:sz w:val="14"/>
-                <w:szCs w:val="14"/>
-              </w:rPr>
-              <w:t xml:space="preserve">Source: MIT Blossoms</w:t>
-            </w:r>
-          </w:p>
-          <w:p>
-            <w:pPr>
-              <w:spacing w:after="10" w:before="0"/>
-              <w:ind w:left="120"/>
-            </w:pPr>
-            <w:hyperlink w:history="1" r:id="rIdcvdc0pvn3efypnhnmrmfy">
+            <w:hyperlink w:history="1" r:id="rIdo4gd6hoy0ekv8e32odt8v">
               <w:r>
                 <w:rPr>
                   <w:rFonts w:ascii="Arial" w:cs="Arial" w:eastAsia="Arial" w:hAnsi="Arial"/>
@@ -13499,9 +13474,24 @@
                   <w:szCs w:val="14"/>
                   <w:u w:val="single" w:color="595959"/>
                 </w:rPr>
-                <w:t xml:space="preserve">🔍 Search ARES for similar readings</w:t>
+                <w:t xml:space="preserve">🔍 Search ARES for readings</w:t>
               </w:r>
             </w:hyperlink>
+          </w:p>
+          <w:p>
+            <w:pPr>
+              <w:spacing w:after="10" w:before="0"/>
+              <w:ind w:left="120"/>
+            </w:pPr>
+            <w:r>
+              <w:rPr>
+                <w:rFonts w:ascii="Arial" w:cs="Arial" w:eastAsia="Arial" w:hAnsi="Arial"/>
+                <w:color w:val="595959"/>
+                <w:sz w:val="14"/>
+                <w:szCs w:val="14"/>
+              </w:rPr>
+              <w:t xml:space="preserve">Search terms: transport plants translocation phloem</w:t>
+            </w:r>
           </w:p>
         </w:tc>
         <w:tc>
@@ -15091,7 +15081,7 @@
             <w:pPr>
               <w:spacing w:after="20" w:before="0"/>
             </w:pPr>
-            <w:hyperlink w:history="1" r:id="rIdzh7yoncf43dz9aeguieii">
+            <w:hyperlink w:history="1" r:id="rIdrnmmu_uqnfarbc4p0fslm">
               <w:r>
                 <w:rPr>
                   <w:rFonts w:ascii="Arial" w:cs="Arial" w:eastAsia="Arial" w:hAnsi="Arial"/>
@@ -15100,7 +15090,7 @@
                   <w:szCs w:val="16"/>
                   <w:u w:val="single" w:color="2E75B6"/>
                 </w:rPr>
-                <w:t xml:space="preserve">Photorespiration</w:t>
+                <w:t xml:space="preserve">12 Plant Transport Xylem And Phloem, Transpiration [3D Animation]</w:t>
               </w:r>
             </w:hyperlink>
           </w:p>
@@ -15116,7 +15106,7 @@
                 <w:sz w:val="14"/>
                 <w:szCs w:val="14"/>
               </w:rPr>
-              <w:t xml:space="preserve">Source: Khan Academy (English - US curriculum)</w:t>
+              <w:t xml:space="preserve">Source: Seavuria</w:t>
             </w:r>
           </w:p>
           <w:p>
@@ -15124,7 +15114,7 @@
               <w:spacing w:after="10" w:before="0"/>
               <w:ind w:left="120"/>
             </w:pPr>
-            <w:hyperlink w:history="1" r:id="rIdmwotalvwu-9h0nvcde_rg">
+            <w:hyperlink w:history="1" r:id="rIdbx2se_pxagdxo8jmejibr">
               <w:r>
                 <w:rPr>
                   <w:rFonts w:ascii="Arial" w:cs="Arial" w:eastAsia="Arial" w:hAnsi="Arial"/>
@@ -15162,14 +15152,14 @@
                 <w:sz w:val="16"/>
                 <w:szCs w:val="16"/>
               </w:rPr>
-              <w:t xml:space="preserve">📖 HTML:</w:t>
+              <w:t xml:space="preserve">📖 EXERCISE:</w:t>
             </w:r>
           </w:p>
           <w:p>
             <w:pPr>
               <w:spacing w:after="20" w:before="0"/>
             </w:pPr>
-            <w:hyperlink w:history="1" r:id="rIdiarhrmzsdgybgjwee9jhr">
+            <w:hyperlink w:history="1" r:id="rIdq5-8vpp9tmxdxwty3l0ya">
               <w:r>
                 <w:rPr>
                   <w:rFonts w:ascii="Arial" w:cs="Arial" w:eastAsia="Arial" w:hAnsi="Arial"/>
@@ -15178,7 +15168,7 @@
                   <w:szCs w:val="16"/>
                   <w:u w:val="single" w:color="2E75B6"/>
                 </w:rPr>
-                <w:t xml:space="preserve">Divisibility Rules to Find Factors (Flexbook)</w:t>
+                <w:t xml:space="preserve">Independent versus dependent variables</w:t>
               </w:r>
             </w:hyperlink>
           </w:p>
@@ -15194,7 +15184,7 @@
                 <w:sz w:val="14"/>
                 <w:szCs w:val="14"/>
               </w:rPr>
-              <w:t xml:space="preserve">Source: CK-12</w:t>
+              <w:t xml:space="preserve">Source: Khan Academy (English - US curriculum)</w:t>
             </w:r>
           </w:p>
           <w:p>
@@ -15202,7 +15192,7 @@
               <w:spacing w:after="10" w:before="0"/>
               <w:ind w:left="120"/>
             </w:pPr>
-            <w:hyperlink w:history="1" r:id="rIdhpm5sv9p_uveetv8m8rzf">
+            <w:hyperlink w:history="1" r:id="rIdvqmbuhk2w9h6cdgxqlj-j">
               <w:r>
                 <w:rPr>
                   <w:rFonts w:ascii="Arial" w:cs="Arial" w:eastAsia="Arial" w:hAnsi="Arial"/>
@@ -15473,7 +15463,7 @@
             <w:pPr>
               <w:spacing w:after="20" w:before="0"/>
             </w:pPr>
-            <w:hyperlink w:history="1" r:id="rIdzivrkksu0jl4otxt6hz5p">
+            <w:hyperlink w:history="1" r:id="rIdpetuoomyu9gc9wth6_-7i">
               <w:r>
                 <w:rPr>
                   <w:rFonts w:ascii="Arial" w:cs="Arial" w:eastAsia="Arial" w:hAnsi="Arial"/>
@@ -15482,7 +15472,7 @@
                   <w:szCs w:val="16"/>
                   <w:u w:val="single" w:color="2E75B6"/>
                 </w:rPr>
-                <w:t xml:space="preserve">Photorespiration</w:t>
+                <w:t xml:space="preserve">Introduction to experimental design</w:t>
               </w:r>
             </w:hyperlink>
           </w:p>
@@ -15506,7 +15496,7 @@
               <w:spacing w:after="10" w:before="0"/>
               <w:ind w:left="120"/>
             </w:pPr>
-            <w:hyperlink w:history="1" r:id="rIdr2jdg0bjgoesjhjwa0ku8">
+            <w:hyperlink w:history="1" r:id="rIdvgtq19u9x7-nebpo0kxwn">
               <w:r>
                 <w:rPr>
                   <w:rFonts w:ascii="Arial" w:cs="Arial" w:eastAsia="Arial" w:hAnsi="Arial"/>
@@ -15544,14 +15534,14 @@
                 <w:sz w:val="16"/>
                 <w:szCs w:val="16"/>
               </w:rPr>
-              <w:t xml:space="preserve">📖 HTML:</w:t>
+              <w:t xml:space="preserve">📖 EXERCISE:</w:t>
             </w:r>
           </w:p>
           <w:p>
             <w:pPr>
               <w:spacing w:after="20" w:before="0"/>
             </w:pPr>
-            <w:hyperlink w:history="1" r:id="rIdbq4bxmmcaj52eptiiyuuy">
+            <w:hyperlink w:history="1" r:id="rIdhydtn73uc-aqipdxnbo8r">
               <w:r>
                 <w:rPr>
                   <w:rFonts w:ascii="Arial" w:cs="Arial" w:eastAsia="Arial" w:hAnsi="Arial"/>
@@ -15560,7 +15550,7 @@
                   <w:szCs w:val="16"/>
                   <w:u w:val="single" w:color="2E75B6"/>
                 </w:rPr>
-                <w:t xml:space="preserve">Divisibility Rules to Find Factors (Flexbook)</w:t>
+                <w:t xml:space="preserve">Making appropriate scatter plots</w:t>
               </w:r>
             </w:hyperlink>
           </w:p>
@@ -15576,7 +15566,7 @@
                 <w:sz w:val="14"/>
                 <w:szCs w:val="14"/>
               </w:rPr>
-              <w:t xml:space="preserve">Source: CK-12</w:t>
+              <w:t xml:space="preserve">Source: Khan Academy (English - US curriculum)</w:t>
             </w:r>
           </w:p>
           <w:p>
@@ -15584,7 +15574,7 @@
               <w:spacing w:after="10" w:before="0"/>
               <w:ind w:left="120"/>
             </w:pPr>
-            <w:hyperlink w:history="1" r:id="rIds4jnmqvnl9yorltpofc-b">
+            <w:hyperlink w:history="1" r:id="rIdynolngsh3_7eirhlf_9l0">
               <w:r>
                 <w:rPr>
                   <w:rFonts w:ascii="Arial" w:cs="Arial" w:eastAsia="Arial" w:hAnsi="Arial"/>
@@ -16030,7 +16020,7 @@
             <w:pPr>
               <w:spacing w:after="20" w:before="0"/>
             </w:pPr>
-            <w:hyperlink w:history="1" r:id="rIdzcun0r9cf0gkje4s_-hiz">
+            <w:hyperlink w:history="1" r:id="rIdc4zhrhfaymx4m2azloppx">
               <w:r>
                 <w:rPr>
                   <w:rFonts w:ascii="Arial" w:cs="Arial" w:eastAsia="Arial" w:hAnsi="Arial"/>
@@ -16039,7 +16029,7 @@
                   <w:szCs w:val="16"/>
                   <w:u w:val="single" w:color="2E75B6"/>
                 </w:rPr>
-                <w:t xml:space="preserve">Photorespiration</w:t>
+                <w:t xml:space="preserve">12 Plant Transport Xylem And Phloem, Transpiration [3D Animation]</w:t>
               </w:r>
             </w:hyperlink>
           </w:p>
@@ -16055,7 +16045,7 @@
                 <w:sz w:val="14"/>
                 <w:szCs w:val="14"/>
               </w:rPr>
-              <w:t xml:space="preserve">Source: Khan Academy (English - US curriculum)</w:t>
+              <w:t xml:space="preserve">Source: Seavuria</w:t>
             </w:r>
           </w:p>
           <w:p>
@@ -16063,7 +16053,7 @@
               <w:spacing w:after="10" w:before="0"/>
               <w:ind w:left="120"/>
             </w:pPr>
-            <w:hyperlink w:history="1" r:id="rId0u6i-pil3vbnmgnslikjf">
+            <w:hyperlink w:history="1" r:id="rId17gbn7a3lochaanoasgff">
               <w:r>
                 <w:rPr>
                   <w:rFonts w:ascii="Arial" w:cs="Arial" w:eastAsia="Arial" w:hAnsi="Arial"/>
@@ -16101,14 +16091,14 @@
                 <w:sz w:val="16"/>
                 <w:szCs w:val="16"/>
               </w:rPr>
-              <w:t xml:space="preserve">📖 HTML:</w:t>
+              <w:t xml:space="preserve">📖 EXERCISE:</w:t>
             </w:r>
           </w:p>
           <w:p>
             <w:pPr>
               <w:spacing w:after="20" w:before="0"/>
             </w:pPr>
-            <w:hyperlink w:history="1" r:id="rIdefo8pxewgl_gnwgyh6l7f">
+            <w:hyperlink w:history="1" r:id="rIdabm8znl4i8hgakfk2rklh">
               <w:r>
                 <w:rPr>
                   <w:rFonts w:ascii="Arial" w:cs="Arial" w:eastAsia="Arial" w:hAnsi="Arial"/>
@@ -16117,7 +16107,7 @@
                   <w:szCs w:val="16"/>
                   <w:u w:val="single" w:color="2E75B6"/>
                 </w:rPr>
-                <w:t xml:space="preserve">Divisibility Rules to Find Factors (Flexbook)</w:t>
+                <w:t xml:space="preserve">Independent versus dependent variables</w:t>
               </w:r>
             </w:hyperlink>
           </w:p>
@@ -16133,7 +16123,7 @@
                 <w:sz w:val="14"/>
                 <w:szCs w:val="14"/>
               </w:rPr>
-              <w:t xml:space="preserve">Source: CK-12</w:t>
+              <w:t xml:space="preserve">Source: Khan Academy (English - US curriculum)</w:t>
             </w:r>
           </w:p>
           <w:p>
@@ -16141,7 +16131,7 @@
               <w:spacing w:after="10" w:before="0"/>
               <w:ind w:left="120"/>
             </w:pPr>
-            <w:hyperlink w:history="1" r:id="rId_oq-nbjuvxpay9gny12ey">
+            <w:hyperlink w:history="1" r:id="rIdesjervlfqzzuxc3j4tfup">
               <w:r>
                 <w:rPr>
                   <w:rFonts w:ascii="Arial" w:cs="Arial" w:eastAsia="Arial" w:hAnsi="Arial"/>
@@ -16412,7 +16402,7 @@
             <w:pPr>
               <w:spacing w:after="20" w:before="0"/>
             </w:pPr>
-            <w:hyperlink w:history="1" r:id="rIdexru183nzignp1g-w5m_v">
+            <w:hyperlink w:history="1" r:id="rIdrdrqgfcwbdb3vccttsqu2">
               <w:r>
                 <w:rPr>
                   <w:rFonts w:ascii="Arial" w:cs="Arial" w:eastAsia="Arial" w:hAnsi="Arial"/>
@@ -16421,7 +16411,7 @@
                   <w:szCs w:val="16"/>
                   <w:u w:val="single" w:color="2E75B6"/>
                 </w:rPr>
-                <w:t xml:space="preserve">Photorespiration</w:t>
+                <w:t xml:space="preserve">12 Plant Transport Xylem And Phloem, Transpiration [3D Animation]</w:t>
               </w:r>
             </w:hyperlink>
           </w:p>
@@ -16437,7 +16427,7 @@
                 <w:sz w:val="14"/>
                 <w:szCs w:val="14"/>
               </w:rPr>
-              <w:t xml:space="preserve">Source: Khan Academy (English - US curriculum)</w:t>
+              <w:t xml:space="preserve">Source: Seavuria</w:t>
             </w:r>
           </w:p>
           <w:p>
@@ -16445,7 +16435,7 @@
               <w:spacing w:after="10" w:before="0"/>
               <w:ind w:left="120"/>
             </w:pPr>
-            <w:hyperlink w:history="1" r:id="rIdoe9j4hfq-vzdbykzdmhog">
+            <w:hyperlink w:history="1" r:id="rIdj2ig1utzoby--9e6wgngl">
               <w:r>
                 <w:rPr>
                   <w:rFonts w:ascii="Arial" w:cs="Arial" w:eastAsia="Arial" w:hAnsi="Arial"/>
@@ -16483,14 +16473,14 @@
                 <w:sz w:val="16"/>
                 <w:szCs w:val="16"/>
               </w:rPr>
-              <w:t xml:space="preserve">📖 HTML:</w:t>
+              <w:t xml:space="preserve">📖 EXERCISE:</w:t>
             </w:r>
           </w:p>
           <w:p>
             <w:pPr>
               <w:spacing w:after="20" w:before="0"/>
             </w:pPr>
-            <w:hyperlink w:history="1" r:id="rIdbbduv6mmxamlw_vqudizt">
+            <w:hyperlink w:history="1" r:id="rIduyn0czf_a0xmraspuahg7">
               <w:r>
                 <w:rPr>
                   <w:rFonts w:ascii="Arial" w:cs="Arial" w:eastAsia="Arial" w:hAnsi="Arial"/>
@@ -16499,7 +16489,7 @@
                   <w:szCs w:val="16"/>
                   <w:u w:val="single" w:color="2E75B6"/>
                 </w:rPr>
-                <w:t xml:space="preserve">Divisibility Rules to Find Factors (Flexbook)</w:t>
+                <w:t xml:space="preserve">Independent versus dependent variables</w:t>
               </w:r>
             </w:hyperlink>
           </w:p>
@@ -16515,7 +16505,7 @@
                 <w:sz w:val="14"/>
                 <w:szCs w:val="14"/>
               </w:rPr>
-              <w:t xml:space="preserve">Source: CK-12</w:t>
+              <w:t xml:space="preserve">Source: Khan Academy (English - US curriculum)</w:t>
             </w:r>
           </w:p>
           <w:p>
@@ -16523,7 +16513,7 @@
               <w:spacing w:after="10" w:before="0"/>
               <w:ind w:left="120"/>
             </w:pPr>
-            <w:hyperlink w:history="1" r:id="rIdeb-e12jr1u-ifhgk3xf3r">
+            <w:hyperlink w:history="1" r:id="rIdzhztwmaoflb9cobrgclui">
               <w:r>
                 <w:rPr>
                   <w:rFonts w:ascii="Arial" w:cs="Arial" w:eastAsia="Arial" w:hAnsi="Arial"/>
@@ -16813,7 +16803,7 @@
             <w:pPr>
               <w:spacing w:after="20" w:before="0"/>
             </w:pPr>
-            <w:hyperlink w:history="1" r:id="rId8hvyzrvpetethhmmprat5">
+            <w:hyperlink w:history="1" r:id="rIdofjvky5fa-c0l2phoxxxx">
               <w:r>
                 <w:rPr>
                   <w:rFonts w:ascii="Arial" w:cs="Arial" w:eastAsia="Arial" w:hAnsi="Arial"/>
@@ -16822,7 +16812,7 @@
                   <w:szCs w:val="16"/>
                   <w:u w:val="single" w:color="2E75B6"/>
                 </w:rPr>
-                <w:t xml:space="preserve">Photorespiration</w:t>
+                <w:t xml:space="preserve">12 Plant Transport Xylem And Phloem, Transpiration [3D Animation]</w:t>
               </w:r>
             </w:hyperlink>
           </w:p>
@@ -16838,7 +16828,7 @@
                 <w:sz w:val="14"/>
                 <w:szCs w:val="14"/>
               </w:rPr>
-              <w:t xml:space="preserve">Source: Khan Academy (English - US curriculum)</w:t>
+              <w:t xml:space="preserve">Source: Seavuria</w:t>
             </w:r>
           </w:p>
           <w:p>
@@ -16846,7 +16836,7 @@
               <w:spacing w:after="10" w:before="0"/>
               <w:ind w:left="120"/>
             </w:pPr>
-            <w:hyperlink w:history="1" r:id="rIdknw4tihdakkes2hrgtg7y">
+            <w:hyperlink w:history="1" r:id="rIdverei7zzjymfpjuatvob9">
               <w:r>
                 <w:rPr>
                   <w:rFonts w:ascii="Arial" w:cs="Arial" w:eastAsia="Arial" w:hAnsi="Arial"/>
@@ -16884,14 +16874,14 @@
                 <w:sz w:val="16"/>
                 <w:szCs w:val="16"/>
               </w:rPr>
-              <w:t xml:space="preserve">📖 HTML:</w:t>
+              <w:t xml:space="preserve">📖 EXERCISE:</w:t>
             </w:r>
           </w:p>
           <w:p>
             <w:pPr>
               <w:spacing w:after="20" w:before="0"/>
             </w:pPr>
-            <w:hyperlink w:history="1" r:id="rIdoi6dd9v3hkcioqerfshi1">
+            <w:hyperlink w:history="1" r:id="rIdeooimu76_eia300eseu1d">
               <w:r>
                 <w:rPr>
                   <w:rFonts w:ascii="Arial" w:cs="Arial" w:eastAsia="Arial" w:hAnsi="Arial"/>
@@ -16900,7 +16890,7 @@
                   <w:szCs w:val="16"/>
                   <w:u w:val="single" w:color="2E75B6"/>
                 </w:rPr>
-                <w:t xml:space="preserve">Divisibility Rules to Find Factors (Flexbook)</w:t>
+                <w:t xml:space="preserve">Independent versus dependent variables</w:t>
               </w:r>
             </w:hyperlink>
           </w:p>
@@ -16916,7 +16906,7 @@
                 <w:sz w:val="14"/>
                 <w:szCs w:val="14"/>
               </w:rPr>
-              <w:t xml:space="preserve">Source: CK-12</w:t>
+              <w:t xml:space="preserve">Source: Khan Academy (English - US curriculum)</w:t>
             </w:r>
           </w:p>
           <w:p>
@@ -16924,7 +16914,7 @@
               <w:spacing w:after="10" w:before="0"/>
               <w:ind w:left="120"/>
             </w:pPr>
-            <w:hyperlink w:history="1" r:id="rId7r-sh3epw6qf6te6efc5v">
+            <w:hyperlink w:history="1" r:id="rIdr9e3ggeokqts0txsoymjc">
               <w:r>
                 <w:rPr>
                   <w:rFonts w:ascii="Arial" w:cs="Arial" w:eastAsia="Arial" w:hAnsi="Arial"/>
@@ -18487,7 +18477,7 @@
             <w:pPr>
               <w:spacing w:after="20" w:before="0"/>
             </w:pPr>
-            <w:hyperlink w:history="1" r:id="rIdoddaymbymn4kyvwwthmko">
+            <w:hyperlink w:history="1" r:id="rIdsywv3u-_cu5xcjfxunl3g">
               <w:r>
                 <w:rPr>
                   <w:rFonts w:ascii="Arial" w:cs="Arial" w:eastAsia="Arial" w:hAnsi="Arial"/>
@@ -18496,7 +18486,7 @@
                   <w:szCs w:val="16"/>
                   <w:u w:val="single" w:color="2E75B6"/>
                 </w:rPr>
-                <w:t xml:space="preserve">Photorespiration</w:t>
+                <w:t xml:space="preserve">12 Plant Transport Xylem And Phloem, Transpiration [3D Animation]</w:t>
               </w:r>
             </w:hyperlink>
           </w:p>
@@ -18512,7 +18502,7 @@
                 <w:sz w:val="14"/>
                 <w:szCs w:val="14"/>
               </w:rPr>
-              <w:t xml:space="preserve">Source: Khan Academy (English - US curriculum)</w:t>
+              <w:t xml:space="preserve">Source: Seavuria</w:t>
             </w:r>
           </w:p>
           <w:p>
@@ -18520,7 +18510,7 @@
               <w:spacing w:after="10" w:before="0"/>
               <w:ind w:left="120"/>
             </w:pPr>
-            <w:hyperlink w:history="1" r:id="rId4ehhbgcm7siqat7qufm2d">
+            <w:hyperlink w:history="1" r:id="rIdzmqkjf742myk3a-vbk3r-">
               <w:r>
                 <w:rPr>
                   <w:rFonts w:ascii="Arial" w:cs="Arial" w:eastAsia="Arial" w:hAnsi="Arial"/>
@@ -18558,14 +18548,14 @@
                 <w:sz w:val="16"/>
                 <w:szCs w:val="16"/>
               </w:rPr>
-              <w:t xml:space="preserve">📖 HTML:</w:t>
+              <w:t xml:space="preserve">📖 EXERCISE:</w:t>
             </w:r>
           </w:p>
           <w:p>
             <w:pPr>
               <w:spacing w:after="20" w:before="0"/>
             </w:pPr>
-            <w:hyperlink w:history="1" r:id="rIdtkpjqpnsheng1yvlvna2g">
+            <w:hyperlink w:history="1" r:id="rIddeuumg0_qkmpxaxkwu5ho">
               <w:r>
                 <w:rPr>
                   <w:rFonts w:ascii="Arial" w:cs="Arial" w:eastAsia="Arial" w:hAnsi="Arial"/>
@@ -18574,7 +18564,7 @@
                   <w:szCs w:val="16"/>
                   <w:u w:val="single" w:color="2E75B6"/>
                 </w:rPr>
-                <w:t xml:space="preserve">Formulas for Problem Solving: Finding Distance, Rate, and Time (PLIX)</w:t>
+                <w:t xml:space="preserve">Graph data on line plots</w:t>
               </w:r>
             </w:hyperlink>
           </w:p>
@@ -18590,7 +18580,7 @@
                 <w:sz w:val="14"/>
                 <w:szCs w:val="14"/>
               </w:rPr>
-              <w:t xml:space="preserve">Source: CK-12</w:t>
+              <w:t xml:space="preserve">Source: Khan Academy (English - US curriculum)</w:t>
             </w:r>
           </w:p>
           <w:p>
@@ -18598,7 +18588,7 @@
               <w:spacing w:after="10" w:before="0"/>
               <w:ind w:left="120"/>
             </w:pPr>
-            <w:hyperlink w:history="1" r:id="rIdkzncvflyaeqqbjbzt7yx0">
+            <w:hyperlink w:history="1" r:id="rId2dvkunnkjb0iwmqsv0ayd">
               <w:r>
                 <w:rPr>
                   <w:rFonts w:ascii="Arial" w:cs="Arial" w:eastAsia="Arial" w:hAnsi="Arial"/>
@@ -18793,7 +18783,7 @@
             <w:pPr>
               <w:spacing w:after="20" w:before="0"/>
             </w:pPr>
-            <w:hyperlink w:history="1" r:id="rId1c5t1ohgw8lhzgblk2kkt">
+            <w:hyperlink w:history="1" r:id="rIdkg6phfbf4snwmq27sikzn">
               <w:r>
                 <w:rPr>
                   <w:rFonts w:ascii="Arial" w:cs="Arial" w:eastAsia="Arial" w:hAnsi="Arial"/>
@@ -18802,7 +18792,7 @@
                   <w:szCs w:val="16"/>
                   <w:u w:val="single" w:color="2E75B6"/>
                 </w:rPr>
-                <w:t xml:space="preserve">Photorespiration</w:t>
+                <w:t xml:space="preserve">12 Plant Transport Xylem And Phloem, Transpiration [3D Animation]</w:t>
               </w:r>
             </w:hyperlink>
           </w:p>
@@ -18818,7 +18808,7 @@
                 <w:sz w:val="14"/>
                 <w:szCs w:val="14"/>
               </w:rPr>
-              <w:t xml:space="preserve">Source: Khan Academy (English - US curriculum)</w:t>
+              <w:t xml:space="preserve">Source: Seavuria</w:t>
             </w:r>
           </w:p>
           <w:p>
@@ -18826,7 +18816,7 @@
               <w:spacing w:after="10" w:before="0"/>
               <w:ind w:left="120"/>
             </w:pPr>
-            <w:hyperlink w:history="1" r:id="rIdu-loclqduh18jbzdfmicx">
+            <w:hyperlink w:history="1" r:id="rIdt89d7vgj6mhgwrddqljqx">
               <w:r>
                 <w:rPr>
                   <w:rFonts w:ascii="Arial" w:cs="Arial" w:eastAsia="Arial" w:hAnsi="Arial"/>
@@ -18864,14 +18854,14 @@
                 <w:sz w:val="16"/>
                 <w:szCs w:val="16"/>
               </w:rPr>
-              <w:t xml:space="preserve">📖 HTML:</w:t>
+              <w:t xml:space="preserve">📖 EXERCISE:</w:t>
             </w:r>
           </w:p>
           <w:p>
             <w:pPr>
               <w:spacing w:after="20" w:before="0"/>
             </w:pPr>
-            <w:hyperlink w:history="1" r:id="rId1hfb2j3elrf715ntfhvic">
+            <w:hyperlink w:history="1" r:id="rIdzx8b_mm9t9w9rb7dsnytz">
               <w:r>
                 <w:rPr>
                   <w:rFonts w:ascii="Arial" w:cs="Arial" w:eastAsia="Arial" w:hAnsi="Arial"/>
@@ -18880,7 +18870,7 @@
                   <w:szCs w:val="16"/>
                   <w:u w:val="single" w:color="2E75B6"/>
                 </w:rPr>
-                <w:t xml:space="preserve">Formulas for Problem Solving: Finding Distance, Rate, and Time (PLIX)</w:t>
+                <w:t xml:space="preserve">Create bar graphs</w:t>
               </w:r>
             </w:hyperlink>
           </w:p>
@@ -18896,7 +18886,7 @@
                 <w:sz w:val="14"/>
                 <w:szCs w:val="14"/>
               </w:rPr>
-              <w:t xml:space="preserve">Source: CK-12</w:t>
+              <w:t xml:space="preserve">Source: Khan Academy (English - US curriculum)</w:t>
             </w:r>
           </w:p>
           <w:p>
@@ -18904,7 +18894,7 @@
               <w:spacing w:after="10" w:before="0"/>
               <w:ind w:left="120"/>
             </w:pPr>
-            <w:hyperlink w:history="1" r:id="rIduq3sbiume07vv_zgzftqy">
+            <w:hyperlink w:history="1" r:id="rIdkudfn-oqebztgi4zqqt3z">
               <w:r>
                 <w:rPr>
                   <w:rFonts w:ascii="Arial" w:cs="Arial" w:eastAsia="Arial" w:hAnsi="Arial"/>
@@ -19099,7 +19089,7 @@
             <w:pPr>
               <w:spacing w:after="20" w:before="0"/>
             </w:pPr>
-            <w:hyperlink w:history="1" r:id="rIdhufdo6cnlvx6lkevusn6g">
+            <w:hyperlink w:history="1" r:id="rIdpnlmu655j6wplxpzrioef">
               <w:r>
                 <w:rPr>
                   <w:rFonts w:ascii="Arial" w:cs="Arial" w:eastAsia="Arial" w:hAnsi="Arial"/>
@@ -19108,7 +19098,7 @@
                   <w:szCs w:val="16"/>
                   <w:u w:val="single" w:color="2E75B6"/>
                 </w:rPr>
-                <w:t xml:space="preserve">Photorespiration</w:t>
+                <w:t xml:space="preserve">12 Plant Transport Xylem And Phloem, Transpiration [3D Animation]</w:t>
               </w:r>
             </w:hyperlink>
           </w:p>
@@ -19124,7 +19114,7 @@
                 <w:sz w:val="14"/>
                 <w:szCs w:val="14"/>
               </w:rPr>
-              <w:t xml:space="preserve">Source: Khan Academy (English - US curriculum)</w:t>
+              <w:t xml:space="preserve">Source: Seavuria</w:t>
             </w:r>
           </w:p>
           <w:p>
@@ -19132,7 +19122,7 @@
               <w:spacing w:after="10" w:before="0"/>
               <w:ind w:left="120"/>
             </w:pPr>
-            <w:hyperlink w:history="1" r:id="rIdfvmtkpnriwkzs1wcbvv0m">
+            <w:hyperlink w:history="1" r:id="rIdjn8qpbn4x8qti9yfk3mfb">
               <w:r>
                 <w:rPr>
                   <w:rFonts w:ascii="Arial" w:cs="Arial" w:eastAsia="Arial" w:hAnsi="Arial"/>
@@ -19177,7 +19167,7 @@
             <w:pPr>
               <w:spacing w:after="20" w:before="0"/>
             </w:pPr>
-            <w:hyperlink w:history="1" r:id="rId5fzilovmrhdmmzfgqvxot">
+            <w:hyperlink w:history="1" r:id="rIdoli4ngfzdzeihp3ry19a4">
               <w:r>
                 <w:rPr>
                   <w:rFonts w:ascii="Arial" w:cs="Arial" w:eastAsia="Arial" w:hAnsi="Arial"/>
@@ -19186,7 +19176,7 @@
                   <w:szCs w:val="16"/>
                   <w:u w:val="single" w:color="2E75B6"/>
                 </w:rPr>
-                <w:t xml:space="preserve">Formulas for Problem Solving: Finding Distance, Rate, and Time (PLIX)</w:t>
+                <w:t xml:space="preserve">Represent Real-World Data Using Bar Graphs, Frequency Tables and Histograms (Flexbook)</w:t>
               </w:r>
             </w:hyperlink>
           </w:p>
@@ -19210,7 +19200,7 @@
               <w:spacing w:after="10" w:before="0"/>
               <w:ind w:left="120"/>
             </w:pPr>
-            <w:hyperlink w:history="1" r:id="rIdnk3kzyrwc2sxnkbcfo_gh">
+            <w:hyperlink w:history="1" r:id="rIdjx4vjn-3xw7axi5vubva-">
               <w:r>
                 <w:rPr>
                   <w:rFonts w:ascii="Arial" w:cs="Arial" w:eastAsia="Arial" w:hAnsi="Arial"/>
@@ -19405,7 +19395,7 @@
             <w:pPr>
               <w:spacing w:after="20" w:before="0"/>
             </w:pPr>
-            <w:hyperlink w:history="1" r:id="rIdus28wpymiwn_eczbgj6zo">
+            <w:hyperlink w:history="1" r:id="rIdr0gf2vo0cdz2w6becsj-h">
               <w:r>
                 <w:rPr>
                   <w:rFonts w:ascii="Arial" w:cs="Arial" w:eastAsia="Arial" w:hAnsi="Arial"/>
@@ -19414,7 +19404,7 @@
                   <w:szCs w:val="16"/>
                   <w:u w:val="single" w:color="2E75B6"/>
                 </w:rPr>
-                <w:t xml:space="preserve">Photorespiration</w:t>
+                <w:t xml:space="preserve">12 Plant Transport Xylem And Phloem, Transpiration [3D Animation]</w:t>
               </w:r>
             </w:hyperlink>
           </w:p>
@@ -19430,7 +19420,7 @@
                 <w:sz w:val="14"/>
                 <w:szCs w:val="14"/>
               </w:rPr>
-              <w:t xml:space="preserve">Source: Khan Academy (English - US curriculum)</w:t>
+              <w:t xml:space="preserve">Source: Seavuria</w:t>
             </w:r>
           </w:p>
           <w:p>
@@ -19438,7 +19428,7 @@
               <w:spacing w:after="10" w:before="0"/>
               <w:ind w:left="120"/>
             </w:pPr>
-            <w:hyperlink w:history="1" r:id="rIdlmscs18lvw7you8jxmunz">
+            <w:hyperlink w:history="1" r:id="rIdnmiazwszkpvw4-puzg-_w">
               <w:r>
                 <w:rPr>
                   <w:rFonts w:ascii="Arial" w:cs="Arial" w:eastAsia="Arial" w:hAnsi="Arial"/>
@@ -19476,14 +19466,14 @@
                 <w:sz w:val="16"/>
                 <w:szCs w:val="16"/>
               </w:rPr>
-              <w:t xml:space="preserve">📖 HTML:</w:t>
+              <w:t xml:space="preserve">📖 EXERCISE:</w:t>
             </w:r>
           </w:p>
           <w:p>
             <w:pPr>
               <w:spacing w:after="20" w:before="0"/>
             </w:pPr>
-            <w:hyperlink w:history="1" r:id="rId6lhelel8r2e7hku0rm7b8">
+            <w:hyperlink w:history="1" r:id="rIdzbjzdusbuucsxiyc7obon">
               <w:r>
                 <w:rPr>
                   <w:rFonts w:ascii="Arial" w:cs="Arial" w:eastAsia="Arial" w:hAnsi="Arial"/>
@@ -19492,7 +19482,7 @@
                   <w:szCs w:val="16"/>
                   <w:u w:val="single" w:color="2E75B6"/>
                 </w:rPr>
-                <w:t xml:space="preserve">Formulas for Problem Solving: Finding Distance, Rate, and Time (PLIX)</w:t>
+                <w:t xml:space="preserve">Graph data on line plots</w:t>
               </w:r>
             </w:hyperlink>
           </w:p>
@@ -19508,7 +19498,7 @@
                 <w:sz w:val="14"/>
                 <w:szCs w:val="14"/>
               </w:rPr>
-              <w:t xml:space="preserve">Source: CK-12</w:t>
+              <w:t xml:space="preserve">Source: Khan Academy (English - US curriculum)</w:t>
             </w:r>
           </w:p>
           <w:p>
@@ -19516,7 +19506,7 @@
               <w:spacing w:after="10" w:before="0"/>
               <w:ind w:left="120"/>
             </w:pPr>
-            <w:hyperlink w:history="1" r:id="rIdqpstarq2i_ds9-yaqab8-">
+            <w:hyperlink w:history="1" r:id="rIdn0a3r3y2tzhzlsgkffp50">
               <w:r>
                 <w:rPr>
                   <w:rFonts w:ascii="Arial" w:cs="Arial" w:eastAsia="Arial" w:hAnsi="Arial"/>
@@ -19711,7 +19701,7 @@
             <w:pPr>
               <w:spacing w:after="20" w:before="0"/>
             </w:pPr>
-            <w:hyperlink w:history="1" r:id="rIdl7qbgizqvkwnteyvowlh-">
+            <w:hyperlink w:history="1" r:id="rId8_-vk2btadoufebw9_bcu">
               <w:r>
                 <w:rPr>
                   <w:rFonts w:ascii="Arial" w:cs="Arial" w:eastAsia="Arial" w:hAnsi="Arial"/>
@@ -19720,7 +19710,7 @@
                   <w:szCs w:val="16"/>
                   <w:u w:val="single" w:color="2E75B6"/>
                 </w:rPr>
-                <w:t xml:space="preserve">Photorespiration</w:t>
+                <w:t xml:space="preserve">12 Plant Transport Xylem And Phloem, Transpiration [3D Animation]</w:t>
               </w:r>
             </w:hyperlink>
           </w:p>
@@ -19736,7 +19726,7 @@
                 <w:sz w:val="14"/>
                 <w:szCs w:val="14"/>
               </w:rPr>
-              <w:t xml:space="preserve">Source: Khan Academy (English - US curriculum)</w:t>
+              <w:t xml:space="preserve">Source: Seavuria</w:t>
             </w:r>
           </w:p>
           <w:p>
@@ -19744,7 +19734,7 @@
               <w:spacing w:after="10" w:before="0"/>
               <w:ind w:left="120"/>
             </w:pPr>
-            <w:hyperlink w:history="1" r:id="rId4sq33dardh_1gjq3f_4wd">
+            <w:hyperlink w:history="1" r:id="rIdwwp7kvnmxftqsryzrjkov">
               <w:r>
                 <w:rPr>
                   <w:rFonts w:ascii="Arial" w:cs="Arial" w:eastAsia="Arial" w:hAnsi="Arial"/>
@@ -19782,14 +19772,14 @@
                 <w:sz w:val="16"/>
                 <w:szCs w:val="16"/>
               </w:rPr>
-              <w:t xml:space="preserve">📖 HTML:</w:t>
+              <w:t xml:space="preserve">📖 EXERCISE:</w:t>
             </w:r>
           </w:p>
           <w:p>
             <w:pPr>
               <w:spacing w:after="20" w:before="0"/>
             </w:pPr>
-            <w:hyperlink w:history="1" r:id="rIdz3rqpx4wqf6nq93b9xrcl">
+            <w:hyperlink w:history="1" r:id="rIdgsjga8frdevq-jvxs3dnz">
               <w:r>
                 <w:rPr>
                   <w:rFonts w:ascii="Arial" w:cs="Arial" w:eastAsia="Arial" w:hAnsi="Arial"/>
@@ -19798,7 +19788,7 @@
                   <w:szCs w:val="16"/>
                   <w:u w:val="single" w:color="2E75B6"/>
                 </w:rPr>
-                <w:t xml:space="preserve">Formulas for Problem Solving: Finding Distance, Rate, and Time (PLIX)</w:t>
+                <w:t xml:space="preserve">Graph data on line plots</w:t>
               </w:r>
             </w:hyperlink>
           </w:p>
@@ -19814,7 +19804,7 @@
                 <w:sz w:val="14"/>
                 <w:szCs w:val="14"/>
               </w:rPr>
-              <w:t xml:space="preserve">Source: CK-12</w:t>
+              <w:t xml:space="preserve">Source: Khan Academy (English - US curriculum)</w:t>
             </w:r>
           </w:p>
           <w:p>
@@ -19822,7 +19812,7 @@
               <w:spacing w:after="10" w:before="0"/>
               <w:ind w:left="120"/>
             </w:pPr>
-            <w:hyperlink w:history="1" r:id="rIdwspqa8ipjared_ctb28ij">
+            <w:hyperlink w:history="1" r:id="rId_-o0htuspowtiek4fgyu5">
               <w:r>
                 <w:rPr>
                   <w:rFonts w:ascii="Arial" w:cs="Arial" w:eastAsia="Arial" w:hAnsi="Arial"/>
@@ -21309,7 +21299,7 @@
             <w:pPr>
               <w:spacing w:after="20" w:before="0"/>
             </w:pPr>
-            <w:hyperlink w:history="1" r:id="rIdin8b7qflk5e4haqezlxm7">
+            <w:hyperlink w:history="1" r:id="rIdok9fsjtxi4k5it1vugei3">
               <w:r>
                 <w:rPr>
                   <w:rFonts w:ascii="Arial" w:cs="Arial" w:eastAsia="Arial" w:hAnsi="Arial"/>
@@ -21318,7 +21308,7 @@
                   <w:szCs w:val="16"/>
                   <w:u w:val="single" w:color="2E75B6"/>
                 </w:rPr>
-                <w:t xml:space="preserve">Hydrogen bonding in water</w:t>
+                <w:t xml:space="preserve">12 Plant Transport Xylem And Phloem, Transpiration [3D Animation]</w:t>
               </w:r>
             </w:hyperlink>
           </w:p>
@@ -21334,7 +21324,7 @@
                 <w:sz w:val="14"/>
                 <w:szCs w:val="14"/>
               </w:rPr>
-              <w:t xml:space="preserve">Source: Khan Academy (English - US curriculum)</w:t>
+              <w:t xml:space="preserve">Source: Seavuria</w:t>
             </w:r>
           </w:p>
           <w:p>
@@ -21342,7 +21332,7 @@
               <w:spacing w:after="10" w:before="0"/>
               <w:ind w:left="120"/>
             </w:pPr>
-            <w:hyperlink w:history="1" r:id="rIdapsisypjj2tnslvn8zazd">
+            <w:hyperlink w:history="1" r:id="rIddqh_bp1wn0s7zhedegs37">
               <w:r>
                 <w:rPr>
                   <w:rFonts w:ascii="Arial" w:cs="Arial" w:eastAsia="Arial" w:hAnsi="Arial"/>
@@ -21380,14 +21370,241 @@
                 <w:sz w:val="16"/>
                 <w:szCs w:val="16"/>
               </w:rPr>
-              <w:t xml:space="preserve">📖 HTML:</w:t>
+              <w:t xml:space="preserve">📖 READING:</w:t>
             </w:r>
           </w:p>
           <w:p>
             <w:pPr>
               <w:spacing w:after="20" w:before="0"/>
             </w:pPr>
-            <w:hyperlink w:history="1" r:id="rIdy7ef4wlft_qb8zvuxkulm">
+            <w:r>
+              <w:rPr>
+                <w:rFonts w:ascii="Arial" w:cs="Arial" w:eastAsia="Arial" w:hAnsi="Arial"/>
+                <w:i/>
+                <w:iCs/>
+                <w:color w:val="595959"/>
+                <w:sz w:val="16"/>
+                <w:szCs w:val="16"/>
+              </w:rPr>
+              <w:t xml:space="preserve">No closely matching reading in the ARES library for this activity.</w:t>
+            </w:r>
+          </w:p>
+          <w:p>
+            <w:pPr>
+              <w:spacing w:after="10" w:before="0"/>
+              <w:ind w:left="120"/>
+            </w:pPr>
+            <w:hyperlink w:history="1" r:id="rIdhqygaeieqm_adoiaaoioq">
+              <w:r>
+                <w:rPr>
+                  <w:rFonts w:ascii="Arial" w:cs="Arial" w:eastAsia="Arial" w:hAnsi="Arial"/>
+                  <w:color w:val="595959"/>
+                  <w:sz w:val="14"/>
+                  <w:szCs w:val="14"/>
+                  <w:u w:val="single" w:color="595959"/>
+                </w:rPr>
+                <w:t xml:space="preserve">🔍 Search ARES for readings</w:t>
+              </w:r>
+            </w:hyperlink>
+          </w:p>
+          <w:p>
+            <w:pPr>
+              <w:spacing w:after="10" w:before="0"/>
+              <w:ind w:left="120"/>
+            </w:pPr>
+            <w:r>
+              <w:rPr>
+                <w:rFonts w:ascii="Arial" w:cs="Arial" w:eastAsia="Arial" w:hAnsi="Arial"/>
+                <w:color w:val="595959"/>
+                <w:sz w:val="14"/>
+                <w:szCs w:val="14"/>
+              </w:rPr>
+              <w:t xml:space="preserve">Search terms: transport plants transpiration importance</w:t>
+            </w:r>
+          </w:p>
+        </w:tc>
+        <w:tc>
+          <w:tcPr>
+            <w:tcW w:type="dxa" w:w="3040"/>
+            <w:shd w:fill="FFFFFF" w:color="auto" w:val="clear"/>
+            <w:tcMar>
+              <w:top w:type="dxa" w:w="60"/>
+              <w:left w:type="dxa" w:w="120"/>
+              <w:bottom w:type="dxa" w:w="60"/>
+              <w:right w:type="dxa" w:w="120"/>
+            </w:tcMar>
+            <w:vAlign w:val="top"/>
+          </w:tcPr>
+          <w:p>
+            <w:pPr>
+              <w:spacing w:after="40" w:before="0"/>
+              <w:jc w:val="left"/>
+            </w:pPr>
+            <w:r>
+              <w:rPr>
+                <w:rFonts w:ascii="Arial" w:cs="Arial" w:eastAsia="Arial" w:hAnsi="Arial"/>
+                <w:b w:val="false"/>
+                <w:bCs w:val="false"/>
+                <w:i w:val="false"/>
+                <w:iCs w:val="false"/>
+                <w:color w:val="000000"/>
+                <w:sz w:val="18"/>
+                <w:szCs w:val="18"/>
+              </w:rPr>
+              <w:t xml:space="preserve">Learners individually write a 2-minute 'exit prediction' in their notebooks: 'The maize plant keeps losing water through its leaves even on a hot afternoon in Kisumu. Give TWO reasons why you think this water loss might actually be USEFUL to the plant — not just wasteful.' They then share predictions with a shoulder partner before a whole-class share-out.</w:t>
+            </w:r>
+          </w:p>
+        </w:tc>
+        <w:tc>
+          <w:tcPr>
+            <w:tcW w:type="dxa" w:w="3040"/>
+            <w:shd w:fill="F2F2F2" w:color="auto" w:val="clear"/>
+            <w:tcMar>
+              <w:top w:type="dxa" w:w="60"/>
+              <w:left w:type="dxa" w:w="120"/>
+              <w:bottom w:type="dxa" w:w="60"/>
+              <w:right w:type="dxa" w:w="120"/>
+            </w:tcMar>
+            <w:vAlign w:val="top"/>
+          </w:tcPr>
+          <w:p>
+            <w:pPr>
+              <w:spacing w:after="40" w:before="0"/>
+              <w:jc w:val="left"/>
+            </w:pPr>
+            <w:r>
+              <w:rPr>
+                <w:rFonts w:ascii="Arial" w:cs="Arial" w:eastAsia="Arial" w:hAnsi="Arial"/>
+                <w:b w:val="false"/>
+                <w:bCs w:val="false"/>
+                <w:i w:val="false"/>
+                <w:iCs w:val="false"/>
+                <w:color w:val="000000"/>
+                <w:sz w:val="18"/>
+                <w:szCs w:val="18"/>
+              </w:rPr>
+              <w:t xml:space="preserve">1. Display the anchoring phenomenon images side-by-side on the board or screen: (A) the cross-section of the red-dye maize stem showing vivid red rings in the xylem, and (B) the polythene bag with water droplets on its inner surface. Say: 'Look at these two images we have been investigating all week. Image A shows us HOW water travels up — through the xylem. Image B shows us that water eventually LEAVES the plant through the leaves. Today's big question is: WHY does the plant allow this water to escape? Is it a mistake — or is it useful?' (WAIT 10 seconds for silent individual thinking.) 2. Give the written prediction task. Allow 2 minutes of silent individual writing. 3. Cold-call 4 learners (select: 1 high-confidence, 1 mid-confidence, 2 learners who rarely volunteer — use the class register to track). Record their predictions verbatim on the board in two columns: 'Water loss is useful because…' | 'Water loss might be harmful because…'. Do NOT evaluate — say: 'We are not judging yet — we are collecting ideas to test against evidence today.' 4. Leave predictions visible for the entire lesson so learners can revisit them.</w:t>
+            </w:r>
+          </w:p>
+        </w:tc>
+        <w:tc>
+          <w:tcPr>
+            <w:tcW w:type="dxa" w:w="3040"/>
+            <w:shd w:fill="FFFFFF" w:color="auto" w:val="clear"/>
+            <w:tcMar>
+              <w:top w:type="dxa" w:w="60"/>
+              <w:left w:type="dxa" w:w="120"/>
+              <w:bottom w:type="dxa" w:w="60"/>
+              <w:right w:type="dxa" w:w="120"/>
+            </w:tcMar>
+            <w:vAlign w:val="top"/>
+          </w:tcPr>
+          <w:p>
+            <w:pPr>
+              <w:spacing w:after="40" w:before="0"/>
+              <w:jc w:val="left"/>
+            </w:pPr>
+            <w:r>
+              <w:rPr>
+                <w:rFonts w:ascii="Arial" w:cs="Arial" w:eastAsia="Arial" w:hAnsi="Arial"/>
+                <w:b w:val="false"/>
+                <w:bCs w:val="false"/>
+                <w:i w:val="false"/>
+                <w:iCs w:val="false"/>
+                <w:color w:val="000000"/>
+                <w:sz w:val="18"/>
+                <w:szCs w:val="18"/>
+              </w:rPr>
+              <w:t xml:space="preserve">Elicit-Before-Explain (predict-first protocol): by articulating prior ideas before instruction, learners create a cognitive 'hook' for new information. The side-by-side phenomenon images maintain the storyline thread and prime learners to think causally (not just descriptively) about transpiration.</w:t>
+            </w:r>
+          </w:p>
+        </w:tc>
+        <w:tc>
+          <w:tcPr>
+            <w:tcW w:type="dxa" w:w="3040"/>
+            <w:shd w:fill="F2F2F2" w:color="auto" w:val="clear"/>
+            <w:tcMar>
+              <w:top w:type="dxa" w:w="60"/>
+              <w:left w:type="dxa" w:w="120"/>
+              <w:bottom w:type="dxa" w:w="60"/>
+              <w:right w:type="dxa" w:w="120"/>
+            </w:tcMar>
+            <w:vAlign w:val="top"/>
+          </w:tcPr>
+          <w:p>
+            <w:pPr>
+              <w:spacing w:after="40" w:before="0"/>
+              <w:jc w:val="left"/>
+            </w:pPr>
+            <w:r>
+              <w:rPr>
+                <w:rFonts w:ascii="Arial" w:cs="Arial" w:eastAsia="Arial" w:hAnsi="Arial"/>
+                <w:b w:val="false"/>
+                <w:bCs w:val="false"/>
+                <w:i w:val="false"/>
+                <w:iCs w:val="false"/>
+                <w:color w:val="000000"/>
+                <w:sz w:val="18"/>
+                <w:szCs w:val="18"/>
+              </w:rPr>
+              <w:t xml:space="preserve">Observable indicator: Every learner has at least one written prediction in their notebook within 2 minutes. Teacher scans notebooks during the cold-call phase. If fewer than half the class can generate any prediction, pause and ask a scaffold question: 'Think about what happens to YOUR body when you sweat on a hot day in Nairobi — does sweating help you or hurt you?' This connects to prior knowledge from respiration and homeostasis contexts.</w:t>
+            </w:r>
+          </w:p>
+        </w:tc>
+      </w:tr>
+      <w:tr>
+        <w:tc>
+          <w:tcPr>
+            <w:tcW w:type="dxa" w:w="1520"/>
+            <w:shd w:fill="D9EEF1" w:color="auto" w:val="clear"/>
+            <w:tcMar>
+              <w:top w:type="dxa" w:w="60"/>
+              <w:left w:type="dxa" w:w="120"/>
+              <w:bottom w:type="dxa" w:w="60"/>
+              <w:right w:type="dxa" w:w="120"/>
+            </w:tcMar>
+            <w:vAlign w:val="top"/>
+          </w:tcPr>
+          <w:p>
+            <w:pPr>
+              <w:spacing w:after="40" w:before="0"/>
+              <w:jc w:val="left"/>
+            </w:pPr>
+            <w:r>
+              <w:rPr>
+                <w:rFonts w:ascii="Arial" w:cs="Arial" w:eastAsia="Arial" w:hAnsi="Arial"/>
+                <w:b/>
+                <w:bCs/>
+                <w:i w:val="false"/>
+                <w:iCs w:val="false"/>
+                <w:color w:val="000000"/>
+                <w:sz w:val="18"/>
+                <w:szCs w:val="18"/>
+              </w:rPr>
+              <w:t xml:space="preserve">Observe Phase</w:t>
+            </w:r>
+          </w:p>
+          <w:p>
+            <w:pPr>
+              <w:spacing w:after="20" w:before="0"/>
+            </w:pPr>
+            <w:r>
+              <w:rPr>
+                <w:rFonts w:ascii="Arial" w:cs="Arial" w:eastAsia="Arial" w:hAnsi="Arial"/>
+                <w:b/>
+                <w:bCs/>
+                <w:color w:val="1F3864"/>
+                <w:sz w:val="16"/>
+                <w:szCs w:val="16"/>
+              </w:rPr>
+              <w:t xml:space="preserve">📹 VIDEO:</w:t>
+            </w:r>
+          </w:p>
+          <w:p>
+            <w:pPr>
+              <w:spacing w:after="20" w:before="0"/>
+            </w:pPr>
+            <w:hyperlink w:history="1" r:id="rIdx0sswtxihg4lc1z-y0-np">
               <w:r>
                 <w:rPr>
                   <w:rFonts w:ascii="Arial" w:cs="Arial" w:eastAsia="Arial" w:hAnsi="Arial"/>
@@ -21396,7 +21613,7 @@
                   <w:szCs w:val="16"/>
                   <w:u w:val="single" w:color="2E75B6"/>
                 </w:rPr>
-                <w:t xml:space="preserve">Importance of the Oceans (Flexbook)</w:t>
+                <w:t xml:space="preserve">12 Plant Transport Xylem And Phloem, Transpiration [3D Animation]</w:t>
               </w:r>
             </w:hyperlink>
           </w:p>
@@ -21412,7 +21629,7 @@
                 <w:sz w:val="14"/>
                 <w:szCs w:val="14"/>
               </w:rPr>
-              <w:t xml:space="preserve">Source: CK-12</w:t>
+              <w:t xml:space="preserve">Source: Seavuria</w:t>
             </w:r>
           </w:p>
           <w:p>
@@ -21420,235 +21637,7 @@
               <w:spacing w:after="10" w:before="0"/>
               <w:ind w:left="120"/>
             </w:pPr>
-            <w:hyperlink w:history="1" r:id="rIdl05w66c9luj-qjo28mte_">
-              <w:r>
-                <w:rPr>
-                  <w:rFonts w:ascii="Arial" w:cs="Arial" w:eastAsia="Arial" w:hAnsi="Arial"/>
-                  <w:color w:val="595959"/>
-                  <w:sz w:val="14"/>
-                  <w:szCs w:val="14"/>
-                  <w:u w:val="single" w:color="595959"/>
-                </w:rPr>
-                <w:t xml:space="preserve">🔍 Search ARES for similar readings</w:t>
-              </w:r>
-            </w:hyperlink>
-          </w:p>
-        </w:tc>
-        <w:tc>
-          <w:tcPr>
-            <w:tcW w:type="dxa" w:w="3040"/>
-            <w:shd w:fill="FFFFFF" w:color="auto" w:val="clear"/>
-            <w:tcMar>
-              <w:top w:type="dxa" w:w="60"/>
-              <w:left w:type="dxa" w:w="120"/>
-              <w:bottom w:type="dxa" w:w="60"/>
-              <w:right w:type="dxa" w:w="120"/>
-            </w:tcMar>
-            <w:vAlign w:val="top"/>
-          </w:tcPr>
-          <w:p>
-            <w:pPr>
-              <w:spacing w:after="40" w:before="0"/>
-              <w:jc w:val="left"/>
-            </w:pPr>
-            <w:r>
-              <w:rPr>
-                <w:rFonts w:ascii="Arial" w:cs="Arial" w:eastAsia="Arial" w:hAnsi="Arial"/>
-                <w:b w:val="false"/>
-                <w:bCs w:val="false"/>
-                <w:i w:val="false"/>
-                <w:iCs w:val="false"/>
-                <w:color w:val="000000"/>
-                <w:sz w:val="18"/>
-                <w:szCs w:val="18"/>
-              </w:rPr>
-              <w:t xml:space="preserve">Learners individually write a 2-minute 'exit prediction' in their notebooks: 'The maize plant keeps losing water through its leaves even on a hot afternoon in Kisumu. Give TWO reasons why you think this water loss might actually be USEFUL to the plant — not just wasteful.' They then share predictions with a shoulder partner before a whole-class share-out.</w:t>
-            </w:r>
-          </w:p>
-        </w:tc>
-        <w:tc>
-          <w:tcPr>
-            <w:tcW w:type="dxa" w:w="3040"/>
-            <w:shd w:fill="F2F2F2" w:color="auto" w:val="clear"/>
-            <w:tcMar>
-              <w:top w:type="dxa" w:w="60"/>
-              <w:left w:type="dxa" w:w="120"/>
-              <w:bottom w:type="dxa" w:w="60"/>
-              <w:right w:type="dxa" w:w="120"/>
-            </w:tcMar>
-            <w:vAlign w:val="top"/>
-          </w:tcPr>
-          <w:p>
-            <w:pPr>
-              <w:spacing w:after="40" w:before="0"/>
-              <w:jc w:val="left"/>
-            </w:pPr>
-            <w:r>
-              <w:rPr>
-                <w:rFonts w:ascii="Arial" w:cs="Arial" w:eastAsia="Arial" w:hAnsi="Arial"/>
-                <w:b w:val="false"/>
-                <w:bCs w:val="false"/>
-                <w:i w:val="false"/>
-                <w:iCs w:val="false"/>
-                <w:color w:val="000000"/>
-                <w:sz w:val="18"/>
-                <w:szCs w:val="18"/>
-              </w:rPr>
-              <w:t xml:space="preserve">1. Display the anchoring phenomenon images side-by-side on the board or screen: (A) the cross-section of the red-dye maize stem showing vivid red rings in the xylem, and (B) the polythene bag with water droplets on its inner surface. Say: 'Look at these two images we have been investigating all week. Image A shows us HOW water travels up — through the xylem. Image B shows us that water eventually LEAVES the plant through the leaves. Today's big question is: WHY does the plant allow this water to escape? Is it a mistake — or is it useful?' (WAIT 10 seconds for silent individual thinking.) 2. Give the written prediction task. Allow 2 minutes of silent individual writing. 3. Cold-call 4 learners (select: 1 high-confidence, 1 mid-confidence, 2 learners who rarely volunteer — use the class register to track). Record their predictions verbatim on the board in two columns: 'Water loss is useful because…' | 'Water loss might be harmful because…'. Do NOT evaluate — say: 'We are not judging yet — we are collecting ideas to test against evidence today.' 4. Leave predictions visible for the entire lesson so learners can revisit them.</w:t>
-            </w:r>
-          </w:p>
-        </w:tc>
-        <w:tc>
-          <w:tcPr>
-            <w:tcW w:type="dxa" w:w="3040"/>
-            <w:shd w:fill="FFFFFF" w:color="auto" w:val="clear"/>
-            <w:tcMar>
-              <w:top w:type="dxa" w:w="60"/>
-              <w:left w:type="dxa" w:w="120"/>
-              <w:bottom w:type="dxa" w:w="60"/>
-              <w:right w:type="dxa" w:w="120"/>
-            </w:tcMar>
-            <w:vAlign w:val="top"/>
-          </w:tcPr>
-          <w:p>
-            <w:pPr>
-              <w:spacing w:after="40" w:before="0"/>
-              <w:jc w:val="left"/>
-            </w:pPr>
-            <w:r>
-              <w:rPr>
-                <w:rFonts w:ascii="Arial" w:cs="Arial" w:eastAsia="Arial" w:hAnsi="Arial"/>
-                <w:b w:val="false"/>
-                <w:bCs w:val="false"/>
-                <w:i w:val="false"/>
-                <w:iCs w:val="false"/>
-                <w:color w:val="000000"/>
-                <w:sz w:val="18"/>
-                <w:szCs w:val="18"/>
-              </w:rPr>
-              <w:t xml:space="preserve">Elicit-Before-Explain (predict-first protocol): by articulating prior ideas before instruction, learners create a cognitive 'hook' for new information. The side-by-side phenomenon images maintain the storyline thread and prime learners to think causally (not just descriptively) about transpiration.</w:t>
-            </w:r>
-          </w:p>
-        </w:tc>
-        <w:tc>
-          <w:tcPr>
-            <w:tcW w:type="dxa" w:w="3040"/>
-            <w:shd w:fill="F2F2F2" w:color="auto" w:val="clear"/>
-            <w:tcMar>
-              <w:top w:type="dxa" w:w="60"/>
-              <w:left w:type="dxa" w:w="120"/>
-              <w:bottom w:type="dxa" w:w="60"/>
-              <w:right w:type="dxa" w:w="120"/>
-            </w:tcMar>
-            <w:vAlign w:val="top"/>
-          </w:tcPr>
-          <w:p>
-            <w:pPr>
-              <w:spacing w:after="40" w:before="0"/>
-              <w:jc w:val="left"/>
-            </w:pPr>
-            <w:r>
-              <w:rPr>
-                <w:rFonts w:ascii="Arial" w:cs="Arial" w:eastAsia="Arial" w:hAnsi="Arial"/>
-                <w:b w:val="false"/>
-                <w:bCs w:val="false"/>
-                <w:i w:val="false"/>
-                <w:iCs w:val="false"/>
-                <w:color w:val="000000"/>
-                <w:sz w:val="18"/>
-                <w:szCs w:val="18"/>
-              </w:rPr>
-              <w:t xml:space="preserve">Observable indicator: Every learner has at least one written prediction in their notebook within 2 minutes. Teacher scans notebooks during the cold-call phase. If fewer than half the class can generate any prediction, pause and ask a scaffold question: 'Think about what happens to YOUR body when you sweat on a hot day in Nairobi — does sweating help you or hurt you?' This connects to prior knowledge from respiration and homeostasis contexts.</w:t>
-            </w:r>
-          </w:p>
-        </w:tc>
-      </w:tr>
-      <w:tr>
-        <w:tc>
-          <w:tcPr>
-            <w:tcW w:type="dxa" w:w="1520"/>
-            <w:shd w:fill="D9EEF1" w:color="auto" w:val="clear"/>
-            <w:tcMar>
-              <w:top w:type="dxa" w:w="60"/>
-              <w:left w:type="dxa" w:w="120"/>
-              <w:bottom w:type="dxa" w:w="60"/>
-              <w:right w:type="dxa" w:w="120"/>
-            </w:tcMar>
-            <w:vAlign w:val="top"/>
-          </w:tcPr>
-          <w:p>
-            <w:pPr>
-              <w:spacing w:after="40" w:before="0"/>
-              <w:jc w:val="left"/>
-            </w:pPr>
-            <w:r>
-              <w:rPr>
-                <w:rFonts w:ascii="Arial" w:cs="Arial" w:eastAsia="Arial" w:hAnsi="Arial"/>
-                <w:b/>
-                <w:bCs/>
-                <w:i w:val="false"/>
-                <w:iCs w:val="false"/>
-                <w:color w:val="000000"/>
-                <w:sz w:val="18"/>
-                <w:szCs w:val="18"/>
-              </w:rPr>
-              <w:t xml:space="preserve">Observe Phase</w:t>
-            </w:r>
-          </w:p>
-          <w:p>
-            <w:pPr>
-              <w:spacing w:after="20" w:before="0"/>
-            </w:pPr>
-            <w:r>
-              <w:rPr>
-                <w:rFonts w:ascii="Arial" w:cs="Arial" w:eastAsia="Arial" w:hAnsi="Arial"/>
-                <w:b/>
-                <w:bCs/>
-                <w:color w:val="1F3864"/>
-                <w:sz w:val="16"/>
-                <w:szCs w:val="16"/>
-              </w:rPr>
-              <w:t xml:space="preserve">📹 VIDEO:</w:t>
-            </w:r>
-          </w:p>
-          <w:p>
-            <w:pPr>
-              <w:spacing w:after="20" w:before="0"/>
-            </w:pPr>
-            <w:hyperlink w:history="1" r:id="rIdhdtykk---yy39rcciw4do">
-              <w:r>
-                <w:rPr>
-                  <w:rFonts w:ascii="Arial" w:cs="Arial" w:eastAsia="Arial" w:hAnsi="Arial"/>
-                  <w:color w:val="2E75B6"/>
-                  <w:sz w:val="16"/>
-                  <w:szCs w:val="16"/>
-                  <w:u w:val="single" w:color="2E75B6"/>
-                </w:rPr>
-                <w:t xml:space="preserve">Hydrogen bonding in water</w:t>
-              </w:r>
-            </w:hyperlink>
-          </w:p>
-          <w:p>
-            <w:pPr>
-              <w:spacing w:after="10" w:before="0"/>
-              <w:ind w:left="120"/>
-            </w:pPr>
-            <w:r>
-              <w:rPr>
-                <w:rFonts w:ascii="Arial" w:cs="Arial" w:eastAsia="Arial" w:hAnsi="Arial"/>
-                <w:color w:val="595959"/>
-                <w:sz w:val="14"/>
-                <w:szCs w:val="14"/>
-              </w:rPr>
-              <w:t xml:space="preserve">Source: Khan Academy (English - US curriculum)</w:t>
-            </w:r>
-          </w:p>
-          <w:p>
-            <w:pPr>
-              <w:spacing w:after="10" w:before="0"/>
-              <w:ind w:left="120"/>
-            </w:pPr>
-            <w:hyperlink w:history="1" r:id="rIdzyt2do9nvif_99uv-pwzg">
+            <w:hyperlink w:history="1" r:id="rId57rsjjn81qzmhoegzacei">
               <w:r>
                 <w:rPr>
                   <w:rFonts w:ascii="Arial" w:cs="Arial" w:eastAsia="Arial" w:hAnsi="Arial"/>
@@ -21686,14 +21675,241 @@
                 <w:sz w:val="16"/>
                 <w:szCs w:val="16"/>
               </w:rPr>
-              <w:t xml:space="preserve">📖 HTML:</w:t>
+              <w:t xml:space="preserve">📖 READING:</w:t>
             </w:r>
           </w:p>
           <w:p>
             <w:pPr>
               <w:spacing w:after="20" w:before="0"/>
             </w:pPr>
-            <w:hyperlink w:history="1" r:id="rIdgqf0p5uwqu4jc8-gfpqwe">
+            <w:r>
+              <w:rPr>
+                <w:rFonts w:ascii="Arial" w:cs="Arial" w:eastAsia="Arial" w:hAnsi="Arial"/>
+                <w:i/>
+                <w:iCs/>
+                <w:color w:val="595959"/>
+                <w:sz w:val="16"/>
+                <w:szCs w:val="16"/>
+              </w:rPr>
+              <w:t xml:space="preserve">No closely matching reading in the ARES library for this activity.</w:t>
+            </w:r>
+          </w:p>
+          <w:p>
+            <w:pPr>
+              <w:spacing w:after="10" w:before="0"/>
+              <w:ind w:left="120"/>
+            </w:pPr>
+            <w:hyperlink w:history="1" r:id="rIdzrbhrjei2bzhployzwxmv">
+              <w:r>
+                <w:rPr>
+                  <w:rFonts w:ascii="Arial" w:cs="Arial" w:eastAsia="Arial" w:hAnsi="Arial"/>
+                  <w:color w:val="595959"/>
+                  <w:sz w:val="14"/>
+                  <w:szCs w:val="14"/>
+                  <w:u w:val="single" w:color="595959"/>
+                </w:rPr>
+                <w:t xml:space="preserve">🔍 Search ARES for readings</w:t>
+              </w:r>
+            </w:hyperlink>
+          </w:p>
+          <w:p>
+            <w:pPr>
+              <w:spacing w:after="10" w:before="0"/>
+              <w:ind w:left="120"/>
+            </w:pPr>
+            <w:r>
+              <w:rPr>
+                <w:rFonts w:ascii="Arial" w:cs="Arial" w:eastAsia="Arial" w:hAnsi="Arial"/>
+                <w:color w:val="595959"/>
+                <w:sz w:val="14"/>
+                <w:szCs w:val="14"/>
+              </w:rPr>
+              <w:t xml:space="preserve">Search terms: transport plants transpiration importance</w:t>
+            </w:r>
+          </w:p>
+        </w:tc>
+        <w:tc>
+          <w:tcPr>
+            <w:tcW w:type="dxa" w:w="3040"/>
+            <w:shd w:fill="FFFFFF" w:color="auto" w:val="clear"/>
+            <w:tcMar>
+              <w:top w:type="dxa" w:w="60"/>
+              <w:left w:type="dxa" w:w="120"/>
+              <w:bottom w:type="dxa" w:w="60"/>
+              <w:right w:type="dxa" w:w="120"/>
+            </w:tcMar>
+            <w:vAlign w:val="top"/>
+          </w:tcPr>
+          <w:p>
+            <w:pPr>
+              <w:spacing w:after="40" w:before="0"/>
+              <w:jc w:val="left"/>
+            </w:pPr>
+            <w:r>
+              <w:rPr>
+                <w:rFonts w:ascii="Arial" w:cs="Arial" w:eastAsia="Arial" w:hAnsi="Arial"/>
+                <w:b w:val="false"/>
+                <w:bCs w:val="false"/>
+                <w:i w:val="false"/>
+                <w:iCs w:val="false"/>
+                <w:color w:val="000000"/>
+                <w:sz w:val="18"/>
+                <w:szCs w:val="18"/>
+              </w:rPr>
+              <w:t xml:space="preserve">Learners work in groups of 4–5. Each group receives a Resource Pack containing: (i) a printed summary data table from Lessons 4–5 showing how stomata count, wind, temperature, and humidity affected transpiration rates in the potometer experiments; (ii) a short illustrated text (one A4 page, bilingual Swahili/English) on the cohesion-tension theory, the cooling function of transpiration, and mineral salt distribution; (iii) a printed excerpt or teacher-summarised paragraph on the role of forests in water cycling, specifically referencing the Mau Forest catchment in the Rift Valley and Lake Victoria's water balance. Groups read, discuss, and annotate: they underline key evidence that answers 'Why is transpiration useful?' and circle anything that surprises or confuses them. Groups also examine the fertiliser packet labels (DAP, CAN, Urea) brought as realia (sealed; not opened) and identify which nutrients each provides to the maize plant.</w:t>
+            </w:r>
+          </w:p>
+        </w:tc>
+        <w:tc>
+          <w:tcPr>
+            <w:tcW w:type="dxa" w:w="3040"/>
+            <w:shd w:fill="F2F2F2" w:color="auto" w:val="clear"/>
+            <w:tcMar>
+              <w:top w:type="dxa" w:w="60"/>
+              <w:left w:type="dxa" w:w="120"/>
+              <w:bottom w:type="dxa" w:w="60"/>
+              <w:right w:type="dxa" w:w="120"/>
+            </w:tcMar>
+            <w:vAlign w:val="top"/>
+          </w:tcPr>
+          <w:p>
+            <w:pPr>
+              <w:spacing w:after="40" w:before="0"/>
+              <w:jc w:val="left"/>
+            </w:pPr>
+            <w:r>
+              <w:rPr>
+                <w:rFonts w:ascii="Arial" w:cs="Arial" w:eastAsia="Arial" w:hAnsi="Arial"/>
+                <w:b w:val="false"/>
+                <w:bCs w:val="false"/>
+                <w:i w:val="false"/>
+                <w:iCs w:val="false"/>
+                <w:color w:val="000000"/>
+                <w:sz w:val="18"/>
+                <w:szCs w:val="18"/>
+              </w:rPr>
+              <w:t xml:space="preserve">1. Before distributing packs, say: 'In the last six lessons you gathered evidence. Now we are going to use that evidence plus new information to BUILD an explanation — like a scientist does. Scientists do not just collect data; they explain WHY the data means what it means.' 2. Distribute Resource Packs. Give groups exactly 10 minutes to read and annotate. Set a visible timer. Circulate — spend no more than 2 minutes per group. Prompt with: 'What does the cohesion-tension theory tell us about WHY the red rings appeared only in the xylem?' (WAIT 12 seconds before offering a hint.) 3. At the 5-minute mark, call out: 'Make sure your group has identified at least THREE pieces of evidence from our earlier experiments that connect to transpiration being useful.' 4. At 10 minutes, call time. Ask each group to appoint a 'reporter' for the next phase. 5. Hold up the sealed DAP, CAN, and Urea packets. Ask: 'Before I tell you what these are — what do you already know about how farmers in the Rift Valley use these white powders on their maize?' Cold-call 3 learners. Record responses. Then confirm: 'These are fertilisers. DAP gives nitrogen and phosphorus; CAN gives calcium and nitrogen; Urea gives nitrogen. Today we will connect these to what the xylem and phloem do inside the maize plant.'</w:t>
+            </w:r>
+          </w:p>
+        </w:tc>
+        <w:tc>
+          <w:tcPr>
+            <w:tcW w:type="dxa" w:w="3040"/>
+            <w:shd w:fill="FFFFFF" w:color="auto" w:val="clear"/>
+            <w:tcMar>
+              <w:top w:type="dxa" w:w="60"/>
+              <w:left w:type="dxa" w:w="120"/>
+              <w:bottom w:type="dxa" w:w="60"/>
+              <w:right w:type="dxa" w:w="120"/>
+            </w:tcMar>
+            <w:vAlign w:val="top"/>
+          </w:tcPr>
+          <w:p>
+            <w:pPr>
+              <w:spacing w:after="40" w:before="0"/>
+              <w:jc w:val="left"/>
+            </w:pPr>
+            <w:r>
+              <w:rPr>
+                <w:rFonts w:ascii="Arial" w:cs="Arial" w:eastAsia="Arial" w:hAnsi="Arial"/>
+                <w:b w:val="false"/>
+                <w:bCs w:val="false"/>
+                <w:i w:val="false"/>
+                <w:iCs w:val="false"/>
+                <w:color w:val="000000"/>
+                <w:sz w:val="18"/>
+                <w:szCs w:val="18"/>
+              </w:rPr>
+              <w:t xml:space="preserve">Evidence-Based Discussion with Annotated Text: learners physically mark text (underline/circle) to distinguish evidence from explanation and to flag confusion. This is a disciplinary literacy strategy (SEP: Obtaining, Evaluating, and Communicating Information) that makes the evidence-to-explanation move visible. Connecting fertiliser realia to xylem/phloem transport maintains the phenomenon storyline and grounds the chemistry in the biology.</w:t>
+            </w:r>
+          </w:p>
+        </w:tc>
+        <w:tc>
+          <w:tcPr>
+            <w:tcW w:type="dxa" w:w="3040"/>
+            <w:shd w:fill="F2F2F2" w:color="auto" w:val="clear"/>
+            <w:tcMar>
+              <w:top w:type="dxa" w:w="60"/>
+              <w:left w:type="dxa" w:w="120"/>
+              <w:bottom w:type="dxa" w:w="60"/>
+              <w:right w:type="dxa" w:w="120"/>
+            </w:tcMar>
+            <w:vAlign w:val="top"/>
+          </w:tcPr>
+          <w:p>
+            <w:pPr>
+              <w:spacing w:after="40" w:before="0"/>
+              <w:jc w:val="left"/>
+            </w:pPr>
+            <w:r>
+              <w:rPr>
+                <w:rFonts w:ascii="Arial" w:cs="Arial" w:eastAsia="Arial" w:hAnsi="Arial"/>
+                <w:b w:val="false"/>
+                <w:bCs w:val="false"/>
+                <w:i w:val="false"/>
+                <w:iCs w:val="false"/>
+                <w:color w:val="000000"/>
+                <w:sz w:val="18"/>
+                <w:szCs w:val="18"/>
+              </w:rPr>
+              <w:t xml:space="preserve">Observable indicator: each group's annotated resource pack shows at least 3 underlines (useful functions) and at least 1 circle (surprise/confusion). Teacher uses circled items as discussion seeds in Phase 3. If a group has no circles, prompt: 'Does everything here make complete sense to you? What would you want to ask a Kenyan botanist if she walked in right now?'</w:t>
+            </w:r>
+          </w:p>
+        </w:tc>
+      </w:tr>
+      <w:tr>
+        <w:tc>
+          <w:tcPr>
+            <w:tcW w:type="dxa" w:w="1520"/>
+            <w:shd w:fill="E2EFDA" w:color="auto" w:val="clear"/>
+            <w:tcMar>
+              <w:top w:type="dxa" w:w="60"/>
+              <w:left w:type="dxa" w:w="120"/>
+              <w:bottom w:type="dxa" w:w="60"/>
+              <w:right w:type="dxa" w:w="120"/>
+            </w:tcMar>
+            <w:vAlign w:val="top"/>
+          </w:tcPr>
+          <w:p>
+            <w:pPr>
+              <w:spacing w:after="40" w:before="0"/>
+              <w:jc w:val="left"/>
+            </w:pPr>
+            <w:r>
+              <w:rPr>
+                <w:rFonts w:ascii="Arial" w:cs="Arial" w:eastAsia="Arial" w:hAnsi="Arial"/>
+                <w:b/>
+                <w:bCs/>
+                <w:i w:val="false"/>
+                <w:iCs w:val="false"/>
+                <w:color w:val="000000"/>
+                <w:sz w:val="18"/>
+                <w:szCs w:val="18"/>
+              </w:rPr>
+              <w:t xml:space="preserve">Explain Phase</w:t>
+            </w:r>
+          </w:p>
+          <w:p>
+            <w:pPr>
+              <w:spacing w:after="20" w:before="0"/>
+            </w:pPr>
+            <w:r>
+              <w:rPr>
+                <w:rFonts w:ascii="Arial" w:cs="Arial" w:eastAsia="Arial" w:hAnsi="Arial"/>
+                <w:b/>
+                <w:bCs/>
+                <w:color w:val="1F3864"/>
+                <w:sz w:val="16"/>
+                <w:szCs w:val="16"/>
+              </w:rPr>
+              <w:t xml:space="preserve">📹 VIDEO:</w:t>
+            </w:r>
+          </w:p>
+          <w:p>
+            <w:pPr>
+              <w:spacing w:after="20" w:before="0"/>
+            </w:pPr>
+            <w:hyperlink w:history="1" r:id="rId1ez9qqk-pfn7wpn4kmqb1">
               <w:r>
                 <w:rPr>
                   <w:rFonts w:ascii="Arial" w:cs="Arial" w:eastAsia="Arial" w:hAnsi="Arial"/>
@@ -21702,7 +21918,7 @@
                   <w:szCs w:val="16"/>
                   <w:u w:val="single" w:color="2E75B6"/>
                 </w:rPr>
-                <w:t xml:space="preserve">Importance of the Oceans (Flexbook)</w:t>
+                <w:t xml:space="preserve">12 Plant Transport Xylem And Phloem, Transpiration [3D Animation]</w:t>
               </w:r>
             </w:hyperlink>
           </w:p>
@@ -21718,7 +21934,7 @@
                 <w:sz w:val="14"/>
                 <w:szCs w:val="14"/>
               </w:rPr>
-              <w:t xml:space="preserve">Source: CK-12</w:t>
+              <w:t xml:space="preserve">Source: Seavuria</w:t>
             </w:r>
           </w:p>
           <w:p>
@@ -21726,235 +21942,7 @@
               <w:spacing w:after="10" w:before="0"/>
               <w:ind w:left="120"/>
             </w:pPr>
-            <w:hyperlink w:history="1" r:id="rIdz7bhjzpo6bslznmshmc2r">
-              <w:r>
-                <w:rPr>
-                  <w:rFonts w:ascii="Arial" w:cs="Arial" w:eastAsia="Arial" w:hAnsi="Arial"/>
-                  <w:color w:val="595959"/>
-                  <w:sz w:val="14"/>
-                  <w:szCs w:val="14"/>
-                  <w:u w:val="single" w:color="595959"/>
-                </w:rPr>
-                <w:t xml:space="preserve">🔍 Search ARES for similar readings</w:t>
-              </w:r>
-            </w:hyperlink>
-          </w:p>
-        </w:tc>
-        <w:tc>
-          <w:tcPr>
-            <w:tcW w:type="dxa" w:w="3040"/>
-            <w:shd w:fill="FFFFFF" w:color="auto" w:val="clear"/>
-            <w:tcMar>
-              <w:top w:type="dxa" w:w="60"/>
-              <w:left w:type="dxa" w:w="120"/>
-              <w:bottom w:type="dxa" w:w="60"/>
-              <w:right w:type="dxa" w:w="120"/>
-            </w:tcMar>
-            <w:vAlign w:val="top"/>
-          </w:tcPr>
-          <w:p>
-            <w:pPr>
-              <w:spacing w:after="40" w:before="0"/>
-              <w:jc w:val="left"/>
-            </w:pPr>
-            <w:r>
-              <w:rPr>
-                <w:rFonts w:ascii="Arial" w:cs="Arial" w:eastAsia="Arial" w:hAnsi="Arial"/>
-                <w:b w:val="false"/>
-                <w:bCs w:val="false"/>
-                <w:i w:val="false"/>
-                <w:iCs w:val="false"/>
-                <w:color w:val="000000"/>
-                <w:sz w:val="18"/>
-                <w:szCs w:val="18"/>
-              </w:rPr>
-              <w:t xml:space="preserve">Learners work in groups of 4–5. Each group receives a Resource Pack containing: (i) a printed summary data table from Lessons 4–5 showing how stomata count, wind, temperature, and humidity affected transpiration rates in the potometer experiments; (ii) a short illustrated text (one A4 page, bilingual Swahili/English) on the cohesion-tension theory, the cooling function of transpiration, and mineral salt distribution; (iii) a printed excerpt or teacher-summarised paragraph on the role of forests in water cycling, specifically referencing the Mau Forest catchment in the Rift Valley and Lake Victoria's water balance. Groups read, discuss, and annotate: they underline key evidence that answers 'Why is transpiration useful?' and circle anything that surprises or confuses them. Groups also examine the fertiliser packet labels (DAP, CAN, Urea) brought as realia (sealed; not opened) and identify which nutrients each provides to the maize plant.</w:t>
-            </w:r>
-          </w:p>
-        </w:tc>
-        <w:tc>
-          <w:tcPr>
-            <w:tcW w:type="dxa" w:w="3040"/>
-            <w:shd w:fill="F2F2F2" w:color="auto" w:val="clear"/>
-            <w:tcMar>
-              <w:top w:type="dxa" w:w="60"/>
-              <w:left w:type="dxa" w:w="120"/>
-              <w:bottom w:type="dxa" w:w="60"/>
-              <w:right w:type="dxa" w:w="120"/>
-            </w:tcMar>
-            <w:vAlign w:val="top"/>
-          </w:tcPr>
-          <w:p>
-            <w:pPr>
-              <w:spacing w:after="40" w:before="0"/>
-              <w:jc w:val="left"/>
-            </w:pPr>
-            <w:r>
-              <w:rPr>
-                <w:rFonts w:ascii="Arial" w:cs="Arial" w:eastAsia="Arial" w:hAnsi="Arial"/>
-                <w:b w:val="false"/>
-                <w:bCs w:val="false"/>
-                <w:i w:val="false"/>
-                <w:iCs w:val="false"/>
-                <w:color w:val="000000"/>
-                <w:sz w:val="18"/>
-                <w:szCs w:val="18"/>
-              </w:rPr>
-              <w:t xml:space="preserve">1. Before distributing packs, say: 'In the last six lessons you gathered evidence. Now we are going to use that evidence plus new information to BUILD an explanation — like a scientist does. Scientists do not just collect data; they explain WHY the data means what it means.' 2. Distribute Resource Packs. Give groups exactly 10 minutes to read and annotate. Set a visible timer. Circulate — spend no more than 2 minutes per group. Prompt with: 'What does the cohesion-tension theory tell us about WHY the red rings appeared only in the xylem?' (WAIT 12 seconds before offering a hint.) 3. At the 5-minute mark, call out: 'Make sure your group has identified at least THREE pieces of evidence from our earlier experiments that connect to transpiration being useful.' 4. At 10 minutes, call time. Ask each group to appoint a 'reporter' for the next phase. 5. Hold up the sealed DAP, CAN, and Urea packets. Ask: 'Before I tell you what these are — what do you already know about how farmers in the Rift Valley use these white powders on their maize?' Cold-call 3 learners. Record responses. Then confirm: 'These are fertilisers. DAP gives nitrogen and phosphorus; CAN gives calcium and nitrogen; Urea gives nitrogen. Today we will connect these to what the xylem and phloem do inside the maize plant.'</w:t>
-            </w:r>
-          </w:p>
-        </w:tc>
-        <w:tc>
-          <w:tcPr>
-            <w:tcW w:type="dxa" w:w="3040"/>
-            <w:shd w:fill="FFFFFF" w:color="auto" w:val="clear"/>
-            <w:tcMar>
-              <w:top w:type="dxa" w:w="60"/>
-              <w:left w:type="dxa" w:w="120"/>
-              <w:bottom w:type="dxa" w:w="60"/>
-              <w:right w:type="dxa" w:w="120"/>
-            </w:tcMar>
-            <w:vAlign w:val="top"/>
-          </w:tcPr>
-          <w:p>
-            <w:pPr>
-              <w:spacing w:after="40" w:before="0"/>
-              <w:jc w:val="left"/>
-            </w:pPr>
-            <w:r>
-              <w:rPr>
-                <w:rFonts w:ascii="Arial" w:cs="Arial" w:eastAsia="Arial" w:hAnsi="Arial"/>
-                <w:b w:val="false"/>
-                <w:bCs w:val="false"/>
-                <w:i w:val="false"/>
-                <w:iCs w:val="false"/>
-                <w:color w:val="000000"/>
-                <w:sz w:val="18"/>
-                <w:szCs w:val="18"/>
-              </w:rPr>
-              <w:t xml:space="preserve">Evidence-Based Discussion with Annotated Text: learners physically mark text (underline/circle) to distinguish evidence from explanation and to flag confusion. This is a disciplinary literacy strategy (SEP: Obtaining, Evaluating, and Communicating Information) that makes the evidence-to-explanation move visible. Connecting fertiliser realia to xylem/phloem transport maintains the phenomenon storyline and grounds the chemistry in the biology.</w:t>
-            </w:r>
-          </w:p>
-        </w:tc>
-        <w:tc>
-          <w:tcPr>
-            <w:tcW w:type="dxa" w:w="3040"/>
-            <w:shd w:fill="F2F2F2" w:color="auto" w:val="clear"/>
-            <w:tcMar>
-              <w:top w:type="dxa" w:w="60"/>
-              <w:left w:type="dxa" w:w="120"/>
-              <w:bottom w:type="dxa" w:w="60"/>
-              <w:right w:type="dxa" w:w="120"/>
-            </w:tcMar>
-            <w:vAlign w:val="top"/>
-          </w:tcPr>
-          <w:p>
-            <w:pPr>
-              <w:spacing w:after="40" w:before="0"/>
-              <w:jc w:val="left"/>
-            </w:pPr>
-            <w:r>
-              <w:rPr>
-                <w:rFonts w:ascii="Arial" w:cs="Arial" w:eastAsia="Arial" w:hAnsi="Arial"/>
-                <w:b w:val="false"/>
-                <w:bCs w:val="false"/>
-                <w:i w:val="false"/>
-                <w:iCs w:val="false"/>
-                <w:color w:val="000000"/>
-                <w:sz w:val="18"/>
-                <w:szCs w:val="18"/>
-              </w:rPr>
-              <w:t xml:space="preserve">Observable indicator: each group's annotated resource pack shows at least 3 underlines (useful functions) and at least 1 circle (surprise/confusion). Teacher uses circled items as discussion seeds in Phase 3. If a group has no circles, prompt: 'Does everything here make complete sense to you? What would you want to ask a Kenyan botanist if she walked in right now?'</w:t>
-            </w:r>
-          </w:p>
-        </w:tc>
-      </w:tr>
-      <w:tr>
-        <w:tc>
-          <w:tcPr>
-            <w:tcW w:type="dxa" w:w="1520"/>
-            <w:shd w:fill="E2EFDA" w:color="auto" w:val="clear"/>
-            <w:tcMar>
-              <w:top w:type="dxa" w:w="60"/>
-              <w:left w:type="dxa" w:w="120"/>
-              <w:bottom w:type="dxa" w:w="60"/>
-              <w:right w:type="dxa" w:w="120"/>
-            </w:tcMar>
-            <w:vAlign w:val="top"/>
-          </w:tcPr>
-          <w:p>
-            <w:pPr>
-              <w:spacing w:after="40" w:before="0"/>
-              <w:jc w:val="left"/>
-            </w:pPr>
-            <w:r>
-              <w:rPr>
-                <w:rFonts w:ascii="Arial" w:cs="Arial" w:eastAsia="Arial" w:hAnsi="Arial"/>
-                <w:b/>
-                <w:bCs/>
-                <w:i w:val="false"/>
-                <w:iCs w:val="false"/>
-                <w:color w:val="000000"/>
-                <w:sz w:val="18"/>
-                <w:szCs w:val="18"/>
-              </w:rPr>
-              <w:t xml:space="preserve">Explain Phase</w:t>
-            </w:r>
-          </w:p>
-          <w:p>
-            <w:pPr>
-              <w:spacing w:after="20" w:before="0"/>
-            </w:pPr>
-            <w:r>
-              <w:rPr>
-                <w:rFonts w:ascii="Arial" w:cs="Arial" w:eastAsia="Arial" w:hAnsi="Arial"/>
-                <w:b/>
-                <w:bCs/>
-                <w:color w:val="1F3864"/>
-                <w:sz w:val="16"/>
-                <w:szCs w:val="16"/>
-              </w:rPr>
-              <w:t xml:space="preserve">📹 VIDEO:</w:t>
-            </w:r>
-          </w:p>
-          <w:p>
-            <w:pPr>
-              <w:spacing w:after="20" w:before="0"/>
-            </w:pPr>
-            <w:hyperlink w:history="1" r:id="rIddzqzlinci70fxentta8ey">
-              <w:r>
-                <w:rPr>
-                  <w:rFonts w:ascii="Arial" w:cs="Arial" w:eastAsia="Arial" w:hAnsi="Arial"/>
-                  <w:color w:val="2E75B6"/>
-                  <w:sz w:val="16"/>
-                  <w:szCs w:val="16"/>
-                  <w:u w:val="single" w:color="2E75B6"/>
-                </w:rPr>
-                <w:t xml:space="preserve">Hydrogen bonding in water</w:t>
-              </w:r>
-            </w:hyperlink>
-          </w:p>
-          <w:p>
-            <w:pPr>
-              <w:spacing w:after="10" w:before="0"/>
-              <w:ind w:left="120"/>
-            </w:pPr>
-            <w:r>
-              <w:rPr>
-                <w:rFonts w:ascii="Arial" w:cs="Arial" w:eastAsia="Arial" w:hAnsi="Arial"/>
-                <w:color w:val="595959"/>
-                <w:sz w:val="14"/>
-                <w:szCs w:val="14"/>
-              </w:rPr>
-              <w:t xml:space="preserve">Source: Khan Academy (English - US curriculum)</w:t>
-            </w:r>
-          </w:p>
-          <w:p>
-            <w:pPr>
-              <w:spacing w:after="10" w:before="0"/>
-              <w:ind w:left="120"/>
-            </w:pPr>
-            <w:hyperlink w:history="1" r:id="rId71c-ixxq3tistenh2m_2z">
+            <w:hyperlink w:history="1" r:id="rIdbj9ct1v2ftcvbxa05hwop">
               <w:r>
                 <w:rPr>
                   <w:rFonts w:ascii="Arial" w:cs="Arial" w:eastAsia="Arial" w:hAnsi="Arial"/>
@@ -21992,14 +21980,241 @@
                 <w:sz w:val="16"/>
                 <w:szCs w:val="16"/>
               </w:rPr>
-              <w:t xml:space="preserve">📖 HTML:</w:t>
+              <w:t xml:space="preserve">📖 READING:</w:t>
             </w:r>
           </w:p>
           <w:p>
             <w:pPr>
               <w:spacing w:after="20" w:before="0"/>
             </w:pPr>
-            <w:hyperlink w:history="1" r:id="rIdv1ujngi3nhddrgkq8qd4k">
+            <w:r>
+              <w:rPr>
+                <w:rFonts w:ascii="Arial" w:cs="Arial" w:eastAsia="Arial" w:hAnsi="Arial"/>
+                <w:i/>
+                <w:iCs/>
+                <w:color w:val="595959"/>
+                <w:sz w:val="16"/>
+                <w:szCs w:val="16"/>
+              </w:rPr>
+              <w:t xml:space="preserve">No closely matching reading in the ARES library for this activity.</w:t>
+            </w:r>
+          </w:p>
+          <w:p>
+            <w:pPr>
+              <w:spacing w:after="10" w:before="0"/>
+              <w:ind w:left="120"/>
+            </w:pPr>
+            <w:hyperlink w:history="1" r:id="rIdogeaajfxziqbttmmxro-i">
+              <w:r>
+                <w:rPr>
+                  <w:rFonts w:ascii="Arial" w:cs="Arial" w:eastAsia="Arial" w:hAnsi="Arial"/>
+                  <w:color w:val="595959"/>
+                  <w:sz w:val="14"/>
+                  <w:szCs w:val="14"/>
+                  <w:u w:val="single" w:color="595959"/>
+                </w:rPr>
+                <w:t xml:space="preserve">🔍 Search ARES for readings</w:t>
+              </w:r>
+            </w:hyperlink>
+          </w:p>
+          <w:p>
+            <w:pPr>
+              <w:spacing w:after="10" w:before="0"/>
+              <w:ind w:left="120"/>
+            </w:pPr>
+            <w:r>
+              <w:rPr>
+                <w:rFonts w:ascii="Arial" w:cs="Arial" w:eastAsia="Arial" w:hAnsi="Arial"/>
+                <w:color w:val="595959"/>
+                <w:sz w:val="14"/>
+                <w:szCs w:val="14"/>
+              </w:rPr>
+              <w:t xml:space="preserve">Search terms: transport plants transpiration importance</w:t>
+            </w:r>
+          </w:p>
+        </w:tc>
+        <w:tc>
+          <w:tcPr>
+            <w:tcW w:type="dxa" w:w="3040"/>
+            <w:shd w:fill="FFFFFF" w:color="auto" w:val="clear"/>
+            <w:tcMar>
+              <w:top w:type="dxa" w:w="60"/>
+              <w:left w:type="dxa" w:w="120"/>
+              <w:bottom w:type="dxa" w:w="60"/>
+              <w:right w:type="dxa" w:w="120"/>
+            </w:tcMar>
+            <w:vAlign w:val="top"/>
+          </w:tcPr>
+          <w:p>
+            <w:pPr>
+              <w:spacing w:after="40" w:before="0"/>
+              <w:jc w:val="left"/>
+            </w:pPr>
+            <w:r>
+              <w:rPr>
+                <w:rFonts w:ascii="Arial" w:cs="Arial" w:eastAsia="Arial" w:hAnsi="Arial"/>
+                <w:b w:val="false"/>
+                <w:bCs w:val="false"/>
+                <w:i w:val="false"/>
+                <w:iCs w:val="false"/>
+                <w:color w:val="000000"/>
+                <w:sz w:val="18"/>
+                <w:szCs w:val="18"/>
+              </w:rPr>
+              <w:t xml:space="preserve">Groups share their findings in a structured whole-class discussion. The teacher co-constructs a 'Transpiration Functions Wall' on the board — three columns: (1) Cooling of Leaves, (2) Transpiration Pull / Cohesion-Tension, (3) Mineral Salt Distribution. Learners contribute evidence and explanations; the teacher scribes, questions, and refines. Learners then individually write a 3-sentence 'scientist's explanation' in their notebooks linking the phenomenon (red dye in xylem; water droplets in the bag) to at least TWO functions of transpiration. A second mini-discussion explores the Mau Forest connection: how transpiration from millions of trees feeds water back into the atmosphere and sustains rainfall patterns across western Kenya and the Lake Victoria basin.</w:t>
+            </w:r>
+          </w:p>
+        </w:tc>
+        <w:tc>
+          <w:tcPr>
+            <w:tcW w:type="dxa" w:w="3040"/>
+            <w:shd w:fill="F2F2F2" w:color="auto" w:val="clear"/>
+            <w:tcMar>
+              <w:top w:type="dxa" w:w="60"/>
+              <w:left w:type="dxa" w:w="120"/>
+              <w:bottom w:type="dxa" w:w="60"/>
+              <w:right w:type="dxa" w:w="120"/>
+            </w:tcMar>
+            <w:vAlign w:val="top"/>
+          </w:tcPr>
+          <w:p>
+            <w:pPr>
+              <w:spacing w:after="40" w:before="0"/>
+              <w:jc w:val="left"/>
+            </w:pPr>
+            <w:r>
+              <w:rPr>
+                <w:rFonts w:ascii="Arial" w:cs="Arial" w:eastAsia="Arial" w:hAnsi="Arial"/>
+                <w:b w:val="false"/>
+                <w:bCs w:val="false"/>
+                <w:i w:val="false"/>
+                <w:iCs w:val="false"/>
+                <w:color w:val="000000"/>
+                <w:sz w:val="18"/>
+                <w:szCs w:val="18"/>
+              </w:rPr>
+              <w:t xml:space="preserve">1. Draw the three-column 'Transpiration Functions Wall' on the board. Say: 'We are going to BUILD this wall together using YOUR evidence and the new reading. Each brick in this wall must be supported by evidence — not just opinion.' 2. Column 1 — Cooling: Ask reporter from Group 1: 'What did your reading say about why a maize leaf does not overheat on a hot afternoon in Kisumu?' After response, ask the class: 'Do you AGREE or can you add evidence? Think back to our potometer results — what happened to transpiration rate when temperature was high?' (WAIT 15 seconds.) Cold-call 2 more learners. Scribe key phrase: 'Evaporation of water from stomata absorbs latent heat → cools the leaf.' 3. Column 2 — Transpiration Pull: Ask reporter from Group 2: 'How does the cohesion-tension theory explain the RED RINGS we saw in the maize stem?' (WAIT 12 seconds.) If response is incomplete, scaffold: 'Water molecules hold onto each other — what is that called? And they hold onto the xylem wall — what is that called?' Build the explanation: 'Transpiration at the leaf surface → creates tension (negative pressure) → pulls the water column upward through xylem → this is the transpiration pull.' Point to the red-dye image: 'THIS is why the dye moved up. Without transpiration — no pull. Without the pull — the water stays in the beaker.' 4. Column 3 — Mineral Salt Distribution: Ask: 'DAP contains phosphorus and nitrogen. Once a farmer in the Rift Valley applies DAP around a maize plant, HOW does that phosphorus reach the topmost leaf?' (WAIT 15 seconds.) Cold-call 3 learners. Guide toward: 'Minerals dissolved in soil water → absorbed through root hair cells → carried upward in the xylem by the transpiration stream → distributed to all parts of the plant.' Say: 'So transpiration is not just water loss — it is the DELIVERY MECHANISM for mineral nutrients.' 5. Individual writing (3 minutes silent): 'In your own words, write 3 sentences explaining — using evidence from our experiments — why transpiration is important for the maize plant.' 6. Mau Forest mini-discussion (5 minutes): Display a simple sketch map of Kenya showing the Mau Forest, Rift Valley rivers, and Lake Victoria. Say: 'The Mau Forest is Kenya's largest water tower. Millions of trees transpire every day. Where does all that water vapour go?' Cold-call 4 learners. Build toward: 'Water vapour → forms clouds → returns as rainfall → feeds rivers → feeds Lake Victoria → supports farming communities in Kisumu, Kericho, and the broader western Kenya region.' Ask: 'So when forests are cut down — like parts of the Mau — what happens to this cycle?' (WAIT 12 seconds.) Accept 3 responses. Say: 'This is why transpiration matters beyond the single maize plant — it is part of Kenya's water security.'</w:t>
+            </w:r>
+          </w:p>
+        </w:tc>
+        <w:tc>
+          <w:tcPr>
+            <w:tcW w:type="dxa" w:w="3040"/>
+            <w:shd w:fill="FFFFFF" w:color="auto" w:val="clear"/>
+            <w:tcMar>
+              <w:top w:type="dxa" w:w="60"/>
+              <w:left w:type="dxa" w:w="120"/>
+              <w:bottom w:type="dxa" w:w="60"/>
+              <w:right w:type="dxa" w:w="120"/>
+            </w:tcMar>
+            <w:vAlign w:val="top"/>
+          </w:tcPr>
+          <w:p>
+            <w:pPr>
+              <w:spacing w:after="40" w:before="0"/>
+              <w:jc w:val="left"/>
+            </w:pPr>
+            <w:r>
+              <w:rPr>
+                <w:rFonts w:ascii="Arial" w:cs="Arial" w:eastAsia="Arial" w:hAnsi="Arial"/>
+                <w:b w:val="false"/>
+                <w:bCs w:val="false"/>
+                <w:i w:val="false"/>
+                <w:iCs w:val="false"/>
+                <w:color w:val="000000"/>
+                <w:sz w:val="18"/>
+                <w:szCs w:val="18"/>
+              </w:rPr>
+              <w:t xml:space="preserve">Co-Constructed Concept Wall (collaborative explanation-building): rather than the teacher delivering a lecture, the board serves as a shared artefact that learners contribute to brick-by-brick. This makes explanation-building a social, visible, iterative process (SEP: Constructing Explanations). Anchoring each column back to the phenomenon images (red dye; water droplets in bag) sustains the storyline and prevents abstraction from becoming disconnected from the original observations.</w:t>
+            </w:r>
+          </w:p>
+        </w:tc>
+        <w:tc>
+          <w:tcPr>
+            <w:tcW w:type="dxa" w:w="3040"/>
+            <w:shd w:fill="F2F2F2" w:color="auto" w:val="clear"/>
+            <w:tcMar>
+              <w:top w:type="dxa" w:w="60"/>
+              <w:left w:type="dxa" w:w="120"/>
+              <w:bottom w:type="dxa" w:w="60"/>
+              <w:right w:type="dxa" w:w="120"/>
+            </w:tcMar>
+            <w:vAlign w:val="top"/>
+          </w:tcPr>
+          <w:p>
+            <w:pPr>
+              <w:spacing w:after="40" w:before="0"/>
+              <w:jc w:val="left"/>
+            </w:pPr>
+            <w:r>
+              <w:rPr>
+                <w:rFonts w:ascii="Arial" w:cs="Arial" w:eastAsia="Arial" w:hAnsi="Arial"/>
+                <w:b w:val="false"/>
+                <w:bCs w:val="false"/>
+                <w:i w:val="false"/>
+                <w:iCs w:val="false"/>
+                <w:color w:val="000000"/>
+                <w:sz w:val="18"/>
+                <w:szCs w:val="18"/>
+              </w:rPr>
+              <w:t xml:space="preserve">Observable indicators: (i) the Transpiration Functions Wall has at least 2 pieces of learner-generated evidence per column by end of discussion; (ii) individual 3-sentence explanations include at least one reference to the phenomenon (red dye OR water droplets) AND at least one named function of transpiration. Teacher collects 6 notebooks (2 high, 2 mid, 2 lower) to scan during the group work in Phase 4. If explanations are purely definitional (no evidence linkage), teacher pauses Phase 4 and models one sentence: 'The red dye moved up through the xylem because transpiration at the leaf pulled the water column upward — this is the transpiration pull (cohesion-tension theory).'</w:t>
+            </w:r>
+          </w:p>
+        </w:tc>
+      </w:tr>
+      <w:tr>
+        <w:tc>
+          <w:tcPr>
+            <w:tcW w:type="dxa" w:w="1520"/>
+            <w:shd w:fill="FCE4D6" w:color="auto" w:val="clear"/>
+            <w:tcMar>
+              <w:top w:type="dxa" w:w="60"/>
+              <w:left w:type="dxa" w:w="120"/>
+              <w:bottom w:type="dxa" w:w="60"/>
+              <w:right w:type="dxa" w:w="120"/>
+            </w:tcMar>
+            <w:vAlign w:val="top"/>
+          </w:tcPr>
+          <w:p>
+            <w:pPr>
+              <w:spacing w:after="40" w:before="0"/>
+              <w:jc w:val="left"/>
+            </w:pPr>
+            <w:r>
+              <w:rPr>
+                <w:rFonts w:ascii="Arial" w:cs="Arial" w:eastAsia="Arial" w:hAnsi="Arial"/>
+                <w:b/>
+                <w:bCs/>
+                <w:i w:val="false"/>
+                <w:iCs w:val="false"/>
+                <w:color w:val="000000"/>
+                <w:sz w:val="18"/>
+                <w:szCs w:val="18"/>
+              </w:rPr>
+              <w:t xml:space="preserve">Driving Question Board (DQB) Creation</w:t>
+            </w:r>
+          </w:p>
+          <w:p>
+            <w:pPr>
+              <w:spacing w:after="20" w:before="0"/>
+            </w:pPr>
+            <w:r>
+              <w:rPr>
+                <w:rFonts w:ascii="Arial" w:cs="Arial" w:eastAsia="Arial" w:hAnsi="Arial"/>
+                <w:b/>
+                <w:bCs/>
+                <w:color w:val="1F3864"/>
+                <w:sz w:val="16"/>
+                <w:szCs w:val="16"/>
+              </w:rPr>
+              <w:t xml:space="preserve">📹 VIDEO:</w:t>
+            </w:r>
+          </w:p>
+          <w:p>
+            <w:pPr>
+              <w:spacing w:after="20" w:before="0"/>
+            </w:pPr>
+            <w:hyperlink w:history="1" r:id="rIddchfonkvsfmilulmc-nwu">
               <w:r>
                 <w:rPr>
                   <w:rFonts w:ascii="Arial" w:cs="Arial" w:eastAsia="Arial" w:hAnsi="Arial"/>
@@ -22008,7 +22223,7 @@
                   <w:szCs w:val="16"/>
                   <w:u w:val="single" w:color="2E75B6"/>
                 </w:rPr>
-                <w:t xml:space="preserve">Importance of the Oceans (Flexbook)</w:t>
+                <w:t xml:space="preserve">12 Plant Transport Xylem And Phloem, Transpiration [3D Animation]</w:t>
               </w:r>
             </w:hyperlink>
           </w:p>
@@ -22024,7 +22239,7 @@
                 <w:sz w:val="14"/>
                 <w:szCs w:val="14"/>
               </w:rPr>
-              <w:t xml:space="preserve">Source: CK-12</w:t>
+              <w:t xml:space="preserve">Source: Seavuria</w:t>
             </w:r>
           </w:p>
           <w:p>
@@ -22032,235 +22247,7 @@
               <w:spacing w:after="10" w:before="0"/>
               <w:ind w:left="120"/>
             </w:pPr>
-            <w:hyperlink w:history="1" r:id="rIdhmuy88h1mgjxoq2geuaoi">
-              <w:r>
-                <w:rPr>
-                  <w:rFonts w:ascii="Arial" w:cs="Arial" w:eastAsia="Arial" w:hAnsi="Arial"/>
-                  <w:color w:val="595959"/>
-                  <w:sz w:val="14"/>
-                  <w:szCs w:val="14"/>
-                  <w:u w:val="single" w:color="595959"/>
-                </w:rPr>
-                <w:t xml:space="preserve">🔍 Search ARES for similar readings</w:t>
-              </w:r>
-            </w:hyperlink>
-          </w:p>
-        </w:tc>
-        <w:tc>
-          <w:tcPr>
-            <w:tcW w:type="dxa" w:w="3040"/>
-            <w:shd w:fill="FFFFFF" w:color="auto" w:val="clear"/>
-            <w:tcMar>
-              <w:top w:type="dxa" w:w="60"/>
-              <w:left w:type="dxa" w:w="120"/>
-              <w:bottom w:type="dxa" w:w="60"/>
-              <w:right w:type="dxa" w:w="120"/>
-            </w:tcMar>
-            <w:vAlign w:val="top"/>
-          </w:tcPr>
-          <w:p>
-            <w:pPr>
-              <w:spacing w:after="40" w:before="0"/>
-              <w:jc w:val="left"/>
-            </w:pPr>
-            <w:r>
-              <w:rPr>
-                <w:rFonts w:ascii="Arial" w:cs="Arial" w:eastAsia="Arial" w:hAnsi="Arial"/>
-                <w:b w:val="false"/>
-                <w:bCs w:val="false"/>
-                <w:i w:val="false"/>
-                <w:iCs w:val="false"/>
-                <w:color w:val="000000"/>
-                <w:sz w:val="18"/>
-                <w:szCs w:val="18"/>
-              </w:rPr>
-              <w:t xml:space="preserve">Groups share their findings in a structured whole-class discussion. The teacher co-constructs a 'Transpiration Functions Wall' on the board — three columns: (1) Cooling of Leaves, (2) Transpiration Pull / Cohesion-Tension, (3) Mineral Salt Distribution. Learners contribute evidence and explanations; the teacher scribes, questions, and refines. Learners then individually write a 3-sentence 'scientist's explanation' in their notebooks linking the phenomenon (red dye in xylem; water droplets in the bag) to at least TWO functions of transpiration. A second mini-discussion explores the Mau Forest connection: how transpiration from millions of trees feeds water back into the atmosphere and sustains rainfall patterns across western Kenya and the Lake Victoria basin.</w:t>
-            </w:r>
-          </w:p>
-        </w:tc>
-        <w:tc>
-          <w:tcPr>
-            <w:tcW w:type="dxa" w:w="3040"/>
-            <w:shd w:fill="F2F2F2" w:color="auto" w:val="clear"/>
-            <w:tcMar>
-              <w:top w:type="dxa" w:w="60"/>
-              <w:left w:type="dxa" w:w="120"/>
-              <w:bottom w:type="dxa" w:w="60"/>
-              <w:right w:type="dxa" w:w="120"/>
-            </w:tcMar>
-            <w:vAlign w:val="top"/>
-          </w:tcPr>
-          <w:p>
-            <w:pPr>
-              <w:spacing w:after="40" w:before="0"/>
-              <w:jc w:val="left"/>
-            </w:pPr>
-            <w:r>
-              <w:rPr>
-                <w:rFonts w:ascii="Arial" w:cs="Arial" w:eastAsia="Arial" w:hAnsi="Arial"/>
-                <w:b w:val="false"/>
-                <w:bCs w:val="false"/>
-                <w:i w:val="false"/>
-                <w:iCs w:val="false"/>
-                <w:color w:val="000000"/>
-                <w:sz w:val="18"/>
-                <w:szCs w:val="18"/>
-              </w:rPr>
-              <w:t xml:space="preserve">1. Draw the three-column 'Transpiration Functions Wall' on the board. Say: 'We are going to BUILD this wall together using YOUR evidence and the new reading. Each brick in this wall must be supported by evidence — not just opinion.' 2. Column 1 — Cooling: Ask reporter from Group 1: 'What did your reading say about why a maize leaf does not overheat on a hot afternoon in Kisumu?' After response, ask the class: 'Do you AGREE or can you add evidence? Think back to our potometer results — what happened to transpiration rate when temperature was high?' (WAIT 15 seconds.) Cold-call 2 more learners. Scribe key phrase: 'Evaporation of water from stomata absorbs latent heat → cools the leaf.' 3. Column 2 — Transpiration Pull: Ask reporter from Group 2: 'How does the cohesion-tension theory explain the RED RINGS we saw in the maize stem?' (WAIT 12 seconds.) If response is incomplete, scaffold: 'Water molecules hold onto each other — what is that called? And they hold onto the xylem wall — what is that called?' Build the explanation: 'Transpiration at the leaf surface → creates tension (negative pressure) → pulls the water column upward through xylem → this is the transpiration pull.' Point to the red-dye image: 'THIS is why the dye moved up. Without transpiration — no pull. Without the pull — the water stays in the beaker.' 4. Column 3 — Mineral Salt Distribution: Ask: 'DAP contains phosphorus and nitrogen. Once a farmer in the Rift Valley applies DAP around a maize plant, HOW does that phosphorus reach the topmost leaf?' (WAIT 15 seconds.) Cold-call 3 learners. Guide toward: 'Minerals dissolved in soil water → absorbed through root hair cells → carried upward in the xylem by the transpiration stream → distributed to all parts of the plant.' Say: 'So transpiration is not just water loss — it is the DELIVERY MECHANISM for mineral nutrients.' 5. Individual writing (3 minutes silent): 'In your own words, write 3 sentences explaining — using evidence from our experiments — why transpiration is important for the maize plant.' 6. Mau Forest mini-discussion (5 minutes): Display a simple sketch map of Kenya showing the Mau Forest, Rift Valley rivers, and Lake Victoria. Say: 'The Mau Forest is Kenya's largest water tower. Millions of trees transpire every day. Where does all that water vapour go?' Cold-call 4 learners. Build toward: 'Water vapour → forms clouds → returns as rainfall → feeds rivers → feeds Lake Victoria → supports farming communities in Kisumu, Kericho, and the broader western Kenya region.' Ask: 'So when forests are cut down — like parts of the Mau — what happens to this cycle?' (WAIT 12 seconds.) Accept 3 responses. Say: 'This is why transpiration matters beyond the single maize plant — it is part of Kenya's water security.'</w:t>
-            </w:r>
-          </w:p>
-        </w:tc>
-        <w:tc>
-          <w:tcPr>
-            <w:tcW w:type="dxa" w:w="3040"/>
-            <w:shd w:fill="FFFFFF" w:color="auto" w:val="clear"/>
-            <w:tcMar>
-              <w:top w:type="dxa" w:w="60"/>
-              <w:left w:type="dxa" w:w="120"/>
-              <w:bottom w:type="dxa" w:w="60"/>
-              <w:right w:type="dxa" w:w="120"/>
-            </w:tcMar>
-            <w:vAlign w:val="top"/>
-          </w:tcPr>
-          <w:p>
-            <w:pPr>
-              <w:spacing w:after="40" w:before="0"/>
-              <w:jc w:val="left"/>
-            </w:pPr>
-            <w:r>
-              <w:rPr>
-                <w:rFonts w:ascii="Arial" w:cs="Arial" w:eastAsia="Arial" w:hAnsi="Arial"/>
-                <w:b w:val="false"/>
-                <w:bCs w:val="false"/>
-                <w:i w:val="false"/>
-                <w:iCs w:val="false"/>
-                <w:color w:val="000000"/>
-                <w:sz w:val="18"/>
-                <w:szCs w:val="18"/>
-              </w:rPr>
-              <w:t xml:space="preserve">Co-Constructed Concept Wall (collaborative explanation-building): rather than the teacher delivering a lecture, the board serves as a shared artefact that learners contribute to brick-by-brick. This makes explanation-building a social, visible, iterative process (SEP: Constructing Explanations). Anchoring each column back to the phenomenon images (red dye; water droplets in bag) sustains the storyline and prevents abstraction from becoming disconnected from the original observations.</w:t>
-            </w:r>
-          </w:p>
-        </w:tc>
-        <w:tc>
-          <w:tcPr>
-            <w:tcW w:type="dxa" w:w="3040"/>
-            <w:shd w:fill="F2F2F2" w:color="auto" w:val="clear"/>
-            <w:tcMar>
-              <w:top w:type="dxa" w:w="60"/>
-              <w:left w:type="dxa" w:w="120"/>
-              <w:bottom w:type="dxa" w:w="60"/>
-              <w:right w:type="dxa" w:w="120"/>
-            </w:tcMar>
-            <w:vAlign w:val="top"/>
-          </w:tcPr>
-          <w:p>
-            <w:pPr>
-              <w:spacing w:after="40" w:before="0"/>
-              <w:jc w:val="left"/>
-            </w:pPr>
-            <w:r>
-              <w:rPr>
-                <w:rFonts w:ascii="Arial" w:cs="Arial" w:eastAsia="Arial" w:hAnsi="Arial"/>
-                <w:b w:val="false"/>
-                <w:bCs w:val="false"/>
-                <w:i w:val="false"/>
-                <w:iCs w:val="false"/>
-                <w:color w:val="000000"/>
-                <w:sz w:val="18"/>
-                <w:szCs w:val="18"/>
-              </w:rPr>
-              <w:t xml:space="preserve">Observable indicators: (i) the Transpiration Functions Wall has at least 2 pieces of learner-generated evidence per column by end of discussion; (ii) individual 3-sentence explanations include at least one reference to the phenomenon (red dye OR water droplets) AND at least one named function of transpiration. Teacher collects 6 notebooks (2 high, 2 mid, 2 lower) to scan during the group work in Phase 4. If explanations are purely definitional (no evidence linkage), teacher pauses Phase 4 and models one sentence: 'The red dye moved up through the xylem because transpiration at the leaf pulled the water column upward — this is the transpiration pull (cohesion-tension theory).'</w:t>
-            </w:r>
-          </w:p>
-        </w:tc>
-      </w:tr>
-      <w:tr>
-        <w:tc>
-          <w:tcPr>
-            <w:tcW w:type="dxa" w:w="1520"/>
-            <w:shd w:fill="FCE4D6" w:color="auto" w:val="clear"/>
-            <w:tcMar>
-              <w:top w:type="dxa" w:w="60"/>
-              <w:left w:type="dxa" w:w="120"/>
-              <w:bottom w:type="dxa" w:w="60"/>
-              <w:right w:type="dxa" w:w="120"/>
-            </w:tcMar>
-            <w:vAlign w:val="top"/>
-          </w:tcPr>
-          <w:p>
-            <w:pPr>
-              <w:spacing w:after="40" w:before="0"/>
-              <w:jc w:val="left"/>
-            </w:pPr>
-            <w:r>
-              <w:rPr>
-                <w:rFonts w:ascii="Arial" w:cs="Arial" w:eastAsia="Arial" w:hAnsi="Arial"/>
-                <w:b/>
-                <w:bCs/>
-                <w:i w:val="false"/>
-                <w:iCs w:val="false"/>
-                <w:color w:val="000000"/>
-                <w:sz w:val="18"/>
-                <w:szCs w:val="18"/>
-              </w:rPr>
-              <w:t xml:space="preserve">Driving Question Board (DQB) Creation</w:t>
-            </w:r>
-          </w:p>
-          <w:p>
-            <w:pPr>
-              <w:spacing w:after="20" w:before="0"/>
-            </w:pPr>
-            <w:r>
-              <w:rPr>
-                <w:rFonts w:ascii="Arial" w:cs="Arial" w:eastAsia="Arial" w:hAnsi="Arial"/>
-                <w:b/>
-                <w:bCs/>
-                <w:color w:val="1F3864"/>
-                <w:sz w:val="16"/>
-                <w:szCs w:val="16"/>
-              </w:rPr>
-              <w:t xml:space="preserve">📹 VIDEO:</w:t>
-            </w:r>
-          </w:p>
-          <w:p>
-            <w:pPr>
-              <w:spacing w:after="20" w:before="0"/>
-            </w:pPr>
-            <w:hyperlink w:history="1" r:id="rIduqq8_cjtyf29ursynkitv">
-              <w:r>
-                <w:rPr>
-                  <w:rFonts w:ascii="Arial" w:cs="Arial" w:eastAsia="Arial" w:hAnsi="Arial"/>
-                  <w:color w:val="2E75B6"/>
-                  <w:sz w:val="16"/>
-                  <w:szCs w:val="16"/>
-                  <w:u w:val="single" w:color="2E75B6"/>
-                </w:rPr>
-                <w:t xml:space="preserve">Hydrogen bonding in water</w:t>
-              </w:r>
-            </w:hyperlink>
-          </w:p>
-          <w:p>
-            <w:pPr>
-              <w:spacing w:after="10" w:before="0"/>
-              <w:ind w:left="120"/>
-            </w:pPr>
-            <w:r>
-              <w:rPr>
-                <w:rFonts w:ascii="Arial" w:cs="Arial" w:eastAsia="Arial" w:hAnsi="Arial"/>
-                <w:color w:val="595959"/>
-                <w:sz w:val="14"/>
-                <w:szCs w:val="14"/>
-              </w:rPr>
-              <w:t xml:space="preserve">Source: Khan Academy (English - US curriculum)</w:t>
-            </w:r>
-          </w:p>
-          <w:p>
-            <w:pPr>
-              <w:spacing w:after="10" w:before="0"/>
-              <w:ind w:left="120"/>
-            </w:pPr>
-            <w:hyperlink w:history="1" r:id="rIdewtp7tom-1jvhllfetbhf">
+            <w:hyperlink w:history="1" r:id="rIdjtgcixg1cgujbakheo8qw">
               <w:r>
                 <w:rPr>
                   <w:rFonts w:ascii="Arial" w:cs="Arial" w:eastAsia="Arial" w:hAnsi="Arial"/>
@@ -22298,14 +22285,241 @@
                 <w:sz w:val="16"/>
                 <w:szCs w:val="16"/>
               </w:rPr>
-              <w:t xml:space="preserve">📖 HTML:</w:t>
+              <w:t xml:space="preserve">📖 READING:</w:t>
             </w:r>
           </w:p>
           <w:p>
             <w:pPr>
               <w:spacing w:after="20" w:before="0"/>
             </w:pPr>
-            <w:hyperlink w:history="1" r:id="rIdrk7wsljl4ejwsad1cs2lb">
+            <w:r>
+              <w:rPr>
+                <w:rFonts w:ascii="Arial" w:cs="Arial" w:eastAsia="Arial" w:hAnsi="Arial"/>
+                <w:i/>
+                <w:iCs/>
+                <w:color w:val="595959"/>
+                <w:sz w:val="16"/>
+                <w:szCs w:val="16"/>
+              </w:rPr>
+              <w:t xml:space="preserve">No closely matching reading in the ARES library for this activity.</w:t>
+            </w:r>
+          </w:p>
+          <w:p>
+            <w:pPr>
+              <w:spacing w:after="10" w:before="0"/>
+              <w:ind w:left="120"/>
+            </w:pPr>
+            <w:hyperlink w:history="1" r:id="rId2ehjqz2u2ewk9wspqeei9">
+              <w:r>
+                <w:rPr>
+                  <w:rFonts w:ascii="Arial" w:cs="Arial" w:eastAsia="Arial" w:hAnsi="Arial"/>
+                  <w:color w:val="595959"/>
+                  <w:sz w:val="14"/>
+                  <w:szCs w:val="14"/>
+                  <w:u w:val="single" w:color="595959"/>
+                </w:rPr>
+                <w:t xml:space="preserve">🔍 Search ARES for readings</w:t>
+              </w:r>
+            </w:hyperlink>
+          </w:p>
+          <w:p>
+            <w:pPr>
+              <w:spacing w:after="10" w:before="0"/>
+              <w:ind w:left="120"/>
+            </w:pPr>
+            <w:r>
+              <w:rPr>
+                <w:rFonts w:ascii="Arial" w:cs="Arial" w:eastAsia="Arial" w:hAnsi="Arial"/>
+                <w:color w:val="595959"/>
+                <w:sz w:val="14"/>
+                <w:szCs w:val="14"/>
+              </w:rPr>
+              <w:t xml:space="preserve">Search terms: transport plants transpiration importance</w:t>
+            </w:r>
+          </w:p>
+        </w:tc>
+        <w:tc>
+          <w:tcPr>
+            <w:tcW w:type="dxa" w:w="3040"/>
+            <w:shd w:fill="FFFFFF" w:color="auto" w:val="clear"/>
+            <w:tcMar>
+              <w:top w:type="dxa" w:w="60"/>
+              <w:left w:type="dxa" w:w="120"/>
+              <w:bottom w:type="dxa" w:w="60"/>
+              <w:right w:type="dxa" w:w="120"/>
+            </w:tcMar>
+            <w:vAlign w:val="top"/>
+          </w:tcPr>
+          <w:p>
+            <w:pPr>
+              <w:spacing w:after="40" w:before="0"/>
+              <w:jc w:val="left"/>
+            </w:pPr>
+            <w:r>
+              <w:rPr>
+                <w:rFonts w:ascii="Arial" w:cs="Arial" w:eastAsia="Arial" w:hAnsi="Arial"/>
+                <w:b w:val="false"/>
+                <w:bCs w:val="false"/>
+                <w:i w:val="false"/>
+                <w:iCs w:val="false"/>
+                <w:color w:val="000000"/>
+                <w:sz w:val="18"/>
+                <w:szCs w:val="18"/>
+              </w:rPr>
+              <w:t xml:space="preserve">The class returns to the Driving Question Board displayed at the front of the room. Learners individually write one sticky note (or a strip of paper) answering a specific sub-question of the DQB that this lesson has addressed. They also add at least one NEW question that Lesson 7 has raised for them — especially about what happens when transpiration is disrupted (e.g., drought, deforestation, over-fertilisation). Groups then do a 'gallery walk' past the updated DQB for 3 minutes, reading peers' additions and placing a tick on any idea they agree with or a question mark on anything they want to discuss further.</w:t>
+            </w:r>
+          </w:p>
+        </w:tc>
+        <w:tc>
+          <w:tcPr>
+            <w:tcW w:type="dxa" w:w="3040"/>
+            <w:shd w:fill="F2F2F2" w:color="auto" w:val="clear"/>
+            <w:tcMar>
+              <w:top w:type="dxa" w:w="60"/>
+              <w:left w:type="dxa" w:w="120"/>
+              <w:bottom w:type="dxa" w:w="60"/>
+              <w:right w:type="dxa" w:w="120"/>
+            </w:tcMar>
+            <w:vAlign w:val="top"/>
+          </w:tcPr>
+          <w:p>
+            <w:pPr>
+              <w:spacing w:after="40" w:before="0"/>
+              <w:jc w:val="left"/>
+            </w:pPr>
+            <w:r>
+              <w:rPr>
+                <w:rFonts w:ascii="Arial" w:cs="Arial" w:eastAsia="Arial" w:hAnsi="Arial"/>
+                <w:b w:val="false"/>
+                <w:bCs w:val="false"/>
+                <w:i w:val="false"/>
+                <w:iCs w:val="false"/>
+                <w:color w:val="000000"/>
+                <w:sz w:val="18"/>
+                <w:szCs w:val="18"/>
+              </w:rPr>
+              <w:t xml:space="preserve">1. Uncover the DQB. Point to the driving question written at the top: 'How does a maize plant in a Kenyan farm move water and nutrients from the soil all the way to its topmost leaves — and what happens to that water in the end?' Say: 'At the start of this unit, this question was a mystery. Look at how many of these smaller questions on our board we can now answer.' 2. Read aloud 3 previously posted learner questions from earlier lessons (choose ones directly addressed today — e.g., 'Why does water keep moving up?'; 'What is the point of losing water from leaves?'; 'How do minerals get to the top of the plant?'). For each, ask: 'Can we answer this now? Who wants to give a one-sentence answer?' Cold-call 1 learner per question. Confirm or refine the answer and mark those questions as 'EXPLAINED ✓' on the board. 3. Distribute sticky notes. Say: 'Write ONE thing you can now explain that you could not explain in Lesson 1. Write it as a full sentence. Then write ONE new question this lesson has opened up for you.' Allow 3 minutes silent writing. 4. Learners post their sticky notes on the DQB. Run the gallery walk (3 minutes). 5. After the gallery walk, ask: 'What is still unexplained on our board about the maize plant and water?' Accept 3 responses. Highlight any that will be addressed in Lesson 8 (final lesson — synthesis and summative assessment preparation). Say: 'These open questions are NOT failures — they are the frontier of your learning. Real scientists in Kenya working on drought-resistant maize varieties at KARI [Kenya Agricultural and Livestock Research Organisation] ask questions just like these every day.'</w:t>
+            </w:r>
+          </w:p>
+        </w:tc>
+        <w:tc>
+          <w:tcPr>
+            <w:tcW w:type="dxa" w:w="3040"/>
+            <w:shd w:fill="FFFFFF" w:color="auto" w:val="clear"/>
+            <w:tcMar>
+              <w:top w:type="dxa" w:w="60"/>
+              <w:left w:type="dxa" w:w="120"/>
+              <w:bottom w:type="dxa" w:w="60"/>
+              <w:right w:type="dxa" w:w="120"/>
+            </w:tcMar>
+            <w:vAlign w:val="top"/>
+          </w:tcPr>
+          <w:p>
+            <w:pPr>
+              <w:spacing w:after="40" w:before="0"/>
+              <w:jc w:val="left"/>
+            </w:pPr>
+            <w:r>
+              <w:rPr>
+                <w:rFonts w:ascii="Arial" w:cs="Arial" w:eastAsia="Arial" w:hAnsi="Arial"/>
+                <w:b w:val="false"/>
+                <w:bCs w:val="false"/>
+                <w:i w:val="false"/>
+                <w:iCs w:val="false"/>
+                <w:color w:val="000000"/>
+                <w:sz w:val="18"/>
+                <w:szCs w:val="18"/>
+              </w:rPr>
+              <w:t xml:space="preserve">Driving Question Board Revision (tracking cumulative understanding): the DQB functions as a living, public record of the class's growing understanding. Marking questions as 'EXPLAINED ✓' gives learners a concrete, visible sense of intellectual progress and motivates engagement with remaining mysteries. The gallery walk activates peer-to-peer evaluation (SEP: Obtaining, Evaluating, and Communicating Information).</w:t>
+            </w:r>
+          </w:p>
+        </w:tc>
+        <w:tc>
+          <w:tcPr>
+            <w:tcW w:type="dxa" w:w="3040"/>
+            <w:shd w:fill="F2F2F2" w:color="auto" w:val="clear"/>
+            <w:tcMar>
+              <w:top w:type="dxa" w:w="60"/>
+              <w:left w:type="dxa" w:w="120"/>
+              <w:bottom w:type="dxa" w:w="60"/>
+              <w:right w:type="dxa" w:w="120"/>
+            </w:tcMar>
+            <w:vAlign w:val="top"/>
+          </w:tcPr>
+          <w:p>
+            <w:pPr>
+              <w:spacing w:after="40" w:before="0"/>
+              <w:jc w:val="left"/>
+            </w:pPr>
+            <w:r>
+              <w:rPr>
+                <w:rFonts w:ascii="Arial" w:cs="Arial" w:eastAsia="Arial" w:hAnsi="Arial"/>
+                <w:b w:val="false"/>
+                <w:bCs w:val="false"/>
+                <w:i w:val="false"/>
+                <w:iCs w:val="false"/>
+                <w:color w:val="000000"/>
+                <w:sz w:val="18"/>
+                <w:szCs w:val="18"/>
+              </w:rPr>
+              <w:t xml:space="preserve">Observable indicators: (i) every learner has posted at least one sticky note with a full explanatory sentence AND one new question; (ii) at least 3 previously posted DQB questions are formally marked 'EXPLAINED ✓' with a class-agreed answer. Teacher photographs the updated DQB for the ARES platform record and to inform Lesson 8 planning. If learners cannot articulate any answered question, this signals that Phase 3 explanation-building was insufficient — teacher notes this for differentiated support in Lesson 8.</w:t>
+            </w:r>
+          </w:p>
+        </w:tc>
+      </w:tr>
+      <w:tr>
+        <w:tc>
+          <w:tcPr>
+            <w:tcW w:type="dxa" w:w="1520"/>
+            <w:shd w:fill="D5E8F0" w:color="auto" w:val="clear"/>
+            <w:tcMar>
+              <w:top w:type="dxa" w:w="60"/>
+              <w:left w:type="dxa" w:w="120"/>
+              <w:bottom w:type="dxa" w:w="60"/>
+              <w:right w:type="dxa" w:w="120"/>
+            </w:tcMar>
+            <w:vAlign w:val="top"/>
+          </w:tcPr>
+          <w:p>
+            <w:pPr>
+              <w:spacing w:after="40" w:before="0"/>
+              <w:jc w:val="left"/>
+            </w:pPr>
+            <w:r>
+              <w:rPr>
+                <w:rFonts w:ascii="Arial" w:cs="Arial" w:eastAsia="Arial" w:hAnsi="Arial"/>
+                <w:b/>
+                <w:bCs/>
+                <w:i w:val="false"/>
+                <w:iCs w:val="false"/>
+                <w:color w:val="000000"/>
+                <w:sz w:val="18"/>
+                <w:szCs w:val="18"/>
+              </w:rPr>
+              <w:t xml:space="preserve">Model Building Phase</w:t>
+            </w:r>
+          </w:p>
+          <w:p>
+            <w:pPr>
+              <w:spacing w:after="20" w:before="0"/>
+            </w:pPr>
+            <w:r>
+              <w:rPr>
+                <w:rFonts w:ascii="Arial" w:cs="Arial" w:eastAsia="Arial" w:hAnsi="Arial"/>
+                <w:b/>
+                <w:bCs/>
+                <w:color w:val="1F3864"/>
+                <w:sz w:val="16"/>
+                <w:szCs w:val="16"/>
+              </w:rPr>
+              <w:t xml:space="preserve">📹 VIDEO:</w:t>
+            </w:r>
+          </w:p>
+          <w:p>
+            <w:pPr>
+              <w:spacing w:after="20" w:before="0"/>
+            </w:pPr>
+            <w:hyperlink w:history="1" r:id="rId1trhzb9as4jxtmmeqonh_">
               <w:r>
                 <w:rPr>
                   <w:rFonts w:ascii="Arial" w:cs="Arial" w:eastAsia="Arial" w:hAnsi="Arial"/>
@@ -22314,7 +22528,7 @@
                   <w:szCs w:val="16"/>
                   <w:u w:val="single" w:color="2E75B6"/>
                 </w:rPr>
-                <w:t xml:space="preserve">Importance of the Oceans (Flexbook)</w:t>
+                <w:t xml:space="preserve">12 Plant Transport Xylem And Phloem, Transpiration [3D Animation]</w:t>
               </w:r>
             </w:hyperlink>
           </w:p>
@@ -22330,7 +22544,7 @@
                 <w:sz w:val="14"/>
                 <w:szCs w:val="14"/>
               </w:rPr>
-              <w:t xml:space="preserve">Source: CK-12</w:t>
+              <w:t xml:space="preserve">Source: Seavuria</w:t>
             </w:r>
           </w:p>
           <w:p>
@@ -22338,235 +22552,7 @@
               <w:spacing w:after="10" w:before="0"/>
               <w:ind w:left="120"/>
             </w:pPr>
-            <w:hyperlink w:history="1" r:id="rId1qxcqa3iinuzim5bwwoer">
-              <w:r>
-                <w:rPr>
-                  <w:rFonts w:ascii="Arial" w:cs="Arial" w:eastAsia="Arial" w:hAnsi="Arial"/>
-                  <w:color w:val="595959"/>
-                  <w:sz w:val="14"/>
-                  <w:szCs w:val="14"/>
-                  <w:u w:val="single" w:color="595959"/>
-                </w:rPr>
-                <w:t xml:space="preserve">🔍 Search ARES for similar readings</w:t>
-              </w:r>
-            </w:hyperlink>
-          </w:p>
-        </w:tc>
-        <w:tc>
-          <w:tcPr>
-            <w:tcW w:type="dxa" w:w="3040"/>
-            <w:shd w:fill="FFFFFF" w:color="auto" w:val="clear"/>
-            <w:tcMar>
-              <w:top w:type="dxa" w:w="60"/>
-              <w:left w:type="dxa" w:w="120"/>
-              <w:bottom w:type="dxa" w:w="60"/>
-              <w:right w:type="dxa" w:w="120"/>
-            </w:tcMar>
-            <w:vAlign w:val="top"/>
-          </w:tcPr>
-          <w:p>
-            <w:pPr>
-              <w:spacing w:after="40" w:before="0"/>
-              <w:jc w:val="left"/>
-            </w:pPr>
-            <w:r>
-              <w:rPr>
-                <w:rFonts w:ascii="Arial" w:cs="Arial" w:eastAsia="Arial" w:hAnsi="Arial"/>
-                <w:b w:val="false"/>
-                <w:bCs w:val="false"/>
-                <w:i w:val="false"/>
-                <w:iCs w:val="false"/>
-                <w:color w:val="000000"/>
-                <w:sz w:val="18"/>
-                <w:szCs w:val="18"/>
-              </w:rPr>
-              <w:t xml:space="preserve">The class returns to the Driving Question Board displayed at the front of the room. Learners individually write one sticky note (or a strip of paper) answering a specific sub-question of the DQB that this lesson has addressed. They also add at least one NEW question that Lesson 7 has raised for them — especially about what happens when transpiration is disrupted (e.g., drought, deforestation, over-fertilisation). Groups then do a 'gallery walk' past the updated DQB for 3 minutes, reading peers' additions and placing a tick on any idea they agree with or a question mark on anything they want to discuss further.</w:t>
-            </w:r>
-          </w:p>
-        </w:tc>
-        <w:tc>
-          <w:tcPr>
-            <w:tcW w:type="dxa" w:w="3040"/>
-            <w:shd w:fill="F2F2F2" w:color="auto" w:val="clear"/>
-            <w:tcMar>
-              <w:top w:type="dxa" w:w="60"/>
-              <w:left w:type="dxa" w:w="120"/>
-              <w:bottom w:type="dxa" w:w="60"/>
-              <w:right w:type="dxa" w:w="120"/>
-            </w:tcMar>
-            <w:vAlign w:val="top"/>
-          </w:tcPr>
-          <w:p>
-            <w:pPr>
-              <w:spacing w:after="40" w:before="0"/>
-              <w:jc w:val="left"/>
-            </w:pPr>
-            <w:r>
-              <w:rPr>
-                <w:rFonts w:ascii="Arial" w:cs="Arial" w:eastAsia="Arial" w:hAnsi="Arial"/>
-                <w:b w:val="false"/>
-                <w:bCs w:val="false"/>
-                <w:i w:val="false"/>
-                <w:iCs w:val="false"/>
-                <w:color w:val="000000"/>
-                <w:sz w:val="18"/>
-                <w:szCs w:val="18"/>
-              </w:rPr>
-              <w:t xml:space="preserve">1. Uncover the DQB. Point to the driving question written at the top: 'How does a maize plant in a Kenyan farm move water and nutrients from the soil all the way to its topmost leaves — and what happens to that water in the end?' Say: 'At the start of this unit, this question was a mystery. Look at how many of these smaller questions on our board we can now answer.' 2. Read aloud 3 previously posted learner questions from earlier lessons (choose ones directly addressed today — e.g., 'Why does water keep moving up?'; 'What is the point of losing water from leaves?'; 'How do minerals get to the top of the plant?'). For each, ask: 'Can we answer this now? Who wants to give a one-sentence answer?' Cold-call 1 learner per question. Confirm or refine the answer and mark those questions as 'EXPLAINED ✓' on the board. 3. Distribute sticky notes. Say: 'Write ONE thing you can now explain that you could not explain in Lesson 1. Write it as a full sentence. Then write ONE new question this lesson has opened up for you.' Allow 3 minutes silent writing. 4. Learners post their sticky notes on the DQB. Run the gallery walk (3 minutes). 5. After the gallery walk, ask: 'What is still unexplained on our board about the maize plant and water?' Accept 3 responses. Highlight any that will be addressed in Lesson 8 (final lesson — synthesis and summative assessment preparation). Say: 'These open questions are NOT failures — they are the frontier of your learning. Real scientists in Kenya working on drought-resistant maize varieties at KARI [Kenya Agricultural and Livestock Research Organisation] ask questions just like these every day.'</w:t>
-            </w:r>
-          </w:p>
-        </w:tc>
-        <w:tc>
-          <w:tcPr>
-            <w:tcW w:type="dxa" w:w="3040"/>
-            <w:shd w:fill="FFFFFF" w:color="auto" w:val="clear"/>
-            <w:tcMar>
-              <w:top w:type="dxa" w:w="60"/>
-              <w:left w:type="dxa" w:w="120"/>
-              <w:bottom w:type="dxa" w:w="60"/>
-              <w:right w:type="dxa" w:w="120"/>
-            </w:tcMar>
-            <w:vAlign w:val="top"/>
-          </w:tcPr>
-          <w:p>
-            <w:pPr>
-              <w:spacing w:after="40" w:before="0"/>
-              <w:jc w:val="left"/>
-            </w:pPr>
-            <w:r>
-              <w:rPr>
-                <w:rFonts w:ascii="Arial" w:cs="Arial" w:eastAsia="Arial" w:hAnsi="Arial"/>
-                <w:b w:val="false"/>
-                <w:bCs w:val="false"/>
-                <w:i w:val="false"/>
-                <w:iCs w:val="false"/>
-                <w:color w:val="000000"/>
-                <w:sz w:val="18"/>
-                <w:szCs w:val="18"/>
-              </w:rPr>
-              <w:t xml:space="preserve">Driving Question Board Revision (tracking cumulative understanding): the DQB functions as a living, public record of the class's growing understanding. Marking questions as 'EXPLAINED ✓' gives learners a concrete, visible sense of intellectual progress and motivates engagement with remaining mysteries. The gallery walk activates peer-to-peer evaluation (SEP: Obtaining, Evaluating, and Communicating Information).</w:t>
-            </w:r>
-          </w:p>
-        </w:tc>
-        <w:tc>
-          <w:tcPr>
-            <w:tcW w:type="dxa" w:w="3040"/>
-            <w:shd w:fill="F2F2F2" w:color="auto" w:val="clear"/>
-            <w:tcMar>
-              <w:top w:type="dxa" w:w="60"/>
-              <w:left w:type="dxa" w:w="120"/>
-              <w:bottom w:type="dxa" w:w="60"/>
-              <w:right w:type="dxa" w:w="120"/>
-            </w:tcMar>
-            <w:vAlign w:val="top"/>
-          </w:tcPr>
-          <w:p>
-            <w:pPr>
-              <w:spacing w:after="40" w:before="0"/>
-              <w:jc w:val="left"/>
-            </w:pPr>
-            <w:r>
-              <w:rPr>
-                <w:rFonts w:ascii="Arial" w:cs="Arial" w:eastAsia="Arial" w:hAnsi="Arial"/>
-                <w:b w:val="false"/>
-                <w:bCs w:val="false"/>
-                <w:i w:val="false"/>
-                <w:iCs w:val="false"/>
-                <w:color w:val="000000"/>
-                <w:sz w:val="18"/>
-                <w:szCs w:val="18"/>
-              </w:rPr>
-              <w:t xml:space="preserve">Observable indicators: (i) every learner has posted at least one sticky note with a full explanatory sentence AND one new question; (ii) at least 3 previously posted DQB questions are formally marked 'EXPLAINED ✓' with a class-agreed answer. Teacher photographs the updated DQB for the ARES platform record and to inform Lesson 8 planning. If learners cannot articulate any answered question, this signals that Phase 3 explanation-building was insufficient — teacher notes this for differentiated support in Lesson 8.</w:t>
-            </w:r>
-          </w:p>
-        </w:tc>
-      </w:tr>
-      <w:tr>
-        <w:tc>
-          <w:tcPr>
-            <w:tcW w:type="dxa" w:w="1520"/>
-            <w:shd w:fill="D5E8F0" w:color="auto" w:val="clear"/>
-            <w:tcMar>
-              <w:top w:type="dxa" w:w="60"/>
-              <w:left w:type="dxa" w:w="120"/>
-              <w:bottom w:type="dxa" w:w="60"/>
-              <w:right w:type="dxa" w:w="120"/>
-            </w:tcMar>
-            <w:vAlign w:val="top"/>
-          </w:tcPr>
-          <w:p>
-            <w:pPr>
-              <w:spacing w:after="40" w:before="0"/>
-              <w:jc w:val="left"/>
-            </w:pPr>
-            <w:r>
-              <w:rPr>
-                <w:rFonts w:ascii="Arial" w:cs="Arial" w:eastAsia="Arial" w:hAnsi="Arial"/>
-                <w:b/>
-                <w:bCs/>
-                <w:i w:val="false"/>
-                <w:iCs w:val="false"/>
-                <w:color w:val="000000"/>
-                <w:sz w:val="18"/>
-                <w:szCs w:val="18"/>
-              </w:rPr>
-              <w:t xml:space="preserve">Model Building Phase</w:t>
-            </w:r>
-          </w:p>
-          <w:p>
-            <w:pPr>
-              <w:spacing w:after="20" w:before="0"/>
-            </w:pPr>
-            <w:r>
-              <w:rPr>
-                <w:rFonts w:ascii="Arial" w:cs="Arial" w:eastAsia="Arial" w:hAnsi="Arial"/>
-                <w:b/>
-                <w:bCs/>
-                <w:color w:val="1F3864"/>
-                <w:sz w:val="16"/>
-                <w:szCs w:val="16"/>
-              </w:rPr>
-              <w:t xml:space="preserve">📹 VIDEO:</w:t>
-            </w:r>
-          </w:p>
-          <w:p>
-            <w:pPr>
-              <w:spacing w:after="20" w:before="0"/>
-            </w:pPr>
-            <w:hyperlink w:history="1" r:id="rIdrdwppmwzmscs9wpp786vo">
-              <w:r>
-                <w:rPr>
-                  <w:rFonts w:ascii="Arial" w:cs="Arial" w:eastAsia="Arial" w:hAnsi="Arial"/>
-                  <w:color w:val="2E75B6"/>
-                  <w:sz w:val="16"/>
-                  <w:szCs w:val="16"/>
-                  <w:u w:val="single" w:color="2E75B6"/>
-                </w:rPr>
-                <w:t xml:space="preserve">Hydrogen bonding in water</w:t>
-              </w:r>
-            </w:hyperlink>
-          </w:p>
-          <w:p>
-            <w:pPr>
-              <w:spacing w:after="10" w:before="0"/>
-              <w:ind w:left="120"/>
-            </w:pPr>
-            <w:r>
-              <w:rPr>
-                <w:rFonts w:ascii="Arial" w:cs="Arial" w:eastAsia="Arial" w:hAnsi="Arial"/>
-                <w:color w:val="595959"/>
-                <w:sz w:val="14"/>
-                <w:szCs w:val="14"/>
-              </w:rPr>
-              <w:t xml:space="preserve">Source: Khan Academy (English - US curriculum)</w:t>
-            </w:r>
-          </w:p>
-          <w:p>
-            <w:pPr>
-              <w:spacing w:after="10" w:before="0"/>
-              <w:ind w:left="120"/>
-            </w:pPr>
-            <w:hyperlink w:history="1" r:id="rIdldhvmsxvnh4u3jbatfiz3">
+            <w:hyperlink w:history="1" r:id="rIdqrkhfcfqqr87vgmirn_l-">
               <w:r>
                 <w:rPr>
                   <w:rFonts w:ascii="Arial" w:cs="Arial" w:eastAsia="Arial" w:hAnsi="Arial"/>
@@ -22604,47 +22590,31 @@
                 <w:sz w:val="16"/>
                 <w:szCs w:val="16"/>
               </w:rPr>
-              <w:t xml:space="preserve">📖 HTML:</w:t>
+              <w:t xml:space="preserve">📖 READING:</w:t>
             </w:r>
           </w:p>
           <w:p>
             <w:pPr>
               <w:spacing w:after="20" w:before="0"/>
             </w:pPr>
-            <w:hyperlink w:history="1" r:id="rIdjjjtlmrlh8dkohnmaz-wy">
-              <w:r>
-                <w:rPr>
-                  <w:rFonts w:ascii="Arial" w:cs="Arial" w:eastAsia="Arial" w:hAnsi="Arial"/>
-                  <w:color w:val="2E75B6"/>
-                  <w:sz w:val="16"/>
-                  <w:szCs w:val="16"/>
-                  <w:u w:val="single" w:color="2E75B6"/>
-                </w:rPr>
-                <w:t xml:space="preserve">Importance of the Oceans (Flexbook)</w:t>
-              </w:r>
-            </w:hyperlink>
+            <w:r>
+              <w:rPr>
+                <w:rFonts w:ascii="Arial" w:cs="Arial" w:eastAsia="Arial" w:hAnsi="Arial"/>
+                <w:i/>
+                <w:iCs/>
+                <w:color w:val="595959"/>
+                <w:sz w:val="16"/>
+                <w:szCs w:val="16"/>
+              </w:rPr>
+              <w:t xml:space="preserve">No closely matching reading in the ARES library for this activity.</w:t>
+            </w:r>
           </w:p>
           <w:p>
             <w:pPr>
               <w:spacing w:after="10" w:before="0"/>
               <w:ind w:left="120"/>
             </w:pPr>
-            <w:r>
-              <w:rPr>
-                <w:rFonts w:ascii="Arial" w:cs="Arial" w:eastAsia="Arial" w:hAnsi="Arial"/>
-                <w:color w:val="595959"/>
-                <w:sz w:val="14"/>
-                <w:szCs w:val="14"/>
-              </w:rPr>
-              <w:t xml:space="preserve">Source: CK-12</w:t>
-            </w:r>
-          </w:p>
-          <w:p>
-            <w:pPr>
-              <w:spacing w:after="10" w:before="0"/>
-              <w:ind w:left="120"/>
-            </w:pPr>
-            <w:hyperlink w:history="1" r:id="rIdjl-kw_mhk0w4oy7royfob">
+            <w:hyperlink w:history="1" r:id="rIdcib96gbzozwailckprjy8">
               <w:r>
                 <w:rPr>
                   <w:rFonts w:ascii="Arial" w:cs="Arial" w:eastAsia="Arial" w:hAnsi="Arial"/>
@@ -22653,9 +22623,24 @@
                   <w:szCs w:val="14"/>
                   <w:u w:val="single" w:color="595959"/>
                 </w:rPr>
-                <w:t xml:space="preserve">🔍 Search ARES for similar readings</w:t>
+                <w:t xml:space="preserve">🔍 Search ARES for readings</w:t>
               </w:r>
             </w:hyperlink>
+          </w:p>
+          <w:p>
+            <w:pPr>
+              <w:spacing w:after="10" w:before="0"/>
+              <w:ind w:left="120"/>
+            </w:pPr>
+            <w:r>
+              <w:rPr>
+                <w:rFonts w:ascii="Arial" w:cs="Arial" w:eastAsia="Arial" w:hAnsi="Arial"/>
+                <w:color w:val="595959"/>
+                <w:sz w:val="14"/>
+                <w:szCs w:val="14"/>
+              </w:rPr>
+              <w:t xml:space="preserve">Search terms: transport plants transpiration importance</w:t>
+            </w:r>
           </w:p>
         </w:tc>
         <w:tc>
@@ -24226,7 +24211,7 @@
             <w:pPr>
               <w:spacing w:after="20" w:before="0"/>
             </w:pPr>
-            <w:hyperlink w:history="1" r:id="rIdhmuanxe9twagjwzy6hmt3">
+            <w:hyperlink w:history="1" r:id="rIdlb4mivfyvwhjjhdb53hmp">
               <w:r>
                 <w:rPr>
                   <w:rFonts w:ascii="Arial" w:cs="Arial" w:eastAsia="Arial" w:hAnsi="Arial"/>
@@ -24235,7 +24220,7 @@
                   <w:szCs w:val="16"/>
                   <w:u w:val="single" w:color="2E75B6"/>
                 </w:rPr>
-                <w:t xml:space="preserve">Osmosis</w:t>
+                <w:t xml:space="preserve">12 Plant Transport Xylem And Phloem, Transpiration [3D Animation]</w:t>
               </w:r>
             </w:hyperlink>
           </w:p>
@@ -24251,7 +24236,7 @@
                 <w:sz w:val="14"/>
                 <w:szCs w:val="14"/>
               </w:rPr>
-              <w:t xml:space="preserve">Source: Khan Academy (English - US curriculum)</w:t>
+              <w:t xml:space="preserve">Source: Seavuria</w:t>
             </w:r>
           </w:p>
           <w:p>
@@ -24259,7 +24244,7 @@
               <w:spacing w:after="10" w:before="0"/>
               <w:ind w:left="120"/>
             </w:pPr>
-            <w:hyperlink w:history="1" r:id="rIdivcrdf1rnsuwfrpjfewig">
+            <w:hyperlink w:history="1" r:id="rIdpay04gzuxmuscau-cjpsd">
               <w:r>
                 <w:rPr>
                   <w:rFonts w:ascii="Arial" w:cs="Arial" w:eastAsia="Arial" w:hAnsi="Arial"/>
@@ -24297,14 +24282,14 @@
                 <w:sz w:val="16"/>
                 <w:szCs w:val="16"/>
               </w:rPr>
-              <w:t xml:space="preserve">📖 HTML:</w:t>
+              <w:t xml:space="preserve">📖 EXERCISE:</w:t>
             </w:r>
           </w:p>
           <w:p>
             <w:pPr>
               <w:spacing w:after="20" w:before="0"/>
             </w:pPr>
-            <w:hyperlink w:history="1" r:id="rIdlhfo8lruq_euinqim6cz6">
+            <w:hyperlink w:history="1" r:id="rIdqkrhd3pz6pwwmiuk598ng">
               <w:r>
                 <w:rPr>
                   <w:rFonts w:ascii="Arial" w:cs="Arial" w:eastAsia="Arial" w:hAnsi="Arial"/>
@@ -24313,7 +24298,7 @@
                   <w:szCs w:val="16"/>
                   <w:u w:val="single" w:color="2E75B6"/>
                 </w:rPr>
-                <w:t xml:space="preserve">Osmosis (PLIX)</w:t>
+                <w:t xml:space="preserve">Cohesion, adhesion, and surface tension</w:t>
               </w:r>
             </w:hyperlink>
           </w:p>
@@ -24329,7 +24314,7 @@
                 <w:sz w:val="14"/>
                 <w:szCs w:val="14"/>
               </w:rPr>
-              <w:t xml:space="preserve">Source: CK-12</w:t>
+              <w:t xml:space="preserve">Source: Khan Academy (English - US curriculum)</w:t>
             </w:r>
           </w:p>
           <w:p>
@@ -24337,7 +24322,7 @@
               <w:spacing w:after="10" w:before="0"/>
               <w:ind w:left="120"/>
             </w:pPr>
-            <w:hyperlink w:history="1" r:id="rId3m7899kyik08ne227zeex">
+            <w:hyperlink w:history="1" r:id="rIdlcftgfqya7qljuybqocce">
               <w:r>
                 <w:rPr>
                   <w:rFonts w:ascii="Arial" w:cs="Arial" w:eastAsia="Arial" w:hAnsi="Arial"/>
@@ -24532,7 +24517,7 @@
             <w:pPr>
               <w:spacing w:after="20" w:before="0"/>
             </w:pPr>
-            <w:hyperlink w:history="1" r:id="rIdpq49g_h3gsc2r4fmjwsh0">
+            <w:hyperlink w:history="1" r:id="rIdccdfzlacswosvmtzg5ux6">
               <w:r>
                 <w:rPr>
                   <w:rFonts w:ascii="Arial" w:cs="Arial" w:eastAsia="Arial" w:hAnsi="Arial"/>
@@ -24541,7 +24526,7 @@
                   <w:szCs w:val="16"/>
                   <w:u w:val="single" w:color="2E75B6"/>
                 </w:rPr>
-                <w:t xml:space="preserve">Osmosis</w:t>
+                <w:t xml:space="preserve">12 Plant Transport Xylem And Phloem, Transpiration [3D Animation]</w:t>
               </w:r>
             </w:hyperlink>
           </w:p>
@@ -24557,7 +24542,7 @@
                 <w:sz w:val="14"/>
                 <w:szCs w:val="14"/>
               </w:rPr>
-              <w:t xml:space="preserve">Source: Khan Academy (English - US curriculum)</w:t>
+              <w:t xml:space="preserve">Source: Seavuria</w:t>
             </w:r>
           </w:p>
           <w:p>
@@ -24565,7 +24550,7 @@
               <w:spacing w:after="10" w:before="0"/>
               <w:ind w:left="120"/>
             </w:pPr>
-            <w:hyperlink w:history="1" r:id="rIdf6w6b8dozrn7ijpcbspag">
+            <w:hyperlink w:history="1" r:id="rIdlccraajhnd5yus42uge2k">
               <w:r>
                 <w:rPr>
                   <w:rFonts w:ascii="Arial" w:cs="Arial" w:eastAsia="Arial" w:hAnsi="Arial"/>
@@ -24603,14 +24588,14 @@
                 <w:sz w:val="16"/>
                 <w:szCs w:val="16"/>
               </w:rPr>
-              <w:t xml:space="preserve">📖 HTML:</w:t>
+              <w:t xml:space="preserve">📖 EXERCISE:</w:t>
             </w:r>
           </w:p>
           <w:p>
             <w:pPr>
               <w:spacing w:after="20" w:before="0"/>
             </w:pPr>
-            <w:hyperlink w:history="1" r:id="rId219l7idbmp2fg5c99w2mv">
+            <w:hyperlink w:history="1" r:id="rIdxkjul6basfs9_hkdue-od">
               <w:r>
                 <w:rPr>
                   <w:rFonts w:ascii="Arial" w:cs="Arial" w:eastAsia="Arial" w:hAnsi="Arial"/>
@@ -24619,7 +24604,7 @@
                   <w:szCs w:val="16"/>
                   <w:u w:val="single" w:color="2E75B6"/>
                 </w:rPr>
-                <w:t xml:space="preserve">Osmosis (PLIX)</w:t>
+                <w:t xml:space="preserve">Cohesion, adhesion, and surface tension</w:t>
               </w:r>
             </w:hyperlink>
           </w:p>
@@ -24635,7 +24620,7 @@
                 <w:sz w:val="14"/>
                 <w:szCs w:val="14"/>
               </w:rPr>
-              <w:t xml:space="preserve">Source: CK-12</w:t>
+              <w:t xml:space="preserve">Source: Khan Academy (English - US curriculum)</w:t>
             </w:r>
           </w:p>
           <w:p>
@@ -24643,7 +24628,7 @@
               <w:spacing w:after="10" w:before="0"/>
               <w:ind w:left="120"/>
             </w:pPr>
-            <w:hyperlink w:history="1" r:id="rIdxa0itu81ztfh0-r17vtfd">
+            <w:hyperlink w:history="1" r:id="rId_unsogqf7ejshpjw8gpj1">
               <w:r>
                 <w:rPr>
                   <w:rFonts w:ascii="Arial" w:cs="Arial" w:eastAsia="Arial" w:hAnsi="Arial"/>
@@ -24838,7 +24823,7 @@
             <w:pPr>
               <w:spacing w:after="20" w:before="0"/>
             </w:pPr>
-            <w:hyperlink w:history="1" r:id="rIdl4y6fyyeohy37_5hkxock">
+            <w:hyperlink w:history="1" r:id="rIdaok2vu-dyjgxeterd5hew">
               <w:r>
                 <w:rPr>
                   <w:rFonts w:ascii="Arial" w:cs="Arial" w:eastAsia="Arial" w:hAnsi="Arial"/>
@@ -24847,7 +24832,7 @@
                   <w:szCs w:val="16"/>
                   <w:u w:val="single" w:color="2E75B6"/>
                 </w:rPr>
-                <w:t xml:space="preserve">Osmosis</w:t>
+                <w:t xml:space="preserve">12 Plant Transport Xylem And Phloem, Transpiration [3D Animation]</w:t>
               </w:r>
             </w:hyperlink>
           </w:p>
@@ -24863,7 +24848,7 @@
                 <w:sz w:val="14"/>
                 <w:szCs w:val="14"/>
               </w:rPr>
-              <w:t xml:space="preserve">Source: Khan Academy (English - US curriculum)</w:t>
+              <w:t xml:space="preserve">Source: Seavuria</w:t>
             </w:r>
           </w:p>
           <w:p>
@@ -24871,7 +24856,7 @@
               <w:spacing w:after="10" w:before="0"/>
               <w:ind w:left="120"/>
             </w:pPr>
-            <w:hyperlink w:history="1" r:id="rIdfgrvcevfeonc2clqtf8v_">
+            <w:hyperlink w:history="1" r:id="rIdakpwsygb2zdtliecbnvkm">
               <w:r>
                 <w:rPr>
                   <w:rFonts w:ascii="Arial" w:cs="Arial" w:eastAsia="Arial" w:hAnsi="Arial"/>
@@ -24909,14 +24894,14 @@
                 <w:sz w:val="16"/>
                 <w:szCs w:val="16"/>
               </w:rPr>
-              <w:t xml:space="preserve">📖 HTML:</w:t>
+              <w:t xml:space="preserve">📖 EXERCISE:</w:t>
             </w:r>
           </w:p>
           <w:p>
             <w:pPr>
               <w:spacing w:after="20" w:before="0"/>
             </w:pPr>
-            <w:hyperlink w:history="1" r:id="rIdohb5kpatdr-v0q6embsss">
+            <w:hyperlink w:history="1" r:id="rIdtj08oi0t4u_rktktlma2r">
               <w:r>
                 <w:rPr>
                   <w:rFonts w:ascii="Arial" w:cs="Arial" w:eastAsia="Arial" w:hAnsi="Arial"/>
@@ -24925,7 +24910,7 @@
                   <w:szCs w:val="16"/>
                   <w:u w:val="single" w:color="2E75B6"/>
                 </w:rPr>
-                <w:t xml:space="preserve">Osmosis (PLIX)</w:t>
+                <w:t xml:space="preserve">Cohesion, adhesion, and surface tension</w:t>
               </w:r>
             </w:hyperlink>
           </w:p>
@@ -24941,7 +24926,7 @@
                 <w:sz w:val="14"/>
                 <w:szCs w:val="14"/>
               </w:rPr>
-              <w:t xml:space="preserve">Source: CK-12</w:t>
+              <w:t xml:space="preserve">Source: Khan Academy (English - US curriculum)</w:t>
             </w:r>
           </w:p>
           <w:p>
@@ -24949,7 +24934,7 @@
               <w:spacing w:after="10" w:before="0"/>
               <w:ind w:left="120"/>
             </w:pPr>
-            <w:hyperlink w:history="1" r:id="rIddn-g_ygoiy5upu4tnefrj">
+            <w:hyperlink w:history="1" r:id="rId665gvbcxydoyb_oe7lb27">
               <w:r>
                 <w:rPr>
                   <w:rFonts w:ascii="Arial" w:cs="Arial" w:eastAsia="Arial" w:hAnsi="Arial"/>
@@ -25144,7 +25129,7 @@
             <w:pPr>
               <w:spacing w:after="20" w:before="0"/>
             </w:pPr>
-            <w:hyperlink w:history="1" r:id="rIdqc_obsyvr54bxapxvzez4">
+            <w:hyperlink w:history="1" r:id="rIdefjl-o9scgkpcilc4swbu">
               <w:r>
                 <w:rPr>
                   <w:rFonts w:ascii="Arial" w:cs="Arial" w:eastAsia="Arial" w:hAnsi="Arial"/>
@@ -25153,7 +25138,7 @@
                   <w:szCs w:val="16"/>
                   <w:u w:val="single" w:color="2E75B6"/>
                 </w:rPr>
-                <w:t xml:space="preserve">Osmosis</w:t>
+                <w:t xml:space="preserve">12 Plant Transport Xylem And Phloem, Transpiration [3D Animation]</w:t>
               </w:r>
             </w:hyperlink>
           </w:p>
@@ -25169,7 +25154,7 @@
                 <w:sz w:val="14"/>
                 <w:szCs w:val="14"/>
               </w:rPr>
-              <w:t xml:space="preserve">Source: Khan Academy (English - US curriculum)</w:t>
+              <w:t xml:space="preserve">Source: Seavuria</w:t>
             </w:r>
           </w:p>
           <w:p>
@@ -25177,7 +25162,7 @@
               <w:spacing w:after="10" w:before="0"/>
               <w:ind w:left="120"/>
             </w:pPr>
-            <w:hyperlink w:history="1" r:id="rId1w1dtybcdqlygdskehxta">
+            <w:hyperlink w:history="1" r:id="rIdtmhwv9tgnpxmyqcospukg">
               <w:r>
                 <w:rPr>
                   <w:rFonts w:ascii="Arial" w:cs="Arial" w:eastAsia="Arial" w:hAnsi="Arial"/>
@@ -25215,14 +25200,14 @@
                 <w:sz w:val="16"/>
                 <w:szCs w:val="16"/>
               </w:rPr>
-              <w:t xml:space="preserve">📖 HTML:</w:t>
+              <w:t xml:space="preserve">📖 EXERCISE:</w:t>
             </w:r>
           </w:p>
           <w:p>
             <w:pPr>
               <w:spacing w:after="20" w:before="0"/>
             </w:pPr>
-            <w:hyperlink w:history="1" r:id="rIdamfen4kttgeciwufsbqyw">
+            <w:hyperlink w:history="1" r:id="rIdjevl1lkyvlwfxcf18puo4">
               <w:r>
                 <w:rPr>
                   <w:rFonts w:ascii="Arial" w:cs="Arial" w:eastAsia="Arial" w:hAnsi="Arial"/>
@@ -25231,7 +25216,7 @@
                   <w:szCs w:val="16"/>
                   <w:u w:val="single" w:color="2E75B6"/>
                 </w:rPr>
-                <w:t xml:space="preserve">Osmosis (PLIX)</w:t>
+                <w:t xml:space="preserve">Cohesion, adhesion, and surface tension</w:t>
               </w:r>
             </w:hyperlink>
           </w:p>
@@ -25247,7 +25232,7 @@
                 <w:sz w:val="14"/>
                 <w:szCs w:val="14"/>
               </w:rPr>
-              <w:t xml:space="preserve">Source: CK-12</w:t>
+              <w:t xml:space="preserve">Source: Khan Academy (English - US curriculum)</w:t>
             </w:r>
           </w:p>
           <w:p>
@@ -25255,7 +25240,7 @@
               <w:spacing w:after="10" w:before="0"/>
               <w:ind w:left="120"/>
             </w:pPr>
-            <w:hyperlink w:history="1" r:id="rId6g7bjgjtxye2i0bdu-fgq">
+            <w:hyperlink w:history="1" r:id="rIdziqjfvuplqnpw1krtwal7">
               <w:r>
                 <w:rPr>
                   <w:rFonts w:ascii="Arial" w:cs="Arial" w:eastAsia="Arial" w:hAnsi="Arial"/>
@@ -25450,7 +25435,7 @@
             <w:pPr>
               <w:spacing w:after="20" w:before="0"/>
             </w:pPr>
-            <w:hyperlink w:history="1" r:id="rIdvk92fj62ohkmrp40vxg__">
+            <w:hyperlink w:history="1" r:id="rIdl-dwlgpery10us0qabjzh">
               <w:r>
                 <w:rPr>
                   <w:rFonts w:ascii="Arial" w:cs="Arial" w:eastAsia="Arial" w:hAnsi="Arial"/>
@@ -25459,7 +25444,7 @@
                   <w:szCs w:val="16"/>
                   <w:u w:val="single" w:color="2E75B6"/>
                 </w:rPr>
-                <w:t xml:space="preserve">Osmosis</w:t>
+                <w:t xml:space="preserve">12 Plant Transport Xylem And Phloem, Transpiration [3D Animation]</w:t>
               </w:r>
             </w:hyperlink>
           </w:p>
@@ -25475,7 +25460,7 @@
                 <w:sz w:val="14"/>
                 <w:szCs w:val="14"/>
               </w:rPr>
-              <w:t xml:space="preserve">Source: Khan Academy (English - US curriculum)</w:t>
+              <w:t xml:space="preserve">Source: Seavuria</w:t>
             </w:r>
           </w:p>
           <w:p>
@@ -25483,7 +25468,7 @@
               <w:spacing w:after="10" w:before="0"/>
               <w:ind w:left="120"/>
             </w:pPr>
-            <w:hyperlink w:history="1" r:id="rIdw7grjg2xmjxq9jzunsone">
+            <w:hyperlink w:history="1" r:id="rIdrx4fgvyvbfvh13e_wsgmi">
               <w:r>
                 <w:rPr>
                   <w:rFonts w:ascii="Arial" w:cs="Arial" w:eastAsia="Arial" w:hAnsi="Arial"/>
@@ -25521,14 +25506,14 @@
                 <w:sz w:val="16"/>
                 <w:szCs w:val="16"/>
               </w:rPr>
-              <w:t xml:space="preserve">📖 HTML:</w:t>
+              <w:t xml:space="preserve">📖 EXERCISE:</w:t>
             </w:r>
           </w:p>
           <w:p>
             <w:pPr>
               <w:spacing w:after="20" w:before="0"/>
             </w:pPr>
-            <w:hyperlink w:history="1" r:id="rIda2e9qvorwandk6wuahcyc">
+            <w:hyperlink w:history="1" r:id="rIds1hlmtovanvyvkweaqhuy">
               <w:r>
                 <w:rPr>
                   <w:rFonts w:ascii="Arial" w:cs="Arial" w:eastAsia="Arial" w:hAnsi="Arial"/>
@@ -25537,7 +25522,7 @@
                   <w:szCs w:val="16"/>
                   <w:u w:val="single" w:color="2E75B6"/>
                 </w:rPr>
-                <w:t xml:space="preserve">Osmosis (PLIX)</w:t>
+                <w:t xml:space="preserve">Cohesion, adhesion, and surface tension</w:t>
               </w:r>
             </w:hyperlink>
           </w:p>
@@ -25553,7 +25538,7 @@
                 <w:sz w:val="14"/>
                 <w:szCs w:val="14"/>
               </w:rPr>
-              <w:t xml:space="preserve">Source: CK-12</w:t>
+              <w:t xml:space="preserve">Source: Khan Academy (English - US curriculum)</w:t>
             </w:r>
           </w:p>
           <w:p>
@@ -25561,7 +25546,7 @@
               <w:spacing w:after="10" w:before="0"/>
               <w:ind w:left="120"/>
             </w:pPr>
-            <w:hyperlink w:history="1" r:id="rId0pdth56uzsiqcgy-youmu">
+            <w:hyperlink w:history="1" r:id="rIdfyo2mw2m-bceadlobkuxz">
               <w:r>
                 <w:rPr>
                   <w:rFonts w:ascii="Arial" w:cs="Arial" w:eastAsia="Arial" w:hAnsi="Arial"/>

--- a/data/outputs/v2/General_Science/SS1.4_Transport_in_Plants/General_Science_Transport_in_Plants_CBE_LessonSequence.docx
+++ b/data/outputs/v2/General_Science/SS1.4_Transport_in_Plants/General_Science_Transport_in_Plants_CBE_LessonSequence.docx
@@ -2967,7 +2967,7 @@
             <w:pPr>
               <w:spacing w:after="20" w:before="0"/>
             </w:pPr>
-            <w:hyperlink w:history="1" r:id="rIdlexiyic6vg3ae10u59txk">
+            <w:hyperlink w:history="1" r:id="rIdz6w4wbowh6fm33yzppv2l">
               <w:r>
                 <w:rPr>
                   <w:rFonts w:ascii="Arial" w:cs="Arial" w:eastAsia="Arial" w:hAnsi="Arial"/>
@@ -3000,7 +3000,7 @@
               <w:spacing w:after="10" w:before="0"/>
               <w:ind w:left="120"/>
             </w:pPr>
-            <w:hyperlink w:history="1" r:id="rId1-sjx0zw3mynnbgwcef0m">
+            <w:hyperlink w:history="1" r:id="rId0bh1d_hhbdcxt8-7v-dgd">
               <w:r>
                 <w:rPr>
                   <w:rFonts w:ascii="Arial" w:cs="Arial" w:eastAsia="Arial" w:hAnsi="Arial"/>
@@ -3062,7 +3062,7 @@
               <w:spacing w:after="10" w:before="0"/>
               <w:ind w:left="120"/>
             </w:pPr>
-            <w:hyperlink w:history="1" r:id="rIdjrckyqtfyzbeygybp5yt1">
+            <w:hyperlink w:history="1" r:id="rIdvzcxbhkodm6ojpt60zk75">
               <w:r>
                 <w:rPr>
                   <w:rFonts w:ascii="Arial" w:cs="Arial" w:eastAsia="Arial" w:hAnsi="Arial"/>
@@ -3367,7 +3367,7 @@
             <w:pPr>
               <w:spacing w:after="20" w:before="0"/>
             </w:pPr>
-            <w:hyperlink w:history="1" r:id="rIdz6wwbxzaxuafhvutmu5tp">
+            <w:hyperlink w:history="1" r:id="rIdxekgp31uac-auugev9ne9">
               <w:r>
                 <w:rPr>
                   <w:rFonts w:ascii="Arial" w:cs="Arial" w:eastAsia="Arial" w:hAnsi="Arial"/>
@@ -3400,7 +3400,7 @@
               <w:spacing w:after="10" w:before="0"/>
               <w:ind w:left="120"/>
             </w:pPr>
-            <w:hyperlink w:history="1" r:id="rId72oqicztf3yp3sfeczeff">
+            <w:hyperlink w:history="1" r:id="rId5gq6gbkvhvpulllvzptt7">
               <w:r>
                 <w:rPr>
                   <w:rFonts w:ascii="Arial" w:cs="Arial" w:eastAsia="Arial" w:hAnsi="Arial"/>
@@ -3462,7 +3462,7 @@
               <w:spacing w:after="10" w:before="0"/>
               <w:ind w:left="120"/>
             </w:pPr>
-            <w:hyperlink w:history="1" r:id="rId-gxy6s9pltumkl8frab_u">
+            <w:hyperlink w:history="1" r:id="rIdt4dhxvr_rq7lwrxepgrhs">
               <w:r>
                 <w:rPr>
                   <w:rFonts w:ascii="Arial" w:cs="Arial" w:eastAsia="Arial" w:hAnsi="Arial"/>
@@ -3767,7 +3767,7 @@
             <w:pPr>
               <w:spacing w:after="20" w:before="0"/>
             </w:pPr>
-            <w:hyperlink w:history="1" r:id="rIdd-eb_eke2rf50siak7pis">
+            <w:hyperlink w:history="1" r:id="rIdssuecdtnu5_jzubybnn0j">
               <w:r>
                 <w:rPr>
                   <w:rFonts w:ascii="Arial" w:cs="Arial" w:eastAsia="Arial" w:hAnsi="Arial"/>
@@ -3800,7 +3800,7 @@
               <w:spacing w:after="10" w:before="0"/>
               <w:ind w:left="120"/>
             </w:pPr>
-            <w:hyperlink w:history="1" r:id="rIdxca1xfnznuev1-yfydr1x">
+            <w:hyperlink w:history="1" r:id="rIdfaf1dyaytdvkw-mke3ibq">
               <w:r>
                 <w:rPr>
                   <w:rFonts w:ascii="Arial" w:cs="Arial" w:eastAsia="Arial" w:hAnsi="Arial"/>
@@ -3862,7 +3862,7 @@
               <w:spacing w:after="10" w:before="0"/>
               <w:ind w:left="120"/>
             </w:pPr>
-            <w:hyperlink w:history="1" r:id="rIds8cnfdx9e3iptbopq4yq5">
+            <w:hyperlink w:history="1" r:id="rIdubrwcb1s06wamd72nxmmd">
               <w:r>
                 <w:rPr>
                   <w:rFonts w:ascii="Arial" w:cs="Arial" w:eastAsia="Arial" w:hAnsi="Arial"/>
@@ -4167,7 +4167,7 @@
             <w:pPr>
               <w:spacing w:after="20" w:before="0"/>
             </w:pPr>
-            <w:hyperlink w:history="1" r:id="rId3xcbpo5nknkomz8vjy2o7">
+            <w:hyperlink w:history="1" r:id="rIdeqbz7xdnhwsmp3qmtabae">
               <w:r>
                 <w:rPr>
                   <w:rFonts w:ascii="Arial" w:cs="Arial" w:eastAsia="Arial" w:hAnsi="Arial"/>
@@ -4200,7 +4200,7 @@
               <w:spacing w:after="10" w:before="0"/>
               <w:ind w:left="120"/>
             </w:pPr>
-            <w:hyperlink w:history="1" r:id="rId-epav4od6w1eu4st54wqt">
+            <w:hyperlink w:history="1" r:id="rIdh3vvfwwll7fxbvbaue1rt">
               <w:r>
                 <w:rPr>
                   <w:rFonts w:ascii="Arial" w:cs="Arial" w:eastAsia="Arial" w:hAnsi="Arial"/>
@@ -4262,7 +4262,7 @@
               <w:spacing w:after="10" w:before="0"/>
               <w:ind w:left="120"/>
             </w:pPr>
-            <w:hyperlink w:history="1" r:id="rIdlgxmx6c31y6qw4tilkvxf">
+            <w:hyperlink w:history="1" r:id="rIdwfi0yct3_a41b6bxe9nru">
               <w:r>
                 <w:rPr>
                   <w:rFonts w:ascii="Arial" w:cs="Arial" w:eastAsia="Arial" w:hAnsi="Arial"/>
@@ -4567,7 +4567,7 @@
             <w:pPr>
               <w:spacing w:after="20" w:before="0"/>
             </w:pPr>
-            <w:hyperlink w:history="1" r:id="rIdvpr9_v9g_aphby7icrvoi">
+            <w:hyperlink w:history="1" r:id="rId-wuf9kz4gjfkyaabkazoc">
               <w:r>
                 <w:rPr>
                   <w:rFonts w:ascii="Arial" w:cs="Arial" w:eastAsia="Arial" w:hAnsi="Arial"/>
@@ -4600,7 +4600,7 @@
               <w:spacing w:after="10" w:before="0"/>
               <w:ind w:left="120"/>
             </w:pPr>
-            <w:hyperlink w:history="1" r:id="rIdhzil31-tbxwiwshntmffv">
+            <w:hyperlink w:history="1" r:id="rIdshuctyc66z6etadcv8ls_">
               <w:r>
                 <w:rPr>
                   <w:rFonts w:ascii="Arial" w:cs="Arial" w:eastAsia="Arial" w:hAnsi="Arial"/>
@@ -4662,7 +4662,7 @@
               <w:spacing w:after="10" w:before="0"/>
               <w:ind w:left="120"/>
             </w:pPr>
-            <w:hyperlink w:history="1" r:id="rIdrothundvhwubksniouctd">
+            <w:hyperlink w:history="1" r:id="rIdb0qekyeitpvvgf-emlitm">
               <w:r>
                 <w:rPr>
                   <w:rFonts w:ascii="Arial" w:cs="Arial" w:eastAsia="Arial" w:hAnsi="Arial"/>
@@ -6259,7 +6259,7 @@
             <w:pPr>
               <w:spacing w:after="20" w:before="0"/>
             </w:pPr>
-            <w:hyperlink w:history="1" r:id="rIdkjpnkadmivs8eczgdvo5p">
+            <w:hyperlink w:history="1" r:id="rIdp6slebkfimnaa8h3tggwf">
               <w:r>
                 <w:rPr>
                   <w:rFonts w:ascii="Arial" w:cs="Arial" w:eastAsia="Arial" w:hAnsi="Arial"/>
@@ -6292,7 +6292,7 @@
               <w:spacing w:after="10" w:before="0"/>
               <w:ind w:left="120"/>
             </w:pPr>
-            <w:hyperlink w:history="1" r:id="rIdnhkqru_7vc4zmtgvfsy43">
+            <w:hyperlink w:history="1" r:id="rIdtrewci-uy3f5xhuq7hs3q">
               <w:r>
                 <w:rPr>
                   <w:rFonts w:ascii="Arial" w:cs="Arial" w:eastAsia="Arial" w:hAnsi="Arial"/>
@@ -6337,7 +6337,7 @@
             <w:pPr>
               <w:spacing w:after="20" w:before="0"/>
             </w:pPr>
-            <w:hyperlink w:history="1" r:id="rIdmd8rym01ifj6tbdvxqi-x">
+            <w:hyperlink w:history="1" r:id="rId_n5m8v_wlqsalgotqy3_5">
               <w:r>
                 <w:rPr>
                   <w:rFonts w:ascii="Arial" w:cs="Arial" w:eastAsia="Arial" w:hAnsi="Arial"/>
@@ -6370,7 +6370,7 @@
               <w:spacing w:after="10" w:before="0"/>
               <w:ind w:left="120"/>
             </w:pPr>
-            <w:hyperlink w:history="1" r:id="rIdmspwajzvca5dm5e7tpalt">
+            <w:hyperlink w:history="1" r:id="rIdoxtd0qpgdtfetvkwh0ukk">
               <w:r>
                 <w:rPr>
                   <w:rFonts w:ascii="Arial" w:cs="Arial" w:eastAsia="Arial" w:hAnsi="Arial"/>
@@ -6565,7 +6565,7 @@
             <w:pPr>
               <w:spacing w:after="20" w:before="0"/>
             </w:pPr>
-            <w:hyperlink w:history="1" r:id="rId3xh6ifktginmpg5snvwu2">
+            <w:hyperlink w:history="1" r:id="rIdvekpdby3wjnem2839ycm4">
               <w:r>
                 <w:rPr>
                   <w:rFonts w:ascii="Arial" w:cs="Arial" w:eastAsia="Arial" w:hAnsi="Arial"/>
@@ -6574,7 +6574,7 @@
                   <w:szCs w:val="16"/>
                   <w:u w:val="single" w:color="2E75B6"/>
                 </w:rPr>
-                <w:t xml:space="preserve">Capillary action and why we see a meniscus</w:t>
+                <w:t xml:space="preserve">12 Plant Transport Xylem And Phloem, Transpiration [3D Animation]</w:t>
               </w:r>
             </w:hyperlink>
           </w:p>
@@ -6590,7 +6590,7 @@
                 <w:sz w:val="14"/>
                 <w:szCs w:val="14"/>
               </w:rPr>
-              <w:t xml:space="preserve">Source: Khan Academy (English - US curriculum)</w:t>
+              <w:t xml:space="preserve">Source: Seavuria</w:t>
             </w:r>
           </w:p>
           <w:p>
@@ -6598,7 +6598,7 @@
               <w:spacing w:after="10" w:before="0"/>
               <w:ind w:left="120"/>
             </w:pPr>
-            <w:hyperlink w:history="1" r:id="rId8uu-smosajpbzyllpkg7r">
+            <w:hyperlink w:history="1" r:id="rIdfyxwn0igd3elwowsqpxm5">
               <w:r>
                 <w:rPr>
                   <w:rFonts w:ascii="Arial" w:cs="Arial" w:eastAsia="Arial" w:hAnsi="Arial"/>
@@ -6643,7 +6643,7 @@
             <w:pPr>
               <w:spacing w:after="20" w:before="0"/>
             </w:pPr>
-            <w:hyperlink w:history="1" r:id="rIdnqcb3gu-1r73ckhsu4a91">
+            <w:hyperlink w:history="1" r:id="rIdrqdce1bpsx34snrhvoh2z">
               <w:r>
                 <w:rPr>
                   <w:rFonts w:ascii="Arial" w:cs="Arial" w:eastAsia="Arial" w:hAnsi="Arial"/>
@@ -6676,7 +6676,7 @@
               <w:spacing w:after="10" w:before="0"/>
               <w:ind w:left="120"/>
             </w:pPr>
-            <w:hyperlink w:history="1" r:id="rIdndzxy3nzz84s6cann5ood">
+            <w:hyperlink w:history="1" r:id="rIdgr5quznnm53aom41zl6oe">
               <w:r>
                 <w:rPr>
                   <w:rFonts w:ascii="Arial" w:cs="Arial" w:eastAsia="Arial" w:hAnsi="Arial"/>
@@ -7023,7 +7023,7 @@
             <w:pPr>
               <w:spacing w:after="20" w:before="0"/>
             </w:pPr>
-            <w:hyperlink w:history="1" r:id="rIdiszwxh7bmzmcmvasbiojo">
+            <w:hyperlink w:history="1" r:id="rIdb65xasupgapr_fh7jdnxv">
               <w:r>
                 <w:rPr>
                   <w:rFonts w:ascii="Arial" w:cs="Arial" w:eastAsia="Arial" w:hAnsi="Arial"/>
@@ -7056,7 +7056,7 @@
               <w:spacing w:after="10" w:before="0"/>
               <w:ind w:left="120"/>
             </w:pPr>
-            <w:hyperlink w:history="1" r:id="rIdpt6skm4gzdml6w1pw2zmc">
+            <w:hyperlink w:history="1" r:id="rIdjmaq1f9atusoocy_dxx1m">
               <w:r>
                 <w:rPr>
                   <w:rFonts w:ascii="Arial" w:cs="Arial" w:eastAsia="Arial" w:hAnsi="Arial"/>
@@ -7101,7 +7101,7 @@
             <w:pPr>
               <w:spacing w:after="20" w:before="0"/>
             </w:pPr>
-            <w:hyperlink w:history="1" r:id="rIdirrdlfsodwepqxa-vceng">
+            <w:hyperlink w:history="1" r:id="rIdbchbijslpuzg5bdgibzhi">
               <w:r>
                 <w:rPr>
                   <w:rFonts w:ascii="Arial" w:cs="Arial" w:eastAsia="Arial" w:hAnsi="Arial"/>
@@ -7134,7 +7134,7 @@
               <w:spacing w:after="10" w:before="0"/>
               <w:ind w:left="120"/>
             </w:pPr>
-            <w:hyperlink w:history="1" r:id="rId8be1ed-cqvswrwjfeu6uo">
+            <w:hyperlink w:history="1" r:id="rIdbgsskmrdyocig4tt4vn8r">
               <w:r>
                 <w:rPr>
                   <w:rFonts w:ascii="Arial" w:cs="Arial" w:eastAsia="Arial" w:hAnsi="Arial"/>
@@ -7329,7 +7329,7 @@
             <w:pPr>
               <w:spacing w:after="20" w:before="0"/>
             </w:pPr>
-            <w:hyperlink w:history="1" r:id="rId1lcjqtbamdmaxcosp3fdx">
+            <w:hyperlink w:history="1" r:id="rIdh_-chq-girq9sqtj3swyz">
               <w:r>
                 <w:rPr>
                   <w:rFonts w:ascii="Arial" w:cs="Arial" w:eastAsia="Arial" w:hAnsi="Arial"/>
@@ -7362,7 +7362,7 @@
               <w:spacing w:after="10" w:before="0"/>
               <w:ind w:left="120"/>
             </w:pPr>
-            <w:hyperlink w:history="1" r:id="rIdyrazimxdquop-mv9dtvyr">
+            <w:hyperlink w:history="1" r:id="rIdc45_7oxv8g5mdx8adwilb">
               <w:r>
                 <w:rPr>
                   <w:rFonts w:ascii="Arial" w:cs="Arial" w:eastAsia="Arial" w:hAnsi="Arial"/>
@@ -7407,7 +7407,7 @@
             <w:pPr>
               <w:spacing w:after="20" w:before="0"/>
             </w:pPr>
-            <w:hyperlink w:history="1" r:id="rIdzit7yj5ovfwa0zhw3fbgx">
+            <w:hyperlink w:history="1" r:id="rIdh91a-mtmxuj_qcrzn1abn">
               <w:r>
                 <w:rPr>
                   <w:rFonts w:ascii="Arial" w:cs="Arial" w:eastAsia="Arial" w:hAnsi="Arial"/>
@@ -7440,7 +7440,7 @@
               <w:spacing w:after="10" w:before="0"/>
               <w:ind w:left="120"/>
             </w:pPr>
-            <w:hyperlink w:history="1" r:id="rIdawzrats_5ulsjuc78pohf">
+            <w:hyperlink w:history="1" r:id="rIdm7x-ksp6p2gxlmatvb-wr">
               <w:r>
                 <w:rPr>
                   <w:rFonts w:ascii="Arial" w:cs="Arial" w:eastAsia="Arial" w:hAnsi="Arial"/>
@@ -7635,7 +7635,7 @@
             <w:pPr>
               <w:spacing w:after="20" w:before="0"/>
             </w:pPr>
-            <w:hyperlink w:history="1" r:id="rIdua8xh09cfafyi97zihwox">
+            <w:hyperlink w:history="1" r:id="rId8srbdujlk7sf8pliqkgqp">
               <w:r>
                 <w:rPr>
                   <w:rFonts w:ascii="Arial" w:cs="Arial" w:eastAsia="Arial" w:hAnsi="Arial"/>
@@ -7668,7 +7668,7 @@
               <w:spacing w:after="10" w:before="0"/>
               <w:ind w:left="120"/>
             </w:pPr>
-            <w:hyperlink w:history="1" r:id="rIdvi5mdlwye1osqqe_ob75f">
+            <w:hyperlink w:history="1" r:id="rIdydrdccql0ztga7_s73-ih">
               <w:r>
                 <w:rPr>
                   <w:rFonts w:ascii="Arial" w:cs="Arial" w:eastAsia="Arial" w:hAnsi="Arial"/>
@@ -7713,7 +7713,7 @@
             <w:pPr>
               <w:spacing w:after="20" w:before="0"/>
             </w:pPr>
-            <w:hyperlink w:history="1" r:id="rIdnhkn4wa3xtbxtggw-jovm">
+            <w:hyperlink w:history="1" r:id="rIdno0sizmm8zwnaetlngina">
               <w:r>
                 <w:rPr>
                   <w:rFonts w:ascii="Arial" w:cs="Arial" w:eastAsia="Arial" w:hAnsi="Arial"/>
@@ -7746,7 +7746,7 @@
               <w:spacing w:after="10" w:before="0"/>
               <w:ind w:left="120"/>
             </w:pPr>
-            <w:hyperlink w:history="1" r:id="rIdphpwwffzre7pqgmhqxgj9">
+            <w:hyperlink w:history="1" r:id="rIdnoey_vmq4yi00araamasc">
               <w:r>
                 <w:rPr>
                   <w:rFonts w:ascii="Arial" w:cs="Arial" w:eastAsia="Arial" w:hAnsi="Arial"/>
@@ -9233,7 +9233,7 @@
             <w:pPr>
               <w:spacing w:after="20" w:before="0"/>
             </w:pPr>
-            <w:hyperlink w:history="1" r:id="rIdbyequ-nswe4pyhnypnyhs">
+            <w:hyperlink w:history="1" r:id="rId8jt-dt244mwxupva4gmqf">
               <w:r>
                 <w:rPr>
                   <w:rFonts w:ascii="Arial" w:cs="Arial" w:eastAsia="Arial" w:hAnsi="Arial"/>
@@ -9266,7 +9266,7 @@
               <w:spacing w:after="10" w:before="0"/>
               <w:ind w:left="120"/>
             </w:pPr>
-            <w:hyperlink w:history="1" r:id="rIdt09vvb10fe4putdjekxww">
+            <w:hyperlink w:history="1" r:id="rIdq2egk-jacvs6xynswia6_">
               <w:r>
                 <w:rPr>
                   <w:rFonts w:ascii="Arial" w:cs="Arial" w:eastAsia="Arial" w:hAnsi="Arial"/>
@@ -9311,7 +9311,7 @@
             <w:pPr>
               <w:spacing w:after="20" w:before="0"/>
             </w:pPr>
-            <w:hyperlink w:history="1" r:id="rIdpdeqm9pnw3xnaph-lmfav">
+            <w:hyperlink w:history="1" r:id="rIdg5ilzxdaxpa-mobxfrlxs">
               <w:r>
                 <w:rPr>
                   <w:rFonts w:ascii="Arial" w:cs="Arial" w:eastAsia="Arial" w:hAnsi="Arial"/>
@@ -9344,7 +9344,7 @@
               <w:spacing w:after="10" w:before="0"/>
               <w:ind w:left="120"/>
             </w:pPr>
-            <w:hyperlink w:history="1" r:id="rIdvikzq1hij7xkhk6r3bxeb">
+            <w:hyperlink w:history="1" r:id="rIdpx5q6nfu0xv0iclb4apwt">
               <w:r>
                 <w:rPr>
                   <w:rFonts w:ascii="Arial" w:cs="Arial" w:eastAsia="Arial" w:hAnsi="Arial"/>
@@ -9539,7 +9539,313 @@
             <w:pPr>
               <w:spacing w:after="20" w:before="0"/>
             </w:pPr>
-            <w:hyperlink w:history="1" r:id="rIdqxi9b2ugurzywvsvveeoi">
+            <w:hyperlink w:history="1" r:id="rIdudr8xmf6gsv8jqiscdxn6">
+              <w:r>
+                <w:rPr>
+                  <w:rFonts w:ascii="Arial" w:cs="Arial" w:eastAsia="Arial" w:hAnsi="Arial"/>
+                  <w:color w:val="2E75B6"/>
+                  <w:sz w:val="16"/>
+                  <w:szCs w:val="16"/>
+                  <w:u w:val="single" w:color="2E75B6"/>
+                </w:rPr>
+                <w:t xml:space="preserve">12 Plant Transport Xylem And Phloem, Transpiration [3D Animation]</w:t>
+              </w:r>
+            </w:hyperlink>
+          </w:p>
+          <w:p>
+            <w:pPr>
+              <w:spacing w:after="10" w:before="0"/>
+              <w:ind w:left="120"/>
+            </w:pPr>
+            <w:r>
+              <w:rPr>
+                <w:rFonts w:ascii="Arial" w:cs="Arial" w:eastAsia="Arial" w:hAnsi="Arial"/>
+                <w:color w:val="595959"/>
+                <w:sz w:val="14"/>
+                <w:szCs w:val="14"/>
+              </w:rPr>
+              <w:t xml:space="preserve">Source: Seavuria</w:t>
+            </w:r>
+          </w:p>
+          <w:p>
+            <w:pPr>
+              <w:spacing w:after="10" w:before="0"/>
+              <w:ind w:left="120"/>
+            </w:pPr>
+            <w:hyperlink w:history="1" r:id="rIdy4ehhoinnn-azqc7pman2">
+              <w:r>
+                <w:rPr>
+                  <w:rFonts w:ascii="Arial" w:cs="Arial" w:eastAsia="Arial" w:hAnsi="Arial"/>
+                  <w:color w:val="595959"/>
+                  <w:sz w:val="14"/>
+                  <w:szCs w:val="14"/>
+                  <w:u w:val="single" w:color="595959"/>
+                </w:rPr>
+                <w:t xml:space="preserve">🔍 Search ARES for similar videos</w:t>
+              </w:r>
+            </w:hyperlink>
+          </w:p>
+          <w:p>
+            <w:pPr>
+              <w:spacing w:after="40" w:before="0"/>
+            </w:pPr>
+            <w:r>
+              <w:rPr>
+                <w:sz w:val="14"/>
+                <w:szCs w:val="14"/>
+              </w:rPr>
+              <w:t xml:space="preserve"/>
+            </w:r>
+          </w:p>
+          <w:p>
+            <w:pPr>
+              <w:spacing w:after="20" w:before="0"/>
+            </w:pPr>
+            <w:r>
+              <w:rPr>
+                <w:rFonts w:ascii="Arial" w:cs="Arial" w:eastAsia="Arial" w:hAnsi="Arial"/>
+                <w:b/>
+                <w:bCs/>
+                <w:color w:val="1F3864"/>
+                <w:sz w:val="16"/>
+                <w:szCs w:val="16"/>
+              </w:rPr>
+              <w:t xml:space="preserve">📖 EXERCISE:</w:t>
+            </w:r>
+          </w:p>
+          <w:p>
+            <w:pPr>
+              <w:spacing w:after="20" w:before="0"/>
+            </w:pPr>
+            <w:hyperlink w:history="1" r:id="rIdbuqw8vhmalymyjvqs-g6v">
+              <w:r>
+                <w:rPr>
+                  <w:rFonts w:ascii="Arial" w:cs="Arial" w:eastAsia="Arial" w:hAnsi="Arial"/>
+                  <w:color w:val="2E75B6"/>
+                  <w:sz w:val="16"/>
+                  <w:szCs w:val="16"/>
+                  <w:u w:val="single" w:color="2E75B6"/>
+                </w:rPr>
+                <w:t xml:space="preserve">Active Transport Practice</w:t>
+              </w:r>
+            </w:hyperlink>
+          </w:p>
+          <w:p>
+            <w:pPr>
+              <w:spacing w:after="10" w:before="0"/>
+              <w:ind w:left="120"/>
+            </w:pPr>
+            <w:r>
+              <w:rPr>
+                <w:rFonts w:ascii="Arial" w:cs="Arial" w:eastAsia="Arial" w:hAnsi="Arial"/>
+                <w:color w:val="595959"/>
+                <w:sz w:val="14"/>
+                <w:szCs w:val="14"/>
+              </w:rPr>
+              <w:t xml:space="preserve">Source: CK-12</w:t>
+            </w:r>
+          </w:p>
+          <w:p>
+            <w:pPr>
+              <w:spacing w:after="10" w:before="0"/>
+              <w:ind w:left="120"/>
+            </w:pPr>
+            <w:hyperlink w:history="1" r:id="rId4iomincmmpcfjkro1rqxi">
+              <w:r>
+                <w:rPr>
+                  <w:rFonts w:ascii="Arial" w:cs="Arial" w:eastAsia="Arial" w:hAnsi="Arial"/>
+                  <w:color w:val="595959"/>
+                  <w:sz w:val="14"/>
+                  <w:szCs w:val="14"/>
+                  <w:u w:val="single" w:color="595959"/>
+                </w:rPr>
+                <w:t xml:space="preserve">🔍 Search ARES for similar readings</w:t>
+              </w:r>
+            </w:hyperlink>
+          </w:p>
+        </w:tc>
+        <w:tc>
+          <w:tcPr>
+            <w:tcW w:type="dxa" w:w="3040"/>
+            <w:shd w:fill="FFFFFF" w:color="auto" w:val="clear"/>
+            <w:tcMar>
+              <w:top w:type="dxa" w:w="60"/>
+              <w:left w:type="dxa" w:w="120"/>
+              <w:bottom w:type="dxa" w:w="60"/>
+              <w:right w:type="dxa" w:w="120"/>
+            </w:tcMar>
+            <w:vAlign w:val="top"/>
+          </w:tcPr>
+          <w:p>
+            <w:pPr>
+              <w:spacing w:after="40" w:before="0"/>
+              <w:jc w:val="left"/>
+            </w:pPr>
+            <w:r>
+              <w:rPr>
+                <w:rFonts w:ascii="Arial" w:cs="Arial" w:eastAsia="Arial" w:hAnsi="Arial"/>
+                <w:b w:val="false"/>
+                <w:bCs w:val="false"/>
+                <w:i w:val="false"/>
+                <w:iCs w:val="false"/>
+                <w:color w:val="000000"/>
+                <w:sz w:val="18"/>
+                <w:szCs w:val="18"/>
+              </w:rPr>
+              <w:t xml:space="preserve">Learners work in groups of four. Each group receives one laminated ARES resource card (or accesses the ARES offline digital module) covering one of four topics: (A) Osmosis and Water Potential in Root Hair Cells, (B) Active Transport of Mineral Ions — Focus on Phosphate from DAP, (C) Root Pressure and the Hydrostatic Push into Xylem, (D) Consequences of Fertiliser Overuse — Plasmolysis and Wilting in Sukuma Wiki. Groups read/view their resource for 8 minutes, then each group member becomes an 'expert' who will teach the other three. After 3 minutes of individual note-taking on a structured Evidence Record sheet (three columns: What I observed/read | What it means | Connection to our maize phenomenon), jigsaw groups of four (one expert per topic) form and each expert teaches their topic in 2 minutes. All learners complete their Evidence Record sheet across all four topics. The teacher circulates and listens to jigsaw teaching for accuracy.</w:t>
+            </w:r>
+          </w:p>
+        </w:tc>
+        <w:tc>
+          <w:tcPr>
+            <w:tcW w:type="dxa" w:w="3040"/>
+            <w:shd w:fill="F2F2F2" w:color="auto" w:val="clear"/>
+            <w:tcMar>
+              <w:top w:type="dxa" w:w="60"/>
+              <w:left w:type="dxa" w:w="120"/>
+              <w:bottom w:type="dxa" w:w="60"/>
+              <w:right w:type="dxa" w:w="120"/>
+            </w:tcMar>
+            <w:vAlign w:val="top"/>
+          </w:tcPr>
+          <w:p>
+            <w:pPr>
+              <w:spacing w:after="40" w:before="0"/>
+              <w:jc w:val="left"/>
+            </w:pPr>
+            <w:r>
+              <w:rPr>
+                <w:rFonts w:ascii="Arial" w:cs="Arial" w:eastAsia="Arial" w:hAnsi="Arial"/>
+                <w:b w:val="false"/>
+                <w:bCs w:val="false"/>
+                <w:i w:val="false"/>
+                <w:iCs w:val="false"/>
+                <w:color w:val="000000"/>
+                <w:sz w:val="18"/>
+                <w:szCs w:val="18"/>
+              </w:rPr>
+              <w:t xml:space="preserve">Before releasing groups, say: 'Your job is not just to read — your job is to gather EVIDENCE that will help you explain why the red dye moved up through those wooden rings in our maize stem. Every fact you find must connect back to that stem.' Distribute or open resource cards. Set a visible countdown timer for 8 minutes (reading) + 3 minutes (individual notes) + 8 minutes (jigsaw teaching). Circulate during jigsaw teaching. Stop at Group B discussions and ask: 'When a Rift Valley farmer adds DAP fertiliser to the soil, what happens to the concentration of phosphate ions around the root — does it go UP or DOWN?' Wait 10 seconds. Cold-call one learner from the group. Stop at Group D discussions and ask: 'A sukuma wiki farmer in Kiambu over-applies CAN fertiliser. She notices the leaves wilting the next morning even though she watered the night before. What does your evidence card say about why this might happen?' Wait 12 seconds before accepting an answer. After jigsaw teaching, bring the class back together. Write the three key terms on the board: OSMOSIS | ACTIVE TRANSPORT | ROOT PRESSURE. Say: 'In the next phase, you are going to use these three ideas to explain our phenomenon — so hold onto your Evidence Record sheets.'</w:t>
+            </w:r>
+          </w:p>
+        </w:tc>
+        <w:tc>
+          <w:tcPr>
+            <w:tcW w:type="dxa" w:w="3040"/>
+            <w:shd w:fill="FFFFFF" w:color="auto" w:val="clear"/>
+            <w:tcMar>
+              <w:top w:type="dxa" w:w="60"/>
+              <w:left w:type="dxa" w:w="120"/>
+              <w:bottom w:type="dxa" w:w="60"/>
+              <w:right w:type="dxa" w:w="120"/>
+            </w:tcMar>
+            <w:vAlign w:val="top"/>
+          </w:tcPr>
+          <w:p>
+            <w:pPr>
+              <w:spacing w:after="40" w:before="0"/>
+              <w:jc w:val="left"/>
+            </w:pPr>
+            <w:r>
+              <w:rPr>
+                <w:rFonts w:ascii="Arial" w:cs="Arial" w:eastAsia="Arial" w:hAnsi="Arial"/>
+                <w:b w:val="false"/>
+                <w:bCs w:val="false"/>
+                <w:i w:val="false"/>
+                <w:iCs w:val="false"/>
+                <w:color w:val="000000"/>
+                <w:sz w:val="18"/>
+                <w:szCs w:val="18"/>
+              </w:rPr>
+              <w:t xml:space="preserve">Expert Jigsaw with Anchored Evidence Records. The jigsaw structure ensures every learner encounters all four topics while developing accountability as a peer teacher. The Evidence Record sheet's third column ('Connection to our maize phenomenon') forces learners to continuously tether new information to the anchoring phenomenon rather than treating it as disconnected facts. This is a core NGSS SEP: Obtaining, Evaluating, and Communicating Information scaffold.</w:t>
+            </w:r>
+          </w:p>
+        </w:tc>
+        <w:tc>
+          <w:tcPr>
+            <w:tcW w:type="dxa" w:w="3040"/>
+            <w:shd w:fill="F2F2F2" w:color="auto" w:val="clear"/>
+            <w:tcMar>
+              <w:top w:type="dxa" w:w="60"/>
+              <w:left w:type="dxa" w:w="120"/>
+              <w:bottom w:type="dxa" w:w="60"/>
+              <w:right w:type="dxa" w:w="120"/>
+            </w:tcMar>
+            <w:vAlign w:val="top"/>
+          </w:tcPr>
+          <w:p>
+            <w:pPr>
+              <w:spacing w:after="40" w:before="0"/>
+              <w:jc w:val="left"/>
+            </w:pPr>
+            <w:r>
+              <w:rPr>
+                <w:rFonts w:ascii="Arial" w:cs="Arial" w:eastAsia="Arial" w:hAnsi="Arial"/>
+                <w:b w:val="false"/>
+                <w:bCs w:val="false"/>
+                <w:i w:val="false"/>
+                <w:iCs w:val="false"/>
+                <w:color w:val="000000"/>
+                <w:sz w:val="18"/>
+                <w:szCs w:val="18"/>
+              </w:rPr>
+              <w:t xml:space="preserve">Observable indicator: Each learner's Evidence Record sheet has at least one entry in all three columns for each of the four topics by the end of the jigsaw. The teacher spot-checks five to six sheets during circulation, specifically checking Column 3 (connection to phenomenon). Learners who leave Column 3 blank are prompted: 'How does this help you explain what happened in our maize stem on Day 1?' Additionally, the teacher listens for accuracy during jigsaw teaching — if a Group B expert incorrectly describes active transport as passive, the teacher intervenes with a Socratic prompt: 'Does this process require the plant to spend energy — yes or no? Where does that energy come from?'</w:t>
+            </w:r>
+          </w:p>
+        </w:tc>
+      </w:tr>
+      <w:tr>
+        <w:tc>
+          <w:tcPr>
+            <w:tcW w:type="dxa" w:w="1520"/>
+            <w:shd w:fill="E2EFDA" w:color="auto" w:val="clear"/>
+            <w:tcMar>
+              <w:top w:type="dxa" w:w="60"/>
+              <w:left w:type="dxa" w:w="120"/>
+              <w:bottom w:type="dxa" w:w="60"/>
+              <w:right w:type="dxa" w:w="120"/>
+            </w:tcMar>
+            <w:vAlign w:val="top"/>
+          </w:tcPr>
+          <w:p>
+            <w:pPr>
+              <w:spacing w:after="40" w:before="0"/>
+              <w:jc w:val="left"/>
+            </w:pPr>
+            <w:r>
+              <w:rPr>
+                <w:rFonts w:ascii="Arial" w:cs="Arial" w:eastAsia="Arial" w:hAnsi="Arial"/>
+                <w:b/>
+                <w:bCs/>
+                <w:i w:val="false"/>
+                <w:iCs w:val="false"/>
+                <w:color w:val="000000"/>
+                <w:sz w:val="18"/>
+                <w:szCs w:val="18"/>
+              </w:rPr>
+              <w:t xml:space="preserve">Explain Phase</w:t>
+            </w:r>
+          </w:p>
+          <w:p>
+            <w:pPr>
+              <w:spacing w:after="20" w:before="0"/>
+            </w:pPr>
+            <w:r>
+              <w:rPr>
+                <w:rFonts w:ascii="Arial" w:cs="Arial" w:eastAsia="Arial" w:hAnsi="Arial"/>
+                <w:b/>
+                <w:bCs/>
+                <w:color w:val="1F3864"/>
+                <w:sz w:val="16"/>
+                <w:szCs w:val="16"/>
+              </w:rPr>
+              <w:t xml:space="preserve">📹 VIDEO:</w:t>
+            </w:r>
+          </w:p>
+          <w:p>
+            <w:pPr>
+              <w:spacing w:after="20" w:before="0"/>
+            </w:pPr>
+            <w:hyperlink w:history="1" r:id="rIdcbnpbnipl2ortwyzwp83t">
               <w:r>
                 <w:rPr>
                   <w:rFonts w:ascii="Arial" w:cs="Arial" w:eastAsia="Arial" w:hAnsi="Arial"/>
@@ -9572,7 +9878,7 @@
               <w:spacing w:after="10" w:before="0"/>
               <w:ind w:left="120"/>
             </w:pPr>
-            <w:hyperlink w:history="1" r:id="rIdpapovyuyj9pzibvchzlng">
+            <w:hyperlink w:history="1" r:id="rIduastcyzbgfbjodugfh1ro">
               <w:r>
                 <w:rPr>
                   <w:rFonts w:ascii="Arial" w:cs="Arial" w:eastAsia="Arial" w:hAnsi="Arial"/>
@@ -9617,7 +9923,7 @@
             <w:pPr>
               <w:spacing w:after="20" w:before="0"/>
             </w:pPr>
-            <w:hyperlink w:history="1" r:id="rIdrqiel0ize0k8n_4r6zvuw">
+            <w:hyperlink w:history="1" r:id="rIdp2ck949yqavzj-u1kkppc">
               <w:r>
                 <w:rPr>
                   <w:rFonts w:ascii="Arial" w:cs="Arial" w:eastAsia="Arial" w:hAnsi="Arial"/>
@@ -9626,7 +9932,7 @@
                   <w:szCs w:val="16"/>
                   <w:u w:val="single" w:color="2E75B6"/>
                 </w:rPr>
-                <w:t xml:space="preserve">Active Transport Practice</w:t>
+                <w:t xml:space="preserve">Active transport</w:t>
               </w:r>
             </w:hyperlink>
           </w:p>
@@ -9642,7 +9948,7 @@
                 <w:sz w:val="14"/>
                 <w:szCs w:val="14"/>
               </w:rPr>
-              <w:t xml:space="preserve">Source: CK-12</w:t>
+              <w:t xml:space="preserve">Source: Khan Academy (English - US curriculum)</w:t>
             </w:r>
           </w:p>
           <w:p>
@@ -9650,7 +9956,7 @@
               <w:spacing w:after="10" w:before="0"/>
               <w:ind w:left="120"/>
             </w:pPr>
-            <w:hyperlink w:history="1" r:id="rIdctznoqriljopaiec5woae">
+            <w:hyperlink w:history="1" r:id="rIdpomn30oo-owpuymagw2r9">
               <w:r>
                 <w:rPr>
                   <w:rFonts w:ascii="Arial" w:cs="Arial" w:eastAsia="Arial" w:hAnsi="Arial"/>
@@ -9692,7 +9998,7 @@
                 <w:sz w:val="18"/>
                 <w:szCs w:val="18"/>
               </w:rPr>
-              <w:t xml:space="preserve">Learners work in groups of four. Each group receives one laminated ARES resource card (or accesses the ARES offline digital module) covering one of four topics: (A) Osmosis and Water Potential in Root Hair Cells, (B) Active Transport of Mineral Ions — Focus on Phosphate from DAP, (C) Root Pressure and the Hydrostatic Push into Xylem, (D) Consequences of Fertiliser Overuse — Plasmolysis and Wilting in Sukuma Wiki. Groups read/view their resource for 8 minutes, then each group member becomes an 'expert' who will teach the other three. After 3 minutes of individual note-taking on a structured Evidence Record sheet (three columns: What I observed/read | What it means | Connection to our maize phenomenon), jigsaw groups of four (one expert per topic) form and each expert teaches their topic in 2 minutes. All learners complete their Evidence Record sheet across all four topics. The teacher circulates and listens to jigsaw teaching for accuracy.</w:t>
+              <w:t xml:space="preserve">Whole class reconvenes. The teacher uses a large annotated diagram of a maize root cross-section (projected or drawn on the board) showing: soil water, root hair cell with vacuole, cell membrane, cortex cells, endodermis (Casparian strip), and xylem vessel. Working in their original groups, learners construct a written Claim-Evidence-Reasoning (CER) explanation answering: 'How does water from the soil in our Kisumu school garden reach the xylem vessel of a maize plant — and how does it then get pushed upward?' Each group writes on a shared A3 sheet. Groups then share key sentences with the class in a gallery-walk format (sheets posted on wall, learners rotate for 3 minutes, adding sticky-note agreements or challenges). The teacher leads a 10-minute whole-class discussion synthesising the three mechanisms, correcting misconceptions, and explicitly connecting each mechanism back to the red-dye observation. Specific connection: 'Root pressure is the pump — it is why the red dye we saw moved UP into the stem, not just sideways.' Learners also discuss why DAP (Di-ammonium Phosphate) fertiliser, widely used on maize farms in Uasin Gishu and Trans-Nzoia, improves absorption — because active transport carriers in root hair cells take up phosphate and ammonium ions, improving overall water potential gradients.</w:t>
             </w:r>
           </w:p>
         </w:tc>
@@ -9724,7 +10030,7 @@
                 <w:sz w:val="18"/>
                 <w:szCs w:val="18"/>
               </w:rPr>
-              <w:t xml:space="preserve">Before releasing groups, say: 'Your job is not just to read — your job is to gather EVIDENCE that will help you explain why the red dye moved up through those wooden rings in our maize stem. Every fact you find must connect back to that stem.' Distribute or open resource cards. Set a visible countdown timer for 8 minutes (reading) + 3 minutes (individual notes) + 8 minutes (jigsaw teaching). Circulate during jigsaw teaching. Stop at Group B discussions and ask: 'When a Rift Valley farmer adds DAP fertiliser to the soil, what happens to the concentration of phosphate ions around the root — does it go UP or DOWN?' Wait 10 seconds. Cold-call one learner from the group. Stop at Group D discussions and ask: 'A sukuma wiki farmer in Kiambu over-applies CAN fertiliser. She notices the leaves wilting the next morning even though she watered the night before. What does your evidence card say about why this might happen?' Wait 12 seconds before accepting an answer. After jigsaw teaching, bring the class back together. Write the three key terms on the board: OSMOSIS | ACTIVE TRANSPORT | ROOT PRESSURE. Say: 'In the next phase, you are going to use these three ideas to explain our phenomenon — so hold onto your Evidence Record sheets.'</w:t>
+              <w:t xml:space="preserve">Introduce CER explicitly: 'A scientific explanation has three parts. Claim — your answer. Evidence — data or observations that support it. Reasoning — the science principle that links them.' Write CER on the board with a maize-farm example: 'Claim: Water enters the root hair cell from the soil. Evidence: In Lesson 1, the red dye moved upward. Reasoning: Osmosis — water moves from high water potential (soil) to low water potential (root cell vacuole) across the semi-permeable membrane.' Give groups exactly 7 minutes to write their CER on A3 paper. During gallery walk, prompt readers with: 'What is the EVIDENCE in this group's explanation? Is it from our observations or from the resource cards?' After gallery walk, lead synthesis: point to the root diagram and trace the journey — soil → root hair → cortex → xylem — narrating each mechanism aloud. At the xylem entry point, say: 'This build-up of water in the xylem creates pressure — ROOT PRESSURE. This is the first engine that pushes water up. Does this help us explain our red dye going UP against gravity?' Cold-call TWO learners. Wait 12 seconds each. Then ask: 'Why would a maize farmer in Eldoret who never adds DAP see slower water transport than one who does?' Cold-call ONE learner. Accept answers, then clarify: phosphate ions enter via active transport, increasing solute concentration in root cells, steepening the osmotic gradient and enhancing water uptake. Explicitly revisit the Prediction Wall: 'Look at our predictions from earlier. Who had the right direction for osmosis — and who needs to revise?' Ask learners to place a self-stick dot on the correct prediction column.</w:t>
             </w:r>
           </w:p>
         </w:tc>
@@ -9756,7 +10062,7 @@
                 <w:sz w:val="18"/>
                 <w:szCs w:val="18"/>
               </w:rPr>
-              <w:t xml:space="preserve">Expert Jigsaw with Anchored Evidence Records. The jigsaw structure ensures every learner encounters all four topics while developing accountability as a peer teacher. The Evidence Record sheet's third column ('Connection to our maize phenomenon') forces learners to continuously tether new information to the anchoring phenomenon rather than treating it as disconnected facts. This is a core NGSS SEP: Obtaining, Evaluating, and Communicating Information scaffold.</w:t>
+              <w:t xml:space="preserve">Claim-Evidence-Reasoning (CER) Framework + Gallery Walk. CER structures scientific writing so learners do not simply restate facts but explicitly justify them using evidence. The gallery walk introduces peer critique as a sensemaking tool — learners must evaluate whether another group's evidence is valid (from observations) or merely asserted. The public revisit of the Prediction Wall closes the predict-observe-explain loop, making conceptual change visible to learners themselves.</w:t>
             </w:r>
           </w:p>
         </w:tc>
@@ -9788,7 +10094,7 @@
                 <w:sz w:val="18"/>
                 <w:szCs w:val="18"/>
               </w:rPr>
-              <w:t xml:space="preserve">Observable indicator: Each learner's Evidence Record sheet has at least one entry in all three columns for each of the four topics by the end of the jigsaw. The teacher spot-checks five to six sheets during circulation, specifically checking Column 3 (connection to phenomenon). Learners who leave Column 3 blank are prompted: 'How does this help you explain what happened in our maize stem on Day 1?' Additionally, the teacher listens for accuracy during jigsaw teaching — if a Group B expert incorrectly describes active transport as passive, the teacher intervenes with a Socratic prompt: 'Does this process require the plant to spend energy — yes or no? Where does that energy come from?'</w:t>
+              <w:t xml:space="preserve">Observable indicator: Each group's CER sheet contains (a) an explicit claim naming at least two of the three mechanisms (osmosis, active transport, root pressure), (b) at least one piece of evidence traceable to either the Lesson 1 phenomenon or the Lesson 2/3 research, and (c) a reasoning statement that uses a scientific principle (e.g., concentration gradient, semi-permeable membrane, ATP). The teacher collects all A3 sheets. Any CER that lacks a reasoning statement is flagged for targeted feedback before Lesson 4. Additionally, the self-stick dot activity gives the teacher a rapid visual of how many learners (target: ≥75%) correctly self-identify the inward direction of osmosis after instruction.</w:t>
             </w:r>
           </w:p>
         </w:tc>
@@ -9797,32 +10103,32 @@
         <w:tc>
           <w:tcPr>
             <w:tcW w:type="dxa" w:w="1520"/>
-            <w:shd w:fill="E2EFDA" w:color="auto" w:val="clear"/>
-            <w:tcMar>
-              <w:top w:type="dxa" w:w="60"/>
-              <w:left w:type="dxa" w:w="120"/>
-              <w:bottom w:type="dxa" w:w="60"/>
-              <w:right w:type="dxa" w:w="120"/>
-            </w:tcMar>
-            <w:vAlign w:val="top"/>
-          </w:tcPr>
-          <w:p>
-            <w:pPr>
-              <w:spacing w:after="40" w:before="0"/>
-              <w:jc w:val="left"/>
-            </w:pPr>
-            <w:r>
-              <w:rPr>
-                <w:rFonts w:ascii="Arial" w:cs="Arial" w:eastAsia="Arial" w:hAnsi="Arial"/>
-                <w:b/>
-                <w:bCs/>
-                <w:i w:val="false"/>
-                <w:iCs w:val="false"/>
-                <w:color w:val="000000"/>
-                <w:sz w:val="18"/>
-                <w:szCs w:val="18"/>
-              </w:rPr>
-              <w:t xml:space="preserve">Explain Phase</w:t>
+            <w:shd w:fill="FCE4D6" w:color="auto" w:val="clear"/>
+            <w:tcMar>
+              <w:top w:type="dxa" w:w="60"/>
+              <w:left w:type="dxa" w:w="120"/>
+              <w:bottom w:type="dxa" w:w="60"/>
+              <w:right w:type="dxa" w:w="120"/>
+            </w:tcMar>
+            <w:vAlign w:val="top"/>
+          </w:tcPr>
+          <w:p>
+            <w:pPr>
+              <w:spacing w:after="40" w:before="0"/>
+              <w:jc w:val="left"/>
+            </w:pPr>
+            <w:r>
+              <w:rPr>
+                <w:rFonts w:ascii="Arial" w:cs="Arial" w:eastAsia="Arial" w:hAnsi="Arial"/>
+                <w:b/>
+                <w:bCs/>
+                <w:i w:val="false"/>
+                <w:iCs w:val="false"/>
+                <w:color w:val="000000"/>
+                <w:sz w:val="18"/>
+                <w:szCs w:val="18"/>
+              </w:rPr>
+              <w:t xml:space="preserve">Driving Question Board (DQB) Creation</w:t>
             </w:r>
           </w:p>
           <w:p>
@@ -9845,7 +10151,7 @@
             <w:pPr>
               <w:spacing w:after="20" w:before="0"/>
             </w:pPr>
-            <w:hyperlink w:history="1" r:id="rIdqvabxc_4nx7puextpcptz">
+            <w:hyperlink w:history="1" r:id="rIdi--zypdawjobbvkhneboa">
               <w:r>
                 <w:rPr>
                   <w:rFonts w:ascii="Arial" w:cs="Arial" w:eastAsia="Arial" w:hAnsi="Arial"/>
@@ -9854,7 +10160,7 @@
                   <w:szCs w:val="16"/>
                   <w:u w:val="single" w:color="2E75B6"/>
                 </w:rPr>
-                <w:t xml:space="preserve">12 Plant Transport Xylem And Phloem, Transpiration [3D Animation]</w:t>
+                <w:t xml:space="preserve">Electrochemical gradients and secondary active transport</w:t>
               </w:r>
             </w:hyperlink>
           </w:p>
@@ -9870,7 +10176,7 @@
                 <w:sz w:val="14"/>
                 <w:szCs w:val="14"/>
               </w:rPr>
-              <w:t xml:space="preserve">Source: Seavuria</w:t>
+              <w:t xml:space="preserve">Source: Khan Academy (English - US curriculum)</w:t>
             </w:r>
           </w:p>
           <w:p>
@@ -9878,7 +10184,7 @@
               <w:spacing w:after="10" w:before="0"/>
               <w:ind w:left="120"/>
             </w:pPr>
-            <w:hyperlink w:history="1" r:id="rIdz6f7foqxxkfv3iulckrty">
+            <w:hyperlink w:history="1" r:id="rIdxbw8tttxuxkkbcu6liqt7">
               <w:r>
                 <w:rPr>
                   <w:rFonts w:ascii="Arial" w:cs="Arial" w:eastAsia="Arial" w:hAnsi="Arial"/>
@@ -9923,7 +10229,7 @@
             <w:pPr>
               <w:spacing w:after="20" w:before="0"/>
             </w:pPr>
-            <w:hyperlink w:history="1" r:id="rIdv6kk4by0-blzse1kovnac">
+            <w:hyperlink w:history="1" r:id="rIdqzzod2pqovtvrxubomdqd">
               <w:r>
                 <w:rPr>
                   <w:rFonts w:ascii="Arial" w:cs="Arial" w:eastAsia="Arial" w:hAnsi="Arial"/>
@@ -9932,7 +10238,7 @@
                   <w:szCs w:val="16"/>
                   <w:u w:val="single" w:color="2E75B6"/>
                 </w:rPr>
-                <w:t xml:space="preserve">Active transport</w:t>
+                <w:t xml:space="preserve">Diffusion, osmosis, and tonicity</w:t>
               </w:r>
             </w:hyperlink>
           </w:p>
@@ -9956,7 +10262,7 @@
               <w:spacing w:after="10" w:before="0"/>
               <w:ind w:left="120"/>
             </w:pPr>
-            <w:hyperlink w:history="1" r:id="rId6dhbonu_gb6udpyytumxc">
+            <w:hyperlink w:history="1" r:id="rIdu46eeyoz0dlx4vz0onkr6">
               <w:r>
                 <w:rPr>
                   <w:rFonts w:ascii="Arial" w:cs="Arial" w:eastAsia="Arial" w:hAnsi="Arial"/>
@@ -9998,7 +10304,7 @@
                 <w:sz w:val="18"/>
                 <w:szCs w:val="18"/>
               </w:rPr>
-              <w:t xml:space="preserve">Whole class reconvenes. The teacher uses a large annotated diagram of a maize root cross-section (projected or drawn on the board) showing: soil water, root hair cell with vacuole, cell membrane, cortex cells, endodermis (Casparian strip), and xylem vessel. Working in their original groups, learners construct a written Claim-Evidence-Reasoning (CER) explanation answering: 'How does water from the soil in our Kisumu school garden reach the xylem vessel of a maize plant — and how does it then get pushed upward?' Each group writes on a shared A3 sheet. Groups then share key sentences with the class in a gallery-walk format (sheets posted on wall, learners rotate for 3 minutes, adding sticky-note agreements or challenges). The teacher leads a 10-minute whole-class discussion synthesising the three mechanisms, correcting misconceptions, and explicitly connecting each mechanism back to the red-dye observation. Specific connection: 'Root pressure is the pump — it is why the red dye we saw moved UP into the stem, not just sideways.' Learners also discuss why DAP (Di-ammonium Phosphate) fertiliser, widely used on maize farms in Uasin Gishu and Trans-Nzoia, improves absorption — because active transport carriers in root hair cells take up phosphate and ammonium ions, improving overall water potential gradients.</w:t>
+              <w:t xml:space="preserve">The teacher displays the class Driving Question Board, which carries the anchoring question and sticky notes from Lessons 1 and 2. Learners individually write NEW sticky notes (green = new explanations, orange = new questions that arose today). Each learner posts at least one green note and one orange note. Sample green notes expected: 'Water enters root hair cells by osmosis because the cell sap is more concentrated than soil water'; 'DAP fertiliser adds phosphate ions that are pulled in by active transport using ATP'; 'Root pressure pushes water up into the xylem — that is why the dye rose.' Sample orange notes expected: 'If root pressure starts the push, what keeps the water going up to the topmost maize leaf — is root pressure enough?'; 'Why does the dye only go into the xylem rings and not the phloem?'; 'What happens if the soil becomes too salty from too much fertiliser?' The class briefly reviews the board together: the teacher groups related notes and identifies the most important unresolved question, which becomes the bridge to Lesson 4 (translocation and the cohesion-tension mechanism).</w:t>
             </w:r>
           </w:p>
         </w:tc>
@@ -10030,7 +10336,7 @@
                 <w:sz w:val="18"/>
                 <w:szCs w:val="18"/>
               </w:rPr>
-              <w:t xml:space="preserve">Introduce CER explicitly: 'A scientific explanation has three parts. Claim — your answer. Evidence — data or observations that support it. Reasoning — the science principle that links them.' Write CER on the board with a maize-farm example: 'Claim: Water enters the root hair cell from the soil. Evidence: In Lesson 1, the red dye moved upward. Reasoning: Osmosis — water moves from high water potential (soil) to low water potential (root cell vacuole) across the semi-permeable membrane.' Give groups exactly 7 minutes to write their CER on A3 paper. During gallery walk, prompt readers with: 'What is the EVIDENCE in this group's explanation? Is it from our observations or from the resource cards?' After gallery walk, lead synthesis: point to the root diagram and trace the journey — soil → root hair → cortex → xylem — narrating each mechanism aloud. At the xylem entry point, say: 'This build-up of water in the xylem creates pressure — ROOT PRESSURE. This is the first engine that pushes water up. Does this help us explain our red dye going UP against gravity?' Cold-call TWO learners. Wait 12 seconds each. Then ask: 'Why would a maize farmer in Eldoret who never adds DAP see slower water transport than one who does?' Cold-call ONE learner. Accept answers, then clarify: phosphate ions enter via active transport, increasing solute concentration in root cells, steepening the osmotic gradient and enhancing water uptake. Explicitly revisit the Prediction Wall: 'Look at our predictions from earlier. Who had the right direction for osmosis — and who needs to revise?' Ask learners to place a self-stick dot on the correct prediction column.</w:t>
+              <w:t xml:space="preserve">Hand each learner two sticky notes (one green, one orange — or use different coloured pens on the same colour note). Say: 'Green notes are for things we can NOW explain. Orange notes are for new questions your brain is asking — things today's lesson did NOT fully answer.' Allow 3 minutes of silent individual writing. Then say: 'Walk up, post your notes, and read two others before you sit down.' After posting, stand at the DQB and narrate aloud: 'Look — many of us are now asking: root pressure explains the START of the journey, but a maize plant in Kisumu grows two metres tall. Is root pressure strong enough to push water all the way to the top leaf? That is exactly where Lesson 4 takes us.' Point to any orange notes about 'too much fertiliser' and say: 'This connects to what we said about CAN and DAP — over-applying fertiliser reverses the osmotic gradient. We called that PLASMOLYSIS. Remember that word — it will appear again in Plant Growth.' Do NOT answer the Lesson 4 questions now — preserve genuine inquiry tension.</w:t>
             </w:r>
           </w:p>
         </w:tc>
@@ -10062,7 +10368,7 @@
                 <w:sz w:val="18"/>
                 <w:szCs w:val="18"/>
               </w:rPr>
-              <w:t xml:space="preserve">Claim-Evidence-Reasoning (CER) Framework + Gallery Walk. CER structures scientific writing so learners do not simply restate facts but explicitly justify them using evidence. The gallery walk introduces peer critique as a sensemaking tool — learners must evaluate whether another group's evidence is valid (from observations) or merely asserted. The public revisit of the Prediction Wall closes the predict-observe-explain loop, making conceptual change visible to learners themselves.</w:t>
+              <w:t xml:space="preserve">Two-Colour DQB Protocol (Explain vs. Question). Separating new explanations (green) from new questions (orange) makes the asymmetry between current understanding and remaining unknowns visible on a single board. This metacognitive tool helps learners see that science is cumulative — each lesson resolves some questions and opens new ones — and it creates authentic motivation for the next lesson in the sequence.</w:t>
             </w:r>
           </w:p>
         </w:tc>
@@ -10094,7 +10400,7 @@
                 <w:sz w:val="18"/>
                 <w:szCs w:val="18"/>
               </w:rPr>
-              <w:t xml:space="preserve">Observable indicator: Each group's CER sheet contains (a) an explicit claim naming at least two of the three mechanisms (osmosis, active transport, root pressure), (b) at least one piece of evidence traceable to either the Lesson 1 phenomenon or the Lesson 2/3 research, and (c) a reasoning statement that uses a scientific principle (e.g., concentration gradient, semi-permeable membrane, ATP). The teacher collects all A3 sheets. Any CER that lacks a reasoning statement is flagged for targeted feedback before Lesson 4. Additionally, the self-stick dot activity gives the teacher a rapid visual of how many learners (target: ≥75%) correctly self-identify the inward direction of osmosis after instruction.</w:t>
+              <w:t xml:space="preserve">Observable indicator: Every learner posts at least one green note containing a mechanistic explanation (not merely a label). The teacher scans green notes for naïve explanations such as 'water goes in because plants need water' — these lack mechanism and are earmarked for follow-up. Orange notes that identify the cohesion-tension gap ('root pressure is not enough for tall plants') indicate higher-order thinking and can be used to accelerate instruction in Lesson 4. Collect a photo of the DQB for the ARES platform record.</w:t>
             </w:r>
           </w:p>
         </w:tc>
@@ -10103,32 +10409,32 @@
         <w:tc>
           <w:tcPr>
             <w:tcW w:type="dxa" w:w="1520"/>
-            <w:shd w:fill="FCE4D6" w:color="auto" w:val="clear"/>
-            <w:tcMar>
-              <w:top w:type="dxa" w:w="60"/>
-              <w:left w:type="dxa" w:w="120"/>
-              <w:bottom w:type="dxa" w:w="60"/>
-              <w:right w:type="dxa" w:w="120"/>
-            </w:tcMar>
-            <w:vAlign w:val="top"/>
-          </w:tcPr>
-          <w:p>
-            <w:pPr>
-              <w:spacing w:after="40" w:before="0"/>
-              <w:jc w:val="left"/>
-            </w:pPr>
-            <w:r>
-              <w:rPr>
-                <w:rFonts w:ascii="Arial" w:cs="Arial" w:eastAsia="Arial" w:hAnsi="Arial"/>
-                <w:b/>
-                <w:bCs/>
-                <w:i w:val="false"/>
-                <w:iCs w:val="false"/>
-                <w:color w:val="000000"/>
-                <w:sz w:val="18"/>
-                <w:szCs w:val="18"/>
-              </w:rPr>
-              <w:t xml:space="preserve">Driving Question Board (DQB) Creation</w:t>
+            <w:shd w:fill="D5E8F0" w:color="auto" w:val="clear"/>
+            <w:tcMar>
+              <w:top w:type="dxa" w:w="60"/>
+              <w:left w:type="dxa" w:w="120"/>
+              <w:bottom w:type="dxa" w:w="60"/>
+              <w:right w:type="dxa" w:w="120"/>
+            </w:tcMar>
+            <w:vAlign w:val="top"/>
+          </w:tcPr>
+          <w:p>
+            <w:pPr>
+              <w:spacing w:after="40" w:before="0"/>
+              <w:jc w:val="left"/>
+            </w:pPr>
+            <w:r>
+              <w:rPr>
+                <w:rFonts w:ascii="Arial" w:cs="Arial" w:eastAsia="Arial" w:hAnsi="Arial"/>
+                <w:b/>
+                <w:bCs/>
+                <w:i w:val="false"/>
+                <w:iCs w:val="false"/>
+                <w:color w:val="000000"/>
+                <w:sz w:val="18"/>
+                <w:szCs w:val="18"/>
+              </w:rPr>
+              <w:t xml:space="preserve">Model Building Phase</w:t>
             </w:r>
           </w:p>
           <w:p>
@@ -10151,7 +10457,7 @@
             <w:pPr>
               <w:spacing w:after="20" w:before="0"/>
             </w:pPr>
-            <w:hyperlink w:history="1" r:id="rIdesmrm3pfhylcev_chtcge">
+            <w:hyperlink w:history="1" r:id="rIdtnyzff4huajqjshlagnxb">
               <w:r>
                 <w:rPr>
                   <w:rFonts w:ascii="Arial" w:cs="Arial" w:eastAsia="Arial" w:hAnsi="Arial"/>
@@ -10160,7 +10466,7 @@
                   <w:szCs w:val="16"/>
                   <w:u w:val="single" w:color="2E75B6"/>
                 </w:rPr>
-                <w:t xml:space="preserve">Electrochemical gradients and secondary active transport</w:t>
+                <w:t xml:space="preserve">Diffusion and osmosis</w:t>
               </w:r>
             </w:hyperlink>
           </w:p>
@@ -10184,7 +10490,7 @@
               <w:spacing w:after="10" w:before="0"/>
               <w:ind w:left="120"/>
             </w:pPr>
-            <w:hyperlink w:history="1" r:id="rIdzxejx89w8nnoq6alhmcuo">
+            <w:hyperlink w:history="1" r:id="rId2jdgjhn39suedqk3sj2m9">
               <w:r>
                 <w:rPr>
                   <w:rFonts w:ascii="Arial" w:cs="Arial" w:eastAsia="Arial" w:hAnsi="Arial"/>
@@ -10222,320 +10528,14 @@
                 <w:sz w:val="16"/>
                 <w:szCs w:val="16"/>
               </w:rPr>
-              <w:t xml:space="preserve">📖 EXERCISE:</w:t>
+              <w:t xml:space="preserve">📖 HTML:</w:t>
             </w:r>
           </w:p>
           <w:p>
             <w:pPr>
               <w:spacing w:after="20" w:before="0"/>
             </w:pPr>
-            <w:hyperlink w:history="1" r:id="rId36kxgqwqr_mowbuluiluq">
-              <w:r>
-                <w:rPr>
-                  <w:rFonts w:ascii="Arial" w:cs="Arial" w:eastAsia="Arial" w:hAnsi="Arial"/>
-                  <w:color w:val="2E75B6"/>
-                  <w:sz w:val="16"/>
-                  <w:szCs w:val="16"/>
-                  <w:u w:val="single" w:color="2E75B6"/>
-                </w:rPr>
-                <w:t xml:space="preserve">Diffusion, osmosis, and tonicity</w:t>
-              </w:r>
-            </w:hyperlink>
-          </w:p>
-          <w:p>
-            <w:pPr>
-              <w:spacing w:after="10" w:before="0"/>
-              <w:ind w:left="120"/>
-            </w:pPr>
-            <w:r>
-              <w:rPr>
-                <w:rFonts w:ascii="Arial" w:cs="Arial" w:eastAsia="Arial" w:hAnsi="Arial"/>
-                <w:color w:val="595959"/>
-                <w:sz w:val="14"/>
-                <w:szCs w:val="14"/>
-              </w:rPr>
-              <w:t xml:space="preserve">Source: Khan Academy (English - US curriculum)</w:t>
-            </w:r>
-          </w:p>
-          <w:p>
-            <w:pPr>
-              <w:spacing w:after="10" w:before="0"/>
-              <w:ind w:left="120"/>
-            </w:pPr>
-            <w:hyperlink w:history="1" r:id="rIdzxsnctllhqshola3rajlp">
-              <w:r>
-                <w:rPr>
-                  <w:rFonts w:ascii="Arial" w:cs="Arial" w:eastAsia="Arial" w:hAnsi="Arial"/>
-                  <w:color w:val="595959"/>
-                  <w:sz w:val="14"/>
-                  <w:szCs w:val="14"/>
-                  <w:u w:val="single" w:color="595959"/>
-                </w:rPr>
-                <w:t xml:space="preserve">🔍 Search ARES for similar readings</w:t>
-              </w:r>
-            </w:hyperlink>
-          </w:p>
-        </w:tc>
-        <w:tc>
-          <w:tcPr>
-            <w:tcW w:type="dxa" w:w="3040"/>
-            <w:shd w:fill="FFFFFF" w:color="auto" w:val="clear"/>
-            <w:tcMar>
-              <w:top w:type="dxa" w:w="60"/>
-              <w:left w:type="dxa" w:w="120"/>
-              <w:bottom w:type="dxa" w:w="60"/>
-              <w:right w:type="dxa" w:w="120"/>
-            </w:tcMar>
-            <w:vAlign w:val="top"/>
-          </w:tcPr>
-          <w:p>
-            <w:pPr>
-              <w:spacing w:after="40" w:before="0"/>
-              <w:jc w:val="left"/>
-            </w:pPr>
-            <w:r>
-              <w:rPr>
-                <w:rFonts w:ascii="Arial" w:cs="Arial" w:eastAsia="Arial" w:hAnsi="Arial"/>
-                <w:b w:val="false"/>
-                <w:bCs w:val="false"/>
-                <w:i w:val="false"/>
-                <w:iCs w:val="false"/>
-                <w:color w:val="000000"/>
-                <w:sz w:val="18"/>
-                <w:szCs w:val="18"/>
-              </w:rPr>
-              <w:t xml:space="preserve">The teacher displays the class Driving Question Board, which carries the anchoring question and sticky notes from Lessons 1 and 2. Learners individually write NEW sticky notes (green = new explanations, orange = new questions that arose today). Each learner posts at least one green note and one orange note. Sample green notes expected: 'Water enters root hair cells by osmosis because the cell sap is more concentrated than soil water'; 'DAP fertiliser adds phosphate ions that are pulled in by active transport using ATP'; 'Root pressure pushes water up into the xylem — that is why the dye rose.' Sample orange notes expected: 'If root pressure starts the push, what keeps the water going up to the topmost maize leaf — is root pressure enough?'; 'Why does the dye only go into the xylem rings and not the phloem?'; 'What happens if the soil becomes too salty from too much fertiliser?' The class briefly reviews the board together: the teacher groups related notes and identifies the most important unresolved question, which becomes the bridge to Lesson 4 (translocation and the cohesion-tension mechanism).</w:t>
-            </w:r>
-          </w:p>
-        </w:tc>
-        <w:tc>
-          <w:tcPr>
-            <w:tcW w:type="dxa" w:w="3040"/>
-            <w:shd w:fill="F2F2F2" w:color="auto" w:val="clear"/>
-            <w:tcMar>
-              <w:top w:type="dxa" w:w="60"/>
-              <w:left w:type="dxa" w:w="120"/>
-              <w:bottom w:type="dxa" w:w="60"/>
-              <w:right w:type="dxa" w:w="120"/>
-            </w:tcMar>
-            <w:vAlign w:val="top"/>
-          </w:tcPr>
-          <w:p>
-            <w:pPr>
-              <w:spacing w:after="40" w:before="0"/>
-              <w:jc w:val="left"/>
-            </w:pPr>
-            <w:r>
-              <w:rPr>
-                <w:rFonts w:ascii="Arial" w:cs="Arial" w:eastAsia="Arial" w:hAnsi="Arial"/>
-                <w:b w:val="false"/>
-                <w:bCs w:val="false"/>
-                <w:i w:val="false"/>
-                <w:iCs w:val="false"/>
-                <w:color w:val="000000"/>
-                <w:sz w:val="18"/>
-                <w:szCs w:val="18"/>
-              </w:rPr>
-              <w:t xml:space="preserve">Hand each learner two sticky notes (one green, one orange — or use different coloured pens on the same colour note). Say: 'Green notes are for things we can NOW explain. Orange notes are for new questions your brain is asking — things today's lesson did NOT fully answer.' Allow 3 minutes of silent individual writing. Then say: 'Walk up, post your notes, and read two others before you sit down.' After posting, stand at the DQB and narrate aloud: 'Look — many of us are now asking: root pressure explains the START of the journey, but a maize plant in Kisumu grows two metres tall. Is root pressure strong enough to push water all the way to the top leaf? That is exactly where Lesson 4 takes us.' Point to any orange notes about 'too much fertiliser' and say: 'This connects to what we said about CAN and DAP — over-applying fertiliser reverses the osmotic gradient. We called that PLASMOLYSIS. Remember that word — it will appear again in Plant Growth.' Do NOT answer the Lesson 4 questions now — preserve genuine inquiry tension.</w:t>
-            </w:r>
-          </w:p>
-        </w:tc>
-        <w:tc>
-          <w:tcPr>
-            <w:tcW w:type="dxa" w:w="3040"/>
-            <w:shd w:fill="FFFFFF" w:color="auto" w:val="clear"/>
-            <w:tcMar>
-              <w:top w:type="dxa" w:w="60"/>
-              <w:left w:type="dxa" w:w="120"/>
-              <w:bottom w:type="dxa" w:w="60"/>
-              <w:right w:type="dxa" w:w="120"/>
-            </w:tcMar>
-            <w:vAlign w:val="top"/>
-          </w:tcPr>
-          <w:p>
-            <w:pPr>
-              <w:spacing w:after="40" w:before="0"/>
-              <w:jc w:val="left"/>
-            </w:pPr>
-            <w:r>
-              <w:rPr>
-                <w:rFonts w:ascii="Arial" w:cs="Arial" w:eastAsia="Arial" w:hAnsi="Arial"/>
-                <w:b w:val="false"/>
-                <w:bCs w:val="false"/>
-                <w:i w:val="false"/>
-                <w:iCs w:val="false"/>
-                <w:color w:val="000000"/>
-                <w:sz w:val="18"/>
-                <w:szCs w:val="18"/>
-              </w:rPr>
-              <w:t xml:space="preserve">Two-Colour DQB Protocol (Explain vs. Question). Separating new explanations (green) from new questions (orange) makes the asymmetry between current understanding and remaining unknowns visible on a single board. This metacognitive tool helps learners see that science is cumulative — each lesson resolves some questions and opens new ones — and it creates authentic motivation for the next lesson in the sequence.</w:t>
-            </w:r>
-          </w:p>
-        </w:tc>
-        <w:tc>
-          <w:tcPr>
-            <w:tcW w:type="dxa" w:w="3040"/>
-            <w:shd w:fill="F2F2F2" w:color="auto" w:val="clear"/>
-            <w:tcMar>
-              <w:top w:type="dxa" w:w="60"/>
-              <w:left w:type="dxa" w:w="120"/>
-              <w:bottom w:type="dxa" w:w="60"/>
-              <w:right w:type="dxa" w:w="120"/>
-            </w:tcMar>
-            <w:vAlign w:val="top"/>
-          </w:tcPr>
-          <w:p>
-            <w:pPr>
-              <w:spacing w:after="40" w:before="0"/>
-              <w:jc w:val="left"/>
-            </w:pPr>
-            <w:r>
-              <w:rPr>
-                <w:rFonts w:ascii="Arial" w:cs="Arial" w:eastAsia="Arial" w:hAnsi="Arial"/>
-                <w:b w:val="false"/>
-                <w:bCs w:val="false"/>
-                <w:i w:val="false"/>
-                <w:iCs w:val="false"/>
-                <w:color w:val="000000"/>
-                <w:sz w:val="18"/>
-                <w:szCs w:val="18"/>
-              </w:rPr>
-              <w:t xml:space="preserve">Observable indicator: Every learner posts at least one green note containing a mechanistic explanation (not merely a label). The teacher scans green notes for naïve explanations such as 'water goes in because plants need water' — these lack mechanism and are earmarked for follow-up. Orange notes that identify the cohesion-tension gap ('root pressure is not enough for tall plants') indicate higher-order thinking and can be used to accelerate instruction in Lesson 4. Collect a photo of the DQB for the ARES platform record.</w:t>
-            </w:r>
-          </w:p>
-        </w:tc>
-      </w:tr>
-      <w:tr>
-        <w:tc>
-          <w:tcPr>
-            <w:tcW w:type="dxa" w:w="1520"/>
-            <w:shd w:fill="D5E8F0" w:color="auto" w:val="clear"/>
-            <w:tcMar>
-              <w:top w:type="dxa" w:w="60"/>
-              <w:left w:type="dxa" w:w="120"/>
-              <w:bottom w:type="dxa" w:w="60"/>
-              <w:right w:type="dxa" w:w="120"/>
-            </w:tcMar>
-            <w:vAlign w:val="top"/>
-          </w:tcPr>
-          <w:p>
-            <w:pPr>
-              <w:spacing w:after="40" w:before="0"/>
-              <w:jc w:val="left"/>
-            </w:pPr>
-            <w:r>
-              <w:rPr>
-                <w:rFonts w:ascii="Arial" w:cs="Arial" w:eastAsia="Arial" w:hAnsi="Arial"/>
-                <w:b/>
-                <w:bCs/>
-                <w:i w:val="false"/>
-                <w:iCs w:val="false"/>
-                <w:color w:val="000000"/>
-                <w:sz w:val="18"/>
-                <w:szCs w:val="18"/>
-              </w:rPr>
-              <w:t xml:space="preserve">Model Building Phase</w:t>
-            </w:r>
-          </w:p>
-          <w:p>
-            <w:pPr>
-              <w:spacing w:after="20" w:before="0"/>
-            </w:pPr>
-            <w:r>
-              <w:rPr>
-                <w:rFonts w:ascii="Arial" w:cs="Arial" w:eastAsia="Arial" w:hAnsi="Arial"/>
-                <w:b/>
-                <w:bCs/>
-                <w:color w:val="1F3864"/>
-                <w:sz w:val="16"/>
-                <w:szCs w:val="16"/>
-              </w:rPr>
-              <w:t xml:space="preserve">📹 VIDEO:</w:t>
-            </w:r>
-          </w:p>
-          <w:p>
-            <w:pPr>
-              <w:spacing w:after="20" w:before="0"/>
-            </w:pPr>
-            <w:hyperlink w:history="1" r:id="rIdnms1i_wcstxbuenzkijjs">
-              <w:r>
-                <w:rPr>
-                  <w:rFonts w:ascii="Arial" w:cs="Arial" w:eastAsia="Arial" w:hAnsi="Arial"/>
-                  <w:color w:val="2E75B6"/>
-                  <w:sz w:val="16"/>
-                  <w:szCs w:val="16"/>
-                  <w:u w:val="single" w:color="2E75B6"/>
-                </w:rPr>
-                <w:t xml:space="preserve">Diffusion and osmosis</w:t>
-              </w:r>
-            </w:hyperlink>
-          </w:p>
-          <w:p>
-            <w:pPr>
-              <w:spacing w:after="10" w:before="0"/>
-              <w:ind w:left="120"/>
-            </w:pPr>
-            <w:r>
-              <w:rPr>
-                <w:rFonts w:ascii="Arial" w:cs="Arial" w:eastAsia="Arial" w:hAnsi="Arial"/>
-                <w:color w:val="595959"/>
-                <w:sz w:val="14"/>
-                <w:szCs w:val="14"/>
-              </w:rPr>
-              <w:t xml:space="preserve">Source: Khan Academy (English - US curriculum)</w:t>
-            </w:r>
-          </w:p>
-          <w:p>
-            <w:pPr>
-              <w:spacing w:after="10" w:before="0"/>
-              <w:ind w:left="120"/>
-            </w:pPr>
-            <w:hyperlink w:history="1" r:id="rId2len0uawgpjla4qp7vewr">
-              <w:r>
-                <w:rPr>
-                  <w:rFonts w:ascii="Arial" w:cs="Arial" w:eastAsia="Arial" w:hAnsi="Arial"/>
-                  <w:color w:val="595959"/>
-                  <w:sz w:val="14"/>
-                  <w:szCs w:val="14"/>
-                  <w:u w:val="single" w:color="595959"/>
-                </w:rPr>
-                <w:t xml:space="preserve">🔍 Search ARES for similar videos</w:t>
-              </w:r>
-            </w:hyperlink>
-          </w:p>
-          <w:p>
-            <w:pPr>
-              <w:spacing w:after="40" w:before="0"/>
-            </w:pPr>
-            <w:r>
-              <w:rPr>
-                <w:sz w:val="14"/>
-                <w:szCs w:val="14"/>
-              </w:rPr>
-              <w:t xml:space="preserve"/>
-            </w:r>
-          </w:p>
-          <w:p>
-            <w:pPr>
-              <w:spacing w:after="20" w:before="0"/>
-            </w:pPr>
-            <w:r>
-              <w:rPr>
-                <w:rFonts w:ascii="Arial" w:cs="Arial" w:eastAsia="Arial" w:hAnsi="Arial"/>
-                <w:b/>
-                <w:bCs/>
-                <w:color w:val="1F3864"/>
-                <w:sz w:val="16"/>
-                <w:szCs w:val="16"/>
-              </w:rPr>
-              <w:t xml:space="preserve">📖 HTML:</w:t>
-            </w:r>
-          </w:p>
-          <w:p>
-            <w:pPr>
-              <w:spacing w:after="20" w:before="0"/>
-            </w:pPr>
-            <w:hyperlink w:history="1" r:id="rIdgwwruznwhmvcggv27vifw">
+            <w:hyperlink w:history="1" r:id="rIdsjg1wnrx7525mozmfkqer">
               <w:r>
                 <w:rPr>
                   <w:rFonts w:ascii="Arial" w:cs="Arial" w:eastAsia="Arial" w:hAnsi="Arial"/>
@@ -10568,7 +10568,7 @@
               <w:spacing w:after="10" w:before="0"/>
               <w:ind w:left="120"/>
             </w:pPr>
-            <w:hyperlink w:history="1" r:id="rId0nugdj2thkdfkhdf2cbds">
+            <w:hyperlink w:history="1" r:id="rIdnfwcn9ab-ovc0dwmafquv">
               <w:r>
                 <w:rPr>
                   <w:rFonts w:ascii="Arial" w:cs="Arial" w:eastAsia="Arial" w:hAnsi="Arial"/>
@@ -12150,7 +12150,7 @@
             <w:pPr>
               <w:spacing w:after="20" w:before="0"/>
             </w:pPr>
-            <w:hyperlink w:history="1" r:id="rIdnfepfnmp2iusremwu5dv1">
+            <w:hyperlink w:history="1" r:id="rId3pwvjqakcr8qkv9w0sgne">
               <w:r>
                 <w:rPr>
                   <w:rFonts w:ascii="Arial" w:cs="Arial" w:eastAsia="Arial" w:hAnsi="Arial"/>
@@ -12183,7 +12183,7 @@
               <w:spacing w:after="10" w:before="0"/>
               <w:ind w:left="120"/>
             </w:pPr>
-            <w:hyperlink w:history="1" r:id="rId-zstcnseauejxl9po5v82">
+            <w:hyperlink w:history="1" r:id="rIdvnu8oo7yf1bgj3ntjziwk">
               <w:r>
                 <w:rPr>
                   <w:rFonts w:ascii="Arial" w:cs="Arial" w:eastAsia="Arial" w:hAnsi="Arial"/>
@@ -12245,7 +12245,7 @@
               <w:spacing w:after="10" w:before="0"/>
               <w:ind w:left="120"/>
             </w:pPr>
-            <w:hyperlink w:history="1" r:id="rIdjo7f8iltiyy1zq7dfl0il">
+            <w:hyperlink w:history="1" r:id="rIdkdc6qrzocy0_uoarrqjxk">
               <w:r>
                 <w:rPr>
                   <w:rFonts w:ascii="Arial" w:cs="Arial" w:eastAsia="Arial" w:hAnsi="Arial"/>
@@ -12455,7 +12455,7 @@
             <w:pPr>
               <w:spacing w:after="20" w:before="0"/>
             </w:pPr>
-            <w:hyperlink w:history="1" r:id="rIdetka-nfdqltqwuszyct49">
+            <w:hyperlink w:history="1" r:id="rIdx_7dfd7crv3pfu6wmjmlh">
               <w:r>
                 <w:rPr>
                   <w:rFonts w:ascii="Arial" w:cs="Arial" w:eastAsia="Arial" w:hAnsi="Arial"/>
@@ -12488,7 +12488,7 @@
               <w:spacing w:after="10" w:before="0"/>
               <w:ind w:left="120"/>
             </w:pPr>
-            <w:hyperlink w:history="1" r:id="rIdopwgro91zndec3kanakrl">
+            <w:hyperlink w:history="1" r:id="rIdrn2ny0382vdkfyg4fqlow">
               <w:r>
                 <w:rPr>
                   <w:rFonts w:ascii="Arial" w:cs="Arial" w:eastAsia="Arial" w:hAnsi="Arial"/>
@@ -12550,7 +12550,7 @@
               <w:spacing w:after="10" w:before="0"/>
               <w:ind w:left="120"/>
             </w:pPr>
-            <w:hyperlink w:history="1" r:id="rIdlg3q05s0b6nwvpw--jeen">
+            <w:hyperlink w:history="1" r:id="rIdfafk3lqyjyopcmwkcco2c">
               <w:r>
                 <w:rPr>
                   <w:rFonts w:ascii="Arial" w:cs="Arial" w:eastAsia="Arial" w:hAnsi="Arial"/>
@@ -12760,7 +12760,7 @@
             <w:pPr>
               <w:spacing w:after="20" w:before="0"/>
             </w:pPr>
-            <w:hyperlink w:history="1" r:id="rIdwlkfqklu00ae1pldw7toj">
+            <w:hyperlink w:history="1" r:id="rIdf2k-mcc6rwkhh6ughezml">
               <w:r>
                 <w:rPr>
                   <w:rFonts w:ascii="Arial" w:cs="Arial" w:eastAsia="Arial" w:hAnsi="Arial"/>
@@ -12793,7 +12793,7 @@
               <w:spacing w:after="10" w:before="0"/>
               <w:ind w:left="120"/>
             </w:pPr>
-            <w:hyperlink w:history="1" r:id="rId81e5qw3praglcp6exkqo3">
+            <w:hyperlink w:history="1" r:id="rId6q90n3xfaxstovpcgv6dj">
               <w:r>
                 <w:rPr>
                   <w:rFonts w:ascii="Arial" w:cs="Arial" w:eastAsia="Arial" w:hAnsi="Arial"/>
@@ -12855,7 +12855,7 @@
               <w:spacing w:after="10" w:before="0"/>
               <w:ind w:left="120"/>
             </w:pPr>
-            <w:hyperlink w:history="1" r:id="rIdavzoyknhxhxfr7neziogp">
+            <w:hyperlink w:history="1" r:id="rIdpi7_5ag7p3v2m581vlkaj">
               <w:r>
                 <w:rPr>
                   <w:rFonts w:ascii="Arial" w:cs="Arial" w:eastAsia="Arial" w:hAnsi="Arial"/>
@@ -13065,7 +13065,7 @@
             <w:pPr>
               <w:spacing w:after="20" w:before="0"/>
             </w:pPr>
-            <w:hyperlink w:history="1" r:id="rId9ojjafzywmijl5eno-5h4">
+            <w:hyperlink w:history="1" r:id="rIdj63ayxjd9bhgajq4gnsj4">
               <w:r>
                 <w:rPr>
                   <w:rFonts w:ascii="Arial" w:cs="Arial" w:eastAsia="Arial" w:hAnsi="Arial"/>
@@ -13098,7 +13098,7 @@
               <w:spacing w:after="10" w:before="0"/>
               <w:ind w:left="120"/>
             </w:pPr>
-            <w:hyperlink w:history="1" r:id="rIdysm0mvrzwhgsqge6bwxga">
+            <w:hyperlink w:history="1" r:id="rIdudc1bl36hwpjrspljvdz-">
               <w:r>
                 <w:rPr>
                   <w:rFonts w:ascii="Arial" w:cs="Arial" w:eastAsia="Arial" w:hAnsi="Arial"/>
@@ -13160,7 +13160,7 @@
               <w:spacing w:after="10" w:before="0"/>
               <w:ind w:left="120"/>
             </w:pPr>
-            <w:hyperlink w:history="1" r:id="rIdqppr26rq_ba_90vqduefn">
+            <w:hyperlink w:history="1" r:id="rIdir1rb9k4o3ks5g5kutd7m">
               <w:r>
                 <w:rPr>
                   <w:rFonts w:ascii="Arial" w:cs="Arial" w:eastAsia="Arial" w:hAnsi="Arial"/>
@@ -13370,7 +13370,7 @@
             <w:pPr>
               <w:spacing w:after="20" w:before="0"/>
             </w:pPr>
-            <w:hyperlink w:history="1" r:id="rIdxcmjcgokribvipsnagbzt">
+            <w:hyperlink w:history="1" r:id="rIdgfhdp3zqq-tt1dx6jzmh5">
               <w:r>
                 <w:rPr>
                   <w:rFonts w:ascii="Arial" w:cs="Arial" w:eastAsia="Arial" w:hAnsi="Arial"/>
@@ -13403,7 +13403,7 @@
               <w:spacing w:after="10" w:before="0"/>
               <w:ind w:left="120"/>
             </w:pPr>
-            <w:hyperlink w:history="1" r:id="rIddt02rvazqatvt7fvocqta">
+            <w:hyperlink w:history="1" r:id="rIdkhg_ff59s5p8iaxau0i8s">
               <w:r>
                 <w:rPr>
                   <w:rFonts w:ascii="Arial" w:cs="Arial" w:eastAsia="Arial" w:hAnsi="Arial"/>
@@ -13465,7 +13465,7 @@
               <w:spacing w:after="10" w:before="0"/>
               <w:ind w:left="120"/>
             </w:pPr>
-            <w:hyperlink w:history="1" r:id="rIdo4gd6hoy0ekv8e32odt8v">
+            <w:hyperlink w:history="1" r:id="rIde0_qs3ng8xrg5xpuse19o">
               <w:r>
                 <w:rPr>
                   <w:rFonts w:ascii="Arial" w:cs="Arial" w:eastAsia="Arial" w:hAnsi="Arial"/>
@@ -15081,7 +15081,7 @@
             <w:pPr>
               <w:spacing w:after="20" w:before="0"/>
             </w:pPr>
-            <w:hyperlink w:history="1" r:id="rIdrnmmu_uqnfarbc4p0fslm">
+            <w:hyperlink w:history="1" r:id="rIdeuzaovuxzadk9fzkv9tqp">
               <w:r>
                 <w:rPr>
                   <w:rFonts w:ascii="Arial" w:cs="Arial" w:eastAsia="Arial" w:hAnsi="Arial"/>
@@ -15114,7 +15114,7 @@
               <w:spacing w:after="10" w:before="0"/>
               <w:ind w:left="120"/>
             </w:pPr>
-            <w:hyperlink w:history="1" r:id="rIdbx2se_pxagdxo8jmejibr">
+            <w:hyperlink w:history="1" r:id="rIdlxhn6-nukmmp-tiwhvm1t">
               <w:r>
                 <w:rPr>
                   <w:rFonts w:ascii="Arial" w:cs="Arial" w:eastAsia="Arial" w:hAnsi="Arial"/>
@@ -15159,7 +15159,7 @@
             <w:pPr>
               <w:spacing w:after="20" w:before="0"/>
             </w:pPr>
-            <w:hyperlink w:history="1" r:id="rIdq5-8vpp9tmxdxwty3l0ya">
+            <w:hyperlink w:history="1" r:id="rIdnxxnkxfnsx6fgdrnnm68j">
               <w:r>
                 <w:rPr>
                   <w:rFonts w:ascii="Arial" w:cs="Arial" w:eastAsia="Arial" w:hAnsi="Arial"/>
@@ -15192,7 +15192,7 @@
               <w:spacing w:after="10" w:before="0"/>
               <w:ind w:left="120"/>
             </w:pPr>
-            <w:hyperlink w:history="1" r:id="rIdvqmbuhk2w9h6cdgxqlj-j">
+            <w:hyperlink w:history="1" r:id="rIdfvc0cvlgqjfjtrdivwplh">
               <w:r>
                 <w:rPr>
                   <w:rFonts w:ascii="Arial" w:cs="Arial" w:eastAsia="Arial" w:hAnsi="Arial"/>
@@ -15463,7 +15463,7 @@
             <w:pPr>
               <w:spacing w:after="20" w:before="0"/>
             </w:pPr>
-            <w:hyperlink w:history="1" r:id="rIdpetuoomyu9gc9wth6_-7i">
+            <w:hyperlink w:history="1" r:id="rIdgt92fw4zkvgckyodu2kql">
               <w:r>
                 <w:rPr>
                   <w:rFonts w:ascii="Arial" w:cs="Arial" w:eastAsia="Arial" w:hAnsi="Arial"/>
@@ -15496,7 +15496,7 @@
               <w:spacing w:after="10" w:before="0"/>
               <w:ind w:left="120"/>
             </w:pPr>
-            <w:hyperlink w:history="1" r:id="rIdvgtq19u9x7-nebpo0kxwn">
+            <w:hyperlink w:history="1" r:id="rIdohcwspgualtxlx-gdmokm">
               <w:r>
                 <w:rPr>
                   <w:rFonts w:ascii="Arial" w:cs="Arial" w:eastAsia="Arial" w:hAnsi="Arial"/>
@@ -15541,7 +15541,7 @@
             <w:pPr>
               <w:spacing w:after="20" w:before="0"/>
             </w:pPr>
-            <w:hyperlink w:history="1" r:id="rIdhydtn73uc-aqipdxnbo8r">
+            <w:hyperlink w:history="1" r:id="rIdo3cy_5oc810qunylirvuh">
               <w:r>
                 <w:rPr>
                   <w:rFonts w:ascii="Arial" w:cs="Arial" w:eastAsia="Arial" w:hAnsi="Arial"/>
@@ -15574,7 +15574,7 @@
               <w:spacing w:after="10" w:before="0"/>
               <w:ind w:left="120"/>
             </w:pPr>
-            <w:hyperlink w:history="1" r:id="rIdynolngsh3_7eirhlf_9l0">
+            <w:hyperlink w:history="1" r:id="rId2ugeclam-d0p5jio96ags">
               <w:r>
                 <w:rPr>
                   <w:rFonts w:ascii="Arial" w:cs="Arial" w:eastAsia="Arial" w:hAnsi="Arial"/>
@@ -16020,7 +16020,7 @@
             <w:pPr>
               <w:spacing w:after="20" w:before="0"/>
             </w:pPr>
-            <w:hyperlink w:history="1" r:id="rIdc4zhrhfaymx4m2azloppx">
+            <w:hyperlink w:history="1" r:id="rIdrtnjdzy0hjemztsdmia5c">
               <w:r>
                 <w:rPr>
                   <w:rFonts w:ascii="Arial" w:cs="Arial" w:eastAsia="Arial" w:hAnsi="Arial"/>
@@ -16053,7 +16053,7 @@
               <w:spacing w:after="10" w:before="0"/>
               <w:ind w:left="120"/>
             </w:pPr>
-            <w:hyperlink w:history="1" r:id="rId17gbn7a3lochaanoasgff">
+            <w:hyperlink w:history="1" r:id="rIdfrjf1woqtewfqpjgfjrpr">
               <w:r>
                 <w:rPr>
                   <w:rFonts w:ascii="Arial" w:cs="Arial" w:eastAsia="Arial" w:hAnsi="Arial"/>
@@ -16098,7 +16098,7 @@
             <w:pPr>
               <w:spacing w:after="20" w:before="0"/>
             </w:pPr>
-            <w:hyperlink w:history="1" r:id="rIdabm8znl4i8hgakfk2rklh">
+            <w:hyperlink w:history="1" r:id="rId0iibwsa3cnjwgxqd3z8ow">
               <w:r>
                 <w:rPr>
                   <w:rFonts w:ascii="Arial" w:cs="Arial" w:eastAsia="Arial" w:hAnsi="Arial"/>
@@ -16131,7 +16131,7 @@
               <w:spacing w:after="10" w:before="0"/>
               <w:ind w:left="120"/>
             </w:pPr>
-            <w:hyperlink w:history="1" r:id="rIdesjervlfqzzuxc3j4tfup">
+            <w:hyperlink w:history="1" r:id="rIdisqm15y4qokosdn2nelz4">
               <w:r>
                 <w:rPr>
                   <w:rFonts w:ascii="Arial" w:cs="Arial" w:eastAsia="Arial" w:hAnsi="Arial"/>
@@ -16402,7 +16402,7 @@
             <w:pPr>
               <w:spacing w:after="20" w:before="0"/>
             </w:pPr>
-            <w:hyperlink w:history="1" r:id="rIdrdrqgfcwbdb3vccttsqu2">
+            <w:hyperlink w:history="1" r:id="rIdvpxvdgrtkgcnrsiy9inuy">
               <w:r>
                 <w:rPr>
                   <w:rFonts w:ascii="Arial" w:cs="Arial" w:eastAsia="Arial" w:hAnsi="Arial"/>
@@ -16435,7 +16435,7 @@
               <w:spacing w:after="10" w:before="0"/>
               <w:ind w:left="120"/>
             </w:pPr>
-            <w:hyperlink w:history="1" r:id="rIdj2ig1utzoby--9e6wgngl">
+            <w:hyperlink w:history="1" r:id="rIddkfvhr-ngm4zx4eue8etb">
               <w:r>
                 <w:rPr>
                   <w:rFonts w:ascii="Arial" w:cs="Arial" w:eastAsia="Arial" w:hAnsi="Arial"/>
@@ -16480,7 +16480,7 @@
             <w:pPr>
               <w:spacing w:after="20" w:before="0"/>
             </w:pPr>
-            <w:hyperlink w:history="1" r:id="rIduyn0czf_a0xmraspuahg7">
+            <w:hyperlink w:history="1" r:id="rIdyqzdsntzzk49u1u2x69g4">
               <w:r>
                 <w:rPr>
                   <w:rFonts w:ascii="Arial" w:cs="Arial" w:eastAsia="Arial" w:hAnsi="Arial"/>
@@ -16513,7 +16513,7 @@
               <w:spacing w:after="10" w:before="0"/>
               <w:ind w:left="120"/>
             </w:pPr>
-            <w:hyperlink w:history="1" r:id="rIdzhztwmaoflb9cobrgclui">
+            <w:hyperlink w:history="1" r:id="rIdyn4k321_hrdinnvxhvpkm">
               <w:r>
                 <w:rPr>
                   <w:rFonts w:ascii="Arial" w:cs="Arial" w:eastAsia="Arial" w:hAnsi="Arial"/>
@@ -16803,7 +16803,7 @@
             <w:pPr>
               <w:spacing w:after="20" w:before="0"/>
             </w:pPr>
-            <w:hyperlink w:history="1" r:id="rIdofjvky5fa-c0l2phoxxxx">
+            <w:hyperlink w:history="1" r:id="rId8pwe81f9zxfss2o2qmzbz">
               <w:r>
                 <w:rPr>
                   <w:rFonts w:ascii="Arial" w:cs="Arial" w:eastAsia="Arial" w:hAnsi="Arial"/>
@@ -16836,7 +16836,7 @@
               <w:spacing w:after="10" w:before="0"/>
               <w:ind w:left="120"/>
             </w:pPr>
-            <w:hyperlink w:history="1" r:id="rIdverei7zzjymfpjuatvob9">
+            <w:hyperlink w:history="1" r:id="rId9crc4q9xsy665nox13efe">
               <w:r>
                 <w:rPr>
                   <w:rFonts w:ascii="Arial" w:cs="Arial" w:eastAsia="Arial" w:hAnsi="Arial"/>
@@ -16881,7 +16881,7 @@
             <w:pPr>
               <w:spacing w:after="20" w:before="0"/>
             </w:pPr>
-            <w:hyperlink w:history="1" r:id="rIdeooimu76_eia300eseu1d">
+            <w:hyperlink w:history="1" r:id="rIdfcwwwpvvdbyxvmsijrife">
               <w:r>
                 <w:rPr>
                   <w:rFonts w:ascii="Arial" w:cs="Arial" w:eastAsia="Arial" w:hAnsi="Arial"/>
@@ -16914,7 +16914,7 @@
               <w:spacing w:after="10" w:before="0"/>
               <w:ind w:left="120"/>
             </w:pPr>
-            <w:hyperlink w:history="1" r:id="rIdr9e3ggeokqts0txsoymjc">
+            <w:hyperlink w:history="1" r:id="rIdlkdfdosood3wg2uofsxis">
               <w:r>
                 <w:rPr>
                   <w:rFonts w:ascii="Arial" w:cs="Arial" w:eastAsia="Arial" w:hAnsi="Arial"/>
@@ -18477,7 +18477,7 @@
             <w:pPr>
               <w:spacing w:after="20" w:before="0"/>
             </w:pPr>
-            <w:hyperlink w:history="1" r:id="rIdsywv3u-_cu5xcjfxunl3g">
+            <w:hyperlink w:history="1" r:id="rIdf04aku_wfiropdhssmvcr">
               <w:r>
                 <w:rPr>
                   <w:rFonts w:ascii="Arial" w:cs="Arial" w:eastAsia="Arial" w:hAnsi="Arial"/>
@@ -18510,7 +18510,7 @@
               <w:spacing w:after="10" w:before="0"/>
               <w:ind w:left="120"/>
             </w:pPr>
-            <w:hyperlink w:history="1" r:id="rIdzmqkjf742myk3a-vbk3r-">
+            <w:hyperlink w:history="1" r:id="rIdsidcod5qohufulzhe6sek">
               <w:r>
                 <w:rPr>
                   <w:rFonts w:ascii="Arial" w:cs="Arial" w:eastAsia="Arial" w:hAnsi="Arial"/>
@@ -18555,7 +18555,313 @@
             <w:pPr>
               <w:spacing w:after="20" w:before="0"/>
             </w:pPr>
-            <w:hyperlink w:history="1" r:id="rIddeuumg0_qkmpxaxkwu5ho">
+            <w:hyperlink w:history="1" r:id="rId1wzx4mkxzo0bntklgoidk">
+              <w:r>
+                <w:rPr>
+                  <w:rFonts w:ascii="Arial" w:cs="Arial" w:eastAsia="Arial" w:hAnsi="Arial"/>
+                  <w:color w:val="2E75B6"/>
+                  <w:sz w:val="16"/>
+                  <w:szCs w:val="16"/>
+                  <w:u w:val="single" w:color="2E75B6"/>
+                </w:rPr>
+                <w:t xml:space="preserve">Create bar graphs</w:t>
+              </w:r>
+            </w:hyperlink>
+          </w:p>
+          <w:p>
+            <w:pPr>
+              <w:spacing w:after="10" w:before="0"/>
+              <w:ind w:left="120"/>
+            </w:pPr>
+            <w:r>
+              <w:rPr>
+                <w:rFonts w:ascii="Arial" w:cs="Arial" w:eastAsia="Arial" w:hAnsi="Arial"/>
+                <w:color w:val="595959"/>
+                <w:sz w:val="14"/>
+                <w:szCs w:val="14"/>
+              </w:rPr>
+              <w:t xml:space="preserve">Source: Khan Academy (English - US curriculum)</w:t>
+            </w:r>
+          </w:p>
+          <w:p>
+            <w:pPr>
+              <w:spacing w:after="10" w:before="0"/>
+              <w:ind w:left="120"/>
+            </w:pPr>
+            <w:hyperlink w:history="1" r:id="rIdd8cqc5nvirjnqe6b80rbo">
+              <w:r>
+                <w:rPr>
+                  <w:rFonts w:ascii="Arial" w:cs="Arial" w:eastAsia="Arial" w:hAnsi="Arial"/>
+                  <w:color w:val="595959"/>
+                  <w:sz w:val="14"/>
+                  <w:szCs w:val="14"/>
+                  <w:u w:val="single" w:color="595959"/>
+                </w:rPr>
+                <w:t xml:space="preserve">🔍 Search ARES for similar readings</w:t>
+              </w:r>
+            </w:hyperlink>
+          </w:p>
+        </w:tc>
+        <w:tc>
+          <w:tcPr>
+            <w:tcW w:type="dxa" w:w="3040"/>
+            <w:shd w:fill="FFFFFF" w:color="auto" w:val="clear"/>
+            <w:tcMar>
+              <w:top w:type="dxa" w:w="60"/>
+              <w:left w:type="dxa" w:w="120"/>
+              <w:bottom w:type="dxa" w:w="60"/>
+              <w:right w:type="dxa" w:w="120"/>
+            </w:tcMar>
+            <w:vAlign w:val="top"/>
+          </w:tcPr>
+          <w:p>
+            <w:pPr>
+              <w:spacing w:after="40" w:before="0"/>
+              <w:jc w:val="left"/>
+            </w:pPr>
+            <w:r>
+              <w:rPr>
+                <w:rFonts w:ascii="Arial" w:cs="Arial" w:eastAsia="Arial" w:hAnsi="Arial"/>
+                <w:b w:val="false"/>
+                <w:bCs w:val="false"/>
+                <w:i w:val="false"/>
+                <w:iCs w:val="false"/>
+                <w:color w:val="000000"/>
+                <w:sz w:val="18"/>
+                <w:szCs w:val="18"/>
+              </w:rPr>
+              <w:t xml:space="preserve">Before reading their final measurements, each learner individually writes two sentences in their science notebook: (1) a ranked prediction of which experimental group they expect showed the HIGHEST transpiration rate and why, and (2) a ranked prediction of which group showed the LOWEST rate. Learners refer to the hypothesis they wrote in Lesson 5 and circle whether they still agree with it or have changed their mind based on what they have observed qualitatively over the experiment period. Pairs briefly share their rankings with each other (1 minute).</w:t>
+            </w:r>
+          </w:p>
+        </w:tc>
+        <w:tc>
+          <w:tcPr>
+            <w:tcW w:type="dxa" w:w="3040"/>
+            <w:shd w:fill="F2F2F2" w:color="auto" w:val="clear"/>
+            <w:tcMar>
+              <w:top w:type="dxa" w:w="60"/>
+              <w:left w:type="dxa" w:w="120"/>
+              <w:bottom w:type="dxa" w:w="60"/>
+              <w:right w:type="dxa" w:w="120"/>
+            </w:tcMar>
+            <w:vAlign w:val="top"/>
+          </w:tcPr>
+          <w:p>
+            <w:pPr>
+              <w:spacing w:after="40" w:before="0"/>
+              <w:jc w:val="left"/>
+            </w:pPr>
+            <w:r>
+              <w:rPr>
+                <w:rFonts w:ascii="Arial" w:cs="Arial" w:eastAsia="Arial" w:hAnsi="Arial"/>
+                <w:b w:val="false"/>
+                <w:bCs w:val="false"/>
+                <w:i w:val="false"/>
+                <w:iCs w:val="false"/>
+                <w:color w:val="000000"/>
+                <w:sz w:val="18"/>
+                <w:szCs w:val="18"/>
+              </w:rPr>
+              <w:t xml:space="preserve">Teacher opens with a brief recap hook: 'Cast your mind back to Lesson 1 — we saw water droplets collecting inside a polythene bag sealed around a leafy branch in the afternoon sun here in Kisumu. Today we finally have the numbers to explain EXACTLY why that happened and what controls how fast it happens.' Teacher then says: 'Before we read a single number, I want you to make one last prediction. In your notebook, rank the four experimental conditions — blocked stomata, high wind, high humidity, and bright light — from the one you expect lost the MOST water to the one that lost the LEAST. Write your reason in one sentence.' Allow 90 seconds of silent individual thinking. Teacher circulates and notes two or three contrasting predictions to revisit after data collection.</w:t>
+            </w:r>
+          </w:p>
+        </w:tc>
+        <w:tc>
+          <w:tcPr>
+            <w:tcW w:type="dxa" w:w="3040"/>
+            <w:shd w:fill="FFFFFF" w:color="auto" w:val="clear"/>
+            <w:tcMar>
+              <w:top w:type="dxa" w:w="60"/>
+              <w:left w:type="dxa" w:w="120"/>
+              <w:bottom w:type="dxa" w:w="60"/>
+              <w:right w:type="dxa" w:w="120"/>
+            </w:tcMar>
+            <w:vAlign w:val="top"/>
+          </w:tcPr>
+          <w:p>
+            <w:pPr>
+              <w:spacing w:after="40" w:before="0"/>
+              <w:jc w:val="left"/>
+            </w:pPr>
+            <w:r>
+              <w:rPr>
+                <w:rFonts w:ascii="Arial" w:cs="Arial" w:eastAsia="Arial" w:hAnsi="Arial"/>
+                <w:b w:val="false"/>
+                <w:bCs w:val="false"/>
+                <w:i w:val="false"/>
+                <w:iCs w:val="false"/>
+                <w:color w:val="000000"/>
+                <w:sz w:val="18"/>
+                <w:szCs w:val="18"/>
+              </w:rPr>
+              <w:t xml:space="preserve">Prediction-before-data routine creates cognitive commitment so that learners experience the productive tension of comparing prediction to evidence — a core scientific practice. Recalling the polythene-bag phenomenon re-anchors the lesson in the real-world context.</w:t>
+            </w:r>
+          </w:p>
+        </w:tc>
+        <w:tc>
+          <w:tcPr>
+            <w:tcW w:type="dxa" w:w="3040"/>
+            <w:shd w:fill="F2F2F2" w:color="auto" w:val="clear"/>
+            <w:tcMar>
+              <w:top w:type="dxa" w:w="60"/>
+              <w:left w:type="dxa" w:w="120"/>
+              <w:bottom w:type="dxa" w:w="60"/>
+              <w:right w:type="dxa" w:w="120"/>
+            </w:tcMar>
+            <w:vAlign w:val="top"/>
+          </w:tcPr>
+          <w:p>
+            <w:pPr>
+              <w:spacing w:after="40" w:before="0"/>
+              <w:jc w:val="left"/>
+            </w:pPr>
+            <w:r>
+              <w:rPr>
+                <w:rFonts w:ascii="Arial" w:cs="Arial" w:eastAsia="Arial" w:hAnsi="Arial"/>
+                <w:b w:val="false"/>
+                <w:bCs w:val="false"/>
+                <w:i w:val="false"/>
+                <w:iCs w:val="false"/>
+                <w:color w:val="000000"/>
+                <w:sz w:val="18"/>
+                <w:szCs w:val="18"/>
+              </w:rPr>
+              <w:t xml:space="preserve">Teacher scans notebooks during circulation to check whether learners are using mechanistic reasoning (e.g., referencing stomata, concentration gradient, or water vapour) rather than purely intuitive ranking. This informs the depth of prompting needed during the Explain phase.</w:t>
+            </w:r>
+          </w:p>
+        </w:tc>
+      </w:tr>
+      <w:tr>
+        <w:tc>
+          <w:tcPr>
+            <w:tcW w:type="dxa" w:w="1520"/>
+            <w:shd w:fill="D9EEF1" w:color="auto" w:val="clear"/>
+            <w:tcMar>
+              <w:top w:type="dxa" w:w="60"/>
+              <w:left w:type="dxa" w:w="120"/>
+              <w:bottom w:type="dxa" w:w="60"/>
+              <w:right w:type="dxa" w:w="120"/>
+            </w:tcMar>
+            <w:vAlign w:val="top"/>
+          </w:tcPr>
+          <w:p>
+            <w:pPr>
+              <w:spacing w:after="40" w:before="0"/>
+              <w:jc w:val="left"/>
+            </w:pPr>
+            <w:r>
+              <w:rPr>
+                <w:rFonts w:ascii="Arial" w:cs="Arial" w:eastAsia="Arial" w:hAnsi="Arial"/>
+                <w:b/>
+                <w:bCs/>
+                <w:i w:val="false"/>
+                <w:iCs w:val="false"/>
+                <w:color w:val="000000"/>
+                <w:sz w:val="18"/>
+                <w:szCs w:val="18"/>
+              </w:rPr>
+              <w:t xml:space="preserve">Observe Phase</w:t>
+            </w:r>
+          </w:p>
+          <w:p>
+            <w:pPr>
+              <w:spacing w:after="20" w:before="0"/>
+            </w:pPr>
+            <w:r>
+              <w:rPr>
+                <w:rFonts w:ascii="Arial" w:cs="Arial" w:eastAsia="Arial" w:hAnsi="Arial"/>
+                <w:b/>
+                <w:bCs/>
+                <w:color w:val="1F3864"/>
+                <w:sz w:val="16"/>
+                <w:szCs w:val="16"/>
+              </w:rPr>
+              <w:t xml:space="preserve">📹 VIDEO:</w:t>
+            </w:r>
+          </w:p>
+          <w:p>
+            <w:pPr>
+              <w:spacing w:after="20" w:before="0"/>
+            </w:pPr>
+            <w:hyperlink w:history="1" r:id="rIdcfd_6nxf_nfctqod4qlhv">
+              <w:r>
+                <w:rPr>
+                  <w:rFonts w:ascii="Arial" w:cs="Arial" w:eastAsia="Arial" w:hAnsi="Arial"/>
+                  <w:color w:val="2E75B6"/>
+                  <w:sz w:val="16"/>
+                  <w:szCs w:val="16"/>
+                  <w:u w:val="single" w:color="2E75B6"/>
+                </w:rPr>
+                <w:t xml:space="preserve">Creating a bar graph</w:t>
+              </w:r>
+            </w:hyperlink>
+          </w:p>
+          <w:p>
+            <w:pPr>
+              <w:spacing w:after="10" w:before="0"/>
+              <w:ind w:left="120"/>
+            </w:pPr>
+            <w:r>
+              <w:rPr>
+                <w:rFonts w:ascii="Arial" w:cs="Arial" w:eastAsia="Arial" w:hAnsi="Arial"/>
+                <w:color w:val="595959"/>
+                <w:sz w:val="14"/>
+                <w:szCs w:val="14"/>
+              </w:rPr>
+              <w:t xml:space="preserve">Source: Khan Academy (English - US curriculum)</w:t>
+            </w:r>
+          </w:p>
+          <w:p>
+            <w:pPr>
+              <w:spacing w:after="10" w:before="0"/>
+              <w:ind w:left="120"/>
+            </w:pPr>
+            <w:hyperlink w:history="1" r:id="rIduc5mdsqpwgxmb5mfcf3ga">
+              <w:r>
+                <w:rPr>
+                  <w:rFonts w:ascii="Arial" w:cs="Arial" w:eastAsia="Arial" w:hAnsi="Arial"/>
+                  <w:color w:val="595959"/>
+                  <w:sz w:val="14"/>
+                  <w:szCs w:val="14"/>
+                  <w:u w:val="single" w:color="595959"/>
+                </w:rPr>
+                <w:t xml:space="preserve">🔍 Search ARES for similar videos</w:t>
+              </w:r>
+            </w:hyperlink>
+          </w:p>
+          <w:p>
+            <w:pPr>
+              <w:spacing w:after="40" w:before="0"/>
+            </w:pPr>
+            <w:r>
+              <w:rPr>
+                <w:sz w:val="14"/>
+                <w:szCs w:val="14"/>
+              </w:rPr>
+              <w:t xml:space="preserve"/>
+            </w:r>
+          </w:p>
+          <w:p>
+            <w:pPr>
+              <w:spacing w:after="20" w:before="0"/>
+            </w:pPr>
+            <w:r>
+              <w:rPr>
+                <w:rFonts w:ascii="Arial" w:cs="Arial" w:eastAsia="Arial" w:hAnsi="Arial"/>
+                <w:b/>
+                <w:bCs/>
+                <w:color w:val="1F3864"/>
+                <w:sz w:val="16"/>
+                <w:szCs w:val="16"/>
+              </w:rPr>
+              <w:t xml:space="preserve">📖 EXERCISE:</w:t>
+            </w:r>
+          </w:p>
+          <w:p>
+            <w:pPr>
+              <w:spacing w:after="20" w:before="0"/>
+            </w:pPr>
+            <w:hyperlink w:history="1" r:id="rId40o_94jq4ikrdacq8vsos">
               <w:r>
                 <w:rPr>
                   <w:rFonts w:ascii="Arial" w:cs="Arial" w:eastAsia="Arial" w:hAnsi="Arial"/>
@@ -18588,7 +18894,7 @@
               <w:spacing w:after="10" w:before="0"/>
               <w:ind w:left="120"/>
             </w:pPr>
-            <w:hyperlink w:history="1" r:id="rId2dvkunnkjb0iwmqsv0ayd">
+            <w:hyperlink w:history="1" r:id="rIdkkatfohducoc42cl4zs8p">
               <w:r>
                 <w:rPr>
                   <w:rFonts w:ascii="Arial" w:cs="Arial" w:eastAsia="Arial" w:hAnsi="Arial"/>
@@ -18630,7 +18936,7 @@
                 <w:sz w:val="18"/>
                 <w:szCs w:val="18"/>
               </w:rPr>
-              <w:t xml:space="preserve">Before reading their final measurements, each learner individually writes two sentences in their science notebook: (1) a ranked prediction of which experimental group they expect showed the HIGHEST transpiration rate and why, and (2) a ranked prediction of which group showed the LOWEST rate. Learners refer to the hypothesis they wrote in Lesson 5 and circle whether they still agree with it or have changed their mind based on what they have observed qualitatively over the experiment period. Pairs briefly share their rankings with each other (1 minute).</w:t>
+              <w:t xml:space="preserve">Step 1 — Final Measurements (8 minutes): Each group carefully reads and records the final mass (or water level, depending on their set-up) of their potometer or sealed-bag apparatus. They subtract the initial measurement recorded in Lesson 5 to calculate water lost in grams or millilitres. They also note qualitative observations: Did leaves wilt? Did condensation form? Was there visible change in soil moisture? They enter all values into their group data table using the template provided in Lesson 5. Step 2 — Class Data Pool (4 minutes): One representative from each group writes their group result on the class data table drawn on the board. The table has five columns: Experimental condition | Initial mass (g) | Final mass (g) | Water lost (g) | Rate (g per 10 min). Teacher or a nominated learner completes the rate column together as a class by dividing water lost by the number of 10-minute intervals the experiment ran. Step 3 — Graph Construction (6 minutes): Each learner individually draws either a bar graph (comparing the four conditions) or a line graph (if the light-intensity group has multiple data points at different lux levels) in their notebook. Axes must be labelled with units. Learners use the class-pooled data so that every individual has the full picture.</w:t>
             </w:r>
           </w:p>
         </w:tc>
@@ -18662,7 +18968,7 @@
                 <w:sz w:val="18"/>
                 <w:szCs w:val="18"/>
               </w:rPr>
-              <w:t xml:space="preserve">Teacher opens with a brief recap hook: 'Cast your mind back to Lesson 1 — we saw water droplets collecting inside a polythene bag sealed around a leafy branch in the afternoon sun here in Kisumu. Today we finally have the numbers to explain EXACTLY why that happened and what controls how fast it happens.' Teacher then says: 'Before we read a single number, I want you to make one last prediction. In your notebook, rank the four experimental conditions — blocked stomata, high wind, high humidity, and bright light — from the one you expect lost the MOST water to the one that lost the LEAST. Write your reason in one sentence.' Allow 90 seconds of silent individual thinking. Teacher circulates and notes two or three contrasting predictions to revisit after data collection.</w:t>
+              <w:t xml:space="preserve">During Step 1, teacher moves from group to group asking: 'Has the result surprised you? How does it compare to your Lesson 5 hypothesis?' [WAIT TIME: after each question, pause for 10 seconds before prompting further.] During Step 2, teacher reads aloud each group result as it goes on the board and asks the class: 'Does anyone want to question this number before we accept it into our class table? Could it be an outlier?' This models scientific peer review in a low-stakes way. During Step 3, teacher demonstrates on the board how to choose the correct graph type: 'We use a bar graph when our independent variable is CATEGORICAL — like type of condition. We use a line graph when it is CONTINUOUS — like light intensity measured in lux. Which applies to your group?' [WAIT TIME: 15 seconds for learners to decide before teacher confirms.]</w:t>
             </w:r>
           </w:p>
         </w:tc>
@@ -18694,7 +19000,7 @@
                 <w:sz w:val="18"/>
                 <w:szCs w:val="18"/>
               </w:rPr>
-              <w:t xml:space="preserve">Prediction-before-data routine creates cognitive commitment so that learners experience the productive tension of comparing prediction to evidence — a core scientific practice. Recalling the polythene-bag phenomenon re-anchors the lesson in the real-world context.</w:t>
+              <w:t xml:space="preserve">Pooling data across groups creates a richer evidence base than any single group could generate — mirroring how scientists share findings. Drawing graphs by hand reinforces the link between numbers and visual patterns.</w:t>
             </w:r>
           </w:p>
         </w:tc>
@@ -18726,7 +19032,7 @@
                 <w:sz w:val="18"/>
                 <w:szCs w:val="18"/>
               </w:rPr>
-              <w:t xml:space="preserve">Teacher scans notebooks during circulation to check whether learners are using mechanistic reasoning (e.g., referencing stomata, concentration gradient, or water vapour) rather than purely intuitive ranking. This informs the depth of prompting needed during the Explain phase.</w:t>
+              <w:t xml:space="preserve">Teacher checks that axes are correctly labelled with units and that the dependent variable (water lost in g or rate in g per 10 min) is always on the y-axis. Common error to watch for: learners plotting initial mass rather than change in mass.</w:t>
             </w:r>
           </w:p>
         </w:tc>
@@ -18735,32 +19041,32 @@
         <w:tc>
           <w:tcPr>
             <w:tcW w:type="dxa" w:w="1520"/>
-            <w:shd w:fill="D9EEF1" w:color="auto" w:val="clear"/>
-            <w:tcMar>
-              <w:top w:type="dxa" w:w="60"/>
-              <w:left w:type="dxa" w:w="120"/>
-              <w:bottom w:type="dxa" w:w="60"/>
-              <w:right w:type="dxa" w:w="120"/>
-            </w:tcMar>
-            <w:vAlign w:val="top"/>
-          </w:tcPr>
-          <w:p>
-            <w:pPr>
-              <w:spacing w:after="40" w:before="0"/>
-              <w:jc w:val="left"/>
-            </w:pPr>
-            <w:r>
-              <w:rPr>
-                <w:rFonts w:ascii="Arial" w:cs="Arial" w:eastAsia="Arial" w:hAnsi="Arial"/>
-                <w:b/>
-                <w:bCs/>
-                <w:i w:val="false"/>
-                <w:iCs w:val="false"/>
-                <w:color w:val="000000"/>
-                <w:sz w:val="18"/>
-                <w:szCs w:val="18"/>
-              </w:rPr>
-              <w:t xml:space="preserve">Observe Phase</w:t>
+            <w:shd w:fill="E2EFDA" w:color="auto" w:val="clear"/>
+            <w:tcMar>
+              <w:top w:type="dxa" w:w="60"/>
+              <w:left w:type="dxa" w:w="120"/>
+              <w:bottom w:type="dxa" w:w="60"/>
+              <w:right w:type="dxa" w:w="120"/>
+            </w:tcMar>
+            <w:vAlign w:val="top"/>
+          </w:tcPr>
+          <w:p>
+            <w:pPr>
+              <w:spacing w:after="40" w:before="0"/>
+              <w:jc w:val="left"/>
+            </w:pPr>
+            <w:r>
+              <w:rPr>
+                <w:rFonts w:ascii="Arial" w:cs="Arial" w:eastAsia="Arial" w:hAnsi="Arial"/>
+                <w:b/>
+                <w:bCs/>
+                <w:i w:val="false"/>
+                <w:iCs w:val="false"/>
+                <w:color w:val="000000"/>
+                <w:sz w:val="18"/>
+                <w:szCs w:val="18"/>
+              </w:rPr>
+              <w:t xml:space="preserve">Explain Phase</w:t>
             </w:r>
           </w:p>
           <w:p>
@@ -18783,7 +19089,7 @@
             <w:pPr>
               <w:spacing w:after="20" w:before="0"/>
             </w:pPr>
-            <w:hyperlink w:history="1" r:id="rIdkg6phfbf4snwmq27sikzn">
+            <w:hyperlink w:history="1" r:id="rIdiq2z2bj63-gbkwfi4mueb">
               <w:r>
                 <w:rPr>
                   <w:rFonts w:ascii="Arial" w:cs="Arial" w:eastAsia="Arial" w:hAnsi="Arial"/>
@@ -18816,7 +19122,7 @@
               <w:spacing w:after="10" w:before="0"/>
               <w:ind w:left="120"/>
             </w:pPr>
-            <w:hyperlink w:history="1" r:id="rIdt89d7vgj6mhgwrddqljqx">
+            <w:hyperlink w:history="1" r:id="rIdqnenltwobmh0daxhsqioh">
               <w:r>
                 <w:rPr>
                   <w:rFonts w:ascii="Arial" w:cs="Arial" w:eastAsia="Arial" w:hAnsi="Arial"/>
@@ -18854,6 +19160,312 @@
                 <w:sz w:val="16"/>
                 <w:szCs w:val="16"/>
               </w:rPr>
+              <w:t xml:space="preserve">📖 HTML:</w:t>
+            </w:r>
+          </w:p>
+          <w:p>
+            <w:pPr>
+              <w:spacing w:after="20" w:before="0"/>
+            </w:pPr>
+            <w:hyperlink w:history="1" r:id="rIds_3y-l65gtnfdchm77upk">
+              <w:r>
+                <w:rPr>
+                  <w:rFonts w:ascii="Arial" w:cs="Arial" w:eastAsia="Arial" w:hAnsi="Arial"/>
+                  <w:color w:val="2E75B6"/>
+                  <w:sz w:val="16"/>
+                  <w:szCs w:val="16"/>
+                  <w:u w:val="single" w:color="2E75B6"/>
+                </w:rPr>
+                <w:t xml:space="preserve">Represent Real-World Data Using Bar Graphs, Frequency Tables and Histograms (Flexbook)</w:t>
+              </w:r>
+            </w:hyperlink>
+          </w:p>
+          <w:p>
+            <w:pPr>
+              <w:spacing w:after="10" w:before="0"/>
+              <w:ind w:left="120"/>
+            </w:pPr>
+            <w:r>
+              <w:rPr>
+                <w:rFonts w:ascii="Arial" w:cs="Arial" w:eastAsia="Arial" w:hAnsi="Arial"/>
+                <w:color w:val="595959"/>
+                <w:sz w:val="14"/>
+                <w:szCs w:val="14"/>
+              </w:rPr>
+              <w:t xml:space="preserve">Source: CK-12</w:t>
+            </w:r>
+          </w:p>
+          <w:p>
+            <w:pPr>
+              <w:spacing w:after="10" w:before="0"/>
+              <w:ind w:left="120"/>
+            </w:pPr>
+            <w:hyperlink w:history="1" r:id="rId_fswtl_uv4zimhsslf2_z">
+              <w:r>
+                <w:rPr>
+                  <w:rFonts w:ascii="Arial" w:cs="Arial" w:eastAsia="Arial" w:hAnsi="Arial"/>
+                  <w:color w:val="595959"/>
+                  <w:sz w:val="14"/>
+                  <w:szCs w:val="14"/>
+                  <w:u w:val="single" w:color="595959"/>
+                </w:rPr>
+                <w:t xml:space="preserve">🔍 Search ARES for similar readings</w:t>
+              </w:r>
+            </w:hyperlink>
+          </w:p>
+        </w:tc>
+        <w:tc>
+          <w:tcPr>
+            <w:tcW w:type="dxa" w:w="3040"/>
+            <w:shd w:fill="FFFFFF" w:color="auto" w:val="clear"/>
+            <w:tcMar>
+              <w:top w:type="dxa" w:w="60"/>
+              <w:left w:type="dxa" w:w="120"/>
+              <w:bottom w:type="dxa" w:w="60"/>
+              <w:right w:type="dxa" w:w="120"/>
+            </w:tcMar>
+            <w:vAlign w:val="top"/>
+          </w:tcPr>
+          <w:p>
+            <w:pPr>
+              <w:spacing w:after="40" w:before="0"/>
+              <w:jc w:val="left"/>
+            </w:pPr>
+            <w:r>
+              <w:rPr>
+                <w:rFonts w:ascii="Arial" w:cs="Arial" w:eastAsia="Arial" w:hAnsi="Arial"/>
+                <w:b w:val="false"/>
+                <w:bCs w:val="false"/>
+                <w:i w:val="false"/>
+                <w:iCs w:val="false"/>
+                <w:color w:val="000000"/>
+                <w:sz w:val="18"/>
+                <w:szCs w:val="18"/>
+              </w:rPr>
+              <w:t xml:space="preserve">Step 1 — Pattern Identification (4 minutes): Using their completed graphs, learners answer three analysis questions in their notebooks: (Q1) Which condition produced the highest transpiration rate? (Q2) Which condition produced the lowest rate? (Q3) Describe the trend — as wind speed increases / as humidity increases / as light increases, what happens to the rate? Each group is assigned the question most relevant to their experiment. Step 2 — Mechanism Discussion (5 minutes): Groups discuss the MECHANISM behind their pattern using a sentence stem on the board: 'The rate of transpiration was [higher/lower] under [condition] because [stomata / concentration gradient / water vapour / diffusion / guard cells]...' A representative from each group shares their sentence with the class. Teacher facilitates by linking all explanations back to the water vapour concentration gradient between leaf air spaces and the surrounding air — the single unifying mechanism. Step 3 — Reconnecting to the Phenomenon (3 minutes): Teacher directs attention to a photograph or sketch of the polythene-bag observation from Lesson 1 posted on the wall. Teacher asks: 'The bag was sealed — so why did water droplets still form inside? Use your data as evidence.' Learners write a two-sentence explanation in their notebooks.</w:t>
+            </w:r>
+          </w:p>
+        </w:tc>
+        <w:tc>
+          <w:tcPr>
+            <w:tcW w:type="dxa" w:w="3040"/>
+            <w:shd w:fill="F2F2F2" w:color="auto" w:val="clear"/>
+            <w:tcMar>
+              <w:top w:type="dxa" w:w="60"/>
+              <w:left w:type="dxa" w:w="120"/>
+              <w:bottom w:type="dxa" w:w="60"/>
+              <w:right w:type="dxa" w:w="120"/>
+            </w:tcMar>
+            <w:vAlign w:val="top"/>
+          </w:tcPr>
+          <w:p>
+            <w:pPr>
+              <w:spacing w:after="40" w:before="0"/>
+              <w:jc w:val="left"/>
+            </w:pPr>
+            <w:r>
+              <w:rPr>
+                <w:rFonts w:ascii="Arial" w:cs="Arial" w:eastAsia="Arial" w:hAnsi="Arial"/>
+                <w:b w:val="false"/>
+                <w:bCs w:val="false"/>
+                <w:i w:val="false"/>
+                <w:iCs w:val="false"/>
+                <w:color w:val="000000"/>
+                <w:sz w:val="18"/>
+                <w:szCs w:val="18"/>
+              </w:rPr>
+              <w:t xml:space="preserve">For Q3 pattern analysis, teacher prompts: 'Do not just say the rate went up — tell me WHY by thinking about what is happening at the stomata.' [WAIT TIME: 20 seconds.] During mechanism sharing, if a group says wind increases transpiration, teacher asks the class: 'What exactly does wind DO at the leaf surface that changes the gradient? Turn and tell your partner.' [WAIT TIME: 15 seconds for paired discussion before cold-calling.] For the polythene-bag reconnection, teacher says: 'The bag was sealed and no liquid water was added. Where did the water vapour come from? Your data from the sealed-bag group might help you answer that.' Teacher avoids giving the answer immediately — instead writes on the board: 'Source of water vapour = ?' and lets learners fill it in. Key vocabulary to reinforce orally and in writing: transpiration pull, concentration gradient, stomata, water vapour, diffusion, guard cells. Teacher uses local context: 'Think about a maize field in Siaya County on a hot, windy afternoon after a dry spell — based on our data, what is happening to the water that farmer Atieno irrigated that morning?'</w:t>
+            </w:r>
+          </w:p>
+        </w:tc>
+        <w:tc>
+          <w:tcPr>
+            <w:tcW w:type="dxa" w:w="3040"/>
+            <w:shd w:fill="FFFFFF" w:color="auto" w:val="clear"/>
+            <w:tcMar>
+              <w:top w:type="dxa" w:w="60"/>
+              <w:left w:type="dxa" w:w="120"/>
+              <w:bottom w:type="dxa" w:w="60"/>
+              <w:right w:type="dxa" w:w="120"/>
+            </w:tcMar>
+            <w:vAlign w:val="top"/>
+          </w:tcPr>
+          <w:p>
+            <w:pPr>
+              <w:spacing w:after="40" w:before="0"/>
+              <w:jc w:val="left"/>
+            </w:pPr>
+            <w:r>
+              <w:rPr>
+                <w:rFonts w:ascii="Arial" w:cs="Arial" w:eastAsia="Arial" w:hAnsi="Arial"/>
+                <w:b w:val="false"/>
+                <w:bCs w:val="false"/>
+                <w:i w:val="false"/>
+                <w:iCs w:val="false"/>
+                <w:color w:val="000000"/>
+                <w:sz w:val="18"/>
+                <w:szCs w:val="18"/>
+              </w:rPr>
+              <w:t xml:space="preserve">The sentence-stem strategy scaffolds mechanistic explanation without removing cognitive challenge. Reconnecting to the Lesson 1 polythene-bag phenomenon creates a satisfying closure loop — learners see that they now have evidence-based answers to a question that was puzzling in Lesson 1. Local Kenyan agricultural context makes the science personally meaningful.</w:t>
+            </w:r>
+          </w:p>
+        </w:tc>
+        <w:tc>
+          <w:tcPr>
+            <w:tcW w:type="dxa" w:w="3040"/>
+            <w:shd w:fill="F2F2F2" w:color="auto" w:val="clear"/>
+            <w:tcMar>
+              <w:top w:type="dxa" w:w="60"/>
+              <w:left w:type="dxa" w:w="120"/>
+              <w:bottom w:type="dxa" w:w="60"/>
+              <w:right w:type="dxa" w:w="120"/>
+            </w:tcMar>
+            <w:vAlign w:val="top"/>
+          </w:tcPr>
+          <w:p>
+            <w:pPr>
+              <w:spacing w:after="40" w:before="0"/>
+              <w:jc w:val="left"/>
+            </w:pPr>
+            <w:r>
+              <w:rPr>
+                <w:rFonts w:ascii="Arial" w:cs="Arial" w:eastAsia="Arial" w:hAnsi="Arial"/>
+                <w:b w:val="false"/>
+                <w:bCs w:val="false"/>
+                <w:i w:val="false"/>
+                <w:iCs w:val="false"/>
+                <w:color w:val="000000"/>
+                <w:sz w:val="18"/>
+                <w:szCs w:val="18"/>
+              </w:rPr>
+              <w:t xml:space="preserve">Teacher collects the two-sentence polythene-bag explanation as an exit-quality check. Look for: (a) learner identifies the leaf as the source of water vapour, (b) learner uses the word stomata or diffusion, (c) learner links the bag sealing to the rise in humidity reducing the gradient. Learners who cannot meet criteria (a) or (b) will need targeted support in Lesson 7.</w:t>
+            </w:r>
+          </w:p>
+        </w:tc>
+      </w:tr>
+      <w:tr>
+        <w:tc>
+          <w:tcPr>
+            <w:tcW w:type="dxa" w:w="1520"/>
+            <w:shd w:fill="FCE4D6" w:color="auto" w:val="clear"/>
+            <w:tcMar>
+              <w:top w:type="dxa" w:w="60"/>
+              <w:left w:type="dxa" w:w="120"/>
+              <w:bottom w:type="dxa" w:w="60"/>
+              <w:right w:type="dxa" w:w="120"/>
+            </w:tcMar>
+            <w:vAlign w:val="top"/>
+          </w:tcPr>
+          <w:p>
+            <w:pPr>
+              <w:spacing w:after="40" w:before="0"/>
+              <w:jc w:val="left"/>
+            </w:pPr>
+            <w:r>
+              <w:rPr>
+                <w:rFonts w:ascii="Arial" w:cs="Arial" w:eastAsia="Arial" w:hAnsi="Arial"/>
+                <w:b/>
+                <w:bCs/>
+                <w:i w:val="false"/>
+                <w:iCs w:val="false"/>
+                <w:color w:val="000000"/>
+                <w:sz w:val="18"/>
+                <w:szCs w:val="18"/>
+              </w:rPr>
+              <w:t xml:space="preserve">Driving Question Board (DQB) Creation</w:t>
+            </w:r>
+          </w:p>
+          <w:p>
+            <w:pPr>
+              <w:spacing w:after="20" w:before="0"/>
+            </w:pPr>
+            <w:r>
+              <w:rPr>
+                <w:rFonts w:ascii="Arial" w:cs="Arial" w:eastAsia="Arial" w:hAnsi="Arial"/>
+                <w:b/>
+                <w:bCs/>
+                <w:color w:val="1F3864"/>
+                <w:sz w:val="16"/>
+                <w:szCs w:val="16"/>
+              </w:rPr>
+              <w:t xml:space="preserve">📹 VIDEO:</w:t>
+            </w:r>
+          </w:p>
+          <w:p>
+            <w:pPr>
+              <w:spacing w:after="20" w:before="0"/>
+            </w:pPr>
+            <w:hyperlink w:history="1" r:id="rIdg0qy8n9dqacnyrzm994-u">
+              <w:r>
+                <w:rPr>
+                  <w:rFonts w:ascii="Arial" w:cs="Arial" w:eastAsia="Arial" w:hAnsi="Arial"/>
+                  <w:color w:val="2E75B6"/>
+                  <w:sz w:val="16"/>
+                  <w:szCs w:val="16"/>
+                  <w:u w:val="single" w:color="2E75B6"/>
+                </w:rPr>
+                <w:t xml:space="preserve">12 Plant Transport Xylem And Phloem, Transpiration [3D Animation]</w:t>
+              </w:r>
+            </w:hyperlink>
+          </w:p>
+          <w:p>
+            <w:pPr>
+              <w:spacing w:after="10" w:before="0"/>
+              <w:ind w:left="120"/>
+            </w:pPr>
+            <w:r>
+              <w:rPr>
+                <w:rFonts w:ascii="Arial" w:cs="Arial" w:eastAsia="Arial" w:hAnsi="Arial"/>
+                <w:color w:val="595959"/>
+                <w:sz w:val="14"/>
+                <w:szCs w:val="14"/>
+              </w:rPr>
+              <w:t xml:space="preserve">Source: Seavuria</w:t>
+            </w:r>
+          </w:p>
+          <w:p>
+            <w:pPr>
+              <w:spacing w:after="10" w:before="0"/>
+              <w:ind w:left="120"/>
+            </w:pPr>
+            <w:hyperlink w:history="1" r:id="rIdgowwyczo6tfwwsfjqw8zv">
+              <w:r>
+                <w:rPr>
+                  <w:rFonts w:ascii="Arial" w:cs="Arial" w:eastAsia="Arial" w:hAnsi="Arial"/>
+                  <w:color w:val="595959"/>
+                  <w:sz w:val="14"/>
+                  <w:szCs w:val="14"/>
+                  <w:u w:val="single" w:color="595959"/>
+                </w:rPr>
+                <w:t xml:space="preserve">🔍 Search ARES for similar videos</w:t>
+              </w:r>
+            </w:hyperlink>
+          </w:p>
+          <w:p>
+            <w:pPr>
+              <w:spacing w:after="40" w:before="0"/>
+            </w:pPr>
+            <w:r>
+              <w:rPr>
+                <w:sz w:val="14"/>
+                <w:szCs w:val="14"/>
+              </w:rPr>
+              <w:t xml:space="preserve"/>
+            </w:r>
+          </w:p>
+          <w:p>
+            <w:pPr>
+              <w:spacing w:after="20" w:before="0"/>
+            </w:pPr>
+            <w:r>
+              <w:rPr>
+                <w:rFonts w:ascii="Arial" w:cs="Arial" w:eastAsia="Arial" w:hAnsi="Arial"/>
+                <w:b/>
+                <w:bCs/>
+                <w:color w:val="1F3864"/>
+                <w:sz w:val="16"/>
+                <w:szCs w:val="16"/>
+              </w:rPr>
               <w:t xml:space="preserve">📖 EXERCISE:</w:t>
             </w:r>
           </w:p>
@@ -18861,7 +19473,7 @@
             <w:pPr>
               <w:spacing w:after="20" w:before="0"/>
             </w:pPr>
-            <w:hyperlink w:history="1" r:id="rIdzx8b_mm9t9w9rb7dsnytz">
+            <w:hyperlink w:history="1" r:id="rIdpy4bxkq7as0mj9p0rchmu">
               <w:r>
                 <w:rPr>
                   <w:rFonts w:ascii="Arial" w:cs="Arial" w:eastAsia="Arial" w:hAnsi="Arial"/>
@@ -18894,7 +19506,7 @@
               <w:spacing w:after="10" w:before="0"/>
               <w:ind w:left="120"/>
             </w:pPr>
-            <w:hyperlink w:history="1" r:id="rIdkudfn-oqebztgi4zqqt3z">
+            <w:hyperlink w:history="1" r:id="rIdxeiva-c5gx-tl32yhsh5-">
               <w:r>
                 <w:rPr>
                   <w:rFonts w:ascii="Arial" w:cs="Arial" w:eastAsia="Arial" w:hAnsi="Arial"/>
@@ -18936,7 +19548,7 @@
                 <w:sz w:val="18"/>
                 <w:szCs w:val="18"/>
               </w:rPr>
-              <w:t xml:space="preserve">Step 1 — Final Measurements (8 minutes): Each group carefully reads and records the final mass (or water level, depending on their set-up) of their potometer or sealed-bag apparatus. They subtract the initial measurement recorded in Lesson 5 to calculate water lost in grams or millilitres. They also note qualitative observations: Did leaves wilt? Did condensation form? Was there visible change in soil moisture? They enter all values into their group data table using the template provided in Lesson 5. Step 2 — Class Data Pool (4 minutes): One representative from each group writes their group result on the class data table drawn on the board. The table has five columns: Experimental condition | Initial mass (g) | Final mass (g) | Water lost (g) | Rate (g per 10 min). Teacher or a nominated learner completes the rate column together as a class by dividing water lost by the number of 10-minute intervals the experiment ran. Step 3 — Graph Construction (6 minutes): Each learner individually draws either a bar graph (comparing the four conditions) or a line graph (if the light-intensity group has multiple data points at different lux levels) in their notebook. Axes must be labelled with units. Learners use the class-pooled data so that every individual has the full picture.</w:t>
+              <w:t xml:space="preserve">Each group receives two sticky notes of different colours. On the FIRST note (green), they write one question from the DQB that their experimental data has now answered — and they write the evidence-based answer in one sentence. On the SECOND note (orange), they write one NEW question their data raised that is still unanswered. Groups take turns posting their notes on the DQB. The teacher reads aloud the answered questions and asks the class to vote by show of hands whether they agree the question is now sufficiently answered. Unanswered questions are flagged for Lesson 7.</w:t>
             </w:r>
           </w:p>
         </w:tc>
@@ -18968,7 +19580,7 @@
                 <w:sz w:val="18"/>
                 <w:szCs w:val="18"/>
               </w:rPr>
-              <w:t xml:space="preserve">During Step 1, teacher moves from group to group asking: 'Has the result surprised you? How does it compare to your Lesson 5 hypothesis?' [WAIT TIME: after each question, pause for 10 seconds before prompting further.] During Step 2, teacher reads aloud each group result as it goes on the board and asks the class: 'Does anyone want to question this number before we accept it into our class table? Could it be an outlier?' This models scientific peer review in a low-stakes way. During Step 3, teacher demonstrates on the board how to choose the correct graph type: 'We use a bar graph when our independent variable is CATEGORICAL — like type of condition. We use a line graph when it is CONTINUOUS — like light intensity measured in lux. Which applies to your group?' [WAIT TIME: 15 seconds for learners to decide before teacher confirms.]</w:t>
+              <w:t xml:space="preserve">Teacher says: 'Scientists do not just collect data and put it away — they ask what their data means for the next question. Look at our DQB from Lesson 1. Point to one question that our graphs today can now answer.' After groups post, teacher facilitates a brief gallery walk (1 minute, standing at desks and looking at the board) then says: 'I can see several groups have asked WHY transpiration matters if it means the plant is losing water — that is EXACTLY what Lesson 7 will tackle. Hold that question.' Teacher uses a contrasting-cases move: 'Group A says high wind INCREASES water loss. Group C says high humidity DECREASES it. How can BOTH be true at the same time — what is the variable they are both affecting?' [WAIT TIME: 20 seconds before accepting responses.]</w:t>
             </w:r>
           </w:p>
         </w:tc>
@@ -19000,7 +19612,7 @@
                 <w:sz w:val="18"/>
                 <w:szCs w:val="18"/>
               </w:rPr>
-              <w:t xml:space="preserve">Pooling data across groups creates a richer evidence base than any single group could generate — mirroring how scientists share findings. Drawing graphs by hand reinforces the link between numbers and visual patterns.</w:t>
+              <w:t xml:space="preserve">The two-colour sticky note protocol makes the distinction between answered and open questions visible and concrete. The contrasting-cases prompt (wind vs. humidity) deepens understanding by showing that both variables act on the same underlying mechanism — the concentration gradient.</w:t>
             </w:r>
           </w:p>
         </w:tc>
@@ -19032,7 +19644,7 @@
                 <w:sz w:val="18"/>
                 <w:szCs w:val="18"/>
               </w:rPr>
-              <w:t xml:space="preserve">Teacher checks that axes are correctly labelled with units and that the dependent variable (water lost in g or rate in g per 10 min) is always on the y-axis. Common error to watch for: learners plotting initial mass rather than change in mass.</w:t>
+              <w:t xml:space="preserve">Teacher scans the answered-question notes for quality of evidence citation. A strong note will reference a specific measurement (e.g., 'the sealed-bag group lost only 0.3 g versus 1.8 g in the open group, so humidity reduces transpiration by narrowing the concentration gradient'). Vague notes are verbally prompted: 'Can you add a number from our class table to support that?'</w:t>
             </w:r>
           </w:p>
         </w:tc>
@@ -19041,32 +19653,32 @@
         <w:tc>
           <w:tcPr>
             <w:tcW w:type="dxa" w:w="1520"/>
-            <w:shd w:fill="E2EFDA" w:color="auto" w:val="clear"/>
-            <w:tcMar>
-              <w:top w:type="dxa" w:w="60"/>
-              <w:left w:type="dxa" w:w="120"/>
-              <w:bottom w:type="dxa" w:w="60"/>
-              <w:right w:type="dxa" w:w="120"/>
-            </w:tcMar>
-            <w:vAlign w:val="top"/>
-          </w:tcPr>
-          <w:p>
-            <w:pPr>
-              <w:spacing w:after="40" w:before="0"/>
-              <w:jc w:val="left"/>
-            </w:pPr>
-            <w:r>
-              <w:rPr>
-                <w:rFonts w:ascii="Arial" w:cs="Arial" w:eastAsia="Arial" w:hAnsi="Arial"/>
-                <w:b/>
-                <w:bCs/>
-                <w:i w:val="false"/>
-                <w:iCs w:val="false"/>
-                <w:color w:val="000000"/>
-                <w:sz w:val="18"/>
-                <w:szCs w:val="18"/>
-              </w:rPr>
-              <w:t xml:space="preserve">Explain Phase</w:t>
+            <w:shd w:fill="D5E8F0" w:color="auto" w:val="clear"/>
+            <w:tcMar>
+              <w:top w:type="dxa" w:w="60"/>
+              <w:left w:type="dxa" w:w="120"/>
+              <w:bottom w:type="dxa" w:w="60"/>
+              <w:right w:type="dxa" w:w="120"/>
+            </w:tcMar>
+            <w:vAlign w:val="top"/>
+          </w:tcPr>
+          <w:p>
+            <w:pPr>
+              <w:spacing w:after="40" w:before="0"/>
+              <w:jc w:val="left"/>
+            </w:pPr>
+            <w:r>
+              <w:rPr>
+                <w:rFonts w:ascii="Arial" w:cs="Arial" w:eastAsia="Arial" w:hAnsi="Arial"/>
+                <w:b/>
+                <w:bCs/>
+                <w:i w:val="false"/>
+                <w:iCs w:val="false"/>
+                <w:color w:val="000000"/>
+                <w:sz w:val="18"/>
+                <w:szCs w:val="18"/>
+              </w:rPr>
+              <w:t xml:space="preserve">Model Building Phase</w:t>
             </w:r>
           </w:p>
           <w:p>
@@ -19089,7 +19701,7 @@
             <w:pPr>
               <w:spacing w:after="20" w:before="0"/>
             </w:pPr>
-            <w:hyperlink w:history="1" r:id="rIdpnlmu655j6wplxpzrioef">
+            <w:hyperlink w:history="1" r:id="rIdshcmwd6g5ge_zodxpqjjj">
               <w:r>
                 <w:rPr>
                   <w:rFonts w:ascii="Arial" w:cs="Arial" w:eastAsia="Arial" w:hAnsi="Arial"/>
@@ -19122,7 +19734,7 @@
               <w:spacing w:after="10" w:before="0"/>
               <w:ind w:left="120"/>
             </w:pPr>
-            <w:hyperlink w:history="1" r:id="rIdjn8qpbn4x8qti9yfk3mfb">
+            <w:hyperlink w:history="1" r:id="rIdw5-pgiswyd319bkuhdrnf">
               <w:r>
                 <w:rPr>
                   <w:rFonts w:ascii="Arial" w:cs="Arial" w:eastAsia="Arial" w:hAnsi="Arial"/>
@@ -19160,14 +19772,14 @@
                 <w:sz w:val="16"/>
                 <w:szCs w:val="16"/>
               </w:rPr>
-              <w:t xml:space="preserve">📖 HTML:</w:t>
+              <w:t xml:space="preserve">📖 EXERCISE:</w:t>
             </w:r>
           </w:p>
           <w:p>
             <w:pPr>
               <w:spacing w:after="20" w:before="0"/>
             </w:pPr>
-            <w:hyperlink w:history="1" r:id="rIdoli4ngfzdzeihp3ry19a4">
+            <w:hyperlink w:history="1" r:id="rIdvkzbv1gafolebsz9whjer">
               <w:r>
                 <w:rPr>
                   <w:rFonts w:ascii="Arial" w:cs="Arial" w:eastAsia="Arial" w:hAnsi="Arial"/>
@@ -19176,7 +19788,7 @@
                   <w:szCs w:val="16"/>
                   <w:u w:val="single" w:color="2E75B6"/>
                 </w:rPr>
-                <w:t xml:space="preserve">Represent Real-World Data Using Bar Graphs, Frequency Tables and Histograms (Flexbook)</w:t>
+                <w:t xml:space="preserve">Create bar graphs</w:t>
               </w:r>
             </w:hyperlink>
           </w:p>
@@ -19192,7 +19804,7 @@
                 <w:sz w:val="14"/>
                 <w:szCs w:val="14"/>
               </w:rPr>
-              <w:t xml:space="preserve">Source: CK-12</w:t>
+              <w:t xml:space="preserve">Source: Khan Academy (English - US curriculum)</w:t>
             </w:r>
           </w:p>
           <w:p>
@@ -19200,619 +19812,7 @@
               <w:spacing w:after="10" w:before="0"/>
               <w:ind w:left="120"/>
             </w:pPr>
-            <w:hyperlink w:history="1" r:id="rIdjx4vjn-3xw7axi5vubva-">
-              <w:r>
-                <w:rPr>
-                  <w:rFonts w:ascii="Arial" w:cs="Arial" w:eastAsia="Arial" w:hAnsi="Arial"/>
-                  <w:color w:val="595959"/>
-                  <w:sz w:val="14"/>
-                  <w:szCs w:val="14"/>
-                  <w:u w:val="single" w:color="595959"/>
-                </w:rPr>
-                <w:t xml:space="preserve">🔍 Search ARES for similar readings</w:t>
-              </w:r>
-            </w:hyperlink>
-          </w:p>
-        </w:tc>
-        <w:tc>
-          <w:tcPr>
-            <w:tcW w:type="dxa" w:w="3040"/>
-            <w:shd w:fill="FFFFFF" w:color="auto" w:val="clear"/>
-            <w:tcMar>
-              <w:top w:type="dxa" w:w="60"/>
-              <w:left w:type="dxa" w:w="120"/>
-              <w:bottom w:type="dxa" w:w="60"/>
-              <w:right w:type="dxa" w:w="120"/>
-            </w:tcMar>
-            <w:vAlign w:val="top"/>
-          </w:tcPr>
-          <w:p>
-            <w:pPr>
-              <w:spacing w:after="40" w:before="0"/>
-              <w:jc w:val="left"/>
-            </w:pPr>
-            <w:r>
-              <w:rPr>
-                <w:rFonts w:ascii="Arial" w:cs="Arial" w:eastAsia="Arial" w:hAnsi="Arial"/>
-                <w:b w:val="false"/>
-                <w:bCs w:val="false"/>
-                <w:i w:val="false"/>
-                <w:iCs w:val="false"/>
-                <w:color w:val="000000"/>
-                <w:sz w:val="18"/>
-                <w:szCs w:val="18"/>
-              </w:rPr>
-              <w:t xml:space="preserve">Step 1 — Pattern Identification (4 minutes): Using their completed graphs, learners answer three analysis questions in their notebooks: (Q1) Which condition produced the highest transpiration rate? (Q2) Which condition produced the lowest rate? (Q3) Describe the trend — as wind speed increases / as humidity increases / as light increases, what happens to the rate? Each group is assigned the question most relevant to their experiment. Step 2 — Mechanism Discussion (5 minutes): Groups discuss the MECHANISM behind their pattern using a sentence stem on the board: 'The rate of transpiration was [higher/lower] under [condition] because [stomata / concentration gradient / water vapour / diffusion / guard cells]...' A representative from each group shares their sentence with the class. Teacher facilitates by linking all explanations back to the water vapour concentration gradient between leaf air spaces and the surrounding air — the single unifying mechanism. Step 3 — Reconnecting to the Phenomenon (3 minutes): Teacher directs attention to a photograph or sketch of the polythene-bag observation from Lesson 1 posted on the wall. Teacher asks: 'The bag was sealed — so why did water droplets still form inside? Use your data as evidence.' Learners write a two-sentence explanation in their notebooks.</w:t>
-            </w:r>
-          </w:p>
-        </w:tc>
-        <w:tc>
-          <w:tcPr>
-            <w:tcW w:type="dxa" w:w="3040"/>
-            <w:shd w:fill="F2F2F2" w:color="auto" w:val="clear"/>
-            <w:tcMar>
-              <w:top w:type="dxa" w:w="60"/>
-              <w:left w:type="dxa" w:w="120"/>
-              <w:bottom w:type="dxa" w:w="60"/>
-              <w:right w:type="dxa" w:w="120"/>
-            </w:tcMar>
-            <w:vAlign w:val="top"/>
-          </w:tcPr>
-          <w:p>
-            <w:pPr>
-              <w:spacing w:after="40" w:before="0"/>
-              <w:jc w:val="left"/>
-            </w:pPr>
-            <w:r>
-              <w:rPr>
-                <w:rFonts w:ascii="Arial" w:cs="Arial" w:eastAsia="Arial" w:hAnsi="Arial"/>
-                <w:b w:val="false"/>
-                <w:bCs w:val="false"/>
-                <w:i w:val="false"/>
-                <w:iCs w:val="false"/>
-                <w:color w:val="000000"/>
-                <w:sz w:val="18"/>
-                <w:szCs w:val="18"/>
-              </w:rPr>
-              <w:t xml:space="preserve">For Q3 pattern analysis, teacher prompts: 'Do not just say the rate went up — tell me WHY by thinking about what is happening at the stomata.' [WAIT TIME: 20 seconds.] During mechanism sharing, if a group says wind increases transpiration, teacher asks the class: 'What exactly does wind DO at the leaf surface that changes the gradient? Turn and tell your partner.' [WAIT TIME: 15 seconds for paired discussion before cold-calling.] For the polythene-bag reconnection, teacher says: 'The bag was sealed and no liquid water was added. Where did the water vapour come from? Your data from the sealed-bag group might help you answer that.' Teacher avoids giving the answer immediately — instead writes on the board: 'Source of water vapour = ?' and lets learners fill it in. Key vocabulary to reinforce orally and in writing: transpiration pull, concentration gradient, stomata, water vapour, diffusion, guard cells. Teacher uses local context: 'Think about a maize field in Siaya County on a hot, windy afternoon after a dry spell — based on our data, what is happening to the water that farmer Atieno irrigated that morning?'</w:t>
-            </w:r>
-          </w:p>
-        </w:tc>
-        <w:tc>
-          <w:tcPr>
-            <w:tcW w:type="dxa" w:w="3040"/>
-            <w:shd w:fill="FFFFFF" w:color="auto" w:val="clear"/>
-            <w:tcMar>
-              <w:top w:type="dxa" w:w="60"/>
-              <w:left w:type="dxa" w:w="120"/>
-              <w:bottom w:type="dxa" w:w="60"/>
-              <w:right w:type="dxa" w:w="120"/>
-            </w:tcMar>
-            <w:vAlign w:val="top"/>
-          </w:tcPr>
-          <w:p>
-            <w:pPr>
-              <w:spacing w:after="40" w:before="0"/>
-              <w:jc w:val="left"/>
-            </w:pPr>
-            <w:r>
-              <w:rPr>
-                <w:rFonts w:ascii="Arial" w:cs="Arial" w:eastAsia="Arial" w:hAnsi="Arial"/>
-                <w:b w:val="false"/>
-                <w:bCs w:val="false"/>
-                <w:i w:val="false"/>
-                <w:iCs w:val="false"/>
-                <w:color w:val="000000"/>
-                <w:sz w:val="18"/>
-                <w:szCs w:val="18"/>
-              </w:rPr>
-              <w:t xml:space="preserve">The sentence-stem strategy scaffolds mechanistic explanation without removing cognitive challenge. Reconnecting to the Lesson 1 polythene-bag phenomenon creates a satisfying closure loop — learners see that they now have evidence-based answers to a question that was puzzling in Lesson 1. Local Kenyan agricultural context makes the science personally meaningful.</w:t>
-            </w:r>
-          </w:p>
-        </w:tc>
-        <w:tc>
-          <w:tcPr>
-            <w:tcW w:type="dxa" w:w="3040"/>
-            <w:shd w:fill="F2F2F2" w:color="auto" w:val="clear"/>
-            <w:tcMar>
-              <w:top w:type="dxa" w:w="60"/>
-              <w:left w:type="dxa" w:w="120"/>
-              <w:bottom w:type="dxa" w:w="60"/>
-              <w:right w:type="dxa" w:w="120"/>
-            </w:tcMar>
-            <w:vAlign w:val="top"/>
-          </w:tcPr>
-          <w:p>
-            <w:pPr>
-              <w:spacing w:after="40" w:before="0"/>
-              <w:jc w:val="left"/>
-            </w:pPr>
-            <w:r>
-              <w:rPr>
-                <w:rFonts w:ascii="Arial" w:cs="Arial" w:eastAsia="Arial" w:hAnsi="Arial"/>
-                <w:b w:val="false"/>
-                <w:bCs w:val="false"/>
-                <w:i w:val="false"/>
-                <w:iCs w:val="false"/>
-                <w:color w:val="000000"/>
-                <w:sz w:val="18"/>
-                <w:szCs w:val="18"/>
-              </w:rPr>
-              <w:t xml:space="preserve">Teacher collects the two-sentence polythene-bag explanation as an exit-quality check. Look for: (a) learner identifies the leaf as the source of water vapour, (b) learner uses the word stomata or diffusion, (c) learner links the bag sealing to the rise in humidity reducing the gradient. Learners who cannot meet criteria (a) or (b) will need targeted support in Lesson 7.</w:t>
-            </w:r>
-          </w:p>
-        </w:tc>
-      </w:tr>
-      <w:tr>
-        <w:tc>
-          <w:tcPr>
-            <w:tcW w:type="dxa" w:w="1520"/>
-            <w:shd w:fill="FCE4D6" w:color="auto" w:val="clear"/>
-            <w:tcMar>
-              <w:top w:type="dxa" w:w="60"/>
-              <w:left w:type="dxa" w:w="120"/>
-              <w:bottom w:type="dxa" w:w="60"/>
-              <w:right w:type="dxa" w:w="120"/>
-            </w:tcMar>
-            <w:vAlign w:val="top"/>
-          </w:tcPr>
-          <w:p>
-            <w:pPr>
-              <w:spacing w:after="40" w:before="0"/>
-              <w:jc w:val="left"/>
-            </w:pPr>
-            <w:r>
-              <w:rPr>
-                <w:rFonts w:ascii="Arial" w:cs="Arial" w:eastAsia="Arial" w:hAnsi="Arial"/>
-                <w:b/>
-                <w:bCs/>
-                <w:i w:val="false"/>
-                <w:iCs w:val="false"/>
-                <w:color w:val="000000"/>
-                <w:sz w:val="18"/>
-                <w:szCs w:val="18"/>
-              </w:rPr>
-              <w:t xml:space="preserve">Driving Question Board (DQB) Creation</w:t>
-            </w:r>
-          </w:p>
-          <w:p>
-            <w:pPr>
-              <w:spacing w:after="20" w:before="0"/>
-            </w:pPr>
-            <w:r>
-              <w:rPr>
-                <w:rFonts w:ascii="Arial" w:cs="Arial" w:eastAsia="Arial" w:hAnsi="Arial"/>
-                <w:b/>
-                <w:bCs/>
-                <w:color w:val="1F3864"/>
-                <w:sz w:val="16"/>
-                <w:szCs w:val="16"/>
-              </w:rPr>
-              <w:t xml:space="preserve">📹 VIDEO:</w:t>
-            </w:r>
-          </w:p>
-          <w:p>
-            <w:pPr>
-              <w:spacing w:after="20" w:before="0"/>
-            </w:pPr>
-            <w:hyperlink w:history="1" r:id="rIdr0gf2vo0cdz2w6becsj-h">
-              <w:r>
-                <w:rPr>
-                  <w:rFonts w:ascii="Arial" w:cs="Arial" w:eastAsia="Arial" w:hAnsi="Arial"/>
-                  <w:color w:val="2E75B6"/>
-                  <w:sz w:val="16"/>
-                  <w:szCs w:val="16"/>
-                  <w:u w:val="single" w:color="2E75B6"/>
-                </w:rPr>
-                <w:t xml:space="preserve">12 Plant Transport Xylem And Phloem, Transpiration [3D Animation]</w:t>
-              </w:r>
-            </w:hyperlink>
-          </w:p>
-          <w:p>
-            <w:pPr>
-              <w:spacing w:after="10" w:before="0"/>
-              <w:ind w:left="120"/>
-            </w:pPr>
-            <w:r>
-              <w:rPr>
-                <w:rFonts w:ascii="Arial" w:cs="Arial" w:eastAsia="Arial" w:hAnsi="Arial"/>
-                <w:color w:val="595959"/>
-                <w:sz w:val="14"/>
-                <w:szCs w:val="14"/>
-              </w:rPr>
-              <w:t xml:space="preserve">Source: Seavuria</w:t>
-            </w:r>
-          </w:p>
-          <w:p>
-            <w:pPr>
-              <w:spacing w:after="10" w:before="0"/>
-              <w:ind w:left="120"/>
-            </w:pPr>
-            <w:hyperlink w:history="1" r:id="rIdnmiazwszkpvw4-puzg-_w">
-              <w:r>
-                <w:rPr>
-                  <w:rFonts w:ascii="Arial" w:cs="Arial" w:eastAsia="Arial" w:hAnsi="Arial"/>
-                  <w:color w:val="595959"/>
-                  <w:sz w:val="14"/>
-                  <w:szCs w:val="14"/>
-                  <w:u w:val="single" w:color="595959"/>
-                </w:rPr>
-                <w:t xml:space="preserve">🔍 Search ARES for similar videos</w:t>
-              </w:r>
-            </w:hyperlink>
-          </w:p>
-          <w:p>
-            <w:pPr>
-              <w:spacing w:after="40" w:before="0"/>
-            </w:pPr>
-            <w:r>
-              <w:rPr>
-                <w:sz w:val="14"/>
-                <w:szCs w:val="14"/>
-              </w:rPr>
-              <w:t xml:space="preserve"/>
-            </w:r>
-          </w:p>
-          <w:p>
-            <w:pPr>
-              <w:spacing w:after="20" w:before="0"/>
-            </w:pPr>
-            <w:r>
-              <w:rPr>
-                <w:rFonts w:ascii="Arial" w:cs="Arial" w:eastAsia="Arial" w:hAnsi="Arial"/>
-                <w:b/>
-                <w:bCs/>
-                <w:color w:val="1F3864"/>
-                <w:sz w:val="16"/>
-                <w:szCs w:val="16"/>
-              </w:rPr>
-              <w:t xml:space="preserve">📖 EXERCISE:</w:t>
-            </w:r>
-          </w:p>
-          <w:p>
-            <w:pPr>
-              <w:spacing w:after="20" w:before="0"/>
-            </w:pPr>
-            <w:hyperlink w:history="1" r:id="rIdzbjzdusbuucsxiyc7obon">
-              <w:r>
-                <w:rPr>
-                  <w:rFonts w:ascii="Arial" w:cs="Arial" w:eastAsia="Arial" w:hAnsi="Arial"/>
-                  <w:color w:val="2E75B6"/>
-                  <w:sz w:val="16"/>
-                  <w:szCs w:val="16"/>
-                  <w:u w:val="single" w:color="2E75B6"/>
-                </w:rPr>
-                <w:t xml:space="preserve">Graph data on line plots</w:t>
-              </w:r>
-            </w:hyperlink>
-          </w:p>
-          <w:p>
-            <w:pPr>
-              <w:spacing w:after="10" w:before="0"/>
-              <w:ind w:left="120"/>
-            </w:pPr>
-            <w:r>
-              <w:rPr>
-                <w:rFonts w:ascii="Arial" w:cs="Arial" w:eastAsia="Arial" w:hAnsi="Arial"/>
-                <w:color w:val="595959"/>
-                <w:sz w:val="14"/>
-                <w:szCs w:val="14"/>
-              </w:rPr>
-              <w:t xml:space="preserve">Source: Khan Academy (English - US curriculum)</w:t>
-            </w:r>
-          </w:p>
-          <w:p>
-            <w:pPr>
-              <w:spacing w:after="10" w:before="0"/>
-              <w:ind w:left="120"/>
-            </w:pPr>
-            <w:hyperlink w:history="1" r:id="rIdn0a3r3y2tzhzlsgkffp50">
-              <w:r>
-                <w:rPr>
-                  <w:rFonts w:ascii="Arial" w:cs="Arial" w:eastAsia="Arial" w:hAnsi="Arial"/>
-                  <w:color w:val="595959"/>
-                  <w:sz w:val="14"/>
-                  <w:szCs w:val="14"/>
-                  <w:u w:val="single" w:color="595959"/>
-                </w:rPr>
-                <w:t xml:space="preserve">🔍 Search ARES for similar readings</w:t>
-              </w:r>
-            </w:hyperlink>
-          </w:p>
-        </w:tc>
-        <w:tc>
-          <w:tcPr>
-            <w:tcW w:type="dxa" w:w="3040"/>
-            <w:shd w:fill="FFFFFF" w:color="auto" w:val="clear"/>
-            <w:tcMar>
-              <w:top w:type="dxa" w:w="60"/>
-              <w:left w:type="dxa" w:w="120"/>
-              <w:bottom w:type="dxa" w:w="60"/>
-              <w:right w:type="dxa" w:w="120"/>
-            </w:tcMar>
-            <w:vAlign w:val="top"/>
-          </w:tcPr>
-          <w:p>
-            <w:pPr>
-              <w:spacing w:after="40" w:before="0"/>
-              <w:jc w:val="left"/>
-            </w:pPr>
-            <w:r>
-              <w:rPr>
-                <w:rFonts w:ascii="Arial" w:cs="Arial" w:eastAsia="Arial" w:hAnsi="Arial"/>
-                <w:b w:val="false"/>
-                <w:bCs w:val="false"/>
-                <w:i w:val="false"/>
-                <w:iCs w:val="false"/>
-                <w:color w:val="000000"/>
-                <w:sz w:val="18"/>
-                <w:szCs w:val="18"/>
-              </w:rPr>
-              <w:t xml:space="preserve">Each group receives two sticky notes of different colours. On the FIRST note (green), they write one question from the DQB that their experimental data has now answered — and they write the evidence-based answer in one sentence. On the SECOND note (orange), they write one NEW question their data raised that is still unanswered. Groups take turns posting their notes on the DQB. The teacher reads aloud the answered questions and asks the class to vote by show of hands whether they agree the question is now sufficiently answered. Unanswered questions are flagged for Lesson 7.</w:t>
-            </w:r>
-          </w:p>
-        </w:tc>
-        <w:tc>
-          <w:tcPr>
-            <w:tcW w:type="dxa" w:w="3040"/>
-            <w:shd w:fill="F2F2F2" w:color="auto" w:val="clear"/>
-            <w:tcMar>
-              <w:top w:type="dxa" w:w="60"/>
-              <w:left w:type="dxa" w:w="120"/>
-              <w:bottom w:type="dxa" w:w="60"/>
-              <w:right w:type="dxa" w:w="120"/>
-            </w:tcMar>
-            <w:vAlign w:val="top"/>
-          </w:tcPr>
-          <w:p>
-            <w:pPr>
-              <w:spacing w:after="40" w:before="0"/>
-              <w:jc w:val="left"/>
-            </w:pPr>
-            <w:r>
-              <w:rPr>
-                <w:rFonts w:ascii="Arial" w:cs="Arial" w:eastAsia="Arial" w:hAnsi="Arial"/>
-                <w:b w:val="false"/>
-                <w:bCs w:val="false"/>
-                <w:i w:val="false"/>
-                <w:iCs w:val="false"/>
-                <w:color w:val="000000"/>
-                <w:sz w:val="18"/>
-                <w:szCs w:val="18"/>
-              </w:rPr>
-              <w:t xml:space="preserve">Teacher says: 'Scientists do not just collect data and put it away — they ask what their data means for the next question. Look at our DQB from Lesson 1. Point to one question that our graphs today can now answer.' After groups post, teacher facilitates a brief gallery walk (1 minute, standing at desks and looking at the board) then says: 'I can see several groups have asked WHY transpiration matters if it means the plant is losing water — that is EXACTLY what Lesson 7 will tackle. Hold that question.' Teacher uses a contrasting-cases move: 'Group A says high wind INCREASES water loss. Group C says high humidity DECREASES it. How can BOTH be true at the same time — what is the variable they are both affecting?' [WAIT TIME: 20 seconds before accepting responses.]</w:t>
-            </w:r>
-          </w:p>
-        </w:tc>
-        <w:tc>
-          <w:tcPr>
-            <w:tcW w:type="dxa" w:w="3040"/>
-            <w:shd w:fill="FFFFFF" w:color="auto" w:val="clear"/>
-            <w:tcMar>
-              <w:top w:type="dxa" w:w="60"/>
-              <w:left w:type="dxa" w:w="120"/>
-              <w:bottom w:type="dxa" w:w="60"/>
-              <w:right w:type="dxa" w:w="120"/>
-            </w:tcMar>
-            <w:vAlign w:val="top"/>
-          </w:tcPr>
-          <w:p>
-            <w:pPr>
-              <w:spacing w:after="40" w:before="0"/>
-              <w:jc w:val="left"/>
-            </w:pPr>
-            <w:r>
-              <w:rPr>
-                <w:rFonts w:ascii="Arial" w:cs="Arial" w:eastAsia="Arial" w:hAnsi="Arial"/>
-                <w:b w:val="false"/>
-                <w:bCs w:val="false"/>
-                <w:i w:val="false"/>
-                <w:iCs w:val="false"/>
-                <w:color w:val="000000"/>
-                <w:sz w:val="18"/>
-                <w:szCs w:val="18"/>
-              </w:rPr>
-              <w:t xml:space="preserve">The two-colour sticky note protocol makes the distinction between answered and open questions visible and concrete. The contrasting-cases prompt (wind vs. humidity) deepens understanding by showing that both variables act on the same underlying mechanism — the concentration gradient.</w:t>
-            </w:r>
-          </w:p>
-        </w:tc>
-        <w:tc>
-          <w:tcPr>
-            <w:tcW w:type="dxa" w:w="3040"/>
-            <w:shd w:fill="F2F2F2" w:color="auto" w:val="clear"/>
-            <w:tcMar>
-              <w:top w:type="dxa" w:w="60"/>
-              <w:left w:type="dxa" w:w="120"/>
-              <w:bottom w:type="dxa" w:w="60"/>
-              <w:right w:type="dxa" w:w="120"/>
-            </w:tcMar>
-            <w:vAlign w:val="top"/>
-          </w:tcPr>
-          <w:p>
-            <w:pPr>
-              <w:spacing w:after="40" w:before="0"/>
-              <w:jc w:val="left"/>
-            </w:pPr>
-            <w:r>
-              <w:rPr>
-                <w:rFonts w:ascii="Arial" w:cs="Arial" w:eastAsia="Arial" w:hAnsi="Arial"/>
-                <w:b w:val="false"/>
-                <w:bCs w:val="false"/>
-                <w:i w:val="false"/>
-                <w:iCs w:val="false"/>
-                <w:color w:val="000000"/>
-                <w:sz w:val="18"/>
-                <w:szCs w:val="18"/>
-              </w:rPr>
-              <w:t xml:space="preserve">Teacher scans the answered-question notes for quality of evidence citation. A strong note will reference a specific measurement (e.g., 'the sealed-bag group lost only 0.3 g versus 1.8 g in the open group, so humidity reduces transpiration by narrowing the concentration gradient'). Vague notes are verbally prompted: 'Can you add a number from our class table to support that?'</w:t>
-            </w:r>
-          </w:p>
-        </w:tc>
-      </w:tr>
-      <w:tr>
-        <w:tc>
-          <w:tcPr>
-            <w:tcW w:type="dxa" w:w="1520"/>
-            <w:shd w:fill="D5E8F0" w:color="auto" w:val="clear"/>
-            <w:tcMar>
-              <w:top w:type="dxa" w:w="60"/>
-              <w:left w:type="dxa" w:w="120"/>
-              <w:bottom w:type="dxa" w:w="60"/>
-              <w:right w:type="dxa" w:w="120"/>
-            </w:tcMar>
-            <w:vAlign w:val="top"/>
-          </w:tcPr>
-          <w:p>
-            <w:pPr>
-              <w:spacing w:after="40" w:before="0"/>
-              <w:jc w:val="left"/>
-            </w:pPr>
-            <w:r>
-              <w:rPr>
-                <w:rFonts w:ascii="Arial" w:cs="Arial" w:eastAsia="Arial" w:hAnsi="Arial"/>
-                <w:b/>
-                <w:bCs/>
-                <w:i w:val="false"/>
-                <w:iCs w:val="false"/>
-                <w:color w:val="000000"/>
-                <w:sz w:val="18"/>
-                <w:szCs w:val="18"/>
-              </w:rPr>
-              <w:t xml:space="preserve">Model Building Phase</w:t>
-            </w:r>
-          </w:p>
-          <w:p>
-            <w:pPr>
-              <w:spacing w:after="20" w:before="0"/>
-            </w:pPr>
-            <w:r>
-              <w:rPr>
-                <w:rFonts w:ascii="Arial" w:cs="Arial" w:eastAsia="Arial" w:hAnsi="Arial"/>
-                <w:b/>
-                <w:bCs/>
-                <w:color w:val="1F3864"/>
-                <w:sz w:val="16"/>
-                <w:szCs w:val="16"/>
-              </w:rPr>
-              <w:t xml:space="preserve">📹 VIDEO:</w:t>
-            </w:r>
-          </w:p>
-          <w:p>
-            <w:pPr>
-              <w:spacing w:after="20" w:before="0"/>
-            </w:pPr>
-            <w:hyperlink w:history="1" r:id="rId8_-vk2btadoufebw9_bcu">
-              <w:r>
-                <w:rPr>
-                  <w:rFonts w:ascii="Arial" w:cs="Arial" w:eastAsia="Arial" w:hAnsi="Arial"/>
-                  <w:color w:val="2E75B6"/>
-                  <w:sz w:val="16"/>
-                  <w:szCs w:val="16"/>
-                  <w:u w:val="single" w:color="2E75B6"/>
-                </w:rPr>
-                <w:t xml:space="preserve">12 Plant Transport Xylem And Phloem, Transpiration [3D Animation]</w:t>
-              </w:r>
-            </w:hyperlink>
-          </w:p>
-          <w:p>
-            <w:pPr>
-              <w:spacing w:after="10" w:before="0"/>
-              <w:ind w:left="120"/>
-            </w:pPr>
-            <w:r>
-              <w:rPr>
-                <w:rFonts w:ascii="Arial" w:cs="Arial" w:eastAsia="Arial" w:hAnsi="Arial"/>
-                <w:color w:val="595959"/>
-                <w:sz w:val="14"/>
-                <w:szCs w:val="14"/>
-              </w:rPr>
-              <w:t xml:space="preserve">Source: Seavuria</w:t>
-            </w:r>
-          </w:p>
-          <w:p>
-            <w:pPr>
-              <w:spacing w:after="10" w:before="0"/>
-              <w:ind w:left="120"/>
-            </w:pPr>
-            <w:hyperlink w:history="1" r:id="rIdwwp7kvnmxftqsryzrjkov">
-              <w:r>
-                <w:rPr>
-                  <w:rFonts w:ascii="Arial" w:cs="Arial" w:eastAsia="Arial" w:hAnsi="Arial"/>
-                  <w:color w:val="595959"/>
-                  <w:sz w:val="14"/>
-                  <w:szCs w:val="14"/>
-                  <w:u w:val="single" w:color="595959"/>
-                </w:rPr>
-                <w:t xml:space="preserve">🔍 Search ARES for similar videos</w:t>
-              </w:r>
-            </w:hyperlink>
-          </w:p>
-          <w:p>
-            <w:pPr>
-              <w:spacing w:after="40" w:before="0"/>
-            </w:pPr>
-            <w:r>
-              <w:rPr>
-                <w:sz w:val="14"/>
-                <w:szCs w:val="14"/>
-              </w:rPr>
-              <w:t xml:space="preserve"/>
-            </w:r>
-          </w:p>
-          <w:p>
-            <w:pPr>
-              <w:spacing w:after="20" w:before="0"/>
-            </w:pPr>
-            <w:r>
-              <w:rPr>
-                <w:rFonts w:ascii="Arial" w:cs="Arial" w:eastAsia="Arial" w:hAnsi="Arial"/>
-                <w:b/>
-                <w:bCs/>
-                <w:color w:val="1F3864"/>
-                <w:sz w:val="16"/>
-                <w:szCs w:val="16"/>
-              </w:rPr>
-              <w:t xml:space="preserve">📖 EXERCISE:</w:t>
-            </w:r>
-          </w:p>
-          <w:p>
-            <w:pPr>
-              <w:spacing w:after="20" w:before="0"/>
-            </w:pPr>
-            <w:hyperlink w:history="1" r:id="rIdgsjga8frdevq-jvxs3dnz">
-              <w:r>
-                <w:rPr>
-                  <w:rFonts w:ascii="Arial" w:cs="Arial" w:eastAsia="Arial" w:hAnsi="Arial"/>
-                  <w:color w:val="2E75B6"/>
-                  <w:sz w:val="16"/>
-                  <w:szCs w:val="16"/>
-                  <w:u w:val="single" w:color="2E75B6"/>
-                </w:rPr>
-                <w:t xml:space="preserve">Graph data on line plots</w:t>
-              </w:r>
-            </w:hyperlink>
-          </w:p>
-          <w:p>
-            <w:pPr>
-              <w:spacing w:after="10" w:before="0"/>
-              <w:ind w:left="120"/>
-            </w:pPr>
-            <w:r>
-              <w:rPr>
-                <w:rFonts w:ascii="Arial" w:cs="Arial" w:eastAsia="Arial" w:hAnsi="Arial"/>
-                <w:color w:val="595959"/>
-                <w:sz w:val="14"/>
-                <w:szCs w:val="14"/>
-              </w:rPr>
-              <w:t xml:space="preserve">Source: Khan Academy (English - US curriculum)</w:t>
-            </w:r>
-          </w:p>
-          <w:p>
-            <w:pPr>
-              <w:spacing w:after="10" w:before="0"/>
-              <w:ind w:left="120"/>
-            </w:pPr>
-            <w:hyperlink w:history="1" r:id="rId_-o0htuspowtiek4fgyu5">
+            <w:hyperlink w:history="1" r:id="rIdrtokn2i_jtcjrv3v3u57q">
               <w:r>
                 <w:rPr>
                   <w:rFonts w:ascii="Arial" w:cs="Arial" w:eastAsia="Arial" w:hAnsi="Arial"/>
@@ -21299,7 +21299,7 @@
             <w:pPr>
               <w:spacing w:after="20" w:before="0"/>
             </w:pPr>
-            <w:hyperlink w:history="1" r:id="rIdok9fsjtxi4k5it1vugei3">
+            <w:hyperlink w:history="1" r:id="rIdrovsinrwosrydhvabty2f">
               <w:r>
                 <w:rPr>
                   <w:rFonts w:ascii="Arial" w:cs="Arial" w:eastAsia="Arial" w:hAnsi="Arial"/>
@@ -21332,7 +21332,7 @@
               <w:spacing w:after="10" w:before="0"/>
               <w:ind w:left="120"/>
             </w:pPr>
-            <w:hyperlink w:history="1" r:id="rIddqh_bp1wn0s7zhedegs37">
+            <w:hyperlink w:history="1" r:id="rIdw8_givybzc0xi4g-jz4k5">
               <w:r>
                 <w:rPr>
                   <w:rFonts w:ascii="Arial" w:cs="Arial" w:eastAsia="Arial" w:hAnsi="Arial"/>
@@ -21394,7 +21394,7 @@
               <w:spacing w:after="10" w:before="0"/>
               <w:ind w:left="120"/>
             </w:pPr>
-            <w:hyperlink w:history="1" r:id="rIdhqygaeieqm_adoiaaoioq">
+            <w:hyperlink w:history="1" r:id="rIdvqokz2mqyzuzepcpyunfy">
               <w:r>
                 <w:rPr>
                   <w:rFonts w:ascii="Arial" w:cs="Arial" w:eastAsia="Arial" w:hAnsi="Arial"/>
@@ -21604,7 +21604,7 @@
             <w:pPr>
               <w:spacing w:after="20" w:before="0"/>
             </w:pPr>
-            <w:hyperlink w:history="1" r:id="rIdx0sswtxihg4lc1z-y0-np">
+            <w:hyperlink w:history="1" r:id="rIdabrwtihjzrypbqgic_1cg">
               <w:r>
                 <w:rPr>
                   <w:rFonts w:ascii="Arial" w:cs="Arial" w:eastAsia="Arial" w:hAnsi="Arial"/>
@@ -21637,7 +21637,7 @@
               <w:spacing w:after="10" w:before="0"/>
               <w:ind w:left="120"/>
             </w:pPr>
-            <w:hyperlink w:history="1" r:id="rId57rsjjn81qzmhoegzacei">
+            <w:hyperlink w:history="1" r:id="rIdx_x9tmufktaq9fkejtn7b">
               <w:r>
                 <w:rPr>
                   <w:rFonts w:ascii="Arial" w:cs="Arial" w:eastAsia="Arial" w:hAnsi="Arial"/>
@@ -21699,7 +21699,7 @@
               <w:spacing w:after="10" w:before="0"/>
               <w:ind w:left="120"/>
             </w:pPr>
-            <w:hyperlink w:history="1" r:id="rIdzrbhrjei2bzhployzwxmv">
+            <w:hyperlink w:history="1" r:id="rIdqzuycnl2erfeupjkpu0jr">
               <w:r>
                 <w:rPr>
                   <w:rFonts w:ascii="Arial" w:cs="Arial" w:eastAsia="Arial" w:hAnsi="Arial"/>
@@ -21909,7 +21909,7 @@
             <w:pPr>
               <w:spacing w:after="20" w:before="0"/>
             </w:pPr>
-            <w:hyperlink w:history="1" r:id="rId1ez9qqk-pfn7wpn4kmqb1">
+            <w:hyperlink w:history="1" r:id="rIddluo5oxag9e8fx8s_wcfv">
               <w:r>
                 <w:rPr>
                   <w:rFonts w:ascii="Arial" w:cs="Arial" w:eastAsia="Arial" w:hAnsi="Arial"/>
@@ -21942,7 +21942,7 @@
               <w:spacing w:after="10" w:before="0"/>
               <w:ind w:left="120"/>
             </w:pPr>
-            <w:hyperlink w:history="1" r:id="rIdbj9ct1v2ftcvbxa05hwop">
+            <w:hyperlink w:history="1" r:id="rIdpaqepm3sg0sjzx4cgf8ak">
               <w:r>
                 <w:rPr>
                   <w:rFonts w:ascii="Arial" w:cs="Arial" w:eastAsia="Arial" w:hAnsi="Arial"/>
@@ -22004,7 +22004,7 @@
               <w:spacing w:after="10" w:before="0"/>
               <w:ind w:left="120"/>
             </w:pPr>
-            <w:hyperlink w:history="1" r:id="rIdogeaajfxziqbttmmxro-i">
+            <w:hyperlink w:history="1" r:id="rIdforcnqijz-7adzq2lsrsc">
               <w:r>
                 <w:rPr>
                   <w:rFonts w:ascii="Arial" w:cs="Arial" w:eastAsia="Arial" w:hAnsi="Arial"/>
@@ -22214,7 +22214,7 @@
             <w:pPr>
               <w:spacing w:after="20" w:before="0"/>
             </w:pPr>
-            <w:hyperlink w:history="1" r:id="rIddchfonkvsfmilulmc-nwu">
+            <w:hyperlink w:history="1" r:id="rIduhrd8hw9jdkyqtnqjkkvm">
               <w:r>
                 <w:rPr>
                   <w:rFonts w:ascii="Arial" w:cs="Arial" w:eastAsia="Arial" w:hAnsi="Arial"/>
@@ -22247,7 +22247,7 @@
               <w:spacing w:after="10" w:before="0"/>
               <w:ind w:left="120"/>
             </w:pPr>
-            <w:hyperlink w:history="1" r:id="rIdjtgcixg1cgujbakheo8qw">
+            <w:hyperlink w:history="1" r:id="rIdgam4uuwoi0fbgq50h42oa">
               <w:r>
                 <w:rPr>
                   <w:rFonts w:ascii="Arial" w:cs="Arial" w:eastAsia="Arial" w:hAnsi="Arial"/>
@@ -22309,7 +22309,7 @@
               <w:spacing w:after="10" w:before="0"/>
               <w:ind w:left="120"/>
             </w:pPr>
-            <w:hyperlink w:history="1" r:id="rId2ehjqz2u2ewk9wspqeei9">
+            <w:hyperlink w:history="1" r:id="rIdzvvh3sxrbjvugwbwibit2">
               <w:r>
                 <w:rPr>
                   <w:rFonts w:ascii="Arial" w:cs="Arial" w:eastAsia="Arial" w:hAnsi="Arial"/>
@@ -22519,7 +22519,7 @@
             <w:pPr>
               <w:spacing w:after="20" w:before="0"/>
             </w:pPr>
-            <w:hyperlink w:history="1" r:id="rId1trhzb9as4jxtmmeqonh_">
+            <w:hyperlink w:history="1" r:id="rIdqmlq5xxalc50q4i78xb-s">
               <w:r>
                 <w:rPr>
                   <w:rFonts w:ascii="Arial" w:cs="Arial" w:eastAsia="Arial" w:hAnsi="Arial"/>
@@ -22552,7 +22552,7 @@
               <w:spacing w:after="10" w:before="0"/>
               <w:ind w:left="120"/>
             </w:pPr>
-            <w:hyperlink w:history="1" r:id="rIdqrkhfcfqqr87vgmirn_l-">
+            <w:hyperlink w:history="1" r:id="rIdakct8btz3kh6zrzeij3ba">
               <w:r>
                 <w:rPr>
                   <w:rFonts w:ascii="Arial" w:cs="Arial" w:eastAsia="Arial" w:hAnsi="Arial"/>
@@ -22614,7 +22614,7 @@
               <w:spacing w:after="10" w:before="0"/>
               <w:ind w:left="120"/>
             </w:pPr>
-            <w:hyperlink w:history="1" r:id="rIdcib96gbzozwailckprjy8">
+            <w:hyperlink w:history="1" r:id="rIdeqwykmxlzeklusm-8rkfx">
               <w:r>
                 <w:rPr>
                   <w:rFonts w:ascii="Arial" w:cs="Arial" w:eastAsia="Arial" w:hAnsi="Arial"/>
@@ -24211,7 +24211,7 @@
             <w:pPr>
               <w:spacing w:after="20" w:before="0"/>
             </w:pPr>
-            <w:hyperlink w:history="1" r:id="rIdlb4mivfyvwhjjhdb53hmp">
+            <w:hyperlink w:history="1" r:id="rIdnvkn7khjhg7gw6pgig6qc">
               <w:r>
                 <w:rPr>
                   <w:rFonts w:ascii="Arial" w:cs="Arial" w:eastAsia="Arial" w:hAnsi="Arial"/>
@@ -24244,7 +24244,7 @@
               <w:spacing w:after="10" w:before="0"/>
               <w:ind w:left="120"/>
             </w:pPr>
-            <w:hyperlink w:history="1" r:id="rIdpay04gzuxmuscau-cjpsd">
+            <w:hyperlink w:history="1" r:id="rIdvivml2lvqznmpikwudltj">
               <w:r>
                 <w:rPr>
                   <w:rFonts w:ascii="Arial" w:cs="Arial" w:eastAsia="Arial" w:hAnsi="Arial"/>
@@ -24289,7 +24289,7 @@
             <w:pPr>
               <w:spacing w:after="20" w:before="0"/>
             </w:pPr>
-            <w:hyperlink w:history="1" r:id="rIdqkrhd3pz6pwwmiuk598ng">
+            <w:hyperlink w:history="1" r:id="rIdblbrxbesp6rdsgjc6qywq">
               <w:r>
                 <w:rPr>
                   <w:rFonts w:ascii="Arial" w:cs="Arial" w:eastAsia="Arial" w:hAnsi="Arial"/>
@@ -24322,7 +24322,7 @@
               <w:spacing w:after="10" w:before="0"/>
               <w:ind w:left="120"/>
             </w:pPr>
-            <w:hyperlink w:history="1" r:id="rIdlcftgfqya7qljuybqocce">
+            <w:hyperlink w:history="1" r:id="rIdlfdwz8xa42pfr_ogjaenp">
               <w:r>
                 <w:rPr>
                   <w:rFonts w:ascii="Arial" w:cs="Arial" w:eastAsia="Arial" w:hAnsi="Arial"/>
@@ -24517,7 +24517,7 @@
             <w:pPr>
               <w:spacing w:after="20" w:before="0"/>
             </w:pPr>
-            <w:hyperlink w:history="1" r:id="rIdccdfzlacswosvmtzg5ux6">
+            <w:hyperlink w:history="1" r:id="rIdl3mdanqlgar4eylikqupk">
               <w:r>
                 <w:rPr>
                   <w:rFonts w:ascii="Arial" w:cs="Arial" w:eastAsia="Arial" w:hAnsi="Arial"/>
@@ -24550,7 +24550,7 @@
               <w:spacing w:after="10" w:before="0"/>
               <w:ind w:left="120"/>
             </w:pPr>
-            <w:hyperlink w:history="1" r:id="rIdlccraajhnd5yus42uge2k">
+            <w:hyperlink w:history="1" r:id="rIdrawbcnl3yy42_exgbxee9">
               <w:r>
                 <w:rPr>
                   <w:rFonts w:ascii="Arial" w:cs="Arial" w:eastAsia="Arial" w:hAnsi="Arial"/>
@@ -24595,7 +24595,7 @@
             <w:pPr>
               <w:spacing w:after="20" w:before="0"/>
             </w:pPr>
-            <w:hyperlink w:history="1" r:id="rIdxkjul6basfs9_hkdue-od">
+            <w:hyperlink w:history="1" r:id="rId6ibnw4wq8jvqjslmqzloh">
               <w:r>
                 <w:rPr>
                   <w:rFonts w:ascii="Arial" w:cs="Arial" w:eastAsia="Arial" w:hAnsi="Arial"/>
@@ -24628,7 +24628,7 @@
               <w:spacing w:after="10" w:before="0"/>
               <w:ind w:left="120"/>
             </w:pPr>
-            <w:hyperlink w:history="1" r:id="rId_unsogqf7ejshpjw8gpj1">
+            <w:hyperlink w:history="1" r:id="rIdt1ffnuk0gxeptvd5o2rkx">
               <w:r>
                 <w:rPr>
                   <w:rFonts w:ascii="Arial" w:cs="Arial" w:eastAsia="Arial" w:hAnsi="Arial"/>
@@ -24823,7 +24823,7 @@
             <w:pPr>
               <w:spacing w:after="20" w:before="0"/>
             </w:pPr>
-            <w:hyperlink w:history="1" r:id="rIdaok2vu-dyjgxeterd5hew">
+            <w:hyperlink w:history="1" r:id="rIdqfd9fhnv8ryzvzyo-boij">
               <w:r>
                 <w:rPr>
                   <w:rFonts w:ascii="Arial" w:cs="Arial" w:eastAsia="Arial" w:hAnsi="Arial"/>
@@ -24856,7 +24856,7 @@
               <w:spacing w:after="10" w:before="0"/>
               <w:ind w:left="120"/>
             </w:pPr>
-            <w:hyperlink w:history="1" r:id="rIdakpwsygb2zdtliecbnvkm">
+            <w:hyperlink w:history="1" r:id="rId-zikwipbmys_da9cem_o0">
               <w:r>
                 <w:rPr>
                   <w:rFonts w:ascii="Arial" w:cs="Arial" w:eastAsia="Arial" w:hAnsi="Arial"/>
@@ -24901,7 +24901,7 @@
             <w:pPr>
               <w:spacing w:after="20" w:before="0"/>
             </w:pPr>
-            <w:hyperlink w:history="1" r:id="rIdtj08oi0t4u_rktktlma2r">
+            <w:hyperlink w:history="1" r:id="rIdjq8lxr1dqbqg25oltpvhi">
               <w:r>
                 <w:rPr>
                   <w:rFonts w:ascii="Arial" w:cs="Arial" w:eastAsia="Arial" w:hAnsi="Arial"/>
@@ -24934,7 +24934,7 @@
               <w:spacing w:after="10" w:before="0"/>
               <w:ind w:left="120"/>
             </w:pPr>
-            <w:hyperlink w:history="1" r:id="rId665gvbcxydoyb_oe7lb27">
+            <w:hyperlink w:history="1" r:id="rIduaz08kmz3yv4y4z5sdxjv">
               <w:r>
                 <w:rPr>
                   <w:rFonts w:ascii="Arial" w:cs="Arial" w:eastAsia="Arial" w:hAnsi="Arial"/>
@@ -25129,7 +25129,7 @@
             <w:pPr>
               <w:spacing w:after="20" w:before="0"/>
             </w:pPr>
-            <w:hyperlink w:history="1" r:id="rIdefjl-o9scgkpcilc4swbu">
+            <w:hyperlink w:history="1" r:id="rIdxviczj5ra7utoyr5chxay">
               <w:r>
                 <w:rPr>
                   <w:rFonts w:ascii="Arial" w:cs="Arial" w:eastAsia="Arial" w:hAnsi="Arial"/>
@@ -25162,7 +25162,7 @@
               <w:spacing w:after="10" w:before="0"/>
               <w:ind w:left="120"/>
             </w:pPr>
-            <w:hyperlink w:history="1" r:id="rIdtmhwv9tgnpxmyqcospukg">
+            <w:hyperlink w:history="1" r:id="rIdc5bbkxvls5w8hqoiapn7m">
               <w:r>
                 <w:rPr>
                   <w:rFonts w:ascii="Arial" w:cs="Arial" w:eastAsia="Arial" w:hAnsi="Arial"/>
@@ -25207,7 +25207,7 @@
             <w:pPr>
               <w:spacing w:after="20" w:before="0"/>
             </w:pPr>
-            <w:hyperlink w:history="1" r:id="rIdjevl1lkyvlwfxcf18puo4">
+            <w:hyperlink w:history="1" r:id="rIda8qbaolfckjkmixgymule">
               <w:r>
                 <w:rPr>
                   <w:rFonts w:ascii="Arial" w:cs="Arial" w:eastAsia="Arial" w:hAnsi="Arial"/>
@@ -25240,7 +25240,7 @@
               <w:spacing w:after="10" w:before="0"/>
               <w:ind w:left="120"/>
             </w:pPr>
-            <w:hyperlink w:history="1" r:id="rIdziqjfvuplqnpw1krtwal7">
+            <w:hyperlink w:history="1" r:id="rIdsb9knv_bcji-aui1qskqx">
               <w:r>
                 <w:rPr>
                   <w:rFonts w:ascii="Arial" w:cs="Arial" w:eastAsia="Arial" w:hAnsi="Arial"/>
@@ -25435,7 +25435,7 @@
             <w:pPr>
               <w:spacing w:after="20" w:before="0"/>
             </w:pPr>
-            <w:hyperlink w:history="1" r:id="rIdl-dwlgpery10us0qabjzh">
+            <w:hyperlink w:history="1" r:id="rIdbk7wpi_ouitrbkjrfumgn">
               <w:r>
                 <w:rPr>
                   <w:rFonts w:ascii="Arial" w:cs="Arial" w:eastAsia="Arial" w:hAnsi="Arial"/>
@@ -25468,7 +25468,7 @@
               <w:spacing w:after="10" w:before="0"/>
               <w:ind w:left="120"/>
             </w:pPr>
-            <w:hyperlink w:history="1" r:id="rIdrx4fgvyvbfvh13e_wsgmi">
+            <w:hyperlink w:history="1" r:id="rIdwmoohdmbqow9fnvqoa1wv">
               <w:r>
                 <w:rPr>
                   <w:rFonts w:ascii="Arial" w:cs="Arial" w:eastAsia="Arial" w:hAnsi="Arial"/>
@@ -25513,7 +25513,7 @@
             <w:pPr>
               <w:spacing w:after="20" w:before="0"/>
             </w:pPr>
-            <w:hyperlink w:history="1" r:id="rIds1hlmtovanvyvkweaqhuy">
+            <w:hyperlink w:history="1" r:id="rId-orn1s8rg6_cqswmp3e83">
               <w:r>
                 <w:rPr>
                   <w:rFonts w:ascii="Arial" w:cs="Arial" w:eastAsia="Arial" w:hAnsi="Arial"/>
@@ -25546,7 +25546,7 @@
               <w:spacing w:after="10" w:before="0"/>
               <w:ind w:left="120"/>
             </w:pPr>
-            <w:hyperlink w:history="1" r:id="rIdfyo2mw2m-bceadlobkuxz">
+            <w:hyperlink w:history="1" r:id="rId8gtesrhjlsvsl3wt4mefr">
               <w:r>
                 <w:rPr>
                   <w:rFonts w:ascii="Arial" w:cs="Arial" w:eastAsia="Arial" w:hAnsi="Arial"/>

--- a/data/outputs/v2/General_Science/SS1.4_Transport_in_Plants/General_Science_Transport_in_Plants_CBE_LessonSequence.docx
+++ b/data/outputs/v2/General_Science/SS1.4_Transport_in_Plants/General_Science_Transport_in_Plants_CBE_LessonSequence.docx
@@ -42,6 +42,177 @@
     </w:p>
     <w:p>
       <w:pPr>
+        <w:spacing w:after="80" w:before="120"/>
+      </w:pPr>
+      <w:r>
+        <w:rPr>
+          <w:rFonts w:ascii="Arial" w:cs="Arial" w:eastAsia="Arial" w:hAnsi="Arial"/>
+          <w:b/>
+          <w:bCs/>
+          <w:color w:val="1F3864"/>
+          <w:sz w:val="20"/>
+          <w:szCs w:val="20"/>
+        </w:rPr>
+        <w:t xml:space="preserve">ATTRIBUTION AND LICENSING</w:t>
+      </w:r>
+    </w:p>
+    <w:p>
+      <w:pPr>
+        <w:spacing w:after="60" w:before="0"/>
+      </w:pPr>
+      <w:r>
+        <w:rPr>
+          <w:rFonts w:ascii="Arial" w:cs="Arial" w:eastAsia="Arial" w:hAnsi="Arial"/>
+          <w:b/>
+          <w:bCs/>
+          <w:sz w:val="17"/>
+          <w:szCs w:val="17"/>
+        </w:rPr>
+        <w:t xml:space="preserve">Curriculum Alignment: </w:t>
+      </w:r>
+      <w:r>
+        <w:rPr>
+          <w:rFonts w:ascii="Arial" w:cs="Arial" w:eastAsia="Arial" w:hAnsi="Arial"/>
+          <w:sz w:val="17"/>
+          <w:szCs w:val="17"/>
+        </w:rPr>
+        <w:t xml:space="preserve">Structured in pedagogical alignment with the competence-based curriculum format and learning outcomes established by the Kenya Institute of Curriculum Development (KICD). This material is independently developed and is not officially endorsed or published by KICD.</w:t>
+      </w:r>
+    </w:p>
+    <w:p>
+      <w:pPr>
+        <w:spacing w:after="60" w:before="0"/>
+      </w:pPr>
+      <w:r>
+        <w:rPr>
+          <w:rFonts w:ascii="Arial" w:cs="Arial" w:eastAsia="Arial" w:hAnsi="Arial"/>
+          <w:b/>
+          <w:bCs/>
+          <w:sz w:val="17"/>
+          <w:szCs w:val="17"/>
+        </w:rPr>
+        <w:t xml:space="preserve">Content &amp; Pedagogy: </w:t>
+      </w:r>
+      <w:r>
+        <w:rPr>
+          <w:rFonts w:ascii="Arial" w:cs="Arial" w:eastAsia="Arial" w:hAnsi="Arial"/>
+          <w:sz w:val="17"/>
+          <w:szCs w:val="17"/>
+        </w:rPr>
+        <w:t xml:space="preserve">Developed and adapted by the educator team at SeaVuria (registered 501(c)(3) in the United States and registered NGO in Kenya, No. 872-850A-BF11), who designed the pedagogical framework, lesson templates and exemplar lessons on which this material is based.</w:t>
+      </w:r>
+    </w:p>
+    <w:p>
+      <w:pPr>
+        <w:spacing w:after="60" w:before="0"/>
+      </w:pPr>
+      <w:r>
+        <w:rPr>
+          <w:rFonts w:ascii="Arial" w:cs="Arial" w:eastAsia="Arial" w:hAnsi="Arial"/>
+          <w:b/>
+          <w:bCs/>
+          <w:sz w:val="17"/>
+          <w:szCs w:val="17"/>
+        </w:rPr>
+        <w:t xml:space="preserve">Production &amp; Layout: </w:t>
+      </w:r>
+      <w:r>
+        <w:rPr>
+          <w:rFonts w:ascii="Arial" w:cs="Arial" w:eastAsia="Arial" w:hAnsi="Arial"/>
+          <w:sz w:val="17"/>
+          <w:szCs w:val="17"/>
+        </w:rPr>
+        <w:t xml:space="preserve">Educational design and curriculum sequencing by SeaVuria. Technical layout, structural formatting, and digital optimization/implementation executed in partnership with ARES Education (registered 501(c)(3) in the United States and Canada (as Afretech Aid) and registered NGO in Kenya), with lesson drafting and compilation assisted by AI (Claude, Anthropic).</w:t>
+      </w:r>
+    </w:p>
+    <w:p>
+      <w:pPr>
+        <w:pBdr>
+          <w:bottom w:val="single" w:color="1F3864" w:sz="6" w:space="6"/>
+        </w:pBdr>
+        <w:spacing w:after="60" w:before="0"/>
+      </w:pPr>
+      <w:r>
+        <w:rPr>
+          <w:rFonts w:ascii="Arial" w:cs="Arial" w:eastAsia="Arial" w:hAnsi="Arial"/>
+          <w:b/>
+          <w:bCs/>
+          <w:sz w:val="17"/>
+          <w:szCs w:val="17"/>
+        </w:rPr>
+        <w:t xml:space="preserve">Licensing &amp; Copyright: </w:t>
+      </w:r>
+      <w:r>
+        <w:rPr>
+          <w:rFonts w:ascii="Arial" w:cs="Arial" w:eastAsia="Arial" w:hAnsi="Arial"/>
+          <w:sz w:val="17"/>
+          <w:szCs w:val="17"/>
+        </w:rPr>
+        <w:t xml:space="preserve">© 2026 SeaVuria and ARES. This work is licensed under a </w:t>
+      </w:r>
+      <w:hyperlink w:history="1" r:id="rIdjtds2dzyhz1zkrj-fzhaf">
+        <w:r>
+          <w:rPr>
+            <w:rFonts w:ascii="Arial" w:cs="Arial" w:eastAsia="Arial" w:hAnsi="Arial"/>
+            <w:color w:val="1F6B75"/>
+            <w:sz w:val="17"/>
+            <w:szCs w:val="17"/>
+            <w:u w:val="single" w:color="1F6B75"/>
+          </w:rPr>
+          <w:t xml:space="preserve">Creative Commons Attribution-NonCommercial 4.0 International License</w:t>
+        </w:r>
+      </w:hyperlink>
+      <w:r>
+        <w:rPr>
+          <w:rFonts w:ascii="Arial" w:cs="Arial" w:eastAsia="Arial" w:hAnsi="Arial"/>
+          <w:sz w:val="17"/>
+          <w:szCs w:val="17"/>
+        </w:rPr>
+        <w:t xml:space="preserve"> (</w:t>
+      </w:r>
+      <w:hyperlink w:history="1" r:id="rIdlqiqqbdwxmifmicho83v8">
+        <w:r>
+          <w:rPr>
+            <w:rFonts w:ascii="Arial" w:cs="Arial" w:eastAsia="Arial" w:hAnsi="Arial"/>
+            <w:color w:val="1F6B75"/>
+            <w:sz w:val="17"/>
+            <w:szCs w:val="17"/>
+            <w:u w:val="single" w:color="1F6B75"/>
+          </w:rPr>
+          <w:t xml:space="preserve">CC BY-NC 4.0</w:t>
+        </w:r>
+      </w:hyperlink>
+      <w:r>
+        <w:rPr>
+          <w:rFonts w:ascii="Arial" w:cs="Arial" w:eastAsia="Arial" w:hAnsi="Arial"/>
+          <w:sz w:val="17"/>
+          <w:szCs w:val="17"/>
+        </w:rPr>
+        <w:t xml:space="preserve">). To view a copy of this license, visit </w:t>
+      </w:r>
+      <w:hyperlink w:history="1" r:id="rIdrxuafu-_wsvebhs9jdv8y">
+        <w:r>
+          <w:rPr>
+            <w:rFonts w:ascii="Arial" w:cs="Arial" w:eastAsia="Arial" w:hAnsi="Arial"/>
+            <w:color w:val="1F6B75"/>
+            <w:sz w:val="17"/>
+            <w:szCs w:val="17"/>
+            <w:u w:val="single" w:color="1F6B75"/>
+          </w:rPr>
+          <w:t xml:space="preserve">https://creativecommons.org/licenses/by-nc/4.0/</w:t>
+        </w:r>
+      </w:hyperlink>
+      <w:r>
+        <w:rPr>
+          <w:rFonts w:ascii="Arial" w:cs="Arial" w:eastAsia="Arial" w:hAnsi="Arial"/>
+          <w:sz w:val="17"/>
+          <w:szCs w:val="17"/>
+        </w:rPr>
+        <w:t xml:space="preserve">. You are free to copy, redistribute, and adapt this material in any medium or format, provided appropriate credit is given and the material is not used for commercial purposes. KICD learning outcomes and curriculum designations reproduced here for alignment purposes remain the property of KICD and are not covered by this license. Linked external resources (e.g. CK-12, Khan Academy, PhET) are subject to their own licenses.</w:t>
+      </w:r>
+    </w:p>
+    <w:p>
+      <w:pPr>
         <w:spacing w:after="120"/>
       </w:pPr>
       <w:r>
@@ -2967,7 +3138,7 @@
             <w:pPr>
               <w:spacing w:after="20" w:before="0"/>
             </w:pPr>
-            <w:hyperlink w:history="1" r:id="rIdz6w4wbowh6fm33yzppv2l">
+            <w:hyperlink w:history="1" r:id="rIdoovpm7d8goopbqzokdfgy">
               <w:r>
                 <w:rPr>
                   <w:rFonts w:ascii="Arial" w:cs="Arial" w:eastAsia="Arial" w:hAnsi="Arial"/>
@@ -3000,7 +3171,7 @@
               <w:spacing w:after="10" w:before="0"/>
               <w:ind w:left="120"/>
             </w:pPr>
-            <w:hyperlink w:history="1" r:id="rId0bh1d_hhbdcxt8-7v-dgd">
+            <w:hyperlink w:history="1" r:id="rIduhodgwtx1qboly7n5qjso">
               <w:r>
                 <w:rPr>
                   <w:rFonts w:ascii="Arial" w:cs="Arial" w:eastAsia="Arial" w:hAnsi="Arial"/>
@@ -3062,7 +3233,7 @@
               <w:spacing w:after="10" w:before="0"/>
               <w:ind w:left="120"/>
             </w:pPr>
-            <w:hyperlink w:history="1" r:id="rIdvzcxbhkodm6ojpt60zk75">
+            <w:hyperlink w:history="1" r:id="rIddx6grtpwy09swj1joqa4k">
               <w:r>
                 <w:rPr>
                   <w:rFonts w:ascii="Arial" w:cs="Arial" w:eastAsia="Arial" w:hAnsi="Arial"/>
@@ -3367,7 +3538,7 @@
             <w:pPr>
               <w:spacing w:after="20" w:before="0"/>
             </w:pPr>
-            <w:hyperlink w:history="1" r:id="rIdxekgp31uac-auugev9ne9">
+            <w:hyperlink w:history="1" r:id="rIdhuzryhgfl0rkgng3kawzc">
               <w:r>
                 <w:rPr>
                   <w:rFonts w:ascii="Arial" w:cs="Arial" w:eastAsia="Arial" w:hAnsi="Arial"/>
@@ -3400,7 +3571,7 @@
               <w:spacing w:after="10" w:before="0"/>
               <w:ind w:left="120"/>
             </w:pPr>
-            <w:hyperlink w:history="1" r:id="rId5gq6gbkvhvpulllvzptt7">
+            <w:hyperlink w:history="1" r:id="rIdqoehjn5qddhc67lx28ocn">
               <w:r>
                 <w:rPr>
                   <w:rFonts w:ascii="Arial" w:cs="Arial" w:eastAsia="Arial" w:hAnsi="Arial"/>
@@ -3462,7 +3633,7 @@
               <w:spacing w:after="10" w:before="0"/>
               <w:ind w:left="120"/>
             </w:pPr>
-            <w:hyperlink w:history="1" r:id="rIdt4dhxvr_rq7lwrxepgrhs">
+            <w:hyperlink w:history="1" r:id="rIdngo8slu6woi15d3myef1d">
               <w:r>
                 <w:rPr>
                   <w:rFonts w:ascii="Arial" w:cs="Arial" w:eastAsia="Arial" w:hAnsi="Arial"/>
@@ -3767,7 +3938,7 @@
             <w:pPr>
               <w:spacing w:after="20" w:before="0"/>
             </w:pPr>
-            <w:hyperlink w:history="1" r:id="rIdssuecdtnu5_jzubybnn0j">
+            <w:hyperlink w:history="1" r:id="rIdziso_0mu1kazokelqr0no">
               <w:r>
                 <w:rPr>
                   <w:rFonts w:ascii="Arial" w:cs="Arial" w:eastAsia="Arial" w:hAnsi="Arial"/>
@@ -3800,7 +3971,7 @@
               <w:spacing w:after="10" w:before="0"/>
               <w:ind w:left="120"/>
             </w:pPr>
-            <w:hyperlink w:history="1" r:id="rIdfaf1dyaytdvkw-mke3ibq">
+            <w:hyperlink w:history="1" r:id="rIdzq4gel5utdgrz3hiqprqu">
               <w:r>
                 <w:rPr>
                   <w:rFonts w:ascii="Arial" w:cs="Arial" w:eastAsia="Arial" w:hAnsi="Arial"/>
@@ -3862,7 +4033,7 @@
               <w:spacing w:after="10" w:before="0"/>
               <w:ind w:left="120"/>
             </w:pPr>
-            <w:hyperlink w:history="1" r:id="rIdubrwcb1s06wamd72nxmmd">
+            <w:hyperlink w:history="1" r:id="rIdasrwk49ub2tqi04a09uhl">
               <w:r>
                 <w:rPr>
                   <w:rFonts w:ascii="Arial" w:cs="Arial" w:eastAsia="Arial" w:hAnsi="Arial"/>
@@ -4167,7 +4338,7 @@
             <w:pPr>
               <w:spacing w:after="20" w:before="0"/>
             </w:pPr>
-            <w:hyperlink w:history="1" r:id="rIdeqbz7xdnhwsmp3qmtabae">
+            <w:hyperlink w:history="1" r:id="rIdezb0ytw17xujjj-tfkj2r">
               <w:r>
                 <w:rPr>
                   <w:rFonts w:ascii="Arial" w:cs="Arial" w:eastAsia="Arial" w:hAnsi="Arial"/>
@@ -4200,7 +4371,7 @@
               <w:spacing w:after="10" w:before="0"/>
               <w:ind w:left="120"/>
             </w:pPr>
-            <w:hyperlink w:history="1" r:id="rIdh3vvfwwll7fxbvbaue1rt">
+            <w:hyperlink w:history="1" r:id="rIdjxdsztwh34h9oj-8z0ijt">
               <w:r>
                 <w:rPr>
                   <w:rFonts w:ascii="Arial" w:cs="Arial" w:eastAsia="Arial" w:hAnsi="Arial"/>
@@ -4262,7 +4433,7 @@
               <w:spacing w:after="10" w:before="0"/>
               <w:ind w:left="120"/>
             </w:pPr>
-            <w:hyperlink w:history="1" r:id="rIdwfi0yct3_a41b6bxe9nru">
+            <w:hyperlink w:history="1" r:id="rIdhmh-caw6mv920xdj2emom">
               <w:r>
                 <w:rPr>
                   <w:rFonts w:ascii="Arial" w:cs="Arial" w:eastAsia="Arial" w:hAnsi="Arial"/>
@@ -4567,7 +4738,7 @@
             <w:pPr>
               <w:spacing w:after="20" w:before="0"/>
             </w:pPr>
-            <w:hyperlink w:history="1" r:id="rId-wuf9kz4gjfkyaabkazoc">
+            <w:hyperlink w:history="1" r:id="rIdpbca0x-tuks0_hdi1jmnp">
               <w:r>
                 <w:rPr>
                   <w:rFonts w:ascii="Arial" w:cs="Arial" w:eastAsia="Arial" w:hAnsi="Arial"/>
@@ -4600,7 +4771,7 @@
               <w:spacing w:after="10" w:before="0"/>
               <w:ind w:left="120"/>
             </w:pPr>
-            <w:hyperlink w:history="1" r:id="rIdshuctyc66z6etadcv8ls_">
+            <w:hyperlink w:history="1" r:id="rIdmsgcdlapymqyshnof_2cw">
               <w:r>
                 <w:rPr>
                   <w:rFonts w:ascii="Arial" w:cs="Arial" w:eastAsia="Arial" w:hAnsi="Arial"/>
@@ -4662,7 +4833,7 @@
               <w:spacing w:after="10" w:before="0"/>
               <w:ind w:left="120"/>
             </w:pPr>
-            <w:hyperlink w:history="1" r:id="rIdb0qekyeitpvvgf-emlitm">
+            <w:hyperlink w:history="1" r:id="rIdk0vku8aviwoxtn6qjiehy">
               <w:r>
                 <w:rPr>
                   <w:rFonts w:ascii="Arial" w:cs="Arial" w:eastAsia="Arial" w:hAnsi="Arial"/>
@@ -5268,6 +5439,65 @@
         </w:tc>
       </w:tr>
     </w:tbl>
+    <w:p>
+      <w:pPr>
+        <w:pBdr>
+          <w:top w:val="single" w:color="BBBBBB" w:sz="4" w:space="4"/>
+        </w:pBdr>
+        <w:spacing w:after="0" w:before="160"/>
+      </w:pPr>
+      <w:r>
+        <w:rPr>
+          <w:rFonts w:ascii="Arial" w:cs="Arial" w:eastAsia="Arial" w:hAnsi="Arial"/>
+          <w:color w:val="666666"/>
+          <w:sz w:val="14"/>
+          <w:szCs w:val="14"/>
+        </w:rPr>
+        <w:t xml:space="preserve">© 2026 SeaVuria and ARES. Aligned with KICD objectives. Developed by SeaVuria; technical implementation by ARES (with AI assistance from Claude). Licensed under </w:t>
+      </w:r>
+      <w:hyperlink w:history="1" r:id="rIdfcvtrsloe1quo8cz4kred">
+        <w:r>
+          <w:rPr>
+            <w:rFonts w:ascii="Arial" w:cs="Arial" w:eastAsia="Arial" w:hAnsi="Arial"/>
+            <w:color w:val="1F6B75"/>
+            <w:sz w:val="14"/>
+            <w:szCs w:val="14"/>
+            <w:u w:val="single" w:color="1F6B75"/>
+          </w:rPr>
+          <w:t xml:space="preserve">CC BY-NC 4.0</w:t>
+        </w:r>
+      </w:hyperlink>
+      <w:r>
+        <w:rPr>
+          <w:rFonts w:ascii="Arial" w:cs="Arial" w:eastAsia="Arial" w:hAnsi="Arial"/>
+          <w:color w:val="666666"/>
+          <w:sz w:val="14"/>
+          <w:szCs w:val="14"/>
+        </w:rPr>
+        <w:t xml:space="preserve"> (</w:t>
+      </w:r>
+      <w:hyperlink w:history="1" r:id="rIdxlutpvtxhjbe2sfbug04u">
+        <w:r>
+          <w:rPr>
+            <w:rFonts w:ascii="Arial" w:cs="Arial" w:eastAsia="Arial" w:hAnsi="Arial"/>
+            <w:color w:val="1F6B75"/>
+            <w:sz w:val="14"/>
+            <w:szCs w:val="14"/>
+            <w:u w:val="single" w:color="1F6B75"/>
+          </w:rPr>
+          <w:t xml:space="preserve">https://creativecommons.org/licenses/by-nc/4.0/</w:t>
+        </w:r>
+      </w:hyperlink>
+      <w:r>
+        <w:rPr>
+          <w:rFonts w:ascii="Arial" w:cs="Arial" w:eastAsia="Arial" w:hAnsi="Arial"/>
+          <w:color w:val="666666"/>
+          <w:sz w:val="14"/>
+          <w:szCs w:val="14"/>
+        </w:rPr>
+        <w:t xml:space="preserve">).</w:t>
+      </w:r>
+    </w:p>
     <w:p>
       <w:r>
         <w:br w:type="page"/>
@@ -6259,7 +6489,7 @@
             <w:pPr>
               <w:spacing w:after="20" w:before="0"/>
             </w:pPr>
-            <w:hyperlink w:history="1" r:id="rIdp6slebkfimnaa8h3tggwf">
+            <w:hyperlink w:history="1" r:id="rIdc7z7hvqvjpvg12w4uqgcq">
               <w:r>
                 <w:rPr>
                   <w:rFonts w:ascii="Arial" w:cs="Arial" w:eastAsia="Arial" w:hAnsi="Arial"/>
@@ -6292,7 +6522,7 @@
               <w:spacing w:after="10" w:before="0"/>
               <w:ind w:left="120"/>
             </w:pPr>
-            <w:hyperlink w:history="1" r:id="rIdtrewci-uy3f5xhuq7hs3q">
+            <w:hyperlink w:history="1" r:id="rIdbn69u7hryg2mpupizwxzo">
               <w:r>
                 <w:rPr>
                   <w:rFonts w:ascii="Arial" w:cs="Arial" w:eastAsia="Arial" w:hAnsi="Arial"/>
@@ -6337,7 +6567,7 @@
             <w:pPr>
               <w:spacing w:after="20" w:before="0"/>
             </w:pPr>
-            <w:hyperlink w:history="1" r:id="rId_n5m8v_wlqsalgotqy3_5">
+            <w:hyperlink w:history="1" r:id="rId2jjos_cbb-xlwtud_rmtp">
               <w:r>
                 <w:rPr>
                   <w:rFonts w:ascii="Arial" w:cs="Arial" w:eastAsia="Arial" w:hAnsi="Arial"/>
@@ -6370,7 +6600,7 @@
               <w:spacing w:after="10" w:before="0"/>
               <w:ind w:left="120"/>
             </w:pPr>
-            <w:hyperlink w:history="1" r:id="rIdoxtd0qpgdtfetvkwh0ukk">
+            <w:hyperlink w:history="1" r:id="rIdy2hohokvptcs97bt2rgxq">
               <w:r>
                 <w:rPr>
                   <w:rFonts w:ascii="Arial" w:cs="Arial" w:eastAsia="Arial" w:hAnsi="Arial"/>
@@ -6565,7 +6795,7 @@
             <w:pPr>
               <w:spacing w:after="20" w:before="0"/>
             </w:pPr>
-            <w:hyperlink w:history="1" r:id="rIdvekpdby3wjnem2839ycm4">
+            <w:hyperlink w:history="1" r:id="rIdvcdudskqaigurq-u8pfe5">
               <w:r>
                 <w:rPr>
                   <w:rFonts w:ascii="Arial" w:cs="Arial" w:eastAsia="Arial" w:hAnsi="Arial"/>
@@ -6598,7 +6828,7 @@
               <w:spacing w:after="10" w:before="0"/>
               <w:ind w:left="120"/>
             </w:pPr>
-            <w:hyperlink w:history="1" r:id="rIdfyxwn0igd3elwowsqpxm5">
+            <w:hyperlink w:history="1" r:id="rIdgtrccxxncfdj5a8hxagve">
               <w:r>
                 <w:rPr>
                   <w:rFonts w:ascii="Arial" w:cs="Arial" w:eastAsia="Arial" w:hAnsi="Arial"/>
@@ -6643,7 +6873,7 @@
             <w:pPr>
               <w:spacing w:after="20" w:before="0"/>
             </w:pPr>
-            <w:hyperlink w:history="1" r:id="rIdrqdce1bpsx34snrhvoh2z">
+            <w:hyperlink w:history="1" r:id="rIdjegqflbxb3cfxuhq2g5wl">
               <w:r>
                 <w:rPr>
                   <w:rFonts w:ascii="Arial" w:cs="Arial" w:eastAsia="Arial" w:hAnsi="Arial"/>
@@ -6676,7 +6906,7 @@
               <w:spacing w:after="10" w:before="0"/>
               <w:ind w:left="120"/>
             </w:pPr>
-            <w:hyperlink w:history="1" r:id="rIdgr5quznnm53aom41zl6oe">
+            <w:hyperlink w:history="1" r:id="rIdhhmkkeqktbgv1-3epsmcs">
               <w:r>
                 <w:rPr>
                   <w:rFonts w:ascii="Arial" w:cs="Arial" w:eastAsia="Arial" w:hAnsi="Arial"/>
@@ -7023,7 +7253,7 @@
             <w:pPr>
               <w:spacing w:after="20" w:before="0"/>
             </w:pPr>
-            <w:hyperlink w:history="1" r:id="rIdb65xasupgapr_fh7jdnxv">
+            <w:hyperlink w:history="1" r:id="rIdnu7hp6loiil94qzwbz7ya">
               <w:r>
                 <w:rPr>
                   <w:rFonts w:ascii="Arial" w:cs="Arial" w:eastAsia="Arial" w:hAnsi="Arial"/>
@@ -7056,7 +7286,7 @@
               <w:spacing w:after="10" w:before="0"/>
               <w:ind w:left="120"/>
             </w:pPr>
-            <w:hyperlink w:history="1" r:id="rIdjmaq1f9atusoocy_dxx1m">
+            <w:hyperlink w:history="1" r:id="rIdmi0rhywoocjpa71scenue">
               <w:r>
                 <w:rPr>
                   <w:rFonts w:ascii="Arial" w:cs="Arial" w:eastAsia="Arial" w:hAnsi="Arial"/>
@@ -7101,7 +7331,7 @@
             <w:pPr>
               <w:spacing w:after="20" w:before="0"/>
             </w:pPr>
-            <w:hyperlink w:history="1" r:id="rIdbchbijslpuzg5bdgibzhi">
+            <w:hyperlink w:history="1" r:id="rId_7xpe6xfrw2bh9jygsgom">
               <w:r>
                 <w:rPr>
                   <w:rFonts w:ascii="Arial" w:cs="Arial" w:eastAsia="Arial" w:hAnsi="Arial"/>
@@ -7134,7 +7364,7 @@
               <w:spacing w:after="10" w:before="0"/>
               <w:ind w:left="120"/>
             </w:pPr>
-            <w:hyperlink w:history="1" r:id="rIdbgsskmrdyocig4tt4vn8r">
+            <w:hyperlink w:history="1" r:id="rIdhjypmueofac4y4ttlzwju">
               <w:r>
                 <w:rPr>
                   <w:rFonts w:ascii="Arial" w:cs="Arial" w:eastAsia="Arial" w:hAnsi="Arial"/>
@@ -7329,7 +7559,7 @@
             <w:pPr>
               <w:spacing w:after="20" w:before="0"/>
             </w:pPr>
-            <w:hyperlink w:history="1" r:id="rIdh_-chq-girq9sqtj3swyz">
+            <w:hyperlink w:history="1" r:id="rIdpd9qjuetjobgftcu4obdq">
               <w:r>
                 <w:rPr>
                   <w:rFonts w:ascii="Arial" w:cs="Arial" w:eastAsia="Arial" w:hAnsi="Arial"/>
@@ -7362,7 +7592,7 @@
               <w:spacing w:after="10" w:before="0"/>
               <w:ind w:left="120"/>
             </w:pPr>
-            <w:hyperlink w:history="1" r:id="rIdc45_7oxv8g5mdx8adwilb">
+            <w:hyperlink w:history="1" r:id="rId9zwzaxqlpyawtbtqjb_nm">
               <w:r>
                 <w:rPr>
                   <w:rFonts w:ascii="Arial" w:cs="Arial" w:eastAsia="Arial" w:hAnsi="Arial"/>
@@ -7407,7 +7637,7 @@
             <w:pPr>
               <w:spacing w:after="20" w:before="0"/>
             </w:pPr>
-            <w:hyperlink w:history="1" r:id="rIdh91a-mtmxuj_qcrzn1abn">
+            <w:hyperlink w:history="1" r:id="rId3tyymajkzt2bzwaxprbv4">
               <w:r>
                 <w:rPr>
                   <w:rFonts w:ascii="Arial" w:cs="Arial" w:eastAsia="Arial" w:hAnsi="Arial"/>
@@ -7440,7 +7670,7 @@
               <w:spacing w:after="10" w:before="0"/>
               <w:ind w:left="120"/>
             </w:pPr>
-            <w:hyperlink w:history="1" r:id="rIdm7x-ksp6p2gxlmatvb-wr">
+            <w:hyperlink w:history="1" r:id="rIdkxnyyo6p8ga92vybsmd5y">
               <w:r>
                 <w:rPr>
                   <w:rFonts w:ascii="Arial" w:cs="Arial" w:eastAsia="Arial" w:hAnsi="Arial"/>
@@ -7635,7 +7865,7 @@
             <w:pPr>
               <w:spacing w:after="20" w:before="0"/>
             </w:pPr>
-            <w:hyperlink w:history="1" r:id="rId8srbdujlk7sf8pliqkgqp">
+            <w:hyperlink w:history="1" r:id="rIdczxsualw4t95wb9tnniue">
               <w:r>
                 <w:rPr>
                   <w:rFonts w:ascii="Arial" w:cs="Arial" w:eastAsia="Arial" w:hAnsi="Arial"/>
@@ -7668,7 +7898,7 @@
               <w:spacing w:after="10" w:before="0"/>
               <w:ind w:left="120"/>
             </w:pPr>
-            <w:hyperlink w:history="1" r:id="rIdydrdccql0ztga7_s73-ih">
+            <w:hyperlink w:history="1" r:id="rId9ya8at1igqcbo4uitrcxz">
               <w:r>
                 <w:rPr>
                   <w:rFonts w:ascii="Arial" w:cs="Arial" w:eastAsia="Arial" w:hAnsi="Arial"/>
@@ -7713,7 +7943,7 @@
             <w:pPr>
               <w:spacing w:after="20" w:before="0"/>
             </w:pPr>
-            <w:hyperlink w:history="1" r:id="rIdno0sizmm8zwnaetlngina">
+            <w:hyperlink w:history="1" r:id="rIdc9ukbja7dh7x_okrzegrq">
               <w:r>
                 <w:rPr>
                   <w:rFonts w:ascii="Arial" w:cs="Arial" w:eastAsia="Arial" w:hAnsi="Arial"/>
@@ -7746,7 +7976,7 @@
               <w:spacing w:after="10" w:before="0"/>
               <w:ind w:left="120"/>
             </w:pPr>
-            <w:hyperlink w:history="1" r:id="rIdnoey_vmq4yi00araamasc">
+            <w:hyperlink w:history="1" r:id="rId4u4alre1vyjble6c4pi1w">
               <w:r>
                 <w:rPr>
                   <w:rFonts w:ascii="Arial" w:cs="Arial" w:eastAsia="Arial" w:hAnsi="Arial"/>
@@ -8242,6 +8472,65 @@
         </w:tc>
       </w:tr>
     </w:tbl>
+    <w:p>
+      <w:pPr>
+        <w:pBdr>
+          <w:top w:val="single" w:color="BBBBBB" w:sz="4" w:space="4"/>
+        </w:pBdr>
+        <w:spacing w:after="0" w:before="160"/>
+      </w:pPr>
+      <w:r>
+        <w:rPr>
+          <w:rFonts w:ascii="Arial" w:cs="Arial" w:eastAsia="Arial" w:hAnsi="Arial"/>
+          <w:color w:val="666666"/>
+          <w:sz w:val="14"/>
+          <w:szCs w:val="14"/>
+        </w:rPr>
+        <w:t xml:space="preserve">© 2026 SeaVuria and ARES. Aligned with KICD objectives. Developed by SeaVuria; technical implementation by ARES (with AI assistance from Claude). Licensed under </w:t>
+      </w:r>
+      <w:hyperlink w:history="1" r:id="rIddv3a9870lnjph49hmt6cv">
+        <w:r>
+          <w:rPr>
+            <w:rFonts w:ascii="Arial" w:cs="Arial" w:eastAsia="Arial" w:hAnsi="Arial"/>
+            <w:color w:val="1F6B75"/>
+            <w:sz w:val="14"/>
+            <w:szCs w:val="14"/>
+            <w:u w:val="single" w:color="1F6B75"/>
+          </w:rPr>
+          <w:t xml:space="preserve">CC BY-NC 4.0</w:t>
+        </w:r>
+      </w:hyperlink>
+      <w:r>
+        <w:rPr>
+          <w:rFonts w:ascii="Arial" w:cs="Arial" w:eastAsia="Arial" w:hAnsi="Arial"/>
+          <w:color w:val="666666"/>
+          <w:sz w:val="14"/>
+          <w:szCs w:val="14"/>
+        </w:rPr>
+        <w:t xml:space="preserve"> (</w:t>
+      </w:r>
+      <w:hyperlink w:history="1" r:id="rIdq2punnj6z-ujmj51prhdo">
+        <w:r>
+          <w:rPr>
+            <w:rFonts w:ascii="Arial" w:cs="Arial" w:eastAsia="Arial" w:hAnsi="Arial"/>
+            <w:color w:val="1F6B75"/>
+            <w:sz w:val="14"/>
+            <w:szCs w:val="14"/>
+            <w:u w:val="single" w:color="1F6B75"/>
+          </w:rPr>
+          <w:t xml:space="preserve">https://creativecommons.org/licenses/by-nc/4.0/</w:t>
+        </w:r>
+      </w:hyperlink>
+      <w:r>
+        <w:rPr>
+          <w:rFonts w:ascii="Arial" w:cs="Arial" w:eastAsia="Arial" w:hAnsi="Arial"/>
+          <w:color w:val="666666"/>
+          <w:sz w:val="14"/>
+          <w:szCs w:val="14"/>
+        </w:rPr>
+        <w:t xml:space="preserve">).</w:t>
+      </w:r>
+    </w:p>
     <w:p>
       <w:r>
         <w:br w:type="page"/>
@@ -9233,7 +9522,7 @@
             <w:pPr>
               <w:spacing w:after="20" w:before="0"/>
             </w:pPr>
-            <w:hyperlink w:history="1" r:id="rId8jt-dt244mwxupva4gmqf">
+            <w:hyperlink w:history="1" r:id="rIdyvaqadyihufsfsndr7fhr">
               <w:r>
                 <w:rPr>
                   <w:rFonts w:ascii="Arial" w:cs="Arial" w:eastAsia="Arial" w:hAnsi="Arial"/>
@@ -9266,7 +9555,7 @@
               <w:spacing w:after="10" w:before="0"/>
               <w:ind w:left="120"/>
             </w:pPr>
-            <w:hyperlink w:history="1" r:id="rIdq2egk-jacvs6xynswia6_">
+            <w:hyperlink w:history="1" r:id="rIdezkrttuz3rtpk6gdxmjwq">
               <w:r>
                 <w:rPr>
                   <w:rFonts w:ascii="Arial" w:cs="Arial" w:eastAsia="Arial" w:hAnsi="Arial"/>
@@ -9311,7 +9600,7 @@
             <w:pPr>
               <w:spacing w:after="20" w:before="0"/>
             </w:pPr>
-            <w:hyperlink w:history="1" r:id="rIdg5ilzxdaxpa-mobxfrlxs">
+            <w:hyperlink w:history="1" r:id="rIdv9d8kwg_4rsokh548ymqe">
               <w:r>
                 <w:rPr>
                   <w:rFonts w:ascii="Arial" w:cs="Arial" w:eastAsia="Arial" w:hAnsi="Arial"/>
@@ -9344,7 +9633,7 @@
               <w:spacing w:after="10" w:before="0"/>
               <w:ind w:left="120"/>
             </w:pPr>
-            <w:hyperlink w:history="1" r:id="rIdpx5q6nfu0xv0iclb4apwt">
+            <w:hyperlink w:history="1" r:id="rIdneh_sr9otbm5hj-b4xqrz">
               <w:r>
                 <w:rPr>
                   <w:rFonts w:ascii="Arial" w:cs="Arial" w:eastAsia="Arial" w:hAnsi="Arial"/>
@@ -9539,7 +9828,7 @@
             <w:pPr>
               <w:spacing w:after="20" w:before="0"/>
             </w:pPr>
-            <w:hyperlink w:history="1" r:id="rIdudr8xmf6gsv8jqiscdxn6">
+            <w:hyperlink w:history="1" r:id="rIdqz1mhgpkzjz5n6o21iclw">
               <w:r>
                 <w:rPr>
                   <w:rFonts w:ascii="Arial" w:cs="Arial" w:eastAsia="Arial" w:hAnsi="Arial"/>
@@ -9572,7 +9861,7 @@
               <w:spacing w:after="10" w:before="0"/>
               <w:ind w:left="120"/>
             </w:pPr>
-            <w:hyperlink w:history="1" r:id="rIdy4ehhoinnn-azqc7pman2">
+            <w:hyperlink w:history="1" r:id="rIdysi2baadke5y5ut3c1kiv">
               <w:r>
                 <w:rPr>
                   <w:rFonts w:ascii="Arial" w:cs="Arial" w:eastAsia="Arial" w:hAnsi="Arial"/>
@@ -9617,7 +9906,7 @@
             <w:pPr>
               <w:spacing w:after="20" w:before="0"/>
             </w:pPr>
-            <w:hyperlink w:history="1" r:id="rIdbuqw8vhmalymyjvqs-g6v">
+            <w:hyperlink w:history="1" r:id="rIdl3bg7u5_ylpbn1oizdbnh">
               <w:r>
                 <w:rPr>
                   <w:rFonts w:ascii="Arial" w:cs="Arial" w:eastAsia="Arial" w:hAnsi="Arial"/>
@@ -9650,7 +9939,7 @@
               <w:spacing w:after="10" w:before="0"/>
               <w:ind w:left="120"/>
             </w:pPr>
-            <w:hyperlink w:history="1" r:id="rId4iomincmmpcfjkro1rqxi">
+            <w:hyperlink w:history="1" r:id="rIdp00pif98eyudovdkdu2eg">
               <w:r>
                 <w:rPr>
                   <w:rFonts w:ascii="Arial" w:cs="Arial" w:eastAsia="Arial" w:hAnsi="Arial"/>
@@ -9845,7 +10134,7 @@
             <w:pPr>
               <w:spacing w:after="20" w:before="0"/>
             </w:pPr>
-            <w:hyperlink w:history="1" r:id="rIdcbnpbnipl2ortwyzwp83t">
+            <w:hyperlink w:history="1" r:id="rId4yiaig8a2bzgwyff-a51d">
               <w:r>
                 <w:rPr>
                   <w:rFonts w:ascii="Arial" w:cs="Arial" w:eastAsia="Arial" w:hAnsi="Arial"/>
@@ -9878,7 +10167,7 @@
               <w:spacing w:after="10" w:before="0"/>
               <w:ind w:left="120"/>
             </w:pPr>
-            <w:hyperlink w:history="1" r:id="rIduastcyzbgfbjodugfh1ro">
+            <w:hyperlink w:history="1" r:id="rIdc5r-5wmmtbrkcbycpl1z0">
               <w:r>
                 <w:rPr>
                   <w:rFonts w:ascii="Arial" w:cs="Arial" w:eastAsia="Arial" w:hAnsi="Arial"/>
@@ -9923,7 +10212,7 @@
             <w:pPr>
               <w:spacing w:after="20" w:before="0"/>
             </w:pPr>
-            <w:hyperlink w:history="1" r:id="rIdp2ck949yqavzj-u1kkppc">
+            <w:hyperlink w:history="1" r:id="rIdp8kj7_gyboydaenv6ujld">
               <w:r>
                 <w:rPr>
                   <w:rFonts w:ascii="Arial" w:cs="Arial" w:eastAsia="Arial" w:hAnsi="Arial"/>
@@ -9956,7 +10245,7 @@
               <w:spacing w:after="10" w:before="0"/>
               <w:ind w:left="120"/>
             </w:pPr>
-            <w:hyperlink w:history="1" r:id="rIdpomn30oo-owpuymagw2r9">
+            <w:hyperlink w:history="1" r:id="rId6vw7ugua6bnt1n4mue1mi">
               <w:r>
                 <w:rPr>
                   <w:rFonts w:ascii="Arial" w:cs="Arial" w:eastAsia="Arial" w:hAnsi="Arial"/>
@@ -10151,7 +10440,7 @@
             <w:pPr>
               <w:spacing w:after="20" w:before="0"/>
             </w:pPr>
-            <w:hyperlink w:history="1" r:id="rIdi--zypdawjobbvkhneboa">
+            <w:hyperlink w:history="1" r:id="rIdpkth8gftsvmpykttzbsnj">
               <w:r>
                 <w:rPr>
                   <w:rFonts w:ascii="Arial" w:cs="Arial" w:eastAsia="Arial" w:hAnsi="Arial"/>
@@ -10184,7 +10473,7 @@
               <w:spacing w:after="10" w:before="0"/>
               <w:ind w:left="120"/>
             </w:pPr>
-            <w:hyperlink w:history="1" r:id="rIdxbw8tttxuxkkbcu6liqt7">
+            <w:hyperlink w:history="1" r:id="rIdzijt16kcv-_c0q0wpumgj">
               <w:r>
                 <w:rPr>
                   <w:rFonts w:ascii="Arial" w:cs="Arial" w:eastAsia="Arial" w:hAnsi="Arial"/>
@@ -10229,7 +10518,7 @@
             <w:pPr>
               <w:spacing w:after="20" w:before="0"/>
             </w:pPr>
-            <w:hyperlink w:history="1" r:id="rIdqzzod2pqovtvrxubomdqd">
+            <w:hyperlink w:history="1" r:id="rIdz1npfgzauhmabpwwihvh8">
               <w:r>
                 <w:rPr>
                   <w:rFonts w:ascii="Arial" w:cs="Arial" w:eastAsia="Arial" w:hAnsi="Arial"/>
@@ -10262,7 +10551,7 @@
               <w:spacing w:after="10" w:before="0"/>
               <w:ind w:left="120"/>
             </w:pPr>
-            <w:hyperlink w:history="1" r:id="rIdu46eeyoz0dlx4vz0onkr6">
+            <w:hyperlink w:history="1" r:id="rIdjdtg4djcmsezakmgphyez">
               <w:r>
                 <w:rPr>
                   <w:rFonts w:ascii="Arial" w:cs="Arial" w:eastAsia="Arial" w:hAnsi="Arial"/>
@@ -10457,7 +10746,7 @@
             <w:pPr>
               <w:spacing w:after="20" w:before="0"/>
             </w:pPr>
-            <w:hyperlink w:history="1" r:id="rIdtnyzff4huajqjshlagnxb">
+            <w:hyperlink w:history="1" r:id="rIdsdvcovpu8sezryrowtday">
               <w:r>
                 <w:rPr>
                   <w:rFonts w:ascii="Arial" w:cs="Arial" w:eastAsia="Arial" w:hAnsi="Arial"/>
@@ -10490,7 +10779,7 @@
               <w:spacing w:after="10" w:before="0"/>
               <w:ind w:left="120"/>
             </w:pPr>
-            <w:hyperlink w:history="1" r:id="rId2jdgjhn39suedqk3sj2m9">
+            <w:hyperlink w:history="1" r:id="rId5d6yp0rltpixa56arev1e">
               <w:r>
                 <w:rPr>
                   <w:rFonts w:ascii="Arial" w:cs="Arial" w:eastAsia="Arial" w:hAnsi="Arial"/>
@@ -10535,7 +10824,7 @@
             <w:pPr>
               <w:spacing w:after="20" w:before="0"/>
             </w:pPr>
-            <w:hyperlink w:history="1" r:id="rIdsjg1wnrx7525mozmfkqer">
+            <w:hyperlink w:history="1" r:id="rIdj3xv1q6vwumqonydk0zgu">
               <w:r>
                 <w:rPr>
                   <w:rFonts w:ascii="Arial" w:cs="Arial" w:eastAsia="Arial" w:hAnsi="Arial"/>
@@ -10568,7 +10857,7 @@
               <w:spacing w:after="10" w:before="0"/>
               <w:ind w:left="120"/>
             </w:pPr>
-            <w:hyperlink w:history="1" r:id="rIdnfwcn9ab-ovc0dwmafquv">
+            <w:hyperlink w:history="1" r:id="rId6clddl5by4rquryckhsvz">
               <w:r>
                 <w:rPr>
                   <w:rFonts w:ascii="Arial" w:cs="Arial" w:eastAsia="Arial" w:hAnsi="Arial"/>
@@ -11159,6 +11448,65 @@
         </w:tc>
       </w:tr>
     </w:tbl>
+    <w:p>
+      <w:pPr>
+        <w:pBdr>
+          <w:top w:val="single" w:color="BBBBBB" w:sz="4" w:space="4"/>
+        </w:pBdr>
+        <w:spacing w:after="0" w:before="160"/>
+      </w:pPr>
+      <w:r>
+        <w:rPr>
+          <w:rFonts w:ascii="Arial" w:cs="Arial" w:eastAsia="Arial" w:hAnsi="Arial"/>
+          <w:color w:val="666666"/>
+          <w:sz w:val="14"/>
+          <w:szCs w:val="14"/>
+        </w:rPr>
+        <w:t xml:space="preserve">© 2026 SeaVuria and ARES. Aligned with KICD objectives. Developed by SeaVuria; technical implementation by ARES (with AI assistance from Claude). Licensed under </w:t>
+      </w:r>
+      <w:hyperlink w:history="1" r:id="rId9jjtqqliqsuyaxioo5dc4">
+        <w:r>
+          <w:rPr>
+            <w:rFonts w:ascii="Arial" w:cs="Arial" w:eastAsia="Arial" w:hAnsi="Arial"/>
+            <w:color w:val="1F6B75"/>
+            <w:sz w:val="14"/>
+            <w:szCs w:val="14"/>
+            <w:u w:val="single" w:color="1F6B75"/>
+          </w:rPr>
+          <w:t xml:space="preserve">CC BY-NC 4.0</w:t>
+        </w:r>
+      </w:hyperlink>
+      <w:r>
+        <w:rPr>
+          <w:rFonts w:ascii="Arial" w:cs="Arial" w:eastAsia="Arial" w:hAnsi="Arial"/>
+          <w:color w:val="666666"/>
+          <w:sz w:val="14"/>
+          <w:szCs w:val="14"/>
+        </w:rPr>
+        <w:t xml:space="preserve"> (</w:t>
+      </w:r>
+      <w:hyperlink w:history="1" r:id="rIdlfo-qia3pzujystefjfxe">
+        <w:r>
+          <w:rPr>
+            <w:rFonts w:ascii="Arial" w:cs="Arial" w:eastAsia="Arial" w:hAnsi="Arial"/>
+            <w:color w:val="1F6B75"/>
+            <w:sz w:val="14"/>
+            <w:szCs w:val="14"/>
+            <w:u w:val="single" w:color="1F6B75"/>
+          </w:rPr>
+          <w:t xml:space="preserve">https://creativecommons.org/licenses/by-nc/4.0/</w:t>
+        </w:r>
+      </w:hyperlink>
+      <w:r>
+        <w:rPr>
+          <w:rFonts w:ascii="Arial" w:cs="Arial" w:eastAsia="Arial" w:hAnsi="Arial"/>
+          <w:color w:val="666666"/>
+          <w:sz w:val="14"/>
+          <w:szCs w:val="14"/>
+        </w:rPr>
+        <w:t xml:space="preserve">).</w:t>
+      </w:r>
+    </w:p>
     <w:p>
       <w:r>
         <w:br w:type="page"/>
@@ -12150,7 +12498,7 @@
             <w:pPr>
               <w:spacing w:after="20" w:before="0"/>
             </w:pPr>
-            <w:hyperlink w:history="1" r:id="rId3pwvjqakcr8qkv9w0sgne">
+            <w:hyperlink w:history="1" r:id="rIdhzijjrt5bkg6zx4ga7mdy">
               <w:r>
                 <w:rPr>
                   <w:rFonts w:ascii="Arial" w:cs="Arial" w:eastAsia="Arial" w:hAnsi="Arial"/>
@@ -12183,7 +12531,7 @@
               <w:spacing w:after="10" w:before="0"/>
               <w:ind w:left="120"/>
             </w:pPr>
-            <w:hyperlink w:history="1" r:id="rIdvnu8oo7yf1bgj3ntjziwk">
+            <w:hyperlink w:history="1" r:id="rIdb-0pfliurwitvd06rrdpq">
               <w:r>
                 <w:rPr>
                   <w:rFonts w:ascii="Arial" w:cs="Arial" w:eastAsia="Arial" w:hAnsi="Arial"/>
@@ -12245,7 +12593,7 @@
               <w:spacing w:after="10" w:before="0"/>
               <w:ind w:left="120"/>
             </w:pPr>
-            <w:hyperlink w:history="1" r:id="rIdkdc6qrzocy0_uoarrqjxk">
+            <w:hyperlink w:history="1" r:id="rIdh5i420aaliec5mgb2puic">
               <w:r>
                 <w:rPr>
                   <w:rFonts w:ascii="Arial" w:cs="Arial" w:eastAsia="Arial" w:hAnsi="Arial"/>
@@ -12455,7 +12803,7 @@
             <w:pPr>
               <w:spacing w:after="20" w:before="0"/>
             </w:pPr>
-            <w:hyperlink w:history="1" r:id="rIdx_7dfd7crv3pfu6wmjmlh">
+            <w:hyperlink w:history="1" r:id="rIdnjq0io6vqqelpfir-nr35">
               <w:r>
                 <w:rPr>
                   <w:rFonts w:ascii="Arial" w:cs="Arial" w:eastAsia="Arial" w:hAnsi="Arial"/>
@@ -12488,7 +12836,7 @@
               <w:spacing w:after="10" w:before="0"/>
               <w:ind w:left="120"/>
             </w:pPr>
-            <w:hyperlink w:history="1" r:id="rIdrn2ny0382vdkfyg4fqlow">
+            <w:hyperlink w:history="1" r:id="rId5lsarzzk7bg3v-kpamccv">
               <w:r>
                 <w:rPr>
                   <w:rFonts w:ascii="Arial" w:cs="Arial" w:eastAsia="Arial" w:hAnsi="Arial"/>
@@ -12550,7 +12898,7 @@
               <w:spacing w:after="10" w:before="0"/>
               <w:ind w:left="120"/>
             </w:pPr>
-            <w:hyperlink w:history="1" r:id="rIdfafk3lqyjyopcmwkcco2c">
+            <w:hyperlink w:history="1" r:id="rId-d6-f1j2rgnpg47gdelzb">
               <w:r>
                 <w:rPr>
                   <w:rFonts w:ascii="Arial" w:cs="Arial" w:eastAsia="Arial" w:hAnsi="Arial"/>
@@ -12760,7 +13108,7 @@
             <w:pPr>
               <w:spacing w:after="20" w:before="0"/>
             </w:pPr>
-            <w:hyperlink w:history="1" r:id="rIdf2k-mcc6rwkhh6ughezml">
+            <w:hyperlink w:history="1" r:id="rIdxm608dqdj4xxupew5_c5e">
               <w:r>
                 <w:rPr>
                   <w:rFonts w:ascii="Arial" w:cs="Arial" w:eastAsia="Arial" w:hAnsi="Arial"/>
@@ -12793,7 +13141,7 @@
               <w:spacing w:after="10" w:before="0"/>
               <w:ind w:left="120"/>
             </w:pPr>
-            <w:hyperlink w:history="1" r:id="rId6q90n3xfaxstovpcgv6dj">
+            <w:hyperlink w:history="1" r:id="rIdb9xofbxdovuktnuhd_vau">
               <w:r>
                 <w:rPr>
                   <w:rFonts w:ascii="Arial" w:cs="Arial" w:eastAsia="Arial" w:hAnsi="Arial"/>
@@ -12855,7 +13203,7 @@
               <w:spacing w:after="10" w:before="0"/>
               <w:ind w:left="120"/>
             </w:pPr>
-            <w:hyperlink w:history="1" r:id="rIdpi7_5ag7p3v2m581vlkaj">
+            <w:hyperlink w:history="1" r:id="rId0rlist-g5dnigfrigigr7">
               <w:r>
                 <w:rPr>
                   <w:rFonts w:ascii="Arial" w:cs="Arial" w:eastAsia="Arial" w:hAnsi="Arial"/>
@@ -13065,7 +13413,7 @@
             <w:pPr>
               <w:spacing w:after="20" w:before="0"/>
             </w:pPr>
-            <w:hyperlink w:history="1" r:id="rIdj63ayxjd9bhgajq4gnsj4">
+            <w:hyperlink w:history="1" r:id="rIdqpxec7mrbl6j3kkjevd31">
               <w:r>
                 <w:rPr>
                   <w:rFonts w:ascii="Arial" w:cs="Arial" w:eastAsia="Arial" w:hAnsi="Arial"/>
@@ -13098,7 +13446,7 @@
               <w:spacing w:after="10" w:before="0"/>
               <w:ind w:left="120"/>
             </w:pPr>
-            <w:hyperlink w:history="1" r:id="rIdudc1bl36hwpjrspljvdz-">
+            <w:hyperlink w:history="1" r:id="rIdoikznicp6x-pmlt7xx7ob">
               <w:r>
                 <w:rPr>
                   <w:rFonts w:ascii="Arial" w:cs="Arial" w:eastAsia="Arial" w:hAnsi="Arial"/>
@@ -13160,7 +13508,7 @@
               <w:spacing w:after="10" w:before="0"/>
               <w:ind w:left="120"/>
             </w:pPr>
-            <w:hyperlink w:history="1" r:id="rIdir1rb9k4o3ks5g5kutd7m">
+            <w:hyperlink w:history="1" r:id="rIdeq8jb5dxn-fgcdocxqeoy">
               <w:r>
                 <w:rPr>
                   <w:rFonts w:ascii="Arial" w:cs="Arial" w:eastAsia="Arial" w:hAnsi="Arial"/>
@@ -13370,7 +13718,7 @@
             <w:pPr>
               <w:spacing w:after="20" w:before="0"/>
             </w:pPr>
-            <w:hyperlink w:history="1" r:id="rIdgfhdp3zqq-tt1dx6jzmh5">
+            <w:hyperlink w:history="1" r:id="rId2x8mofr6kc-vqh9ilzrd5">
               <w:r>
                 <w:rPr>
                   <w:rFonts w:ascii="Arial" w:cs="Arial" w:eastAsia="Arial" w:hAnsi="Arial"/>
@@ -13403,7 +13751,7 @@
               <w:spacing w:after="10" w:before="0"/>
               <w:ind w:left="120"/>
             </w:pPr>
-            <w:hyperlink w:history="1" r:id="rIdkhg_ff59s5p8iaxau0i8s">
+            <w:hyperlink w:history="1" r:id="rIdv0qnijghtn7xs1_kznmtx">
               <w:r>
                 <w:rPr>
                   <w:rFonts w:ascii="Arial" w:cs="Arial" w:eastAsia="Arial" w:hAnsi="Arial"/>
@@ -13465,7 +13813,7 @@
               <w:spacing w:after="10" w:before="0"/>
               <w:ind w:left="120"/>
             </w:pPr>
-            <w:hyperlink w:history="1" r:id="rIde0_qs3ng8xrg5xpuse19o">
+            <w:hyperlink w:history="1" r:id="rIdg7v8_aig08zlepl6jo9oe">
               <w:r>
                 <w:rPr>
                   <w:rFonts w:ascii="Arial" w:cs="Arial" w:eastAsia="Arial" w:hAnsi="Arial"/>
@@ -14090,6 +14438,65 @@
         </w:tc>
       </w:tr>
     </w:tbl>
+    <w:p>
+      <w:pPr>
+        <w:pBdr>
+          <w:top w:val="single" w:color="BBBBBB" w:sz="4" w:space="4"/>
+        </w:pBdr>
+        <w:spacing w:after="0" w:before="160"/>
+      </w:pPr>
+      <w:r>
+        <w:rPr>
+          <w:rFonts w:ascii="Arial" w:cs="Arial" w:eastAsia="Arial" w:hAnsi="Arial"/>
+          <w:color w:val="666666"/>
+          <w:sz w:val="14"/>
+          <w:szCs w:val="14"/>
+        </w:rPr>
+        <w:t xml:space="preserve">© 2026 SeaVuria and ARES. Aligned with KICD objectives. Developed by SeaVuria; technical implementation by ARES (with AI assistance from Claude). Licensed under </w:t>
+      </w:r>
+      <w:hyperlink w:history="1" r:id="rIdm7egjartu0jntf52ql9t9">
+        <w:r>
+          <w:rPr>
+            <w:rFonts w:ascii="Arial" w:cs="Arial" w:eastAsia="Arial" w:hAnsi="Arial"/>
+            <w:color w:val="1F6B75"/>
+            <w:sz w:val="14"/>
+            <w:szCs w:val="14"/>
+            <w:u w:val="single" w:color="1F6B75"/>
+          </w:rPr>
+          <w:t xml:space="preserve">CC BY-NC 4.0</w:t>
+        </w:r>
+      </w:hyperlink>
+      <w:r>
+        <w:rPr>
+          <w:rFonts w:ascii="Arial" w:cs="Arial" w:eastAsia="Arial" w:hAnsi="Arial"/>
+          <w:color w:val="666666"/>
+          <w:sz w:val="14"/>
+          <w:szCs w:val="14"/>
+        </w:rPr>
+        <w:t xml:space="preserve"> (</w:t>
+      </w:r>
+      <w:hyperlink w:history="1" r:id="rId2ypskpawndrhtppo9bfey">
+        <w:r>
+          <w:rPr>
+            <w:rFonts w:ascii="Arial" w:cs="Arial" w:eastAsia="Arial" w:hAnsi="Arial"/>
+            <w:color w:val="1F6B75"/>
+            <w:sz w:val="14"/>
+            <w:szCs w:val="14"/>
+            <w:u w:val="single" w:color="1F6B75"/>
+          </w:rPr>
+          <w:t xml:space="preserve">https://creativecommons.org/licenses/by-nc/4.0/</w:t>
+        </w:r>
+      </w:hyperlink>
+      <w:r>
+        <w:rPr>
+          <w:rFonts w:ascii="Arial" w:cs="Arial" w:eastAsia="Arial" w:hAnsi="Arial"/>
+          <w:color w:val="666666"/>
+          <w:sz w:val="14"/>
+          <w:szCs w:val="14"/>
+        </w:rPr>
+        <w:t xml:space="preserve">).</w:t>
+      </w:r>
+    </w:p>
     <w:p>
       <w:r>
         <w:br w:type="page"/>
@@ -15081,7 +15488,7 @@
             <w:pPr>
               <w:spacing w:after="20" w:before="0"/>
             </w:pPr>
-            <w:hyperlink w:history="1" r:id="rIdeuzaovuxzadk9fzkv9tqp">
+            <w:hyperlink w:history="1" r:id="rId6kzhtgeckimhk-lbukess">
               <w:r>
                 <w:rPr>
                   <w:rFonts w:ascii="Arial" w:cs="Arial" w:eastAsia="Arial" w:hAnsi="Arial"/>
@@ -15114,7 +15521,7 @@
               <w:spacing w:after="10" w:before="0"/>
               <w:ind w:left="120"/>
             </w:pPr>
-            <w:hyperlink w:history="1" r:id="rIdlxhn6-nukmmp-tiwhvm1t">
+            <w:hyperlink w:history="1" r:id="rIdirdzyhxyhjawzgrzyk6fc">
               <w:r>
                 <w:rPr>
                   <w:rFonts w:ascii="Arial" w:cs="Arial" w:eastAsia="Arial" w:hAnsi="Arial"/>
@@ -15159,7 +15566,7 @@
             <w:pPr>
               <w:spacing w:after="20" w:before="0"/>
             </w:pPr>
-            <w:hyperlink w:history="1" r:id="rIdnxxnkxfnsx6fgdrnnm68j">
+            <w:hyperlink w:history="1" r:id="rIdk492gcm_8gakbwqiymaao">
               <w:r>
                 <w:rPr>
                   <w:rFonts w:ascii="Arial" w:cs="Arial" w:eastAsia="Arial" w:hAnsi="Arial"/>
@@ -15192,7 +15599,7 @@
               <w:spacing w:after="10" w:before="0"/>
               <w:ind w:left="120"/>
             </w:pPr>
-            <w:hyperlink w:history="1" r:id="rIdfvc0cvlgqjfjtrdivwplh">
+            <w:hyperlink w:history="1" r:id="rId044qfce8dyxelkg2adlay">
               <w:r>
                 <w:rPr>
                   <w:rFonts w:ascii="Arial" w:cs="Arial" w:eastAsia="Arial" w:hAnsi="Arial"/>
@@ -15463,7 +15870,7 @@
             <w:pPr>
               <w:spacing w:after="20" w:before="0"/>
             </w:pPr>
-            <w:hyperlink w:history="1" r:id="rIdgt92fw4zkvgckyodu2kql">
+            <w:hyperlink w:history="1" r:id="rIdz_cmh7nano7v9st5avhhz">
               <w:r>
                 <w:rPr>
                   <w:rFonts w:ascii="Arial" w:cs="Arial" w:eastAsia="Arial" w:hAnsi="Arial"/>
@@ -15496,7 +15903,7 @@
               <w:spacing w:after="10" w:before="0"/>
               <w:ind w:left="120"/>
             </w:pPr>
-            <w:hyperlink w:history="1" r:id="rIdohcwspgualtxlx-gdmokm">
+            <w:hyperlink w:history="1" r:id="rIdfhg7jcaospcjnh3tbw6rb">
               <w:r>
                 <w:rPr>
                   <w:rFonts w:ascii="Arial" w:cs="Arial" w:eastAsia="Arial" w:hAnsi="Arial"/>
@@ -15541,7 +15948,7 @@
             <w:pPr>
               <w:spacing w:after="20" w:before="0"/>
             </w:pPr>
-            <w:hyperlink w:history="1" r:id="rIdo3cy_5oc810qunylirvuh">
+            <w:hyperlink w:history="1" r:id="rIdueea7e53qgipjwl-yv35e">
               <w:r>
                 <w:rPr>
                   <w:rFonts w:ascii="Arial" w:cs="Arial" w:eastAsia="Arial" w:hAnsi="Arial"/>
@@ -15574,7 +15981,7 @@
               <w:spacing w:after="10" w:before="0"/>
               <w:ind w:left="120"/>
             </w:pPr>
-            <w:hyperlink w:history="1" r:id="rId2ugeclam-d0p5jio96ags">
+            <w:hyperlink w:history="1" r:id="rIdzhmxi7y3cyxm2fkmzhdte">
               <w:r>
                 <w:rPr>
                   <w:rFonts w:ascii="Arial" w:cs="Arial" w:eastAsia="Arial" w:hAnsi="Arial"/>
@@ -16020,7 +16427,7 @@
             <w:pPr>
               <w:spacing w:after="20" w:before="0"/>
             </w:pPr>
-            <w:hyperlink w:history="1" r:id="rIdrtnjdzy0hjemztsdmia5c">
+            <w:hyperlink w:history="1" r:id="rId9ujppg0qhprxpedzyq2st">
               <w:r>
                 <w:rPr>
                   <w:rFonts w:ascii="Arial" w:cs="Arial" w:eastAsia="Arial" w:hAnsi="Arial"/>
@@ -16053,7 +16460,7 @@
               <w:spacing w:after="10" w:before="0"/>
               <w:ind w:left="120"/>
             </w:pPr>
-            <w:hyperlink w:history="1" r:id="rIdfrjf1woqtewfqpjgfjrpr">
+            <w:hyperlink w:history="1" r:id="rIdr65ytnrcocj7auo4d5gre">
               <w:r>
                 <w:rPr>
                   <w:rFonts w:ascii="Arial" w:cs="Arial" w:eastAsia="Arial" w:hAnsi="Arial"/>
@@ -16098,7 +16505,7 @@
             <w:pPr>
               <w:spacing w:after="20" w:before="0"/>
             </w:pPr>
-            <w:hyperlink w:history="1" r:id="rId0iibwsa3cnjwgxqd3z8ow">
+            <w:hyperlink w:history="1" r:id="rIdcees9kzb_gondt0apqxzq">
               <w:r>
                 <w:rPr>
                   <w:rFonts w:ascii="Arial" w:cs="Arial" w:eastAsia="Arial" w:hAnsi="Arial"/>
@@ -16131,7 +16538,7 @@
               <w:spacing w:after="10" w:before="0"/>
               <w:ind w:left="120"/>
             </w:pPr>
-            <w:hyperlink w:history="1" r:id="rIdisqm15y4qokosdn2nelz4">
+            <w:hyperlink w:history="1" r:id="rIdqv5ofxvyla92-mc61yx8e">
               <w:r>
                 <w:rPr>
                   <w:rFonts w:ascii="Arial" w:cs="Arial" w:eastAsia="Arial" w:hAnsi="Arial"/>
@@ -16402,7 +16809,7 @@
             <w:pPr>
               <w:spacing w:after="20" w:before="0"/>
             </w:pPr>
-            <w:hyperlink w:history="1" r:id="rIdvpxvdgrtkgcnrsiy9inuy">
+            <w:hyperlink w:history="1" r:id="rIdvg1dogf8tr0clepd_la2k">
               <w:r>
                 <w:rPr>
                   <w:rFonts w:ascii="Arial" w:cs="Arial" w:eastAsia="Arial" w:hAnsi="Arial"/>
@@ -16435,7 +16842,7 @@
               <w:spacing w:after="10" w:before="0"/>
               <w:ind w:left="120"/>
             </w:pPr>
-            <w:hyperlink w:history="1" r:id="rIddkfvhr-ngm4zx4eue8etb">
+            <w:hyperlink w:history="1" r:id="rId6ikh1jr7-ucizltefbzi3">
               <w:r>
                 <w:rPr>
                   <w:rFonts w:ascii="Arial" w:cs="Arial" w:eastAsia="Arial" w:hAnsi="Arial"/>
@@ -16480,7 +16887,7 @@
             <w:pPr>
               <w:spacing w:after="20" w:before="0"/>
             </w:pPr>
-            <w:hyperlink w:history="1" r:id="rIdyqzdsntzzk49u1u2x69g4">
+            <w:hyperlink w:history="1" r:id="rIdivpsxf_008az1x-2eakju">
               <w:r>
                 <w:rPr>
                   <w:rFonts w:ascii="Arial" w:cs="Arial" w:eastAsia="Arial" w:hAnsi="Arial"/>
@@ -16513,7 +16920,7 @@
               <w:spacing w:after="10" w:before="0"/>
               <w:ind w:left="120"/>
             </w:pPr>
-            <w:hyperlink w:history="1" r:id="rIdyn4k321_hrdinnvxhvpkm">
+            <w:hyperlink w:history="1" r:id="rIdyjgrlkmeto-mwp82guuxr">
               <w:r>
                 <w:rPr>
                   <w:rFonts w:ascii="Arial" w:cs="Arial" w:eastAsia="Arial" w:hAnsi="Arial"/>
@@ -16803,7 +17210,7 @@
             <w:pPr>
               <w:spacing w:after="20" w:before="0"/>
             </w:pPr>
-            <w:hyperlink w:history="1" r:id="rId8pwe81f9zxfss2o2qmzbz">
+            <w:hyperlink w:history="1" r:id="rIdoz7gfeywhqb7a4vzngfyf">
               <w:r>
                 <w:rPr>
                   <w:rFonts w:ascii="Arial" w:cs="Arial" w:eastAsia="Arial" w:hAnsi="Arial"/>
@@ -16836,7 +17243,7 @@
               <w:spacing w:after="10" w:before="0"/>
               <w:ind w:left="120"/>
             </w:pPr>
-            <w:hyperlink w:history="1" r:id="rId9crc4q9xsy665nox13efe">
+            <w:hyperlink w:history="1" r:id="rIdwigdac8h3t5rl21pkhz3v">
               <w:r>
                 <w:rPr>
                   <w:rFonts w:ascii="Arial" w:cs="Arial" w:eastAsia="Arial" w:hAnsi="Arial"/>
@@ -16881,7 +17288,7 @@
             <w:pPr>
               <w:spacing w:after="20" w:before="0"/>
             </w:pPr>
-            <w:hyperlink w:history="1" r:id="rIdfcwwwpvvdbyxvmsijrife">
+            <w:hyperlink w:history="1" r:id="rIdzaqhjdpmra50ftysuales">
               <w:r>
                 <w:rPr>
                   <w:rFonts w:ascii="Arial" w:cs="Arial" w:eastAsia="Arial" w:hAnsi="Arial"/>
@@ -16914,7 +17321,7 @@
               <w:spacing w:after="10" w:before="0"/>
               <w:ind w:left="120"/>
             </w:pPr>
-            <w:hyperlink w:history="1" r:id="rIdlkdfdosood3wg2uofsxis">
+            <w:hyperlink w:history="1" r:id="rIdkfnw2nr0moqtytjqml3xt">
               <w:r>
                 <w:rPr>
                   <w:rFonts w:ascii="Arial" w:cs="Arial" w:eastAsia="Arial" w:hAnsi="Arial"/>
@@ -17486,6 +17893,65 @@
         </w:tc>
       </w:tr>
     </w:tbl>
+    <w:p>
+      <w:pPr>
+        <w:pBdr>
+          <w:top w:val="single" w:color="BBBBBB" w:sz="4" w:space="4"/>
+        </w:pBdr>
+        <w:spacing w:after="0" w:before="160"/>
+      </w:pPr>
+      <w:r>
+        <w:rPr>
+          <w:rFonts w:ascii="Arial" w:cs="Arial" w:eastAsia="Arial" w:hAnsi="Arial"/>
+          <w:color w:val="666666"/>
+          <w:sz w:val="14"/>
+          <w:szCs w:val="14"/>
+        </w:rPr>
+        <w:t xml:space="preserve">© 2026 SeaVuria and ARES. Aligned with KICD objectives. Developed by SeaVuria; technical implementation by ARES (with AI assistance from Claude). Licensed under </w:t>
+      </w:r>
+      <w:hyperlink w:history="1" r:id="rIdud3uyqu6vlrzcuxcns57-">
+        <w:r>
+          <w:rPr>
+            <w:rFonts w:ascii="Arial" w:cs="Arial" w:eastAsia="Arial" w:hAnsi="Arial"/>
+            <w:color w:val="1F6B75"/>
+            <w:sz w:val="14"/>
+            <w:szCs w:val="14"/>
+            <w:u w:val="single" w:color="1F6B75"/>
+          </w:rPr>
+          <w:t xml:space="preserve">CC BY-NC 4.0</w:t>
+        </w:r>
+      </w:hyperlink>
+      <w:r>
+        <w:rPr>
+          <w:rFonts w:ascii="Arial" w:cs="Arial" w:eastAsia="Arial" w:hAnsi="Arial"/>
+          <w:color w:val="666666"/>
+          <w:sz w:val="14"/>
+          <w:szCs w:val="14"/>
+        </w:rPr>
+        <w:t xml:space="preserve"> (</w:t>
+      </w:r>
+      <w:hyperlink w:history="1" r:id="rIdkrwp3omh6hef_ku08j6ms">
+        <w:r>
+          <w:rPr>
+            <w:rFonts w:ascii="Arial" w:cs="Arial" w:eastAsia="Arial" w:hAnsi="Arial"/>
+            <w:color w:val="1F6B75"/>
+            <w:sz w:val="14"/>
+            <w:szCs w:val="14"/>
+            <w:u w:val="single" w:color="1F6B75"/>
+          </w:rPr>
+          <w:t xml:space="preserve">https://creativecommons.org/licenses/by-nc/4.0/</w:t>
+        </w:r>
+      </w:hyperlink>
+      <w:r>
+        <w:rPr>
+          <w:rFonts w:ascii="Arial" w:cs="Arial" w:eastAsia="Arial" w:hAnsi="Arial"/>
+          <w:color w:val="666666"/>
+          <w:sz w:val="14"/>
+          <w:szCs w:val="14"/>
+        </w:rPr>
+        <w:t xml:space="preserve">).</w:t>
+      </w:r>
+    </w:p>
     <w:p>
       <w:r>
         <w:br w:type="page"/>
@@ -18477,7 +18943,7 @@
             <w:pPr>
               <w:spacing w:after="20" w:before="0"/>
             </w:pPr>
-            <w:hyperlink w:history="1" r:id="rIdf04aku_wfiropdhssmvcr">
+            <w:hyperlink w:history="1" r:id="rIdpw-q7p4ww_ttsoqkaslq-">
               <w:r>
                 <w:rPr>
                   <w:rFonts w:ascii="Arial" w:cs="Arial" w:eastAsia="Arial" w:hAnsi="Arial"/>
@@ -18510,7 +18976,7 @@
               <w:spacing w:after="10" w:before="0"/>
               <w:ind w:left="120"/>
             </w:pPr>
-            <w:hyperlink w:history="1" r:id="rIdsidcod5qohufulzhe6sek">
+            <w:hyperlink w:history="1" r:id="rIdpxraecietwog5jrm9yiin">
               <w:r>
                 <w:rPr>
                   <w:rFonts w:ascii="Arial" w:cs="Arial" w:eastAsia="Arial" w:hAnsi="Arial"/>
@@ -18555,7 +19021,7 @@
             <w:pPr>
               <w:spacing w:after="20" w:before="0"/>
             </w:pPr>
-            <w:hyperlink w:history="1" r:id="rId1wzx4mkxzo0bntklgoidk">
+            <w:hyperlink w:history="1" r:id="rIdpeh530yalvwo7i5mlfjqk">
               <w:r>
                 <w:rPr>
                   <w:rFonts w:ascii="Arial" w:cs="Arial" w:eastAsia="Arial" w:hAnsi="Arial"/>
@@ -18588,7 +19054,7 @@
               <w:spacing w:after="10" w:before="0"/>
               <w:ind w:left="120"/>
             </w:pPr>
-            <w:hyperlink w:history="1" r:id="rIdd8cqc5nvirjnqe6b80rbo">
+            <w:hyperlink w:history="1" r:id="rIdieexmoyqc6bqtyhy96rnn">
               <w:r>
                 <w:rPr>
                   <w:rFonts w:ascii="Arial" w:cs="Arial" w:eastAsia="Arial" w:hAnsi="Arial"/>
@@ -18783,7 +19249,7 @@
             <w:pPr>
               <w:spacing w:after="20" w:before="0"/>
             </w:pPr>
-            <w:hyperlink w:history="1" r:id="rIdcfd_6nxf_nfctqod4qlhv">
+            <w:hyperlink w:history="1" r:id="rIdsgze6tqbw2-12yagvs76b">
               <w:r>
                 <w:rPr>
                   <w:rFonts w:ascii="Arial" w:cs="Arial" w:eastAsia="Arial" w:hAnsi="Arial"/>
@@ -18816,7 +19282,7 @@
               <w:spacing w:after="10" w:before="0"/>
               <w:ind w:left="120"/>
             </w:pPr>
-            <w:hyperlink w:history="1" r:id="rIduc5mdsqpwgxmb5mfcf3ga">
+            <w:hyperlink w:history="1" r:id="rIdnbbz4wneu3lhpce01k_z4">
               <w:r>
                 <w:rPr>
                   <w:rFonts w:ascii="Arial" w:cs="Arial" w:eastAsia="Arial" w:hAnsi="Arial"/>
@@ -18861,7 +19327,7 @@
             <w:pPr>
               <w:spacing w:after="20" w:before="0"/>
             </w:pPr>
-            <w:hyperlink w:history="1" r:id="rId40o_94jq4ikrdacq8vsos">
+            <w:hyperlink w:history="1" r:id="rIdyqh7dkekferorsha4xeb7">
               <w:r>
                 <w:rPr>
                   <w:rFonts w:ascii="Arial" w:cs="Arial" w:eastAsia="Arial" w:hAnsi="Arial"/>
@@ -18894,7 +19360,7 @@
               <w:spacing w:after="10" w:before="0"/>
               <w:ind w:left="120"/>
             </w:pPr>
-            <w:hyperlink w:history="1" r:id="rIdkkatfohducoc42cl4zs8p">
+            <w:hyperlink w:history="1" r:id="rIdim3mdbfpxjhouk5gdoxek">
               <w:r>
                 <w:rPr>
                   <w:rFonts w:ascii="Arial" w:cs="Arial" w:eastAsia="Arial" w:hAnsi="Arial"/>
@@ -19089,7 +19555,7 @@
             <w:pPr>
               <w:spacing w:after="20" w:before="0"/>
             </w:pPr>
-            <w:hyperlink w:history="1" r:id="rIdiq2z2bj63-gbkwfi4mueb">
+            <w:hyperlink w:history="1" r:id="rIdua8ytnrysago19xchxoag">
               <w:r>
                 <w:rPr>
                   <w:rFonts w:ascii="Arial" w:cs="Arial" w:eastAsia="Arial" w:hAnsi="Arial"/>
@@ -19122,7 +19588,7 @@
               <w:spacing w:after="10" w:before="0"/>
               <w:ind w:left="120"/>
             </w:pPr>
-            <w:hyperlink w:history="1" r:id="rIdqnenltwobmh0daxhsqioh">
+            <w:hyperlink w:history="1" r:id="rId5vxfytkgwp3oyhwppnaba">
               <w:r>
                 <w:rPr>
                   <w:rFonts w:ascii="Arial" w:cs="Arial" w:eastAsia="Arial" w:hAnsi="Arial"/>
@@ -19167,7 +19633,7 @@
             <w:pPr>
               <w:spacing w:after="20" w:before="0"/>
             </w:pPr>
-            <w:hyperlink w:history="1" r:id="rIds_3y-l65gtnfdchm77upk">
+            <w:hyperlink w:history="1" r:id="rIdgflthunfyvjlsvwnat5ge">
               <w:r>
                 <w:rPr>
                   <w:rFonts w:ascii="Arial" w:cs="Arial" w:eastAsia="Arial" w:hAnsi="Arial"/>
@@ -19200,7 +19666,7 @@
               <w:spacing w:after="10" w:before="0"/>
               <w:ind w:left="120"/>
             </w:pPr>
-            <w:hyperlink w:history="1" r:id="rId_fswtl_uv4zimhsslf2_z">
+            <w:hyperlink w:history="1" r:id="rId8eaqz_octuu-ibq_asemg">
               <w:r>
                 <w:rPr>
                   <w:rFonts w:ascii="Arial" w:cs="Arial" w:eastAsia="Arial" w:hAnsi="Arial"/>
@@ -19395,7 +19861,7 @@
             <w:pPr>
               <w:spacing w:after="20" w:before="0"/>
             </w:pPr>
-            <w:hyperlink w:history="1" r:id="rIdg0qy8n9dqacnyrzm994-u">
+            <w:hyperlink w:history="1" r:id="rId9nwnaae06139qf6hdk5a1">
               <w:r>
                 <w:rPr>
                   <w:rFonts w:ascii="Arial" w:cs="Arial" w:eastAsia="Arial" w:hAnsi="Arial"/>
@@ -19428,7 +19894,7 @@
               <w:spacing w:after="10" w:before="0"/>
               <w:ind w:left="120"/>
             </w:pPr>
-            <w:hyperlink w:history="1" r:id="rIdgowwyczo6tfwwsfjqw8zv">
+            <w:hyperlink w:history="1" r:id="rId_euxyhr47ux-f2jphyxc4">
               <w:r>
                 <w:rPr>
                   <w:rFonts w:ascii="Arial" w:cs="Arial" w:eastAsia="Arial" w:hAnsi="Arial"/>
@@ -19473,7 +19939,7 @@
             <w:pPr>
               <w:spacing w:after="20" w:before="0"/>
             </w:pPr>
-            <w:hyperlink w:history="1" r:id="rIdpy4bxkq7as0mj9p0rchmu">
+            <w:hyperlink w:history="1" r:id="rId2_uj27okl13pnnzl2lgmk">
               <w:r>
                 <w:rPr>
                   <w:rFonts w:ascii="Arial" w:cs="Arial" w:eastAsia="Arial" w:hAnsi="Arial"/>
@@ -19506,7 +19972,7 @@
               <w:spacing w:after="10" w:before="0"/>
               <w:ind w:left="120"/>
             </w:pPr>
-            <w:hyperlink w:history="1" r:id="rIdxeiva-c5gx-tl32yhsh5-">
+            <w:hyperlink w:history="1" r:id="rIdtfddnfucag-qujblpyd27">
               <w:r>
                 <w:rPr>
                   <w:rFonts w:ascii="Arial" w:cs="Arial" w:eastAsia="Arial" w:hAnsi="Arial"/>
@@ -19701,7 +20167,7 @@
             <w:pPr>
               <w:spacing w:after="20" w:before="0"/>
             </w:pPr>
-            <w:hyperlink w:history="1" r:id="rIdshcmwd6g5ge_zodxpqjjj">
+            <w:hyperlink w:history="1" r:id="rId-nuzg1dqpf-qctuoyheaz">
               <w:r>
                 <w:rPr>
                   <w:rFonts w:ascii="Arial" w:cs="Arial" w:eastAsia="Arial" w:hAnsi="Arial"/>
@@ -19734,7 +20200,7 @@
               <w:spacing w:after="10" w:before="0"/>
               <w:ind w:left="120"/>
             </w:pPr>
-            <w:hyperlink w:history="1" r:id="rIdw5-pgiswyd319bkuhdrnf">
+            <w:hyperlink w:history="1" r:id="rIdhj0n8h1jeif2te9e5a-ld">
               <w:r>
                 <w:rPr>
                   <w:rFonts w:ascii="Arial" w:cs="Arial" w:eastAsia="Arial" w:hAnsi="Arial"/>
@@ -19779,7 +20245,7 @@
             <w:pPr>
               <w:spacing w:after="20" w:before="0"/>
             </w:pPr>
-            <w:hyperlink w:history="1" r:id="rIdvkzbv1gafolebsz9whjer">
+            <w:hyperlink w:history="1" r:id="rIdblmv1w969_y4oqenpvls2">
               <w:r>
                 <w:rPr>
                   <w:rFonts w:ascii="Arial" w:cs="Arial" w:eastAsia="Arial" w:hAnsi="Arial"/>
@@ -19812,7 +20278,7 @@
               <w:spacing w:after="10" w:before="0"/>
               <w:ind w:left="120"/>
             </w:pPr>
-            <w:hyperlink w:history="1" r:id="rIdrtokn2i_jtcjrv3v3u57q">
+            <w:hyperlink w:history="1" r:id="rIduhro62ykaks8zdg8nb0td">
               <w:r>
                 <w:rPr>
                   <w:rFonts w:ascii="Arial" w:cs="Arial" w:eastAsia="Arial" w:hAnsi="Arial"/>
@@ -20308,6 +20774,65 @@
         </w:tc>
       </w:tr>
     </w:tbl>
+    <w:p>
+      <w:pPr>
+        <w:pBdr>
+          <w:top w:val="single" w:color="BBBBBB" w:sz="4" w:space="4"/>
+        </w:pBdr>
+        <w:spacing w:after="0" w:before="160"/>
+      </w:pPr>
+      <w:r>
+        <w:rPr>
+          <w:rFonts w:ascii="Arial" w:cs="Arial" w:eastAsia="Arial" w:hAnsi="Arial"/>
+          <w:color w:val="666666"/>
+          <w:sz w:val="14"/>
+          <w:szCs w:val="14"/>
+        </w:rPr>
+        <w:t xml:space="preserve">© 2026 SeaVuria and ARES. Aligned with KICD objectives. Developed by SeaVuria; technical implementation by ARES (with AI assistance from Claude). Licensed under </w:t>
+      </w:r>
+      <w:hyperlink w:history="1" r:id="rId5sukgkqu0x3a3m0mouvu4">
+        <w:r>
+          <w:rPr>
+            <w:rFonts w:ascii="Arial" w:cs="Arial" w:eastAsia="Arial" w:hAnsi="Arial"/>
+            <w:color w:val="1F6B75"/>
+            <w:sz w:val="14"/>
+            <w:szCs w:val="14"/>
+            <w:u w:val="single" w:color="1F6B75"/>
+          </w:rPr>
+          <w:t xml:space="preserve">CC BY-NC 4.0</w:t>
+        </w:r>
+      </w:hyperlink>
+      <w:r>
+        <w:rPr>
+          <w:rFonts w:ascii="Arial" w:cs="Arial" w:eastAsia="Arial" w:hAnsi="Arial"/>
+          <w:color w:val="666666"/>
+          <w:sz w:val="14"/>
+          <w:szCs w:val="14"/>
+        </w:rPr>
+        <w:t xml:space="preserve"> (</w:t>
+      </w:r>
+      <w:hyperlink w:history="1" r:id="rId8xhudketmf0dbgizthzuk">
+        <w:r>
+          <w:rPr>
+            <w:rFonts w:ascii="Arial" w:cs="Arial" w:eastAsia="Arial" w:hAnsi="Arial"/>
+            <w:color w:val="1F6B75"/>
+            <w:sz w:val="14"/>
+            <w:szCs w:val="14"/>
+            <w:u w:val="single" w:color="1F6B75"/>
+          </w:rPr>
+          <w:t xml:space="preserve">https://creativecommons.org/licenses/by-nc/4.0/</w:t>
+        </w:r>
+      </w:hyperlink>
+      <w:r>
+        <w:rPr>
+          <w:rFonts w:ascii="Arial" w:cs="Arial" w:eastAsia="Arial" w:hAnsi="Arial"/>
+          <w:color w:val="666666"/>
+          <w:sz w:val="14"/>
+          <w:szCs w:val="14"/>
+        </w:rPr>
+        <w:t xml:space="preserve">).</w:t>
+      </w:r>
+    </w:p>
     <w:p>
       <w:r>
         <w:br w:type="page"/>
@@ -21299,7 +21824,7 @@
             <w:pPr>
               <w:spacing w:after="20" w:before="0"/>
             </w:pPr>
-            <w:hyperlink w:history="1" r:id="rIdrovsinrwosrydhvabty2f">
+            <w:hyperlink w:history="1" r:id="rId1uegpz0t4och9bdmlcj78">
               <w:r>
                 <w:rPr>
                   <w:rFonts w:ascii="Arial" w:cs="Arial" w:eastAsia="Arial" w:hAnsi="Arial"/>
@@ -21332,7 +21857,7 @@
               <w:spacing w:after="10" w:before="0"/>
               <w:ind w:left="120"/>
             </w:pPr>
-            <w:hyperlink w:history="1" r:id="rIdw8_givybzc0xi4g-jz4k5">
+            <w:hyperlink w:history="1" r:id="rIdyj7giwnc2_msko7tgg5ro">
               <w:r>
                 <w:rPr>
                   <w:rFonts w:ascii="Arial" w:cs="Arial" w:eastAsia="Arial" w:hAnsi="Arial"/>
@@ -21394,7 +21919,7 @@
               <w:spacing w:after="10" w:before="0"/>
               <w:ind w:left="120"/>
             </w:pPr>
-            <w:hyperlink w:history="1" r:id="rIdvqokz2mqyzuzepcpyunfy">
+            <w:hyperlink w:history="1" r:id="rIdvv_09brzubf9tekvv0ozg">
               <w:r>
                 <w:rPr>
                   <w:rFonts w:ascii="Arial" w:cs="Arial" w:eastAsia="Arial" w:hAnsi="Arial"/>
@@ -21604,7 +22129,7 @@
             <w:pPr>
               <w:spacing w:after="20" w:before="0"/>
             </w:pPr>
-            <w:hyperlink w:history="1" r:id="rIdabrwtihjzrypbqgic_1cg">
+            <w:hyperlink w:history="1" r:id="rId1czfecbpdqxz7bjj1iugy">
               <w:r>
                 <w:rPr>
                   <w:rFonts w:ascii="Arial" w:cs="Arial" w:eastAsia="Arial" w:hAnsi="Arial"/>
@@ -21637,7 +22162,7 @@
               <w:spacing w:after="10" w:before="0"/>
               <w:ind w:left="120"/>
             </w:pPr>
-            <w:hyperlink w:history="1" r:id="rIdx_x9tmufktaq9fkejtn7b">
+            <w:hyperlink w:history="1" r:id="rId8h_rggumhghexbeyxrv6f">
               <w:r>
                 <w:rPr>
                   <w:rFonts w:ascii="Arial" w:cs="Arial" w:eastAsia="Arial" w:hAnsi="Arial"/>
@@ -21699,7 +22224,7 @@
               <w:spacing w:after="10" w:before="0"/>
               <w:ind w:left="120"/>
             </w:pPr>
-            <w:hyperlink w:history="1" r:id="rIdqzuycnl2erfeupjkpu0jr">
+            <w:hyperlink w:history="1" r:id="rIdwotjfqm2yrd4t6fypavjx">
               <w:r>
                 <w:rPr>
                   <w:rFonts w:ascii="Arial" w:cs="Arial" w:eastAsia="Arial" w:hAnsi="Arial"/>
@@ -21909,7 +22434,7 @@
             <w:pPr>
               <w:spacing w:after="20" w:before="0"/>
             </w:pPr>
-            <w:hyperlink w:history="1" r:id="rIddluo5oxag9e8fx8s_wcfv">
+            <w:hyperlink w:history="1" r:id="rIdhb3y3lbdm8185t0xrkdfe">
               <w:r>
                 <w:rPr>
                   <w:rFonts w:ascii="Arial" w:cs="Arial" w:eastAsia="Arial" w:hAnsi="Arial"/>
@@ -21942,7 +22467,7 @@
               <w:spacing w:after="10" w:before="0"/>
               <w:ind w:left="120"/>
             </w:pPr>
-            <w:hyperlink w:history="1" r:id="rIdpaqepm3sg0sjzx4cgf8ak">
+            <w:hyperlink w:history="1" r:id="rIddlyamy3yd7rax9hpvjzt6">
               <w:r>
                 <w:rPr>
                   <w:rFonts w:ascii="Arial" w:cs="Arial" w:eastAsia="Arial" w:hAnsi="Arial"/>
@@ -22004,7 +22529,7 @@
               <w:spacing w:after="10" w:before="0"/>
               <w:ind w:left="120"/>
             </w:pPr>
-            <w:hyperlink w:history="1" r:id="rIdforcnqijz-7adzq2lsrsc">
+            <w:hyperlink w:history="1" r:id="rId-dpvffrr4evlbeitqzy32">
               <w:r>
                 <w:rPr>
                   <w:rFonts w:ascii="Arial" w:cs="Arial" w:eastAsia="Arial" w:hAnsi="Arial"/>
@@ -22214,7 +22739,7 @@
             <w:pPr>
               <w:spacing w:after="20" w:before="0"/>
             </w:pPr>
-            <w:hyperlink w:history="1" r:id="rIduhrd8hw9jdkyqtnqjkkvm">
+            <w:hyperlink w:history="1" r:id="rId5xn9hy6oojbn1agny-tnu">
               <w:r>
                 <w:rPr>
                   <w:rFonts w:ascii="Arial" w:cs="Arial" w:eastAsia="Arial" w:hAnsi="Arial"/>
@@ -22247,7 +22772,7 @@
               <w:spacing w:after="10" w:before="0"/>
               <w:ind w:left="120"/>
             </w:pPr>
-            <w:hyperlink w:history="1" r:id="rIdgam4uuwoi0fbgq50h42oa">
+            <w:hyperlink w:history="1" r:id="rIdbxsnhlhnuorizeiv6e8br">
               <w:r>
                 <w:rPr>
                   <w:rFonts w:ascii="Arial" w:cs="Arial" w:eastAsia="Arial" w:hAnsi="Arial"/>
@@ -22309,7 +22834,7 @@
               <w:spacing w:after="10" w:before="0"/>
               <w:ind w:left="120"/>
             </w:pPr>
-            <w:hyperlink w:history="1" r:id="rIdzvvh3sxrbjvugwbwibit2">
+            <w:hyperlink w:history="1" r:id="rIdsf0ulsjbawpkgavgzhimk">
               <w:r>
                 <w:rPr>
                   <w:rFonts w:ascii="Arial" w:cs="Arial" w:eastAsia="Arial" w:hAnsi="Arial"/>
@@ -22519,7 +23044,7 @@
             <w:pPr>
               <w:spacing w:after="20" w:before="0"/>
             </w:pPr>
-            <w:hyperlink w:history="1" r:id="rIdqmlq5xxalc50q4i78xb-s">
+            <w:hyperlink w:history="1" r:id="rIdsvbxkp0gnlfp9jgqndr2k">
               <w:r>
                 <w:rPr>
                   <w:rFonts w:ascii="Arial" w:cs="Arial" w:eastAsia="Arial" w:hAnsi="Arial"/>
@@ -22552,7 +23077,7 @@
               <w:spacing w:after="10" w:before="0"/>
               <w:ind w:left="120"/>
             </w:pPr>
-            <w:hyperlink w:history="1" r:id="rIdakct8btz3kh6zrzeij3ba">
+            <w:hyperlink w:history="1" r:id="rId6ogdjxdaziaiumnf-2v4v">
               <w:r>
                 <w:rPr>
                   <w:rFonts w:ascii="Arial" w:cs="Arial" w:eastAsia="Arial" w:hAnsi="Arial"/>
@@ -22614,7 +23139,7 @@
               <w:spacing w:after="10" w:before="0"/>
               <w:ind w:left="120"/>
             </w:pPr>
-            <w:hyperlink w:history="1" r:id="rIdeqwykmxlzeklusm-8rkfx">
+            <w:hyperlink w:history="1" r:id="rIdti3j1xjcyqfpdrwwswnoj">
               <w:r>
                 <w:rPr>
                   <w:rFonts w:ascii="Arial" w:cs="Arial" w:eastAsia="Arial" w:hAnsi="Arial"/>
@@ -23220,6 +23745,65 @@
         </w:tc>
       </w:tr>
     </w:tbl>
+    <w:p>
+      <w:pPr>
+        <w:pBdr>
+          <w:top w:val="single" w:color="BBBBBB" w:sz="4" w:space="4"/>
+        </w:pBdr>
+        <w:spacing w:after="0" w:before="160"/>
+      </w:pPr>
+      <w:r>
+        <w:rPr>
+          <w:rFonts w:ascii="Arial" w:cs="Arial" w:eastAsia="Arial" w:hAnsi="Arial"/>
+          <w:color w:val="666666"/>
+          <w:sz w:val="14"/>
+          <w:szCs w:val="14"/>
+        </w:rPr>
+        <w:t xml:space="preserve">© 2026 SeaVuria and ARES. Aligned with KICD objectives. Developed by SeaVuria; technical implementation by ARES (with AI assistance from Claude). Licensed under </w:t>
+      </w:r>
+      <w:hyperlink w:history="1" r:id="rIdzlnskhor43hp83ttkupdu">
+        <w:r>
+          <w:rPr>
+            <w:rFonts w:ascii="Arial" w:cs="Arial" w:eastAsia="Arial" w:hAnsi="Arial"/>
+            <w:color w:val="1F6B75"/>
+            <w:sz w:val="14"/>
+            <w:szCs w:val="14"/>
+            <w:u w:val="single" w:color="1F6B75"/>
+          </w:rPr>
+          <w:t xml:space="preserve">CC BY-NC 4.0</w:t>
+        </w:r>
+      </w:hyperlink>
+      <w:r>
+        <w:rPr>
+          <w:rFonts w:ascii="Arial" w:cs="Arial" w:eastAsia="Arial" w:hAnsi="Arial"/>
+          <w:color w:val="666666"/>
+          <w:sz w:val="14"/>
+          <w:szCs w:val="14"/>
+        </w:rPr>
+        <w:t xml:space="preserve"> (</w:t>
+      </w:r>
+      <w:hyperlink w:history="1" r:id="rId-muyycmnjlobwfoerknho">
+        <w:r>
+          <w:rPr>
+            <w:rFonts w:ascii="Arial" w:cs="Arial" w:eastAsia="Arial" w:hAnsi="Arial"/>
+            <w:color w:val="1F6B75"/>
+            <w:sz w:val="14"/>
+            <w:szCs w:val="14"/>
+            <w:u w:val="single" w:color="1F6B75"/>
+          </w:rPr>
+          <w:t xml:space="preserve">https://creativecommons.org/licenses/by-nc/4.0/</w:t>
+        </w:r>
+      </w:hyperlink>
+      <w:r>
+        <w:rPr>
+          <w:rFonts w:ascii="Arial" w:cs="Arial" w:eastAsia="Arial" w:hAnsi="Arial"/>
+          <w:color w:val="666666"/>
+          <w:sz w:val="14"/>
+          <w:szCs w:val="14"/>
+        </w:rPr>
+        <w:t xml:space="preserve">).</w:t>
+      </w:r>
+    </w:p>
     <w:p>
       <w:r>
         <w:br w:type="page"/>
@@ -24211,7 +24795,7 @@
             <w:pPr>
               <w:spacing w:after="20" w:before="0"/>
             </w:pPr>
-            <w:hyperlink w:history="1" r:id="rIdnvkn7khjhg7gw6pgig6qc">
+            <w:hyperlink w:history="1" r:id="rId7thf1ood5z0mrxg-8kw2k">
               <w:r>
                 <w:rPr>
                   <w:rFonts w:ascii="Arial" w:cs="Arial" w:eastAsia="Arial" w:hAnsi="Arial"/>
@@ -24244,7 +24828,7 @@
               <w:spacing w:after="10" w:before="0"/>
               <w:ind w:left="120"/>
             </w:pPr>
-            <w:hyperlink w:history="1" r:id="rIdvivml2lvqznmpikwudltj">
+            <w:hyperlink w:history="1" r:id="rIdofxpixq6wkj4qfzl7t7jr">
               <w:r>
                 <w:rPr>
                   <w:rFonts w:ascii="Arial" w:cs="Arial" w:eastAsia="Arial" w:hAnsi="Arial"/>
@@ -24289,7 +24873,7 @@
             <w:pPr>
               <w:spacing w:after="20" w:before="0"/>
             </w:pPr>
-            <w:hyperlink w:history="1" r:id="rIdblbrxbesp6rdsgjc6qywq">
+            <w:hyperlink w:history="1" r:id="rIdo0vqjc30epuxbiodqt_hi">
               <w:r>
                 <w:rPr>
                   <w:rFonts w:ascii="Arial" w:cs="Arial" w:eastAsia="Arial" w:hAnsi="Arial"/>
@@ -24322,7 +24906,7 @@
               <w:spacing w:after="10" w:before="0"/>
               <w:ind w:left="120"/>
             </w:pPr>
-            <w:hyperlink w:history="1" r:id="rIdlfdwz8xa42pfr_ogjaenp">
+            <w:hyperlink w:history="1" r:id="rIdd1okxahziqmazyalhskkq">
               <w:r>
                 <w:rPr>
                   <w:rFonts w:ascii="Arial" w:cs="Arial" w:eastAsia="Arial" w:hAnsi="Arial"/>
@@ -24517,7 +25101,7 @@
             <w:pPr>
               <w:spacing w:after="20" w:before="0"/>
             </w:pPr>
-            <w:hyperlink w:history="1" r:id="rIdl3mdanqlgar4eylikqupk">
+            <w:hyperlink w:history="1" r:id="rIdq234xet00pgqoywd3zatg">
               <w:r>
                 <w:rPr>
                   <w:rFonts w:ascii="Arial" w:cs="Arial" w:eastAsia="Arial" w:hAnsi="Arial"/>
@@ -24550,7 +25134,7 @@
               <w:spacing w:after="10" w:before="0"/>
               <w:ind w:left="120"/>
             </w:pPr>
-            <w:hyperlink w:history="1" r:id="rIdrawbcnl3yy42_exgbxee9">
+            <w:hyperlink w:history="1" r:id="rIdediivrvvklu4olre-opal">
               <w:r>
                 <w:rPr>
                   <w:rFonts w:ascii="Arial" w:cs="Arial" w:eastAsia="Arial" w:hAnsi="Arial"/>
@@ -24595,7 +25179,7 @@
             <w:pPr>
               <w:spacing w:after="20" w:before="0"/>
             </w:pPr>
-            <w:hyperlink w:history="1" r:id="rId6ibnw4wq8jvqjslmqzloh">
+            <w:hyperlink w:history="1" r:id="rIdihefsveufi7scd-dh1s3x">
               <w:r>
                 <w:rPr>
                   <w:rFonts w:ascii="Arial" w:cs="Arial" w:eastAsia="Arial" w:hAnsi="Arial"/>
@@ -24628,7 +25212,7 @@
               <w:spacing w:after="10" w:before="0"/>
               <w:ind w:left="120"/>
             </w:pPr>
-            <w:hyperlink w:history="1" r:id="rIdt1ffnuk0gxeptvd5o2rkx">
+            <w:hyperlink w:history="1" r:id="rIdarkrtd9cex12rektpavaz">
               <w:r>
                 <w:rPr>
                   <w:rFonts w:ascii="Arial" w:cs="Arial" w:eastAsia="Arial" w:hAnsi="Arial"/>
@@ -24823,7 +25407,7 @@
             <w:pPr>
               <w:spacing w:after="20" w:before="0"/>
             </w:pPr>
-            <w:hyperlink w:history="1" r:id="rIdqfd9fhnv8ryzvzyo-boij">
+            <w:hyperlink w:history="1" r:id="rIduufidqdoeiovzlhb3qprg">
               <w:r>
                 <w:rPr>
                   <w:rFonts w:ascii="Arial" w:cs="Arial" w:eastAsia="Arial" w:hAnsi="Arial"/>
@@ -24856,7 +25440,7 @@
               <w:spacing w:after="10" w:before="0"/>
               <w:ind w:left="120"/>
             </w:pPr>
-            <w:hyperlink w:history="1" r:id="rId-zikwipbmys_da9cem_o0">
+            <w:hyperlink w:history="1" r:id="rIdgaq81f5pljbe0zs-nxugg">
               <w:r>
                 <w:rPr>
                   <w:rFonts w:ascii="Arial" w:cs="Arial" w:eastAsia="Arial" w:hAnsi="Arial"/>
@@ -24901,7 +25485,7 @@
             <w:pPr>
               <w:spacing w:after="20" w:before="0"/>
             </w:pPr>
-            <w:hyperlink w:history="1" r:id="rIdjq8lxr1dqbqg25oltpvhi">
+            <w:hyperlink w:history="1" r:id="rId9w1_argq0lipa6t2yjyjj">
               <w:r>
                 <w:rPr>
                   <w:rFonts w:ascii="Arial" w:cs="Arial" w:eastAsia="Arial" w:hAnsi="Arial"/>
@@ -24934,7 +25518,7 @@
               <w:spacing w:after="10" w:before="0"/>
               <w:ind w:left="120"/>
             </w:pPr>
-            <w:hyperlink w:history="1" r:id="rIduaz08kmz3yv4y4z5sdxjv">
+            <w:hyperlink w:history="1" r:id="rIdjvmyqmqmtlc3ty0iykt14">
               <w:r>
                 <w:rPr>
                   <w:rFonts w:ascii="Arial" w:cs="Arial" w:eastAsia="Arial" w:hAnsi="Arial"/>
@@ -25129,7 +25713,7 @@
             <w:pPr>
               <w:spacing w:after="20" w:before="0"/>
             </w:pPr>
-            <w:hyperlink w:history="1" r:id="rIdxviczj5ra7utoyr5chxay">
+            <w:hyperlink w:history="1" r:id="rIdeo1i96abotq7c9zmxyy_c">
               <w:r>
                 <w:rPr>
                   <w:rFonts w:ascii="Arial" w:cs="Arial" w:eastAsia="Arial" w:hAnsi="Arial"/>
@@ -25162,7 +25746,7 @@
               <w:spacing w:after="10" w:before="0"/>
               <w:ind w:left="120"/>
             </w:pPr>
-            <w:hyperlink w:history="1" r:id="rIdc5bbkxvls5w8hqoiapn7m">
+            <w:hyperlink w:history="1" r:id="rId0mlbthikkxx7gdgpzq6vd">
               <w:r>
                 <w:rPr>
                   <w:rFonts w:ascii="Arial" w:cs="Arial" w:eastAsia="Arial" w:hAnsi="Arial"/>
@@ -25207,7 +25791,7 @@
             <w:pPr>
               <w:spacing w:after="20" w:before="0"/>
             </w:pPr>
-            <w:hyperlink w:history="1" r:id="rIda8qbaolfckjkmixgymule">
+            <w:hyperlink w:history="1" r:id="rIdd2khtfndqtvawfnss7ov8">
               <w:r>
                 <w:rPr>
                   <w:rFonts w:ascii="Arial" w:cs="Arial" w:eastAsia="Arial" w:hAnsi="Arial"/>
@@ -25240,7 +25824,7 @@
               <w:spacing w:after="10" w:before="0"/>
               <w:ind w:left="120"/>
             </w:pPr>
-            <w:hyperlink w:history="1" r:id="rIdsb9knv_bcji-aui1qskqx">
+            <w:hyperlink w:history="1" r:id="rIdouct05ix5z2o6xaka5xmd">
               <w:r>
                 <w:rPr>
                   <w:rFonts w:ascii="Arial" w:cs="Arial" w:eastAsia="Arial" w:hAnsi="Arial"/>
@@ -25435,7 +26019,7 @@
             <w:pPr>
               <w:spacing w:after="20" w:before="0"/>
             </w:pPr>
-            <w:hyperlink w:history="1" r:id="rIdbk7wpi_ouitrbkjrfumgn">
+            <w:hyperlink w:history="1" r:id="rIdc4kguytmmuweaq0w9dvfe">
               <w:r>
                 <w:rPr>
                   <w:rFonts w:ascii="Arial" w:cs="Arial" w:eastAsia="Arial" w:hAnsi="Arial"/>
@@ -25468,7 +26052,7 @@
               <w:spacing w:after="10" w:before="0"/>
               <w:ind w:left="120"/>
             </w:pPr>
-            <w:hyperlink w:history="1" r:id="rIdwmoohdmbqow9fnvqoa1wv">
+            <w:hyperlink w:history="1" r:id="rIdeddfamr9xazygrrzjbb3r">
               <w:r>
                 <w:rPr>
                   <w:rFonts w:ascii="Arial" w:cs="Arial" w:eastAsia="Arial" w:hAnsi="Arial"/>
@@ -25513,7 +26097,7 @@
             <w:pPr>
               <w:spacing w:after="20" w:before="0"/>
             </w:pPr>
-            <w:hyperlink w:history="1" r:id="rId-orn1s8rg6_cqswmp3e83">
+            <w:hyperlink w:history="1" r:id="rIdlci1joim4n-_7b_xdwzc3">
               <w:r>
                 <w:rPr>
                   <w:rFonts w:ascii="Arial" w:cs="Arial" w:eastAsia="Arial" w:hAnsi="Arial"/>
@@ -25546,7 +26130,7 @@
               <w:spacing w:after="10" w:before="0"/>
               <w:ind w:left="120"/>
             </w:pPr>
-            <w:hyperlink w:history="1" r:id="rId8gtesrhjlsvsl3wt4mefr">
+            <w:hyperlink w:history="1" r:id="rIdqc6ofeprs4dkaga35vyao">
               <w:r>
                 <w:rPr>
                   <w:rFonts w:ascii="Arial" w:cs="Arial" w:eastAsia="Arial" w:hAnsi="Arial"/>
@@ -26042,6 +26626,65 @@
         </w:tc>
       </w:tr>
     </w:tbl>
+    <w:p>
+      <w:pPr>
+        <w:pBdr>
+          <w:top w:val="single" w:color="BBBBBB" w:sz="4" w:space="4"/>
+        </w:pBdr>
+        <w:spacing w:after="0" w:before="160"/>
+      </w:pPr>
+      <w:r>
+        <w:rPr>
+          <w:rFonts w:ascii="Arial" w:cs="Arial" w:eastAsia="Arial" w:hAnsi="Arial"/>
+          <w:color w:val="666666"/>
+          <w:sz w:val="14"/>
+          <w:szCs w:val="14"/>
+        </w:rPr>
+        <w:t xml:space="preserve">© 2026 SeaVuria and ARES. Aligned with KICD objectives. Developed by SeaVuria; technical implementation by ARES (with AI assistance from Claude). Licensed under </w:t>
+      </w:r>
+      <w:hyperlink w:history="1" r:id="rIdbp9htqxgbcons5gkuh1h9">
+        <w:r>
+          <w:rPr>
+            <w:rFonts w:ascii="Arial" w:cs="Arial" w:eastAsia="Arial" w:hAnsi="Arial"/>
+            <w:color w:val="1F6B75"/>
+            <w:sz w:val="14"/>
+            <w:szCs w:val="14"/>
+            <w:u w:val="single" w:color="1F6B75"/>
+          </w:rPr>
+          <w:t xml:space="preserve">CC BY-NC 4.0</w:t>
+        </w:r>
+      </w:hyperlink>
+      <w:r>
+        <w:rPr>
+          <w:rFonts w:ascii="Arial" w:cs="Arial" w:eastAsia="Arial" w:hAnsi="Arial"/>
+          <w:color w:val="666666"/>
+          <w:sz w:val="14"/>
+          <w:szCs w:val="14"/>
+        </w:rPr>
+        <w:t xml:space="preserve"> (</w:t>
+      </w:r>
+      <w:hyperlink w:history="1" r:id="rIdaxl3vncm2cbarkd-nsbyq">
+        <w:r>
+          <w:rPr>
+            <w:rFonts w:ascii="Arial" w:cs="Arial" w:eastAsia="Arial" w:hAnsi="Arial"/>
+            <w:color w:val="1F6B75"/>
+            <w:sz w:val="14"/>
+            <w:szCs w:val="14"/>
+            <w:u w:val="single" w:color="1F6B75"/>
+          </w:rPr>
+          <w:t xml:space="preserve">https://creativecommons.org/licenses/by-nc/4.0/</w:t>
+        </w:r>
+      </w:hyperlink>
+      <w:r>
+        <w:rPr>
+          <w:rFonts w:ascii="Arial" w:cs="Arial" w:eastAsia="Arial" w:hAnsi="Arial"/>
+          <w:color w:val="666666"/>
+          <w:sz w:val="14"/>
+          <w:szCs w:val="14"/>
+        </w:rPr>
+        <w:t xml:space="preserve">).</w:t>
+      </w:r>
+    </w:p>
     <w:p>
       <w:r>
         <w:br w:type="page"/>

--- a/data/outputs/v2/General_Science/SS1.4_Transport_in_Plants/General_Science_Transport_in_Plants_CBE_LessonSequence.docx
+++ b/data/outputs/v2/General_Science/SS1.4_Transport_in_Plants/General_Science_Transport_in_Plants_CBE_LessonSequence.docx
@@ -38,6 +38,1942 @@
           <w:szCs w:val="22"/>
         </w:rPr>
         <w:t xml:space="preserve">CBE Phenomenon-Driven Lesson Sequence — Sub-Strand 1.4 (8 Lessons)</w:t>
+      </w:r>
+    </w:p>
+    <w:p>
+      <w:pPr>
+        <w:spacing w:after="120"/>
+      </w:pPr>
+      <w:r>
+        <w:t xml:space="preserve"/>
+      </w:r>
+    </w:p>
+    <w:tbl>
+      <w:tblPr>
+        <w:tblW w:type="dxa" w:w="13680"/>
+        <w:tblBorders>
+          <w:top w:val="single" w:color="AAAAAA" w:sz="4"/>
+          <w:left w:val="single" w:color="AAAAAA" w:sz="4"/>
+          <w:bottom w:val="single" w:color="AAAAAA" w:sz="4"/>
+          <w:right w:val="single" w:color="AAAAAA" w:sz="4"/>
+          <w:insideH w:val="single" w:color="auto" w:sz="4"/>
+          <w:insideV w:val="single" w:color="auto" w:sz="4"/>
+        </w:tblBorders>
+        <w:tblLayout w:type="fixed"/>
+      </w:tblPr>
+      <w:tblGrid>
+        <w:gridCol w:w="3000"/>
+        <w:gridCol w:w="10680"/>
+      </w:tblGrid>
+      <w:tr>
+        <w:tc>
+          <w:tcPr>
+            <w:tcW w:type="dxa" w:w="13680"/>
+            <w:gridSpan w:val="2"/>
+            <w:shd w:fill="1F3864" w:color="auto" w:val="clear"/>
+            <w:tcMar>
+              <w:top w:type="dxa" w:w="60"/>
+              <w:left w:type="dxa" w:w="120"/>
+              <w:bottom w:type="dxa" w:w="60"/>
+              <w:right w:type="dxa" w:w="120"/>
+            </w:tcMar>
+            <w:vAlign w:val="top"/>
+          </w:tcPr>
+          <w:p>
+            <w:pPr>
+              <w:spacing w:after="40" w:before="0"/>
+              <w:jc w:val="center"/>
+            </w:pPr>
+            <w:r>
+              <w:rPr>
+                <w:rFonts w:ascii="Arial" w:cs="Arial" w:eastAsia="Arial" w:hAnsi="Arial"/>
+                <w:b/>
+                <w:bCs/>
+                <w:i w:val="false"/>
+                <w:iCs w:val="false"/>
+                <w:color w:val="FFFFFF"/>
+                <w:sz w:val="22"/>
+                <w:szCs w:val="22"/>
+              </w:rPr>
+              <w:t xml:space="preserve">SUB-STRAND OVERVIEW</w:t>
+            </w:r>
+          </w:p>
+        </w:tc>
+      </w:tr>
+      <w:tr>
+        <w:tc>
+          <w:tcPr>
+            <w:tcW w:type="dxa" w:w="3000"/>
+            <w:shd w:fill="D5E8F0" w:color="auto" w:val="clear"/>
+            <w:tcMar>
+              <w:top w:type="dxa" w:w="60"/>
+              <w:left w:type="dxa" w:w="120"/>
+              <w:bottom w:type="dxa" w:w="60"/>
+              <w:right w:type="dxa" w:w="120"/>
+            </w:tcMar>
+            <w:vAlign w:val="top"/>
+          </w:tcPr>
+          <w:p>
+            <w:pPr>
+              <w:spacing w:after="40" w:before="0"/>
+              <w:jc w:val="left"/>
+            </w:pPr>
+            <w:r>
+              <w:rPr>
+                <w:rFonts w:ascii="Arial" w:cs="Arial" w:eastAsia="Arial" w:hAnsi="Arial"/>
+                <w:b/>
+                <w:bCs/>
+                <w:i w:val="false"/>
+                <w:iCs w:val="false"/>
+                <w:color w:val="000000"/>
+                <w:sz w:val="18"/>
+                <w:szCs w:val="18"/>
+              </w:rPr>
+              <w:t xml:space="preserve">Grade Level</w:t>
+            </w:r>
+          </w:p>
+        </w:tc>
+        <w:tc>
+          <w:tcPr>
+            <w:tcW w:type="dxa" w:w="10680"/>
+            <w:shd w:fill="FFFFFF" w:color="auto" w:val="clear"/>
+            <w:tcMar>
+              <w:top w:type="dxa" w:w="60"/>
+              <w:left w:type="dxa" w:w="120"/>
+              <w:bottom w:type="dxa" w:w="60"/>
+              <w:right w:type="dxa" w:w="120"/>
+            </w:tcMar>
+            <w:vAlign w:val="top"/>
+          </w:tcPr>
+          <w:p>
+            <w:pPr>
+              <w:spacing w:after="40" w:before="0"/>
+              <w:jc w:val="left"/>
+            </w:pPr>
+            <w:r>
+              <w:rPr>
+                <w:rFonts w:ascii="Arial" w:cs="Arial" w:eastAsia="Arial" w:hAnsi="Arial"/>
+                <w:b w:val="false"/>
+                <w:bCs w:val="false"/>
+                <w:i w:val="false"/>
+                <w:iCs w:val="false"/>
+                <w:color w:val="000000"/>
+                <w:sz w:val="18"/>
+                <w:szCs w:val="18"/>
+              </w:rPr>
+              <w:t xml:space="preserve">10</w:t>
+            </w:r>
+          </w:p>
+        </w:tc>
+      </w:tr>
+      <w:tr>
+        <w:tc>
+          <w:tcPr>
+            <w:tcW w:type="dxa" w:w="3000"/>
+            <w:shd w:fill="D5E8F0" w:color="auto" w:val="clear"/>
+            <w:tcMar>
+              <w:top w:type="dxa" w:w="60"/>
+              <w:left w:type="dxa" w:w="120"/>
+              <w:bottom w:type="dxa" w:w="60"/>
+              <w:right w:type="dxa" w:w="120"/>
+            </w:tcMar>
+            <w:vAlign w:val="top"/>
+          </w:tcPr>
+          <w:p>
+            <w:pPr>
+              <w:spacing w:after="40" w:before="0"/>
+              <w:jc w:val="left"/>
+            </w:pPr>
+            <w:r>
+              <w:rPr>
+                <w:rFonts w:ascii="Arial" w:cs="Arial" w:eastAsia="Arial" w:hAnsi="Arial"/>
+                <w:b/>
+                <w:bCs/>
+                <w:i w:val="false"/>
+                <w:iCs w:val="false"/>
+                <w:color w:val="000000"/>
+                <w:sz w:val="18"/>
+                <w:szCs w:val="18"/>
+              </w:rPr>
+              <w:t xml:space="preserve">Subject</w:t>
+            </w:r>
+          </w:p>
+        </w:tc>
+        <w:tc>
+          <w:tcPr>
+            <w:tcW w:type="dxa" w:w="10680"/>
+            <w:shd w:fill="FFFFFF" w:color="auto" w:val="clear"/>
+            <w:tcMar>
+              <w:top w:type="dxa" w:w="60"/>
+              <w:left w:type="dxa" w:w="120"/>
+              <w:bottom w:type="dxa" w:w="60"/>
+              <w:right w:type="dxa" w:w="120"/>
+            </w:tcMar>
+            <w:vAlign w:val="top"/>
+          </w:tcPr>
+          <w:p>
+            <w:pPr>
+              <w:spacing w:after="40" w:before="0"/>
+              <w:jc w:val="left"/>
+            </w:pPr>
+            <w:r>
+              <w:rPr>
+                <w:rFonts w:ascii="Arial" w:cs="Arial" w:eastAsia="Arial" w:hAnsi="Arial"/>
+                <w:b w:val="false"/>
+                <w:bCs w:val="false"/>
+                <w:i w:val="false"/>
+                <w:iCs w:val="false"/>
+                <w:color w:val="000000"/>
+                <w:sz w:val="18"/>
+                <w:szCs w:val="18"/>
+              </w:rPr>
+              <w:t xml:space="preserve">General Science</w:t>
+            </w:r>
+          </w:p>
+        </w:tc>
+      </w:tr>
+      <w:tr>
+        <w:tc>
+          <w:tcPr>
+            <w:tcW w:type="dxa" w:w="3000"/>
+            <w:shd w:fill="D5E8F0" w:color="auto" w:val="clear"/>
+            <w:tcMar>
+              <w:top w:type="dxa" w:w="60"/>
+              <w:left w:type="dxa" w:w="120"/>
+              <w:bottom w:type="dxa" w:w="60"/>
+              <w:right w:type="dxa" w:w="120"/>
+            </w:tcMar>
+            <w:vAlign w:val="top"/>
+          </w:tcPr>
+          <w:p>
+            <w:pPr>
+              <w:spacing w:after="40" w:before="0"/>
+              <w:jc w:val="left"/>
+            </w:pPr>
+            <w:r>
+              <w:rPr>
+                <w:rFonts w:ascii="Arial" w:cs="Arial" w:eastAsia="Arial" w:hAnsi="Arial"/>
+                <w:b/>
+                <w:bCs/>
+                <w:i w:val="false"/>
+                <w:iCs w:val="false"/>
+                <w:color w:val="000000"/>
+                <w:sz w:val="18"/>
+                <w:szCs w:val="18"/>
+              </w:rPr>
+              <w:t xml:space="preserve">Strand</w:t>
+            </w:r>
+          </w:p>
+        </w:tc>
+        <w:tc>
+          <w:tcPr>
+            <w:tcW w:type="dxa" w:w="10680"/>
+            <w:shd w:fill="FFFFFF" w:color="auto" w:val="clear"/>
+            <w:tcMar>
+              <w:top w:type="dxa" w:w="60"/>
+              <w:left w:type="dxa" w:w="120"/>
+              <w:bottom w:type="dxa" w:w="60"/>
+              <w:right w:type="dxa" w:w="120"/>
+            </w:tcMar>
+            <w:vAlign w:val="top"/>
+          </w:tcPr>
+          <w:p>
+            <w:pPr>
+              <w:spacing w:after="40" w:before="0"/>
+              <w:jc w:val="left"/>
+            </w:pPr>
+            <w:r>
+              <w:rPr>
+                <w:rFonts w:ascii="Arial" w:cs="Arial" w:eastAsia="Arial" w:hAnsi="Arial"/>
+                <w:b w:val="false"/>
+                <w:bCs w:val="false"/>
+                <w:i w:val="false"/>
+                <w:iCs w:val="false"/>
+                <w:color w:val="000000"/>
+                <w:sz w:val="18"/>
+                <w:szCs w:val="18"/>
+              </w:rPr>
+              <w:t xml:space="preserve">Strand 1.0: Life Science</w:t>
+            </w:r>
+          </w:p>
+        </w:tc>
+      </w:tr>
+      <w:tr>
+        <w:tc>
+          <w:tcPr>
+            <w:tcW w:type="dxa" w:w="3000"/>
+            <w:shd w:fill="D5E8F0" w:color="auto" w:val="clear"/>
+            <w:tcMar>
+              <w:top w:type="dxa" w:w="60"/>
+              <w:left w:type="dxa" w:w="120"/>
+              <w:bottom w:type="dxa" w:w="60"/>
+              <w:right w:type="dxa" w:w="120"/>
+            </w:tcMar>
+            <w:vAlign w:val="top"/>
+          </w:tcPr>
+          <w:p>
+            <w:pPr>
+              <w:spacing w:after="40" w:before="0"/>
+              <w:jc w:val="left"/>
+            </w:pPr>
+            <w:r>
+              <w:rPr>
+                <w:rFonts w:ascii="Arial" w:cs="Arial" w:eastAsia="Arial" w:hAnsi="Arial"/>
+                <w:b/>
+                <w:bCs/>
+                <w:i w:val="false"/>
+                <w:iCs w:val="false"/>
+                <w:color w:val="000000"/>
+                <w:sz w:val="18"/>
+                <w:szCs w:val="18"/>
+              </w:rPr>
+              <w:t xml:space="preserve">Sub-Strand</w:t>
+            </w:r>
+          </w:p>
+        </w:tc>
+        <w:tc>
+          <w:tcPr>
+            <w:tcW w:type="dxa" w:w="10680"/>
+            <w:shd w:fill="FFFFFF" w:color="auto" w:val="clear"/>
+            <w:tcMar>
+              <w:top w:type="dxa" w:w="60"/>
+              <w:left w:type="dxa" w:w="120"/>
+              <w:bottom w:type="dxa" w:w="60"/>
+              <w:right w:type="dxa" w:w="120"/>
+            </w:tcMar>
+            <w:vAlign w:val="top"/>
+          </w:tcPr>
+          <w:p>
+            <w:pPr>
+              <w:spacing w:after="40" w:before="0"/>
+              <w:jc w:val="left"/>
+            </w:pPr>
+            <w:r>
+              <w:rPr>
+                <w:rFonts w:ascii="Arial" w:cs="Arial" w:eastAsia="Arial" w:hAnsi="Arial"/>
+                <w:b w:val="false"/>
+                <w:bCs w:val="false"/>
+                <w:i w:val="false"/>
+                <w:iCs w:val="false"/>
+                <w:color w:val="000000"/>
+                <w:sz w:val="18"/>
+                <w:szCs w:val="18"/>
+              </w:rPr>
+              <w:t xml:space="preserve">Sub-Strand 1.4: Transport in Plants</w:t>
+            </w:r>
+          </w:p>
+        </w:tc>
+      </w:tr>
+      <w:tr>
+        <w:tc>
+          <w:tcPr>
+            <w:tcW w:type="dxa" w:w="3000"/>
+            <w:shd w:fill="D5E8F0" w:color="auto" w:val="clear"/>
+            <w:tcMar>
+              <w:top w:type="dxa" w:w="60"/>
+              <w:left w:type="dxa" w:w="120"/>
+              <w:bottom w:type="dxa" w:w="60"/>
+              <w:right w:type="dxa" w:w="120"/>
+            </w:tcMar>
+            <w:vAlign w:val="top"/>
+          </w:tcPr>
+          <w:p>
+            <w:pPr>
+              <w:spacing w:after="40" w:before="0"/>
+              <w:jc w:val="left"/>
+            </w:pPr>
+            <w:r>
+              <w:rPr>
+                <w:rFonts w:ascii="Arial" w:cs="Arial" w:eastAsia="Arial" w:hAnsi="Arial"/>
+                <w:b/>
+                <w:bCs/>
+                <w:i w:val="false"/>
+                <w:iCs w:val="false"/>
+                <w:color w:val="000000"/>
+                <w:sz w:val="18"/>
+                <w:szCs w:val="18"/>
+              </w:rPr>
+              <w:t xml:space="preserve">Total Duration</w:t>
+            </w:r>
+          </w:p>
+        </w:tc>
+        <w:tc>
+          <w:tcPr>
+            <w:tcW w:type="dxa" w:w="10680"/>
+            <w:shd w:fill="FFFFFF" w:color="auto" w:val="clear"/>
+            <w:tcMar>
+              <w:top w:type="dxa" w:w="60"/>
+              <w:left w:type="dxa" w:w="120"/>
+              <w:bottom w:type="dxa" w:w="60"/>
+              <w:right w:type="dxa" w:w="120"/>
+            </w:tcMar>
+            <w:vAlign w:val="top"/>
+          </w:tcPr>
+          <w:p>
+            <w:pPr>
+              <w:spacing w:after="40" w:before="0"/>
+              <w:jc w:val="left"/>
+            </w:pPr>
+            <w:r>
+              <w:rPr>
+                <w:rFonts w:ascii="Arial" w:cs="Arial" w:eastAsia="Arial" w:hAnsi="Arial"/>
+                <w:b w:val="false"/>
+                <w:bCs w:val="false"/>
+                <w:i w:val="false"/>
+                <w:iCs w:val="false"/>
+                <w:color w:val="000000"/>
+                <w:sz w:val="18"/>
+                <w:szCs w:val="18"/>
+              </w:rPr>
+              <w:t xml:space="preserve">8 lessons × 40 minutes = 320 minutes total</w:t>
+            </w:r>
+          </w:p>
+        </w:tc>
+      </w:tr>
+      <w:tr>
+        <w:tc>
+          <w:tcPr>
+            <w:tcW w:type="dxa" w:w="3000"/>
+            <w:shd w:fill="D5E8F0" w:color="auto" w:val="clear"/>
+            <w:tcMar>
+              <w:top w:type="dxa" w:w="60"/>
+              <w:left w:type="dxa" w:w="120"/>
+              <w:bottom w:type="dxa" w:w="60"/>
+              <w:right w:type="dxa" w:w="120"/>
+            </w:tcMar>
+            <w:vAlign w:val="top"/>
+          </w:tcPr>
+          <w:p>
+            <w:pPr>
+              <w:spacing w:after="40" w:before="0"/>
+              <w:jc w:val="left"/>
+            </w:pPr>
+            <w:r>
+              <w:rPr>
+                <w:rFonts w:ascii="Arial" w:cs="Arial" w:eastAsia="Arial" w:hAnsi="Arial"/>
+                <w:b/>
+                <w:bCs/>
+                <w:i w:val="false"/>
+                <w:iCs w:val="false"/>
+                <w:color w:val="000000"/>
+                <w:sz w:val="18"/>
+                <w:szCs w:val="18"/>
+              </w:rPr>
+              <w:t xml:space="preserve">Sub-Strand Content</w:t>
+            </w:r>
+          </w:p>
+        </w:tc>
+        <w:tc>
+          <w:tcPr>
+            <w:tcW w:type="dxa" w:w="10680"/>
+            <w:shd w:fill="FFFFFF" w:color="auto" w:val="clear"/>
+            <w:tcMar>
+              <w:top w:type="dxa" w:w="60"/>
+              <w:left w:type="dxa" w:w="120"/>
+              <w:bottom w:type="dxa" w:w="60"/>
+              <w:right w:type="dxa" w:w="120"/>
+            </w:tcMar>
+            <w:vAlign w:val="top"/>
+          </w:tcPr>
+          <w:p>
+            <w:pPr>
+              <w:spacing w:after="30" w:before="0"/>
+              <w:ind w:left="360" w:hanging="180"/>
+              <w:jc w:val="left"/>
+            </w:pPr>
+            <w:r>
+              <w:rPr>
+                <w:rFonts w:ascii="Arial" w:cs="Arial" w:eastAsia="Arial" w:hAnsi="Arial"/>
+                <w:b w:val="false"/>
+                <w:bCs w:val="false"/>
+                <w:i w:val="false"/>
+                <w:iCs w:val="false"/>
+                <w:color w:val="000000"/>
+                <w:sz w:val="18"/>
+                <w:szCs w:val="18"/>
+              </w:rPr>
+              <w:t xml:space="preserve">–  Absorption of Water and Mineral Salts</w:t>
+            </w:r>
+          </w:p>
+          <w:p>
+            <w:pPr>
+              <w:spacing w:after="30" w:before="0"/>
+              <w:ind w:left="360" w:hanging="180"/>
+              <w:jc w:val="left"/>
+            </w:pPr>
+            <w:r>
+              <w:rPr>
+                <w:rFonts w:ascii="Arial" w:cs="Arial" w:eastAsia="Arial" w:hAnsi="Arial"/>
+                <w:b w:val="false"/>
+                <w:bCs w:val="false"/>
+                <w:i w:val="false"/>
+                <w:iCs w:val="false"/>
+                <w:color w:val="000000"/>
+                <w:sz w:val="18"/>
+                <w:szCs w:val="18"/>
+              </w:rPr>
+              <w:t xml:space="preserve">–  Translocation</w:t>
+            </w:r>
+          </w:p>
+          <w:p>
+            <w:pPr>
+              <w:spacing w:after="30" w:before="0"/>
+              <w:ind w:left="360" w:hanging="180"/>
+              <w:jc w:val="left"/>
+            </w:pPr>
+            <w:r>
+              <w:rPr>
+                <w:rFonts w:ascii="Arial" w:cs="Arial" w:eastAsia="Arial" w:hAnsi="Arial"/>
+                <w:b w:val="false"/>
+                <w:bCs w:val="false"/>
+                <w:i w:val="false"/>
+                <w:iCs w:val="false"/>
+                <w:color w:val="000000"/>
+                <w:sz w:val="18"/>
+                <w:szCs w:val="18"/>
+              </w:rPr>
+              <w:t xml:space="preserve">–  Factors affecting transpiration</w:t>
+            </w:r>
+          </w:p>
+          <w:p>
+            <w:pPr>
+              <w:spacing w:after="30" w:before="0"/>
+              <w:ind w:left="360" w:hanging="180"/>
+              <w:jc w:val="left"/>
+            </w:pPr>
+            <w:r>
+              <w:rPr>
+                <w:rFonts w:ascii="Arial" w:cs="Arial" w:eastAsia="Arial" w:hAnsi="Arial"/>
+                <w:b w:val="false"/>
+                <w:bCs w:val="false"/>
+                <w:i w:val="false"/>
+                <w:iCs w:val="false"/>
+                <w:color w:val="000000"/>
+                <w:sz w:val="18"/>
+                <w:szCs w:val="18"/>
+              </w:rPr>
+              <w:t xml:space="preserve">–  Importance of transpiration</w:t>
+            </w:r>
+          </w:p>
+        </w:tc>
+      </w:tr>
+      <w:tr>
+        <w:tc>
+          <w:tcPr>
+            <w:tcW w:type="dxa" w:w="3000"/>
+            <w:shd w:fill="D5E8F0" w:color="auto" w:val="clear"/>
+            <w:tcMar>
+              <w:top w:type="dxa" w:w="60"/>
+              <w:left w:type="dxa" w:w="120"/>
+              <w:bottom w:type="dxa" w:w="60"/>
+              <w:right w:type="dxa" w:w="120"/>
+            </w:tcMar>
+            <w:vAlign w:val="top"/>
+          </w:tcPr>
+          <w:p>
+            <w:pPr>
+              <w:spacing w:after="40" w:before="0"/>
+              <w:jc w:val="left"/>
+            </w:pPr>
+            <w:r>
+              <w:rPr>
+                <w:rFonts w:ascii="Arial" w:cs="Arial" w:eastAsia="Arial" w:hAnsi="Arial"/>
+                <w:b/>
+                <w:bCs/>
+                <w:i w:val="false"/>
+                <w:iCs w:val="false"/>
+                <w:color w:val="000000"/>
+                <w:sz w:val="18"/>
+                <w:szCs w:val="18"/>
+              </w:rPr>
+              <w:t xml:space="preserve">Learning Outcomes</w:t>
+            </w:r>
+          </w:p>
+        </w:tc>
+        <w:tc>
+          <w:tcPr>
+            <w:tcW w:type="dxa" w:w="10680"/>
+            <w:shd w:fill="FFFFFF" w:color="auto" w:val="clear"/>
+            <w:tcMar>
+              <w:top w:type="dxa" w:w="60"/>
+              <w:left w:type="dxa" w:w="120"/>
+              <w:bottom w:type="dxa" w:w="60"/>
+              <w:right w:type="dxa" w:w="120"/>
+            </w:tcMar>
+            <w:vAlign w:val="top"/>
+          </w:tcPr>
+          <w:p>
+            <w:pPr>
+              <w:spacing w:after="40" w:before="0"/>
+              <w:jc w:val="left"/>
+            </w:pPr>
+            <w:r>
+              <w:rPr>
+                <w:rFonts w:ascii="Arial" w:cs="Arial" w:eastAsia="Arial" w:hAnsi="Arial"/>
+                <w:b w:val="false"/>
+                <w:bCs w:val="false"/>
+                <w:i w:val="false"/>
+                <w:iCs w:val="false"/>
+                <w:color w:val="000000"/>
+                <w:sz w:val="18"/>
+                <w:szCs w:val="18"/>
+              </w:rPr>
+              <w:t xml:space="preserve">By the end of the sub-strand, the learner should be able to:</w:t>
+            </w:r>
+          </w:p>
+          <w:p>
+            <w:pPr>
+              <w:spacing w:after="40" w:before="0"/>
+              <w:jc w:val="left"/>
+            </w:pPr>
+            <w:r>
+              <w:rPr>
+                <w:rFonts w:ascii="Arial" w:cs="Arial" w:eastAsia="Arial" w:hAnsi="Arial"/>
+                <w:b w:val="false"/>
+                <w:bCs w:val="false"/>
+                <w:i w:val="false"/>
+                <w:iCs w:val="false"/>
+                <w:color w:val="000000"/>
+                <w:sz w:val="18"/>
+                <w:szCs w:val="18"/>
+              </w:rPr>
+              <w:t xml:space="preserve">a) describe absorption of water and mineral salts in plants,</w:t>
+            </w:r>
+          </w:p>
+          <w:p>
+            <w:pPr>
+              <w:spacing w:after="40" w:before="0"/>
+              <w:jc w:val="left"/>
+            </w:pPr>
+            <w:r>
+              <w:rPr>
+                <w:rFonts w:ascii="Arial" w:cs="Arial" w:eastAsia="Arial" w:hAnsi="Arial"/>
+                <w:b w:val="false"/>
+                <w:bCs w:val="false"/>
+                <w:i w:val="false"/>
+                <w:iCs w:val="false"/>
+                <w:color w:val="000000"/>
+                <w:sz w:val="18"/>
+                <w:szCs w:val="18"/>
+              </w:rPr>
+              <w:t xml:space="preserve">b) explain translocation in plants,</w:t>
+            </w:r>
+          </w:p>
+          <w:p>
+            <w:pPr>
+              <w:spacing w:after="40" w:before="0"/>
+              <w:jc w:val="left"/>
+            </w:pPr>
+            <w:r>
+              <w:rPr>
+                <w:rFonts w:ascii="Arial" w:cs="Arial" w:eastAsia="Arial" w:hAnsi="Arial"/>
+                <w:b w:val="false"/>
+                <w:bCs w:val="false"/>
+                <w:i w:val="false"/>
+                <w:iCs w:val="false"/>
+                <w:color w:val="000000"/>
+                <w:sz w:val="18"/>
+                <w:szCs w:val="18"/>
+              </w:rPr>
+              <w:t xml:space="preserve">c) investigate factors affecting transpiration in plants,</w:t>
+            </w:r>
+          </w:p>
+          <w:p>
+            <w:pPr>
+              <w:spacing w:after="40" w:before="0"/>
+              <w:jc w:val="left"/>
+            </w:pPr>
+            <w:r>
+              <w:rPr>
+                <w:rFonts w:ascii="Arial" w:cs="Arial" w:eastAsia="Arial" w:hAnsi="Arial"/>
+                <w:b w:val="false"/>
+                <w:bCs w:val="false"/>
+                <w:i w:val="false"/>
+                <w:iCs w:val="false"/>
+                <w:color w:val="000000"/>
+                <w:sz w:val="18"/>
+                <w:szCs w:val="18"/>
+              </w:rPr>
+              <w:t xml:space="preserve">d) describe the significance of transpiration in sustainability of plant life,</w:t>
+            </w:r>
+          </w:p>
+          <w:p>
+            <w:pPr>
+              <w:spacing w:after="40" w:before="0"/>
+              <w:jc w:val="left"/>
+            </w:pPr>
+            <w:r>
+              <w:rPr>
+                <w:rFonts w:ascii="Arial" w:cs="Arial" w:eastAsia="Arial" w:hAnsi="Arial"/>
+                <w:b w:val="false"/>
+                <w:bCs w:val="false"/>
+                <w:i w:val="false"/>
+                <w:iCs w:val="false"/>
+                <w:color w:val="000000"/>
+                <w:sz w:val="18"/>
+                <w:szCs w:val="18"/>
+              </w:rPr>
+              <w:t xml:space="preserve">e) appreciate the role of transport in plants.</w:t>
+            </w:r>
+          </w:p>
+        </w:tc>
+      </w:tr>
+      <w:tr>
+        <w:tc>
+          <w:tcPr>
+            <w:tcW w:type="dxa" w:w="3000"/>
+            <w:shd w:fill="D5E8F0" w:color="auto" w:val="clear"/>
+            <w:tcMar>
+              <w:top w:type="dxa" w:w="60"/>
+              <w:left w:type="dxa" w:w="120"/>
+              <w:bottom w:type="dxa" w:w="60"/>
+              <w:right w:type="dxa" w:w="120"/>
+            </w:tcMar>
+            <w:vAlign w:val="top"/>
+          </w:tcPr>
+          <w:p>
+            <w:pPr>
+              <w:spacing w:after="40" w:before="0"/>
+              <w:jc w:val="left"/>
+            </w:pPr>
+            <w:r>
+              <w:rPr>
+                <w:rFonts w:ascii="Arial" w:cs="Arial" w:eastAsia="Arial" w:hAnsi="Arial"/>
+                <w:b/>
+                <w:bCs/>
+                <w:i w:val="false"/>
+                <w:iCs w:val="false"/>
+                <w:color w:val="000000"/>
+                <w:sz w:val="18"/>
+                <w:szCs w:val="18"/>
+              </w:rPr>
+              <w:t xml:space="preserve">Core Competencies</w:t>
+            </w:r>
+          </w:p>
+        </w:tc>
+        <w:tc>
+          <w:tcPr>
+            <w:tcW w:type="dxa" w:w="10680"/>
+            <w:shd w:fill="FFFFFF" w:color="auto" w:val="clear"/>
+            <w:tcMar>
+              <w:top w:type="dxa" w:w="60"/>
+              <w:left w:type="dxa" w:w="120"/>
+              <w:bottom w:type="dxa" w:w="60"/>
+              <w:right w:type="dxa" w:w="120"/>
+            </w:tcMar>
+            <w:vAlign w:val="top"/>
+          </w:tcPr>
+          <w:p>
+            <w:pPr>
+              <w:spacing w:after="30" w:before="0"/>
+              <w:ind w:left="360" w:hanging="180"/>
+              <w:jc w:val="left"/>
+            </w:pPr>
+            <w:r>
+              <w:rPr>
+                <w:rFonts w:ascii="Arial" w:cs="Arial" w:eastAsia="Arial" w:hAnsi="Arial"/>
+                <w:b w:val="false"/>
+                <w:bCs w:val="false"/>
+                <w:i w:val="false"/>
+                <w:iCs w:val="false"/>
+                <w:color w:val="000000"/>
+                <w:sz w:val="18"/>
+                <w:szCs w:val="18"/>
+              </w:rPr>
+              <w:t xml:space="preserve">–  Citizenship: as the learner sensitises the community on the importance of watering and manuring plants to sustain plant growth.</w:t>
+            </w:r>
+          </w:p>
+          <w:p>
+            <w:pPr>
+              <w:spacing w:after="30" w:before="0"/>
+              <w:ind w:left="360" w:hanging="180"/>
+              <w:jc w:val="left"/>
+            </w:pPr>
+            <w:r>
+              <w:rPr>
+                <w:rFonts w:ascii="Arial" w:cs="Arial" w:eastAsia="Arial" w:hAnsi="Arial"/>
+                <w:b w:val="false"/>
+                <w:bCs w:val="false"/>
+                <w:i w:val="false"/>
+                <w:iCs w:val="false"/>
+                <w:color w:val="000000"/>
+                <w:sz w:val="18"/>
+                <w:szCs w:val="18"/>
+              </w:rPr>
+              <w:t xml:space="preserve">–  Learning to learn: as the learner reflects on experiments on factors affecting transpiration in plants.</w:t>
+            </w:r>
+          </w:p>
+        </w:tc>
+      </w:tr>
+      <w:tr>
+        <w:tc>
+          <w:tcPr>
+            <w:tcW w:type="dxa" w:w="3000"/>
+            <w:shd w:fill="E2EFDA" w:color="auto" w:val="clear"/>
+            <w:tcMar>
+              <w:top w:type="dxa" w:w="60"/>
+              <w:left w:type="dxa" w:w="120"/>
+              <w:bottom w:type="dxa" w:w="60"/>
+              <w:right w:type="dxa" w:w="120"/>
+            </w:tcMar>
+            <w:vAlign w:val="top"/>
+          </w:tcPr>
+          <w:p>
+            <w:pPr>
+              <w:spacing w:after="40" w:before="0"/>
+              <w:jc w:val="left"/>
+            </w:pPr>
+            <w:r>
+              <w:rPr>
+                <w:rFonts w:ascii="Arial" w:cs="Arial" w:eastAsia="Arial" w:hAnsi="Arial"/>
+                <w:b/>
+                <w:bCs/>
+                <w:i w:val="false"/>
+                <w:iCs w:val="false"/>
+                <w:color w:val="000000"/>
+                <w:sz w:val="18"/>
+                <w:szCs w:val="18"/>
+              </w:rPr>
+              <w:t xml:space="preserve">Core Values</w:t>
+            </w:r>
+          </w:p>
+        </w:tc>
+        <w:tc>
+          <w:tcPr>
+            <w:tcW w:type="dxa" w:w="10680"/>
+            <w:shd w:fill="FFFFFF" w:color="auto" w:val="clear"/>
+            <w:tcMar>
+              <w:top w:type="dxa" w:w="60"/>
+              <w:left w:type="dxa" w:w="120"/>
+              <w:bottom w:type="dxa" w:w="60"/>
+              <w:right w:type="dxa" w:w="120"/>
+            </w:tcMar>
+            <w:vAlign w:val="top"/>
+          </w:tcPr>
+          <w:p>
+            <w:pPr>
+              <w:spacing w:after="30" w:before="0"/>
+              <w:ind w:left="360" w:hanging="180"/>
+              <w:jc w:val="left"/>
+            </w:pPr>
+            <w:r>
+              <w:rPr>
+                <w:rFonts w:ascii="Arial" w:cs="Arial" w:eastAsia="Arial" w:hAnsi="Arial"/>
+                <w:b w:val="false"/>
+                <w:bCs w:val="false"/>
+                <w:i w:val="false"/>
+                <w:iCs w:val="false"/>
+                <w:color w:val="000000"/>
+                <w:sz w:val="18"/>
+                <w:szCs w:val="18"/>
+              </w:rPr>
+              <w:t xml:space="preserve">–  Unity: as the learner engages in assigned roles while working with others in the process of investigation of factors affecting transpiration.</w:t>
+            </w:r>
+          </w:p>
+          <w:p>
+            <w:pPr>
+              <w:spacing w:after="30" w:before="0"/>
+              <w:ind w:left="360" w:hanging="180"/>
+              <w:jc w:val="left"/>
+            </w:pPr>
+            <w:r>
+              <w:rPr>
+                <w:rFonts w:ascii="Arial" w:cs="Arial" w:eastAsia="Arial" w:hAnsi="Arial"/>
+                <w:b w:val="false"/>
+                <w:bCs w:val="false"/>
+                <w:i w:val="false"/>
+                <w:iCs w:val="false"/>
+                <w:color w:val="000000"/>
+                <w:sz w:val="18"/>
+                <w:szCs w:val="18"/>
+              </w:rPr>
+              <w:t xml:space="preserve">–  Patriotism: as the learner sensitises the community on the importance of watering and manuring plants to sustain plant growth.</w:t>
+            </w:r>
+          </w:p>
+        </w:tc>
+      </w:tr>
+      <w:tr>
+        <w:tc>
+          <w:tcPr>
+            <w:tcW w:type="dxa" w:w="3000"/>
+            <w:shd w:fill="D5E8F0" w:color="auto" w:val="clear"/>
+            <w:tcMar>
+              <w:top w:type="dxa" w:w="60"/>
+              <w:left w:type="dxa" w:w="120"/>
+              <w:bottom w:type="dxa" w:w="60"/>
+              <w:right w:type="dxa" w:w="120"/>
+            </w:tcMar>
+            <w:vAlign w:val="top"/>
+          </w:tcPr>
+          <w:p>
+            <w:pPr>
+              <w:spacing w:after="40" w:before="0"/>
+              <w:jc w:val="left"/>
+            </w:pPr>
+            <w:r>
+              <w:rPr>
+                <w:rFonts w:ascii="Arial" w:cs="Arial" w:eastAsia="Arial" w:hAnsi="Arial"/>
+                <w:b/>
+                <w:bCs/>
+                <w:i w:val="false"/>
+                <w:iCs w:val="false"/>
+                <w:color w:val="000000"/>
+                <w:sz w:val="18"/>
+                <w:szCs w:val="18"/>
+              </w:rPr>
+              <w:t xml:space="preserve">Science &amp; Engineering Practices</w:t>
+            </w:r>
+          </w:p>
+        </w:tc>
+        <w:tc>
+          <w:tcPr>
+            <w:tcW w:type="dxa" w:w="10680"/>
+            <w:shd w:fill="FFFFFF" w:color="auto" w:val="clear"/>
+            <w:tcMar>
+              <w:top w:type="dxa" w:w="60"/>
+              <w:left w:type="dxa" w:w="120"/>
+              <w:bottom w:type="dxa" w:w="60"/>
+              <w:right w:type="dxa" w:w="120"/>
+            </w:tcMar>
+            <w:vAlign w:val="top"/>
+          </w:tcPr>
+          <w:p>
+            <w:pPr>
+              <w:spacing w:after="30" w:before="0"/>
+              <w:ind w:left="360" w:hanging="180"/>
+              <w:jc w:val="left"/>
+            </w:pPr>
+            <w:r>
+              <w:rPr>
+                <w:rFonts w:ascii="Arial" w:cs="Arial" w:eastAsia="Arial" w:hAnsi="Arial"/>
+                <w:b w:val="false"/>
+                <w:bCs w:val="false"/>
+                <w:i w:val="false"/>
+                <w:iCs w:val="false"/>
+                <w:color w:val="000000"/>
+                <w:sz w:val="18"/>
+                <w:szCs w:val="18"/>
+              </w:rPr>
+              <w:t xml:space="preserve">–  Planning and Carrying Out Investigations: as the learner designs and conducts experiments to investigate factors affecting transpiration in plants (e.g., leaf area, wind, humidity, light intensity).</w:t>
+            </w:r>
+          </w:p>
+          <w:p>
+            <w:pPr>
+              <w:spacing w:after="30" w:before="0"/>
+              <w:ind w:left="360" w:hanging="180"/>
+              <w:jc w:val="left"/>
+            </w:pPr>
+            <w:r>
+              <w:rPr>
+                <w:rFonts w:ascii="Arial" w:cs="Arial" w:eastAsia="Arial" w:hAnsi="Arial"/>
+                <w:b w:val="false"/>
+                <w:bCs w:val="false"/>
+                <w:i w:val="false"/>
+                <w:iCs w:val="false"/>
+                <w:color w:val="000000"/>
+                <w:sz w:val="18"/>
+                <w:szCs w:val="18"/>
+              </w:rPr>
+              <w:t xml:space="preserve">–  Analysing and Interpreting Data: as the learner records, compares, and draws conclusions from transpiration experiment results across different environmental conditions.</w:t>
+            </w:r>
+          </w:p>
+          <w:p>
+            <w:pPr>
+              <w:spacing w:after="30" w:before="0"/>
+              <w:ind w:left="360" w:hanging="180"/>
+              <w:jc w:val="left"/>
+            </w:pPr>
+            <w:r>
+              <w:rPr>
+                <w:rFonts w:ascii="Arial" w:cs="Arial" w:eastAsia="Arial" w:hAnsi="Arial"/>
+                <w:b w:val="false"/>
+                <w:bCs w:val="false"/>
+                <w:i w:val="false"/>
+                <w:iCs w:val="false"/>
+                <w:color w:val="000000"/>
+                <w:sz w:val="18"/>
+                <w:szCs w:val="18"/>
+              </w:rPr>
+              <w:t xml:space="preserve">–  Constructing Explanations: as the learner uses evidence from absorption and translocation experiments to explain how water and mineral salts move through a plant.</w:t>
+            </w:r>
+          </w:p>
+          <w:p>
+            <w:pPr>
+              <w:spacing w:after="30" w:before="0"/>
+              <w:ind w:left="360" w:hanging="180"/>
+              <w:jc w:val="left"/>
+            </w:pPr>
+            <w:r>
+              <w:rPr>
+                <w:rFonts w:ascii="Arial" w:cs="Arial" w:eastAsia="Arial" w:hAnsi="Arial"/>
+                <w:b w:val="false"/>
+                <w:bCs w:val="false"/>
+                <w:i w:val="false"/>
+                <w:iCs w:val="false"/>
+                <w:color w:val="000000"/>
+                <w:sz w:val="18"/>
+                <w:szCs w:val="18"/>
+              </w:rPr>
+              <w:t xml:space="preserve">–  Obtaining, Evaluating, and Communicating Information: as the learner uses digital devices and print media to research adhesive and cohesive forces involved in transport, then shares findings with peers.</w:t>
+            </w:r>
+          </w:p>
+        </w:tc>
+      </w:tr>
+      <w:tr>
+        <w:tc>
+          <w:tcPr>
+            <w:tcW w:type="dxa" w:w="3000"/>
+            <w:shd w:fill="FCE4D6" w:color="auto" w:val="clear"/>
+            <w:tcMar>
+              <w:top w:type="dxa" w:w="60"/>
+              <w:left w:type="dxa" w:w="120"/>
+              <w:bottom w:type="dxa" w:w="60"/>
+              <w:right w:type="dxa" w:w="120"/>
+            </w:tcMar>
+            <w:vAlign w:val="top"/>
+          </w:tcPr>
+          <w:p>
+            <w:pPr>
+              <w:spacing w:after="40" w:before="0"/>
+              <w:jc w:val="left"/>
+            </w:pPr>
+            <w:r>
+              <w:rPr>
+                <w:rFonts w:ascii="Arial" w:cs="Arial" w:eastAsia="Arial" w:hAnsi="Arial"/>
+                <w:b/>
+                <w:bCs/>
+                <w:i w:val="false"/>
+                <w:iCs w:val="false"/>
+                <w:color w:val="000000"/>
+                <w:sz w:val="18"/>
+                <w:szCs w:val="18"/>
+              </w:rPr>
+              <w:t xml:space="preserve">Pertinent &amp; Contemporary Issues (PCIs)</w:t>
+            </w:r>
+          </w:p>
+        </w:tc>
+        <w:tc>
+          <w:tcPr>
+            <w:tcW w:type="dxa" w:w="10680"/>
+            <w:shd w:fill="FFFFFF" w:color="auto" w:val="clear"/>
+            <w:tcMar>
+              <w:top w:type="dxa" w:w="60"/>
+              <w:left w:type="dxa" w:w="120"/>
+              <w:bottom w:type="dxa" w:w="60"/>
+              <w:right w:type="dxa" w:w="120"/>
+            </w:tcMar>
+            <w:vAlign w:val="top"/>
+          </w:tcPr>
+          <w:p>
+            <w:pPr>
+              <w:spacing w:after="30" w:before="0"/>
+              <w:ind w:left="360" w:hanging="180"/>
+              <w:jc w:val="left"/>
+            </w:pPr>
+            <w:r>
+              <w:rPr>
+                <w:rFonts w:ascii="Arial" w:cs="Arial" w:eastAsia="Arial" w:hAnsi="Arial"/>
+                <w:b w:val="false"/>
+                <w:bCs w:val="false"/>
+                <w:i w:val="false"/>
+                <w:iCs w:val="false"/>
+                <w:color w:val="000000"/>
+                <w:sz w:val="18"/>
+                <w:szCs w:val="18"/>
+              </w:rPr>
+              <w:t xml:space="preserve">–  Safety and security: as the learner observes safety precautions while carrying out experiments in groups to investigate factors affecting transpiration in plants.</w:t>
+            </w:r>
+          </w:p>
+          <w:p>
+            <w:pPr>
+              <w:spacing w:after="30" w:before="0"/>
+              <w:ind w:left="360" w:hanging="180"/>
+              <w:jc w:val="left"/>
+            </w:pPr>
+            <w:r>
+              <w:rPr>
+                <w:rFonts w:ascii="Arial" w:cs="Arial" w:eastAsia="Arial" w:hAnsi="Arial"/>
+                <w:b w:val="false"/>
+                <w:bCs w:val="false"/>
+                <w:i w:val="false"/>
+                <w:iCs w:val="false"/>
+                <w:color w:val="000000"/>
+                <w:sz w:val="18"/>
+                <w:szCs w:val="18"/>
+              </w:rPr>
+              <w:t xml:space="preserve">–  Environmental issues: as the learner creates awareness in the community on the use of fertilisers (Di-ammonium Phosphate, Calcium Ammonium Nitrate, Urea) in boosting crop production.</w:t>
+            </w:r>
+          </w:p>
+        </w:tc>
+      </w:tr>
+      <w:tr>
+        <w:tc>
+          <w:tcPr>
+            <w:tcW w:type="dxa" w:w="3000"/>
+            <w:shd w:fill="D9EEF1" w:color="auto" w:val="clear"/>
+            <w:tcMar>
+              <w:top w:type="dxa" w:w="60"/>
+              <w:left w:type="dxa" w:w="120"/>
+              <w:bottom w:type="dxa" w:w="60"/>
+              <w:right w:type="dxa" w:w="120"/>
+            </w:tcMar>
+            <w:vAlign w:val="top"/>
+          </w:tcPr>
+          <w:p>
+            <w:pPr>
+              <w:spacing w:after="40" w:before="0"/>
+              <w:jc w:val="left"/>
+            </w:pPr>
+            <w:r>
+              <w:rPr>
+                <w:rFonts w:ascii="Arial" w:cs="Arial" w:eastAsia="Arial" w:hAnsi="Arial"/>
+                <w:b/>
+                <w:bCs/>
+                <w:i w:val="false"/>
+                <w:iCs w:val="false"/>
+                <w:color w:val="000000"/>
+                <w:sz w:val="18"/>
+                <w:szCs w:val="18"/>
+              </w:rPr>
+              <w:t xml:space="preserve">Career Connections</w:t>
+            </w:r>
+          </w:p>
+        </w:tc>
+        <w:tc>
+          <w:tcPr>
+            <w:tcW w:type="dxa" w:w="10680"/>
+            <w:shd w:fill="FFFFFF" w:color="auto" w:val="clear"/>
+            <w:tcMar>
+              <w:top w:type="dxa" w:w="60"/>
+              <w:left w:type="dxa" w:w="120"/>
+              <w:bottom w:type="dxa" w:w="60"/>
+              <w:right w:type="dxa" w:w="120"/>
+            </w:tcMar>
+            <w:vAlign w:val="top"/>
+          </w:tcPr>
+          <w:p>
+            <w:pPr>
+              <w:spacing w:after="30" w:before="0"/>
+              <w:ind w:left="360" w:hanging="180"/>
+              <w:jc w:val="left"/>
+            </w:pPr>
+            <w:r>
+              <w:rPr>
+                <w:rFonts w:ascii="Arial" w:cs="Arial" w:eastAsia="Arial" w:hAnsi="Arial"/>
+                <w:b w:val="false"/>
+                <w:bCs w:val="false"/>
+                <w:i w:val="false"/>
+                <w:iCs w:val="false"/>
+                <w:color w:val="000000"/>
+                <w:sz w:val="18"/>
+                <w:szCs w:val="18"/>
+              </w:rPr>
+              <w:t xml:space="preserve">–  Agriculture / Agronomy: understanding water and mineral salt absorption directly informs irrigation scheduling, fertiliser application, and crop management on Kenyan farms in areas like the Rift Valley and Kericho.</w:t>
+            </w:r>
+          </w:p>
+          <w:p>
+            <w:pPr>
+              <w:spacing w:after="30" w:before="0"/>
+              <w:ind w:left="360" w:hanging="180"/>
+              <w:jc w:val="left"/>
+            </w:pPr>
+            <w:r>
+              <w:rPr>
+                <w:rFonts w:ascii="Arial" w:cs="Arial" w:eastAsia="Arial" w:hAnsi="Arial"/>
+                <w:b w:val="false"/>
+                <w:bCs w:val="false"/>
+                <w:i w:val="false"/>
+                <w:iCs w:val="false"/>
+                <w:color w:val="000000"/>
+                <w:sz w:val="18"/>
+                <w:szCs w:val="18"/>
+              </w:rPr>
+              <w:t xml:space="preserve">–  Botany / Plant Science: knowledge of translocation and transpiration underpins plant physiology research and breeding programmes at institutions such as KALRO (Kenya Agricultural and Livestock Research Organisation).</w:t>
+            </w:r>
+          </w:p>
+          <w:p>
+            <w:pPr>
+              <w:spacing w:after="30" w:before="0"/>
+              <w:ind w:left="360" w:hanging="180"/>
+              <w:jc w:val="left"/>
+            </w:pPr>
+            <w:r>
+              <w:rPr>
+                <w:rFonts w:ascii="Arial" w:cs="Arial" w:eastAsia="Arial" w:hAnsi="Arial"/>
+                <w:b w:val="false"/>
+                <w:bCs w:val="false"/>
+                <w:i w:val="false"/>
+                <w:iCs w:val="false"/>
+                <w:color w:val="000000"/>
+                <w:sz w:val="18"/>
+                <w:szCs w:val="18"/>
+              </w:rPr>
+              <w:t xml:space="preserve">–  Environmental Science: understanding transpiration and water loss links to watershed management, agroforestry, and conservation of water catchment areas around Mt. Kenya and the Mau Forest.</w:t>
+            </w:r>
+          </w:p>
+          <w:p>
+            <w:pPr>
+              <w:spacing w:after="30" w:before="0"/>
+              <w:ind w:left="360" w:hanging="180"/>
+              <w:jc w:val="left"/>
+            </w:pPr>
+            <w:r>
+              <w:rPr>
+                <w:rFonts w:ascii="Arial" w:cs="Arial" w:eastAsia="Arial" w:hAnsi="Arial"/>
+                <w:b w:val="false"/>
+                <w:bCs w:val="false"/>
+                <w:i w:val="false"/>
+                <w:iCs w:val="false"/>
+                <w:color w:val="000000"/>
+                <w:sz w:val="18"/>
+                <w:szCs w:val="18"/>
+              </w:rPr>
+              <w:t xml:space="preserve">–  Horticulture / Floriculture: flower and vegetable export farms around Naivasha require precise knowledge of plant water transport to maintain produce quality for international markets.</w:t>
+            </w:r>
+          </w:p>
+          <w:p>
+            <w:pPr>
+              <w:spacing w:after="30" w:before="0"/>
+              <w:ind w:left="360" w:hanging="180"/>
+              <w:jc w:val="left"/>
+            </w:pPr>
+            <w:r>
+              <w:rPr>
+                <w:rFonts w:ascii="Arial" w:cs="Arial" w:eastAsia="Arial" w:hAnsi="Arial"/>
+                <w:b w:val="false"/>
+                <w:bCs w:val="false"/>
+                <w:i w:val="false"/>
+                <w:iCs w:val="false"/>
+                <w:color w:val="000000"/>
+                <w:sz w:val="18"/>
+                <w:szCs w:val="18"/>
+              </w:rPr>
+              <w:t xml:space="preserve">–  Biomedical / Pharmaceutical Science: principles of transport across membranes underpin drug delivery and IV fluid therapy studied in nursing and medical training.</w:t>
+            </w:r>
+          </w:p>
+        </w:tc>
+      </w:tr>
+      <w:tr>
+        <w:tc>
+          <w:tcPr>
+            <w:tcW w:type="dxa" w:w="3000"/>
+            <w:shd w:fill="D5E8F0" w:color="auto" w:val="clear"/>
+            <w:tcMar>
+              <w:top w:type="dxa" w:w="60"/>
+              <w:left w:type="dxa" w:w="120"/>
+              <w:bottom w:type="dxa" w:w="60"/>
+              <w:right w:type="dxa" w:w="120"/>
+            </w:tcMar>
+            <w:vAlign w:val="top"/>
+          </w:tcPr>
+          <w:p>
+            <w:pPr>
+              <w:spacing w:after="40" w:before="0"/>
+              <w:jc w:val="left"/>
+            </w:pPr>
+            <w:r>
+              <w:rPr>
+                <w:rFonts w:ascii="Arial" w:cs="Arial" w:eastAsia="Arial" w:hAnsi="Arial"/>
+                <w:b/>
+                <w:bCs/>
+                <w:i w:val="false"/>
+                <w:iCs w:val="false"/>
+                <w:color w:val="000000"/>
+                <w:sz w:val="18"/>
+                <w:szCs w:val="18"/>
+              </w:rPr>
+              <w:t xml:space="preserve">Focus for Lessons</w:t>
+            </w:r>
+          </w:p>
+        </w:tc>
+        <w:tc>
+          <w:tcPr>
+            <w:tcW w:type="dxa" w:w="10680"/>
+            <w:shd w:fill="FFFFFF" w:color="auto" w:val="clear"/>
+            <w:tcMar>
+              <w:top w:type="dxa" w:w="60"/>
+              <w:left w:type="dxa" w:w="120"/>
+              <w:bottom w:type="dxa" w:w="60"/>
+              <w:right w:type="dxa" w:w="120"/>
+            </w:tcMar>
+            <w:vAlign w:val="top"/>
+          </w:tcPr>
+          <w:p>
+            <w:pPr>
+              <w:spacing w:after="40" w:before="0"/>
+              <w:jc w:val="left"/>
+            </w:pPr>
+            <w:r>
+              <w:rPr>
+                <w:rFonts w:ascii="Arial" w:cs="Arial" w:eastAsia="Arial" w:hAnsi="Arial"/>
+                <w:b w:val="false"/>
+                <w:bCs w:val="false"/>
+                <w:i w:val="false"/>
+                <w:iCs w:val="false"/>
+                <w:color w:val="000000"/>
+                <w:sz w:val="18"/>
+                <w:szCs w:val="18"/>
+              </w:rPr>
+              <w:t xml:space="preserve">This unit centres on how plants absorb, move, and lose water and dissolved substances — processes critical to crop survival across Kenya's diverse agro-ecological zones. Learners investigate absorption of water and mineral salts through roots, translocation of organic and inorganic solutes through the phloem and xylem, and the environmental factors that drive or limit transpiration. The unit builds from observable phenomena on a school farm or garden toward molecular-level explanations of cohesion-tension and source-to-sink transport, equipping learners to make evidence-based decisions about watering and fertilising crops in their local communities.</w:t>
+            </w:r>
+          </w:p>
+        </w:tc>
+      </w:tr>
+      <w:tr>
+        <w:tc>
+          <w:tcPr>
+            <w:tcW w:type="dxa" w:w="3000"/>
+            <w:shd w:fill="EAD1F5" w:color="auto" w:val="clear"/>
+            <w:tcMar>
+              <w:top w:type="dxa" w:w="60"/>
+              <w:left w:type="dxa" w:w="120"/>
+              <w:bottom w:type="dxa" w:w="60"/>
+              <w:right w:type="dxa" w:w="120"/>
+            </w:tcMar>
+            <w:vAlign w:val="top"/>
+          </w:tcPr>
+          <w:p>
+            <w:pPr>
+              <w:spacing w:after="40" w:before="0"/>
+              <w:jc w:val="left"/>
+            </w:pPr>
+            <w:r>
+              <w:rPr>
+                <w:rFonts w:ascii="Arial" w:cs="Arial" w:eastAsia="Arial" w:hAnsi="Arial"/>
+                <w:b/>
+                <w:bCs/>
+                <w:i w:val="false"/>
+                <w:iCs w:val="false"/>
+                <w:color w:val="000000"/>
+                <w:sz w:val="18"/>
+                <w:szCs w:val="18"/>
+              </w:rPr>
+              <w:t xml:space="preserve">Driving Question / Key Inquiry Questions</w:t>
+            </w:r>
+          </w:p>
+        </w:tc>
+        <w:tc>
+          <w:tcPr>
+            <w:tcW w:type="dxa" w:w="10680"/>
+            <w:shd w:fill="FFFFFF" w:color="auto" w:val="clear"/>
+            <w:tcMar>
+              <w:top w:type="dxa" w:w="60"/>
+              <w:left w:type="dxa" w:w="120"/>
+              <w:bottom w:type="dxa" w:w="60"/>
+              <w:right w:type="dxa" w:w="120"/>
+            </w:tcMar>
+            <w:vAlign w:val="top"/>
+          </w:tcPr>
+          <w:p>
+            <w:pPr>
+              <w:spacing w:after="40" w:before="0"/>
+              <w:jc w:val="left"/>
+            </w:pPr>
+            <w:r>
+              <w:rPr>
+                <w:rFonts w:ascii="Arial" w:cs="Arial" w:eastAsia="Arial" w:hAnsi="Arial"/>
+                <w:b w:val="false"/>
+                <w:bCs w:val="false"/>
+                <w:i w:val="false"/>
+                <w:iCs w:val="false"/>
+                <w:color w:val="000000"/>
+                <w:sz w:val="18"/>
+                <w:szCs w:val="18"/>
+              </w:rPr>
+              <w:t xml:space="preserve">DRIVING QUESTION: How does a maize plant in a Kenyan farm move water and nutrients from the soil all the way to its topmost leaves — and what happens to that water in the end?</w:t>
+            </w:r>
+          </w:p>
+          <w:p>
+            <w:pPr>
+              <w:spacing w:after="40" w:before="0"/>
+              <w:jc w:val="left"/>
+            </w:pPr>
+            <w:r>
+              <w:rPr>
+                <w:rFonts w:ascii="Arial" w:cs="Arial" w:eastAsia="Arial" w:hAnsi="Arial"/>
+                <w:b w:val="false"/>
+                <w:bCs w:val="false"/>
+                <w:i w:val="false"/>
+                <w:iCs w:val="false"/>
+                <w:color w:val="000000"/>
+                <w:sz w:val="18"/>
+                <w:szCs w:val="18"/>
+              </w:rPr>
+              <w:t xml:space="preserve"/>
+            </w:r>
+          </w:p>
+          <w:p>
+            <w:pPr>
+              <w:spacing w:after="40" w:before="0"/>
+              <w:jc w:val="left"/>
+            </w:pPr>
+            <w:r>
+              <w:rPr>
+                <w:rFonts w:ascii="Arial" w:cs="Arial" w:eastAsia="Arial" w:hAnsi="Arial"/>
+                <w:b w:val="false"/>
+                <w:bCs w:val="false"/>
+                <w:i w:val="false"/>
+                <w:iCs w:val="false"/>
+                <w:color w:val="000000"/>
+                <w:sz w:val="18"/>
+                <w:szCs w:val="18"/>
+              </w:rPr>
+              <w:t xml:space="preserve">KICD KEY INQUIRY QUESTION:</w:t>
+            </w:r>
+          </w:p>
+          <w:p>
+            <w:pPr>
+              <w:spacing w:after="40" w:before="0"/>
+              <w:jc w:val="left"/>
+            </w:pPr>
+            <w:r>
+              <w:rPr>
+                <w:rFonts w:ascii="Arial" w:cs="Arial" w:eastAsia="Arial" w:hAnsi="Arial"/>
+                <w:b w:val="false"/>
+                <w:bCs w:val="false"/>
+                <w:i w:val="false"/>
+                <w:iCs w:val="false"/>
+                <w:color w:val="000000"/>
+                <w:sz w:val="18"/>
+                <w:szCs w:val="18"/>
+              </w:rPr>
+              <w:t xml:space="preserve">1. Why is transport in plants important?</w:t>
+            </w:r>
+          </w:p>
+        </w:tc>
+      </w:tr>
+      <w:tr>
+        <w:tc>
+          <w:tcPr>
+            <w:tcW w:type="dxa" w:w="3000"/>
+            <w:shd w:fill="EAD1F5" w:color="auto" w:val="clear"/>
+            <w:tcMar>
+              <w:top w:type="dxa" w:w="60"/>
+              <w:left w:type="dxa" w:w="120"/>
+              <w:bottom w:type="dxa" w:w="60"/>
+              <w:right w:type="dxa" w:w="120"/>
+            </w:tcMar>
+            <w:vAlign w:val="top"/>
+          </w:tcPr>
+          <w:p>
+            <w:pPr>
+              <w:spacing w:after="40" w:before="0"/>
+              <w:jc w:val="left"/>
+            </w:pPr>
+            <w:r>
+              <w:rPr>
+                <w:rFonts w:ascii="Arial" w:cs="Arial" w:eastAsia="Arial" w:hAnsi="Arial"/>
+                <w:b/>
+                <w:bCs/>
+                <w:i w:val="false"/>
+                <w:iCs w:val="false"/>
+                <w:color w:val="000000"/>
+                <w:sz w:val="18"/>
+                <w:szCs w:val="18"/>
+              </w:rPr>
+              <w:t xml:space="preserve">Anchoring Phenomenon</w:t>
+            </w:r>
+          </w:p>
+        </w:tc>
+        <w:tc>
+          <w:tcPr>
+            <w:tcW w:type="dxa" w:w="10680"/>
+            <w:shd w:fill="FFFFFF" w:color="auto" w:val="clear"/>
+            <w:tcMar>
+              <w:top w:type="dxa" w:w="60"/>
+              <w:left w:type="dxa" w:w="120"/>
+              <w:bottom w:type="dxa" w:w="60"/>
+              <w:right w:type="dxa" w:w="120"/>
+            </w:tcMar>
+            <w:vAlign w:val="top"/>
+          </w:tcPr>
+          <w:p>
+            <w:pPr>
+              <w:spacing w:after="40" w:before="0"/>
+              <w:jc w:val="left"/>
+            </w:pPr>
+            <w:r>
+              <w:rPr>
+                <w:rFonts w:ascii="Arial" w:cs="Arial" w:eastAsia="Arial" w:hAnsi="Arial"/>
+                <w:b w:val="false"/>
+                <w:bCs w:val="false"/>
+                <w:i w:val="false"/>
+                <w:iCs w:val="false"/>
+                <w:color w:val="000000"/>
+                <w:sz w:val="18"/>
+                <w:szCs w:val="18"/>
+              </w:rPr>
+              <w:t xml:space="preserve">A freshly uprooted maize seedling from the school garden in Kisumu is placed with its roots in a beaker of water coloured with red food dye. After 30 minutes, when the stem is cut cross-sectionally, vivid red rings appear in the woody tissue — but the rest of the stem remains white. At the same time, a leafy branch of a succulent plant (e.g., a bean or sweet potato cutting) sealed in a clear polythene bag left in the afternoon sun shows a film of water droplets forming on the inside of the bag within minutes, even though no liquid water was added to the bag. Both observations are puzzling: How does coloured water travel upward against gravity through only certain channels in the stem? And where does all that water vapour inside the bag actually come from — and why does the plant seem to be "losing" water even when it needs it to survive?</w:t>
+            </w:r>
+          </w:p>
+        </w:tc>
+      </w:tr>
+      <w:tr>
+        <w:tc>
+          <w:tcPr>
+            <w:tcW w:type="dxa" w:w="3000"/>
+            <w:shd w:fill="D9EEF1" w:color="auto" w:val="clear"/>
+            <w:tcMar>
+              <w:top w:type="dxa" w:w="60"/>
+              <w:left w:type="dxa" w:w="120"/>
+              <w:bottom w:type="dxa" w:w="60"/>
+              <w:right w:type="dxa" w:w="120"/>
+            </w:tcMar>
+            <w:vAlign w:val="top"/>
+          </w:tcPr>
+          <w:p>
+            <w:pPr>
+              <w:spacing w:after="40" w:before="0"/>
+              <w:jc w:val="left"/>
+            </w:pPr>
+            <w:r>
+              <w:rPr>
+                <w:rFonts w:ascii="Arial" w:cs="Arial" w:eastAsia="Arial" w:hAnsi="Arial"/>
+                <w:b/>
+                <w:bCs/>
+                <w:i w:val="false"/>
+                <w:iCs w:val="false"/>
+                <w:color w:val="000000"/>
+                <w:sz w:val="18"/>
+                <w:szCs w:val="18"/>
+              </w:rPr>
+              <w:t xml:space="preserve">Storyline Thread</w:t>
+            </w:r>
+          </w:p>
+        </w:tc>
+        <w:tc>
+          <w:tcPr>
+            <w:tcW w:type="dxa" w:w="10680"/>
+            <w:shd w:fill="FFFFFF" w:color="auto" w:val="clear"/>
+            <w:tcMar>
+              <w:top w:type="dxa" w:w="60"/>
+              <w:left w:type="dxa" w:w="120"/>
+              <w:bottom w:type="dxa" w:w="60"/>
+              <w:right w:type="dxa" w:w="120"/>
+            </w:tcMar>
+            <w:vAlign w:val="top"/>
+          </w:tcPr>
+          <w:p>
+            <w:pPr>
+              <w:spacing w:after="40" w:before="0"/>
+              <w:jc w:val="left"/>
+            </w:pPr>
+            <w:r>
+              <w:rPr>
+                <w:rFonts w:ascii="Arial" w:cs="Arial" w:eastAsia="Arial" w:hAnsi="Arial"/>
+                <w:b w:val="false"/>
+                <w:bCs w:val="false"/>
+                <w:i w:val="false"/>
+                <w:iCs w:val="false"/>
+                <w:color w:val="000000"/>
+                <w:sz w:val="18"/>
+                <w:szCs w:val="18"/>
+              </w:rPr>
+              <w:t xml:space="preserve">Lesson 1 — PREDICT | Anchoring Phenomenon Introduction: Students observe the dyed-water maize seedling and the sweating polythene-bag demonstrations. Working in pairs, they sketch where they think the red dye will appear in a cross-section and predict where the water droplets in the bag come from. Predictions are posted on the Driving Question Board (DQB). Teacher introduces the driving question and records all student wonder questions. [SEP: Asking Questions]</w:t>
+            </w:r>
+          </w:p>
+          <w:p>
+            <w:pPr>
+              <w:spacing w:after="40" w:before="0"/>
+              <w:jc w:val="left"/>
+            </w:pPr>
+            <w:r>
+              <w:rPr>
+                <w:rFonts w:ascii="Arial" w:cs="Arial" w:eastAsia="Arial" w:hAnsi="Arial"/>
+                <w:b w:val="false"/>
+                <w:bCs w:val="false"/>
+                <w:i w:val="false"/>
+                <w:iCs w:val="false"/>
+                <w:color w:val="000000"/>
+                <w:sz w:val="18"/>
+                <w:szCs w:val="18"/>
+              </w:rPr>
+              <w:t xml:space="preserve"/>
+            </w:r>
+          </w:p>
+          <w:p>
+            <w:pPr>
+              <w:spacing w:after="40" w:before="0"/>
+              <w:jc w:val="left"/>
+            </w:pPr>
+            <w:r>
+              <w:rPr>
+                <w:rFonts w:ascii="Arial" w:cs="Arial" w:eastAsia="Arial" w:hAnsi="Arial"/>
+                <w:b w:val="false"/>
+                <w:bCs w:val="false"/>
+                <w:i w:val="false"/>
+                <w:iCs w:val="false"/>
+                <w:color w:val="000000"/>
+                <w:sz w:val="18"/>
+                <w:szCs w:val="18"/>
+              </w:rPr>
+              <w:t xml:space="preserve">Lesson 2 — OBSERVE | Structures for Absorption: Learners observe prepared slides or photomicrographs of root hair cells and cross-sections of roots and stems. They identify xylem and phloem using labelled diagrams and digital images. Teacher demonstrates the adhesive and cohesive forces using a capillary tube in water. Students record observations and revisit their Lesson 1 predictions. [SEP: Obtaining and Evaluating Information; Constructing Explanations]</w:t>
+            </w:r>
+          </w:p>
+          <w:p>
+            <w:pPr>
+              <w:spacing w:after="40" w:before="0"/>
+              <w:jc w:val="left"/>
+            </w:pPr>
+            <w:r>
+              <w:rPr>
+                <w:rFonts w:ascii="Arial" w:cs="Arial" w:eastAsia="Arial" w:hAnsi="Arial"/>
+                <w:b w:val="false"/>
+                <w:bCs w:val="false"/>
+                <w:i w:val="false"/>
+                <w:iCs w:val="false"/>
+                <w:color w:val="000000"/>
+                <w:sz w:val="18"/>
+                <w:szCs w:val="18"/>
+              </w:rPr>
+              <w:t xml:space="preserve"/>
+            </w:r>
+          </w:p>
+          <w:p>
+            <w:pPr>
+              <w:spacing w:after="40" w:before="0"/>
+              <w:jc w:val="left"/>
+            </w:pPr>
+            <w:r>
+              <w:rPr>
+                <w:rFonts w:ascii="Arial" w:cs="Arial" w:eastAsia="Arial" w:hAnsi="Arial"/>
+                <w:b w:val="false"/>
+                <w:bCs w:val="false"/>
+                <w:i w:val="false"/>
+                <w:iCs w:val="false"/>
+                <w:color w:val="000000"/>
+                <w:sz w:val="18"/>
+                <w:szCs w:val="18"/>
+              </w:rPr>
+              <w:t xml:space="preserve">Lesson 3 — EXPLAIN | Absorption of Water and Mineral Salts: Guided discussion on osmosis, active transport, and the root pressure mechanism. Students use print/digital media to research how mineral salts (e.g., DAP — Di-ammonium Phosphate) enter root hair cells and are carried upward. Kenyan context: link to fertiliser use on maize and sukuma wiki farms. Students update the DQB with new explanations. [SEP: Constructing Explanations]</w:t>
+            </w:r>
+          </w:p>
+          <w:p>
+            <w:pPr>
+              <w:spacing w:after="40" w:before="0"/>
+              <w:jc w:val="left"/>
+            </w:pPr>
+            <w:r>
+              <w:rPr>
+                <w:rFonts w:ascii="Arial" w:cs="Arial" w:eastAsia="Arial" w:hAnsi="Arial"/>
+                <w:b w:val="false"/>
+                <w:bCs w:val="false"/>
+                <w:i w:val="false"/>
+                <w:iCs w:val="false"/>
+                <w:color w:val="000000"/>
+                <w:sz w:val="18"/>
+                <w:szCs w:val="18"/>
+              </w:rPr>
+              <w:t xml:space="preserve"/>
+            </w:r>
+          </w:p>
+          <w:p>
+            <w:pPr>
+              <w:spacing w:after="40" w:before="0"/>
+              <w:jc w:val="left"/>
+            </w:pPr>
+            <w:r>
+              <w:rPr>
+                <w:rFonts w:ascii="Arial" w:cs="Arial" w:eastAsia="Arial" w:hAnsi="Arial"/>
+                <w:b w:val="false"/>
+                <w:bCs w:val="false"/>
+                <w:i w:val="false"/>
+                <w:iCs w:val="false"/>
+                <w:color w:val="000000"/>
+                <w:sz w:val="18"/>
+                <w:szCs w:val="18"/>
+              </w:rPr>
+              <w:t xml:space="preserve">Lesson 4 — OBSERVE &amp; EXPLAIN | Translocation: Learners carry out or observe a demonstration experiment on translocation (e.g., ring-barking/girdling a soft stem, or observing phloem exudate from a cut surface). They discuss the source-to-sink model of phloem transport and compare xylem vs. phloem function using a two-column chart. Peers share findings in plenary. DQB updated with translocation evidence. [SEP: Analysing and Interpreting Data; Constructing Explanations]</w:t>
+            </w:r>
+          </w:p>
+          <w:p>
+            <w:pPr>
+              <w:spacing w:after="40" w:before="0"/>
+              <w:jc w:val="left"/>
+            </w:pPr>
+            <w:r>
+              <w:rPr>
+                <w:rFonts w:ascii="Arial" w:cs="Arial" w:eastAsia="Arial" w:hAnsi="Arial"/>
+                <w:b w:val="false"/>
+                <w:bCs w:val="false"/>
+                <w:i w:val="false"/>
+                <w:iCs w:val="false"/>
+                <w:color w:val="000000"/>
+                <w:sz w:val="18"/>
+                <w:szCs w:val="18"/>
+              </w:rPr>
+              <w:t xml:space="preserve"/>
+            </w:r>
+          </w:p>
+          <w:p>
+            <w:pPr>
+              <w:spacing w:after="40" w:before="0"/>
+              <w:jc w:val="left"/>
+            </w:pPr>
+            <w:r>
+              <w:rPr>
+                <w:rFonts w:ascii="Arial" w:cs="Arial" w:eastAsia="Arial" w:hAnsi="Arial"/>
+                <w:b w:val="false"/>
+                <w:bCs w:val="false"/>
+                <w:i w:val="false"/>
+                <w:iCs w:val="false"/>
+                <w:color w:val="000000"/>
+                <w:sz w:val="18"/>
+                <w:szCs w:val="18"/>
+              </w:rPr>
+              <w:t xml:space="preserve">Lesson 5 — OBSERVE | Transpiration Experiment Setup: Groups design and set up experiments to investigate factors affecting transpiration — varying one factor each: (a) leaf surface area covered with petroleum jelly, (b) fan creating wind, (c) polythene bag enclosure raising humidity, (d) varying light intensity. Each group states a hypothesis, identifies variables, and records initial measurements. Safety precautions reviewed. [SEP: Planning and Carrying Out Investigations]</w:t>
+            </w:r>
+          </w:p>
+          <w:p>
+            <w:pPr>
+              <w:spacing w:after="40" w:before="0"/>
+              <w:jc w:val="left"/>
+            </w:pPr>
+            <w:r>
+              <w:rPr>
+                <w:rFonts w:ascii="Arial" w:cs="Arial" w:eastAsia="Arial" w:hAnsi="Arial"/>
+                <w:b w:val="false"/>
+                <w:bCs w:val="false"/>
+                <w:i w:val="false"/>
+                <w:iCs w:val="false"/>
+                <w:color w:val="000000"/>
+                <w:sz w:val="18"/>
+                <w:szCs w:val="18"/>
+              </w:rPr>
+              <w:t xml:space="preserve"/>
+            </w:r>
+          </w:p>
+          <w:p>
+            <w:pPr>
+              <w:spacing w:after="40" w:before="0"/>
+              <w:jc w:val="left"/>
+            </w:pPr>
+            <w:r>
+              <w:rPr>
+                <w:rFonts w:ascii="Arial" w:cs="Arial" w:eastAsia="Arial" w:hAnsi="Arial"/>
+                <w:b w:val="false"/>
+                <w:bCs w:val="false"/>
+                <w:i w:val="false"/>
+                <w:iCs w:val="false"/>
+                <w:color w:val="000000"/>
+                <w:sz w:val="18"/>
+                <w:szCs w:val="18"/>
+              </w:rPr>
+              <w:t xml:space="preserve">Lesson 6 — OBSERVE &amp; ANALYSE | Transpiration Data Collection and Analysis: Groups collect final transpiration measurements, record data in tables, and draw bar/line graphs. Class data is pooled on the board; groups compare results and identify patterns. Teacher facilitates sensemaking: why does wind increase transpiration? How does humidity affect the rate? Link back to the polythene-bag phenomenon from Lesson 1. [SEP: Analysing and Interpreting Data; Obtaining, Evaluating, and Communicating Information]</w:t>
+            </w:r>
+          </w:p>
+          <w:p>
+            <w:pPr>
+              <w:spacing w:after="40" w:before="0"/>
+              <w:jc w:val="left"/>
+            </w:pPr>
+            <w:r>
+              <w:rPr>
+                <w:rFonts w:ascii="Arial" w:cs="Arial" w:eastAsia="Arial" w:hAnsi="Arial"/>
+                <w:b w:val="false"/>
+                <w:bCs w:val="false"/>
+                <w:i w:val="false"/>
+                <w:iCs w:val="false"/>
+                <w:color w:val="000000"/>
+                <w:sz w:val="18"/>
+                <w:szCs w:val="18"/>
+              </w:rPr>
+              <w:t xml:space="preserve"/>
+            </w:r>
+          </w:p>
+          <w:p>
+            <w:pPr>
+              <w:spacing w:after="40" w:before="0"/>
+              <w:jc w:val="left"/>
+            </w:pPr>
+            <w:r>
+              <w:rPr>
+                <w:rFonts w:ascii="Arial" w:cs="Arial" w:eastAsia="Arial" w:hAnsi="Arial"/>
+                <w:b w:val="false"/>
+                <w:bCs w:val="false"/>
+                <w:i w:val="false"/>
+                <w:iCs w:val="false"/>
+                <w:color w:val="000000"/>
+                <w:sz w:val="18"/>
+                <w:szCs w:val="18"/>
+              </w:rPr>
+              <w:t xml:space="preserve">Lesson 7 — EXPLAIN | Importance of Transpiration and Community Application: Whole-class discussion on the significance of transpiration: cooling of leaves, creation of the transpiration pull (cohesion-tension theory), and mineral salt distribution. Students research and discuss the environmental importance of transpiration for local water cycling (e.g., Mau Forest catchment). Community action component: students draft a short awareness message for farmers on proper watering, manuring, and responsible fertiliser use (DAP, CAN, Urea). DQB revisited and updated. [SEP: Constructing Explanations; Obtaining, Evaluating, and Communicating Information]</w:t>
+            </w:r>
+          </w:p>
+          <w:p>
+            <w:pPr>
+              <w:spacing w:after="40" w:before="0"/>
+              <w:jc w:val="left"/>
+            </w:pPr>
+            <w:r>
+              <w:rPr>
+                <w:rFonts w:ascii="Arial" w:cs="Arial" w:eastAsia="Arial" w:hAnsi="Arial"/>
+                <w:b w:val="false"/>
+                <w:bCs w:val="false"/>
+                <w:i w:val="false"/>
+                <w:iCs w:val="false"/>
+                <w:color w:val="000000"/>
+                <w:sz w:val="18"/>
+                <w:szCs w:val="18"/>
+              </w:rPr>
+              <w:t xml:space="preserve"/>
+            </w:r>
+          </w:p>
+          <w:p>
+            <w:pPr>
+              <w:spacing w:after="40" w:before="0"/>
+              <w:jc w:val="left"/>
+            </w:pPr>
+            <w:r>
+              <w:rPr>
+                <w:rFonts w:ascii="Arial" w:cs="Arial" w:eastAsia="Arial" w:hAnsi="Arial"/>
+                <w:b w:val="false"/>
+                <w:bCs w:val="false"/>
+                <w:i w:val="false"/>
+                <w:iCs w:val="false"/>
+                <w:color w:val="000000"/>
+                <w:sz w:val="18"/>
+                <w:szCs w:val="18"/>
+              </w:rPr>
+              <w:t xml:space="preserve">Lesson 8 — MODEL BUILDING &amp; DQB CLOSURE | Cumulative Model Revision and Assessment: Students individually revise their Lesson 1 sketches into a complete annotated diagram showing the full journey of a water molecule from soil → root hair → xylem → leaf → stomata → atmosphere, annotating each step with the mechanism (osmosis, cohesion-tension, transpiration pull, active transport for minerals). Groups present their models; peers provide feedback. DQB is reviewed: which questions are now answered? Which remain open? Teacher administers a short performance task (explain why a wilting tomato plant in Mombasa's coastal heat recovers after watering at dusk). [SEP: Developing and Using Models; Constructing Explanations]</w:t>
+            </w:r>
+          </w:p>
+        </w:tc>
+      </w:tr>
+      <w:tr>
+        <w:tc>
+          <w:tcPr>
+            <w:tcW w:type="dxa" w:w="3000"/>
+            <w:shd w:fill="EAD1F5" w:color="auto" w:val="clear"/>
+            <w:tcMar>
+              <w:top w:type="dxa" w:w="60"/>
+              <w:left w:type="dxa" w:w="120"/>
+              <w:bottom w:type="dxa" w:w="60"/>
+              <w:right w:type="dxa" w:w="120"/>
+            </w:tcMar>
+            <w:vAlign w:val="top"/>
+          </w:tcPr>
+          <w:p>
+            <w:pPr>
+              <w:spacing w:after="40" w:before="0"/>
+              <w:jc w:val="left"/>
+            </w:pPr>
+            <w:r>
+              <w:rPr>
+                <w:rFonts w:ascii="Arial" w:cs="Arial" w:eastAsia="Arial" w:hAnsi="Arial"/>
+                <w:b/>
+                <w:bCs/>
+                <w:i w:val="false"/>
+                <w:iCs w:val="false"/>
+                <w:color w:val="000000"/>
+                <w:sz w:val="18"/>
+                <w:szCs w:val="18"/>
+              </w:rPr>
+              <w:t xml:space="preserve">Supporting Phenomena</w:t>
+            </w:r>
+          </w:p>
+        </w:tc>
+        <w:tc>
+          <w:tcPr>
+            <w:tcW w:type="dxa" w:w="10680"/>
+            <w:shd w:fill="FFFFFF" w:color="auto" w:val="clear"/>
+            <w:tcMar>
+              <w:top w:type="dxa" w:w="60"/>
+              <w:left w:type="dxa" w:w="120"/>
+              <w:bottom w:type="dxa" w:w="60"/>
+              <w:right w:type="dxa" w:w="120"/>
+            </w:tcMar>
+            <w:vAlign w:val="top"/>
+          </w:tcPr>
+          <w:p>
+            <w:pPr>
+              <w:spacing w:after="30" w:before="0"/>
+              <w:ind w:left="360" w:hanging="180"/>
+              <w:jc w:val="left"/>
+            </w:pPr>
+            <w:r>
+              <w:rPr>
+                <w:rFonts w:ascii="Arial" w:cs="Arial" w:eastAsia="Arial" w:hAnsi="Arial"/>
+                <w:b w:val="false"/>
+                <w:bCs w:val="false"/>
+                <w:i w:val="false"/>
+                <w:iCs w:val="false"/>
+                <w:color w:val="000000"/>
+                <w:sz w:val="18"/>
+                <w:szCs w:val="18"/>
+              </w:rPr>
+              <w:t xml:space="preserve">–  A freshly cut celery stalk placed in coloured water overnight reveals dyed streaks running up through the outer ring of the stalk, making the vascular bundles visible to the naked eye — raising the question of what structures are responsible and how water climbs so high.</w:t>
+            </w:r>
+          </w:p>
+          <w:p>
+            <w:pPr>
+              <w:spacing w:after="30" w:before="0"/>
+              <w:ind w:left="360" w:hanging="180"/>
+              <w:jc w:val="left"/>
+            </w:pPr>
+            <w:r>
+              <w:rPr>
+                <w:rFonts w:ascii="Arial" w:cs="Arial" w:eastAsia="Arial" w:hAnsi="Arial"/>
+                <w:b w:val="false"/>
+                <w:bCs w:val="false"/>
+                <w:i w:val="false"/>
+                <w:iCs w:val="false"/>
+                <w:color w:val="000000"/>
+                <w:sz w:val="18"/>
+                <w:szCs w:val="18"/>
+              </w:rPr>
+              <w:t xml:space="preserve">–  A potted bean plant (common in Kenyan school gardens) left unwatered for two days wilts dramatically; when watered, it recovers within hours — demonstrating that water transport is directly linked to plant structural support (turgor), not just nutrition.</w:t>
+            </w:r>
+          </w:p>
+          <w:p>
+            <w:pPr>
+              <w:spacing w:after="30" w:before="0"/>
+              <w:ind w:left="360" w:hanging="180"/>
+              <w:jc w:val="left"/>
+            </w:pPr>
+            <w:r>
+              <w:rPr>
+                <w:rFonts w:ascii="Arial" w:cs="Arial" w:eastAsia="Arial" w:hAnsi="Arial"/>
+                <w:b w:val="false"/>
+                <w:bCs w:val="false"/>
+                <w:i w:val="false"/>
+                <w:iCs w:val="false"/>
+                <w:color w:val="000000"/>
+                <w:sz w:val="18"/>
+                <w:szCs w:val="18"/>
+              </w:rPr>
+              <w:t xml:space="preserve">–  A banana farmer in the Rift Valley applies Di-ammonium Phosphate (DAP) fertiliser to the soil, and within days the leaves become noticeably greener and more turgid — prompting questions about how dissolved mineral salts reach leaves from soil, and what happens if too much fertiliser is applied.</w:t>
+            </w:r>
+          </w:p>
+          <w:p>
+            <w:pPr>
+              <w:spacing w:after="30" w:before="0"/>
+              <w:ind w:left="360" w:hanging="180"/>
+              <w:jc w:val="left"/>
+            </w:pPr>
+            <w:r>
+              <w:rPr>
+                <w:rFonts w:ascii="Arial" w:cs="Arial" w:eastAsia="Arial" w:hAnsi="Arial"/>
+                <w:b w:val="false"/>
+                <w:bCs w:val="false"/>
+                <w:i w:val="false"/>
+                <w:iCs w:val="false"/>
+                <w:color w:val="000000"/>
+                <w:sz w:val="18"/>
+                <w:szCs w:val="18"/>
+              </w:rPr>
+              <w:t xml:space="preserve">–  On a hot, dry afternoon in Nairobi, the soil under a shady tree feels noticeably cooler and slightly moist compared to bare soil nearby — suggesting that the tree is releasing water vapour through its leaves, with implications for local microclimate and water cycling.</w:t>
+            </w:r>
+          </w:p>
+        </w:tc>
+      </w:tr>
+    </w:tbl>
+    <w:p>
+      <w:pPr>
+        <w:spacing w:after="120"/>
+      </w:pPr>
+      <w:r>
+        <w:t xml:space="preserve"/>
       </w:r>
     </w:p>
     <w:p>
@@ -150,7 +2086,7 @@
         </w:rPr>
         <w:t xml:space="preserve">© 2026 SeaVuria and ARES. This work is licensed under a </w:t>
       </w:r>
-      <w:hyperlink w:history="1" r:id="rIdjtds2dzyhz1zkrj-fzhaf">
+      <w:hyperlink w:history="1" r:id="rIdnhcogvloukac2hv4xyto2">
         <w:r>
           <w:rPr>
             <w:rFonts w:ascii="Arial" w:cs="Arial" w:eastAsia="Arial" w:hAnsi="Arial"/>
@@ -170,7 +2106,7 @@
         </w:rPr>
         <w:t xml:space="preserve"> (</w:t>
       </w:r>
-      <w:hyperlink w:history="1" r:id="rIdlqiqqbdwxmifmicho83v8">
+      <w:hyperlink w:history="1" r:id="rId-leysovptafnqcnse_so8">
         <w:r>
           <w:rPr>
             <w:rFonts w:ascii="Arial" w:cs="Arial" w:eastAsia="Arial" w:hAnsi="Arial"/>
@@ -190,7 +2126,7 @@
         </w:rPr>
         <w:t xml:space="preserve">). To view a copy of this license, visit </w:t>
       </w:r>
-      <w:hyperlink w:history="1" r:id="rIdrxuafu-_wsvebhs9jdv8y">
+      <w:hyperlink w:history="1" r:id="rIdbpmkjruhflov1qxmop1nl">
         <w:r>
           <w:rPr>
             <w:rFonts w:ascii="Arial" w:cs="Arial" w:eastAsia="Arial" w:hAnsi="Arial"/>
@@ -209,1942 +2145,6 @@
           <w:szCs w:val="17"/>
         </w:rPr>
         <w:t xml:space="preserve">. You are free to copy, redistribute, and adapt this material in any medium or format, provided appropriate credit is given and the material is not used for commercial purposes. KICD learning outcomes and curriculum designations reproduced here for alignment purposes remain the property of KICD and are not covered by this license. Linked external resources (e.g. CK-12, Khan Academy, PhET) are subject to their own licenses.</w:t>
-      </w:r>
-    </w:p>
-    <w:p>
-      <w:pPr>
-        <w:spacing w:after="120"/>
-      </w:pPr>
-      <w:r>
-        <w:t xml:space="preserve"/>
-      </w:r>
-    </w:p>
-    <w:tbl>
-      <w:tblPr>
-        <w:tblW w:type="dxa" w:w="13680"/>
-        <w:tblBorders>
-          <w:top w:val="single" w:color="AAAAAA" w:sz="4"/>
-          <w:left w:val="single" w:color="AAAAAA" w:sz="4"/>
-          <w:bottom w:val="single" w:color="AAAAAA" w:sz="4"/>
-          <w:right w:val="single" w:color="AAAAAA" w:sz="4"/>
-          <w:insideH w:val="single" w:color="auto" w:sz="4"/>
-          <w:insideV w:val="single" w:color="auto" w:sz="4"/>
-        </w:tblBorders>
-        <w:tblLayout w:type="fixed"/>
-      </w:tblPr>
-      <w:tblGrid>
-        <w:gridCol w:w="3000"/>
-        <w:gridCol w:w="10680"/>
-      </w:tblGrid>
-      <w:tr>
-        <w:tc>
-          <w:tcPr>
-            <w:tcW w:type="dxa" w:w="13680"/>
-            <w:gridSpan w:val="2"/>
-            <w:shd w:fill="1F3864" w:color="auto" w:val="clear"/>
-            <w:tcMar>
-              <w:top w:type="dxa" w:w="60"/>
-              <w:left w:type="dxa" w:w="120"/>
-              <w:bottom w:type="dxa" w:w="60"/>
-              <w:right w:type="dxa" w:w="120"/>
-            </w:tcMar>
-            <w:vAlign w:val="top"/>
-          </w:tcPr>
-          <w:p>
-            <w:pPr>
-              <w:spacing w:after="40" w:before="0"/>
-              <w:jc w:val="center"/>
-            </w:pPr>
-            <w:r>
-              <w:rPr>
-                <w:rFonts w:ascii="Arial" w:cs="Arial" w:eastAsia="Arial" w:hAnsi="Arial"/>
-                <w:b/>
-                <w:bCs/>
-                <w:i w:val="false"/>
-                <w:iCs w:val="false"/>
-                <w:color w:val="FFFFFF"/>
-                <w:sz w:val="22"/>
-                <w:szCs w:val="22"/>
-              </w:rPr>
-              <w:t xml:space="preserve">SUB-STRAND OVERVIEW</w:t>
-            </w:r>
-          </w:p>
-        </w:tc>
-      </w:tr>
-      <w:tr>
-        <w:tc>
-          <w:tcPr>
-            <w:tcW w:type="dxa" w:w="3000"/>
-            <w:shd w:fill="D5E8F0" w:color="auto" w:val="clear"/>
-            <w:tcMar>
-              <w:top w:type="dxa" w:w="60"/>
-              <w:left w:type="dxa" w:w="120"/>
-              <w:bottom w:type="dxa" w:w="60"/>
-              <w:right w:type="dxa" w:w="120"/>
-            </w:tcMar>
-            <w:vAlign w:val="top"/>
-          </w:tcPr>
-          <w:p>
-            <w:pPr>
-              <w:spacing w:after="40" w:before="0"/>
-              <w:jc w:val="left"/>
-            </w:pPr>
-            <w:r>
-              <w:rPr>
-                <w:rFonts w:ascii="Arial" w:cs="Arial" w:eastAsia="Arial" w:hAnsi="Arial"/>
-                <w:b/>
-                <w:bCs/>
-                <w:i w:val="false"/>
-                <w:iCs w:val="false"/>
-                <w:color w:val="000000"/>
-                <w:sz w:val="18"/>
-                <w:szCs w:val="18"/>
-              </w:rPr>
-              <w:t xml:space="preserve">Grade Level</w:t>
-            </w:r>
-          </w:p>
-        </w:tc>
-        <w:tc>
-          <w:tcPr>
-            <w:tcW w:type="dxa" w:w="10680"/>
-            <w:shd w:fill="FFFFFF" w:color="auto" w:val="clear"/>
-            <w:tcMar>
-              <w:top w:type="dxa" w:w="60"/>
-              <w:left w:type="dxa" w:w="120"/>
-              <w:bottom w:type="dxa" w:w="60"/>
-              <w:right w:type="dxa" w:w="120"/>
-            </w:tcMar>
-            <w:vAlign w:val="top"/>
-          </w:tcPr>
-          <w:p>
-            <w:pPr>
-              <w:spacing w:after="40" w:before="0"/>
-              <w:jc w:val="left"/>
-            </w:pPr>
-            <w:r>
-              <w:rPr>
-                <w:rFonts w:ascii="Arial" w:cs="Arial" w:eastAsia="Arial" w:hAnsi="Arial"/>
-                <w:b w:val="false"/>
-                <w:bCs w:val="false"/>
-                <w:i w:val="false"/>
-                <w:iCs w:val="false"/>
-                <w:color w:val="000000"/>
-                <w:sz w:val="18"/>
-                <w:szCs w:val="18"/>
-              </w:rPr>
-              <w:t xml:space="preserve">10</w:t>
-            </w:r>
-          </w:p>
-        </w:tc>
-      </w:tr>
-      <w:tr>
-        <w:tc>
-          <w:tcPr>
-            <w:tcW w:type="dxa" w:w="3000"/>
-            <w:shd w:fill="D5E8F0" w:color="auto" w:val="clear"/>
-            <w:tcMar>
-              <w:top w:type="dxa" w:w="60"/>
-              <w:left w:type="dxa" w:w="120"/>
-              <w:bottom w:type="dxa" w:w="60"/>
-              <w:right w:type="dxa" w:w="120"/>
-            </w:tcMar>
-            <w:vAlign w:val="top"/>
-          </w:tcPr>
-          <w:p>
-            <w:pPr>
-              <w:spacing w:after="40" w:before="0"/>
-              <w:jc w:val="left"/>
-            </w:pPr>
-            <w:r>
-              <w:rPr>
-                <w:rFonts w:ascii="Arial" w:cs="Arial" w:eastAsia="Arial" w:hAnsi="Arial"/>
-                <w:b/>
-                <w:bCs/>
-                <w:i w:val="false"/>
-                <w:iCs w:val="false"/>
-                <w:color w:val="000000"/>
-                <w:sz w:val="18"/>
-                <w:szCs w:val="18"/>
-              </w:rPr>
-              <w:t xml:space="preserve">Subject</w:t>
-            </w:r>
-          </w:p>
-        </w:tc>
-        <w:tc>
-          <w:tcPr>
-            <w:tcW w:type="dxa" w:w="10680"/>
-            <w:shd w:fill="FFFFFF" w:color="auto" w:val="clear"/>
-            <w:tcMar>
-              <w:top w:type="dxa" w:w="60"/>
-              <w:left w:type="dxa" w:w="120"/>
-              <w:bottom w:type="dxa" w:w="60"/>
-              <w:right w:type="dxa" w:w="120"/>
-            </w:tcMar>
-            <w:vAlign w:val="top"/>
-          </w:tcPr>
-          <w:p>
-            <w:pPr>
-              <w:spacing w:after="40" w:before="0"/>
-              <w:jc w:val="left"/>
-            </w:pPr>
-            <w:r>
-              <w:rPr>
-                <w:rFonts w:ascii="Arial" w:cs="Arial" w:eastAsia="Arial" w:hAnsi="Arial"/>
-                <w:b w:val="false"/>
-                <w:bCs w:val="false"/>
-                <w:i w:val="false"/>
-                <w:iCs w:val="false"/>
-                <w:color w:val="000000"/>
-                <w:sz w:val="18"/>
-                <w:szCs w:val="18"/>
-              </w:rPr>
-              <w:t xml:space="preserve">General Science</w:t>
-            </w:r>
-          </w:p>
-        </w:tc>
-      </w:tr>
-      <w:tr>
-        <w:tc>
-          <w:tcPr>
-            <w:tcW w:type="dxa" w:w="3000"/>
-            <w:shd w:fill="D5E8F0" w:color="auto" w:val="clear"/>
-            <w:tcMar>
-              <w:top w:type="dxa" w:w="60"/>
-              <w:left w:type="dxa" w:w="120"/>
-              <w:bottom w:type="dxa" w:w="60"/>
-              <w:right w:type="dxa" w:w="120"/>
-            </w:tcMar>
-            <w:vAlign w:val="top"/>
-          </w:tcPr>
-          <w:p>
-            <w:pPr>
-              <w:spacing w:after="40" w:before="0"/>
-              <w:jc w:val="left"/>
-            </w:pPr>
-            <w:r>
-              <w:rPr>
-                <w:rFonts w:ascii="Arial" w:cs="Arial" w:eastAsia="Arial" w:hAnsi="Arial"/>
-                <w:b/>
-                <w:bCs/>
-                <w:i w:val="false"/>
-                <w:iCs w:val="false"/>
-                <w:color w:val="000000"/>
-                <w:sz w:val="18"/>
-                <w:szCs w:val="18"/>
-              </w:rPr>
-              <w:t xml:space="preserve">Strand</w:t>
-            </w:r>
-          </w:p>
-        </w:tc>
-        <w:tc>
-          <w:tcPr>
-            <w:tcW w:type="dxa" w:w="10680"/>
-            <w:shd w:fill="FFFFFF" w:color="auto" w:val="clear"/>
-            <w:tcMar>
-              <w:top w:type="dxa" w:w="60"/>
-              <w:left w:type="dxa" w:w="120"/>
-              <w:bottom w:type="dxa" w:w="60"/>
-              <w:right w:type="dxa" w:w="120"/>
-            </w:tcMar>
-            <w:vAlign w:val="top"/>
-          </w:tcPr>
-          <w:p>
-            <w:pPr>
-              <w:spacing w:after="40" w:before="0"/>
-              <w:jc w:val="left"/>
-            </w:pPr>
-            <w:r>
-              <w:rPr>
-                <w:rFonts w:ascii="Arial" w:cs="Arial" w:eastAsia="Arial" w:hAnsi="Arial"/>
-                <w:b w:val="false"/>
-                <w:bCs w:val="false"/>
-                <w:i w:val="false"/>
-                <w:iCs w:val="false"/>
-                <w:color w:val="000000"/>
-                <w:sz w:val="18"/>
-                <w:szCs w:val="18"/>
-              </w:rPr>
-              <w:t xml:space="preserve">Strand 1.0: Life Science</w:t>
-            </w:r>
-          </w:p>
-        </w:tc>
-      </w:tr>
-      <w:tr>
-        <w:tc>
-          <w:tcPr>
-            <w:tcW w:type="dxa" w:w="3000"/>
-            <w:shd w:fill="D5E8F0" w:color="auto" w:val="clear"/>
-            <w:tcMar>
-              <w:top w:type="dxa" w:w="60"/>
-              <w:left w:type="dxa" w:w="120"/>
-              <w:bottom w:type="dxa" w:w="60"/>
-              <w:right w:type="dxa" w:w="120"/>
-            </w:tcMar>
-            <w:vAlign w:val="top"/>
-          </w:tcPr>
-          <w:p>
-            <w:pPr>
-              <w:spacing w:after="40" w:before="0"/>
-              <w:jc w:val="left"/>
-            </w:pPr>
-            <w:r>
-              <w:rPr>
-                <w:rFonts w:ascii="Arial" w:cs="Arial" w:eastAsia="Arial" w:hAnsi="Arial"/>
-                <w:b/>
-                <w:bCs/>
-                <w:i w:val="false"/>
-                <w:iCs w:val="false"/>
-                <w:color w:val="000000"/>
-                <w:sz w:val="18"/>
-                <w:szCs w:val="18"/>
-              </w:rPr>
-              <w:t xml:space="preserve">Sub-Strand</w:t>
-            </w:r>
-          </w:p>
-        </w:tc>
-        <w:tc>
-          <w:tcPr>
-            <w:tcW w:type="dxa" w:w="10680"/>
-            <w:shd w:fill="FFFFFF" w:color="auto" w:val="clear"/>
-            <w:tcMar>
-              <w:top w:type="dxa" w:w="60"/>
-              <w:left w:type="dxa" w:w="120"/>
-              <w:bottom w:type="dxa" w:w="60"/>
-              <w:right w:type="dxa" w:w="120"/>
-            </w:tcMar>
-            <w:vAlign w:val="top"/>
-          </w:tcPr>
-          <w:p>
-            <w:pPr>
-              <w:spacing w:after="40" w:before="0"/>
-              <w:jc w:val="left"/>
-            </w:pPr>
-            <w:r>
-              <w:rPr>
-                <w:rFonts w:ascii="Arial" w:cs="Arial" w:eastAsia="Arial" w:hAnsi="Arial"/>
-                <w:b w:val="false"/>
-                <w:bCs w:val="false"/>
-                <w:i w:val="false"/>
-                <w:iCs w:val="false"/>
-                <w:color w:val="000000"/>
-                <w:sz w:val="18"/>
-                <w:szCs w:val="18"/>
-              </w:rPr>
-              <w:t xml:space="preserve">Sub-Strand 1.4: Transport in Plants</w:t>
-            </w:r>
-          </w:p>
-        </w:tc>
-      </w:tr>
-      <w:tr>
-        <w:tc>
-          <w:tcPr>
-            <w:tcW w:type="dxa" w:w="3000"/>
-            <w:shd w:fill="D5E8F0" w:color="auto" w:val="clear"/>
-            <w:tcMar>
-              <w:top w:type="dxa" w:w="60"/>
-              <w:left w:type="dxa" w:w="120"/>
-              <w:bottom w:type="dxa" w:w="60"/>
-              <w:right w:type="dxa" w:w="120"/>
-            </w:tcMar>
-            <w:vAlign w:val="top"/>
-          </w:tcPr>
-          <w:p>
-            <w:pPr>
-              <w:spacing w:after="40" w:before="0"/>
-              <w:jc w:val="left"/>
-            </w:pPr>
-            <w:r>
-              <w:rPr>
-                <w:rFonts w:ascii="Arial" w:cs="Arial" w:eastAsia="Arial" w:hAnsi="Arial"/>
-                <w:b/>
-                <w:bCs/>
-                <w:i w:val="false"/>
-                <w:iCs w:val="false"/>
-                <w:color w:val="000000"/>
-                <w:sz w:val="18"/>
-                <w:szCs w:val="18"/>
-              </w:rPr>
-              <w:t xml:space="preserve">Total Duration</w:t>
-            </w:r>
-          </w:p>
-        </w:tc>
-        <w:tc>
-          <w:tcPr>
-            <w:tcW w:type="dxa" w:w="10680"/>
-            <w:shd w:fill="FFFFFF" w:color="auto" w:val="clear"/>
-            <w:tcMar>
-              <w:top w:type="dxa" w:w="60"/>
-              <w:left w:type="dxa" w:w="120"/>
-              <w:bottom w:type="dxa" w:w="60"/>
-              <w:right w:type="dxa" w:w="120"/>
-            </w:tcMar>
-            <w:vAlign w:val="top"/>
-          </w:tcPr>
-          <w:p>
-            <w:pPr>
-              <w:spacing w:after="40" w:before="0"/>
-              <w:jc w:val="left"/>
-            </w:pPr>
-            <w:r>
-              <w:rPr>
-                <w:rFonts w:ascii="Arial" w:cs="Arial" w:eastAsia="Arial" w:hAnsi="Arial"/>
-                <w:b w:val="false"/>
-                <w:bCs w:val="false"/>
-                <w:i w:val="false"/>
-                <w:iCs w:val="false"/>
-                <w:color w:val="000000"/>
-                <w:sz w:val="18"/>
-                <w:szCs w:val="18"/>
-              </w:rPr>
-              <w:t xml:space="preserve">8 lessons × 40 minutes = 320 minutes total</w:t>
-            </w:r>
-          </w:p>
-        </w:tc>
-      </w:tr>
-      <w:tr>
-        <w:tc>
-          <w:tcPr>
-            <w:tcW w:type="dxa" w:w="3000"/>
-            <w:shd w:fill="D5E8F0" w:color="auto" w:val="clear"/>
-            <w:tcMar>
-              <w:top w:type="dxa" w:w="60"/>
-              <w:left w:type="dxa" w:w="120"/>
-              <w:bottom w:type="dxa" w:w="60"/>
-              <w:right w:type="dxa" w:w="120"/>
-            </w:tcMar>
-            <w:vAlign w:val="top"/>
-          </w:tcPr>
-          <w:p>
-            <w:pPr>
-              <w:spacing w:after="40" w:before="0"/>
-              <w:jc w:val="left"/>
-            </w:pPr>
-            <w:r>
-              <w:rPr>
-                <w:rFonts w:ascii="Arial" w:cs="Arial" w:eastAsia="Arial" w:hAnsi="Arial"/>
-                <w:b/>
-                <w:bCs/>
-                <w:i w:val="false"/>
-                <w:iCs w:val="false"/>
-                <w:color w:val="000000"/>
-                <w:sz w:val="18"/>
-                <w:szCs w:val="18"/>
-              </w:rPr>
-              <w:t xml:space="preserve">Sub-Strand Content</w:t>
-            </w:r>
-          </w:p>
-        </w:tc>
-        <w:tc>
-          <w:tcPr>
-            <w:tcW w:type="dxa" w:w="10680"/>
-            <w:shd w:fill="FFFFFF" w:color="auto" w:val="clear"/>
-            <w:tcMar>
-              <w:top w:type="dxa" w:w="60"/>
-              <w:left w:type="dxa" w:w="120"/>
-              <w:bottom w:type="dxa" w:w="60"/>
-              <w:right w:type="dxa" w:w="120"/>
-            </w:tcMar>
-            <w:vAlign w:val="top"/>
-          </w:tcPr>
-          <w:p>
-            <w:pPr>
-              <w:spacing w:after="30" w:before="0"/>
-              <w:ind w:left="360" w:hanging="180"/>
-              <w:jc w:val="left"/>
-            </w:pPr>
-            <w:r>
-              <w:rPr>
-                <w:rFonts w:ascii="Arial" w:cs="Arial" w:eastAsia="Arial" w:hAnsi="Arial"/>
-                <w:b w:val="false"/>
-                <w:bCs w:val="false"/>
-                <w:i w:val="false"/>
-                <w:iCs w:val="false"/>
-                <w:color w:val="000000"/>
-                <w:sz w:val="18"/>
-                <w:szCs w:val="18"/>
-              </w:rPr>
-              <w:t xml:space="preserve">–  Absorption of Water and Mineral Salts</w:t>
-            </w:r>
-          </w:p>
-          <w:p>
-            <w:pPr>
-              <w:spacing w:after="30" w:before="0"/>
-              <w:ind w:left="360" w:hanging="180"/>
-              <w:jc w:val="left"/>
-            </w:pPr>
-            <w:r>
-              <w:rPr>
-                <w:rFonts w:ascii="Arial" w:cs="Arial" w:eastAsia="Arial" w:hAnsi="Arial"/>
-                <w:b w:val="false"/>
-                <w:bCs w:val="false"/>
-                <w:i w:val="false"/>
-                <w:iCs w:val="false"/>
-                <w:color w:val="000000"/>
-                <w:sz w:val="18"/>
-                <w:szCs w:val="18"/>
-              </w:rPr>
-              <w:t xml:space="preserve">–  Translocation</w:t>
-            </w:r>
-          </w:p>
-          <w:p>
-            <w:pPr>
-              <w:spacing w:after="30" w:before="0"/>
-              <w:ind w:left="360" w:hanging="180"/>
-              <w:jc w:val="left"/>
-            </w:pPr>
-            <w:r>
-              <w:rPr>
-                <w:rFonts w:ascii="Arial" w:cs="Arial" w:eastAsia="Arial" w:hAnsi="Arial"/>
-                <w:b w:val="false"/>
-                <w:bCs w:val="false"/>
-                <w:i w:val="false"/>
-                <w:iCs w:val="false"/>
-                <w:color w:val="000000"/>
-                <w:sz w:val="18"/>
-                <w:szCs w:val="18"/>
-              </w:rPr>
-              <w:t xml:space="preserve">–  Factors affecting transpiration</w:t>
-            </w:r>
-          </w:p>
-          <w:p>
-            <w:pPr>
-              <w:spacing w:after="30" w:before="0"/>
-              <w:ind w:left="360" w:hanging="180"/>
-              <w:jc w:val="left"/>
-            </w:pPr>
-            <w:r>
-              <w:rPr>
-                <w:rFonts w:ascii="Arial" w:cs="Arial" w:eastAsia="Arial" w:hAnsi="Arial"/>
-                <w:b w:val="false"/>
-                <w:bCs w:val="false"/>
-                <w:i w:val="false"/>
-                <w:iCs w:val="false"/>
-                <w:color w:val="000000"/>
-                <w:sz w:val="18"/>
-                <w:szCs w:val="18"/>
-              </w:rPr>
-              <w:t xml:space="preserve">–  Importance of transpiration</w:t>
-            </w:r>
-          </w:p>
-        </w:tc>
-      </w:tr>
-      <w:tr>
-        <w:tc>
-          <w:tcPr>
-            <w:tcW w:type="dxa" w:w="3000"/>
-            <w:shd w:fill="D5E8F0" w:color="auto" w:val="clear"/>
-            <w:tcMar>
-              <w:top w:type="dxa" w:w="60"/>
-              <w:left w:type="dxa" w:w="120"/>
-              <w:bottom w:type="dxa" w:w="60"/>
-              <w:right w:type="dxa" w:w="120"/>
-            </w:tcMar>
-            <w:vAlign w:val="top"/>
-          </w:tcPr>
-          <w:p>
-            <w:pPr>
-              <w:spacing w:after="40" w:before="0"/>
-              <w:jc w:val="left"/>
-            </w:pPr>
-            <w:r>
-              <w:rPr>
-                <w:rFonts w:ascii="Arial" w:cs="Arial" w:eastAsia="Arial" w:hAnsi="Arial"/>
-                <w:b/>
-                <w:bCs/>
-                <w:i w:val="false"/>
-                <w:iCs w:val="false"/>
-                <w:color w:val="000000"/>
-                <w:sz w:val="18"/>
-                <w:szCs w:val="18"/>
-              </w:rPr>
-              <w:t xml:space="preserve">Learning Outcomes</w:t>
-            </w:r>
-          </w:p>
-        </w:tc>
-        <w:tc>
-          <w:tcPr>
-            <w:tcW w:type="dxa" w:w="10680"/>
-            <w:shd w:fill="FFFFFF" w:color="auto" w:val="clear"/>
-            <w:tcMar>
-              <w:top w:type="dxa" w:w="60"/>
-              <w:left w:type="dxa" w:w="120"/>
-              <w:bottom w:type="dxa" w:w="60"/>
-              <w:right w:type="dxa" w:w="120"/>
-            </w:tcMar>
-            <w:vAlign w:val="top"/>
-          </w:tcPr>
-          <w:p>
-            <w:pPr>
-              <w:spacing w:after="40" w:before="0"/>
-              <w:jc w:val="left"/>
-            </w:pPr>
-            <w:r>
-              <w:rPr>
-                <w:rFonts w:ascii="Arial" w:cs="Arial" w:eastAsia="Arial" w:hAnsi="Arial"/>
-                <w:b w:val="false"/>
-                <w:bCs w:val="false"/>
-                <w:i w:val="false"/>
-                <w:iCs w:val="false"/>
-                <w:color w:val="000000"/>
-                <w:sz w:val="18"/>
-                <w:szCs w:val="18"/>
-              </w:rPr>
-              <w:t xml:space="preserve">By the end of the sub-strand, the learner should be able to:</w:t>
-            </w:r>
-          </w:p>
-          <w:p>
-            <w:pPr>
-              <w:spacing w:after="40" w:before="0"/>
-              <w:jc w:val="left"/>
-            </w:pPr>
-            <w:r>
-              <w:rPr>
-                <w:rFonts w:ascii="Arial" w:cs="Arial" w:eastAsia="Arial" w:hAnsi="Arial"/>
-                <w:b w:val="false"/>
-                <w:bCs w:val="false"/>
-                <w:i w:val="false"/>
-                <w:iCs w:val="false"/>
-                <w:color w:val="000000"/>
-                <w:sz w:val="18"/>
-                <w:szCs w:val="18"/>
-              </w:rPr>
-              <w:t xml:space="preserve">a) describe absorption of water and mineral salts in plants,</w:t>
-            </w:r>
-          </w:p>
-          <w:p>
-            <w:pPr>
-              <w:spacing w:after="40" w:before="0"/>
-              <w:jc w:val="left"/>
-            </w:pPr>
-            <w:r>
-              <w:rPr>
-                <w:rFonts w:ascii="Arial" w:cs="Arial" w:eastAsia="Arial" w:hAnsi="Arial"/>
-                <w:b w:val="false"/>
-                <w:bCs w:val="false"/>
-                <w:i w:val="false"/>
-                <w:iCs w:val="false"/>
-                <w:color w:val="000000"/>
-                <w:sz w:val="18"/>
-                <w:szCs w:val="18"/>
-              </w:rPr>
-              <w:t xml:space="preserve">b) explain translocation in plants,</w:t>
-            </w:r>
-          </w:p>
-          <w:p>
-            <w:pPr>
-              <w:spacing w:after="40" w:before="0"/>
-              <w:jc w:val="left"/>
-            </w:pPr>
-            <w:r>
-              <w:rPr>
-                <w:rFonts w:ascii="Arial" w:cs="Arial" w:eastAsia="Arial" w:hAnsi="Arial"/>
-                <w:b w:val="false"/>
-                <w:bCs w:val="false"/>
-                <w:i w:val="false"/>
-                <w:iCs w:val="false"/>
-                <w:color w:val="000000"/>
-                <w:sz w:val="18"/>
-                <w:szCs w:val="18"/>
-              </w:rPr>
-              <w:t xml:space="preserve">c) investigate factors affecting transpiration in plants,</w:t>
-            </w:r>
-          </w:p>
-          <w:p>
-            <w:pPr>
-              <w:spacing w:after="40" w:before="0"/>
-              <w:jc w:val="left"/>
-            </w:pPr>
-            <w:r>
-              <w:rPr>
-                <w:rFonts w:ascii="Arial" w:cs="Arial" w:eastAsia="Arial" w:hAnsi="Arial"/>
-                <w:b w:val="false"/>
-                <w:bCs w:val="false"/>
-                <w:i w:val="false"/>
-                <w:iCs w:val="false"/>
-                <w:color w:val="000000"/>
-                <w:sz w:val="18"/>
-                <w:szCs w:val="18"/>
-              </w:rPr>
-              <w:t xml:space="preserve">d) describe the significance of transpiration in sustainability of plant life,</w:t>
-            </w:r>
-          </w:p>
-          <w:p>
-            <w:pPr>
-              <w:spacing w:after="40" w:before="0"/>
-              <w:jc w:val="left"/>
-            </w:pPr>
-            <w:r>
-              <w:rPr>
-                <w:rFonts w:ascii="Arial" w:cs="Arial" w:eastAsia="Arial" w:hAnsi="Arial"/>
-                <w:b w:val="false"/>
-                <w:bCs w:val="false"/>
-                <w:i w:val="false"/>
-                <w:iCs w:val="false"/>
-                <w:color w:val="000000"/>
-                <w:sz w:val="18"/>
-                <w:szCs w:val="18"/>
-              </w:rPr>
-              <w:t xml:space="preserve">e) appreciate the role of transport in plants.</w:t>
-            </w:r>
-          </w:p>
-        </w:tc>
-      </w:tr>
-      <w:tr>
-        <w:tc>
-          <w:tcPr>
-            <w:tcW w:type="dxa" w:w="3000"/>
-            <w:shd w:fill="D5E8F0" w:color="auto" w:val="clear"/>
-            <w:tcMar>
-              <w:top w:type="dxa" w:w="60"/>
-              <w:left w:type="dxa" w:w="120"/>
-              <w:bottom w:type="dxa" w:w="60"/>
-              <w:right w:type="dxa" w:w="120"/>
-            </w:tcMar>
-            <w:vAlign w:val="top"/>
-          </w:tcPr>
-          <w:p>
-            <w:pPr>
-              <w:spacing w:after="40" w:before="0"/>
-              <w:jc w:val="left"/>
-            </w:pPr>
-            <w:r>
-              <w:rPr>
-                <w:rFonts w:ascii="Arial" w:cs="Arial" w:eastAsia="Arial" w:hAnsi="Arial"/>
-                <w:b/>
-                <w:bCs/>
-                <w:i w:val="false"/>
-                <w:iCs w:val="false"/>
-                <w:color w:val="000000"/>
-                <w:sz w:val="18"/>
-                <w:szCs w:val="18"/>
-              </w:rPr>
-              <w:t xml:space="preserve">Core Competencies</w:t>
-            </w:r>
-          </w:p>
-        </w:tc>
-        <w:tc>
-          <w:tcPr>
-            <w:tcW w:type="dxa" w:w="10680"/>
-            <w:shd w:fill="FFFFFF" w:color="auto" w:val="clear"/>
-            <w:tcMar>
-              <w:top w:type="dxa" w:w="60"/>
-              <w:left w:type="dxa" w:w="120"/>
-              <w:bottom w:type="dxa" w:w="60"/>
-              <w:right w:type="dxa" w:w="120"/>
-            </w:tcMar>
-            <w:vAlign w:val="top"/>
-          </w:tcPr>
-          <w:p>
-            <w:pPr>
-              <w:spacing w:after="30" w:before="0"/>
-              <w:ind w:left="360" w:hanging="180"/>
-              <w:jc w:val="left"/>
-            </w:pPr>
-            <w:r>
-              <w:rPr>
-                <w:rFonts w:ascii="Arial" w:cs="Arial" w:eastAsia="Arial" w:hAnsi="Arial"/>
-                <w:b w:val="false"/>
-                <w:bCs w:val="false"/>
-                <w:i w:val="false"/>
-                <w:iCs w:val="false"/>
-                <w:color w:val="000000"/>
-                <w:sz w:val="18"/>
-                <w:szCs w:val="18"/>
-              </w:rPr>
-              <w:t xml:space="preserve">–  Citizenship: as the learner sensitises the community on the importance of watering and manuring plants to sustain plant growth.</w:t>
-            </w:r>
-          </w:p>
-          <w:p>
-            <w:pPr>
-              <w:spacing w:after="30" w:before="0"/>
-              <w:ind w:left="360" w:hanging="180"/>
-              <w:jc w:val="left"/>
-            </w:pPr>
-            <w:r>
-              <w:rPr>
-                <w:rFonts w:ascii="Arial" w:cs="Arial" w:eastAsia="Arial" w:hAnsi="Arial"/>
-                <w:b w:val="false"/>
-                <w:bCs w:val="false"/>
-                <w:i w:val="false"/>
-                <w:iCs w:val="false"/>
-                <w:color w:val="000000"/>
-                <w:sz w:val="18"/>
-                <w:szCs w:val="18"/>
-              </w:rPr>
-              <w:t xml:space="preserve">–  Learning to learn: as the learner reflects on experiments on factors affecting transpiration in plants.</w:t>
-            </w:r>
-          </w:p>
-        </w:tc>
-      </w:tr>
-      <w:tr>
-        <w:tc>
-          <w:tcPr>
-            <w:tcW w:type="dxa" w:w="3000"/>
-            <w:shd w:fill="E2EFDA" w:color="auto" w:val="clear"/>
-            <w:tcMar>
-              <w:top w:type="dxa" w:w="60"/>
-              <w:left w:type="dxa" w:w="120"/>
-              <w:bottom w:type="dxa" w:w="60"/>
-              <w:right w:type="dxa" w:w="120"/>
-            </w:tcMar>
-            <w:vAlign w:val="top"/>
-          </w:tcPr>
-          <w:p>
-            <w:pPr>
-              <w:spacing w:after="40" w:before="0"/>
-              <w:jc w:val="left"/>
-            </w:pPr>
-            <w:r>
-              <w:rPr>
-                <w:rFonts w:ascii="Arial" w:cs="Arial" w:eastAsia="Arial" w:hAnsi="Arial"/>
-                <w:b/>
-                <w:bCs/>
-                <w:i w:val="false"/>
-                <w:iCs w:val="false"/>
-                <w:color w:val="000000"/>
-                <w:sz w:val="18"/>
-                <w:szCs w:val="18"/>
-              </w:rPr>
-              <w:t xml:space="preserve">Core Values</w:t>
-            </w:r>
-          </w:p>
-        </w:tc>
-        <w:tc>
-          <w:tcPr>
-            <w:tcW w:type="dxa" w:w="10680"/>
-            <w:shd w:fill="FFFFFF" w:color="auto" w:val="clear"/>
-            <w:tcMar>
-              <w:top w:type="dxa" w:w="60"/>
-              <w:left w:type="dxa" w:w="120"/>
-              <w:bottom w:type="dxa" w:w="60"/>
-              <w:right w:type="dxa" w:w="120"/>
-            </w:tcMar>
-            <w:vAlign w:val="top"/>
-          </w:tcPr>
-          <w:p>
-            <w:pPr>
-              <w:spacing w:after="30" w:before="0"/>
-              <w:ind w:left="360" w:hanging="180"/>
-              <w:jc w:val="left"/>
-            </w:pPr>
-            <w:r>
-              <w:rPr>
-                <w:rFonts w:ascii="Arial" w:cs="Arial" w:eastAsia="Arial" w:hAnsi="Arial"/>
-                <w:b w:val="false"/>
-                <w:bCs w:val="false"/>
-                <w:i w:val="false"/>
-                <w:iCs w:val="false"/>
-                <w:color w:val="000000"/>
-                <w:sz w:val="18"/>
-                <w:szCs w:val="18"/>
-              </w:rPr>
-              <w:t xml:space="preserve">–  Unity: as the learner engages in assigned roles while working with others in the process of investigation of factors affecting transpiration.</w:t>
-            </w:r>
-          </w:p>
-          <w:p>
-            <w:pPr>
-              <w:spacing w:after="30" w:before="0"/>
-              <w:ind w:left="360" w:hanging="180"/>
-              <w:jc w:val="left"/>
-            </w:pPr>
-            <w:r>
-              <w:rPr>
-                <w:rFonts w:ascii="Arial" w:cs="Arial" w:eastAsia="Arial" w:hAnsi="Arial"/>
-                <w:b w:val="false"/>
-                <w:bCs w:val="false"/>
-                <w:i w:val="false"/>
-                <w:iCs w:val="false"/>
-                <w:color w:val="000000"/>
-                <w:sz w:val="18"/>
-                <w:szCs w:val="18"/>
-              </w:rPr>
-              <w:t xml:space="preserve">–  Patriotism: as the learner sensitises the community on the importance of watering and manuring plants to sustain plant growth.</w:t>
-            </w:r>
-          </w:p>
-        </w:tc>
-      </w:tr>
-      <w:tr>
-        <w:tc>
-          <w:tcPr>
-            <w:tcW w:type="dxa" w:w="3000"/>
-            <w:shd w:fill="D5E8F0" w:color="auto" w:val="clear"/>
-            <w:tcMar>
-              <w:top w:type="dxa" w:w="60"/>
-              <w:left w:type="dxa" w:w="120"/>
-              <w:bottom w:type="dxa" w:w="60"/>
-              <w:right w:type="dxa" w:w="120"/>
-            </w:tcMar>
-            <w:vAlign w:val="top"/>
-          </w:tcPr>
-          <w:p>
-            <w:pPr>
-              <w:spacing w:after="40" w:before="0"/>
-              <w:jc w:val="left"/>
-            </w:pPr>
-            <w:r>
-              <w:rPr>
-                <w:rFonts w:ascii="Arial" w:cs="Arial" w:eastAsia="Arial" w:hAnsi="Arial"/>
-                <w:b/>
-                <w:bCs/>
-                <w:i w:val="false"/>
-                <w:iCs w:val="false"/>
-                <w:color w:val="000000"/>
-                <w:sz w:val="18"/>
-                <w:szCs w:val="18"/>
-              </w:rPr>
-              <w:t xml:space="preserve">Science &amp; Engineering Practices</w:t>
-            </w:r>
-          </w:p>
-        </w:tc>
-        <w:tc>
-          <w:tcPr>
-            <w:tcW w:type="dxa" w:w="10680"/>
-            <w:shd w:fill="FFFFFF" w:color="auto" w:val="clear"/>
-            <w:tcMar>
-              <w:top w:type="dxa" w:w="60"/>
-              <w:left w:type="dxa" w:w="120"/>
-              <w:bottom w:type="dxa" w:w="60"/>
-              <w:right w:type="dxa" w:w="120"/>
-            </w:tcMar>
-            <w:vAlign w:val="top"/>
-          </w:tcPr>
-          <w:p>
-            <w:pPr>
-              <w:spacing w:after="30" w:before="0"/>
-              <w:ind w:left="360" w:hanging="180"/>
-              <w:jc w:val="left"/>
-            </w:pPr>
-            <w:r>
-              <w:rPr>
-                <w:rFonts w:ascii="Arial" w:cs="Arial" w:eastAsia="Arial" w:hAnsi="Arial"/>
-                <w:b w:val="false"/>
-                <w:bCs w:val="false"/>
-                <w:i w:val="false"/>
-                <w:iCs w:val="false"/>
-                <w:color w:val="000000"/>
-                <w:sz w:val="18"/>
-                <w:szCs w:val="18"/>
-              </w:rPr>
-              <w:t xml:space="preserve">–  Planning and Carrying Out Investigations: as the learner designs and conducts experiments to investigate factors affecting transpiration in plants (e.g., leaf area, wind, humidity, light intensity).</w:t>
-            </w:r>
-          </w:p>
-          <w:p>
-            <w:pPr>
-              <w:spacing w:after="30" w:before="0"/>
-              <w:ind w:left="360" w:hanging="180"/>
-              <w:jc w:val="left"/>
-            </w:pPr>
-            <w:r>
-              <w:rPr>
-                <w:rFonts w:ascii="Arial" w:cs="Arial" w:eastAsia="Arial" w:hAnsi="Arial"/>
-                <w:b w:val="false"/>
-                <w:bCs w:val="false"/>
-                <w:i w:val="false"/>
-                <w:iCs w:val="false"/>
-                <w:color w:val="000000"/>
-                <w:sz w:val="18"/>
-                <w:szCs w:val="18"/>
-              </w:rPr>
-              <w:t xml:space="preserve">–  Analysing and Interpreting Data: as the learner records, compares, and draws conclusions from transpiration experiment results across different environmental conditions.</w:t>
-            </w:r>
-          </w:p>
-          <w:p>
-            <w:pPr>
-              <w:spacing w:after="30" w:before="0"/>
-              <w:ind w:left="360" w:hanging="180"/>
-              <w:jc w:val="left"/>
-            </w:pPr>
-            <w:r>
-              <w:rPr>
-                <w:rFonts w:ascii="Arial" w:cs="Arial" w:eastAsia="Arial" w:hAnsi="Arial"/>
-                <w:b w:val="false"/>
-                <w:bCs w:val="false"/>
-                <w:i w:val="false"/>
-                <w:iCs w:val="false"/>
-                <w:color w:val="000000"/>
-                <w:sz w:val="18"/>
-                <w:szCs w:val="18"/>
-              </w:rPr>
-              <w:t xml:space="preserve">–  Constructing Explanations: as the learner uses evidence from absorption and translocation experiments to explain how water and mineral salts move through a plant.</w:t>
-            </w:r>
-          </w:p>
-          <w:p>
-            <w:pPr>
-              <w:spacing w:after="30" w:before="0"/>
-              <w:ind w:left="360" w:hanging="180"/>
-              <w:jc w:val="left"/>
-            </w:pPr>
-            <w:r>
-              <w:rPr>
-                <w:rFonts w:ascii="Arial" w:cs="Arial" w:eastAsia="Arial" w:hAnsi="Arial"/>
-                <w:b w:val="false"/>
-                <w:bCs w:val="false"/>
-                <w:i w:val="false"/>
-                <w:iCs w:val="false"/>
-                <w:color w:val="000000"/>
-                <w:sz w:val="18"/>
-                <w:szCs w:val="18"/>
-              </w:rPr>
-              <w:t xml:space="preserve">–  Obtaining, Evaluating, and Communicating Information: as the learner uses digital devices and print media to research adhesive and cohesive forces involved in transport, then shares findings with peers.</w:t>
-            </w:r>
-          </w:p>
-        </w:tc>
-      </w:tr>
-      <w:tr>
-        <w:tc>
-          <w:tcPr>
-            <w:tcW w:type="dxa" w:w="3000"/>
-            <w:shd w:fill="FCE4D6" w:color="auto" w:val="clear"/>
-            <w:tcMar>
-              <w:top w:type="dxa" w:w="60"/>
-              <w:left w:type="dxa" w:w="120"/>
-              <w:bottom w:type="dxa" w:w="60"/>
-              <w:right w:type="dxa" w:w="120"/>
-            </w:tcMar>
-            <w:vAlign w:val="top"/>
-          </w:tcPr>
-          <w:p>
-            <w:pPr>
-              <w:spacing w:after="40" w:before="0"/>
-              <w:jc w:val="left"/>
-            </w:pPr>
-            <w:r>
-              <w:rPr>
-                <w:rFonts w:ascii="Arial" w:cs="Arial" w:eastAsia="Arial" w:hAnsi="Arial"/>
-                <w:b/>
-                <w:bCs/>
-                <w:i w:val="false"/>
-                <w:iCs w:val="false"/>
-                <w:color w:val="000000"/>
-                <w:sz w:val="18"/>
-                <w:szCs w:val="18"/>
-              </w:rPr>
-              <w:t xml:space="preserve">Pertinent &amp; Contemporary Issues (PCIs)</w:t>
-            </w:r>
-          </w:p>
-        </w:tc>
-        <w:tc>
-          <w:tcPr>
-            <w:tcW w:type="dxa" w:w="10680"/>
-            <w:shd w:fill="FFFFFF" w:color="auto" w:val="clear"/>
-            <w:tcMar>
-              <w:top w:type="dxa" w:w="60"/>
-              <w:left w:type="dxa" w:w="120"/>
-              <w:bottom w:type="dxa" w:w="60"/>
-              <w:right w:type="dxa" w:w="120"/>
-            </w:tcMar>
-            <w:vAlign w:val="top"/>
-          </w:tcPr>
-          <w:p>
-            <w:pPr>
-              <w:spacing w:after="30" w:before="0"/>
-              <w:ind w:left="360" w:hanging="180"/>
-              <w:jc w:val="left"/>
-            </w:pPr>
-            <w:r>
-              <w:rPr>
-                <w:rFonts w:ascii="Arial" w:cs="Arial" w:eastAsia="Arial" w:hAnsi="Arial"/>
-                <w:b w:val="false"/>
-                <w:bCs w:val="false"/>
-                <w:i w:val="false"/>
-                <w:iCs w:val="false"/>
-                <w:color w:val="000000"/>
-                <w:sz w:val="18"/>
-                <w:szCs w:val="18"/>
-              </w:rPr>
-              <w:t xml:space="preserve">–  Safety and security: as the learner observes safety precautions while carrying out experiments in groups to investigate factors affecting transpiration in plants.</w:t>
-            </w:r>
-          </w:p>
-          <w:p>
-            <w:pPr>
-              <w:spacing w:after="30" w:before="0"/>
-              <w:ind w:left="360" w:hanging="180"/>
-              <w:jc w:val="left"/>
-            </w:pPr>
-            <w:r>
-              <w:rPr>
-                <w:rFonts w:ascii="Arial" w:cs="Arial" w:eastAsia="Arial" w:hAnsi="Arial"/>
-                <w:b w:val="false"/>
-                <w:bCs w:val="false"/>
-                <w:i w:val="false"/>
-                <w:iCs w:val="false"/>
-                <w:color w:val="000000"/>
-                <w:sz w:val="18"/>
-                <w:szCs w:val="18"/>
-              </w:rPr>
-              <w:t xml:space="preserve">–  Environmental issues: as the learner creates awareness in the community on the use of fertilisers (Di-ammonium Phosphate, Calcium Ammonium Nitrate, Urea) in boosting crop production.</w:t>
-            </w:r>
-          </w:p>
-        </w:tc>
-      </w:tr>
-      <w:tr>
-        <w:tc>
-          <w:tcPr>
-            <w:tcW w:type="dxa" w:w="3000"/>
-            <w:shd w:fill="D9EEF1" w:color="auto" w:val="clear"/>
-            <w:tcMar>
-              <w:top w:type="dxa" w:w="60"/>
-              <w:left w:type="dxa" w:w="120"/>
-              <w:bottom w:type="dxa" w:w="60"/>
-              <w:right w:type="dxa" w:w="120"/>
-            </w:tcMar>
-            <w:vAlign w:val="top"/>
-          </w:tcPr>
-          <w:p>
-            <w:pPr>
-              <w:spacing w:after="40" w:before="0"/>
-              <w:jc w:val="left"/>
-            </w:pPr>
-            <w:r>
-              <w:rPr>
-                <w:rFonts w:ascii="Arial" w:cs="Arial" w:eastAsia="Arial" w:hAnsi="Arial"/>
-                <w:b/>
-                <w:bCs/>
-                <w:i w:val="false"/>
-                <w:iCs w:val="false"/>
-                <w:color w:val="000000"/>
-                <w:sz w:val="18"/>
-                <w:szCs w:val="18"/>
-              </w:rPr>
-              <w:t xml:space="preserve">Career Connections</w:t>
-            </w:r>
-          </w:p>
-        </w:tc>
-        <w:tc>
-          <w:tcPr>
-            <w:tcW w:type="dxa" w:w="10680"/>
-            <w:shd w:fill="FFFFFF" w:color="auto" w:val="clear"/>
-            <w:tcMar>
-              <w:top w:type="dxa" w:w="60"/>
-              <w:left w:type="dxa" w:w="120"/>
-              <w:bottom w:type="dxa" w:w="60"/>
-              <w:right w:type="dxa" w:w="120"/>
-            </w:tcMar>
-            <w:vAlign w:val="top"/>
-          </w:tcPr>
-          <w:p>
-            <w:pPr>
-              <w:spacing w:after="30" w:before="0"/>
-              <w:ind w:left="360" w:hanging="180"/>
-              <w:jc w:val="left"/>
-            </w:pPr>
-            <w:r>
-              <w:rPr>
-                <w:rFonts w:ascii="Arial" w:cs="Arial" w:eastAsia="Arial" w:hAnsi="Arial"/>
-                <w:b w:val="false"/>
-                <w:bCs w:val="false"/>
-                <w:i w:val="false"/>
-                <w:iCs w:val="false"/>
-                <w:color w:val="000000"/>
-                <w:sz w:val="18"/>
-                <w:szCs w:val="18"/>
-              </w:rPr>
-              <w:t xml:space="preserve">–  Agriculture / Agronomy: understanding water and mineral salt absorption directly informs irrigation scheduling, fertiliser application, and crop management on Kenyan farms in areas like the Rift Valley and Kericho.</w:t>
-            </w:r>
-          </w:p>
-          <w:p>
-            <w:pPr>
-              <w:spacing w:after="30" w:before="0"/>
-              <w:ind w:left="360" w:hanging="180"/>
-              <w:jc w:val="left"/>
-            </w:pPr>
-            <w:r>
-              <w:rPr>
-                <w:rFonts w:ascii="Arial" w:cs="Arial" w:eastAsia="Arial" w:hAnsi="Arial"/>
-                <w:b w:val="false"/>
-                <w:bCs w:val="false"/>
-                <w:i w:val="false"/>
-                <w:iCs w:val="false"/>
-                <w:color w:val="000000"/>
-                <w:sz w:val="18"/>
-                <w:szCs w:val="18"/>
-              </w:rPr>
-              <w:t xml:space="preserve">–  Botany / Plant Science: knowledge of translocation and transpiration underpins plant physiology research and breeding programmes at institutions such as KALRO (Kenya Agricultural and Livestock Research Organisation).</w:t>
-            </w:r>
-          </w:p>
-          <w:p>
-            <w:pPr>
-              <w:spacing w:after="30" w:before="0"/>
-              <w:ind w:left="360" w:hanging="180"/>
-              <w:jc w:val="left"/>
-            </w:pPr>
-            <w:r>
-              <w:rPr>
-                <w:rFonts w:ascii="Arial" w:cs="Arial" w:eastAsia="Arial" w:hAnsi="Arial"/>
-                <w:b w:val="false"/>
-                <w:bCs w:val="false"/>
-                <w:i w:val="false"/>
-                <w:iCs w:val="false"/>
-                <w:color w:val="000000"/>
-                <w:sz w:val="18"/>
-                <w:szCs w:val="18"/>
-              </w:rPr>
-              <w:t xml:space="preserve">–  Environmental Science: understanding transpiration and water loss links to watershed management, agroforestry, and conservation of water catchment areas around Mt. Kenya and the Mau Forest.</w:t>
-            </w:r>
-          </w:p>
-          <w:p>
-            <w:pPr>
-              <w:spacing w:after="30" w:before="0"/>
-              <w:ind w:left="360" w:hanging="180"/>
-              <w:jc w:val="left"/>
-            </w:pPr>
-            <w:r>
-              <w:rPr>
-                <w:rFonts w:ascii="Arial" w:cs="Arial" w:eastAsia="Arial" w:hAnsi="Arial"/>
-                <w:b w:val="false"/>
-                <w:bCs w:val="false"/>
-                <w:i w:val="false"/>
-                <w:iCs w:val="false"/>
-                <w:color w:val="000000"/>
-                <w:sz w:val="18"/>
-                <w:szCs w:val="18"/>
-              </w:rPr>
-              <w:t xml:space="preserve">–  Horticulture / Floriculture: flower and vegetable export farms around Naivasha require precise knowledge of plant water transport to maintain produce quality for international markets.</w:t>
-            </w:r>
-          </w:p>
-          <w:p>
-            <w:pPr>
-              <w:spacing w:after="30" w:before="0"/>
-              <w:ind w:left="360" w:hanging="180"/>
-              <w:jc w:val="left"/>
-            </w:pPr>
-            <w:r>
-              <w:rPr>
-                <w:rFonts w:ascii="Arial" w:cs="Arial" w:eastAsia="Arial" w:hAnsi="Arial"/>
-                <w:b w:val="false"/>
-                <w:bCs w:val="false"/>
-                <w:i w:val="false"/>
-                <w:iCs w:val="false"/>
-                <w:color w:val="000000"/>
-                <w:sz w:val="18"/>
-                <w:szCs w:val="18"/>
-              </w:rPr>
-              <w:t xml:space="preserve">–  Biomedical / Pharmaceutical Science: principles of transport across membranes underpin drug delivery and IV fluid therapy studied in nursing and medical training.</w:t>
-            </w:r>
-          </w:p>
-        </w:tc>
-      </w:tr>
-      <w:tr>
-        <w:tc>
-          <w:tcPr>
-            <w:tcW w:type="dxa" w:w="3000"/>
-            <w:shd w:fill="D5E8F0" w:color="auto" w:val="clear"/>
-            <w:tcMar>
-              <w:top w:type="dxa" w:w="60"/>
-              <w:left w:type="dxa" w:w="120"/>
-              <w:bottom w:type="dxa" w:w="60"/>
-              <w:right w:type="dxa" w:w="120"/>
-            </w:tcMar>
-            <w:vAlign w:val="top"/>
-          </w:tcPr>
-          <w:p>
-            <w:pPr>
-              <w:spacing w:after="40" w:before="0"/>
-              <w:jc w:val="left"/>
-            </w:pPr>
-            <w:r>
-              <w:rPr>
-                <w:rFonts w:ascii="Arial" w:cs="Arial" w:eastAsia="Arial" w:hAnsi="Arial"/>
-                <w:b/>
-                <w:bCs/>
-                <w:i w:val="false"/>
-                <w:iCs w:val="false"/>
-                <w:color w:val="000000"/>
-                <w:sz w:val="18"/>
-                <w:szCs w:val="18"/>
-              </w:rPr>
-              <w:t xml:space="preserve">Focus for Lessons</w:t>
-            </w:r>
-          </w:p>
-        </w:tc>
-        <w:tc>
-          <w:tcPr>
-            <w:tcW w:type="dxa" w:w="10680"/>
-            <w:shd w:fill="FFFFFF" w:color="auto" w:val="clear"/>
-            <w:tcMar>
-              <w:top w:type="dxa" w:w="60"/>
-              <w:left w:type="dxa" w:w="120"/>
-              <w:bottom w:type="dxa" w:w="60"/>
-              <w:right w:type="dxa" w:w="120"/>
-            </w:tcMar>
-            <w:vAlign w:val="top"/>
-          </w:tcPr>
-          <w:p>
-            <w:pPr>
-              <w:spacing w:after="40" w:before="0"/>
-              <w:jc w:val="left"/>
-            </w:pPr>
-            <w:r>
-              <w:rPr>
-                <w:rFonts w:ascii="Arial" w:cs="Arial" w:eastAsia="Arial" w:hAnsi="Arial"/>
-                <w:b w:val="false"/>
-                <w:bCs w:val="false"/>
-                <w:i w:val="false"/>
-                <w:iCs w:val="false"/>
-                <w:color w:val="000000"/>
-                <w:sz w:val="18"/>
-                <w:szCs w:val="18"/>
-              </w:rPr>
-              <w:t xml:space="preserve">This unit centres on how plants absorb, move, and lose water and dissolved substances — processes critical to crop survival across Kenya's diverse agro-ecological zones. Learners investigate absorption of water and mineral salts through roots, translocation of organic and inorganic solutes through the phloem and xylem, and the environmental factors that drive or limit transpiration. The unit builds from observable phenomena on a school farm or garden toward molecular-level explanations of cohesion-tension and source-to-sink transport, equipping learners to make evidence-based decisions about watering and fertilising crops in their local communities.</w:t>
-            </w:r>
-          </w:p>
-        </w:tc>
-      </w:tr>
-      <w:tr>
-        <w:tc>
-          <w:tcPr>
-            <w:tcW w:type="dxa" w:w="3000"/>
-            <w:shd w:fill="EAD1F5" w:color="auto" w:val="clear"/>
-            <w:tcMar>
-              <w:top w:type="dxa" w:w="60"/>
-              <w:left w:type="dxa" w:w="120"/>
-              <w:bottom w:type="dxa" w:w="60"/>
-              <w:right w:type="dxa" w:w="120"/>
-            </w:tcMar>
-            <w:vAlign w:val="top"/>
-          </w:tcPr>
-          <w:p>
-            <w:pPr>
-              <w:spacing w:after="40" w:before="0"/>
-              <w:jc w:val="left"/>
-            </w:pPr>
-            <w:r>
-              <w:rPr>
-                <w:rFonts w:ascii="Arial" w:cs="Arial" w:eastAsia="Arial" w:hAnsi="Arial"/>
-                <w:b/>
-                <w:bCs/>
-                <w:i w:val="false"/>
-                <w:iCs w:val="false"/>
-                <w:color w:val="000000"/>
-                <w:sz w:val="18"/>
-                <w:szCs w:val="18"/>
-              </w:rPr>
-              <w:t xml:space="preserve">Driving Question / Key Inquiry Questions</w:t>
-            </w:r>
-          </w:p>
-        </w:tc>
-        <w:tc>
-          <w:tcPr>
-            <w:tcW w:type="dxa" w:w="10680"/>
-            <w:shd w:fill="FFFFFF" w:color="auto" w:val="clear"/>
-            <w:tcMar>
-              <w:top w:type="dxa" w:w="60"/>
-              <w:left w:type="dxa" w:w="120"/>
-              <w:bottom w:type="dxa" w:w="60"/>
-              <w:right w:type="dxa" w:w="120"/>
-            </w:tcMar>
-            <w:vAlign w:val="top"/>
-          </w:tcPr>
-          <w:p>
-            <w:pPr>
-              <w:spacing w:after="40" w:before="0"/>
-              <w:jc w:val="left"/>
-            </w:pPr>
-            <w:r>
-              <w:rPr>
-                <w:rFonts w:ascii="Arial" w:cs="Arial" w:eastAsia="Arial" w:hAnsi="Arial"/>
-                <w:b w:val="false"/>
-                <w:bCs w:val="false"/>
-                <w:i w:val="false"/>
-                <w:iCs w:val="false"/>
-                <w:color w:val="000000"/>
-                <w:sz w:val="18"/>
-                <w:szCs w:val="18"/>
-              </w:rPr>
-              <w:t xml:space="preserve">DRIVING QUESTION: How does a maize plant in a Kenyan farm move water and nutrients from the soil all the way to its topmost leaves — and what happens to that water in the end?</w:t>
-            </w:r>
-          </w:p>
-          <w:p>
-            <w:pPr>
-              <w:spacing w:after="40" w:before="0"/>
-              <w:jc w:val="left"/>
-            </w:pPr>
-            <w:r>
-              <w:rPr>
-                <w:rFonts w:ascii="Arial" w:cs="Arial" w:eastAsia="Arial" w:hAnsi="Arial"/>
-                <w:b w:val="false"/>
-                <w:bCs w:val="false"/>
-                <w:i w:val="false"/>
-                <w:iCs w:val="false"/>
-                <w:color w:val="000000"/>
-                <w:sz w:val="18"/>
-                <w:szCs w:val="18"/>
-              </w:rPr>
-              <w:t xml:space="preserve"/>
-            </w:r>
-          </w:p>
-          <w:p>
-            <w:pPr>
-              <w:spacing w:after="40" w:before="0"/>
-              <w:jc w:val="left"/>
-            </w:pPr>
-            <w:r>
-              <w:rPr>
-                <w:rFonts w:ascii="Arial" w:cs="Arial" w:eastAsia="Arial" w:hAnsi="Arial"/>
-                <w:b w:val="false"/>
-                <w:bCs w:val="false"/>
-                <w:i w:val="false"/>
-                <w:iCs w:val="false"/>
-                <w:color w:val="000000"/>
-                <w:sz w:val="18"/>
-                <w:szCs w:val="18"/>
-              </w:rPr>
-              <w:t xml:space="preserve">KICD KEY INQUIRY QUESTION:</w:t>
-            </w:r>
-          </w:p>
-          <w:p>
-            <w:pPr>
-              <w:spacing w:after="40" w:before="0"/>
-              <w:jc w:val="left"/>
-            </w:pPr>
-            <w:r>
-              <w:rPr>
-                <w:rFonts w:ascii="Arial" w:cs="Arial" w:eastAsia="Arial" w:hAnsi="Arial"/>
-                <w:b w:val="false"/>
-                <w:bCs w:val="false"/>
-                <w:i w:val="false"/>
-                <w:iCs w:val="false"/>
-                <w:color w:val="000000"/>
-                <w:sz w:val="18"/>
-                <w:szCs w:val="18"/>
-              </w:rPr>
-              <w:t xml:space="preserve">1. Why is transport in plants important?</w:t>
-            </w:r>
-          </w:p>
-        </w:tc>
-      </w:tr>
-      <w:tr>
-        <w:tc>
-          <w:tcPr>
-            <w:tcW w:type="dxa" w:w="3000"/>
-            <w:shd w:fill="EAD1F5" w:color="auto" w:val="clear"/>
-            <w:tcMar>
-              <w:top w:type="dxa" w:w="60"/>
-              <w:left w:type="dxa" w:w="120"/>
-              <w:bottom w:type="dxa" w:w="60"/>
-              <w:right w:type="dxa" w:w="120"/>
-            </w:tcMar>
-            <w:vAlign w:val="top"/>
-          </w:tcPr>
-          <w:p>
-            <w:pPr>
-              <w:spacing w:after="40" w:before="0"/>
-              <w:jc w:val="left"/>
-            </w:pPr>
-            <w:r>
-              <w:rPr>
-                <w:rFonts w:ascii="Arial" w:cs="Arial" w:eastAsia="Arial" w:hAnsi="Arial"/>
-                <w:b/>
-                <w:bCs/>
-                <w:i w:val="false"/>
-                <w:iCs w:val="false"/>
-                <w:color w:val="000000"/>
-                <w:sz w:val="18"/>
-                <w:szCs w:val="18"/>
-              </w:rPr>
-              <w:t xml:space="preserve">Anchoring Phenomenon</w:t>
-            </w:r>
-          </w:p>
-        </w:tc>
-        <w:tc>
-          <w:tcPr>
-            <w:tcW w:type="dxa" w:w="10680"/>
-            <w:shd w:fill="FFFFFF" w:color="auto" w:val="clear"/>
-            <w:tcMar>
-              <w:top w:type="dxa" w:w="60"/>
-              <w:left w:type="dxa" w:w="120"/>
-              <w:bottom w:type="dxa" w:w="60"/>
-              <w:right w:type="dxa" w:w="120"/>
-            </w:tcMar>
-            <w:vAlign w:val="top"/>
-          </w:tcPr>
-          <w:p>
-            <w:pPr>
-              <w:spacing w:after="40" w:before="0"/>
-              <w:jc w:val="left"/>
-            </w:pPr>
-            <w:r>
-              <w:rPr>
-                <w:rFonts w:ascii="Arial" w:cs="Arial" w:eastAsia="Arial" w:hAnsi="Arial"/>
-                <w:b w:val="false"/>
-                <w:bCs w:val="false"/>
-                <w:i w:val="false"/>
-                <w:iCs w:val="false"/>
-                <w:color w:val="000000"/>
-                <w:sz w:val="18"/>
-                <w:szCs w:val="18"/>
-              </w:rPr>
-              <w:t xml:space="preserve">A freshly uprooted maize seedling from the school garden in Kisumu is placed with its roots in a beaker of water coloured with red food dye. After 30 minutes, when the stem is cut cross-sectionally, vivid red rings appear in the woody tissue — but the rest of the stem remains white. At the same time, a leafy branch of a succulent plant (e.g., a bean or sweet potato cutting) sealed in a clear polythene bag left in the afternoon sun shows a film of water droplets forming on the inside of the bag within minutes, even though no liquid water was added to the bag. Both observations are puzzling: How does coloured water travel upward against gravity through only certain channels in the stem? And where does all that water vapour inside the bag actually come from — and why does the plant seem to be "losing" water even when it needs it to survive?</w:t>
-            </w:r>
-          </w:p>
-        </w:tc>
-      </w:tr>
-      <w:tr>
-        <w:tc>
-          <w:tcPr>
-            <w:tcW w:type="dxa" w:w="3000"/>
-            <w:shd w:fill="D9EEF1" w:color="auto" w:val="clear"/>
-            <w:tcMar>
-              <w:top w:type="dxa" w:w="60"/>
-              <w:left w:type="dxa" w:w="120"/>
-              <w:bottom w:type="dxa" w:w="60"/>
-              <w:right w:type="dxa" w:w="120"/>
-            </w:tcMar>
-            <w:vAlign w:val="top"/>
-          </w:tcPr>
-          <w:p>
-            <w:pPr>
-              <w:spacing w:after="40" w:before="0"/>
-              <w:jc w:val="left"/>
-            </w:pPr>
-            <w:r>
-              <w:rPr>
-                <w:rFonts w:ascii="Arial" w:cs="Arial" w:eastAsia="Arial" w:hAnsi="Arial"/>
-                <w:b/>
-                <w:bCs/>
-                <w:i w:val="false"/>
-                <w:iCs w:val="false"/>
-                <w:color w:val="000000"/>
-                <w:sz w:val="18"/>
-                <w:szCs w:val="18"/>
-              </w:rPr>
-              <w:t xml:space="preserve">Storyline Thread</w:t>
-            </w:r>
-          </w:p>
-        </w:tc>
-        <w:tc>
-          <w:tcPr>
-            <w:tcW w:type="dxa" w:w="10680"/>
-            <w:shd w:fill="FFFFFF" w:color="auto" w:val="clear"/>
-            <w:tcMar>
-              <w:top w:type="dxa" w:w="60"/>
-              <w:left w:type="dxa" w:w="120"/>
-              <w:bottom w:type="dxa" w:w="60"/>
-              <w:right w:type="dxa" w:w="120"/>
-            </w:tcMar>
-            <w:vAlign w:val="top"/>
-          </w:tcPr>
-          <w:p>
-            <w:pPr>
-              <w:spacing w:after="40" w:before="0"/>
-              <w:jc w:val="left"/>
-            </w:pPr>
-            <w:r>
-              <w:rPr>
-                <w:rFonts w:ascii="Arial" w:cs="Arial" w:eastAsia="Arial" w:hAnsi="Arial"/>
-                <w:b w:val="false"/>
-                <w:bCs w:val="false"/>
-                <w:i w:val="false"/>
-                <w:iCs w:val="false"/>
-                <w:color w:val="000000"/>
-                <w:sz w:val="18"/>
-                <w:szCs w:val="18"/>
-              </w:rPr>
-              <w:t xml:space="preserve">Lesson 1 — PREDICT | Anchoring Phenomenon Introduction: Students observe the dyed-water maize seedling and the sweating polythene-bag demonstrations. Working in pairs, they sketch where they think the red dye will appear in a cross-section and predict where the water droplets in the bag come from. Predictions are posted on the Driving Question Board (DQB). Teacher introduces the driving question and records all student wonder questions. [SEP: Asking Questions]</w:t>
-            </w:r>
-          </w:p>
-          <w:p>
-            <w:pPr>
-              <w:spacing w:after="40" w:before="0"/>
-              <w:jc w:val="left"/>
-            </w:pPr>
-            <w:r>
-              <w:rPr>
-                <w:rFonts w:ascii="Arial" w:cs="Arial" w:eastAsia="Arial" w:hAnsi="Arial"/>
-                <w:b w:val="false"/>
-                <w:bCs w:val="false"/>
-                <w:i w:val="false"/>
-                <w:iCs w:val="false"/>
-                <w:color w:val="000000"/>
-                <w:sz w:val="18"/>
-                <w:szCs w:val="18"/>
-              </w:rPr>
-              <w:t xml:space="preserve"/>
-            </w:r>
-          </w:p>
-          <w:p>
-            <w:pPr>
-              <w:spacing w:after="40" w:before="0"/>
-              <w:jc w:val="left"/>
-            </w:pPr>
-            <w:r>
-              <w:rPr>
-                <w:rFonts w:ascii="Arial" w:cs="Arial" w:eastAsia="Arial" w:hAnsi="Arial"/>
-                <w:b w:val="false"/>
-                <w:bCs w:val="false"/>
-                <w:i w:val="false"/>
-                <w:iCs w:val="false"/>
-                <w:color w:val="000000"/>
-                <w:sz w:val="18"/>
-                <w:szCs w:val="18"/>
-              </w:rPr>
-              <w:t xml:space="preserve">Lesson 2 — OBSERVE | Structures for Absorption: Learners observe prepared slides or photomicrographs of root hair cells and cross-sections of roots and stems. They identify xylem and phloem using labelled diagrams and digital images. Teacher demonstrates the adhesive and cohesive forces using a capillary tube in water. Students record observations and revisit their Lesson 1 predictions. [SEP: Obtaining and Evaluating Information; Constructing Explanations]</w:t>
-            </w:r>
-          </w:p>
-          <w:p>
-            <w:pPr>
-              <w:spacing w:after="40" w:before="0"/>
-              <w:jc w:val="left"/>
-            </w:pPr>
-            <w:r>
-              <w:rPr>
-                <w:rFonts w:ascii="Arial" w:cs="Arial" w:eastAsia="Arial" w:hAnsi="Arial"/>
-                <w:b w:val="false"/>
-                <w:bCs w:val="false"/>
-                <w:i w:val="false"/>
-                <w:iCs w:val="false"/>
-                <w:color w:val="000000"/>
-                <w:sz w:val="18"/>
-                <w:szCs w:val="18"/>
-              </w:rPr>
-              <w:t xml:space="preserve"/>
-            </w:r>
-          </w:p>
-          <w:p>
-            <w:pPr>
-              <w:spacing w:after="40" w:before="0"/>
-              <w:jc w:val="left"/>
-            </w:pPr>
-            <w:r>
-              <w:rPr>
-                <w:rFonts w:ascii="Arial" w:cs="Arial" w:eastAsia="Arial" w:hAnsi="Arial"/>
-                <w:b w:val="false"/>
-                <w:bCs w:val="false"/>
-                <w:i w:val="false"/>
-                <w:iCs w:val="false"/>
-                <w:color w:val="000000"/>
-                <w:sz w:val="18"/>
-                <w:szCs w:val="18"/>
-              </w:rPr>
-              <w:t xml:space="preserve">Lesson 3 — EXPLAIN | Absorption of Water and Mineral Salts: Guided discussion on osmosis, active transport, and the root pressure mechanism. Students use print/digital media to research how mineral salts (e.g., DAP — Di-ammonium Phosphate) enter root hair cells and are carried upward. Kenyan context: link to fertiliser use on maize and sukuma wiki farms. Students update the DQB with new explanations. [SEP: Constructing Explanations]</w:t>
-            </w:r>
-          </w:p>
-          <w:p>
-            <w:pPr>
-              <w:spacing w:after="40" w:before="0"/>
-              <w:jc w:val="left"/>
-            </w:pPr>
-            <w:r>
-              <w:rPr>
-                <w:rFonts w:ascii="Arial" w:cs="Arial" w:eastAsia="Arial" w:hAnsi="Arial"/>
-                <w:b w:val="false"/>
-                <w:bCs w:val="false"/>
-                <w:i w:val="false"/>
-                <w:iCs w:val="false"/>
-                <w:color w:val="000000"/>
-                <w:sz w:val="18"/>
-                <w:szCs w:val="18"/>
-              </w:rPr>
-              <w:t xml:space="preserve"/>
-            </w:r>
-          </w:p>
-          <w:p>
-            <w:pPr>
-              <w:spacing w:after="40" w:before="0"/>
-              <w:jc w:val="left"/>
-            </w:pPr>
-            <w:r>
-              <w:rPr>
-                <w:rFonts w:ascii="Arial" w:cs="Arial" w:eastAsia="Arial" w:hAnsi="Arial"/>
-                <w:b w:val="false"/>
-                <w:bCs w:val="false"/>
-                <w:i w:val="false"/>
-                <w:iCs w:val="false"/>
-                <w:color w:val="000000"/>
-                <w:sz w:val="18"/>
-                <w:szCs w:val="18"/>
-              </w:rPr>
-              <w:t xml:space="preserve">Lesson 4 — OBSERVE &amp; EXPLAIN | Translocation: Learners carry out or observe a demonstration experiment on translocation (e.g., ring-barking/girdling a soft stem, or observing phloem exudate from a cut surface). They discuss the source-to-sink model of phloem transport and compare xylem vs. phloem function using a two-column chart. Peers share findings in plenary. DQB updated with translocation evidence. [SEP: Analysing and Interpreting Data; Constructing Explanations]</w:t>
-            </w:r>
-          </w:p>
-          <w:p>
-            <w:pPr>
-              <w:spacing w:after="40" w:before="0"/>
-              <w:jc w:val="left"/>
-            </w:pPr>
-            <w:r>
-              <w:rPr>
-                <w:rFonts w:ascii="Arial" w:cs="Arial" w:eastAsia="Arial" w:hAnsi="Arial"/>
-                <w:b w:val="false"/>
-                <w:bCs w:val="false"/>
-                <w:i w:val="false"/>
-                <w:iCs w:val="false"/>
-                <w:color w:val="000000"/>
-                <w:sz w:val="18"/>
-                <w:szCs w:val="18"/>
-              </w:rPr>
-              <w:t xml:space="preserve"/>
-            </w:r>
-          </w:p>
-          <w:p>
-            <w:pPr>
-              <w:spacing w:after="40" w:before="0"/>
-              <w:jc w:val="left"/>
-            </w:pPr>
-            <w:r>
-              <w:rPr>
-                <w:rFonts w:ascii="Arial" w:cs="Arial" w:eastAsia="Arial" w:hAnsi="Arial"/>
-                <w:b w:val="false"/>
-                <w:bCs w:val="false"/>
-                <w:i w:val="false"/>
-                <w:iCs w:val="false"/>
-                <w:color w:val="000000"/>
-                <w:sz w:val="18"/>
-                <w:szCs w:val="18"/>
-              </w:rPr>
-              <w:t xml:space="preserve">Lesson 5 — OBSERVE | Transpiration Experiment Setup: Groups design and set up experiments to investigate factors affecting transpiration — varying one factor each: (a) leaf surface area covered with petroleum jelly, (b) fan creating wind, (c) polythene bag enclosure raising humidity, (d) varying light intensity. Each group states a hypothesis, identifies variables, and records initial measurements. Safety precautions reviewed. [SEP: Planning and Carrying Out Investigations]</w:t>
-            </w:r>
-          </w:p>
-          <w:p>
-            <w:pPr>
-              <w:spacing w:after="40" w:before="0"/>
-              <w:jc w:val="left"/>
-            </w:pPr>
-            <w:r>
-              <w:rPr>
-                <w:rFonts w:ascii="Arial" w:cs="Arial" w:eastAsia="Arial" w:hAnsi="Arial"/>
-                <w:b w:val="false"/>
-                <w:bCs w:val="false"/>
-                <w:i w:val="false"/>
-                <w:iCs w:val="false"/>
-                <w:color w:val="000000"/>
-                <w:sz w:val="18"/>
-                <w:szCs w:val="18"/>
-              </w:rPr>
-              <w:t xml:space="preserve"/>
-            </w:r>
-          </w:p>
-          <w:p>
-            <w:pPr>
-              <w:spacing w:after="40" w:before="0"/>
-              <w:jc w:val="left"/>
-            </w:pPr>
-            <w:r>
-              <w:rPr>
-                <w:rFonts w:ascii="Arial" w:cs="Arial" w:eastAsia="Arial" w:hAnsi="Arial"/>
-                <w:b w:val="false"/>
-                <w:bCs w:val="false"/>
-                <w:i w:val="false"/>
-                <w:iCs w:val="false"/>
-                <w:color w:val="000000"/>
-                <w:sz w:val="18"/>
-                <w:szCs w:val="18"/>
-              </w:rPr>
-              <w:t xml:space="preserve">Lesson 6 — OBSERVE &amp; ANALYSE | Transpiration Data Collection and Analysis: Groups collect final transpiration measurements, record data in tables, and draw bar/line graphs. Class data is pooled on the board; groups compare results and identify patterns. Teacher facilitates sensemaking: why does wind increase transpiration? How does humidity affect the rate? Link back to the polythene-bag phenomenon from Lesson 1. [SEP: Analysing and Interpreting Data; Obtaining, Evaluating, and Communicating Information]</w:t>
-            </w:r>
-          </w:p>
-          <w:p>
-            <w:pPr>
-              <w:spacing w:after="40" w:before="0"/>
-              <w:jc w:val="left"/>
-            </w:pPr>
-            <w:r>
-              <w:rPr>
-                <w:rFonts w:ascii="Arial" w:cs="Arial" w:eastAsia="Arial" w:hAnsi="Arial"/>
-                <w:b w:val="false"/>
-                <w:bCs w:val="false"/>
-                <w:i w:val="false"/>
-                <w:iCs w:val="false"/>
-                <w:color w:val="000000"/>
-                <w:sz w:val="18"/>
-                <w:szCs w:val="18"/>
-              </w:rPr>
-              <w:t xml:space="preserve"/>
-            </w:r>
-          </w:p>
-          <w:p>
-            <w:pPr>
-              <w:spacing w:after="40" w:before="0"/>
-              <w:jc w:val="left"/>
-            </w:pPr>
-            <w:r>
-              <w:rPr>
-                <w:rFonts w:ascii="Arial" w:cs="Arial" w:eastAsia="Arial" w:hAnsi="Arial"/>
-                <w:b w:val="false"/>
-                <w:bCs w:val="false"/>
-                <w:i w:val="false"/>
-                <w:iCs w:val="false"/>
-                <w:color w:val="000000"/>
-                <w:sz w:val="18"/>
-                <w:szCs w:val="18"/>
-              </w:rPr>
-              <w:t xml:space="preserve">Lesson 7 — EXPLAIN | Importance of Transpiration and Community Application: Whole-class discussion on the significance of transpiration: cooling of leaves, creation of the transpiration pull (cohesion-tension theory), and mineral salt distribution. Students research and discuss the environmental importance of transpiration for local water cycling (e.g., Mau Forest catchment). Community action component: students draft a short awareness message for farmers on proper watering, manuring, and responsible fertiliser use (DAP, CAN, Urea). DQB revisited and updated. [SEP: Constructing Explanations; Obtaining, Evaluating, and Communicating Information]</w:t>
-            </w:r>
-          </w:p>
-          <w:p>
-            <w:pPr>
-              <w:spacing w:after="40" w:before="0"/>
-              <w:jc w:val="left"/>
-            </w:pPr>
-            <w:r>
-              <w:rPr>
-                <w:rFonts w:ascii="Arial" w:cs="Arial" w:eastAsia="Arial" w:hAnsi="Arial"/>
-                <w:b w:val="false"/>
-                <w:bCs w:val="false"/>
-                <w:i w:val="false"/>
-                <w:iCs w:val="false"/>
-                <w:color w:val="000000"/>
-                <w:sz w:val="18"/>
-                <w:szCs w:val="18"/>
-              </w:rPr>
-              <w:t xml:space="preserve"/>
-            </w:r>
-          </w:p>
-          <w:p>
-            <w:pPr>
-              <w:spacing w:after="40" w:before="0"/>
-              <w:jc w:val="left"/>
-            </w:pPr>
-            <w:r>
-              <w:rPr>
-                <w:rFonts w:ascii="Arial" w:cs="Arial" w:eastAsia="Arial" w:hAnsi="Arial"/>
-                <w:b w:val="false"/>
-                <w:bCs w:val="false"/>
-                <w:i w:val="false"/>
-                <w:iCs w:val="false"/>
-                <w:color w:val="000000"/>
-                <w:sz w:val="18"/>
-                <w:szCs w:val="18"/>
-              </w:rPr>
-              <w:t xml:space="preserve">Lesson 8 — MODEL BUILDING &amp; DQB CLOSURE | Cumulative Model Revision and Assessment: Students individually revise their Lesson 1 sketches into a complete annotated diagram showing the full journey of a water molecule from soil → root hair → xylem → leaf → stomata → atmosphere, annotating each step with the mechanism (osmosis, cohesion-tension, transpiration pull, active transport for minerals). Groups present their models; peers provide feedback. DQB is reviewed: which questions are now answered? Which remain open? Teacher administers a short performance task (explain why a wilting tomato plant in Mombasa's coastal heat recovers after watering at dusk). [SEP: Developing and Using Models; Constructing Explanations]</w:t>
-            </w:r>
-          </w:p>
-        </w:tc>
-      </w:tr>
-      <w:tr>
-        <w:tc>
-          <w:tcPr>
-            <w:tcW w:type="dxa" w:w="3000"/>
-            <w:shd w:fill="EAD1F5" w:color="auto" w:val="clear"/>
-            <w:tcMar>
-              <w:top w:type="dxa" w:w="60"/>
-              <w:left w:type="dxa" w:w="120"/>
-              <w:bottom w:type="dxa" w:w="60"/>
-              <w:right w:type="dxa" w:w="120"/>
-            </w:tcMar>
-            <w:vAlign w:val="top"/>
-          </w:tcPr>
-          <w:p>
-            <w:pPr>
-              <w:spacing w:after="40" w:before="0"/>
-              <w:jc w:val="left"/>
-            </w:pPr>
-            <w:r>
-              <w:rPr>
-                <w:rFonts w:ascii="Arial" w:cs="Arial" w:eastAsia="Arial" w:hAnsi="Arial"/>
-                <w:b/>
-                <w:bCs/>
-                <w:i w:val="false"/>
-                <w:iCs w:val="false"/>
-                <w:color w:val="000000"/>
-                <w:sz w:val="18"/>
-                <w:szCs w:val="18"/>
-              </w:rPr>
-              <w:t xml:space="preserve">Supporting Phenomena</w:t>
-            </w:r>
-          </w:p>
-        </w:tc>
-        <w:tc>
-          <w:tcPr>
-            <w:tcW w:type="dxa" w:w="10680"/>
-            <w:shd w:fill="FFFFFF" w:color="auto" w:val="clear"/>
-            <w:tcMar>
-              <w:top w:type="dxa" w:w="60"/>
-              <w:left w:type="dxa" w:w="120"/>
-              <w:bottom w:type="dxa" w:w="60"/>
-              <w:right w:type="dxa" w:w="120"/>
-            </w:tcMar>
-            <w:vAlign w:val="top"/>
-          </w:tcPr>
-          <w:p>
-            <w:pPr>
-              <w:spacing w:after="30" w:before="0"/>
-              <w:ind w:left="360" w:hanging="180"/>
-              <w:jc w:val="left"/>
-            </w:pPr>
-            <w:r>
-              <w:rPr>
-                <w:rFonts w:ascii="Arial" w:cs="Arial" w:eastAsia="Arial" w:hAnsi="Arial"/>
-                <w:b w:val="false"/>
-                <w:bCs w:val="false"/>
-                <w:i w:val="false"/>
-                <w:iCs w:val="false"/>
-                <w:color w:val="000000"/>
-                <w:sz w:val="18"/>
-                <w:szCs w:val="18"/>
-              </w:rPr>
-              <w:t xml:space="preserve">–  A freshly cut celery stalk placed in coloured water overnight reveals dyed streaks running up through the outer ring of the stalk, making the vascular bundles visible to the naked eye — raising the question of what structures are responsible and how water climbs so high.</w:t>
-            </w:r>
-          </w:p>
-          <w:p>
-            <w:pPr>
-              <w:spacing w:after="30" w:before="0"/>
-              <w:ind w:left="360" w:hanging="180"/>
-              <w:jc w:val="left"/>
-            </w:pPr>
-            <w:r>
-              <w:rPr>
-                <w:rFonts w:ascii="Arial" w:cs="Arial" w:eastAsia="Arial" w:hAnsi="Arial"/>
-                <w:b w:val="false"/>
-                <w:bCs w:val="false"/>
-                <w:i w:val="false"/>
-                <w:iCs w:val="false"/>
-                <w:color w:val="000000"/>
-                <w:sz w:val="18"/>
-                <w:szCs w:val="18"/>
-              </w:rPr>
-              <w:t xml:space="preserve">–  A potted bean plant (common in Kenyan school gardens) left unwatered for two days wilts dramatically; when watered, it recovers within hours — demonstrating that water transport is directly linked to plant structural support (turgor), not just nutrition.</w:t>
-            </w:r>
-          </w:p>
-          <w:p>
-            <w:pPr>
-              <w:spacing w:after="30" w:before="0"/>
-              <w:ind w:left="360" w:hanging="180"/>
-              <w:jc w:val="left"/>
-            </w:pPr>
-            <w:r>
-              <w:rPr>
-                <w:rFonts w:ascii="Arial" w:cs="Arial" w:eastAsia="Arial" w:hAnsi="Arial"/>
-                <w:b w:val="false"/>
-                <w:bCs w:val="false"/>
-                <w:i w:val="false"/>
-                <w:iCs w:val="false"/>
-                <w:color w:val="000000"/>
-                <w:sz w:val="18"/>
-                <w:szCs w:val="18"/>
-              </w:rPr>
-              <w:t xml:space="preserve">–  A banana farmer in the Rift Valley applies Di-ammonium Phosphate (DAP) fertiliser to the soil, and within days the leaves become noticeably greener and more turgid — prompting questions about how dissolved mineral salts reach leaves from soil, and what happens if too much fertiliser is applied.</w:t>
-            </w:r>
-          </w:p>
-          <w:p>
-            <w:pPr>
-              <w:spacing w:after="30" w:before="0"/>
-              <w:ind w:left="360" w:hanging="180"/>
-              <w:jc w:val="left"/>
-            </w:pPr>
-            <w:r>
-              <w:rPr>
-                <w:rFonts w:ascii="Arial" w:cs="Arial" w:eastAsia="Arial" w:hAnsi="Arial"/>
-                <w:b w:val="false"/>
-                <w:bCs w:val="false"/>
-                <w:i w:val="false"/>
-                <w:iCs w:val="false"/>
-                <w:color w:val="000000"/>
-                <w:sz w:val="18"/>
-                <w:szCs w:val="18"/>
-              </w:rPr>
-              <w:t xml:space="preserve">–  On a hot, dry afternoon in Nairobi, the soil under a shady tree feels noticeably cooler and slightly moist compared to bare soil nearby — suggesting that the tree is releasing water vapour through its leaves, with implications for local microclimate and water cycling.</w:t>
-            </w:r>
-          </w:p>
-        </w:tc>
-      </w:tr>
-    </w:tbl>
-    <w:p>
-      <w:pPr>
-        <w:spacing w:after="120"/>
-      </w:pPr>
-      <w:r>
-        <w:t xml:space="preserve"/>
       </w:r>
     </w:p>
     <w:p>
@@ -3138,7 +3138,7 @@
             <w:pPr>
               <w:spacing w:after="20" w:before="0"/>
             </w:pPr>
-            <w:hyperlink w:history="1" r:id="rIdoovpm7d8goopbqzokdfgy">
+            <w:hyperlink w:history="1" r:id="rIdhe0wui9nd8fwsktbjldqf">
               <w:r>
                 <w:rPr>
                   <w:rFonts w:ascii="Arial" w:cs="Arial" w:eastAsia="Arial" w:hAnsi="Arial"/>
@@ -3171,7 +3171,7 @@
               <w:spacing w:after="10" w:before="0"/>
               <w:ind w:left="120"/>
             </w:pPr>
-            <w:hyperlink w:history="1" r:id="rIduhodgwtx1qboly7n5qjso">
+            <w:hyperlink w:history="1" r:id="rIdupfkn0l_7rggfvijwpqfo">
               <w:r>
                 <w:rPr>
                   <w:rFonts w:ascii="Arial" w:cs="Arial" w:eastAsia="Arial" w:hAnsi="Arial"/>
@@ -3233,7 +3233,7 @@
               <w:spacing w:after="10" w:before="0"/>
               <w:ind w:left="120"/>
             </w:pPr>
-            <w:hyperlink w:history="1" r:id="rIddx6grtpwy09swj1joqa4k">
+            <w:hyperlink w:history="1" r:id="rIdxha7-y9s6lacsmexazndm">
               <w:r>
                 <w:rPr>
                   <w:rFonts w:ascii="Arial" w:cs="Arial" w:eastAsia="Arial" w:hAnsi="Arial"/>
@@ -3538,7 +3538,7 @@
             <w:pPr>
               <w:spacing w:after="20" w:before="0"/>
             </w:pPr>
-            <w:hyperlink w:history="1" r:id="rIdhuzryhgfl0rkgng3kawzc">
+            <w:hyperlink w:history="1" r:id="rIdwyarme0z5pnocutd7zbps">
               <w:r>
                 <w:rPr>
                   <w:rFonts w:ascii="Arial" w:cs="Arial" w:eastAsia="Arial" w:hAnsi="Arial"/>
@@ -3571,7 +3571,7 @@
               <w:spacing w:after="10" w:before="0"/>
               <w:ind w:left="120"/>
             </w:pPr>
-            <w:hyperlink w:history="1" r:id="rIdqoehjn5qddhc67lx28ocn">
+            <w:hyperlink w:history="1" r:id="rIdkotio9nesh6thf4xjcuhc">
               <w:r>
                 <w:rPr>
                   <w:rFonts w:ascii="Arial" w:cs="Arial" w:eastAsia="Arial" w:hAnsi="Arial"/>
@@ -3633,7 +3633,7 @@
               <w:spacing w:after="10" w:before="0"/>
               <w:ind w:left="120"/>
             </w:pPr>
-            <w:hyperlink w:history="1" r:id="rIdngo8slu6woi15d3myef1d">
+            <w:hyperlink w:history="1" r:id="rIdjpdwvlhzrdvfhqzewb50x">
               <w:r>
                 <w:rPr>
                   <w:rFonts w:ascii="Arial" w:cs="Arial" w:eastAsia="Arial" w:hAnsi="Arial"/>
@@ -3938,7 +3938,7 @@
             <w:pPr>
               <w:spacing w:after="20" w:before="0"/>
             </w:pPr>
-            <w:hyperlink w:history="1" r:id="rIdziso_0mu1kazokelqr0no">
+            <w:hyperlink w:history="1" r:id="rIdxsc0cd1dklxij9mwivkwp">
               <w:r>
                 <w:rPr>
                   <w:rFonts w:ascii="Arial" w:cs="Arial" w:eastAsia="Arial" w:hAnsi="Arial"/>
@@ -3971,7 +3971,7 @@
               <w:spacing w:after="10" w:before="0"/>
               <w:ind w:left="120"/>
             </w:pPr>
-            <w:hyperlink w:history="1" r:id="rIdzq4gel5utdgrz3hiqprqu">
+            <w:hyperlink w:history="1" r:id="rIdmkk6d6dp47a0ugmxub9i3">
               <w:r>
                 <w:rPr>
                   <w:rFonts w:ascii="Arial" w:cs="Arial" w:eastAsia="Arial" w:hAnsi="Arial"/>
@@ -4033,7 +4033,7 @@
               <w:spacing w:after="10" w:before="0"/>
               <w:ind w:left="120"/>
             </w:pPr>
-            <w:hyperlink w:history="1" r:id="rIdasrwk49ub2tqi04a09uhl">
+            <w:hyperlink w:history="1" r:id="rId6dwxzq90owslhxo60wjrr">
               <w:r>
                 <w:rPr>
                   <w:rFonts w:ascii="Arial" w:cs="Arial" w:eastAsia="Arial" w:hAnsi="Arial"/>
@@ -4338,7 +4338,7 @@
             <w:pPr>
               <w:spacing w:after="20" w:before="0"/>
             </w:pPr>
-            <w:hyperlink w:history="1" r:id="rIdezb0ytw17xujjj-tfkj2r">
+            <w:hyperlink w:history="1" r:id="rIdyw1pnblieu8tkieve4g9i">
               <w:r>
                 <w:rPr>
                   <w:rFonts w:ascii="Arial" w:cs="Arial" w:eastAsia="Arial" w:hAnsi="Arial"/>
@@ -4371,7 +4371,7 @@
               <w:spacing w:after="10" w:before="0"/>
               <w:ind w:left="120"/>
             </w:pPr>
-            <w:hyperlink w:history="1" r:id="rIdjxdsztwh34h9oj-8z0ijt">
+            <w:hyperlink w:history="1" r:id="rIdhyia_2w4j32sv77arpiti">
               <w:r>
                 <w:rPr>
                   <w:rFonts w:ascii="Arial" w:cs="Arial" w:eastAsia="Arial" w:hAnsi="Arial"/>
@@ -4433,7 +4433,7 @@
               <w:spacing w:after="10" w:before="0"/>
               <w:ind w:left="120"/>
             </w:pPr>
-            <w:hyperlink w:history="1" r:id="rIdhmh-caw6mv920xdj2emom">
+            <w:hyperlink w:history="1" r:id="rIdh1oumsedot0s_ps5hxgmq">
               <w:r>
                 <w:rPr>
                   <w:rFonts w:ascii="Arial" w:cs="Arial" w:eastAsia="Arial" w:hAnsi="Arial"/>
@@ -4738,7 +4738,7 @@
             <w:pPr>
               <w:spacing w:after="20" w:before="0"/>
             </w:pPr>
-            <w:hyperlink w:history="1" r:id="rIdpbca0x-tuks0_hdi1jmnp">
+            <w:hyperlink w:history="1" r:id="rIdi9bwe-znbgicng9klvdve">
               <w:r>
                 <w:rPr>
                   <w:rFonts w:ascii="Arial" w:cs="Arial" w:eastAsia="Arial" w:hAnsi="Arial"/>
@@ -4771,7 +4771,7 @@
               <w:spacing w:after="10" w:before="0"/>
               <w:ind w:left="120"/>
             </w:pPr>
-            <w:hyperlink w:history="1" r:id="rIdmsgcdlapymqyshnof_2cw">
+            <w:hyperlink w:history="1" r:id="rIdk2qrgggwlsxpvsbjl-czn">
               <w:r>
                 <w:rPr>
                   <w:rFonts w:ascii="Arial" w:cs="Arial" w:eastAsia="Arial" w:hAnsi="Arial"/>
@@ -4833,7 +4833,7 @@
               <w:spacing w:after="10" w:before="0"/>
               <w:ind w:left="120"/>
             </w:pPr>
-            <w:hyperlink w:history="1" r:id="rIdk0vku8aviwoxtn6qjiehy">
+            <w:hyperlink w:history="1" r:id="rIdotad0mh7r23gmuqpcs60y">
               <w:r>
                 <w:rPr>
                   <w:rFonts w:ascii="Arial" w:cs="Arial" w:eastAsia="Arial" w:hAnsi="Arial"/>
@@ -5455,7 +5455,7 @@
         </w:rPr>
         <w:t xml:space="preserve">© 2026 SeaVuria and ARES. Aligned with KICD objectives. Developed by SeaVuria; technical implementation by ARES (with AI assistance from Claude). Licensed under </w:t>
       </w:r>
-      <w:hyperlink w:history="1" r:id="rIdfcvtrsloe1quo8cz4kred">
+      <w:hyperlink w:history="1" r:id="rIdueyzg1iaerl_exxthvjxd">
         <w:r>
           <w:rPr>
             <w:rFonts w:ascii="Arial" w:cs="Arial" w:eastAsia="Arial" w:hAnsi="Arial"/>
@@ -5476,7 +5476,7 @@
         </w:rPr>
         <w:t xml:space="preserve"> (</w:t>
       </w:r>
-      <w:hyperlink w:history="1" r:id="rIdxlutpvtxhjbe2sfbug04u">
+      <w:hyperlink w:history="1" r:id="rIdoab4jaeclze2qmlciqoo2">
         <w:r>
           <w:rPr>
             <w:rFonts w:ascii="Arial" w:cs="Arial" w:eastAsia="Arial" w:hAnsi="Arial"/>
@@ -6489,7 +6489,7 @@
             <w:pPr>
               <w:spacing w:after="20" w:before="0"/>
             </w:pPr>
-            <w:hyperlink w:history="1" r:id="rIdc7z7hvqvjpvg12w4uqgcq">
+            <w:hyperlink w:history="1" r:id="rId2mcxts9jpxp_ffmt8pqj9">
               <w:r>
                 <w:rPr>
                   <w:rFonts w:ascii="Arial" w:cs="Arial" w:eastAsia="Arial" w:hAnsi="Arial"/>
@@ -6522,7 +6522,7 @@
               <w:spacing w:after="10" w:before="0"/>
               <w:ind w:left="120"/>
             </w:pPr>
-            <w:hyperlink w:history="1" r:id="rIdbn69u7hryg2mpupizwxzo">
+            <w:hyperlink w:history="1" r:id="rIdidb4xsf5ziw_6u1yszpvg">
               <w:r>
                 <w:rPr>
                   <w:rFonts w:ascii="Arial" w:cs="Arial" w:eastAsia="Arial" w:hAnsi="Arial"/>
@@ -6567,7 +6567,7 @@
             <w:pPr>
               <w:spacing w:after="20" w:before="0"/>
             </w:pPr>
-            <w:hyperlink w:history="1" r:id="rId2jjos_cbb-xlwtud_rmtp">
+            <w:hyperlink w:history="1" r:id="rIdm0jppeq19cor3w3vjyesm">
               <w:r>
                 <w:rPr>
                   <w:rFonts w:ascii="Arial" w:cs="Arial" w:eastAsia="Arial" w:hAnsi="Arial"/>
@@ -6600,7 +6600,7 @@
               <w:spacing w:after="10" w:before="0"/>
               <w:ind w:left="120"/>
             </w:pPr>
-            <w:hyperlink w:history="1" r:id="rIdy2hohokvptcs97bt2rgxq">
+            <w:hyperlink w:history="1" r:id="rId8dphxthd2uylubwv7yvrw">
               <w:r>
                 <w:rPr>
                   <w:rFonts w:ascii="Arial" w:cs="Arial" w:eastAsia="Arial" w:hAnsi="Arial"/>
@@ -6795,7 +6795,7 @@
             <w:pPr>
               <w:spacing w:after="20" w:before="0"/>
             </w:pPr>
-            <w:hyperlink w:history="1" r:id="rIdvcdudskqaigurq-u8pfe5">
+            <w:hyperlink w:history="1" r:id="rIdgo0ky-bpnu8_pfkmaq3it">
               <w:r>
                 <w:rPr>
                   <w:rFonts w:ascii="Arial" w:cs="Arial" w:eastAsia="Arial" w:hAnsi="Arial"/>
@@ -6828,7 +6828,7 @@
               <w:spacing w:after="10" w:before="0"/>
               <w:ind w:left="120"/>
             </w:pPr>
-            <w:hyperlink w:history="1" r:id="rIdgtrccxxncfdj5a8hxagve">
+            <w:hyperlink w:history="1" r:id="rIdvv9he0ze5dq1-xkn-thbr">
               <w:r>
                 <w:rPr>
                   <w:rFonts w:ascii="Arial" w:cs="Arial" w:eastAsia="Arial" w:hAnsi="Arial"/>
@@ -6873,7 +6873,7 @@
             <w:pPr>
               <w:spacing w:after="20" w:before="0"/>
             </w:pPr>
-            <w:hyperlink w:history="1" r:id="rIdjegqflbxb3cfxuhq2g5wl">
+            <w:hyperlink w:history="1" r:id="rIdxl7ziujorg-jt1eb4qipm">
               <w:r>
                 <w:rPr>
                   <w:rFonts w:ascii="Arial" w:cs="Arial" w:eastAsia="Arial" w:hAnsi="Arial"/>
@@ -6906,7 +6906,7 @@
               <w:spacing w:after="10" w:before="0"/>
               <w:ind w:left="120"/>
             </w:pPr>
-            <w:hyperlink w:history="1" r:id="rIdhhmkkeqktbgv1-3epsmcs">
+            <w:hyperlink w:history="1" r:id="rIdgqt_3us7e0esdyzog8abl">
               <w:r>
                 <w:rPr>
                   <w:rFonts w:ascii="Arial" w:cs="Arial" w:eastAsia="Arial" w:hAnsi="Arial"/>
@@ -7253,7 +7253,7 @@
             <w:pPr>
               <w:spacing w:after="20" w:before="0"/>
             </w:pPr>
-            <w:hyperlink w:history="1" r:id="rIdnu7hp6loiil94qzwbz7ya">
+            <w:hyperlink w:history="1" r:id="rId51emxfsy4awlmn45zsdy_">
               <w:r>
                 <w:rPr>
                   <w:rFonts w:ascii="Arial" w:cs="Arial" w:eastAsia="Arial" w:hAnsi="Arial"/>
@@ -7286,7 +7286,7 @@
               <w:spacing w:after="10" w:before="0"/>
               <w:ind w:left="120"/>
             </w:pPr>
-            <w:hyperlink w:history="1" r:id="rIdmi0rhywoocjpa71scenue">
+            <w:hyperlink w:history="1" r:id="rIdpi7ram9vl47qn7lcf09mu">
               <w:r>
                 <w:rPr>
                   <w:rFonts w:ascii="Arial" w:cs="Arial" w:eastAsia="Arial" w:hAnsi="Arial"/>
@@ -7331,7 +7331,7 @@
             <w:pPr>
               <w:spacing w:after="20" w:before="0"/>
             </w:pPr>
-            <w:hyperlink w:history="1" r:id="rId_7xpe6xfrw2bh9jygsgom">
+            <w:hyperlink w:history="1" r:id="rId5a-jq-imocict5lsrcwyr">
               <w:r>
                 <w:rPr>
                   <w:rFonts w:ascii="Arial" w:cs="Arial" w:eastAsia="Arial" w:hAnsi="Arial"/>
@@ -7364,7 +7364,7 @@
               <w:spacing w:after="10" w:before="0"/>
               <w:ind w:left="120"/>
             </w:pPr>
-            <w:hyperlink w:history="1" r:id="rIdhjypmueofac4y4ttlzwju">
+            <w:hyperlink w:history="1" r:id="rId_tav2ivkndncpnn2jmkyx">
               <w:r>
                 <w:rPr>
                   <w:rFonts w:ascii="Arial" w:cs="Arial" w:eastAsia="Arial" w:hAnsi="Arial"/>
@@ -7559,7 +7559,7 @@
             <w:pPr>
               <w:spacing w:after="20" w:before="0"/>
             </w:pPr>
-            <w:hyperlink w:history="1" r:id="rIdpd9qjuetjobgftcu4obdq">
+            <w:hyperlink w:history="1" r:id="rIdbrhczll--5zvfo-nblfe8">
               <w:r>
                 <w:rPr>
                   <w:rFonts w:ascii="Arial" w:cs="Arial" w:eastAsia="Arial" w:hAnsi="Arial"/>
@@ -7592,7 +7592,7 @@
               <w:spacing w:after="10" w:before="0"/>
               <w:ind w:left="120"/>
             </w:pPr>
-            <w:hyperlink w:history="1" r:id="rId9zwzaxqlpyawtbtqjb_nm">
+            <w:hyperlink w:history="1" r:id="rId6tks8decewlzh3v8bmour">
               <w:r>
                 <w:rPr>
                   <w:rFonts w:ascii="Arial" w:cs="Arial" w:eastAsia="Arial" w:hAnsi="Arial"/>
@@ -7637,7 +7637,7 @@
             <w:pPr>
               <w:spacing w:after="20" w:before="0"/>
             </w:pPr>
-            <w:hyperlink w:history="1" r:id="rId3tyymajkzt2bzwaxprbv4">
+            <w:hyperlink w:history="1" r:id="rIdcqithtyj7ingziumzjv3a">
               <w:r>
                 <w:rPr>
                   <w:rFonts w:ascii="Arial" w:cs="Arial" w:eastAsia="Arial" w:hAnsi="Arial"/>
@@ -7670,7 +7670,7 @@
               <w:spacing w:after="10" w:before="0"/>
               <w:ind w:left="120"/>
             </w:pPr>
-            <w:hyperlink w:history="1" r:id="rIdkxnyyo6p8ga92vybsmd5y">
+            <w:hyperlink w:history="1" r:id="rIdq3civx0_mn7hv-apa-y5b">
               <w:r>
                 <w:rPr>
                   <w:rFonts w:ascii="Arial" w:cs="Arial" w:eastAsia="Arial" w:hAnsi="Arial"/>
@@ -7865,7 +7865,7 @@
             <w:pPr>
               <w:spacing w:after="20" w:before="0"/>
             </w:pPr>
-            <w:hyperlink w:history="1" r:id="rIdczxsualw4t95wb9tnniue">
+            <w:hyperlink w:history="1" r:id="rId_r0eumg0eycbkcezfuzer">
               <w:r>
                 <w:rPr>
                   <w:rFonts w:ascii="Arial" w:cs="Arial" w:eastAsia="Arial" w:hAnsi="Arial"/>
@@ -7898,7 +7898,7 @@
               <w:spacing w:after="10" w:before="0"/>
               <w:ind w:left="120"/>
             </w:pPr>
-            <w:hyperlink w:history="1" r:id="rId9ya8at1igqcbo4uitrcxz">
+            <w:hyperlink w:history="1" r:id="rIdkcpe75aeklaqvbtxnjdfh">
               <w:r>
                 <w:rPr>
                   <w:rFonts w:ascii="Arial" w:cs="Arial" w:eastAsia="Arial" w:hAnsi="Arial"/>
@@ -7943,7 +7943,7 @@
             <w:pPr>
               <w:spacing w:after="20" w:before="0"/>
             </w:pPr>
-            <w:hyperlink w:history="1" r:id="rIdc9ukbja7dh7x_okrzegrq">
+            <w:hyperlink w:history="1" r:id="rId99cs0h6qayxzy4wbfxgss">
               <w:r>
                 <w:rPr>
                   <w:rFonts w:ascii="Arial" w:cs="Arial" w:eastAsia="Arial" w:hAnsi="Arial"/>
@@ -7976,7 +7976,7 @@
               <w:spacing w:after="10" w:before="0"/>
               <w:ind w:left="120"/>
             </w:pPr>
-            <w:hyperlink w:history="1" r:id="rId4u4alre1vyjble6c4pi1w">
+            <w:hyperlink w:history="1" r:id="rIdanjdceoddfjwyhqbr-ztj">
               <w:r>
                 <w:rPr>
                   <w:rFonts w:ascii="Arial" w:cs="Arial" w:eastAsia="Arial" w:hAnsi="Arial"/>
@@ -8488,7 +8488,7 @@
         </w:rPr>
         <w:t xml:space="preserve">© 2026 SeaVuria and ARES. Aligned with KICD objectives. Developed by SeaVuria; technical implementation by ARES (with AI assistance from Claude). Licensed under </w:t>
       </w:r>
-      <w:hyperlink w:history="1" r:id="rIddv3a9870lnjph49hmt6cv">
+      <w:hyperlink w:history="1" r:id="rId7dz9e1nwcip_vmg18hlpo">
         <w:r>
           <w:rPr>
             <w:rFonts w:ascii="Arial" w:cs="Arial" w:eastAsia="Arial" w:hAnsi="Arial"/>
@@ -8509,7 +8509,7 @@
         </w:rPr>
         <w:t xml:space="preserve"> (</w:t>
       </w:r>
-      <w:hyperlink w:history="1" r:id="rIdq2punnj6z-ujmj51prhdo">
+      <w:hyperlink w:history="1" r:id="rIdd-2zw2ozgpjtjc2vytnm1">
         <w:r>
           <w:rPr>
             <w:rFonts w:ascii="Arial" w:cs="Arial" w:eastAsia="Arial" w:hAnsi="Arial"/>
@@ -9522,7 +9522,7 @@
             <w:pPr>
               <w:spacing w:after="20" w:before="0"/>
             </w:pPr>
-            <w:hyperlink w:history="1" r:id="rIdyvaqadyihufsfsndr7fhr">
+            <w:hyperlink w:history="1" r:id="rIdx3fqej6ji-lgpviztsxvk">
               <w:r>
                 <w:rPr>
                   <w:rFonts w:ascii="Arial" w:cs="Arial" w:eastAsia="Arial" w:hAnsi="Arial"/>
@@ -9555,7 +9555,7 @@
               <w:spacing w:after="10" w:before="0"/>
               <w:ind w:left="120"/>
             </w:pPr>
-            <w:hyperlink w:history="1" r:id="rIdezkrttuz3rtpk6gdxmjwq">
+            <w:hyperlink w:history="1" r:id="rIds-mffmcbveiwiastnriom">
               <w:r>
                 <w:rPr>
                   <w:rFonts w:ascii="Arial" w:cs="Arial" w:eastAsia="Arial" w:hAnsi="Arial"/>
@@ -9600,7 +9600,7 @@
             <w:pPr>
               <w:spacing w:after="20" w:before="0"/>
             </w:pPr>
-            <w:hyperlink w:history="1" r:id="rIdv9d8kwg_4rsokh548ymqe">
+            <w:hyperlink w:history="1" r:id="rIdt_5rxw9ivyctlna9wixrz">
               <w:r>
                 <w:rPr>
                   <w:rFonts w:ascii="Arial" w:cs="Arial" w:eastAsia="Arial" w:hAnsi="Arial"/>
@@ -9633,7 +9633,7 @@
               <w:spacing w:after="10" w:before="0"/>
               <w:ind w:left="120"/>
             </w:pPr>
-            <w:hyperlink w:history="1" r:id="rIdneh_sr9otbm5hj-b4xqrz">
+            <w:hyperlink w:history="1" r:id="rIdt2yzgpbppo-i3jz3g8ccs">
               <w:r>
                 <w:rPr>
                   <w:rFonts w:ascii="Arial" w:cs="Arial" w:eastAsia="Arial" w:hAnsi="Arial"/>
@@ -9828,7 +9828,7 @@
             <w:pPr>
               <w:spacing w:after="20" w:before="0"/>
             </w:pPr>
-            <w:hyperlink w:history="1" r:id="rIdqz1mhgpkzjz5n6o21iclw">
+            <w:hyperlink w:history="1" r:id="rIdcsh6f_s3wsbapedne0zsv">
               <w:r>
                 <w:rPr>
                   <w:rFonts w:ascii="Arial" w:cs="Arial" w:eastAsia="Arial" w:hAnsi="Arial"/>
@@ -9861,7 +9861,7 @@
               <w:spacing w:after="10" w:before="0"/>
               <w:ind w:left="120"/>
             </w:pPr>
-            <w:hyperlink w:history="1" r:id="rIdysi2baadke5y5ut3c1kiv">
+            <w:hyperlink w:history="1" r:id="rIdjidtzug2jqmqk4271dhz4">
               <w:r>
                 <w:rPr>
                   <w:rFonts w:ascii="Arial" w:cs="Arial" w:eastAsia="Arial" w:hAnsi="Arial"/>
@@ -9906,7 +9906,7 @@
             <w:pPr>
               <w:spacing w:after="20" w:before="0"/>
             </w:pPr>
-            <w:hyperlink w:history="1" r:id="rIdl3bg7u5_ylpbn1oizdbnh">
+            <w:hyperlink w:history="1" r:id="rIdyjzj_k_xjvuhpjpzhmu8d">
               <w:r>
                 <w:rPr>
                   <w:rFonts w:ascii="Arial" w:cs="Arial" w:eastAsia="Arial" w:hAnsi="Arial"/>
@@ -9939,7 +9939,7 @@
               <w:spacing w:after="10" w:before="0"/>
               <w:ind w:left="120"/>
             </w:pPr>
-            <w:hyperlink w:history="1" r:id="rIdp00pif98eyudovdkdu2eg">
+            <w:hyperlink w:history="1" r:id="rIdoim18ull3m6pkaouakmau">
               <w:r>
                 <w:rPr>
                   <w:rFonts w:ascii="Arial" w:cs="Arial" w:eastAsia="Arial" w:hAnsi="Arial"/>
@@ -10134,7 +10134,7 @@
             <w:pPr>
               <w:spacing w:after="20" w:before="0"/>
             </w:pPr>
-            <w:hyperlink w:history="1" r:id="rId4yiaig8a2bzgwyff-a51d">
+            <w:hyperlink w:history="1" r:id="rIdyhy8o2or6c8prew3y_4_h">
               <w:r>
                 <w:rPr>
                   <w:rFonts w:ascii="Arial" w:cs="Arial" w:eastAsia="Arial" w:hAnsi="Arial"/>
@@ -10167,7 +10167,7 @@
               <w:spacing w:after="10" w:before="0"/>
               <w:ind w:left="120"/>
             </w:pPr>
-            <w:hyperlink w:history="1" r:id="rIdc5r-5wmmtbrkcbycpl1z0">
+            <w:hyperlink w:history="1" r:id="rId8yixspyas_nkplv4lraqs">
               <w:r>
                 <w:rPr>
                   <w:rFonts w:ascii="Arial" w:cs="Arial" w:eastAsia="Arial" w:hAnsi="Arial"/>
@@ -10212,7 +10212,7 @@
             <w:pPr>
               <w:spacing w:after="20" w:before="0"/>
             </w:pPr>
-            <w:hyperlink w:history="1" r:id="rIdp8kj7_gyboydaenv6ujld">
+            <w:hyperlink w:history="1" r:id="rIdhnstgzk1sgzlsgup_qd2r">
               <w:r>
                 <w:rPr>
                   <w:rFonts w:ascii="Arial" w:cs="Arial" w:eastAsia="Arial" w:hAnsi="Arial"/>
@@ -10245,7 +10245,7 @@
               <w:spacing w:after="10" w:before="0"/>
               <w:ind w:left="120"/>
             </w:pPr>
-            <w:hyperlink w:history="1" r:id="rId6vw7ugua6bnt1n4mue1mi">
+            <w:hyperlink w:history="1" r:id="rIdh-6z7dsug_icxxuvxjh58">
               <w:r>
                 <w:rPr>
                   <w:rFonts w:ascii="Arial" w:cs="Arial" w:eastAsia="Arial" w:hAnsi="Arial"/>
@@ -10440,7 +10440,7 @@
             <w:pPr>
               <w:spacing w:after="20" w:before="0"/>
             </w:pPr>
-            <w:hyperlink w:history="1" r:id="rIdpkth8gftsvmpykttzbsnj">
+            <w:hyperlink w:history="1" r:id="rIdmnbh9zxbn3mjyicachhh6">
               <w:r>
                 <w:rPr>
                   <w:rFonts w:ascii="Arial" w:cs="Arial" w:eastAsia="Arial" w:hAnsi="Arial"/>
@@ -10473,7 +10473,7 @@
               <w:spacing w:after="10" w:before="0"/>
               <w:ind w:left="120"/>
             </w:pPr>
-            <w:hyperlink w:history="1" r:id="rIdzijt16kcv-_c0q0wpumgj">
+            <w:hyperlink w:history="1" r:id="rIdg9s9ih7b3hujap-mcslqt">
               <w:r>
                 <w:rPr>
                   <w:rFonts w:ascii="Arial" w:cs="Arial" w:eastAsia="Arial" w:hAnsi="Arial"/>
@@ -10518,7 +10518,7 @@
             <w:pPr>
               <w:spacing w:after="20" w:before="0"/>
             </w:pPr>
-            <w:hyperlink w:history="1" r:id="rIdz1npfgzauhmabpwwihvh8">
+            <w:hyperlink w:history="1" r:id="rIdzmo69ya-51q_hre4vwcg8">
               <w:r>
                 <w:rPr>
                   <w:rFonts w:ascii="Arial" w:cs="Arial" w:eastAsia="Arial" w:hAnsi="Arial"/>
@@ -10551,7 +10551,7 @@
               <w:spacing w:after="10" w:before="0"/>
               <w:ind w:left="120"/>
             </w:pPr>
-            <w:hyperlink w:history="1" r:id="rIdjdtg4djcmsezakmgphyez">
+            <w:hyperlink w:history="1" r:id="rId3phfgcsxveazbcbumr6dk">
               <w:r>
                 <w:rPr>
                   <w:rFonts w:ascii="Arial" w:cs="Arial" w:eastAsia="Arial" w:hAnsi="Arial"/>
@@ -10746,7 +10746,7 @@
             <w:pPr>
               <w:spacing w:after="20" w:before="0"/>
             </w:pPr>
-            <w:hyperlink w:history="1" r:id="rIdsdvcovpu8sezryrowtday">
+            <w:hyperlink w:history="1" r:id="rId3nm9offdkgru7f5yy2e44">
               <w:r>
                 <w:rPr>
                   <w:rFonts w:ascii="Arial" w:cs="Arial" w:eastAsia="Arial" w:hAnsi="Arial"/>
@@ -10779,7 +10779,7 @@
               <w:spacing w:after="10" w:before="0"/>
               <w:ind w:left="120"/>
             </w:pPr>
-            <w:hyperlink w:history="1" r:id="rId5d6yp0rltpixa56arev1e">
+            <w:hyperlink w:history="1" r:id="rIdgdr7bhesc4ne9usbgvq_v">
               <w:r>
                 <w:rPr>
                   <w:rFonts w:ascii="Arial" w:cs="Arial" w:eastAsia="Arial" w:hAnsi="Arial"/>
@@ -10824,7 +10824,7 @@
             <w:pPr>
               <w:spacing w:after="20" w:before="0"/>
             </w:pPr>
-            <w:hyperlink w:history="1" r:id="rIdj3xv1q6vwumqonydk0zgu">
+            <w:hyperlink w:history="1" r:id="rIduvcg6wzw6er5fizgqlqwj">
               <w:r>
                 <w:rPr>
                   <w:rFonts w:ascii="Arial" w:cs="Arial" w:eastAsia="Arial" w:hAnsi="Arial"/>
@@ -10857,7 +10857,7 @@
               <w:spacing w:after="10" w:before="0"/>
               <w:ind w:left="120"/>
             </w:pPr>
-            <w:hyperlink w:history="1" r:id="rId6clddl5by4rquryckhsvz">
+            <w:hyperlink w:history="1" r:id="rIdomjnn6zdzkex_wyuh13ia">
               <w:r>
                 <w:rPr>
                   <w:rFonts w:ascii="Arial" w:cs="Arial" w:eastAsia="Arial" w:hAnsi="Arial"/>
@@ -11464,7 +11464,7 @@
         </w:rPr>
         <w:t xml:space="preserve">© 2026 SeaVuria and ARES. Aligned with KICD objectives. Developed by SeaVuria; technical implementation by ARES (with AI assistance from Claude). Licensed under </w:t>
       </w:r>
-      <w:hyperlink w:history="1" r:id="rId9jjtqqliqsuyaxioo5dc4">
+      <w:hyperlink w:history="1" r:id="rIdtha47ua6695jkeuq3urx9">
         <w:r>
           <w:rPr>
             <w:rFonts w:ascii="Arial" w:cs="Arial" w:eastAsia="Arial" w:hAnsi="Arial"/>
@@ -11485,7 +11485,7 @@
         </w:rPr>
         <w:t xml:space="preserve"> (</w:t>
       </w:r>
-      <w:hyperlink w:history="1" r:id="rIdlfo-qia3pzujystefjfxe">
+      <w:hyperlink w:history="1" r:id="rIdqk4u_bxk7kktgvw9pmgp4">
         <w:r>
           <w:rPr>
             <w:rFonts w:ascii="Arial" w:cs="Arial" w:eastAsia="Arial" w:hAnsi="Arial"/>
@@ -12498,7 +12498,7 @@
             <w:pPr>
               <w:spacing w:after="20" w:before="0"/>
             </w:pPr>
-            <w:hyperlink w:history="1" r:id="rIdhzijjrt5bkg6zx4ga7mdy">
+            <w:hyperlink w:history="1" r:id="rIdos8-13j3kottvncjfahlv">
               <w:r>
                 <w:rPr>
                   <w:rFonts w:ascii="Arial" w:cs="Arial" w:eastAsia="Arial" w:hAnsi="Arial"/>
@@ -12531,7 +12531,7 @@
               <w:spacing w:after="10" w:before="0"/>
               <w:ind w:left="120"/>
             </w:pPr>
-            <w:hyperlink w:history="1" r:id="rIdb-0pfliurwitvd06rrdpq">
+            <w:hyperlink w:history="1" r:id="rId9wmmfdthzcxghspkamphg">
               <w:r>
                 <w:rPr>
                   <w:rFonts w:ascii="Arial" w:cs="Arial" w:eastAsia="Arial" w:hAnsi="Arial"/>
@@ -12593,7 +12593,7 @@
               <w:spacing w:after="10" w:before="0"/>
               <w:ind w:left="120"/>
             </w:pPr>
-            <w:hyperlink w:history="1" r:id="rIdh5i420aaliec5mgb2puic">
+            <w:hyperlink w:history="1" r:id="rIdkfx42okp6huoda_ntq-kx">
               <w:r>
                 <w:rPr>
                   <w:rFonts w:ascii="Arial" w:cs="Arial" w:eastAsia="Arial" w:hAnsi="Arial"/>
@@ -12803,7 +12803,7 @@
             <w:pPr>
               <w:spacing w:after="20" w:before="0"/>
             </w:pPr>
-            <w:hyperlink w:history="1" r:id="rIdnjq0io6vqqelpfir-nr35">
+            <w:hyperlink w:history="1" r:id="rIdph1dhtaqao08fatgtnefi">
               <w:r>
                 <w:rPr>
                   <w:rFonts w:ascii="Arial" w:cs="Arial" w:eastAsia="Arial" w:hAnsi="Arial"/>
@@ -12836,7 +12836,7 @@
               <w:spacing w:after="10" w:before="0"/>
               <w:ind w:left="120"/>
             </w:pPr>
-            <w:hyperlink w:history="1" r:id="rId5lsarzzk7bg3v-kpamccv">
+            <w:hyperlink w:history="1" r:id="rIdgaxem3adkp8j2bbmpe2cv">
               <w:r>
                 <w:rPr>
                   <w:rFonts w:ascii="Arial" w:cs="Arial" w:eastAsia="Arial" w:hAnsi="Arial"/>
@@ -12898,7 +12898,7 @@
               <w:spacing w:after="10" w:before="0"/>
               <w:ind w:left="120"/>
             </w:pPr>
-            <w:hyperlink w:history="1" r:id="rId-d6-f1j2rgnpg47gdelzb">
+            <w:hyperlink w:history="1" r:id="rId8kpxovvvvsxoqabylbud6">
               <w:r>
                 <w:rPr>
                   <w:rFonts w:ascii="Arial" w:cs="Arial" w:eastAsia="Arial" w:hAnsi="Arial"/>
@@ -13108,7 +13108,7 @@
             <w:pPr>
               <w:spacing w:after="20" w:before="0"/>
             </w:pPr>
-            <w:hyperlink w:history="1" r:id="rIdxm608dqdj4xxupew5_c5e">
+            <w:hyperlink w:history="1" r:id="rIdh6l2fevkdduxrkfkrhjam">
               <w:r>
                 <w:rPr>
                   <w:rFonts w:ascii="Arial" w:cs="Arial" w:eastAsia="Arial" w:hAnsi="Arial"/>
@@ -13141,7 +13141,7 @@
               <w:spacing w:after="10" w:before="0"/>
               <w:ind w:left="120"/>
             </w:pPr>
-            <w:hyperlink w:history="1" r:id="rIdb9xofbxdovuktnuhd_vau">
+            <w:hyperlink w:history="1" r:id="rId-thrcshcdlfuuofvpi7vv">
               <w:r>
                 <w:rPr>
                   <w:rFonts w:ascii="Arial" w:cs="Arial" w:eastAsia="Arial" w:hAnsi="Arial"/>
@@ -13203,7 +13203,7 @@
               <w:spacing w:after="10" w:before="0"/>
               <w:ind w:left="120"/>
             </w:pPr>
-            <w:hyperlink w:history="1" r:id="rId0rlist-g5dnigfrigigr7">
+            <w:hyperlink w:history="1" r:id="rIdsafpy3fwaj3h-_cza6-dr">
               <w:r>
                 <w:rPr>
                   <w:rFonts w:ascii="Arial" w:cs="Arial" w:eastAsia="Arial" w:hAnsi="Arial"/>
@@ -13413,7 +13413,7 @@
             <w:pPr>
               <w:spacing w:after="20" w:before="0"/>
             </w:pPr>
-            <w:hyperlink w:history="1" r:id="rIdqpxec7mrbl6j3kkjevd31">
+            <w:hyperlink w:history="1" r:id="rIdl-styi0_xtqechdczsxqk">
               <w:r>
                 <w:rPr>
                   <w:rFonts w:ascii="Arial" w:cs="Arial" w:eastAsia="Arial" w:hAnsi="Arial"/>
@@ -13446,7 +13446,7 @@
               <w:spacing w:after="10" w:before="0"/>
               <w:ind w:left="120"/>
             </w:pPr>
-            <w:hyperlink w:history="1" r:id="rIdoikznicp6x-pmlt7xx7ob">
+            <w:hyperlink w:history="1" r:id="rIdhkuypc12ts6e21pjago0z">
               <w:r>
                 <w:rPr>
                   <w:rFonts w:ascii="Arial" w:cs="Arial" w:eastAsia="Arial" w:hAnsi="Arial"/>
@@ -13508,7 +13508,7 @@
               <w:spacing w:after="10" w:before="0"/>
               <w:ind w:left="120"/>
             </w:pPr>
-            <w:hyperlink w:history="1" r:id="rIdeq8jb5dxn-fgcdocxqeoy">
+            <w:hyperlink w:history="1" r:id="rIdabtxvqeqrrmfacqshul_k">
               <w:r>
                 <w:rPr>
                   <w:rFonts w:ascii="Arial" w:cs="Arial" w:eastAsia="Arial" w:hAnsi="Arial"/>
@@ -13718,7 +13718,7 @@
             <w:pPr>
               <w:spacing w:after="20" w:before="0"/>
             </w:pPr>
-            <w:hyperlink w:history="1" r:id="rId2x8mofr6kc-vqh9ilzrd5">
+            <w:hyperlink w:history="1" r:id="rIde1yrougpiitqnqzzbclz8">
               <w:r>
                 <w:rPr>
                   <w:rFonts w:ascii="Arial" w:cs="Arial" w:eastAsia="Arial" w:hAnsi="Arial"/>
@@ -13751,7 +13751,7 @@
               <w:spacing w:after="10" w:before="0"/>
               <w:ind w:left="120"/>
             </w:pPr>
-            <w:hyperlink w:history="1" r:id="rIdv0qnijghtn7xs1_kznmtx">
+            <w:hyperlink w:history="1" r:id="rIdk_95tlxeti4hzbg2ilhfl">
               <w:r>
                 <w:rPr>
                   <w:rFonts w:ascii="Arial" w:cs="Arial" w:eastAsia="Arial" w:hAnsi="Arial"/>
@@ -13813,7 +13813,7 @@
               <w:spacing w:after="10" w:before="0"/>
               <w:ind w:left="120"/>
             </w:pPr>
-            <w:hyperlink w:history="1" r:id="rIdg7v8_aig08zlepl6jo9oe">
+            <w:hyperlink w:history="1" r:id="rIdj6nnaccgjrlbmbybv1xvr">
               <w:r>
                 <w:rPr>
                   <w:rFonts w:ascii="Arial" w:cs="Arial" w:eastAsia="Arial" w:hAnsi="Arial"/>
@@ -14454,7 +14454,7 @@
         </w:rPr>
         <w:t xml:space="preserve">© 2026 SeaVuria and ARES. Aligned with KICD objectives. Developed by SeaVuria; technical implementation by ARES (with AI assistance from Claude). Licensed under </w:t>
       </w:r>
-      <w:hyperlink w:history="1" r:id="rIdm7egjartu0jntf52ql9t9">
+      <w:hyperlink w:history="1" r:id="rIdsthxgbffp1ectuyqm0mw5">
         <w:r>
           <w:rPr>
             <w:rFonts w:ascii="Arial" w:cs="Arial" w:eastAsia="Arial" w:hAnsi="Arial"/>
@@ -14475,7 +14475,7 @@
         </w:rPr>
         <w:t xml:space="preserve"> (</w:t>
       </w:r>
-      <w:hyperlink w:history="1" r:id="rId2ypskpawndrhtppo9bfey">
+      <w:hyperlink w:history="1" r:id="rId_s5icfu3bl09zmjhtrqgi">
         <w:r>
           <w:rPr>
             <w:rFonts w:ascii="Arial" w:cs="Arial" w:eastAsia="Arial" w:hAnsi="Arial"/>
@@ -15488,7 +15488,7 @@
             <w:pPr>
               <w:spacing w:after="20" w:before="0"/>
             </w:pPr>
-            <w:hyperlink w:history="1" r:id="rId6kzhtgeckimhk-lbukess">
+            <w:hyperlink w:history="1" r:id="rId_7ywse273czyad6kidsxe">
               <w:r>
                 <w:rPr>
                   <w:rFonts w:ascii="Arial" w:cs="Arial" w:eastAsia="Arial" w:hAnsi="Arial"/>
@@ -15521,7 +15521,7 @@
               <w:spacing w:after="10" w:before="0"/>
               <w:ind w:left="120"/>
             </w:pPr>
-            <w:hyperlink w:history="1" r:id="rIdirdzyhxyhjawzgrzyk6fc">
+            <w:hyperlink w:history="1" r:id="rIdzp7wmqnocupplulfgale8">
               <w:r>
                 <w:rPr>
                   <w:rFonts w:ascii="Arial" w:cs="Arial" w:eastAsia="Arial" w:hAnsi="Arial"/>
@@ -15566,7 +15566,7 @@
             <w:pPr>
               <w:spacing w:after="20" w:before="0"/>
             </w:pPr>
-            <w:hyperlink w:history="1" r:id="rIdk492gcm_8gakbwqiymaao">
+            <w:hyperlink w:history="1" r:id="rIdstssqigi5zhg8qa_8llur">
               <w:r>
                 <w:rPr>
                   <w:rFonts w:ascii="Arial" w:cs="Arial" w:eastAsia="Arial" w:hAnsi="Arial"/>
@@ -15599,7 +15599,7 @@
               <w:spacing w:after="10" w:before="0"/>
               <w:ind w:left="120"/>
             </w:pPr>
-            <w:hyperlink w:history="1" r:id="rId044qfce8dyxelkg2adlay">
+            <w:hyperlink w:history="1" r:id="rIdyk5bmtdtfijfallgdsxbq">
               <w:r>
                 <w:rPr>
                   <w:rFonts w:ascii="Arial" w:cs="Arial" w:eastAsia="Arial" w:hAnsi="Arial"/>
@@ -15870,7 +15870,7 @@
             <w:pPr>
               <w:spacing w:after="20" w:before="0"/>
             </w:pPr>
-            <w:hyperlink w:history="1" r:id="rIdz_cmh7nano7v9st5avhhz">
+            <w:hyperlink w:history="1" r:id="rIdpf3bvruxhwvesbvufsoak">
               <w:r>
                 <w:rPr>
                   <w:rFonts w:ascii="Arial" w:cs="Arial" w:eastAsia="Arial" w:hAnsi="Arial"/>
@@ -15903,7 +15903,7 @@
               <w:spacing w:after="10" w:before="0"/>
               <w:ind w:left="120"/>
             </w:pPr>
-            <w:hyperlink w:history="1" r:id="rIdfhg7jcaospcjnh3tbw6rb">
+            <w:hyperlink w:history="1" r:id="rId-m8r1czazhgnqsepcca4i">
               <w:r>
                 <w:rPr>
                   <w:rFonts w:ascii="Arial" w:cs="Arial" w:eastAsia="Arial" w:hAnsi="Arial"/>
@@ -15948,7 +15948,7 @@
             <w:pPr>
               <w:spacing w:after="20" w:before="0"/>
             </w:pPr>
-            <w:hyperlink w:history="1" r:id="rIdueea7e53qgipjwl-yv35e">
+            <w:hyperlink w:history="1" r:id="rIdjmne4ru_p5l_q5w9qd9-r">
               <w:r>
                 <w:rPr>
                   <w:rFonts w:ascii="Arial" w:cs="Arial" w:eastAsia="Arial" w:hAnsi="Arial"/>
@@ -15981,7 +15981,7 @@
               <w:spacing w:after="10" w:before="0"/>
               <w:ind w:left="120"/>
             </w:pPr>
-            <w:hyperlink w:history="1" r:id="rIdzhmxi7y3cyxm2fkmzhdte">
+            <w:hyperlink w:history="1" r:id="rIdnqpzdj8dsyeeje4x-thrn">
               <w:r>
                 <w:rPr>
                   <w:rFonts w:ascii="Arial" w:cs="Arial" w:eastAsia="Arial" w:hAnsi="Arial"/>
@@ -16427,7 +16427,7 @@
             <w:pPr>
               <w:spacing w:after="20" w:before="0"/>
             </w:pPr>
-            <w:hyperlink w:history="1" r:id="rId9ujppg0qhprxpedzyq2st">
+            <w:hyperlink w:history="1" r:id="rIdseuqba9xg2ajkbbazev2k">
               <w:r>
                 <w:rPr>
                   <w:rFonts w:ascii="Arial" w:cs="Arial" w:eastAsia="Arial" w:hAnsi="Arial"/>
@@ -16460,7 +16460,7 @@
               <w:spacing w:after="10" w:before="0"/>
               <w:ind w:left="120"/>
             </w:pPr>
-            <w:hyperlink w:history="1" r:id="rIdr65ytnrcocj7auo4d5gre">
+            <w:hyperlink w:history="1" r:id="rIder7-s7ejfbpkolblobpk0">
               <w:r>
                 <w:rPr>
                   <w:rFonts w:ascii="Arial" w:cs="Arial" w:eastAsia="Arial" w:hAnsi="Arial"/>
@@ -16505,7 +16505,7 @@
             <w:pPr>
               <w:spacing w:after="20" w:before="0"/>
             </w:pPr>
-            <w:hyperlink w:history="1" r:id="rIdcees9kzb_gondt0apqxzq">
+            <w:hyperlink w:history="1" r:id="rIdl7ibbttuixm59xledygpe">
               <w:r>
                 <w:rPr>
                   <w:rFonts w:ascii="Arial" w:cs="Arial" w:eastAsia="Arial" w:hAnsi="Arial"/>
@@ -16538,7 +16538,7 @@
               <w:spacing w:after="10" w:before="0"/>
               <w:ind w:left="120"/>
             </w:pPr>
-            <w:hyperlink w:history="1" r:id="rIdqv5ofxvyla92-mc61yx8e">
+            <w:hyperlink w:history="1" r:id="rIdo9vpg99y39p72rhlkm8jd">
               <w:r>
                 <w:rPr>
                   <w:rFonts w:ascii="Arial" w:cs="Arial" w:eastAsia="Arial" w:hAnsi="Arial"/>
@@ -16809,7 +16809,7 @@
             <w:pPr>
               <w:spacing w:after="20" w:before="0"/>
             </w:pPr>
-            <w:hyperlink w:history="1" r:id="rIdvg1dogf8tr0clepd_la2k">
+            <w:hyperlink w:history="1" r:id="rIdi-oohnnremr7ftlpeaip5">
               <w:r>
                 <w:rPr>
                   <w:rFonts w:ascii="Arial" w:cs="Arial" w:eastAsia="Arial" w:hAnsi="Arial"/>
@@ -16842,7 +16842,7 @@
               <w:spacing w:after="10" w:before="0"/>
               <w:ind w:left="120"/>
             </w:pPr>
-            <w:hyperlink w:history="1" r:id="rId6ikh1jr7-ucizltefbzi3">
+            <w:hyperlink w:history="1" r:id="rId5l8jutkonsjdiitmdlcil">
               <w:r>
                 <w:rPr>
                   <w:rFonts w:ascii="Arial" w:cs="Arial" w:eastAsia="Arial" w:hAnsi="Arial"/>
@@ -16887,7 +16887,7 @@
             <w:pPr>
               <w:spacing w:after="20" w:before="0"/>
             </w:pPr>
-            <w:hyperlink w:history="1" r:id="rIdivpsxf_008az1x-2eakju">
+            <w:hyperlink w:history="1" r:id="rIdwga3rqvy0d0nba4kdajmp">
               <w:r>
                 <w:rPr>
                   <w:rFonts w:ascii="Arial" w:cs="Arial" w:eastAsia="Arial" w:hAnsi="Arial"/>
@@ -16920,7 +16920,7 @@
               <w:spacing w:after="10" w:before="0"/>
               <w:ind w:left="120"/>
             </w:pPr>
-            <w:hyperlink w:history="1" r:id="rIdyjgrlkmeto-mwp82guuxr">
+            <w:hyperlink w:history="1" r:id="rIdi7otly_taigdr18u15bvo">
               <w:r>
                 <w:rPr>
                   <w:rFonts w:ascii="Arial" w:cs="Arial" w:eastAsia="Arial" w:hAnsi="Arial"/>
@@ -17210,7 +17210,7 @@
             <w:pPr>
               <w:spacing w:after="20" w:before="0"/>
             </w:pPr>
-            <w:hyperlink w:history="1" r:id="rIdoz7gfeywhqb7a4vzngfyf">
+            <w:hyperlink w:history="1" r:id="rIdgyykf5e1s_t4m6aey0wqu">
               <w:r>
                 <w:rPr>
                   <w:rFonts w:ascii="Arial" w:cs="Arial" w:eastAsia="Arial" w:hAnsi="Arial"/>
@@ -17243,7 +17243,7 @@
               <w:spacing w:after="10" w:before="0"/>
               <w:ind w:left="120"/>
             </w:pPr>
-            <w:hyperlink w:history="1" r:id="rIdwigdac8h3t5rl21pkhz3v">
+            <w:hyperlink w:history="1" r:id="rIdpcfcdcbk3vfoaoivq76mg">
               <w:r>
                 <w:rPr>
                   <w:rFonts w:ascii="Arial" w:cs="Arial" w:eastAsia="Arial" w:hAnsi="Arial"/>
@@ -17288,7 +17288,7 @@
             <w:pPr>
               <w:spacing w:after="20" w:before="0"/>
             </w:pPr>
-            <w:hyperlink w:history="1" r:id="rIdzaqhjdpmra50ftysuales">
+            <w:hyperlink w:history="1" r:id="rIdennzuby6zbbodpsgrxvkk">
               <w:r>
                 <w:rPr>
                   <w:rFonts w:ascii="Arial" w:cs="Arial" w:eastAsia="Arial" w:hAnsi="Arial"/>
@@ -17321,7 +17321,7 @@
               <w:spacing w:after="10" w:before="0"/>
               <w:ind w:left="120"/>
             </w:pPr>
-            <w:hyperlink w:history="1" r:id="rIdkfnw2nr0moqtytjqml3xt">
+            <w:hyperlink w:history="1" r:id="rId27pm7vpccgcrorhc-lffi">
               <w:r>
                 <w:rPr>
                   <w:rFonts w:ascii="Arial" w:cs="Arial" w:eastAsia="Arial" w:hAnsi="Arial"/>
@@ -17909,7 +17909,7 @@
         </w:rPr>
         <w:t xml:space="preserve">© 2026 SeaVuria and ARES. Aligned with KICD objectives. Developed by SeaVuria; technical implementation by ARES (with AI assistance from Claude). Licensed under </w:t>
       </w:r>
-      <w:hyperlink w:history="1" r:id="rIdud3uyqu6vlrzcuxcns57-">
+      <w:hyperlink w:history="1" r:id="rIds8cfel9lro1cbfopkxfvm">
         <w:r>
           <w:rPr>
             <w:rFonts w:ascii="Arial" w:cs="Arial" w:eastAsia="Arial" w:hAnsi="Arial"/>
@@ -17930,7 +17930,7 @@
         </w:rPr>
         <w:t xml:space="preserve"> (</w:t>
       </w:r>
-      <w:hyperlink w:history="1" r:id="rIdkrwp3omh6hef_ku08j6ms">
+      <w:hyperlink w:history="1" r:id="rIdzvxxm-7drxzivo6xqxrwg">
         <w:r>
           <w:rPr>
             <w:rFonts w:ascii="Arial" w:cs="Arial" w:eastAsia="Arial" w:hAnsi="Arial"/>
@@ -18943,7 +18943,7 @@
             <w:pPr>
               <w:spacing w:after="20" w:before="0"/>
             </w:pPr>
-            <w:hyperlink w:history="1" r:id="rIdpw-q7p4ww_ttsoqkaslq-">
+            <w:hyperlink w:history="1" r:id="rIdp9cbclsxxht-6ptgi1_2x">
               <w:r>
                 <w:rPr>
                   <w:rFonts w:ascii="Arial" w:cs="Arial" w:eastAsia="Arial" w:hAnsi="Arial"/>
@@ -18976,7 +18976,7 @@
               <w:spacing w:after="10" w:before="0"/>
               <w:ind w:left="120"/>
             </w:pPr>
-            <w:hyperlink w:history="1" r:id="rIdpxraecietwog5jrm9yiin">
+            <w:hyperlink w:history="1" r:id="rIduvonoui5dz9hzzni4sztk">
               <w:r>
                 <w:rPr>
                   <w:rFonts w:ascii="Arial" w:cs="Arial" w:eastAsia="Arial" w:hAnsi="Arial"/>
@@ -19021,7 +19021,7 @@
             <w:pPr>
               <w:spacing w:after="20" w:before="0"/>
             </w:pPr>
-            <w:hyperlink w:history="1" r:id="rIdpeh530yalvwo7i5mlfjqk">
+            <w:hyperlink w:history="1" r:id="rIdyhkzdwe1asfh1a_eglzgr">
               <w:r>
                 <w:rPr>
                   <w:rFonts w:ascii="Arial" w:cs="Arial" w:eastAsia="Arial" w:hAnsi="Arial"/>
@@ -19054,7 +19054,7 @@
               <w:spacing w:after="10" w:before="0"/>
               <w:ind w:left="120"/>
             </w:pPr>
-            <w:hyperlink w:history="1" r:id="rIdieexmoyqc6bqtyhy96rnn">
+            <w:hyperlink w:history="1" r:id="rIdjcqzpq1zpcdw8cq9eyucd">
               <w:r>
                 <w:rPr>
                   <w:rFonts w:ascii="Arial" w:cs="Arial" w:eastAsia="Arial" w:hAnsi="Arial"/>
@@ -19249,7 +19249,7 @@
             <w:pPr>
               <w:spacing w:after="20" w:before="0"/>
             </w:pPr>
-            <w:hyperlink w:history="1" r:id="rIdsgze6tqbw2-12yagvs76b">
+            <w:hyperlink w:history="1" r:id="rId8ujq0h85akczm9oju3xt9">
               <w:r>
                 <w:rPr>
                   <w:rFonts w:ascii="Arial" w:cs="Arial" w:eastAsia="Arial" w:hAnsi="Arial"/>
@@ -19282,7 +19282,7 @@
               <w:spacing w:after="10" w:before="0"/>
               <w:ind w:left="120"/>
             </w:pPr>
-            <w:hyperlink w:history="1" r:id="rIdnbbz4wneu3lhpce01k_z4">
+            <w:hyperlink w:history="1" r:id="rIdtdkd4tmxuuo1xrfe78dph">
               <w:r>
                 <w:rPr>
                   <w:rFonts w:ascii="Arial" w:cs="Arial" w:eastAsia="Arial" w:hAnsi="Arial"/>
@@ -19327,7 +19327,7 @@
             <w:pPr>
               <w:spacing w:after="20" w:before="0"/>
             </w:pPr>
-            <w:hyperlink w:history="1" r:id="rIdyqh7dkekferorsha4xeb7">
+            <w:hyperlink w:history="1" r:id="rIdylejk9ist4qqbsk9m3v0f">
               <w:r>
                 <w:rPr>
                   <w:rFonts w:ascii="Arial" w:cs="Arial" w:eastAsia="Arial" w:hAnsi="Arial"/>
@@ -19360,7 +19360,7 @@
               <w:spacing w:after="10" w:before="0"/>
               <w:ind w:left="120"/>
             </w:pPr>
-            <w:hyperlink w:history="1" r:id="rIdim3mdbfpxjhouk5gdoxek">
+            <w:hyperlink w:history="1" r:id="rIda1xscnwhcxh16ih67gvfv">
               <w:r>
                 <w:rPr>
                   <w:rFonts w:ascii="Arial" w:cs="Arial" w:eastAsia="Arial" w:hAnsi="Arial"/>
@@ -19555,7 +19555,7 @@
             <w:pPr>
               <w:spacing w:after="20" w:before="0"/>
             </w:pPr>
-            <w:hyperlink w:history="1" r:id="rIdua8ytnrysago19xchxoag">
+            <w:hyperlink w:history="1" r:id="rIdz3xwkfkknld95mee9btax">
               <w:r>
                 <w:rPr>
                   <w:rFonts w:ascii="Arial" w:cs="Arial" w:eastAsia="Arial" w:hAnsi="Arial"/>
@@ -19588,7 +19588,7 @@
               <w:spacing w:after="10" w:before="0"/>
               <w:ind w:left="120"/>
             </w:pPr>
-            <w:hyperlink w:history="1" r:id="rId5vxfytkgwp3oyhwppnaba">
+            <w:hyperlink w:history="1" r:id="rIdiwnownrunt2dtokfpcgih">
               <w:r>
                 <w:rPr>
                   <w:rFonts w:ascii="Arial" w:cs="Arial" w:eastAsia="Arial" w:hAnsi="Arial"/>
@@ -19633,7 +19633,7 @@
             <w:pPr>
               <w:spacing w:after="20" w:before="0"/>
             </w:pPr>
-            <w:hyperlink w:history="1" r:id="rIdgflthunfyvjlsvwnat5ge">
+            <w:hyperlink w:history="1" r:id="rIdnkg5immxtprcjky0jxtqz">
               <w:r>
                 <w:rPr>
                   <w:rFonts w:ascii="Arial" w:cs="Arial" w:eastAsia="Arial" w:hAnsi="Arial"/>
@@ -19666,7 +19666,7 @@
               <w:spacing w:after="10" w:before="0"/>
               <w:ind w:left="120"/>
             </w:pPr>
-            <w:hyperlink w:history="1" r:id="rId8eaqz_octuu-ibq_asemg">
+            <w:hyperlink w:history="1" r:id="rIdol_uz7p7esrysh0vvvqkl">
               <w:r>
                 <w:rPr>
                   <w:rFonts w:ascii="Arial" w:cs="Arial" w:eastAsia="Arial" w:hAnsi="Arial"/>
@@ -19861,7 +19861,7 @@
             <w:pPr>
               <w:spacing w:after="20" w:before="0"/>
             </w:pPr>
-            <w:hyperlink w:history="1" r:id="rId9nwnaae06139qf6hdk5a1">
+            <w:hyperlink w:history="1" r:id="rId4veypqktpbvnvpqhtpkrw">
               <w:r>
                 <w:rPr>
                   <w:rFonts w:ascii="Arial" w:cs="Arial" w:eastAsia="Arial" w:hAnsi="Arial"/>
@@ -19894,7 +19894,7 @@
               <w:spacing w:after="10" w:before="0"/>
               <w:ind w:left="120"/>
             </w:pPr>
-            <w:hyperlink w:history="1" r:id="rId_euxyhr47ux-f2jphyxc4">
+            <w:hyperlink w:history="1" r:id="rIdl_aqj9qzpo9zhhkwlfp1u">
               <w:r>
                 <w:rPr>
                   <w:rFonts w:ascii="Arial" w:cs="Arial" w:eastAsia="Arial" w:hAnsi="Arial"/>
@@ -19939,7 +19939,7 @@
             <w:pPr>
               <w:spacing w:after="20" w:before="0"/>
             </w:pPr>
-            <w:hyperlink w:history="1" r:id="rId2_uj27okl13pnnzl2lgmk">
+            <w:hyperlink w:history="1" r:id="rId4h8rsa4noivuudx06-hfi">
               <w:r>
                 <w:rPr>
                   <w:rFonts w:ascii="Arial" w:cs="Arial" w:eastAsia="Arial" w:hAnsi="Arial"/>
@@ -19972,7 +19972,7 @@
               <w:spacing w:after="10" w:before="0"/>
               <w:ind w:left="120"/>
             </w:pPr>
-            <w:hyperlink w:history="1" r:id="rIdtfddnfucag-qujblpyd27">
+            <w:hyperlink w:history="1" r:id="rIdxq6_zlxt531klkkfqgasw">
               <w:r>
                 <w:rPr>
                   <w:rFonts w:ascii="Arial" w:cs="Arial" w:eastAsia="Arial" w:hAnsi="Arial"/>
@@ -20167,7 +20167,7 @@
             <w:pPr>
               <w:spacing w:after="20" w:before="0"/>
             </w:pPr>
-            <w:hyperlink w:history="1" r:id="rId-nuzg1dqpf-qctuoyheaz">
+            <w:hyperlink w:history="1" r:id="rIdiwohpuskkm3cce86mk5qh">
               <w:r>
                 <w:rPr>
                   <w:rFonts w:ascii="Arial" w:cs="Arial" w:eastAsia="Arial" w:hAnsi="Arial"/>
@@ -20200,7 +20200,7 @@
               <w:spacing w:after="10" w:before="0"/>
               <w:ind w:left="120"/>
             </w:pPr>
-            <w:hyperlink w:history="1" r:id="rIdhj0n8h1jeif2te9e5a-ld">
+            <w:hyperlink w:history="1" r:id="rIdt8g3mrt1prixvnn0qxfj8">
               <w:r>
                 <w:rPr>
                   <w:rFonts w:ascii="Arial" w:cs="Arial" w:eastAsia="Arial" w:hAnsi="Arial"/>
@@ -20245,7 +20245,7 @@
             <w:pPr>
               <w:spacing w:after="20" w:before="0"/>
             </w:pPr>
-            <w:hyperlink w:history="1" r:id="rIdblmv1w969_y4oqenpvls2">
+            <w:hyperlink w:history="1" r:id="rIdvjmvfv0nxgt7ds_fs0k4l">
               <w:r>
                 <w:rPr>
                   <w:rFonts w:ascii="Arial" w:cs="Arial" w:eastAsia="Arial" w:hAnsi="Arial"/>
@@ -20278,7 +20278,7 @@
               <w:spacing w:after="10" w:before="0"/>
               <w:ind w:left="120"/>
             </w:pPr>
-            <w:hyperlink w:history="1" r:id="rIduhro62ykaks8zdg8nb0td">
+            <w:hyperlink w:history="1" r:id="rId_s5iefwhqo8ls20-8cda2">
               <w:r>
                 <w:rPr>
                   <w:rFonts w:ascii="Arial" w:cs="Arial" w:eastAsia="Arial" w:hAnsi="Arial"/>
@@ -20790,7 +20790,7 @@
         </w:rPr>
         <w:t xml:space="preserve">© 2026 SeaVuria and ARES. Aligned with KICD objectives. Developed by SeaVuria; technical implementation by ARES (with AI assistance from Claude). Licensed under </w:t>
       </w:r>
-      <w:hyperlink w:history="1" r:id="rId5sukgkqu0x3a3m0mouvu4">
+      <w:hyperlink w:history="1" r:id="rIdkyylfvrkgfbkdizcaeho-">
         <w:r>
           <w:rPr>
             <w:rFonts w:ascii="Arial" w:cs="Arial" w:eastAsia="Arial" w:hAnsi="Arial"/>
@@ -20811,7 +20811,7 @@
         </w:rPr>
         <w:t xml:space="preserve"> (</w:t>
       </w:r>
-      <w:hyperlink w:history="1" r:id="rId8xhudketmf0dbgizthzuk">
+      <w:hyperlink w:history="1" r:id="rIdjn_9ftb9or2xa_28r9xw2">
         <w:r>
           <w:rPr>
             <w:rFonts w:ascii="Arial" w:cs="Arial" w:eastAsia="Arial" w:hAnsi="Arial"/>
@@ -21824,7 +21824,7 @@
             <w:pPr>
               <w:spacing w:after="20" w:before="0"/>
             </w:pPr>
-            <w:hyperlink w:history="1" r:id="rId1uegpz0t4och9bdmlcj78">
+            <w:hyperlink w:history="1" r:id="rIdndieqoczpqoah_soeeos1">
               <w:r>
                 <w:rPr>
                   <w:rFonts w:ascii="Arial" w:cs="Arial" w:eastAsia="Arial" w:hAnsi="Arial"/>
@@ -21857,7 +21857,7 @@
               <w:spacing w:after="10" w:before="0"/>
               <w:ind w:left="120"/>
             </w:pPr>
-            <w:hyperlink w:history="1" r:id="rIdyj7giwnc2_msko7tgg5ro">
+            <w:hyperlink w:history="1" r:id="rIdvxzq_1ez0-idtgewn96oi">
               <w:r>
                 <w:rPr>
                   <w:rFonts w:ascii="Arial" w:cs="Arial" w:eastAsia="Arial" w:hAnsi="Arial"/>
@@ -21919,7 +21919,7 @@
               <w:spacing w:after="10" w:before="0"/>
               <w:ind w:left="120"/>
             </w:pPr>
-            <w:hyperlink w:history="1" r:id="rIdvv_09brzubf9tekvv0ozg">
+            <w:hyperlink w:history="1" r:id="rIdf7t7mc7fugkepoyo_v5tu">
               <w:r>
                 <w:rPr>
                   <w:rFonts w:ascii="Arial" w:cs="Arial" w:eastAsia="Arial" w:hAnsi="Arial"/>
@@ -22129,7 +22129,7 @@
             <w:pPr>
               <w:spacing w:after="20" w:before="0"/>
             </w:pPr>
-            <w:hyperlink w:history="1" r:id="rId1czfecbpdqxz7bjj1iugy">
+            <w:hyperlink w:history="1" r:id="rIdyrmu0vm1dtj_7mqnibzjk">
               <w:r>
                 <w:rPr>
                   <w:rFonts w:ascii="Arial" w:cs="Arial" w:eastAsia="Arial" w:hAnsi="Arial"/>
@@ -22162,7 +22162,7 @@
               <w:spacing w:after="10" w:before="0"/>
               <w:ind w:left="120"/>
             </w:pPr>
-            <w:hyperlink w:history="1" r:id="rId8h_rggumhghexbeyxrv6f">
+            <w:hyperlink w:history="1" r:id="rIdb24v7oouweo9xxov-qw1f">
               <w:r>
                 <w:rPr>
                   <w:rFonts w:ascii="Arial" w:cs="Arial" w:eastAsia="Arial" w:hAnsi="Arial"/>
@@ -22224,7 +22224,7 @@
               <w:spacing w:after="10" w:before="0"/>
               <w:ind w:left="120"/>
             </w:pPr>
-            <w:hyperlink w:history="1" r:id="rIdwotjfqm2yrd4t6fypavjx">
+            <w:hyperlink w:history="1" r:id="rIdg1zymvsyljp_lct4w9bmc">
               <w:r>
                 <w:rPr>
                   <w:rFonts w:ascii="Arial" w:cs="Arial" w:eastAsia="Arial" w:hAnsi="Arial"/>
@@ -22434,7 +22434,7 @@
             <w:pPr>
               <w:spacing w:after="20" w:before="0"/>
             </w:pPr>
-            <w:hyperlink w:history="1" r:id="rIdhb3y3lbdm8185t0xrkdfe">
+            <w:hyperlink w:history="1" r:id="rIdbuy95wcoajzwh8ojgyvc-">
               <w:r>
                 <w:rPr>
                   <w:rFonts w:ascii="Arial" w:cs="Arial" w:eastAsia="Arial" w:hAnsi="Arial"/>
@@ -22467,7 +22467,7 @@
               <w:spacing w:after="10" w:before="0"/>
               <w:ind w:left="120"/>
             </w:pPr>
-            <w:hyperlink w:history="1" r:id="rIddlyamy3yd7rax9hpvjzt6">
+            <w:hyperlink w:history="1" r:id="rIdmpc_bdwbkptxt59pd5thg">
               <w:r>
                 <w:rPr>
                   <w:rFonts w:ascii="Arial" w:cs="Arial" w:eastAsia="Arial" w:hAnsi="Arial"/>
@@ -22529,7 +22529,7 @@
               <w:spacing w:after="10" w:before="0"/>
               <w:ind w:left="120"/>
             </w:pPr>
-            <w:hyperlink w:history="1" r:id="rId-dpvffrr4evlbeitqzy32">
+            <w:hyperlink w:history="1" r:id="rIdeff9g_5dezrpgbp4fna-b">
               <w:r>
                 <w:rPr>
                   <w:rFonts w:ascii="Arial" w:cs="Arial" w:eastAsia="Arial" w:hAnsi="Arial"/>
@@ -22739,7 +22739,7 @@
             <w:pPr>
               <w:spacing w:after="20" w:before="0"/>
             </w:pPr>
-            <w:hyperlink w:history="1" r:id="rId5xn9hy6oojbn1agny-tnu">
+            <w:hyperlink w:history="1" r:id="rIdb-wfibrsszc3w7usmfsen">
               <w:r>
                 <w:rPr>
                   <w:rFonts w:ascii="Arial" w:cs="Arial" w:eastAsia="Arial" w:hAnsi="Arial"/>
@@ -22772,7 +22772,7 @@
               <w:spacing w:after="10" w:before="0"/>
               <w:ind w:left="120"/>
             </w:pPr>
-            <w:hyperlink w:history="1" r:id="rIdbxsnhlhnuorizeiv6e8br">
+            <w:hyperlink w:history="1" r:id="rId9f6nmb4uefu1mdxsv5t7-">
               <w:r>
                 <w:rPr>
                   <w:rFonts w:ascii="Arial" w:cs="Arial" w:eastAsia="Arial" w:hAnsi="Arial"/>
@@ -22834,7 +22834,7 @@
               <w:spacing w:after="10" w:before="0"/>
               <w:ind w:left="120"/>
             </w:pPr>
-            <w:hyperlink w:history="1" r:id="rIdsf0ulsjbawpkgavgzhimk">
+            <w:hyperlink w:history="1" r:id="rIdk5rywxt0nj8npp9y67imv">
               <w:r>
                 <w:rPr>
                   <w:rFonts w:ascii="Arial" w:cs="Arial" w:eastAsia="Arial" w:hAnsi="Arial"/>
@@ -23044,7 +23044,7 @@
             <w:pPr>
               <w:spacing w:after="20" w:before="0"/>
             </w:pPr>
-            <w:hyperlink w:history="1" r:id="rIdsvbxkp0gnlfp9jgqndr2k">
+            <w:hyperlink w:history="1" r:id="rIdrj3g3zbqrupqnfxg_ytp2">
               <w:r>
                 <w:rPr>
                   <w:rFonts w:ascii="Arial" w:cs="Arial" w:eastAsia="Arial" w:hAnsi="Arial"/>
@@ -23077,7 +23077,7 @@
               <w:spacing w:after="10" w:before="0"/>
               <w:ind w:left="120"/>
             </w:pPr>
-            <w:hyperlink w:history="1" r:id="rId6ogdjxdaziaiumnf-2v4v">
+            <w:hyperlink w:history="1" r:id="rIdl6oszdgfhkit3m3xwj27m">
               <w:r>
                 <w:rPr>
                   <w:rFonts w:ascii="Arial" w:cs="Arial" w:eastAsia="Arial" w:hAnsi="Arial"/>
@@ -23139,7 +23139,7 @@
               <w:spacing w:after="10" w:before="0"/>
               <w:ind w:left="120"/>
             </w:pPr>
-            <w:hyperlink w:history="1" r:id="rIdti3j1xjcyqfpdrwwswnoj">
+            <w:hyperlink w:history="1" r:id="rIdj55yodonosngdifyfubrg">
               <w:r>
                 <w:rPr>
                   <w:rFonts w:ascii="Arial" w:cs="Arial" w:eastAsia="Arial" w:hAnsi="Arial"/>
@@ -23761,7 +23761,7 @@
         </w:rPr>
         <w:t xml:space="preserve">© 2026 SeaVuria and ARES. Aligned with KICD objectives. Developed by SeaVuria; technical implementation by ARES (with AI assistance from Claude). Licensed under </w:t>
       </w:r>
-      <w:hyperlink w:history="1" r:id="rIdzlnskhor43hp83ttkupdu">
+      <w:hyperlink w:history="1" r:id="rIdvvcoqikxb_rwfwwz06wct">
         <w:r>
           <w:rPr>
             <w:rFonts w:ascii="Arial" w:cs="Arial" w:eastAsia="Arial" w:hAnsi="Arial"/>
@@ -23782,7 +23782,7 @@
         </w:rPr>
         <w:t xml:space="preserve"> (</w:t>
       </w:r>
-      <w:hyperlink w:history="1" r:id="rId-muyycmnjlobwfoerknho">
+      <w:hyperlink w:history="1" r:id="rIdpkggbpihmpt4lse91tbz6">
         <w:r>
           <w:rPr>
             <w:rFonts w:ascii="Arial" w:cs="Arial" w:eastAsia="Arial" w:hAnsi="Arial"/>
@@ -24795,7 +24795,7 @@
             <w:pPr>
               <w:spacing w:after="20" w:before="0"/>
             </w:pPr>
-            <w:hyperlink w:history="1" r:id="rId7thf1ood5z0mrxg-8kw2k">
+            <w:hyperlink w:history="1" r:id="rId0rdje6d6d7sblc7cn52xv">
               <w:r>
                 <w:rPr>
                   <w:rFonts w:ascii="Arial" w:cs="Arial" w:eastAsia="Arial" w:hAnsi="Arial"/>
@@ -24828,7 +24828,7 @@
               <w:spacing w:after="10" w:before="0"/>
               <w:ind w:left="120"/>
             </w:pPr>
-            <w:hyperlink w:history="1" r:id="rIdofxpixq6wkj4qfzl7t7jr">
+            <w:hyperlink w:history="1" r:id="rIdfmpcpeeikf6xxa-qxnedh">
               <w:r>
                 <w:rPr>
                   <w:rFonts w:ascii="Arial" w:cs="Arial" w:eastAsia="Arial" w:hAnsi="Arial"/>
@@ -24873,7 +24873,7 @@
             <w:pPr>
               <w:spacing w:after="20" w:before="0"/>
             </w:pPr>
-            <w:hyperlink w:history="1" r:id="rIdo0vqjc30epuxbiodqt_hi">
+            <w:hyperlink w:history="1" r:id="rIdb8mlyq4w6ngewbrtvribe">
               <w:r>
                 <w:rPr>
                   <w:rFonts w:ascii="Arial" w:cs="Arial" w:eastAsia="Arial" w:hAnsi="Arial"/>
@@ -24906,7 +24906,7 @@
               <w:spacing w:after="10" w:before="0"/>
               <w:ind w:left="120"/>
             </w:pPr>
-            <w:hyperlink w:history="1" r:id="rIdd1okxahziqmazyalhskkq">
+            <w:hyperlink w:history="1" r:id="rIdrwl8ui8qewzlqhtc1aidj">
               <w:r>
                 <w:rPr>
                   <w:rFonts w:ascii="Arial" w:cs="Arial" w:eastAsia="Arial" w:hAnsi="Arial"/>
@@ -25101,7 +25101,7 @@
             <w:pPr>
               <w:spacing w:after="20" w:before="0"/>
             </w:pPr>
-            <w:hyperlink w:history="1" r:id="rIdq234xet00pgqoywd3zatg">
+            <w:hyperlink w:history="1" r:id="rIdmb7wucf-yxn8ftxnty0yu">
               <w:r>
                 <w:rPr>
                   <w:rFonts w:ascii="Arial" w:cs="Arial" w:eastAsia="Arial" w:hAnsi="Arial"/>
@@ -25134,7 +25134,7 @@
               <w:spacing w:after="10" w:before="0"/>
               <w:ind w:left="120"/>
             </w:pPr>
-            <w:hyperlink w:history="1" r:id="rIdediivrvvklu4olre-opal">
+            <w:hyperlink w:history="1" r:id="rIdjjjoybvr4mgadyw5qnz96">
               <w:r>
                 <w:rPr>
                   <w:rFonts w:ascii="Arial" w:cs="Arial" w:eastAsia="Arial" w:hAnsi="Arial"/>
@@ -25179,7 +25179,7 @@
             <w:pPr>
               <w:spacing w:after="20" w:before="0"/>
             </w:pPr>
-            <w:hyperlink w:history="1" r:id="rIdihefsveufi7scd-dh1s3x">
+            <w:hyperlink w:history="1" r:id="rIdzkylelqxevesmgmpify92">
               <w:r>
                 <w:rPr>
                   <w:rFonts w:ascii="Arial" w:cs="Arial" w:eastAsia="Arial" w:hAnsi="Arial"/>
@@ -25212,7 +25212,7 @@
               <w:spacing w:after="10" w:before="0"/>
               <w:ind w:left="120"/>
             </w:pPr>
-            <w:hyperlink w:history="1" r:id="rIdarkrtd9cex12rektpavaz">
+            <w:hyperlink w:history="1" r:id="rIdoqfvjirxe5jry6qat8kau">
               <w:r>
                 <w:rPr>
                   <w:rFonts w:ascii="Arial" w:cs="Arial" w:eastAsia="Arial" w:hAnsi="Arial"/>
@@ -25407,7 +25407,7 @@
             <w:pPr>
               <w:spacing w:after="20" w:before="0"/>
             </w:pPr>
-            <w:hyperlink w:history="1" r:id="rIduufidqdoeiovzlhb3qprg">
+            <w:hyperlink w:history="1" r:id="rId5rj-ejdoncrxlnxhbkeu1">
               <w:r>
                 <w:rPr>
                   <w:rFonts w:ascii="Arial" w:cs="Arial" w:eastAsia="Arial" w:hAnsi="Arial"/>
@@ -25440,7 +25440,7 @@
               <w:spacing w:after="10" w:before="0"/>
               <w:ind w:left="120"/>
             </w:pPr>
-            <w:hyperlink w:history="1" r:id="rIdgaq81f5pljbe0zs-nxugg">
+            <w:hyperlink w:history="1" r:id="rIdoahuhbdkc8iildi86v4ag">
               <w:r>
                 <w:rPr>
                   <w:rFonts w:ascii="Arial" w:cs="Arial" w:eastAsia="Arial" w:hAnsi="Arial"/>
@@ -25485,7 +25485,7 @@
             <w:pPr>
               <w:spacing w:after="20" w:before="0"/>
             </w:pPr>
-            <w:hyperlink w:history="1" r:id="rId9w1_argq0lipa6t2yjyjj">
+            <w:hyperlink w:history="1" r:id="rIddqcrodxvupagb-fh09jzp">
               <w:r>
                 <w:rPr>
                   <w:rFonts w:ascii="Arial" w:cs="Arial" w:eastAsia="Arial" w:hAnsi="Arial"/>
@@ -25518,7 +25518,7 @@
               <w:spacing w:after="10" w:before="0"/>
               <w:ind w:left="120"/>
             </w:pPr>
-            <w:hyperlink w:history="1" r:id="rIdjvmyqmqmtlc3ty0iykt14">
+            <w:hyperlink w:history="1" r:id="rIdfxwfgbuxhxwnnqklnow0w">
               <w:r>
                 <w:rPr>
                   <w:rFonts w:ascii="Arial" w:cs="Arial" w:eastAsia="Arial" w:hAnsi="Arial"/>
@@ -25713,7 +25713,7 @@
             <w:pPr>
               <w:spacing w:after="20" w:before="0"/>
             </w:pPr>
-            <w:hyperlink w:history="1" r:id="rIdeo1i96abotq7c9zmxyy_c">
+            <w:hyperlink w:history="1" r:id="rIdwki4vooez9_xullzhsgp3">
               <w:r>
                 <w:rPr>
                   <w:rFonts w:ascii="Arial" w:cs="Arial" w:eastAsia="Arial" w:hAnsi="Arial"/>
@@ -25746,7 +25746,7 @@
               <w:spacing w:after="10" w:before="0"/>
               <w:ind w:left="120"/>
             </w:pPr>
-            <w:hyperlink w:history="1" r:id="rId0mlbthikkxx7gdgpzq6vd">
+            <w:hyperlink w:history="1" r:id="rIdp-yrkwspfy5bu92wlkkrs">
               <w:r>
                 <w:rPr>
                   <w:rFonts w:ascii="Arial" w:cs="Arial" w:eastAsia="Arial" w:hAnsi="Arial"/>
@@ -25791,7 +25791,7 @@
             <w:pPr>
               <w:spacing w:after="20" w:before="0"/>
             </w:pPr>
-            <w:hyperlink w:history="1" r:id="rIdd2khtfndqtvawfnss7ov8">
+            <w:hyperlink w:history="1" r:id="rIdcr7kyuzojo5fv-tl6kwj1">
               <w:r>
                 <w:rPr>
                   <w:rFonts w:ascii="Arial" w:cs="Arial" w:eastAsia="Arial" w:hAnsi="Arial"/>
@@ -25824,7 +25824,7 @@
               <w:spacing w:after="10" w:before="0"/>
               <w:ind w:left="120"/>
             </w:pPr>
-            <w:hyperlink w:history="1" r:id="rIdouct05ix5z2o6xaka5xmd">
+            <w:hyperlink w:history="1" r:id="rIdmxvzqmjoubnc1ebhnqcsl">
               <w:r>
                 <w:rPr>
                   <w:rFonts w:ascii="Arial" w:cs="Arial" w:eastAsia="Arial" w:hAnsi="Arial"/>
@@ -26019,7 +26019,7 @@
             <w:pPr>
               <w:spacing w:after="20" w:before="0"/>
             </w:pPr>
-            <w:hyperlink w:history="1" r:id="rIdc4kguytmmuweaq0w9dvfe">
+            <w:hyperlink w:history="1" r:id="rIdz1r6rrvbokvccjor67upo">
               <w:r>
                 <w:rPr>
                   <w:rFonts w:ascii="Arial" w:cs="Arial" w:eastAsia="Arial" w:hAnsi="Arial"/>
@@ -26052,7 +26052,7 @@
               <w:spacing w:after="10" w:before="0"/>
               <w:ind w:left="120"/>
             </w:pPr>
-            <w:hyperlink w:history="1" r:id="rIdeddfamr9xazygrrzjbb3r">
+            <w:hyperlink w:history="1" r:id="rId5mmuwthkaxf9razkykc17">
               <w:r>
                 <w:rPr>
                   <w:rFonts w:ascii="Arial" w:cs="Arial" w:eastAsia="Arial" w:hAnsi="Arial"/>
@@ -26097,7 +26097,7 @@
             <w:pPr>
               <w:spacing w:after="20" w:before="0"/>
             </w:pPr>
-            <w:hyperlink w:history="1" r:id="rIdlci1joim4n-_7b_xdwzc3">
+            <w:hyperlink w:history="1" r:id="rIdk6txsmnq1f11svmf8ccnn">
               <w:r>
                 <w:rPr>
                   <w:rFonts w:ascii="Arial" w:cs="Arial" w:eastAsia="Arial" w:hAnsi="Arial"/>
@@ -26130,7 +26130,7 @@
               <w:spacing w:after="10" w:before="0"/>
               <w:ind w:left="120"/>
             </w:pPr>
-            <w:hyperlink w:history="1" r:id="rIdqc6ofeprs4dkaga35vyao">
+            <w:hyperlink w:history="1" r:id="rIdlxqkkn-zb5sep3zfdroho">
               <w:r>
                 <w:rPr>
                   <w:rFonts w:ascii="Arial" w:cs="Arial" w:eastAsia="Arial" w:hAnsi="Arial"/>
@@ -26642,7 +26642,7 @@
         </w:rPr>
         <w:t xml:space="preserve">© 2026 SeaVuria and ARES. Aligned with KICD objectives. Developed by SeaVuria; technical implementation by ARES (with AI assistance from Claude). Licensed under </w:t>
       </w:r>
-      <w:hyperlink w:history="1" r:id="rIdbp9htqxgbcons5gkuh1h9">
+      <w:hyperlink w:history="1" r:id="rIduv0edc8nab1aa-sqlp4fp">
         <w:r>
           <w:rPr>
             <w:rFonts w:ascii="Arial" w:cs="Arial" w:eastAsia="Arial" w:hAnsi="Arial"/>
@@ -26663,7 +26663,7 @@
         </w:rPr>
         <w:t xml:space="preserve"> (</w:t>
       </w:r>
-      <w:hyperlink w:history="1" r:id="rIdaxl3vncm2cbarkd-nsbyq">
+      <w:hyperlink w:history="1" r:id="rIdwtjgayhpotiqzy9yripc6">
         <w:r>
           <w:rPr>
             <w:rFonts w:ascii="Arial" w:cs="Arial" w:eastAsia="Arial" w:hAnsi="Arial"/>

--- a/data/outputs/v2/General_Science/SS1.4_Transport_in_Plants/General_Science_Transport_in_Plants_CBE_LessonSequence.docx
+++ b/data/outputs/v2/General_Science/SS1.4_Transport_in_Plants/General_Science_Transport_in_Plants_CBE_LessonSequence.docx
@@ -2086,7 +2086,7 @@
         </w:rPr>
         <w:t xml:space="preserve">© 2026 SeaVuria and ARES. This work is licensed under a </w:t>
       </w:r>
-      <w:hyperlink w:history="1" r:id="rIdnhcogvloukac2hv4xyto2">
+      <w:hyperlink w:history="1" r:id="rIdg5ozbaker8nvby22uvla4">
         <w:r>
           <w:rPr>
             <w:rFonts w:ascii="Arial" w:cs="Arial" w:eastAsia="Arial" w:hAnsi="Arial"/>
@@ -2106,7 +2106,7 @@
         </w:rPr>
         <w:t xml:space="preserve"> (</w:t>
       </w:r>
-      <w:hyperlink w:history="1" r:id="rId-leysovptafnqcnse_so8">
+      <w:hyperlink w:history="1" r:id="rIdanq2rz8xzh2vkc_ep2nt1">
         <w:r>
           <w:rPr>
             <w:rFonts w:ascii="Arial" w:cs="Arial" w:eastAsia="Arial" w:hAnsi="Arial"/>
@@ -2126,7 +2126,7 @@
         </w:rPr>
         <w:t xml:space="preserve">). To view a copy of this license, visit </w:t>
       </w:r>
-      <w:hyperlink w:history="1" r:id="rIdbpmkjruhflov1qxmop1nl">
+      <w:hyperlink w:history="1" r:id="rIdk9gwmrjd9rfhunkpwvj2t">
         <w:r>
           <w:rPr>
             <w:rFonts w:ascii="Arial" w:cs="Arial" w:eastAsia="Arial" w:hAnsi="Arial"/>
@@ -3138,7 +3138,7 @@
             <w:pPr>
               <w:spacing w:after="20" w:before="0"/>
             </w:pPr>
-            <w:hyperlink w:history="1" r:id="rIdhe0wui9nd8fwsktbjldqf">
+            <w:hyperlink w:history="1" r:id="rIdystntm6tzalixcwev19fn">
               <w:r>
                 <w:rPr>
                   <w:rFonts w:ascii="Arial" w:cs="Arial" w:eastAsia="Arial" w:hAnsi="Arial"/>
@@ -3171,7 +3171,7 @@
               <w:spacing w:after="10" w:before="0"/>
               <w:ind w:left="120"/>
             </w:pPr>
-            <w:hyperlink w:history="1" r:id="rIdupfkn0l_7rggfvijwpqfo">
+            <w:hyperlink w:history="1" r:id="rIdzubjbkephhlh9lao0a58u">
               <w:r>
                 <w:rPr>
                   <w:rFonts w:ascii="Arial" w:cs="Arial" w:eastAsia="Arial" w:hAnsi="Arial"/>
@@ -3209,8 +3209,25 @@
                 <w:sz w:val="16"/>
                 <w:szCs w:val="16"/>
               </w:rPr>
-              <w:t xml:space="preserve">📖 READING:</w:t>
-            </w:r>
+              <w:t xml:space="preserve">📖 HTML:</w:t>
+            </w:r>
+          </w:p>
+          <w:p>
+            <w:pPr>
+              <w:spacing w:after="20" w:before="0"/>
+            </w:pPr>
+            <w:hyperlink w:history="1" r:id="rIdrlurjmbfrkkgkcfo8z6iy">
+              <w:r>
+                <w:rPr>
+                  <w:rFonts w:ascii="Arial" w:cs="Arial" w:eastAsia="Arial" w:hAnsi="Arial"/>
+                  <w:color w:val="2E75B6"/>
+                  <w:sz w:val="16"/>
+                  <w:szCs w:val="16"/>
+                  <w:u w:val="single" w:color="2E75B6"/>
+                </w:rPr>
+                <w:t xml:space="preserve">Vascular Tissue of Plants - Advanced (Flexbook)</w:t>
+              </w:r>
+            </w:hyperlink>
           </w:p>
           <w:p>
             <w:pPr>
@@ -3225,7 +3242,7 @@
                 <w:sz w:val="16"/>
                 <w:szCs w:val="16"/>
               </w:rPr>
-              <w:t xml:space="preserve">No closely matching reading in the ARES library for this activity.</w:t>
+              <w:t xml:space="preserve">Related topic: not an exact match for this lesson.</w:t>
             </w:r>
           </w:p>
           <w:p>
@@ -3233,7 +3250,22 @@
               <w:spacing w:after="10" w:before="0"/>
               <w:ind w:left="120"/>
             </w:pPr>
-            <w:hyperlink w:history="1" r:id="rIdxha7-y9s6lacsmexazndm">
+            <w:r>
+              <w:rPr>
+                <w:rFonts w:ascii="Arial" w:cs="Arial" w:eastAsia="Arial" w:hAnsi="Arial"/>
+                <w:color w:val="595959"/>
+                <w:sz w:val="14"/>
+                <w:szCs w:val="14"/>
+              </w:rPr>
+              <w:t xml:space="preserve">Source: CK-12</w:t>
+            </w:r>
+          </w:p>
+          <w:p>
+            <w:pPr>
+              <w:spacing w:after="10" w:before="0"/>
+              <w:ind w:left="120"/>
+            </w:pPr>
+            <w:hyperlink w:history="1" r:id="rId6evxdj_gw9ivxlnvprvzx">
               <w:r>
                 <w:rPr>
                   <w:rFonts w:ascii="Arial" w:cs="Arial" w:eastAsia="Arial" w:hAnsi="Arial"/>
@@ -3242,24 +3274,9 @@
                   <w:szCs w:val="14"/>
                   <w:u w:val="single" w:color="595959"/>
                 </w:rPr>
-                <w:t xml:space="preserve">🔍 Search ARES for readings</w:t>
+                <w:t xml:space="preserve">🔍 Search ARES for similar readings</w:t>
               </w:r>
             </w:hyperlink>
-          </w:p>
-          <w:p>
-            <w:pPr>
-              <w:spacing w:after="10" w:before="0"/>
-              <w:ind w:left="120"/>
-            </w:pPr>
-            <w:r>
-              <w:rPr>
-                <w:rFonts w:ascii="Arial" w:cs="Arial" w:eastAsia="Arial" w:hAnsi="Arial"/>
-                <w:color w:val="595959"/>
-                <w:sz w:val="14"/>
-                <w:szCs w:val="14"/>
-              </w:rPr>
-              <w:t xml:space="preserve">Search terms: transport plants xylem transpiration</w:t>
-            </w:r>
           </w:p>
         </w:tc>
         <w:tc>
@@ -3538,7 +3555,7 @@
             <w:pPr>
               <w:spacing w:after="20" w:before="0"/>
             </w:pPr>
-            <w:hyperlink w:history="1" r:id="rIdwyarme0z5pnocutd7zbps">
+            <w:hyperlink w:history="1" r:id="rId6zd8hcocrgrpsfso5nh5b">
               <w:r>
                 <w:rPr>
                   <w:rFonts w:ascii="Arial" w:cs="Arial" w:eastAsia="Arial" w:hAnsi="Arial"/>
@@ -3571,7 +3588,7 @@
               <w:spacing w:after="10" w:before="0"/>
               <w:ind w:left="120"/>
             </w:pPr>
-            <w:hyperlink w:history="1" r:id="rIdkotio9nesh6thf4xjcuhc">
+            <w:hyperlink w:history="1" r:id="rIdtqaex3leaz6qtfzrdcywu">
               <w:r>
                 <w:rPr>
                   <w:rFonts w:ascii="Arial" w:cs="Arial" w:eastAsia="Arial" w:hAnsi="Arial"/>
@@ -3609,8 +3626,25 @@
                 <w:sz w:val="16"/>
                 <w:szCs w:val="16"/>
               </w:rPr>
-              <w:t xml:space="preserve">📖 READING:</w:t>
-            </w:r>
+              <w:t xml:space="preserve">📖 HTML:</w:t>
+            </w:r>
+          </w:p>
+          <w:p>
+            <w:pPr>
+              <w:spacing w:after="20" w:before="0"/>
+            </w:pPr>
+            <w:hyperlink w:history="1" r:id="rIdxgdp9dadz6jtmtmyqks34">
+              <w:r>
+                <w:rPr>
+                  <w:rFonts w:ascii="Arial" w:cs="Arial" w:eastAsia="Arial" w:hAnsi="Arial"/>
+                  <w:color w:val="2E75B6"/>
+                  <w:sz w:val="16"/>
+                  <w:szCs w:val="16"/>
+                  <w:u w:val="single" w:color="2E75B6"/>
+                </w:rPr>
+                <w:t xml:space="preserve">Vascular Tissue of Plants - Advanced (Flexbook)</w:t>
+              </w:r>
+            </w:hyperlink>
           </w:p>
           <w:p>
             <w:pPr>
@@ -3625,7 +3659,7 @@
                 <w:sz w:val="16"/>
                 <w:szCs w:val="16"/>
               </w:rPr>
-              <w:t xml:space="preserve">No closely matching reading in the ARES library for this activity.</w:t>
+              <w:t xml:space="preserve">Related topic: not an exact match for this lesson.</w:t>
             </w:r>
           </w:p>
           <w:p>
@@ -3633,7 +3667,22 @@
               <w:spacing w:after="10" w:before="0"/>
               <w:ind w:left="120"/>
             </w:pPr>
-            <w:hyperlink w:history="1" r:id="rIdjpdwvlhzrdvfhqzewb50x">
+            <w:r>
+              <w:rPr>
+                <w:rFonts w:ascii="Arial" w:cs="Arial" w:eastAsia="Arial" w:hAnsi="Arial"/>
+                <w:color w:val="595959"/>
+                <w:sz w:val="14"/>
+                <w:szCs w:val="14"/>
+              </w:rPr>
+              <w:t xml:space="preserve">Source: CK-12</w:t>
+            </w:r>
+          </w:p>
+          <w:p>
+            <w:pPr>
+              <w:spacing w:after="10" w:before="0"/>
+              <w:ind w:left="120"/>
+            </w:pPr>
+            <w:hyperlink w:history="1" r:id="rIdkplxniqmgwdo6zgknzpic">
               <w:r>
                 <w:rPr>
                   <w:rFonts w:ascii="Arial" w:cs="Arial" w:eastAsia="Arial" w:hAnsi="Arial"/>
@@ -3642,24 +3691,9 @@
                   <w:szCs w:val="14"/>
                   <w:u w:val="single" w:color="595959"/>
                 </w:rPr>
-                <w:t xml:space="preserve">🔍 Search ARES for readings</w:t>
+                <w:t xml:space="preserve">🔍 Search ARES for similar readings</w:t>
               </w:r>
             </w:hyperlink>
-          </w:p>
-          <w:p>
-            <w:pPr>
-              <w:spacing w:after="10" w:before="0"/>
-              <w:ind w:left="120"/>
-            </w:pPr>
-            <w:r>
-              <w:rPr>
-                <w:rFonts w:ascii="Arial" w:cs="Arial" w:eastAsia="Arial" w:hAnsi="Arial"/>
-                <w:color w:val="595959"/>
-                <w:sz w:val="14"/>
-                <w:szCs w:val="14"/>
-              </w:rPr>
-              <w:t xml:space="preserve">Search terms: transport plants xylem transpiration</w:t>
-            </w:r>
           </w:p>
         </w:tc>
         <w:tc>
@@ -3938,7 +3972,7 @@
             <w:pPr>
               <w:spacing w:after="20" w:before="0"/>
             </w:pPr>
-            <w:hyperlink w:history="1" r:id="rIdxsc0cd1dklxij9mwivkwp">
+            <w:hyperlink w:history="1" r:id="rIdgdvrmmzk8cladze6zelxm">
               <w:r>
                 <w:rPr>
                   <w:rFonts w:ascii="Arial" w:cs="Arial" w:eastAsia="Arial" w:hAnsi="Arial"/>
@@ -3971,7 +4005,7 @@
               <w:spacing w:after="10" w:before="0"/>
               <w:ind w:left="120"/>
             </w:pPr>
-            <w:hyperlink w:history="1" r:id="rIdmkk6d6dp47a0ugmxub9i3">
+            <w:hyperlink w:history="1" r:id="rIdd0kjji_lrekrcbbm4rv_a">
               <w:r>
                 <w:rPr>
                   <w:rFonts w:ascii="Arial" w:cs="Arial" w:eastAsia="Arial" w:hAnsi="Arial"/>
@@ -4009,8 +4043,25 @@
                 <w:sz w:val="16"/>
                 <w:szCs w:val="16"/>
               </w:rPr>
-              <w:t xml:space="preserve">📖 READING:</w:t>
-            </w:r>
+              <w:t xml:space="preserve">📖 HTML:</w:t>
+            </w:r>
+          </w:p>
+          <w:p>
+            <w:pPr>
+              <w:spacing w:after="20" w:before="0"/>
+            </w:pPr>
+            <w:hyperlink w:history="1" r:id="rIdcv-5ez_yw40vy4qkgn68h">
+              <w:r>
+                <w:rPr>
+                  <w:rFonts w:ascii="Arial" w:cs="Arial" w:eastAsia="Arial" w:hAnsi="Arial"/>
+                  <w:color w:val="2E75B6"/>
+                  <w:sz w:val="16"/>
+                  <w:szCs w:val="16"/>
+                  <w:u w:val="single" w:color="2E75B6"/>
+                </w:rPr>
+                <w:t xml:space="preserve">Vascular Tissue of Plants - Advanced (Flexbook)</w:t>
+              </w:r>
+            </w:hyperlink>
           </w:p>
           <w:p>
             <w:pPr>
@@ -4025,7 +4076,7 @@
                 <w:sz w:val="16"/>
                 <w:szCs w:val="16"/>
               </w:rPr>
-              <w:t xml:space="preserve">No closely matching reading in the ARES library for this activity.</w:t>
+              <w:t xml:space="preserve">Related topic: not an exact match for this lesson.</w:t>
             </w:r>
           </w:p>
           <w:p>
@@ -4033,7 +4084,22 @@
               <w:spacing w:after="10" w:before="0"/>
               <w:ind w:left="120"/>
             </w:pPr>
-            <w:hyperlink w:history="1" r:id="rId6dwxzq90owslhxo60wjrr">
+            <w:r>
+              <w:rPr>
+                <w:rFonts w:ascii="Arial" w:cs="Arial" w:eastAsia="Arial" w:hAnsi="Arial"/>
+                <w:color w:val="595959"/>
+                <w:sz w:val="14"/>
+                <w:szCs w:val="14"/>
+              </w:rPr>
+              <w:t xml:space="preserve">Source: CK-12</w:t>
+            </w:r>
+          </w:p>
+          <w:p>
+            <w:pPr>
+              <w:spacing w:after="10" w:before="0"/>
+              <w:ind w:left="120"/>
+            </w:pPr>
+            <w:hyperlink w:history="1" r:id="rIdyxthldjviin1f79ad7rgh">
               <w:r>
                 <w:rPr>
                   <w:rFonts w:ascii="Arial" w:cs="Arial" w:eastAsia="Arial" w:hAnsi="Arial"/>
@@ -4042,24 +4108,9 @@
                   <w:szCs w:val="14"/>
                   <w:u w:val="single" w:color="595959"/>
                 </w:rPr>
-                <w:t xml:space="preserve">🔍 Search ARES for readings</w:t>
+                <w:t xml:space="preserve">🔍 Search ARES for similar readings</w:t>
               </w:r>
             </w:hyperlink>
-          </w:p>
-          <w:p>
-            <w:pPr>
-              <w:spacing w:after="10" w:before="0"/>
-              <w:ind w:left="120"/>
-            </w:pPr>
-            <w:r>
-              <w:rPr>
-                <w:rFonts w:ascii="Arial" w:cs="Arial" w:eastAsia="Arial" w:hAnsi="Arial"/>
-                <w:color w:val="595959"/>
-                <w:sz w:val="14"/>
-                <w:szCs w:val="14"/>
-              </w:rPr>
-              <w:t xml:space="preserve">Search terms: transport plants xylem transpiration</w:t>
-            </w:r>
           </w:p>
         </w:tc>
         <w:tc>
@@ -4338,7 +4389,7 @@
             <w:pPr>
               <w:spacing w:after="20" w:before="0"/>
             </w:pPr>
-            <w:hyperlink w:history="1" r:id="rIdyw1pnblieu8tkieve4g9i">
+            <w:hyperlink w:history="1" r:id="rIdszjwr9sipnrogchn1ex_7">
               <w:r>
                 <w:rPr>
                   <w:rFonts w:ascii="Arial" w:cs="Arial" w:eastAsia="Arial" w:hAnsi="Arial"/>
@@ -4371,7 +4422,7 @@
               <w:spacing w:after="10" w:before="0"/>
               <w:ind w:left="120"/>
             </w:pPr>
-            <w:hyperlink w:history="1" r:id="rIdhyia_2w4j32sv77arpiti">
+            <w:hyperlink w:history="1" r:id="rIdg_ionijhlb4bl2bxrmwoc">
               <w:r>
                 <w:rPr>
                   <w:rFonts w:ascii="Arial" w:cs="Arial" w:eastAsia="Arial" w:hAnsi="Arial"/>
@@ -4409,8 +4460,25 @@
                 <w:sz w:val="16"/>
                 <w:szCs w:val="16"/>
               </w:rPr>
-              <w:t xml:space="preserve">📖 READING:</w:t>
-            </w:r>
+              <w:t xml:space="preserve">📖 HTML:</w:t>
+            </w:r>
+          </w:p>
+          <w:p>
+            <w:pPr>
+              <w:spacing w:after="20" w:before="0"/>
+            </w:pPr>
+            <w:hyperlink w:history="1" r:id="rIdhzhntahevd_9bdqxdviee">
+              <w:r>
+                <w:rPr>
+                  <w:rFonts w:ascii="Arial" w:cs="Arial" w:eastAsia="Arial" w:hAnsi="Arial"/>
+                  <w:color w:val="2E75B6"/>
+                  <w:sz w:val="16"/>
+                  <w:szCs w:val="16"/>
+                  <w:u w:val="single" w:color="2E75B6"/>
+                </w:rPr>
+                <w:t xml:space="preserve">Vascular Tissue of Plants - Advanced (Flexbook)</w:t>
+              </w:r>
+            </w:hyperlink>
           </w:p>
           <w:p>
             <w:pPr>
@@ -4425,7 +4493,7 @@
                 <w:sz w:val="16"/>
                 <w:szCs w:val="16"/>
               </w:rPr>
-              <w:t xml:space="preserve">No closely matching reading in the ARES library for this activity.</w:t>
+              <w:t xml:space="preserve">Related topic: not an exact match for this lesson.</w:t>
             </w:r>
           </w:p>
           <w:p>
@@ -4433,7 +4501,22 @@
               <w:spacing w:after="10" w:before="0"/>
               <w:ind w:left="120"/>
             </w:pPr>
-            <w:hyperlink w:history="1" r:id="rIdh1oumsedot0s_ps5hxgmq">
+            <w:r>
+              <w:rPr>
+                <w:rFonts w:ascii="Arial" w:cs="Arial" w:eastAsia="Arial" w:hAnsi="Arial"/>
+                <w:color w:val="595959"/>
+                <w:sz w:val="14"/>
+                <w:szCs w:val="14"/>
+              </w:rPr>
+              <w:t xml:space="preserve">Source: CK-12</w:t>
+            </w:r>
+          </w:p>
+          <w:p>
+            <w:pPr>
+              <w:spacing w:after="10" w:before="0"/>
+              <w:ind w:left="120"/>
+            </w:pPr>
+            <w:hyperlink w:history="1" r:id="rIdyfv-bax5wymkpw3ij5jzq">
               <w:r>
                 <w:rPr>
                   <w:rFonts w:ascii="Arial" w:cs="Arial" w:eastAsia="Arial" w:hAnsi="Arial"/>
@@ -4442,24 +4525,9 @@
                   <w:szCs w:val="14"/>
                   <w:u w:val="single" w:color="595959"/>
                 </w:rPr>
-                <w:t xml:space="preserve">🔍 Search ARES for readings</w:t>
+                <w:t xml:space="preserve">🔍 Search ARES for similar readings</w:t>
               </w:r>
             </w:hyperlink>
-          </w:p>
-          <w:p>
-            <w:pPr>
-              <w:spacing w:after="10" w:before="0"/>
-              <w:ind w:left="120"/>
-            </w:pPr>
-            <w:r>
-              <w:rPr>
-                <w:rFonts w:ascii="Arial" w:cs="Arial" w:eastAsia="Arial" w:hAnsi="Arial"/>
-                <w:color w:val="595959"/>
-                <w:sz w:val="14"/>
-                <w:szCs w:val="14"/>
-              </w:rPr>
-              <w:t xml:space="preserve">Search terms: transport plants xylem transpiration</w:t>
-            </w:r>
           </w:p>
         </w:tc>
         <w:tc>
@@ -4738,7 +4806,7 @@
             <w:pPr>
               <w:spacing w:after="20" w:before="0"/>
             </w:pPr>
-            <w:hyperlink w:history="1" r:id="rIdi9bwe-znbgicng9klvdve">
+            <w:hyperlink w:history="1" r:id="rIdmxpwbeac1b7aq91eimyu2">
               <w:r>
                 <w:rPr>
                   <w:rFonts w:ascii="Arial" w:cs="Arial" w:eastAsia="Arial" w:hAnsi="Arial"/>
@@ -4771,7 +4839,7 @@
               <w:spacing w:after="10" w:before="0"/>
               <w:ind w:left="120"/>
             </w:pPr>
-            <w:hyperlink w:history="1" r:id="rIdk2qrgggwlsxpvsbjl-czn">
+            <w:hyperlink w:history="1" r:id="rIdns6fnkzcc4wpjfw1aazsl">
               <w:r>
                 <w:rPr>
                   <w:rFonts w:ascii="Arial" w:cs="Arial" w:eastAsia="Arial" w:hAnsi="Arial"/>
@@ -4809,8 +4877,25 @@
                 <w:sz w:val="16"/>
                 <w:szCs w:val="16"/>
               </w:rPr>
-              <w:t xml:space="preserve">📖 READING:</w:t>
-            </w:r>
+              <w:t xml:space="preserve">📖 HTML:</w:t>
+            </w:r>
+          </w:p>
+          <w:p>
+            <w:pPr>
+              <w:spacing w:after="20" w:before="0"/>
+            </w:pPr>
+            <w:hyperlink w:history="1" r:id="rIdgwllnt91dcztnfj1rzw0d">
+              <w:r>
+                <w:rPr>
+                  <w:rFonts w:ascii="Arial" w:cs="Arial" w:eastAsia="Arial" w:hAnsi="Arial"/>
+                  <w:color w:val="2E75B6"/>
+                  <w:sz w:val="16"/>
+                  <w:szCs w:val="16"/>
+                  <w:u w:val="single" w:color="2E75B6"/>
+                </w:rPr>
+                <w:t xml:space="preserve">Vascular Tissue of Plants - Advanced (Flexbook)</w:t>
+              </w:r>
+            </w:hyperlink>
           </w:p>
           <w:p>
             <w:pPr>
@@ -4825,7 +4910,7 @@
                 <w:sz w:val="16"/>
                 <w:szCs w:val="16"/>
               </w:rPr>
-              <w:t xml:space="preserve">No closely matching reading in the ARES library for this activity.</w:t>
+              <w:t xml:space="preserve">Related topic: not an exact match for this lesson.</w:t>
             </w:r>
           </w:p>
           <w:p>
@@ -4833,7 +4918,22 @@
               <w:spacing w:after="10" w:before="0"/>
               <w:ind w:left="120"/>
             </w:pPr>
-            <w:hyperlink w:history="1" r:id="rIdotad0mh7r23gmuqpcs60y">
+            <w:r>
+              <w:rPr>
+                <w:rFonts w:ascii="Arial" w:cs="Arial" w:eastAsia="Arial" w:hAnsi="Arial"/>
+                <w:color w:val="595959"/>
+                <w:sz w:val="14"/>
+                <w:szCs w:val="14"/>
+              </w:rPr>
+              <w:t xml:space="preserve">Source: CK-12</w:t>
+            </w:r>
+          </w:p>
+          <w:p>
+            <w:pPr>
+              <w:spacing w:after="10" w:before="0"/>
+              <w:ind w:left="120"/>
+            </w:pPr>
+            <w:hyperlink w:history="1" r:id="rId1qzielekepkkfmpvmrdzk">
               <w:r>
                 <w:rPr>
                   <w:rFonts w:ascii="Arial" w:cs="Arial" w:eastAsia="Arial" w:hAnsi="Arial"/>
@@ -4842,24 +4942,9 @@
                   <w:szCs w:val="14"/>
                   <w:u w:val="single" w:color="595959"/>
                 </w:rPr>
-                <w:t xml:space="preserve">🔍 Search ARES for readings</w:t>
+                <w:t xml:space="preserve">🔍 Search ARES for similar readings</w:t>
               </w:r>
             </w:hyperlink>
-          </w:p>
-          <w:p>
-            <w:pPr>
-              <w:spacing w:after="10" w:before="0"/>
-              <w:ind w:left="120"/>
-            </w:pPr>
-            <w:r>
-              <w:rPr>
-                <w:rFonts w:ascii="Arial" w:cs="Arial" w:eastAsia="Arial" w:hAnsi="Arial"/>
-                <w:color w:val="595959"/>
-                <w:sz w:val="14"/>
-                <w:szCs w:val="14"/>
-              </w:rPr>
-              <w:t xml:space="preserve">Search terms: transport plants xylem transpiration</w:t>
-            </w:r>
           </w:p>
         </w:tc>
         <w:tc>
@@ -5455,7 +5540,7 @@
         </w:rPr>
         <w:t xml:space="preserve">© 2026 SeaVuria and ARES. Aligned with KICD objectives. Developed by SeaVuria; technical implementation by ARES (with AI assistance from Claude). Licensed under </w:t>
       </w:r>
-      <w:hyperlink w:history="1" r:id="rIdueyzg1iaerl_exxthvjxd">
+      <w:hyperlink w:history="1" r:id="rIdxxa1ctrtf481u36x9pxz_">
         <w:r>
           <w:rPr>
             <w:rFonts w:ascii="Arial" w:cs="Arial" w:eastAsia="Arial" w:hAnsi="Arial"/>
@@ -5476,7 +5561,7 @@
         </w:rPr>
         <w:t xml:space="preserve"> (</w:t>
       </w:r>
-      <w:hyperlink w:history="1" r:id="rIdoab4jaeclze2qmlciqoo2">
+      <w:hyperlink w:history="1" r:id="rIdpzemhzl7u8qxmkgdcn5an">
         <w:r>
           <w:rPr>
             <w:rFonts w:ascii="Arial" w:cs="Arial" w:eastAsia="Arial" w:hAnsi="Arial"/>
@@ -6489,7 +6574,7 @@
             <w:pPr>
               <w:spacing w:after="20" w:before="0"/>
             </w:pPr>
-            <w:hyperlink w:history="1" r:id="rId2mcxts9jpxp_ffmt8pqj9">
+            <w:hyperlink w:history="1" r:id="rIdvllp497uybrvydrmmlgse">
               <w:r>
                 <w:rPr>
                   <w:rFonts w:ascii="Arial" w:cs="Arial" w:eastAsia="Arial" w:hAnsi="Arial"/>
@@ -6522,7 +6607,7 @@
               <w:spacing w:after="10" w:before="0"/>
               <w:ind w:left="120"/>
             </w:pPr>
-            <w:hyperlink w:history="1" r:id="rIdidb4xsf5ziw_6u1yszpvg">
+            <w:hyperlink w:history="1" r:id="rIde4jf8k0izw8hwtioj1umf">
               <w:r>
                 <w:rPr>
                   <w:rFonts w:ascii="Arial" w:cs="Arial" w:eastAsia="Arial" w:hAnsi="Arial"/>
@@ -6567,7 +6652,7 @@
             <w:pPr>
               <w:spacing w:after="20" w:before="0"/>
             </w:pPr>
-            <w:hyperlink w:history="1" r:id="rIdm0jppeq19cor3w3vjyesm">
+            <w:hyperlink w:history="1" r:id="rIdhku76h9f3lzgaikvotlik">
               <w:r>
                 <w:rPr>
                   <w:rFonts w:ascii="Arial" w:cs="Arial" w:eastAsia="Arial" w:hAnsi="Arial"/>
@@ -6582,6 +6667,22 @@
           </w:p>
           <w:p>
             <w:pPr>
+              <w:spacing w:after="20" w:before="0"/>
+            </w:pPr>
+            <w:r>
+              <w:rPr>
+                <w:rFonts w:ascii="Arial" w:cs="Arial" w:eastAsia="Arial" w:hAnsi="Arial"/>
+                <w:i/>
+                <w:iCs/>
+                <w:color w:val="595959"/>
+                <w:sz w:val="16"/>
+                <w:szCs w:val="16"/>
+              </w:rPr>
+              <w:t xml:space="preserve">Related topic: not an exact match for this lesson.</w:t>
+            </w:r>
+          </w:p>
+          <w:p>
+            <w:pPr>
               <w:spacing w:after="10" w:before="0"/>
               <w:ind w:left="120"/>
             </w:pPr>
@@ -6600,7 +6701,7 @@
               <w:spacing w:after="10" w:before="0"/>
               <w:ind w:left="120"/>
             </w:pPr>
-            <w:hyperlink w:history="1" r:id="rId8dphxthd2uylubwv7yvrw">
+            <w:hyperlink w:history="1" r:id="rId0phb3huuzf5g8xp5wx1tz">
               <w:r>
                 <w:rPr>
                   <w:rFonts w:ascii="Arial" w:cs="Arial" w:eastAsia="Arial" w:hAnsi="Arial"/>
@@ -6795,7 +6896,7 @@
             <w:pPr>
               <w:spacing w:after="20" w:before="0"/>
             </w:pPr>
-            <w:hyperlink w:history="1" r:id="rIdgo0ky-bpnu8_pfkmaq3it">
+            <w:hyperlink w:history="1" r:id="rIdqbc7ajpybjcuerkn0gisj">
               <w:r>
                 <w:rPr>
                   <w:rFonts w:ascii="Arial" w:cs="Arial" w:eastAsia="Arial" w:hAnsi="Arial"/>
@@ -6828,7 +6929,7 @@
               <w:spacing w:after="10" w:before="0"/>
               <w:ind w:left="120"/>
             </w:pPr>
-            <w:hyperlink w:history="1" r:id="rIdvv9he0ze5dq1-xkn-thbr">
+            <w:hyperlink w:history="1" r:id="rIdcgrfwh-dgkz1seowoty37">
               <w:r>
                 <w:rPr>
                   <w:rFonts w:ascii="Arial" w:cs="Arial" w:eastAsia="Arial" w:hAnsi="Arial"/>
@@ -6873,7 +6974,7 @@
             <w:pPr>
               <w:spacing w:after="20" w:before="0"/>
             </w:pPr>
-            <w:hyperlink w:history="1" r:id="rIdxl7ziujorg-jt1eb4qipm">
+            <w:hyperlink w:history="1" r:id="rIdjnrvvdplt6qtpnkpvnhf8">
               <w:r>
                 <w:rPr>
                   <w:rFonts w:ascii="Arial" w:cs="Arial" w:eastAsia="Arial" w:hAnsi="Arial"/>
@@ -6888,6 +6989,22 @@
           </w:p>
           <w:p>
             <w:pPr>
+              <w:spacing w:after="20" w:before="0"/>
+            </w:pPr>
+            <w:r>
+              <w:rPr>
+                <w:rFonts w:ascii="Arial" w:cs="Arial" w:eastAsia="Arial" w:hAnsi="Arial"/>
+                <w:i/>
+                <w:iCs/>
+                <w:color w:val="595959"/>
+                <w:sz w:val="16"/>
+                <w:szCs w:val="16"/>
+              </w:rPr>
+              <w:t xml:space="preserve">Related topic: not an exact match for this lesson.</w:t>
+            </w:r>
+          </w:p>
+          <w:p>
+            <w:pPr>
               <w:spacing w:after="10" w:before="0"/>
               <w:ind w:left="120"/>
             </w:pPr>
@@ -6906,7 +7023,7 @@
               <w:spacing w:after="10" w:before="0"/>
               <w:ind w:left="120"/>
             </w:pPr>
-            <w:hyperlink w:history="1" r:id="rIdgqt_3us7e0esdyzog8abl">
+            <w:hyperlink w:history="1" r:id="rIdyzzpdz0bzsvppnluuathc">
               <w:r>
                 <w:rPr>
                   <w:rFonts w:ascii="Arial" w:cs="Arial" w:eastAsia="Arial" w:hAnsi="Arial"/>
@@ -7253,7 +7370,667 @@
             <w:pPr>
               <w:spacing w:after="20" w:before="0"/>
             </w:pPr>
-            <w:hyperlink w:history="1" r:id="rId51emxfsy4awlmn45zsdy_">
+            <w:hyperlink w:history="1" r:id="rIdnghub0nlumdcjgdpwntow">
+              <w:r>
+                <w:rPr>
+                  <w:rFonts w:ascii="Arial" w:cs="Arial" w:eastAsia="Arial" w:hAnsi="Arial"/>
+                  <w:color w:val="2E75B6"/>
+                  <w:sz w:val="16"/>
+                  <w:szCs w:val="16"/>
+                  <w:u w:val="single" w:color="2E75B6"/>
+                </w:rPr>
+                <w:t xml:space="preserve">Importance of water for life</w:t>
+              </w:r>
+            </w:hyperlink>
+          </w:p>
+          <w:p>
+            <w:pPr>
+              <w:spacing w:after="20" w:before="0"/>
+            </w:pPr>
+            <w:r>
+              <w:rPr>
+                <w:rFonts w:ascii="Arial" w:cs="Arial" w:eastAsia="Arial" w:hAnsi="Arial"/>
+                <w:i/>
+                <w:iCs/>
+                <w:color w:val="595959"/>
+                <w:sz w:val="16"/>
+                <w:szCs w:val="16"/>
+              </w:rPr>
+              <w:t xml:space="preserve">Related topic: not an exact match for this lesson.</w:t>
+            </w:r>
+          </w:p>
+          <w:p>
+            <w:pPr>
+              <w:spacing w:after="10" w:before="0"/>
+              <w:ind w:left="120"/>
+            </w:pPr>
+            <w:r>
+              <w:rPr>
+                <w:rFonts w:ascii="Arial" w:cs="Arial" w:eastAsia="Arial" w:hAnsi="Arial"/>
+                <w:color w:val="595959"/>
+                <w:sz w:val="14"/>
+                <w:szCs w:val="14"/>
+              </w:rPr>
+              <w:t xml:space="preserve">Source: Khan Academy (English - US curriculum)</w:t>
+            </w:r>
+          </w:p>
+          <w:p>
+            <w:pPr>
+              <w:spacing w:after="10" w:before="0"/>
+              <w:ind w:left="120"/>
+            </w:pPr>
+            <w:hyperlink w:history="1" r:id="rIdtqv26rbocqu5vio7zwjil">
+              <w:r>
+                <w:rPr>
+                  <w:rFonts w:ascii="Arial" w:cs="Arial" w:eastAsia="Arial" w:hAnsi="Arial"/>
+                  <w:color w:val="595959"/>
+                  <w:sz w:val="14"/>
+                  <w:szCs w:val="14"/>
+                  <w:u w:val="single" w:color="595959"/>
+                </w:rPr>
+                <w:t xml:space="preserve">🔍 Search ARES for similar videos</w:t>
+              </w:r>
+            </w:hyperlink>
+          </w:p>
+          <w:p>
+            <w:pPr>
+              <w:spacing w:after="40" w:before="0"/>
+            </w:pPr>
+            <w:r>
+              <w:rPr>
+                <w:sz w:val="14"/>
+                <w:szCs w:val="14"/>
+              </w:rPr>
+              <w:t xml:space="preserve"/>
+            </w:r>
+          </w:p>
+          <w:p>
+            <w:pPr>
+              <w:spacing w:after="20" w:before="0"/>
+            </w:pPr>
+            <w:r>
+              <w:rPr>
+                <w:rFonts w:ascii="Arial" w:cs="Arial" w:eastAsia="Arial" w:hAnsi="Arial"/>
+                <w:b/>
+                <w:bCs/>
+                <w:color w:val="1F3864"/>
+                <w:sz w:val="16"/>
+                <w:szCs w:val="16"/>
+              </w:rPr>
+              <w:t xml:space="preserve">📖 EXERCISE:</w:t>
+            </w:r>
+          </w:p>
+          <w:p>
+            <w:pPr>
+              <w:spacing w:after="20" w:before="0"/>
+            </w:pPr>
+            <w:hyperlink w:history="1" r:id="rIdnamha0ahg6a3spmufka4i">
+              <w:r>
+                <w:rPr>
+                  <w:rFonts w:ascii="Arial" w:cs="Arial" w:eastAsia="Arial" w:hAnsi="Arial"/>
+                  <w:color w:val="2E75B6"/>
+                  <w:sz w:val="16"/>
+                  <w:szCs w:val="16"/>
+                  <w:u w:val="single" w:color="2E75B6"/>
+                </w:rPr>
+                <w:t xml:space="preserve">Cohesion, adhesion, and surface tension</w:t>
+              </w:r>
+            </w:hyperlink>
+          </w:p>
+          <w:p>
+            <w:pPr>
+              <w:spacing w:after="20" w:before="0"/>
+            </w:pPr>
+            <w:r>
+              <w:rPr>
+                <w:rFonts w:ascii="Arial" w:cs="Arial" w:eastAsia="Arial" w:hAnsi="Arial"/>
+                <w:i/>
+                <w:iCs/>
+                <w:color w:val="595959"/>
+                <w:sz w:val="16"/>
+                <w:szCs w:val="16"/>
+              </w:rPr>
+              <w:t xml:space="preserve">Related topic: not an exact match for this lesson.</w:t>
+            </w:r>
+          </w:p>
+          <w:p>
+            <w:pPr>
+              <w:spacing w:after="10" w:before="0"/>
+              <w:ind w:left="120"/>
+            </w:pPr>
+            <w:r>
+              <w:rPr>
+                <w:rFonts w:ascii="Arial" w:cs="Arial" w:eastAsia="Arial" w:hAnsi="Arial"/>
+                <w:color w:val="595959"/>
+                <w:sz w:val="14"/>
+                <w:szCs w:val="14"/>
+              </w:rPr>
+              <w:t xml:space="preserve">Source: Khan Academy (English - US curriculum)</w:t>
+            </w:r>
+          </w:p>
+          <w:p>
+            <w:pPr>
+              <w:spacing w:after="10" w:before="0"/>
+              <w:ind w:left="120"/>
+            </w:pPr>
+            <w:hyperlink w:history="1" r:id="rIdd2qamzggv2eyc4ytt8y87">
+              <w:r>
+                <w:rPr>
+                  <w:rFonts w:ascii="Arial" w:cs="Arial" w:eastAsia="Arial" w:hAnsi="Arial"/>
+                  <w:color w:val="595959"/>
+                  <w:sz w:val="14"/>
+                  <w:szCs w:val="14"/>
+                  <w:u w:val="single" w:color="595959"/>
+                </w:rPr>
+                <w:t xml:space="preserve">🔍 Search ARES for similar readings</w:t>
+              </w:r>
+            </w:hyperlink>
+          </w:p>
+        </w:tc>
+        <w:tc>
+          <w:tcPr>
+            <w:tcW w:type="dxa" w:w="3040"/>
+            <w:shd w:fill="FFFFFF" w:color="auto" w:val="clear"/>
+            <w:tcMar>
+              <w:top w:type="dxa" w:w="60"/>
+              <w:left w:type="dxa" w:w="120"/>
+              <w:bottom w:type="dxa" w:w="60"/>
+              <w:right w:type="dxa" w:w="120"/>
+            </w:tcMar>
+            <w:vAlign w:val="top"/>
+          </w:tcPr>
+          <w:p>
+            <w:pPr>
+              <w:spacing w:after="40" w:before="0"/>
+              <w:jc w:val="left"/>
+            </w:pPr>
+            <w:r>
+              <w:rPr>
+                <w:rFonts w:ascii="Arial" w:cs="Arial" w:eastAsia="Arial" w:hAnsi="Arial"/>
+                <w:b w:val="false"/>
+                <w:bCs w:val="false"/>
+                <w:i w:val="false"/>
+                <w:iCs w:val="false"/>
+                <w:color w:val="000000"/>
+                <w:sz w:val="18"/>
+                <w:szCs w:val="18"/>
+              </w:rPr>
+              <w:t xml:space="preserve">Learners participate in a whole-class 'Connect the Evidence' discussion. The teacher uses a split board: on the left, the phenomenon image (red-stained maize stem TS); on the right, the evidence gathered today. Learners are asked to draw explicit connections: 'Which structure in your photomicrograph matches the red-stained ring in the phenomenon?' and 'How does the capillary demonstration help explain how water gets to the top of a 2-metre maize plant in a Rift Valley farm?' Learners then write a 3-sentence 'evidence statement' in their science journals: 'Today I observed… This evidence suggests… One thing I am still unsure about is…'</w:t>
+            </w:r>
+          </w:p>
+        </w:tc>
+        <w:tc>
+          <w:tcPr>
+            <w:tcW w:type="dxa" w:w="3040"/>
+            <w:shd w:fill="F2F2F2" w:color="auto" w:val="clear"/>
+            <w:tcMar>
+              <w:top w:type="dxa" w:w="60"/>
+              <w:left w:type="dxa" w:w="120"/>
+              <w:bottom w:type="dxa" w:w="60"/>
+              <w:right w:type="dxa" w:w="120"/>
+            </w:tcMar>
+            <w:vAlign w:val="top"/>
+          </w:tcPr>
+          <w:p>
+            <w:pPr>
+              <w:spacing w:after="40" w:before="0"/>
+              <w:jc w:val="left"/>
+            </w:pPr>
+            <w:r>
+              <w:rPr>
+                <w:rFonts w:ascii="Arial" w:cs="Arial" w:eastAsia="Arial" w:hAnsi="Arial"/>
+                <w:b w:val="false"/>
+                <w:bCs w:val="false"/>
+                <w:i w:val="false"/>
+                <w:iCs w:val="false"/>
+                <w:color w:val="000000"/>
+                <w:sz w:val="18"/>
+                <w:szCs w:val="18"/>
+              </w:rPr>
+              <w:t xml:space="preserve">Draw a T-chart on the board: left column 'Phenomenon — what we saw', right column 'Today's evidence — what it tells us'. Say: 'Let's build this together. What did we observe in the phenomenon? Chiamaka?' [WAIT TIME: 10 seconds.] Fill in the left column with learner responses. Then: 'Now — which piece of today's evidence connects to that observation? Look at your handouts. You have 2 minutes to find one connection and write it in your journal.' [Allow 2 minutes.] Cold-call 3 learners (aim for gender balance — use name sticks). After each, say: 'Does anyone want to add to or challenge that connection?' [WAIT TIME: 12 seconds.] Conclude by asking: 'So — the narrow capillary tube and the narrow xylem vessel — what do they have in common?' Cold-call 1 learner. Then say: 'We have a name for the forces that make water climb: adhesion — water sticking to the wall — and cohesion — water molecules sticking to each other. Write those two words and their definitions in your journal now.' [Allow 90 seconds.]</w:t>
+            </w:r>
+          </w:p>
+        </w:tc>
+        <w:tc>
+          <w:tcPr>
+            <w:tcW w:type="dxa" w:w="3040"/>
+            <w:shd w:fill="FFFFFF" w:color="auto" w:val="clear"/>
+            <w:tcMar>
+              <w:top w:type="dxa" w:w="60"/>
+              <w:left w:type="dxa" w:w="120"/>
+              <w:bottom w:type="dxa" w:w="60"/>
+              <w:right w:type="dxa" w:w="120"/>
+            </w:tcMar>
+            <w:vAlign w:val="top"/>
+          </w:tcPr>
+          <w:p>
+            <w:pPr>
+              <w:spacing w:after="40" w:before="0"/>
+              <w:jc w:val="left"/>
+            </w:pPr>
+            <w:r>
+              <w:rPr>
+                <w:rFonts w:ascii="Arial" w:cs="Arial" w:eastAsia="Arial" w:hAnsi="Arial"/>
+                <w:b w:val="false"/>
+                <w:bCs w:val="false"/>
+                <w:i w:val="false"/>
+                <w:iCs w:val="false"/>
+                <w:color w:val="000000"/>
+                <w:sz w:val="18"/>
+                <w:szCs w:val="18"/>
+              </w:rPr>
+              <w:t xml:space="preserve">Evidence-to-Phenomenon Mapping (T-Chart) — by explicitly mapping each piece of new evidence onto the anchoring phenomenon, learners construct explanatory links rather than memorising isolated facts. The 3-sentence journal entry ('I observed… This suggests… I am still unsure about…') is a metacognitive writing-to-learn strategy that consolidates understanding and surfaces remaining gaps — feeding directly into the Driving Question Board.</w:t>
+            </w:r>
+          </w:p>
+        </w:tc>
+        <w:tc>
+          <w:tcPr>
+            <w:tcW w:type="dxa" w:w="3040"/>
+            <w:shd w:fill="F2F2F2" w:color="auto" w:val="clear"/>
+            <w:tcMar>
+              <w:top w:type="dxa" w:w="60"/>
+              <w:left w:type="dxa" w:w="120"/>
+              <w:bottom w:type="dxa" w:w="60"/>
+              <w:right w:type="dxa" w:w="120"/>
+            </w:tcMar>
+            <w:vAlign w:val="top"/>
+          </w:tcPr>
+          <w:p>
+            <w:pPr>
+              <w:spacing w:after="40" w:before="0"/>
+              <w:jc w:val="left"/>
+            </w:pPr>
+            <w:r>
+              <w:rPr>
+                <w:rFonts w:ascii="Arial" w:cs="Arial" w:eastAsia="Arial" w:hAnsi="Arial"/>
+                <w:b w:val="false"/>
+                <w:bCs w:val="false"/>
+                <w:i w:val="false"/>
+                <w:iCs w:val="false"/>
+                <w:color w:val="000000"/>
+                <w:sz w:val="18"/>
+                <w:szCs w:val="18"/>
+              </w:rPr>
+              <w:t xml:space="preserve">Teacher reads 5–6 journal entries during the DQB phase (below) while learners are writing on the board. Specific indicator: the evidence statement should name at least one structure (xylem or root hair cell) AND at least one force (adhesion or cohesion) AND connect both to the phenomenon. If fewer than half the class achieves this, teacher opens Lesson 3 with a targeted re-teach of the structural–mechanical link.</w:t>
+            </w:r>
+          </w:p>
+        </w:tc>
+      </w:tr>
+      <w:tr>
+        <w:tc>
+          <w:tcPr>
+            <w:tcW w:type="dxa" w:w="1520"/>
+            <w:shd w:fill="FCE4D6" w:color="auto" w:val="clear"/>
+            <w:tcMar>
+              <w:top w:type="dxa" w:w="60"/>
+              <w:left w:type="dxa" w:w="120"/>
+              <w:bottom w:type="dxa" w:w="60"/>
+              <w:right w:type="dxa" w:w="120"/>
+            </w:tcMar>
+            <w:vAlign w:val="top"/>
+          </w:tcPr>
+          <w:p>
+            <w:pPr>
+              <w:spacing w:after="40" w:before="0"/>
+              <w:jc w:val="left"/>
+            </w:pPr>
+            <w:r>
+              <w:rPr>
+                <w:rFonts w:ascii="Arial" w:cs="Arial" w:eastAsia="Arial" w:hAnsi="Arial"/>
+                <w:b/>
+                <w:bCs/>
+                <w:i w:val="false"/>
+                <w:iCs w:val="false"/>
+                <w:color w:val="000000"/>
+                <w:sz w:val="18"/>
+                <w:szCs w:val="18"/>
+              </w:rPr>
+              <w:t xml:space="preserve">Driving Question Board (DQB) Creation</w:t>
+            </w:r>
+          </w:p>
+          <w:p>
+            <w:pPr>
+              <w:spacing w:after="20" w:before="0"/>
+            </w:pPr>
+            <w:r>
+              <w:rPr>
+                <w:rFonts w:ascii="Arial" w:cs="Arial" w:eastAsia="Arial" w:hAnsi="Arial"/>
+                <w:b/>
+                <w:bCs/>
+                <w:color w:val="1F3864"/>
+                <w:sz w:val="16"/>
+                <w:szCs w:val="16"/>
+              </w:rPr>
+              <w:t xml:space="preserve">📹 VIDEO:</w:t>
+            </w:r>
+          </w:p>
+          <w:p>
+            <w:pPr>
+              <w:spacing w:after="20" w:before="0"/>
+            </w:pPr>
+            <w:hyperlink w:history="1" r:id="rIdvnbpyiucaecvqucvdodcd">
+              <w:r>
+                <w:rPr>
+                  <w:rFonts w:ascii="Arial" w:cs="Arial" w:eastAsia="Arial" w:hAnsi="Arial"/>
+                  <w:color w:val="2E75B6"/>
+                  <w:sz w:val="16"/>
+                  <w:szCs w:val="16"/>
+                  <w:u w:val="single" w:color="2E75B6"/>
+                </w:rPr>
+                <w:t xml:space="preserve">Capillary action and why we see a meniscus</w:t>
+              </w:r>
+            </w:hyperlink>
+          </w:p>
+          <w:p>
+            <w:pPr>
+              <w:spacing w:after="10" w:before="0"/>
+              <w:ind w:left="120"/>
+            </w:pPr>
+            <w:r>
+              <w:rPr>
+                <w:rFonts w:ascii="Arial" w:cs="Arial" w:eastAsia="Arial" w:hAnsi="Arial"/>
+                <w:color w:val="595959"/>
+                <w:sz w:val="14"/>
+                <w:szCs w:val="14"/>
+              </w:rPr>
+              <w:t xml:space="preserve">Source: Khan Academy (English - US curriculum)</w:t>
+            </w:r>
+          </w:p>
+          <w:p>
+            <w:pPr>
+              <w:spacing w:after="10" w:before="0"/>
+              <w:ind w:left="120"/>
+            </w:pPr>
+            <w:hyperlink w:history="1" r:id="rIdwtm6z54feukuf4bt92lut">
+              <w:r>
+                <w:rPr>
+                  <w:rFonts w:ascii="Arial" w:cs="Arial" w:eastAsia="Arial" w:hAnsi="Arial"/>
+                  <w:color w:val="595959"/>
+                  <w:sz w:val="14"/>
+                  <w:szCs w:val="14"/>
+                  <w:u w:val="single" w:color="595959"/>
+                </w:rPr>
+                <w:t xml:space="preserve">🔍 Search ARES for similar videos</w:t>
+              </w:r>
+            </w:hyperlink>
+          </w:p>
+          <w:p>
+            <w:pPr>
+              <w:spacing w:after="40" w:before="0"/>
+            </w:pPr>
+            <w:r>
+              <w:rPr>
+                <w:sz w:val="14"/>
+                <w:szCs w:val="14"/>
+              </w:rPr>
+              <w:t xml:space="preserve"/>
+            </w:r>
+          </w:p>
+          <w:p>
+            <w:pPr>
+              <w:spacing w:after="20" w:before="0"/>
+            </w:pPr>
+            <w:r>
+              <w:rPr>
+                <w:rFonts w:ascii="Arial" w:cs="Arial" w:eastAsia="Arial" w:hAnsi="Arial"/>
+                <w:b/>
+                <w:bCs/>
+                <w:color w:val="1F3864"/>
+                <w:sz w:val="16"/>
+                <w:szCs w:val="16"/>
+              </w:rPr>
+              <w:t xml:space="preserve">📖 EXERCISE:</w:t>
+            </w:r>
+          </w:p>
+          <w:p>
+            <w:pPr>
+              <w:spacing w:after="20" w:before="0"/>
+            </w:pPr>
+            <w:hyperlink w:history="1" r:id="rIduwofjglgyctvx_wgh5siy">
+              <w:r>
+                <w:rPr>
+                  <w:rFonts w:ascii="Arial" w:cs="Arial" w:eastAsia="Arial" w:hAnsi="Arial"/>
+                  <w:color w:val="2E75B6"/>
+                  <w:sz w:val="16"/>
+                  <w:szCs w:val="16"/>
+                  <w:u w:val="single" w:color="2E75B6"/>
+                </w:rPr>
+                <w:t xml:space="preserve">Cohesion, adhesion, and surface tension</w:t>
+              </w:r>
+            </w:hyperlink>
+          </w:p>
+          <w:p>
+            <w:pPr>
+              <w:spacing w:after="20" w:before="0"/>
+            </w:pPr>
+            <w:r>
+              <w:rPr>
+                <w:rFonts w:ascii="Arial" w:cs="Arial" w:eastAsia="Arial" w:hAnsi="Arial"/>
+                <w:i/>
+                <w:iCs/>
+                <w:color w:val="595959"/>
+                <w:sz w:val="16"/>
+                <w:szCs w:val="16"/>
+              </w:rPr>
+              <w:t xml:space="preserve">Related topic: not an exact match for this lesson.</w:t>
+            </w:r>
+          </w:p>
+          <w:p>
+            <w:pPr>
+              <w:spacing w:after="10" w:before="0"/>
+              <w:ind w:left="120"/>
+            </w:pPr>
+            <w:r>
+              <w:rPr>
+                <w:rFonts w:ascii="Arial" w:cs="Arial" w:eastAsia="Arial" w:hAnsi="Arial"/>
+                <w:color w:val="595959"/>
+                <w:sz w:val="14"/>
+                <w:szCs w:val="14"/>
+              </w:rPr>
+              <w:t xml:space="preserve">Source: Khan Academy (English - US curriculum)</w:t>
+            </w:r>
+          </w:p>
+          <w:p>
+            <w:pPr>
+              <w:spacing w:after="10" w:before="0"/>
+              <w:ind w:left="120"/>
+            </w:pPr>
+            <w:hyperlink w:history="1" r:id="rId8dobe5wqhfqyyzjfaeuof">
+              <w:r>
+                <w:rPr>
+                  <w:rFonts w:ascii="Arial" w:cs="Arial" w:eastAsia="Arial" w:hAnsi="Arial"/>
+                  <w:color w:val="595959"/>
+                  <w:sz w:val="14"/>
+                  <w:szCs w:val="14"/>
+                  <w:u w:val="single" w:color="595959"/>
+                </w:rPr>
+                <w:t xml:space="preserve">🔍 Search ARES for similar readings</w:t>
+              </w:r>
+            </w:hyperlink>
+          </w:p>
+        </w:tc>
+        <w:tc>
+          <w:tcPr>
+            <w:tcW w:type="dxa" w:w="3040"/>
+            <w:shd w:fill="FFFFFF" w:color="auto" w:val="clear"/>
+            <w:tcMar>
+              <w:top w:type="dxa" w:w="60"/>
+              <w:left w:type="dxa" w:w="120"/>
+              <w:bottom w:type="dxa" w:w="60"/>
+              <w:right w:type="dxa" w:w="120"/>
+            </w:tcMar>
+            <w:vAlign w:val="top"/>
+          </w:tcPr>
+          <w:p>
+            <w:pPr>
+              <w:spacing w:after="40" w:before="0"/>
+              <w:jc w:val="left"/>
+            </w:pPr>
+            <w:r>
+              <w:rPr>
+                <w:rFonts w:ascii="Arial" w:cs="Arial" w:eastAsia="Arial" w:hAnsi="Arial"/>
+                <w:b w:val="false"/>
+                <w:bCs w:val="false"/>
+                <w:i w:val="false"/>
+                <w:iCs w:val="false"/>
+                <w:color w:val="000000"/>
+                <w:sz w:val="18"/>
+                <w:szCs w:val="18"/>
+              </w:rPr>
+              <w:t xml:space="preserve">Each learner receives two sticky notes. On the green note, they write one thing today's evidence has helped them understand about the driving question: 'How does a maize plant move water from soil to its topmost leaves?' On the orange note, they write one new question today's evidence has raised. Learners post both notes on the class DQB (a large sheet of paper divided into: 'What we now have evidence for' / 'Questions we still need to answer'). The teacher reads 5–6 notes aloud, groups similar questions, and explicitly connects them to the upcoming lessons in the sequence (e.g., 'Three of you asked about what drives water ALL the way up — that is exactly what Lesson 3 is about').</w:t>
+            </w:r>
+          </w:p>
+        </w:tc>
+        <w:tc>
+          <w:tcPr>
+            <w:tcW w:type="dxa" w:w="3040"/>
+            <w:shd w:fill="F2F2F2" w:color="auto" w:val="clear"/>
+            <w:tcMar>
+              <w:top w:type="dxa" w:w="60"/>
+              <w:left w:type="dxa" w:w="120"/>
+              <w:bottom w:type="dxa" w:w="60"/>
+              <w:right w:type="dxa" w:w="120"/>
+            </w:tcMar>
+            <w:vAlign w:val="top"/>
+          </w:tcPr>
+          <w:p>
+            <w:pPr>
+              <w:spacing w:after="40" w:before="0"/>
+              <w:jc w:val="left"/>
+            </w:pPr>
+            <w:r>
+              <w:rPr>
+                <w:rFonts w:ascii="Arial" w:cs="Arial" w:eastAsia="Arial" w:hAnsi="Arial"/>
+                <w:b w:val="false"/>
+                <w:bCs w:val="false"/>
+                <w:i w:val="false"/>
+                <w:iCs w:val="false"/>
+                <w:color w:val="000000"/>
+                <w:sz w:val="18"/>
+                <w:szCs w:val="18"/>
+              </w:rPr>
+              <w:t xml:space="preserve">Distribute sticky notes. Say: 'Green note — one thing today's evidence helped you understand. Orange note — one new question it raised. You have 3 minutes. Write in full sentences.' [Allow 3 minutes.] Invite learners to post notes on the DQB. Read 5–6 aloud (read the question, do NOT answer it yet). Group similar questions with a bracket. Say: 'Look at these orange questions — many of you are asking HOW exactly water gets pulled all the way to the top of a tall maize stalk. That is the cohesion-tension theory, and it is the focus of Lesson 3. Hold those questions — they are exactly the right ones.' Point to the driving question posted at the top of the DQB and say: 'We have not fully answered this yet — but today's evidence has moved us forward. What part can we now answer with confidence?' Cold-call 2 learners. [WAIT TIME: 15 seconds each.]</w:t>
+            </w:r>
+          </w:p>
+        </w:tc>
+        <w:tc>
+          <w:tcPr>
+            <w:tcW w:type="dxa" w:w="3040"/>
+            <w:shd w:fill="FFFFFF" w:color="auto" w:val="clear"/>
+            <w:tcMar>
+              <w:top w:type="dxa" w:w="60"/>
+              <w:left w:type="dxa" w:w="120"/>
+              <w:bottom w:type="dxa" w:w="60"/>
+              <w:right w:type="dxa" w:w="120"/>
+            </w:tcMar>
+            <w:vAlign w:val="top"/>
+          </w:tcPr>
+          <w:p>
+            <w:pPr>
+              <w:spacing w:after="40" w:before="0"/>
+              <w:jc w:val="left"/>
+            </w:pPr>
+            <w:r>
+              <w:rPr>
+                <w:rFonts w:ascii="Arial" w:cs="Arial" w:eastAsia="Arial" w:hAnsi="Arial"/>
+                <w:b w:val="false"/>
+                <w:bCs w:val="false"/>
+                <w:i w:val="false"/>
+                <w:iCs w:val="false"/>
+                <w:color w:val="000000"/>
+                <w:sz w:val="18"/>
+                <w:szCs w:val="18"/>
+              </w:rPr>
+              <w:t xml:space="preserve">Two-Colour Sticky-Note DQB — separating 'evidence-based understanding' (green) from 'new questions' (orange) makes the distinction between claims and evidence explicit, and models scientific practice. Reading questions aloud without answering them signals that questions are intellectually valued, motivating continued inquiry. Grouping similar questions demonstrates the power of collective sensemaking and previews the lesson sequence.</w:t>
+            </w:r>
+          </w:p>
+        </w:tc>
+        <w:tc>
+          <w:tcPr>
+            <w:tcW w:type="dxa" w:w="3040"/>
+            <w:shd w:fill="F2F2F2" w:color="auto" w:val="clear"/>
+            <w:tcMar>
+              <w:top w:type="dxa" w:w="60"/>
+              <w:left w:type="dxa" w:w="120"/>
+              <w:bottom w:type="dxa" w:w="60"/>
+              <w:right w:type="dxa" w:w="120"/>
+            </w:tcMar>
+            <w:vAlign w:val="top"/>
+          </w:tcPr>
+          <w:p>
+            <w:pPr>
+              <w:spacing w:after="40" w:before="0"/>
+              <w:jc w:val="left"/>
+            </w:pPr>
+            <w:r>
+              <w:rPr>
+                <w:rFonts w:ascii="Arial" w:cs="Arial" w:eastAsia="Arial" w:hAnsi="Arial"/>
+                <w:b w:val="false"/>
+                <w:bCs w:val="false"/>
+                <w:i w:val="false"/>
+                <w:iCs w:val="false"/>
+                <w:color w:val="000000"/>
+                <w:sz w:val="18"/>
+                <w:szCs w:val="18"/>
+              </w:rPr>
+              <w:t xml:space="preserve">Teacher reads all posted sticky notes after class. Specific indicators: green notes should reference at least one observable structure or demonstrated force; orange notes should be genuine mechanistic questions (e.g., 'What pulls the water upward?') rather than factual recall questions (e.g., 'What is xylem?'). A prevalence of factual questions signals that learners have not yet moved from description to causal reasoning — teacher adjusts Lesson 3 opening accordingly.</w:t>
+            </w:r>
+          </w:p>
+        </w:tc>
+      </w:tr>
+      <w:tr>
+        <w:tc>
+          <w:tcPr>
+            <w:tcW w:type="dxa" w:w="1520"/>
+            <w:shd w:fill="D5E8F0" w:color="auto" w:val="clear"/>
+            <w:tcMar>
+              <w:top w:type="dxa" w:w="60"/>
+              <w:left w:type="dxa" w:w="120"/>
+              <w:bottom w:type="dxa" w:w="60"/>
+              <w:right w:type="dxa" w:w="120"/>
+            </w:tcMar>
+            <w:vAlign w:val="top"/>
+          </w:tcPr>
+          <w:p>
+            <w:pPr>
+              <w:spacing w:after="40" w:before="0"/>
+              <w:jc w:val="left"/>
+            </w:pPr>
+            <w:r>
+              <w:rPr>
+                <w:rFonts w:ascii="Arial" w:cs="Arial" w:eastAsia="Arial" w:hAnsi="Arial"/>
+                <w:b/>
+                <w:bCs/>
+                <w:i w:val="false"/>
+                <w:iCs w:val="false"/>
+                <w:color w:val="000000"/>
+                <w:sz w:val="18"/>
+                <w:szCs w:val="18"/>
+              </w:rPr>
+              <w:t xml:space="preserve">Model Building Phase</w:t>
+            </w:r>
+          </w:p>
+          <w:p>
+            <w:pPr>
+              <w:spacing w:after="20" w:before="0"/>
+            </w:pPr>
+            <w:r>
+              <w:rPr>
+                <w:rFonts w:ascii="Arial" w:cs="Arial" w:eastAsia="Arial" w:hAnsi="Arial"/>
+                <w:b/>
+                <w:bCs/>
+                <w:color w:val="1F3864"/>
+                <w:sz w:val="16"/>
+                <w:szCs w:val="16"/>
+              </w:rPr>
+              <w:t xml:space="preserve">📹 VIDEO:</w:t>
+            </w:r>
+          </w:p>
+          <w:p>
+            <w:pPr>
+              <w:spacing w:after="20" w:before="0"/>
+            </w:pPr>
+            <w:hyperlink w:history="1" r:id="rId24tq81yhvflca0cuqqodu">
               <w:r>
                 <w:rPr>
                   <w:rFonts w:ascii="Arial" w:cs="Arial" w:eastAsia="Arial" w:hAnsi="Arial"/>
@@ -7286,7 +8063,7 @@
               <w:spacing w:after="10" w:before="0"/>
               <w:ind w:left="120"/>
             </w:pPr>
-            <w:hyperlink w:history="1" r:id="rIdpi7ram9vl47qn7lcf09mu">
+            <w:hyperlink w:history="1" r:id="rIdq4wpy1o2mmfcglrrw0imp">
               <w:r>
                 <w:rPr>
                   <w:rFonts w:ascii="Arial" w:cs="Arial" w:eastAsia="Arial" w:hAnsi="Arial"/>
@@ -7331,7 +8108,7 @@
             <w:pPr>
               <w:spacing w:after="20" w:before="0"/>
             </w:pPr>
-            <w:hyperlink w:history="1" r:id="rId5a-jq-imocict5lsrcwyr">
+            <w:hyperlink w:history="1" r:id="rIdwcbqzodfzxm5vkw-wpimt">
               <w:r>
                 <w:rPr>
                   <w:rFonts w:ascii="Arial" w:cs="Arial" w:eastAsia="Arial" w:hAnsi="Arial"/>
@@ -7346,6 +8123,22 @@
           </w:p>
           <w:p>
             <w:pPr>
+              <w:spacing w:after="20" w:before="0"/>
+            </w:pPr>
+            <w:r>
+              <w:rPr>
+                <w:rFonts w:ascii="Arial" w:cs="Arial" w:eastAsia="Arial" w:hAnsi="Arial"/>
+                <w:i/>
+                <w:iCs/>
+                <w:color w:val="595959"/>
+                <w:sz w:val="16"/>
+                <w:szCs w:val="16"/>
+              </w:rPr>
+              <w:t xml:space="preserve">Related topic: not an exact match for this lesson.</w:t>
+            </w:r>
+          </w:p>
+          <w:p>
+            <w:pPr>
               <w:spacing w:after="10" w:before="0"/>
               <w:ind w:left="120"/>
             </w:pPr>
@@ -7364,619 +8157,7 @@
               <w:spacing w:after="10" w:before="0"/>
               <w:ind w:left="120"/>
             </w:pPr>
-            <w:hyperlink w:history="1" r:id="rId_tav2ivkndncpnn2jmkyx">
-              <w:r>
-                <w:rPr>
-                  <w:rFonts w:ascii="Arial" w:cs="Arial" w:eastAsia="Arial" w:hAnsi="Arial"/>
-                  <w:color w:val="595959"/>
-                  <w:sz w:val="14"/>
-                  <w:szCs w:val="14"/>
-                  <w:u w:val="single" w:color="595959"/>
-                </w:rPr>
-                <w:t xml:space="preserve">🔍 Search ARES for similar readings</w:t>
-              </w:r>
-            </w:hyperlink>
-          </w:p>
-        </w:tc>
-        <w:tc>
-          <w:tcPr>
-            <w:tcW w:type="dxa" w:w="3040"/>
-            <w:shd w:fill="FFFFFF" w:color="auto" w:val="clear"/>
-            <w:tcMar>
-              <w:top w:type="dxa" w:w="60"/>
-              <w:left w:type="dxa" w:w="120"/>
-              <w:bottom w:type="dxa" w:w="60"/>
-              <w:right w:type="dxa" w:w="120"/>
-            </w:tcMar>
-            <w:vAlign w:val="top"/>
-          </w:tcPr>
-          <w:p>
-            <w:pPr>
-              <w:spacing w:after="40" w:before="0"/>
-              <w:jc w:val="left"/>
-            </w:pPr>
-            <w:r>
-              <w:rPr>
-                <w:rFonts w:ascii="Arial" w:cs="Arial" w:eastAsia="Arial" w:hAnsi="Arial"/>
-                <w:b w:val="false"/>
-                <w:bCs w:val="false"/>
-                <w:i w:val="false"/>
-                <w:iCs w:val="false"/>
-                <w:color w:val="000000"/>
-                <w:sz w:val="18"/>
-                <w:szCs w:val="18"/>
-              </w:rPr>
-              <w:t xml:space="preserve">Learners participate in a whole-class 'Connect the Evidence' discussion. The teacher uses a split board: on the left, the phenomenon image (red-stained maize stem TS); on the right, the evidence gathered today. Learners are asked to draw explicit connections: 'Which structure in your photomicrograph matches the red-stained ring in the phenomenon?' and 'How does the capillary demonstration help explain how water gets to the top of a 2-metre maize plant in a Rift Valley farm?' Learners then write a 3-sentence 'evidence statement' in their science journals: 'Today I observed… This evidence suggests… One thing I am still unsure about is…'</w:t>
-            </w:r>
-          </w:p>
-        </w:tc>
-        <w:tc>
-          <w:tcPr>
-            <w:tcW w:type="dxa" w:w="3040"/>
-            <w:shd w:fill="F2F2F2" w:color="auto" w:val="clear"/>
-            <w:tcMar>
-              <w:top w:type="dxa" w:w="60"/>
-              <w:left w:type="dxa" w:w="120"/>
-              <w:bottom w:type="dxa" w:w="60"/>
-              <w:right w:type="dxa" w:w="120"/>
-            </w:tcMar>
-            <w:vAlign w:val="top"/>
-          </w:tcPr>
-          <w:p>
-            <w:pPr>
-              <w:spacing w:after="40" w:before="0"/>
-              <w:jc w:val="left"/>
-            </w:pPr>
-            <w:r>
-              <w:rPr>
-                <w:rFonts w:ascii="Arial" w:cs="Arial" w:eastAsia="Arial" w:hAnsi="Arial"/>
-                <w:b w:val="false"/>
-                <w:bCs w:val="false"/>
-                <w:i w:val="false"/>
-                <w:iCs w:val="false"/>
-                <w:color w:val="000000"/>
-                <w:sz w:val="18"/>
-                <w:szCs w:val="18"/>
-              </w:rPr>
-              <w:t xml:space="preserve">Draw a T-chart on the board: left column 'Phenomenon — what we saw', right column 'Today's evidence — what it tells us'. Say: 'Let's build this together. What did we observe in the phenomenon? Chiamaka?' [WAIT TIME: 10 seconds.] Fill in the left column with learner responses. Then: 'Now — which piece of today's evidence connects to that observation? Look at your handouts. You have 2 minutes to find one connection and write it in your journal.' [Allow 2 minutes.] Cold-call 3 learners (aim for gender balance — use name sticks). After each, say: 'Does anyone want to add to or challenge that connection?' [WAIT TIME: 12 seconds.] Conclude by asking: 'So — the narrow capillary tube and the narrow xylem vessel — what do they have in common?' Cold-call 1 learner. Then say: 'We have a name for the forces that make water climb: adhesion — water sticking to the wall — and cohesion — water molecules sticking to each other. Write those two words and their definitions in your journal now.' [Allow 90 seconds.]</w:t>
-            </w:r>
-          </w:p>
-        </w:tc>
-        <w:tc>
-          <w:tcPr>
-            <w:tcW w:type="dxa" w:w="3040"/>
-            <w:shd w:fill="FFFFFF" w:color="auto" w:val="clear"/>
-            <w:tcMar>
-              <w:top w:type="dxa" w:w="60"/>
-              <w:left w:type="dxa" w:w="120"/>
-              <w:bottom w:type="dxa" w:w="60"/>
-              <w:right w:type="dxa" w:w="120"/>
-            </w:tcMar>
-            <w:vAlign w:val="top"/>
-          </w:tcPr>
-          <w:p>
-            <w:pPr>
-              <w:spacing w:after="40" w:before="0"/>
-              <w:jc w:val="left"/>
-            </w:pPr>
-            <w:r>
-              <w:rPr>
-                <w:rFonts w:ascii="Arial" w:cs="Arial" w:eastAsia="Arial" w:hAnsi="Arial"/>
-                <w:b w:val="false"/>
-                <w:bCs w:val="false"/>
-                <w:i w:val="false"/>
-                <w:iCs w:val="false"/>
-                <w:color w:val="000000"/>
-                <w:sz w:val="18"/>
-                <w:szCs w:val="18"/>
-              </w:rPr>
-              <w:t xml:space="preserve">Evidence-to-Phenomenon Mapping (T-Chart) — by explicitly mapping each piece of new evidence onto the anchoring phenomenon, learners construct explanatory links rather than memorising isolated facts. The 3-sentence journal entry ('I observed… This suggests… I am still unsure about…') is a metacognitive writing-to-learn strategy that consolidates understanding and surfaces remaining gaps — feeding directly into the Driving Question Board.</w:t>
-            </w:r>
-          </w:p>
-        </w:tc>
-        <w:tc>
-          <w:tcPr>
-            <w:tcW w:type="dxa" w:w="3040"/>
-            <w:shd w:fill="F2F2F2" w:color="auto" w:val="clear"/>
-            <w:tcMar>
-              <w:top w:type="dxa" w:w="60"/>
-              <w:left w:type="dxa" w:w="120"/>
-              <w:bottom w:type="dxa" w:w="60"/>
-              <w:right w:type="dxa" w:w="120"/>
-            </w:tcMar>
-            <w:vAlign w:val="top"/>
-          </w:tcPr>
-          <w:p>
-            <w:pPr>
-              <w:spacing w:after="40" w:before="0"/>
-              <w:jc w:val="left"/>
-            </w:pPr>
-            <w:r>
-              <w:rPr>
-                <w:rFonts w:ascii="Arial" w:cs="Arial" w:eastAsia="Arial" w:hAnsi="Arial"/>
-                <w:b w:val="false"/>
-                <w:bCs w:val="false"/>
-                <w:i w:val="false"/>
-                <w:iCs w:val="false"/>
-                <w:color w:val="000000"/>
-                <w:sz w:val="18"/>
-                <w:szCs w:val="18"/>
-              </w:rPr>
-              <w:t xml:space="preserve">Teacher reads 5–6 journal entries during the DQB phase (below) while learners are writing on the board. Specific indicator: the evidence statement should name at least one structure (xylem or root hair cell) AND at least one force (adhesion or cohesion) AND connect both to the phenomenon. If fewer than half the class achieves this, teacher opens Lesson 3 with a targeted re-teach of the structural–mechanical link.</w:t>
-            </w:r>
-          </w:p>
-        </w:tc>
-      </w:tr>
-      <w:tr>
-        <w:tc>
-          <w:tcPr>
-            <w:tcW w:type="dxa" w:w="1520"/>
-            <w:shd w:fill="FCE4D6" w:color="auto" w:val="clear"/>
-            <w:tcMar>
-              <w:top w:type="dxa" w:w="60"/>
-              <w:left w:type="dxa" w:w="120"/>
-              <w:bottom w:type="dxa" w:w="60"/>
-              <w:right w:type="dxa" w:w="120"/>
-            </w:tcMar>
-            <w:vAlign w:val="top"/>
-          </w:tcPr>
-          <w:p>
-            <w:pPr>
-              <w:spacing w:after="40" w:before="0"/>
-              <w:jc w:val="left"/>
-            </w:pPr>
-            <w:r>
-              <w:rPr>
-                <w:rFonts w:ascii="Arial" w:cs="Arial" w:eastAsia="Arial" w:hAnsi="Arial"/>
-                <w:b/>
-                <w:bCs/>
-                <w:i w:val="false"/>
-                <w:iCs w:val="false"/>
-                <w:color w:val="000000"/>
-                <w:sz w:val="18"/>
-                <w:szCs w:val="18"/>
-              </w:rPr>
-              <w:t xml:space="preserve">Driving Question Board (DQB) Creation</w:t>
-            </w:r>
-          </w:p>
-          <w:p>
-            <w:pPr>
-              <w:spacing w:after="20" w:before="0"/>
-            </w:pPr>
-            <w:r>
-              <w:rPr>
-                <w:rFonts w:ascii="Arial" w:cs="Arial" w:eastAsia="Arial" w:hAnsi="Arial"/>
-                <w:b/>
-                <w:bCs/>
-                <w:color w:val="1F3864"/>
-                <w:sz w:val="16"/>
-                <w:szCs w:val="16"/>
-              </w:rPr>
-              <w:t xml:space="preserve">📹 VIDEO:</w:t>
-            </w:r>
-          </w:p>
-          <w:p>
-            <w:pPr>
-              <w:spacing w:after="20" w:before="0"/>
-            </w:pPr>
-            <w:hyperlink w:history="1" r:id="rIdbrhczll--5zvfo-nblfe8">
-              <w:r>
-                <w:rPr>
-                  <w:rFonts w:ascii="Arial" w:cs="Arial" w:eastAsia="Arial" w:hAnsi="Arial"/>
-                  <w:color w:val="2E75B6"/>
-                  <w:sz w:val="16"/>
-                  <w:szCs w:val="16"/>
-                  <w:u w:val="single" w:color="2E75B6"/>
-                </w:rPr>
-                <w:t xml:space="preserve">12 Plant Transport Xylem And Phloem, Transpiration [3D Animation]</w:t>
-              </w:r>
-            </w:hyperlink>
-          </w:p>
-          <w:p>
-            <w:pPr>
-              <w:spacing w:after="10" w:before="0"/>
-              <w:ind w:left="120"/>
-            </w:pPr>
-            <w:r>
-              <w:rPr>
-                <w:rFonts w:ascii="Arial" w:cs="Arial" w:eastAsia="Arial" w:hAnsi="Arial"/>
-                <w:color w:val="595959"/>
-                <w:sz w:val="14"/>
-                <w:szCs w:val="14"/>
-              </w:rPr>
-              <w:t xml:space="preserve">Source: Seavuria</w:t>
-            </w:r>
-          </w:p>
-          <w:p>
-            <w:pPr>
-              <w:spacing w:after="10" w:before="0"/>
-              <w:ind w:left="120"/>
-            </w:pPr>
-            <w:hyperlink w:history="1" r:id="rId6tks8decewlzh3v8bmour">
-              <w:r>
-                <w:rPr>
-                  <w:rFonts w:ascii="Arial" w:cs="Arial" w:eastAsia="Arial" w:hAnsi="Arial"/>
-                  <w:color w:val="595959"/>
-                  <w:sz w:val="14"/>
-                  <w:szCs w:val="14"/>
-                  <w:u w:val="single" w:color="595959"/>
-                </w:rPr>
-                <w:t xml:space="preserve">🔍 Search ARES for similar videos</w:t>
-              </w:r>
-            </w:hyperlink>
-          </w:p>
-          <w:p>
-            <w:pPr>
-              <w:spacing w:after="40" w:before="0"/>
-            </w:pPr>
-            <w:r>
-              <w:rPr>
-                <w:sz w:val="14"/>
-                <w:szCs w:val="14"/>
-              </w:rPr>
-              <w:t xml:space="preserve"/>
-            </w:r>
-          </w:p>
-          <w:p>
-            <w:pPr>
-              <w:spacing w:after="20" w:before="0"/>
-            </w:pPr>
-            <w:r>
-              <w:rPr>
-                <w:rFonts w:ascii="Arial" w:cs="Arial" w:eastAsia="Arial" w:hAnsi="Arial"/>
-                <w:b/>
-                <w:bCs/>
-                <w:color w:val="1F3864"/>
-                <w:sz w:val="16"/>
-                <w:szCs w:val="16"/>
-              </w:rPr>
-              <w:t xml:space="preserve">📖 EXERCISE:</w:t>
-            </w:r>
-          </w:p>
-          <w:p>
-            <w:pPr>
-              <w:spacing w:after="20" w:before="0"/>
-            </w:pPr>
-            <w:hyperlink w:history="1" r:id="rIdcqithtyj7ingziumzjv3a">
-              <w:r>
-                <w:rPr>
-                  <w:rFonts w:ascii="Arial" w:cs="Arial" w:eastAsia="Arial" w:hAnsi="Arial"/>
-                  <w:color w:val="2E75B6"/>
-                  <w:sz w:val="16"/>
-                  <w:szCs w:val="16"/>
-                  <w:u w:val="single" w:color="2E75B6"/>
-                </w:rPr>
-                <w:t xml:space="preserve">Cohesion, adhesion, and surface tension</w:t>
-              </w:r>
-            </w:hyperlink>
-          </w:p>
-          <w:p>
-            <w:pPr>
-              <w:spacing w:after="10" w:before="0"/>
-              <w:ind w:left="120"/>
-            </w:pPr>
-            <w:r>
-              <w:rPr>
-                <w:rFonts w:ascii="Arial" w:cs="Arial" w:eastAsia="Arial" w:hAnsi="Arial"/>
-                <w:color w:val="595959"/>
-                <w:sz w:val="14"/>
-                <w:szCs w:val="14"/>
-              </w:rPr>
-              <w:t xml:space="preserve">Source: Khan Academy (English - US curriculum)</w:t>
-            </w:r>
-          </w:p>
-          <w:p>
-            <w:pPr>
-              <w:spacing w:after="10" w:before="0"/>
-              <w:ind w:left="120"/>
-            </w:pPr>
-            <w:hyperlink w:history="1" r:id="rIdq3civx0_mn7hv-apa-y5b">
-              <w:r>
-                <w:rPr>
-                  <w:rFonts w:ascii="Arial" w:cs="Arial" w:eastAsia="Arial" w:hAnsi="Arial"/>
-                  <w:color w:val="595959"/>
-                  <w:sz w:val="14"/>
-                  <w:szCs w:val="14"/>
-                  <w:u w:val="single" w:color="595959"/>
-                </w:rPr>
-                <w:t xml:space="preserve">🔍 Search ARES for similar readings</w:t>
-              </w:r>
-            </w:hyperlink>
-          </w:p>
-        </w:tc>
-        <w:tc>
-          <w:tcPr>
-            <w:tcW w:type="dxa" w:w="3040"/>
-            <w:shd w:fill="FFFFFF" w:color="auto" w:val="clear"/>
-            <w:tcMar>
-              <w:top w:type="dxa" w:w="60"/>
-              <w:left w:type="dxa" w:w="120"/>
-              <w:bottom w:type="dxa" w:w="60"/>
-              <w:right w:type="dxa" w:w="120"/>
-            </w:tcMar>
-            <w:vAlign w:val="top"/>
-          </w:tcPr>
-          <w:p>
-            <w:pPr>
-              <w:spacing w:after="40" w:before="0"/>
-              <w:jc w:val="left"/>
-            </w:pPr>
-            <w:r>
-              <w:rPr>
-                <w:rFonts w:ascii="Arial" w:cs="Arial" w:eastAsia="Arial" w:hAnsi="Arial"/>
-                <w:b w:val="false"/>
-                <w:bCs w:val="false"/>
-                <w:i w:val="false"/>
-                <w:iCs w:val="false"/>
-                <w:color w:val="000000"/>
-                <w:sz w:val="18"/>
-                <w:szCs w:val="18"/>
-              </w:rPr>
-              <w:t xml:space="preserve">Each learner receives two sticky notes. On the green note, they write one thing today's evidence has helped them understand about the driving question: 'How does a maize plant move water from soil to its topmost leaves?' On the orange note, they write one new question today's evidence has raised. Learners post both notes on the class DQB (a large sheet of paper divided into: 'What we now have evidence for' / 'Questions we still need to answer'). The teacher reads 5–6 notes aloud, groups similar questions, and explicitly connects them to the upcoming lessons in the sequence (e.g., 'Three of you asked about what drives water ALL the way up — that is exactly what Lesson 3 is about').</w:t>
-            </w:r>
-          </w:p>
-        </w:tc>
-        <w:tc>
-          <w:tcPr>
-            <w:tcW w:type="dxa" w:w="3040"/>
-            <w:shd w:fill="F2F2F2" w:color="auto" w:val="clear"/>
-            <w:tcMar>
-              <w:top w:type="dxa" w:w="60"/>
-              <w:left w:type="dxa" w:w="120"/>
-              <w:bottom w:type="dxa" w:w="60"/>
-              <w:right w:type="dxa" w:w="120"/>
-            </w:tcMar>
-            <w:vAlign w:val="top"/>
-          </w:tcPr>
-          <w:p>
-            <w:pPr>
-              <w:spacing w:after="40" w:before="0"/>
-              <w:jc w:val="left"/>
-            </w:pPr>
-            <w:r>
-              <w:rPr>
-                <w:rFonts w:ascii="Arial" w:cs="Arial" w:eastAsia="Arial" w:hAnsi="Arial"/>
-                <w:b w:val="false"/>
-                <w:bCs w:val="false"/>
-                <w:i w:val="false"/>
-                <w:iCs w:val="false"/>
-                <w:color w:val="000000"/>
-                <w:sz w:val="18"/>
-                <w:szCs w:val="18"/>
-              </w:rPr>
-              <w:t xml:space="preserve">Distribute sticky notes. Say: 'Green note — one thing today's evidence helped you understand. Orange note — one new question it raised. You have 3 minutes. Write in full sentences.' [Allow 3 minutes.] Invite learners to post notes on the DQB. Read 5–6 aloud (read the question, do NOT answer it yet). Group similar questions with a bracket. Say: 'Look at these orange questions — many of you are asking HOW exactly water gets pulled all the way to the top of a tall maize stalk. That is the cohesion-tension theory, and it is the focus of Lesson 3. Hold those questions — they are exactly the right ones.' Point to the driving question posted at the top of the DQB and say: 'We have not fully answered this yet — but today's evidence has moved us forward. What part can we now answer with confidence?' Cold-call 2 learners. [WAIT TIME: 15 seconds each.]</w:t>
-            </w:r>
-          </w:p>
-        </w:tc>
-        <w:tc>
-          <w:tcPr>
-            <w:tcW w:type="dxa" w:w="3040"/>
-            <w:shd w:fill="FFFFFF" w:color="auto" w:val="clear"/>
-            <w:tcMar>
-              <w:top w:type="dxa" w:w="60"/>
-              <w:left w:type="dxa" w:w="120"/>
-              <w:bottom w:type="dxa" w:w="60"/>
-              <w:right w:type="dxa" w:w="120"/>
-            </w:tcMar>
-            <w:vAlign w:val="top"/>
-          </w:tcPr>
-          <w:p>
-            <w:pPr>
-              <w:spacing w:after="40" w:before="0"/>
-              <w:jc w:val="left"/>
-            </w:pPr>
-            <w:r>
-              <w:rPr>
-                <w:rFonts w:ascii="Arial" w:cs="Arial" w:eastAsia="Arial" w:hAnsi="Arial"/>
-                <w:b w:val="false"/>
-                <w:bCs w:val="false"/>
-                <w:i w:val="false"/>
-                <w:iCs w:val="false"/>
-                <w:color w:val="000000"/>
-                <w:sz w:val="18"/>
-                <w:szCs w:val="18"/>
-              </w:rPr>
-              <w:t xml:space="preserve">Two-Colour Sticky-Note DQB — separating 'evidence-based understanding' (green) from 'new questions' (orange) makes the distinction between claims and evidence explicit, and models scientific practice. Reading questions aloud without answering them signals that questions are intellectually valued, motivating continued inquiry. Grouping similar questions demonstrates the power of collective sensemaking and previews the lesson sequence.</w:t>
-            </w:r>
-          </w:p>
-        </w:tc>
-        <w:tc>
-          <w:tcPr>
-            <w:tcW w:type="dxa" w:w="3040"/>
-            <w:shd w:fill="F2F2F2" w:color="auto" w:val="clear"/>
-            <w:tcMar>
-              <w:top w:type="dxa" w:w="60"/>
-              <w:left w:type="dxa" w:w="120"/>
-              <w:bottom w:type="dxa" w:w="60"/>
-              <w:right w:type="dxa" w:w="120"/>
-            </w:tcMar>
-            <w:vAlign w:val="top"/>
-          </w:tcPr>
-          <w:p>
-            <w:pPr>
-              <w:spacing w:after="40" w:before="0"/>
-              <w:jc w:val="left"/>
-            </w:pPr>
-            <w:r>
-              <w:rPr>
-                <w:rFonts w:ascii="Arial" w:cs="Arial" w:eastAsia="Arial" w:hAnsi="Arial"/>
-                <w:b w:val="false"/>
-                <w:bCs w:val="false"/>
-                <w:i w:val="false"/>
-                <w:iCs w:val="false"/>
-                <w:color w:val="000000"/>
-                <w:sz w:val="18"/>
-                <w:szCs w:val="18"/>
-              </w:rPr>
-              <w:t xml:space="preserve">Teacher reads all posted sticky notes after class. Specific indicators: green notes should reference at least one observable structure or demonstrated force; orange notes should be genuine mechanistic questions (e.g., 'What pulls the water upward?') rather than factual recall questions (e.g., 'What is xylem?'). A prevalence of factual questions signals that learners have not yet moved from description to causal reasoning — teacher adjusts Lesson 3 opening accordingly.</w:t>
-            </w:r>
-          </w:p>
-        </w:tc>
-      </w:tr>
-      <w:tr>
-        <w:tc>
-          <w:tcPr>
-            <w:tcW w:type="dxa" w:w="1520"/>
-            <w:shd w:fill="D5E8F0" w:color="auto" w:val="clear"/>
-            <w:tcMar>
-              <w:top w:type="dxa" w:w="60"/>
-              <w:left w:type="dxa" w:w="120"/>
-              <w:bottom w:type="dxa" w:w="60"/>
-              <w:right w:type="dxa" w:w="120"/>
-            </w:tcMar>
-            <w:vAlign w:val="top"/>
-          </w:tcPr>
-          <w:p>
-            <w:pPr>
-              <w:spacing w:after="40" w:before="0"/>
-              <w:jc w:val="left"/>
-            </w:pPr>
-            <w:r>
-              <w:rPr>
-                <w:rFonts w:ascii="Arial" w:cs="Arial" w:eastAsia="Arial" w:hAnsi="Arial"/>
-                <w:b/>
-                <w:bCs/>
-                <w:i w:val="false"/>
-                <w:iCs w:val="false"/>
-                <w:color w:val="000000"/>
-                <w:sz w:val="18"/>
-                <w:szCs w:val="18"/>
-              </w:rPr>
-              <w:t xml:space="preserve">Model Building Phase</w:t>
-            </w:r>
-          </w:p>
-          <w:p>
-            <w:pPr>
-              <w:spacing w:after="20" w:before="0"/>
-            </w:pPr>
-            <w:r>
-              <w:rPr>
-                <w:rFonts w:ascii="Arial" w:cs="Arial" w:eastAsia="Arial" w:hAnsi="Arial"/>
-                <w:b/>
-                <w:bCs/>
-                <w:color w:val="1F3864"/>
-                <w:sz w:val="16"/>
-                <w:szCs w:val="16"/>
-              </w:rPr>
-              <w:t xml:space="preserve">📹 VIDEO:</w:t>
-            </w:r>
-          </w:p>
-          <w:p>
-            <w:pPr>
-              <w:spacing w:after="20" w:before="0"/>
-            </w:pPr>
-            <w:hyperlink w:history="1" r:id="rId_r0eumg0eycbkcezfuzer">
-              <w:r>
-                <w:rPr>
-                  <w:rFonts w:ascii="Arial" w:cs="Arial" w:eastAsia="Arial" w:hAnsi="Arial"/>
-                  <w:color w:val="2E75B6"/>
-                  <w:sz w:val="16"/>
-                  <w:szCs w:val="16"/>
-                  <w:u w:val="single" w:color="2E75B6"/>
-                </w:rPr>
-                <w:t xml:space="preserve">12 Plant Transport Xylem And Phloem, Transpiration [3D Animation]</w:t>
-              </w:r>
-            </w:hyperlink>
-          </w:p>
-          <w:p>
-            <w:pPr>
-              <w:spacing w:after="10" w:before="0"/>
-              <w:ind w:left="120"/>
-            </w:pPr>
-            <w:r>
-              <w:rPr>
-                <w:rFonts w:ascii="Arial" w:cs="Arial" w:eastAsia="Arial" w:hAnsi="Arial"/>
-                <w:color w:val="595959"/>
-                <w:sz w:val="14"/>
-                <w:szCs w:val="14"/>
-              </w:rPr>
-              <w:t xml:space="preserve">Source: Seavuria</w:t>
-            </w:r>
-          </w:p>
-          <w:p>
-            <w:pPr>
-              <w:spacing w:after="10" w:before="0"/>
-              <w:ind w:left="120"/>
-            </w:pPr>
-            <w:hyperlink w:history="1" r:id="rIdkcpe75aeklaqvbtxnjdfh">
-              <w:r>
-                <w:rPr>
-                  <w:rFonts w:ascii="Arial" w:cs="Arial" w:eastAsia="Arial" w:hAnsi="Arial"/>
-                  <w:color w:val="595959"/>
-                  <w:sz w:val="14"/>
-                  <w:szCs w:val="14"/>
-                  <w:u w:val="single" w:color="595959"/>
-                </w:rPr>
-                <w:t xml:space="preserve">🔍 Search ARES for similar videos</w:t>
-              </w:r>
-            </w:hyperlink>
-          </w:p>
-          <w:p>
-            <w:pPr>
-              <w:spacing w:after="40" w:before="0"/>
-            </w:pPr>
-            <w:r>
-              <w:rPr>
-                <w:sz w:val="14"/>
-                <w:szCs w:val="14"/>
-              </w:rPr>
-              <w:t xml:space="preserve"/>
-            </w:r>
-          </w:p>
-          <w:p>
-            <w:pPr>
-              <w:spacing w:after="20" w:before="0"/>
-            </w:pPr>
-            <w:r>
-              <w:rPr>
-                <w:rFonts w:ascii="Arial" w:cs="Arial" w:eastAsia="Arial" w:hAnsi="Arial"/>
-                <w:b/>
-                <w:bCs/>
-                <w:color w:val="1F3864"/>
-                <w:sz w:val="16"/>
-                <w:szCs w:val="16"/>
-              </w:rPr>
-              <w:t xml:space="preserve">📖 EXERCISE:</w:t>
-            </w:r>
-          </w:p>
-          <w:p>
-            <w:pPr>
-              <w:spacing w:after="20" w:before="0"/>
-            </w:pPr>
-            <w:hyperlink w:history="1" r:id="rId99cs0h6qayxzy4wbfxgss">
-              <w:r>
-                <w:rPr>
-                  <w:rFonts w:ascii="Arial" w:cs="Arial" w:eastAsia="Arial" w:hAnsi="Arial"/>
-                  <w:color w:val="2E75B6"/>
-                  <w:sz w:val="16"/>
-                  <w:szCs w:val="16"/>
-                  <w:u w:val="single" w:color="2E75B6"/>
-                </w:rPr>
-                <w:t xml:space="preserve">Cohesion, adhesion, and surface tension</w:t>
-              </w:r>
-            </w:hyperlink>
-          </w:p>
-          <w:p>
-            <w:pPr>
-              <w:spacing w:after="10" w:before="0"/>
-              <w:ind w:left="120"/>
-            </w:pPr>
-            <w:r>
-              <w:rPr>
-                <w:rFonts w:ascii="Arial" w:cs="Arial" w:eastAsia="Arial" w:hAnsi="Arial"/>
-                <w:color w:val="595959"/>
-                <w:sz w:val="14"/>
-                <w:szCs w:val="14"/>
-              </w:rPr>
-              <w:t xml:space="preserve">Source: Khan Academy (English - US curriculum)</w:t>
-            </w:r>
-          </w:p>
-          <w:p>
-            <w:pPr>
-              <w:spacing w:after="10" w:before="0"/>
-              <w:ind w:left="120"/>
-            </w:pPr>
-            <w:hyperlink w:history="1" r:id="rIdanjdceoddfjwyhqbr-ztj">
+            <w:hyperlink w:history="1" r:id="rId__tjcbqydjgkshqcdcxew">
               <w:r>
                 <w:rPr>
                   <w:rFonts w:ascii="Arial" w:cs="Arial" w:eastAsia="Arial" w:hAnsi="Arial"/>
@@ -8488,7 +8669,7 @@
         </w:rPr>
         <w:t xml:space="preserve">© 2026 SeaVuria and ARES. Aligned with KICD objectives. Developed by SeaVuria; technical implementation by ARES (with AI assistance from Claude). Licensed under </w:t>
       </w:r>
-      <w:hyperlink w:history="1" r:id="rId7dz9e1nwcip_vmg18hlpo">
+      <w:hyperlink w:history="1" r:id="rIdiipdoxk9nzkhfx_wi5o9m">
         <w:r>
           <w:rPr>
             <w:rFonts w:ascii="Arial" w:cs="Arial" w:eastAsia="Arial" w:hAnsi="Arial"/>
@@ -8509,7 +8690,7 @@
         </w:rPr>
         <w:t xml:space="preserve"> (</w:t>
       </w:r>
-      <w:hyperlink w:history="1" r:id="rIdd-2zw2ozgpjtjc2vytnm1">
+      <w:hyperlink w:history="1" r:id="rIdai7dac0y6mfnk9k1ziywz">
         <w:r>
           <w:rPr>
             <w:rFonts w:ascii="Arial" w:cs="Arial" w:eastAsia="Arial" w:hAnsi="Arial"/>
@@ -9522,7 +9703,7 @@
             <w:pPr>
               <w:spacing w:after="20" w:before="0"/>
             </w:pPr>
-            <w:hyperlink w:history="1" r:id="rIdx3fqej6ji-lgpviztsxvk">
+            <w:hyperlink w:history="1" r:id="rIdtamdfaqftpzworiov-vkd">
               <w:r>
                 <w:rPr>
                   <w:rFonts w:ascii="Arial" w:cs="Arial" w:eastAsia="Arial" w:hAnsi="Arial"/>
@@ -9555,7 +9736,7 @@
               <w:spacing w:after="10" w:before="0"/>
               <w:ind w:left="120"/>
             </w:pPr>
-            <w:hyperlink w:history="1" r:id="rIds-mffmcbveiwiastnriom">
+            <w:hyperlink w:history="1" r:id="rIdqk9t6onqgj56xxvwf_zvn">
               <w:r>
                 <w:rPr>
                   <w:rFonts w:ascii="Arial" w:cs="Arial" w:eastAsia="Arial" w:hAnsi="Arial"/>
@@ -9600,7 +9781,7 @@
             <w:pPr>
               <w:spacing w:after="20" w:before="0"/>
             </w:pPr>
-            <w:hyperlink w:history="1" r:id="rIdt_5rxw9ivyctlna9wixrz">
+            <w:hyperlink w:history="1" r:id="rIdtvuiysr4ztyjx3yt2wv7g">
               <w:r>
                 <w:rPr>
                   <w:rFonts w:ascii="Arial" w:cs="Arial" w:eastAsia="Arial" w:hAnsi="Arial"/>
@@ -9633,7 +9814,7 @@
               <w:spacing w:after="10" w:before="0"/>
               <w:ind w:left="120"/>
             </w:pPr>
-            <w:hyperlink w:history="1" r:id="rIdt2yzgpbppo-i3jz3g8ccs">
+            <w:hyperlink w:history="1" r:id="rId8hwxuume7qs6vg3x83ekx">
               <w:r>
                 <w:rPr>
                   <w:rFonts w:ascii="Arial" w:cs="Arial" w:eastAsia="Arial" w:hAnsi="Arial"/>
@@ -9828,7 +10009,925 @@
             <w:pPr>
               <w:spacing w:after="20" w:before="0"/>
             </w:pPr>
-            <w:hyperlink w:history="1" r:id="rIdcsh6f_s3wsbapedne0zsv">
+            <w:hyperlink w:history="1" r:id="rIdpqrxdrclyhwi57bpexg2o">
+              <w:r>
+                <w:rPr>
+                  <w:rFonts w:ascii="Arial" w:cs="Arial" w:eastAsia="Arial" w:hAnsi="Arial"/>
+                  <w:color w:val="2E75B6"/>
+                  <w:sz w:val="16"/>
+                  <w:szCs w:val="16"/>
+                  <w:u w:val="single" w:color="2E75B6"/>
+                </w:rPr>
+                <w:t xml:space="preserve">Diffusion and osmosis</w:t>
+              </w:r>
+            </w:hyperlink>
+          </w:p>
+          <w:p>
+            <w:pPr>
+              <w:spacing w:after="10" w:before="0"/>
+              <w:ind w:left="120"/>
+            </w:pPr>
+            <w:r>
+              <w:rPr>
+                <w:rFonts w:ascii="Arial" w:cs="Arial" w:eastAsia="Arial" w:hAnsi="Arial"/>
+                <w:color w:val="595959"/>
+                <w:sz w:val="14"/>
+                <w:szCs w:val="14"/>
+              </w:rPr>
+              <w:t xml:space="preserve">Source: Khan Academy (English - US curriculum)</w:t>
+            </w:r>
+          </w:p>
+          <w:p>
+            <w:pPr>
+              <w:spacing w:after="10" w:before="0"/>
+              <w:ind w:left="120"/>
+            </w:pPr>
+            <w:hyperlink w:history="1" r:id="rIdpnfaz7lldiqd-pgfbdckn">
+              <w:r>
+                <w:rPr>
+                  <w:rFonts w:ascii="Arial" w:cs="Arial" w:eastAsia="Arial" w:hAnsi="Arial"/>
+                  <w:color w:val="595959"/>
+                  <w:sz w:val="14"/>
+                  <w:szCs w:val="14"/>
+                  <w:u w:val="single" w:color="595959"/>
+                </w:rPr>
+                <w:t xml:space="preserve">🔍 Search ARES for similar videos</w:t>
+              </w:r>
+            </w:hyperlink>
+          </w:p>
+          <w:p>
+            <w:pPr>
+              <w:spacing w:after="40" w:before="0"/>
+            </w:pPr>
+            <w:r>
+              <w:rPr>
+                <w:sz w:val="14"/>
+                <w:szCs w:val="14"/>
+              </w:rPr>
+              <w:t xml:space="preserve"/>
+            </w:r>
+          </w:p>
+          <w:p>
+            <w:pPr>
+              <w:spacing w:after="20" w:before="0"/>
+            </w:pPr>
+            <w:r>
+              <w:rPr>
+                <w:rFonts w:ascii="Arial" w:cs="Arial" w:eastAsia="Arial" w:hAnsi="Arial"/>
+                <w:b/>
+                <w:bCs/>
+                <w:color w:val="1F3864"/>
+                <w:sz w:val="16"/>
+                <w:szCs w:val="16"/>
+              </w:rPr>
+              <w:t xml:space="preserve">📖 EXERCISE:</w:t>
+            </w:r>
+          </w:p>
+          <w:p>
+            <w:pPr>
+              <w:spacing w:after="20" w:before="0"/>
+            </w:pPr>
+            <w:hyperlink w:history="1" r:id="rIdt0rcd5hr7zsq5qftjsb0t">
+              <w:r>
+                <w:rPr>
+                  <w:rFonts w:ascii="Arial" w:cs="Arial" w:eastAsia="Arial" w:hAnsi="Arial"/>
+                  <w:color w:val="2E75B6"/>
+                  <w:sz w:val="16"/>
+                  <w:szCs w:val="16"/>
+                  <w:u w:val="single" w:color="2E75B6"/>
+                </w:rPr>
+                <w:t xml:space="preserve">Active transport</w:t>
+              </w:r>
+            </w:hyperlink>
+          </w:p>
+          <w:p>
+            <w:pPr>
+              <w:spacing w:after="10" w:before="0"/>
+              <w:ind w:left="120"/>
+            </w:pPr>
+            <w:r>
+              <w:rPr>
+                <w:rFonts w:ascii="Arial" w:cs="Arial" w:eastAsia="Arial" w:hAnsi="Arial"/>
+                <w:color w:val="595959"/>
+                <w:sz w:val="14"/>
+                <w:szCs w:val="14"/>
+              </w:rPr>
+              <w:t xml:space="preserve">Source: Khan Academy (English - US curriculum)</w:t>
+            </w:r>
+          </w:p>
+          <w:p>
+            <w:pPr>
+              <w:spacing w:after="10" w:before="0"/>
+              <w:ind w:left="120"/>
+            </w:pPr>
+            <w:hyperlink w:history="1" r:id="rId9ulznj7pe3j9jj927yt9k">
+              <w:r>
+                <w:rPr>
+                  <w:rFonts w:ascii="Arial" w:cs="Arial" w:eastAsia="Arial" w:hAnsi="Arial"/>
+                  <w:color w:val="595959"/>
+                  <w:sz w:val="14"/>
+                  <w:szCs w:val="14"/>
+                  <w:u w:val="single" w:color="595959"/>
+                </w:rPr>
+                <w:t xml:space="preserve">🔍 Search ARES for similar readings</w:t>
+              </w:r>
+            </w:hyperlink>
+          </w:p>
+        </w:tc>
+        <w:tc>
+          <w:tcPr>
+            <w:tcW w:type="dxa" w:w="3040"/>
+            <w:shd w:fill="FFFFFF" w:color="auto" w:val="clear"/>
+            <w:tcMar>
+              <w:top w:type="dxa" w:w="60"/>
+              <w:left w:type="dxa" w:w="120"/>
+              <w:bottom w:type="dxa" w:w="60"/>
+              <w:right w:type="dxa" w:w="120"/>
+            </w:tcMar>
+            <w:vAlign w:val="top"/>
+          </w:tcPr>
+          <w:p>
+            <w:pPr>
+              <w:spacing w:after="40" w:before="0"/>
+              <w:jc w:val="left"/>
+            </w:pPr>
+            <w:r>
+              <w:rPr>
+                <w:rFonts w:ascii="Arial" w:cs="Arial" w:eastAsia="Arial" w:hAnsi="Arial"/>
+                <w:b w:val="false"/>
+                <w:bCs w:val="false"/>
+                <w:i w:val="false"/>
+                <w:iCs w:val="false"/>
+                <w:color w:val="000000"/>
+                <w:sz w:val="18"/>
+                <w:szCs w:val="18"/>
+              </w:rPr>
+              <w:t xml:space="preserve">Learners work in groups of four. Each group receives one laminated ARES resource card (or accesses the ARES offline digital module) covering one of four topics: (A) Osmosis and Water Potential in Root Hair Cells, (B) Active Transport of Mineral Ions — Focus on Phosphate from DAP, (C) Root Pressure and the Hydrostatic Push into Xylem, (D) Consequences of Fertiliser Overuse — Plasmolysis and Wilting in Sukuma Wiki. Groups read/view their resource for 8 minutes, then each group member becomes an 'expert' who will teach the other three. After 3 minutes of individual note-taking on a structured Evidence Record sheet (three columns: What I observed/read | What it means | Connection to our maize phenomenon), jigsaw groups of four (one expert per topic) form and each expert teaches their topic in 2 minutes. All learners complete their Evidence Record sheet across all four topics. The teacher circulates and listens to jigsaw teaching for accuracy.</w:t>
+            </w:r>
+          </w:p>
+        </w:tc>
+        <w:tc>
+          <w:tcPr>
+            <w:tcW w:type="dxa" w:w="3040"/>
+            <w:shd w:fill="F2F2F2" w:color="auto" w:val="clear"/>
+            <w:tcMar>
+              <w:top w:type="dxa" w:w="60"/>
+              <w:left w:type="dxa" w:w="120"/>
+              <w:bottom w:type="dxa" w:w="60"/>
+              <w:right w:type="dxa" w:w="120"/>
+            </w:tcMar>
+            <w:vAlign w:val="top"/>
+          </w:tcPr>
+          <w:p>
+            <w:pPr>
+              <w:spacing w:after="40" w:before="0"/>
+              <w:jc w:val="left"/>
+            </w:pPr>
+            <w:r>
+              <w:rPr>
+                <w:rFonts w:ascii="Arial" w:cs="Arial" w:eastAsia="Arial" w:hAnsi="Arial"/>
+                <w:b w:val="false"/>
+                <w:bCs w:val="false"/>
+                <w:i w:val="false"/>
+                <w:iCs w:val="false"/>
+                <w:color w:val="000000"/>
+                <w:sz w:val="18"/>
+                <w:szCs w:val="18"/>
+              </w:rPr>
+              <w:t xml:space="preserve">Before releasing groups, say: 'Your job is not just to read — your job is to gather EVIDENCE that will help you explain why the red dye moved up through those wooden rings in our maize stem. Every fact you find must connect back to that stem.' Distribute or open resource cards. Set a visible countdown timer for 8 minutes (reading) + 3 minutes (individual notes) + 8 minutes (jigsaw teaching). Circulate during jigsaw teaching. Stop at Group B discussions and ask: 'When a Rift Valley farmer adds DAP fertiliser to the soil, what happens to the concentration of phosphate ions around the root — does it go UP or DOWN?' Wait 10 seconds. Cold-call one learner from the group. Stop at Group D discussions and ask: 'A sukuma wiki farmer in Kiambu over-applies CAN fertiliser. She notices the leaves wilting the next morning even though she watered the night before. What does your evidence card say about why this might happen?' Wait 12 seconds before accepting an answer. After jigsaw teaching, bring the class back together. Write the three key terms on the board: OSMOSIS | ACTIVE TRANSPORT | ROOT PRESSURE. Say: 'In the next phase, you are going to use these three ideas to explain our phenomenon — so hold onto your Evidence Record sheets.'</w:t>
+            </w:r>
+          </w:p>
+        </w:tc>
+        <w:tc>
+          <w:tcPr>
+            <w:tcW w:type="dxa" w:w="3040"/>
+            <w:shd w:fill="FFFFFF" w:color="auto" w:val="clear"/>
+            <w:tcMar>
+              <w:top w:type="dxa" w:w="60"/>
+              <w:left w:type="dxa" w:w="120"/>
+              <w:bottom w:type="dxa" w:w="60"/>
+              <w:right w:type="dxa" w:w="120"/>
+            </w:tcMar>
+            <w:vAlign w:val="top"/>
+          </w:tcPr>
+          <w:p>
+            <w:pPr>
+              <w:spacing w:after="40" w:before="0"/>
+              <w:jc w:val="left"/>
+            </w:pPr>
+            <w:r>
+              <w:rPr>
+                <w:rFonts w:ascii="Arial" w:cs="Arial" w:eastAsia="Arial" w:hAnsi="Arial"/>
+                <w:b w:val="false"/>
+                <w:bCs w:val="false"/>
+                <w:i w:val="false"/>
+                <w:iCs w:val="false"/>
+                <w:color w:val="000000"/>
+                <w:sz w:val="18"/>
+                <w:szCs w:val="18"/>
+              </w:rPr>
+              <w:t xml:space="preserve">Expert Jigsaw with Anchored Evidence Records. The jigsaw structure ensures every learner encounters all four topics while developing accountability as a peer teacher. The Evidence Record sheet's third column ('Connection to our maize phenomenon') forces learners to continuously tether new information to the anchoring phenomenon rather than treating it as disconnected facts. This is a core NGSS SEP: Obtaining, Evaluating, and Communicating Information scaffold.</w:t>
+            </w:r>
+          </w:p>
+        </w:tc>
+        <w:tc>
+          <w:tcPr>
+            <w:tcW w:type="dxa" w:w="3040"/>
+            <w:shd w:fill="F2F2F2" w:color="auto" w:val="clear"/>
+            <w:tcMar>
+              <w:top w:type="dxa" w:w="60"/>
+              <w:left w:type="dxa" w:w="120"/>
+              <w:bottom w:type="dxa" w:w="60"/>
+              <w:right w:type="dxa" w:w="120"/>
+            </w:tcMar>
+            <w:vAlign w:val="top"/>
+          </w:tcPr>
+          <w:p>
+            <w:pPr>
+              <w:spacing w:after="40" w:before="0"/>
+              <w:jc w:val="left"/>
+            </w:pPr>
+            <w:r>
+              <w:rPr>
+                <w:rFonts w:ascii="Arial" w:cs="Arial" w:eastAsia="Arial" w:hAnsi="Arial"/>
+                <w:b w:val="false"/>
+                <w:bCs w:val="false"/>
+                <w:i w:val="false"/>
+                <w:iCs w:val="false"/>
+                <w:color w:val="000000"/>
+                <w:sz w:val="18"/>
+                <w:szCs w:val="18"/>
+              </w:rPr>
+              <w:t xml:space="preserve">Observable indicator: Each learner's Evidence Record sheet has at least one entry in all three columns for each of the four topics by the end of the jigsaw. The teacher spot-checks five to six sheets during circulation, specifically checking Column 3 (connection to phenomenon). Learners who leave Column 3 blank are prompted: 'How does this help you explain what happened in our maize stem on Day 1?' Additionally, the teacher listens for accuracy during jigsaw teaching — if a Group B expert incorrectly describes active transport as passive, the teacher intervenes with a Socratic prompt: 'Does this process require the plant to spend energy — yes or no? Where does that energy come from?'</w:t>
+            </w:r>
+          </w:p>
+        </w:tc>
+      </w:tr>
+      <w:tr>
+        <w:tc>
+          <w:tcPr>
+            <w:tcW w:type="dxa" w:w="1520"/>
+            <w:shd w:fill="E2EFDA" w:color="auto" w:val="clear"/>
+            <w:tcMar>
+              <w:top w:type="dxa" w:w="60"/>
+              <w:left w:type="dxa" w:w="120"/>
+              <w:bottom w:type="dxa" w:w="60"/>
+              <w:right w:type="dxa" w:w="120"/>
+            </w:tcMar>
+            <w:vAlign w:val="top"/>
+          </w:tcPr>
+          <w:p>
+            <w:pPr>
+              <w:spacing w:after="40" w:before="0"/>
+              <w:jc w:val="left"/>
+            </w:pPr>
+            <w:r>
+              <w:rPr>
+                <w:rFonts w:ascii="Arial" w:cs="Arial" w:eastAsia="Arial" w:hAnsi="Arial"/>
+                <w:b/>
+                <w:bCs/>
+                <w:i w:val="false"/>
+                <w:iCs w:val="false"/>
+                <w:color w:val="000000"/>
+                <w:sz w:val="18"/>
+                <w:szCs w:val="18"/>
+              </w:rPr>
+              <w:t xml:space="preserve">Explain Phase</w:t>
+            </w:r>
+          </w:p>
+          <w:p>
+            <w:pPr>
+              <w:spacing w:after="20" w:before="0"/>
+            </w:pPr>
+            <w:r>
+              <w:rPr>
+                <w:rFonts w:ascii="Arial" w:cs="Arial" w:eastAsia="Arial" w:hAnsi="Arial"/>
+                <w:b/>
+                <w:bCs/>
+                <w:color w:val="1F3864"/>
+                <w:sz w:val="16"/>
+                <w:szCs w:val="16"/>
+              </w:rPr>
+              <w:t xml:space="preserve">📹 VIDEO:</w:t>
+            </w:r>
+          </w:p>
+          <w:p>
+            <w:pPr>
+              <w:spacing w:after="20" w:before="0"/>
+            </w:pPr>
+            <w:hyperlink w:history="1" r:id="rIdezhxmp9qsuqjqkxbw3bgh">
+              <w:r>
+                <w:rPr>
+                  <w:rFonts w:ascii="Arial" w:cs="Arial" w:eastAsia="Arial" w:hAnsi="Arial"/>
+                  <w:color w:val="2E75B6"/>
+                  <w:sz w:val="16"/>
+                  <w:szCs w:val="16"/>
+                  <w:u w:val="single" w:color="2E75B6"/>
+                </w:rPr>
+                <w:t xml:space="preserve">Osmosis</w:t>
+              </w:r>
+            </w:hyperlink>
+          </w:p>
+          <w:p>
+            <w:pPr>
+              <w:spacing w:after="10" w:before="0"/>
+              <w:ind w:left="120"/>
+            </w:pPr>
+            <w:r>
+              <w:rPr>
+                <w:rFonts w:ascii="Arial" w:cs="Arial" w:eastAsia="Arial" w:hAnsi="Arial"/>
+                <w:color w:val="595959"/>
+                <w:sz w:val="14"/>
+                <w:szCs w:val="14"/>
+              </w:rPr>
+              <w:t xml:space="preserve">Source: Khan Academy (English - US curriculum)</w:t>
+            </w:r>
+          </w:p>
+          <w:p>
+            <w:pPr>
+              <w:spacing w:after="10" w:before="0"/>
+              <w:ind w:left="120"/>
+            </w:pPr>
+            <w:hyperlink w:history="1" r:id="rIdmy24kgvxcdczbrdcocnk6">
+              <w:r>
+                <w:rPr>
+                  <w:rFonts w:ascii="Arial" w:cs="Arial" w:eastAsia="Arial" w:hAnsi="Arial"/>
+                  <w:color w:val="595959"/>
+                  <w:sz w:val="14"/>
+                  <w:szCs w:val="14"/>
+                  <w:u w:val="single" w:color="595959"/>
+                </w:rPr>
+                <w:t xml:space="preserve">🔍 Search ARES for similar videos</w:t>
+              </w:r>
+            </w:hyperlink>
+          </w:p>
+          <w:p>
+            <w:pPr>
+              <w:spacing w:after="40" w:before="0"/>
+            </w:pPr>
+            <w:r>
+              <w:rPr>
+                <w:sz w:val="14"/>
+                <w:szCs w:val="14"/>
+              </w:rPr>
+              <w:t xml:space="preserve"/>
+            </w:r>
+          </w:p>
+          <w:p>
+            <w:pPr>
+              <w:spacing w:after="20" w:before="0"/>
+            </w:pPr>
+            <w:r>
+              <w:rPr>
+                <w:rFonts w:ascii="Arial" w:cs="Arial" w:eastAsia="Arial" w:hAnsi="Arial"/>
+                <w:b/>
+                <w:bCs/>
+                <w:color w:val="1F3864"/>
+                <w:sz w:val="16"/>
+                <w:szCs w:val="16"/>
+              </w:rPr>
+              <w:t xml:space="preserve">📖 EXERCISE:</w:t>
+            </w:r>
+          </w:p>
+          <w:p>
+            <w:pPr>
+              <w:spacing w:after="20" w:before="0"/>
+            </w:pPr>
+            <w:hyperlink w:history="1" r:id="rIdwzyjaggi-rnhil6jsgqjm">
+              <w:r>
+                <w:rPr>
+                  <w:rFonts w:ascii="Arial" w:cs="Arial" w:eastAsia="Arial" w:hAnsi="Arial"/>
+                  <w:color w:val="2E75B6"/>
+                  <w:sz w:val="16"/>
+                  <w:szCs w:val="16"/>
+                  <w:u w:val="single" w:color="2E75B6"/>
+                </w:rPr>
+                <w:t xml:space="preserve">Diffusion, osmosis, and tonicity</w:t>
+              </w:r>
+            </w:hyperlink>
+          </w:p>
+          <w:p>
+            <w:pPr>
+              <w:spacing w:after="10" w:before="0"/>
+              <w:ind w:left="120"/>
+            </w:pPr>
+            <w:r>
+              <w:rPr>
+                <w:rFonts w:ascii="Arial" w:cs="Arial" w:eastAsia="Arial" w:hAnsi="Arial"/>
+                <w:color w:val="595959"/>
+                <w:sz w:val="14"/>
+                <w:szCs w:val="14"/>
+              </w:rPr>
+              <w:t xml:space="preserve">Source: Khan Academy (English - US curriculum)</w:t>
+            </w:r>
+          </w:p>
+          <w:p>
+            <w:pPr>
+              <w:spacing w:after="10" w:before="0"/>
+              <w:ind w:left="120"/>
+            </w:pPr>
+            <w:hyperlink w:history="1" r:id="rIdu996maf6539b572looepn">
+              <w:r>
+                <w:rPr>
+                  <w:rFonts w:ascii="Arial" w:cs="Arial" w:eastAsia="Arial" w:hAnsi="Arial"/>
+                  <w:color w:val="595959"/>
+                  <w:sz w:val="14"/>
+                  <w:szCs w:val="14"/>
+                  <w:u w:val="single" w:color="595959"/>
+                </w:rPr>
+                <w:t xml:space="preserve">🔍 Search ARES for similar readings</w:t>
+              </w:r>
+            </w:hyperlink>
+          </w:p>
+        </w:tc>
+        <w:tc>
+          <w:tcPr>
+            <w:tcW w:type="dxa" w:w="3040"/>
+            <w:shd w:fill="FFFFFF" w:color="auto" w:val="clear"/>
+            <w:tcMar>
+              <w:top w:type="dxa" w:w="60"/>
+              <w:left w:type="dxa" w:w="120"/>
+              <w:bottom w:type="dxa" w:w="60"/>
+              <w:right w:type="dxa" w:w="120"/>
+            </w:tcMar>
+            <w:vAlign w:val="top"/>
+          </w:tcPr>
+          <w:p>
+            <w:pPr>
+              <w:spacing w:after="40" w:before="0"/>
+              <w:jc w:val="left"/>
+            </w:pPr>
+            <w:r>
+              <w:rPr>
+                <w:rFonts w:ascii="Arial" w:cs="Arial" w:eastAsia="Arial" w:hAnsi="Arial"/>
+                <w:b w:val="false"/>
+                <w:bCs w:val="false"/>
+                <w:i w:val="false"/>
+                <w:iCs w:val="false"/>
+                <w:color w:val="000000"/>
+                <w:sz w:val="18"/>
+                <w:szCs w:val="18"/>
+              </w:rPr>
+              <w:t xml:space="preserve">Whole class reconvenes. The teacher uses a large annotated diagram of a maize root cross-section (projected or drawn on the board) showing: soil water, root hair cell with vacuole, cell membrane, cortex cells, endodermis (Casparian strip), and xylem vessel. Working in their original groups, learners construct a written Claim-Evidence-Reasoning (CER) explanation answering: 'How does water from the soil in our Kisumu school garden reach the xylem vessel of a maize plant — and how does it then get pushed upward?' Each group writes on a shared A3 sheet. Groups then share key sentences with the class in a gallery-walk format (sheets posted on wall, learners rotate for 3 minutes, adding sticky-note agreements or challenges). The teacher leads a 10-minute whole-class discussion synthesising the three mechanisms, correcting misconceptions, and explicitly connecting each mechanism back to the red-dye observation. Specific connection: 'Root pressure is the pump — it is why the red dye we saw moved UP into the stem, not just sideways.' Learners also discuss why DAP (Di-ammonium Phosphate) fertiliser, widely used on maize farms in Uasin Gishu and Trans-Nzoia, improves absorption — because active transport carriers in root hair cells take up phosphate and ammonium ions, improving overall water potential gradients.</w:t>
+            </w:r>
+          </w:p>
+        </w:tc>
+        <w:tc>
+          <w:tcPr>
+            <w:tcW w:type="dxa" w:w="3040"/>
+            <w:shd w:fill="F2F2F2" w:color="auto" w:val="clear"/>
+            <w:tcMar>
+              <w:top w:type="dxa" w:w="60"/>
+              <w:left w:type="dxa" w:w="120"/>
+              <w:bottom w:type="dxa" w:w="60"/>
+              <w:right w:type="dxa" w:w="120"/>
+            </w:tcMar>
+            <w:vAlign w:val="top"/>
+          </w:tcPr>
+          <w:p>
+            <w:pPr>
+              <w:spacing w:after="40" w:before="0"/>
+              <w:jc w:val="left"/>
+            </w:pPr>
+            <w:r>
+              <w:rPr>
+                <w:rFonts w:ascii="Arial" w:cs="Arial" w:eastAsia="Arial" w:hAnsi="Arial"/>
+                <w:b w:val="false"/>
+                <w:bCs w:val="false"/>
+                <w:i w:val="false"/>
+                <w:iCs w:val="false"/>
+                <w:color w:val="000000"/>
+                <w:sz w:val="18"/>
+                <w:szCs w:val="18"/>
+              </w:rPr>
+              <w:t xml:space="preserve">Introduce CER explicitly: 'A scientific explanation has three parts. Claim — your answer. Evidence — data or observations that support it. Reasoning — the science principle that links them.' Write CER on the board with a maize-farm example: 'Claim: Water enters the root hair cell from the soil. Evidence: In Lesson 1, the red dye moved upward. Reasoning: Osmosis — water moves from high water potential (soil) to low water potential (root cell vacuole) across the semi-permeable membrane.' Give groups exactly 7 minutes to write their CER on A3 paper. During gallery walk, prompt readers with: 'What is the EVIDENCE in this group's explanation? Is it from our observations or from the resource cards?' After gallery walk, lead synthesis: point to the root diagram and trace the journey — soil → root hair → cortex → xylem — narrating each mechanism aloud. At the xylem entry point, say: 'This build-up of water in the xylem creates pressure — ROOT PRESSURE. This is the first engine that pushes water up. Does this help us explain our red dye going UP against gravity?' Cold-call TWO learners. Wait 12 seconds each. Then ask: 'Why would a maize farmer in Eldoret who never adds DAP see slower water transport than one who does?' Cold-call ONE learner. Accept answers, then clarify: phosphate ions enter via active transport, increasing solute concentration in root cells, steepening the osmotic gradient and enhancing water uptake. Explicitly revisit the Prediction Wall: 'Look at our predictions from earlier. Who had the right direction for osmosis — and who needs to revise?' Ask learners to place a self-stick dot on the correct prediction column.</w:t>
+            </w:r>
+          </w:p>
+        </w:tc>
+        <w:tc>
+          <w:tcPr>
+            <w:tcW w:type="dxa" w:w="3040"/>
+            <w:shd w:fill="FFFFFF" w:color="auto" w:val="clear"/>
+            <w:tcMar>
+              <w:top w:type="dxa" w:w="60"/>
+              <w:left w:type="dxa" w:w="120"/>
+              <w:bottom w:type="dxa" w:w="60"/>
+              <w:right w:type="dxa" w:w="120"/>
+            </w:tcMar>
+            <w:vAlign w:val="top"/>
+          </w:tcPr>
+          <w:p>
+            <w:pPr>
+              <w:spacing w:after="40" w:before="0"/>
+              <w:jc w:val="left"/>
+            </w:pPr>
+            <w:r>
+              <w:rPr>
+                <w:rFonts w:ascii="Arial" w:cs="Arial" w:eastAsia="Arial" w:hAnsi="Arial"/>
+                <w:b w:val="false"/>
+                <w:bCs w:val="false"/>
+                <w:i w:val="false"/>
+                <w:iCs w:val="false"/>
+                <w:color w:val="000000"/>
+                <w:sz w:val="18"/>
+                <w:szCs w:val="18"/>
+              </w:rPr>
+              <w:t xml:space="preserve">Claim-Evidence-Reasoning (CER) Framework + Gallery Walk. CER structures scientific writing so learners do not simply restate facts but explicitly justify them using evidence. The gallery walk introduces peer critique as a sensemaking tool — learners must evaluate whether another group's evidence is valid (from observations) or merely asserted. The public revisit of the Prediction Wall closes the predict-observe-explain loop, making conceptual change visible to learners themselves.</w:t>
+            </w:r>
+          </w:p>
+        </w:tc>
+        <w:tc>
+          <w:tcPr>
+            <w:tcW w:type="dxa" w:w="3040"/>
+            <w:shd w:fill="F2F2F2" w:color="auto" w:val="clear"/>
+            <w:tcMar>
+              <w:top w:type="dxa" w:w="60"/>
+              <w:left w:type="dxa" w:w="120"/>
+              <w:bottom w:type="dxa" w:w="60"/>
+              <w:right w:type="dxa" w:w="120"/>
+            </w:tcMar>
+            <w:vAlign w:val="top"/>
+          </w:tcPr>
+          <w:p>
+            <w:pPr>
+              <w:spacing w:after="40" w:before="0"/>
+              <w:jc w:val="left"/>
+            </w:pPr>
+            <w:r>
+              <w:rPr>
+                <w:rFonts w:ascii="Arial" w:cs="Arial" w:eastAsia="Arial" w:hAnsi="Arial"/>
+                <w:b w:val="false"/>
+                <w:bCs w:val="false"/>
+                <w:i w:val="false"/>
+                <w:iCs w:val="false"/>
+                <w:color w:val="000000"/>
+                <w:sz w:val="18"/>
+                <w:szCs w:val="18"/>
+              </w:rPr>
+              <w:t xml:space="preserve">Observable indicator: Each group's CER sheet contains (a) an explicit claim naming at least two of the three mechanisms (osmosis, active transport, root pressure), (b) at least one piece of evidence traceable to either the Lesson 1 phenomenon or the Lesson 2/3 research, and (c) a reasoning statement that uses a scientific principle (e.g., concentration gradient, semi-permeable membrane, ATP). The teacher collects all A3 sheets. Any CER that lacks a reasoning statement is flagged for targeted feedback before Lesson 4. Additionally, the self-stick dot activity gives the teacher a rapid visual of how many learners (target: ≥75%) correctly self-identify the inward direction of osmosis after instruction.</w:t>
+            </w:r>
+          </w:p>
+        </w:tc>
+      </w:tr>
+      <w:tr>
+        <w:tc>
+          <w:tcPr>
+            <w:tcW w:type="dxa" w:w="1520"/>
+            <w:shd w:fill="FCE4D6" w:color="auto" w:val="clear"/>
+            <w:tcMar>
+              <w:top w:type="dxa" w:w="60"/>
+              <w:left w:type="dxa" w:w="120"/>
+              <w:bottom w:type="dxa" w:w="60"/>
+              <w:right w:type="dxa" w:w="120"/>
+            </w:tcMar>
+            <w:vAlign w:val="top"/>
+          </w:tcPr>
+          <w:p>
+            <w:pPr>
+              <w:spacing w:after="40" w:before="0"/>
+              <w:jc w:val="left"/>
+            </w:pPr>
+            <w:r>
+              <w:rPr>
+                <w:rFonts w:ascii="Arial" w:cs="Arial" w:eastAsia="Arial" w:hAnsi="Arial"/>
+                <w:b/>
+                <w:bCs/>
+                <w:i w:val="false"/>
+                <w:iCs w:val="false"/>
+                <w:color w:val="000000"/>
+                <w:sz w:val="18"/>
+                <w:szCs w:val="18"/>
+              </w:rPr>
+              <w:t xml:space="preserve">Driving Question Board (DQB) Creation</w:t>
+            </w:r>
+          </w:p>
+          <w:p>
+            <w:pPr>
+              <w:spacing w:after="20" w:before="0"/>
+            </w:pPr>
+            <w:r>
+              <w:rPr>
+                <w:rFonts w:ascii="Arial" w:cs="Arial" w:eastAsia="Arial" w:hAnsi="Arial"/>
+                <w:b/>
+                <w:bCs/>
+                <w:color w:val="1F3864"/>
+                <w:sz w:val="16"/>
+                <w:szCs w:val="16"/>
+              </w:rPr>
+              <w:t xml:space="preserve">📹 VIDEO:</w:t>
+            </w:r>
+          </w:p>
+          <w:p>
+            <w:pPr>
+              <w:spacing w:after="20" w:before="0"/>
+            </w:pPr>
+            <w:hyperlink w:history="1" r:id="rIdinyhzevoh7pqm4tvs3gse">
+              <w:r>
+                <w:rPr>
+                  <w:rFonts w:ascii="Arial" w:cs="Arial" w:eastAsia="Arial" w:hAnsi="Arial"/>
+                  <w:color w:val="2E75B6"/>
+                  <w:sz w:val="16"/>
+                  <w:szCs w:val="16"/>
+                  <w:u w:val="single" w:color="2E75B6"/>
+                </w:rPr>
+                <w:t xml:space="preserve">Diffusion and osmosis</w:t>
+              </w:r>
+            </w:hyperlink>
+          </w:p>
+          <w:p>
+            <w:pPr>
+              <w:spacing w:after="10" w:before="0"/>
+              <w:ind w:left="120"/>
+            </w:pPr>
+            <w:r>
+              <w:rPr>
+                <w:rFonts w:ascii="Arial" w:cs="Arial" w:eastAsia="Arial" w:hAnsi="Arial"/>
+                <w:color w:val="595959"/>
+                <w:sz w:val="14"/>
+                <w:szCs w:val="14"/>
+              </w:rPr>
+              <w:t xml:space="preserve">Source: Khan Academy (English - US curriculum)</w:t>
+            </w:r>
+          </w:p>
+          <w:p>
+            <w:pPr>
+              <w:spacing w:after="10" w:before="0"/>
+              <w:ind w:left="120"/>
+            </w:pPr>
+            <w:hyperlink w:history="1" r:id="rIdxyom2evw75deays9wbnpv">
+              <w:r>
+                <w:rPr>
+                  <w:rFonts w:ascii="Arial" w:cs="Arial" w:eastAsia="Arial" w:hAnsi="Arial"/>
+                  <w:color w:val="595959"/>
+                  <w:sz w:val="14"/>
+                  <w:szCs w:val="14"/>
+                  <w:u w:val="single" w:color="595959"/>
+                </w:rPr>
+                <w:t xml:space="preserve">🔍 Search ARES for similar videos</w:t>
+              </w:r>
+            </w:hyperlink>
+          </w:p>
+          <w:p>
+            <w:pPr>
+              <w:spacing w:after="40" w:before="0"/>
+            </w:pPr>
+            <w:r>
+              <w:rPr>
+                <w:sz w:val="14"/>
+                <w:szCs w:val="14"/>
+              </w:rPr>
+              <w:t xml:space="preserve"/>
+            </w:r>
+          </w:p>
+          <w:p>
+            <w:pPr>
+              <w:spacing w:after="20" w:before="0"/>
+            </w:pPr>
+            <w:r>
+              <w:rPr>
+                <w:rFonts w:ascii="Arial" w:cs="Arial" w:eastAsia="Arial" w:hAnsi="Arial"/>
+                <w:b/>
+                <w:bCs/>
+                <w:color w:val="1F3864"/>
+                <w:sz w:val="16"/>
+                <w:szCs w:val="16"/>
+              </w:rPr>
+              <w:t xml:space="preserve">📖 HTML:</w:t>
+            </w:r>
+          </w:p>
+          <w:p>
+            <w:pPr>
+              <w:spacing w:after="20" w:before="0"/>
+            </w:pPr>
+            <w:hyperlink w:history="1" r:id="rIdjxteqdvlpfzask9mwyrym">
+              <w:r>
+                <w:rPr>
+                  <w:rFonts w:ascii="Arial" w:cs="Arial" w:eastAsia="Arial" w:hAnsi="Arial"/>
+                  <w:color w:val="2E75B6"/>
+                  <w:sz w:val="16"/>
+                  <w:szCs w:val="16"/>
+                  <w:u w:val="single" w:color="2E75B6"/>
+                </w:rPr>
+                <w:t xml:space="preserve">Active Transport (Flexbook)</w:t>
+              </w:r>
+            </w:hyperlink>
+          </w:p>
+          <w:p>
+            <w:pPr>
+              <w:spacing w:after="10" w:before="0"/>
+              <w:ind w:left="120"/>
+            </w:pPr>
+            <w:r>
+              <w:rPr>
+                <w:rFonts w:ascii="Arial" w:cs="Arial" w:eastAsia="Arial" w:hAnsi="Arial"/>
+                <w:color w:val="595959"/>
+                <w:sz w:val="14"/>
+                <w:szCs w:val="14"/>
+              </w:rPr>
+              <w:t xml:space="preserve">Source: CK-12</w:t>
+            </w:r>
+          </w:p>
+          <w:p>
+            <w:pPr>
+              <w:spacing w:after="10" w:before="0"/>
+              <w:ind w:left="120"/>
+            </w:pPr>
+            <w:hyperlink w:history="1" r:id="rIdlttj9wyogoiyleonaaw6t">
+              <w:r>
+                <w:rPr>
+                  <w:rFonts w:ascii="Arial" w:cs="Arial" w:eastAsia="Arial" w:hAnsi="Arial"/>
+                  <w:color w:val="595959"/>
+                  <w:sz w:val="14"/>
+                  <w:szCs w:val="14"/>
+                  <w:u w:val="single" w:color="595959"/>
+                </w:rPr>
+                <w:t xml:space="preserve">🔍 Search ARES for similar readings</w:t>
+              </w:r>
+            </w:hyperlink>
+          </w:p>
+        </w:tc>
+        <w:tc>
+          <w:tcPr>
+            <w:tcW w:type="dxa" w:w="3040"/>
+            <w:shd w:fill="FFFFFF" w:color="auto" w:val="clear"/>
+            <w:tcMar>
+              <w:top w:type="dxa" w:w="60"/>
+              <w:left w:type="dxa" w:w="120"/>
+              <w:bottom w:type="dxa" w:w="60"/>
+              <w:right w:type="dxa" w:w="120"/>
+            </w:tcMar>
+            <w:vAlign w:val="top"/>
+          </w:tcPr>
+          <w:p>
+            <w:pPr>
+              <w:spacing w:after="40" w:before="0"/>
+              <w:jc w:val="left"/>
+            </w:pPr>
+            <w:r>
+              <w:rPr>
+                <w:rFonts w:ascii="Arial" w:cs="Arial" w:eastAsia="Arial" w:hAnsi="Arial"/>
+                <w:b w:val="false"/>
+                <w:bCs w:val="false"/>
+                <w:i w:val="false"/>
+                <w:iCs w:val="false"/>
+                <w:color w:val="000000"/>
+                <w:sz w:val="18"/>
+                <w:szCs w:val="18"/>
+              </w:rPr>
+              <w:t xml:space="preserve">The teacher displays the class Driving Question Board, which carries the anchoring question and sticky notes from Lessons 1 and 2. Learners individually write NEW sticky notes (green = new explanations, orange = new questions that arose today). Each learner posts at least one green note and one orange note. Sample green notes expected: 'Water enters root hair cells by osmosis because the cell sap is more concentrated than soil water'; 'DAP fertiliser adds phosphate ions that are pulled in by active transport using ATP'; 'Root pressure pushes water up into the xylem — that is why the dye rose.' Sample orange notes expected: 'If root pressure starts the push, what keeps the water going up to the topmost maize leaf — is root pressure enough?'; 'Why does the dye only go into the xylem rings and not the phloem?'; 'What happens if the soil becomes too salty from too much fertiliser?' The class briefly reviews the board together: the teacher groups related notes and identifies the most important unresolved question, which becomes the bridge to Lesson 4 (translocation and the cohesion-tension mechanism).</w:t>
+            </w:r>
+          </w:p>
+        </w:tc>
+        <w:tc>
+          <w:tcPr>
+            <w:tcW w:type="dxa" w:w="3040"/>
+            <w:shd w:fill="F2F2F2" w:color="auto" w:val="clear"/>
+            <w:tcMar>
+              <w:top w:type="dxa" w:w="60"/>
+              <w:left w:type="dxa" w:w="120"/>
+              <w:bottom w:type="dxa" w:w="60"/>
+              <w:right w:type="dxa" w:w="120"/>
+            </w:tcMar>
+            <w:vAlign w:val="top"/>
+          </w:tcPr>
+          <w:p>
+            <w:pPr>
+              <w:spacing w:after="40" w:before="0"/>
+              <w:jc w:val="left"/>
+            </w:pPr>
+            <w:r>
+              <w:rPr>
+                <w:rFonts w:ascii="Arial" w:cs="Arial" w:eastAsia="Arial" w:hAnsi="Arial"/>
+                <w:b w:val="false"/>
+                <w:bCs w:val="false"/>
+                <w:i w:val="false"/>
+                <w:iCs w:val="false"/>
+                <w:color w:val="000000"/>
+                <w:sz w:val="18"/>
+                <w:szCs w:val="18"/>
+              </w:rPr>
+              <w:t xml:space="preserve">Hand each learner two sticky notes (one green, one orange — or use different coloured pens on the same colour note). Say: 'Green notes are for things we can NOW explain. Orange notes are for new questions your brain is asking — things today's lesson did NOT fully answer.' Allow 3 minutes of silent individual writing. Then say: 'Walk up, post your notes, and read two others before you sit down.' After posting, stand at the DQB and narrate aloud: 'Look — many of us are now asking: root pressure explains the START of the journey, but a maize plant in Kisumu grows two metres tall. Is root pressure strong enough to push water all the way to the top leaf? That is exactly where Lesson 4 takes us.' Point to any orange notes about 'too much fertiliser' and say: 'This connects to what we said about CAN and DAP — over-applying fertiliser reverses the osmotic gradient. We called that PLASMOLYSIS. Remember that word — it will appear again in Plant Growth.' Do NOT answer the Lesson 4 questions now — preserve genuine inquiry tension.</w:t>
+            </w:r>
+          </w:p>
+        </w:tc>
+        <w:tc>
+          <w:tcPr>
+            <w:tcW w:type="dxa" w:w="3040"/>
+            <w:shd w:fill="FFFFFF" w:color="auto" w:val="clear"/>
+            <w:tcMar>
+              <w:top w:type="dxa" w:w="60"/>
+              <w:left w:type="dxa" w:w="120"/>
+              <w:bottom w:type="dxa" w:w="60"/>
+              <w:right w:type="dxa" w:w="120"/>
+            </w:tcMar>
+            <w:vAlign w:val="top"/>
+          </w:tcPr>
+          <w:p>
+            <w:pPr>
+              <w:spacing w:after="40" w:before="0"/>
+              <w:jc w:val="left"/>
+            </w:pPr>
+            <w:r>
+              <w:rPr>
+                <w:rFonts w:ascii="Arial" w:cs="Arial" w:eastAsia="Arial" w:hAnsi="Arial"/>
+                <w:b w:val="false"/>
+                <w:bCs w:val="false"/>
+                <w:i w:val="false"/>
+                <w:iCs w:val="false"/>
+                <w:color w:val="000000"/>
+                <w:sz w:val="18"/>
+                <w:szCs w:val="18"/>
+              </w:rPr>
+              <w:t xml:space="preserve">Two-Colour DQB Protocol (Explain vs. Question). Separating new explanations (green) from new questions (orange) makes the asymmetry between current understanding and remaining unknowns visible on a single board. This metacognitive tool helps learners see that science is cumulative — each lesson resolves some questions and opens new ones — and it creates authentic motivation for the next lesson in the sequence.</w:t>
+            </w:r>
+          </w:p>
+        </w:tc>
+        <w:tc>
+          <w:tcPr>
+            <w:tcW w:type="dxa" w:w="3040"/>
+            <w:shd w:fill="F2F2F2" w:color="auto" w:val="clear"/>
+            <w:tcMar>
+              <w:top w:type="dxa" w:w="60"/>
+              <w:left w:type="dxa" w:w="120"/>
+              <w:bottom w:type="dxa" w:w="60"/>
+              <w:right w:type="dxa" w:w="120"/>
+            </w:tcMar>
+            <w:vAlign w:val="top"/>
+          </w:tcPr>
+          <w:p>
+            <w:pPr>
+              <w:spacing w:after="40" w:before="0"/>
+              <w:jc w:val="left"/>
+            </w:pPr>
+            <w:r>
+              <w:rPr>
+                <w:rFonts w:ascii="Arial" w:cs="Arial" w:eastAsia="Arial" w:hAnsi="Arial"/>
+                <w:b w:val="false"/>
+                <w:bCs w:val="false"/>
+                <w:i w:val="false"/>
+                <w:iCs w:val="false"/>
+                <w:color w:val="000000"/>
+                <w:sz w:val="18"/>
+                <w:szCs w:val="18"/>
+              </w:rPr>
+              <w:t xml:space="preserve">Observable indicator: Every learner posts at least one green note containing a mechanistic explanation (not merely a label). The teacher scans green notes for naïve explanations such as 'water goes in because plants need water' — these lack mechanism and are earmarked for follow-up. Orange notes that identify the cohesion-tension gap ('root pressure is not enough for tall plants') indicate higher-order thinking and can be used to accelerate instruction in Lesson 4. Collect a photo of the DQB for the ARES platform record.</w:t>
+            </w:r>
+          </w:p>
+        </w:tc>
+      </w:tr>
+      <w:tr>
+        <w:tc>
+          <w:tcPr>
+            <w:tcW w:type="dxa" w:w="1520"/>
+            <w:shd w:fill="D5E8F0" w:color="auto" w:val="clear"/>
+            <w:tcMar>
+              <w:top w:type="dxa" w:w="60"/>
+              <w:left w:type="dxa" w:w="120"/>
+              <w:bottom w:type="dxa" w:w="60"/>
+              <w:right w:type="dxa" w:w="120"/>
+            </w:tcMar>
+            <w:vAlign w:val="top"/>
+          </w:tcPr>
+          <w:p>
+            <w:pPr>
+              <w:spacing w:after="40" w:before="0"/>
+              <w:jc w:val="left"/>
+            </w:pPr>
+            <w:r>
+              <w:rPr>
+                <w:rFonts w:ascii="Arial" w:cs="Arial" w:eastAsia="Arial" w:hAnsi="Arial"/>
+                <w:b/>
+                <w:bCs/>
+                <w:i w:val="false"/>
+                <w:iCs w:val="false"/>
+                <w:color w:val="000000"/>
+                <w:sz w:val="18"/>
+                <w:szCs w:val="18"/>
+              </w:rPr>
+              <w:t xml:space="preserve">Model Building Phase</w:t>
+            </w:r>
+          </w:p>
+          <w:p>
+            <w:pPr>
+              <w:spacing w:after="20" w:before="0"/>
+            </w:pPr>
+            <w:r>
+              <w:rPr>
+                <w:rFonts w:ascii="Arial" w:cs="Arial" w:eastAsia="Arial" w:hAnsi="Arial"/>
+                <w:b/>
+                <w:bCs/>
+                <w:color w:val="1F3864"/>
+                <w:sz w:val="16"/>
+                <w:szCs w:val="16"/>
+              </w:rPr>
+              <w:t xml:space="preserve">📹 VIDEO:</w:t>
+            </w:r>
+          </w:p>
+          <w:p>
+            <w:pPr>
+              <w:spacing w:after="20" w:before="0"/>
+            </w:pPr>
+            <w:hyperlink w:history="1" r:id="rId55joki1xqkvhl_fmcrm0x">
               <w:r>
                 <w:rPr>
                   <w:rFonts w:ascii="Arial" w:cs="Arial" w:eastAsia="Arial" w:hAnsi="Arial"/>
@@ -9843,6 +10942,22 @@
           </w:p>
           <w:p>
             <w:pPr>
+              <w:spacing w:after="20" w:before="0"/>
+            </w:pPr>
+            <w:r>
+              <w:rPr>
+                <w:rFonts w:ascii="Arial" w:cs="Arial" w:eastAsia="Arial" w:hAnsi="Arial"/>
+                <w:i/>
+                <w:iCs/>
+                <w:color w:val="595959"/>
+                <w:sz w:val="16"/>
+                <w:szCs w:val="16"/>
+              </w:rPr>
+              <w:t xml:space="preserve">Related topic: not an exact match for this lesson.</w:t>
+            </w:r>
+          </w:p>
+          <w:p>
+            <w:pPr>
               <w:spacing w:after="10" w:before="0"/>
               <w:ind w:left="120"/>
             </w:pPr>
@@ -9861,7 +10976,7 @@
               <w:spacing w:after="10" w:before="0"/>
               <w:ind w:left="120"/>
             </w:pPr>
-            <w:hyperlink w:history="1" r:id="rIdjidtzug2jqmqk4271dhz4">
+            <w:hyperlink w:history="1" r:id="rIdh3vonouzr5rhpztv-wuyc">
               <w:r>
                 <w:rPr>
                   <w:rFonts w:ascii="Arial" w:cs="Arial" w:eastAsia="Arial" w:hAnsi="Arial"/>
@@ -9906,313 +11021,7 @@
             <w:pPr>
               <w:spacing w:after="20" w:before="0"/>
             </w:pPr>
-            <w:hyperlink w:history="1" r:id="rIdyjzj_k_xjvuhpjpzhmu8d">
-              <w:r>
-                <w:rPr>
-                  <w:rFonts w:ascii="Arial" w:cs="Arial" w:eastAsia="Arial" w:hAnsi="Arial"/>
-                  <w:color w:val="2E75B6"/>
-                  <w:sz w:val="16"/>
-                  <w:szCs w:val="16"/>
-                  <w:u w:val="single" w:color="2E75B6"/>
-                </w:rPr>
-                <w:t xml:space="preserve">Active Transport Practice</w:t>
-              </w:r>
-            </w:hyperlink>
-          </w:p>
-          <w:p>
-            <w:pPr>
-              <w:spacing w:after="10" w:before="0"/>
-              <w:ind w:left="120"/>
-            </w:pPr>
-            <w:r>
-              <w:rPr>
-                <w:rFonts w:ascii="Arial" w:cs="Arial" w:eastAsia="Arial" w:hAnsi="Arial"/>
-                <w:color w:val="595959"/>
-                <w:sz w:val="14"/>
-                <w:szCs w:val="14"/>
-              </w:rPr>
-              <w:t xml:space="preserve">Source: CK-12</w:t>
-            </w:r>
-          </w:p>
-          <w:p>
-            <w:pPr>
-              <w:spacing w:after="10" w:before="0"/>
-              <w:ind w:left="120"/>
-            </w:pPr>
-            <w:hyperlink w:history="1" r:id="rIdoim18ull3m6pkaouakmau">
-              <w:r>
-                <w:rPr>
-                  <w:rFonts w:ascii="Arial" w:cs="Arial" w:eastAsia="Arial" w:hAnsi="Arial"/>
-                  <w:color w:val="595959"/>
-                  <w:sz w:val="14"/>
-                  <w:szCs w:val="14"/>
-                  <w:u w:val="single" w:color="595959"/>
-                </w:rPr>
-                <w:t xml:space="preserve">🔍 Search ARES for similar readings</w:t>
-              </w:r>
-            </w:hyperlink>
-          </w:p>
-        </w:tc>
-        <w:tc>
-          <w:tcPr>
-            <w:tcW w:type="dxa" w:w="3040"/>
-            <w:shd w:fill="FFFFFF" w:color="auto" w:val="clear"/>
-            <w:tcMar>
-              <w:top w:type="dxa" w:w="60"/>
-              <w:left w:type="dxa" w:w="120"/>
-              <w:bottom w:type="dxa" w:w="60"/>
-              <w:right w:type="dxa" w:w="120"/>
-            </w:tcMar>
-            <w:vAlign w:val="top"/>
-          </w:tcPr>
-          <w:p>
-            <w:pPr>
-              <w:spacing w:after="40" w:before="0"/>
-              <w:jc w:val="left"/>
-            </w:pPr>
-            <w:r>
-              <w:rPr>
-                <w:rFonts w:ascii="Arial" w:cs="Arial" w:eastAsia="Arial" w:hAnsi="Arial"/>
-                <w:b w:val="false"/>
-                <w:bCs w:val="false"/>
-                <w:i w:val="false"/>
-                <w:iCs w:val="false"/>
-                <w:color w:val="000000"/>
-                <w:sz w:val="18"/>
-                <w:szCs w:val="18"/>
-              </w:rPr>
-              <w:t xml:space="preserve">Learners work in groups of four. Each group receives one laminated ARES resource card (or accesses the ARES offline digital module) covering one of four topics: (A) Osmosis and Water Potential in Root Hair Cells, (B) Active Transport of Mineral Ions — Focus on Phosphate from DAP, (C) Root Pressure and the Hydrostatic Push into Xylem, (D) Consequences of Fertiliser Overuse — Plasmolysis and Wilting in Sukuma Wiki. Groups read/view their resource for 8 minutes, then each group member becomes an 'expert' who will teach the other three. After 3 minutes of individual note-taking on a structured Evidence Record sheet (three columns: What I observed/read | What it means | Connection to our maize phenomenon), jigsaw groups of four (one expert per topic) form and each expert teaches their topic in 2 minutes. All learners complete their Evidence Record sheet across all four topics. The teacher circulates and listens to jigsaw teaching for accuracy.</w:t>
-            </w:r>
-          </w:p>
-        </w:tc>
-        <w:tc>
-          <w:tcPr>
-            <w:tcW w:type="dxa" w:w="3040"/>
-            <w:shd w:fill="F2F2F2" w:color="auto" w:val="clear"/>
-            <w:tcMar>
-              <w:top w:type="dxa" w:w="60"/>
-              <w:left w:type="dxa" w:w="120"/>
-              <w:bottom w:type="dxa" w:w="60"/>
-              <w:right w:type="dxa" w:w="120"/>
-            </w:tcMar>
-            <w:vAlign w:val="top"/>
-          </w:tcPr>
-          <w:p>
-            <w:pPr>
-              <w:spacing w:after="40" w:before="0"/>
-              <w:jc w:val="left"/>
-            </w:pPr>
-            <w:r>
-              <w:rPr>
-                <w:rFonts w:ascii="Arial" w:cs="Arial" w:eastAsia="Arial" w:hAnsi="Arial"/>
-                <w:b w:val="false"/>
-                <w:bCs w:val="false"/>
-                <w:i w:val="false"/>
-                <w:iCs w:val="false"/>
-                <w:color w:val="000000"/>
-                <w:sz w:val="18"/>
-                <w:szCs w:val="18"/>
-              </w:rPr>
-              <w:t xml:space="preserve">Before releasing groups, say: 'Your job is not just to read — your job is to gather EVIDENCE that will help you explain why the red dye moved up through those wooden rings in our maize stem. Every fact you find must connect back to that stem.' Distribute or open resource cards. Set a visible countdown timer for 8 minutes (reading) + 3 minutes (individual notes) + 8 minutes (jigsaw teaching). Circulate during jigsaw teaching. Stop at Group B discussions and ask: 'When a Rift Valley farmer adds DAP fertiliser to the soil, what happens to the concentration of phosphate ions around the root — does it go UP or DOWN?' Wait 10 seconds. Cold-call one learner from the group. Stop at Group D discussions and ask: 'A sukuma wiki farmer in Kiambu over-applies CAN fertiliser. She notices the leaves wilting the next morning even though she watered the night before. What does your evidence card say about why this might happen?' Wait 12 seconds before accepting an answer. After jigsaw teaching, bring the class back together. Write the three key terms on the board: OSMOSIS | ACTIVE TRANSPORT | ROOT PRESSURE. Say: 'In the next phase, you are going to use these three ideas to explain our phenomenon — so hold onto your Evidence Record sheets.'</w:t>
-            </w:r>
-          </w:p>
-        </w:tc>
-        <w:tc>
-          <w:tcPr>
-            <w:tcW w:type="dxa" w:w="3040"/>
-            <w:shd w:fill="FFFFFF" w:color="auto" w:val="clear"/>
-            <w:tcMar>
-              <w:top w:type="dxa" w:w="60"/>
-              <w:left w:type="dxa" w:w="120"/>
-              <w:bottom w:type="dxa" w:w="60"/>
-              <w:right w:type="dxa" w:w="120"/>
-            </w:tcMar>
-            <w:vAlign w:val="top"/>
-          </w:tcPr>
-          <w:p>
-            <w:pPr>
-              <w:spacing w:after="40" w:before="0"/>
-              <w:jc w:val="left"/>
-            </w:pPr>
-            <w:r>
-              <w:rPr>
-                <w:rFonts w:ascii="Arial" w:cs="Arial" w:eastAsia="Arial" w:hAnsi="Arial"/>
-                <w:b w:val="false"/>
-                <w:bCs w:val="false"/>
-                <w:i w:val="false"/>
-                <w:iCs w:val="false"/>
-                <w:color w:val="000000"/>
-                <w:sz w:val="18"/>
-                <w:szCs w:val="18"/>
-              </w:rPr>
-              <w:t xml:space="preserve">Expert Jigsaw with Anchored Evidence Records. The jigsaw structure ensures every learner encounters all four topics while developing accountability as a peer teacher. The Evidence Record sheet's third column ('Connection to our maize phenomenon') forces learners to continuously tether new information to the anchoring phenomenon rather than treating it as disconnected facts. This is a core NGSS SEP: Obtaining, Evaluating, and Communicating Information scaffold.</w:t>
-            </w:r>
-          </w:p>
-        </w:tc>
-        <w:tc>
-          <w:tcPr>
-            <w:tcW w:type="dxa" w:w="3040"/>
-            <w:shd w:fill="F2F2F2" w:color="auto" w:val="clear"/>
-            <w:tcMar>
-              <w:top w:type="dxa" w:w="60"/>
-              <w:left w:type="dxa" w:w="120"/>
-              <w:bottom w:type="dxa" w:w="60"/>
-              <w:right w:type="dxa" w:w="120"/>
-            </w:tcMar>
-            <w:vAlign w:val="top"/>
-          </w:tcPr>
-          <w:p>
-            <w:pPr>
-              <w:spacing w:after="40" w:before="0"/>
-              <w:jc w:val="left"/>
-            </w:pPr>
-            <w:r>
-              <w:rPr>
-                <w:rFonts w:ascii="Arial" w:cs="Arial" w:eastAsia="Arial" w:hAnsi="Arial"/>
-                <w:b w:val="false"/>
-                <w:bCs w:val="false"/>
-                <w:i w:val="false"/>
-                <w:iCs w:val="false"/>
-                <w:color w:val="000000"/>
-                <w:sz w:val="18"/>
-                <w:szCs w:val="18"/>
-              </w:rPr>
-              <w:t xml:space="preserve">Observable indicator: Each learner's Evidence Record sheet has at least one entry in all three columns for each of the four topics by the end of the jigsaw. The teacher spot-checks five to six sheets during circulation, specifically checking Column 3 (connection to phenomenon). Learners who leave Column 3 blank are prompted: 'How does this help you explain what happened in our maize stem on Day 1?' Additionally, the teacher listens for accuracy during jigsaw teaching — if a Group B expert incorrectly describes active transport as passive, the teacher intervenes with a Socratic prompt: 'Does this process require the plant to spend energy — yes or no? Where does that energy come from?'</w:t>
-            </w:r>
-          </w:p>
-        </w:tc>
-      </w:tr>
-      <w:tr>
-        <w:tc>
-          <w:tcPr>
-            <w:tcW w:type="dxa" w:w="1520"/>
-            <w:shd w:fill="E2EFDA" w:color="auto" w:val="clear"/>
-            <w:tcMar>
-              <w:top w:type="dxa" w:w="60"/>
-              <w:left w:type="dxa" w:w="120"/>
-              <w:bottom w:type="dxa" w:w="60"/>
-              <w:right w:type="dxa" w:w="120"/>
-            </w:tcMar>
-            <w:vAlign w:val="top"/>
-          </w:tcPr>
-          <w:p>
-            <w:pPr>
-              <w:spacing w:after="40" w:before="0"/>
-              <w:jc w:val="left"/>
-            </w:pPr>
-            <w:r>
-              <w:rPr>
-                <w:rFonts w:ascii="Arial" w:cs="Arial" w:eastAsia="Arial" w:hAnsi="Arial"/>
-                <w:b/>
-                <w:bCs/>
-                <w:i w:val="false"/>
-                <w:iCs w:val="false"/>
-                <w:color w:val="000000"/>
-                <w:sz w:val="18"/>
-                <w:szCs w:val="18"/>
-              </w:rPr>
-              <w:t xml:space="preserve">Explain Phase</w:t>
-            </w:r>
-          </w:p>
-          <w:p>
-            <w:pPr>
-              <w:spacing w:after="20" w:before="0"/>
-            </w:pPr>
-            <w:r>
-              <w:rPr>
-                <w:rFonts w:ascii="Arial" w:cs="Arial" w:eastAsia="Arial" w:hAnsi="Arial"/>
-                <w:b/>
-                <w:bCs/>
-                <w:color w:val="1F3864"/>
-                <w:sz w:val="16"/>
-                <w:szCs w:val="16"/>
-              </w:rPr>
-              <w:t xml:space="preserve">📹 VIDEO:</w:t>
-            </w:r>
-          </w:p>
-          <w:p>
-            <w:pPr>
-              <w:spacing w:after="20" w:before="0"/>
-            </w:pPr>
-            <w:hyperlink w:history="1" r:id="rIdyhy8o2or6c8prew3y_4_h">
-              <w:r>
-                <w:rPr>
-                  <w:rFonts w:ascii="Arial" w:cs="Arial" w:eastAsia="Arial" w:hAnsi="Arial"/>
-                  <w:color w:val="2E75B6"/>
-                  <w:sz w:val="16"/>
-                  <w:szCs w:val="16"/>
-                  <w:u w:val="single" w:color="2E75B6"/>
-                </w:rPr>
-                <w:t xml:space="preserve">Uniporters, symporters and antiporters</w:t>
-              </w:r>
-            </w:hyperlink>
-          </w:p>
-          <w:p>
-            <w:pPr>
-              <w:spacing w:after="10" w:before="0"/>
-              <w:ind w:left="120"/>
-            </w:pPr>
-            <w:r>
-              <w:rPr>
-                <w:rFonts w:ascii="Arial" w:cs="Arial" w:eastAsia="Arial" w:hAnsi="Arial"/>
-                <w:color w:val="595959"/>
-                <w:sz w:val="14"/>
-                <w:szCs w:val="14"/>
-              </w:rPr>
-              <w:t xml:space="preserve">Source: Khan Academy (English - US curriculum)</w:t>
-            </w:r>
-          </w:p>
-          <w:p>
-            <w:pPr>
-              <w:spacing w:after="10" w:before="0"/>
-              <w:ind w:left="120"/>
-            </w:pPr>
-            <w:hyperlink w:history="1" r:id="rId8yixspyas_nkplv4lraqs">
-              <w:r>
-                <w:rPr>
-                  <w:rFonts w:ascii="Arial" w:cs="Arial" w:eastAsia="Arial" w:hAnsi="Arial"/>
-                  <w:color w:val="595959"/>
-                  <w:sz w:val="14"/>
-                  <w:szCs w:val="14"/>
-                  <w:u w:val="single" w:color="595959"/>
-                </w:rPr>
-                <w:t xml:space="preserve">🔍 Search ARES for similar videos</w:t>
-              </w:r>
-            </w:hyperlink>
-          </w:p>
-          <w:p>
-            <w:pPr>
-              <w:spacing w:after="40" w:before="0"/>
-            </w:pPr>
-            <w:r>
-              <w:rPr>
-                <w:sz w:val="14"/>
-                <w:szCs w:val="14"/>
-              </w:rPr>
-              <w:t xml:space="preserve"/>
-            </w:r>
-          </w:p>
-          <w:p>
-            <w:pPr>
-              <w:spacing w:after="20" w:before="0"/>
-            </w:pPr>
-            <w:r>
-              <w:rPr>
-                <w:rFonts w:ascii="Arial" w:cs="Arial" w:eastAsia="Arial" w:hAnsi="Arial"/>
-                <w:b/>
-                <w:bCs/>
-                <w:color w:val="1F3864"/>
-                <w:sz w:val="16"/>
-                <w:szCs w:val="16"/>
-              </w:rPr>
-              <w:t xml:space="preserve">📖 EXERCISE:</w:t>
-            </w:r>
-          </w:p>
-          <w:p>
-            <w:pPr>
-              <w:spacing w:after="20" w:before="0"/>
-            </w:pPr>
-            <w:hyperlink w:history="1" r:id="rIdhnstgzk1sgzlsgup_qd2r">
+            <w:hyperlink w:history="1" r:id="rIdchfeq9m02btxdxorbxesl">
               <w:r>
                 <w:rPr>
                   <w:rFonts w:ascii="Arial" w:cs="Arial" w:eastAsia="Arial" w:hAnsi="Arial"/>
@@ -10245,619 +11054,7 @@
               <w:spacing w:after="10" w:before="0"/>
               <w:ind w:left="120"/>
             </w:pPr>
-            <w:hyperlink w:history="1" r:id="rIdh-6z7dsug_icxxuvxjh58">
-              <w:r>
-                <w:rPr>
-                  <w:rFonts w:ascii="Arial" w:cs="Arial" w:eastAsia="Arial" w:hAnsi="Arial"/>
-                  <w:color w:val="595959"/>
-                  <w:sz w:val="14"/>
-                  <w:szCs w:val="14"/>
-                  <w:u w:val="single" w:color="595959"/>
-                </w:rPr>
-                <w:t xml:space="preserve">🔍 Search ARES for similar readings</w:t>
-              </w:r>
-            </w:hyperlink>
-          </w:p>
-        </w:tc>
-        <w:tc>
-          <w:tcPr>
-            <w:tcW w:type="dxa" w:w="3040"/>
-            <w:shd w:fill="FFFFFF" w:color="auto" w:val="clear"/>
-            <w:tcMar>
-              <w:top w:type="dxa" w:w="60"/>
-              <w:left w:type="dxa" w:w="120"/>
-              <w:bottom w:type="dxa" w:w="60"/>
-              <w:right w:type="dxa" w:w="120"/>
-            </w:tcMar>
-            <w:vAlign w:val="top"/>
-          </w:tcPr>
-          <w:p>
-            <w:pPr>
-              <w:spacing w:after="40" w:before="0"/>
-              <w:jc w:val="left"/>
-            </w:pPr>
-            <w:r>
-              <w:rPr>
-                <w:rFonts w:ascii="Arial" w:cs="Arial" w:eastAsia="Arial" w:hAnsi="Arial"/>
-                <w:b w:val="false"/>
-                <w:bCs w:val="false"/>
-                <w:i w:val="false"/>
-                <w:iCs w:val="false"/>
-                <w:color w:val="000000"/>
-                <w:sz w:val="18"/>
-                <w:szCs w:val="18"/>
-              </w:rPr>
-              <w:t xml:space="preserve">Whole class reconvenes. The teacher uses a large annotated diagram of a maize root cross-section (projected or drawn on the board) showing: soil water, root hair cell with vacuole, cell membrane, cortex cells, endodermis (Casparian strip), and xylem vessel. Working in their original groups, learners construct a written Claim-Evidence-Reasoning (CER) explanation answering: 'How does water from the soil in our Kisumu school garden reach the xylem vessel of a maize plant — and how does it then get pushed upward?' Each group writes on a shared A3 sheet. Groups then share key sentences with the class in a gallery-walk format (sheets posted on wall, learners rotate for 3 minutes, adding sticky-note agreements or challenges). The teacher leads a 10-minute whole-class discussion synthesising the three mechanisms, correcting misconceptions, and explicitly connecting each mechanism back to the red-dye observation. Specific connection: 'Root pressure is the pump — it is why the red dye we saw moved UP into the stem, not just sideways.' Learners also discuss why DAP (Di-ammonium Phosphate) fertiliser, widely used on maize farms in Uasin Gishu and Trans-Nzoia, improves absorption — because active transport carriers in root hair cells take up phosphate and ammonium ions, improving overall water potential gradients.</w:t>
-            </w:r>
-          </w:p>
-        </w:tc>
-        <w:tc>
-          <w:tcPr>
-            <w:tcW w:type="dxa" w:w="3040"/>
-            <w:shd w:fill="F2F2F2" w:color="auto" w:val="clear"/>
-            <w:tcMar>
-              <w:top w:type="dxa" w:w="60"/>
-              <w:left w:type="dxa" w:w="120"/>
-              <w:bottom w:type="dxa" w:w="60"/>
-              <w:right w:type="dxa" w:w="120"/>
-            </w:tcMar>
-            <w:vAlign w:val="top"/>
-          </w:tcPr>
-          <w:p>
-            <w:pPr>
-              <w:spacing w:after="40" w:before="0"/>
-              <w:jc w:val="left"/>
-            </w:pPr>
-            <w:r>
-              <w:rPr>
-                <w:rFonts w:ascii="Arial" w:cs="Arial" w:eastAsia="Arial" w:hAnsi="Arial"/>
-                <w:b w:val="false"/>
-                <w:bCs w:val="false"/>
-                <w:i w:val="false"/>
-                <w:iCs w:val="false"/>
-                <w:color w:val="000000"/>
-                <w:sz w:val="18"/>
-                <w:szCs w:val="18"/>
-              </w:rPr>
-              <w:t xml:space="preserve">Introduce CER explicitly: 'A scientific explanation has three parts. Claim — your answer. Evidence — data or observations that support it. Reasoning — the science principle that links them.' Write CER on the board with a maize-farm example: 'Claim: Water enters the root hair cell from the soil. Evidence: In Lesson 1, the red dye moved upward. Reasoning: Osmosis — water moves from high water potential (soil) to low water potential (root cell vacuole) across the semi-permeable membrane.' Give groups exactly 7 minutes to write their CER on A3 paper. During gallery walk, prompt readers with: 'What is the EVIDENCE in this group's explanation? Is it from our observations or from the resource cards?' After gallery walk, lead synthesis: point to the root diagram and trace the journey — soil → root hair → cortex → xylem — narrating each mechanism aloud. At the xylem entry point, say: 'This build-up of water in the xylem creates pressure — ROOT PRESSURE. This is the first engine that pushes water up. Does this help us explain our red dye going UP against gravity?' Cold-call TWO learners. Wait 12 seconds each. Then ask: 'Why would a maize farmer in Eldoret who never adds DAP see slower water transport than one who does?' Cold-call ONE learner. Accept answers, then clarify: phosphate ions enter via active transport, increasing solute concentration in root cells, steepening the osmotic gradient and enhancing water uptake. Explicitly revisit the Prediction Wall: 'Look at our predictions from earlier. Who had the right direction for osmosis — and who needs to revise?' Ask learners to place a self-stick dot on the correct prediction column.</w:t>
-            </w:r>
-          </w:p>
-        </w:tc>
-        <w:tc>
-          <w:tcPr>
-            <w:tcW w:type="dxa" w:w="3040"/>
-            <w:shd w:fill="FFFFFF" w:color="auto" w:val="clear"/>
-            <w:tcMar>
-              <w:top w:type="dxa" w:w="60"/>
-              <w:left w:type="dxa" w:w="120"/>
-              <w:bottom w:type="dxa" w:w="60"/>
-              <w:right w:type="dxa" w:w="120"/>
-            </w:tcMar>
-            <w:vAlign w:val="top"/>
-          </w:tcPr>
-          <w:p>
-            <w:pPr>
-              <w:spacing w:after="40" w:before="0"/>
-              <w:jc w:val="left"/>
-            </w:pPr>
-            <w:r>
-              <w:rPr>
-                <w:rFonts w:ascii="Arial" w:cs="Arial" w:eastAsia="Arial" w:hAnsi="Arial"/>
-                <w:b w:val="false"/>
-                <w:bCs w:val="false"/>
-                <w:i w:val="false"/>
-                <w:iCs w:val="false"/>
-                <w:color w:val="000000"/>
-                <w:sz w:val="18"/>
-                <w:szCs w:val="18"/>
-              </w:rPr>
-              <w:t xml:space="preserve">Claim-Evidence-Reasoning (CER) Framework + Gallery Walk. CER structures scientific writing so learners do not simply restate facts but explicitly justify them using evidence. The gallery walk introduces peer critique as a sensemaking tool — learners must evaluate whether another group's evidence is valid (from observations) or merely asserted. The public revisit of the Prediction Wall closes the predict-observe-explain loop, making conceptual change visible to learners themselves.</w:t>
-            </w:r>
-          </w:p>
-        </w:tc>
-        <w:tc>
-          <w:tcPr>
-            <w:tcW w:type="dxa" w:w="3040"/>
-            <w:shd w:fill="F2F2F2" w:color="auto" w:val="clear"/>
-            <w:tcMar>
-              <w:top w:type="dxa" w:w="60"/>
-              <w:left w:type="dxa" w:w="120"/>
-              <w:bottom w:type="dxa" w:w="60"/>
-              <w:right w:type="dxa" w:w="120"/>
-            </w:tcMar>
-            <w:vAlign w:val="top"/>
-          </w:tcPr>
-          <w:p>
-            <w:pPr>
-              <w:spacing w:after="40" w:before="0"/>
-              <w:jc w:val="left"/>
-            </w:pPr>
-            <w:r>
-              <w:rPr>
-                <w:rFonts w:ascii="Arial" w:cs="Arial" w:eastAsia="Arial" w:hAnsi="Arial"/>
-                <w:b w:val="false"/>
-                <w:bCs w:val="false"/>
-                <w:i w:val="false"/>
-                <w:iCs w:val="false"/>
-                <w:color w:val="000000"/>
-                <w:sz w:val="18"/>
-                <w:szCs w:val="18"/>
-              </w:rPr>
-              <w:t xml:space="preserve">Observable indicator: Each group's CER sheet contains (a) an explicit claim naming at least two of the three mechanisms (osmosis, active transport, root pressure), (b) at least one piece of evidence traceable to either the Lesson 1 phenomenon or the Lesson 2/3 research, and (c) a reasoning statement that uses a scientific principle (e.g., concentration gradient, semi-permeable membrane, ATP). The teacher collects all A3 sheets. Any CER that lacks a reasoning statement is flagged for targeted feedback before Lesson 4. Additionally, the self-stick dot activity gives the teacher a rapid visual of how many learners (target: ≥75%) correctly self-identify the inward direction of osmosis after instruction.</w:t>
-            </w:r>
-          </w:p>
-        </w:tc>
-      </w:tr>
-      <w:tr>
-        <w:tc>
-          <w:tcPr>
-            <w:tcW w:type="dxa" w:w="1520"/>
-            <w:shd w:fill="FCE4D6" w:color="auto" w:val="clear"/>
-            <w:tcMar>
-              <w:top w:type="dxa" w:w="60"/>
-              <w:left w:type="dxa" w:w="120"/>
-              <w:bottom w:type="dxa" w:w="60"/>
-              <w:right w:type="dxa" w:w="120"/>
-            </w:tcMar>
-            <w:vAlign w:val="top"/>
-          </w:tcPr>
-          <w:p>
-            <w:pPr>
-              <w:spacing w:after="40" w:before="0"/>
-              <w:jc w:val="left"/>
-            </w:pPr>
-            <w:r>
-              <w:rPr>
-                <w:rFonts w:ascii="Arial" w:cs="Arial" w:eastAsia="Arial" w:hAnsi="Arial"/>
-                <w:b/>
-                <w:bCs/>
-                <w:i w:val="false"/>
-                <w:iCs w:val="false"/>
-                <w:color w:val="000000"/>
-                <w:sz w:val="18"/>
-                <w:szCs w:val="18"/>
-              </w:rPr>
-              <w:t xml:space="preserve">Driving Question Board (DQB) Creation</w:t>
-            </w:r>
-          </w:p>
-          <w:p>
-            <w:pPr>
-              <w:spacing w:after="20" w:before="0"/>
-            </w:pPr>
-            <w:r>
-              <w:rPr>
-                <w:rFonts w:ascii="Arial" w:cs="Arial" w:eastAsia="Arial" w:hAnsi="Arial"/>
-                <w:b/>
-                <w:bCs/>
-                <w:color w:val="1F3864"/>
-                <w:sz w:val="16"/>
-                <w:szCs w:val="16"/>
-              </w:rPr>
-              <w:t xml:space="preserve">📹 VIDEO:</w:t>
-            </w:r>
-          </w:p>
-          <w:p>
-            <w:pPr>
-              <w:spacing w:after="20" w:before="0"/>
-            </w:pPr>
-            <w:hyperlink w:history="1" r:id="rIdmnbh9zxbn3mjyicachhh6">
-              <w:r>
-                <w:rPr>
-                  <w:rFonts w:ascii="Arial" w:cs="Arial" w:eastAsia="Arial" w:hAnsi="Arial"/>
-                  <w:color w:val="2E75B6"/>
-                  <w:sz w:val="16"/>
-                  <w:szCs w:val="16"/>
-                  <w:u w:val="single" w:color="2E75B6"/>
-                </w:rPr>
-                <w:t xml:space="preserve">Electrochemical gradients and secondary active transport</w:t>
-              </w:r>
-            </w:hyperlink>
-          </w:p>
-          <w:p>
-            <w:pPr>
-              <w:spacing w:after="10" w:before="0"/>
-              <w:ind w:left="120"/>
-            </w:pPr>
-            <w:r>
-              <w:rPr>
-                <w:rFonts w:ascii="Arial" w:cs="Arial" w:eastAsia="Arial" w:hAnsi="Arial"/>
-                <w:color w:val="595959"/>
-                <w:sz w:val="14"/>
-                <w:szCs w:val="14"/>
-              </w:rPr>
-              <w:t xml:space="preserve">Source: Khan Academy (English - US curriculum)</w:t>
-            </w:r>
-          </w:p>
-          <w:p>
-            <w:pPr>
-              <w:spacing w:after="10" w:before="0"/>
-              <w:ind w:left="120"/>
-            </w:pPr>
-            <w:hyperlink w:history="1" r:id="rIdg9s9ih7b3hujap-mcslqt">
-              <w:r>
-                <w:rPr>
-                  <w:rFonts w:ascii="Arial" w:cs="Arial" w:eastAsia="Arial" w:hAnsi="Arial"/>
-                  <w:color w:val="595959"/>
-                  <w:sz w:val="14"/>
-                  <w:szCs w:val="14"/>
-                  <w:u w:val="single" w:color="595959"/>
-                </w:rPr>
-                <w:t xml:space="preserve">🔍 Search ARES for similar videos</w:t>
-              </w:r>
-            </w:hyperlink>
-          </w:p>
-          <w:p>
-            <w:pPr>
-              <w:spacing w:after="40" w:before="0"/>
-            </w:pPr>
-            <w:r>
-              <w:rPr>
-                <w:sz w:val="14"/>
-                <w:szCs w:val="14"/>
-              </w:rPr>
-              <w:t xml:space="preserve"/>
-            </w:r>
-          </w:p>
-          <w:p>
-            <w:pPr>
-              <w:spacing w:after="20" w:before="0"/>
-            </w:pPr>
-            <w:r>
-              <w:rPr>
-                <w:rFonts w:ascii="Arial" w:cs="Arial" w:eastAsia="Arial" w:hAnsi="Arial"/>
-                <w:b/>
-                <w:bCs/>
-                <w:color w:val="1F3864"/>
-                <w:sz w:val="16"/>
-                <w:szCs w:val="16"/>
-              </w:rPr>
-              <w:t xml:space="preserve">📖 EXERCISE:</w:t>
-            </w:r>
-          </w:p>
-          <w:p>
-            <w:pPr>
-              <w:spacing w:after="20" w:before="0"/>
-            </w:pPr>
-            <w:hyperlink w:history="1" r:id="rIdzmo69ya-51q_hre4vwcg8">
-              <w:r>
-                <w:rPr>
-                  <w:rFonts w:ascii="Arial" w:cs="Arial" w:eastAsia="Arial" w:hAnsi="Arial"/>
-                  <w:color w:val="2E75B6"/>
-                  <w:sz w:val="16"/>
-                  <w:szCs w:val="16"/>
-                  <w:u w:val="single" w:color="2E75B6"/>
-                </w:rPr>
-                <w:t xml:space="preserve">Diffusion, osmosis, and tonicity</w:t>
-              </w:r>
-            </w:hyperlink>
-          </w:p>
-          <w:p>
-            <w:pPr>
-              <w:spacing w:after="10" w:before="0"/>
-              <w:ind w:left="120"/>
-            </w:pPr>
-            <w:r>
-              <w:rPr>
-                <w:rFonts w:ascii="Arial" w:cs="Arial" w:eastAsia="Arial" w:hAnsi="Arial"/>
-                <w:color w:val="595959"/>
-                <w:sz w:val="14"/>
-                <w:szCs w:val="14"/>
-              </w:rPr>
-              <w:t xml:space="preserve">Source: Khan Academy (English - US curriculum)</w:t>
-            </w:r>
-          </w:p>
-          <w:p>
-            <w:pPr>
-              <w:spacing w:after="10" w:before="0"/>
-              <w:ind w:left="120"/>
-            </w:pPr>
-            <w:hyperlink w:history="1" r:id="rId3phfgcsxveazbcbumr6dk">
-              <w:r>
-                <w:rPr>
-                  <w:rFonts w:ascii="Arial" w:cs="Arial" w:eastAsia="Arial" w:hAnsi="Arial"/>
-                  <w:color w:val="595959"/>
-                  <w:sz w:val="14"/>
-                  <w:szCs w:val="14"/>
-                  <w:u w:val="single" w:color="595959"/>
-                </w:rPr>
-                <w:t xml:space="preserve">🔍 Search ARES for similar readings</w:t>
-              </w:r>
-            </w:hyperlink>
-          </w:p>
-        </w:tc>
-        <w:tc>
-          <w:tcPr>
-            <w:tcW w:type="dxa" w:w="3040"/>
-            <w:shd w:fill="FFFFFF" w:color="auto" w:val="clear"/>
-            <w:tcMar>
-              <w:top w:type="dxa" w:w="60"/>
-              <w:left w:type="dxa" w:w="120"/>
-              <w:bottom w:type="dxa" w:w="60"/>
-              <w:right w:type="dxa" w:w="120"/>
-            </w:tcMar>
-            <w:vAlign w:val="top"/>
-          </w:tcPr>
-          <w:p>
-            <w:pPr>
-              <w:spacing w:after="40" w:before="0"/>
-              <w:jc w:val="left"/>
-            </w:pPr>
-            <w:r>
-              <w:rPr>
-                <w:rFonts w:ascii="Arial" w:cs="Arial" w:eastAsia="Arial" w:hAnsi="Arial"/>
-                <w:b w:val="false"/>
-                <w:bCs w:val="false"/>
-                <w:i w:val="false"/>
-                <w:iCs w:val="false"/>
-                <w:color w:val="000000"/>
-                <w:sz w:val="18"/>
-                <w:szCs w:val="18"/>
-              </w:rPr>
-              <w:t xml:space="preserve">The teacher displays the class Driving Question Board, which carries the anchoring question and sticky notes from Lessons 1 and 2. Learners individually write NEW sticky notes (green = new explanations, orange = new questions that arose today). Each learner posts at least one green note and one orange note. Sample green notes expected: 'Water enters root hair cells by osmosis because the cell sap is more concentrated than soil water'; 'DAP fertiliser adds phosphate ions that are pulled in by active transport using ATP'; 'Root pressure pushes water up into the xylem — that is why the dye rose.' Sample orange notes expected: 'If root pressure starts the push, what keeps the water going up to the topmost maize leaf — is root pressure enough?'; 'Why does the dye only go into the xylem rings and not the phloem?'; 'What happens if the soil becomes too salty from too much fertiliser?' The class briefly reviews the board together: the teacher groups related notes and identifies the most important unresolved question, which becomes the bridge to Lesson 4 (translocation and the cohesion-tension mechanism).</w:t>
-            </w:r>
-          </w:p>
-        </w:tc>
-        <w:tc>
-          <w:tcPr>
-            <w:tcW w:type="dxa" w:w="3040"/>
-            <w:shd w:fill="F2F2F2" w:color="auto" w:val="clear"/>
-            <w:tcMar>
-              <w:top w:type="dxa" w:w="60"/>
-              <w:left w:type="dxa" w:w="120"/>
-              <w:bottom w:type="dxa" w:w="60"/>
-              <w:right w:type="dxa" w:w="120"/>
-            </w:tcMar>
-            <w:vAlign w:val="top"/>
-          </w:tcPr>
-          <w:p>
-            <w:pPr>
-              <w:spacing w:after="40" w:before="0"/>
-              <w:jc w:val="left"/>
-            </w:pPr>
-            <w:r>
-              <w:rPr>
-                <w:rFonts w:ascii="Arial" w:cs="Arial" w:eastAsia="Arial" w:hAnsi="Arial"/>
-                <w:b w:val="false"/>
-                <w:bCs w:val="false"/>
-                <w:i w:val="false"/>
-                <w:iCs w:val="false"/>
-                <w:color w:val="000000"/>
-                <w:sz w:val="18"/>
-                <w:szCs w:val="18"/>
-              </w:rPr>
-              <w:t xml:space="preserve">Hand each learner two sticky notes (one green, one orange — or use different coloured pens on the same colour note). Say: 'Green notes are for things we can NOW explain. Orange notes are for new questions your brain is asking — things today's lesson did NOT fully answer.' Allow 3 minutes of silent individual writing. Then say: 'Walk up, post your notes, and read two others before you sit down.' After posting, stand at the DQB and narrate aloud: 'Look — many of us are now asking: root pressure explains the START of the journey, but a maize plant in Kisumu grows two metres tall. Is root pressure strong enough to push water all the way to the top leaf? That is exactly where Lesson 4 takes us.' Point to any orange notes about 'too much fertiliser' and say: 'This connects to what we said about CAN and DAP — over-applying fertiliser reverses the osmotic gradient. We called that PLASMOLYSIS. Remember that word — it will appear again in Plant Growth.' Do NOT answer the Lesson 4 questions now — preserve genuine inquiry tension.</w:t>
-            </w:r>
-          </w:p>
-        </w:tc>
-        <w:tc>
-          <w:tcPr>
-            <w:tcW w:type="dxa" w:w="3040"/>
-            <w:shd w:fill="FFFFFF" w:color="auto" w:val="clear"/>
-            <w:tcMar>
-              <w:top w:type="dxa" w:w="60"/>
-              <w:left w:type="dxa" w:w="120"/>
-              <w:bottom w:type="dxa" w:w="60"/>
-              <w:right w:type="dxa" w:w="120"/>
-            </w:tcMar>
-            <w:vAlign w:val="top"/>
-          </w:tcPr>
-          <w:p>
-            <w:pPr>
-              <w:spacing w:after="40" w:before="0"/>
-              <w:jc w:val="left"/>
-            </w:pPr>
-            <w:r>
-              <w:rPr>
-                <w:rFonts w:ascii="Arial" w:cs="Arial" w:eastAsia="Arial" w:hAnsi="Arial"/>
-                <w:b w:val="false"/>
-                <w:bCs w:val="false"/>
-                <w:i w:val="false"/>
-                <w:iCs w:val="false"/>
-                <w:color w:val="000000"/>
-                <w:sz w:val="18"/>
-                <w:szCs w:val="18"/>
-              </w:rPr>
-              <w:t xml:space="preserve">Two-Colour DQB Protocol (Explain vs. Question). Separating new explanations (green) from new questions (orange) makes the asymmetry between current understanding and remaining unknowns visible on a single board. This metacognitive tool helps learners see that science is cumulative — each lesson resolves some questions and opens new ones — and it creates authentic motivation for the next lesson in the sequence.</w:t>
-            </w:r>
-          </w:p>
-        </w:tc>
-        <w:tc>
-          <w:tcPr>
-            <w:tcW w:type="dxa" w:w="3040"/>
-            <w:shd w:fill="F2F2F2" w:color="auto" w:val="clear"/>
-            <w:tcMar>
-              <w:top w:type="dxa" w:w="60"/>
-              <w:left w:type="dxa" w:w="120"/>
-              <w:bottom w:type="dxa" w:w="60"/>
-              <w:right w:type="dxa" w:w="120"/>
-            </w:tcMar>
-            <w:vAlign w:val="top"/>
-          </w:tcPr>
-          <w:p>
-            <w:pPr>
-              <w:spacing w:after="40" w:before="0"/>
-              <w:jc w:val="left"/>
-            </w:pPr>
-            <w:r>
-              <w:rPr>
-                <w:rFonts w:ascii="Arial" w:cs="Arial" w:eastAsia="Arial" w:hAnsi="Arial"/>
-                <w:b w:val="false"/>
-                <w:bCs w:val="false"/>
-                <w:i w:val="false"/>
-                <w:iCs w:val="false"/>
-                <w:color w:val="000000"/>
-                <w:sz w:val="18"/>
-                <w:szCs w:val="18"/>
-              </w:rPr>
-              <w:t xml:space="preserve">Observable indicator: Every learner posts at least one green note containing a mechanistic explanation (not merely a label). The teacher scans green notes for naïve explanations such as 'water goes in because plants need water' — these lack mechanism and are earmarked for follow-up. Orange notes that identify the cohesion-tension gap ('root pressure is not enough for tall plants') indicate higher-order thinking and can be used to accelerate instruction in Lesson 4. Collect a photo of the DQB for the ARES platform record.</w:t>
-            </w:r>
-          </w:p>
-        </w:tc>
-      </w:tr>
-      <w:tr>
-        <w:tc>
-          <w:tcPr>
-            <w:tcW w:type="dxa" w:w="1520"/>
-            <w:shd w:fill="D5E8F0" w:color="auto" w:val="clear"/>
-            <w:tcMar>
-              <w:top w:type="dxa" w:w="60"/>
-              <w:left w:type="dxa" w:w="120"/>
-              <w:bottom w:type="dxa" w:w="60"/>
-              <w:right w:type="dxa" w:w="120"/>
-            </w:tcMar>
-            <w:vAlign w:val="top"/>
-          </w:tcPr>
-          <w:p>
-            <w:pPr>
-              <w:spacing w:after="40" w:before="0"/>
-              <w:jc w:val="left"/>
-            </w:pPr>
-            <w:r>
-              <w:rPr>
-                <w:rFonts w:ascii="Arial" w:cs="Arial" w:eastAsia="Arial" w:hAnsi="Arial"/>
-                <w:b/>
-                <w:bCs/>
-                <w:i w:val="false"/>
-                <w:iCs w:val="false"/>
-                <w:color w:val="000000"/>
-                <w:sz w:val="18"/>
-                <w:szCs w:val="18"/>
-              </w:rPr>
-              <w:t xml:space="preserve">Model Building Phase</w:t>
-            </w:r>
-          </w:p>
-          <w:p>
-            <w:pPr>
-              <w:spacing w:after="20" w:before="0"/>
-            </w:pPr>
-            <w:r>
-              <w:rPr>
-                <w:rFonts w:ascii="Arial" w:cs="Arial" w:eastAsia="Arial" w:hAnsi="Arial"/>
-                <w:b/>
-                <w:bCs/>
-                <w:color w:val="1F3864"/>
-                <w:sz w:val="16"/>
-                <w:szCs w:val="16"/>
-              </w:rPr>
-              <w:t xml:space="preserve">📹 VIDEO:</w:t>
-            </w:r>
-          </w:p>
-          <w:p>
-            <w:pPr>
-              <w:spacing w:after="20" w:before="0"/>
-            </w:pPr>
-            <w:hyperlink w:history="1" r:id="rId3nm9offdkgru7f5yy2e44">
-              <w:r>
-                <w:rPr>
-                  <w:rFonts w:ascii="Arial" w:cs="Arial" w:eastAsia="Arial" w:hAnsi="Arial"/>
-                  <w:color w:val="2E75B6"/>
-                  <w:sz w:val="16"/>
-                  <w:szCs w:val="16"/>
-                  <w:u w:val="single" w:color="2E75B6"/>
-                </w:rPr>
-                <w:t xml:space="preserve">Diffusion and osmosis</w:t>
-              </w:r>
-            </w:hyperlink>
-          </w:p>
-          <w:p>
-            <w:pPr>
-              <w:spacing w:after="10" w:before="0"/>
-              <w:ind w:left="120"/>
-            </w:pPr>
-            <w:r>
-              <w:rPr>
-                <w:rFonts w:ascii="Arial" w:cs="Arial" w:eastAsia="Arial" w:hAnsi="Arial"/>
-                <w:color w:val="595959"/>
-                <w:sz w:val="14"/>
-                <w:szCs w:val="14"/>
-              </w:rPr>
-              <w:t xml:space="preserve">Source: Khan Academy (English - US curriculum)</w:t>
-            </w:r>
-          </w:p>
-          <w:p>
-            <w:pPr>
-              <w:spacing w:after="10" w:before="0"/>
-              <w:ind w:left="120"/>
-            </w:pPr>
-            <w:hyperlink w:history="1" r:id="rIdgdr7bhesc4ne9usbgvq_v">
-              <w:r>
-                <w:rPr>
-                  <w:rFonts w:ascii="Arial" w:cs="Arial" w:eastAsia="Arial" w:hAnsi="Arial"/>
-                  <w:color w:val="595959"/>
-                  <w:sz w:val="14"/>
-                  <w:szCs w:val="14"/>
-                  <w:u w:val="single" w:color="595959"/>
-                </w:rPr>
-                <w:t xml:space="preserve">🔍 Search ARES for similar videos</w:t>
-              </w:r>
-            </w:hyperlink>
-          </w:p>
-          <w:p>
-            <w:pPr>
-              <w:spacing w:after="40" w:before="0"/>
-            </w:pPr>
-            <w:r>
-              <w:rPr>
-                <w:sz w:val="14"/>
-                <w:szCs w:val="14"/>
-              </w:rPr>
-              <w:t xml:space="preserve"/>
-            </w:r>
-          </w:p>
-          <w:p>
-            <w:pPr>
-              <w:spacing w:after="20" w:before="0"/>
-            </w:pPr>
-            <w:r>
-              <w:rPr>
-                <w:rFonts w:ascii="Arial" w:cs="Arial" w:eastAsia="Arial" w:hAnsi="Arial"/>
-                <w:b/>
-                <w:bCs/>
-                <w:color w:val="1F3864"/>
-                <w:sz w:val="16"/>
-                <w:szCs w:val="16"/>
-              </w:rPr>
-              <w:t xml:space="preserve">📖 HTML:</w:t>
-            </w:r>
-          </w:p>
-          <w:p>
-            <w:pPr>
-              <w:spacing w:after="20" w:before="0"/>
-            </w:pPr>
-            <w:hyperlink w:history="1" r:id="rIduvcg6wzw6er5fizgqlqwj">
-              <w:r>
-                <w:rPr>
-                  <w:rFonts w:ascii="Arial" w:cs="Arial" w:eastAsia="Arial" w:hAnsi="Arial"/>
-                  <w:color w:val="2E75B6"/>
-                  <w:sz w:val="16"/>
-                  <w:szCs w:val="16"/>
-                  <w:u w:val="single" w:color="2E75B6"/>
-                </w:rPr>
-                <w:t xml:space="preserve">Active Transport (Flexbook)</w:t>
-              </w:r>
-            </w:hyperlink>
-          </w:p>
-          <w:p>
-            <w:pPr>
-              <w:spacing w:after="10" w:before="0"/>
-              <w:ind w:left="120"/>
-            </w:pPr>
-            <w:r>
-              <w:rPr>
-                <w:rFonts w:ascii="Arial" w:cs="Arial" w:eastAsia="Arial" w:hAnsi="Arial"/>
-                <w:color w:val="595959"/>
-                <w:sz w:val="14"/>
-                <w:szCs w:val="14"/>
-              </w:rPr>
-              <w:t xml:space="preserve">Source: CK-12</w:t>
-            </w:r>
-          </w:p>
-          <w:p>
-            <w:pPr>
-              <w:spacing w:after="10" w:before="0"/>
-              <w:ind w:left="120"/>
-            </w:pPr>
-            <w:hyperlink w:history="1" r:id="rIdomjnn6zdzkex_wyuh13ia">
+            <w:hyperlink w:history="1" r:id="rId_qbhwh_pj-fttf6hdhbzc">
               <w:r>
                 <w:rPr>
                   <w:rFonts w:ascii="Arial" w:cs="Arial" w:eastAsia="Arial" w:hAnsi="Arial"/>
@@ -11464,7 +11661,7 @@
         </w:rPr>
         <w:t xml:space="preserve">© 2026 SeaVuria and ARES. Aligned with KICD objectives. Developed by SeaVuria; technical implementation by ARES (with AI assistance from Claude). Licensed under </w:t>
       </w:r>
-      <w:hyperlink w:history="1" r:id="rIdtha47ua6695jkeuq3urx9">
+      <w:hyperlink w:history="1" r:id="rId9ensugrix5s152rniz9dj">
         <w:r>
           <w:rPr>
             <w:rFonts w:ascii="Arial" w:cs="Arial" w:eastAsia="Arial" w:hAnsi="Arial"/>
@@ -11485,7 +11682,7 @@
         </w:rPr>
         <w:t xml:space="preserve"> (</w:t>
       </w:r>
-      <w:hyperlink w:history="1" r:id="rIdqk4u_bxk7kktgvw9pmgp4">
+      <w:hyperlink w:history="1" r:id="rIdlskaq9cwufzgesmxjvafe">
         <w:r>
           <w:rPr>
             <w:rFonts w:ascii="Arial" w:cs="Arial" w:eastAsia="Arial" w:hAnsi="Arial"/>
@@ -12498,7 +12695,7 @@
             <w:pPr>
               <w:spacing w:after="20" w:before="0"/>
             </w:pPr>
-            <w:hyperlink w:history="1" r:id="rIdos8-13j3kottvncjfahlv">
+            <w:hyperlink w:history="1" r:id="rIdq1sv_1hlf7gbg-ksp2nsl">
               <w:r>
                 <w:rPr>
                   <w:rFonts w:ascii="Arial" w:cs="Arial" w:eastAsia="Arial" w:hAnsi="Arial"/>
@@ -12513,6 +12710,22 @@
           </w:p>
           <w:p>
             <w:pPr>
+              <w:spacing w:after="20" w:before="0"/>
+            </w:pPr>
+            <w:r>
+              <w:rPr>
+                <w:rFonts w:ascii="Arial" w:cs="Arial" w:eastAsia="Arial" w:hAnsi="Arial"/>
+                <w:i/>
+                <w:iCs/>
+                <w:color w:val="595959"/>
+                <w:sz w:val="16"/>
+                <w:szCs w:val="16"/>
+              </w:rPr>
+              <w:t xml:space="preserve">Related topic: not an exact match for this lesson.</w:t>
+            </w:r>
+          </w:p>
+          <w:p>
+            <w:pPr>
               <w:spacing w:after="10" w:before="0"/>
               <w:ind w:left="120"/>
             </w:pPr>
@@ -12531,7 +12744,7 @@
               <w:spacing w:after="10" w:before="0"/>
               <w:ind w:left="120"/>
             </w:pPr>
-            <w:hyperlink w:history="1" r:id="rId9wmmfdthzcxghspkamphg">
+            <w:hyperlink w:history="1" r:id="rIds3z-tn40ydbwu7iv37yo1">
               <w:r>
                 <w:rPr>
                   <w:rFonts w:ascii="Arial" w:cs="Arial" w:eastAsia="Arial" w:hAnsi="Arial"/>
@@ -12593,7 +12806,7 @@
               <w:spacing w:after="10" w:before="0"/>
               <w:ind w:left="120"/>
             </w:pPr>
-            <w:hyperlink w:history="1" r:id="rIdkfx42okp6huoda_ntq-kx">
+            <w:hyperlink w:history="1" r:id="rIdgxbgbsqc6dd0dzfdf3yoq">
               <w:r>
                 <w:rPr>
                   <w:rFonts w:ascii="Arial" w:cs="Arial" w:eastAsia="Arial" w:hAnsi="Arial"/>
@@ -12803,7 +13016,7 @@
             <w:pPr>
               <w:spacing w:after="20" w:before="0"/>
             </w:pPr>
-            <w:hyperlink w:history="1" r:id="rIdph1dhtaqao08fatgtnefi">
+            <w:hyperlink w:history="1" r:id="rIdlcdasik5-ign3tp2stw3t">
               <w:r>
                 <w:rPr>
                   <w:rFonts w:ascii="Arial" w:cs="Arial" w:eastAsia="Arial" w:hAnsi="Arial"/>
@@ -12818,6 +13031,22 @@
           </w:p>
           <w:p>
             <w:pPr>
+              <w:spacing w:after="20" w:before="0"/>
+            </w:pPr>
+            <w:r>
+              <w:rPr>
+                <w:rFonts w:ascii="Arial" w:cs="Arial" w:eastAsia="Arial" w:hAnsi="Arial"/>
+                <w:i/>
+                <w:iCs/>
+                <w:color w:val="595959"/>
+                <w:sz w:val="16"/>
+                <w:szCs w:val="16"/>
+              </w:rPr>
+              <w:t xml:space="preserve">Related topic: not an exact match for this lesson.</w:t>
+            </w:r>
+          </w:p>
+          <w:p>
+            <w:pPr>
               <w:spacing w:after="10" w:before="0"/>
               <w:ind w:left="120"/>
             </w:pPr>
@@ -12836,7 +13065,7 @@
               <w:spacing w:after="10" w:before="0"/>
               <w:ind w:left="120"/>
             </w:pPr>
-            <w:hyperlink w:history="1" r:id="rIdgaxem3adkp8j2bbmpe2cv">
+            <w:hyperlink w:history="1" r:id="rIdzdyffkrmg8o3xuvdouqbz">
               <w:r>
                 <w:rPr>
                   <w:rFonts w:ascii="Arial" w:cs="Arial" w:eastAsia="Arial" w:hAnsi="Arial"/>
@@ -12898,7 +13127,7 @@
               <w:spacing w:after="10" w:before="0"/>
               <w:ind w:left="120"/>
             </w:pPr>
-            <w:hyperlink w:history="1" r:id="rId8kpxovvvvsxoqabylbud6">
+            <w:hyperlink w:history="1" r:id="rIdfnni1cneijoqpwapvkxix">
               <w:r>
                 <w:rPr>
                   <w:rFonts w:ascii="Arial" w:cs="Arial" w:eastAsia="Arial" w:hAnsi="Arial"/>
@@ -13108,7 +13337,7 @@
             <w:pPr>
               <w:spacing w:after="20" w:before="0"/>
             </w:pPr>
-            <w:hyperlink w:history="1" r:id="rIdh6l2fevkdduxrkfkrhjam">
+            <w:hyperlink w:history="1" r:id="rId-5bu0ulyqbiy02enhg3e7">
               <w:r>
                 <w:rPr>
                   <w:rFonts w:ascii="Arial" w:cs="Arial" w:eastAsia="Arial" w:hAnsi="Arial"/>
@@ -13123,6 +13352,22 @@
           </w:p>
           <w:p>
             <w:pPr>
+              <w:spacing w:after="20" w:before="0"/>
+            </w:pPr>
+            <w:r>
+              <w:rPr>
+                <w:rFonts w:ascii="Arial" w:cs="Arial" w:eastAsia="Arial" w:hAnsi="Arial"/>
+                <w:i/>
+                <w:iCs/>
+                <w:color w:val="595959"/>
+                <w:sz w:val="16"/>
+                <w:szCs w:val="16"/>
+              </w:rPr>
+              <w:t xml:space="preserve">Related topic: not an exact match for this lesson.</w:t>
+            </w:r>
+          </w:p>
+          <w:p>
+            <w:pPr>
               <w:spacing w:after="10" w:before="0"/>
               <w:ind w:left="120"/>
             </w:pPr>
@@ -13141,7 +13386,7 @@
               <w:spacing w:after="10" w:before="0"/>
               <w:ind w:left="120"/>
             </w:pPr>
-            <w:hyperlink w:history="1" r:id="rId-thrcshcdlfuuofvpi7vv">
+            <w:hyperlink w:history="1" r:id="rIdtiggvkz6f8q_ang29zqhy">
               <w:r>
                 <w:rPr>
                   <w:rFonts w:ascii="Arial" w:cs="Arial" w:eastAsia="Arial" w:hAnsi="Arial"/>
@@ -13203,7 +13448,7 @@
               <w:spacing w:after="10" w:before="0"/>
               <w:ind w:left="120"/>
             </w:pPr>
-            <w:hyperlink w:history="1" r:id="rIdsafpy3fwaj3h-_cza6-dr">
+            <w:hyperlink w:history="1" r:id="rId67tjqvupjqxp-cn-yynfs">
               <w:r>
                 <w:rPr>
                   <w:rFonts w:ascii="Arial" w:cs="Arial" w:eastAsia="Arial" w:hAnsi="Arial"/>
@@ -13413,7 +13658,7 @@
             <w:pPr>
               <w:spacing w:after="20" w:before="0"/>
             </w:pPr>
-            <w:hyperlink w:history="1" r:id="rIdl-styi0_xtqechdczsxqk">
+            <w:hyperlink w:history="1" r:id="rIdosqzy2hkrwufq5nnxnqi4">
               <w:r>
                 <w:rPr>
                   <w:rFonts w:ascii="Arial" w:cs="Arial" w:eastAsia="Arial" w:hAnsi="Arial"/>
@@ -13428,6 +13673,22 @@
           </w:p>
           <w:p>
             <w:pPr>
+              <w:spacing w:after="20" w:before="0"/>
+            </w:pPr>
+            <w:r>
+              <w:rPr>
+                <w:rFonts w:ascii="Arial" w:cs="Arial" w:eastAsia="Arial" w:hAnsi="Arial"/>
+                <w:i/>
+                <w:iCs/>
+                <w:color w:val="595959"/>
+                <w:sz w:val="16"/>
+                <w:szCs w:val="16"/>
+              </w:rPr>
+              <w:t xml:space="preserve">Related topic: not an exact match for this lesson.</w:t>
+            </w:r>
+          </w:p>
+          <w:p>
+            <w:pPr>
               <w:spacing w:after="10" w:before="0"/>
               <w:ind w:left="120"/>
             </w:pPr>
@@ -13446,7 +13707,7 @@
               <w:spacing w:after="10" w:before="0"/>
               <w:ind w:left="120"/>
             </w:pPr>
-            <w:hyperlink w:history="1" r:id="rIdhkuypc12ts6e21pjago0z">
+            <w:hyperlink w:history="1" r:id="rIdm0sc3v7zh9wx0b52_zjds">
               <w:r>
                 <w:rPr>
                   <w:rFonts w:ascii="Arial" w:cs="Arial" w:eastAsia="Arial" w:hAnsi="Arial"/>
@@ -13508,7 +13769,7 @@
               <w:spacing w:after="10" w:before="0"/>
               <w:ind w:left="120"/>
             </w:pPr>
-            <w:hyperlink w:history="1" r:id="rIdabtxvqeqrrmfacqshul_k">
+            <w:hyperlink w:history="1" r:id="rIdtoqsmkm9npvnj3tnh-ztd">
               <w:r>
                 <w:rPr>
                   <w:rFonts w:ascii="Arial" w:cs="Arial" w:eastAsia="Arial" w:hAnsi="Arial"/>
@@ -13718,7 +13979,7 @@
             <w:pPr>
               <w:spacing w:after="20" w:before="0"/>
             </w:pPr>
-            <w:hyperlink w:history="1" r:id="rIde1yrougpiitqnqzzbclz8">
+            <w:hyperlink w:history="1" r:id="rIdpz2cvulnpww2lsqb9v3rd">
               <w:r>
                 <w:rPr>
                   <w:rFonts w:ascii="Arial" w:cs="Arial" w:eastAsia="Arial" w:hAnsi="Arial"/>
@@ -13733,6 +13994,22 @@
           </w:p>
           <w:p>
             <w:pPr>
+              <w:spacing w:after="20" w:before="0"/>
+            </w:pPr>
+            <w:r>
+              <w:rPr>
+                <w:rFonts w:ascii="Arial" w:cs="Arial" w:eastAsia="Arial" w:hAnsi="Arial"/>
+                <w:i/>
+                <w:iCs/>
+                <w:color w:val="595959"/>
+                <w:sz w:val="16"/>
+                <w:szCs w:val="16"/>
+              </w:rPr>
+              <w:t xml:space="preserve">Related topic: not an exact match for this lesson.</w:t>
+            </w:r>
+          </w:p>
+          <w:p>
+            <w:pPr>
               <w:spacing w:after="10" w:before="0"/>
               <w:ind w:left="120"/>
             </w:pPr>
@@ -13751,7 +14028,7 @@
               <w:spacing w:after="10" w:before="0"/>
               <w:ind w:left="120"/>
             </w:pPr>
-            <w:hyperlink w:history="1" r:id="rIdk_95tlxeti4hzbg2ilhfl">
+            <w:hyperlink w:history="1" r:id="rIdretxrlwc_chyodjhkokoj">
               <w:r>
                 <w:rPr>
                   <w:rFonts w:ascii="Arial" w:cs="Arial" w:eastAsia="Arial" w:hAnsi="Arial"/>
@@ -13813,7 +14090,7 @@
               <w:spacing w:after="10" w:before="0"/>
               <w:ind w:left="120"/>
             </w:pPr>
-            <w:hyperlink w:history="1" r:id="rIdj6nnaccgjrlbmbybv1xvr">
+            <w:hyperlink w:history="1" r:id="rIdbigtpdfm3idubavmn9ffx">
               <w:r>
                 <w:rPr>
                   <w:rFonts w:ascii="Arial" w:cs="Arial" w:eastAsia="Arial" w:hAnsi="Arial"/>
@@ -14454,7 +14731,7 @@
         </w:rPr>
         <w:t xml:space="preserve">© 2026 SeaVuria and ARES. Aligned with KICD objectives. Developed by SeaVuria; technical implementation by ARES (with AI assistance from Claude). Licensed under </w:t>
       </w:r>
-      <w:hyperlink w:history="1" r:id="rIdsthxgbffp1ectuyqm0mw5">
+      <w:hyperlink w:history="1" r:id="rIdzzdphzt5paklbre5n7hn6">
         <w:r>
           <w:rPr>
             <w:rFonts w:ascii="Arial" w:cs="Arial" w:eastAsia="Arial" w:hAnsi="Arial"/>
@@ -14475,7 +14752,7 @@
         </w:rPr>
         <w:t xml:space="preserve"> (</w:t>
       </w:r>
-      <w:hyperlink w:history="1" r:id="rId_s5icfu3bl09zmjhtrqgi">
+      <w:hyperlink w:history="1" r:id="rIdt17-wjkagudf8krgvfcrz">
         <w:r>
           <w:rPr>
             <w:rFonts w:ascii="Arial" w:cs="Arial" w:eastAsia="Arial" w:hAnsi="Arial"/>
@@ -15488,7 +15765,7 @@
             <w:pPr>
               <w:spacing w:after="20" w:before="0"/>
             </w:pPr>
-            <w:hyperlink w:history="1" r:id="rId_7ywse273czyad6kidsxe">
+            <w:hyperlink w:history="1" r:id="rIdqbj6g9_vmhne3ln7lhrpz">
               <w:r>
                 <w:rPr>
                   <w:rFonts w:ascii="Arial" w:cs="Arial" w:eastAsia="Arial" w:hAnsi="Arial"/>
@@ -15521,7 +15798,7 @@
               <w:spacing w:after="10" w:before="0"/>
               <w:ind w:left="120"/>
             </w:pPr>
-            <w:hyperlink w:history="1" r:id="rIdzp7wmqnocupplulfgale8">
+            <w:hyperlink w:history="1" r:id="rIdde2mpzqsgkvvzk41gj692">
               <w:r>
                 <w:rPr>
                   <w:rFonts w:ascii="Arial" w:cs="Arial" w:eastAsia="Arial" w:hAnsi="Arial"/>
@@ -15566,7 +15843,7 @@
             <w:pPr>
               <w:spacing w:after="20" w:before="0"/>
             </w:pPr>
-            <w:hyperlink w:history="1" r:id="rIdstssqigi5zhg8qa_8llur">
+            <w:hyperlink w:history="1" r:id="rIdsjfax0scx1ltcxxzvocrl">
               <w:r>
                 <w:rPr>
                   <w:rFonts w:ascii="Arial" w:cs="Arial" w:eastAsia="Arial" w:hAnsi="Arial"/>
@@ -15599,7 +15876,7 @@
               <w:spacing w:after="10" w:before="0"/>
               <w:ind w:left="120"/>
             </w:pPr>
-            <w:hyperlink w:history="1" r:id="rIdyk5bmtdtfijfallgdsxbq">
+            <w:hyperlink w:history="1" r:id="rIdwuapozgau9kxkgxjavjpg">
               <w:r>
                 <w:rPr>
                   <w:rFonts w:ascii="Arial" w:cs="Arial" w:eastAsia="Arial" w:hAnsi="Arial"/>
@@ -15870,7 +16147,7 @@
             <w:pPr>
               <w:spacing w:after="20" w:before="0"/>
             </w:pPr>
-            <w:hyperlink w:history="1" r:id="rIdpf3bvruxhwvesbvufsoak">
+            <w:hyperlink w:history="1" r:id="rIdu5vbrb_o_1c-zffa_px3_">
               <w:r>
                 <w:rPr>
                   <w:rFonts w:ascii="Arial" w:cs="Arial" w:eastAsia="Arial" w:hAnsi="Arial"/>
@@ -15879,7 +16156,7 @@
                   <w:szCs w:val="16"/>
                   <w:u w:val="single" w:color="2E75B6"/>
                 </w:rPr>
-                <w:t xml:space="preserve">Introduction to experimental design</w:t>
+                <w:t xml:space="preserve">12 Plant Transport Xylem And Phloem, Transpiration [3D Animation]</w:t>
               </w:r>
             </w:hyperlink>
           </w:p>
@@ -15895,7 +16172,7 @@
                 <w:sz w:val="14"/>
                 <w:szCs w:val="14"/>
               </w:rPr>
-              <w:t xml:space="preserve">Source: Khan Academy (English - US curriculum)</w:t>
+              <w:t xml:space="preserve">Source: Seavuria</w:t>
             </w:r>
           </w:p>
           <w:p>
@@ -15903,7 +16180,7 @@
               <w:spacing w:after="10" w:before="0"/>
               <w:ind w:left="120"/>
             </w:pPr>
-            <w:hyperlink w:history="1" r:id="rId-m8r1czazhgnqsepcca4i">
+            <w:hyperlink w:history="1" r:id="rIdfce57fvufn4lkhex8kbfd">
               <w:r>
                 <w:rPr>
                   <w:rFonts w:ascii="Arial" w:cs="Arial" w:eastAsia="Arial" w:hAnsi="Arial"/>
@@ -15948,7 +16225,580 @@
             <w:pPr>
               <w:spacing w:after="20" w:before="0"/>
             </w:pPr>
-            <w:hyperlink w:history="1" r:id="rIdjmne4ru_p5l_q5w9qd9-r">
+            <w:hyperlink w:history="1" r:id="rIdlwexybe3ecglk1cehlwkr">
+              <w:r>
+                <w:rPr>
+                  <w:rFonts w:ascii="Arial" w:cs="Arial" w:eastAsia="Arial" w:hAnsi="Arial"/>
+                  <w:color w:val="2E75B6"/>
+                  <w:sz w:val="16"/>
+                  <w:szCs w:val="16"/>
+                  <w:u w:val="single" w:color="2E75B6"/>
+                </w:rPr>
+                <w:t xml:space="preserve">Independent versus dependent variables</w:t>
+              </w:r>
+            </w:hyperlink>
+          </w:p>
+          <w:p>
+            <w:pPr>
+              <w:spacing w:after="10" w:before="0"/>
+              <w:ind w:left="120"/>
+            </w:pPr>
+            <w:r>
+              <w:rPr>
+                <w:rFonts w:ascii="Arial" w:cs="Arial" w:eastAsia="Arial" w:hAnsi="Arial"/>
+                <w:color w:val="595959"/>
+                <w:sz w:val="14"/>
+                <w:szCs w:val="14"/>
+              </w:rPr>
+              <w:t xml:space="preserve">Source: Khan Academy (English - US curriculum)</w:t>
+            </w:r>
+          </w:p>
+          <w:p>
+            <w:pPr>
+              <w:spacing w:after="10" w:before="0"/>
+              <w:ind w:left="120"/>
+            </w:pPr>
+            <w:hyperlink w:history="1" r:id="rIdcbxeuc1ioosvihqxt2owl">
+              <w:r>
+                <w:rPr>
+                  <w:rFonts w:ascii="Arial" w:cs="Arial" w:eastAsia="Arial" w:hAnsi="Arial"/>
+                  <w:color w:val="595959"/>
+                  <w:sz w:val="14"/>
+                  <w:szCs w:val="14"/>
+                  <w:u w:val="single" w:color="595959"/>
+                </w:rPr>
+                <w:t xml:space="preserve">🔍 Search ARES for similar readings</w:t>
+              </w:r>
+            </w:hyperlink>
+          </w:p>
+        </w:tc>
+        <w:tc>
+          <w:tcPr>
+            <w:tcW w:type="dxa" w:w="3040"/>
+            <w:shd w:fill="FFFFFF" w:color="auto" w:val="clear"/>
+            <w:tcMar>
+              <w:top w:type="dxa" w:w="60"/>
+              <w:left w:type="dxa" w:w="120"/>
+              <w:bottom w:type="dxa" w:w="60"/>
+              <w:right w:type="dxa" w:w="120"/>
+            </w:tcMar>
+            <w:vAlign w:val="top"/>
+          </w:tcPr>
+          <w:p>
+            <w:pPr>
+              <w:spacing w:after="40" w:before="0"/>
+              <w:jc w:val="left"/>
+            </w:pPr>
+            <w:r>
+              <w:rPr>
+                <w:rFonts w:ascii="Arial" w:cs="Arial" w:eastAsia="Arial" w:hAnsi="Arial"/>
+                <w:b w:val="false"/>
+                <w:bCs w:val="false"/>
+                <w:i w:val="false"/>
+                <w:iCs w:val="false"/>
+                <w:color w:val="000000"/>
+                <w:sz w:val="18"/>
+                <w:szCs w:val="18"/>
+              </w:rPr>
+              <w:t xml:space="preserve">Groups move to their pre-labelled bench stations. Each station has: a freshly cut leafy stem (sweet potato or bean cutting, approximately 15 cm, cut under water to prevent air embolism), a 250 ml beaker of water with a thin layer of cooking oil on top (to reduce evaporation from the water surface — a controlled variable), a balance or measuring cylinder for initial mass/volume, and group-specific equipment. </w:t>
+            </w:r>
+          </w:p>
+          <w:p>
+            <w:pPr>
+              <w:spacing w:after="30" w:before="0"/>
+              <w:ind w:left="360" w:hanging="180"/>
+              <w:jc w:val="left"/>
+            </w:pPr>
+            <w:r>
+              <w:rPr>
+                <w:rFonts w:ascii="Arial" w:cs="Arial" w:eastAsia="Arial" w:hAnsi="Arial"/>
+                <w:b w:val="false"/>
+                <w:bCs w:val="false"/>
+                <w:i w:val="false"/>
+                <w:iCs w:val="false"/>
+                <w:color w:val="000000"/>
+                <w:sz w:val="18"/>
+                <w:szCs w:val="18"/>
+              </w:rPr>
+              <w:t xml:space="preserve">–  Group A (Petroleum Jelly): Learners use a cotton bud to coat the UNDER surface of every leaf on their stem with petroleum jelly, then place the stem in their beaker. They record the number of leaves coated and the initial water volume. </w:t>
+            </w:r>
+          </w:p>
+          <w:p>
+            <w:pPr>
+              <w:spacing w:after="30" w:before="0"/>
+              <w:ind w:left="360" w:hanging="180"/>
+              <w:jc w:val="left"/>
+            </w:pPr>
+            <w:r>
+              <w:rPr>
+                <w:rFonts w:ascii="Arial" w:cs="Arial" w:eastAsia="Arial" w:hAnsi="Arial"/>
+                <w:b w:val="false"/>
+                <w:bCs w:val="false"/>
+                <w:i w:val="false"/>
+                <w:iCs w:val="false"/>
+                <w:color w:val="000000"/>
+                <w:sz w:val="18"/>
+                <w:szCs w:val="18"/>
+              </w:rPr>
+              <w:t xml:space="preserve">–  Group B (Wind / Fan): Learners set up their stem in the beaker at a fixed distance (30 cm) from a small table fan. Fan is switched on at the lowest setting. They record initial water volume and air temperature at the fan outlet using a thermometer. </w:t>
+            </w:r>
+          </w:p>
+          <w:p>
+            <w:pPr>
+              <w:spacing w:after="30" w:before="0"/>
+              <w:ind w:left="360" w:hanging="180"/>
+              <w:jc w:val="left"/>
+            </w:pPr>
+            <w:r>
+              <w:rPr>
+                <w:rFonts w:ascii="Arial" w:cs="Arial" w:eastAsia="Arial" w:hAnsi="Arial"/>
+                <w:b w:val="false"/>
+                <w:bCs w:val="false"/>
+                <w:i w:val="false"/>
+                <w:iCs w:val="false"/>
+                <w:color w:val="000000"/>
+                <w:sz w:val="18"/>
+                <w:szCs w:val="18"/>
+              </w:rPr>
+              <w:t xml:space="preserve">–  Group C (Humidity / Polythene Bag): Learners place a clear polythene bag loosely over the shoot (NOT the beaker) and seal it at the stem with a rubber band, leaving the stem in water. They record initial water volume and note starting bag clarity. </w:t>
+            </w:r>
+          </w:p>
+          <w:p>
+            <w:pPr>
+              <w:spacing w:after="30" w:before="0"/>
+              <w:ind w:left="360" w:hanging="180"/>
+              <w:jc w:val="left"/>
+            </w:pPr>
+            <w:r>
+              <w:rPr>
+                <w:rFonts w:ascii="Arial" w:cs="Arial" w:eastAsia="Arial" w:hAnsi="Arial"/>
+                <w:b w:val="false"/>
+                <w:bCs w:val="false"/>
+                <w:i w:val="false"/>
+                <w:iCs w:val="false"/>
+                <w:color w:val="000000"/>
+                <w:sz w:val="18"/>
+                <w:szCs w:val="18"/>
+              </w:rPr>
+              <w:t xml:space="preserve">–  Group D (Light Intensity): Learners position one setup in direct afternoon sunlight near the window and one in the shade of the corridor, recording initial water volume and light intensity category (full sun / shade). </w:t>
+            </w:r>
+          </w:p>
+          <w:p>
+            <w:pPr>
+              <w:spacing w:after="40" w:before="0"/>
+              <w:jc w:val="left"/>
+            </w:pPr>
+            <w:r>
+              <w:rPr>
+                <w:rFonts w:ascii="Arial" w:cs="Arial" w:eastAsia="Arial" w:hAnsi="Arial"/>
+                <w:b w:val="false"/>
+                <w:bCs w:val="false"/>
+                <w:i w:val="false"/>
+                <w:iCs w:val="false"/>
+                <w:color w:val="000000"/>
+                <w:sz w:val="18"/>
+                <w:szCs w:val="18"/>
+              </w:rPr>
+              <w:t xml:space="preserve">All groups fill in a pre-printed variable table (Independent Variable / Dependent Variable / Controlled Variables) and write their hypothesis in the format: 'If [independent variable changes], then [dependent variable] will [increase/decrease/stay the same] because [mechanistic reason].' Groups sketch their apparatus setup with labels.</w:t>
+            </w:r>
+          </w:p>
+        </w:tc>
+        <w:tc>
+          <w:tcPr>
+            <w:tcW w:type="dxa" w:w="3040"/>
+            <w:shd w:fill="F2F2F2" w:color="auto" w:val="clear"/>
+            <w:tcMar>
+              <w:top w:type="dxa" w:w="60"/>
+              <w:left w:type="dxa" w:w="120"/>
+              <w:bottom w:type="dxa" w:w="60"/>
+              <w:right w:type="dxa" w:w="120"/>
+            </w:tcMar>
+            <w:vAlign w:val="top"/>
+          </w:tcPr>
+          <w:p>
+            <w:pPr>
+              <w:spacing w:after="40" w:before="0"/>
+              <w:jc w:val="left"/>
+            </w:pPr>
+            <w:r>
+              <w:rPr>
+                <w:rFonts w:ascii="Arial" w:cs="Arial" w:eastAsia="Arial" w:hAnsi="Arial"/>
+                <w:b w:val="false"/>
+                <w:bCs w:val="false"/>
+                <w:i w:val="false"/>
+                <w:iCs w:val="false"/>
+                <w:color w:val="000000"/>
+                <w:sz w:val="18"/>
+                <w:szCs w:val="18"/>
+              </w:rPr>
+              <w:t xml:space="preserve">1. Before any group touches equipment, call the class to attention: 'FREEZE. Before we set up, let us agree on THREE non-negotiables for today.' Read aloud: (a) Petroleum jelly stays on leaves only — not on skin or eyes; wash hands immediately after application. (b) The fan cable must NOT be near the water beakers. (c) Polythene bags are NEVER placed over anyone's face or head. Ask: 'Who can tell me why these rules connect to our experiment's validity as well as our safety?' Cold-call TWO learners. (WAIT 10 seconds each.) </w:t>
+            </w:r>
+          </w:p>
+          <w:p>
+            <w:pPr>
+              <w:spacing w:after="40" w:before="0"/>
+              <w:jc w:val="left"/>
+            </w:pPr>
+            <w:r>
+              <w:rPr>
+                <w:rFonts w:ascii="Arial" w:cs="Arial" w:eastAsia="Arial" w:hAnsi="Arial"/>
+                <w:b w:val="false"/>
+                <w:bCs w:val="false"/>
+                <w:i w:val="false"/>
+                <w:iCs w:val="false"/>
+                <w:color w:val="000000"/>
+                <w:sz w:val="18"/>
+                <w:szCs w:val="18"/>
+              </w:rPr>
+              <w:t xml:space="preserve">2. Distribute equipment to bench captains only. Say: 'Bench captain, do NOT distribute until your group has agreed on who does each role: one measurer, one recorder, one apparatus handler, one safety monitor.' Allow 2 minutes for role assignment. </w:t>
+            </w:r>
+          </w:p>
+          <w:p>
+            <w:pPr>
+              <w:spacing w:after="40" w:before="0"/>
+              <w:jc w:val="left"/>
+            </w:pPr>
+            <w:r>
+              <w:rPr>
+                <w:rFonts w:ascii="Arial" w:cs="Arial" w:eastAsia="Arial" w:hAnsi="Arial"/>
+                <w:b w:val="false"/>
+                <w:bCs w:val="false"/>
+                <w:i w:val="false"/>
+                <w:iCs w:val="false"/>
+                <w:color w:val="000000"/>
+                <w:sz w:val="18"/>
+                <w:szCs w:val="18"/>
+              </w:rPr>
+              <w:t xml:space="preserve">3. Circulate every 4–5 minutes. At each group, ask ONE probing question: </w:t>
+            </w:r>
+          </w:p>
+          <w:p>
+            <w:pPr>
+              <w:spacing w:after="40" w:before="0"/>
+              <w:jc w:val="left"/>
+            </w:pPr>
+            <w:r>
+              <w:rPr>
+                <w:rFonts w:ascii="Arial" w:cs="Arial" w:eastAsia="Arial" w:hAnsi="Arial"/>
+                <w:b w:val="false"/>
+                <w:bCs w:val="false"/>
+                <w:i w:val="false"/>
+                <w:iCs w:val="false"/>
+                <w:color w:val="000000"/>
+                <w:sz w:val="18"/>
+                <w:szCs w:val="18"/>
+              </w:rPr>
+              <w:t xml:space="preserve">   — Group A: 'Why are you coating the UNDER surface and not the top? What do you remember about where stomata are most concentrated?' (WAIT 12 seconds.) </w:t>
+            </w:r>
+          </w:p>
+          <w:p>
+            <w:pPr>
+              <w:spacing w:after="40" w:before="0"/>
+              <w:jc w:val="left"/>
+            </w:pPr>
+            <w:r>
+              <w:rPr>
+                <w:rFonts w:ascii="Arial" w:cs="Arial" w:eastAsia="Arial" w:hAnsi="Arial"/>
+                <w:b w:val="false"/>
+                <w:bCs w:val="false"/>
+                <w:i w:val="false"/>
+                <w:iCs w:val="false"/>
+                <w:color w:val="000000"/>
+                <w:sz w:val="18"/>
+                <w:szCs w:val="18"/>
+              </w:rPr>
+              <w:t xml:space="preserve">   — Group B: 'What are you keeping the same between your setup and Group A's setup so we can compare results next lesson?' (WAIT 12 seconds.) </w:t>
+            </w:r>
+          </w:p>
+          <w:p>
+            <w:pPr>
+              <w:spacing w:after="40" w:before="0"/>
+              <w:jc w:val="left"/>
+            </w:pPr>
+            <w:r>
+              <w:rPr>
+                <w:rFonts w:ascii="Arial" w:cs="Arial" w:eastAsia="Arial" w:hAnsi="Arial"/>
+                <w:b w:val="false"/>
+                <w:bCs w:val="false"/>
+                <w:i w:val="false"/>
+                <w:iCs w:val="false"/>
+                <w:color w:val="000000"/>
+                <w:sz w:val="18"/>
+                <w:szCs w:val="18"/>
+              </w:rPr>
+              <w:t xml:space="preserve">   — Group C: 'What do you think will happen to the air inside the bag as time goes on? How might that slow transpiration?' (WAIT 15 seconds.) </w:t>
+            </w:r>
+          </w:p>
+          <w:p>
+            <w:pPr>
+              <w:spacing w:after="40" w:before="0"/>
+              <w:jc w:val="left"/>
+            </w:pPr>
+            <w:r>
+              <w:rPr>
+                <w:rFonts w:ascii="Arial" w:cs="Arial" w:eastAsia="Arial" w:hAnsi="Arial"/>
+                <w:b w:val="false"/>
+                <w:bCs w:val="false"/>
+                <w:i w:val="false"/>
+                <w:iCs w:val="false"/>
+                <w:color w:val="000000"/>
+                <w:sz w:val="18"/>
+                <w:szCs w:val="18"/>
+              </w:rPr>
+              <w:t xml:space="preserve">   — Group D: 'How will you make sure the stems are otherwise identical — same number of leaves, same stem length?' (WAIT 12 seconds.) </w:t>
+            </w:r>
+          </w:p>
+          <w:p>
+            <w:pPr>
+              <w:spacing w:after="40" w:before="0"/>
+              <w:jc w:val="left"/>
+            </w:pPr>
+            <w:r>
+              <w:rPr>
+                <w:rFonts w:ascii="Arial" w:cs="Arial" w:eastAsia="Arial" w:hAnsi="Arial"/>
+                <w:b w:val="false"/>
+                <w:bCs w:val="false"/>
+                <w:i w:val="false"/>
+                <w:iCs w:val="false"/>
+                <w:color w:val="000000"/>
+                <w:sz w:val="18"/>
+                <w:szCs w:val="18"/>
+              </w:rPr>
+              <w:t xml:space="preserve">4. At the 20-minute mark, call a 2-minute whole-class pause: 'Pens down. Each group safety monitor — stand up and check: is any cable near water? Is petroleum jelly off hands? Thumbs up when clear.' Wait for all thumbs before continuing. </w:t>
+            </w:r>
+          </w:p>
+          <w:p>
+            <w:pPr>
+              <w:spacing w:after="40" w:before="0"/>
+              <w:jc w:val="left"/>
+            </w:pPr>
+            <w:r>
+              <w:rPr>
+                <w:rFonts w:ascii="Arial" w:cs="Arial" w:eastAsia="Arial" w:hAnsi="Arial"/>
+                <w:b w:val="false"/>
+                <w:bCs w:val="false"/>
+                <w:i w:val="false"/>
+                <w:iCs w:val="false"/>
+                <w:color w:val="000000"/>
+                <w:sz w:val="18"/>
+                <w:szCs w:val="18"/>
+              </w:rPr>
+              <w:t xml:space="preserve">5. At the 28-minute mark: 'Record your INITIAL measurement NOW. You have 90 seconds. This is your Time = 0 data point. Without it, you have no experiment.'</w:t>
+            </w:r>
+          </w:p>
+        </w:tc>
+        <w:tc>
+          <w:tcPr>
+            <w:tcW w:type="dxa" w:w="3040"/>
+            <w:shd w:fill="FFFFFF" w:color="auto" w:val="clear"/>
+            <w:tcMar>
+              <w:top w:type="dxa" w:w="60"/>
+              <w:left w:type="dxa" w:w="120"/>
+              <w:bottom w:type="dxa" w:w="60"/>
+              <w:right w:type="dxa" w:w="120"/>
+            </w:tcMar>
+            <w:vAlign w:val="top"/>
+          </w:tcPr>
+          <w:p>
+            <w:pPr>
+              <w:spacing w:after="40" w:before="0"/>
+              <w:jc w:val="left"/>
+            </w:pPr>
+            <w:r>
+              <w:rPr>
+                <w:rFonts w:ascii="Arial" w:cs="Arial" w:eastAsia="Arial" w:hAnsi="Arial"/>
+                <w:b w:val="false"/>
+                <w:bCs w:val="false"/>
+                <w:i w:val="false"/>
+                <w:iCs w:val="false"/>
+                <w:color w:val="000000"/>
+                <w:sz w:val="18"/>
+                <w:szCs w:val="18"/>
+              </w:rPr>
+              <w:t xml:space="preserve">Structured Experimental Design Protocol with Phenomenon Anchoring. Before recording any data, each group must complete the variable table and write a hypothesis in the IF-THEN-BECAUSE format. This structure (adapted from NGSS SEP: Planning and Carrying Out Investigations) prevents learners from 'just following steps' and forces them to articulate the mechanistic link between their manipulated factor and the transpiration rate — directly connecting to the driving question about what happens to the water that travels up through xylem.</w:t>
+            </w:r>
+          </w:p>
+        </w:tc>
+        <w:tc>
+          <w:tcPr>
+            <w:tcW w:type="dxa" w:w="3040"/>
+            <w:shd w:fill="F2F2F2" w:color="auto" w:val="clear"/>
+            <w:tcMar>
+              <w:top w:type="dxa" w:w="60"/>
+              <w:left w:type="dxa" w:w="120"/>
+              <w:bottom w:type="dxa" w:w="60"/>
+              <w:right w:type="dxa" w:w="120"/>
+            </w:tcMar>
+            <w:vAlign w:val="top"/>
+          </w:tcPr>
+          <w:p>
+            <w:pPr>
+              <w:spacing w:after="40" w:before="0"/>
+              <w:jc w:val="left"/>
+            </w:pPr>
+            <w:r>
+              <w:rPr>
+                <w:rFonts w:ascii="Arial" w:cs="Arial" w:eastAsia="Arial" w:hAnsi="Arial"/>
+                <w:b w:val="false"/>
+                <w:bCs w:val="false"/>
+                <w:i w:val="false"/>
+                <w:iCs w:val="false"/>
+                <w:color w:val="000000"/>
+                <w:sz w:val="18"/>
+                <w:szCs w:val="18"/>
+              </w:rPr>
+              <w:t xml:space="preserve">Teacher collects the variable tables from each group at the end of this phase (or photographs them with a phone). Observable indicators: (1) Independent variable is correctly identified as the ONE factor the group is changing. (2) Dependent variable is stated as a measurable quantity (water volume lost / mass change), not a vague term like 'transpiration amount'. (3) At least three controlled variables are listed (e.g., same species, same stem length, same number of leaves, same time period, same starting water volume). Red flag: group lists the factor they are changing as BOTH independent AND controlled variable, or lists 'transpiration' as both IV and DV. Teacher addresses this immediately before the group leaves setup.</w:t>
+            </w:r>
+          </w:p>
+        </w:tc>
+      </w:tr>
+      <w:tr>
+        <w:tc>
+          <w:tcPr>
+            <w:tcW w:type="dxa" w:w="1520"/>
+            <w:shd w:fill="E2EFDA" w:color="auto" w:val="clear"/>
+            <w:tcMar>
+              <w:top w:type="dxa" w:w="60"/>
+              <w:left w:type="dxa" w:w="120"/>
+              <w:bottom w:type="dxa" w:w="60"/>
+              <w:right w:type="dxa" w:w="120"/>
+            </w:tcMar>
+            <w:vAlign w:val="top"/>
+          </w:tcPr>
+          <w:p>
+            <w:pPr>
+              <w:spacing w:after="40" w:before="0"/>
+              <w:jc w:val="left"/>
+            </w:pPr>
+            <w:r>
+              <w:rPr>
+                <w:rFonts w:ascii="Arial" w:cs="Arial" w:eastAsia="Arial" w:hAnsi="Arial"/>
+                <w:b/>
+                <w:bCs/>
+                <w:i w:val="false"/>
+                <w:iCs w:val="false"/>
+                <w:color w:val="000000"/>
+                <w:sz w:val="18"/>
+                <w:szCs w:val="18"/>
+              </w:rPr>
+              <w:t xml:space="preserve">Explain Phase</w:t>
+            </w:r>
+          </w:p>
+          <w:p>
+            <w:pPr>
+              <w:spacing w:after="20" w:before="0"/>
+            </w:pPr>
+            <w:r>
+              <w:rPr>
+                <w:rFonts w:ascii="Arial" w:cs="Arial" w:eastAsia="Arial" w:hAnsi="Arial"/>
+                <w:b/>
+                <w:bCs/>
+                <w:color w:val="1F3864"/>
+                <w:sz w:val="16"/>
+                <w:szCs w:val="16"/>
+              </w:rPr>
+              <w:t xml:space="preserve">📹 VIDEO:</w:t>
+            </w:r>
+          </w:p>
+          <w:p>
+            <w:pPr>
+              <w:spacing w:after="20" w:before="0"/>
+            </w:pPr>
+            <w:hyperlink w:history="1" r:id="rIdj7nrybny3b8xkn4cxmk9q">
+              <w:r>
+                <w:rPr>
+                  <w:rFonts w:ascii="Arial" w:cs="Arial" w:eastAsia="Arial" w:hAnsi="Arial"/>
+                  <w:color w:val="2E75B6"/>
+                  <w:sz w:val="16"/>
+                  <w:szCs w:val="16"/>
+                  <w:u w:val="single" w:color="2E75B6"/>
+                </w:rPr>
+                <w:t xml:space="preserve">Dependent &amp; independent variables</w:t>
+              </w:r>
+            </w:hyperlink>
+          </w:p>
+          <w:p>
+            <w:pPr>
+              <w:spacing w:after="20" w:before="0"/>
+            </w:pPr>
+            <w:r>
+              <w:rPr>
+                <w:rFonts w:ascii="Arial" w:cs="Arial" w:eastAsia="Arial" w:hAnsi="Arial"/>
+                <w:i/>
+                <w:iCs/>
+                <w:color w:val="595959"/>
+                <w:sz w:val="16"/>
+                <w:szCs w:val="16"/>
+              </w:rPr>
+              <w:t xml:space="preserve">Related topic: not an exact match for this lesson.</w:t>
+            </w:r>
+          </w:p>
+          <w:p>
+            <w:pPr>
+              <w:spacing w:after="10" w:before="0"/>
+              <w:ind w:left="120"/>
+            </w:pPr>
+            <w:r>
+              <w:rPr>
+                <w:rFonts w:ascii="Arial" w:cs="Arial" w:eastAsia="Arial" w:hAnsi="Arial"/>
+                <w:color w:val="595959"/>
+                <w:sz w:val="14"/>
+                <w:szCs w:val="14"/>
+              </w:rPr>
+              <w:t xml:space="preserve">Source: Khan Academy (English - US curriculum)</w:t>
+            </w:r>
+          </w:p>
+          <w:p>
+            <w:pPr>
+              <w:spacing w:after="10" w:before="0"/>
+              <w:ind w:left="120"/>
+            </w:pPr>
+            <w:hyperlink w:history="1" r:id="rIdz5pnepwjcrqfyrrvzegnr">
+              <w:r>
+                <w:rPr>
+                  <w:rFonts w:ascii="Arial" w:cs="Arial" w:eastAsia="Arial" w:hAnsi="Arial"/>
+                  <w:color w:val="595959"/>
+                  <w:sz w:val="14"/>
+                  <w:szCs w:val="14"/>
+                  <w:u w:val="single" w:color="595959"/>
+                </w:rPr>
+                <w:t xml:space="preserve">🔍 Search ARES for similar videos</w:t>
+              </w:r>
+            </w:hyperlink>
+          </w:p>
+          <w:p>
+            <w:pPr>
+              <w:spacing w:after="40" w:before="0"/>
+            </w:pPr>
+            <w:r>
+              <w:rPr>
+                <w:sz w:val="14"/>
+                <w:szCs w:val="14"/>
+              </w:rPr>
+              <w:t xml:space="preserve"/>
+            </w:r>
+          </w:p>
+          <w:p>
+            <w:pPr>
+              <w:spacing w:after="20" w:before="0"/>
+            </w:pPr>
+            <w:r>
+              <w:rPr>
+                <w:rFonts w:ascii="Arial" w:cs="Arial" w:eastAsia="Arial" w:hAnsi="Arial"/>
+                <w:b/>
+                <w:bCs/>
+                <w:color w:val="1F3864"/>
+                <w:sz w:val="16"/>
+                <w:szCs w:val="16"/>
+              </w:rPr>
+              <w:t xml:space="preserve">📖 EXERCISE:</w:t>
+            </w:r>
+          </w:p>
+          <w:p>
+            <w:pPr>
+              <w:spacing w:after="20" w:before="0"/>
+            </w:pPr>
+            <w:hyperlink w:history="1" r:id="rIdqtzca2-tjf4_vxodpmkr7">
               <w:r>
                 <w:rPr>
                   <w:rFonts w:ascii="Arial" w:cs="Arial" w:eastAsia="Arial" w:hAnsi="Arial"/>
@@ -15963,6 +16813,22 @@
           </w:p>
           <w:p>
             <w:pPr>
+              <w:spacing w:after="20" w:before="0"/>
+            </w:pPr>
+            <w:r>
+              <w:rPr>
+                <w:rFonts w:ascii="Arial" w:cs="Arial" w:eastAsia="Arial" w:hAnsi="Arial"/>
+                <w:i/>
+                <w:iCs/>
+                <w:color w:val="595959"/>
+                <w:sz w:val="16"/>
+                <w:szCs w:val="16"/>
+              </w:rPr>
+              <w:t xml:space="preserve">Related topic: not an exact match for this lesson.</w:t>
+            </w:r>
+          </w:p>
+          <w:p>
+            <w:pPr>
               <w:spacing w:after="10" w:before="0"/>
               <w:ind w:left="120"/>
             </w:pPr>
@@ -15981,7 +16847,7 @@
               <w:spacing w:after="10" w:before="0"/>
               <w:ind w:left="120"/>
             </w:pPr>
-            <w:hyperlink w:history="1" r:id="rIdnqpzdj8dsyeeje4x-thrn">
+            <w:hyperlink w:history="1" r:id="rId3dtd79zwkmqistwhvfvgl">
               <w:r>
                 <w:rPr>
                   <w:rFonts w:ascii="Arial" w:cs="Arial" w:eastAsia="Arial" w:hAnsi="Arial"/>
@@ -16023,106 +16889,7 @@
                 <w:sz w:val="18"/>
                 <w:szCs w:val="18"/>
               </w:rPr>
-              <w:t xml:space="preserve">Groups move to their pre-labelled bench stations. Each station has: a freshly cut leafy stem (sweet potato or bean cutting, approximately 15 cm, cut under water to prevent air embolism), a 250 ml beaker of water with a thin layer of cooking oil on top (to reduce evaporation from the water surface — a controlled variable), a balance or measuring cylinder for initial mass/volume, and group-specific equipment. </w:t>
-            </w:r>
-          </w:p>
-          <w:p>
-            <w:pPr>
-              <w:spacing w:after="30" w:before="0"/>
-              <w:ind w:left="360" w:hanging="180"/>
-              <w:jc w:val="left"/>
-            </w:pPr>
-            <w:r>
-              <w:rPr>
-                <w:rFonts w:ascii="Arial" w:cs="Arial" w:eastAsia="Arial" w:hAnsi="Arial"/>
-                <w:b w:val="false"/>
-                <w:bCs w:val="false"/>
-                <w:i w:val="false"/>
-                <w:iCs w:val="false"/>
-                <w:color w:val="000000"/>
-                <w:sz w:val="18"/>
-                <w:szCs w:val="18"/>
-              </w:rPr>
-              <w:t xml:space="preserve">–  Group A (Petroleum Jelly): Learners use a cotton bud to coat the UNDER surface of every leaf on their stem with petroleum jelly, then place the stem in their beaker. They record the number of leaves coated and the initial water volume. </w:t>
-            </w:r>
-          </w:p>
-          <w:p>
-            <w:pPr>
-              <w:spacing w:after="30" w:before="0"/>
-              <w:ind w:left="360" w:hanging="180"/>
-              <w:jc w:val="left"/>
-            </w:pPr>
-            <w:r>
-              <w:rPr>
-                <w:rFonts w:ascii="Arial" w:cs="Arial" w:eastAsia="Arial" w:hAnsi="Arial"/>
-                <w:b w:val="false"/>
-                <w:bCs w:val="false"/>
-                <w:i w:val="false"/>
-                <w:iCs w:val="false"/>
-                <w:color w:val="000000"/>
-                <w:sz w:val="18"/>
-                <w:szCs w:val="18"/>
-              </w:rPr>
-              <w:t xml:space="preserve">–  Group B (Wind / Fan): Learners set up their stem in the beaker at a fixed distance (30 cm) from a small table fan. Fan is switched on at the lowest setting. They record initial water volume and air temperature at the fan outlet using a thermometer. </w:t>
-            </w:r>
-          </w:p>
-          <w:p>
-            <w:pPr>
-              <w:spacing w:after="30" w:before="0"/>
-              <w:ind w:left="360" w:hanging="180"/>
-              <w:jc w:val="left"/>
-            </w:pPr>
-            <w:r>
-              <w:rPr>
-                <w:rFonts w:ascii="Arial" w:cs="Arial" w:eastAsia="Arial" w:hAnsi="Arial"/>
-                <w:b w:val="false"/>
-                <w:bCs w:val="false"/>
-                <w:i w:val="false"/>
-                <w:iCs w:val="false"/>
-                <w:color w:val="000000"/>
-                <w:sz w:val="18"/>
-                <w:szCs w:val="18"/>
-              </w:rPr>
-              <w:t xml:space="preserve">–  Group C (Humidity / Polythene Bag): Learners place a clear polythene bag loosely over the shoot (NOT the beaker) and seal it at the stem with a rubber band, leaving the stem in water. They record initial water volume and note starting bag clarity. </w:t>
-            </w:r>
-          </w:p>
-          <w:p>
-            <w:pPr>
-              <w:spacing w:after="30" w:before="0"/>
-              <w:ind w:left="360" w:hanging="180"/>
-              <w:jc w:val="left"/>
-            </w:pPr>
-            <w:r>
-              <w:rPr>
-                <w:rFonts w:ascii="Arial" w:cs="Arial" w:eastAsia="Arial" w:hAnsi="Arial"/>
-                <w:b w:val="false"/>
-                <w:bCs w:val="false"/>
-                <w:i w:val="false"/>
-                <w:iCs w:val="false"/>
-                <w:color w:val="000000"/>
-                <w:sz w:val="18"/>
-                <w:szCs w:val="18"/>
-              </w:rPr>
-              <w:t xml:space="preserve">–  Group D (Light Intensity): Learners position one setup in direct afternoon sunlight near the window and one in the shade of the corridor, recording initial water volume and light intensity category (full sun / shade). </w:t>
-            </w:r>
-          </w:p>
-          <w:p>
-            <w:pPr>
-              <w:spacing w:after="40" w:before="0"/>
-              <w:jc w:val="left"/>
-            </w:pPr>
-            <w:r>
-              <w:rPr>
-                <w:rFonts w:ascii="Arial" w:cs="Arial" w:eastAsia="Arial" w:hAnsi="Arial"/>
-                <w:b w:val="false"/>
-                <w:bCs w:val="false"/>
-                <w:i w:val="false"/>
-                <w:iCs w:val="false"/>
-                <w:color w:val="000000"/>
-                <w:sz w:val="18"/>
-                <w:szCs w:val="18"/>
-              </w:rPr>
-              <w:t xml:space="preserve">All groups fill in a pre-printed variable table (Independent Variable / Dependent Variable / Controlled Variables) and write their hypothesis in the format: 'If [independent variable changes], then [dependent variable] will [increase/decrease/stay the same] because [mechanistic reason].' Groups sketch their apparatus setup with labels.</w:t>
+              <w:t xml:space="preserve">Groups rotate to a Gallery Walk of the four bench setups (2 minutes per station). At each station a card shows the group's hypothesis and variable table (posted by the bench captain). Learners use sticky notes to leave one 'I notice…' comment and one 'I wonder…' question on each card. After the gallery walk, the class reconvenes. The teacher selects four 'I wonder' questions (one per group) that best connect to the driving question and asks the originating group to respond. Learners then update their own group's variable table if they received a useful challenge on their sticky notes. Finally, each learner individually answers in their journal: 'Explain, in two sentences, how your group's experiment will give us evidence about what happens to the water that travels up through xylem in the maize plant on our Kisumu farm.'</w:t>
             </w:r>
           </w:p>
         </w:tc>
@@ -16154,159 +16921,83 @@
                 <w:sz w:val="18"/>
                 <w:szCs w:val="18"/>
               </w:rPr>
-              <w:t xml:space="preserve">1. Before any group touches equipment, call the class to attention: 'FREEZE. Before we set up, let us agree on THREE non-negotiables for today.' Read aloud: (a) Petroleum jelly stays on leaves only — not on skin or eyes; wash hands immediately after application. (b) The fan cable must NOT be near the water beakers. (c) Polythene bags are NEVER placed over anyone's face or head. Ask: 'Who can tell me why these rules connect to our experiment's validity as well as our safety?' Cold-call TWO learners. (WAIT 10 seconds each.) </w:t>
-            </w:r>
-          </w:p>
-          <w:p>
-            <w:pPr>
-              <w:spacing w:after="40" w:before="0"/>
-              <w:jc w:val="left"/>
-            </w:pPr>
-            <w:r>
-              <w:rPr>
-                <w:rFonts w:ascii="Arial" w:cs="Arial" w:eastAsia="Arial" w:hAnsi="Arial"/>
-                <w:b w:val="false"/>
-                <w:bCs w:val="false"/>
-                <w:i w:val="false"/>
-                <w:iCs w:val="false"/>
-                <w:color w:val="000000"/>
-                <w:sz w:val="18"/>
-                <w:szCs w:val="18"/>
-              </w:rPr>
-              <w:t xml:space="preserve">2. Distribute equipment to bench captains only. Say: 'Bench captain, do NOT distribute until your group has agreed on who does each role: one measurer, one recorder, one apparatus handler, one safety monitor.' Allow 2 minutes for role assignment. </w:t>
-            </w:r>
-          </w:p>
-          <w:p>
-            <w:pPr>
-              <w:spacing w:after="40" w:before="0"/>
-              <w:jc w:val="left"/>
-            </w:pPr>
-            <w:r>
-              <w:rPr>
-                <w:rFonts w:ascii="Arial" w:cs="Arial" w:eastAsia="Arial" w:hAnsi="Arial"/>
-                <w:b w:val="false"/>
-                <w:bCs w:val="false"/>
-                <w:i w:val="false"/>
-                <w:iCs w:val="false"/>
-                <w:color w:val="000000"/>
-                <w:sz w:val="18"/>
-                <w:szCs w:val="18"/>
-              </w:rPr>
-              <w:t xml:space="preserve">3. Circulate every 4–5 minutes. At each group, ask ONE probing question: </w:t>
-            </w:r>
-          </w:p>
-          <w:p>
-            <w:pPr>
-              <w:spacing w:after="40" w:before="0"/>
-              <w:jc w:val="left"/>
-            </w:pPr>
-            <w:r>
-              <w:rPr>
-                <w:rFonts w:ascii="Arial" w:cs="Arial" w:eastAsia="Arial" w:hAnsi="Arial"/>
-                <w:b w:val="false"/>
-                <w:bCs w:val="false"/>
-                <w:i w:val="false"/>
-                <w:iCs w:val="false"/>
-                <w:color w:val="000000"/>
-                <w:sz w:val="18"/>
-                <w:szCs w:val="18"/>
-              </w:rPr>
-              <w:t xml:space="preserve">   — Group A: 'Why are you coating the UNDER surface and not the top? What do you remember about where stomata are most concentrated?' (WAIT 12 seconds.) </w:t>
-            </w:r>
-          </w:p>
-          <w:p>
-            <w:pPr>
-              <w:spacing w:after="40" w:before="0"/>
-              <w:jc w:val="left"/>
-            </w:pPr>
-            <w:r>
-              <w:rPr>
-                <w:rFonts w:ascii="Arial" w:cs="Arial" w:eastAsia="Arial" w:hAnsi="Arial"/>
-                <w:b w:val="false"/>
-                <w:bCs w:val="false"/>
-                <w:i w:val="false"/>
-                <w:iCs w:val="false"/>
-                <w:color w:val="000000"/>
-                <w:sz w:val="18"/>
-                <w:szCs w:val="18"/>
-              </w:rPr>
-              <w:t xml:space="preserve">   — Group B: 'What are you keeping the same between your setup and Group A's setup so we can compare results next lesson?' (WAIT 12 seconds.) </w:t>
-            </w:r>
-          </w:p>
-          <w:p>
-            <w:pPr>
-              <w:spacing w:after="40" w:before="0"/>
-              <w:jc w:val="left"/>
-            </w:pPr>
-            <w:r>
-              <w:rPr>
-                <w:rFonts w:ascii="Arial" w:cs="Arial" w:eastAsia="Arial" w:hAnsi="Arial"/>
-                <w:b w:val="false"/>
-                <w:bCs w:val="false"/>
-                <w:i w:val="false"/>
-                <w:iCs w:val="false"/>
-                <w:color w:val="000000"/>
-                <w:sz w:val="18"/>
-                <w:szCs w:val="18"/>
-              </w:rPr>
-              <w:t xml:space="preserve">   — Group C: 'What do you think will happen to the air inside the bag as time goes on? How might that slow transpiration?' (WAIT 15 seconds.) </w:t>
-            </w:r>
-          </w:p>
-          <w:p>
-            <w:pPr>
-              <w:spacing w:after="40" w:before="0"/>
-              <w:jc w:val="left"/>
-            </w:pPr>
-            <w:r>
-              <w:rPr>
-                <w:rFonts w:ascii="Arial" w:cs="Arial" w:eastAsia="Arial" w:hAnsi="Arial"/>
-                <w:b w:val="false"/>
-                <w:bCs w:val="false"/>
-                <w:i w:val="false"/>
-                <w:iCs w:val="false"/>
-                <w:color w:val="000000"/>
-                <w:sz w:val="18"/>
-                <w:szCs w:val="18"/>
-              </w:rPr>
-              <w:t xml:space="preserve">   — Group D: 'How will you make sure the stems are otherwise identical — same number of leaves, same stem length?' (WAIT 12 seconds.) </w:t>
-            </w:r>
-          </w:p>
-          <w:p>
-            <w:pPr>
-              <w:spacing w:after="40" w:before="0"/>
-              <w:jc w:val="left"/>
-            </w:pPr>
-            <w:r>
-              <w:rPr>
-                <w:rFonts w:ascii="Arial" w:cs="Arial" w:eastAsia="Arial" w:hAnsi="Arial"/>
-                <w:b w:val="false"/>
-                <w:bCs w:val="false"/>
-                <w:i w:val="false"/>
-                <w:iCs w:val="false"/>
-                <w:color w:val="000000"/>
-                <w:sz w:val="18"/>
-                <w:szCs w:val="18"/>
-              </w:rPr>
-              <w:t xml:space="preserve">4. At the 20-minute mark, call a 2-minute whole-class pause: 'Pens down. Each group safety monitor — stand up and check: is any cable near water? Is petroleum jelly off hands? Thumbs up when clear.' Wait for all thumbs before continuing. </w:t>
-            </w:r>
-          </w:p>
-          <w:p>
-            <w:pPr>
-              <w:spacing w:after="40" w:before="0"/>
-              <w:jc w:val="left"/>
-            </w:pPr>
-            <w:r>
-              <w:rPr>
-                <w:rFonts w:ascii="Arial" w:cs="Arial" w:eastAsia="Arial" w:hAnsi="Arial"/>
-                <w:b w:val="false"/>
-                <w:bCs w:val="false"/>
-                <w:i w:val="false"/>
-                <w:iCs w:val="false"/>
-                <w:color w:val="000000"/>
-                <w:sz w:val="18"/>
-                <w:szCs w:val="18"/>
-              </w:rPr>
-              <w:t xml:space="preserve">5. At the 28-minute mark: 'Record your INITIAL measurement NOW. You have 90 seconds. This is your Time = 0 data point. Without it, you have no experiment.'</w:t>
+              <w:t xml:space="preserve">1. Instruct gallery walk: 'You have 8 minutes total — 2 minutes per station. Read the hypothesis and variable table. Leave ONE sticky note starting with 'I notice…' and ONE starting with 'I wonder…'. Be specific — write the group letter on your note.' Use a timer visible to all. </w:t>
+            </w:r>
+          </w:p>
+          <w:p>
+            <w:pPr>
+              <w:spacing w:after="40" w:before="0"/>
+              <w:jc w:val="left"/>
+            </w:pPr>
+            <w:r>
+              <w:rPr>
+                <w:rFonts w:ascii="Arial" w:cs="Arial" w:eastAsia="Arial" w:hAnsi="Arial"/>
+                <w:b w:val="false"/>
+                <w:bCs w:val="false"/>
+                <w:i w:val="false"/>
+                <w:iCs w:val="false"/>
+                <w:color w:val="000000"/>
+                <w:sz w:val="18"/>
+                <w:szCs w:val="18"/>
+              </w:rPr>
+              <w:t xml:space="preserve">2. After the gallery walk, say: 'I am going to read four 'I wonder' questions — one about each group's setup. The group whose setup it is will respond. You have 30 seconds to confer with your group before answering.' Read the selected questions one at a time. After each group confers, cold-call the RECORDER (not the bench captain) to answer. (WAIT 12 seconds after question is read before starting group confer time.) </w:t>
+            </w:r>
+          </w:p>
+          <w:p>
+            <w:pPr>
+              <w:spacing w:after="40" w:before="0"/>
+              <w:jc w:val="left"/>
+            </w:pPr>
+            <w:r>
+              <w:rPr>
+                <w:rFonts w:ascii="Arial" w:cs="Arial" w:eastAsia="Arial" w:hAnsi="Arial"/>
+                <w:b w:val="false"/>
+                <w:bCs w:val="false"/>
+                <w:i w:val="false"/>
+                <w:iCs w:val="false"/>
+                <w:color w:val="000000"/>
+                <w:sz w:val="18"/>
+                <w:szCs w:val="18"/>
+              </w:rPr>
+              <w:t xml:space="preserve">3. After responses, prompt: 'Did any sticky note on YOUR station make you want to change your variable table? You have 90 seconds to update it if needed.' </w:t>
+            </w:r>
+          </w:p>
+          <w:p>
+            <w:pPr>
+              <w:spacing w:after="40" w:before="0"/>
+              <w:jc w:val="left"/>
+            </w:pPr>
+            <w:r>
+              <w:rPr>
+                <w:rFonts w:ascii="Arial" w:cs="Arial" w:eastAsia="Arial" w:hAnsi="Arial"/>
+                <w:b w:val="false"/>
+                <w:bCs w:val="false"/>
+                <w:i w:val="false"/>
+                <w:iCs w:val="false"/>
+                <w:color w:val="000000"/>
+                <w:sz w:val="18"/>
+                <w:szCs w:val="18"/>
+              </w:rPr>
+              <w:t xml:space="preserve">4. Direct individual journal writing: 'On your own — two sentences only — connect YOUR experiment to the maize plant and our driving question. Start with: The water that travels up through xylem in a Kisumu maize plant eventually…' Allow 3 minutes. </w:t>
+            </w:r>
+          </w:p>
+          <w:p>
+            <w:pPr>
+              <w:spacing w:after="40" w:before="0"/>
+              <w:jc w:val="left"/>
+            </w:pPr>
+            <w:r>
+              <w:rPr>
+                <w:rFonts w:ascii="Arial" w:cs="Arial" w:eastAsia="Arial" w:hAnsi="Arial"/>
+                <w:b w:val="false"/>
+                <w:bCs w:val="false"/>
+                <w:i w:val="false"/>
+                <w:iCs w:val="false"/>
+                <w:color w:val="000000"/>
+                <w:sz w:val="18"/>
+                <w:szCs w:val="18"/>
+              </w:rPr>
+              <w:t xml:space="preserve">5. Cold-call THREE learners to read their sentences. After each, ask the class: 'Does this sentence use evidence from our lessons, or is it just a claim?' (WAIT 10 seconds for hands before selecting a responder.)</w:t>
             </w:r>
           </w:p>
         </w:tc>
@@ -16338,7 +17029,7 @@
                 <w:sz w:val="18"/>
                 <w:szCs w:val="18"/>
               </w:rPr>
-              <w:t xml:space="preserve">Structured Experimental Design Protocol with Phenomenon Anchoring. Before recording any data, each group must complete the variable table and write a hypothesis in the IF-THEN-BECAUSE format. This structure (adapted from NGSS SEP: Planning and Carrying Out Investigations) prevents learners from 'just following steps' and forces them to articulate the mechanistic link between their manipulated factor and the transpiration rate — directly connecting to the driving question about what happens to the water that travels up through xylem.</w:t>
+              <w:t xml:space="preserve">Gallery Walk with Sticky-Note Critique followed by Phenomenon Re-anchoring Prompt. The gallery walk uses peer-generated questions to stress-test each group's experimental design before any data is collected — a lower-stakes form of peer review that mirrors scientific practice. The individual journal sentence forces each learner to personally connect their small-group experiment back to the whole-plant, whole-farm level of the driving question, preventing the common error of treating transpiration as an isolated lab activity rather than as the endpoint of the water-transport pathway they have been tracing since Lesson 1.</w:t>
             </w:r>
           </w:p>
         </w:tc>
@@ -16370,7 +17061,7 @@
                 <w:sz w:val="18"/>
                 <w:szCs w:val="18"/>
               </w:rPr>
-              <w:t xml:space="preserve">Teacher collects the variable tables from each group at the end of this phase (or photographs them with a phone). Observable indicators: (1) Independent variable is correctly identified as the ONE factor the group is changing. (2) Dependent variable is stated as a measurable quantity (water volume lost / mass change), not a vague term like 'transpiration amount'. (3) At least three controlled variables are listed (e.g., same species, same stem length, same number of leaves, same time period, same starting water volume). Red flag: group lists the factor they are changing as BOTH independent AND controlled variable, or lists 'transpiration' as both IV and DV. Teacher addresses this immediately before the group leaves setup.</w:t>
+              <w:t xml:space="preserve">Teacher reads the individual journal sentences while circulating during writing (3 minutes is sufficient to scan 30 sentences). Observable indicator of meeting expectations: sentence names transpiration as water leaving via stomata AND links it to the xylem-transport pathway studied in Lessons 2–4. Red flag: sentence describes transpiration as 'water dripping off leaves' or does not mention stomata or vapour — teacher flags these learners for a brief clarifying conversation before Lesson 6.</w:t>
             </w:r>
           </w:p>
         </w:tc>
@@ -16379,32 +17070,32 @@
         <w:tc>
           <w:tcPr>
             <w:tcW w:type="dxa" w:w="1520"/>
-            <w:shd w:fill="E2EFDA" w:color="auto" w:val="clear"/>
-            <w:tcMar>
-              <w:top w:type="dxa" w:w="60"/>
-              <w:left w:type="dxa" w:w="120"/>
-              <w:bottom w:type="dxa" w:w="60"/>
-              <w:right w:type="dxa" w:w="120"/>
-            </w:tcMar>
-            <w:vAlign w:val="top"/>
-          </w:tcPr>
-          <w:p>
-            <w:pPr>
-              <w:spacing w:after="40" w:before="0"/>
-              <w:jc w:val="left"/>
-            </w:pPr>
-            <w:r>
-              <w:rPr>
-                <w:rFonts w:ascii="Arial" w:cs="Arial" w:eastAsia="Arial" w:hAnsi="Arial"/>
-                <w:b/>
-                <w:bCs/>
-                <w:i w:val="false"/>
-                <w:iCs w:val="false"/>
-                <w:color w:val="000000"/>
-                <w:sz w:val="18"/>
-                <w:szCs w:val="18"/>
-              </w:rPr>
-              <w:t xml:space="preserve">Explain Phase</w:t>
+            <w:shd w:fill="FCE4D6" w:color="auto" w:val="clear"/>
+            <w:tcMar>
+              <w:top w:type="dxa" w:w="60"/>
+              <w:left w:type="dxa" w:w="120"/>
+              <w:bottom w:type="dxa" w:w="60"/>
+              <w:right w:type="dxa" w:w="120"/>
+            </w:tcMar>
+            <w:vAlign w:val="top"/>
+          </w:tcPr>
+          <w:p>
+            <w:pPr>
+              <w:spacing w:after="40" w:before="0"/>
+              <w:jc w:val="left"/>
+            </w:pPr>
+            <w:r>
+              <w:rPr>
+                <w:rFonts w:ascii="Arial" w:cs="Arial" w:eastAsia="Arial" w:hAnsi="Arial"/>
+                <w:b/>
+                <w:bCs/>
+                <w:i w:val="false"/>
+                <w:iCs w:val="false"/>
+                <w:color w:val="000000"/>
+                <w:sz w:val="18"/>
+                <w:szCs w:val="18"/>
+              </w:rPr>
+              <w:t xml:space="preserve">Driving Question Board (DQB) Creation</w:t>
             </w:r>
           </w:p>
           <w:p>
@@ -16427,7 +17118,7 @@
             <w:pPr>
               <w:spacing w:after="20" w:before="0"/>
             </w:pPr>
-            <w:hyperlink w:history="1" r:id="rIdseuqba9xg2ajkbbazev2k">
+            <w:hyperlink w:history="1" r:id="rIdd2hvrfjd0lmhuezgb2wrt">
               <w:r>
                 <w:rPr>
                   <w:rFonts w:ascii="Arial" w:cs="Arial" w:eastAsia="Arial" w:hAnsi="Arial"/>
@@ -16436,9 +17127,25 @@
                   <w:szCs w:val="16"/>
                   <w:u w:val="single" w:color="2E75B6"/>
                 </w:rPr>
-                <w:t xml:space="preserve">12 Plant Transport Xylem And Phloem, Transpiration [3D Animation]</w:t>
+                <w:t xml:space="preserve">Dependent &amp; independent variables: graphing</w:t>
               </w:r>
             </w:hyperlink>
+          </w:p>
+          <w:p>
+            <w:pPr>
+              <w:spacing w:after="20" w:before="0"/>
+            </w:pPr>
+            <w:r>
+              <w:rPr>
+                <w:rFonts w:ascii="Arial" w:cs="Arial" w:eastAsia="Arial" w:hAnsi="Arial"/>
+                <w:i/>
+                <w:iCs/>
+                <w:color w:val="595959"/>
+                <w:sz w:val="16"/>
+                <w:szCs w:val="16"/>
+              </w:rPr>
+              <w:t xml:space="preserve">Related topic: not an exact match for this lesson.</w:t>
+            </w:r>
           </w:p>
           <w:p>
             <w:pPr>
@@ -16452,7 +17159,7 @@
                 <w:sz w:val="14"/>
                 <w:szCs w:val="14"/>
               </w:rPr>
-              <w:t xml:space="preserve">Source: Seavuria</w:t>
+              <w:t xml:space="preserve">Source: Khan Academy (English - US curriculum)</w:t>
             </w:r>
           </w:p>
           <w:p>
@@ -16460,7 +17167,7 @@
               <w:spacing w:after="10" w:before="0"/>
               <w:ind w:left="120"/>
             </w:pPr>
-            <w:hyperlink w:history="1" r:id="rIder7-s7ejfbpkolblobpk0">
+            <w:hyperlink w:history="1" r:id="rIdciom_ko3ltunw8sftew9p">
               <w:r>
                 <w:rPr>
                   <w:rFonts w:ascii="Arial" w:cs="Arial" w:eastAsia="Arial" w:hAnsi="Arial"/>
@@ -16498,6 +17205,439 @@
                 <w:sz w:val="16"/>
                 <w:szCs w:val="16"/>
               </w:rPr>
+              <w:t xml:space="preserve">📖 HTML:</w:t>
+            </w:r>
+          </w:p>
+          <w:p>
+            <w:pPr>
+              <w:spacing w:after="20" w:before="0"/>
+            </w:pPr>
+            <w:hyperlink w:history="1" r:id="rIdddojp26zrf9ibrrnrfkjy">
+              <w:r>
+                <w:rPr>
+                  <w:rFonts w:ascii="Arial" w:cs="Arial" w:eastAsia="Arial" w:hAnsi="Arial"/>
+                  <w:color w:val="2E75B6"/>
+                  <w:sz w:val="16"/>
+                  <w:szCs w:val="16"/>
+                  <w:u w:val="single" w:color="2E75B6"/>
+                </w:rPr>
+                <w:t xml:space="preserve">Photosynthesis And Transpiration</w:t>
+              </w:r>
+            </w:hyperlink>
+          </w:p>
+          <w:p>
+            <w:pPr>
+              <w:spacing w:after="20" w:before="0"/>
+            </w:pPr>
+            <w:r>
+              <w:rPr>
+                <w:rFonts w:ascii="Arial" w:cs="Arial" w:eastAsia="Arial" w:hAnsi="Arial"/>
+                <w:i/>
+                <w:iCs/>
+                <w:color w:val="595959"/>
+                <w:sz w:val="16"/>
+                <w:szCs w:val="16"/>
+              </w:rPr>
+              <w:t xml:space="preserve">Related topic: not an exact match for this lesson.</w:t>
+            </w:r>
+          </w:p>
+          <w:p>
+            <w:pPr>
+              <w:spacing w:after="10" w:before="0"/>
+              <w:ind w:left="120"/>
+            </w:pPr>
+            <w:r>
+              <w:rPr>
+                <w:rFonts w:ascii="Arial" w:cs="Arial" w:eastAsia="Arial" w:hAnsi="Arial"/>
+                <w:color w:val="595959"/>
+                <w:sz w:val="14"/>
+                <w:szCs w:val="14"/>
+              </w:rPr>
+              <w:t xml:space="preserve">Source: iicba</w:t>
+            </w:r>
+          </w:p>
+          <w:p>
+            <w:pPr>
+              <w:spacing w:after="10" w:before="0"/>
+              <w:ind w:left="120"/>
+            </w:pPr>
+            <w:hyperlink w:history="1" r:id="rId5mopvy7roa4kqpkwfwl7k">
+              <w:r>
+                <w:rPr>
+                  <w:rFonts w:ascii="Arial" w:cs="Arial" w:eastAsia="Arial" w:hAnsi="Arial"/>
+                  <w:color w:val="595959"/>
+                  <w:sz w:val="14"/>
+                  <w:szCs w:val="14"/>
+                  <w:u w:val="single" w:color="595959"/>
+                </w:rPr>
+                <w:t xml:space="preserve">🔍 Search ARES for similar readings</w:t>
+              </w:r>
+            </w:hyperlink>
+          </w:p>
+        </w:tc>
+        <w:tc>
+          <w:tcPr>
+            <w:tcW w:type="dxa" w:w="3040"/>
+            <w:shd w:fill="FFFFFF" w:color="auto" w:val="clear"/>
+            <w:tcMar>
+              <w:top w:type="dxa" w:w="60"/>
+              <w:left w:type="dxa" w:w="120"/>
+              <w:bottom w:type="dxa" w:w="60"/>
+              <w:right w:type="dxa" w:w="120"/>
+            </w:tcMar>
+            <w:vAlign w:val="top"/>
+          </w:tcPr>
+          <w:p>
+            <w:pPr>
+              <w:spacing w:after="40" w:before="0"/>
+              <w:jc w:val="left"/>
+            </w:pPr>
+            <w:r>
+              <w:rPr>
+                <w:rFonts w:ascii="Arial" w:cs="Arial" w:eastAsia="Arial" w:hAnsi="Arial"/>
+                <w:b w:val="false"/>
+                <w:bCs w:val="false"/>
+                <w:i w:val="false"/>
+                <w:iCs w:val="false"/>
+                <w:color w:val="000000"/>
+                <w:sz w:val="18"/>
+                <w:szCs w:val="18"/>
+              </w:rPr>
+              <w:t xml:space="preserve">Each group receives two DQB cards: one ORANGE card on which they write their hypothesis ('We think [factor] will [increase/decrease] transpiration because…') and one BLUE card on which they write their biggest remaining question about their experiment or about transpiration in general. Groups post both cards on the class DQB under the column header 'What we are testing — Lesson 5.' The class then does a 3-minute silent read of all posted cards. Learners place a small dot sticker on the ONE blue question they most want answered by Lesson 6. The teacher records the top-voted question on a separate 'priority question' strip at the top of the DQB.</w:t>
+            </w:r>
+          </w:p>
+        </w:tc>
+        <w:tc>
+          <w:tcPr>
+            <w:tcW w:type="dxa" w:w="3040"/>
+            <w:shd w:fill="F2F2F2" w:color="auto" w:val="clear"/>
+            <w:tcMar>
+              <w:top w:type="dxa" w:w="60"/>
+              <w:left w:type="dxa" w:w="120"/>
+              <w:bottom w:type="dxa" w:w="60"/>
+              <w:right w:type="dxa" w:w="120"/>
+            </w:tcMar>
+            <w:vAlign w:val="top"/>
+          </w:tcPr>
+          <w:p>
+            <w:pPr>
+              <w:spacing w:after="40" w:before="0"/>
+              <w:jc w:val="left"/>
+            </w:pPr>
+            <w:r>
+              <w:rPr>
+                <w:rFonts w:ascii="Arial" w:cs="Arial" w:eastAsia="Arial" w:hAnsi="Arial"/>
+                <w:b w:val="false"/>
+                <w:bCs w:val="false"/>
+                <w:i w:val="false"/>
+                <w:iCs w:val="false"/>
+                <w:color w:val="000000"/>
+                <w:sz w:val="18"/>
+                <w:szCs w:val="18"/>
+              </w:rPr>
+              <w:t xml:space="preserve">1. Distribute orange and blue cards. Say: 'Orange card: your group's hypothesis — write it in the IF-THEN-BECAUSE format, exactly as it appears on your variable table. Blue card: the one thing you most need to know to interpret your results next lesson. You have 3 minutes.' </w:t>
+            </w:r>
+          </w:p>
+          <w:p>
+            <w:pPr>
+              <w:spacing w:after="40" w:before="0"/>
+              <w:jc w:val="left"/>
+            </w:pPr>
+            <w:r>
+              <w:rPr>
+                <w:rFonts w:ascii="Arial" w:cs="Arial" w:eastAsia="Arial" w:hAnsi="Arial"/>
+                <w:b w:val="false"/>
+                <w:bCs w:val="false"/>
+                <w:i w:val="false"/>
+                <w:iCs w:val="false"/>
+                <w:color w:val="000000"/>
+                <w:sz w:val="18"/>
+                <w:szCs w:val="18"/>
+              </w:rPr>
+              <w:t xml:space="preserve">2. Groups post cards simultaneously. Say: 'Bench captains, post your cards now. Stick them under Lesson 5 — hypotheses on the left, questions on the right.' </w:t>
+            </w:r>
+          </w:p>
+          <w:p>
+            <w:pPr>
+              <w:spacing w:after="40" w:before="0"/>
+              <w:jc w:val="left"/>
+            </w:pPr>
+            <w:r>
+              <w:rPr>
+                <w:rFonts w:ascii="Arial" w:cs="Arial" w:eastAsia="Arial" w:hAnsi="Arial"/>
+                <w:b w:val="false"/>
+                <w:bCs w:val="false"/>
+                <w:i w:val="false"/>
+                <w:iCs w:val="false"/>
+                <w:color w:val="000000"/>
+                <w:sz w:val="18"/>
+                <w:szCs w:val="18"/>
+              </w:rPr>
+              <w:t xml:space="preserve">3. Direct silent read: 'Stand up, walk to the DQB, read ALL eight cards in silence. You have 3 minutes. No talking.' </w:t>
+            </w:r>
+          </w:p>
+          <w:p>
+            <w:pPr>
+              <w:spacing w:after="40" w:before="0"/>
+              <w:jc w:val="left"/>
+            </w:pPr>
+            <w:r>
+              <w:rPr>
+                <w:rFonts w:ascii="Arial" w:cs="Arial" w:eastAsia="Arial" w:hAnsi="Arial"/>
+                <w:b w:val="false"/>
+                <w:bCs w:val="false"/>
+                <w:i w:val="false"/>
+                <w:iCs w:val="false"/>
+                <w:color w:val="000000"/>
+                <w:sz w:val="18"/>
+                <w:szCs w:val="18"/>
+              </w:rPr>
+              <w:t xml:space="preserve">4. Distribute dot stickers (one per learner): 'Put your dot on the ONE blue question that YOU most want us to answer in Lesson 6. One dot only.' </w:t>
+            </w:r>
+          </w:p>
+          <w:p>
+            <w:pPr>
+              <w:spacing w:after="40" w:before="0"/>
+              <w:jc w:val="left"/>
+            </w:pPr>
+            <w:r>
+              <w:rPr>
+                <w:rFonts w:ascii="Arial" w:cs="Arial" w:eastAsia="Arial" w:hAnsi="Arial"/>
+                <w:b w:val="false"/>
+                <w:bCs w:val="false"/>
+                <w:i w:val="false"/>
+                <w:iCs w:val="false"/>
+                <w:color w:val="000000"/>
+                <w:sz w:val="18"/>
+                <w:szCs w:val="18"/>
+              </w:rPr>
+              <w:t xml:space="preserve">5. Tally dots. Read the winning question aloud. Say: 'This becomes our priority question for Lesson 6. Write it at the top of your journal page for next lesson.' </w:t>
+            </w:r>
+          </w:p>
+          <w:p>
+            <w:pPr>
+              <w:spacing w:after="40" w:before="0"/>
+              <w:jc w:val="left"/>
+            </w:pPr>
+            <w:r>
+              <w:rPr>
+                <w:rFonts w:ascii="Arial" w:cs="Arial" w:eastAsia="Arial" w:hAnsi="Arial"/>
+                <w:b w:val="false"/>
+                <w:bCs w:val="false"/>
+                <w:i w:val="false"/>
+                <w:iCs w:val="false"/>
+                <w:color w:val="000000"/>
+                <w:sz w:val="18"/>
+                <w:szCs w:val="18"/>
+              </w:rPr>
+              <w:t xml:space="preserve">6. Gesture to the full DQB and say: 'Look at how our board has grown. In Lesson 1 we asked why red dye only went through certain channels. Today we are testing four different ways that water leaves the plant at the other end of that same journey. Our driving question is getting closer to a full answer — but we need data first.'</w:t>
+            </w:r>
+          </w:p>
+        </w:tc>
+        <w:tc>
+          <w:tcPr>
+            <w:tcW w:type="dxa" w:w="3040"/>
+            <w:shd w:fill="FFFFFF" w:color="auto" w:val="clear"/>
+            <w:tcMar>
+              <w:top w:type="dxa" w:w="60"/>
+              <w:left w:type="dxa" w:w="120"/>
+              <w:bottom w:type="dxa" w:w="60"/>
+              <w:right w:type="dxa" w:w="120"/>
+            </w:tcMar>
+            <w:vAlign w:val="top"/>
+          </w:tcPr>
+          <w:p>
+            <w:pPr>
+              <w:spacing w:after="40" w:before="0"/>
+              <w:jc w:val="left"/>
+            </w:pPr>
+            <w:r>
+              <w:rPr>
+                <w:rFonts w:ascii="Arial" w:cs="Arial" w:eastAsia="Arial" w:hAnsi="Arial"/>
+                <w:b w:val="false"/>
+                <w:bCs w:val="false"/>
+                <w:i w:val="false"/>
+                <w:iCs w:val="false"/>
+                <w:color w:val="000000"/>
+                <w:sz w:val="18"/>
+                <w:szCs w:val="18"/>
+              </w:rPr>
+              <w:t xml:space="preserve">Hypothesis Posting and Democratic Prioritisation on the DQB. Making hypotheses public creates accountability — groups know their prediction will be compared to real data in Lesson 6. The dot-voting ritual gives learners agency over the inquiry direction and models how scientific communities prioritise research questions. Connecting the DQB growth to the original phenomenon (red-dye channels → transpiration endpoint) keeps the storyline coherent across the 8-lesson sequence.</w:t>
+            </w:r>
+          </w:p>
+        </w:tc>
+        <w:tc>
+          <w:tcPr>
+            <w:tcW w:type="dxa" w:w="3040"/>
+            <w:shd w:fill="F2F2F2" w:color="auto" w:val="clear"/>
+            <w:tcMar>
+              <w:top w:type="dxa" w:w="60"/>
+              <w:left w:type="dxa" w:w="120"/>
+              <w:bottom w:type="dxa" w:w="60"/>
+              <w:right w:type="dxa" w:w="120"/>
+            </w:tcMar>
+            <w:vAlign w:val="top"/>
+          </w:tcPr>
+          <w:p>
+            <w:pPr>
+              <w:spacing w:after="40" w:before="0"/>
+              <w:jc w:val="left"/>
+            </w:pPr>
+            <w:r>
+              <w:rPr>
+                <w:rFonts w:ascii="Arial" w:cs="Arial" w:eastAsia="Arial" w:hAnsi="Arial"/>
+                <w:b w:val="false"/>
+                <w:bCs w:val="false"/>
+                <w:i w:val="false"/>
+                <w:iCs w:val="false"/>
+                <w:color w:val="000000"/>
+                <w:sz w:val="18"/>
+                <w:szCs w:val="18"/>
+              </w:rPr>
+              <w:t xml:space="preserve">Teacher photographs the full DQB after posting. Observable indicators: orange cards use IF-THEN-BECAUSE format; the named independent variable matches the group's assigned factor; blue question cards are mechanistic (e.g., 'Will the bag eventually become so humid that transpiration stops completely?') rather than procedural (e.g., 'How long do we wait?'). Red flag: a group's orange card states a hypothesis that is not falsifiable by their experimental setup — teacher returns the card with a prompt: 'How will you measure this with the equipment at your station?'</w:t>
+            </w:r>
+          </w:p>
+        </w:tc>
+      </w:tr>
+      <w:tr>
+        <w:tc>
+          <w:tcPr>
+            <w:tcW w:type="dxa" w:w="1520"/>
+            <w:shd w:fill="D5E8F0" w:color="auto" w:val="clear"/>
+            <w:tcMar>
+              <w:top w:type="dxa" w:w="60"/>
+              <w:left w:type="dxa" w:w="120"/>
+              <w:bottom w:type="dxa" w:w="60"/>
+              <w:right w:type="dxa" w:w="120"/>
+            </w:tcMar>
+            <w:vAlign w:val="top"/>
+          </w:tcPr>
+          <w:p>
+            <w:pPr>
+              <w:spacing w:after="40" w:before="0"/>
+              <w:jc w:val="left"/>
+            </w:pPr>
+            <w:r>
+              <w:rPr>
+                <w:rFonts w:ascii="Arial" w:cs="Arial" w:eastAsia="Arial" w:hAnsi="Arial"/>
+                <w:b/>
+                <w:bCs/>
+                <w:i w:val="false"/>
+                <w:iCs w:val="false"/>
+                <w:color w:val="000000"/>
+                <w:sz w:val="18"/>
+                <w:szCs w:val="18"/>
+              </w:rPr>
+              <w:t xml:space="preserve">Model Building Phase</w:t>
+            </w:r>
+          </w:p>
+          <w:p>
+            <w:pPr>
+              <w:spacing w:after="20" w:before="0"/>
+            </w:pPr>
+            <w:r>
+              <w:rPr>
+                <w:rFonts w:ascii="Arial" w:cs="Arial" w:eastAsia="Arial" w:hAnsi="Arial"/>
+                <w:b/>
+                <w:bCs/>
+                <w:color w:val="1F3864"/>
+                <w:sz w:val="16"/>
+                <w:szCs w:val="16"/>
+              </w:rPr>
+              <w:t xml:space="preserve">📹 VIDEO:</w:t>
+            </w:r>
+          </w:p>
+          <w:p>
+            <w:pPr>
+              <w:spacing w:after="20" w:before="0"/>
+            </w:pPr>
+            <w:hyperlink w:history="1" r:id="rIdhlkmkq06betygc9eezxww">
+              <w:r>
+                <w:rPr>
+                  <w:rFonts w:ascii="Arial" w:cs="Arial" w:eastAsia="Arial" w:hAnsi="Arial"/>
+                  <w:color w:val="2E75B6"/>
+                  <w:sz w:val="16"/>
+                  <w:szCs w:val="16"/>
+                  <w:u w:val="single" w:color="2E75B6"/>
+                </w:rPr>
+                <w:t xml:space="preserve">The water cycle</w:t>
+              </w:r>
+            </w:hyperlink>
+          </w:p>
+          <w:p>
+            <w:pPr>
+              <w:spacing w:after="20" w:before="0"/>
+            </w:pPr>
+            <w:r>
+              <w:rPr>
+                <w:rFonts w:ascii="Arial" w:cs="Arial" w:eastAsia="Arial" w:hAnsi="Arial"/>
+                <w:i/>
+                <w:iCs/>
+                <w:color w:val="595959"/>
+                <w:sz w:val="16"/>
+                <w:szCs w:val="16"/>
+              </w:rPr>
+              <w:t xml:space="preserve">Related topic: not an exact match for this lesson.</w:t>
+            </w:r>
+          </w:p>
+          <w:p>
+            <w:pPr>
+              <w:spacing w:after="10" w:before="0"/>
+              <w:ind w:left="120"/>
+            </w:pPr>
+            <w:r>
+              <w:rPr>
+                <w:rFonts w:ascii="Arial" w:cs="Arial" w:eastAsia="Arial" w:hAnsi="Arial"/>
+                <w:color w:val="595959"/>
+                <w:sz w:val="14"/>
+                <w:szCs w:val="14"/>
+              </w:rPr>
+              <w:t xml:space="preserve">Source: Khan Academy (English - US curriculum)</w:t>
+            </w:r>
+          </w:p>
+          <w:p>
+            <w:pPr>
+              <w:spacing w:after="10" w:before="0"/>
+              <w:ind w:left="120"/>
+            </w:pPr>
+            <w:hyperlink w:history="1" r:id="rIdiu-pihjvz7pbv4pxnig5a">
+              <w:r>
+                <w:rPr>
+                  <w:rFonts w:ascii="Arial" w:cs="Arial" w:eastAsia="Arial" w:hAnsi="Arial"/>
+                  <w:color w:val="595959"/>
+                  <w:sz w:val="14"/>
+                  <w:szCs w:val="14"/>
+                  <w:u w:val="single" w:color="595959"/>
+                </w:rPr>
+                <w:t xml:space="preserve">🔍 Search ARES for similar videos</w:t>
+              </w:r>
+            </w:hyperlink>
+          </w:p>
+          <w:p>
+            <w:pPr>
+              <w:spacing w:after="40" w:before="0"/>
+            </w:pPr>
+            <w:r>
+              <w:rPr>
+                <w:sz w:val="14"/>
+                <w:szCs w:val="14"/>
+              </w:rPr>
+              <w:t xml:space="preserve"/>
+            </w:r>
+          </w:p>
+          <w:p>
+            <w:pPr>
+              <w:spacing w:after="20" w:before="0"/>
+            </w:pPr>
+            <w:r>
+              <w:rPr>
+                <w:rFonts w:ascii="Arial" w:cs="Arial" w:eastAsia="Arial" w:hAnsi="Arial"/>
+                <w:b/>
+                <w:bCs/>
+                <w:color w:val="1F3864"/>
+                <w:sz w:val="16"/>
+                <w:szCs w:val="16"/>
+              </w:rPr>
               <w:t xml:space="preserve">📖 EXERCISE:</w:t>
             </w:r>
           </w:p>
@@ -16505,7 +17645,7 @@
             <w:pPr>
               <w:spacing w:after="20" w:before="0"/>
             </w:pPr>
-            <w:hyperlink w:history="1" r:id="rIdl7ibbttuixm59xledygpe">
+            <w:hyperlink w:history="1" r:id="rIdbp6xxwzk3nougcenn7-ce">
               <w:r>
                 <w:rPr>
                   <w:rFonts w:ascii="Arial" w:cs="Arial" w:eastAsia="Arial" w:hAnsi="Arial"/>
@@ -16538,790 +17678,7 @@
               <w:spacing w:after="10" w:before="0"/>
               <w:ind w:left="120"/>
             </w:pPr>
-            <w:hyperlink w:history="1" r:id="rIdo9vpg99y39p72rhlkm8jd">
-              <w:r>
-                <w:rPr>
-                  <w:rFonts w:ascii="Arial" w:cs="Arial" w:eastAsia="Arial" w:hAnsi="Arial"/>
-                  <w:color w:val="595959"/>
-                  <w:sz w:val="14"/>
-                  <w:szCs w:val="14"/>
-                  <w:u w:val="single" w:color="595959"/>
-                </w:rPr>
-                <w:t xml:space="preserve">🔍 Search ARES for similar readings</w:t>
-              </w:r>
-            </w:hyperlink>
-          </w:p>
-        </w:tc>
-        <w:tc>
-          <w:tcPr>
-            <w:tcW w:type="dxa" w:w="3040"/>
-            <w:shd w:fill="FFFFFF" w:color="auto" w:val="clear"/>
-            <w:tcMar>
-              <w:top w:type="dxa" w:w="60"/>
-              <w:left w:type="dxa" w:w="120"/>
-              <w:bottom w:type="dxa" w:w="60"/>
-              <w:right w:type="dxa" w:w="120"/>
-            </w:tcMar>
-            <w:vAlign w:val="top"/>
-          </w:tcPr>
-          <w:p>
-            <w:pPr>
-              <w:spacing w:after="40" w:before="0"/>
-              <w:jc w:val="left"/>
-            </w:pPr>
-            <w:r>
-              <w:rPr>
-                <w:rFonts w:ascii="Arial" w:cs="Arial" w:eastAsia="Arial" w:hAnsi="Arial"/>
-                <w:b w:val="false"/>
-                <w:bCs w:val="false"/>
-                <w:i w:val="false"/>
-                <w:iCs w:val="false"/>
-                <w:color w:val="000000"/>
-                <w:sz w:val="18"/>
-                <w:szCs w:val="18"/>
-              </w:rPr>
-              <w:t xml:space="preserve">Groups rotate to a Gallery Walk of the four bench setups (2 minutes per station). At each station a card shows the group's hypothesis and variable table (posted by the bench captain). Learners use sticky notes to leave one 'I notice…' comment and one 'I wonder…' question on each card. After the gallery walk, the class reconvenes. The teacher selects four 'I wonder' questions (one per group) that best connect to the driving question and asks the originating group to respond. Learners then update their own group's variable table if they received a useful challenge on their sticky notes. Finally, each learner individually answers in their journal: 'Explain, in two sentences, how your group's experiment will give us evidence about what happens to the water that travels up through xylem in the maize plant on our Kisumu farm.'</w:t>
-            </w:r>
-          </w:p>
-        </w:tc>
-        <w:tc>
-          <w:tcPr>
-            <w:tcW w:type="dxa" w:w="3040"/>
-            <w:shd w:fill="F2F2F2" w:color="auto" w:val="clear"/>
-            <w:tcMar>
-              <w:top w:type="dxa" w:w="60"/>
-              <w:left w:type="dxa" w:w="120"/>
-              <w:bottom w:type="dxa" w:w="60"/>
-              <w:right w:type="dxa" w:w="120"/>
-            </w:tcMar>
-            <w:vAlign w:val="top"/>
-          </w:tcPr>
-          <w:p>
-            <w:pPr>
-              <w:spacing w:after="40" w:before="0"/>
-              <w:jc w:val="left"/>
-            </w:pPr>
-            <w:r>
-              <w:rPr>
-                <w:rFonts w:ascii="Arial" w:cs="Arial" w:eastAsia="Arial" w:hAnsi="Arial"/>
-                <w:b w:val="false"/>
-                <w:bCs w:val="false"/>
-                <w:i w:val="false"/>
-                <w:iCs w:val="false"/>
-                <w:color w:val="000000"/>
-                <w:sz w:val="18"/>
-                <w:szCs w:val="18"/>
-              </w:rPr>
-              <w:t xml:space="preserve">1. Instruct gallery walk: 'You have 8 minutes total — 2 minutes per station. Read the hypothesis and variable table. Leave ONE sticky note starting with 'I notice…' and ONE starting with 'I wonder…'. Be specific — write the group letter on your note.' Use a timer visible to all. </w:t>
-            </w:r>
-          </w:p>
-          <w:p>
-            <w:pPr>
-              <w:spacing w:after="40" w:before="0"/>
-              <w:jc w:val="left"/>
-            </w:pPr>
-            <w:r>
-              <w:rPr>
-                <w:rFonts w:ascii="Arial" w:cs="Arial" w:eastAsia="Arial" w:hAnsi="Arial"/>
-                <w:b w:val="false"/>
-                <w:bCs w:val="false"/>
-                <w:i w:val="false"/>
-                <w:iCs w:val="false"/>
-                <w:color w:val="000000"/>
-                <w:sz w:val="18"/>
-                <w:szCs w:val="18"/>
-              </w:rPr>
-              <w:t xml:space="preserve">2. After the gallery walk, say: 'I am going to read four 'I wonder' questions — one about each group's setup. The group whose setup it is will respond. You have 30 seconds to confer with your group before answering.' Read the selected questions one at a time. After each group confers, cold-call the RECORDER (not the bench captain) to answer. (WAIT 12 seconds after question is read before starting group confer time.) </w:t>
-            </w:r>
-          </w:p>
-          <w:p>
-            <w:pPr>
-              <w:spacing w:after="40" w:before="0"/>
-              <w:jc w:val="left"/>
-            </w:pPr>
-            <w:r>
-              <w:rPr>
-                <w:rFonts w:ascii="Arial" w:cs="Arial" w:eastAsia="Arial" w:hAnsi="Arial"/>
-                <w:b w:val="false"/>
-                <w:bCs w:val="false"/>
-                <w:i w:val="false"/>
-                <w:iCs w:val="false"/>
-                <w:color w:val="000000"/>
-                <w:sz w:val="18"/>
-                <w:szCs w:val="18"/>
-              </w:rPr>
-              <w:t xml:space="preserve">3. After responses, prompt: 'Did any sticky note on YOUR station make you want to change your variable table? You have 90 seconds to update it if needed.' </w:t>
-            </w:r>
-          </w:p>
-          <w:p>
-            <w:pPr>
-              <w:spacing w:after="40" w:before="0"/>
-              <w:jc w:val="left"/>
-            </w:pPr>
-            <w:r>
-              <w:rPr>
-                <w:rFonts w:ascii="Arial" w:cs="Arial" w:eastAsia="Arial" w:hAnsi="Arial"/>
-                <w:b w:val="false"/>
-                <w:bCs w:val="false"/>
-                <w:i w:val="false"/>
-                <w:iCs w:val="false"/>
-                <w:color w:val="000000"/>
-                <w:sz w:val="18"/>
-                <w:szCs w:val="18"/>
-              </w:rPr>
-              <w:t xml:space="preserve">4. Direct individual journal writing: 'On your own — two sentences only — connect YOUR experiment to the maize plant and our driving question. Start with: The water that travels up through xylem in a Kisumu maize plant eventually…' Allow 3 minutes. </w:t>
-            </w:r>
-          </w:p>
-          <w:p>
-            <w:pPr>
-              <w:spacing w:after="40" w:before="0"/>
-              <w:jc w:val="left"/>
-            </w:pPr>
-            <w:r>
-              <w:rPr>
-                <w:rFonts w:ascii="Arial" w:cs="Arial" w:eastAsia="Arial" w:hAnsi="Arial"/>
-                <w:b w:val="false"/>
-                <w:bCs w:val="false"/>
-                <w:i w:val="false"/>
-                <w:iCs w:val="false"/>
-                <w:color w:val="000000"/>
-                <w:sz w:val="18"/>
-                <w:szCs w:val="18"/>
-              </w:rPr>
-              <w:t xml:space="preserve">5. Cold-call THREE learners to read their sentences. After each, ask the class: 'Does this sentence use evidence from our lessons, or is it just a claim?' (WAIT 10 seconds for hands before selecting a responder.)</w:t>
-            </w:r>
-          </w:p>
-        </w:tc>
-        <w:tc>
-          <w:tcPr>
-            <w:tcW w:type="dxa" w:w="3040"/>
-            <w:shd w:fill="FFFFFF" w:color="auto" w:val="clear"/>
-            <w:tcMar>
-              <w:top w:type="dxa" w:w="60"/>
-              <w:left w:type="dxa" w:w="120"/>
-              <w:bottom w:type="dxa" w:w="60"/>
-              <w:right w:type="dxa" w:w="120"/>
-            </w:tcMar>
-            <w:vAlign w:val="top"/>
-          </w:tcPr>
-          <w:p>
-            <w:pPr>
-              <w:spacing w:after="40" w:before="0"/>
-              <w:jc w:val="left"/>
-            </w:pPr>
-            <w:r>
-              <w:rPr>
-                <w:rFonts w:ascii="Arial" w:cs="Arial" w:eastAsia="Arial" w:hAnsi="Arial"/>
-                <w:b w:val="false"/>
-                <w:bCs w:val="false"/>
-                <w:i w:val="false"/>
-                <w:iCs w:val="false"/>
-                <w:color w:val="000000"/>
-                <w:sz w:val="18"/>
-                <w:szCs w:val="18"/>
-              </w:rPr>
-              <w:t xml:space="preserve">Gallery Walk with Sticky-Note Critique followed by Phenomenon Re-anchoring Prompt. The gallery walk uses peer-generated questions to stress-test each group's experimental design before any data is collected — a lower-stakes form of peer review that mirrors scientific practice. The individual journal sentence forces each learner to personally connect their small-group experiment back to the whole-plant, whole-farm level of the driving question, preventing the common error of treating transpiration as an isolated lab activity rather than as the endpoint of the water-transport pathway they have been tracing since Lesson 1.</w:t>
-            </w:r>
-          </w:p>
-        </w:tc>
-        <w:tc>
-          <w:tcPr>
-            <w:tcW w:type="dxa" w:w="3040"/>
-            <w:shd w:fill="F2F2F2" w:color="auto" w:val="clear"/>
-            <w:tcMar>
-              <w:top w:type="dxa" w:w="60"/>
-              <w:left w:type="dxa" w:w="120"/>
-              <w:bottom w:type="dxa" w:w="60"/>
-              <w:right w:type="dxa" w:w="120"/>
-            </w:tcMar>
-            <w:vAlign w:val="top"/>
-          </w:tcPr>
-          <w:p>
-            <w:pPr>
-              <w:spacing w:after="40" w:before="0"/>
-              <w:jc w:val="left"/>
-            </w:pPr>
-            <w:r>
-              <w:rPr>
-                <w:rFonts w:ascii="Arial" w:cs="Arial" w:eastAsia="Arial" w:hAnsi="Arial"/>
-                <w:b w:val="false"/>
-                <w:bCs w:val="false"/>
-                <w:i w:val="false"/>
-                <w:iCs w:val="false"/>
-                <w:color w:val="000000"/>
-                <w:sz w:val="18"/>
-                <w:szCs w:val="18"/>
-              </w:rPr>
-              <w:t xml:space="preserve">Teacher reads the individual journal sentences while circulating during writing (3 minutes is sufficient to scan 30 sentences). Observable indicator of meeting expectations: sentence names transpiration as water leaving via stomata AND links it to the xylem-transport pathway studied in Lessons 2–4. Red flag: sentence describes transpiration as 'water dripping off leaves' or does not mention stomata or vapour — teacher flags these learners for a brief clarifying conversation before Lesson 6.</w:t>
-            </w:r>
-          </w:p>
-        </w:tc>
-      </w:tr>
-      <w:tr>
-        <w:tc>
-          <w:tcPr>
-            <w:tcW w:type="dxa" w:w="1520"/>
-            <w:shd w:fill="FCE4D6" w:color="auto" w:val="clear"/>
-            <w:tcMar>
-              <w:top w:type="dxa" w:w="60"/>
-              <w:left w:type="dxa" w:w="120"/>
-              <w:bottom w:type="dxa" w:w="60"/>
-              <w:right w:type="dxa" w:w="120"/>
-            </w:tcMar>
-            <w:vAlign w:val="top"/>
-          </w:tcPr>
-          <w:p>
-            <w:pPr>
-              <w:spacing w:after="40" w:before="0"/>
-              <w:jc w:val="left"/>
-            </w:pPr>
-            <w:r>
-              <w:rPr>
-                <w:rFonts w:ascii="Arial" w:cs="Arial" w:eastAsia="Arial" w:hAnsi="Arial"/>
-                <w:b/>
-                <w:bCs/>
-                <w:i w:val="false"/>
-                <w:iCs w:val="false"/>
-                <w:color w:val="000000"/>
-                <w:sz w:val="18"/>
-                <w:szCs w:val="18"/>
-              </w:rPr>
-              <w:t xml:space="preserve">Driving Question Board (DQB) Creation</w:t>
-            </w:r>
-          </w:p>
-          <w:p>
-            <w:pPr>
-              <w:spacing w:after="20" w:before="0"/>
-            </w:pPr>
-            <w:r>
-              <w:rPr>
-                <w:rFonts w:ascii="Arial" w:cs="Arial" w:eastAsia="Arial" w:hAnsi="Arial"/>
-                <w:b/>
-                <w:bCs/>
-                <w:color w:val="1F3864"/>
-                <w:sz w:val="16"/>
-                <w:szCs w:val="16"/>
-              </w:rPr>
-              <w:t xml:space="preserve">📹 VIDEO:</w:t>
-            </w:r>
-          </w:p>
-          <w:p>
-            <w:pPr>
-              <w:spacing w:after="20" w:before="0"/>
-            </w:pPr>
-            <w:hyperlink w:history="1" r:id="rIdi-oohnnremr7ftlpeaip5">
-              <w:r>
-                <w:rPr>
-                  <w:rFonts w:ascii="Arial" w:cs="Arial" w:eastAsia="Arial" w:hAnsi="Arial"/>
-                  <w:color w:val="2E75B6"/>
-                  <w:sz w:val="16"/>
-                  <w:szCs w:val="16"/>
-                  <w:u w:val="single" w:color="2E75B6"/>
-                </w:rPr>
-                <w:t xml:space="preserve">12 Plant Transport Xylem And Phloem, Transpiration [3D Animation]</w:t>
-              </w:r>
-            </w:hyperlink>
-          </w:p>
-          <w:p>
-            <w:pPr>
-              <w:spacing w:after="10" w:before="0"/>
-              <w:ind w:left="120"/>
-            </w:pPr>
-            <w:r>
-              <w:rPr>
-                <w:rFonts w:ascii="Arial" w:cs="Arial" w:eastAsia="Arial" w:hAnsi="Arial"/>
-                <w:color w:val="595959"/>
-                <w:sz w:val="14"/>
-                <w:szCs w:val="14"/>
-              </w:rPr>
-              <w:t xml:space="preserve">Source: Seavuria</w:t>
-            </w:r>
-          </w:p>
-          <w:p>
-            <w:pPr>
-              <w:spacing w:after="10" w:before="0"/>
-              <w:ind w:left="120"/>
-            </w:pPr>
-            <w:hyperlink w:history="1" r:id="rId5l8jutkonsjdiitmdlcil">
-              <w:r>
-                <w:rPr>
-                  <w:rFonts w:ascii="Arial" w:cs="Arial" w:eastAsia="Arial" w:hAnsi="Arial"/>
-                  <w:color w:val="595959"/>
-                  <w:sz w:val="14"/>
-                  <w:szCs w:val="14"/>
-                  <w:u w:val="single" w:color="595959"/>
-                </w:rPr>
-                <w:t xml:space="preserve">🔍 Search ARES for similar videos</w:t>
-              </w:r>
-            </w:hyperlink>
-          </w:p>
-          <w:p>
-            <w:pPr>
-              <w:spacing w:after="40" w:before="0"/>
-            </w:pPr>
-            <w:r>
-              <w:rPr>
-                <w:sz w:val="14"/>
-                <w:szCs w:val="14"/>
-              </w:rPr>
-              <w:t xml:space="preserve"/>
-            </w:r>
-          </w:p>
-          <w:p>
-            <w:pPr>
-              <w:spacing w:after="20" w:before="0"/>
-            </w:pPr>
-            <w:r>
-              <w:rPr>
-                <w:rFonts w:ascii="Arial" w:cs="Arial" w:eastAsia="Arial" w:hAnsi="Arial"/>
-                <w:b/>
-                <w:bCs/>
-                <w:color w:val="1F3864"/>
-                <w:sz w:val="16"/>
-                <w:szCs w:val="16"/>
-              </w:rPr>
-              <w:t xml:space="preserve">📖 EXERCISE:</w:t>
-            </w:r>
-          </w:p>
-          <w:p>
-            <w:pPr>
-              <w:spacing w:after="20" w:before="0"/>
-            </w:pPr>
-            <w:hyperlink w:history="1" r:id="rIdwga3rqvy0d0nba4kdajmp">
-              <w:r>
-                <w:rPr>
-                  <w:rFonts w:ascii="Arial" w:cs="Arial" w:eastAsia="Arial" w:hAnsi="Arial"/>
-                  <w:color w:val="2E75B6"/>
-                  <w:sz w:val="16"/>
-                  <w:szCs w:val="16"/>
-                  <w:u w:val="single" w:color="2E75B6"/>
-                </w:rPr>
-                <w:t xml:space="preserve">Independent versus dependent variables</w:t>
-              </w:r>
-            </w:hyperlink>
-          </w:p>
-          <w:p>
-            <w:pPr>
-              <w:spacing w:after="10" w:before="0"/>
-              <w:ind w:left="120"/>
-            </w:pPr>
-            <w:r>
-              <w:rPr>
-                <w:rFonts w:ascii="Arial" w:cs="Arial" w:eastAsia="Arial" w:hAnsi="Arial"/>
-                <w:color w:val="595959"/>
-                <w:sz w:val="14"/>
-                <w:szCs w:val="14"/>
-              </w:rPr>
-              <w:t xml:space="preserve">Source: Khan Academy (English - US curriculum)</w:t>
-            </w:r>
-          </w:p>
-          <w:p>
-            <w:pPr>
-              <w:spacing w:after="10" w:before="0"/>
-              <w:ind w:left="120"/>
-            </w:pPr>
-            <w:hyperlink w:history="1" r:id="rIdi7otly_taigdr18u15bvo">
-              <w:r>
-                <w:rPr>
-                  <w:rFonts w:ascii="Arial" w:cs="Arial" w:eastAsia="Arial" w:hAnsi="Arial"/>
-                  <w:color w:val="595959"/>
-                  <w:sz w:val="14"/>
-                  <w:szCs w:val="14"/>
-                  <w:u w:val="single" w:color="595959"/>
-                </w:rPr>
-                <w:t xml:space="preserve">🔍 Search ARES for similar readings</w:t>
-              </w:r>
-            </w:hyperlink>
-          </w:p>
-        </w:tc>
-        <w:tc>
-          <w:tcPr>
-            <w:tcW w:type="dxa" w:w="3040"/>
-            <w:shd w:fill="FFFFFF" w:color="auto" w:val="clear"/>
-            <w:tcMar>
-              <w:top w:type="dxa" w:w="60"/>
-              <w:left w:type="dxa" w:w="120"/>
-              <w:bottom w:type="dxa" w:w="60"/>
-              <w:right w:type="dxa" w:w="120"/>
-            </w:tcMar>
-            <w:vAlign w:val="top"/>
-          </w:tcPr>
-          <w:p>
-            <w:pPr>
-              <w:spacing w:after="40" w:before="0"/>
-              <w:jc w:val="left"/>
-            </w:pPr>
-            <w:r>
-              <w:rPr>
-                <w:rFonts w:ascii="Arial" w:cs="Arial" w:eastAsia="Arial" w:hAnsi="Arial"/>
-                <w:b w:val="false"/>
-                <w:bCs w:val="false"/>
-                <w:i w:val="false"/>
-                <w:iCs w:val="false"/>
-                <w:color w:val="000000"/>
-                <w:sz w:val="18"/>
-                <w:szCs w:val="18"/>
-              </w:rPr>
-              <w:t xml:space="preserve">Each group receives two DQB cards: one ORANGE card on which they write their hypothesis ('We think [factor] will [increase/decrease] transpiration because…') and one BLUE card on which they write their biggest remaining question about their experiment or about transpiration in general. Groups post both cards on the class DQB under the column header 'What we are testing — Lesson 5.' The class then does a 3-minute silent read of all posted cards. Learners place a small dot sticker on the ONE blue question they most want answered by Lesson 6. The teacher records the top-voted question on a separate 'priority question' strip at the top of the DQB.</w:t>
-            </w:r>
-          </w:p>
-        </w:tc>
-        <w:tc>
-          <w:tcPr>
-            <w:tcW w:type="dxa" w:w="3040"/>
-            <w:shd w:fill="F2F2F2" w:color="auto" w:val="clear"/>
-            <w:tcMar>
-              <w:top w:type="dxa" w:w="60"/>
-              <w:left w:type="dxa" w:w="120"/>
-              <w:bottom w:type="dxa" w:w="60"/>
-              <w:right w:type="dxa" w:w="120"/>
-            </w:tcMar>
-            <w:vAlign w:val="top"/>
-          </w:tcPr>
-          <w:p>
-            <w:pPr>
-              <w:spacing w:after="40" w:before="0"/>
-              <w:jc w:val="left"/>
-            </w:pPr>
-            <w:r>
-              <w:rPr>
-                <w:rFonts w:ascii="Arial" w:cs="Arial" w:eastAsia="Arial" w:hAnsi="Arial"/>
-                <w:b w:val="false"/>
-                <w:bCs w:val="false"/>
-                <w:i w:val="false"/>
-                <w:iCs w:val="false"/>
-                <w:color w:val="000000"/>
-                <w:sz w:val="18"/>
-                <w:szCs w:val="18"/>
-              </w:rPr>
-              <w:t xml:space="preserve">1. Distribute orange and blue cards. Say: 'Orange card: your group's hypothesis — write it in the IF-THEN-BECAUSE format, exactly as it appears on your variable table. Blue card: the one thing you most need to know to interpret your results next lesson. You have 3 minutes.' </w:t>
-            </w:r>
-          </w:p>
-          <w:p>
-            <w:pPr>
-              <w:spacing w:after="40" w:before="0"/>
-              <w:jc w:val="left"/>
-            </w:pPr>
-            <w:r>
-              <w:rPr>
-                <w:rFonts w:ascii="Arial" w:cs="Arial" w:eastAsia="Arial" w:hAnsi="Arial"/>
-                <w:b w:val="false"/>
-                <w:bCs w:val="false"/>
-                <w:i w:val="false"/>
-                <w:iCs w:val="false"/>
-                <w:color w:val="000000"/>
-                <w:sz w:val="18"/>
-                <w:szCs w:val="18"/>
-              </w:rPr>
-              <w:t xml:space="preserve">2. Groups post cards simultaneously. Say: 'Bench captains, post your cards now. Stick them under Lesson 5 — hypotheses on the left, questions on the right.' </w:t>
-            </w:r>
-          </w:p>
-          <w:p>
-            <w:pPr>
-              <w:spacing w:after="40" w:before="0"/>
-              <w:jc w:val="left"/>
-            </w:pPr>
-            <w:r>
-              <w:rPr>
-                <w:rFonts w:ascii="Arial" w:cs="Arial" w:eastAsia="Arial" w:hAnsi="Arial"/>
-                <w:b w:val="false"/>
-                <w:bCs w:val="false"/>
-                <w:i w:val="false"/>
-                <w:iCs w:val="false"/>
-                <w:color w:val="000000"/>
-                <w:sz w:val="18"/>
-                <w:szCs w:val="18"/>
-              </w:rPr>
-              <w:t xml:space="preserve">3. Direct silent read: 'Stand up, walk to the DQB, read ALL eight cards in silence. You have 3 minutes. No talking.' </w:t>
-            </w:r>
-          </w:p>
-          <w:p>
-            <w:pPr>
-              <w:spacing w:after="40" w:before="0"/>
-              <w:jc w:val="left"/>
-            </w:pPr>
-            <w:r>
-              <w:rPr>
-                <w:rFonts w:ascii="Arial" w:cs="Arial" w:eastAsia="Arial" w:hAnsi="Arial"/>
-                <w:b w:val="false"/>
-                <w:bCs w:val="false"/>
-                <w:i w:val="false"/>
-                <w:iCs w:val="false"/>
-                <w:color w:val="000000"/>
-                <w:sz w:val="18"/>
-                <w:szCs w:val="18"/>
-              </w:rPr>
-              <w:t xml:space="preserve">4. Distribute dot stickers (one per learner): 'Put your dot on the ONE blue question that YOU most want us to answer in Lesson 6. One dot only.' </w:t>
-            </w:r>
-          </w:p>
-          <w:p>
-            <w:pPr>
-              <w:spacing w:after="40" w:before="0"/>
-              <w:jc w:val="left"/>
-            </w:pPr>
-            <w:r>
-              <w:rPr>
-                <w:rFonts w:ascii="Arial" w:cs="Arial" w:eastAsia="Arial" w:hAnsi="Arial"/>
-                <w:b w:val="false"/>
-                <w:bCs w:val="false"/>
-                <w:i w:val="false"/>
-                <w:iCs w:val="false"/>
-                <w:color w:val="000000"/>
-                <w:sz w:val="18"/>
-                <w:szCs w:val="18"/>
-              </w:rPr>
-              <w:t xml:space="preserve">5. Tally dots. Read the winning question aloud. Say: 'This becomes our priority question for Lesson 6. Write it at the top of your journal page for next lesson.' </w:t>
-            </w:r>
-          </w:p>
-          <w:p>
-            <w:pPr>
-              <w:spacing w:after="40" w:before="0"/>
-              <w:jc w:val="left"/>
-            </w:pPr>
-            <w:r>
-              <w:rPr>
-                <w:rFonts w:ascii="Arial" w:cs="Arial" w:eastAsia="Arial" w:hAnsi="Arial"/>
-                <w:b w:val="false"/>
-                <w:bCs w:val="false"/>
-                <w:i w:val="false"/>
-                <w:iCs w:val="false"/>
-                <w:color w:val="000000"/>
-                <w:sz w:val="18"/>
-                <w:szCs w:val="18"/>
-              </w:rPr>
-              <w:t xml:space="preserve">6. Gesture to the full DQB and say: 'Look at how our board has grown. In Lesson 1 we asked why red dye only went through certain channels. Today we are testing four different ways that water leaves the plant at the other end of that same journey. Our driving question is getting closer to a full answer — but we need data first.'</w:t>
-            </w:r>
-          </w:p>
-        </w:tc>
-        <w:tc>
-          <w:tcPr>
-            <w:tcW w:type="dxa" w:w="3040"/>
-            <w:shd w:fill="FFFFFF" w:color="auto" w:val="clear"/>
-            <w:tcMar>
-              <w:top w:type="dxa" w:w="60"/>
-              <w:left w:type="dxa" w:w="120"/>
-              <w:bottom w:type="dxa" w:w="60"/>
-              <w:right w:type="dxa" w:w="120"/>
-            </w:tcMar>
-            <w:vAlign w:val="top"/>
-          </w:tcPr>
-          <w:p>
-            <w:pPr>
-              <w:spacing w:after="40" w:before="0"/>
-              <w:jc w:val="left"/>
-            </w:pPr>
-            <w:r>
-              <w:rPr>
-                <w:rFonts w:ascii="Arial" w:cs="Arial" w:eastAsia="Arial" w:hAnsi="Arial"/>
-                <w:b w:val="false"/>
-                <w:bCs w:val="false"/>
-                <w:i w:val="false"/>
-                <w:iCs w:val="false"/>
-                <w:color w:val="000000"/>
-                <w:sz w:val="18"/>
-                <w:szCs w:val="18"/>
-              </w:rPr>
-              <w:t xml:space="preserve">Hypothesis Posting and Democratic Prioritisation on the DQB. Making hypotheses public creates accountability — groups know their prediction will be compared to real data in Lesson 6. The dot-voting ritual gives learners agency over the inquiry direction and models how scientific communities prioritise research questions. Connecting the DQB growth to the original phenomenon (red-dye channels → transpiration endpoint) keeps the storyline coherent across the 8-lesson sequence.</w:t>
-            </w:r>
-          </w:p>
-        </w:tc>
-        <w:tc>
-          <w:tcPr>
-            <w:tcW w:type="dxa" w:w="3040"/>
-            <w:shd w:fill="F2F2F2" w:color="auto" w:val="clear"/>
-            <w:tcMar>
-              <w:top w:type="dxa" w:w="60"/>
-              <w:left w:type="dxa" w:w="120"/>
-              <w:bottom w:type="dxa" w:w="60"/>
-              <w:right w:type="dxa" w:w="120"/>
-            </w:tcMar>
-            <w:vAlign w:val="top"/>
-          </w:tcPr>
-          <w:p>
-            <w:pPr>
-              <w:spacing w:after="40" w:before="0"/>
-              <w:jc w:val="left"/>
-            </w:pPr>
-            <w:r>
-              <w:rPr>
-                <w:rFonts w:ascii="Arial" w:cs="Arial" w:eastAsia="Arial" w:hAnsi="Arial"/>
-                <w:b w:val="false"/>
-                <w:bCs w:val="false"/>
-                <w:i w:val="false"/>
-                <w:iCs w:val="false"/>
-                <w:color w:val="000000"/>
-                <w:sz w:val="18"/>
-                <w:szCs w:val="18"/>
-              </w:rPr>
-              <w:t xml:space="preserve">Teacher photographs the full DQB after posting. Observable indicators: orange cards use IF-THEN-BECAUSE format; the named independent variable matches the group's assigned factor; blue question cards are mechanistic (e.g., 'Will the bag eventually become so humid that transpiration stops completely?') rather than procedural (e.g., 'How long do we wait?'). Red flag: a group's orange card states a hypothesis that is not falsifiable by their experimental setup — teacher returns the card with a prompt: 'How will you measure this with the equipment at your station?'</w:t>
-            </w:r>
-          </w:p>
-        </w:tc>
-      </w:tr>
-      <w:tr>
-        <w:tc>
-          <w:tcPr>
-            <w:tcW w:type="dxa" w:w="1520"/>
-            <w:shd w:fill="D5E8F0" w:color="auto" w:val="clear"/>
-            <w:tcMar>
-              <w:top w:type="dxa" w:w="60"/>
-              <w:left w:type="dxa" w:w="120"/>
-              <w:bottom w:type="dxa" w:w="60"/>
-              <w:right w:type="dxa" w:w="120"/>
-            </w:tcMar>
-            <w:vAlign w:val="top"/>
-          </w:tcPr>
-          <w:p>
-            <w:pPr>
-              <w:spacing w:after="40" w:before="0"/>
-              <w:jc w:val="left"/>
-            </w:pPr>
-            <w:r>
-              <w:rPr>
-                <w:rFonts w:ascii="Arial" w:cs="Arial" w:eastAsia="Arial" w:hAnsi="Arial"/>
-                <w:b/>
-                <w:bCs/>
-                <w:i w:val="false"/>
-                <w:iCs w:val="false"/>
-                <w:color w:val="000000"/>
-                <w:sz w:val="18"/>
-                <w:szCs w:val="18"/>
-              </w:rPr>
-              <w:t xml:space="preserve">Model Building Phase</w:t>
-            </w:r>
-          </w:p>
-          <w:p>
-            <w:pPr>
-              <w:spacing w:after="20" w:before="0"/>
-            </w:pPr>
-            <w:r>
-              <w:rPr>
-                <w:rFonts w:ascii="Arial" w:cs="Arial" w:eastAsia="Arial" w:hAnsi="Arial"/>
-                <w:b/>
-                <w:bCs/>
-                <w:color w:val="1F3864"/>
-                <w:sz w:val="16"/>
-                <w:szCs w:val="16"/>
-              </w:rPr>
-              <w:t xml:space="preserve">📹 VIDEO:</w:t>
-            </w:r>
-          </w:p>
-          <w:p>
-            <w:pPr>
-              <w:spacing w:after="20" w:before="0"/>
-            </w:pPr>
-            <w:hyperlink w:history="1" r:id="rIdgyykf5e1s_t4m6aey0wqu">
-              <w:r>
-                <w:rPr>
-                  <w:rFonts w:ascii="Arial" w:cs="Arial" w:eastAsia="Arial" w:hAnsi="Arial"/>
-                  <w:color w:val="2E75B6"/>
-                  <w:sz w:val="16"/>
-                  <w:szCs w:val="16"/>
-                  <w:u w:val="single" w:color="2E75B6"/>
-                </w:rPr>
-                <w:t xml:space="preserve">12 Plant Transport Xylem And Phloem, Transpiration [3D Animation]</w:t>
-              </w:r>
-            </w:hyperlink>
-          </w:p>
-          <w:p>
-            <w:pPr>
-              <w:spacing w:after="10" w:before="0"/>
-              <w:ind w:left="120"/>
-            </w:pPr>
-            <w:r>
-              <w:rPr>
-                <w:rFonts w:ascii="Arial" w:cs="Arial" w:eastAsia="Arial" w:hAnsi="Arial"/>
-                <w:color w:val="595959"/>
-                <w:sz w:val="14"/>
-                <w:szCs w:val="14"/>
-              </w:rPr>
-              <w:t xml:space="preserve">Source: Seavuria</w:t>
-            </w:r>
-          </w:p>
-          <w:p>
-            <w:pPr>
-              <w:spacing w:after="10" w:before="0"/>
-              <w:ind w:left="120"/>
-            </w:pPr>
-            <w:hyperlink w:history="1" r:id="rIdpcfcdcbk3vfoaoivq76mg">
-              <w:r>
-                <w:rPr>
-                  <w:rFonts w:ascii="Arial" w:cs="Arial" w:eastAsia="Arial" w:hAnsi="Arial"/>
-                  <w:color w:val="595959"/>
-                  <w:sz w:val="14"/>
-                  <w:szCs w:val="14"/>
-                  <w:u w:val="single" w:color="595959"/>
-                </w:rPr>
-                <w:t xml:space="preserve">🔍 Search ARES for similar videos</w:t>
-              </w:r>
-            </w:hyperlink>
-          </w:p>
-          <w:p>
-            <w:pPr>
-              <w:spacing w:after="40" w:before="0"/>
-            </w:pPr>
-            <w:r>
-              <w:rPr>
-                <w:sz w:val="14"/>
-                <w:szCs w:val="14"/>
-              </w:rPr>
-              <w:t xml:space="preserve"/>
-            </w:r>
-          </w:p>
-          <w:p>
-            <w:pPr>
-              <w:spacing w:after="20" w:before="0"/>
-            </w:pPr>
-            <w:r>
-              <w:rPr>
-                <w:rFonts w:ascii="Arial" w:cs="Arial" w:eastAsia="Arial" w:hAnsi="Arial"/>
-                <w:b/>
-                <w:bCs/>
-                <w:color w:val="1F3864"/>
-                <w:sz w:val="16"/>
-                <w:szCs w:val="16"/>
-              </w:rPr>
-              <w:t xml:space="preserve">📖 EXERCISE:</w:t>
-            </w:r>
-          </w:p>
-          <w:p>
-            <w:pPr>
-              <w:spacing w:after="20" w:before="0"/>
-            </w:pPr>
-            <w:hyperlink w:history="1" r:id="rIdennzuby6zbbodpsgrxvkk">
-              <w:r>
-                <w:rPr>
-                  <w:rFonts w:ascii="Arial" w:cs="Arial" w:eastAsia="Arial" w:hAnsi="Arial"/>
-                  <w:color w:val="2E75B6"/>
-                  <w:sz w:val="16"/>
-                  <w:szCs w:val="16"/>
-                  <w:u w:val="single" w:color="2E75B6"/>
-                </w:rPr>
-                <w:t xml:space="preserve">Independent versus dependent variables</w:t>
-              </w:r>
-            </w:hyperlink>
-          </w:p>
-          <w:p>
-            <w:pPr>
-              <w:spacing w:after="10" w:before="0"/>
-              <w:ind w:left="120"/>
-            </w:pPr>
-            <w:r>
-              <w:rPr>
-                <w:rFonts w:ascii="Arial" w:cs="Arial" w:eastAsia="Arial" w:hAnsi="Arial"/>
-                <w:color w:val="595959"/>
-                <w:sz w:val="14"/>
-                <w:szCs w:val="14"/>
-              </w:rPr>
-              <w:t xml:space="preserve">Source: Khan Academy (English - US curriculum)</w:t>
-            </w:r>
-          </w:p>
-          <w:p>
-            <w:pPr>
-              <w:spacing w:after="10" w:before="0"/>
-              <w:ind w:left="120"/>
-            </w:pPr>
-            <w:hyperlink w:history="1" r:id="rId27pm7vpccgcrorhc-lffi">
+            <w:hyperlink w:history="1" r:id="rIdzhsj11zo1ofxdoyii7o9m">
               <w:r>
                 <w:rPr>
                   <w:rFonts w:ascii="Arial" w:cs="Arial" w:eastAsia="Arial" w:hAnsi="Arial"/>
@@ -17909,7 +18266,7 @@
         </w:rPr>
         <w:t xml:space="preserve">© 2026 SeaVuria and ARES. Aligned with KICD objectives. Developed by SeaVuria; technical implementation by ARES (with AI assistance from Claude). Licensed under </w:t>
       </w:r>
-      <w:hyperlink w:history="1" r:id="rIds8cfel9lro1cbfopkxfvm">
+      <w:hyperlink w:history="1" r:id="rIdrkp8aa9sor2xmwv_fqgoo">
         <w:r>
           <w:rPr>
             <w:rFonts w:ascii="Arial" w:cs="Arial" w:eastAsia="Arial" w:hAnsi="Arial"/>
@@ -17930,7 +18287,7 @@
         </w:rPr>
         <w:t xml:space="preserve"> (</w:t>
       </w:r>
-      <w:hyperlink w:history="1" r:id="rIdzvxxm-7drxzivo6xqxrwg">
+      <w:hyperlink w:history="1" r:id="rIdm5hnoi_1adhw90khuirsu">
         <w:r>
           <w:rPr>
             <w:rFonts w:ascii="Arial" w:cs="Arial" w:eastAsia="Arial" w:hAnsi="Arial"/>
@@ -18943,7 +19300,7 @@
             <w:pPr>
               <w:spacing w:after="20" w:before="0"/>
             </w:pPr>
-            <w:hyperlink w:history="1" r:id="rIdp9cbclsxxht-6ptgi1_2x">
+            <w:hyperlink w:history="1" r:id="rIddws-fo1oiiicbclitorf1">
               <w:r>
                 <w:rPr>
                   <w:rFonts w:ascii="Arial" w:cs="Arial" w:eastAsia="Arial" w:hAnsi="Arial"/>
@@ -18976,7 +19333,7 @@
               <w:spacing w:after="10" w:before="0"/>
               <w:ind w:left="120"/>
             </w:pPr>
-            <w:hyperlink w:history="1" r:id="rIduvonoui5dz9hzzni4sztk">
+            <w:hyperlink w:history="1" r:id="rIdlc_vedu_tekdneyrltmdo">
               <w:r>
                 <w:rPr>
                   <w:rFonts w:ascii="Arial" w:cs="Arial" w:eastAsia="Arial" w:hAnsi="Arial"/>
@@ -19021,7 +19378,7 @@
             <w:pPr>
               <w:spacing w:after="20" w:before="0"/>
             </w:pPr>
-            <w:hyperlink w:history="1" r:id="rIdyhkzdwe1asfh1a_eglzgr">
+            <w:hyperlink w:history="1" r:id="rId-tu943qiw91hcw6dbq8cy">
               <w:r>
                 <w:rPr>
                   <w:rFonts w:ascii="Arial" w:cs="Arial" w:eastAsia="Arial" w:hAnsi="Arial"/>
@@ -19054,7 +19411,7 @@
               <w:spacing w:after="10" w:before="0"/>
               <w:ind w:left="120"/>
             </w:pPr>
-            <w:hyperlink w:history="1" r:id="rIdjcqzpq1zpcdw8cq9eyucd">
+            <w:hyperlink w:history="1" r:id="rIdcu5mijf3cyryb-vvqv97i">
               <w:r>
                 <w:rPr>
                   <w:rFonts w:ascii="Arial" w:cs="Arial" w:eastAsia="Arial" w:hAnsi="Arial"/>
@@ -19249,7 +19606,7 @@
             <w:pPr>
               <w:spacing w:after="20" w:before="0"/>
             </w:pPr>
-            <w:hyperlink w:history="1" r:id="rId8ujq0h85akczm9oju3xt9">
+            <w:hyperlink w:history="1" r:id="rIdchsttdbjvljyep3ip1r6j">
               <w:r>
                 <w:rPr>
                   <w:rFonts w:ascii="Arial" w:cs="Arial" w:eastAsia="Arial" w:hAnsi="Arial"/>
@@ -19282,7 +19639,7 @@
               <w:spacing w:after="10" w:before="0"/>
               <w:ind w:left="120"/>
             </w:pPr>
-            <w:hyperlink w:history="1" r:id="rIdtdkd4tmxuuo1xrfe78dph">
+            <w:hyperlink w:history="1" r:id="rId-mrdzn3m6vmjxghdez8fe">
               <w:r>
                 <w:rPr>
                   <w:rFonts w:ascii="Arial" w:cs="Arial" w:eastAsia="Arial" w:hAnsi="Arial"/>
@@ -19327,7 +19684,313 @@
             <w:pPr>
               <w:spacing w:after="20" w:before="0"/>
             </w:pPr>
-            <w:hyperlink w:history="1" r:id="rIdylejk9ist4qqbsk9m3v0f">
+            <w:hyperlink w:history="1" r:id="rIdspwnsr2okll1yiui-hwgl">
+              <w:r>
+                <w:rPr>
+                  <w:rFonts w:ascii="Arial" w:cs="Arial" w:eastAsia="Arial" w:hAnsi="Arial"/>
+                  <w:color w:val="2E75B6"/>
+                  <w:sz w:val="16"/>
+                  <w:szCs w:val="16"/>
+                  <w:u w:val="single" w:color="2E75B6"/>
+                </w:rPr>
+                <w:t xml:space="preserve">Create bar graphs</w:t>
+              </w:r>
+            </w:hyperlink>
+          </w:p>
+          <w:p>
+            <w:pPr>
+              <w:spacing w:after="10" w:before="0"/>
+              <w:ind w:left="120"/>
+            </w:pPr>
+            <w:r>
+              <w:rPr>
+                <w:rFonts w:ascii="Arial" w:cs="Arial" w:eastAsia="Arial" w:hAnsi="Arial"/>
+                <w:color w:val="595959"/>
+                <w:sz w:val="14"/>
+                <w:szCs w:val="14"/>
+              </w:rPr>
+              <w:t xml:space="preserve">Source: Khan Academy (English - US curriculum)</w:t>
+            </w:r>
+          </w:p>
+          <w:p>
+            <w:pPr>
+              <w:spacing w:after="10" w:before="0"/>
+              <w:ind w:left="120"/>
+            </w:pPr>
+            <w:hyperlink w:history="1" r:id="rIdk9nnczpa50n--7t3j6sc7">
+              <w:r>
+                <w:rPr>
+                  <w:rFonts w:ascii="Arial" w:cs="Arial" w:eastAsia="Arial" w:hAnsi="Arial"/>
+                  <w:color w:val="595959"/>
+                  <w:sz w:val="14"/>
+                  <w:szCs w:val="14"/>
+                  <w:u w:val="single" w:color="595959"/>
+                </w:rPr>
+                <w:t xml:space="preserve">🔍 Search ARES for similar readings</w:t>
+              </w:r>
+            </w:hyperlink>
+          </w:p>
+        </w:tc>
+        <w:tc>
+          <w:tcPr>
+            <w:tcW w:type="dxa" w:w="3040"/>
+            <w:shd w:fill="FFFFFF" w:color="auto" w:val="clear"/>
+            <w:tcMar>
+              <w:top w:type="dxa" w:w="60"/>
+              <w:left w:type="dxa" w:w="120"/>
+              <w:bottom w:type="dxa" w:w="60"/>
+              <w:right w:type="dxa" w:w="120"/>
+            </w:tcMar>
+            <w:vAlign w:val="top"/>
+          </w:tcPr>
+          <w:p>
+            <w:pPr>
+              <w:spacing w:after="40" w:before="0"/>
+              <w:jc w:val="left"/>
+            </w:pPr>
+            <w:r>
+              <w:rPr>
+                <w:rFonts w:ascii="Arial" w:cs="Arial" w:eastAsia="Arial" w:hAnsi="Arial"/>
+                <w:b w:val="false"/>
+                <w:bCs w:val="false"/>
+                <w:i w:val="false"/>
+                <w:iCs w:val="false"/>
+                <w:color w:val="000000"/>
+                <w:sz w:val="18"/>
+                <w:szCs w:val="18"/>
+              </w:rPr>
+              <w:t xml:space="preserve">Step 1 — Final Measurements (8 minutes): Each group carefully reads and records the final mass (or water level, depending on their set-up) of their potometer or sealed-bag apparatus. They subtract the initial measurement recorded in Lesson 5 to calculate water lost in grams or millilitres. They also note qualitative observations: Did leaves wilt? Did condensation form? Was there visible change in soil moisture? They enter all values into their group data table using the template provided in Lesson 5. Step 2 — Class Data Pool (4 minutes): One representative from each group writes their group result on the class data table drawn on the board. The table has five columns: Experimental condition | Initial mass (g) | Final mass (g) | Water lost (g) | Rate (g per 10 min). Teacher or a nominated learner completes the rate column together as a class by dividing water lost by the number of 10-minute intervals the experiment ran. Step 3 — Graph Construction (6 minutes): Each learner individually draws either a bar graph (comparing the four conditions) or a line graph (if the light-intensity group has multiple data points at different lux levels) in their notebook. Axes must be labelled with units. Learners use the class-pooled data so that every individual has the full picture.</w:t>
+            </w:r>
+          </w:p>
+        </w:tc>
+        <w:tc>
+          <w:tcPr>
+            <w:tcW w:type="dxa" w:w="3040"/>
+            <w:shd w:fill="F2F2F2" w:color="auto" w:val="clear"/>
+            <w:tcMar>
+              <w:top w:type="dxa" w:w="60"/>
+              <w:left w:type="dxa" w:w="120"/>
+              <w:bottom w:type="dxa" w:w="60"/>
+              <w:right w:type="dxa" w:w="120"/>
+            </w:tcMar>
+            <w:vAlign w:val="top"/>
+          </w:tcPr>
+          <w:p>
+            <w:pPr>
+              <w:spacing w:after="40" w:before="0"/>
+              <w:jc w:val="left"/>
+            </w:pPr>
+            <w:r>
+              <w:rPr>
+                <w:rFonts w:ascii="Arial" w:cs="Arial" w:eastAsia="Arial" w:hAnsi="Arial"/>
+                <w:b w:val="false"/>
+                <w:bCs w:val="false"/>
+                <w:i w:val="false"/>
+                <w:iCs w:val="false"/>
+                <w:color w:val="000000"/>
+                <w:sz w:val="18"/>
+                <w:szCs w:val="18"/>
+              </w:rPr>
+              <w:t xml:space="preserve">During Step 1, teacher moves from group to group asking: 'Has the result surprised you? How does it compare to your Lesson 5 hypothesis?' [WAIT TIME: after each question, pause for 10 seconds before prompting further.] During Step 2, teacher reads aloud each group result as it goes on the board and asks the class: 'Does anyone want to question this number before we accept it into our class table? Could it be an outlier?' This models scientific peer review in a low-stakes way. During Step 3, teacher demonstrates on the board how to choose the correct graph type: 'We use a bar graph when our independent variable is CATEGORICAL — like type of condition. We use a line graph when it is CONTINUOUS — like light intensity measured in lux. Which applies to your group?' [WAIT TIME: 15 seconds for learners to decide before teacher confirms.]</w:t>
+            </w:r>
+          </w:p>
+        </w:tc>
+        <w:tc>
+          <w:tcPr>
+            <w:tcW w:type="dxa" w:w="3040"/>
+            <w:shd w:fill="FFFFFF" w:color="auto" w:val="clear"/>
+            <w:tcMar>
+              <w:top w:type="dxa" w:w="60"/>
+              <w:left w:type="dxa" w:w="120"/>
+              <w:bottom w:type="dxa" w:w="60"/>
+              <w:right w:type="dxa" w:w="120"/>
+            </w:tcMar>
+            <w:vAlign w:val="top"/>
+          </w:tcPr>
+          <w:p>
+            <w:pPr>
+              <w:spacing w:after="40" w:before="0"/>
+              <w:jc w:val="left"/>
+            </w:pPr>
+            <w:r>
+              <w:rPr>
+                <w:rFonts w:ascii="Arial" w:cs="Arial" w:eastAsia="Arial" w:hAnsi="Arial"/>
+                <w:b w:val="false"/>
+                <w:bCs w:val="false"/>
+                <w:i w:val="false"/>
+                <w:iCs w:val="false"/>
+                <w:color w:val="000000"/>
+                <w:sz w:val="18"/>
+                <w:szCs w:val="18"/>
+              </w:rPr>
+              <w:t xml:space="preserve">Pooling data across groups creates a richer evidence base than any single group could generate — mirroring how scientists share findings. Drawing graphs by hand reinforces the link between numbers and visual patterns.</w:t>
+            </w:r>
+          </w:p>
+        </w:tc>
+        <w:tc>
+          <w:tcPr>
+            <w:tcW w:type="dxa" w:w="3040"/>
+            <w:shd w:fill="F2F2F2" w:color="auto" w:val="clear"/>
+            <w:tcMar>
+              <w:top w:type="dxa" w:w="60"/>
+              <w:left w:type="dxa" w:w="120"/>
+              <w:bottom w:type="dxa" w:w="60"/>
+              <w:right w:type="dxa" w:w="120"/>
+            </w:tcMar>
+            <w:vAlign w:val="top"/>
+          </w:tcPr>
+          <w:p>
+            <w:pPr>
+              <w:spacing w:after="40" w:before="0"/>
+              <w:jc w:val="left"/>
+            </w:pPr>
+            <w:r>
+              <w:rPr>
+                <w:rFonts w:ascii="Arial" w:cs="Arial" w:eastAsia="Arial" w:hAnsi="Arial"/>
+                <w:b w:val="false"/>
+                <w:bCs w:val="false"/>
+                <w:i w:val="false"/>
+                <w:iCs w:val="false"/>
+                <w:color w:val="000000"/>
+                <w:sz w:val="18"/>
+                <w:szCs w:val="18"/>
+              </w:rPr>
+              <w:t xml:space="preserve">Teacher checks that axes are correctly labelled with units and that the dependent variable (water lost in g or rate in g per 10 min) is always on the y-axis. Common error to watch for: learners plotting initial mass rather than change in mass.</w:t>
+            </w:r>
+          </w:p>
+        </w:tc>
+      </w:tr>
+      <w:tr>
+        <w:tc>
+          <w:tcPr>
+            <w:tcW w:type="dxa" w:w="1520"/>
+            <w:shd w:fill="E2EFDA" w:color="auto" w:val="clear"/>
+            <w:tcMar>
+              <w:top w:type="dxa" w:w="60"/>
+              <w:left w:type="dxa" w:w="120"/>
+              <w:bottom w:type="dxa" w:w="60"/>
+              <w:right w:type="dxa" w:w="120"/>
+            </w:tcMar>
+            <w:vAlign w:val="top"/>
+          </w:tcPr>
+          <w:p>
+            <w:pPr>
+              <w:spacing w:after="40" w:before="0"/>
+              <w:jc w:val="left"/>
+            </w:pPr>
+            <w:r>
+              <w:rPr>
+                <w:rFonts w:ascii="Arial" w:cs="Arial" w:eastAsia="Arial" w:hAnsi="Arial"/>
+                <w:b/>
+                <w:bCs/>
+                <w:i w:val="false"/>
+                <w:iCs w:val="false"/>
+                <w:color w:val="000000"/>
+                <w:sz w:val="18"/>
+                <w:szCs w:val="18"/>
+              </w:rPr>
+              <w:t xml:space="preserve">Explain Phase</w:t>
+            </w:r>
+          </w:p>
+          <w:p>
+            <w:pPr>
+              <w:spacing w:after="20" w:before="0"/>
+            </w:pPr>
+            <w:r>
+              <w:rPr>
+                <w:rFonts w:ascii="Arial" w:cs="Arial" w:eastAsia="Arial" w:hAnsi="Arial"/>
+                <w:b/>
+                <w:bCs/>
+                <w:color w:val="1F3864"/>
+                <w:sz w:val="16"/>
+                <w:szCs w:val="16"/>
+              </w:rPr>
+              <w:t xml:space="preserve">📹 VIDEO:</w:t>
+            </w:r>
+          </w:p>
+          <w:p>
+            <w:pPr>
+              <w:spacing w:after="20" w:before="0"/>
+            </w:pPr>
+            <w:hyperlink w:history="1" r:id="rIdwc0daw2uawlgwq3qnecd2">
+              <w:r>
+                <w:rPr>
+                  <w:rFonts w:ascii="Arial" w:cs="Arial" w:eastAsia="Arial" w:hAnsi="Arial"/>
+                  <w:color w:val="2E75B6"/>
+                  <w:sz w:val="16"/>
+                  <w:szCs w:val="16"/>
+                  <w:u w:val="single" w:color="2E75B6"/>
+                </w:rPr>
+                <w:t xml:space="preserve">12 Plant Transport Xylem And Phloem, Transpiration [3D Animation]</w:t>
+              </w:r>
+            </w:hyperlink>
+          </w:p>
+          <w:p>
+            <w:pPr>
+              <w:spacing w:after="10" w:before="0"/>
+              <w:ind w:left="120"/>
+            </w:pPr>
+            <w:r>
+              <w:rPr>
+                <w:rFonts w:ascii="Arial" w:cs="Arial" w:eastAsia="Arial" w:hAnsi="Arial"/>
+                <w:color w:val="595959"/>
+                <w:sz w:val="14"/>
+                <w:szCs w:val="14"/>
+              </w:rPr>
+              <w:t xml:space="preserve">Source: Seavuria</w:t>
+            </w:r>
+          </w:p>
+          <w:p>
+            <w:pPr>
+              <w:spacing w:after="10" w:before="0"/>
+              <w:ind w:left="120"/>
+            </w:pPr>
+            <w:hyperlink w:history="1" r:id="rIdfu_auus3w0mi24b1hnrpi">
+              <w:r>
+                <w:rPr>
+                  <w:rFonts w:ascii="Arial" w:cs="Arial" w:eastAsia="Arial" w:hAnsi="Arial"/>
+                  <w:color w:val="595959"/>
+                  <w:sz w:val="14"/>
+                  <w:szCs w:val="14"/>
+                  <w:u w:val="single" w:color="595959"/>
+                </w:rPr>
+                <w:t xml:space="preserve">🔍 Search ARES for similar videos</w:t>
+              </w:r>
+            </w:hyperlink>
+          </w:p>
+          <w:p>
+            <w:pPr>
+              <w:spacing w:after="40" w:before="0"/>
+            </w:pPr>
+            <w:r>
+              <w:rPr>
+                <w:sz w:val="14"/>
+                <w:szCs w:val="14"/>
+              </w:rPr>
+              <w:t xml:space="preserve"/>
+            </w:r>
+          </w:p>
+          <w:p>
+            <w:pPr>
+              <w:spacing w:after="20" w:before="0"/>
+            </w:pPr>
+            <w:r>
+              <w:rPr>
+                <w:rFonts w:ascii="Arial" w:cs="Arial" w:eastAsia="Arial" w:hAnsi="Arial"/>
+                <w:b/>
+                <w:bCs/>
+                <w:color w:val="1F3864"/>
+                <w:sz w:val="16"/>
+                <w:szCs w:val="16"/>
+              </w:rPr>
+              <w:t xml:space="preserve">📖 EXERCISE:</w:t>
+            </w:r>
+          </w:p>
+          <w:p>
+            <w:pPr>
+              <w:spacing w:after="20" w:before="0"/>
+            </w:pPr>
+            <w:hyperlink w:history="1" r:id="rIdriruqwopxcrp17ctbyexd">
               <w:r>
                 <w:rPr>
                   <w:rFonts w:ascii="Arial" w:cs="Arial" w:eastAsia="Arial" w:hAnsi="Arial"/>
@@ -19342,6 +20005,22 @@
           </w:p>
           <w:p>
             <w:pPr>
+              <w:spacing w:after="20" w:before="0"/>
+            </w:pPr>
+            <w:r>
+              <w:rPr>
+                <w:rFonts w:ascii="Arial" w:cs="Arial" w:eastAsia="Arial" w:hAnsi="Arial"/>
+                <w:i/>
+                <w:iCs/>
+                <w:color w:val="595959"/>
+                <w:sz w:val="16"/>
+                <w:szCs w:val="16"/>
+              </w:rPr>
+              <w:t xml:space="preserve">Related topic: not an exact match for this lesson.</w:t>
+            </w:r>
+          </w:p>
+          <w:p>
+            <w:pPr>
               <w:spacing w:after="10" w:before="0"/>
               <w:ind w:left="120"/>
             </w:pPr>
@@ -19360,7 +20039,7 @@
               <w:spacing w:after="10" w:before="0"/>
               <w:ind w:left="120"/>
             </w:pPr>
-            <w:hyperlink w:history="1" r:id="rIda1xscnwhcxh16ih67gvfv">
+            <w:hyperlink w:history="1" r:id="rIdbg7wfgkfnpxgs15us3tjm">
               <w:r>
                 <w:rPr>
                   <w:rFonts w:ascii="Arial" w:cs="Arial" w:eastAsia="Arial" w:hAnsi="Arial"/>
@@ -19402,7 +20081,7 @@
                 <w:sz w:val="18"/>
                 <w:szCs w:val="18"/>
               </w:rPr>
-              <w:t xml:space="preserve">Step 1 — Final Measurements (8 minutes): Each group carefully reads and records the final mass (or water level, depending on their set-up) of their potometer or sealed-bag apparatus. They subtract the initial measurement recorded in Lesson 5 to calculate water lost in grams or millilitres. They also note qualitative observations: Did leaves wilt? Did condensation form? Was there visible change in soil moisture? They enter all values into their group data table using the template provided in Lesson 5. Step 2 — Class Data Pool (4 minutes): One representative from each group writes their group result on the class data table drawn on the board. The table has five columns: Experimental condition | Initial mass (g) | Final mass (g) | Water lost (g) | Rate (g per 10 min). Teacher or a nominated learner completes the rate column together as a class by dividing water lost by the number of 10-minute intervals the experiment ran. Step 3 — Graph Construction (6 minutes): Each learner individually draws either a bar graph (comparing the four conditions) or a line graph (if the light-intensity group has multiple data points at different lux levels) in their notebook. Axes must be labelled with units. Learners use the class-pooled data so that every individual has the full picture.</w:t>
+              <w:t xml:space="preserve">Step 1 — Pattern Identification (4 minutes): Using their completed graphs, learners answer three analysis questions in their notebooks: (Q1) Which condition produced the highest transpiration rate? (Q2) Which condition produced the lowest rate? (Q3) Describe the trend — as wind speed increases / as humidity increases / as light increases, what happens to the rate? Each group is assigned the question most relevant to their experiment. Step 2 — Mechanism Discussion (5 minutes): Groups discuss the MECHANISM behind their pattern using a sentence stem on the board: 'The rate of transpiration was [higher/lower] under [condition] because [stomata / concentration gradient / water vapour / diffusion / guard cells]...' A representative from each group shares their sentence with the class. Teacher facilitates by linking all explanations back to the water vapour concentration gradient between leaf air spaces and the surrounding air — the single unifying mechanism. Step 3 — Reconnecting to the Phenomenon (3 minutes): Teacher directs attention to a photograph or sketch of the polythene-bag observation from Lesson 1 posted on the wall. Teacher asks: 'The bag was sealed — so why did water droplets still form inside? Use your data as evidence.' Learners write a two-sentence explanation in their notebooks.</w:t>
             </w:r>
           </w:p>
         </w:tc>
@@ -19434,7 +20113,7 @@
                 <w:sz w:val="18"/>
                 <w:szCs w:val="18"/>
               </w:rPr>
-              <w:t xml:space="preserve">During Step 1, teacher moves from group to group asking: 'Has the result surprised you? How does it compare to your Lesson 5 hypothesis?' [WAIT TIME: after each question, pause for 10 seconds before prompting further.] During Step 2, teacher reads aloud each group result as it goes on the board and asks the class: 'Does anyone want to question this number before we accept it into our class table? Could it be an outlier?' This models scientific peer review in a low-stakes way. During Step 3, teacher demonstrates on the board how to choose the correct graph type: 'We use a bar graph when our independent variable is CATEGORICAL — like type of condition. We use a line graph when it is CONTINUOUS — like light intensity measured in lux. Which applies to your group?' [WAIT TIME: 15 seconds for learners to decide before teacher confirms.]</w:t>
+              <w:t xml:space="preserve">For Q3 pattern analysis, teacher prompts: 'Do not just say the rate went up — tell me WHY by thinking about what is happening at the stomata.' [WAIT TIME: 20 seconds.] During mechanism sharing, if a group says wind increases transpiration, teacher asks the class: 'What exactly does wind DO at the leaf surface that changes the gradient? Turn and tell your partner.' [WAIT TIME: 15 seconds for paired discussion before cold-calling.] For the polythene-bag reconnection, teacher says: 'The bag was sealed and no liquid water was added. Where did the water vapour come from? Your data from the sealed-bag group might help you answer that.' Teacher avoids giving the answer immediately — instead writes on the board: 'Source of water vapour = ?' and lets learners fill it in. Key vocabulary to reinforce orally and in writing: transpiration pull, concentration gradient, stomata, water vapour, diffusion, guard cells. Teacher uses local context: 'Think about a maize field in Siaya County on a hot, windy afternoon after a dry spell — based on our data, what is happening to the water that farmer Atieno irrigated that morning?'</w:t>
             </w:r>
           </w:p>
         </w:tc>
@@ -19466,7 +20145,7 @@
                 <w:sz w:val="18"/>
                 <w:szCs w:val="18"/>
               </w:rPr>
-              <w:t xml:space="preserve">Pooling data across groups creates a richer evidence base than any single group could generate — mirroring how scientists share findings. Drawing graphs by hand reinforces the link between numbers and visual patterns.</w:t>
+              <w:t xml:space="preserve">The sentence-stem strategy scaffolds mechanistic explanation without removing cognitive challenge. Reconnecting to the Lesson 1 polythene-bag phenomenon creates a satisfying closure loop — learners see that they now have evidence-based answers to a question that was puzzling in Lesson 1. Local Kenyan agricultural context makes the science personally meaningful.</w:t>
             </w:r>
           </w:p>
         </w:tc>
@@ -19498,7 +20177,7 @@
                 <w:sz w:val="18"/>
                 <w:szCs w:val="18"/>
               </w:rPr>
-              <w:t xml:space="preserve">Teacher checks that axes are correctly labelled with units and that the dependent variable (water lost in g or rate in g per 10 min) is always on the y-axis. Common error to watch for: learners plotting initial mass rather than change in mass.</w:t>
+              <w:t xml:space="preserve">Teacher collects the two-sentence polythene-bag explanation as an exit-quality check. Look for: (a) learner identifies the leaf as the source of water vapour, (b) learner uses the word stomata or diffusion, (c) learner links the bag sealing to the rise in humidity reducing the gradient. Learners who cannot meet criteria (a) or (b) will need targeted support in Lesson 7.</w:t>
             </w:r>
           </w:p>
         </w:tc>
@@ -19507,32 +20186,32 @@
         <w:tc>
           <w:tcPr>
             <w:tcW w:type="dxa" w:w="1520"/>
-            <w:shd w:fill="E2EFDA" w:color="auto" w:val="clear"/>
-            <w:tcMar>
-              <w:top w:type="dxa" w:w="60"/>
-              <w:left w:type="dxa" w:w="120"/>
-              <w:bottom w:type="dxa" w:w="60"/>
-              <w:right w:type="dxa" w:w="120"/>
-            </w:tcMar>
-            <w:vAlign w:val="top"/>
-          </w:tcPr>
-          <w:p>
-            <w:pPr>
-              <w:spacing w:after="40" w:before="0"/>
-              <w:jc w:val="left"/>
-            </w:pPr>
-            <w:r>
-              <w:rPr>
-                <w:rFonts w:ascii="Arial" w:cs="Arial" w:eastAsia="Arial" w:hAnsi="Arial"/>
-                <w:b/>
-                <w:bCs/>
-                <w:i w:val="false"/>
-                <w:iCs w:val="false"/>
-                <w:color w:val="000000"/>
-                <w:sz w:val="18"/>
-                <w:szCs w:val="18"/>
-              </w:rPr>
-              <w:t xml:space="preserve">Explain Phase</w:t>
+            <w:shd w:fill="FCE4D6" w:color="auto" w:val="clear"/>
+            <w:tcMar>
+              <w:top w:type="dxa" w:w="60"/>
+              <w:left w:type="dxa" w:w="120"/>
+              <w:bottom w:type="dxa" w:w="60"/>
+              <w:right w:type="dxa" w:w="120"/>
+            </w:tcMar>
+            <w:vAlign w:val="top"/>
+          </w:tcPr>
+          <w:p>
+            <w:pPr>
+              <w:spacing w:after="40" w:before="0"/>
+              <w:jc w:val="left"/>
+            </w:pPr>
+            <w:r>
+              <w:rPr>
+                <w:rFonts w:ascii="Arial" w:cs="Arial" w:eastAsia="Arial" w:hAnsi="Arial"/>
+                <w:b/>
+                <w:bCs/>
+                <w:i w:val="false"/>
+                <w:iCs w:val="false"/>
+                <w:color w:val="000000"/>
+                <w:sz w:val="18"/>
+                <w:szCs w:val="18"/>
+              </w:rPr>
+              <w:t xml:space="preserve">Driving Question Board (DQB) Creation</w:t>
             </w:r>
           </w:p>
           <w:p>
@@ -19555,7 +20234,7 @@
             <w:pPr>
               <w:spacing w:after="20" w:before="0"/>
             </w:pPr>
-            <w:hyperlink w:history="1" r:id="rIdz3xwkfkknld95mee9btax">
+            <w:hyperlink w:history="1" r:id="rIdu8hwagpthpnzkgz5cryyk">
               <w:r>
                 <w:rPr>
                   <w:rFonts w:ascii="Arial" w:cs="Arial" w:eastAsia="Arial" w:hAnsi="Arial"/>
@@ -19564,7 +20243,7 @@
                   <w:szCs w:val="16"/>
                   <w:u w:val="single" w:color="2E75B6"/>
                 </w:rPr>
-                <w:t xml:space="preserve">12 Plant Transport Xylem And Phloem, Transpiration [3D Animation]</w:t>
+                <w:t xml:space="preserve">Creating a bar graph</w:t>
               </w:r>
             </w:hyperlink>
           </w:p>
@@ -19580,7 +20259,7 @@
                 <w:sz w:val="14"/>
                 <w:szCs w:val="14"/>
               </w:rPr>
-              <w:t xml:space="preserve">Source: Seavuria</w:t>
+              <w:t xml:space="preserve">Source: Khan Academy (English - US curriculum)</w:t>
             </w:r>
           </w:p>
           <w:p>
@@ -19588,7 +20267,7 @@
               <w:spacing w:after="10" w:before="0"/>
               <w:ind w:left="120"/>
             </w:pPr>
-            <w:hyperlink w:history="1" r:id="rIdiwnownrunt2dtokfpcgih">
+            <w:hyperlink w:history="1" r:id="rIdkejhtlgqjqpzpskrq85rw">
               <w:r>
                 <w:rPr>
                   <w:rFonts w:ascii="Arial" w:cs="Arial" w:eastAsia="Arial" w:hAnsi="Arial"/>
@@ -19633,7 +20312,7 @@
             <w:pPr>
               <w:spacing w:after="20" w:before="0"/>
             </w:pPr>
-            <w:hyperlink w:history="1" r:id="rIdnkg5immxtprcjky0jxtqz">
+            <w:hyperlink w:history="1" r:id="rIdf098mbsrxph65sjkvirn4">
               <w:r>
                 <w:rPr>
                   <w:rFonts w:ascii="Arial" w:cs="Arial" w:eastAsia="Arial" w:hAnsi="Arial"/>
@@ -19648,6 +20327,22 @@
           </w:p>
           <w:p>
             <w:pPr>
+              <w:spacing w:after="20" w:before="0"/>
+            </w:pPr>
+            <w:r>
+              <w:rPr>
+                <w:rFonts w:ascii="Arial" w:cs="Arial" w:eastAsia="Arial" w:hAnsi="Arial"/>
+                <w:i/>
+                <w:iCs/>
+                <w:color w:val="595959"/>
+                <w:sz w:val="16"/>
+                <w:szCs w:val="16"/>
+              </w:rPr>
+              <w:t xml:space="preserve">Related topic: not an exact match for this lesson.</w:t>
+            </w:r>
+          </w:p>
+          <w:p>
+            <w:pPr>
               <w:spacing w:after="10" w:before="0"/>
               <w:ind w:left="120"/>
             </w:pPr>
@@ -19666,7 +20361,7 @@
               <w:spacing w:after="10" w:before="0"/>
               <w:ind w:left="120"/>
             </w:pPr>
-            <w:hyperlink w:history="1" r:id="rIdol_uz7p7esrysh0vvvqkl">
+            <w:hyperlink w:history="1" r:id="rId5rqadujyvwwqofl8vyuo3">
               <w:r>
                 <w:rPr>
                   <w:rFonts w:ascii="Arial" w:cs="Arial" w:eastAsia="Arial" w:hAnsi="Arial"/>
@@ -19708,7 +20403,7 @@
                 <w:sz w:val="18"/>
                 <w:szCs w:val="18"/>
               </w:rPr>
-              <w:t xml:space="preserve">Step 1 — Pattern Identification (4 minutes): Using their completed graphs, learners answer three analysis questions in their notebooks: (Q1) Which condition produced the highest transpiration rate? (Q2) Which condition produced the lowest rate? (Q3) Describe the trend — as wind speed increases / as humidity increases / as light increases, what happens to the rate? Each group is assigned the question most relevant to their experiment. Step 2 — Mechanism Discussion (5 minutes): Groups discuss the MECHANISM behind their pattern using a sentence stem on the board: 'The rate of transpiration was [higher/lower] under [condition] because [stomata / concentration gradient / water vapour / diffusion / guard cells]...' A representative from each group shares their sentence with the class. Teacher facilitates by linking all explanations back to the water vapour concentration gradient between leaf air spaces and the surrounding air — the single unifying mechanism. Step 3 — Reconnecting to the Phenomenon (3 minutes): Teacher directs attention to a photograph or sketch of the polythene-bag observation from Lesson 1 posted on the wall. Teacher asks: 'The bag was sealed — so why did water droplets still form inside? Use your data as evidence.' Learners write a two-sentence explanation in their notebooks.</w:t>
+              <w:t xml:space="preserve">Each group receives two sticky notes of different colours. On the FIRST note (green), they write one question from the DQB that their experimental data has now answered — and they write the evidence-based answer in one sentence. On the SECOND note (orange), they write one NEW question their data raised that is still unanswered. Groups take turns posting their notes on the DQB. The teacher reads aloud the answered questions and asks the class to vote by show of hands whether they agree the question is now sufficiently answered. Unanswered questions are flagged for Lesson 7.</w:t>
             </w:r>
           </w:p>
         </w:tc>
@@ -19740,7 +20435,7 @@
                 <w:sz w:val="18"/>
                 <w:szCs w:val="18"/>
               </w:rPr>
-              <w:t xml:space="preserve">For Q3 pattern analysis, teacher prompts: 'Do not just say the rate went up — tell me WHY by thinking about what is happening at the stomata.' [WAIT TIME: 20 seconds.] During mechanism sharing, if a group says wind increases transpiration, teacher asks the class: 'What exactly does wind DO at the leaf surface that changes the gradient? Turn and tell your partner.' [WAIT TIME: 15 seconds for paired discussion before cold-calling.] For the polythene-bag reconnection, teacher says: 'The bag was sealed and no liquid water was added. Where did the water vapour come from? Your data from the sealed-bag group might help you answer that.' Teacher avoids giving the answer immediately — instead writes on the board: 'Source of water vapour = ?' and lets learners fill it in. Key vocabulary to reinforce orally and in writing: transpiration pull, concentration gradient, stomata, water vapour, diffusion, guard cells. Teacher uses local context: 'Think about a maize field in Siaya County on a hot, windy afternoon after a dry spell — based on our data, what is happening to the water that farmer Atieno irrigated that morning?'</w:t>
+              <w:t xml:space="preserve">Teacher says: 'Scientists do not just collect data and put it away — they ask what their data means for the next question. Look at our DQB from Lesson 1. Point to one question that our graphs today can now answer.' After groups post, teacher facilitates a brief gallery walk (1 minute, standing at desks and looking at the board) then says: 'I can see several groups have asked WHY transpiration matters if it means the plant is losing water — that is EXACTLY what Lesson 7 will tackle. Hold that question.' Teacher uses a contrasting-cases move: 'Group A says high wind INCREASES water loss. Group C says high humidity DECREASES it. How can BOTH be true at the same time — what is the variable they are both affecting?' [WAIT TIME: 20 seconds before accepting responses.]</w:t>
             </w:r>
           </w:p>
         </w:tc>
@@ -19772,7 +20467,7 @@
                 <w:sz w:val="18"/>
                 <w:szCs w:val="18"/>
               </w:rPr>
-              <w:t xml:space="preserve">The sentence-stem strategy scaffolds mechanistic explanation without removing cognitive challenge. Reconnecting to the Lesson 1 polythene-bag phenomenon creates a satisfying closure loop — learners see that they now have evidence-based answers to a question that was puzzling in Lesson 1. Local Kenyan agricultural context makes the science personally meaningful.</w:t>
+              <w:t xml:space="preserve">The two-colour sticky note protocol makes the distinction between answered and open questions visible and concrete. The contrasting-cases prompt (wind vs. humidity) deepens understanding by showing that both variables act on the same underlying mechanism — the concentration gradient.</w:t>
             </w:r>
           </w:p>
         </w:tc>
@@ -19804,7 +20499,7 @@
                 <w:sz w:val="18"/>
                 <w:szCs w:val="18"/>
               </w:rPr>
-              <w:t xml:space="preserve">Teacher collects the two-sentence polythene-bag explanation as an exit-quality check. Look for: (a) learner identifies the leaf as the source of water vapour, (b) learner uses the word stomata or diffusion, (c) learner links the bag sealing to the rise in humidity reducing the gradient. Learners who cannot meet criteria (a) or (b) will need targeted support in Lesson 7.</w:t>
+              <w:t xml:space="preserve">Teacher scans the answered-question notes for quality of evidence citation. A strong note will reference a specific measurement (e.g., 'the sealed-bag group lost only 0.3 g versus 1.8 g in the open group, so humidity reduces transpiration by narrowing the concentration gradient'). Vague notes are verbally prompted: 'Can you add a number from our class table to support that?'</w:t>
             </w:r>
           </w:p>
         </w:tc>
@@ -19813,32 +20508,32 @@
         <w:tc>
           <w:tcPr>
             <w:tcW w:type="dxa" w:w="1520"/>
-            <w:shd w:fill="FCE4D6" w:color="auto" w:val="clear"/>
-            <w:tcMar>
-              <w:top w:type="dxa" w:w="60"/>
-              <w:left w:type="dxa" w:w="120"/>
-              <w:bottom w:type="dxa" w:w="60"/>
-              <w:right w:type="dxa" w:w="120"/>
-            </w:tcMar>
-            <w:vAlign w:val="top"/>
-          </w:tcPr>
-          <w:p>
-            <w:pPr>
-              <w:spacing w:after="40" w:before="0"/>
-              <w:jc w:val="left"/>
-            </w:pPr>
-            <w:r>
-              <w:rPr>
-                <w:rFonts w:ascii="Arial" w:cs="Arial" w:eastAsia="Arial" w:hAnsi="Arial"/>
-                <w:b/>
-                <w:bCs/>
-                <w:i w:val="false"/>
-                <w:iCs w:val="false"/>
-                <w:color w:val="000000"/>
-                <w:sz w:val="18"/>
-                <w:szCs w:val="18"/>
-              </w:rPr>
-              <w:t xml:space="preserve">Driving Question Board (DQB) Creation</w:t>
+            <w:shd w:fill="D5E8F0" w:color="auto" w:val="clear"/>
+            <w:tcMar>
+              <w:top w:type="dxa" w:w="60"/>
+              <w:left w:type="dxa" w:w="120"/>
+              <w:bottom w:type="dxa" w:w="60"/>
+              <w:right w:type="dxa" w:w="120"/>
+            </w:tcMar>
+            <w:vAlign w:val="top"/>
+          </w:tcPr>
+          <w:p>
+            <w:pPr>
+              <w:spacing w:after="40" w:before="0"/>
+              <w:jc w:val="left"/>
+            </w:pPr>
+            <w:r>
+              <w:rPr>
+                <w:rFonts w:ascii="Arial" w:cs="Arial" w:eastAsia="Arial" w:hAnsi="Arial"/>
+                <w:b/>
+                <w:bCs/>
+                <w:i w:val="false"/>
+                <w:iCs w:val="false"/>
+                <w:color w:val="000000"/>
+                <w:sz w:val="18"/>
+                <w:szCs w:val="18"/>
+              </w:rPr>
+              <w:t xml:space="preserve">Model Building Phase</w:t>
             </w:r>
           </w:p>
           <w:p>
@@ -19861,7 +20556,7 @@
             <w:pPr>
               <w:spacing w:after="20" w:before="0"/>
             </w:pPr>
-            <w:hyperlink w:history="1" r:id="rId4veypqktpbvnvpqhtpkrw">
+            <w:hyperlink w:history="1" r:id="rIdtbu_mlbjcbmnrxg5m_27e">
               <w:r>
                 <w:rPr>
                   <w:rFonts w:ascii="Arial" w:cs="Arial" w:eastAsia="Arial" w:hAnsi="Arial"/>
@@ -19870,9 +20565,25 @@
                   <w:szCs w:val="16"/>
                   <w:u w:val="single" w:color="2E75B6"/>
                 </w:rPr>
-                <w:t xml:space="preserve">12 Plant Transport Xylem And Phloem, Transpiration [3D Animation]</w:t>
+                <w:t xml:space="preserve">Interpreting bar graphs: colors</w:t>
               </w:r>
             </w:hyperlink>
+          </w:p>
+          <w:p>
+            <w:pPr>
+              <w:spacing w:after="20" w:before="0"/>
+            </w:pPr>
+            <w:r>
+              <w:rPr>
+                <w:rFonts w:ascii="Arial" w:cs="Arial" w:eastAsia="Arial" w:hAnsi="Arial"/>
+                <w:i/>
+                <w:iCs/>
+                <w:color w:val="595959"/>
+                <w:sz w:val="16"/>
+                <w:szCs w:val="16"/>
+              </w:rPr>
+              <w:t xml:space="preserve">Related topic: not an exact match for this lesson.</w:t>
+            </w:r>
           </w:p>
           <w:p>
             <w:pPr>
@@ -19886,7 +20597,7 @@
                 <w:sz w:val="14"/>
                 <w:szCs w:val="14"/>
               </w:rPr>
-              <w:t xml:space="preserve">Source: Seavuria</w:t>
+              <w:t xml:space="preserve">Source: Khan Academy (English - US curriculum)</w:t>
             </w:r>
           </w:p>
           <w:p>
@@ -19894,7 +20605,7 @@
               <w:spacing w:after="10" w:before="0"/>
               <w:ind w:left="120"/>
             </w:pPr>
-            <w:hyperlink w:history="1" r:id="rIdl_aqj9qzpo9zhhkwlfp1u">
+            <w:hyperlink w:history="1" r:id="rId9a0ovtgodlomhjokweva3">
               <w:r>
                 <w:rPr>
                   <w:rFonts w:ascii="Arial" w:cs="Arial" w:eastAsia="Arial" w:hAnsi="Arial"/>
@@ -19932,14 +20643,14 @@
                 <w:sz w:val="16"/>
                 <w:szCs w:val="16"/>
               </w:rPr>
-              <w:t xml:space="preserve">📖 EXERCISE:</w:t>
+              <w:t xml:space="preserve">📖 HTML:</w:t>
             </w:r>
           </w:p>
           <w:p>
             <w:pPr>
               <w:spacing w:after="20" w:before="0"/>
             </w:pPr>
-            <w:hyperlink w:history="1" r:id="rId4h8rsa4noivuudx06-hfi">
+            <w:hyperlink w:history="1" r:id="rIdzzrg4879geapc1o7vl3y0">
               <w:r>
                 <w:rPr>
                   <w:rFonts w:ascii="Arial" w:cs="Arial" w:eastAsia="Arial" w:hAnsi="Arial"/>
@@ -19948,9 +20659,25 @@
                   <w:szCs w:val="16"/>
                   <w:u w:val="single" w:color="2E75B6"/>
                 </w:rPr>
-                <w:t xml:space="preserve">Create bar graphs</w:t>
+                <w:t xml:space="preserve">Line Graphs for Data over Time: Strawberry Competition (PLIX)</w:t>
               </w:r>
             </w:hyperlink>
+          </w:p>
+          <w:p>
+            <w:pPr>
+              <w:spacing w:after="20" w:before="0"/>
+            </w:pPr>
+            <w:r>
+              <w:rPr>
+                <w:rFonts w:ascii="Arial" w:cs="Arial" w:eastAsia="Arial" w:hAnsi="Arial"/>
+                <w:i/>
+                <w:iCs/>
+                <w:color w:val="595959"/>
+                <w:sz w:val="16"/>
+                <w:szCs w:val="16"/>
+              </w:rPr>
+              <w:t xml:space="preserve">Related topic: not an exact match for this lesson.</w:t>
+            </w:r>
           </w:p>
           <w:p>
             <w:pPr>
@@ -19964,7 +20691,7 @@
                 <w:sz w:val="14"/>
                 <w:szCs w:val="14"/>
               </w:rPr>
-              <w:t xml:space="preserve">Source: Khan Academy (English - US curriculum)</w:t>
+              <w:t xml:space="preserve">Source: CK-12</w:t>
             </w:r>
           </w:p>
           <w:p>
@@ -19972,313 +20699,7 @@
               <w:spacing w:after="10" w:before="0"/>
               <w:ind w:left="120"/>
             </w:pPr>
-            <w:hyperlink w:history="1" r:id="rIdxq6_zlxt531klkkfqgasw">
-              <w:r>
-                <w:rPr>
-                  <w:rFonts w:ascii="Arial" w:cs="Arial" w:eastAsia="Arial" w:hAnsi="Arial"/>
-                  <w:color w:val="595959"/>
-                  <w:sz w:val="14"/>
-                  <w:szCs w:val="14"/>
-                  <w:u w:val="single" w:color="595959"/>
-                </w:rPr>
-                <w:t xml:space="preserve">🔍 Search ARES for similar readings</w:t>
-              </w:r>
-            </w:hyperlink>
-          </w:p>
-        </w:tc>
-        <w:tc>
-          <w:tcPr>
-            <w:tcW w:type="dxa" w:w="3040"/>
-            <w:shd w:fill="FFFFFF" w:color="auto" w:val="clear"/>
-            <w:tcMar>
-              <w:top w:type="dxa" w:w="60"/>
-              <w:left w:type="dxa" w:w="120"/>
-              <w:bottom w:type="dxa" w:w="60"/>
-              <w:right w:type="dxa" w:w="120"/>
-            </w:tcMar>
-            <w:vAlign w:val="top"/>
-          </w:tcPr>
-          <w:p>
-            <w:pPr>
-              <w:spacing w:after="40" w:before="0"/>
-              <w:jc w:val="left"/>
-            </w:pPr>
-            <w:r>
-              <w:rPr>
-                <w:rFonts w:ascii="Arial" w:cs="Arial" w:eastAsia="Arial" w:hAnsi="Arial"/>
-                <w:b w:val="false"/>
-                <w:bCs w:val="false"/>
-                <w:i w:val="false"/>
-                <w:iCs w:val="false"/>
-                <w:color w:val="000000"/>
-                <w:sz w:val="18"/>
-                <w:szCs w:val="18"/>
-              </w:rPr>
-              <w:t xml:space="preserve">Each group receives two sticky notes of different colours. On the FIRST note (green), they write one question from the DQB that their experimental data has now answered — and they write the evidence-based answer in one sentence. On the SECOND note (orange), they write one NEW question their data raised that is still unanswered. Groups take turns posting their notes on the DQB. The teacher reads aloud the answered questions and asks the class to vote by show of hands whether they agree the question is now sufficiently answered. Unanswered questions are flagged for Lesson 7.</w:t>
-            </w:r>
-          </w:p>
-        </w:tc>
-        <w:tc>
-          <w:tcPr>
-            <w:tcW w:type="dxa" w:w="3040"/>
-            <w:shd w:fill="F2F2F2" w:color="auto" w:val="clear"/>
-            <w:tcMar>
-              <w:top w:type="dxa" w:w="60"/>
-              <w:left w:type="dxa" w:w="120"/>
-              <w:bottom w:type="dxa" w:w="60"/>
-              <w:right w:type="dxa" w:w="120"/>
-            </w:tcMar>
-            <w:vAlign w:val="top"/>
-          </w:tcPr>
-          <w:p>
-            <w:pPr>
-              <w:spacing w:after="40" w:before="0"/>
-              <w:jc w:val="left"/>
-            </w:pPr>
-            <w:r>
-              <w:rPr>
-                <w:rFonts w:ascii="Arial" w:cs="Arial" w:eastAsia="Arial" w:hAnsi="Arial"/>
-                <w:b w:val="false"/>
-                <w:bCs w:val="false"/>
-                <w:i w:val="false"/>
-                <w:iCs w:val="false"/>
-                <w:color w:val="000000"/>
-                <w:sz w:val="18"/>
-                <w:szCs w:val="18"/>
-              </w:rPr>
-              <w:t xml:space="preserve">Teacher says: 'Scientists do not just collect data and put it away — they ask what their data means for the next question. Look at our DQB from Lesson 1. Point to one question that our graphs today can now answer.' After groups post, teacher facilitates a brief gallery walk (1 minute, standing at desks and looking at the board) then says: 'I can see several groups have asked WHY transpiration matters if it means the plant is losing water — that is EXACTLY what Lesson 7 will tackle. Hold that question.' Teacher uses a contrasting-cases move: 'Group A says high wind INCREASES water loss. Group C says high humidity DECREASES it. How can BOTH be true at the same time — what is the variable they are both affecting?' [WAIT TIME: 20 seconds before accepting responses.]</w:t>
-            </w:r>
-          </w:p>
-        </w:tc>
-        <w:tc>
-          <w:tcPr>
-            <w:tcW w:type="dxa" w:w="3040"/>
-            <w:shd w:fill="FFFFFF" w:color="auto" w:val="clear"/>
-            <w:tcMar>
-              <w:top w:type="dxa" w:w="60"/>
-              <w:left w:type="dxa" w:w="120"/>
-              <w:bottom w:type="dxa" w:w="60"/>
-              <w:right w:type="dxa" w:w="120"/>
-            </w:tcMar>
-            <w:vAlign w:val="top"/>
-          </w:tcPr>
-          <w:p>
-            <w:pPr>
-              <w:spacing w:after="40" w:before="0"/>
-              <w:jc w:val="left"/>
-            </w:pPr>
-            <w:r>
-              <w:rPr>
-                <w:rFonts w:ascii="Arial" w:cs="Arial" w:eastAsia="Arial" w:hAnsi="Arial"/>
-                <w:b w:val="false"/>
-                <w:bCs w:val="false"/>
-                <w:i w:val="false"/>
-                <w:iCs w:val="false"/>
-                <w:color w:val="000000"/>
-                <w:sz w:val="18"/>
-                <w:szCs w:val="18"/>
-              </w:rPr>
-              <w:t xml:space="preserve">The two-colour sticky note protocol makes the distinction between answered and open questions visible and concrete. The contrasting-cases prompt (wind vs. humidity) deepens understanding by showing that both variables act on the same underlying mechanism — the concentration gradient.</w:t>
-            </w:r>
-          </w:p>
-        </w:tc>
-        <w:tc>
-          <w:tcPr>
-            <w:tcW w:type="dxa" w:w="3040"/>
-            <w:shd w:fill="F2F2F2" w:color="auto" w:val="clear"/>
-            <w:tcMar>
-              <w:top w:type="dxa" w:w="60"/>
-              <w:left w:type="dxa" w:w="120"/>
-              <w:bottom w:type="dxa" w:w="60"/>
-              <w:right w:type="dxa" w:w="120"/>
-            </w:tcMar>
-            <w:vAlign w:val="top"/>
-          </w:tcPr>
-          <w:p>
-            <w:pPr>
-              <w:spacing w:after="40" w:before="0"/>
-              <w:jc w:val="left"/>
-            </w:pPr>
-            <w:r>
-              <w:rPr>
-                <w:rFonts w:ascii="Arial" w:cs="Arial" w:eastAsia="Arial" w:hAnsi="Arial"/>
-                <w:b w:val="false"/>
-                <w:bCs w:val="false"/>
-                <w:i w:val="false"/>
-                <w:iCs w:val="false"/>
-                <w:color w:val="000000"/>
-                <w:sz w:val="18"/>
-                <w:szCs w:val="18"/>
-              </w:rPr>
-              <w:t xml:space="preserve">Teacher scans the answered-question notes for quality of evidence citation. A strong note will reference a specific measurement (e.g., 'the sealed-bag group lost only 0.3 g versus 1.8 g in the open group, so humidity reduces transpiration by narrowing the concentration gradient'). Vague notes are verbally prompted: 'Can you add a number from our class table to support that?'</w:t>
-            </w:r>
-          </w:p>
-        </w:tc>
-      </w:tr>
-      <w:tr>
-        <w:tc>
-          <w:tcPr>
-            <w:tcW w:type="dxa" w:w="1520"/>
-            <w:shd w:fill="D5E8F0" w:color="auto" w:val="clear"/>
-            <w:tcMar>
-              <w:top w:type="dxa" w:w="60"/>
-              <w:left w:type="dxa" w:w="120"/>
-              <w:bottom w:type="dxa" w:w="60"/>
-              <w:right w:type="dxa" w:w="120"/>
-            </w:tcMar>
-            <w:vAlign w:val="top"/>
-          </w:tcPr>
-          <w:p>
-            <w:pPr>
-              <w:spacing w:after="40" w:before="0"/>
-              <w:jc w:val="left"/>
-            </w:pPr>
-            <w:r>
-              <w:rPr>
-                <w:rFonts w:ascii="Arial" w:cs="Arial" w:eastAsia="Arial" w:hAnsi="Arial"/>
-                <w:b/>
-                <w:bCs/>
-                <w:i w:val="false"/>
-                <w:iCs w:val="false"/>
-                <w:color w:val="000000"/>
-                <w:sz w:val="18"/>
-                <w:szCs w:val="18"/>
-              </w:rPr>
-              <w:t xml:space="preserve">Model Building Phase</w:t>
-            </w:r>
-          </w:p>
-          <w:p>
-            <w:pPr>
-              <w:spacing w:after="20" w:before="0"/>
-            </w:pPr>
-            <w:r>
-              <w:rPr>
-                <w:rFonts w:ascii="Arial" w:cs="Arial" w:eastAsia="Arial" w:hAnsi="Arial"/>
-                <w:b/>
-                <w:bCs/>
-                <w:color w:val="1F3864"/>
-                <w:sz w:val="16"/>
-                <w:szCs w:val="16"/>
-              </w:rPr>
-              <w:t xml:space="preserve">📹 VIDEO:</w:t>
-            </w:r>
-          </w:p>
-          <w:p>
-            <w:pPr>
-              <w:spacing w:after="20" w:before="0"/>
-            </w:pPr>
-            <w:hyperlink w:history="1" r:id="rIdiwohpuskkm3cce86mk5qh">
-              <w:r>
-                <w:rPr>
-                  <w:rFonts w:ascii="Arial" w:cs="Arial" w:eastAsia="Arial" w:hAnsi="Arial"/>
-                  <w:color w:val="2E75B6"/>
-                  <w:sz w:val="16"/>
-                  <w:szCs w:val="16"/>
-                  <w:u w:val="single" w:color="2E75B6"/>
-                </w:rPr>
-                <w:t xml:space="preserve">12 Plant Transport Xylem And Phloem, Transpiration [3D Animation]</w:t>
-              </w:r>
-            </w:hyperlink>
-          </w:p>
-          <w:p>
-            <w:pPr>
-              <w:spacing w:after="10" w:before="0"/>
-              <w:ind w:left="120"/>
-            </w:pPr>
-            <w:r>
-              <w:rPr>
-                <w:rFonts w:ascii="Arial" w:cs="Arial" w:eastAsia="Arial" w:hAnsi="Arial"/>
-                <w:color w:val="595959"/>
-                <w:sz w:val="14"/>
-                <w:szCs w:val="14"/>
-              </w:rPr>
-              <w:t xml:space="preserve">Source: Seavuria</w:t>
-            </w:r>
-          </w:p>
-          <w:p>
-            <w:pPr>
-              <w:spacing w:after="10" w:before="0"/>
-              <w:ind w:left="120"/>
-            </w:pPr>
-            <w:hyperlink w:history="1" r:id="rIdt8g3mrt1prixvnn0qxfj8">
-              <w:r>
-                <w:rPr>
-                  <w:rFonts w:ascii="Arial" w:cs="Arial" w:eastAsia="Arial" w:hAnsi="Arial"/>
-                  <w:color w:val="595959"/>
-                  <w:sz w:val="14"/>
-                  <w:szCs w:val="14"/>
-                  <w:u w:val="single" w:color="595959"/>
-                </w:rPr>
-                <w:t xml:space="preserve">🔍 Search ARES for similar videos</w:t>
-              </w:r>
-            </w:hyperlink>
-          </w:p>
-          <w:p>
-            <w:pPr>
-              <w:spacing w:after="40" w:before="0"/>
-            </w:pPr>
-            <w:r>
-              <w:rPr>
-                <w:sz w:val="14"/>
-                <w:szCs w:val="14"/>
-              </w:rPr>
-              <w:t xml:space="preserve"/>
-            </w:r>
-          </w:p>
-          <w:p>
-            <w:pPr>
-              <w:spacing w:after="20" w:before="0"/>
-            </w:pPr>
-            <w:r>
-              <w:rPr>
-                <w:rFonts w:ascii="Arial" w:cs="Arial" w:eastAsia="Arial" w:hAnsi="Arial"/>
-                <w:b/>
-                <w:bCs/>
-                <w:color w:val="1F3864"/>
-                <w:sz w:val="16"/>
-                <w:szCs w:val="16"/>
-              </w:rPr>
-              <w:t xml:space="preserve">📖 EXERCISE:</w:t>
-            </w:r>
-          </w:p>
-          <w:p>
-            <w:pPr>
-              <w:spacing w:after="20" w:before="0"/>
-            </w:pPr>
-            <w:hyperlink w:history="1" r:id="rIdvjmvfv0nxgt7ds_fs0k4l">
-              <w:r>
-                <w:rPr>
-                  <w:rFonts w:ascii="Arial" w:cs="Arial" w:eastAsia="Arial" w:hAnsi="Arial"/>
-                  <w:color w:val="2E75B6"/>
-                  <w:sz w:val="16"/>
-                  <w:szCs w:val="16"/>
-                  <w:u w:val="single" w:color="2E75B6"/>
-                </w:rPr>
-                <w:t xml:space="preserve">Create bar graphs</w:t>
-              </w:r>
-            </w:hyperlink>
-          </w:p>
-          <w:p>
-            <w:pPr>
-              <w:spacing w:after="10" w:before="0"/>
-              <w:ind w:left="120"/>
-            </w:pPr>
-            <w:r>
-              <w:rPr>
-                <w:rFonts w:ascii="Arial" w:cs="Arial" w:eastAsia="Arial" w:hAnsi="Arial"/>
-                <w:color w:val="595959"/>
-                <w:sz w:val="14"/>
-                <w:szCs w:val="14"/>
-              </w:rPr>
-              <w:t xml:space="preserve">Source: Khan Academy (English - US curriculum)</w:t>
-            </w:r>
-          </w:p>
-          <w:p>
-            <w:pPr>
-              <w:spacing w:after="10" w:before="0"/>
-              <w:ind w:left="120"/>
-            </w:pPr>
-            <w:hyperlink w:history="1" r:id="rId_s5iefwhqo8ls20-8cda2">
+            <w:hyperlink w:history="1" r:id="rId8s-u2w6de0-as_gmljuuc">
               <w:r>
                 <w:rPr>
                   <w:rFonts w:ascii="Arial" w:cs="Arial" w:eastAsia="Arial" w:hAnsi="Arial"/>
@@ -20790,7 +21211,7 @@
         </w:rPr>
         <w:t xml:space="preserve">© 2026 SeaVuria and ARES. Aligned with KICD objectives. Developed by SeaVuria; technical implementation by ARES (with AI assistance from Claude). Licensed under </w:t>
       </w:r>
-      <w:hyperlink w:history="1" r:id="rIdkyylfvrkgfbkdizcaeho-">
+      <w:hyperlink w:history="1" r:id="rIdbefq4bsx-s0s5wlhdcd2o">
         <w:r>
           <w:rPr>
             <w:rFonts w:ascii="Arial" w:cs="Arial" w:eastAsia="Arial" w:hAnsi="Arial"/>
@@ -20811,7 +21232,7 @@
         </w:rPr>
         <w:t xml:space="preserve"> (</w:t>
       </w:r>
-      <w:hyperlink w:history="1" r:id="rIdjn_9ftb9or2xa_28r9xw2">
+      <w:hyperlink w:history="1" r:id="rIdrwfemsjlkxpxwsc8ygwjj">
         <w:r>
           <w:rPr>
             <w:rFonts w:ascii="Arial" w:cs="Arial" w:eastAsia="Arial" w:hAnsi="Arial"/>
@@ -21824,7 +22245,7 @@
             <w:pPr>
               <w:spacing w:after="20" w:before="0"/>
             </w:pPr>
-            <w:hyperlink w:history="1" r:id="rIdndieqoczpqoah_soeeos1">
+            <w:hyperlink w:history="1" r:id="rIdxgq8ozajwfxe_jqjwulva">
               <w:r>
                 <w:rPr>
                   <w:rFonts w:ascii="Arial" w:cs="Arial" w:eastAsia="Arial" w:hAnsi="Arial"/>
@@ -21839,6 +22260,22 @@
           </w:p>
           <w:p>
             <w:pPr>
+              <w:spacing w:after="20" w:before="0"/>
+            </w:pPr>
+            <w:r>
+              <w:rPr>
+                <w:rFonts w:ascii="Arial" w:cs="Arial" w:eastAsia="Arial" w:hAnsi="Arial"/>
+                <w:i/>
+                <w:iCs/>
+                <w:color w:val="595959"/>
+                <w:sz w:val="16"/>
+                <w:szCs w:val="16"/>
+              </w:rPr>
+              <w:t xml:space="preserve">Related topic: not an exact match for this lesson.</w:t>
+            </w:r>
+          </w:p>
+          <w:p>
+            <w:pPr>
               <w:spacing w:after="10" w:before="0"/>
               <w:ind w:left="120"/>
             </w:pPr>
@@ -21857,7 +22294,7 @@
               <w:spacing w:after="10" w:before="0"/>
               <w:ind w:left="120"/>
             </w:pPr>
-            <w:hyperlink w:history="1" r:id="rIdvxzq_1ez0-idtgewn96oi">
+            <w:hyperlink w:history="1" r:id="rIdw09hv2kn95hd0uznlyiqy">
               <w:r>
                 <w:rPr>
                   <w:rFonts w:ascii="Arial" w:cs="Arial" w:eastAsia="Arial" w:hAnsi="Arial"/>
@@ -21919,7 +22356,7 @@
               <w:spacing w:after="10" w:before="0"/>
               <w:ind w:left="120"/>
             </w:pPr>
-            <w:hyperlink w:history="1" r:id="rIdf7t7mc7fugkepoyo_v5tu">
+            <w:hyperlink w:history="1" r:id="rIdgpz5wpsfklovybnckmqdu">
               <w:r>
                 <w:rPr>
                   <w:rFonts w:ascii="Arial" w:cs="Arial" w:eastAsia="Arial" w:hAnsi="Arial"/>
@@ -22129,7 +22566,7 @@
             <w:pPr>
               <w:spacing w:after="20" w:before="0"/>
             </w:pPr>
-            <w:hyperlink w:history="1" r:id="rIdyrmu0vm1dtj_7mqnibzjk">
+            <w:hyperlink w:history="1" r:id="rIdzz-yh1zl1u3_te93mpgox">
               <w:r>
                 <w:rPr>
                   <w:rFonts w:ascii="Arial" w:cs="Arial" w:eastAsia="Arial" w:hAnsi="Arial"/>
@@ -22144,6 +22581,22 @@
           </w:p>
           <w:p>
             <w:pPr>
+              <w:spacing w:after="20" w:before="0"/>
+            </w:pPr>
+            <w:r>
+              <w:rPr>
+                <w:rFonts w:ascii="Arial" w:cs="Arial" w:eastAsia="Arial" w:hAnsi="Arial"/>
+                <w:i/>
+                <w:iCs/>
+                <w:color w:val="595959"/>
+                <w:sz w:val="16"/>
+                <w:szCs w:val="16"/>
+              </w:rPr>
+              <w:t xml:space="preserve">Related topic: not an exact match for this lesson.</w:t>
+            </w:r>
+          </w:p>
+          <w:p>
+            <w:pPr>
               <w:spacing w:after="10" w:before="0"/>
               <w:ind w:left="120"/>
             </w:pPr>
@@ -22162,7 +22615,7 @@
               <w:spacing w:after="10" w:before="0"/>
               <w:ind w:left="120"/>
             </w:pPr>
-            <w:hyperlink w:history="1" r:id="rIdb24v7oouweo9xxov-qw1f">
+            <w:hyperlink w:history="1" r:id="rIdi7t9mthch4n6lof4oq6yr">
               <w:r>
                 <w:rPr>
                   <w:rFonts w:ascii="Arial" w:cs="Arial" w:eastAsia="Arial" w:hAnsi="Arial"/>
@@ -22224,7 +22677,7 @@
               <w:spacing w:after="10" w:before="0"/>
               <w:ind w:left="120"/>
             </w:pPr>
-            <w:hyperlink w:history="1" r:id="rIdg1zymvsyljp_lct4w9bmc">
+            <w:hyperlink w:history="1" r:id="rId_ainrjempk9rrtceelnvh">
               <w:r>
                 <w:rPr>
                   <w:rFonts w:ascii="Arial" w:cs="Arial" w:eastAsia="Arial" w:hAnsi="Arial"/>
@@ -22434,7 +22887,7 @@
             <w:pPr>
               <w:spacing w:after="20" w:before="0"/>
             </w:pPr>
-            <w:hyperlink w:history="1" r:id="rIdbuy95wcoajzwh8ojgyvc-">
+            <w:hyperlink w:history="1" r:id="rId-0walljaydn8azlxolyjn">
               <w:r>
                 <w:rPr>
                   <w:rFonts w:ascii="Arial" w:cs="Arial" w:eastAsia="Arial" w:hAnsi="Arial"/>
@@ -22449,6 +22902,22 @@
           </w:p>
           <w:p>
             <w:pPr>
+              <w:spacing w:after="20" w:before="0"/>
+            </w:pPr>
+            <w:r>
+              <w:rPr>
+                <w:rFonts w:ascii="Arial" w:cs="Arial" w:eastAsia="Arial" w:hAnsi="Arial"/>
+                <w:i/>
+                <w:iCs/>
+                <w:color w:val="595959"/>
+                <w:sz w:val="16"/>
+                <w:szCs w:val="16"/>
+              </w:rPr>
+              <w:t xml:space="preserve">Related topic: not an exact match for this lesson.</w:t>
+            </w:r>
+          </w:p>
+          <w:p>
+            <w:pPr>
               <w:spacing w:after="10" w:before="0"/>
               <w:ind w:left="120"/>
             </w:pPr>
@@ -22467,7 +22936,7 @@
               <w:spacing w:after="10" w:before="0"/>
               <w:ind w:left="120"/>
             </w:pPr>
-            <w:hyperlink w:history="1" r:id="rIdmpc_bdwbkptxt59pd5thg">
+            <w:hyperlink w:history="1" r:id="rIdjwnnojfovzddmlsg4kdji">
               <w:r>
                 <w:rPr>
                   <w:rFonts w:ascii="Arial" w:cs="Arial" w:eastAsia="Arial" w:hAnsi="Arial"/>
@@ -22529,7 +22998,7 @@
               <w:spacing w:after="10" w:before="0"/>
               <w:ind w:left="120"/>
             </w:pPr>
-            <w:hyperlink w:history="1" r:id="rIdeff9g_5dezrpgbp4fna-b">
+            <w:hyperlink w:history="1" r:id="rId0tizcykilyo8ls6ofjx7o">
               <w:r>
                 <w:rPr>
                   <w:rFonts w:ascii="Arial" w:cs="Arial" w:eastAsia="Arial" w:hAnsi="Arial"/>
@@ -22739,7 +23208,7 @@
             <w:pPr>
               <w:spacing w:after="20" w:before="0"/>
             </w:pPr>
-            <w:hyperlink w:history="1" r:id="rIdb-wfibrsszc3w7usmfsen">
+            <w:hyperlink w:history="1" r:id="rId24a6yuj02fpswepkhs2-e">
               <w:r>
                 <w:rPr>
                   <w:rFonts w:ascii="Arial" w:cs="Arial" w:eastAsia="Arial" w:hAnsi="Arial"/>
@@ -22754,6 +23223,22 @@
           </w:p>
           <w:p>
             <w:pPr>
+              <w:spacing w:after="20" w:before="0"/>
+            </w:pPr>
+            <w:r>
+              <w:rPr>
+                <w:rFonts w:ascii="Arial" w:cs="Arial" w:eastAsia="Arial" w:hAnsi="Arial"/>
+                <w:i/>
+                <w:iCs/>
+                <w:color w:val="595959"/>
+                <w:sz w:val="16"/>
+                <w:szCs w:val="16"/>
+              </w:rPr>
+              <w:t xml:space="preserve">Related topic: not an exact match for this lesson.</w:t>
+            </w:r>
+          </w:p>
+          <w:p>
+            <w:pPr>
               <w:spacing w:after="10" w:before="0"/>
               <w:ind w:left="120"/>
             </w:pPr>
@@ -22772,7 +23257,7 @@
               <w:spacing w:after="10" w:before="0"/>
               <w:ind w:left="120"/>
             </w:pPr>
-            <w:hyperlink w:history="1" r:id="rId9f6nmb4uefu1mdxsv5t7-">
+            <w:hyperlink w:history="1" r:id="rIdx1wvwf4z__etsrlqfcya7">
               <w:r>
                 <w:rPr>
                   <w:rFonts w:ascii="Arial" w:cs="Arial" w:eastAsia="Arial" w:hAnsi="Arial"/>
@@ -22834,7 +23319,7 @@
               <w:spacing w:after="10" w:before="0"/>
               <w:ind w:left="120"/>
             </w:pPr>
-            <w:hyperlink w:history="1" r:id="rIdk5rywxt0nj8npp9y67imv">
+            <w:hyperlink w:history="1" r:id="rIda8bmmnht0bfjqhcafijox">
               <w:r>
                 <w:rPr>
                   <w:rFonts w:ascii="Arial" w:cs="Arial" w:eastAsia="Arial" w:hAnsi="Arial"/>
@@ -23044,7 +23529,7 @@
             <w:pPr>
               <w:spacing w:after="20" w:before="0"/>
             </w:pPr>
-            <w:hyperlink w:history="1" r:id="rIdrj3g3zbqrupqnfxg_ytp2">
+            <w:hyperlink w:history="1" r:id="rIdmvh0l3vfu9evql4u8x2xm">
               <w:r>
                 <w:rPr>
                   <w:rFonts w:ascii="Arial" w:cs="Arial" w:eastAsia="Arial" w:hAnsi="Arial"/>
@@ -23059,6 +23544,22 @@
           </w:p>
           <w:p>
             <w:pPr>
+              <w:spacing w:after="20" w:before="0"/>
+            </w:pPr>
+            <w:r>
+              <w:rPr>
+                <w:rFonts w:ascii="Arial" w:cs="Arial" w:eastAsia="Arial" w:hAnsi="Arial"/>
+                <w:i/>
+                <w:iCs/>
+                <w:color w:val="595959"/>
+                <w:sz w:val="16"/>
+                <w:szCs w:val="16"/>
+              </w:rPr>
+              <w:t xml:space="preserve">Related topic: not an exact match for this lesson.</w:t>
+            </w:r>
+          </w:p>
+          <w:p>
+            <w:pPr>
               <w:spacing w:after="10" w:before="0"/>
               <w:ind w:left="120"/>
             </w:pPr>
@@ -23077,7 +23578,7 @@
               <w:spacing w:after="10" w:before="0"/>
               <w:ind w:left="120"/>
             </w:pPr>
-            <w:hyperlink w:history="1" r:id="rIdl6oszdgfhkit3m3xwj27m">
+            <w:hyperlink w:history="1" r:id="rIdun1h3j0bbnhwpypgzjmmc">
               <w:r>
                 <w:rPr>
                   <w:rFonts w:ascii="Arial" w:cs="Arial" w:eastAsia="Arial" w:hAnsi="Arial"/>
@@ -23139,7 +23640,7 @@
               <w:spacing w:after="10" w:before="0"/>
               <w:ind w:left="120"/>
             </w:pPr>
-            <w:hyperlink w:history="1" r:id="rIdj55yodonosngdifyfubrg">
+            <w:hyperlink w:history="1" r:id="rIdp1xxo_4v1ziyldq7tgzos">
               <w:r>
                 <w:rPr>
                   <w:rFonts w:ascii="Arial" w:cs="Arial" w:eastAsia="Arial" w:hAnsi="Arial"/>
@@ -23761,7 +24262,7 @@
         </w:rPr>
         <w:t xml:space="preserve">© 2026 SeaVuria and ARES. Aligned with KICD objectives. Developed by SeaVuria; technical implementation by ARES (with AI assistance from Claude). Licensed under </w:t>
       </w:r>
-      <w:hyperlink w:history="1" r:id="rIdvvcoqikxb_rwfwwz06wct">
+      <w:hyperlink w:history="1" r:id="rId1defhvubfbeicgtkvn7o9">
         <w:r>
           <w:rPr>
             <w:rFonts w:ascii="Arial" w:cs="Arial" w:eastAsia="Arial" w:hAnsi="Arial"/>
@@ -23782,7 +24283,7 @@
         </w:rPr>
         <w:t xml:space="preserve"> (</w:t>
       </w:r>
-      <w:hyperlink w:history="1" r:id="rIdpkggbpihmpt4lse91tbz6">
+      <w:hyperlink w:history="1" r:id="rIdwonu1pskjfkzjmfjz-pmo">
         <w:r>
           <w:rPr>
             <w:rFonts w:ascii="Arial" w:cs="Arial" w:eastAsia="Arial" w:hAnsi="Arial"/>
@@ -24795,7 +25296,7 @@
             <w:pPr>
               <w:spacing w:after="20" w:before="0"/>
             </w:pPr>
-            <w:hyperlink w:history="1" r:id="rId0rdje6d6d7sblc7cn52xv">
+            <w:hyperlink w:history="1" r:id="rIds_skbbc02cckabgsjhc-d">
               <w:r>
                 <w:rPr>
                   <w:rFonts w:ascii="Arial" w:cs="Arial" w:eastAsia="Arial" w:hAnsi="Arial"/>
@@ -24828,7 +25329,7 @@
               <w:spacing w:after="10" w:before="0"/>
               <w:ind w:left="120"/>
             </w:pPr>
-            <w:hyperlink w:history="1" r:id="rIdfmpcpeeikf6xxa-qxnedh">
+            <w:hyperlink w:history="1" r:id="rIdbu9e37gisnhfptc1ppyrs">
               <w:r>
                 <w:rPr>
                   <w:rFonts w:ascii="Arial" w:cs="Arial" w:eastAsia="Arial" w:hAnsi="Arial"/>
@@ -24873,7 +25374,7 @@
             <w:pPr>
               <w:spacing w:after="20" w:before="0"/>
             </w:pPr>
-            <w:hyperlink w:history="1" r:id="rIdb8mlyq4w6ngewbrtvribe">
+            <w:hyperlink w:history="1" r:id="rId_3e5camum_xbax3q3vfwp">
               <w:r>
                 <w:rPr>
                   <w:rFonts w:ascii="Arial" w:cs="Arial" w:eastAsia="Arial" w:hAnsi="Arial"/>
@@ -24888,6 +25389,22 @@
           </w:p>
           <w:p>
             <w:pPr>
+              <w:spacing w:after="20" w:before="0"/>
+            </w:pPr>
+            <w:r>
+              <w:rPr>
+                <w:rFonts w:ascii="Arial" w:cs="Arial" w:eastAsia="Arial" w:hAnsi="Arial"/>
+                <w:i/>
+                <w:iCs/>
+                <w:color w:val="595959"/>
+                <w:sz w:val="16"/>
+                <w:szCs w:val="16"/>
+              </w:rPr>
+              <w:t xml:space="preserve">Related topic: not an exact match for this lesson.</w:t>
+            </w:r>
+          </w:p>
+          <w:p>
+            <w:pPr>
               <w:spacing w:after="10" w:before="0"/>
               <w:ind w:left="120"/>
             </w:pPr>
@@ -24906,7 +25423,7 @@
               <w:spacing w:after="10" w:before="0"/>
               <w:ind w:left="120"/>
             </w:pPr>
-            <w:hyperlink w:history="1" r:id="rIdrwl8ui8qewzlqhtc1aidj">
+            <w:hyperlink w:history="1" r:id="rIdw4ijzd8suqgzsrjctiic-">
               <w:r>
                 <w:rPr>
                   <w:rFonts w:ascii="Arial" w:cs="Arial" w:eastAsia="Arial" w:hAnsi="Arial"/>
@@ -25101,7 +25618,7 @@
             <w:pPr>
               <w:spacing w:after="20" w:before="0"/>
             </w:pPr>
-            <w:hyperlink w:history="1" r:id="rIdmb7wucf-yxn8ftxnty0yu">
+            <w:hyperlink w:history="1" r:id="rIdwupjpteytu5i2tqjpe5wy">
               <w:r>
                 <w:rPr>
                   <w:rFonts w:ascii="Arial" w:cs="Arial" w:eastAsia="Arial" w:hAnsi="Arial"/>
@@ -25134,7 +25651,7 @@
               <w:spacing w:after="10" w:before="0"/>
               <w:ind w:left="120"/>
             </w:pPr>
-            <w:hyperlink w:history="1" r:id="rIdjjjoybvr4mgadyw5qnz96">
+            <w:hyperlink w:history="1" r:id="rIdiku-fpylbl6ims4l83mne">
               <w:r>
                 <w:rPr>
                   <w:rFonts w:ascii="Arial" w:cs="Arial" w:eastAsia="Arial" w:hAnsi="Arial"/>
@@ -25179,7 +25696,7 @@
             <w:pPr>
               <w:spacing w:after="20" w:before="0"/>
             </w:pPr>
-            <w:hyperlink w:history="1" r:id="rIdzkylelqxevesmgmpify92">
+            <w:hyperlink w:history="1" r:id="rIdykaozwbyuawry4rmylqk0">
               <w:r>
                 <w:rPr>
                   <w:rFonts w:ascii="Arial" w:cs="Arial" w:eastAsia="Arial" w:hAnsi="Arial"/>
@@ -25194,6 +25711,22 @@
           </w:p>
           <w:p>
             <w:pPr>
+              <w:spacing w:after="20" w:before="0"/>
+            </w:pPr>
+            <w:r>
+              <w:rPr>
+                <w:rFonts w:ascii="Arial" w:cs="Arial" w:eastAsia="Arial" w:hAnsi="Arial"/>
+                <w:i/>
+                <w:iCs/>
+                <w:color w:val="595959"/>
+                <w:sz w:val="16"/>
+                <w:szCs w:val="16"/>
+              </w:rPr>
+              <w:t xml:space="preserve">Related topic: not an exact match for this lesson.</w:t>
+            </w:r>
+          </w:p>
+          <w:p>
+            <w:pPr>
               <w:spacing w:after="10" w:before="0"/>
               <w:ind w:left="120"/>
             </w:pPr>
@@ -25212,7 +25745,7 @@
               <w:spacing w:after="10" w:before="0"/>
               <w:ind w:left="120"/>
             </w:pPr>
-            <w:hyperlink w:history="1" r:id="rIdoqfvjirxe5jry6qat8kau">
+            <w:hyperlink w:history="1" r:id="rIdc0vuucq2sa2cpuwve_qci">
               <w:r>
                 <w:rPr>
                   <w:rFonts w:ascii="Arial" w:cs="Arial" w:eastAsia="Arial" w:hAnsi="Arial"/>
@@ -25407,7 +25940,345 @@
             <w:pPr>
               <w:spacing w:after="20" w:before="0"/>
             </w:pPr>
-            <w:hyperlink w:history="1" r:id="rId5rj-ejdoncrxlnxhbkeu1">
+            <w:hyperlink w:history="1" r:id="rIdld_hemmw7owbfjjsgkfom">
+              <w:r>
+                <w:rPr>
+                  <w:rFonts w:ascii="Arial" w:cs="Arial" w:eastAsia="Arial" w:hAnsi="Arial"/>
+                  <w:color w:val="2E75B6"/>
+                  <w:sz w:val="16"/>
+                  <w:szCs w:val="16"/>
+                  <w:u w:val="single" w:color="2E75B6"/>
+                </w:rPr>
+                <w:t xml:space="preserve">Osmosis</w:t>
+              </w:r>
+            </w:hyperlink>
+          </w:p>
+          <w:p>
+            <w:pPr>
+              <w:spacing w:after="20" w:before="0"/>
+            </w:pPr>
+            <w:r>
+              <w:rPr>
+                <w:rFonts w:ascii="Arial" w:cs="Arial" w:eastAsia="Arial" w:hAnsi="Arial"/>
+                <w:i/>
+                <w:iCs/>
+                <w:color w:val="595959"/>
+                <w:sz w:val="16"/>
+                <w:szCs w:val="16"/>
+              </w:rPr>
+              <w:t xml:space="preserve">Related topic: not an exact match for this lesson.</w:t>
+            </w:r>
+          </w:p>
+          <w:p>
+            <w:pPr>
+              <w:spacing w:after="10" w:before="0"/>
+              <w:ind w:left="120"/>
+            </w:pPr>
+            <w:r>
+              <w:rPr>
+                <w:rFonts w:ascii="Arial" w:cs="Arial" w:eastAsia="Arial" w:hAnsi="Arial"/>
+                <w:color w:val="595959"/>
+                <w:sz w:val="14"/>
+                <w:szCs w:val="14"/>
+              </w:rPr>
+              <w:t xml:space="preserve">Source: Khan Academy (English - US curriculum)</w:t>
+            </w:r>
+          </w:p>
+          <w:p>
+            <w:pPr>
+              <w:spacing w:after="10" w:before="0"/>
+              <w:ind w:left="120"/>
+            </w:pPr>
+            <w:hyperlink w:history="1" r:id="rIdfyruem3dqxgekiyw748ty">
+              <w:r>
+                <w:rPr>
+                  <w:rFonts w:ascii="Arial" w:cs="Arial" w:eastAsia="Arial" w:hAnsi="Arial"/>
+                  <w:color w:val="595959"/>
+                  <w:sz w:val="14"/>
+                  <w:szCs w:val="14"/>
+                  <w:u w:val="single" w:color="595959"/>
+                </w:rPr>
+                <w:t xml:space="preserve">🔍 Search ARES for similar videos</w:t>
+              </w:r>
+            </w:hyperlink>
+          </w:p>
+          <w:p>
+            <w:pPr>
+              <w:spacing w:after="40" w:before="0"/>
+            </w:pPr>
+            <w:r>
+              <w:rPr>
+                <w:sz w:val="14"/>
+                <w:szCs w:val="14"/>
+              </w:rPr>
+              <w:t xml:space="preserve"/>
+            </w:r>
+          </w:p>
+          <w:p>
+            <w:pPr>
+              <w:spacing w:after="20" w:before="0"/>
+            </w:pPr>
+            <w:r>
+              <w:rPr>
+                <w:rFonts w:ascii="Arial" w:cs="Arial" w:eastAsia="Arial" w:hAnsi="Arial"/>
+                <w:b/>
+                <w:bCs/>
+                <w:color w:val="1F3864"/>
+                <w:sz w:val="16"/>
+                <w:szCs w:val="16"/>
+              </w:rPr>
+              <w:t xml:space="preserve">📖 EXERCISE:</w:t>
+            </w:r>
+          </w:p>
+          <w:p>
+            <w:pPr>
+              <w:spacing w:after="20" w:before="0"/>
+            </w:pPr>
+            <w:hyperlink w:history="1" r:id="rId4dkronisqkx2laumnsqnh">
+              <w:r>
+                <w:rPr>
+                  <w:rFonts w:ascii="Arial" w:cs="Arial" w:eastAsia="Arial" w:hAnsi="Arial"/>
+                  <w:color w:val="2E75B6"/>
+                  <w:sz w:val="16"/>
+                  <w:szCs w:val="16"/>
+                  <w:u w:val="single" w:color="2E75B6"/>
+                </w:rPr>
+                <w:t xml:space="preserve">Cohesion, adhesion, and surface tension</w:t>
+              </w:r>
+            </w:hyperlink>
+          </w:p>
+          <w:p>
+            <w:pPr>
+              <w:spacing w:after="20" w:before="0"/>
+            </w:pPr>
+            <w:r>
+              <w:rPr>
+                <w:rFonts w:ascii="Arial" w:cs="Arial" w:eastAsia="Arial" w:hAnsi="Arial"/>
+                <w:i/>
+                <w:iCs/>
+                <w:color w:val="595959"/>
+                <w:sz w:val="16"/>
+                <w:szCs w:val="16"/>
+              </w:rPr>
+              <w:t xml:space="preserve">Related topic: not an exact match for this lesson.</w:t>
+            </w:r>
+          </w:p>
+          <w:p>
+            <w:pPr>
+              <w:spacing w:after="10" w:before="0"/>
+              <w:ind w:left="120"/>
+            </w:pPr>
+            <w:r>
+              <w:rPr>
+                <w:rFonts w:ascii="Arial" w:cs="Arial" w:eastAsia="Arial" w:hAnsi="Arial"/>
+                <w:color w:val="595959"/>
+                <w:sz w:val="14"/>
+                <w:szCs w:val="14"/>
+              </w:rPr>
+              <w:t xml:space="preserve">Source: Khan Academy (English - US curriculum)</w:t>
+            </w:r>
+          </w:p>
+          <w:p>
+            <w:pPr>
+              <w:spacing w:after="10" w:before="0"/>
+              <w:ind w:left="120"/>
+            </w:pPr>
+            <w:hyperlink w:history="1" r:id="rIdn0scqe18vdbrclpb3714t">
+              <w:r>
+                <w:rPr>
+                  <w:rFonts w:ascii="Arial" w:cs="Arial" w:eastAsia="Arial" w:hAnsi="Arial"/>
+                  <w:color w:val="595959"/>
+                  <w:sz w:val="14"/>
+                  <w:szCs w:val="14"/>
+                  <w:u w:val="single" w:color="595959"/>
+                </w:rPr>
+                <w:t xml:space="preserve">🔍 Search ARES for similar readings</w:t>
+              </w:r>
+            </w:hyperlink>
+          </w:p>
+        </w:tc>
+        <w:tc>
+          <w:tcPr>
+            <w:tcW w:type="dxa" w:w="3040"/>
+            <w:shd w:fill="FFFFFF" w:color="auto" w:val="clear"/>
+            <w:tcMar>
+              <w:top w:type="dxa" w:w="60"/>
+              <w:left w:type="dxa" w:w="120"/>
+              <w:bottom w:type="dxa" w:w="60"/>
+              <w:right w:type="dxa" w:w="120"/>
+            </w:tcMar>
+            <w:vAlign w:val="top"/>
+          </w:tcPr>
+          <w:p>
+            <w:pPr>
+              <w:spacing w:after="40" w:before="0"/>
+              <w:jc w:val="left"/>
+            </w:pPr>
+            <w:r>
+              <w:rPr>
+                <w:rFonts w:ascii="Arial" w:cs="Arial" w:eastAsia="Arial" w:hAnsi="Arial"/>
+                <w:b w:val="false"/>
+                <w:bCs w:val="false"/>
+                <w:i w:val="false"/>
+                <w:iCs w:val="false"/>
+                <w:color w:val="000000"/>
+                <w:sz w:val="18"/>
+                <w:szCs w:val="18"/>
+              </w:rPr>
+              <w:t xml:space="preserve">Students individually revise their Lesson 1 sketch into a complete annotated diagram over 8 minutes. The revised diagram must trace one water molecule on its complete journey: soil solution entering root hair cell by osmosis, crossing the cortex, entering xylem in the root, travelling up the xylem through the stem to the leaf (driven by cohesion-tension and transpiration pull), exiting through stomata as water vapour during transpiration. Each arrow in the diagram must carry a mechanism label: osmosis, active transport for mineral ions, cohesion-tension, transpiration pull, evaporation. At least one annotation must explain why the xylem — not the phloem — turned red in the maize stem. At least one annotation must explain where the water droplets on the polythene bag came from. Students then share diagrams in groups of three and give each other one piece of warm feedback (something explained well) and one piece of cool feedback (something to add or clarify), using the sentence frames: 'Your diagram clearly shows... because...' and 'One thing to add or strengthen is... because...' Groups have 4 minutes for peer feedback.</w:t>
+            </w:r>
+          </w:p>
+        </w:tc>
+        <w:tc>
+          <w:tcPr>
+            <w:tcW w:type="dxa" w:w="3040"/>
+            <w:shd w:fill="F2F2F2" w:color="auto" w:val="clear"/>
+            <w:tcMar>
+              <w:top w:type="dxa" w:w="60"/>
+              <w:left w:type="dxa" w:w="120"/>
+              <w:bottom w:type="dxa" w:w="60"/>
+              <w:right w:type="dxa" w:w="120"/>
+            </w:tcMar>
+            <w:vAlign w:val="top"/>
+          </w:tcPr>
+          <w:p>
+            <w:pPr>
+              <w:spacing w:after="40" w:before="0"/>
+              <w:jc w:val="left"/>
+            </w:pPr>
+            <w:r>
+              <w:rPr>
+                <w:rFonts w:ascii="Arial" w:cs="Arial" w:eastAsia="Arial" w:hAnsi="Arial"/>
+                <w:b w:val="false"/>
+                <w:bCs w:val="false"/>
+                <w:i w:val="false"/>
+                <w:iCs w:val="false"/>
+                <w:color w:val="000000"/>
+                <w:sz w:val="18"/>
+                <w:szCs w:val="18"/>
+              </w:rPr>
+              <w:t xml:space="preserve">Say: 'You now have 8 minutes to transform your Lesson 1 sketch into the most complete, most accurate diagram you have ever drawn of water movement in a plant. Every arrow must have a mechanism. Every step must link back to at least one observation or experiment we did together.' WAIT TIME: Allow 8 full minutes of silent individual work. Resist the urge to lecture during this time — circulate, crouch to student level, read diagrams, and place a small tick near strong annotations to affirm without interrupting. After 8 minutes, instruct groups of three to form. Say: 'You will give your neighbour exactly one warm comment and one cool comment. Use the sentence frames on the board. You have 4 minutes — 90 seconds per person, then rotate.' After peer feedback, ask one group to share the most interesting cool feedback they received: 'What did your peer suggest you add, and do you agree?' If a student says they were told to add the role of guard cells in controlling stomatal opening, affirm: 'Excellent — guard cells are the gatekeepers of transpiration. If a farmer in Kisumu sees wilting in the afternoon, it is those guard cells closing stomata to conserve water.' This connects mechanism to Kenyan farming context.</w:t>
+            </w:r>
+          </w:p>
+        </w:tc>
+        <w:tc>
+          <w:tcPr>
+            <w:tcW w:type="dxa" w:w="3040"/>
+            <w:shd w:fill="FFFFFF" w:color="auto" w:val="clear"/>
+            <w:tcMar>
+              <w:top w:type="dxa" w:w="60"/>
+              <w:left w:type="dxa" w:w="120"/>
+              <w:bottom w:type="dxa" w:w="60"/>
+              <w:right w:type="dxa" w:w="120"/>
+            </w:tcMar>
+            <w:vAlign w:val="top"/>
+          </w:tcPr>
+          <w:p>
+            <w:pPr>
+              <w:spacing w:after="40" w:before="0"/>
+              <w:jc w:val="left"/>
+            </w:pPr>
+            <w:r>
+              <w:rPr>
+                <w:rFonts w:ascii="Arial" w:cs="Arial" w:eastAsia="Arial" w:hAnsi="Arial"/>
+                <w:b w:val="false"/>
+                <w:bCs w:val="false"/>
+                <w:i w:val="false"/>
+                <w:iCs w:val="false"/>
+                <w:color w:val="000000"/>
+                <w:sz w:val="18"/>
+                <w:szCs w:val="18"/>
+              </w:rPr>
+              <w:t xml:space="preserve">Requiring mechanism labels on every arrow prevents students from drawing a pretty diagram without understanding. The warm-cool peer feedback protocol develops scientific communication and forces students to evaluate each others reasoning, not just appearance. Connecting guard cells to a Kisumu farmer grounds abstract plant physiology in lived Kenyan experience.</w:t>
+            </w:r>
+          </w:p>
+        </w:tc>
+        <w:tc>
+          <w:tcPr>
+            <w:tcW w:type="dxa" w:w="3040"/>
+            <w:shd w:fill="F2F2F2" w:color="auto" w:val="clear"/>
+            <w:tcMar>
+              <w:top w:type="dxa" w:w="60"/>
+              <w:left w:type="dxa" w:w="120"/>
+              <w:bottom w:type="dxa" w:w="60"/>
+              <w:right w:type="dxa" w:w="120"/>
+            </w:tcMar>
+            <w:vAlign w:val="top"/>
+          </w:tcPr>
+          <w:p>
+            <w:pPr>
+              <w:spacing w:after="40" w:before="0"/>
+              <w:jc w:val="left"/>
+            </w:pPr>
+            <w:r>
+              <w:rPr>
+                <w:rFonts w:ascii="Arial" w:cs="Arial" w:eastAsia="Arial" w:hAnsi="Arial"/>
+                <w:b w:val="false"/>
+                <w:bCs w:val="false"/>
+                <w:i w:val="false"/>
+                <w:iCs w:val="false"/>
+                <w:color w:val="000000"/>
+                <w:sz w:val="18"/>
+                <w:szCs w:val="18"/>
+              </w:rPr>
+              <w:t xml:space="preserve">Collect or photograph three to five diagrams from students who showed gaps in the Observe Phase. Check specifically: Does the diagram show osmosis at the root hair? Does it distinguish xylem (water) from phloem (sugars)? Does it explain transpiration pull? Is the fate of water (exit through stomata as vapour) shown? Use these as exit data to identify students needing support before the next topic.</w:t>
+            </w:r>
+          </w:p>
+        </w:tc>
+      </w:tr>
+      <w:tr>
+        <w:tc>
+          <w:tcPr>
+            <w:tcW w:type="dxa" w:w="1520"/>
+            <w:shd w:fill="FCE4D6" w:color="auto" w:val="clear"/>
+            <w:tcMar>
+              <w:top w:type="dxa" w:w="60"/>
+              <w:left w:type="dxa" w:w="120"/>
+              <w:bottom w:type="dxa" w:w="60"/>
+              <w:right w:type="dxa" w:w="120"/>
+            </w:tcMar>
+            <w:vAlign w:val="top"/>
+          </w:tcPr>
+          <w:p>
+            <w:pPr>
+              <w:spacing w:after="40" w:before="0"/>
+              <w:jc w:val="left"/>
+            </w:pPr>
+            <w:r>
+              <w:rPr>
+                <w:rFonts w:ascii="Arial" w:cs="Arial" w:eastAsia="Arial" w:hAnsi="Arial"/>
+                <w:b/>
+                <w:bCs/>
+                <w:i w:val="false"/>
+                <w:iCs w:val="false"/>
+                <w:color w:val="000000"/>
+                <w:sz w:val="18"/>
+                <w:szCs w:val="18"/>
+              </w:rPr>
+              <w:t xml:space="preserve">Driving Question Board (DQB) Creation</w:t>
+            </w:r>
+          </w:p>
+          <w:p>
+            <w:pPr>
+              <w:spacing w:after="20" w:before="0"/>
+            </w:pPr>
+            <w:r>
+              <w:rPr>
+                <w:rFonts w:ascii="Arial" w:cs="Arial" w:eastAsia="Arial" w:hAnsi="Arial"/>
+                <w:b/>
+                <w:bCs/>
+                <w:color w:val="1F3864"/>
+                <w:sz w:val="16"/>
+                <w:szCs w:val="16"/>
+              </w:rPr>
+              <w:t xml:space="preserve">📹 VIDEO:</w:t>
+            </w:r>
+          </w:p>
+          <w:p>
+            <w:pPr>
+              <w:spacing w:after="20" w:before="0"/>
+            </w:pPr>
+            <w:hyperlink w:history="1" r:id="rIdyuurusuua968celf2symp">
               <w:r>
                 <w:rPr>
                   <w:rFonts w:ascii="Arial" w:cs="Arial" w:eastAsia="Arial" w:hAnsi="Arial"/>
@@ -25440,7 +26311,7 @@
               <w:spacing w:after="10" w:before="0"/>
               <w:ind w:left="120"/>
             </w:pPr>
-            <w:hyperlink w:history="1" r:id="rIdoahuhbdkc8iildi86v4ag">
+            <w:hyperlink w:history="1" r:id="rIdvicuq6j4hebj_vg5o6bvb">
               <w:r>
                 <w:rPr>
                   <w:rFonts w:ascii="Arial" w:cs="Arial" w:eastAsia="Arial" w:hAnsi="Arial"/>
@@ -25485,7 +26356,7 @@
             <w:pPr>
               <w:spacing w:after="20" w:before="0"/>
             </w:pPr>
-            <w:hyperlink w:history="1" r:id="rIddqcrodxvupagb-fh09jzp">
+            <w:hyperlink w:history="1" r:id="rIdj954a7ogz7ewjwaro9okp">
               <w:r>
                 <w:rPr>
                   <w:rFonts w:ascii="Arial" w:cs="Arial" w:eastAsia="Arial" w:hAnsi="Arial"/>
@@ -25500,6 +26371,22 @@
           </w:p>
           <w:p>
             <w:pPr>
+              <w:spacing w:after="20" w:before="0"/>
+            </w:pPr>
+            <w:r>
+              <w:rPr>
+                <w:rFonts w:ascii="Arial" w:cs="Arial" w:eastAsia="Arial" w:hAnsi="Arial"/>
+                <w:i/>
+                <w:iCs/>
+                <w:color w:val="595959"/>
+                <w:sz w:val="16"/>
+                <w:szCs w:val="16"/>
+              </w:rPr>
+              <w:t xml:space="preserve">Related topic: not an exact match for this lesson.</w:t>
+            </w:r>
+          </w:p>
+          <w:p>
+            <w:pPr>
               <w:spacing w:after="10" w:before="0"/>
               <w:ind w:left="120"/>
             </w:pPr>
@@ -25518,7 +26405,7 @@
               <w:spacing w:after="10" w:before="0"/>
               <w:ind w:left="120"/>
             </w:pPr>
-            <w:hyperlink w:history="1" r:id="rIdfxwfgbuxhxwnnqklnow0w">
+            <w:hyperlink w:history="1" r:id="rIdqx8lu1b8asxu9n30cgz3b">
               <w:r>
                 <w:rPr>
                   <w:rFonts w:ascii="Arial" w:cs="Arial" w:eastAsia="Arial" w:hAnsi="Arial"/>
@@ -25560,7 +26447,7 @@
                 <w:sz w:val="18"/>
                 <w:szCs w:val="18"/>
               </w:rPr>
-              <w:t xml:space="preserve">Students individually revise their Lesson 1 sketch into a complete annotated diagram over 8 minutes. The revised diagram must trace one water molecule on its complete journey: soil solution entering root hair cell by osmosis, crossing the cortex, entering xylem in the root, travelling up the xylem through the stem to the leaf (driven by cohesion-tension and transpiration pull), exiting through stomata as water vapour during transpiration. Each arrow in the diagram must carry a mechanism label: osmosis, active transport for mineral ions, cohesion-tension, transpiration pull, evaporation. At least one annotation must explain why the xylem — not the phloem — turned red in the maize stem. At least one annotation must explain where the water droplets on the polythene bag came from. Students then share diagrams in groups of three and give each other one piece of warm feedback (something explained well) and one piece of cool feedback (something to add or clarify), using the sentence frames: 'Your diagram clearly shows... because...' and 'One thing to add or strengthen is... because...' Groups have 4 minutes for peer feedback.</w:t>
+              <w:t xml:space="preserve">The full class gathers facing the Driving Question Board that has been building since Lesson 1. The teacher reads out each posted question one by one. Students vote using a three-colour card system: green card means fully answered, yellow card means partially answered, red card means still open or unanswered. After each vote, one student who voted green must state the answer in one sentence. If a question gets mostly red cards, the class briefly discusses why it remains open and whether it points to a new inquiry. The DQB review takes approximately 5 minutes. At the end, the teacher formally closes the board by placing a large green star on the driving question: 'How does a maize plant in a Kenyan farm move water and nutrients from the soil all the way to its topmost leaves — and what happens to that water in the end?' and asks the class to chorus the one-sentence answer together.</w:t>
             </w:r>
           </w:p>
         </w:tc>
@@ -25592,7 +26479,7 @@
                 <w:sz w:val="18"/>
                 <w:szCs w:val="18"/>
               </w:rPr>
-              <w:t xml:space="preserve">Say: 'You now have 8 minutes to transform your Lesson 1 sketch into the most complete, most accurate diagram you have ever drawn of water movement in a plant. Every arrow must have a mechanism. Every step must link back to at least one observation or experiment we did together.' WAIT TIME: Allow 8 full minutes of silent individual work. Resist the urge to lecture during this time — circulate, crouch to student level, read diagrams, and place a small tick near strong annotations to affirm without interrupting. After 8 minutes, instruct groups of three to form. Say: 'You will give your neighbour exactly one warm comment and one cool comment. Use the sentence frames on the board. You have 4 minutes — 90 seconds per person, then rotate.' After peer feedback, ask one group to share the most interesting cool feedback they received: 'What did your peer suggest you add, and do you agree?' If a student says they were told to add the role of guard cells in controlling stomatal opening, affirm: 'Excellent — guard cells are the gatekeepers of transpiration. If a farmer in Kisumu sees wilting in the afternoon, it is those guard cells closing stomata to conserve water.' This connects mechanism to Kenyan farming context.</w:t>
+              <w:t xml:space="preserve">Stand at the DQB with a green marker. Read each question clearly and pause before the vote. After green votes, use the cold-call: 'Achieng, give us the one-sentence answer for that question.' After the vote on any red-card question, say: 'This question is still open — that is not a failure. Real scientists work with open questions every day. Write it in your notebook under: Questions I still have about plants.' When the board reaches the driving question, say: 'This was our compass for eight lessons. Look at where we started — sketches and guesses. Look at where we are now — mechanisms, experiments, graphs, and community applications. Let us say the answer together.' Lead the class in a choral one-sentence answer. Suggested answer to guide: 'A maize plant absorbs water by osmosis through root hairs, pulls it up the xylem by cohesion-tension and transpiration pull, delivers mineral salts by active transport, and releases water vapour through stomata — cooling the leaf, sustaining the transpiration stream, and feeding water back into the atmosphere over farms and forests like the Mau.' WAIT TIME: After the choral answer, allow 20 seconds of silence before moving to the performance task. Let the closure land.</w:t>
             </w:r>
           </w:p>
         </w:tc>
@@ -25624,7 +26511,7 @@
                 <w:sz w:val="18"/>
                 <w:szCs w:val="18"/>
               </w:rPr>
-              <w:t xml:space="preserve">Requiring mechanism labels on every arrow prevents students from drawing a pretty diagram without understanding. The warm-cool peer feedback protocol develops scientific communication and forces students to evaluate each others reasoning, not just appearance. Connecting guard cells to a Kisumu farmer grounds abstract plant physiology in lived Kenyan experience.</w:t>
+              <w:t xml:space="preserve">The three-colour card voting makes every student publicly commit to an evaluation of each question — no passive observers. Requiring green-voters to state the answer shifts accountability from the teacher to the learner. The choral final answer creates a shared moment of closure that is emotionally and cognitively satisfying, reinforcing the narrative arc of the storyline.</w:t>
             </w:r>
           </w:p>
         </w:tc>
@@ -25656,7 +26543,7 @@
                 <w:sz w:val="18"/>
                 <w:szCs w:val="18"/>
               </w:rPr>
-              <w:t xml:space="preserve">Collect or photograph three to five diagrams from students who showed gaps in the Observe Phase. Check specifically: Does the diagram show osmosis at the root hair? Does it distinguish xylem (water) from phloem (sugars)? Does it explain transpiration pull? Is the fate of water (exit through stomata as vapour) shown? Use these as exit data to identify students needing support before the next topic.</w:t>
+              <w:t xml:space="preserve">The pattern of green, yellow, and red cards across questions reveals class-wide gaps. If the question about phloem translocation gets mostly yellow or red, this signals that Lesson 4 content needs revisiting in the next topic review. Record the distribution of responses for the three most conceptually demanding questions in the teacher reflection log.</w:t>
             </w:r>
           </w:p>
         </w:tc>
@@ -25665,32 +26552,32 @@
         <w:tc>
           <w:tcPr>
             <w:tcW w:type="dxa" w:w="1520"/>
-            <w:shd w:fill="FCE4D6" w:color="auto" w:val="clear"/>
-            <w:tcMar>
-              <w:top w:type="dxa" w:w="60"/>
-              <w:left w:type="dxa" w:w="120"/>
-              <w:bottom w:type="dxa" w:w="60"/>
-              <w:right w:type="dxa" w:w="120"/>
-            </w:tcMar>
-            <w:vAlign w:val="top"/>
-          </w:tcPr>
-          <w:p>
-            <w:pPr>
-              <w:spacing w:after="40" w:before="0"/>
-              <w:jc w:val="left"/>
-            </w:pPr>
-            <w:r>
-              <w:rPr>
-                <w:rFonts w:ascii="Arial" w:cs="Arial" w:eastAsia="Arial" w:hAnsi="Arial"/>
-                <w:b/>
-                <w:bCs/>
-                <w:i w:val="false"/>
-                <w:iCs w:val="false"/>
-                <w:color w:val="000000"/>
-                <w:sz w:val="18"/>
-                <w:szCs w:val="18"/>
-              </w:rPr>
-              <w:t xml:space="preserve">Driving Question Board (DQB) Creation</w:t>
+            <w:shd w:fill="D5E8F0" w:color="auto" w:val="clear"/>
+            <w:tcMar>
+              <w:top w:type="dxa" w:w="60"/>
+              <w:left w:type="dxa" w:w="120"/>
+              <w:bottom w:type="dxa" w:w="60"/>
+              <w:right w:type="dxa" w:w="120"/>
+            </w:tcMar>
+            <w:vAlign w:val="top"/>
+          </w:tcPr>
+          <w:p>
+            <w:pPr>
+              <w:spacing w:after="40" w:before="0"/>
+              <w:jc w:val="left"/>
+            </w:pPr>
+            <w:r>
+              <w:rPr>
+                <w:rFonts w:ascii="Arial" w:cs="Arial" w:eastAsia="Arial" w:hAnsi="Arial"/>
+                <w:b/>
+                <w:bCs/>
+                <w:i w:val="false"/>
+                <w:iCs w:val="false"/>
+                <w:color w:val="000000"/>
+                <w:sz w:val="18"/>
+                <w:szCs w:val="18"/>
+              </w:rPr>
+              <w:t xml:space="preserve">Model Building Phase</w:t>
             </w:r>
           </w:p>
           <w:p>
@@ -25713,7 +26600,7 @@
             <w:pPr>
               <w:spacing w:after="20" w:before="0"/>
             </w:pPr>
-            <w:hyperlink w:history="1" r:id="rIdwki4vooez9_xullzhsgp3">
+            <w:hyperlink w:history="1" r:id="rIdzqv3e2ydrrrim87jpvfj3">
               <w:r>
                 <w:rPr>
                   <w:rFonts w:ascii="Arial" w:cs="Arial" w:eastAsia="Arial" w:hAnsi="Arial"/>
@@ -25746,7 +26633,7 @@
               <w:spacing w:after="10" w:before="0"/>
               <w:ind w:left="120"/>
             </w:pPr>
-            <w:hyperlink w:history="1" r:id="rIdp-yrkwspfy5bu92wlkkrs">
+            <w:hyperlink w:history="1" r:id="rIdxdo4y3mi1yth0nmshxxfh">
               <w:r>
                 <w:rPr>
                   <w:rFonts w:ascii="Arial" w:cs="Arial" w:eastAsia="Arial" w:hAnsi="Arial"/>
@@ -25791,7 +26678,7 @@
             <w:pPr>
               <w:spacing w:after="20" w:before="0"/>
             </w:pPr>
-            <w:hyperlink w:history="1" r:id="rIdcr7kyuzojo5fv-tl6kwj1">
+            <w:hyperlink w:history="1" r:id="rId6t8hhpyqathunqbmk7b5r">
               <w:r>
                 <w:rPr>
                   <w:rFonts w:ascii="Arial" w:cs="Arial" w:eastAsia="Arial" w:hAnsi="Arial"/>
@@ -25806,6 +26693,22 @@
           </w:p>
           <w:p>
             <w:pPr>
+              <w:spacing w:after="20" w:before="0"/>
+            </w:pPr>
+            <w:r>
+              <w:rPr>
+                <w:rFonts w:ascii="Arial" w:cs="Arial" w:eastAsia="Arial" w:hAnsi="Arial"/>
+                <w:i/>
+                <w:iCs/>
+                <w:color w:val="595959"/>
+                <w:sz w:val="16"/>
+                <w:szCs w:val="16"/>
+              </w:rPr>
+              <w:t xml:space="preserve">Related topic: not an exact match for this lesson.</w:t>
+            </w:r>
+          </w:p>
+          <w:p>
+            <w:pPr>
               <w:spacing w:after="10" w:before="0"/>
               <w:ind w:left="120"/>
             </w:pPr>
@@ -25824,313 +26727,7 @@
               <w:spacing w:after="10" w:before="0"/>
               <w:ind w:left="120"/>
             </w:pPr>
-            <w:hyperlink w:history="1" r:id="rIdmxvzqmjoubnc1ebhnqcsl">
-              <w:r>
-                <w:rPr>
-                  <w:rFonts w:ascii="Arial" w:cs="Arial" w:eastAsia="Arial" w:hAnsi="Arial"/>
-                  <w:color w:val="595959"/>
-                  <w:sz w:val="14"/>
-                  <w:szCs w:val="14"/>
-                  <w:u w:val="single" w:color="595959"/>
-                </w:rPr>
-                <w:t xml:space="preserve">🔍 Search ARES for similar readings</w:t>
-              </w:r>
-            </w:hyperlink>
-          </w:p>
-        </w:tc>
-        <w:tc>
-          <w:tcPr>
-            <w:tcW w:type="dxa" w:w="3040"/>
-            <w:shd w:fill="FFFFFF" w:color="auto" w:val="clear"/>
-            <w:tcMar>
-              <w:top w:type="dxa" w:w="60"/>
-              <w:left w:type="dxa" w:w="120"/>
-              <w:bottom w:type="dxa" w:w="60"/>
-              <w:right w:type="dxa" w:w="120"/>
-            </w:tcMar>
-            <w:vAlign w:val="top"/>
-          </w:tcPr>
-          <w:p>
-            <w:pPr>
-              <w:spacing w:after="40" w:before="0"/>
-              <w:jc w:val="left"/>
-            </w:pPr>
-            <w:r>
-              <w:rPr>
-                <w:rFonts w:ascii="Arial" w:cs="Arial" w:eastAsia="Arial" w:hAnsi="Arial"/>
-                <w:b w:val="false"/>
-                <w:bCs w:val="false"/>
-                <w:i w:val="false"/>
-                <w:iCs w:val="false"/>
-                <w:color w:val="000000"/>
-                <w:sz w:val="18"/>
-                <w:szCs w:val="18"/>
-              </w:rPr>
-              <w:t xml:space="preserve">The full class gathers facing the Driving Question Board that has been building since Lesson 1. The teacher reads out each posted question one by one. Students vote using a three-colour card system: green card means fully answered, yellow card means partially answered, red card means still open or unanswered. After each vote, one student who voted green must state the answer in one sentence. If a question gets mostly red cards, the class briefly discusses why it remains open and whether it points to a new inquiry. The DQB review takes approximately 5 minutes. At the end, the teacher formally closes the board by placing a large green star on the driving question: 'How does a maize plant in a Kenyan farm move water and nutrients from the soil all the way to its topmost leaves — and what happens to that water in the end?' and asks the class to chorus the one-sentence answer together.</w:t>
-            </w:r>
-          </w:p>
-        </w:tc>
-        <w:tc>
-          <w:tcPr>
-            <w:tcW w:type="dxa" w:w="3040"/>
-            <w:shd w:fill="F2F2F2" w:color="auto" w:val="clear"/>
-            <w:tcMar>
-              <w:top w:type="dxa" w:w="60"/>
-              <w:left w:type="dxa" w:w="120"/>
-              <w:bottom w:type="dxa" w:w="60"/>
-              <w:right w:type="dxa" w:w="120"/>
-            </w:tcMar>
-            <w:vAlign w:val="top"/>
-          </w:tcPr>
-          <w:p>
-            <w:pPr>
-              <w:spacing w:after="40" w:before="0"/>
-              <w:jc w:val="left"/>
-            </w:pPr>
-            <w:r>
-              <w:rPr>
-                <w:rFonts w:ascii="Arial" w:cs="Arial" w:eastAsia="Arial" w:hAnsi="Arial"/>
-                <w:b w:val="false"/>
-                <w:bCs w:val="false"/>
-                <w:i w:val="false"/>
-                <w:iCs w:val="false"/>
-                <w:color w:val="000000"/>
-                <w:sz w:val="18"/>
-                <w:szCs w:val="18"/>
-              </w:rPr>
-              <w:t xml:space="preserve">Stand at the DQB with a green marker. Read each question clearly and pause before the vote. After green votes, use the cold-call: 'Achieng, give us the one-sentence answer for that question.' After the vote on any red-card question, say: 'This question is still open — that is not a failure. Real scientists work with open questions every day. Write it in your notebook under: Questions I still have about plants.' When the board reaches the driving question, say: 'This was our compass for eight lessons. Look at where we started — sketches and guesses. Look at where we are now — mechanisms, experiments, graphs, and community applications. Let us say the answer together.' Lead the class in a choral one-sentence answer. Suggested answer to guide: 'A maize plant absorbs water by osmosis through root hairs, pulls it up the xylem by cohesion-tension and transpiration pull, delivers mineral salts by active transport, and releases water vapour through stomata — cooling the leaf, sustaining the transpiration stream, and feeding water back into the atmosphere over farms and forests like the Mau.' WAIT TIME: After the choral answer, allow 20 seconds of silence before moving to the performance task. Let the closure land.</w:t>
-            </w:r>
-          </w:p>
-        </w:tc>
-        <w:tc>
-          <w:tcPr>
-            <w:tcW w:type="dxa" w:w="3040"/>
-            <w:shd w:fill="FFFFFF" w:color="auto" w:val="clear"/>
-            <w:tcMar>
-              <w:top w:type="dxa" w:w="60"/>
-              <w:left w:type="dxa" w:w="120"/>
-              <w:bottom w:type="dxa" w:w="60"/>
-              <w:right w:type="dxa" w:w="120"/>
-            </w:tcMar>
-            <w:vAlign w:val="top"/>
-          </w:tcPr>
-          <w:p>
-            <w:pPr>
-              <w:spacing w:after="40" w:before="0"/>
-              <w:jc w:val="left"/>
-            </w:pPr>
-            <w:r>
-              <w:rPr>
-                <w:rFonts w:ascii="Arial" w:cs="Arial" w:eastAsia="Arial" w:hAnsi="Arial"/>
-                <w:b w:val="false"/>
-                <w:bCs w:val="false"/>
-                <w:i w:val="false"/>
-                <w:iCs w:val="false"/>
-                <w:color w:val="000000"/>
-                <w:sz w:val="18"/>
-                <w:szCs w:val="18"/>
-              </w:rPr>
-              <w:t xml:space="preserve">The three-colour card voting makes every student publicly commit to an evaluation of each question — no passive observers. Requiring green-voters to state the answer shifts accountability from the teacher to the learner. The choral final answer creates a shared moment of closure that is emotionally and cognitively satisfying, reinforcing the narrative arc of the storyline.</w:t>
-            </w:r>
-          </w:p>
-        </w:tc>
-        <w:tc>
-          <w:tcPr>
-            <w:tcW w:type="dxa" w:w="3040"/>
-            <w:shd w:fill="F2F2F2" w:color="auto" w:val="clear"/>
-            <w:tcMar>
-              <w:top w:type="dxa" w:w="60"/>
-              <w:left w:type="dxa" w:w="120"/>
-              <w:bottom w:type="dxa" w:w="60"/>
-              <w:right w:type="dxa" w:w="120"/>
-            </w:tcMar>
-            <w:vAlign w:val="top"/>
-          </w:tcPr>
-          <w:p>
-            <w:pPr>
-              <w:spacing w:after="40" w:before="0"/>
-              <w:jc w:val="left"/>
-            </w:pPr>
-            <w:r>
-              <w:rPr>
-                <w:rFonts w:ascii="Arial" w:cs="Arial" w:eastAsia="Arial" w:hAnsi="Arial"/>
-                <w:b w:val="false"/>
-                <w:bCs w:val="false"/>
-                <w:i w:val="false"/>
-                <w:iCs w:val="false"/>
-                <w:color w:val="000000"/>
-                <w:sz w:val="18"/>
-                <w:szCs w:val="18"/>
-              </w:rPr>
-              <w:t xml:space="preserve">The pattern of green, yellow, and red cards across questions reveals class-wide gaps. If the question about phloem translocation gets mostly yellow or red, this signals that Lesson 4 content needs revisiting in the next topic review. Record the distribution of responses for the three most conceptually demanding questions in the teacher reflection log.</w:t>
-            </w:r>
-          </w:p>
-        </w:tc>
-      </w:tr>
-      <w:tr>
-        <w:tc>
-          <w:tcPr>
-            <w:tcW w:type="dxa" w:w="1520"/>
-            <w:shd w:fill="D5E8F0" w:color="auto" w:val="clear"/>
-            <w:tcMar>
-              <w:top w:type="dxa" w:w="60"/>
-              <w:left w:type="dxa" w:w="120"/>
-              <w:bottom w:type="dxa" w:w="60"/>
-              <w:right w:type="dxa" w:w="120"/>
-            </w:tcMar>
-            <w:vAlign w:val="top"/>
-          </w:tcPr>
-          <w:p>
-            <w:pPr>
-              <w:spacing w:after="40" w:before="0"/>
-              <w:jc w:val="left"/>
-            </w:pPr>
-            <w:r>
-              <w:rPr>
-                <w:rFonts w:ascii="Arial" w:cs="Arial" w:eastAsia="Arial" w:hAnsi="Arial"/>
-                <w:b/>
-                <w:bCs/>
-                <w:i w:val="false"/>
-                <w:iCs w:val="false"/>
-                <w:color w:val="000000"/>
-                <w:sz w:val="18"/>
-                <w:szCs w:val="18"/>
-              </w:rPr>
-              <w:t xml:space="preserve">Model Building Phase</w:t>
-            </w:r>
-          </w:p>
-          <w:p>
-            <w:pPr>
-              <w:spacing w:after="20" w:before="0"/>
-            </w:pPr>
-            <w:r>
-              <w:rPr>
-                <w:rFonts w:ascii="Arial" w:cs="Arial" w:eastAsia="Arial" w:hAnsi="Arial"/>
-                <w:b/>
-                <w:bCs/>
-                <w:color w:val="1F3864"/>
-                <w:sz w:val="16"/>
-                <w:szCs w:val="16"/>
-              </w:rPr>
-              <w:t xml:space="preserve">📹 VIDEO:</w:t>
-            </w:r>
-          </w:p>
-          <w:p>
-            <w:pPr>
-              <w:spacing w:after="20" w:before="0"/>
-            </w:pPr>
-            <w:hyperlink w:history="1" r:id="rIdz1r6rrvbokvccjor67upo">
-              <w:r>
-                <w:rPr>
-                  <w:rFonts w:ascii="Arial" w:cs="Arial" w:eastAsia="Arial" w:hAnsi="Arial"/>
-                  <w:color w:val="2E75B6"/>
-                  <w:sz w:val="16"/>
-                  <w:szCs w:val="16"/>
-                  <w:u w:val="single" w:color="2E75B6"/>
-                </w:rPr>
-                <w:t xml:space="preserve">12 Plant Transport Xylem And Phloem, Transpiration [3D Animation]</w:t>
-              </w:r>
-            </w:hyperlink>
-          </w:p>
-          <w:p>
-            <w:pPr>
-              <w:spacing w:after="10" w:before="0"/>
-              <w:ind w:left="120"/>
-            </w:pPr>
-            <w:r>
-              <w:rPr>
-                <w:rFonts w:ascii="Arial" w:cs="Arial" w:eastAsia="Arial" w:hAnsi="Arial"/>
-                <w:color w:val="595959"/>
-                <w:sz w:val="14"/>
-                <w:szCs w:val="14"/>
-              </w:rPr>
-              <w:t xml:space="preserve">Source: Seavuria</w:t>
-            </w:r>
-          </w:p>
-          <w:p>
-            <w:pPr>
-              <w:spacing w:after="10" w:before="0"/>
-              <w:ind w:left="120"/>
-            </w:pPr>
-            <w:hyperlink w:history="1" r:id="rId5mmuwthkaxf9razkykc17">
-              <w:r>
-                <w:rPr>
-                  <w:rFonts w:ascii="Arial" w:cs="Arial" w:eastAsia="Arial" w:hAnsi="Arial"/>
-                  <w:color w:val="595959"/>
-                  <w:sz w:val="14"/>
-                  <w:szCs w:val="14"/>
-                  <w:u w:val="single" w:color="595959"/>
-                </w:rPr>
-                <w:t xml:space="preserve">🔍 Search ARES for similar videos</w:t>
-              </w:r>
-            </w:hyperlink>
-          </w:p>
-          <w:p>
-            <w:pPr>
-              <w:spacing w:after="40" w:before="0"/>
-            </w:pPr>
-            <w:r>
-              <w:rPr>
-                <w:sz w:val="14"/>
-                <w:szCs w:val="14"/>
-              </w:rPr>
-              <w:t xml:space="preserve"/>
-            </w:r>
-          </w:p>
-          <w:p>
-            <w:pPr>
-              <w:spacing w:after="20" w:before="0"/>
-            </w:pPr>
-            <w:r>
-              <w:rPr>
-                <w:rFonts w:ascii="Arial" w:cs="Arial" w:eastAsia="Arial" w:hAnsi="Arial"/>
-                <w:b/>
-                <w:bCs/>
-                <w:color w:val="1F3864"/>
-                <w:sz w:val="16"/>
-                <w:szCs w:val="16"/>
-              </w:rPr>
-              <w:t xml:space="preserve">📖 EXERCISE:</w:t>
-            </w:r>
-          </w:p>
-          <w:p>
-            <w:pPr>
-              <w:spacing w:after="20" w:before="0"/>
-            </w:pPr>
-            <w:hyperlink w:history="1" r:id="rIdk6txsmnq1f11svmf8ccnn">
-              <w:r>
-                <w:rPr>
-                  <w:rFonts w:ascii="Arial" w:cs="Arial" w:eastAsia="Arial" w:hAnsi="Arial"/>
-                  <w:color w:val="2E75B6"/>
-                  <w:sz w:val="16"/>
-                  <w:szCs w:val="16"/>
-                  <w:u w:val="single" w:color="2E75B6"/>
-                </w:rPr>
-                <w:t xml:space="preserve">Cohesion, adhesion, and surface tension</w:t>
-              </w:r>
-            </w:hyperlink>
-          </w:p>
-          <w:p>
-            <w:pPr>
-              <w:spacing w:after="10" w:before="0"/>
-              <w:ind w:left="120"/>
-            </w:pPr>
-            <w:r>
-              <w:rPr>
-                <w:rFonts w:ascii="Arial" w:cs="Arial" w:eastAsia="Arial" w:hAnsi="Arial"/>
-                <w:color w:val="595959"/>
-                <w:sz w:val="14"/>
-                <w:szCs w:val="14"/>
-              </w:rPr>
-              <w:t xml:space="preserve">Source: Khan Academy (English - US curriculum)</w:t>
-            </w:r>
-          </w:p>
-          <w:p>
-            <w:pPr>
-              <w:spacing w:after="10" w:before="0"/>
-              <w:ind w:left="120"/>
-            </w:pPr>
-            <w:hyperlink w:history="1" r:id="rIdlxqkkn-zb5sep3zfdroho">
+            <w:hyperlink w:history="1" r:id="rIdcoiccm46it2nncqov-omr">
               <w:r>
                 <w:rPr>
                   <w:rFonts w:ascii="Arial" w:cs="Arial" w:eastAsia="Arial" w:hAnsi="Arial"/>
@@ -26642,7 +27239,7 @@
         </w:rPr>
         <w:t xml:space="preserve">© 2026 SeaVuria and ARES. Aligned with KICD objectives. Developed by SeaVuria; technical implementation by ARES (with AI assistance from Claude). Licensed under </w:t>
       </w:r>
-      <w:hyperlink w:history="1" r:id="rIduv0edc8nab1aa-sqlp4fp">
+      <w:hyperlink w:history="1" r:id="rIdznva1kyshwuu9u-ellxgj">
         <w:r>
           <w:rPr>
             <w:rFonts w:ascii="Arial" w:cs="Arial" w:eastAsia="Arial" w:hAnsi="Arial"/>
@@ -26663,7 +27260,7 @@
         </w:rPr>
         <w:t xml:space="preserve"> (</w:t>
       </w:r>
-      <w:hyperlink w:history="1" r:id="rIdwtjgayhpotiqzy9yripc6">
+      <w:hyperlink w:history="1" r:id="rIdx9ouqwtnn_9odfqegnelg">
         <w:r>
           <w:rPr>
             <w:rFonts w:ascii="Arial" w:cs="Arial" w:eastAsia="Arial" w:hAnsi="Arial"/>

--- a/data/outputs/v2/General_Science/SS1.4_Transport_in_Plants/General_Science_Transport_in_Plants_CBE_LessonSequence.docx
+++ b/data/outputs/v2/General_Science/SS1.4_Transport_in_Plants/General_Science_Transport_in_Plants_CBE_LessonSequence.docx
@@ -2086,7 +2086,7 @@
         </w:rPr>
         <w:t xml:space="preserve">© 2026 SeaVuria and ARES. This work is licensed under a </w:t>
       </w:r>
-      <w:hyperlink w:history="1" r:id="rIdg5ozbaker8nvby22uvla4">
+      <w:hyperlink w:history="1" r:id="rIdu10brjfh5xdpcc8wrgjer">
         <w:r>
           <w:rPr>
             <w:rFonts w:ascii="Arial" w:cs="Arial" w:eastAsia="Arial" w:hAnsi="Arial"/>
@@ -2106,7 +2106,7 @@
         </w:rPr>
         <w:t xml:space="preserve"> (</w:t>
       </w:r>
-      <w:hyperlink w:history="1" r:id="rIdanq2rz8xzh2vkc_ep2nt1">
+      <w:hyperlink w:history="1" r:id="rIdismuqfyxip3upbgbgzfn8">
         <w:r>
           <w:rPr>
             <w:rFonts w:ascii="Arial" w:cs="Arial" w:eastAsia="Arial" w:hAnsi="Arial"/>
@@ -2126,7 +2126,7 @@
         </w:rPr>
         <w:t xml:space="preserve">). To view a copy of this license, visit </w:t>
       </w:r>
-      <w:hyperlink w:history="1" r:id="rIdk9gwmrjd9rfhunkpwvj2t">
+      <w:hyperlink w:history="1" r:id="rIdvc9mrqocxhtsjbrv5ecqv">
         <w:r>
           <w:rPr>
             <w:rFonts w:ascii="Arial" w:cs="Arial" w:eastAsia="Arial" w:hAnsi="Arial"/>
@@ -3138,7 +3138,7 @@
             <w:pPr>
               <w:spacing w:after="20" w:before="0"/>
             </w:pPr>
-            <w:hyperlink w:history="1" r:id="rIdystntm6tzalixcwev19fn">
+            <w:hyperlink w:history="1" r:id="rIdpeozeofxs0zya05p525m1">
               <w:r>
                 <w:rPr>
                   <w:rFonts w:ascii="Arial" w:cs="Arial" w:eastAsia="Arial" w:hAnsi="Arial"/>
@@ -3171,7 +3171,7 @@
               <w:spacing w:after="10" w:before="0"/>
               <w:ind w:left="120"/>
             </w:pPr>
-            <w:hyperlink w:history="1" r:id="rIdzubjbkephhlh9lao0a58u">
+            <w:hyperlink w:history="1" r:id="rIdvc7ue0vboplmwo0pg4s1v">
               <w:r>
                 <w:rPr>
                   <w:rFonts w:ascii="Arial" w:cs="Arial" w:eastAsia="Arial" w:hAnsi="Arial"/>
@@ -3216,7 +3216,7 @@
             <w:pPr>
               <w:spacing w:after="20" w:before="0"/>
             </w:pPr>
-            <w:hyperlink w:history="1" r:id="rIdrlurjmbfrkkgkcfo8z6iy">
+            <w:hyperlink w:history="1" r:id="rIdznik3mbenqxkgbe89xbh-">
               <w:r>
                 <w:rPr>
                   <w:rFonts w:ascii="Arial" w:cs="Arial" w:eastAsia="Arial" w:hAnsi="Arial"/>
@@ -3265,7 +3265,7 @@
               <w:spacing w:after="10" w:before="0"/>
               <w:ind w:left="120"/>
             </w:pPr>
-            <w:hyperlink w:history="1" r:id="rId6evxdj_gw9ivxlnvprvzx">
+            <w:hyperlink w:history="1" r:id="rIdkkas0yhwpfjxqtmdgbjpz">
               <w:r>
                 <w:rPr>
                   <w:rFonts w:ascii="Arial" w:cs="Arial" w:eastAsia="Arial" w:hAnsi="Arial"/>
@@ -3555,7 +3555,7 @@
             <w:pPr>
               <w:spacing w:after="20" w:before="0"/>
             </w:pPr>
-            <w:hyperlink w:history="1" r:id="rId6zd8hcocrgrpsfso5nh5b">
+            <w:hyperlink w:history="1" r:id="rId7au7ryic1vf_x1lzqgc_h">
               <w:r>
                 <w:rPr>
                   <w:rFonts w:ascii="Arial" w:cs="Arial" w:eastAsia="Arial" w:hAnsi="Arial"/>
@@ -3588,7 +3588,7 @@
               <w:spacing w:after="10" w:before="0"/>
               <w:ind w:left="120"/>
             </w:pPr>
-            <w:hyperlink w:history="1" r:id="rIdtqaex3leaz6qtfzrdcywu">
+            <w:hyperlink w:history="1" r:id="rIduz_k8rknibnp9rjnvibpc">
               <w:r>
                 <w:rPr>
                   <w:rFonts w:ascii="Arial" w:cs="Arial" w:eastAsia="Arial" w:hAnsi="Arial"/>
@@ -3633,7 +3633,7 @@
             <w:pPr>
               <w:spacing w:after="20" w:before="0"/>
             </w:pPr>
-            <w:hyperlink w:history="1" r:id="rIdxgdp9dadz6jtmtmyqks34">
+            <w:hyperlink w:history="1" r:id="rIdb7ulafbqimoyyy0imstrk">
               <w:r>
                 <w:rPr>
                   <w:rFonts w:ascii="Arial" w:cs="Arial" w:eastAsia="Arial" w:hAnsi="Arial"/>
@@ -3682,7 +3682,7 @@
               <w:spacing w:after="10" w:before="0"/>
               <w:ind w:left="120"/>
             </w:pPr>
-            <w:hyperlink w:history="1" r:id="rIdkplxniqmgwdo6zgknzpic">
+            <w:hyperlink w:history="1" r:id="rIdfokzqw2pzbaslgbnz4w3u">
               <w:r>
                 <w:rPr>
                   <w:rFonts w:ascii="Arial" w:cs="Arial" w:eastAsia="Arial" w:hAnsi="Arial"/>
@@ -3972,7 +3972,7 @@
             <w:pPr>
               <w:spacing w:after="20" w:before="0"/>
             </w:pPr>
-            <w:hyperlink w:history="1" r:id="rIdgdvrmmzk8cladze6zelxm">
+            <w:hyperlink w:history="1" r:id="rIdk8iuoj-gcv83qpexazfp_">
               <w:r>
                 <w:rPr>
                   <w:rFonts w:ascii="Arial" w:cs="Arial" w:eastAsia="Arial" w:hAnsi="Arial"/>
@@ -4005,7 +4005,7 @@
               <w:spacing w:after="10" w:before="0"/>
               <w:ind w:left="120"/>
             </w:pPr>
-            <w:hyperlink w:history="1" r:id="rIdd0kjji_lrekrcbbm4rv_a">
+            <w:hyperlink w:history="1" r:id="rId515qlamfkz_zwhqqkkscw">
               <w:r>
                 <w:rPr>
                   <w:rFonts w:ascii="Arial" w:cs="Arial" w:eastAsia="Arial" w:hAnsi="Arial"/>
@@ -4050,7 +4050,7 @@
             <w:pPr>
               <w:spacing w:after="20" w:before="0"/>
             </w:pPr>
-            <w:hyperlink w:history="1" r:id="rIdcv-5ez_yw40vy4qkgn68h">
+            <w:hyperlink w:history="1" r:id="rIdsrwecgxsgpkaq1lsjythl">
               <w:r>
                 <w:rPr>
                   <w:rFonts w:ascii="Arial" w:cs="Arial" w:eastAsia="Arial" w:hAnsi="Arial"/>
@@ -4099,7 +4099,7 @@
               <w:spacing w:after="10" w:before="0"/>
               <w:ind w:left="120"/>
             </w:pPr>
-            <w:hyperlink w:history="1" r:id="rIdyxthldjviin1f79ad7rgh">
+            <w:hyperlink w:history="1" r:id="rIdzfgzjti4t_h9tn9ku-lhp">
               <w:r>
                 <w:rPr>
                   <w:rFonts w:ascii="Arial" w:cs="Arial" w:eastAsia="Arial" w:hAnsi="Arial"/>
@@ -4389,7 +4389,7 @@
             <w:pPr>
               <w:spacing w:after="20" w:before="0"/>
             </w:pPr>
-            <w:hyperlink w:history="1" r:id="rIdszjwr9sipnrogchn1ex_7">
+            <w:hyperlink w:history="1" r:id="rId46iox5zbt28guez47etrq">
               <w:r>
                 <w:rPr>
                   <w:rFonts w:ascii="Arial" w:cs="Arial" w:eastAsia="Arial" w:hAnsi="Arial"/>
@@ -4422,7 +4422,7 @@
               <w:spacing w:after="10" w:before="0"/>
               <w:ind w:left="120"/>
             </w:pPr>
-            <w:hyperlink w:history="1" r:id="rIdg_ionijhlb4bl2bxrmwoc">
+            <w:hyperlink w:history="1" r:id="rId3dxyvsivlgdo8xebqh8bp">
               <w:r>
                 <w:rPr>
                   <w:rFonts w:ascii="Arial" w:cs="Arial" w:eastAsia="Arial" w:hAnsi="Arial"/>
@@ -4467,7 +4467,7 @@
             <w:pPr>
               <w:spacing w:after="20" w:before="0"/>
             </w:pPr>
-            <w:hyperlink w:history="1" r:id="rIdhzhntahevd_9bdqxdviee">
+            <w:hyperlink w:history="1" r:id="rIdshqesaglw99edd4wojbek">
               <w:r>
                 <w:rPr>
                   <w:rFonts w:ascii="Arial" w:cs="Arial" w:eastAsia="Arial" w:hAnsi="Arial"/>
@@ -4516,7 +4516,7 @@
               <w:spacing w:after="10" w:before="0"/>
               <w:ind w:left="120"/>
             </w:pPr>
-            <w:hyperlink w:history="1" r:id="rIdyfv-bax5wymkpw3ij5jzq">
+            <w:hyperlink w:history="1" r:id="rIdofnvmnk85u07ndxunuv3l">
               <w:r>
                 <w:rPr>
                   <w:rFonts w:ascii="Arial" w:cs="Arial" w:eastAsia="Arial" w:hAnsi="Arial"/>
@@ -4806,7 +4806,7 @@
             <w:pPr>
               <w:spacing w:after="20" w:before="0"/>
             </w:pPr>
-            <w:hyperlink w:history="1" r:id="rIdmxpwbeac1b7aq91eimyu2">
+            <w:hyperlink w:history="1" r:id="rIddge_2se_at0winexl36fg">
               <w:r>
                 <w:rPr>
                   <w:rFonts w:ascii="Arial" w:cs="Arial" w:eastAsia="Arial" w:hAnsi="Arial"/>
@@ -4839,7 +4839,7 @@
               <w:spacing w:after="10" w:before="0"/>
               <w:ind w:left="120"/>
             </w:pPr>
-            <w:hyperlink w:history="1" r:id="rIdns6fnkzcc4wpjfw1aazsl">
+            <w:hyperlink w:history="1" r:id="rId3i0bec2gswf68gd4ntxga">
               <w:r>
                 <w:rPr>
                   <w:rFonts w:ascii="Arial" w:cs="Arial" w:eastAsia="Arial" w:hAnsi="Arial"/>
@@ -4884,7 +4884,7 @@
             <w:pPr>
               <w:spacing w:after="20" w:before="0"/>
             </w:pPr>
-            <w:hyperlink w:history="1" r:id="rIdgwllnt91dcztnfj1rzw0d">
+            <w:hyperlink w:history="1" r:id="rIdychrlrm6t0s8rbk2ozmwq">
               <w:r>
                 <w:rPr>
                   <w:rFonts w:ascii="Arial" w:cs="Arial" w:eastAsia="Arial" w:hAnsi="Arial"/>
@@ -4933,7 +4933,7 @@
               <w:spacing w:after="10" w:before="0"/>
               <w:ind w:left="120"/>
             </w:pPr>
-            <w:hyperlink w:history="1" r:id="rId1qzielekepkkfmpvmrdzk">
+            <w:hyperlink w:history="1" r:id="rIdt87yxd0i_01b3momul4av">
               <w:r>
                 <w:rPr>
                   <w:rFonts w:ascii="Arial" w:cs="Arial" w:eastAsia="Arial" w:hAnsi="Arial"/>
@@ -5540,7 +5540,7 @@
         </w:rPr>
         <w:t xml:space="preserve">© 2026 SeaVuria and ARES. Aligned with KICD objectives. Developed by SeaVuria; technical implementation by ARES (with AI assistance from Claude). Licensed under </w:t>
       </w:r>
-      <w:hyperlink w:history="1" r:id="rIdxxa1ctrtf481u36x9pxz_">
+      <w:hyperlink w:history="1" r:id="rIdrt6iv7zfar2siws3xs9jf">
         <w:r>
           <w:rPr>
             <w:rFonts w:ascii="Arial" w:cs="Arial" w:eastAsia="Arial" w:hAnsi="Arial"/>
@@ -5561,7 +5561,7 @@
         </w:rPr>
         <w:t xml:space="preserve"> (</w:t>
       </w:r>
-      <w:hyperlink w:history="1" r:id="rIdpzemhzl7u8qxmkgdcn5an">
+      <w:hyperlink w:history="1" r:id="rIdvf4hjrw1niwq9qjcvjckk">
         <w:r>
           <w:rPr>
             <w:rFonts w:ascii="Arial" w:cs="Arial" w:eastAsia="Arial" w:hAnsi="Arial"/>
@@ -6132,7 +6132,7 @@
                 <w:sz w:val="18"/>
                 <w:szCs w:val="18"/>
               </w:rPr>
-              <w:t xml:space="preserve">In Lesson 1, learners recorded predictions about how coloured water travels upward through a maize stem and where the water vapour in the sealed polythene bag comes from. In this OBSERVE lesson, learners gather the structural and physical evidence needed to evaluate those predictions: they see which tissue the red dye actually stains (xylem), understand why xylem tubes are arranged in rings, and watch water climb unaided in a capillary tube — setting the stage for Lesson 3's mechanistic explanation of the cohesion-tension theory.</w:t>
+              <w:t xml:space="preserve">In Lesson 1, learners recorded predictions about how coloured water travels upward through a maize stem and where the water vapour in the sealed polythene bag comes from. In this OBSERVE lesson, learners gather the structural and physical evidence needed to evaluate those predictions: they see which tissue the red dye actually stains (xylem), understand why xylem tubes are arranged in rings, and watch water climb unaided in a capillary tube — setting the stage for the mechanistic explanation of the cohesion-tension theory in Lesson 7.</w:t>
             </w:r>
           </w:p>
         </w:tc>
@@ -6574,7 +6574,7 @@
             <w:pPr>
               <w:spacing w:after="20" w:before="0"/>
             </w:pPr>
-            <w:hyperlink w:history="1" r:id="rIdvllp497uybrvydrmmlgse">
+            <w:hyperlink w:history="1" r:id="rIdymgokie6h14kmjgedsm31">
               <w:r>
                 <w:rPr>
                   <w:rFonts w:ascii="Arial" w:cs="Arial" w:eastAsia="Arial" w:hAnsi="Arial"/>
@@ -6607,7 +6607,7 @@
               <w:spacing w:after="10" w:before="0"/>
               <w:ind w:left="120"/>
             </w:pPr>
-            <w:hyperlink w:history="1" r:id="rIde4jf8k0izw8hwtioj1umf">
+            <w:hyperlink w:history="1" r:id="rIdnukakpc-cjh0hkuxrkyaz">
               <w:r>
                 <w:rPr>
                   <w:rFonts w:ascii="Arial" w:cs="Arial" w:eastAsia="Arial" w:hAnsi="Arial"/>
@@ -6652,7 +6652,7 @@
             <w:pPr>
               <w:spacing w:after="20" w:before="0"/>
             </w:pPr>
-            <w:hyperlink w:history="1" r:id="rIdhku76h9f3lzgaikvotlik">
+            <w:hyperlink w:history="1" r:id="rIda-o46b8akgxm1emab2x1m">
               <w:r>
                 <w:rPr>
                   <w:rFonts w:ascii="Arial" w:cs="Arial" w:eastAsia="Arial" w:hAnsi="Arial"/>
@@ -6701,7 +6701,7 @@
               <w:spacing w:after="10" w:before="0"/>
               <w:ind w:left="120"/>
             </w:pPr>
-            <w:hyperlink w:history="1" r:id="rId0phb3huuzf5g8xp5wx1tz">
+            <w:hyperlink w:history="1" r:id="rIdon7nccjtph8bxje0aidpj">
               <w:r>
                 <w:rPr>
                   <w:rFonts w:ascii="Arial" w:cs="Arial" w:eastAsia="Arial" w:hAnsi="Arial"/>
@@ -6896,7 +6896,7 @@
             <w:pPr>
               <w:spacing w:after="20" w:before="0"/>
             </w:pPr>
-            <w:hyperlink w:history="1" r:id="rIdqbc7ajpybjcuerkn0gisj">
+            <w:hyperlink w:history="1" r:id="rIdhqe_8qricxgscgdoqosmq">
               <w:r>
                 <w:rPr>
                   <w:rFonts w:ascii="Arial" w:cs="Arial" w:eastAsia="Arial" w:hAnsi="Arial"/>
@@ -6929,7 +6929,7 @@
               <w:spacing w:after="10" w:before="0"/>
               <w:ind w:left="120"/>
             </w:pPr>
-            <w:hyperlink w:history="1" r:id="rIdcgrfwh-dgkz1seowoty37">
+            <w:hyperlink w:history="1" r:id="rIddqs65ey2esabiwpz8hqpk">
               <w:r>
                 <w:rPr>
                   <w:rFonts w:ascii="Arial" w:cs="Arial" w:eastAsia="Arial" w:hAnsi="Arial"/>
@@ -6974,7 +6974,7 @@
             <w:pPr>
               <w:spacing w:after="20" w:before="0"/>
             </w:pPr>
-            <w:hyperlink w:history="1" r:id="rIdjnrvvdplt6qtpnkpvnhf8">
+            <w:hyperlink w:history="1" r:id="rIdq3lpnjrkveoaki4ec5hk9">
               <w:r>
                 <w:rPr>
                   <w:rFonts w:ascii="Arial" w:cs="Arial" w:eastAsia="Arial" w:hAnsi="Arial"/>
@@ -7023,7 +7023,7 @@
               <w:spacing w:after="10" w:before="0"/>
               <w:ind w:left="120"/>
             </w:pPr>
-            <w:hyperlink w:history="1" r:id="rIdyzzpdz0bzsvppnluuathc">
+            <w:hyperlink w:history="1" r:id="rIdry85sx8osdjwt98ijooud">
               <w:r>
                 <w:rPr>
                   <w:rFonts w:ascii="Arial" w:cs="Arial" w:eastAsia="Arial" w:hAnsi="Arial"/>
@@ -7370,7 +7370,7 @@
             <w:pPr>
               <w:spacing w:after="20" w:before="0"/>
             </w:pPr>
-            <w:hyperlink w:history="1" r:id="rIdnghub0nlumdcjgdpwntow">
+            <w:hyperlink w:history="1" r:id="rIdhbqzocvfvjimld8qpn5ms">
               <w:r>
                 <w:rPr>
                   <w:rFonts w:ascii="Arial" w:cs="Arial" w:eastAsia="Arial" w:hAnsi="Arial"/>
@@ -7419,7 +7419,7 @@
               <w:spacing w:after="10" w:before="0"/>
               <w:ind w:left="120"/>
             </w:pPr>
-            <w:hyperlink w:history="1" r:id="rIdtqv26rbocqu5vio7zwjil">
+            <w:hyperlink w:history="1" r:id="rIda9flzgpl0jp3htpymekas">
               <w:r>
                 <w:rPr>
                   <w:rFonts w:ascii="Arial" w:cs="Arial" w:eastAsia="Arial" w:hAnsi="Arial"/>
@@ -7464,7 +7464,7 @@
             <w:pPr>
               <w:spacing w:after="20" w:before="0"/>
             </w:pPr>
-            <w:hyperlink w:history="1" r:id="rIdnamha0ahg6a3spmufka4i">
+            <w:hyperlink w:history="1" r:id="rIdxc_rijrt5brtrcbwec4vl">
               <w:r>
                 <w:rPr>
                   <w:rFonts w:ascii="Arial" w:cs="Arial" w:eastAsia="Arial" w:hAnsi="Arial"/>
@@ -7513,7 +7513,7 @@
               <w:spacing w:after="10" w:before="0"/>
               <w:ind w:left="120"/>
             </w:pPr>
-            <w:hyperlink w:history="1" r:id="rIdd2qamzggv2eyc4ytt8y87">
+            <w:hyperlink w:history="1" r:id="rIdcxpflpyjoblepoh1pcv_2">
               <w:r>
                 <w:rPr>
                   <w:rFonts w:ascii="Arial" w:cs="Arial" w:eastAsia="Arial" w:hAnsi="Arial"/>
@@ -7708,7 +7708,7 @@
             <w:pPr>
               <w:spacing w:after="20" w:before="0"/>
             </w:pPr>
-            <w:hyperlink w:history="1" r:id="rIdvnbpyiucaecvqucvdodcd">
+            <w:hyperlink w:history="1" r:id="rIdfjkxszkhhrreyqkurzawy">
               <w:r>
                 <w:rPr>
                   <w:rFonts w:ascii="Arial" w:cs="Arial" w:eastAsia="Arial" w:hAnsi="Arial"/>
@@ -7741,7 +7741,7 @@
               <w:spacing w:after="10" w:before="0"/>
               <w:ind w:left="120"/>
             </w:pPr>
-            <w:hyperlink w:history="1" r:id="rIdwtm6z54feukuf4bt92lut">
+            <w:hyperlink w:history="1" r:id="rIdgqku520gsvco-gfvx_aw4">
               <w:r>
                 <w:rPr>
                   <w:rFonts w:ascii="Arial" w:cs="Arial" w:eastAsia="Arial" w:hAnsi="Arial"/>
@@ -7786,7 +7786,7 @@
             <w:pPr>
               <w:spacing w:after="20" w:before="0"/>
             </w:pPr>
-            <w:hyperlink w:history="1" r:id="rIduwofjglgyctvx_wgh5siy">
+            <w:hyperlink w:history="1" r:id="rIdkqfhhhlda7rndnbr-t7-i">
               <w:r>
                 <w:rPr>
                   <w:rFonts w:ascii="Arial" w:cs="Arial" w:eastAsia="Arial" w:hAnsi="Arial"/>
@@ -7835,7 +7835,7 @@
               <w:spacing w:after="10" w:before="0"/>
               <w:ind w:left="120"/>
             </w:pPr>
-            <w:hyperlink w:history="1" r:id="rId8dobe5wqhfqyyzjfaeuof">
+            <w:hyperlink w:history="1" r:id="rIdtqcfabdwzeqex3pyiqcka">
               <w:r>
                 <w:rPr>
                   <w:rFonts w:ascii="Arial" w:cs="Arial" w:eastAsia="Arial" w:hAnsi="Arial"/>
@@ -7909,7 +7909,7 @@
                 <w:sz w:val="18"/>
                 <w:szCs w:val="18"/>
               </w:rPr>
-              <w:t xml:space="preserve">Distribute sticky notes. Say: 'Green note — one thing today's evidence helped you understand. Orange note — one new question it raised. You have 3 minutes. Write in full sentences.' [Allow 3 minutes.] Invite learners to post notes on the DQB. Read 5–6 aloud (read the question, do NOT answer it yet). Group similar questions with a bracket. Say: 'Look at these orange questions — many of you are asking HOW exactly water gets pulled all the way to the top of a tall maize stalk. That is the cohesion-tension theory, and it is the focus of Lesson 3. Hold those questions — they are exactly the right ones.' Point to the driving question posted at the top of the DQB and say: 'We have not fully answered this yet — but today's evidence has moved us forward. What part can we now answer with confidence?' Cold-call 2 learners. [WAIT TIME: 15 seconds each.]</w:t>
+              <w:t xml:space="preserve">Distribute sticky notes. Say: 'Green note — one thing today's evidence helped you understand. Orange note — one new question it raised. You have 3 minutes. Write in full sentences.' [Allow 3 minutes.] Invite learners to post notes on the DQB. Read 5–6 aloud (read the question, do NOT answer it yet). Group similar questions with a bracket. Say: 'Look at these orange questions — many of you are asking HOW exactly water gets pulled all the way to the top of a tall maize stalk. That is the cohesion-tension theory, and it is the focus of Lesson 7. Hold those questions — they are exactly the right ones.' Point to the driving question posted at the top of the DQB and say: 'We have not fully answered this yet — but today's evidence has moved us forward. What part can we now answer with confidence?' Cold-call 2 learners. [WAIT TIME: 15 seconds each.]</w:t>
             </w:r>
           </w:p>
         </w:tc>
@@ -8030,7 +8030,7 @@
             <w:pPr>
               <w:spacing w:after="20" w:before="0"/>
             </w:pPr>
-            <w:hyperlink w:history="1" r:id="rId24tq81yhvflca0cuqqodu">
+            <w:hyperlink w:history="1" r:id="rIdedjflocsptwtxybomajup">
               <w:r>
                 <w:rPr>
                   <w:rFonts w:ascii="Arial" w:cs="Arial" w:eastAsia="Arial" w:hAnsi="Arial"/>
@@ -8063,7 +8063,7 @@
               <w:spacing w:after="10" w:before="0"/>
               <w:ind w:left="120"/>
             </w:pPr>
-            <w:hyperlink w:history="1" r:id="rIdq4wpy1o2mmfcglrrw0imp">
+            <w:hyperlink w:history="1" r:id="rId5jxwo9urocpzs9_d1to2a">
               <w:r>
                 <w:rPr>
                   <w:rFonts w:ascii="Arial" w:cs="Arial" w:eastAsia="Arial" w:hAnsi="Arial"/>
@@ -8108,7 +8108,7 @@
             <w:pPr>
               <w:spacing w:after="20" w:before="0"/>
             </w:pPr>
-            <w:hyperlink w:history="1" r:id="rIdwcbqzodfzxm5vkw-wpimt">
+            <w:hyperlink w:history="1" r:id="rIdrfxwfebzfwitebockp8j5">
               <w:r>
                 <w:rPr>
                   <w:rFonts w:ascii="Arial" w:cs="Arial" w:eastAsia="Arial" w:hAnsi="Arial"/>
@@ -8157,7 +8157,7 @@
               <w:spacing w:after="10" w:before="0"/>
               <w:ind w:left="120"/>
             </w:pPr>
-            <w:hyperlink w:history="1" r:id="rId__tjcbqydjgkshqcdcxew">
+            <w:hyperlink w:history="1" r:id="rIdscgwxg4tzwezsabezqtr7">
               <w:r>
                 <w:rPr>
                   <w:rFonts w:ascii="Arial" w:cs="Arial" w:eastAsia="Arial" w:hAnsi="Arial"/>
@@ -8647,7 +8647,7 @@
                 <w:sz w:val="18"/>
                 <w:szCs w:val="18"/>
               </w:rPr>
-              <w:t xml:space="preserve">The red-stained rings in the cross-sectionally cut maize stem from Kisumu are xylem vessels — not phloem or any other tissue. Water is able to enter these narrow vessels partly because of adhesive and cohesive forces, analogous to the capillary rise seen in the demonstration. Root hair cells increase the surface area available for water absorption from the soil. These structural observations begin to explain how water moves upward against gravity, though the full mechanism (cohesion-tension theory, transpiration pull) will be established in Lesson 3.</w:t>
+              <w:t xml:space="preserve">The red-stained rings in the cross-sectionally cut maize stem from Kisumu are xylem vessels — not phloem or any other tissue. Water is able to enter these narrow vessels partly because of adhesive and cohesive forces, analogous to the capillary rise seen in the demonstration. Root hair cells increase the surface area available for water absorption from the soil. These structural observations begin to explain how water moves upward against gravity, though the full mechanism (cohesion-tension theory, transpiration pull) will be established in Lesson 7.</w:t>
             </w:r>
           </w:p>
         </w:tc>
@@ -8669,7 +8669,7 @@
         </w:rPr>
         <w:t xml:space="preserve">© 2026 SeaVuria and ARES. Aligned with KICD objectives. Developed by SeaVuria; technical implementation by ARES (with AI assistance from Claude). Licensed under </w:t>
       </w:r>
-      <w:hyperlink w:history="1" r:id="rIdiipdoxk9nzkhfx_wi5o9m">
+      <w:hyperlink w:history="1" r:id="rIdgzt1q5zrtn1mcclfhutn-">
         <w:r>
           <w:rPr>
             <w:rFonts w:ascii="Arial" w:cs="Arial" w:eastAsia="Arial" w:hAnsi="Arial"/>
@@ -8690,7 +8690,7 @@
         </w:rPr>
         <w:t xml:space="preserve"> (</w:t>
       </w:r>
-      <w:hyperlink w:history="1" r:id="rIdai7dac0y6mfnk9k1ziywz">
+      <w:hyperlink w:history="1" r:id="rIdnqy5vepmwpalhivv12prd">
         <w:r>
           <w:rPr>
             <w:rFonts w:ascii="Arial" w:cs="Arial" w:eastAsia="Arial" w:hAnsi="Arial"/>
@@ -9703,7 +9703,7 @@
             <w:pPr>
               <w:spacing w:after="20" w:before="0"/>
             </w:pPr>
-            <w:hyperlink w:history="1" r:id="rIdtamdfaqftpzworiov-vkd">
+            <w:hyperlink w:history="1" r:id="rIdtqujbdiurgc9vnbvkjxxt">
               <w:r>
                 <w:rPr>
                   <w:rFonts w:ascii="Arial" w:cs="Arial" w:eastAsia="Arial" w:hAnsi="Arial"/>
@@ -9736,7 +9736,7 @@
               <w:spacing w:after="10" w:before="0"/>
               <w:ind w:left="120"/>
             </w:pPr>
-            <w:hyperlink w:history="1" r:id="rIdqk9t6onqgj56xxvwf_zvn">
+            <w:hyperlink w:history="1" r:id="rIdmdhyitwyamqgp1krxhpli">
               <w:r>
                 <w:rPr>
                   <w:rFonts w:ascii="Arial" w:cs="Arial" w:eastAsia="Arial" w:hAnsi="Arial"/>
@@ -9781,7 +9781,7 @@
             <w:pPr>
               <w:spacing w:after="20" w:before="0"/>
             </w:pPr>
-            <w:hyperlink w:history="1" r:id="rIdtvuiysr4ztyjx3yt2wv7g">
+            <w:hyperlink w:history="1" r:id="rIdxxodxfkmvm-314tllim6j">
               <w:r>
                 <w:rPr>
                   <w:rFonts w:ascii="Arial" w:cs="Arial" w:eastAsia="Arial" w:hAnsi="Arial"/>
@@ -9814,7 +9814,7 @@
               <w:spacing w:after="10" w:before="0"/>
               <w:ind w:left="120"/>
             </w:pPr>
-            <w:hyperlink w:history="1" r:id="rId8hwxuume7qs6vg3x83ekx">
+            <w:hyperlink w:history="1" r:id="rIdgnvf6myogedjjfdvwxekx">
               <w:r>
                 <w:rPr>
                   <w:rFonts w:ascii="Arial" w:cs="Arial" w:eastAsia="Arial" w:hAnsi="Arial"/>
@@ -10009,7 +10009,7 @@
             <w:pPr>
               <w:spacing w:after="20" w:before="0"/>
             </w:pPr>
-            <w:hyperlink w:history="1" r:id="rIdpqrxdrclyhwi57bpexg2o">
+            <w:hyperlink w:history="1" r:id="rIdptsq9royry-qi7mj0sf7k">
               <w:r>
                 <w:rPr>
                   <w:rFonts w:ascii="Arial" w:cs="Arial" w:eastAsia="Arial" w:hAnsi="Arial"/>
@@ -10042,7 +10042,7 @@
               <w:spacing w:after="10" w:before="0"/>
               <w:ind w:left="120"/>
             </w:pPr>
-            <w:hyperlink w:history="1" r:id="rIdpnfaz7lldiqd-pgfbdckn">
+            <w:hyperlink w:history="1" r:id="rIdduf5l73p0wc1bxtiao0tb">
               <w:r>
                 <w:rPr>
                   <w:rFonts w:ascii="Arial" w:cs="Arial" w:eastAsia="Arial" w:hAnsi="Arial"/>
@@ -10087,7 +10087,7 @@
             <w:pPr>
               <w:spacing w:after="20" w:before="0"/>
             </w:pPr>
-            <w:hyperlink w:history="1" r:id="rIdt0rcd5hr7zsq5qftjsb0t">
+            <w:hyperlink w:history="1" r:id="rIdhjw0kcabqekjesdtsdhde">
               <w:r>
                 <w:rPr>
                   <w:rFonts w:ascii="Arial" w:cs="Arial" w:eastAsia="Arial" w:hAnsi="Arial"/>
@@ -10120,7 +10120,7 @@
               <w:spacing w:after="10" w:before="0"/>
               <w:ind w:left="120"/>
             </w:pPr>
-            <w:hyperlink w:history="1" r:id="rId9ulznj7pe3j9jj927yt9k">
+            <w:hyperlink w:history="1" r:id="rIdery1cvalkmv8w4jk4lqfn">
               <w:r>
                 <w:rPr>
                   <w:rFonts w:ascii="Arial" w:cs="Arial" w:eastAsia="Arial" w:hAnsi="Arial"/>
@@ -10315,7 +10315,7 @@
             <w:pPr>
               <w:spacing w:after="20" w:before="0"/>
             </w:pPr>
-            <w:hyperlink w:history="1" r:id="rIdezhxmp9qsuqjqkxbw3bgh">
+            <w:hyperlink w:history="1" r:id="rIdiunh52x0rjncfj4y52u-n">
               <w:r>
                 <w:rPr>
                   <w:rFonts w:ascii="Arial" w:cs="Arial" w:eastAsia="Arial" w:hAnsi="Arial"/>
@@ -10348,7 +10348,7 @@
               <w:spacing w:after="10" w:before="0"/>
               <w:ind w:left="120"/>
             </w:pPr>
-            <w:hyperlink w:history="1" r:id="rIdmy24kgvxcdczbrdcocnk6">
+            <w:hyperlink w:history="1" r:id="rId5bx9s3tnatlrvskhyrwif">
               <w:r>
                 <w:rPr>
                   <w:rFonts w:ascii="Arial" w:cs="Arial" w:eastAsia="Arial" w:hAnsi="Arial"/>
@@ -10393,7 +10393,7 @@
             <w:pPr>
               <w:spacing w:after="20" w:before="0"/>
             </w:pPr>
-            <w:hyperlink w:history="1" r:id="rIdwzyjaggi-rnhil6jsgqjm">
+            <w:hyperlink w:history="1" r:id="rIdxs899-wclrqlx4ao-rvgp">
               <w:r>
                 <w:rPr>
                   <w:rFonts w:ascii="Arial" w:cs="Arial" w:eastAsia="Arial" w:hAnsi="Arial"/>
@@ -10426,7 +10426,7 @@
               <w:spacing w:after="10" w:before="0"/>
               <w:ind w:left="120"/>
             </w:pPr>
-            <w:hyperlink w:history="1" r:id="rIdu996maf6539b572looepn">
+            <w:hyperlink w:history="1" r:id="rIdbsz0wpq_tzi5xliutecdv">
               <w:r>
                 <w:rPr>
                   <w:rFonts w:ascii="Arial" w:cs="Arial" w:eastAsia="Arial" w:hAnsi="Arial"/>
@@ -10621,7 +10621,7 @@
             <w:pPr>
               <w:spacing w:after="20" w:before="0"/>
             </w:pPr>
-            <w:hyperlink w:history="1" r:id="rIdinyhzevoh7pqm4tvs3gse">
+            <w:hyperlink w:history="1" r:id="rIduykiwxov1w2hcw0tahccu">
               <w:r>
                 <w:rPr>
                   <w:rFonts w:ascii="Arial" w:cs="Arial" w:eastAsia="Arial" w:hAnsi="Arial"/>
@@ -10654,7 +10654,7 @@
               <w:spacing w:after="10" w:before="0"/>
               <w:ind w:left="120"/>
             </w:pPr>
-            <w:hyperlink w:history="1" r:id="rIdxyom2evw75deays9wbnpv">
+            <w:hyperlink w:history="1" r:id="rIdzojhoktpy1vfeqbrrwwo7">
               <w:r>
                 <w:rPr>
                   <w:rFonts w:ascii="Arial" w:cs="Arial" w:eastAsia="Arial" w:hAnsi="Arial"/>
@@ -10699,7 +10699,7 @@
             <w:pPr>
               <w:spacing w:after="20" w:before="0"/>
             </w:pPr>
-            <w:hyperlink w:history="1" r:id="rIdjxteqdvlpfzask9mwyrym">
+            <w:hyperlink w:history="1" r:id="rIdik9peeyat8jge4lgxrf5l">
               <w:r>
                 <w:rPr>
                   <w:rFonts w:ascii="Arial" w:cs="Arial" w:eastAsia="Arial" w:hAnsi="Arial"/>
@@ -10732,7 +10732,7 @@
               <w:spacing w:after="10" w:before="0"/>
               <w:ind w:left="120"/>
             </w:pPr>
-            <w:hyperlink w:history="1" r:id="rIdlttj9wyogoiyleonaaw6t">
+            <w:hyperlink w:history="1" r:id="rIdu_ysmrzj4dlchuur9t9zg">
               <w:r>
                 <w:rPr>
                   <w:rFonts w:ascii="Arial" w:cs="Arial" w:eastAsia="Arial" w:hAnsi="Arial"/>
@@ -10774,7 +10774,7 @@
                 <w:sz w:val="18"/>
                 <w:szCs w:val="18"/>
               </w:rPr>
-              <w:t xml:space="preserve">The teacher displays the class Driving Question Board, which carries the anchoring question and sticky notes from Lessons 1 and 2. Learners individually write NEW sticky notes (green = new explanations, orange = new questions that arose today). Each learner posts at least one green note and one orange note. Sample green notes expected: 'Water enters root hair cells by osmosis because the cell sap is more concentrated than soil water'; 'DAP fertiliser adds phosphate ions that are pulled in by active transport using ATP'; 'Root pressure pushes water up into the xylem — that is why the dye rose.' Sample orange notes expected: 'If root pressure starts the push, what keeps the water going up to the topmost maize leaf — is root pressure enough?'; 'Why does the dye only go into the xylem rings and not the phloem?'; 'What happens if the soil becomes too salty from too much fertiliser?' The class briefly reviews the board together: the teacher groups related notes and identifies the most important unresolved question, which becomes the bridge to Lesson 4 (translocation and the cohesion-tension mechanism).</w:t>
+              <w:t xml:space="preserve">The teacher displays the class Driving Question Board, which carries the anchoring question and sticky notes from Lessons 1 and 2. Learners individually write NEW sticky notes (green = new explanations, orange = new questions that arose today). Each learner posts at least one green note and one orange note. Sample green notes expected: 'Water enters root hair cells by osmosis because the cell sap is more concentrated than soil water'; 'DAP fertiliser adds phosphate ions that are pulled in by active transport using ATP'; 'Root pressure pushes water up into the xylem — that is why the dye rose.' Sample orange notes expected: 'If root pressure starts the push, what keeps the water going up to the topmost maize leaf — is root pressure enough?'; 'Why does the dye only go into the xylem rings and not the phloem?'; 'What happens if the soil becomes too salty from too much fertiliser?' The class briefly reviews the board together: the teacher groups related notes and identifies the most important unresolved question, which becomes the bridge to Lesson 7 (the cohesion-tension mechanism).</w:t>
             </w:r>
           </w:p>
         </w:tc>
@@ -10806,7 +10806,7 @@
                 <w:sz w:val="18"/>
                 <w:szCs w:val="18"/>
               </w:rPr>
-              <w:t xml:space="preserve">Hand each learner two sticky notes (one green, one orange — or use different coloured pens on the same colour note). Say: 'Green notes are for things we can NOW explain. Orange notes are for new questions your brain is asking — things today's lesson did NOT fully answer.' Allow 3 minutes of silent individual writing. Then say: 'Walk up, post your notes, and read two others before you sit down.' After posting, stand at the DQB and narrate aloud: 'Look — many of us are now asking: root pressure explains the START of the journey, but a maize plant in Kisumu grows two metres tall. Is root pressure strong enough to push water all the way to the top leaf? That is exactly where Lesson 4 takes us.' Point to any orange notes about 'too much fertiliser' and say: 'This connects to what we said about CAN and DAP — over-applying fertiliser reverses the osmotic gradient. We called that PLASMOLYSIS. Remember that word — it will appear again in Plant Growth.' Do NOT answer the Lesson 4 questions now — preserve genuine inquiry tension.</w:t>
+              <w:t xml:space="preserve">Hand each learner two sticky notes (one green, one orange — or use different coloured pens on the same colour note). Say: 'Green notes are for things we can NOW explain. Orange notes are for new questions your brain is asking — things today's lesson did NOT fully answer.' Allow 3 minutes of silent individual writing. Then say: 'Walk up, post your notes, and read two others before you sit down.' After posting, stand at the DQB and narrate aloud: 'Look — many of us are now asking: root pressure explains the START of the journey, but a maize plant in Kisumu grows two metres tall. Is root pressure strong enough to push water all the way to the top leaf? That is exactly where Lesson 7 takes us.' Point to any orange notes about 'too much fertiliser' and say: 'This connects to what we said about CAN and DAP — over-applying fertiliser reverses the osmotic gradient. We called that PLASMOLYSIS. Remember that word — it will appear again in Plant Growth.' Do NOT answer the Lesson 4 questions now — preserve genuine inquiry tension.</w:t>
             </w:r>
           </w:p>
         </w:tc>
@@ -10870,7 +10870,7 @@
                 <w:sz w:val="18"/>
                 <w:szCs w:val="18"/>
               </w:rPr>
-              <w:t xml:space="preserve">Observable indicator: Every learner posts at least one green note containing a mechanistic explanation (not merely a label). The teacher scans green notes for naïve explanations such as 'water goes in because plants need water' — these lack mechanism and are earmarked for follow-up. Orange notes that identify the cohesion-tension gap ('root pressure is not enough for tall plants') indicate higher-order thinking and can be used to accelerate instruction in Lesson 4. Collect a photo of the DQB for the ARES platform record.</w:t>
+              <w:t xml:space="preserve">Observable indicator: Every learner posts at least one green note containing a mechanistic explanation (not merely a label). The teacher scans green notes for naïve explanations such as 'water goes in because plants need water' — these lack mechanism and are earmarked for follow-up. Orange notes that identify the cohesion-tension gap ('root pressure is not enough for tall plants') indicate higher-order thinking and can be used to accelerate instruction in Lesson 7. Collect a photo of the DQB for the ARES platform record.</w:t>
             </w:r>
           </w:p>
         </w:tc>
@@ -10927,7 +10927,7 @@
             <w:pPr>
               <w:spacing w:after="20" w:before="0"/>
             </w:pPr>
-            <w:hyperlink w:history="1" r:id="rId55joki1xqkvhl_fmcrm0x">
+            <w:hyperlink w:history="1" r:id="rIdbjw_4j0hb8otkcvlyysv2">
               <w:r>
                 <w:rPr>
                   <w:rFonts w:ascii="Arial" w:cs="Arial" w:eastAsia="Arial" w:hAnsi="Arial"/>
@@ -10976,7 +10976,7 @@
               <w:spacing w:after="10" w:before="0"/>
               <w:ind w:left="120"/>
             </w:pPr>
-            <w:hyperlink w:history="1" r:id="rIdh3vonouzr5rhpztv-wuyc">
+            <w:hyperlink w:history="1" r:id="rIdqhaps6efh-1cfwrdyrg3p">
               <w:r>
                 <w:rPr>
                   <w:rFonts w:ascii="Arial" w:cs="Arial" w:eastAsia="Arial" w:hAnsi="Arial"/>
@@ -11021,7 +11021,7 @@
             <w:pPr>
               <w:spacing w:after="20" w:before="0"/>
             </w:pPr>
-            <w:hyperlink w:history="1" r:id="rIdchfeq9m02btxdxorbxesl">
+            <w:hyperlink w:history="1" r:id="rIdknvfh39w2phrhyp_1uxaj">
               <w:r>
                 <w:rPr>
                   <w:rFonts w:ascii="Arial" w:cs="Arial" w:eastAsia="Arial" w:hAnsi="Arial"/>
@@ -11054,7 +11054,7 @@
               <w:spacing w:after="10" w:before="0"/>
               <w:ind w:left="120"/>
             </w:pPr>
-            <w:hyperlink w:history="1" r:id="rId_qbhwh_pj-fttf6hdhbzc">
+            <w:hyperlink w:history="1" r:id="rId4vk8be4kbrxom7x-jcwuf">
               <w:r>
                 <w:rPr>
                   <w:rFonts w:ascii="Arial" w:cs="Arial" w:eastAsia="Arial" w:hAnsi="Arial"/>
@@ -11380,7 +11380,7 @@
                 <w:sz w:val="18"/>
                 <w:szCs w:val="18"/>
               </w:rPr>
-              <w:t xml:space="preserve">5. DQB ORANGE NOTES — Count how many orange notes correctly identify the cohesion-tension gap (root pressure alone insufficient for a 2-metre maize plant). This is the conceptual readiness indicator for Lesson 4. If fewer than half the class produced this question organically, plan an explicit hook at the start of Lesson 4 — e.g., 'Root pressure generates about 0.1–0.2 MPa. A 2-metre maize plant needs approximately 0.2 MPa just to overcome gravity. So we are right at the limit — what else must be happening?'</w:t>
+              <w:t xml:space="preserve">5. DQB ORANGE NOTES — Count how many orange notes correctly identify the cohesion-tension gap (root pressure alone insufficient for a 2-metre maize plant). This is the conceptual readiness indicator for Lesson 7. If fewer than half the class produced this question organically, plan an explicit hook at the start of Lesson 7 — e.g., 'Root pressure generates about 0.1–0.2 MPa. A 2-metre maize plant needs approximately 0.2 MPa just to overcome gravity. So we are right at the limit — what else must be happening?'</w:t>
             </w:r>
           </w:p>
         </w:tc>
@@ -11661,7 +11661,7 @@
         </w:rPr>
         <w:t xml:space="preserve">© 2026 SeaVuria and ARES. Aligned with KICD objectives. Developed by SeaVuria; technical implementation by ARES (with AI assistance from Claude). Licensed under </w:t>
       </w:r>
-      <w:hyperlink w:history="1" r:id="rId9ensugrix5s152rniz9dj">
+      <w:hyperlink w:history="1" r:id="rIdk9eydtqyjdcqnfpsxc1fm">
         <w:r>
           <w:rPr>
             <w:rFonts w:ascii="Arial" w:cs="Arial" w:eastAsia="Arial" w:hAnsi="Arial"/>
@@ -11682,7 +11682,7 @@
         </w:rPr>
         <w:t xml:space="preserve"> (</w:t>
       </w:r>
-      <w:hyperlink w:history="1" r:id="rIdlskaq9cwufzgesmxjvafe">
+      <w:hyperlink w:history="1" r:id="rIdf1suhgmu-dawqdxouk7ti">
         <w:r>
           <w:rPr>
             <w:rFonts w:ascii="Arial" w:cs="Arial" w:eastAsia="Arial" w:hAnsi="Arial"/>
@@ -12695,7 +12695,7 @@
             <w:pPr>
               <w:spacing w:after="20" w:before="0"/>
             </w:pPr>
-            <w:hyperlink w:history="1" r:id="rIdq1sv_1hlf7gbg-ksp2nsl">
+            <w:hyperlink w:history="1" r:id="rIdznuwcnujvd4ef2rzuhzvc">
               <w:r>
                 <w:rPr>
                   <w:rFonts w:ascii="Arial" w:cs="Arial" w:eastAsia="Arial" w:hAnsi="Arial"/>
@@ -12744,7 +12744,7 @@
               <w:spacing w:after="10" w:before="0"/>
               <w:ind w:left="120"/>
             </w:pPr>
-            <w:hyperlink w:history="1" r:id="rIds3z-tn40ydbwu7iv37yo1">
+            <w:hyperlink w:history="1" r:id="rIdlbrnzuawfrqjfjpytkxwa">
               <w:r>
                 <w:rPr>
                   <w:rFonts w:ascii="Arial" w:cs="Arial" w:eastAsia="Arial" w:hAnsi="Arial"/>
@@ -12806,7 +12806,7 @@
               <w:spacing w:after="10" w:before="0"/>
               <w:ind w:left="120"/>
             </w:pPr>
-            <w:hyperlink w:history="1" r:id="rIdgxbgbsqc6dd0dzfdf3yoq">
+            <w:hyperlink w:history="1" r:id="rIdjvwbnroh-swog-2ytaodh">
               <w:r>
                 <w:rPr>
                   <w:rFonts w:ascii="Arial" w:cs="Arial" w:eastAsia="Arial" w:hAnsi="Arial"/>
@@ -13016,7 +13016,7 @@
             <w:pPr>
               <w:spacing w:after="20" w:before="0"/>
             </w:pPr>
-            <w:hyperlink w:history="1" r:id="rIdlcdasik5-ign3tp2stw3t">
+            <w:hyperlink w:history="1" r:id="rIdpffaqkcwzl-8p1yuh217y">
               <w:r>
                 <w:rPr>
                   <w:rFonts w:ascii="Arial" w:cs="Arial" w:eastAsia="Arial" w:hAnsi="Arial"/>
@@ -13065,7 +13065,7 @@
               <w:spacing w:after="10" w:before="0"/>
               <w:ind w:left="120"/>
             </w:pPr>
-            <w:hyperlink w:history="1" r:id="rIdzdyffkrmg8o3xuvdouqbz">
+            <w:hyperlink w:history="1" r:id="rIddnh5_vbvdhpdrsksotugc">
               <w:r>
                 <w:rPr>
                   <w:rFonts w:ascii="Arial" w:cs="Arial" w:eastAsia="Arial" w:hAnsi="Arial"/>
@@ -13127,7 +13127,7 @@
               <w:spacing w:after="10" w:before="0"/>
               <w:ind w:left="120"/>
             </w:pPr>
-            <w:hyperlink w:history="1" r:id="rIdfnni1cneijoqpwapvkxix">
+            <w:hyperlink w:history="1" r:id="rIdu0d9fuwsslwcekvv9z_qx">
               <w:r>
                 <w:rPr>
                   <w:rFonts w:ascii="Arial" w:cs="Arial" w:eastAsia="Arial" w:hAnsi="Arial"/>
@@ -13337,7 +13337,7 @@
             <w:pPr>
               <w:spacing w:after="20" w:before="0"/>
             </w:pPr>
-            <w:hyperlink w:history="1" r:id="rId-5bu0ulyqbiy02enhg3e7">
+            <w:hyperlink w:history="1" r:id="rId86gvz5hjmeoxdyiesz4mh">
               <w:r>
                 <w:rPr>
                   <w:rFonts w:ascii="Arial" w:cs="Arial" w:eastAsia="Arial" w:hAnsi="Arial"/>
@@ -13386,7 +13386,7 @@
               <w:spacing w:after="10" w:before="0"/>
               <w:ind w:left="120"/>
             </w:pPr>
-            <w:hyperlink w:history="1" r:id="rIdtiggvkz6f8q_ang29zqhy">
+            <w:hyperlink w:history="1" r:id="rIdt6yjmti6omatxn1tpcunl">
               <w:r>
                 <w:rPr>
                   <w:rFonts w:ascii="Arial" w:cs="Arial" w:eastAsia="Arial" w:hAnsi="Arial"/>
@@ -13448,7 +13448,7 @@
               <w:spacing w:after="10" w:before="0"/>
               <w:ind w:left="120"/>
             </w:pPr>
-            <w:hyperlink w:history="1" r:id="rId67tjqvupjqxp-cn-yynfs">
+            <w:hyperlink w:history="1" r:id="rIdpmponpipp7id074fxccwf">
               <w:r>
                 <w:rPr>
                   <w:rFonts w:ascii="Arial" w:cs="Arial" w:eastAsia="Arial" w:hAnsi="Arial"/>
@@ -13505,7 +13505,7 @@
                 <w:sz w:val="18"/>
                 <w:szCs w:val="18"/>
               </w:rPr>
-              <w:t xml:space="preserve">PART A — Source-to-Sink Mapping (10 min): Learners receive a printed outline diagram of a maize plant (roots, stem, leaves, developing cob). Working individually, they label: (i) two SOURCES of sugar (mature leaves), (ii) three SINKS (roots, developing cob, young growing leaves at the apex), and (iii) draw arrows showing the direction of phloem transport from each source to each sink. They also draw a separate set of arrows showing xylem transport direction, using a different colour. PART B — Written Explanation (10 min): Learners write a 4–6 sentence explanation in their journals connecting BOTH the red-dye xylem evidence (from Lessons 1–3) AND the girdling evidence (today) to the driving question: 'How does a maize plant move water and nutrients from the soil all the way to its topmost leaves — and what does it do with the food it makes?' They must use the terms: xylem, phloem, translocation, source, sink, sieve tube, companion cell, and cohesion-tension (revision from Lesson 3). PART C — Peer Plenary Share (5 min): Three learners (cold-called) read their explanations aloud. Class listens and gives one 'star' (something strong) and one 'step' (something to improve) using a structured peer-feedback protocol.</w:t>
+              <w:t xml:space="preserve">PART A — Source-to-Sink Mapping (10 min): Learners receive a printed outline diagram of a maize plant (roots, stem, leaves, developing cob). Working individually, they label: (i) two SOURCES of sugar (mature leaves), (ii) three SINKS (roots, developing cob, young growing leaves at the apex), and (iii) draw arrows showing the direction of phloem transport from each source to each sink. They also draw a separate set of arrows showing xylem transport direction, using a different colour. PART B — Written Explanation (10 min): Learners write a 4–6 sentence explanation in their journals connecting BOTH the red-dye xylem evidence (from Lessons 1–3) AND the girdling evidence (today) to the driving question: 'How does a maize plant move water and nutrients from the soil all the way to its topmost leaves — and what does it do with the food it makes?' They must use the terms: xylem, phloem, translocation, source, sink, sieve tube, companion cell, and root pressure (revision from Lesson 3). PART C — Peer Plenary Share (5 min): Three learners (cold-called) read their explanations aloud. Class listens and gives one 'star' (something strong) and one 'step' (something to improve) using a structured peer-feedback protocol.</w:t>
             </w:r>
           </w:p>
         </w:tc>
@@ -13658,7 +13658,7 @@
             <w:pPr>
               <w:spacing w:after="20" w:before="0"/>
             </w:pPr>
-            <w:hyperlink w:history="1" r:id="rIdosqzy2hkrwufq5nnxnqi4">
+            <w:hyperlink w:history="1" r:id="rId5alf2guczhangjr8pbby1">
               <w:r>
                 <w:rPr>
                   <w:rFonts w:ascii="Arial" w:cs="Arial" w:eastAsia="Arial" w:hAnsi="Arial"/>
@@ -13707,7 +13707,7 @@
               <w:spacing w:after="10" w:before="0"/>
               <w:ind w:left="120"/>
             </w:pPr>
-            <w:hyperlink w:history="1" r:id="rIdm0sc3v7zh9wx0b52_zjds">
+            <w:hyperlink w:history="1" r:id="rIdqzqvxewqmsw7blme7xf2a">
               <w:r>
                 <w:rPr>
                   <w:rFonts w:ascii="Arial" w:cs="Arial" w:eastAsia="Arial" w:hAnsi="Arial"/>
@@ -13769,7 +13769,7 @@
               <w:spacing w:after="10" w:before="0"/>
               <w:ind w:left="120"/>
             </w:pPr>
-            <w:hyperlink w:history="1" r:id="rIdtoqsmkm9npvnj3tnh-ztd">
+            <w:hyperlink w:history="1" r:id="rIdpjmdfipqiybmyyundcko9">
               <w:r>
                 <w:rPr>
                   <w:rFonts w:ascii="Arial" w:cs="Arial" w:eastAsia="Arial" w:hAnsi="Arial"/>
@@ -13979,7 +13979,7 @@
             <w:pPr>
               <w:spacing w:after="20" w:before="0"/>
             </w:pPr>
-            <w:hyperlink w:history="1" r:id="rIdpz2cvulnpww2lsqb9v3rd">
+            <w:hyperlink w:history="1" r:id="rId_duz3un6b0xx9jstxhdyl">
               <w:r>
                 <w:rPr>
                   <w:rFonts w:ascii="Arial" w:cs="Arial" w:eastAsia="Arial" w:hAnsi="Arial"/>
@@ -14028,7 +14028,7 @@
               <w:spacing w:after="10" w:before="0"/>
               <w:ind w:left="120"/>
             </w:pPr>
-            <w:hyperlink w:history="1" r:id="rIdretxrlwc_chyodjhkokoj">
+            <w:hyperlink w:history="1" r:id="rIdjd2cx6g9opjqsx1hhsfch">
               <w:r>
                 <w:rPr>
                   <w:rFonts w:ascii="Arial" w:cs="Arial" w:eastAsia="Arial" w:hAnsi="Arial"/>
@@ -14090,7 +14090,7 @@
               <w:spacing w:after="10" w:before="0"/>
               <w:ind w:left="120"/>
             </w:pPr>
-            <w:hyperlink w:history="1" r:id="rIdbigtpdfm3idubavmn9ffx">
+            <w:hyperlink w:history="1" r:id="rIdgoautdpz88rm-ceukpdsn">
               <w:r>
                 <w:rPr>
                   <w:rFonts w:ascii="Arial" w:cs="Arial" w:eastAsia="Arial" w:hAnsi="Arial"/>
@@ -14179,7 +14179,7 @@
                 <w:sz w:val="18"/>
                 <w:szCs w:val="18"/>
               </w:rPr>
-              <w:t xml:space="preserve">Distribute learners' model folders/booklets. Say: 'Every lesson we make our model more complete. In Lesson 1 your model showed only the outside of the maize plant. In Lesson 2 you added xylem vessels and the red-dye pathway. In Lesson 3 you added cohesion-tension forces. Today you add the SECOND transport system — phloem — and show translocation.' Project a reference diagram of a maize stem cross-section showing both xylem and phloem positions (vascular bundle). Say: 'Phloem is on the OUTER edge of the vascular bundle; xylem is on the inner edge — notice this on your cross-section.' Circulate and check: (a) arrows for phloem are going in the correct directions (not always downward — remind learners that young leaves at the apex are also sinks so phloem can move upward there too); (b) sieve tubes are labelled. After 8 minutes, cold-call one learner to hold up and describe their updated model to the class. Ask the class: 'What has this model added since Lesson 3? What is still missing?' WAIT 12 seconds. Close by saying: 'A good scientific model is honest about its limitations. Writing your model limitation is not a weakness — it is what scientists do. It tells us where our next investigation must go.'</w:t>
+              <w:t xml:space="preserve">Distribute learners' model folders/booklets. Say: 'Every lesson we make our model more complete. In Lesson 1 your model showed only the outside of the maize plant. In Lesson 2 you added xylem vessels and the red-dye pathway. In Lesson 3 you added root pressure. Today you add the SECOND transport system — phloem — and show translocation.' Project a reference diagram of a maize stem cross-section showing both xylem and phloem positions (vascular bundle). Say: 'Phloem is on the OUTER edge of the vascular bundle; xylem is on the inner edge — notice this on your cross-section.' Circulate and check: (a) arrows for phloem are going in the correct directions (not always downward — remind learners that young leaves at the apex are also sinks so phloem can move upward there too); (b) sieve tubes are labelled. After 8 minutes, cold-call one learner to hold up and describe their updated model to the class. Ask the class: 'What has this model added since Lesson 3? What is still missing?' WAIT 12 seconds. Close by saying: 'A good scientific model is honest about its limitations. Writing your model limitation is not a weakness — it is what scientists do. It tells us where our next investigation must go.'</w:t>
             </w:r>
           </w:p>
         </w:tc>
@@ -14731,7 +14731,7 @@
         </w:rPr>
         <w:t xml:space="preserve">© 2026 SeaVuria and ARES. Aligned with KICD objectives. Developed by SeaVuria; technical implementation by ARES (with AI assistance from Claude). Licensed under </w:t>
       </w:r>
-      <w:hyperlink w:history="1" r:id="rIdzzdphzt5paklbre5n7hn6">
+      <w:hyperlink w:history="1" r:id="rIdxj_9eavlhl68ndfcjiakl">
         <w:r>
           <w:rPr>
             <w:rFonts w:ascii="Arial" w:cs="Arial" w:eastAsia="Arial" w:hAnsi="Arial"/>
@@ -14752,7 +14752,7 @@
         </w:rPr>
         <w:t xml:space="preserve"> (</w:t>
       </w:r>
-      <w:hyperlink w:history="1" r:id="rIdt17-wjkagudf8krgvfcrz">
+      <w:hyperlink w:history="1" r:id="rIdlbrdpmcsswulkg582ylcj">
         <w:r>
           <w:rPr>
             <w:rFonts w:ascii="Arial" w:cs="Arial" w:eastAsia="Arial" w:hAnsi="Arial"/>
@@ -15765,7 +15765,7 @@
             <w:pPr>
               <w:spacing w:after="20" w:before="0"/>
             </w:pPr>
-            <w:hyperlink w:history="1" r:id="rIdqbj6g9_vmhne3ln7lhrpz">
+            <w:hyperlink w:history="1" r:id="rIdl_uvxlybkfycf-u_comld">
               <w:r>
                 <w:rPr>
                   <w:rFonts w:ascii="Arial" w:cs="Arial" w:eastAsia="Arial" w:hAnsi="Arial"/>
@@ -15798,7 +15798,7 @@
               <w:spacing w:after="10" w:before="0"/>
               <w:ind w:left="120"/>
             </w:pPr>
-            <w:hyperlink w:history="1" r:id="rIdde2mpzqsgkvvzk41gj692">
+            <w:hyperlink w:history="1" r:id="rId4t_juk4r-5si09g_zyiow">
               <w:r>
                 <w:rPr>
                   <w:rFonts w:ascii="Arial" w:cs="Arial" w:eastAsia="Arial" w:hAnsi="Arial"/>
@@ -15843,7 +15843,7 @@
             <w:pPr>
               <w:spacing w:after="20" w:before="0"/>
             </w:pPr>
-            <w:hyperlink w:history="1" r:id="rIdsjfax0scx1ltcxxzvocrl">
+            <w:hyperlink w:history="1" r:id="rId45u7ar7vs46cosphxslap">
               <w:r>
                 <w:rPr>
                   <w:rFonts w:ascii="Arial" w:cs="Arial" w:eastAsia="Arial" w:hAnsi="Arial"/>
@@ -15876,7 +15876,7 @@
               <w:spacing w:after="10" w:before="0"/>
               <w:ind w:left="120"/>
             </w:pPr>
-            <w:hyperlink w:history="1" r:id="rIdwuapozgau9kxkgxjavjpg">
+            <w:hyperlink w:history="1" r:id="rIdls7hldydzjjdvrozjvke6">
               <w:r>
                 <w:rPr>
                   <w:rFonts w:ascii="Arial" w:cs="Arial" w:eastAsia="Arial" w:hAnsi="Arial"/>
@@ -16147,7 +16147,7 @@
             <w:pPr>
               <w:spacing w:after="20" w:before="0"/>
             </w:pPr>
-            <w:hyperlink w:history="1" r:id="rIdu5vbrb_o_1c-zffa_px3_">
+            <w:hyperlink w:history="1" r:id="rIdsovf8sxm3xpav_mrhxeph">
               <w:r>
                 <w:rPr>
                   <w:rFonts w:ascii="Arial" w:cs="Arial" w:eastAsia="Arial" w:hAnsi="Arial"/>
@@ -16180,7 +16180,7 @@
               <w:spacing w:after="10" w:before="0"/>
               <w:ind w:left="120"/>
             </w:pPr>
-            <w:hyperlink w:history="1" r:id="rIdfce57fvufn4lkhex8kbfd">
+            <w:hyperlink w:history="1" r:id="rIdanq68tzeqcslppdhepbss">
               <w:r>
                 <w:rPr>
                   <w:rFonts w:ascii="Arial" w:cs="Arial" w:eastAsia="Arial" w:hAnsi="Arial"/>
@@ -16225,7 +16225,7 @@
             <w:pPr>
               <w:spacing w:after="20" w:before="0"/>
             </w:pPr>
-            <w:hyperlink w:history="1" r:id="rIdlwexybe3ecglk1cehlwkr">
+            <w:hyperlink w:history="1" r:id="rId6k1a-pjzxg2uc5m8qdfyq">
               <w:r>
                 <w:rPr>
                   <w:rFonts w:ascii="Arial" w:cs="Arial" w:eastAsia="Arial" w:hAnsi="Arial"/>
@@ -16258,7 +16258,7 @@
               <w:spacing w:after="10" w:before="0"/>
               <w:ind w:left="120"/>
             </w:pPr>
-            <w:hyperlink w:history="1" r:id="rIdcbxeuc1ioosvihqxt2owl">
+            <w:hyperlink w:history="1" r:id="rIdtlghoh_mbxcairmec8jbr">
               <w:r>
                 <w:rPr>
                   <w:rFonts w:ascii="Arial" w:cs="Arial" w:eastAsia="Arial" w:hAnsi="Arial"/>
@@ -16704,7 +16704,7 @@
             <w:pPr>
               <w:spacing w:after="20" w:before="0"/>
             </w:pPr>
-            <w:hyperlink w:history="1" r:id="rIdj7nrybny3b8xkn4cxmk9q">
+            <w:hyperlink w:history="1" r:id="rIdondey7tmtc7hin2od8uy5">
               <w:r>
                 <w:rPr>
                   <w:rFonts w:ascii="Arial" w:cs="Arial" w:eastAsia="Arial" w:hAnsi="Arial"/>
@@ -16753,7 +16753,7 @@
               <w:spacing w:after="10" w:before="0"/>
               <w:ind w:left="120"/>
             </w:pPr>
-            <w:hyperlink w:history="1" r:id="rIdz5pnepwjcrqfyrrvzegnr">
+            <w:hyperlink w:history="1" r:id="rId8qau-o9odijpfafbhi25m">
               <w:r>
                 <w:rPr>
                   <w:rFonts w:ascii="Arial" w:cs="Arial" w:eastAsia="Arial" w:hAnsi="Arial"/>
@@ -16798,7 +16798,7 @@
             <w:pPr>
               <w:spacing w:after="20" w:before="0"/>
             </w:pPr>
-            <w:hyperlink w:history="1" r:id="rIdqtzca2-tjf4_vxodpmkr7">
+            <w:hyperlink w:history="1" r:id="rIdov-ttaz2r__mytov1ftx4">
               <w:r>
                 <w:rPr>
                   <w:rFonts w:ascii="Arial" w:cs="Arial" w:eastAsia="Arial" w:hAnsi="Arial"/>
@@ -16847,7 +16847,7 @@
               <w:spacing w:after="10" w:before="0"/>
               <w:ind w:left="120"/>
             </w:pPr>
-            <w:hyperlink w:history="1" r:id="rId3dtd79zwkmqistwhvfvgl">
+            <w:hyperlink w:history="1" r:id="rId_o5gat8lrzlaxg-k_hyl0">
               <w:r>
                 <w:rPr>
                   <w:rFonts w:ascii="Arial" w:cs="Arial" w:eastAsia="Arial" w:hAnsi="Arial"/>
@@ -17118,7 +17118,7 @@
             <w:pPr>
               <w:spacing w:after="20" w:before="0"/>
             </w:pPr>
-            <w:hyperlink w:history="1" r:id="rIdd2hvrfjd0lmhuezgb2wrt">
+            <w:hyperlink w:history="1" r:id="rIdz68n9ybtwilzemuwuxah3">
               <w:r>
                 <w:rPr>
                   <w:rFonts w:ascii="Arial" w:cs="Arial" w:eastAsia="Arial" w:hAnsi="Arial"/>
@@ -17167,7 +17167,7 @@
               <w:spacing w:after="10" w:before="0"/>
               <w:ind w:left="120"/>
             </w:pPr>
-            <w:hyperlink w:history="1" r:id="rIdciom_ko3ltunw8sftew9p">
+            <w:hyperlink w:history="1" r:id="rId1d71lo_c9jg9tx4vhpucj">
               <w:r>
                 <w:rPr>
                   <w:rFonts w:ascii="Arial" w:cs="Arial" w:eastAsia="Arial" w:hAnsi="Arial"/>
@@ -17212,7 +17212,7 @@
             <w:pPr>
               <w:spacing w:after="20" w:before="0"/>
             </w:pPr>
-            <w:hyperlink w:history="1" r:id="rIdddojp26zrf9ibrrnrfkjy">
+            <w:hyperlink w:history="1" r:id="rIdlm0quiw2gizzskqkkxls0">
               <w:r>
                 <w:rPr>
                   <w:rFonts w:ascii="Arial" w:cs="Arial" w:eastAsia="Arial" w:hAnsi="Arial"/>
@@ -17261,7 +17261,7 @@
               <w:spacing w:after="10" w:before="0"/>
               <w:ind w:left="120"/>
             </w:pPr>
-            <w:hyperlink w:history="1" r:id="rId5mopvy7roa4kqpkwfwl7k">
+            <w:hyperlink w:history="1" r:id="rId63me6frbn0nz_nyt8v4mx">
               <w:r>
                 <w:rPr>
                   <w:rFonts w:ascii="Arial" w:cs="Arial" w:eastAsia="Arial" w:hAnsi="Arial"/>
@@ -17551,7 +17551,7 @@
             <w:pPr>
               <w:spacing w:after="20" w:before="0"/>
             </w:pPr>
-            <w:hyperlink w:history="1" r:id="rIdhlkmkq06betygc9eezxww">
+            <w:hyperlink w:history="1" r:id="rIdc2ocmsctipa37d6tlktb-">
               <w:r>
                 <w:rPr>
                   <w:rFonts w:ascii="Arial" w:cs="Arial" w:eastAsia="Arial" w:hAnsi="Arial"/>
@@ -17600,7 +17600,7 @@
               <w:spacing w:after="10" w:before="0"/>
               <w:ind w:left="120"/>
             </w:pPr>
-            <w:hyperlink w:history="1" r:id="rIdiu-pihjvz7pbv4pxnig5a">
+            <w:hyperlink w:history="1" r:id="rId8sbe4p516t8c144rlgsql">
               <w:r>
                 <w:rPr>
                   <w:rFonts w:ascii="Arial" w:cs="Arial" w:eastAsia="Arial" w:hAnsi="Arial"/>
@@ -17645,7 +17645,7 @@
             <w:pPr>
               <w:spacing w:after="20" w:before="0"/>
             </w:pPr>
-            <w:hyperlink w:history="1" r:id="rIdbp6xxwzk3nougcenn7-ce">
+            <w:hyperlink w:history="1" r:id="rIdbf_7h1seioo8ph5ypm1l3">
               <w:r>
                 <w:rPr>
                   <w:rFonts w:ascii="Arial" w:cs="Arial" w:eastAsia="Arial" w:hAnsi="Arial"/>
@@ -17678,7 +17678,7 @@
               <w:spacing w:after="10" w:before="0"/>
               <w:ind w:left="120"/>
             </w:pPr>
-            <w:hyperlink w:history="1" r:id="rIdzhsj11zo1ofxdoyii7o9m">
+            <w:hyperlink w:history="1" r:id="rId3o3nycxrv3sdnjwfpx-de">
               <w:r>
                 <w:rPr>
                   <w:rFonts w:ascii="Arial" w:cs="Arial" w:eastAsia="Arial" w:hAnsi="Arial"/>
@@ -18266,7 +18266,7 @@
         </w:rPr>
         <w:t xml:space="preserve">© 2026 SeaVuria and ARES. Aligned with KICD objectives. Developed by SeaVuria; technical implementation by ARES (with AI assistance from Claude). Licensed under </w:t>
       </w:r>
-      <w:hyperlink w:history="1" r:id="rIdrkp8aa9sor2xmwv_fqgoo">
+      <w:hyperlink w:history="1" r:id="rIdrpyg8smicdvqxifdjyxmc">
         <w:r>
           <w:rPr>
             <w:rFonts w:ascii="Arial" w:cs="Arial" w:eastAsia="Arial" w:hAnsi="Arial"/>
@@ -18287,7 +18287,7 @@
         </w:rPr>
         <w:t xml:space="preserve"> (</w:t>
       </w:r>
-      <w:hyperlink w:history="1" r:id="rIdm5hnoi_1adhw90khuirsu">
+      <w:hyperlink w:history="1" r:id="rId6msfjiisg01iedyqingjc">
         <w:r>
           <w:rPr>
             <w:rFonts w:ascii="Arial" w:cs="Arial" w:eastAsia="Arial" w:hAnsi="Arial"/>
@@ -19300,7 +19300,7 @@
             <w:pPr>
               <w:spacing w:after="20" w:before="0"/>
             </w:pPr>
-            <w:hyperlink w:history="1" r:id="rIddws-fo1oiiicbclitorf1">
+            <w:hyperlink w:history="1" r:id="rIdjrsnafw_zese0ga2pci3w">
               <w:r>
                 <w:rPr>
                   <w:rFonts w:ascii="Arial" w:cs="Arial" w:eastAsia="Arial" w:hAnsi="Arial"/>
@@ -19333,7 +19333,7 @@
               <w:spacing w:after="10" w:before="0"/>
               <w:ind w:left="120"/>
             </w:pPr>
-            <w:hyperlink w:history="1" r:id="rIdlc_vedu_tekdneyrltmdo">
+            <w:hyperlink w:history="1" r:id="rIdstu_7qlup7y56fy5r8hhm">
               <w:r>
                 <w:rPr>
                   <w:rFonts w:ascii="Arial" w:cs="Arial" w:eastAsia="Arial" w:hAnsi="Arial"/>
@@ -19378,7 +19378,7 @@
             <w:pPr>
               <w:spacing w:after="20" w:before="0"/>
             </w:pPr>
-            <w:hyperlink w:history="1" r:id="rId-tu943qiw91hcw6dbq8cy">
+            <w:hyperlink w:history="1" r:id="rIdypzua8owwsg1vnk2j29fe">
               <w:r>
                 <w:rPr>
                   <w:rFonts w:ascii="Arial" w:cs="Arial" w:eastAsia="Arial" w:hAnsi="Arial"/>
@@ -19411,7 +19411,7 @@
               <w:spacing w:after="10" w:before="0"/>
               <w:ind w:left="120"/>
             </w:pPr>
-            <w:hyperlink w:history="1" r:id="rIdcu5mijf3cyryb-vvqv97i">
+            <w:hyperlink w:history="1" r:id="rId28ahlo2rkfohq25zjkwtw">
               <w:r>
                 <w:rPr>
                   <w:rFonts w:ascii="Arial" w:cs="Arial" w:eastAsia="Arial" w:hAnsi="Arial"/>
@@ -19606,7 +19606,7 @@
             <w:pPr>
               <w:spacing w:after="20" w:before="0"/>
             </w:pPr>
-            <w:hyperlink w:history="1" r:id="rIdchsttdbjvljyep3ip1r6j">
+            <w:hyperlink w:history="1" r:id="rId35ixzkc0emastqv02yc-8">
               <w:r>
                 <w:rPr>
                   <w:rFonts w:ascii="Arial" w:cs="Arial" w:eastAsia="Arial" w:hAnsi="Arial"/>
@@ -19639,7 +19639,7 @@
               <w:spacing w:after="10" w:before="0"/>
               <w:ind w:left="120"/>
             </w:pPr>
-            <w:hyperlink w:history="1" r:id="rId-mrdzn3m6vmjxghdez8fe">
+            <w:hyperlink w:history="1" r:id="rIdsa5ail1pyhbzvlgym8gkc">
               <w:r>
                 <w:rPr>
                   <w:rFonts w:ascii="Arial" w:cs="Arial" w:eastAsia="Arial" w:hAnsi="Arial"/>
@@ -19684,7 +19684,7 @@
             <w:pPr>
               <w:spacing w:after="20" w:before="0"/>
             </w:pPr>
-            <w:hyperlink w:history="1" r:id="rIdspwnsr2okll1yiui-hwgl">
+            <w:hyperlink w:history="1" r:id="rIdaxwc--tqessf37rcotmxz">
               <w:r>
                 <w:rPr>
                   <w:rFonts w:ascii="Arial" w:cs="Arial" w:eastAsia="Arial" w:hAnsi="Arial"/>
@@ -19717,7 +19717,7 @@
               <w:spacing w:after="10" w:before="0"/>
               <w:ind w:left="120"/>
             </w:pPr>
-            <w:hyperlink w:history="1" r:id="rIdk9nnczpa50n--7t3j6sc7">
+            <w:hyperlink w:history="1" r:id="rIdbwenibin20uxst8onox59">
               <w:r>
                 <w:rPr>
                   <w:rFonts w:ascii="Arial" w:cs="Arial" w:eastAsia="Arial" w:hAnsi="Arial"/>
@@ -19912,7 +19912,7 @@
             <w:pPr>
               <w:spacing w:after="20" w:before="0"/>
             </w:pPr>
-            <w:hyperlink w:history="1" r:id="rIdwc0daw2uawlgwq3qnecd2">
+            <w:hyperlink w:history="1" r:id="rIddjfz0ztrldoxqafxsikn9">
               <w:r>
                 <w:rPr>
                   <w:rFonts w:ascii="Arial" w:cs="Arial" w:eastAsia="Arial" w:hAnsi="Arial"/>
@@ -19945,7 +19945,7 @@
               <w:spacing w:after="10" w:before="0"/>
               <w:ind w:left="120"/>
             </w:pPr>
-            <w:hyperlink w:history="1" r:id="rIdfu_auus3w0mi24b1hnrpi">
+            <w:hyperlink w:history="1" r:id="rId6g7n4ddd-o1ht9vgqvxyx">
               <w:r>
                 <w:rPr>
                   <w:rFonts w:ascii="Arial" w:cs="Arial" w:eastAsia="Arial" w:hAnsi="Arial"/>
@@ -19990,7 +19990,7 @@
             <w:pPr>
               <w:spacing w:after="20" w:before="0"/>
             </w:pPr>
-            <w:hyperlink w:history="1" r:id="rIdriruqwopxcrp17ctbyexd">
+            <w:hyperlink w:history="1" r:id="rIdgd5yn6fgsb8zxhfvjlu8t">
               <w:r>
                 <w:rPr>
                   <w:rFonts w:ascii="Arial" w:cs="Arial" w:eastAsia="Arial" w:hAnsi="Arial"/>
@@ -20039,7 +20039,7 @@
               <w:spacing w:after="10" w:before="0"/>
               <w:ind w:left="120"/>
             </w:pPr>
-            <w:hyperlink w:history="1" r:id="rIdbg7wfgkfnpxgs15us3tjm">
+            <w:hyperlink w:history="1" r:id="rId7s4g_ocoum-x1ri0hpn-e">
               <w:r>
                 <w:rPr>
                   <w:rFonts w:ascii="Arial" w:cs="Arial" w:eastAsia="Arial" w:hAnsi="Arial"/>
@@ -20234,7 +20234,7 @@
             <w:pPr>
               <w:spacing w:after="20" w:before="0"/>
             </w:pPr>
-            <w:hyperlink w:history="1" r:id="rIdu8hwagpthpnzkgz5cryyk">
+            <w:hyperlink w:history="1" r:id="rIdseiiqtkxl7e7h2kjzdaqu">
               <w:r>
                 <w:rPr>
                   <w:rFonts w:ascii="Arial" w:cs="Arial" w:eastAsia="Arial" w:hAnsi="Arial"/>
@@ -20267,7 +20267,7 @@
               <w:spacing w:after="10" w:before="0"/>
               <w:ind w:left="120"/>
             </w:pPr>
-            <w:hyperlink w:history="1" r:id="rIdkejhtlgqjqpzpskrq85rw">
+            <w:hyperlink w:history="1" r:id="rIdlskneb6-fdxdoqf-3obpz">
               <w:r>
                 <w:rPr>
                   <w:rFonts w:ascii="Arial" w:cs="Arial" w:eastAsia="Arial" w:hAnsi="Arial"/>
@@ -20312,7 +20312,7 @@
             <w:pPr>
               <w:spacing w:after="20" w:before="0"/>
             </w:pPr>
-            <w:hyperlink w:history="1" r:id="rIdf098mbsrxph65sjkvirn4">
+            <w:hyperlink w:history="1" r:id="rIdpcge3cegl3-x6yasb9o9n">
               <w:r>
                 <w:rPr>
                   <w:rFonts w:ascii="Arial" w:cs="Arial" w:eastAsia="Arial" w:hAnsi="Arial"/>
@@ -20361,7 +20361,7 @@
               <w:spacing w:after="10" w:before="0"/>
               <w:ind w:left="120"/>
             </w:pPr>
-            <w:hyperlink w:history="1" r:id="rId5rqadujyvwwqofl8vyuo3">
+            <w:hyperlink w:history="1" r:id="rIdhzffkfqj2zfoocboa94hl">
               <w:r>
                 <w:rPr>
                   <w:rFonts w:ascii="Arial" w:cs="Arial" w:eastAsia="Arial" w:hAnsi="Arial"/>
@@ -20556,7 +20556,7 @@
             <w:pPr>
               <w:spacing w:after="20" w:before="0"/>
             </w:pPr>
-            <w:hyperlink w:history="1" r:id="rIdtbu_mlbjcbmnrxg5m_27e">
+            <w:hyperlink w:history="1" r:id="rId63sdxbgjh7fg9ptjhdme5">
               <w:r>
                 <w:rPr>
                   <w:rFonts w:ascii="Arial" w:cs="Arial" w:eastAsia="Arial" w:hAnsi="Arial"/>
@@ -20605,7 +20605,7 @@
               <w:spacing w:after="10" w:before="0"/>
               <w:ind w:left="120"/>
             </w:pPr>
-            <w:hyperlink w:history="1" r:id="rId9a0ovtgodlomhjokweva3">
+            <w:hyperlink w:history="1" r:id="rIdxffzuakplqe0frtr3idxt">
               <w:r>
                 <w:rPr>
                   <w:rFonts w:ascii="Arial" w:cs="Arial" w:eastAsia="Arial" w:hAnsi="Arial"/>
@@ -20650,7 +20650,7 @@
             <w:pPr>
               <w:spacing w:after="20" w:before="0"/>
             </w:pPr>
-            <w:hyperlink w:history="1" r:id="rIdzzrg4879geapc1o7vl3y0">
+            <w:hyperlink w:history="1" r:id="rIdm1g0d-uoyymepj_mfd_vx">
               <w:r>
                 <w:rPr>
                   <w:rFonts w:ascii="Arial" w:cs="Arial" w:eastAsia="Arial" w:hAnsi="Arial"/>
@@ -20699,7 +20699,7 @@
               <w:spacing w:after="10" w:before="0"/>
               <w:ind w:left="120"/>
             </w:pPr>
-            <w:hyperlink w:history="1" r:id="rId8s-u2w6de0-as_gmljuuc">
+            <w:hyperlink w:history="1" r:id="rIdx-wxuvtaohtnyux6h-tre">
               <w:r>
                 <w:rPr>
                   <w:rFonts w:ascii="Arial" w:cs="Arial" w:eastAsia="Arial" w:hAnsi="Arial"/>
@@ -21211,7 +21211,7 @@
         </w:rPr>
         <w:t xml:space="preserve">© 2026 SeaVuria and ARES. Aligned with KICD objectives. Developed by SeaVuria; technical implementation by ARES (with AI assistance from Claude). Licensed under </w:t>
       </w:r>
-      <w:hyperlink w:history="1" r:id="rIdbefq4bsx-s0s5wlhdcd2o">
+      <w:hyperlink w:history="1" r:id="rIdioqtoclljw1f_rsjkd_z6">
         <w:r>
           <w:rPr>
             <w:rFonts w:ascii="Arial" w:cs="Arial" w:eastAsia="Arial" w:hAnsi="Arial"/>
@@ -21232,7 +21232,7 @@
         </w:rPr>
         <w:t xml:space="preserve"> (</w:t>
       </w:r>
-      <w:hyperlink w:history="1" r:id="rIdrwfemsjlkxpxwsc8ygwjj">
+      <w:hyperlink w:history="1" r:id="rIdpvdyqip0pwexmponnfept">
         <w:r>
           <w:rPr>
             <w:rFonts w:ascii="Arial" w:cs="Arial" w:eastAsia="Arial" w:hAnsi="Arial"/>
@@ -22245,7 +22245,7 @@
             <w:pPr>
               <w:spacing w:after="20" w:before="0"/>
             </w:pPr>
-            <w:hyperlink w:history="1" r:id="rIdxgq8ozajwfxe_jqjwulva">
+            <w:hyperlink w:history="1" r:id="rIddjkaqponhl1rkrmulmcc_">
               <w:r>
                 <w:rPr>
                   <w:rFonts w:ascii="Arial" w:cs="Arial" w:eastAsia="Arial" w:hAnsi="Arial"/>
@@ -22294,7 +22294,7 @@
               <w:spacing w:after="10" w:before="0"/>
               <w:ind w:left="120"/>
             </w:pPr>
-            <w:hyperlink w:history="1" r:id="rIdw09hv2kn95hd0uznlyiqy">
+            <w:hyperlink w:history="1" r:id="rIdhngpugo6idhdy0jk4gn3a">
               <w:r>
                 <w:rPr>
                   <w:rFonts w:ascii="Arial" w:cs="Arial" w:eastAsia="Arial" w:hAnsi="Arial"/>
@@ -22356,7 +22356,7 @@
               <w:spacing w:after="10" w:before="0"/>
               <w:ind w:left="120"/>
             </w:pPr>
-            <w:hyperlink w:history="1" r:id="rIdgpz5wpsfklovybnckmqdu">
+            <w:hyperlink w:history="1" r:id="rIdeqabn5nd6p9hoylvrkepz">
               <w:r>
                 <w:rPr>
                   <w:rFonts w:ascii="Arial" w:cs="Arial" w:eastAsia="Arial" w:hAnsi="Arial"/>
@@ -22566,7 +22566,7 @@
             <w:pPr>
               <w:spacing w:after="20" w:before="0"/>
             </w:pPr>
-            <w:hyperlink w:history="1" r:id="rIdzz-yh1zl1u3_te93mpgox">
+            <w:hyperlink w:history="1" r:id="rIdfe7h60grieh0ui2rn6ev5">
               <w:r>
                 <w:rPr>
                   <w:rFonts w:ascii="Arial" w:cs="Arial" w:eastAsia="Arial" w:hAnsi="Arial"/>
@@ -22615,7 +22615,7 @@
               <w:spacing w:after="10" w:before="0"/>
               <w:ind w:left="120"/>
             </w:pPr>
-            <w:hyperlink w:history="1" r:id="rIdi7t9mthch4n6lof4oq6yr">
+            <w:hyperlink w:history="1" r:id="rIdb7sqfhaptuiuqxhljijth">
               <w:r>
                 <w:rPr>
                   <w:rFonts w:ascii="Arial" w:cs="Arial" w:eastAsia="Arial" w:hAnsi="Arial"/>
@@ -22677,7 +22677,7 @@
               <w:spacing w:after="10" w:before="0"/>
               <w:ind w:left="120"/>
             </w:pPr>
-            <w:hyperlink w:history="1" r:id="rId_ainrjempk9rrtceelnvh">
+            <w:hyperlink w:history="1" r:id="rIdkphhsfrmulj24h6frilcy">
               <w:r>
                 <w:rPr>
                   <w:rFonts w:ascii="Arial" w:cs="Arial" w:eastAsia="Arial" w:hAnsi="Arial"/>
@@ -22887,7 +22887,7 @@
             <w:pPr>
               <w:spacing w:after="20" w:before="0"/>
             </w:pPr>
-            <w:hyperlink w:history="1" r:id="rId-0walljaydn8azlxolyjn">
+            <w:hyperlink w:history="1" r:id="rIdl_fw3gwx4zxti5roorvlj">
               <w:r>
                 <w:rPr>
                   <w:rFonts w:ascii="Arial" w:cs="Arial" w:eastAsia="Arial" w:hAnsi="Arial"/>
@@ -22936,7 +22936,7 @@
               <w:spacing w:after="10" w:before="0"/>
               <w:ind w:left="120"/>
             </w:pPr>
-            <w:hyperlink w:history="1" r:id="rIdjwnnojfovzddmlsg4kdji">
+            <w:hyperlink w:history="1" r:id="rIduka4fmvfmtfznfuwyjaiw">
               <w:r>
                 <w:rPr>
                   <w:rFonts w:ascii="Arial" w:cs="Arial" w:eastAsia="Arial" w:hAnsi="Arial"/>
@@ -22998,7 +22998,7 @@
               <w:spacing w:after="10" w:before="0"/>
               <w:ind w:left="120"/>
             </w:pPr>
-            <w:hyperlink w:history="1" r:id="rId0tizcykilyo8ls6ofjx7o">
+            <w:hyperlink w:history="1" r:id="rId6aj9qvzxkdw2yjvxg_h7a">
               <w:r>
                 <w:rPr>
                   <w:rFonts w:ascii="Arial" w:cs="Arial" w:eastAsia="Arial" w:hAnsi="Arial"/>
@@ -23208,7 +23208,7 @@
             <w:pPr>
               <w:spacing w:after="20" w:before="0"/>
             </w:pPr>
-            <w:hyperlink w:history="1" r:id="rId24a6yuj02fpswepkhs2-e">
+            <w:hyperlink w:history="1" r:id="rIdxjgvimavbeht53e0dn_bh">
               <w:r>
                 <w:rPr>
                   <w:rFonts w:ascii="Arial" w:cs="Arial" w:eastAsia="Arial" w:hAnsi="Arial"/>
@@ -23257,7 +23257,7 @@
               <w:spacing w:after="10" w:before="0"/>
               <w:ind w:left="120"/>
             </w:pPr>
-            <w:hyperlink w:history="1" r:id="rIdx1wvwf4z__etsrlqfcya7">
+            <w:hyperlink w:history="1" r:id="rIdgsfg_tfapceautqokr7wp">
               <w:r>
                 <w:rPr>
                   <w:rFonts w:ascii="Arial" w:cs="Arial" w:eastAsia="Arial" w:hAnsi="Arial"/>
@@ -23319,7 +23319,7 @@
               <w:spacing w:after="10" w:before="0"/>
               <w:ind w:left="120"/>
             </w:pPr>
-            <w:hyperlink w:history="1" r:id="rIda8bmmnht0bfjqhcafijox">
+            <w:hyperlink w:history="1" r:id="rIdbxiid1hexg7xcjtlkliuc">
               <w:r>
                 <w:rPr>
                   <w:rFonts w:ascii="Arial" w:cs="Arial" w:eastAsia="Arial" w:hAnsi="Arial"/>
@@ -23529,7 +23529,7 @@
             <w:pPr>
               <w:spacing w:after="20" w:before="0"/>
             </w:pPr>
-            <w:hyperlink w:history="1" r:id="rIdmvh0l3vfu9evql4u8x2xm">
+            <w:hyperlink w:history="1" r:id="rIdwynklsnhof1emgpydkbep">
               <w:r>
                 <w:rPr>
                   <w:rFonts w:ascii="Arial" w:cs="Arial" w:eastAsia="Arial" w:hAnsi="Arial"/>
@@ -23578,7 +23578,7 @@
               <w:spacing w:after="10" w:before="0"/>
               <w:ind w:left="120"/>
             </w:pPr>
-            <w:hyperlink w:history="1" r:id="rIdun1h3j0bbnhwpypgzjmmc">
+            <w:hyperlink w:history="1" r:id="rIdfuzzrtsrrxa-ifrrcvhly">
               <w:r>
                 <w:rPr>
                   <w:rFonts w:ascii="Arial" w:cs="Arial" w:eastAsia="Arial" w:hAnsi="Arial"/>
@@ -23640,7 +23640,7 @@
               <w:spacing w:after="10" w:before="0"/>
               <w:ind w:left="120"/>
             </w:pPr>
-            <w:hyperlink w:history="1" r:id="rIdp1xxo_4v1ziyldq7tgzos">
+            <w:hyperlink w:history="1" r:id="rIdj4h_smuyf_ixmej8bnpbr">
               <w:r>
                 <w:rPr>
                   <w:rFonts w:ascii="Arial" w:cs="Arial" w:eastAsia="Arial" w:hAnsi="Arial"/>
@@ -24262,7 +24262,7 @@
         </w:rPr>
         <w:t xml:space="preserve">© 2026 SeaVuria and ARES. Aligned with KICD objectives. Developed by SeaVuria; technical implementation by ARES (with AI assistance from Claude). Licensed under </w:t>
       </w:r>
-      <w:hyperlink w:history="1" r:id="rId1defhvubfbeicgtkvn7o9">
+      <w:hyperlink w:history="1" r:id="rIdwrsr4f14sbloqvfhi1mmb">
         <w:r>
           <w:rPr>
             <w:rFonts w:ascii="Arial" w:cs="Arial" w:eastAsia="Arial" w:hAnsi="Arial"/>
@@ -24283,7 +24283,7 @@
         </w:rPr>
         <w:t xml:space="preserve"> (</w:t>
       </w:r>
-      <w:hyperlink w:history="1" r:id="rIdwonu1pskjfkzjmfjz-pmo">
+      <w:hyperlink w:history="1" r:id="rIdge2gedhjqcmqekt-bxqo4">
         <w:r>
           <w:rPr>
             <w:rFonts w:ascii="Arial" w:cs="Arial" w:eastAsia="Arial" w:hAnsi="Arial"/>
@@ -25296,7 +25296,7 @@
             <w:pPr>
               <w:spacing w:after="20" w:before="0"/>
             </w:pPr>
-            <w:hyperlink w:history="1" r:id="rIds_skbbc02cckabgsjhc-d">
+            <w:hyperlink w:history="1" r:id="rIdnjcgov6hebit4_i2ge-9j">
               <w:r>
                 <w:rPr>
                   <w:rFonts w:ascii="Arial" w:cs="Arial" w:eastAsia="Arial" w:hAnsi="Arial"/>
@@ -25329,7 +25329,7 @@
               <w:spacing w:after="10" w:before="0"/>
               <w:ind w:left="120"/>
             </w:pPr>
-            <w:hyperlink w:history="1" r:id="rIdbu9e37gisnhfptc1ppyrs">
+            <w:hyperlink w:history="1" r:id="rIdbqigs0st-kvofjwupegsb">
               <w:r>
                 <w:rPr>
                   <w:rFonts w:ascii="Arial" w:cs="Arial" w:eastAsia="Arial" w:hAnsi="Arial"/>
@@ -25374,7 +25374,7 @@
             <w:pPr>
               <w:spacing w:after="20" w:before="0"/>
             </w:pPr>
-            <w:hyperlink w:history="1" r:id="rId_3e5camum_xbax3q3vfwp">
+            <w:hyperlink w:history="1" r:id="rIdujks56pnddqz8qaqorxay">
               <w:r>
                 <w:rPr>
                   <w:rFonts w:ascii="Arial" w:cs="Arial" w:eastAsia="Arial" w:hAnsi="Arial"/>
@@ -25423,7 +25423,7 @@
               <w:spacing w:after="10" w:before="0"/>
               <w:ind w:left="120"/>
             </w:pPr>
-            <w:hyperlink w:history="1" r:id="rIdw4ijzd8suqgzsrjctiic-">
+            <w:hyperlink w:history="1" r:id="rIder27ypejjufatqxpy6qk5">
               <w:r>
                 <w:rPr>
                   <w:rFonts w:ascii="Arial" w:cs="Arial" w:eastAsia="Arial" w:hAnsi="Arial"/>
@@ -25618,7 +25618,7 @@
             <w:pPr>
               <w:spacing w:after="20" w:before="0"/>
             </w:pPr>
-            <w:hyperlink w:history="1" r:id="rIdwupjpteytu5i2tqjpe5wy">
+            <w:hyperlink w:history="1" r:id="rIdtxj2qqroddkqvjzz21joj">
               <w:r>
                 <w:rPr>
                   <w:rFonts w:ascii="Arial" w:cs="Arial" w:eastAsia="Arial" w:hAnsi="Arial"/>
@@ -25651,7 +25651,7 @@
               <w:spacing w:after="10" w:before="0"/>
               <w:ind w:left="120"/>
             </w:pPr>
-            <w:hyperlink w:history="1" r:id="rIdiku-fpylbl6ims4l83mne">
+            <w:hyperlink w:history="1" r:id="rIdyxdnu5jpwodbkmdfbteuz">
               <w:r>
                 <w:rPr>
                   <w:rFonts w:ascii="Arial" w:cs="Arial" w:eastAsia="Arial" w:hAnsi="Arial"/>
@@ -25696,7 +25696,7 @@
             <w:pPr>
               <w:spacing w:after="20" w:before="0"/>
             </w:pPr>
-            <w:hyperlink w:history="1" r:id="rIdykaozwbyuawry4rmylqk0">
+            <w:hyperlink w:history="1" r:id="rIdr0tjtrfhtpsksmcm0atm1">
               <w:r>
                 <w:rPr>
                   <w:rFonts w:ascii="Arial" w:cs="Arial" w:eastAsia="Arial" w:hAnsi="Arial"/>
@@ -25745,7 +25745,7 @@
               <w:spacing w:after="10" w:before="0"/>
               <w:ind w:left="120"/>
             </w:pPr>
-            <w:hyperlink w:history="1" r:id="rIdc0vuucq2sa2cpuwve_qci">
+            <w:hyperlink w:history="1" r:id="rIdgvv1am9ugypfvlmlojpmh">
               <w:r>
                 <w:rPr>
                   <w:rFonts w:ascii="Arial" w:cs="Arial" w:eastAsia="Arial" w:hAnsi="Arial"/>
@@ -25940,7 +25940,7 @@
             <w:pPr>
               <w:spacing w:after="20" w:before="0"/>
             </w:pPr>
-            <w:hyperlink w:history="1" r:id="rIdld_hemmw7owbfjjsgkfom">
+            <w:hyperlink w:history="1" r:id="rIdzipqsc7m4n45z8by9ohui">
               <w:r>
                 <w:rPr>
                   <w:rFonts w:ascii="Arial" w:cs="Arial" w:eastAsia="Arial" w:hAnsi="Arial"/>
@@ -25989,7 +25989,7 @@
               <w:spacing w:after="10" w:before="0"/>
               <w:ind w:left="120"/>
             </w:pPr>
-            <w:hyperlink w:history="1" r:id="rIdfyruem3dqxgekiyw748ty">
+            <w:hyperlink w:history="1" r:id="rIdv2hqacoej0nekzucl7hi_">
               <w:r>
                 <w:rPr>
                   <w:rFonts w:ascii="Arial" w:cs="Arial" w:eastAsia="Arial" w:hAnsi="Arial"/>
@@ -26034,7 +26034,7 @@
             <w:pPr>
               <w:spacing w:after="20" w:before="0"/>
             </w:pPr>
-            <w:hyperlink w:history="1" r:id="rId4dkronisqkx2laumnsqnh">
+            <w:hyperlink w:history="1" r:id="rIdnnorgmdmvespeqw0c10va">
               <w:r>
                 <w:rPr>
                   <w:rFonts w:ascii="Arial" w:cs="Arial" w:eastAsia="Arial" w:hAnsi="Arial"/>
@@ -26083,7 +26083,7 @@
               <w:spacing w:after="10" w:before="0"/>
               <w:ind w:left="120"/>
             </w:pPr>
-            <w:hyperlink w:history="1" r:id="rIdn0scqe18vdbrclpb3714t">
+            <w:hyperlink w:history="1" r:id="rIdu9otj6tlzkz8quyhlpb9w">
               <w:r>
                 <w:rPr>
                   <w:rFonts w:ascii="Arial" w:cs="Arial" w:eastAsia="Arial" w:hAnsi="Arial"/>
@@ -26278,7 +26278,7 @@
             <w:pPr>
               <w:spacing w:after="20" w:before="0"/>
             </w:pPr>
-            <w:hyperlink w:history="1" r:id="rIdyuurusuua968celf2symp">
+            <w:hyperlink w:history="1" r:id="rId0nyfvsq-yxunydabaqigh">
               <w:r>
                 <w:rPr>
                   <w:rFonts w:ascii="Arial" w:cs="Arial" w:eastAsia="Arial" w:hAnsi="Arial"/>
@@ -26311,7 +26311,7 @@
               <w:spacing w:after="10" w:before="0"/>
               <w:ind w:left="120"/>
             </w:pPr>
-            <w:hyperlink w:history="1" r:id="rIdvicuq6j4hebj_vg5o6bvb">
+            <w:hyperlink w:history="1" r:id="rIdijpitive-atoxfxnl61f7">
               <w:r>
                 <w:rPr>
                   <w:rFonts w:ascii="Arial" w:cs="Arial" w:eastAsia="Arial" w:hAnsi="Arial"/>
@@ -26356,7 +26356,7 @@
             <w:pPr>
               <w:spacing w:after="20" w:before="0"/>
             </w:pPr>
-            <w:hyperlink w:history="1" r:id="rIdj954a7ogz7ewjwaro9okp">
+            <w:hyperlink w:history="1" r:id="rIdvg92-mqhwza-9gy6sh-yo">
               <w:r>
                 <w:rPr>
                   <w:rFonts w:ascii="Arial" w:cs="Arial" w:eastAsia="Arial" w:hAnsi="Arial"/>
@@ -26405,7 +26405,7 @@
               <w:spacing w:after="10" w:before="0"/>
               <w:ind w:left="120"/>
             </w:pPr>
-            <w:hyperlink w:history="1" r:id="rIdqx8lu1b8asxu9n30cgz3b">
+            <w:hyperlink w:history="1" r:id="rId-_eq4zofaqdrrdxafvjzw">
               <w:r>
                 <w:rPr>
                   <w:rFonts w:ascii="Arial" w:cs="Arial" w:eastAsia="Arial" w:hAnsi="Arial"/>
@@ -26600,7 +26600,7 @@
             <w:pPr>
               <w:spacing w:after="20" w:before="0"/>
             </w:pPr>
-            <w:hyperlink w:history="1" r:id="rIdzqv3e2ydrrrim87jpvfj3">
+            <w:hyperlink w:history="1" r:id="rId2ndth7vq8uxqemycgwurf">
               <w:r>
                 <w:rPr>
                   <w:rFonts w:ascii="Arial" w:cs="Arial" w:eastAsia="Arial" w:hAnsi="Arial"/>
@@ -26633,7 +26633,7 @@
               <w:spacing w:after="10" w:before="0"/>
               <w:ind w:left="120"/>
             </w:pPr>
-            <w:hyperlink w:history="1" r:id="rIdxdo4y3mi1yth0nmshxxfh">
+            <w:hyperlink w:history="1" r:id="rIdak9dzbklftmus4bgmidye">
               <w:r>
                 <w:rPr>
                   <w:rFonts w:ascii="Arial" w:cs="Arial" w:eastAsia="Arial" w:hAnsi="Arial"/>
@@ -26678,7 +26678,7 @@
             <w:pPr>
               <w:spacing w:after="20" w:before="0"/>
             </w:pPr>
-            <w:hyperlink w:history="1" r:id="rId6t8hhpyqathunqbmk7b5r">
+            <w:hyperlink w:history="1" r:id="rIdfj_pl0rxcd_v7uelp_atf">
               <w:r>
                 <w:rPr>
                   <w:rFonts w:ascii="Arial" w:cs="Arial" w:eastAsia="Arial" w:hAnsi="Arial"/>
@@ -26727,7 +26727,7 @@
               <w:spacing w:after="10" w:before="0"/>
               <w:ind w:left="120"/>
             </w:pPr>
-            <w:hyperlink w:history="1" r:id="rIdcoiccm46it2nncqov-omr">
+            <w:hyperlink w:history="1" r:id="rId2qmvf3i0e58w5aurfrnes">
               <w:r>
                 <w:rPr>
                   <w:rFonts w:ascii="Arial" w:cs="Arial" w:eastAsia="Arial" w:hAnsi="Arial"/>
@@ -27239,7 +27239,7 @@
         </w:rPr>
         <w:t xml:space="preserve">© 2026 SeaVuria and ARES. Aligned with KICD objectives. Developed by SeaVuria; technical implementation by ARES (with AI assistance from Claude). Licensed under </w:t>
       </w:r>
-      <w:hyperlink w:history="1" r:id="rIdznva1kyshwuu9u-ellxgj">
+      <w:hyperlink w:history="1" r:id="rIdgtvww8aj05xfpad7b5ja-">
         <w:r>
           <w:rPr>
             <w:rFonts w:ascii="Arial" w:cs="Arial" w:eastAsia="Arial" w:hAnsi="Arial"/>
@@ -27260,7 +27260,7 @@
         </w:rPr>
         <w:t xml:space="preserve"> (</w:t>
       </w:r>
-      <w:hyperlink w:history="1" r:id="rIdx9ouqwtnn_9odfqegnelg">
+      <w:hyperlink w:history="1" r:id="rIdwvxbfwbkjnjovddcaf4yr">
         <w:r>
           <w:rPr>
             <w:rFonts w:ascii="Arial" w:cs="Arial" w:eastAsia="Arial" w:hAnsi="Arial"/>

--- a/data/outputs/v2/General_Science/SS1.4_Transport_in_Plants/General_Science_Transport_in_Plants_CBE_LessonSequence.docx
+++ b/data/outputs/v2/General_Science/SS1.4_Transport_in_Plants/General_Science_Transport_in_Plants_CBE_LessonSequence.docx
@@ -2086,7 +2086,7 @@
         </w:rPr>
         <w:t xml:space="preserve">© 2026 SeaVuria and ARES. This work is licensed under a </w:t>
       </w:r>
-      <w:hyperlink w:history="1" r:id="rIdu10brjfh5xdpcc8wrgjer">
+      <w:hyperlink w:history="1" r:id="rIdzqcvbxglxf0fz1am6i0kc">
         <w:r>
           <w:rPr>
             <w:rFonts w:ascii="Arial" w:cs="Arial" w:eastAsia="Arial" w:hAnsi="Arial"/>
@@ -2106,7 +2106,7 @@
         </w:rPr>
         <w:t xml:space="preserve"> (</w:t>
       </w:r>
-      <w:hyperlink w:history="1" r:id="rIdismuqfyxip3upbgbgzfn8">
+      <w:hyperlink w:history="1" r:id="rId5fz5cyzr94tvhbjycasxz">
         <w:r>
           <w:rPr>
             <w:rFonts w:ascii="Arial" w:cs="Arial" w:eastAsia="Arial" w:hAnsi="Arial"/>
@@ -2126,7 +2126,7 @@
         </w:rPr>
         <w:t xml:space="preserve">). To view a copy of this license, visit </w:t>
       </w:r>
-      <w:hyperlink w:history="1" r:id="rIdvc9mrqocxhtsjbrv5ecqv">
+      <w:hyperlink w:history="1" r:id="rIdide04n9su9if0fvb21zcf">
         <w:r>
           <w:rPr>
             <w:rFonts w:ascii="Arial" w:cs="Arial" w:eastAsia="Arial" w:hAnsi="Arial"/>
@@ -3138,7 +3138,7 @@
             <w:pPr>
               <w:spacing w:after="20" w:before="0"/>
             </w:pPr>
-            <w:hyperlink w:history="1" r:id="rIdpeozeofxs0zya05p525m1">
+            <w:hyperlink w:history="1" r:id="rIdarcwdcivsmtola-b-p73c">
               <w:r>
                 <w:rPr>
                   <w:rFonts w:ascii="Arial" w:cs="Arial" w:eastAsia="Arial" w:hAnsi="Arial"/>
@@ -3171,7 +3171,7 @@
               <w:spacing w:after="10" w:before="0"/>
               <w:ind w:left="120"/>
             </w:pPr>
-            <w:hyperlink w:history="1" r:id="rIdvc7ue0vboplmwo0pg4s1v">
+            <w:hyperlink w:history="1" r:id="rIdz8phk7ppimxqohg6psfic">
               <w:r>
                 <w:rPr>
                   <w:rFonts w:ascii="Arial" w:cs="Arial" w:eastAsia="Arial" w:hAnsi="Arial"/>
@@ -3216,7 +3216,7 @@
             <w:pPr>
               <w:spacing w:after="20" w:before="0"/>
             </w:pPr>
-            <w:hyperlink w:history="1" r:id="rIdznik3mbenqxkgbe89xbh-">
+            <w:hyperlink w:history="1" r:id="rId6q3gjmc9ht5olsncbeiqo">
               <w:r>
                 <w:rPr>
                   <w:rFonts w:ascii="Arial" w:cs="Arial" w:eastAsia="Arial" w:hAnsi="Arial"/>
@@ -3265,7 +3265,7 @@
               <w:spacing w:after="10" w:before="0"/>
               <w:ind w:left="120"/>
             </w:pPr>
-            <w:hyperlink w:history="1" r:id="rIdkkas0yhwpfjxqtmdgbjpz">
+            <w:hyperlink w:history="1" r:id="rIde7nthu7p9w-2v1gawjfn7">
               <w:r>
                 <w:rPr>
                   <w:rFonts w:ascii="Arial" w:cs="Arial" w:eastAsia="Arial" w:hAnsi="Arial"/>
@@ -3555,7 +3555,7 @@
             <w:pPr>
               <w:spacing w:after="20" w:before="0"/>
             </w:pPr>
-            <w:hyperlink w:history="1" r:id="rId7au7ryic1vf_x1lzqgc_h">
+            <w:hyperlink w:history="1" r:id="rId7utsht5gyy1jmpkdss1g9">
               <w:r>
                 <w:rPr>
                   <w:rFonts w:ascii="Arial" w:cs="Arial" w:eastAsia="Arial" w:hAnsi="Arial"/>
@@ -3588,7 +3588,7 @@
               <w:spacing w:after="10" w:before="0"/>
               <w:ind w:left="120"/>
             </w:pPr>
-            <w:hyperlink w:history="1" r:id="rIduz_k8rknibnp9rjnvibpc">
+            <w:hyperlink w:history="1" r:id="rIdmrvdjogwkiqnky4wabuls">
               <w:r>
                 <w:rPr>
                   <w:rFonts w:ascii="Arial" w:cs="Arial" w:eastAsia="Arial" w:hAnsi="Arial"/>
@@ -3633,7 +3633,7 @@
             <w:pPr>
               <w:spacing w:after="20" w:before="0"/>
             </w:pPr>
-            <w:hyperlink w:history="1" r:id="rIdb7ulafbqimoyyy0imstrk">
+            <w:hyperlink w:history="1" r:id="rIdwvh2kneddnr4ec89srtv-">
               <w:r>
                 <w:rPr>
                   <w:rFonts w:ascii="Arial" w:cs="Arial" w:eastAsia="Arial" w:hAnsi="Arial"/>
@@ -3682,7 +3682,7 @@
               <w:spacing w:after="10" w:before="0"/>
               <w:ind w:left="120"/>
             </w:pPr>
-            <w:hyperlink w:history="1" r:id="rIdfokzqw2pzbaslgbnz4w3u">
+            <w:hyperlink w:history="1" r:id="rIdscmgry8_69pqrhitnuu3u">
               <w:r>
                 <w:rPr>
                   <w:rFonts w:ascii="Arial" w:cs="Arial" w:eastAsia="Arial" w:hAnsi="Arial"/>
@@ -3972,7 +3972,7 @@
             <w:pPr>
               <w:spacing w:after="20" w:before="0"/>
             </w:pPr>
-            <w:hyperlink w:history="1" r:id="rIdk8iuoj-gcv83qpexazfp_">
+            <w:hyperlink w:history="1" r:id="rIdudyign5o-yzgqls3urvp0">
               <w:r>
                 <w:rPr>
                   <w:rFonts w:ascii="Arial" w:cs="Arial" w:eastAsia="Arial" w:hAnsi="Arial"/>
@@ -4005,7 +4005,7 @@
               <w:spacing w:after="10" w:before="0"/>
               <w:ind w:left="120"/>
             </w:pPr>
-            <w:hyperlink w:history="1" r:id="rId515qlamfkz_zwhqqkkscw">
+            <w:hyperlink w:history="1" r:id="rIdev1tlv2rgp_eta4wyvrni">
               <w:r>
                 <w:rPr>
                   <w:rFonts w:ascii="Arial" w:cs="Arial" w:eastAsia="Arial" w:hAnsi="Arial"/>
@@ -4050,7 +4050,7 @@
             <w:pPr>
               <w:spacing w:after="20" w:before="0"/>
             </w:pPr>
-            <w:hyperlink w:history="1" r:id="rIdsrwecgxsgpkaq1lsjythl">
+            <w:hyperlink w:history="1" r:id="rIdxyx5o-w0pyoib5j_h5zf6">
               <w:r>
                 <w:rPr>
                   <w:rFonts w:ascii="Arial" w:cs="Arial" w:eastAsia="Arial" w:hAnsi="Arial"/>
@@ -4099,7 +4099,7 @@
               <w:spacing w:after="10" w:before="0"/>
               <w:ind w:left="120"/>
             </w:pPr>
-            <w:hyperlink w:history="1" r:id="rIdzfgzjti4t_h9tn9ku-lhp">
+            <w:hyperlink w:history="1" r:id="rId4lxfjwt-5w8kcttlgnyqj">
               <w:r>
                 <w:rPr>
                   <w:rFonts w:ascii="Arial" w:cs="Arial" w:eastAsia="Arial" w:hAnsi="Arial"/>
@@ -4389,7 +4389,7 @@
             <w:pPr>
               <w:spacing w:after="20" w:before="0"/>
             </w:pPr>
-            <w:hyperlink w:history="1" r:id="rId46iox5zbt28guez47etrq">
+            <w:hyperlink w:history="1" r:id="rIdvhahgrrfq1rousw1v2ey7">
               <w:r>
                 <w:rPr>
                   <w:rFonts w:ascii="Arial" w:cs="Arial" w:eastAsia="Arial" w:hAnsi="Arial"/>
@@ -4422,7 +4422,7 @@
               <w:spacing w:after="10" w:before="0"/>
               <w:ind w:left="120"/>
             </w:pPr>
-            <w:hyperlink w:history="1" r:id="rId3dxyvsivlgdo8xebqh8bp">
+            <w:hyperlink w:history="1" r:id="rIdpfg5ktnsbs_i0x1m4etp9">
               <w:r>
                 <w:rPr>
                   <w:rFonts w:ascii="Arial" w:cs="Arial" w:eastAsia="Arial" w:hAnsi="Arial"/>
@@ -4467,7 +4467,7 @@
             <w:pPr>
               <w:spacing w:after="20" w:before="0"/>
             </w:pPr>
-            <w:hyperlink w:history="1" r:id="rIdshqesaglw99edd4wojbek">
+            <w:hyperlink w:history="1" r:id="rIdp8hs_emldkdok9top43_q">
               <w:r>
                 <w:rPr>
                   <w:rFonts w:ascii="Arial" w:cs="Arial" w:eastAsia="Arial" w:hAnsi="Arial"/>
@@ -4516,7 +4516,7 @@
               <w:spacing w:after="10" w:before="0"/>
               <w:ind w:left="120"/>
             </w:pPr>
-            <w:hyperlink w:history="1" r:id="rIdofnvmnk85u07ndxunuv3l">
+            <w:hyperlink w:history="1" r:id="rIdzrsfetq9snhdvx7pgm3d4">
               <w:r>
                 <w:rPr>
                   <w:rFonts w:ascii="Arial" w:cs="Arial" w:eastAsia="Arial" w:hAnsi="Arial"/>
@@ -4806,7 +4806,7 @@
             <w:pPr>
               <w:spacing w:after="20" w:before="0"/>
             </w:pPr>
-            <w:hyperlink w:history="1" r:id="rIddge_2se_at0winexl36fg">
+            <w:hyperlink w:history="1" r:id="rIddfbxrhji7mpnwsqngd4c-">
               <w:r>
                 <w:rPr>
                   <w:rFonts w:ascii="Arial" w:cs="Arial" w:eastAsia="Arial" w:hAnsi="Arial"/>
@@ -4839,7 +4839,7 @@
               <w:spacing w:after="10" w:before="0"/>
               <w:ind w:left="120"/>
             </w:pPr>
-            <w:hyperlink w:history="1" r:id="rId3i0bec2gswf68gd4ntxga">
+            <w:hyperlink w:history="1" r:id="rIdp7gxsuej9l42ztkcjcpau">
               <w:r>
                 <w:rPr>
                   <w:rFonts w:ascii="Arial" w:cs="Arial" w:eastAsia="Arial" w:hAnsi="Arial"/>
@@ -4884,7 +4884,7 @@
             <w:pPr>
               <w:spacing w:after="20" w:before="0"/>
             </w:pPr>
-            <w:hyperlink w:history="1" r:id="rIdychrlrm6t0s8rbk2ozmwq">
+            <w:hyperlink w:history="1" r:id="rIdps6onihzoegkkumslsqkk">
               <w:r>
                 <w:rPr>
                   <w:rFonts w:ascii="Arial" w:cs="Arial" w:eastAsia="Arial" w:hAnsi="Arial"/>
@@ -4933,7 +4933,7 @@
               <w:spacing w:after="10" w:before="0"/>
               <w:ind w:left="120"/>
             </w:pPr>
-            <w:hyperlink w:history="1" r:id="rIdt87yxd0i_01b3momul4av">
+            <w:hyperlink w:history="1" r:id="rId50egedgpvbifavswks_0s">
               <w:r>
                 <w:rPr>
                   <w:rFonts w:ascii="Arial" w:cs="Arial" w:eastAsia="Arial" w:hAnsi="Arial"/>
@@ -5540,7 +5540,7 @@
         </w:rPr>
         <w:t xml:space="preserve">© 2026 SeaVuria and ARES. Aligned with KICD objectives. Developed by SeaVuria; technical implementation by ARES (with AI assistance from Claude). Licensed under </w:t>
       </w:r>
-      <w:hyperlink w:history="1" r:id="rIdrt6iv7zfar2siws3xs9jf">
+      <w:hyperlink w:history="1" r:id="rIdufdjt87vikqrsivjutuj-">
         <w:r>
           <w:rPr>
             <w:rFonts w:ascii="Arial" w:cs="Arial" w:eastAsia="Arial" w:hAnsi="Arial"/>
@@ -5561,7 +5561,7 @@
         </w:rPr>
         <w:t xml:space="preserve"> (</w:t>
       </w:r>
-      <w:hyperlink w:history="1" r:id="rIdvf4hjrw1niwq9qjcvjckk">
+      <w:hyperlink w:history="1" r:id="rIdocxcvqzz9a5y9n1urx0nf">
         <w:r>
           <w:rPr>
             <w:rFonts w:ascii="Arial" w:cs="Arial" w:eastAsia="Arial" w:hAnsi="Arial"/>
@@ -6574,7 +6574,7 @@
             <w:pPr>
               <w:spacing w:after="20" w:before="0"/>
             </w:pPr>
-            <w:hyperlink w:history="1" r:id="rIdymgokie6h14kmjgedsm31">
+            <w:hyperlink w:history="1" r:id="rId4nf_qtvgirlv4zpdh8r-m">
               <w:r>
                 <w:rPr>
                   <w:rFonts w:ascii="Arial" w:cs="Arial" w:eastAsia="Arial" w:hAnsi="Arial"/>
@@ -6607,7 +6607,7 @@
               <w:spacing w:after="10" w:before="0"/>
               <w:ind w:left="120"/>
             </w:pPr>
-            <w:hyperlink w:history="1" r:id="rIdnukakpc-cjh0hkuxrkyaz">
+            <w:hyperlink w:history="1" r:id="rIdnybua3wrjszvz5mndqa2d">
               <w:r>
                 <w:rPr>
                   <w:rFonts w:ascii="Arial" w:cs="Arial" w:eastAsia="Arial" w:hAnsi="Arial"/>
@@ -6652,7 +6652,7 @@
             <w:pPr>
               <w:spacing w:after="20" w:before="0"/>
             </w:pPr>
-            <w:hyperlink w:history="1" r:id="rIda-o46b8akgxm1emab2x1m">
+            <w:hyperlink w:history="1" r:id="rId_p-anozq-yo8_iqixnt6d">
               <w:r>
                 <w:rPr>
                   <w:rFonts w:ascii="Arial" w:cs="Arial" w:eastAsia="Arial" w:hAnsi="Arial"/>
@@ -6701,7 +6701,7 @@
               <w:spacing w:after="10" w:before="0"/>
               <w:ind w:left="120"/>
             </w:pPr>
-            <w:hyperlink w:history="1" r:id="rIdon7nccjtph8bxje0aidpj">
+            <w:hyperlink w:history="1" r:id="rIdnhz8nie3tl-2sp3-25poq">
               <w:r>
                 <w:rPr>
                   <w:rFonts w:ascii="Arial" w:cs="Arial" w:eastAsia="Arial" w:hAnsi="Arial"/>
@@ -6896,7 +6896,7 @@
             <w:pPr>
               <w:spacing w:after="20" w:before="0"/>
             </w:pPr>
-            <w:hyperlink w:history="1" r:id="rIdhqe_8qricxgscgdoqosmq">
+            <w:hyperlink w:history="1" r:id="rIduaykp3bztuxkirkdv7ifx">
               <w:r>
                 <w:rPr>
                   <w:rFonts w:ascii="Arial" w:cs="Arial" w:eastAsia="Arial" w:hAnsi="Arial"/>
@@ -6929,7 +6929,7 @@
               <w:spacing w:after="10" w:before="0"/>
               <w:ind w:left="120"/>
             </w:pPr>
-            <w:hyperlink w:history="1" r:id="rIddqs65ey2esabiwpz8hqpk">
+            <w:hyperlink w:history="1" r:id="rIdjdufjekou7glhku3q3cfj">
               <w:r>
                 <w:rPr>
                   <w:rFonts w:ascii="Arial" w:cs="Arial" w:eastAsia="Arial" w:hAnsi="Arial"/>
@@ -6974,7 +6974,7 @@
             <w:pPr>
               <w:spacing w:after="20" w:before="0"/>
             </w:pPr>
-            <w:hyperlink w:history="1" r:id="rIdq3lpnjrkveoaki4ec5hk9">
+            <w:hyperlink w:history="1" r:id="rIdxqvnus9hmrzitbpt8jrwq">
               <w:r>
                 <w:rPr>
                   <w:rFonts w:ascii="Arial" w:cs="Arial" w:eastAsia="Arial" w:hAnsi="Arial"/>
@@ -7023,7 +7023,7 @@
               <w:spacing w:after="10" w:before="0"/>
               <w:ind w:left="120"/>
             </w:pPr>
-            <w:hyperlink w:history="1" r:id="rIdry85sx8osdjwt98ijooud">
+            <w:hyperlink w:history="1" r:id="rIdeq4uhpgodk7dwuotcljlw">
               <w:r>
                 <w:rPr>
                   <w:rFonts w:ascii="Arial" w:cs="Arial" w:eastAsia="Arial" w:hAnsi="Arial"/>
@@ -7370,7 +7370,7 @@
             <w:pPr>
               <w:spacing w:after="20" w:before="0"/>
             </w:pPr>
-            <w:hyperlink w:history="1" r:id="rIdhbqzocvfvjimld8qpn5ms">
+            <w:hyperlink w:history="1" r:id="rId2ewtoumpaocikzdq5xur7">
               <w:r>
                 <w:rPr>
                   <w:rFonts w:ascii="Arial" w:cs="Arial" w:eastAsia="Arial" w:hAnsi="Arial"/>
@@ -7419,7 +7419,7 @@
               <w:spacing w:after="10" w:before="0"/>
               <w:ind w:left="120"/>
             </w:pPr>
-            <w:hyperlink w:history="1" r:id="rIda9flzgpl0jp3htpymekas">
+            <w:hyperlink w:history="1" r:id="rIdvrajhmzlb_ddu53nablnb">
               <w:r>
                 <w:rPr>
                   <w:rFonts w:ascii="Arial" w:cs="Arial" w:eastAsia="Arial" w:hAnsi="Arial"/>
@@ -7464,7 +7464,7 @@
             <w:pPr>
               <w:spacing w:after="20" w:before="0"/>
             </w:pPr>
-            <w:hyperlink w:history="1" r:id="rIdxc_rijrt5brtrcbwec4vl">
+            <w:hyperlink w:history="1" r:id="rIdkdqxzeynyxchylcfffrcn">
               <w:r>
                 <w:rPr>
                   <w:rFonts w:ascii="Arial" w:cs="Arial" w:eastAsia="Arial" w:hAnsi="Arial"/>
@@ -7513,7 +7513,7 @@
               <w:spacing w:after="10" w:before="0"/>
               <w:ind w:left="120"/>
             </w:pPr>
-            <w:hyperlink w:history="1" r:id="rIdcxpflpyjoblepoh1pcv_2">
+            <w:hyperlink w:history="1" r:id="rIdzelsrnna5ijvo0ilai5em">
               <w:r>
                 <w:rPr>
                   <w:rFonts w:ascii="Arial" w:cs="Arial" w:eastAsia="Arial" w:hAnsi="Arial"/>
@@ -7708,7 +7708,7 @@
             <w:pPr>
               <w:spacing w:after="20" w:before="0"/>
             </w:pPr>
-            <w:hyperlink w:history="1" r:id="rIdfjkxszkhhrreyqkurzawy">
+            <w:hyperlink w:history="1" r:id="rIdldlhbv_bep1fqwoyfoyke">
               <w:r>
                 <w:rPr>
                   <w:rFonts w:ascii="Arial" w:cs="Arial" w:eastAsia="Arial" w:hAnsi="Arial"/>
@@ -7741,7 +7741,7 @@
               <w:spacing w:after="10" w:before="0"/>
               <w:ind w:left="120"/>
             </w:pPr>
-            <w:hyperlink w:history="1" r:id="rIdgqku520gsvco-gfvx_aw4">
+            <w:hyperlink w:history="1" r:id="rIdqqkhemosns990f-llemi-">
               <w:r>
                 <w:rPr>
                   <w:rFonts w:ascii="Arial" w:cs="Arial" w:eastAsia="Arial" w:hAnsi="Arial"/>
@@ -7786,7 +7786,7 @@
             <w:pPr>
               <w:spacing w:after="20" w:before="0"/>
             </w:pPr>
-            <w:hyperlink w:history="1" r:id="rIdkqfhhhlda7rndnbr-t7-i">
+            <w:hyperlink w:history="1" r:id="rId7_jvfhrdnwzzwaxm6heas">
               <w:r>
                 <w:rPr>
                   <w:rFonts w:ascii="Arial" w:cs="Arial" w:eastAsia="Arial" w:hAnsi="Arial"/>
@@ -7835,7 +7835,7 @@
               <w:spacing w:after="10" w:before="0"/>
               <w:ind w:left="120"/>
             </w:pPr>
-            <w:hyperlink w:history="1" r:id="rIdtqcfabdwzeqex3pyiqcka">
+            <w:hyperlink w:history="1" r:id="rIdttx1qosbeqa4vqcbc0s96">
               <w:r>
                 <w:rPr>
                   <w:rFonts w:ascii="Arial" w:cs="Arial" w:eastAsia="Arial" w:hAnsi="Arial"/>
@@ -7877,7 +7877,7 @@
                 <w:sz w:val="18"/>
                 <w:szCs w:val="18"/>
               </w:rPr>
-              <w:t xml:space="preserve">Each learner receives two sticky notes. On the green note, they write one thing today's evidence has helped them understand about the driving question: 'How does a maize plant move water from soil to its topmost leaves?' On the orange note, they write one new question today's evidence has raised. Learners post both notes on the class DQB (a large sheet of paper divided into: 'What we now have evidence for' / 'Questions we still need to answer'). The teacher reads 5–6 notes aloud, groups similar questions, and explicitly connects them to the upcoming lessons in the sequence (e.g., 'Three of you asked about what drives water ALL the way up — that is exactly what Lesson 3 is about').</w:t>
+              <w:t xml:space="preserve">Each learner receives two sticky notes. On the green note, they write one thing today's evidence has helped them understand about the driving question: 'How does a maize plant move water from soil to its topmost leaves?' On the orange note, they write one new question today's evidence has raised. Learners post both notes on the class DQB (a large sheet of paper divided into: 'What we now have evidence for' / 'Questions we still need to answer'). The teacher reads 5–6 notes aloud, groups similar questions, and explicitly connects them to the upcoming lessons in the sequence (e.g., 'Three of you asked about what drives water ALL the way up — that is exactly what Lesson 7 is about').</w:t>
             </w:r>
           </w:p>
         </w:tc>
@@ -8030,7 +8030,7 @@
             <w:pPr>
               <w:spacing w:after="20" w:before="0"/>
             </w:pPr>
-            <w:hyperlink w:history="1" r:id="rIdedjflocsptwtxybomajup">
+            <w:hyperlink w:history="1" r:id="rIdkp_irl71v5qnjzcburd03">
               <w:r>
                 <w:rPr>
                   <w:rFonts w:ascii="Arial" w:cs="Arial" w:eastAsia="Arial" w:hAnsi="Arial"/>
@@ -8063,7 +8063,7 @@
               <w:spacing w:after="10" w:before="0"/>
               <w:ind w:left="120"/>
             </w:pPr>
-            <w:hyperlink w:history="1" r:id="rId5jxwo9urocpzs9_d1to2a">
+            <w:hyperlink w:history="1" r:id="rId22jijhxym_z5eh_wzhqx0">
               <w:r>
                 <w:rPr>
                   <w:rFonts w:ascii="Arial" w:cs="Arial" w:eastAsia="Arial" w:hAnsi="Arial"/>
@@ -8108,7 +8108,7 @@
             <w:pPr>
               <w:spacing w:after="20" w:before="0"/>
             </w:pPr>
-            <w:hyperlink w:history="1" r:id="rIdrfxwfebzfwitebockp8j5">
+            <w:hyperlink w:history="1" r:id="rIdiclnljoalohvvzyy4ety3">
               <w:r>
                 <w:rPr>
                   <w:rFonts w:ascii="Arial" w:cs="Arial" w:eastAsia="Arial" w:hAnsi="Arial"/>
@@ -8157,7 +8157,7 @@
               <w:spacing w:after="10" w:before="0"/>
               <w:ind w:left="120"/>
             </w:pPr>
-            <w:hyperlink w:history="1" r:id="rIdscgwxg4tzwezsabezqtr7">
+            <w:hyperlink w:history="1" r:id="rIdrhp1luw9w44jehbozbce1">
               <w:r>
                 <w:rPr>
                   <w:rFonts w:ascii="Arial" w:cs="Arial" w:eastAsia="Arial" w:hAnsi="Arial"/>
@@ -8669,7 +8669,7 @@
         </w:rPr>
         <w:t xml:space="preserve">© 2026 SeaVuria and ARES. Aligned with KICD objectives. Developed by SeaVuria; technical implementation by ARES (with AI assistance from Claude). Licensed under </w:t>
       </w:r>
-      <w:hyperlink w:history="1" r:id="rIdgzt1q5zrtn1mcclfhutn-">
+      <w:hyperlink w:history="1" r:id="rIdzunqz5sxycstzuz-sg-wc">
         <w:r>
           <w:rPr>
             <w:rFonts w:ascii="Arial" w:cs="Arial" w:eastAsia="Arial" w:hAnsi="Arial"/>
@@ -8690,7 +8690,7 @@
         </w:rPr>
         <w:t xml:space="preserve"> (</w:t>
       </w:r>
-      <w:hyperlink w:history="1" r:id="rIdnqy5vepmwpalhivv12prd">
+      <w:hyperlink w:history="1" r:id="rIdqbpainmdc1primyrga9ym">
         <w:r>
           <w:rPr>
             <w:rFonts w:ascii="Arial" w:cs="Arial" w:eastAsia="Arial" w:hAnsi="Arial"/>
@@ -9703,7 +9703,7 @@
             <w:pPr>
               <w:spacing w:after="20" w:before="0"/>
             </w:pPr>
-            <w:hyperlink w:history="1" r:id="rIdtqujbdiurgc9vnbvkjxxt">
+            <w:hyperlink w:history="1" r:id="rIdqfhxmtyc6-p35tm4fsq3o">
               <w:r>
                 <w:rPr>
                   <w:rFonts w:ascii="Arial" w:cs="Arial" w:eastAsia="Arial" w:hAnsi="Arial"/>
@@ -9736,7 +9736,7 @@
               <w:spacing w:after="10" w:before="0"/>
               <w:ind w:left="120"/>
             </w:pPr>
-            <w:hyperlink w:history="1" r:id="rIdmdhyitwyamqgp1krxhpli">
+            <w:hyperlink w:history="1" r:id="rIdh0-737npzr4w7s3wxnwoc">
               <w:r>
                 <w:rPr>
                   <w:rFonts w:ascii="Arial" w:cs="Arial" w:eastAsia="Arial" w:hAnsi="Arial"/>
@@ -9781,7 +9781,7 @@
             <w:pPr>
               <w:spacing w:after="20" w:before="0"/>
             </w:pPr>
-            <w:hyperlink w:history="1" r:id="rIdxxodxfkmvm-314tllim6j">
+            <w:hyperlink w:history="1" r:id="rIdzlukvwii7pph79-mhfn0z">
               <w:r>
                 <w:rPr>
                   <w:rFonts w:ascii="Arial" w:cs="Arial" w:eastAsia="Arial" w:hAnsi="Arial"/>
@@ -9814,7 +9814,7 @@
               <w:spacing w:after="10" w:before="0"/>
               <w:ind w:left="120"/>
             </w:pPr>
-            <w:hyperlink w:history="1" r:id="rIdgnvf6myogedjjfdvwxekx">
+            <w:hyperlink w:history="1" r:id="rIdtfczyyp_fpbwcsrwefl4g">
               <w:r>
                 <w:rPr>
                   <w:rFonts w:ascii="Arial" w:cs="Arial" w:eastAsia="Arial" w:hAnsi="Arial"/>
@@ -10009,7 +10009,7 @@
             <w:pPr>
               <w:spacing w:after="20" w:before="0"/>
             </w:pPr>
-            <w:hyperlink w:history="1" r:id="rIdptsq9royry-qi7mj0sf7k">
+            <w:hyperlink w:history="1" r:id="rIddyovdiduhcmqw4f14okn1">
               <w:r>
                 <w:rPr>
                   <w:rFonts w:ascii="Arial" w:cs="Arial" w:eastAsia="Arial" w:hAnsi="Arial"/>
@@ -10042,7 +10042,7 @@
               <w:spacing w:after="10" w:before="0"/>
               <w:ind w:left="120"/>
             </w:pPr>
-            <w:hyperlink w:history="1" r:id="rIdduf5l73p0wc1bxtiao0tb">
+            <w:hyperlink w:history="1" r:id="rIda5tzr2zaaz8bzcod0dirt">
               <w:r>
                 <w:rPr>
                   <w:rFonts w:ascii="Arial" w:cs="Arial" w:eastAsia="Arial" w:hAnsi="Arial"/>
@@ -10087,7 +10087,7 @@
             <w:pPr>
               <w:spacing w:after="20" w:before="0"/>
             </w:pPr>
-            <w:hyperlink w:history="1" r:id="rIdhjw0kcabqekjesdtsdhde">
+            <w:hyperlink w:history="1" r:id="rIdhe-qxdicwfn8i-ejwb1fp">
               <w:r>
                 <w:rPr>
                   <w:rFonts w:ascii="Arial" w:cs="Arial" w:eastAsia="Arial" w:hAnsi="Arial"/>
@@ -10120,7 +10120,7 @@
               <w:spacing w:after="10" w:before="0"/>
               <w:ind w:left="120"/>
             </w:pPr>
-            <w:hyperlink w:history="1" r:id="rIdery1cvalkmv8w4jk4lqfn">
+            <w:hyperlink w:history="1" r:id="rIdu7hrqjdtns5xdmxvy3ye_">
               <w:r>
                 <w:rPr>
                   <w:rFonts w:ascii="Arial" w:cs="Arial" w:eastAsia="Arial" w:hAnsi="Arial"/>
@@ -10315,7 +10315,7 @@
             <w:pPr>
               <w:spacing w:after="20" w:before="0"/>
             </w:pPr>
-            <w:hyperlink w:history="1" r:id="rIdiunh52x0rjncfj4y52u-n">
+            <w:hyperlink w:history="1" r:id="rId98vnhrgrfywmsec0bjfl3">
               <w:r>
                 <w:rPr>
                   <w:rFonts w:ascii="Arial" w:cs="Arial" w:eastAsia="Arial" w:hAnsi="Arial"/>
@@ -10348,7 +10348,7 @@
               <w:spacing w:after="10" w:before="0"/>
               <w:ind w:left="120"/>
             </w:pPr>
-            <w:hyperlink w:history="1" r:id="rId5bx9s3tnatlrvskhyrwif">
+            <w:hyperlink w:history="1" r:id="rIdsp2wwvn3h1fong_jpmaob">
               <w:r>
                 <w:rPr>
                   <w:rFonts w:ascii="Arial" w:cs="Arial" w:eastAsia="Arial" w:hAnsi="Arial"/>
@@ -10393,7 +10393,7 @@
             <w:pPr>
               <w:spacing w:after="20" w:before="0"/>
             </w:pPr>
-            <w:hyperlink w:history="1" r:id="rIdxs899-wclrqlx4ao-rvgp">
+            <w:hyperlink w:history="1" r:id="rId1y1r1h4eranrxowlpgbfy">
               <w:r>
                 <w:rPr>
                   <w:rFonts w:ascii="Arial" w:cs="Arial" w:eastAsia="Arial" w:hAnsi="Arial"/>
@@ -10426,7 +10426,7 @@
               <w:spacing w:after="10" w:before="0"/>
               <w:ind w:left="120"/>
             </w:pPr>
-            <w:hyperlink w:history="1" r:id="rIdbsz0wpq_tzi5xliutecdv">
+            <w:hyperlink w:history="1" r:id="rIdzxf0yeivnkk3ncwdg5t6p">
               <w:r>
                 <w:rPr>
                   <w:rFonts w:ascii="Arial" w:cs="Arial" w:eastAsia="Arial" w:hAnsi="Arial"/>
@@ -10621,7 +10621,7 @@
             <w:pPr>
               <w:spacing w:after="20" w:before="0"/>
             </w:pPr>
-            <w:hyperlink w:history="1" r:id="rIduykiwxov1w2hcw0tahccu">
+            <w:hyperlink w:history="1" r:id="rIdm1csk9qr8vgukjv7y5f00">
               <w:r>
                 <w:rPr>
                   <w:rFonts w:ascii="Arial" w:cs="Arial" w:eastAsia="Arial" w:hAnsi="Arial"/>
@@ -10654,7 +10654,7 @@
               <w:spacing w:after="10" w:before="0"/>
               <w:ind w:left="120"/>
             </w:pPr>
-            <w:hyperlink w:history="1" r:id="rIdzojhoktpy1vfeqbrrwwo7">
+            <w:hyperlink w:history="1" r:id="rId28vbk1bhuus8mw4d6qgce">
               <w:r>
                 <w:rPr>
                   <w:rFonts w:ascii="Arial" w:cs="Arial" w:eastAsia="Arial" w:hAnsi="Arial"/>
@@ -10699,7 +10699,7 @@
             <w:pPr>
               <w:spacing w:after="20" w:before="0"/>
             </w:pPr>
-            <w:hyperlink w:history="1" r:id="rIdik9peeyat8jge4lgxrf5l">
+            <w:hyperlink w:history="1" r:id="rIdsfhullden8n33wwnnq2-d">
               <w:r>
                 <w:rPr>
                   <w:rFonts w:ascii="Arial" w:cs="Arial" w:eastAsia="Arial" w:hAnsi="Arial"/>
@@ -10732,7 +10732,7 @@
               <w:spacing w:after="10" w:before="0"/>
               <w:ind w:left="120"/>
             </w:pPr>
-            <w:hyperlink w:history="1" r:id="rIdu_ysmrzj4dlchuur9t9zg">
+            <w:hyperlink w:history="1" r:id="rIdlk2e3bpsdv3h7mtbb3ar8">
               <w:r>
                 <w:rPr>
                   <w:rFonts w:ascii="Arial" w:cs="Arial" w:eastAsia="Arial" w:hAnsi="Arial"/>
@@ -10927,7 +10927,7 @@
             <w:pPr>
               <w:spacing w:after="20" w:before="0"/>
             </w:pPr>
-            <w:hyperlink w:history="1" r:id="rIdbjw_4j0hb8otkcvlyysv2">
+            <w:hyperlink w:history="1" r:id="rIdg3cbqftzcklmnewqlxhnk">
               <w:r>
                 <w:rPr>
                   <w:rFonts w:ascii="Arial" w:cs="Arial" w:eastAsia="Arial" w:hAnsi="Arial"/>
@@ -10976,7 +10976,7 @@
               <w:spacing w:after="10" w:before="0"/>
               <w:ind w:left="120"/>
             </w:pPr>
-            <w:hyperlink w:history="1" r:id="rIdqhaps6efh-1cfwrdyrg3p">
+            <w:hyperlink w:history="1" r:id="rIdcub5dutcil-pikjcvcdgb">
               <w:r>
                 <w:rPr>
                   <w:rFonts w:ascii="Arial" w:cs="Arial" w:eastAsia="Arial" w:hAnsi="Arial"/>
@@ -11021,7 +11021,7 @@
             <w:pPr>
               <w:spacing w:after="20" w:before="0"/>
             </w:pPr>
-            <w:hyperlink w:history="1" r:id="rIdknvfh39w2phrhyp_1uxaj">
+            <w:hyperlink w:history="1" r:id="rIdxs8pcexp64mqq4bxtaqwl">
               <w:r>
                 <w:rPr>
                   <w:rFonts w:ascii="Arial" w:cs="Arial" w:eastAsia="Arial" w:hAnsi="Arial"/>
@@ -11054,7 +11054,7 @@
               <w:spacing w:after="10" w:before="0"/>
               <w:ind w:left="120"/>
             </w:pPr>
-            <w:hyperlink w:history="1" r:id="rId4vk8be4kbrxom7x-jcwuf">
+            <w:hyperlink w:history="1" r:id="rIddyrqe8dgnshvfianopxp3">
               <w:r>
                 <w:rPr>
                   <w:rFonts w:ascii="Arial" w:cs="Arial" w:eastAsia="Arial" w:hAnsi="Arial"/>
@@ -11639,7 +11639,7 @@
                 <w:sz w:val="18"/>
                 <w:szCs w:val="18"/>
               </w:rPr>
-              <w:t xml:space="preserve">The red dye entered the maize root and rose through the xylem because: (1) osmosis drove water molecules from the relatively dilute soil water into the more concentrated root hair cell vacuole across the semi-permeable membrane; (2) active transport used ATP to pump mineral ions such as phosphate (from DAP) into the root cells against their concentration gradient, further lowering water potential and sustaining the osmotic gradient; and (3) the accumulation of water in the xylem generated root pressure — a hydrostatic push that propelled the dye-coloured water upward through the xylem channels, which is why only the xylem rings (not the phloem or pith) turned red. Our model now explains the ROOT END of the journey. However, root pressure alone may not be sufficient to lift water to the topmost leaves of a two-metre maize plant — this is the unresolved question we carry into Lesson 4.</w:t>
+              <w:t xml:space="preserve">The red dye entered the maize root and rose through the xylem because: (1) osmosis drove water molecules from the relatively dilute soil water into the more concentrated root hair cell vacuole across the semi-permeable membrane; (2) active transport used ATP to pump mineral ions such as phosphate (from DAP) into the root cells against their concentration gradient, further lowering water potential and sustaining the osmotic gradient; and (3) the accumulation of water in the xylem generated root pressure — a hydrostatic push that propelled the dye-coloured water upward through the xylem channels, which is why only the xylem rings (not the phloem or pith) turned red. Our model now explains the ROOT END of the journey. However, root pressure alone may not be sufficient to lift water to the topmost leaves of a two-metre maize plant — this is the unresolved question we carry into Lesson 7.</w:t>
             </w:r>
           </w:p>
         </w:tc>
@@ -11661,7 +11661,7 @@
         </w:rPr>
         <w:t xml:space="preserve">© 2026 SeaVuria and ARES. Aligned with KICD objectives. Developed by SeaVuria; technical implementation by ARES (with AI assistance from Claude). Licensed under </w:t>
       </w:r>
-      <w:hyperlink w:history="1" r:id="rIdk9eydtqyjdcqnfpsxc1fm">
+      <w:hyperlink w:history="1" r:id="rIdmu8jyu1xbxxg8snlqtpnz">
         <w:r>
           <w:rPr>
             <w:rFonts w:ascii="Arial" w:cs="Arial" w:eastAsia="Arial" w:hAnsi="Arial"/>
@@ -11682,7 +11682,7 @@
         </w:rPr>
         <w:t xml:space="preserve"> (</w:t>
       </w:r>
-      <w:hyperlink w:history="1" r:id="rIdf1suhgmu-dawqdxouk7ti">
+      <w:hyperlink w:history="1" r:id="rIdkenj5z-bq3rkspcqa8ne9">
         <w:r>
           <w:rPr>
             <w:rFonts w:ascii="Arial" w:cs="Arial" w:eastAsia="Arial" w:hAnsi="Arial"/>
@@ -12695,7 +12695,7 @@
             <w:pPr>
               <w:spacing w:after="20" w:before="0"/>
             </w:pPr>
-            <w:hyperlink w:history="1" r:id="rIdznuwcnujvd4ef2rzuhzvc">
+            <w:hyperlink w:history="1" r:id="rId7c5jeocyj-h5kzhjqfcyq">
               <w:r>
                 <w:rPr>
                   <w:rFonts w:ascii="Arial" w:cs="Arial" w:eastAsia="Arial" w:hAnsi="Arial"/>
@@ -12744,7 +12744,7 @@
               <w:spacing w:after="10" w:before="0"/>
               <w:ind w:left="120"/>
             </w:pPr>
-            <w:hyperlink w:history="1" r:id="rIdlbrnzuawfrqjfjpytkxwa">
+            <w:hyperlink w:history="1" r:id="rIdfyrilkmveafmf0ypsjvsg">
               <w:r>
                 <w:rPr>
                   <w:rFonts w:ascii="Arial" w:cs="Arial" w:eastAsia="Arial" w:hAnsi="Arial"/>
@@ -12806,7 +12806,7 @@
               <w:spacing w:after="10" w:before="0"/>
               <w:ind w:left="120"/>
             </w:pPr>
-            <w:hyperlink w:history="1" r:id="rIdjvwbnroh-swog-2ytaodh">
+            <w:hyperlink w:history="1" r:id="rIdhddtdxu9j-wf8cdkj8hlh">
               <w:r>
                 <w:rPr>
                   <w:rFonts w:ascii="Arial" w:cs="Arial" w:eastAsia="Arial" w:hAnsi="Arial"/>
@@ -13016,7 +13016,7 @@
             <w:pPr>
               <w:spacing w:after="20" w:before="0"/>
             </w:pPr>
-            <w:hyperlink w:history="1" r:id="rIdpffaqkcwzl-8p1yuh217y">
+            <w:hyperlink w:history="1" r:id="rIdrqiqqqs4jtr6gciride-m">
               <w:r>
                 <w:rPr>
                   <w:rFonts w:ascii="Arial" w:cs="Arial" w:eastAsia="Arial" w:hAnsi="Arial"/>
@@ -13065,7 +13065,7 @@
               <w:spacing w:after="10" w:before="0"/>
               <w:ind w:left="120"/>
             </w:pPr>
-            <w:hyperlink w:history="1" r:id="rIddnh5_vbvdhpdrsksotugc">
+            <w:hyperlink w:history="1" r:id="rIdlceairydtw_xijyy8sjmq">
               <w:r>
                 <w:rPr>
                   <w:rFonts w:ascii="Arial" w:cs="Arial" w:eastAsia="Arial" w:hAnsi="Arial"/>
@@ -13127,7 +13127,7 @@
               <w:spacing w:after="10" w:before="0"/>
               <w:ind w:left="120"/>
             </w:pPr>
-            <w:hyperlink w:history="1" r:id="rIdu0d9fuwsslwcekvv9z_qx">
+            <w:hyperlink w:history="1" r:id="rId1y7h0tkdb-pj7hwvaywop">
               <w:r>
                 <w:rPr>
                   <w:rFonts w:ascii="Arial" w:cs="Arial" w:eastAsia="Arial" w:hAnsi="Arial"/>
@@ -13337,7 +13337,7 @@
             <w:pPr>
               <w:spacing w:after="20" w:before="0"/>
             </w:pPr>
-            <w:hyperlink w:history="1" r:id="rId86gvz5hjmeoxdyiesz4mh">
+            <w:hyperlink w:history="1" r:id="rIdpdy7-0bo9zzop5i-phwh_">
               <w:r>
                 <w:rPr>
                   <w:rFonts w:ascii="Arial" w:cs="Arial" w:eastAsia="Arial" w:hAnsi="Arial"/>
@@ -13386,7 +13386,7 @@
               <w:spacing w:after="10" w:before="0"/>
               <w:ind w:left="120"/>
             </w:pPr>
-            <w:hyperlink w:history="1" r:id="rIdt6yjmti6omatxn1tpcunl">
+            <w:hyperlink w:history="1" r:id="rIdnf9uzrvpqdblq3mxh6jr3">
               <w:r>
                 <w:rPr>
                   <w:rFonts w:ascii="Arial" w:cs="Arial" w:eastAsia="Arial" w:hAnsi="Arial"/>
@@ -13448,7 +13448,7 @@
               <w:spacing w:after="10" w:before="0"/>
               <w:ind w:left="120"/>
             </w:pPr>
-            <w:hyperlink w:history="1" r:id="rIdpmponpipp7id074fxccwf">
+            <w:hyperlink w:history="1" r:id="rIdswifyhzki0ukk746akcfe">
               <w:r>
                 <w:rPr>
                   <w:rFonts w:ascii="Arial" w:cs="Arial" w:eastAsia="Arial" w:hAnsi="Arial"/>
@@ -13658,7 +13658,7 @@
             <w:pPr>
               <w:spacing w:after="20" w:before="0"/>
             </w:pPr>
-            <w:hyperlink w:history="1" r:id="rId5alf2guczhangjr8pbby1">
+            <w:hyperlink w:history="1" r:id="rIdojvztbmgf0j-2u1dnu1wb">
               <w:r>
                 <w:rPr>
                   <w:rFonts w:ascii="Arial" w:cs="Arial" w:eastAsia="Arial" w:hAnsi="Arial"/>
@@ -13707,7 +13707,7 @@
               <w:spacing w:after="10" w:before="0"/>
               <w:ind w:left="120"/>
             </w:pPr>
-            <w:hyperlink w:history="1" r:id="rIdqzqvxewqmsw7blme7xf2a">
+            <w:hyperlink w:history="1" r:id="rId2addw3e2lgnop8ln3dc1f">
               <w:r>
                 <w:rPr>
                   <w:rFonts w:ascii="Arial" w:cs="Arial" w:eastAsia="Arial" w:hAnsi="Arial"/>
@@ -13769,7 +13769,7 @@
               <w:spacing w:after="10" w:before="0"/>
               <w:ind w:left="120"/>
             </w:pPr>
-            <w:hyperlink w:history="1" r:id="rIdpjmdfipqiybmyyundcko9">
+            <w:hyperlink w:history="1" r:id="rIdyvxorl3hq3amx1r35kczu">
               <w:r>
                 <w:rPr>
                   <w:rFonts w:ascii="Arial" w:cs="Arial" w:eastAsia="Arial" w:hAnsi="Arial"/>
@@ -13979,7 +13979,7 @@
             <w:pPr>
               <w:spacing w:after="20" w:before="0"/>
             </w:pPr>
-            <w:hyperlink w:history="1" r:id="rId_duz3un6b0xx9jstxhdyl">
+            <w:hyperlink w:history="1" r:id="rIdqqyqndgzjsgla8qtystdo">
               <w:r>
                 <w:rPr>
                   <w:rFonts w:ascii="Arial" w:cs="Arial" w:eastAsia="Arial" w:hAnsi="Arial"/>
@@ -14028,7 +14028,7 @@
               <w:spacing w:after="10" w:before="0"/>
               <w:ind w:left="120"/>
             </w:pPr>
-            <w:hyperlink w:history="1" r:id="rIdjd2cx6g9opjqsx1hhsfch">
+            <w:hyperlink w:history="1" r:id="rIdfx8p4sibmdiddjkexv98p">
               <w:r>
                 <w:rPr>
                   <w:rFonts w:ascii="Arial" w:cs="Arial" w:eastAsia="Arial" w:hAnsi="Arial"/>
@@ -14090,7 +14090,7 @@
               <w:spacing w:after="10" w:before="0"/>
               <w:ind w:left="120"/>
             </w:pPr>
-            <w:hyperlink w:history="1" r:id="rIdgoautdpz88rm-ceukpdsn">
+            <w:hyperlink w:history="1" r:id="rIdazureege4rdaa9asxfpjx">
               <w:r>
                 <w:rPr>
                   <w:rFonts w:ascii="Arial" w:cs="Arial" w:eastAsia="Arial" w:hAnsi="Arial"/>
@@ -14731,7 +14731,7 @@
         </w:rPr>
         <w:t xml:space="preserve">© 2026 SeaVuria and ARES. Aligned with KICD objectives. Developed by SeaVuria; technical implementation by ARES (with AI assistance from Claude). Licensed under </w:t>
       </w:r>
-      <w:hyperlink w:history="1" r:id="rIdxj_9eavlhl68ndfcjiakl">
+      <w:hyperlink w:history="1" r:id="rId8scjqwijbttcjoofup3ic">
         <w:r>
           <w:rPr>
             <w:rFonts w:ascii="Arial" w:cs="Arial" w:eastAsia="Arial" w:hAnsi="Arial"/>
@@ -14752,7 +14752,7 @@
         </w:rPr>
         <w:t xml:space="preserve"> (</w:t>
       </w:r>
-      <w:hyperlink w:history="1" r:id="rIdlbrdpmcsswulkg582ylcj">
+      <w:hyperlink w:history="1" r:id="rIdiw77ndyxjixjbcnqmonsp">
         <w:r>
           <w:rPr>
             <w:rFonts w:ascii="Arial" w:cs="Arial" w:eastAsia="Arial" w:hAnsi="Arial"/>
@@ -15765,7 +15765,7 @@
             <w:pPr>
               <w:spacing w:after="20" w:before="0"/>
             </w:pPr>
-            <w:hyperlink w:history="1" r:id="rIdl_uvxlybkfycf-u_comld">
+            <w:hyperlink w:history="1" r:id="rIdafka3w33omi13phtch68j">
               <w:r>
                 <w:rPr>
                   <w:rFonts w:ascii="Arial" w:cs="Arial" w:eastAsia="Arial" w:hAnsi="Arial"/>
@@ -15798,7 +15798,7 @@
               <w:spacing w:after="10" w:before="0"/>
               <w:ind w:left="120"/>
             </w:pPr>
-            <w:hyperlink w:history="1" r:id="rId4t_juk4r-5si09g_zyiow">
+            <w:hyperlink w:history="1" r:id="rIduwixjpe8cljztt9vtzvaj">
               <w:r>
                 <w:rPr>
                   <w:rFonts w:ascii="Arial" w:cs="Arial" w:eastAsia="Arial" w:hAnsi="Arial"/>
@@ -15843,7 +15843,7 @@
             <w:pPr>
               <w:spacing w:after="20" w:before="0"/>
             </w:pPr>
-            <w:hyperlink w:history="1" r:id="rId45u7ar7vs46cosphxslap">
+            <w:hyperlink w:history="1" r:id="rIdjnorh_ez0iuk80ky6ekco">
               <w:r>
                 <w:rPr>
                   <w:rFonts w:ascii="Arial" w:cs="Arial" w:eastAsia="Arial" w:hAnsi="Arial"/>
@@ -15876,7 +15876,7 @@
               <w:spacing w:after="10" w:before="0"/>
               <w:ind w:left="120"/>
             </w:pPr>
-            <w:hyperlink w:history="1" r:id="rIdls7hldydzjjdvrozjvke6">
+            <w:hyperlink w:history="1" r:id="rIdbytkbzfoysnrojt_nswvx">
               <w:r>
                 <w:rPr>
                   <w:rFonts w:ascii="Arial" w:cs="Arial" w:eastAsia="Arial" w:hAnsi="Arial"/>
@@ -16147,7 +16147,7 @@
             <w:pPr>
               <w:spacing w:after="20" w:before="0"/>
             </w:pPr>
-            <w:hyperlink w:history="1" r:id="rIdsovf8sxm3xpav_mrhxeph">
+            <w:hyperlink w:history="1" r:id="rId41dm5c3zxxkplkcn8duzp">
               <w:r>
                 <w:rPr>
                   <w:rFonts w:ascii="Arial" w:cs="Arial" w:eastAsia="Arial" w:hAnsi="Arial"/>
@@ -16180,7 +16180,7 @@
               <w:spacing w:after="10" w:before="0"/>
               <w:ind w:left="120"/>
             </w:pPr>
-            <w:hyperlink w:history="1" r:id="rIdanq68tzeqcslppdhepbss">
+            <w:hyperlink w:history="1" r:id="rId63zpgrazdwefz2d2qvc7h">
               <w:r>
                 <w:rPr>
                   <w:rFonts w:ascii="Arial" w:cs="Arial" w:eastAsia="Arial" w:hAnsi="Arial"/>
@@ -16225,7 +16225,7 @@
             <w:pPr>
               <w:spacing w:after="20" w:before="0"/>
             </w:pPr>
-            <w:hyperlink w:history="1" r:id="rId6k1a-pjzxg2uc5m8qdfyq">
+            <w:hyperlink w:history="1" r:id="rIdr0f-0vmvzb6mg6ovuqyl9">
               <w:r>
                 <w:rPr>
                   <w:rFonts w:ascii="Arial" w:cs="Arial" w:eastAsia="Arial" w:hAnsi="Arial"/>
@@ -16258,7 +16258,7 @@
               <w:spacing w:after="10" w:before="0"/>
               <w:ind w:left="120"/>
             </w:pPr>
-            <w:hyperlink w:history="1" r:id="rIdtlghoh_mbxcairmec8jbr">
+            <w:hyperlink w:history="1" r:id="rId_5ryjaxmc-rzy0csbqpyk">
               <w:r>
                 <w:rPr>
                   <w:rFonts w:ascii="Arial" w:cs="Arial" w:eastAsia="Arial" w:hAnsi="Arial"/>
@@ -16704,7 +16704,7 @@
             <w:pPr>
               <w:spacing w:after="20" w:before="0"/>
             </w:pPr>
-            <w:hyperlink w:history="1" r:id="rIdondey7tmtc7hin2od8uy5">
+            <w:hyperlink w:history="1" r:id="rIdwzmjazkgevullaz6npzi0">
               <w:r>
                 <w:rPr>
                   <w:rFonts w:ascii="Arial" w:cs="Arial" w:eastAsia="Arial" w:hAnsi="Arial"/>
@@ -16753,7 +16753,7 @@
               <w:spacing w:after="10" w:before="0"/>
               <w:ind w:left="120"/>
             </w:pPr>
-            <w:hyperlink w:history="1" r:id="rId8qau-o9odijpfafbhi25m">
+            <w:hyperlink w:history="1" r:id="rId98f_uecrocvhz4k5tgt5w">
               <w:r>
                 <w:rPr>
                   <w:rFonts w:ascii="Arial" w:cs="Arial" w:eastAsia="Arial" w:hAnsi="Arial"/>
@@ -16798,7 +16798,7 @@
             <w:pPr>
               <w:spacing w:after="20" w:before="0"/>
             </w:pPr>
-            <w:hyperlink w:history="1" r:id="rIdov-ttaz2r__mytov1ftx4">
+            <w:hyperlink w:history="1" r:id="rIdzmizzrfsuwbgxyqmgrua4">
               <w:r>
                 <w:rPr>
                   <w:rFonts w:ascii="Arial" w:cs="Arial" w:eastAsia="Arial" w:hAnsi="Arial"/>
@@ -16847,7 +16847,7 @@
               <w:spacing w:after="10" w:before="0"/>
               <w:ind w:left="120"/>
             </w:pPr>
-            <w:hyperlink w:history="1" r:id="rId_o5gat8lrzlaxg-k_hyl0">
+            <w:hyperlink w:history="1" r:id="rId6bpo7cfvyvy2k3huudl3c">
               <w:r>
                 <w:rPr>
                   <w:rFonts w:ascii="Arial" w:cs="Arial" w:eastAsia="Arial" w:hAnsi="Arial"/>
@@ -17118,7 +17118,7 @@
             <w:pPr>
               <w:spacing w:after="20" w:before="0"/>
             </w:pPr>
-            <w:hyperlink w:history="1" r:id="rIdz68n9ybtwilzemuwuxah3">
+            <w:hyperlink w:history="1" r:id="rId8e-gw_-snnjjxolwa2del">
               <w:r>
                 <w:rPr>
                   <w:rFonts w:ascii="Arial" w:cs="Arial" w:eastAsia="Arial" w:hAnsi="Arial"/>
@@ -17167,7 +17167,7 @@
               <w:spacing w:after="10" w:before="0"/>
               <w:ind w:left="120"/>
             </w:pPr>
-            <w:hyperlink w:history="1" r:id="rId1d71lo_c9jg9tx4vhpucj">
+            <w:hyperlink w:history="1" r:id="rIdnd57jzjzdoa7lcfvaftxr">
               <w:r>
                 <w:rPr>
                   <w:rFonts w:ascii="Arial" w:cs="Arial" w:eastAsia="Arial" w:hAnsi="Arial"/>
@@ -17212,7 +17212,7 @@
             <w:pPr>
               <w:spacing w:after="20" w:before="0"/>
             </w:pPr>
-            <w:hyperlink w:history="1" r:id="rIdlm0quiw2gizzskqkkxls0">
+            <w:hyperlink w:history="1" r:id="rId-di738nbet5ijb8ez-2di">
               <w:r>
                 <w:rPr>
                   <w:rFonts w:ascii="Arial" w:cs="Arial" w:eastAsia="Arial" w:hAnsi="Arial"/>
@@ -17261,7 +17261,7 @@
               <w:spacing w:after="10" w:before="0"/>
               <w:ind w:left="120"/>
             </w:pPr>
-            <w:hyperlink w:history="1" r:id="rId63me6frbn0nz_nyt8v4mx">
+            <w:hyperlink w:history="1" r:id="rIdudcs4_xhh4xgxttevugfz">
               <w:r>
                 <w:rPr>
                   <w:rFonts w:ascii="Arial" w:cs="Arial" w:eastAsia="Arial" w:hAnsi="Arial"/>
@@ -17551,7 +17551,7 @@
             <w:pPr>
               <w:spacing w:after="20" w:before="0"/>
             </w:pPr>
-            <w:hyperlink w:history="1" r:id="rIdc2ocmsctipa37d6tlktb-">
+            <w:hyperlink w:history="1" r:id="rIdr0d4hrlxclwtpvwfbd-nu">
               <w:r>
                 <w:rPr>
                   <w:rFonts w:ascii="Arial" w:cs="Arial" w:eastAsia="Arial" w:hAnsi="Arial"/>
@@ -17600,7 +17600,7 @@
               <w:spacing w:after="10" w:before="0"/>
               <w:ind w:left="120"/>
             </w:pPr>
-            <w:hyperlink w:history="1" r:id="rId8sbe4p516t8c144rlgsql">
+            <w:hyperlink w:history="1" r:id="rId6u-6lnovrqyewfbfwni5t">
               <w:r>
                 <w:rPr>
                   <w:rFonts w:ascii="Arial" w:cs="Arial" w:eastAsia="Arial" w:hAnsi="Arial"/>
@@ -17645,7 +17645,7 @@
             <w:pPr>
               <w:spacing w:after="20" w:before="0"/>
             </w:pPr>
-            <w:hyperlink w:history="1" r:id="rIdbf_7h1seioo8ph5ypm1l3">
+            <w:hyperlink w:history="1" r:id="rId94xy1vvdehvfwsxy7gcro">
               <w:r>
                 <w:rPr>
                   <w:rFonts w:ascii="Arial" w:cs="Arial" w:eastAsia="Arial" w:hAnsi="Arial"/>
@@ -17678,7 +17678,7 @@
               <w:spacing w:after="10" w:before="0"/>
               <w:ind w:left="120"/>
             </w:pPr>
-            <w:hyperlink w:history="1" r:id="rId3o3nycxrv3sdnjwfpx-de">
+            <w:hyperlink w:history="1" r:id="rIdxxyqoznag9hmhq0xt8r8s">
               <w:r>
                 <w:rPr>
                   <w:rFonts w:ascii="Arial" w:cs="Arial" w:eastAsia="Arial" w:hAnsi="Arial"/>
@@ -18266,7 +18266,7 @@
         </w:rPr>
         <w:t xml:space="preserve">© 2026 SeaVuria and ARES. Aligned with KICD objectives. Developed by SeaVuria; technical implementation by ARES (with AI assistance from Claude). Licensed under </w:t>
       </w:r>
-      <w:hyperlink w:history="1" r:id="rIdrpyg8smicdvqxifdjyxmc">
+      <w:hyperlink w:history="1" r:id="rId6mbwslyeeem4lxyqmjrvh">
         <w:r>
           <w:rPr>
             <w:rFonts w:ascii="Arial" w:cs="Arial" w:eastAsia="Arial" w:hAnsi="Arial"/>
@@ -18287,7 +18287,7 @@
         </w:rPr>
         <w:t xml:space="preserve"> (</w:t>
       </w:r>
-      <w:hyperlink w:history="1" r:id="rId6msfjiisg01iedyqingjc">
+      <w:hyperlink w:history="1" r:id="rIdeizscemhg8h4nre6umlra">
         <w:r>
           <w:rPr>
             <w:rFonts w:ascii="Arial" w:cs="Arial" w:eastAsia="Arial" w:hAnsi="Arial"/>
@@ -19300,7 +19300,7 @@
             <w:pPr>
               <w:spacing w:after="20" w:before="0"/>
             </w:pPr>
-            <w:hyperlink w:history="1" r:id="rIdjrsnafw_zese0ga2pci3w">
+            <w:hyperlink w:history="1" r:id="rIdsoztgihj9yznei4-gjzxn">
               <w:r>
                 <w:rPr>
                   <w:rFonts w:ascii="Arial" w:cs="Arial" w:eastAsia="Arial" w:hAnsi="Arial"/>
@@ -19333,7 +19333,7 @@
               <w:spacing w:after="10" w:before="0"/>
               <w:ind w:left="120"/>
             </w:pPr>
-            <w:hyperlink w:history="1" r:id="rIdstu_7qlup7y56fy5r8hhm">
+            <w:hyperlink w:history="1" r:id="rIdrrdkyvpjvpckjvu7hah1x">
               <w:r>
                 <w:rPr>
                   <w:rFonts w:ascii="Arial" w:cs="Arial" w:eastAsia="Arial" w:hAnsi="Arial"/>
@@ -19378,7 +19378,7 @@
             <w:pPr>
               <w:spacing w:after="20" w:before="0"/>
             </w:pPr>
-            <w:hyperlink w:history="1" r:id="rIdypzua8owwsg1vnk2j29fe">
+            <w:hyperlink w:history="1" r:id="rIdusbvh1vkdtop9tydhzdoe">
               <w:r>
                 <w:rPr>
                   <w:rFonts w:ascii="Arial" w:cs="Arial" w:eastAsia="Arial" w:hAnsi="Arial"/>
@@ -19411,7 +19411,7 @@
               <w:spacing w:after="10" w:before="0"/>
               <w:ind w:left="120"/>
             </w:pPr>
-            <w:hyperlink w:history="1" r:id="rId28ahlo2rkfohq25zjkwtw">
+            <w:hyperlink w:history="1" r:id="rId9-igllx1yjxwlhz9v3jud">
               <w:r>
                 <w:rPr>
                   <w:rFonts w:ascii="Arial" w:cs="Arial" w:eastAsia="Arial" w:hAnsi="Arial"/>
@@ -19606,7 +19606,7 @@
             <w:pPr>
               <w:spacing w:after="20" w:before="0"/>
             </w:pPr>
-            <w:hyperlink w:history="1" r:id="rId35ixzkc0emastqv02yc-8">
+            <w:hyperlink w:history="1" r:id="rId_0lt4rjc4fbu_vy7dcghd">
               <w:r>
                 <w:rPr>
                   <w:rFonts w:ascii="Arial" w:cs="Arial" w:eastAsia="Arial" w:hAnsi="Arial"/>
@@ -19639,7 +19639,7 @@
               <w:spacing w:after="10" w:before="0"/>
               <w:ind w:left="120"/>
             </w:pPr>
-            <w:hyperlink w:history="1" r:id="rIdsa5ail1pyhbzvlgym8gkc">
+            <w:hyperlink w:history="1" r:id="rIduj4zohuhzvkmga6btooiu">
               <w:r>
                 <w:rPr>
                   <w:rFonts w:ascii="Arial" w:cs="Arial" w:eastAsia="Arial" w:hAnsi="Arial"/>
@@ -19684,7 +19684,7 @@
             <w:pPr>
               <w:spacing w:after="20" w:before="0"/>
             </w:pPr>
-            <w:hyperlink w:history="1" r:id="rIdaxwc--tqessf37rcotmxz">
+            <w:hyperlink w:history="1" r:id="rIddpc3ebprsq5xlqrwzakdz">
               <w:r>
                 <w:rPr>
                   <w:rFonts w:ascii="Arial" w:cs="Arial" w:eastAsia="Arial" w:hAnsi="Arial"/>
@@ -19717,7 +19717,7 @@
               <w:spacing w:after="10" w:before="0"/>
               <w:ind w:left="120"/>
             </w:pPr>
-            <w:hyperlink w:history="1" r:id="rIdbwenibin20uxst8onox59">
+            <w:hyperlink w:history="1" r:id="rId88cgnzsjg7rykx96m33da">
               <w:r>
                 <w:rPr>
                   <w:rFonts w:ascii="Arial" w:cs="Arial" w:eastAsia="Arial" w:hAnsi="Arial"/>
@@ -19912,7 +19912,7 @@
             <w:pPr>
               <w:spacing w:after="20" w:before="0"/>
             </w:pPr>
-            <w:hyperlink w:history="1" r:id="rIddjfz0ztrldoxqafxsikn9">
+            <w:hyperlink w:history="1" r:id="rIduqznbetaapmkrt1n78s-z">
               <w:r>
                 <w:rPr>
                   <w:rFonts w:ascii="Arial" w:cs="Arial" w:eastAsia="Arial" w:hAnsi="Arial"/>
@@ -19945,7 +19945,7 @@
               <w:spacing w:after="10" w:before="0"/>
               <w:ind w:left="120"/>
             </w:pPr>
-            <w:hyperlink w:history="1" r:id="rId6g7n4ddd-o1ht9vgqvxyx">
+            <w:hyperlink w:history="1" r:id="rIdyomjfjxtg_4qtrwico5i8">
               <w:r>
                 <w:rPr>
                   <w:rFonts w:ascii="Arial" w:cs="Arial" w:eastAsia="Arial" w:hAnsi="Arial"/>
@@ -19990,7 +19990,7 @@
             <w:pPr>
               <w:spacing w:after="20" w:before="0"/>
             </w:pPr>
-            <w:hyperlink w:history="1" r:id="rIdgd5yn6fgsb8zxhfvjlu8t">
+            <w:hyperlink w:history="1" r:id="rId1pkggb2b-3nyzmtb1mf8d">
               <w:r>
                 <w:rPr>
                   <w:rFonts w:ascii="Arial" w:cs="Arial" w:eastAsia="Arial" w:hAnsi="Arial"/>
@@ -20039,7 +20039,7 @@
               <w:spacing w:after="10" w:before="0"/>
               <w:ind w:left="120"/>
             </w:pPr>
-            <w:hyperlink w:history="1" r:id="rId7s4g_ocoum-x1ri0hpn-e">
+            <w:hyperlink w:history="1" r:id="rIdflmptc7hqudtsdqodxcmm">
               <w:r>
                 <w:rPr>
                   <w:rFonts w:ascii="Arial" w:cs="Arial" w:eastAsia="Arial" w:hAnsi="Arial"/>
@@ -20234,7 +20234,7 @@
             <w:pPr>
               <w:spacing w:after="20" w:before="0"/>
             </w:pPr>
-            <w:hyperlink w:history="1" r:id="rIdseiiqtkxl7e7h2kjzdaqu">
+            <w:hyperlink w:history="1" r:id="rIdxrbqf3blmc4gnadpodyuk">
               <w:r>
                 <w:rPr>
                   <w:rFonts w:ascii="Arial" w:cs="Arial" w:eastAsia="Arial" w:hAnsi="Arial"/>
@@ -20267,7 +20267,7 @@
               <w:spacing w:after="10" w:before="0"/>
               <w:ind w:left="120"/>
             </w:pPr>
-            <w:hyperlink w:history="1" r:id="rIdlskneb6-fdxdoqf-3obpz">
+            <w:hyperlink w:history="1" r:id="rIdhiiatngdh3mqxlbbcanmr">
               <w:r>
                 <w:rPr>
                   <w:rFonts w:ascii="Arial" w:cs="Arial" w:eastAsia="Arial" w:hAnsi="Arial"/>
@@ -20312,7 +20312,7 @@
             <w:pPr>
               <w:spacing w:after="20" w:before="0"/>
             </w:pPr>
-            <w:hyperlink w:history="1" r:id="rIdpcge3cegl3-x6yasb9o9n">
+            <w:hyperlink w:history="1" r:id="rIdxega5es3wdj5rj9mrdd78">
               <w:r>
                 <w:rPr>
                   <w:rFonts w:ascii="Arial" w:cs="Arial" w:eastAsia="Arial" w:hAnsi="Arial"/>
@@ -20361,7 +20361,7 @@
               <w:spacing w:after="10" w:before="0"/>
               <w:ind w:left="120"/>
             </w:pPr>
-            <w:hyperlink w:history="1" r:id="rIdhzffkfqj2zfoocboa94hl">
+            <w:hyperlink w:history="1" r:id="rIdyprwe6yam-yevv5qmcic1">
               <w:r>
                 <w:rPr>
                   <w:rFonts w:ascii="Arial" w:cs="Arial" w:eastAsia="Arial" w:hAnsi="Arial"/>
@@ -20556,7 +20556,7 @@
             <w:pPr>
               <w:spacing w:after="20" w:before="0"/>
             </w:pPr>
-            <w:hyperlink w:history="1" r:id="rId63sdxbgjh7fg9ptjhdme5">
+            <w:hyperlink w:history="1" r:id="rIdwpiw0tsfashvlb8bj1dzm">
               <w:r>
                 <w:rPr>
                   <w:rFonts w:ascii="Arial" w:cs="Arial" w:eastAsia="Arial" w:hAnsi="Arial"/>
@@ -20605,7 +20605,7 @@
               <w:spacing w:after="10" w:before="0"/>
               <w:ind w:left="120"/>
             </w:pPr>
-            <w:hyperlink w:history="1" r:id="rIdxffzuakplqe0frtr3idxt">
+            <w:hyperlink w:history="1" r:id="rIdiyvyatjohtx2p0sieb7dm">
               <w:r>
                 <w:rPr>
                   <w:rFonts w:ascii="Arial" w:cs="Arial" w:eastAsia="Arial" w:hAnsi="Arial"/>
@@ -20650,7 +20650,7 @@
             <w:pPr>
               <w:spacing w:after="20" w:before="0"/>
             </w:pPr>
-            <w:hyperlink w:history="1" r:id="rIdm1g0d-uoyymepj_mfd_vx">
+            <w:hyperlink w:history="1" r:id="rIdl6n0uzegjzlafx2okzr9m">
               <w:r>
                 <w:rPr>
                   <w:rFonts w:ascii="Arial" w:cs="Arial" w:eastAsia="Arial" w:hAnsi="Arial"/>
@@ -20699,7 +20699,7 @@
               <w:spacing w:after="10" w:before="0"/>
               <w:ind w:left="120"/>
             </w:pPr>
-            <w:hyperlink w:history="1" r:id="rIdx-wxuvtaohtnyux6h-tre">
+            <w:hyperlink w:history="1" r:id="rId9xn7pawmgwrexiknjfnlq">
               <w:r>
                 <w:rPr>
                   <w:rFonts w:ascii="Arial" w:cs="Arial" w:eastAsia="Arial" w:hAnsi="Arial"/>
@@ -21211,7 +21211,7 @@
         </w:rPr>
         <w:t xml:space="preserve">© 2026 SeaVuria and ARES. Aligned with KICD objectives. Developed by SeaVuria; technical implementation by ARES (with AI assistance from Claude). Licensed under </w:t>
       </w:r>
-      <w:hyperlink w:history="1" r:id="rIdioqtoclljw1f_rsjkd_z6">
+      <w:hyperlink w:history="1" r:id="rId_ip_f7z64ulnlhzpylxey">
         <w:r>
           <w:rPr>
             <w:rFonts w:ascii="Arial" w:cs="Arial" w:eastAsia="Arial" w:hAnsi="Arial"/>
@@ -21232,7 +21232,7 @@
         </w:rPr>
         <w:t xml:space="preserve"> (</w:t>
       </w:r>
-      <w:hyperlink w:history="1" r:id="rIdpvdyqip0pwexmponnfept">
+      <w:hyperlink w:history="1" r:id="rIdwsujcmhp8tbmt1do5usfl">
         <w:r>
           <w:rPr>
             <w:rFonts w:ascii="Arial" w:cs="Arial" w:eastAsia="Arial" w:hAnsi="Arial"/>
@@ -22245,7 +22245,7 @@
             <w:pPr>
               <w:spacing w:after="20" w:before="0"/>
             </w:pPr>
-            <w:hyperlink w:history="1" r:id="rIddjkaqponhl1rkrmulmcc_">
+            <w:hyperlink w:history="1" r:id="rIdpcvtxdjddandmvpnyj_w5">
               <w:r>
                 <w:rPr>
                   <w:rFonts w:ascii="Arial" w:cs="Arial" w:eastAsia="Arial" w:hAnsi="Arial"/>
@@ -22294,7 +22294,7 @@
               <w:spacing w:after="10" w:before="0"/>
               <w:ind w:left="120"/>
             </w:pPr>
-            <w:hyperlink w:history="1" r:id="rIdhngpugo6idhdy0jk4gn3a">
+            <w:hyperlink w:history="1" r:id="rIds0j3zy-duq6yccashxqky">
               <w:r>
                 <w:rPr>
                   <w:rFonts w:ascii="Arial" w:cs="Arial" w:eastAsia="Arial" w:hAnsi="Arial"/>
@@ -22356,7 +22356,7 @@
               <w:spacing w:after="10" w:before="0"/>
               <w:ind w:left="120"/>
             </w:pPr>
-            <w:hyperlink w:history="1" r:id="rIdeqabn5nd6p9hoylvrkepz">
+            <w:hyperlink w:history="1" r:id="rIdb84ugmdb1xhsxnk81d5d3">
               <w:r>
                 <w:rPr>
                   <w:rFonts w:ascii="Arial" w:cs="Arial" w:eastAsia="Arial" w:hAnsi="Arial"/>
@@ -22566,7 +22566,7 @@
             <w:pPr>
               <w:spacing w:after="20" w:before="0"/>
             </w:pPr>
-            <w:hyperlink w:history="1" r:id="rIdfe7h60grieh0ui2rn6ev5">
+            <w:hyperlink w:history="1" r:id="rIdklb0rhj63epbisah81y5c">
               <w:r>
                 <w:rPr>
                   <w:rFonts w:ascii="Arial" w:cs="Arial" w:eastAsia="Arial" w:hAnsi="Arial"/>
@@ -22615,7 +22615,7 @@
               <w:spacing w:after="10" w:before="0"/>
               <w:ind w:left="120"/>
             </w:pPr>
-            <w:hyperlink w:history="1" r:id="rIdb7sqfhaptuiuqxhljijth">
+            <w:hyperlink w:history="1" r:id="rIdyq6r4izoznv2pvypi3ref">
               <w:r>
                 <w:rPr>
                   <w:rFonts w:ascii="Arial" w:cs="Arial" w:eastAsia="Arial" w:hAnsi="Arial"/>
@@ -22677,7 +22677,7 @@
               <w:spacing w:after="10" w:before="0"/>
               <w:ind w:left="120"/>
             </w:pPr>
-            <w:hyperlink w:history="1" r:id="rIdkphhsfrmulj24h6frilcy">
+            <w:hyperlink w:history="1" r:id="rIdyfqb3cofleofoeg3agisw">
               <w:r>
                 <w:rPr>
                   <w:rFonts w:ascii="Arial" w:cs="Arial" w:eastAsia="Arial" w:hAnsi="Arial"/>
@@ -22887,7 +22887,7 @@
             <w:pPr>
               <w:spacing w:after="20" w:before="0"/>
             </w:pPr>
-            <w:hyperlink w:history="1" r:id="rIdl_fw3gwx4zxti5roorvlj">
+            <w:hyperlink w:history="1" r:id="rIdtpgdfciwrdl49egwjuwmw">
               <w:r>
                 <w:rPr>
                   <w:rFonts w:ascii="Arial" w:cs="Arial" w:eastAsia="Arial" w:hAnsi="Arial"/>
@@ -22936,7 +22936,7 @@
               <w:spacing w:after="10" w:before="0"/>
               <w:ind w:left="120"/>
             </w:pPr>
-            <w:hyperlink w:history="1" r:id="rIduka4fmvfmtfznfuwyjaiw">
+            <w:hyperlink w:history="1" r:id="rIdf8hmfqly_-uqv6tza6cun">
               <w:r>
                 <w:rPr>
                   <w:rFonts w:ascii="Arial" w:cs="Arial" w:eastAsia="Arial" w:hAnsi="Arial"/>
@@ -22998,7 +22998,7 @@
               <w:spacing w:after="10" w:before="0"/>
               <w:ind w:left="120"/>
             </w:pPr>
-            <w:hyperlink w:history="1" r:id="rId6aj9qvzxkdw2yjvxg_h7a">
+            <w:hyperlink w:history="1" r:id="rIdyy9o69mlykzu_9zkv7ey9">
               <w:r>
                 <w:rPr>
                   <w:rFonts w:ascii="Arial" w:cs="Arial" w:eastAsia="Arial" w:hAnsi="Arial"/>
@@ -23208,7 +23208,7 @@
             <w:pPr>
               <w:spacing w:after="20" w:before="0"/>
             </w:pPr>
-            <w:hyperlink w:history="1" r:id="rIdxjgvimavbeht53e0dn_bh">
+            <w:hyperlink w:history="1" r:id="rIdukh9fmgf5hxardag6j840">
               <w:r>
                 <w:rPr>
                   <w:rFonts w:ascii="Arial" w:cs="Arial" w:eastAsia="Arial" w:hAnsi="Arial"/>
@@ -23257,7 +23257,7 @@
               <w:spacing w:after="10" w:before="0"/>
               <w:ind w:left="120"/>
             </w:pPr>
-            <w:hyperlink w:history="1" r:id="rIdgsfg_tfapceautqokr7wp">
+            <w:hyperlink w:history="1" r:id="rIdw_v9n45zy9haydzduqzkx">
               <w:r>
                 <w:rPr>
                   <w:rFonts w:ascii="Arial" w:cs="Arial" w:eastAsia="Arial" w:hAnsi="Arial"/>
@@ -23319,7 +23319,7 @@
               <w:spacing w:after="10" w:before="0"/>
               <w:ind w:left="120"/>
             </w:pPr>
-            <w:hyperlink w:history="1" r:id="rIdbxiid1hexg7xcjtlkliuc">
+            <w:hyperlink w:history="1" r:id="rId1eaoxq-qiy_ek3cfumpux">
               <w:r>
                 <w:rPr>
                   <w:rFonts w:ascii="Arial" w:cs="Arial" w:eastAsia="Arial" w:hAnsi="Arial"/>
@@ -23529,7 +23529,7 @@
             <w:pPr>
               <w:spacing w:after="20" w:before="0"/>
             </w:pPr>
-            <w:hyperlink w:history="1" r:id="rIdwynklsnhof1emgpydkbep">
+            <w:hyperlink w:history="1" r:id="rIdebk0nekl3ztw0qsnuufrl">
               <w:r>
                 <w:rPr>
                   <w:rFonts w:ascii="Arial" w:cs="Arial" w:eastAsia="Arial" w:hAnsi="Arial"/>
@@ -23578,7 +23578,7 @@
               <w:spacing w:after="10" w:before="0"/>
               <w:ind w:left="120"/>
             </w:pPr>
-            <w:hyperlink w:history="1" r:id="rIdfuzzrtsrrxa-ifrrcvhly">
+            <w:hyperlink w:history="1" r:id="rIdt-mus6uxlfmg76hgzjorf">
               <w:r>
                 <w:rPr>
                   <w:rFonts w:ascii="Arial" w:cs="Arial" w:eastAsia="Arial" w:hAnsi="Arial"/>
@@ -23640,7 +23640,7 @@
               <w:spacing w:after="10" w:before="0"/>
               <w:ind w:left="120"/>
             </w:pPr>
-            <w:hyperlink w:history="1" r:id="rIdj4h_smuyf_ixmej8bnpbr">
+            <w:hyperlink w:history="1" r:id="rIdgtv531dpkoznespefrkxg">
               <w:r>
                 <w:rPr>
                   <w:rFonts w:ascii="Arial" w:cs="Arial" w:eastAsia="Arial" w:hAnsi="Arial"/>
@@ -24262,7 +24262,7 @@
         </w:rPr>
         <w:t xml:space="preserve">© 2026 SeaVuria and ARES. Aligned with KICD objectives. Developed by SeaVuria; technical implementation by ARES (with AI assistance from Claude). Licensed under </w:t>
       </w:r>
-      <w:hyperlink w:history="1" r:id="rIdwrsr4f14sbloqvfhi1mmb">
+      <w:hyperlink w:history="1" r:id="rIdazqg1tzxa5e7hf02cnz39">
         <w:r>
           <w:rPr>
             <w:rFonts w:ascii="Arial" w:cs="Arial" w:eastAsia="Arial" w:hAnsi="Arial"/>
@@ -24283,7 +24283,7 @@
         </w:rPr>
         <w:t xml:space="preserve"> (</w:t>
       </w:r>
-      <w:hyperlink w:history="1" r:id="rIdge2gedhjqcmqekt-bxqo4">
+      <w:hyperlink w:history="1" r:id="rIdurqevng2texvfpgxhxfla">
         <w:r>
           <w:rPr>
             <w:rFonts w:ascii="Arial" w:cs="Arial" w:eastAsia="Arial" w:hAnsi="Arial"/>
@@ -25296,7 +25296,7 @@
             <w:pPr>
               <w:spacing w:after="20" w:before="0"/>
             </w:pPr>
-            <w:hyperlink w:history="1" r:id="rIdnjcgov6hebit4_i2ge-9j">
+            <w:hyperlink w:history="1" r:id="rIdxcuiwhxr1ophpney4cxlb">
               <w:r>
                 <w:rPr>
                   <w:rFonts w:ascii="Arial" w:cs="Arial" w:eastAsia="Arial" w:hAnsi="Arial"/>
@@ -25329,7 +25329,7 @@
               <w:spacing w:after="10" w:before="0"/>
               <w:ind w:left="120"/>
             </w:pPr>
-            <w:hyperlink w:history="1" r:id="rIdbqigs0st-kvofjwupegsb">
+            <w:hyperlink w:history="1" r:id="rIdewjeqnec8luskcepvtczw">
               <w:r>
                 <w:rPr>
                   <w:rFonts w:ascii="Arial" w:cs="Arial" w:eastAsia="Arial" w:hAnsi="Arial"/>
@@ -25374,7 +25374,7 @@
             <w:pPr>
               <w:spacing w:after="20" w:before="0"/>
             </w:pPr>
-            <w:hyperlink w:history="1" r:id="rIdujks56pnddqz8qaqorxay">
+            <w:hyperlink w:history="1" r:id="rIdjdis4xs4p253d4_mtipbc">
               <w:r>
                 <w:rPr>
                   <w:rFonts w:ascii="Arial" w:cs="Arial" w:eastAsia="Arial" w:hAnsi="Arial"/>
@@ -25423,7 +25423,7 @@
               <w:spacing w:after="10" w:before="0"/>
               <w:ind w:left="120"/>
             </w:pPr>
-            <w:hyperlink w:history="1" r:id="rIder27ypejjufatqxpy6qk5">
+            <w:hyperlink w:history="1" r:id="rIdpeypgziym7ozqdmr5rpfx">
               <w:r>
                 <w:rPr>
                   <w:rFonts w:ascii="Arial" w:cs="Arial" w:eastAsia="Arial" w:hAnsi="Arial"/>
@@ -25618,7 +25618,7 @@
             <w:pPr>
               <w:spacing w:after="20" w:before="0"/>
             </w:pPr>
-            <w:hyperlink w:history="1" r:id="rIdtxj2qqroddkqvjzz21joj">
+            <w:hyperlink w:history="1" r:id="rIdiufaepy59xzcyhdbwmom5">
               <w:r>
                 <w:rPr>
                   <w:rFonts w:ascii="Arial" w:cs="Arial" w:eastAsia="Arial" w:hAnsi="Arial"/>
@@ -25651,7 +25651,7 @@
               <w:spacing w:after="10" w:before="0"/>
               <w:ind w:left="120"/>
             </w:pPr>
-            <w:hyperlink w:history="1" r:id="rIdyxdnu5jpwodbkmdfbteuz">
+            <w:hyperlink w:history="1" r:id="rId3xjxqq-wg5bwynzuzn1m2">
               <w:r>
                 <w:rPr>
                   <w:rFonts w:ascii="Arial" w:cs="Arial" w:eastAsia="Arial" w:hAnsi="Arial"/>
@@ -25696,7 +25696,7 @@
             <w:pPr>
               <w:spacing w:after="20" w:before="0"/>
             </w:pPr>
-            <w:hyperlink w:history="1" r:id="rIdr0tjtrfhtpsksmcm0atm1">
+            <w:hyperlink w:history="1" r:id="rIdgtqwhe4lljf38w1j4vrax">
               <w:r>
                 <w:rPr>
                   <w:rFonts w:ascii="Arial" w:cs="Arial" w:eastAsia="Arial" w:hAnsi="Arial"/>
@@ -25745,7 +25745,7 @@
               <w:spacing w:after="10" w:before="0"/>
               <w:ind w:left="120"/>
             </w:pPr>
-            <w:hyperlink w:history="1" r:id="rIdgvv1am9ugypfvlmlojpmh">
+            <w:hyperlink w:history="1" r:id="rIdlb7llya0s1wge6eixffpc">
               <w:r>
                 <w:rPr>
                   <w:rFonts w:ascii="Arial" w:cs="Arial" w:eastAsia="Arial" w:hAnsi="Arial"/>
@@ -25940,7 +25940,7 @@
             <w:pPr>
               <w:spacing w:after="20" w:before="0"/>
             </w:pPr>
-            <w:hyperlink w:history="1" r:id="rIdzipqsc7m4n45z8by9ohui">
+            <w:hyperlink w:history="1" r:id="rIdpc3fubexbbynwzbyw-uab">
               <w:r>
                 <w:rPr>
                   <w:rFonts w:ascii="Arial" w:cs="Arial" w:eastAsia="Arial" w:hAnsi="Arial"/>
@@ -25989,7 +25989,7 @@
               <w:spacing w:after="10" w:before="0"/>
               <w:ind w:left="120"/>
             </w:pPr>
-            <w:hyperlink w:history="1" r:id="rIdv2hqacoej0nekzucl7hi_">
+            <w:hyperlink w:history="1" r:id="rIdp6x7sztsckfjg0dvwuhqn">
               <w:r>
                 <w:rPr>
                   <w:rFonts w:ascii="Arial" w:cs="Arial" w:eastAsia="Arial" w:hAnsi="Arial"/>
@@ -26034,7 +26034,7 @@
             <w:pPr>
               <w:spacing w:after="20" w:before="0"/>
             </w:pPr>
-            <w:hyperlink w:history="1" r:id="rIdnnorgmdmvespeqw0c10va">
+            <w:hyperlink w:history="1" r:id="rIdumzgcbwyxkr-eldf02kjs">
               <w:r>
                 <w:rPr>
                   <w:rFonts w:ascii="Arial" w:cs="Arial" w:eastAsia="Arial" w:hAnsi="Arial"/>
@@ -26083,7 +26083,7 @@
               <w:spacing w:after="10" w:before="0"/>
               <w:ind w:left="120"/>
             </w:pPr>
-            <w:hyperlink w:history="1" r:id="rIdu9otj6tlzkz8quyhlpb9w">
+            <w:hyperlink w:history="1" r:id="rId_bpemb1c02azgzynaezsk">
               <w:r>
                 <w:rPr>
                   <w:rFonts w:ascii="Arial" w:cs="Arial" w:eastAsia="Arial" w:hAnsi="Arial"/>
@@ -26278,7 +26278,7 @@
             <w:pPr>
               <w:spacing w:after="20" w:before="0"/>
             </w:pPr>
-            <w:hyperlink w:history="1" r:id="rId0nyfvsq-yxunydabaqigh">
+            <w:hyperlink w:history="1" r:id="rIdaavqrdh_bmfzebqgy_wfj">
               <w:r>
                 <w:rPr>
                   <w:rFonts w:ascii="Arial" w:cs="Arial" w:eastAsia="Arial" w:hAnsi="Arial"/>
@@ -26311,7 +26311,7 @@
               <w:spacing w:after="10" w:before="0"/>
               <w:ind w:left="120"/>
             </w:pPr>
-            <w:hyperlink w:history="1" r:id="rIdijpitive-atoxfxnl61f7">
+            <w:hyperlink w:history="1" r:id="rIdgji1p2fyi4cvkkxk2yfal">
               <w:r>
                 <w:rPr>
                   <w:rFonts w:ascii="Arial" w:cs="Arial" w:eastAsia="Arial" w:hAnsi="Arial"/>
@@ -26356,7 +26356,7 @@
             <w:pPr>
               <w:spacing w:after="20" w:before="0"/>
             </w:pPr>
-            <w:hyperlink w:history="1" r:id="rIdvg92-mqhwza-9gy6sh-yo">
+            <w:hyperlink w:history="1" r:id="rIdrmr8ek1tad2tajlaxcphj">
               <w:r>
                 <w:rPr>
                   <w:rFonts w:ascii="Arial" w:cs="Arial" w:eastAsia="Arial" w:hAnsi="Arial"/>
@@ -26405,7 +26405,7 @@
               <w:spacing w:after="10" w:before="0"/>
               <w:ind w:left="120"/>
             </w:pPr>
-            <w:hyperlink w:history="1" r:id="rId-_eq4zofaqdrrdxafvjzw">
+            <w:hyperlink w:history="1" r:id="rIdkpl2cnk56sp9rni8ltmgu">
               <w:r>
                 <w:rPr>
                   <w:rFonts w:ascii="Arial" w:cs="Arial" w:eastAsia="Arial" w:hAnsi="Arial"/>
@@ -26600,7 +26600,7 @@
             <w:pPr>
               <w:spacing w:after="20" w:before="0"/>
             </w:pPr>
-            <w:hyperlink w:history="1" r:id="rId2ndth7vq8uxqemycgwurf">
+            <w:hyperlink w:history="1" r:id="rIdt89umnm1sfwhkn-bz1t0u">
               <w:r>
                 <w:rPr>
                   <w:rFonts w:ascii="Arial" w:cs="Arial" w:eastAsia="Arial" w:hAnsi="Arial"/>
@@ -26633,7 +26633,7 @@
               <w:spacing w:after="10" w:before="0"/>
               <w:ind w:left="120"/>
             </w:pPr>
-            <w:hyperlink w:history="1" r:id="rIdak9dzbklftmus4bgmidye">
+            <w:hyperlink w:history="1" r:id="rIdrjafq83svz0jrrqutm4u8">
               <w:r>
                 <w:rPr>
                   <w:rFonts w:ascii="Arial" w:cs="Arial" w:eastAsia="Arial" w:hAnsi="Arial"/>
@@ -26678,7 +26678,7 @@
             <w:pPr>
               <w:spacing w:after="20" w:before="0"/>
             </w:pPr>
-            <w:hyperlink w:history="1" r:id="rIdfj_pl0rxcd_v7uelp_atf">
+            <w:hyperlink w:history="1" r:id="rIdch9xp_oksxp5vqqktpwrb">
               <w:r>
                 <w:rPr>
                   <w:rFonts w:ascii="Arial" w:cs="Arial" w:eastAsia="Arial" w:hAnsi="Arial"/>
@@ -26727,7 +26727,7 @@
               <w:spacing w:after="10" w:before="0"/>
               <w:ind w:left="120"/>
             </w:pPr>
-            <w:hyperlink w:history="1" r:id="rId2qmvf3i0e58w5aurfrnes">
+            <w:hyperlink w:history="1" r:id="rIdumxspl_reyhgmausk3nlp">
               <w:r>
                 <w:rPr>
                   <w:rFonts w:ascii="Arial" w:cs="Arial" w:eastAsia="Arial" w:hAnsi="Arial"/>
@@ -27239,7 +27239,7 @@
         </w:rPr>
         <w:t xml:space="preserve">© 2026 SeaVuria and ARES. Aligned with KICD objectives. Developed by SeaVuria; technical implementation by ARES (with AI assistance from Claude). Licensed under </w:t>
       </w:r>
-      <w:hyperlink w:history="1" r:id="rIdgtvww8aj05xfpad7b5ja-">
+      <w:hyperlink w:history="1" r:id="rIdyeo-grvbeajyhzh3r_9-g">
         <w:r>
           <w:rPr>
             <w:rFonts w:ascii="Arial" w:cs="Arial" w:eastAsia="Arial" w:hAnsi="Arial"/>
@@ -27260,7 +27260,7 @@
         </w:rPr>
         <w:t xml:space="preserve"> (</w:t>
       </w:r>
-      <w:hyperlink w:history="1" r:id="rIdwvxbfwbkjnjovddcaf4yr">
+      <w:hyperlink w:history="1" r:id="rId848y-3arg3_01e3uo3tq5">
         <w:r>
           <w:rPr>
             <w:rFonts w:ascii="Arial" w:cs="Arial" w:eastAsia="Arial" w:hAnsi="Arial"/>

--- a/data/outputs/v2/General_Science/SS1.4_Transport_in_Plants/General_Science_Transport_in_Plants_CBE_LessonSequence.docx
+++ b/data/outputs/v2/General_Science/SS1.4_Transport_in_Plants/General_Science_Transport_in_Plants_CBE_LessonSequence.docx
@@ -2086,7 +2086,7 @@
         </w:rPr>
         <w:t xml:space="preserve">© 2026 SeaVuria and ARES. This work is licensed under a </w:t>
       </w:r>
-      <w:hyperlink w:history="1" r:id="rIdzqcvbxglxf0fz1am6i0kc">
+      <w:hyperlink w:history="1" r:id="rIdlp08rncgzfut2gvlg6q9y">
         <w:r>
           <w:rPr>
             <w:rFonts w:ascii="Arial" w:cs="Arial" w:eastAsia="Arial" w:hAnsi="Arial"/>
@@ -2106,7 +2106,7 @@
         </w:rPr>
         <w:t xml:space="preserve"> (</w:t>
       </w:r>
-      <w:hyperlink w:history="1" r:id="rId5fz5cyzr94tvhbjycasxz">
+      <w:hyperlink w:history="1" r:id="rId_lh88-yw3jnyvfbivwlrb">
         <w:r>
           <w:rPr>
             <w:rFonts w:ascii="Arial" w:cs="Arial" w:eastAsia="Arial" w:hAnsi="Arial"/>
@@ -2126,7 +2126,7 @@
         </w:rPr>
         <w:t xml:space="preserve">). To view a copy of this license, visit </w:t>
       </w:r>
-      <w:hyperlink w:history="1" r:id="rIdide04n9su9if0fvb21zcf">
+      <w:hyperlink w:history="1" r:id="rIdjnjcr14d2kgeuka-qmghn">
         <w:r>
           <w:rPr>
             <w:rFonts w:ascii="Arial" w:cs="Arial" w:eastAsia="Arial" w:hAnsi="Arial"/>
@@ -3138,7 +3138,7 @@
             <w:pPr>
               <w:spacing w:after="20" w:before="0"/>
             </w:pPr>
-            <w:hyperlink w:history="1" r:id="rIdarcwdcivsmtola-b-p73c">
+            <w:hyperlink w:history="1" r:id="rIdsadpumsb50xibaeth5yrf">
               <w:r>
                 <w:rPr>
                   <w:rFonts w:ascii="Arial" w:cs="Arial" w:eastAsia="Arial" w:hAnsi="Arial"/>
@@ -3171,7 +3171,7 @@
               <w:spacing w:after="10" w:before="0"/>
               <w:ind w:left="120"/>
             </w:pPr>
-            <w:hyperlink w:history="1" r:id="rIdz8phk7ppimxqohg6psfic">
+            <w:hyperlink w:history="1" r:id="rIde2dkc5vq0bfwcosghitm3">
               <w:r>
                 <w:rPr>
                   <w:rFonts w:ascii="Arial" w:cs="Arial" w:eastAsia="Arial" w:hAnsi="Arial"/>
@@ -3216,7 +3216,7 @@
             <w:pPr>
               <w:spacing w:after="20" w:before="0"/>
             </w:pPr>
-            <w:hyperlink w:history="1" r:id="rId6q3gjmc9ht5olsncbeiqo">
+            <w:hyperlink w:history="1" r:id="rIdlnjj5he8rvq_zeffodqkr">
               <w:r>
                 <w:rPr>
                   <w:rFonts w:ascii="Arial" w:cs="Arial" w:eastAsia="Arial" w:hAnsi="Arial"/>
@@ -3265,7 +3265,7 @@
               <w:spacing w:after="10" w:before="0"/>
               <w:ind w:left="120"/>
             </w:pPr>
-            <w:hyperlink w:history="1" r:id="rIde7nthu7p9w-2v1gawjfn7">
+            <w:hyperlink w:history="1" r:id="rIdjtxi7zxui6d2ys20ieymd">
               <w:r>
                 <w:rPr>
                   <w:rFonts w:ascii="Arial" w:cs="Arial" w:eastAsia="Arial" w:hAnsi="Arial"/>
@@ -3555,7 +3555,7 @@
             <w:pPr>
               <w:spacing w:after="20" w:before="0"/>
             </w:pPr>
-            <w:hyperlink w:history="1" r:id="rId7utsht5gyy1jmpkdss1g9">
+            <w:hyperlink w:history="1" r:id="rIdfbaq6dwmstjsgv3qx7swi">
               <w:r>
                 <w:rPr>
                   <w:rFonts w:ascii="Arial" w:cs="Arial" w:eastAsia="Arial" w:hAnsi="Arial"/>
@@ -3588,7 +3588,7 @@
               <w:spacing w:after="10" w:before="0"/>
               <w:ind w:left="120"/>
             </w:pPr>
-            <w:hyperlink w:history="1" r:id="rIdmrvdjogwkiqnky4wabuls">
+            <w:hyperlink w:history="1" r:id="rIdhdhhrp4jsikv1bouv5ke7">
               <w:r>
                 <w:rPr>
                   <w:rFonts w:ascii="Arial" w:cs="Arial" w:eastAsia="Arial" w:hAnsi="Arial"/>
@@ -3633,7 +3633,7 @@
             <w:pPr>
               <w:spacing w:after="20" w:before="0"/>
             </w:pPr>
-            <w:hyperlink w:history="1" r:id="rIdwvh2kneddnr4ec89srtv-">
+            <w:hyperlink w:history="1" r:id="rIdqozv_lrzu0jx_0vay0zzu">
               <w:r>
                 <w:rPr>
                   <w:rFonts w:ascii="Arial" w:cs="Arial" w:eastAsia="Arial" w:hAnsi="Arial"/>
@@ -3682,7 +3682,7 @@
               <w:spacing w:after="10" w:before="0"/>
               <w:ind w:left="120"/>
             </w:pPr>
-            <w:hyperlink w:history="1" r:id="rIdscmgry8_69pqrhitnuu3u">
+            <w:hyperlink w:history="1" r:id="rIdoadyzz4w5yq2ccll8jshm">
               <w:r>
                 <w:rPr>
                   <w:rFonts w:ascii="Arial" w:cs="Arial" w:eastAsia="Arial" w:hAnsi="Arial"/>
@@ -3972,7 +3972,7 @@
             <w:pPr>
               <w:spacing w:after="20" w:before="0"/>
             </w:pPr>
-            <w:hyperlink w:history="1" r:id="rIdudyign5o-yzgqls3urvp0">
+            <w:hyperlink w:history="1" r:id="rId1_nq_57fsy56x4hfkwatf">
               <w:r>
                 <w:rPr>
                   <w:rFonts w:ascii="Arial" w:cs="Arial" w:eastAsia="Arial" w:hAnsi="Arial"/>
@@ -4005,7 +4005,7 @@
               <w:spacing w:after="10" w:before="0"/>
               <w:ind w:left="120"/>
             </w:pPr>
-            <w:hyperlink w:history="1" r:id="rIdev1tlv2rgp_eta4wyvrni">
+            <w:hyperlink w:history="1" r:id="rIdkvcuceym4caqh3mjkyrtp">
               <w:r>
                 <w:rPr>
                   <w:rFonts w:ascii="Arial" w:cs="Arial" w:eastAsia="Arial" w:hAnsi="Arial"/>
@@ -4050,7 +4050,7 @@
             <w:pPr>
               <w:spacing w:after="20" w:before="0"/>
             </w:pPr>
-            <w:hyperlink w:history="1" r:id="rIdxyx5o-w0pyoib5j_h5zf6">
+            <w:hyperlink w:history="1" r:id="rIdcgakt9lv2cvoqh0jaarca">
               <w:r>
                 <w:rPr>
                   <w:rFonts w:ascii="Arial" w:cs="Arial" w:eastAsia="Arial" w:hAnsi="Arial"/>
@@ -4099,7 +4099,7 @@
               <w:spacing w:after="10" w:before="0"/>
               <w:ind w:left="120"/>
             </w:pPr>
-            <w:hyperlink w:history="1" r:id="rId4lxfjwt-5w8kcttlgnyqj">
+            <w:hyperlink w:history="1" r:id="rIdw_emcjgckn1lvcmid4rdl">
               <w:r>
                 <w:rPr>
                   <w:rFonts w:ascii="Arial" w:cs="Arial" w:eastAsia="Arial" w:hAnsi="Arial"/>
@@ -4389,7 +4389,7 @@
             <w:pPr>
               <w:spacing w:after="20" w:before="0"/>
             </w:pPr>
-            <w:hyperlink w:history="1" r:id="rIdvhahgrrfq1rousw1v2ey7">
+            <w:hyperlink w:history="1" r:id="rId3srbi9u3dw0tqcqfawrxh">
               <w:r>
                 <w:rPr>
                   <w:rFonts w:ascii="Arial" w:cs="Arial" w:eastAsia="Arial" w:hAnsi="Arial"/>
@@ -4422,7 +4422,7 @@
               <w:spacing w:after="10" w:before="0"/>
               <w:ind w:left="120"/>
             </w:pPr>
-            <w:hyperlink w:history="1" r:id="rIdpfg5ktnsbs_i0x1m4etp9">
+            <w:hyperlink w:history="1" r:id="rIdfk7dyqnb3ii3tfmhpzmoz">
               <w:r>
                 <w:rPr>
                   <w:rFonts w:ascii="Arial" w:cs="Arial" w:eastAsia="Arial" w:hAnsi="Arial"/>
@@ -4467,7 +4467,7 @@
             <w:pPr>
               <w:spacing w:after="20" w:before="0"/>
             </w:pPr>
-            <w:hyperlink w:history="1" r:id="rIdp8hs_emldkdok9top43_q">
+            <w:hyperlink w:history="1" r:id="rIdbru0zs9uur4cjqtfefcnv">
               <w:r>
                 <w:rPr>
                   <w:rFonts w:ascii="Arial" w:cs="Arial" w:eastAsia="Arial" w:hAnsi="Arial"/>
@@ -4516,7 +4516,7 @@
               <w:spacing w:after="10" w:before="0"/>
               <w:ind w:left="120"/>
             </w:pPr>
-            <w:hyperlink w:history="1" r:id="rIdzrsfetq9snhdvx7pgm3d4">
+            <w:hyperlink w:history="1" r:id="rIdiztsuyitazgje5m4bdldk">
               <w:r>
                 <w:rPr>
                   <w:rFonts w:ascii="Arial" w:cs="Arial" w:eastAsia="Arial" w:hAnsi="Arial"/>
@@ -4806,7 +4806,7 @@
             <w:pPr>
               <w:spacing w:after="20" w:before="0"/>
             </w:pPr>
-            <w:hyperlink w:history="1" r:id="rIddfbxrhji7mpnwsqngd4c-">
+            <w:hyperlink w:history="1" r:id="rIdzazmcules1mes3vbpm0ed">
               <w:r>
                 <w:rPr>
                   <w:rFonts w:ascii="Arial" w:cs="Arial" w:eastAsia="Arial" w:hAnsi="Arial"/>
@@ -4839,7 +4839,7 @@
               <w:spacing w:after="10" w:before="0"/>
               <w:ind w:left="120"/>
             </w:pPr>
-            <w:hyperlink w:history="1" r:id="rIdp7gxsuej9l42ztkcjcpau">
+            <w:hyperlink w:history="1" r:id="rIdi6wpamp6lezgszwnykhum">
               <w:r>
                 <w:rPr>
                   <w:rFonts w:ascii="Arial" w:cs="Arial" w:eastAsia="Arial" w:hAnsi="Arial"/>
@@ -4884,7 +4884,7 @@
             <w:pPr>
               <w:spacing w:after="20" w:before="0"/>
             </w:pPr>
-            <w:hyperlink w:history="1" r:id="rIdps6onihzoegkkumslsqkk">
+            <w:hyperlink w:history="1" r:id="rIdckojhlqq7vj8p1otgr_lk">
               <w:r>
                 <w:rPr>
                   <w:rFonts w:ascii="Arial" w:cs="Arial" w:eastAsia="Arial" w:hAnsi="Arial"/>
@@ -4933,7 +4933,7 @@
               <w:spacing w:after="10" w:before="0"/>
               <w:ind w:left="120"/>
             </w:pPr>
-            <w:hyperlink w:history="1" r:id="rId50egedgpvbifavswks_0s">
+            <w:hyperlink w:history="1" r:id="rIdo6gtxyrcherwcc0zv-oja">
               <w:r>
                 <w:rPr>
                   <w:rFonts w:ascii="Arial" w:cs="Arial" w:eastAsia="Arial" w:hAnsi="Arial"/>
@@ -5540,7 +5540,7 @@
         </w:rPr>
         <w:t xml:space="preserve">© 2026 SeaVuria and ARES. Aligned with KICD objectives. Developed by SeaVuria; technical implementation by ARES (with AI assistance from Claude). Licensed under </w:t>
       </w:r>
-      <w:hyperlink w:history="1" r:id="rIdufdjt87vikqrsivjutuj-">
+      <w:hyperlink w:history="1" r:id="rIdkvahk0i2fjbhip7sqrot3">
         <w:r>
           <w:rPr>
             <w:rFonts w:ascii="Arial" w:cs="Arial" w:eastAsia="Arial" w:hAnsi="Arial"/>
@@ -5561,7 +5561,7 @@
         </w:rPr>
         <w:t xml:space="preserve"> (</w:t>
       </w:r>
-      <w:hyperlink w:history="1" r:id="rIdocxcvqzz9a5y9n1urx0nf">
+      <w:hyperlink w:history="1" r:id="rIdqmlzkrus4suci-3dxw6oh">
         <w:r>
           <w:rPr>
             <w:rFonts w:ascii="Arial" w:cs="Arial" w:eastAsia="Arial" w:hAnsi="Arial"/>
@@ -6574,7 +6574,7 @@
             <w:pPr>
               <w:spacing w:after="20" w:before="0"/>
             </w:pPr>
-            <w:hyperlink w:history="1" r:id="rId4nf_qtvgirlv4zpdh8r-m">
+            <w:hyperlink w:history="1" r:id="rIdbtdygrz-kenfxcqdiuieq">
               <w:r>
                 <w:rPr>
                   <w:rFonts w:ascii="Arial" w:cs="Arial" w:eastAsia="Arial" w:hAnsi="Arial"/>
@@ -6607,7 +6607,7 @@
               <w:spacing w:after="10" w:before="0"/>
               <w:ind w:left="120"/>
             </w:pPr>
-            <w:hyperlink w:history="1" r:id="rIdnybua3wrjszvz5mndqa2d">
+            <w:hyperlink w:history="1" r:id="rIdvabjfx3g9-87n5rvic3l_">
               <w:r>
                 <w:rPr>
                   <w:rFonts w:ascii="Arial" w:cs="Arial" w:eastAsia="Arial" w:hAnsi="Arial"/>
@@ -6652,7 +6652,7 @@
             <w:pPr>
               <w:spacing w:after="20" w:before="0"/>
             </w:pPr>
-            <w:hyperlink w:history="1" r:id="rId_p-anozq-yo8_iqixnt6d">
+            <w:hyperlink w:history="1" r:id="rIdxy6oi2ztcpepo0bi29mtt">
               <w:r>
                 <w:rPr>
                   <w:rFonts w:ascii="Arial" w:cs="Arial" w:eastAsia="Arial" w:hAnsi="Arial"/>
@@ -6701,7 +6701,7 @@
               <w:spacing w:after="10" w:before="0"/>
               <w:ind w:left="120"/>
             </w:pPr>
-            <w:hyperlink w:history="1" r:id="rIdnhz8nie3tl-2sp3-25poq">
+            <w:hyperlink w:history="1" r:id="rIdvdv11gzigcas_wdhsr4jw">
               <w:r>
                 <w:rPr>
                   <w:rFonts w:ascii="Arial" w:cs="Arial" w:eastAsia="Arial" w:hAnsi="Arial"/>
@@ -6896,7 +6896,7 @@
             <w:pPr>
               <w:spacing w:after="20" w:before="0"/>
             </w:pPr>
-            <w:hyperlink w:history="1" r:id="rIduaykp3bztuxkirkdv7ifx">
+            <w:hyperlink w:history="1" r:id="rIdmb0nf5smwa_iya4wk5d2t">
               <w:r>
                 <w:rPr>
                   <w:rFonts w:ascii="Arial" w:cs="Arial" w:eastAsia="Arial" w:hAnsi="Arial"/>
@@ -6929,7 +6929,7 @@
               <w:spacing w:after="10" w:before="0"/>
               <w:ind w:left="120"/>
             </w:pPr>
-            <w:hyperlink w:history="1" r:id="rIdjdufjekou7glhku3q3cfj">
+            <w:hyperlink w:history="1" r:id="rIdq_uajgbcm46e8wsvnexfj">
               <w:r>
                 <w:rPr>
                   <w:rFonts w:ascii="Arial" w:cs="Arial" w:eastAsia="Arial" w:hAnsi="Arial"/>
@@ -6974,7 +6974,7 @@
             <w:pPr>
               <w:spacing w:after="20" w:before="0"/>
             </w:pPr>
-            <w:hyperlink w:history="1" r:id="rIdxqvnus9hmrzitbpt8jrwq">
+            <w:hyperlink w:history="1" r:id="rIddpbkjhjndy8h1sjz0epl-">
               <w:r>
                 <w:rPr>
                   <w:rFonts w:ascii="Arial" w:cs="Arial" w:eastAsia="Arial" w:hAnsi="Arial"/>
@@ -7023,7 +7023,7 @@
               <w:spacing w:after="10" w:before="0"/>
               <w:ind w:left="120"/>
             </w:pPr>
-            <w:hyperlink w:history="1" r:id="rIdeq4uhpgodk7dwuotcljlw">
+            <w:hyperlink w:history="1" r:id="rIdhfniasxka2yzvgffisgpm">
               <w:r>
                 <w:rPr>
                   <w:rFonts w:ascii="Arial" w:cs="Arial" w:eastAsia="Arial" w:hAnsi="Arial"/>
@@ -7370,7 +7370,7 @@
             <w:pPr>
               <w:spacing w:after="20" w:before="0"/>
             </w:pPr>
-            <w:hyperlink w:history="1" r:id="rId2ewtoumpaocikzdq5xur7">
+            <w:hyperlink w:history="1" r:id="rIdh8xcfn_r2ciolnoyjxbmk">
               <w:r>
                 <w:rPr>
                   <w:rFonts w:ascii="Arial" w:cs="Arial" w:eastAsia="Arial" w:hAnsi="Arial"/>
@@ -7419,7 +7419,7 @@
               <w:spacing w:after="10" w:before="0"/>
               <w:ind w:left="120"/>
             </w:pPr>
-            <w:hyperlink w:history="1" r:id="rIdvrajhmzlb_ddu53nablnb">
+            <w:hyperlink w:history="1" r:id="rIdjnubsutoljna51ocdlprx">
               <w:r>
                 <w:rPr>
                   <w:rFonts w:ascii="Arial" w:cs="Arial" w:eastAsia="Arial" w:hAnsi="Arial"/>
@@ -7464,7 +7464,7 @@
             <w:pPr>
               <w:spacing w:after="20" w:before="0"/>
             </w:pPr>
-            <w:hyperlink w:history="1" r:id="rIdkdqxzeynyxchylcfffrcn">
+            <w:hyperlink w:history="1" r:id="rId7r89te6l7uupjcooc_qjj">
               <w:r>
                 <w:rPr>
                   <w:rFonts w:ascii="Arial" w:cs="Arial" w:eastAsia="Arial" w:hAnsi="Arial"/>
@@ -7513,7 +7513,7 @@
               <w:spacing w:after="10" w:before="0"/>
               <w:ind w:left="120"/>
             </w:pPr>
-            <w:hyperlink w:history="1" r:id="rIdzelsrnna5ijvo0ilai5em">
+            <w:hyperlink w:history="1" r:id="rIdm-gtcys87yetr7uafvknh">
               <w:r>
                 <w:rPr>
                   <w:rFonts w:ascii="Arial" w:cs="Arial" w:eastAsia="Arial" w:hAnsi="Arial"/>
@@ -7708,7 +7708,7 @@
             <w:pPr>
               <w:spacing w:after="20" w:before="0"/>
             </w:pPr>
-            <w:hyperlink w:history="1" r:id="rIdldlhbv_bep1fqwoyfoyke">
+            <w:hyperlink w:history="1" r:id="rIdmquizq1lopl6sfz-f6wot">
               <w:r>
                 <w:rPr>
                   <w:rFonts w:ascii="Arial" w:cs="Arial" w:eastAsia="Arial" w:hAnsi="Arial"/>
@@ -7741,7 +7741,7 @@
               <w:spacing w:after="10" w:before="0"/>
               <w:ind w:left="120"/>
             </w:pPr>
-            <w:hyperlink w:history="1" r:id="rIdqqkhemosns990f-llemi-">
+            <w:hyperlink w:history="1" r:id="rIde1zj8wcpi3jlwx6loiari">
               <w:r>
                 <w:rPr>
                   <w:rFonts w:ascii="Arial" w:cs="Arial" w:eastAsia="Arial" w:hAnsi="Arial"/>
@@ -7786,7 +7786,7 @@
             <w:pPr>
               <w:spacing w:after="20" w:before="0"/>
             </w:pPr>
-            <w:hyperlink w:history="1" r:id="rId7_jvfhrdnwzzwaxm6heas">
+            <w:hyperlink w:history="1" r:id="rIdig7r6peotbtejrf_nm9n0">
               <w:r>
                 <w:rPr>
                   <w:rFonts w:ascii="Arial" w:cs="Arial" w:eastAsia="Arial" w:hAnsi="Arial"/>
@@ -7835,7 +7835,7 @@
               <w:spacing w:after="10" w:before="0"/>
               <w:ind w:left="120"/>
             </w:pPr>
-            <w:hyperlink w:history="1" r:id="rIdttx1qosbeqa4vqcbc0s96">
+            <w:hyperlink w:history="1" r:id="rIdfabzbn93f07y_2_a8bkde">
               <w:r>
                 <w:rPr>
                   <w:rFonts w:ascii="Arial" w:cs="Arial" w:eastAsia="Arial" w:hAnsi="Arial"/>
@@ -8030,7 +8030,7 @@
             <w:pPr>
               <w:spacing w:after="20" w:before="0"/>
             </w:pPr>
-            <w:hyperlink w:history="1" r:id="rIdkp_irl71v5qnjzcburd03">
+            <w:hyperlink w:history="1" r:id="rId43kfuyffvuc90rqcmk2ie">
               <w:r>
                 <w:rPr>
                   <w:rFonts w:ascii="Arial" w:cs="Arial" w:eastAsia="Arial" w:hAnsi="Arial"/>
@@ -8063,7 +8063,7 @@
               <w:spacing w:after="10" w:before="0"/>
               <w:ind w:left="120"/>
             </w:pPr>
-            <w:hyperlink w:history="1" r:id="rId22jijhxym_z5eh_wzhqx0">
+            <w:hyperlink w:history="1" r:id="rIdkzyqk0_xbnka7vlqakyjd">
               <w:r>
                 <w:rPr>
                   <w:rFonts w:ascii="Arial" w:cs="Arial" w:eastAsia="Arial" w:hAnsi="Arial"/>
@@ -8108,7 +8108,7 @@
             <w:pPr>
               <w:spacing w:after="20" w:before="0"/>
             </w:pPr>
-            <w:hyperlink w:history="1" r:id="rIdiclnljoalohvvzyy4ety3">
+            <w:hyperlink w:history="1" r:id="rIdxx426oxj6ypfw3o9ifklo">
               <w:r>
                 <w:rPr>
                   <w:rFonts w:ascii="Arial" w:cs="Arial" w:eastAsia="Arial" w:hAnsi="Arial"/>
@@ -8157,7 +8157,7 @@
               <w:spacing w:after="10" w:before="0"/>
               <w:ind w:left="120"/>
             </w:pPr>
-            <w:hyperlink w:history="1" r:id="rIdrhp1luw9w44jehbozbce1">
+            <w:hyperlink w:history="1" r:id="rIdxrc02fr09tovw-lr9ttt9">
               <w:r>
                 <w:rPr>
                   <w:rFonts w:ascii="Arial" w:cs="Arial" w:eastAsia="Arial" w:hAnsi="Arial"/>
@@ -8669,7 +8669,7 @@
         </w:rPr>
         <w:t xml:space="preserve">© 2026 SeaVuria and ARES. Aligned with KICD objectives. Developed by SeaVuria; technical implementation by ARES (with AI assistance from Claude). Licensed under </w:t>
       </w:r>
-      <w:hyperlink w:history="1" r:id="rIdzunqz5sxycstzuz-sg-wc">
+      <w:hyperlink w:history="1" r:id="rIds9n186fy8q4xywcrcimh0">
         <w:r>
           <w:rPr>
             <w:rFonts w:ascii="Arial" w:cs="Arial" w:eastAsia="Arial" w:hAnsi="Arial"/>
@@ -8690,7 +8690,7 @@
         </w:rPr>
         <w:t xml:space="preserve"> (</w:t>
       </w:r>
-      <w:hyperlink w:history="1" r:id="rIdqbpainmdc1primyrga9ym">
+      <w:hyperlink w:history="1" r:id="rIdtvnvobz4thwowwfkmx8zz">
         <w:r>
           <w:rPr>
             <w:rFonts w:ascii="Arial" w:cs="Arial" w:eastAsia="Arial" w:hAnsi="Arial"/>
@@ -9703,7 +9703,7 @@
             <w:pPr>
               <w:spacing w:after="20" w:before="0"/>
             </w:pPr>
-            <w:hyperlink w:history="1" r:id="rIdqfhxmtyc6-p35tm4fsq3o">
+            <w:hyperlink w:history="1" r:id="rIdvzums1d73gttmeg_rn_bd">
               <w:r>
                 <w:rPr>
                   <w:rFonts w:ascii="Arial" w:cs="Arial" w:eastAsia="Arial" w:hAnsi="Arial"/>
@@ -9736,7 +9736,7 @@
               <w:spacing w:after="10" w:before="0"/>
               <w:ind w:left="120"/>
             </w:pPr>
-            <w:hyperlink w:history="1" r:id="rIdh0-737npzr4w7s3wxnwoc">
+            <w:hyperlink w:history="1" r:id="rIdjmdfwvzcarlaeghdf8q5f">
               <w:r>
                 <w:rPr>
                   <w:rFonts w:ascii="Arial" w:cs="Arial" w:eastAsia="Arial" w:hAnsi="Arial"/>
@@ -9781,7 +9781,7 @@
             <w:pPr>
               <w:spacing w:after="20" w:before="0"/>
             </w:pPr>
-            <w:hyperlink w:history="1" r:id="rIdzlukvwii7pph79-mhfn0z">
+            <w:hyperlink w:history="1" r:id="rIdygk06lzv0tzxpem3ft2l9">
               <w:r>
                 <w:rPr>
                   <w:rFonts w:ascii="Arial" w:cs="Arial" w:eastAsia="Arial" w:hAnsi="Arial"/>
@@ -9814,7 +9814,7 @@
               <w:spacing w:after="10" w:before="0"/>
               <w:ind w:left="120"/>
             </w:pPr>
-            <w:hyperlink w:history="1" r:id="rIdtfczyyp_fpbwcsrwefl4g">
+            <w:hyperlink w:history="1" r:id="rIdq6sw1nqyuk37refaqdsz5">
               <w:r>
                 <w:rPr>
                   <w:rFonts w:ascii="Arial" w:cs="Arial" w:eastAsia="Arial" w:hAnsi="Arial"/>
@@ -10009,7 +10009,7 @@
             <w:pPr>
               <w:spacing w:after="20" w:before="0"/>
             </w:pPr>
-            <w:hyperlink w:history="1" r:id="rIddyovdiduhcmqw4f14okn1">
+            <w:hyperlink w:history="1" r:id="rIdp0l5e7-ywuwgkkscj5lsw">
               <w:r>
                 <w:rPr>
                   <w:rFonts w:ascii="Arial" w:cs="Arial" w:eastAsia="Arial" w:hAnsi="Arial"/>
@@ -10042,7 +10042,7 @@
               <w:spacing w:after="10" w:before="0"/>
               <w:ind w:left="120"/>
             </w:pPr>
-            <w:hyperlink w:history="1" r:id="rIda5tzr2zaaz8bzcod0dirt">
+            <w:hyperlink w:history="1" r:id="rIdbc7zkhnsgbzi7nlroiupb">
               <w:r>
                 <w:rPr>
                   <w:rFonts w:ascii="Arial" w:cs="Arial" w:eastAsia="Arial" w:hAnsi="Arial"/>
@@ -10087,7 +10087,7 @@
             <w:pPr>
               <w:spacing w:after="20" w:before="0"/>
             </w:pPr>
-            <w:hyperlink w:history="1" r:id="rIdhe-qxdicwfn8i-ejwb1fp">
+            <w:hyperlink w:history="1" r:id="rId_gpowgzrzrrtz27hh7xl2">
               <w:r>
                 <w:rPr>
                   <w:rFonts w:ascii="Arial" w:cs="Arial" w:eastAsia="Arial" w:hAnsi="Arial"/>
@@ -10120,7 +10120,7 @@
               <w:spacing w:after="10" w:before="0"/>
               <w:ind w:left="120"/>
             </w:pPr>
-            <w:hyperlink w:history="1" r:id="rIdu7hrqjdtns5xdmxvy3ye_">
+            <w:hyperlink w:history="1" r:id="rIdjkmrwjomeybchmzkd4l45">
               <w:r>
                 <w:rPr>
                   <w:rFonts w:ascii="Arial" w:cs="Arial" w:eastAsia="Arial" w:hAnsi="Arial"/>
@@ -10315,7 +10315,7 @@
             <w:pPr>
               <w:spacing w:after="20" w:before="0"/>
             </w:pPr>
-            <w:hyperlink w:history="1" r:id="rId98vnhrgrfywmsec0bjfl3">
+            <w:hyperlink w:history="1" r:id="rIdlvrxsv6_upeiwowj6cxrp">
               <w:r>
                 <w:rPr>
                   <w:rFonts w:ascii="Arial" w:cs="Arial" w:eastAsia="Arial" w:hAnsi="Arial"/>
@@ -10348,7 +10348,7 @@
               <w:spacing w:after="10" w:before="0"/>
               <w:ind w:left="120"/>
             </w:pPr>
-            <w:hyperlink w:history="1" r:id="rIdsp2wwvn3h1fong_jpmaob">
+            <w:hyperlink w:history="1" r:id="rIddwrevnykeviplnugosxtl">
               <w:r>
                 <w:rPr>
                   <w:rFonts w:ascii="Arial" w:cs="Arial" w:eastAsia="Arial" w:hAnsi="Arial"/>
@@ -10393,7 +10393,7 @@
             <w:pPr>
               <w:spacing w:after="20" w:before="0"/>
             </w:pPr>
-            <w:hyperlink w:history="1" r:id="rId1y1r1h4eranrxowlpgbfy">
+            <w:hyperlink w:history="1" r:id="rIdvkybzomqtdlissa3lwvjy">
               <w:r>
                 <w:rPr>
                   <w:rFonts w:ascii="Arial" w:cs="Arial" w:eastAsia="Arial" w:hAnsi="Arial"/>
@@ -10426,7 +10426,7 @@
               <w:spacing w:after="10" w:before="0"/>
               <w:ind w:left="120"/>
             </w:pPr>
-            <w:hyperlink w:history="1" r:id="rIdzxf0yeivnkk3ncwdg5t6p">
+            <w:hyperlink w:history="1" r:id="rIdjabyggne_7tkvzjntrk6f">
               <w:r>
                 <w:rPr>
                   <w:rFonts w:ascii="Arial" w:cs="Arial" w:eastAsia="Arial" w:hAnsi="Arial"/>
@@ -10621,7 +10621,7 @@
             <w:pPr>
               <w:spacing w:after="20" w:before="0"/>
             </w:pPr>
-            <w:hyperlink w:history="1" r:id="rIdm1csk9qr8vgukjv7y5f00">
+            <w:hyperlink w:history="1" r:id="rIdf1xl3cg3a7swfpvj838tf">
               <w:r>
                 <w:rPr>
                   <w:rFonts w:ascii="Arial" w:cs="Arial" w:eastAsia="Arial" w:hAnsi="Arial"/>
@@ -10654,7 +10654,7 @@
               <w:spacing w:after="10" w:before="0"/>
               <w:ind w:left="120"/>
             </w:pPr>
-            <w:hyperlink w:history="1" r:id="rId28vbk1bhuus8mw4d6qgce">
+            <w:hyperlink w:history="1" r:id="rIdnvsgvuc75_nzrxpeixdul">
               <w:r>
                 <w:rPr>
                   <w:rFonts w:ascii="Arial" w:cs="Arial" w:eastAsia="Arial" w:hAnsi="Arial"/>
@@ -10699,7 +10699,7 @@
             <w:pPr>
               <w:spacing w:after="20" w:before="0"/>
             </w:pPr>
-            <w:hyperlink w:history="1" r:id="rIdsfhullden8n33wwnnq2-d">
+            <w:hyperlink w:history="1" r:id="rIdjzbrgauaia8oe_ta-to_5">
               <w:r>
                 <w:rPr>
                   <w:rFonts w:ascii="Arial" w:cs="Arial" w:eastAsia="Arial" w:hAnsi="Arial"/>
@@ -10732,7 +10732,7 @@
               <w:spacing w:after="10" w:before="0"/>
               <w:ind w:left="120"/>
             </w:pPr>
-            <w:hyperlink w:history="1" r:id="rIdlk2e3bpsdv3h7mtbb3ar8">
+            <w:hyperlink w:history="1" r:id="rIdjd4hqyj5a9evkyyc31tki">
               <w:r>
                 <w:rPr>
                   <w:rFonts w:ascii="Arial" w:cs="Arial" w:eastAsia="Arial" w:hAnsi="Arial"/>
@@ -10927,7 +10927,7 @@
             <w:pPr>
               <w:spacing w:after="20" w:before="0"/>
             </w:pPr>
-            <w:hyperlink w:history="1" r:id="rIdg3cbqftzcklmnewqlxhnk">
+            <w:hyperlink w:history="1" r:id="rIdcp6fxjozeuck0imadyeye">
               <w:r>
                 <w:rPr>
                   <w:rFonts w:ascii="Arial" w:cs="Arial" w:eastAsia="Arial" w:hAnsi="Arial"/>
@@ -10976,7 +10976,7 @@
               <w:spacing w:after="10" w:before="0"/>
               <w:ind w:left="120"/>
             </w:pPr>
-            <w:hyperlink w:history="1" r:id="rIdcub5dutcil-pikjcvcdgb">
+            <w:hyperlink w:history="1" r:id="rIdrvz7jegcurqhm5necgp02">
               <w:r>
                 <w:rPr>
                   <w:rFonts w:ascii="Arial" w:cs="Arial" w:eastAsia="Arial" w:hAnsi="Arial"/>
@@ -11021,7 +11021,7 @@
             <w:pPr>
               <w:spacing w:after="20" w:before="0"/>
             </w:pPr>
-            <w:hyperlink w:history="1" r:id="rIdxs8pcexp64mqq4bxtaqwl">
+            <w:hyperlink w:history="1" r:id="rIdlc3ur6-hzsp0dq_h1mi7m">
               <w:r>
                 <w:rPr>
                   <w:rFonts w:ascii="Arial" w:cs="Arial" w:eastAsia="Arial" w:hAnsi="Arial"/>
@@ -11054,7 +11054,7 @@
               <w:spacing w:after="10" w:before="0"/>
               <w:ind w:left="120"/>
             </w:pPr>
-            <w:hyperlink w:history="1" r:id="rIddyrqe8dgnshvfianopxp3">
+            <w:hyperlink w:history="1" r:id="rId35kvmvrsjnrflo2pmownp">
               <w:r>
                 <w:rPr>
                   <w:rFonts w:ascii="Arial" w:cs="Arial" w:eastAsia="Arial" w:hAnsi="Arial"/>
@@ -11661,7 +11661,7 @@
         </w:rPr>
         <w:t xml:space="preserve">© 2026 SeaVuria and ARES. Aligned with KICD objectives. Developed by SeaVuria; technical implementation by ARES (with AI assistance from Claude). Licensed under </w:t>
       </w:r>
-      <w:hyperlink w:history="1" r:id="rIdmu8jyu1xbxxg8snlqtpnz">
+      <w:hyperlink w:history="1" r:id="rIdwqd6y--a3dcsjh5sjxcyr">
         <w:r>
           <w:rPr>
             <w:rFonts w:ascii="Arial" w:cs="Arial" w:eastAsia="Arial" w:hAnsi="Arial"/>
@@ -11682,7 +11682,7 @@
         </w:rPr>
         <w:t xml:space="preserve"> (</w:t>
       </w:r>
-      <w:hyperlink w:history="1" r:id="rIdkenj5z-bq3rkspcqa8ne9">
+      <w:hyperlink w:history="1" r:id="rIdvjzaweukigvcbayqayd_0">
         <w:r>
           <w:rPr>
             <w:rFonts w:ascii="Arial" w:cs="Arial" w:eastAsia="Arial" w:hAnsi="Arial"/>
@@ -12695,7 +12695,7 @@
             <w:pPr>
               <w:spacing w:after="20" w:before="0"/>
             </w:pPr>
-            <w:hyperlink w:history="1" r:id="rId7c5jeocyj-h5kzhjqfcyq">
+            <w:hyperlink w:history="1" r:id="rIdnia_sorduy9dshahw-yza">
               <w:r>
                 <w:rPr>
                   <w:rFonts w:ascii="Arial" w:cs="Arial" w:eastAsia="Arial" w:hAnsi="Arial"/>
@@ -12744,7 +12744,7 @@
               <w:spacing w:after="10" w:before="0"/>
               <w:ind w:left="120"/>
             </w:pPr>
-            <w:hyperlink w:history="1" r:id="rIdfyrilkmveafmf0ypsjvsg">
+            <w:hyperlink w:history="1" r:id="rId7bgy5jtufhu1r9qb2vw2-">
               <w:r>
                 <w:rPr>
                   <w:rFonts w:ascii="Arial" w:cs="Arial" w:eastAsia="Arial" w:hAnsi="Arial"/>
@@ -12806,7 +12806,7 @@
               <w:spacing w:after="10" w:before="0"/>
               <w:ind w:left="120"/>
             </w:pPr>
-            <w:hyperlink w:history="1" r:id="rIdhddtdxu9j-wf8cdkj8hlh">
+            <w:hyperlink w:history="1" r:id="rIdo_elna3ypj8o-pffslv6y">
               <w:r>
                 <w:rPr>
                   <w:rFonts w:ascii="Arial" w:cs="Arial" w:eastAsia="Arial" w:hAnsi="Arial"/>
@@ -13016,7 +13016,7 @@
             <w:pPr>
               <w:spacing w:after="20" w:before="0"/>
             </w:pPr>
-            <w:hyperlink w:history="1" r:id="rIdrqiqqqs4jtr6gciride-m">
+            <w:hyperlink w:history="1" r:id="rId_arqmnohdclqa0ubh-avb">
               <w:r>
                 <w:rPr>
                   <w:rFonts w:ascii="Arial" w:cs="Arial" w:eastAsia="Arial" w:hAnsi="Arial"/>
@@ -13065,7 +13065,7 @@
               <w:spacing w:after="10" w:before="0"/>
               <w:ind w:left="120"/>
             </w:pPr>
-            <w:hyperlink w:history="1" r:id="rIdlceairydtw_xijyy8sjmq">
+            <w:hyperlink w:history="1" r:id="rIdxt7dkxuuthncldwq5imws">
               <w:r>
                 <w:rPr>
                   <w:rFonts w:ascii="Arial" w:cs="Arial" w:eastAsia="Arial" w:hAnsi="Arial"/>
@@ -13127,7 +13127,7 @@
               <w:spacing w:after="10" w:before="0"/>
               <w:ind w:left="120"/>
             </w:pPr>
-            <w:hyperlink w:history="1" r:id="rId1y7h0tkdb-pj7hwvaywop">
+            <w:hyperlink w:history="1" r:id="rId1in7v0u2vd8m3cufdz2gn">
               <w:r>
                 <w:rPr>
                   <w:rFonts w:ascii="Arial" w:cs="Arial" w:eastAsia="Arial" w:hAnsi="Arial"/>
@@ -13337,7 +13337,7 @@
             <w:pPr>
               <w:spacing w:after="20" w:before="0"/>
             </w:pPr>
-            <w:hyperlink w:history="1" r:id="rIdpdy7-0bo9zzop5i-phwh_">
+            <w:hyperlink w:history="1" r:id="rIdgxjhecme3fl8v12wn7anf">
               <w:r>
                 <w:rPr>
                   <w:rFonts w:ascii="Arial" w:cs="Arial" w:eastAsia="Arial" w:hAnsi="Arial"/>
@@ -13386,7 +13386,7 @@
               <w:spacing w:after="10" w:before="0"/>
               <w:ind w:left="120"/>
             </w:pPr>
-            <w:hyperlink w:history="1" r:id="rIdnf9uzrvpqdblq3mxh6jr3">
+            <w:hyperlink w:history="1" r:id="rIdc9hwnkfgvseenzsivmrzo">
               <w:r>
                 <w:rPr>
                   <w:rFonts w:ascii="Arial" w:cs="Arial" w:eastAsia="Arial" w:hAnsi="Arial"/>
@@ -13448,7 +13448,7 @@
               <w:spacing w:after="10" w:before="0"/>
               <w:ind w:left="120"/>
             </w:pPr>
-            <w:hyperlink w:history="1" r:id="rIdswifyhzki0ukk746akcfe">
+            <w:hyperlink w:history="1" r:id="rIdgt7fankvkc2qwsqkhqtmw">
               <w:r>
                 <w:rPr>
                   <w:rFonts w:ascii="Arial" w:cs="Arial" w:eastAsia="Arial" w:hAnsi="Arial"/>
@@ -13658,7 +13658,7 @@
             <w:pPr>
               <w:spacing w:after="20" w:before="0"/>
             </w:pPr>
-            <w:hyperlink w:history="1" r:id="rIdojvztbmgf0j-2u1dnu1wb">
+            <w:hyperlink w:history="1" r:id="rIdxdeshvfsrm4rncxexk7ib">
               <w:r>
                 <w:rPr>
                   <w:rFonts w:ascii="Arial" w:cs="Arial" w:eastAsia="Arial" w:hAnsi="Arial"/>
@@ -13707,7 +13707,7 @@
               <w:spacing w:after="10" w:before="0"/>
               <w:ind w:left="120"/>
             </w:pPr>
-            <w:hyperlink w:history="1" r:id="rId2addw3e2lgnop8ln3dc1f">
+            <w:hyperlink w:history="1" r:id="rIdrj-ko1xwgoo7h6betfz3i">
               <w:r>
                 <w:rPr>
                   <w:rFonts w:ascii="Arial" w:cs="Arial" w:eastAsia="Arial" w:hAnsi="Arial"/>
@@ -13769,7 +13769,7 @@
               <w:spacing w:after="10" w:before="0"/>
               <w:ind w:left="120"/>
             </w:pPr>
-            <w:hyperlink w:history="1" r:id="rIdyvxorl3hq3amx1r35kczu">
+            <w:hyperlink w:history="1" r:id="rIdzkhviumeaonw9xxbmaox6">
               <w:r>
                 <w:rPr>
                   <w:rFonts w:ascii="Arial" w:cs="Arial" w:eastAsia="Arial" w:hAnsi="Arial"/>
@@ -13979,7 +13979,7 @@
             <w:pPr>
               <w:spacing w:after="20" w:before="0"/>
             </w:pPr>
-            <w:hyperlink w:history="1" r:id="rIdqqyqndgzjsgla8qtystdo">
+            <w:hyperlink w:history="1" r:id="rIdwbk5_coevkvijtlnt3zaw">
               <w:r>
                 <w:rPr>
                   <w:rFonts w:ascii="Arial" w:cs="Arial" w:eastAsia="Arial" w:hAnsi="Arial"/>
@@ -14028,7 +14028,7 @@
               <w:spacing w:after="10" w:before="0"/>
               <w:ind w:left="120"/>
             </w:pPr>
-            <w:hyperlink w:history="1" r:id="rIdfx8p4sibmdiddjkexv98p">
+            <w:hyperlink w:history="1" r:id="rId3vvxk0wt4y-q7wh6jyz6c">
               <w:r>
                 <w:rPr>
                   <w:rFonts w:ascii="Arial" w:cs="Arial" w:eastAsia="Arial" w:hAnsi="Arial"/>
@@ -14090,7 +14090,7 @@
               <w:spacing w:after="10" w:before="0"/>
               <w:ind w:left="120"/>
             </w:pPr>
-            <w:hyperlink w:history="1" r:id="rIdazureege4rdaa9asxfpjx">
+            <w:hyperlink w:history="1" r:id="rIdvvat7mdhwfaos482cavik">
               <w:r>
                 <w:rPr>
                   <w:rFonts w:ascii="Arial" w:cs="Arial" w:eastAsia="Arial" w:hAnsi="Arial"/>
@@ -14731,7 +14731,7 @@
         </w:rPr>
         <w:t xml:space="preserve">© 2026 SeaVuria and ARES. Aligned with KICD objectives. Developed by SeaVuria; technical implementation by ARES (with AI assistance from Claude). Licensed under </w:t>
       </w:r>
-      <w:hyperlink w:history="1" r:id="rId8scjqwijbttcjoofup3ic">
+      <w:hyperlink w:history="1" r:id="rIdy6yerkb62kdbway5xukoh">
         <w:r>
           <w:rPr>
             <w:rFonts w:ascii="Arial" w:cs="Arial" w:eastAsia="Arial" w:hAnsi="Arial"/>
@@ -14752,7 +14752,7 @@
         </w:rPr>
         <w:t xml:space="preserve"> (</w:t>
       </w:r>
-      <w:hyperlink w:history="1" r:id="rIdiw77ndyxjixjbcnqmonsp">
+      <w:hyperlink w:history="1" r:id="rIdrrrk5pxoishpkvyy7kvd3">
         <w:r>
           <w:rPr>
             <w:rFonts w:ascii="Arial" w:cs="Arial" w:eastAsia="Arial" w:hAnsi="Arial"/>
@@ -15765,7 +15765,7 @@
             <w:pPr>
               <w:spacing w:after="20" w:before="0"/>
             </w:pPr>
-            <w:hyperlink w:history="1" r:id="rIdafka3w33omi13phtch68j">
+            <w:hyperlink w:history="1" r:id="rIdw733fmpndugalebafvkgq">
               <w:r>
                 <w:rPr>
                   <w:rFonts w:ascii="Arial" w:cs="Arial" w:eastAsia="Arial" w:hAnsi="Arial"/>
@@ -15798,7 +15798,7 @@
               <w:spacing w:after="10" w:before="0"/>
               <w:ind w:left="120"/>
             </w:pPr>
-            <w:hyperlink w:history="1" r:id="rIduwixjpe8cljztt9vtzvaj">
+            <w:hyperlink w:history="1" r:id="rIdjvqxsrfrvjt87lighchr3">
               <w:r>
                 <w:rPr>
                   <w:rFonts w:ascii="Arial" w:cs="Arial" w:eastAsia="Arial" w:hAnsi="Arial"/>
@@ -15843,7 +15843,7 @@
             <w:pPr>
               <w:spacing w:after="20" w:before="0"/>
             </w:pPr>
-            <w:hyperlink w:history="1" r:id="rIdjnorh_ez0iuk80ky6ekco">
+            <w:hyperlink w:history="1" r:id="rIdblm0aeeplkuf8l5hlu59v">
               <w:r>
                 <w:rPr>
                   <w:rFonts w:ascii="Arial" w:cs="Arial" w:eastAsia="Arial" w:hAnsi="Arial"/>
@@ -15876,7 +15876,7 @@
               <w:spacing w:after="10" w:before="0"/>
               <w:ind w:left="120"/>
             </w:pPr>
-            <w:hyperlink w:history="1" r:id="rIdbytkbzfoysnrojt_nswvx">
+            <w:hyperlink w:history="1" r:id="rIdkmsessmrz-g_lgmjpw7b_">
               <w:r>
                 <w:rPr>
                   <w:rFonts w:ascii="Arial" w:cs="Arial" w:eastAsia="Arial" w:hAnsi="Arial"/>
@@ -16147,7 +16147,7 @@
             <w:pPr>
               <w:spacing w:after="20" w:before="0"/>
             </w:pPr>
-            <w:hyperlink w:history="1" r:id="rId41dm5c3zxxkplkcn8duzp">
+            <w:hyperlink w:history="1" r:id="rIdi5uqp1le7cajyszkbmqxf">
               <w:r>
                 <w:rPr>
                   <w:rFonts w:ascii="Arial" w:cs="Arial" w:eastAsia="Arial" w:hAnsi="Arial"/>
@@ -16180,7 +16180,7 @@
               <w:spacing w:after="10" w:before="0"/>
               <w:ind w:left="120"/>
             </w:pPr>
-            <w:hyperlink w:history="1" r:id="rId63zpgrazdwefz2d2qvc7h">
+            <w:hyperlink w:history="1" r:id="rIdduk1qod8xsw2jpux5ixre">
               <w:r>
                 <w:rPr>
                   <w:rFonts w:ascii="Arial" w:cs="Arial" w:eastAsia="Arial" w:hAnsi="Arial"/>
@@ -16225,7 +16225,7 @@
             <w:pPr>
               <w:spacing w:after="20" w:before="0"/>
             </w:pPr>
-            <w:hyperlink w:history="1" r:id="rIdr0f-0vmvzb6mg6ovuqyl9">
+            <w:hyperlink w:history="1" r:id="rIdnzkymg3oa17dkalugnu_n">
               <w:r>
                 <w:rPr>
                   <w:rFonts w:ascii="Arial" w:cs="Arial" w:eastAsia="Arial" w:hAnsi="Arial"/>
@@ -16258,7 +16258,7 @@
               <w:spacing w:after="10" w:before="0"/>
               <w:ind w:left="120"/>
             </w:pPr>
-            <w:hyperlink w:history="1" r:id="rId_5ryjaxmc-rzy0csbqpyk">
+            <w:hyperlink w:history="1" r:id="rIdy7lkck-yflzvopkqqjlv8">
               <w:r>
                 <w:rPr>
                   <w:rFonts w:ascii="Arial" w:cs="Arial" w:eastAsia="Arial" w:hAnsi="Arial"/>
@@ -16704,7 +16704,7 @@
             <w:pPr>
               <w:spacing w:after="20" w:before="0"/>
             </w:pPr>
-            <w:hyperlink w:history="1" r:id="rIdwzmjazkgevullaz6npzi0">
+            <w:hyperlink w:history="1" r:id="rIdxisogczbl_8xsk_a5gu1b">
               <w:r>
                 <w:rPr>
                   <w:rFonts w:ascii="Arial" w:cs="Arial" w:eastAsia="Arial" w:hAnsi="Arial"/>
@@ -16753,7 +16753,7 @@
               <w:spacing w:after="10" w:before="0"/>
               <w:ind w:left="120"/>
             </w:pPr>
-            <w:hyperlink w:history="1" r:id="rId98f_uecrocvhz4k5tgt5w">
+            <w:hyperlink w:history="1" r:id="rIdnsfllryu-rla-kf-fml5z">
               <w:r>
                 <w:rPr>
                   <w:rFonts w:ascii="Arial" w:cs="Arial" w:eastAsia="Arial" w:hAnsi="Arial"/>
@@ -16798,7 +16798,7 @@
             <w:pPr>
               <w:spacing w:after="20" w:before="0"/>
             </w:pPr>
-            <w:hyperlink w:history="1" r:id="rIdzmizzrfsuwbgxyqmgrua4">
+            <w:hyperlink w:history="1" r:id="rIdkparb1himefhshjmqvg3a">
               <w:r>
                 <w:rPr>
                   <w:rFonts w:ascii="Arial" w:cs="Arial" w:eastAsia="Arial" w:hAnsi="Arial"/>
@@ -16847,7 +16847,7 @@
               <w:spacing w:after="10" w:before="0"/>
               <w:ind w:left="120"/>
             </w:pPr>
-            <w:hyperlink w:history="1" r:id="rId6bpo7cfvyvy2k3huudl3c">
+            <w:hyperlink w:history="1" r:id="rIdat3bilo960kis6ikopugy">
               <w:r>
                 <w:rPr>
                   <w:rFonts w:ascii="Arial" w:cs="Arial" w:eastAsia="Arial" w:hAnsi="Arial"/>
@@ -17118,7 +17118,7 @@
             <w:pPr>
               <w:spacing w:after="20" w:before="0"/>
             </w:pPr>
-            <w:hyperlink w:history="1" r:id="rId8e-gw_-snnjjxolwa2del">
+            <w:hyperlink w:history="1" r:id="rIdjv-fx6z2c9gczvifqhmp1">
               <w:r>
                 <w:rPr>
                   <w:rFonts w:ascii="Arial" w:cs="Arial" w:eastAsia="Arial" w:hAnsi="Arial"/>
@@ -17167,7 +17167,7 @@
               <w:spacing w:after="10" w:before="0"/>
               <w:ind w:left="120"/>
             </w:pPr>
-            <w:hyperlink w:history="1" r:id="rIdnd57jzjzdoa7lcfvaftxr">
+            <w:hyperlink w:history="1" r:id="rIdnmjff7jaflflljehxy_6g">
               <w:r>
                 <w:rPr>
                   <w:rFonts w:ascii="Arial" w:cs="Arial" w:eastAsia="Arial" w:hAnsi="Arial"/>
@@ -17212,7 +17212,7 @@
             <w:pPr>
               <w:spacing w:after="20" w:before="0"/>
             </w:pPr>
-            <w:hyperlink w:history="1" r:id="rId-di738nbet5ijb8ez-2di">
+            <w:hyperlink w:history="1" r:id="rIdoyqo3r14e45xtuokaj-3m">
               <w:r>
                 <w:rPr>
                   <w:rFonts w:ascii="Arial" w:cs="Arial" w:eastAsia="Arial" w:hAnsi="Arial"/>
@@ -17261,7 +17261,7 @@
               <w:spacing w:after="10" w:before="0"/>
               <w:ind w:left="120"/>
             </w:pPr>
-            <w:hyperlink w:history="1" r:id="rIdudcs4_xhh4xgxttevugfz">
+            <w:hyperlink w:history="1" r:id="rId74z6ytrq9gzdo_0j4duxt">
               <w:r>
                 <w:rPr>
                   <w:rFonts w:ascii="Arial" w:cs="Arial" w:eastAsia="Arial" w:hAnsi="Arial"/>
@@ -17551,7 +17551,7 @@
             <w:pPr>
               <w:spacing w:after="20" w:before="0"/>
             </w:pPr>
-            <w:hyperlink w:history="1" r:id="rIdr0d4hrlxclwtpvwfbd-nu">
+            <w:hyperlink w:history="1" r:id="rIdr33i2a2bzhul7hnevkbrp">
               <w:r>
                 <w:rPr>
                   <w:rFonts w:ascii="Arial" w:cs="Arial" w:eastAsia="Arial" w:hAnsi="Arial"/>
@@ -17600,7 +17600,7 @@
               <w:spacing w:after="10" w:before="0"/>
               <w:ind w:left="120"/>
             </w:pPr>
-            <w:hyperlink w:history="1" r:id="rId6u-6lnovrqyewfbfwni5t">
+            <w:hyperlink w:history="1" r:id="rIdm4mbaahd3px00fdur10x0">
               <w:r>
                 <w:rPr>
                   <w:rFonts w:ascii="Arial" w:cs="Arial" w:eastAsia="Arial" w:hAnsi="Arial"/>
@@ -17645,7 +17645,7 @@
             <w:pPr>
               <w:spacing w:after="20" w:before="0"/>
             </w:pPr>
-            <w:hyperlink w:history="1" r:id="rId94xy1vvdehvfwsxy7gcro">
+            <w:hyperlink w:history="1" r:id="rId3bcphibhltedsl0i7baip">
               <w:r>
                 <w:rPr>
                   <w:rFonts w:ascii="Arial" w:cs="Arial" w:eastAsia="Arial" w:hAnsi="Arial"/>
@@ -17678,7 +17678,7 @@
               <w:spacing w:after="10" w:before="0"/>
               <w:ind w:left="120"/>
             </w:pPr>
-            <w:hyperlink w:history="1" r:id="rIdxxyqoznag9hmhq0xt8r8s">
+            <w:hyperlink w:history="1" r:id="rIdxbih4jqr--a-y6-nreo6v">
               <w:r>
                 <w:rPr>
                   <w:rFonts w:ascii="Arial" w:cs="Arial" w:eastAsia="Arial" w:hAnsi="Arial"/>
@@ -18266,7 +18266,7 @@
         </w:rPr>
         <w:t xml:space="preserve">© 2026 SeaVuria and ARES. Aligned with KICD objectives. Developed by SeaVuria; technical implementation by ARES (with AI assistance from Claude). Licensed under </w:t>
       </w:r>
-      <w:hyperlink w:history="1" r:id="rId6mbwslyeeem4lxyqmjrvh">
+      <w:hyperlink w:history="1" r:id="rIdcb77dpqa9j4txdnt-rzsm">
         <w:r>
           <w:rPr>
             <w:rFonts w:ascii="Arial" w:cs="Arial" w:eastAsia="Arial" w:hAnsi="Arial"/>
@@ -18287,7 +18287,7 @@
         </w:rPr>
         <w:t xml:space="preserve"> (</w:t>
       </w:r>
-      <w:hyperlink w:history="1" r:id="rIdeizscemhg8h4nre6umlra">
+      <w:hyperlink w:history="1" r:id="rIdhpsmt6z1e_iazo_ri0xym">
         <w:r>
           <w:rPr>
             <w:rFonts w:ascii="Arial" w:cs="Arial" w:eastAsia="Arial" w:hAnsi="Arial"/>
@@ -19300,7 +19300,7 @@
             <w:pPr>
               <w:spacing w:after="20" w:before="0"/>
             </w:pPr>
-            <w:hyperlink w:history="1" r:id="rIdsoztgihj9yznei4-gjzxn">
+            <w:hyperlink w:history="1" r:id="rIdhtxc95hoturuo35tcps7v">
               <w:r>
                 <w:rPr>
                   <w:rFonts w:ascii="Arial" w:cs="Arial" w:eastAsia="Arial" w:hAnsi="Arial"/>
@@ -19333,7 +19333,7 @@
               <w:spacing w:after="10" w:before="0"/>
               <w:ind w:left="120"/>
             </w:pPr>
-            <w:hyperlink w:history="1" r:id="rIdrrdkyvpjvpckjvu7hah1x">
+            <w:hyperlink w:history="1" r:id="rIdaowwyfdiiau-fqnadhjy2">
               <w:r>
                 <w:rPr>
                   <w:rFonts w:ascii="Arial" w:cs="Arial" w:eastAsia="Arial" w:hAnsi="Arial"/>
@@ -19378,7 +19378,7 @@
             <w:pPr>
               <w:spacing w:after="20" w:before="0"/>
             </w:pPr>
-            <w:hyperlink w:history="1" r:id="rIdusbvh1vkdtop9tydhzdoe">
+            <w:hyperlink w:history="1" r:id="rIdpofne-o0vpe99nyaem_pi">
               <w:r>
                 <w:rPr>
                   <w:rFonts w:ascii="Arial" w:cs="Arial" w:eastAsia="Arial" w:hAnsi="Arial"/>
@@ -19411,7 +19411,7 @@
               <w:spacing w:after="10" w:before="0"/>
               <w:ind w:left="120"/>
             </w:pPr>
-            <w:hyperlink w:history="1" r:id="rId9-igllx1yjxwlhz9v3jud">
+            <w:hyperlink w:history="1" r:id="rIdffszvk3pssu1_l1rzqwgq">
               <w:r>
                 <w:rPr>
                   <w:rFonts w:ascii="Arial" w:cs="Arial" w:eastAsia="Arial" w:hAnsi="Arial"/>
@@ -19606,7 +19606,7 @@
             <w:pPr>
               <w:spacing w:after="20" w:before="0"/>
             </w:pPr>
-            <w:hyperlink w:history="1" r:id="rId_0lt4rjc4fbu_vy7dcghd">
+            <w:hyperlink w:history="1" r:id="rIdus6dm_og-fthlnymvkagg">
               <w:r>
                 <w:rPr>
                   <w:rFonts w:ascii="Arial" w:cs="Arial" w:eastAsia="Arial" w:hAnsi="Arial"/>
@@ -19639,7 +19639,7 @@
               <w:spacing w:after="10" w:before="0"/>
               <w:ind w:left="120"/>
             </w:pPr>
-            <w:hyperlink w:history="1" r:id="rIduj4zohuhzvkmga6btooiu">
+            <w:hyperlink w:history="1" r:id="rIdlmayy6xfxvk3i0pyg_tqr">
               <w:r>
                 <w:rPr>
                   <w:rFonts w:ascii="Arial" w:cs="Arial" w:eastAsia="Arial" w:hAnsi="Arial"/>
@@ -19684,7 +19684,7 @@
             <w:pPr>
               <w:spacing w:after="20" w:before="0"/>
             </w:pPr>
-            <w:hyperlink w:history="1" r:id="rIddpc3ebprsq5xlqrwzakdz">
+            <w:hyperlink w:history="1" r:id="rIdhcpgxzdxj-wvs7gjos-uq">
               <w:r>
                 <w:rPr>
                   <w:rFonts w:ascii="Arial" w:cs="Arial" w:eastAsia="Arial" w:hAnsi="Arial"/>
@@ -19717,7 +19717,7 @@
               <w:spacing w:after="10" w:before="0"/>
               <w:ind w:left="120"/>
             </w:pPr>
-            <w:hyperlink w:history="1" r:id="rId88cgnzsjg7rykx96m33da">
+            <w:hyperlink w:history="1" r:id="rId2ttmdhpra3dhyhg8mqiii">
               <w:r>
                 <w:rPr>
                   <w:rFonts w:ascii="Arial" w:cs="Arial" w:eastAsia="Arial" w:hAnsi="Arial"/>
@@ -19912,7 +19912,7 @@
             <w:pPr>
               <w:spacing w:after="20" w:before="0"/>
             </w:pPr>
-            <w:hyperlink w:history="1" r:id="rIduqznbetaapmkrt1n78s-z">
+            <w:hyperlink w:history="1" r:id="rIdvskigmxga6zatrpfdgl9e">
               <w:r>
                 <w:rPr>
                   <w:rFonts w:ascii="Arial" w:cs="Arial" w:eastAsia="Arial" w:hAnsi="Arial"/>
@@ -19945,7 +19945,7 @@
               <w:spacing w:after="10" w:before="0"/>
               <w:ind w:left="120"/>
             </w:pPr>
-            <w:hyperlink w:history="1" r:id="rIdyomjfjxtg_4qtrwico5i8">
+            <w:hyperlink w:history="1" r:id="rId9veetm82l5_ed5acdnkjj">
               <w:r>
                 <w:rPr>
                   <w:rFonts w:ascii="Arial" w:cs="Arial" w:eastAsia="Arial" w:hAnsi="Arial"/>
@@ -19990,7 +19990,7 @@
             <w:pPr>
               <w:spacing w:after="20" w:before="0"/>
             </w:pPr>
-            <w:hyperlink w:history="1" r:id="rId1pkggb2b-3nyzmtb1mf8d">
+            <w:hyperlink w:history="1" r:id="rIdqcfvwiooyzxw-qnzcfri1">
               <w:r>
                 <w:rPr>
                   <w:rFonts w:ascii="Arial" w:cs="Arial" w:eastAsia="Arial" w:hAnsi="Arial"/>
@@ -20039,7 +20039,7 @@
               <w:spacing w:after="10" w:before="0"/>
               <w:ind w:left="120"/>
             </w:pPr>
-            <w:hyperlink w:history="1" r:id="rIdflmptc7hqudtsdqodxcmm">
+            <w:hyperlink w:history="1" r:id="rIdigtga1iau2luw5r3sb728">
               <w:r>
                 <w:rPr>
                   <w:rFonts w:ascii="Arial" w:cs="Arial" w:eastAsia="Arial" w:hAnsi="Arial"/>
@@ -20234,7 +20234,7 @@
             <w:pPr>
               <w:spacing w:after="20" w:before="0"/>
             </w:pPr>
-            <w:hyperlink w:history="1" r:id="rIdxrbqf3blmc4gnadpodyuk">
+            <w:hyperlink w:history="1" r:id="rIdqfav2eql-fd_ty7avzwgj">
               <w:r>
                 <w:rPr>
                   <w:rFonts w:ascii="Arial" w:cs="Arial" w:eastAsia="Arial" w:hAnsi="Arial"/>
@@ -20267,7 +20267,7 @@
               <w:spacing w:after="10" w:before="0"/>
               <w:ind w:left="120"/>
             </w:pPr>
-            <w:hyperlink w:history="1" r:id="rIdhiiatngdh3mqxlbbcanmr">
+            <w:hyperlink w:history="1" r:id="rIdlajb28j4vzecn7sk2birk">
               <w:r>
                 <w:rPr>
                   <w:rFonts w:ascii="Arial" w:cs="Arial" w:eastAsia="Arial" w:hAnsi="Arial"/>
@@ -20312,7 +20312,7 @@
             <w:pPr>
               <w:spacing w:after="20" w:before="0"/>
             </w:pPr>
-            <w:hyperlink w:history="1" r:id="rIdxega5es3wdj5rj9mrdd78">
+            <w:hyperlink w:history="1" r:id="rIdp7pp2iubnrptrq2qrkuo8">
               <w:r>
                 <w:rPr>
                   <w:rFonts w:ascii="Arial" w:cs="Arial" w:eastAsia="Arial" w:hAnsi="Arial"/>
@@ -20361,7 +20361,7 @@
               <w:spacing w:after="10" w:before="0"/>
               <w:ind w:left="120"/>
             </w:pPr>
-            <w:hyperlink w:history="1" r:id="rIdyprwe6yam-yevv5qmcic1">
+            <w:hyperlink w:history="1" r:id="rId-7uapc1t4mhvzs9mvqkui">
               <w:r>
                 <w:rPr>
                   <w:rFonts w:ascii="Arial" w:cs="Arial" w:eastAsia="Arial" w:hAnsi="Arial"/>
@@ -20556,7 +20556,7 @@
             <w:pPr>
               <w:spacing w:after="20" w:before="0"/>
             </w:pPr>
-            <w:hyperlink w:history="1" r:id="rIdwpiw0tsfashvlb8bj1dzm">
+            <w:hyperlink w:history="1" r:id="rIdfbfkybphsy_qvrubm3u2q">
               <w:r>
                 <w:rPr>
                   <w:rFonts w:ascii="Arial" w:cs="Arial" w:eastAsia="Arial" w:hAnsi="Arial"/>
@@ -20605,7 +20605,7 @@
               <w:spacing w:after="10" w:before="0"/>
               <w:ind w:left="120"/>
             </w:pPr>
-            <w:hyperlink w:history="1" r:id="rIdiyvyatjohtx2p0sieb7dm">
+            <w:hyperlink w:history="1" r:id="rIday-hglqdoxhzl9hxz-rsy">
               <w:r>
                 <w:rPr>
                   <w:rFonts w:ascii="Arial" w:cs="Arial" w:eastAsia="Arial" w:hAnsi="Arial"/>
@@ -20650,7 +20650,7 @@
             <w:pPr>
               <w:spacing w:after="20" w:before="0"/>
             </w:pPr>
-            <w:hyperlink w:history="1" r:id="rIdl6n0uzegjzlafx2okzr9m">
+            <w:hyperlink w:history="1" r:id="rIdjai9ytecucahzcnqxjpbg">
               <w:r>
                 <w:rPr>
                   <w:rFonts w:ascii="Arial" w:cs="Arial" w:eastAsia="Arial" w:hAnsi="Arial"/>
@@ -20699,7 +20699,7 @@
               <w:spacing w:after="10" w:before="0"/>
               <w:ind w:left="120"/>
             </w:pPr>
-            <w:hyperlink w:history="1" r:id="rId9xn7pawmgwrexiknjfnlq">
+            <w:hyperlink w:history="1" r:id="rIdkah05dgzgrcyt3iuozcb3">
               <w:r>
                 <w:rPr>
                   <w:rFonts w:ascii="Arial" w:cs="Arial" w:eastAsia="Arial" w:hAnsi="Arial"/>
@@ -21211,7 +21211,7 @@
         </w:rPr>
         <w:t xml:space="preserve">© 2026 SeaVuria and ARES. Aligned with KICD objectives. Developed by SeaVuria; technical implementation by ARES (with AI assistance from Claude). Licensed under </w:t>
       </w:r>
-      <w:hyperlink w:history="1" r:id="rId_ip_f7z64ulnlhzpylxey">
+      <w:hyperlink w:history="1" r:id="rIdzifpymfvffzgmjje2-tsy">
         <w:r>
           <w:rPr>
             <w:rFonts w:ascii="Arial" w:cs="Arial" w:eastAsia="Arial" w:hAnsi="Arial"/>
@@ -21232,7 +21232,7 @@
         </w:rPr>
         <w:t xml:space="preserve"> (</w:t>
       </w:r>
-      <w:hyperlink w:history="1" r:id="rIdwsujcmhp8tbmt1do5usfl">
+      <w:hyperlink w:history="1" r:id="rIdxo5e79x7olyjfqlj1jqwe">
         <w:r>
           <w:rPr>
             <w:rFonts w:ascii="Arial" w:cs="Arial" w:eastAsia="Arial" w:hAnsi="Arial"/>
@@ -22245,7 +22245,7 @@
             <w:pPr>
               <w:spacing w:after="20" w:before="0"/>
             </w:pPr>
-            <w:hyperlink w:history="1" r:id="rIdpcvtxdjddandmvpnyj_w5">
+            <w:hyperlink w:history="1" r:id="rId0m9gzouie7eg3ef56ulbg">
               <w:r>
                 <w:rPr>
                   <w:rFonts w:ascii="Arial" w:cs="Arial" w:eastAsia="Arial" w:hAnsi="Arial"/>
@@ -22294,7 +22294,7 @@
               <w:spacing w:after="10" w:before="0"/>
               <w:ind w:left="120"/>
             </w:pPr>
-            <w:hyperlink w:history="1" r:id="rIds0j3zy-duq6yccashxqky">
+            <w:hyperlink w:history="1" r:id="rId1ptun0ujj0wiorcajzcpf">
               <w:r>
                 <w:rPr>
                   <w:rFonts w:ascii="Arial" w:cs="Arial" w:eastAsia="Arial" w:hAnsi="Arial"/>
@@ -22356,7 +22356,7 @@
               <w:spacing w:after="10" w:before="0"/>
               <w:ind w:left="120"/>
             </w:pPr>
-            <w:hyperlink w:history="1" r:id="rIdb84ugmdb1xhsxnk81d5d3">
+            <w:hyperlink w:history="1" r:id="rIdvergwge9maemwxxhubltm">
               <w:r>
                 <w:rPr>
                   <w:rFonts w:ascii="Arial" w:cs="Arial" w:eastAsia="Arial" w:hAnsi="Arial"/>
@@ -22566,7 +22566,7 @@
             <w:pPr>
               <w:spacing w:after="20" w:before="0"/>
             </w:pPr>
-            <w:hyperlink w:history="1" r:id="rIdklb0rhj63epbisah81y5c">
+            <w:hyperlink w:history="1" r:id="rIdglwglvjgju3v-xqy_fhhq">
               <w:r>
                 <w:rPr>
                   <w:rFonts w:ascii="Arial" w:cs="Arial" w:eastAsia="Arial" w:hAnsi="Arial"/>
@@ -22615,7 +22615,7 @@
               <w:spacing w:after="10" w:before="0"/>
               <w:ind w:left="120"/>
             </w:pPr>
-            <w:hyperlink w:history="1" r:id="rIdyq6r4izoznv2pvypi3ref">
+            <w:hyperlink w:history="1" r:id="rIdwjphqqoqwkg6-cuiepwzu">
               <w:r>
                 <w:rPr>
                   <w:rFonts w:ascii="Arial" w:cs="Arial" w:eastAsia="Arial" w:hAnsi="Arial"/>
@@ -22677,7 +22677,7 @@
               <w:spacing w:after="10" w:before="0"/>
               <w:ind w:left="120"/>
             </w:pPr>
-            <w:hyperlink w:history="1" r:id="rIdyfqb3cofleofoeg3agisw">
+            <w:hyperlink w:history="1" r:id="rId-d2a_ixbyz2-r3i2nf1kg">
               <w:r>
                 <w:rPr>
                   <w:rFonts w:ascii="Arial" w:cs="Arial" w:eastAsia="Arial" w:hAnsi="Arial"/>
@@ -22887,7 +22887,7 @@
             <w:pPr>
               <w:spacing w:after="20" w:before="0"/>
             </w:pPr>
-            <w:hyperlink w:history="1" r:id="rIdtpgdfciwrdl49egwjuwmw">
+            <w:hyperlink w:history="1" r:id="rIdolwytccf5iogqqbg8hfjs">
               <w:r>
                 <w:rPr>
                   <w:rFonts w:ascii="Arial" w:cs="Arial" w:eastAsia="Arial" w:hAnsi="Arial"/>
@@ -22936,7 +22936,7 @@
               <w:spacing w:after="10" w:before="0"/>
               <w:ind w:left="120"/>
             </w:pPr>
-            <w:hyperlink w:history="1" r:id="rIdf8hmfqly_-uqv6tza6cun">
+            <w:hyperlink w:history="1" r:id="rIdum9uzwdgu8bsoh6pkfveg">
               <w:r>
                 <w:rPr>
                   <w:rFonts w:ascii="Arial" w:cs="Arial" w:eastAsia="Arial" w:hAnsi="Arial"/>
@@ -22998,7 +22998,7 @@
               <w:spacing w:after="10" w:before="0"/>
               <w:ind w:left="120"/>
             </w:pPr>
-            <w:hyperlink w:history="1" r:id="rIdyy9o69mlykzu_9zkv7ey9">
+            <w:hyperlink w:history="1" r:id="rIdsrbttxs_6fphbb7yahhab">
               <w:r>
                 <w:rPr>
                   <w:rFonts w:ascii="Arial" w:cs="Arial" w:eastAsia="Arial" w:hAnsi="Arial"/>
@@ -23208,7 +23208,7 @@
             <w:pPr>
               <w:spacing w:after="20" w:before="0"/>
             </w:pPr>
-            <w:hyperlink w:history="1" r:id="rIdukh9fmgf5hxardag6j840">
+            <w:hyperlink w:history="1" r:id="rIdudilgxqno9hihiavqzghc">
               <w:r>
                 <w:rPr>
                   <w:rFonts w:ascii="Arial" w:cs="Arial" w:eastAsia="Arial" w:hAnsi="Arial"/>
@@ -23257,7 +23257,7 @@
               <w:spacing w:after="10" w:before="0"/>
               <w:ind w:left="120"/>
             </w:pPr>
-            <w:hyperlink w:history="1" r:id="rIdw_v9n45zy9haydzduqzkx">
+            <w:hyperlink w:history="1" r:id="rIdbqgtnxfmb0tldipawfvut">
               <w:r>
                 <w:rPr>
                   <w:rFonts w:ascii="Arial" w:cs="Arial" w:eastAsia="Arial" w:hAnsi="Arial"/>
@@ -23319,7 +23319,7 @@
               <w:spacing w:after="10" w:before="0"/>
               <w:ind w:left="120"/>
             </w:pPr>
-            <w:hyperlink w:history="1" r:id="rId1eaoxq-qiy_ek3cfumpux">
+            <w:hyperlink w:history="1" r:id="rIdhlgnwr-_h8c3waplqcwdg">
               <w:r>
                 <w:rPr>
                   <w:rFonts w:ascii="Arial" w:cs="Arial" w:eastAsia="Arial" w:hAnsi="Arial"/>
@@ -23529,7 +23529,7 @@
             <w:pPr>
               <w:spacing w:after="20" w:before="0"/>
             </w:pPr>
-            <w:hyperlink w:history="1" r:id="rIdebk0nekl3ztw0qsnuufrl">
+            <w:hyperlink w:history="1" r:id="rIdsc8bakphujx4bbecpa-fq">
               <w:r>
                 <w:rPr>
                   <w:rFonts w:ascii="Arial" w:cs="Arial" w:eastAsia="Arial" w:hAnsi="Arial"/>
@@ -23578,7 +23578,7 @@
               <w:spacing w:after="10" w:before="0"/>
               <w:ind w:left="120"/>
             </w:pPr>
-            <w:hyperlink w:history="1" r:id="rIdt-mus6uxlfmg76hgzjorf">
+            <w:hyperlink w:history="1" r:id="rIdkoipkfcowfjmludu65lwe">
               <w:r>
                 <w:rPr>
                   <w:rFonts w:ascii="Arial" w:cs="Arial" w:eastAsia="Arial" w:hAnsi="Arial"/>
@@ -23640,7 +23640,7 @@
               <w:spacing w:after="10" w:before="0"/>
               <w:ind w:left="120"/>
             </w:pPr>
-            <w:hyperlink w:history="1" r:id="rIdgtv531dpkoznespefrkxg">
+            <w:hyperlink w:history="1" r:id="rIdkfe0x9zbnfy17jufrvcvk">
               <w:r>
                 <w:rPr>
                   <w:rFonts w:ascii="Arial" w:cs="Arial" w:eastAsia="Arial" w:hAnsi="Arial"/>
@@ -24262,7 +24262,7 @@
         </w:rPr>
         <w:t xml:space="preserve">© 2026 SeaVuria and ARES. Aligned with KICD objectives. Developed by SeaVuria; technical implementation by ARES (with AI assistance from Claude). Licensed under </w:t>
       </w:r>
-      <w:hyperlink w:history="1" r:id="rIdazqg1tzxa5e7hf02cnz39">
+      <w:hyperlink w:history="1" r:id="rId6qc88swmyg0gln_11dqjj">
         <w:r>
           <w:rPr>
             <w:rFonts w:ascii="Arial" w:cs="Arial" w:eastAsia="Arial" w:hAnsi="Arial"/>
@@ -24283,7 +24283,7 @@
         </w:rPr>
         <w:t xml:space="preserve"> (</w:t>
       </w:r>
-      <w:hyperlink w:history="1" r:id="rIdurqevng2texvfpgxhxfla">
+      <w:hyperlink w:history="1" r:id="rIdeajco8k0wc16e9wlhkupz">
         <w:r>
           <w:rPr>
             <w:rFonts w:ascii="Arial" w:cs="Arial" w:eastAsia="Arial" w:hAnsi="Arial"/>
@@ -25296,7 +25296,7 @@
             <w:pPr>
               <w:spacing w:after="20" w:before="0"/>
             </w:pPr>
-            <w:hyperlink w:history="1" r:id="rIdxcuiwhxr1ophpney4cxlb">
+            <w:hyperlink w:history="1" r:id="rIdvvsecbcu-eccpjmecsfos">
               <w:r>
                 <w:rPr>
                   <w:rFonts w:ascii="Arial" w:cs="Arial" w:eastAsia="Arial" w:hAnsi="Arial"/>
@@ -25329,7 +25329,7 @@
               <w:spacing w:after="10" w:before="0"/>
               <w:ind w:left="120"/>
             </w:pPr>
-            <w:hyperlink w:history="1" r:id="rIdewjeqnec8luskcepvtczw">
+            <w:hyperlink w:history="1" r:id="rIdds91-txccutyk910emuez">
               <w:r>
                 <w:rPr>
                   <w:rFonts w:ascii="Arial" w:cs="Arial" w:eastAsia="Arial" w:hAnsi="Arial"/>
@@ -25374,7 +25374,7 @@
             <w:pPr>
               <w:spacing w:after="20" w:before="0"/>
             </w:pPr>
-            <w:hyperlink w:history="1" r:id="rIdjdis4xs4p253d4_mtipbc">
+            <w:hyperlink w:history="1" r:id="rIdggzko9xhyxdsqbvqvnkxt">
               <w:r>
                 <w:rPr>
                   <w:rFonts w:ascii="Arial" w:cs="Arial" w:eastAsia="Arial" w:hAnsi="Arial"/>
@@ -25423,7 +25423,7 @@
               <w:spacing w:after="10" w:before="0"/>
               <w:ind w:left="120"/>
             </w:pPr>
-            <w:hyperlink w:history="1" r:id="rIdpeypgziym7ozqdmr5rpfx">
+            <w:hyperlink w:history="1" r:id="rIdwyl_xwbapmhwigfzvkggv">
               <w:r>
                 <w:rPr>
                   <w:rFonts w:ascii="Arial" w:cs="Arial" w:eastAsia="Arial" w:hAnsi="Arial"/>
@@ -25618,7 +25618,7 @@
             <w:pPr>
               <w:spacing w:after="20" w:before="0"/>
             </w:pPr>
-            <w:hyperlink w:history="1" r:id="rIdiufaepy59xzcyhdbwmom5">
+            <w:hyperlink w:history="1" r:id="rIdooihb_iwk2ak-7-jpckeg">
               <w:r>
                 <w:rPr>
                   <w:rFonts w:ascii="Arial" w:cs="Arial" w:eastAsia="Arial" w:hAnsi="Arial"/>
@@ -25651,7 +25651,7 @@
               <w:spacing w:after="10" w:before="0"/>
               <w:ind w:left="120"/>
             </w:pPr>
-            <w:hyperlink w:history="1" r:id="rId3xjxqq-wg5bwynzuzn1m2">
+            <w:hyperlink w:history="1" r:id="rId820uwmz9akaa-oy28cayx">
               <w:r>
                 <w:rPr>
                   <w:rFonts w:ascii="Arial" w:cs="Arial" w:eastAsia="Arial" w:hAnsi="Arial"/>
@@ -25696,7 +25696,7 @@
             <w:pPr>
               <w:spacing w:after="20" w:before="0"/>
             </w:pPr>
-            <w:hyperlink w:history="1" r:id="rIdgtqwhe4lljf38w1j4vrax">
+            <w:hyperlink w:history="1" r:id="rId1mjxbgjox0xqjipa90v8e">
               <w:r>
                 <w:rPr>
                   <w:rFonts w:ascii="Arial" w:cs="Arial" w:eastAsia="Arial" w:hAnsi="Arial"/>
@@ -25745,7 +25745,7 @@
               <w:spacing w:after="10" w:before="0"/>
               <w:ind w:left="120"/>
             </w:pPr>
-            <w:hyperlink w:history="1" r:id="rIdlb7llya0s1wge6eixffpc">
+            <w:hyperlink w:history="1" r:id="rIduajuecov8jt2sjh9-v-qo">
               <w:r>
                 <w:rPr>
                   <w:rFonts w:ascii="Arial" w:cs="Arial" w:eastAsia="Arial" w:hAnsi="Arial"/>
@@ -25940,7 +25940,7 @@
             <w:pPr>
               <w:spacing w:after="20" w:before="0"/>
             </w:pPr>
-            <w:hyperlink w:history="1" r:id="rIdpc3fubexbbynwzbyw-uab">
+            <w:hyperlink w:history="1" r:id="rIdryp8972ffucd8_l5_xvhk">
               <w:r>
                 <w:rPr>
                   <w:rFonts w:ascii="Arial" w:cs="Arial" w:eastAsia="Arial" w:hAnsi="Arial"/>
@@ -25989,7 +25989,7 @@
               <w:spacing w:after="10" w:before="0"/>
               <w:ind w:left="120"/>
             </w:pPr>
-            <w:hyperlink w:history="1" r:id="rIdp6x7sztsckfjg0dvwuhqn">
+            <w:hyperlink w:history="1" r:id="rIdktmj8yorw2hu0je3cqjae">
               <w:r>
                 <w:rPr>
                   <w:rFonts w:ascii="Arial" w:cs="Arial" w:eastAsia="Arial" w:hAnsi="Arial"/>
@@ -26034,7 +26034,7 @@
             <w:pPr>
               <w:spacing w:after="20" w:before="0"/>
             </w:pPr>
-            <w:hyperlink w:history="1" r:id="rIdumzgcbwyxkr-eldf02kjs">
+            <w:hyperlink w:history="1" r:id="rIdpxke6homfdjspsqzkvnpd">
               <w:r>
                 <w:rPr>
                   <w:rFonts w:ascii="Arial" w:cs="Arial" w:eastAsia="Arial" w:hAnsi="Arial"/>
@@ -26083,7 +26083,7 @@
               <w:spacing w:after="10" w:before="0"/>
               <w:ind w:left="120"/>
             </w:pPr>
-            <w:hyperlink w:history="1" r:id="rId_bpemb1c02azgzynaezsk">
+            <w:hyperlink w:history="1" r:id="rIdcrvwle3k4_vvxb8ua70y-">
               <w:r>
                 <w:rPr>
                   <w:rFonts w:ascii="Arial" w:cs="Arial" w:eastAsia="Arial" w:hAnsi="Arial"/>
@@ -26278,7 +26278,7 @@
             <w:pPr>
               <w:spacing w:after="20" w:before="0"/>
             </w:pPr>
-            <w:hyperlink w:history="1" r:id="rIdaavqrdh_bmfzebqgy_wfj">
+            <w:hyperlink w:history="1" r:id="rIdnciyoov-td-10vssi3dw7">
               <w:r>
                 <w:rPr>
                   <w:rFonts w:ascii="Arial" w:cs="Arial" w:eastAsia="Arial" w:hAnsi="Arial"/>
@@ -26311,7 +26311,7 @@
               <w:spacing w:after="10" w:before="0"/>
               <w:ind w:left="120"/>
             </w:pPr>
-            <w:hyperlink w:history="1" r:id="rIdgji1p2fyi4cvkkxk2yfal">
+            <w:hyperlink w:history="1" r:id="rIdlapvxbmo7nmqewhptuldm">
               <w:r>
                 <w:rPr>
                   <w:rFonts w:ascii="Arial" w:cs="Arial" w:eastAsia="Arial" w:hAnsi="Arial"/>
@@ -26356,7 +26356,7 @@
             <w:pPr>
               <w:spacing w:after="20" w:before="0"/>
             </w:pPr>
-            <w:hyperlink w:history="1" r:id="rIdrmr8ek1tad2tajlaxcphj">
+            <w:hyperlink w:history="1" r:id="rIdaatao9gfgqj2rysq8uk3q">
               <w:r>
                 <w:rPr>
                   <w:rFonts w:ascii="Arial" w:cs="Arial" w:eastAsia="Arial" w:hAnsi="Arial"/>
@@ -26405,7 +26405,7 @@
               <w:spacing w:after="10" w:before="0"/>
               <w:ind w:left="120"/>
             </w:pPr>
-            <w:hyperlink w:history="1" r:id="rIdkpl2cnk56sp9rni8ltmgu">
+            <w:hyperlink w:history="1" r:id="rIdfqsrzc-9qdoks2wfustu2">
               <w:r>
                 <w:rPr>
                   <w:rFonts w:ascii="Arial" w:cs="Arial" w:eastAsia="Arial" w:hAnsi="Arial"/>
@@ -26600,7 +26600,7 @@
             <w:pPr>
               <w:spacing w:after="20" w:before="0"/>
             </w:pPr>
-            <w:hyperlink w:history="1" r:id="rIdt89umnm1sfwhkn-bz1t0u">
+            <w:hyperlink w:history="1" r:id="rId4zgecur2s71p5brv1ub0x">
               <w:r>
                 <w:rPr>
                   <w:rFonts w:ascii="Arial" w:cs="Arial" w:eastAsia="Arial" w:hAnsi="Arial"/>
@@ -26633,7 +26633,7 @@
               <w:spacing w:after="10" w:before="0"/>
               <w:ind w:left="120"/>
             </w:pPr>
-            <w:hyperlink w:history="1" r:id="rIdrjafq83svz0jrrqutm4u8">
+            <w:hyperlink w:history="1" r:id="rIdrrwehmunp7voqsbv0dyrm">
               <w:r>
                 <w:rPr>
                   <w:rFonts w:ascii="Arial" w:cs="Arial" w:eastAsia="Arial" w:hAnsi="Arial"/>
@@ -26678,7 +26678,7 @@
             <w:pPr>
               <w:spacing w:after="20" w:before="0"/>
             </w:pPr>
-            <w:hyperlink w:history="1" r:id="rIdch9xp_oksxp5vqqktpwrb">
+            <w:hyperlink w:history="1" r:id="rIdqx_1c7zzkavvsyoysxtzv">
               <w:r>
                 <w:rPr>
                   <w:rFonts w:ascii="Arial" w:cs="Arial" w:eastAsia="Arial" w:hAnsi="Arial"/>
@@ -26727,7 +26727,7 @@
               <w:spacing w:after="10" w:before="0"/>
               <w:ind w:left="120"/>
             </w:pPr>
-            <w:hyperlink w:history="1" r:id="rIdumxspl_reyhgmausk3nlp">
+            <w:hyperlink w:history="1" r:id="rId8s0aqykr2zvzukclz2cqu">
               <w:r>
                 <w:rPr>
                   <w:rFonts w:ascii="Arial" w:cs="Arial" w:eastAsia="Arial" w:hAnsi="Arial"/>
@@ -27239,7 +27239,7 @@
         </w:rPr>
         <w:t xml:space="preserve">© 2026 SeaVuria and ARES. Aligned with KICD objectives. Developed by SeaVuria; technical implementation by ARES (with AI assistance from Claude). Licensed under </w:t>
       </w:r>
-      <w:hyperlink w:history="1" r:id="rIdyeo-grvbeajyhzh3r_9-g">
+      <w:hyperlink w:history="1" r:id="rIdwticxfw0j4kgs8lhynkuv">
         <w:r>
           <w:rPr>
             <w:rFonts w:ascii="Arial" w:cs="Arial" w:eastAsia="Arial" w:hAnsi="Arial"/>
@@ -27260,7 +27260,7 @@
         </w:rPr>
         <w:t xml:space="preserve"> (</w:t>
       </w:r>
-      <w:hyperlink w:history="1" r:id="rId848y-3arg3_01e3uo3tq5">
+      <w:hyperlink w:history="1" r:id="rIdpok8-8oklg7_vvck-nyf1">
         <w:r>
           <w:rPr>
             <w:rFonts w:ascii="Arial" w:cs="Arial" w:eastAsia="Arial" w:hAnsi="Arial"/>

--- a/data/outputs/v2/General_Science/SS1.4_Transport_in_Plants/General_Science_Transport_in_Plants_CBE_LessonSequence.docx
+++ b/data/outputs/v2/General_Science/SS1.4_Transport_in_Plants/General_Science_Transport_in_Plants_CBE_LessonSequence.docx
@@ -2086,7 +2086,7 @@
         </w:rPr>
         <w:t xml:space="preserve">© 2026 SeaVuria and ARES. This work is licensed under a </w:t>
       </w:r>
-      <w:hyperlink w:history="1" r:id="rIdlp08rncgzfut2gvlg6q9y">
+      <w:hyperlink w:history="1" r:id="rIdcmbnfo4kk1bgbyj7y02ey">
         <w:r>
           <w:rPr>
             <w:rFonts w:ascii="Arial" w:cs="Arial" w:eastAsia="Arial" w:hAnsi="Arial"/>
@@ -2106,7 +2106,7 @@
         </w:rPr>
         <w:t xml:space="preserve"> (</w:t>
       </w:r>
-      <w:hyperlink w:history="1" r:id="rId_lh88-yw3jnyvfbivwlrb">
+      <w:hyperlink w:history="1" r:id="rId0fkzp_ukep2xfulhz49eo">
         <w:r>
           <w:rPr>
             <w:rFonts w:ascii="Arial" w:cs="Arial" w:eastAsia="Arial" w:hAnsi="Arial"/>
@@ -2126,7 +2126,7 @@
         </w:rPr>
         <w:t xml:space="preserve">). To view a copy of this license, visit </w:t>
       </w:r>
-      <w:hyperlink w:history="1" r:id="rIdjnjcr14d2kgeuka-qmghn">
+      <w:hyperlink w:history="1" r:id="rId_8og2yeq2w_hjmbe2nzkf">
         <w:r>
           <w:rPr>
             <w:rFonts w:ascii="Arial" w:cs="Arial" w:eastAsia="Arial" w:hAnsi="Arial"/>
@@ -3138,7 +3138,7 @@
             <w:pPr>
               <w:spacing w:after="20" w:before="0"/>
             </w:pPr>
-            <w:hyperlink w:history="1" r:id="rIdsadpumsb50xibaeth5yrf">
+            <w:hyperlink w:history="1" r:id="rId9f5wgsotmka0pkqs2lifh">
               <w:r>
                 <w:rPr>
                   <w:rFonts w:ascii="Arial" w:cs="Arial" w:eastAsia="Arial" w:hAnsi="Arial"/>
@@ -3171,7 +3171,7 @@
               <w:spacing w:after="10" w:before="0"/>
               <w:ind w:left="120"/>
             </w:pPr>
-            <w:hyperlink w:history="1" r:id="rIde2dkc5vq0bfwcosghitm3">
+            <w:hyperlink w:history="1" r:id="rIdtrgr1averfptooka9cm5l">
               <w:r>
                 <w:rPr>
                   <w:rFonts w:ascii="Arial" w:cs="Arial" w:eastAsia="Arial" w:hAnsi="Arial"/>
@@ -3216,7 +3216,7 @@
             <w:pPr>
               <w:spacing w:after="20" w:before="0"/>
             </w:pPr>
-            <w:hyperlink w:history="1" r:id="rIdlnjj5he8rvq_zeffodqkr">
+            <w:hyperlink w:history="1" r:id="rIdmkofkltrwqzifxmblnfjh">
               <w:r>
                 <w:rPr>
                   <w:rFonts w:ascii="Arial" w:cs="Arial" w:eastAsia="Arial" w:hAnsi="Arial"/>
@@ -3265,7 +3265,7 @@
               <w:spacing w:after="10" w:before="0"/>
               <w:ind w:left="120"/>
             </w:pPr>
-            <w:hyperlink w:history="1" r:id="rIdjtxi7zxui6d2ys20ieymd">
+            <w:hyperlink w:history="1" r:id="rIdv7hlbqlyvnagqqxp1xmig">
               <w:r>
                 <w:rPr>
                   <w:rFonts w:ascii="Arial" w:cs="Arial" w:eastAsia="Arial" w:hAnsi="Arial"/>
@@ -3555,7 +3555,7 @@
             <w:pPr>
               <w:spacing w:after="20" w:before="0"/>
             </w:pPr>
-            <w:hyperlink w:history="1" r:id="rIdfbaq6dwmstjsgv3qx7swi">
+            <w:hyperlink w:history="1" r:id="rIddmbv_tc3yltlt6qfeeeis">
               <w:r>
                 <w:rPr>
                   <w:rFonts w:ascii="Arial" w:cs="Arial" w:eastAsia="Arial" w:hAnsi="Arial"/>
@@ -3588,7 +3588,7 @@
               <w:spacing w:after="10" w:before="0"/>
               <w:ind w:left="120"/>
             </w:pPr>
-            <w:hyperlink w:history="1" r:id="rIdhdhhrp4jsikv1bouv5ke7">
+            <w:hyperlink w:history="1" r:id="rId4n24uvemxjx23xeo3knd9">
               <w:r>
                 <w:rPr>
                   <w:rFonts w:ascii="Arial" w:cs="Arial" w:eastAsia="Arial" w:hAnsi="Arial"/>
@@ -3633,7 +3633,7 @@
             <w:pPr>
               <w:spacing w:after="20" w:before="0"/>
             </w:pPr>
-            <w:hyperlink w:history="1" r:id="rIdqozv_lrzu0jx_0vay0zzu">
+            <w:hyperlink w:history="1" r:id="rId_jw1e7dkwq-o5at0juokq">
               <w:r>
                 <w:rPr>
                   <w:rFonts w:ascii="Arial" w:cs="Arial" w:eastAsia="Arial" w:hAnsi="Arial"/>
@@ -3682,7 +3682,7 @@
               <w:spacing w:after="10" w:before="0"/>
               <w:ind w:left="120"/>
             </w:pPr>
-            <w:hyperlink w:history="1" r:id="rIdoadyzz4w5yq2ccll8jshm">
+            <w:hyperlink w:history="1" r:id="rIdjcsxgqtvnxueenkcxun_5">
               <w:r>
                 <w:rPr>
                   <w:rFonts w:ascii="Arial" w:cs="Arial" w:eastAsia="Arial" w:hAnsi="Arial"/>
@@ -3972,7 +3972,7 @@
             <w:pPr>
               <w:spacing w:after="20" w:before="0"/>
             </w:pPr>
-            <w:hyperlink w:history="1" r:id="rId1_nq_57fsy56x4hfkwatf">
+            <w:hyperlink w:history="1" r:id="rIdp8izbomgxwyfnd0x6omzi">
               <w:r>
                 <w:rPr>
                   <w:rFonts w:ascii="Arial" w:cs="Arial" w:eastAsia="Arial" w:hAnsi="Arial"/>
@@ -4005,7 +4005,7 @@
               <w:spacing w:after="10" w:before="0"/>
               <w:ind w:left="120"/>
             </w:pPr>
-            <w:hyperlink w:history="1" r:id="rIdkvcuceym4caqh3mjkyrtp">
+            <w:hyperlink w:history="1" r:id="rIdhbvjgg4r8a3dvbxtgviqu">
               <w:r>
                 <w:rPr>
                   <w:rFonts w:ascii="Arial" w:cs="Arial" w:eastAsia="Arial" w:hAnsi="Arial"/>
@@ -4050,7 +4050,7 @@
             <w:pPr>
               <w:spacing w:after="20" w:before="0"/>
             </w:pPr>
-            <w:hyperlink w:history="1" r:id="rIdcgakt9lv2cvoqh0jaarca">
+            <w:hyperlink w:history="1" r:id="rIdpyytbgqmgh-2edk5uslbe">
               <w:r>
                 <w:rPr>
                   <w:rFonts w:ascii="Arial" w:cs="Arial" w:eastAsia="Arial" w:hAnsi="Arial"/>
@@ -4099,7 +4099,7 @@
               <w:spacing w:after="10" w:before="0"/>
               <w:ind w:left="120"/>
             </w:pPr>
-            <w:hyperlink w:history="1" r:id="rIdw_emcjgckn1lvcmid4rdl">
+            <w:hyperlink w:history="1" r:id="rIdx9jxt1xalney-u78omh8n">
               <w:r>
                 <w:rPr>
                   <w:rFonts w:ascii="Arial" w:cs="Arial" w:eastAsia="Arial" w:hAnsi="Arial"/>
@@ -4389,7 +4389,7 @@
             <w:pPr>
               <w:spacing w:after="20" w:before="0"/>
             </w:pPr>
-            <w:hyperlink w:history="1" r:id="rId3srbi9u3dw0tqcqfawrxh">
+            <w:hyperlink w:history="1" r:id="rIdn32s86masftv9njgwi0jg">
               <w:r>
                 <w:rPr>
                   <w:rFonts w:ascii="Arial" w:cs="Arial" w:eastAsia="Arial" w:hAnsi="Arial"/>
@@ -4422,7 +4422,7 @@
               <w:spacing w:after="10" w:before="0"/>
               <w:ind w:left="120"/>
             </w:pPr>
-            <w:hyperlink w:history="1" r:id="rIdfk7dyqnb3ii3tfmhpzmoz">
+            <w:hyperlink w:history="1" r:id="rIdgzt3f124zw9icdjw-kue4">
               <w:r>
                 <w:rPr>
                   <w:rFonts w:ascii="Arial" w:cs="Arial" w:eastAsia="Arial" w:hAnsi="Arial"/>
@@ -4467,7 +4467,7 @@
             <w:pPr>
               <w:spacing w:after="20" w:before="0"/>
             </w:pPr>
-            <w:hyperlink w:history="1" r:id="rIdbru0zs9uur4cjqtfefcnv">
+            <w:hyperlink w:history="1" r:id="rId0qw2klnztwht6jmsart_q">
               <w:r>
                 <w:rPr>
                   <w:rFonts w:ascii="Arial" w:cs="Arial" w:eastAsia="Arial" w:hAnsi="Arial"/>
@@ -4516,7 +4516,7 @@
               <w:spacing w:after="10" w:before="0"/>
               <w:ind w:left="120"/>
             </w:pPr>
-            <w:hyperlink w:history="1" r:id="rIdiztsuyitazgje5m4bdldk">
+            <w:hyperlink w:history="1" r:id="rId0u-g0vjv0ipgbljfzrjoc">
               <w:r>
                 <w:rPr>
                   <w:rFonts w:ascii="Arial" w:cs="Arial" w:eastAsia="Arial" w:hAnsi="Arial"/>
@@ -4806,7 +4806,7 @@
             <w:pPr>
               <w:spacing w:after="20" w:before="0"/>
             </w:pPr>
-            <w:hyperlink w:history="1" r:id="rIdzazmcules1mes3vbpm0ed">
+            <w:hyperlink w:history="1" r:id="rIdcc9l3jux5bxt08743iiyo">
               <w:r>
                 <w:rPr>
                   <w:rFonts w:ascii="Arial" w:cs="Arial" w:eastAsia="Arial" w:hAnsi="Arial"/>
@@ -4839,7 +4839,7 @@
               <w:spacing w:after="10" w:before="0"/>
               <w:ind w:left="120"/>
             </w:pPr>
-            <w:hyperlink w:history="1" r:id="rIdi6wpamp6lezgszwnykhum">
+            <w:hyperlink w:history="1" r:id="rIdcgc9mdeujj7ium-68-l3i">
               <w:r>
                 <w:rPr>
                   <w:rFonts w:ascii="Arial" w:cs="Arial" w:eastAsia="Arial" w:hAnsi="Arial"/>
@@ -4884,7 +4884,7 @@
             <w:pPr>
               <w:spacing w:after="20" w:before="0"/>
             </w:pPr>
-            <w:hyperlink w:history="1" r:id="rIdckojhlqq7vj8p1otgr_lk">
+            <w:hyperlink w:history="1" r:id="rIdjfxzfizgxsidpiyv4bmvz">
               <w:r>
                 <w:rPr>
                   <w:rFonts w:ascii="Arial" w:cs="Arial" w:eastAsia="Arial" w:hAnsi="Arial"/>
@@ -4933,7 +4933,7 @@
               <w:spacing w:after="10" w:before="0"/>
               <w:ind w:left="120"/>
             </w:pPr>
-            <w:hyperlink w:history="1" r:id="rIdo6gtxyrcherwcc0zv-oja">
+            <w:hyperlink w:history="1" r:id="rIdkrvqr4yprqycwyjouk-yq">
               <w:r>
                 <w:rPr>
                   <w:rFonts w:ascii="Arial" w:cs="Arial" w:eastAsia="Arial" w:hAnsi="Arial"/>
@@ -5540,7 +5540,7 @@
         </w:rPr>
         <w:t xml:space="preserve">© 2026 SeaVuria and ARES. Aligned with KICD objectives. Developed by SeaVuria; technical implementation by ARES (with AI assistance from Claude). Licensed under </w:t>
       </w:r>
-      <w:hyperlink w:history="1" r:id="rIdkvahk0i2fjbhip7sqrot3">
+      <w:hyperlink w:history="1" r:id="rId5ex_pyyagbftsfa2cyzrw">
         <w:r>
           <w:rPr>
             <w:rFonts w:ascii="Arial" w:cs="Arial" w:eastAsia="Arial" w:hAnsi="Arial"/>
@@ -5561,7 +5561,7 @@
         </w:rPr>
         <w:t xml:space="preserve"> (</w:t>
       </w:r>
-      <w:hyperlink w:history="1" r:id="rIdqmlzkrus4suci-3dxw6oh">
+      <w:hyperlink w:history="1" r:id="rIdj-pthd1ts0xbvlmv6xhc1">
         <w:r>
           <w:rPr>
             <w:rFonts w:ascii="Arial" w:cs="Arial" w:eastAsia="Arial" w:hAnsi="Arial"/>
@@ -6574,7 +6574,7 @@
             <w:pPr>
               <w:spacing w:after="20" w:before="0"/>
             </w:pPr>
-            <w:hyperlink w:history="1" r:id="rIdbtdygrz-kenfxcqdiuieq">
+            <w:hyperlink w:history="1" r:id="rIdwsucucvdptnbpzl0f8gi4">
               <w:r>
                 <w:rPr>
                   <w:rFonts w:ascii="Arial" w:cs="Arial" w:eastAsia="Arial" w:hAnsi="Arial"/>
@@ -6607,7 +6607,7 @@
               <w:spacing w:after="10" w:before="0"/>
               <w:ind w:left="120"/>
             </w:pPr>
-            <w:hyperlink w:history="1" r:id="rIdvabjfx3g9-87n5rvic3l_">
+            <w:hyperlink w:history="1" r:id="rId51fc2blfcwoqmdepk_1m2">
               <w:r>
                 <w:rPr>
                   <w:rFonts w:ascii="Arial" w:cs="Arial" w:eastAsia="Arial" w:hAnsi="Arial"/>
@@ -6652,7 +6652,7 @@
             <w:pPr>
               <w:spacing w:after="20" w:before="0"/>
             </w:pPr>
-            <w:hyperlink w:history="1" r:id="rIdxy6oi2ztcpepo0bi29mtt">
+            <w:hyperlink w:history="1" r:id="rId4s7bpun6ky7l78f82rfjc">
               <w:r>
                 <w:rPr>
                   <w:rFonts w:ascii="Arial" w:cs="Arial" w:eastAsia="Arial" w:hAnsi="Arial"/>
@@ -6701,7 +6701,7 @@
               <w:spacing w:after="10" w:before="0"/>
               <w:ind w:left="120"/>
             </w:pPr>
-            <w:hyperlink w:history="1" r:id="rIdvdv11gzigcas_wdhsr4jw">
+            <w:hyperlink w:history="1" r:id="rIdofyk4f6mkgyacye1hk-jr">
               <w:r>
                 <w:rPr>
                   <w:rFonts w:ascii="Arial" w:cs="Arial" w:eastAsia="Arial" w:hAnsi="Arial"/>
@@ -6896,7 +6896,7 @@
             <w:pPr>
               <w:spacing w:after="20" w:before="0"/>
             </w:pPr>
-            <w:hyperlink w:history="1" r:id="rIdmb0nf5smwa_iya4wk5d2t">
+            <w:hyperlink w:history="1" r:id="rIdrrjwz_5a_lkicatfpxzeh">
               <w:r>
                 <w:rPr>
                   <w:rFonts w:ascii="Arial" w:cs="Arial" w:eastAsia="Arial" w:hAnsi="Arial"/>
@@ -6929,7 +6929,7 @@
               <w:spacing w:after="10" w:before="0"/>
               <w:ind w:left="120"/>
             </w:pPr>
-            <w:hyperlink w:history="1" r:id="rIdq_uajgbcm46e8wsvnexfj">
+            <w:hyperlink w:history="1" r:id="rId0ueixay6oslxn5_tz7am7">
               <w:r>
                 <w:rPr>
                   <w:rFonts w:ascii="Arial" w:cs="Arial" w:eastAsia="Arial" w:hAnsi="Arial"/>
@@ -6974,7 +6974,7 @@
             <w:pPr>
               <w:spacing w:after="20" w:before="0"/>
             </w:pPr>
-            <w:hyperlink w:history="1" r:id="rIddpbkjhjndy8h1sjz0epl-">
+            <w:hyperlink w:history="1" r:id="rIdj6gh0whg2ce5ygy1pgt3w">
               <w:r>
                 <w:rPr>
                   <w:rFonts w:ascii="Arial" w:cs="Arial" w:eastAsia="Arial" w:hAnsi="Arial"/>
@@ -7023,7 +7023,7 @@
               <w:spacing w:after="10" w:before="0"/>
               <w:ind w:left="120"/>
             </w:pPr>
-            <w:hyperlink w:history="1" r:id="rIdhfniasxka2yzvgffisgpm">
+            <w:hyperlink w:history="1" r:id="rIdvj87jvk-2ecyvjtxopqwy">
               <w:r>
                 <w:rPr>
                   <w:rFonts w:ascii="Arial" w:cs="Arial" w:eastAsia="Arial" w:hAnsi="Arial"/>
@@ -7370,7 +7370,7 @@
             <w:pPr>
               <w:spacing w:after="20" w:before="0"/>
             </w:pPr>
-            <w:hyperlink w:history="1" r:id="rIdh8xcfn_r2ciolnoyjxbmk">
+            <w:hyperlink w:history="1" r:id="rIdyrt_dcfrum4vnuu48c6u9">
               <w:r>
                 <w:rPr>
                   <w:rFonts w:ascii="Arial" w:cs="Arial" w:eastAsia="Arial" w:hAnsi="Arial"/>
@@ -7419,7 +7419,7 @@
               <w:spacing w:after="10" w:before="0"/>
               <w:ind w:left="120"/>
             </w:pPr>
-            <w:hyperlink w:history="1" r:id="rIdjnubsutoljna51ocdlprx">
+            <w:hyperlink w:history="1" r:id="rIdesxc0gvxbqdpsza9ufpri">
               <w:r>
                 <w:rPr>
                   <w:rFonts w:ascii="Arial" w:cs="Arial" w:eastAsia="Arial" w:hAnsi="Arial"/>
@@ -7464,7 +7464,7 @@
             <w:pPr>
               <w:spacing w:after="20" w:before="0"/>
             </w:pPr>
-            <w:hyperlink w:history="1" r:id="rId7r89te6l7uupjcooc_qjj">
+            <w:hyperlink w:history="1" r:id="rIdz04krw7btjtgagviwhh5u">
               <w:r>
                 <w:rPr>
                   <w:rFonts w:ascii="Arial" w:cs="Arial" w:eastAsia="Arial" w:hAnsi="Arial"/>
@@ -7513,7 +7513,7 @@
               <w:spacing w:after="10" w:before="0"/>
               <w:ind w:left="120"/>
             </w:pPr>
-            <w:hyperlink w:history="1" r:id="rIdm-gtcys87yetr7uafvknh">
+            <w:hyperlink w:history="1" r:id="rId8ea5zom3efhep-_yzxxgq">
               <w:r>
                 <w:rPr>
                   <w:rFonts w:ascii="Arial" w:cs="Arial" w:eastAsia="Arial" w:hAnsi="Arial"/>
@@ -7708,7 +7708,7 @@
             <w:pPr>
               <w:spacing w:after="20" w:before="0"/>
             </w:pPr>
-            <w:hyperlink w:history="1" r:id="rIdmquizq1lopl6sfz-f6wot">
+            <w:hyperlink w:history="1" r:id="rIdjlywvdlwpdfbzrshu9ayt">
               <w:r>
                 <w:rPr>
                   <w:rFonts w:ascii="Arial" w:cs="Arial" w:eastAsia="Arial" w:hAnsi="Arial"/>
@@ -7741,7 +7741,7 @@
               <w:spacing w:after="10" w:before="0"/>
               <w:ind w:left="120"/>
             </w:pPr>
-            <w:hyperlink w:history="1" r:id="rIde1zj8wcpi3jlwx6loiari">
+            <w:hyperlink w:history="1" r:id="rId8uktunqhpmudyhsaeonkd">
               <w:r>
                 <w:rPr>
                   <w:rFonts w:ascii="Arial" w:cs="Arial" w:eastAsia="Arial" w:hAnsi="Arial"/>
@@ -7786,7 +7786,7 @@
             <w:pPr>
               <w:spacing w:after="20" w:before="0"/>
             </w:pPr>
-            <w:hyperlink w:history="1" r:id="rIdig7r6peotbtejrf_nm9n0">
+            <w:hyperlink w:history="1" r:id="rIdabqg7cgpukwfwzmo1nk7n">
               <w:r>
                 <w:rPr>
                   <w:rFonts w:ascii="Arial" w:cs="Arial" w:eastAsia="Arial" w:hAnsi="Arial"/>
@@ -7835,7 +7835,7 @@
               <w:spacing w:after="10" w:before="0"/>
               <w:ind w:left="120"/>
             </w:pPr>
-            <w:hyperlink w:history="1" r:id="rIdfabzbn93f07y_2_a8bkde">
+            <w:hyperlink w:history="1" r:id="rIdd9zcnk4mg7tmmspyjopiv">
               <w:r>
                 <w:rPr>
                   <w:rFonts w:ascii="Arial" w:cs="Arial" w:eastAsia="Arial" w:hAnsi="Arial"/>
@@ -8030,7 +8030,7 @@
             <w:pPr>
               <w:spacing w:after="20" w:before="0"/>
             </w:pPr>
-            <w:hyperlink w:history="1" r:id="rId43kfuyffvuc90rqcmk2ie">
+            <w:hyperlink w:history="1" r:id="rId2gdglrga1g24y9udx_von">
               <w:r>
                 <w:rPr>
                   <w:rFonts w:ascii="Arial" w:cs="Arial" w:eastAsia="Arial" w:hAnsi="Arial"/>
@@ -8063,7 +8063,7 @@
               <w:spacing w:after="10" w:before="0"/>
               <w:ind w:left="120"/>
             </w:pPr>
-            <w:hyperlink w:history="1" r:id="rIdkzyqk0_xbnka7vlqakyjd">
+            <w:hyperlink w:history="1" r:id="rId16x8qkop5dduxhmoq9gtg">
               <w:r>
                 <w:rPr>
                   <w:rFonts w:ascii="Arial" w:cs="Arial" w:eastAsia="Arial" w:hAnsi="Arial"/>
@@ -8108,7 +8108,7 @@
             <w:pPr>
               <w:spacing w:after="20" w:before="0"/>
             </w:pPr>
-            <w:hyperlink w:history="1" r:id="rIdxx426oxj6ypfw3o9ifklo">
+            <w:hyperlink w:history="1" r:id="rId9roxj4f8bucqdect0k4nk">
               <w:r>
                 <w:rPr>
                   <w:rFonts w:ascii="Arial" w:cs="Arial" w:eastAsia="Arial" w:hAnsi="Arial"/>
@@ -8157,7 +8157,7 @@
               <w:spacing w:after="10" w:before="0"/>
               <w:ind w:left="120"/>
             </w:pPr>
-            <w:hyperlink w:history="1" r:id="rIdxrc02fr09tovw-lr9ttt9">
+            <w:hyperlink w:history="1" r:id="rId-_8owircvxfsysgvbbw18">
               <w:r>
                 <w:rPr>
                   <w:rFonts w:ascii="Arial" w:cs="Arial" w:eastAsia="Arial" w:hAnsi="Arial"/>
@@ -8669,7 +8669,7 @@
         </w:rPr>
         <w:t xml:space="preserve">© 2026 SeaVuria and ARES. Aligned with KICD objectives. Developed by SeaVuria; technical implementation by ARES (with AI assistance from Claude). Licensed under </w:t>
       </w:r>
-      <w:hyperlink w:history="1" r:id="rIds9n186fy8q4xywcrcimh0">
+      <w:hyperlink w:history="1" r:id="rIdly21kzm6waishk4zc_7yh">
         <w:r>
           <w:rPr>
             <w:rFonts w:ascii="Arial" w:cs="Arial" w:eastAsia="Arial" w:hAnsi="Arial"/>
@@ -8690,7 +8690,7 @@
         </w:rPr>
         <w:t xml:space="preserve"> (</w:t>
       </w:r>
-      <w:hyperlink w:history="1" r:id="rIdtvnvobz4thwowwfkmx8zz">
+      <w:hyperlink w:history="1" r:id="rIdtghltjlscs5e5a2g2bfou">
         <w:r>
           <w:rPr>
             <w:rFonts w:ascii="Arial" w:cs="Arial" w:eastAsia="Arial" w:hAnsi="Arial"/>
@@ -9703,7 +9703,7 @@
             <w:pPr>
               <w:spacing w:after="20" w:before="0"/>
             </w:pPr>
-            <w:hyperlink w:history="1" r:id="rIdvzums1d73gttmeg_rn_bd">
+            <w:hyperlink w:history="1" r:id="rIdzlwstwcjy5w5jk54ruyru">
               <w:r>
                 <w:rPr>
                   <w:rFonts w:ascii="Arial" w:cs="Arial" w:eastAsia="Arial" w:hAnsi="Arial"/>
@@ -9736,7 +9736,7 @@
               <w:spacing w:after="10" w:before="0"/>
               <w:ind w:left="120"/>
             </w:pPr>
-            <w:hyperlink w:history="1" r:id="rIdjmdfwvzcarlaeghdf8q5f">
+            <w:hyperlink w:history="1" r:id="rIdkh85ofgfgvnsm57d3_ilv">
               <w:r>
                 <w:rPr>
                   <w:rFonts w:ascii="Arial" w:cs="Arial" w:eastAsia="Arial" w:hAnsi="Arial"/>
@@ -9781,7 +9781,7 @@
             <w:pPr>
               <w:spacing w:after="20" w:before="0"/>
             </w:pPr>
-            <w:hyperlink w:history="1" r:id="rIdygk06lzv0tzxpem3ft2l9">
+            <w:hyperlink w:history="1" r:id="rIdkcf3n9z7vulcvr3k1zcna">
               <w:r>
                 <w:rPr>
                   <w:rFonts w:ascii="Arial" w:cs="Arial" w:eastAsia="Arial" w:hAnsi="Arial"/>
@@ -9814,7 +9814,7 @@
               <w:spacing w:after="10" w:before="0"/>
               <w:ind w:left="120"/>
             </w:pPr>
-            <w:hyperlink w:history="1" r:id="rIdq6sw1nqyuk37refaqdsz5">
+            <w:hyperlink w:history="1" r:id="rIdcknmrbkhqvy40frl-xv1j">
               <w:r>
                 <w:rPr>
                   <w:rFonts w:ascii="Arial" w:cs="Arial" w:eastAsia="Arial" w:hAnsi="Arial"/>
@@ -10009,7 +10009,7 @@
             <w:pPr>
               <w:spacing w:after="20" w:before="0"/>
             </w:pPr>
-            <w:hyperlink w:history="1" r:id="rIdp0l5e7-ywuwgkkscj5lsw">
+            <w:hyperlink w:history="1" r:id="rId9jysc1-w7lhksxyhlcfnl">
               <w:r>
                 <w:rPr>
                   <w:rFonts w:ascii="Arial" w:cs="Arial" w:eastAsia="Arial" w:hAnsi="Arial"/>
@@ -10042,7 +10042,7 @@
               <w:spacing w:after="10" w:before="0"/>
               <w:ind w:left="120"/>
             </w:pPr>
-            <w:hyperlink w:history="1" r:id="rIdbc7zkhnsgbzi7nlroiupb">
+            <w:hyperlink w:history="1" r:id="rIdcz77buudqqdayr8yshhtd">
               <w:r>
                 <w:rPr>
                   <w:rFonts w:ascii="Arial" w:cs="Arial" w:eastAsia="Arial" w:hAnsi="Arial"/>
@@ -10087,7 +10087,7 @@
             <w:pPr>
               <w:spacing w:after="20" w:before="0"/>
             </w:pPr>
-            <w:hyperlink w:history="1" r:id="rId_gpowgzrzrrtz27hh7xl2">
+            <w:hyperlink w:history="1" r:id="rIdfwtrhhxeqeddh-bpyt9c1">
               <w:r>
                 <w:rPr>
                   <w:rFonts w:ascii="Arial" w:cs="Arial" w:eastAsia="Arial" w:hAnsi="Arial"/>
@@ -10120,7 +10120,7 @@
               <w:spacing w:after="10" w:before="0"/>
               <w:ind w:left="120"/>
             </w:pPr>
-            <w:hyperlink w:history="1" r:id="rIdjkmrwjomeybchmzkd4l45">
+            <w:hyperlink w:history="1" r:id="rIdwettvhb69jkmknw0rmouk">
               <w:r>
                 <w:rPr>
                   <w:rFonts w:ascii="Arial" w:cs="Arial" w:eastAsia="Arial" w:hAnsi="Arial"/>
@@ -10315,7 +10315,7 @@
             <w:pPr>
               <w:spacing w:after="20" w:before="0"/>
             </w:pPr>
-            <w:hyperlink w:history="1" r:id="rIdlvrxsv6_upeiwowj6cxrp">
+            <w:hyperlink w:history="1" r:id="rIdnc_jegwaisr-cpvevxcpv">
               <w:r>
                 <w:rPr>
                   <w:rFonts w:ascii="Arial" w:cs="Arial" w:eastAsia="Arial" w:hAnsi="Arial"/>
@@ -10348,7 +10348,7 @@
               <w:spacing w:after="10" w:before="0"/>
               <w:ind w:left="120"/>
             </w:pPr>
-            <w:hyperlink w:history="1" r:id="rIddwrevnykeviplnugosxtl">
+            <w:hyperlink w:history="1" r:id="rIdj8hshj3oapxnfmbk5tl5t">
               <w:r>
                 <w:rPr>
                   <w:rFonts w:ascii="Arial" w:cs="Arial" w:eastAsia="Arial" w:hAnsi="Arial"/>
@@ -10393,7 +10393,7 @@
             <w:pPr>
               <w:spacing w:after="20" w:before="0"/>
             </w:pPr>
-            <w:hyperlink w:history="1" r:id="rIdvkybzomqtdlissa3lwvjy">
+            <w:hyperlink w:history="1" r:id="rIdu0ntncvycfuvqe9fhujaq">
               <w:r>
                 <w:rPr>
                   <w:rFonts w:ascii="Arial" w:cs="Arial" w:eastAsia="Arial" w:hAnsi="Arial"/>
@@ -10426,7 +10426,7 @@
               <w:spacing w:after="10" w:before="0"/>
               <w:ind w:left="120"/>
             </w:pPr>
-            <w:hyperlink w:history="1" r:id="rIdjabyggne_7tkvzjntrk6f">
+            <w:hyperlink w:history="1" r:id="rIdykszli8jbqlkd0oyeutiv">
               <w:r>
                 <w:rPr>
                   <w:rFonts w:ascii="Arial" w:cs="Arial" w:eastAsia="Arial" w:hAnsi="Arial"/>
@@ -10621,7 +10621,7 @@
             <w:pPr>
               <w:spacing w:after="20" w:before="0"/>
             </w:pPr>
-            <w:hyperlink w:history="1" r:id="rIdf1xl3cg3a7swfpvj838tf">
+            <w:hyperlink w:history="1" r:id="rIds6g8jrddtmnm_y2ruirrn">
               <w:r>
                 <w:rPr>
                   <w:rFonts w:ascii="Arial" w:cs="Arial" w:eastAsia="Arial" w:hAnsi="Arial"/>
@@ -10654,7 +10654,7 @@
               <w:spacing w:after="10" w:before="0"/>
               <w:ind w:left="120"/>
             </w:pPr>
-            <w:hyperlink w:history="1" r:id="rIdnvsgvuc75_nzrxpeixdul">
+            <w:hyperlink w:history="1" r:id="rId3hiea6j26wekwc66v8sao">
               <w:r>
                 <w:rPr>
                   <w:rFonts w:ascii="Arial" w:cs="Arial" w:eastAsia="Arial" w:hAnsi="Arial"/>
@@ -10699,7 +10699,7 @@
             <w:pPr>
               <w:spacing w:after="20" w:before="0"/>
             </w:pPr>
-            <w:hyperlink w:history="1" r:id="rIdjzbrgauaia8oe_ta-to_5">
+            <w:hyperlink w:history="1" r:id="rIdloarww-zwxyb_6jq4gb-q">
               <w:r>
                 <w:rPr>
                   <w:rFonts w:ascii="Arial" w:cs="Arial" w:eastAsia="Arial" w:hAnsi="Arial"/>
@@ -10732,7 +10732,7 @@
               <w:spacing w:after="10" w:before="0"/>
               <w:ind w:left="120"/>
             </w:pPr>
-            <w:hyperlink w:history="1" r:id="rIdjd4hqyj5a9evkyyc31tki">
+            <w:hyperlink w:history="1" r:id="rIdl9oulnjrrg1osdfobgczr">
               <w:r>
                 <w:rPr>
                   <w:rFonts w:ascii="Arial" w:cs="Arial" w:eastAsia="Arial" w:hAnsi="Arial"/>
@@ -10927,7 +10927,7 @@
             <w:pPr>
               <w:spacing w:after="20" w:before="0"/>
             </w:pPr>
-            <w:hyperlink w:history="1" r:id="rIdcp6fxjozeuck0imadyeye">
+            <w:hyperlink w:history="1" r:id="rId_pskjcngewnrzejj7pncq">
               <w:r>
                 <w:rPr>
                   <w:rFonts w:ascii="Arial" w:cs="Arial" w:eastAsia="Arial" w:hAnsi="Arial"/>
@@ -10976,7 +10976,7 @@
               <w:spacing w:after="10" w:before="0"/>
               <w:ind w:left="120"/>
             </w:pPr>
-            <w:hyperlink w:history="1" r:id="rIdrvz7jegcurqhm5necgp02">
+            <w:hyperlink w:history="1" r:id="rIdjhuc6opi0wus2l_ihg_v1">
               <w:r>
                 <w:rPr>
                   <w:rFonts w:ascii="Arial" w:cs="Arial" w:eastAsia="Arial" w:hAnsi="Arial"/>
@@ -11021,7 +11021,7 @@
             <w:pPr>
               <w:spacing w:after="20" w:before="0"/>
             </w:pPr>
-            <w:hyperlink w:history="1" r:id="rIdlc3ur6-hzsp0dq_h1mi7m">
+            <w:hyperlink w:history="1" r:id="rIdh_lnzbef6v1roxvz7tziw">
               <w:r>
                 <w:rPr>
                   <w:rFonts w:ascii="Arial" w:cs="Arial" w:eastAsia="Arial" w:hAnsi="Arial"/>
@@ -11054,7 +11054,7 @@
               <w:spacing w:after="10" w:before="0"/>
               <w:ind w:left="120"/>
             </w:pPr>
-            <w:hyperlink w:history="1" r:id="rId35kvmvrsjnrflo2pmownp">
+            <w:hyperlink w:history="1" r:id="rId_xlkvtkcq-dozslllkidp">
               <w:r>
                 <w:rPr>
                   <w:rFonts w:ascii="Arial" w:cs="Arial" w:eastAsia="Arial" w:hAnsi="Arial"/>
@@ -11661,7 +11661,7 @@
         </w:rPr>
         <w:t xml:space="preserve">© 2026 SeaVuria and ARES. Aligned with KICD objectives. Developed by SeaVuria; technical implementation by ARES (with AI assistance from Claude). Licensed under </w:t>
       </w:r>
-      <w:hyperlink w:history="1" r:id="rIdwqd6y--a3dcsjh5sjxcyr">
+      <w:hyperlink w:history="1" r:id="rIdmxtvz9pf1uifbnyjmz72a">
         <w:r>
           <w:rPr>
             <w:rFonts w:ascii="Arial" w:cs="Arial" w:eastAsia="Arial" w:hAnsi="Arial"/>
@@ -11682,7 +11682,7 @@
         </w:rPr>
         <w:t xml:space="preserve"> (</w:t>
       </w:r>
-      <w:hyperlink w:history="1" r:id="rIdvjzaweukigvcbayqayd_0">
+      <w:hyperlink w:history="1" r:id="rIdam5g8rt7i46mjhfwln0_y">
         <w:r>
           <w:rPr>
             <w:rFonts w:ascii="Arial" w:cs="Arial" w:eastAsia="Arial" w:hAnsi="Arial"/>
@@ -12695,7 +12695,7 @@
             <w:pPr>
               <w:spacing w:after="20" w:before="0"/>
             </w:pPr>
-            <w:hyperlink w:history="1" r:id="rIdnia_sorduy9dshahw-yza">
+            <w:hyperlink w:history="1" r:id="rIda-pyp0htghlirr6pbc0jc">
               <w:r>
                 <w:rPr>
                   <w:rFonts w:ascii="Arial" w:cs="Arial" w:eastAsia="Arial" w:hAnsi="Arial"/>
@@ -12744,7 +12744,7 @@
               <w:spacing w:after="10" w:before="0"/>
               <w:ind w:left="120"/>
             </w:pPr>
-            <w:hyperlink w:history="1" r:id="rId7bgy5jtufhu1r9qb2vw2-">
+            <w:hyperlink w:history="1" r:id="rIdugparmsnu2sc5hdebngte">
               <w:r>
                 <w:rPr>
                   <w:rFonts w:ascii="Arial" w:cs="Arial" w:eastAsia="Arial" w:hAnsi="Arial"/>
@@ -12806,7 +12806,7 @@
               <w:spacing w:after="10" w:before="0"/>
               <w:ind w:left="120"/>
             </w:pPr>
-            <w:hyperlink w:history="1" r:id="rIdo_elna3ypj8o-pffslv6y">
+            <w:hyperlink w:history="1" r:id="rIddtidibiqpeiyvuvyc6-os">
               <w:r>
                 <w:rPr>
                   <w:rFonts w:ascii="Arial" w:cs="Arial" w:eastAsia="Arial" w:hAnsi="Arial"/>
@@ -13016,7 +13016,7 @@
             <w:pPr>
               <w:spacing w:after="20" w:before="0"/>
             </w:pPr>
-            <w:hyperlink w:history="1" r:id="rId_arqmnohdclqa0ubh-avb">
+            <w:hyperlink w:history="1" r:id="rIdhw6i5ejkhye7gdjmwmp_e">
               <w:r>
                 <w:rPr>
                   <w:rFonts w:ascii="Arial" w:cs="Arial" w:eastAsia="Arial" w:hAnsi="Arial"/>
@@ -13065,7 +13065,7 @@
               <w:spacing w:after="10" w:before="0"/>
               <w:ind w:left="120"/>
             </w:pPr>
-            <w:hyperlink w:history="1" r:id="rIdxt7dkxuuthncldwq5imws">
+            <w:hyperlink w:history="1" r:id="rIdjlbmrolp2i5g-bs8nvbul">
               <w:r>
                 <w:rPr>
                   <w:rFonts w:ascii="Arial" w:cs="Arial" w:eastAsia="Arial" w:hAnsi="Arial"/>
@@ -13127,7 +13127,7 @@
               <w:spacing w:after="10" w:before="0"/>
               <w:ind w:left="120"/>
             </w:pPr>
-            <w:hyperlink w:history="1" r:id="rId1in7v0u2vd8m3cufdz2gn">
+            <w:hyperlink w:history="1" r:id="rId5wahatn9eznyt7v0xupow">
               <w:r>
                 <w:rPr>
                   <w:rFonts w:ascii="Arial" w:cs="Arial" w:eastAsia="Arial" w:hAnsi="Arial"/>
@@ -13337,7 +13337,7 @@
             <w:pPr>
               <w:spacing w:after="20" w:before="0"/>
             </w:pPr>
-            <w:hyperlink w:history="1" r:id="rIdgxjhecme3fl8v12wn7anf">
+            <w:hyperlink w:history="1" r:id="rId9nm4skgsacskpvmtlseoq">
               <w:r>
                 <w:rPr>
                   <w:rFonts w:ascii="Arial" w:cs="Arial" w:eastAsia="Arial" w:hAnsi="Arial"/>
@@ -13386,7 +13386,7 @@
               <w:spacing w:after="10" w:before="0"/>
               <w:ind w:left="120"/>
             </w:pPr>
-            <w:hyperlink w:history="1" r:id="rIdc9hwnkfgvseenzsivmrzo">
+            <w:hyperlink w:history="1" r:id="rId1bx_5lwoyw6uddgcyithk">
               <w:r>
                 <w:rPr>
                   <w:rFonts w:ascii="Arial" w:cs="Arial" w:eastAsia="Arial" w:hAnsi="Arial"/>
@@ -13448,7 +13448,7 @@
               <w:spacing w:after="10" w:before="0"/>
               <w:ind w:left="120"/>
             </w:pPr>
-            <w:hyperlink w:history="1" r:id="rIdgt7fankvkc2qwsqkhqtmw">
+            <w:hyperlink w:history="1" r:id="rIdi3pdet0t-g_ovqn2asbls">
               <w:r>
                 <w:rPr>
                   <w:rFonts w:ascii="Arial" w:cs="Arial" w:eastAsia="Arial" w:hAnsi="Arial"/>
@@ -13658,7 +13658,7 @@
             <w:pPr>
               <w:spacing w:after="20" w:before="0"/>
             </w:pPr>
-            <w:hyperlink w:history="1" r:id="rIdxdeshvfsrm4rncxexk7ib">
+            <w:hyperlink w:history="1" r:id="rIdpmgg0pxdzw03t4sdqmrxz">
               <w:r>
                 <w:rPr>
                   <w:rFonts w:ascii="Arial" w:cs="Arial" w:eastAsia="Arial" w:hAnsi="Arial"/>
@@ -13707,7 +13707,7 @@
               <w:spacing w:after="10" w:before="0"/>
               <w:ind w:left="120"/>
             </w:pPr>
-            <w:hyperlink w:history="1" r:id="rIdrj-ko1xwgoo7h6betfz3i">
+            <w:hyperlink w:history="1" r:id="rIdh9bfnyr_344slt8vdkx7p">
               <w:r>
                 <w:rPr>
                   <w:rFonts w:ascii="Arial" w:cs="Arial" w:eastAsia="Arial" w:hAnsi="Arial"/>
@@ -13769,7 +13769,7 @@
               <w:spacing w:after="10" w:before="0"/>
               <w:ind w:left="120"/>
             </w:pPr>
-            <w:hyperlink w:history="1" r:id="rIdzkhviumeaonw9xxbmaox6">
+            <w:hyperlink w:history="1" r:id="rIdtltwojhlmjbdsgpxndjuk">
               <w:r>
                 <w:rPr>
                   <w:rFonts w:ascii="Arial" w:cs="Arial" w:eastAsia="Arial" w:hAnsi="Arial"/>
@@ -13979,7 +13979,7 @@
             <w:pPr>
               <w:spacing w:after="20" w:before="0"/>
             </w:pPr>
-            <w:hyperlink w:history="1" r:id="rIdwbk5_coevkvijtlnt3zaw">
+            <w:hyperlink w:history="1" r:id="rIdmdwyvwlgmlgpybfw2kxsv">
               <w:r>
                 <w:rPr>
                   <w:rFonts w:ascii="Arial" w:cs="Arial" w:eastAsia="Arial" w:hAnsi="Arial"/>
@@ -14028,7 +14028,7 @@
               <w:spacing w:after="10" w:before="0"/>
               <w:ind w:left="120"/>
             </w:pPr>
-            <w:hyperlink w:history="1" r:id="rId3vvxk0wt4y-q7wh6jyz6c">
+            <w:hyperlink w:history="1" r:id="rIdim3tkxc_k_ixy81qg9g4i">
               <w:r>
                 <w:rPr>
                   <w:rFonts w:ascii="Arial" w:cs="Arial" w:eastAsia="Arial" w:hAnsi="Arial"/>
@@ -14090,7 +14090,7 @@
               <w:spacing w:after="10" w:before="0"/>
               <w:ind w:left="120"/>
             </w:pPr>
-            <w:hyperlink w:history="1" r:id="rIdvvat7mdhwfaos482cavik">
+            <w:hyperlink w:history="1" r:id="rId5fhd7zidifci9aw2twc6b">
               <w:r>
                 <w:rPr>
                   <w:rFonts w:ascii="Arial" w:cs="Arial" w:eastAsia="Arial" w:hAnsi="Arial"/>
@@ -14731,7 +14731,7 @@
         </w:rPr>
         <w:t xml:space="preserve">© 2026 SeaVuria and ARES. Aligned with KICD objectives. Developed by SeaVuria; technical implementation by ARES (with AI assistance from Claude). Licensed under </w:t>
       </w:r>
-      <w:hyperlink w:history="1" r:id="rIdy6yerkb62kdbway5xukoh">
+      <w:hyperlink w:history="1" r:id="rId-w1mpqaq985pacdgywpwh">
         <w:r>
           <w:rPr>
             <w:rFonts w:ascii="Arial" w:cs="Arial" w:eastAsia="Arial" w:hAnsi="Arial"/>
@@ -14752,7 +14752,7 @@
         </w:rPr>
         <w:t xml:space="preserve"> (</w:t>
       </w:r>
-      <w:hyperlink w:history="1" r:id="rIdrrrk5pxoishpkvyy7kvd3">
+      <w:hyperlink w:history="1" r:id="rIdew3rvd7vonnk8amgy7bym">
         <w:r>
           <w:rPr>
             <w:rFonts w:ascii="Arial" w:cs="Arial" w:eastAsia="Arial" w:hAnsi="Arial"/>
@@ -15765,7 +15765,7 @@
             <w:pPr>
               <w:spacing w:after="20" w:before="0"/>
             </w:pPr>
-            <w:hyperlink w:history="1" r:id="rIdw733fmpndugalebafvkgq">
+            <w:hyperlink w:history="1" r:id="rIdenogfzy13px7eejydnca1">
               <w:r>
                 <w:rPr>
                   <w:rFonts w:ascii="Arial" w:cs="Arial" w:eastAsia="Arial" w:hAnsi="Arial"/>
@@ -15798,7 +15798,7 @@
               <w:spacing w:after="10" w:before="0"/>
               <w:ind w:left="120"/>
             </w:pPr>
-            <w:hyperlink w:history="1" r:id="rIdjvqxsrfrvjt87lighchr3">
+            <w:hyperlink w:history="1" r:id="rIdpvnofpz-61hmveokcpt3z">
               <w:r>
                 <w:rPr>
                   <w:rFonts w:ascii="Arial" w:cs="Arial" w:eastAsia="Arial" w:hAnsi="Arial"/>
@@ -15843,7 +15843,7 @@
             <w:pPr>
               <w:spacing w:after="20" w:before="0"/>
             </w:pPr>
-            <w:hyperlink w:history="1" r:id="rIdblm0aeeplkuf8l5hlu59v">
+            <w:hyperlink w:history="1" r:id="rIdsbe2djb3_1f0ggouk4ozh">
               <w:r>
                 <w:rPr>
                   <w:rFonts w:ascii="Arial" w:cs="Arial" w:eastAsia="Arial" w:hAnsi="Arial"/>
@@ -15876,7 +15876,7 @@
               <w:spacing w:after="10" w:before="0"/>
               <w:ind w:left="120"/>
             </w:pPr>
-            <w:hyperlink w:history="1" r:id="rIdkmsessmrz-g_lgmjpw7b_">
+            <w:hyperlink w:history="1" r:id="rIdpolm9okdv69yynrce9rgm">
               <w:r>
                 <w:rPr>
                   <w:rFonts w:ascii="Arial" w:cs="Arial" w:eastAsia="Arial" w:hAnsi="Arial"/>
@@ -16147,7 +16147,7 @@
             <w:pPr>
               <w:spacing w:after="20" w:before="0"/>
             </w:pPr>
-            <w:hyperlink w:history="1" r:id="rIdi5uqp1le7cajyszkbmqxf">
+            <w:hyperlink w:history="1" r:id="rId2zlllbozfn_it3ncgblcm">
               <w:r>
                 <w:rPr>
                   <w:rFonts w:ascii="Arial" w:cs="Arial" w:eastAsia="Arial" w:hAnsi="Arial"/>
@@ -16180,7 +16180,7 @@
               <w:spacing w:after="10" w:before="0"/>
               <w:ind w:left="120"/>
             </w:pPr>
-            <w:hyperlink w:history="1" r:id="rIdduk1qod8xsw2jpux5ixre">
+            <w:hyperlink w:history="1" r:id="rIdkvygxoxwksouqtmcip6of">
               <w:r>
                 <w:rPr>
                   <w:rFonts w:ascii="Arial" w:cs="Arial" w:eastAsia="Arial" w:hAnsi="Arial"/>
@@ -16225,7 +16225,7 @@
             <w:pPr>
               <w:spacing w:after="20" w:before="0"/>
             </w:pPr>
-            <w:hyperlink w:history="1" r:id="rIdnzkymg3oa17dkalugnu_n">
+            <w:hyperlink w:history="1" r:id="rIdm8d_upy8ypaemoixas_gt">
               <w:r>
                 <w:rPr>
                   <w:rFonts w:ascii="Arial" w:cs="Arial" w:eastAsia="Arial" w:hAnsi="Arial"/>
@@ -16258,7 +16258,7 @@
               <w:spacing w:after="10" w:before="0"/>
               <w:ind w:left="120"/>
             </w:pPr>
-            <w:hyperlink w:history="1" r:id="rIdy7lkck-yflzvopkqqjlv8">
+            <w:hyperlink w:history="1" r:id="rIdjmuqro2o07m-w07q-lvch">
               <w:r>
                 <w:rPr>
                   <w:rFonts w:ascii="Arial" w:cs="Arial" w:eastAsia="Arial" w:hAnsi="Arial"/>
@@ -16704,7 +16704,7 @@
             <w:pPr>
               <w:spacing w:after="20" w:before="0"/>
             </w:pPr>
-            <w:hyperlink w:history="1" r:id="rIdxisogczbl_8xsk_a5gu1b">
+            <w:hyperlink w:history="1" r:id="rIdhcbodsq-wr4xi38l-wwcv">
               <w:r>
                 <w:rPr>
                   <w:rFonts w:ascii="Arial" w:cs="Arial" w:eastAsia="Arial" w:hAnsi="Arial"/>
@@ -16753,7 +16753,7 @@
               <w:spacing w:after="10" w:before="0"/>
               <w:ind w:left="120"/>
             </w:pPr>
-            <w:hyperlink w:history="1" r:id="rIdnsfllryu-rla-kf-fml5z">
+            <w:hyperlink w:history="1" r:id="rIdeddy4o70j-bjb9ie4vwtd">
               <w:r>
                 <w:rPr>
                   <w:rFonts w:ascii="Arial" w:cs="Arial" w:eastAsia="Arial" w:hAnsi="Arial"/>
@@ -16798,7 +16798,7 @@
             <w:pPr>
               <w:spacing w:after="20" w:before="0"/>
             </w:pPr>
-            <w:hyperlink w:history="1" r:id="rIdkparb1himefhshjmqvg3a">
+            <w:hyperlink w:history="1" r:id="rIdqgh1cu0qsjbt3hvibiau4">
               <w:r>
                 <w:rPr>
                   <w:rFonts w:ascii="Arial" w:cs="Arial" w:eastAsia="Arial" w:hAnsi="Arial"/>
@@ -16847,7 +16847,7 @@
               <w:spacing w:after="10" w:before="0"/>
               <w:ind w:left="120"/>
             </w:pPr>
-            <w:hyperlink w:history="1" r:id="rIdat3bilo960kis6ikopugy">
+            <w:hyperlink w:history="1" r:id="rId4pqq3ldb1qxiaidnc5zq-">
               <w:r>
                 <w:rPr>
                   <w:rFonts w:ascii="Arial" w:cs="Arial" w:eastAsia="Arial" w:hAnsi="Arial"/>
@@ -17118,7 +17118,7 @@
             <w:pPr>
               <w:spacing w:after="20" w:before="0"/>
             </w:pPr>
-            <w:hyperlink w:history="1" r:id="rIdjv-fx6z2c9gczvifqhmp1">
+            <w:hyperlink w:history="1" r:id="rIdeixn-hh-w7ofl1czdp1gv">
               <w:r>
                 <w:rPr>
                   <w:rFonts w:ascii="Arial" w:cs="Arial" w:eastAsia="Arial" w:hAnsi="Arial"/>
@@ -17167,7 +17167,7 @@
               <w:spacing w:after="10" w:before="0"/>
               <w:ind w:left="120"/>
             </w:pPr>
-            <w:hyperlink w:history="1" r:id="rIdnmjff7jaflflljehxy_6g">
+            <w:hyperlink w:history="1" r:id="rIdzasjfojewbyv_hbrcds5r">
               <w:r>
                 <w:rPr>
                   <w:rFonts w:ascii="Arial" w:cs="Arial" w:eastAsia="Arial" w:hAnsi="Arial"/>
@@ -17212,7 +17212,7 @@
             <w:pPr>
               <w:spacing w:after="20" w:before="0"/>
             </w:pPr>
-            <w:hyperlink w:history="1" r:id="rIdoyqo3r14e45xtuokaj-3m">
+            <w:hyperlink w:history="1" r:id="rIdsqsjavpjwzmjvsucad8v6">
               <w:r>
                 <w:rPr>
                   <w:rFonts w:ascii="Arial" w:cs="Arial" w:eastAsia="Arial" w:hAnsi="Arial"/>
@@ -17261,7 +17261,7 @@
               <w:spacing w:after="10" w:before="0"/>
               <w:ind w:left="120"/>
             </w:pPr>
-            <w:hyperlink w:history="1" r:id="rId74z6ytrq9gzdo_0j4duxt">
+            <w:hyperlink w:history="1" r:id="rIdferejn-5kf609z0ohowqn">
               <w:r>
                 <w:rPr>
                   <w:rFonts w:ascii="Arial" w:cs="Arial" w:eastAsia="Arial" w:hAnsi="Arial"/>
@@ -17551,7 +17551,7 @@
             <w:pPr>
               <w:spacing w:after="20" w:before="0"/>
             </w:pPr>
-            <w:hyperlink w:history="1" r:id="rIdr33i2a2bzhul7hnevkbrp">
+            <w:hyperlink w:history="1" r:id="rIdxlbz283cc3ojubq-t5u5z">
               <w:r>
                 <w:rPr>
                   <w:rFonts w:ascii="Arial" w:cs="Arial" w:eastAsia="Arial" w:hAnsi="Arial"/>
@@ -17600,7 +17600,7 @@
               <w:spacing w:after="10" w:before="0"/>
               <w:ind w:left="120"/>
             </w:pPr>
-            <w:hyperlink w:history="1" r:id="rIdm4mbaahd3px00fdur10x0">
+            <w:hyperlink w:history="1" r:id="rIdtzajvro1-pwvgytuplq8v">
               <w:r>
                 <w:rPr>
                   <w:rFonts w:ascii="Arial" w:cs="Arial" w:eastAsia="Arial" w:hAnsi="Arial"/>
@@ -17645,7 +17645,7 @@
             <w:pPr>
               <w:spacing w:after="20" w:before="0"/>
             </w:pPr>
-            <w:hyperlink w:history="1" r:id="rId3bcphibhltedsl0i7baip">
+            <w:hyperlink w:history="1" r:id="rIdokgatid6a9lysvyppvxol">
               <w:r>
                 <w:rPr>
                   <w:rFonts w:ascii="Arial" w:cs="Arial" w:eastAsia="Arial" w:hAnsi="Arial"/>
@@ -17678,7 +17678,7 @@
               <w:spacing w:after="10" w:before="0"/>
               <w:ind w:left="120"/>
             </w:pPr>
-            <w:hyperlink w:history="1" r:id="rIdxbih4jqr--a-y6-nreo6v">
+            <w:hyperlink w:history="1" r:id="rIdd1zykhvyzuqfly5mlfz0u">
               <w:r>
                 <w:rPr>
                   <w:rFonts w:ascii="Arial" w:cs="Arial" w:eastAsia="Arial" w:hAnsi="Arial"/>
@@ -18266,7 +18266,7 @@
         </w:rPr>
         <w:t xml:space="preserve">© 2026 SeaVuria and ARES. Aligned with KICD objectives. Developed by SeaVuria; technical implementation by ARES (with AI assistance from Claude). Licensed under </w:t>
       </w:r>
-      <w:hyperlink w:history="1" r:id="rIdcb77dpqa9j4txdnt-rzsm">
+      <w:hyperlink w:history="1" r:id="rIdsckrjvoteymcd7tng45ju">
         <w:r>
           <w:rPr>
             <w:rFonts w:ascii="Arial" w:cs="Arial" w:eastAsia="Arial" w:hAnsi="Arial"/>
@@ -18287,7 +18287,7 @@
         </w:rPr>
         <w:t xml:space="preserve"> (</w:t>
       </w:r>
-      <w:hyperlink w:history="1" r:id="rIdhpsmt6z1e_iazo_ri0xym">
+      <w:hyperlink w:history="1" r:id="rIdyz3qdk7migwfyxft4wori">
         <w:r>
           <w:rPr>
             <w:rFonts w:ascii="Arial" w:cs="Arial" w:eastAsia="Arial" w:hAnsi="Arial"/>
@@ -19300,7 +19300,7 @@
             <w:pPr>
               <w:spacing w:after="20" w:before="0"/>
             </w:pPr>
-            <w:hyperlink w:history="1" r:id="rIdhtxc95hoturuo35tcps7v">
+            <w:hyperlink w:history="1" r:id="rIdjo4-nn5r2gxwnfeaidatq">
               <w:r>
                 <w:rPr>
                   <w:rFonts w:ascii="Arial" w:cs="Arial" w:eastAsia="Arial" w:hAnsi="Arial"/>
@@ -19333,7 +19333,7 @@
               <w:spacing w:after="10" w:before="0"/>
               <w:ind w:left="120"/>
             </w:pPr>
-            <w:hyperlink w:history="1" r:id="rIdaowwyfdiiau-fqnadhjy2">
+            <w:hyperlink w:history="1" r:id="rIdkqqcw0lok1by04j01nwwd">
               <w:r>
                 <w:rPr>
                   <w:rFonts w:ascii="Arial" w:cs="Arial" w:eastAsia="Arial" w:hAnsi="Arial"/>
@@ -19378,7 +19378,7 @@
             <w:pPr>
               <w:spacing w:after="20" w:before="0"/>
             </w:pPr>
-            <w:hyperlink w:history="1" r:id="rIdpofne-o0vpe99nyaem_pi">
+            <w:hyperlink w:history="1" r:id="rId5q1nxtqlek_wqyr3xmast">
               <w:r>
                 <w:rPr>
                   <w:rFonts w:ascii="Arial" w:cs="Arial" w:eastAsia="Arial" w:hAnsi="Arial"/>
@@ -19411,7 +19411,7 @@
               <w:spacing w:after="10" w:before="0"/>
               <w:ind w:left="120"/>
             </w:pPr>
-            <w:hyperlink w:history="1" r:id="rIdffszvk3pssu1_l1rzqwgq">
+            <w:hyperlink w:history="1" r:id="rIdtiwvxh8fddr-xitntaduv">
               <w:r>
                 <w:rPr>
                   <w:rFonts w:ascii="Arial" w:cs="Arial" w:eastAsia="Arial" w:hAnsi="Arial"/>
@@ -19606,7 +19606,7 @@
             <w:pPr>
               <w:spacing w:after="20" w:before="0"/>
             </w:pPr>
-            <w:hyperlink w:history="1" r:id="rIdus6dm_og-fthlnymvkagg">
+            <w:hyperlink w:history="1" r:id="rIdtezhp_ap74mhqys2khuoz">
               <w:r>
                 <w:rPr>
                   <w:rFonts w:ascii="Arial" w:cs="Arial" w:eastAsia="Arial" w:hAnsi="Arial"/>
@@ -19639,7 +19639,7 @@
               <w:spacing w:after="10" w:before="0"/>
               <w:ind w:left="120"/>
             </w:pPr>
-            <w:hyperlink w:history="1" r:id="rIdlmayy6xfxvk3i0pyg_tqr">
+            <w:hyperlink w:history="1" r:id="rIdlyuwlv-4mrmnm6srb9wgi">
               <w:r>
                 <w:rPr>
                   <w:rFonts w:ascii="Arial" w:cs="Arial" w:eastAsia="Arial" w:hAnsi="Arial"/>
@@ -19684,7 +19684,7 @@
             <w:pPr>
               <w:spacing w:after="20" w:before="0"/>
             </w:pPr>
-            <w:hyperlink w:history="1" r:id="rIdhcpgxzdxj-wvs7gjos-uq">
+            <w:hyperlink w:history="1" r:id="rIdrjcvibidpsprdswl03h3d">
               <w:r>
                 <w:rPr>
                   <w:rFonts w:ascii="Arial" w:cs="Arial" w:eastAsia="Arial" w:hAnsi="Arial"/>
@@ -19717,7 +19717,7 @@
               <w:spacing w:after="10" w:before="0"/>
               <w:ind w:left="120"/>
             </w:pPr>
-            <w:hyperlink w:history="1" r:id="rId2ttmdhpra3dhyhg8mqiii">
+            <w:hyperlink w:history="1" r:id="rId-9w84oodd0dfhwfkwxsdu">
               <w:r>
                 <w:rPr>
                   <w:rFonts w:ascii="Arial" w:cs="Arial" w:eastAsia="Arial" w:hAnsi="Arial"/>
@@ -19912,7 +19912,7 @@
             <w:pPr>
               <w:spacing w:after="20" w:before="0"/>
             </w:pPr>
-            <w:hyperlink w:history="1" r:id="rIdvskigmxga6zatrpfdgl9e">
+            <w:hyperlink w:history="1" r:id="rIdliswdi6xcrwlgfjsjtrlq">
               <w:r>
                 <w:rPr>
                   <w:rFonts w:ascii="Arial" w:cs="Arial" w:eastAsia="Arial" w:hAnsi="Arial"/>
@@ -19945,7 +19945,7 @@
               <w:spacing w:after="10" w:before="0"/>
               <w:ind w:left="120"/>
             </w:pPr>
-            <w:hyperlink w:history="1" r:id="rId9veetm82l5_ed5acdnkjj">
+            <w:hyperlink w:history="1" r:id="rIdwro9wvr9e0krtfstshlyo">
               <w:r>
                 <w:rPr>
                   <w:rFonts w:ascii="Arial" w:cs="Arial" w:eastAsia="Arial" w:hAnsi="Arial"/>
@@ -19990,7 +19990,7 @@
             <w:pPr>
               <w:spacing w:after="20" w:before="0"/>
             </w:pPr>
-            <w:hyperlink w:history="1" r:id="rIdqcfvwiooyzxw-qnzcfri1">
+            <w:hyperlink w:history="1" r:id="rIdkfwiq8xn9osm31x_vkrpo">
               <w:r>
                 <w:rPr>
                   <w:rFonts w:ascii="Arial" w:cs="Arial" w:eastAsia="Arial" w:hAnsi="Arial"/>
@@ -20039,7 +20039,7 @@
               <w:spacing w:after="10" w:before="0"/>
               <w:ind w:left="120"/>
             </w:pPr>
-            <w:hyperlink w:history="1" r:id="rIdigtga1iau2luw5r3sb728">
+            <w:hyperlink w:history="1" r:id="rIdixqdgleh8pkz4dci8e_ae">
               <w:r>
                 <w:rPr>
                   <w:rFonts w:ascii="Arial" w:cs="Arial" w:eastAsia="Arial" w:hAnsi="Arial"/>
@@ -20234,7 +20234,7 @@
             <w:pPr>
               <w:spacing w:after="20" w:before="0"/>
             </w:pPr>
-            <w:hyperlink w:history="1" r:id="rIdqfav2eql-fd_ty7avzwgj">
+            <w:hyperlink w:history="1" r:id="rId8t3fpzoelgf0zrsnujpti">
               <w:r>
                 <w:rPr>
                   <w:rFonts w:ascii="Arial" w:cs="Arial" w:eastAsia="Arial" w:hAnsi="Arial"/>
@@ -20267,7 +20267,7 @@
               <w:spacing w:after="10" w:before="0"/>
               <w:ind w:left="120"/>
             </w:pPr>
-            <w:hyperlink w:history="1" r:id="rIdlajb28j4vzecn7sk2birk">
+            <w:hyperlink w:history="1" r:id="rIdpnplr99xtscei4cwp8l9f">
               <w:r>
                 <w:rPr>
                   <w:rFonts w:ascii="Arial" w:cs="Arial" w:eastAsia="Arial" w:hAnsi="Arial"/>
@@ -20312,7 +20312,7 @@
             <w:pPr>
               <w:spacing w:after="20" w:before="0"/>
             </w:pPr>
-            <w:hyperlink w:history="1" r:id="rIdp7pp2iubnrptrq2qrkuo8">
+            <w:hyperlink w:history="1" r:id="rId9t6q1ji5jywmj-ff1gr-j">
               <w:r>
                 <w:rPr>
                   <w:rFonts w:ascii="Arial" w:cs="Arial" w:eastAsia="Arial" w:hAnsi="Arial"/>
@@ -20361,7 +20361,7 @@
               <w:spacing w:after="10" w:before="0"/>
               <w:ind w:left="120"/>
             </w:pPr>
-            <w:hyperlink w:history="1" r:id="rId-7uapc1t4mhvzs9mvqkui">
+            <w:hyperlink w:history="1" r:id="rIdv98k31nux0piysqkibak0">
               <w:r>
                 <w:rPr>
                   <w:rFonts w:ascii="Arial" w:cs="Arial" w:eastAsia="Arial" w:hAnsi="Arial"/>
@@ -20556,7 +20556,7 @@
             <w:pPr>
               <w:spacing w:after="20" w:before="0"/>
             </w:pPr>
-            <w:hyperlink w:history="1" r:id="rIdfbfkybphsy_qvrubm3u2q">
+            <w:hyperlink w:history="1" r:id="rIdqm7xbbidvhe67itemh8ub">
               <w:r>
                 <w:rPr>
                   <w:rFonts w:ascii="Arial" w:cs="Arial" w:eastAsia="Arial" w:hAnsi="Arial"/>
@@ -20605,7 +20605,7 @@
               <w:spacing w:after="10" w:before="0"/>
               <w:ind w:left="120"/>
             </w:pPr>
-            <w:hyperlink w:history="1" r:id="rIday-hglqdoxhzl9hxz-rsy">
+            <w:hyperlink w:history="1" r:id="rIdrofy6rdnhjwkl3iwzblwd">
               <w:r>
                 <w:rPr>
                   <w:rFonts w:ascii="Arial" w:cs="Arial" w:eastAsia="Arial" w:hAnsi="Arial"/>
@@ -20650,7 +20650,7 @@
             <w:pPr>
               <w:spacing w:after="20" w:before="0"/>
             </w:pPr>
-            <w:hyperlink w:history="1" r:id="rIdjai9ytecucahzcnqxjpbg">
+            <w:hyperlink w:history="1" r:id="rIdfyetczw85xrx_h2hufj81">
               <w:r>
                 <w:rPr>
                   <w:rFonts w:ascii="Arial" w:cs="Arial" w:eastAsia="Arial" w:hAnsi="Arial"/>
@@ -20699,7 +20699,7 @@
               <w:spacing w:after="10" w:before="0"/>
               <w:ind w:left="120"/>
             </w:pPr>
-            <w:hyperlink w:history="1" r:id="rIdkah05dgzgrcyt3iuozcb3">
+            <w:hyperlink w:history="1" r:id="rIdq4mepgp9w4xfll0lhmi3g">
               <w:r>
                 <w:rPr>
                   <w:rFonts w:ascii="Arial" w:cs="Arial" w:eastAsia="Arial" w:hAnsi="Arial"/>
@@ -21211,7 +21211,7 @@
         </w:rPr>
         <w:t xml:space="preserve">© 2026 SeaVuria and ARES. Aligned with KICD objectives. Developed by SeaVuria; technical implementation by ARES (with AI assistance from Claude). Licensed under </w:t>
       </w:r>
-      <w:hyperlink w:history="1" r:id="rIdzifpymfvffzgmjje2-tsy">
+      <w:hyperlink w:history="1" r:id="rIdpctgmdn2byyj1av5yelk9">
         <w:r>
           <w:rPr>
             <w:rFonts w:ascii="Arial" w:cs="Arial" w:eastAsia="Arial" w:hAnsi="Arial"/>
@@ -21232,7 +21232,7 @@
         </w:rPr>
         <w:t xml:space="preserve"> (</w:t>
       </w:r>
-      <w:hyperlink w:history="1" r:id="rIdxo5e79x7olyjfqlj1jqwe">
+      <w:hyperlink w:history="1" r:id="rId858atlhvu0jblvgev7mgn">
         <w:r>
           <w:rPr>
             <w:rFonts w:ascii="Arial" w:cs="Arial" w:eastAsia="Arial" w:hAnsi="Arial"/>
@@ -22245,7 +22245,7 @@
             <w:pPr>
               <w:spacing w:after="20" w:before="0"/>
             </w:pPr>
-            <w:hyperlink w:history="1" r:id="rId0m9gzouie7eg3ef56ulbg">
+            <w:hyperlink w:history="1" r:id="rIdfb49nkm8w4ajl_qivi8ua">
               <w:r>
                 <w:rPr>
                   <w:rFonts w:ascii="Arial" w:cs="Arial" w:eastAsia="Arial" w:hAnsi="Arial"/>
@@ -22294,7 +22294,7 @@
               <w:spacing w:after="10" w:before="0"/>
               <w:ind w:left="120"/>
             </w:pPr>
-            <w:hyperlink w:history="1" r:id="rId1ptun0ujj0wiorcajzcpf">
+            <w:hyperlink w:history="1" r:id="rIdrqmpouqtxde9hrmfkmooa">
               <w:r>
                 <w:rPr>
                   <w:rFonts w:ascii="Arial" w:cs="Arial" w:eastAsia="Arial" w:hAnsi="Arial"/>
@@ -22356,7 +22356,7 @@
               <w:spacing w:after="10" w:before="0"/>
               <w:ind w:left="120"/>
             </w:pPr>
-            <w:hyperlink w:history="1" r:id="rIdvergwge9maemwxxhubltm">
+            <w:hyperlink w:history="1" r:id="rIdmq8rpkcrvfdte2soqt7iv">
               <w:r>
                 <w:rPr>
                   <w:rFonts w:ascii="Arial" w:cs="Arial" w:eastAsia="Arial" w:hAnsi="Arial"/>
@@ -22566,7 +22566,7 @@
             <w:pPr>
               <w:spacing w:after="20" w:before="0"/>
             </w:pPr>
-            <w:hyperlink w:history="1" r:id="rIdglwglvjgju3v-xqy_fhhq">
+            <w:hyperlink w:history="1" r:id="rId6y3ihqd3krtqa6e0mz9ok">
               <w:r>
                 <w:rPr>
                   <w:rFonts w:ascii="Arial" w:cs="Arial" w:eastAsia="Arial" w:hAnsi="Arial"/>
@@ -22615,7 +22615,7 @@
               <w:spacing w:after="10" w:before="0"/>
               <w:ind w:left="120"/>
             </w:pPr>
-            <w:hyperlink w:history="1" r:id="rIdwjphqqoqwkg6-cuiepwzu">
+            <w:hyperlink w:history="1" r:id="rIdcyoyvnoaqg5whgwm4c6x8">
               <w:r>
                 <w:rPr>
                   <w:rFonts w:ascii="Arial" w:cs="Arial" w:eastAsia="Arial" w:hAnsi="Arial"/>
@@ -22677,7 +22677,7 @@
               <w:spacing w:after="10" w:before="0"/>
               <w:ind w:left="120"/>
             </w:pPr>
-            <w:hyperlink w:history="1" r:id="rId-d2a_ixbyz2-r3i2nf1kg">
+            <w:hyperlink w:history="1" r:id="rId3-jqkacdvxflrhz_0yhjw">
               <w:r>
                 <w:rPr>
                   <w:rFonts w:ascii="Arial" w:cs="Arial" w:eastAsia="Arial" w:hAnsi="Arial"/>
@@ -22887,7 +22887,7 @@
             <w:pPr>
               <w:spacing w:after="20" w:before="0"/>
             </w:pPr>
-            <w:hyperlink w:history="1" r:id="rIdolwytccf5iogqqbg8hfjs">
+            <w:hyperlink w:history="1" r:id="rIdejosgi0uvx8oatioij5kf">
               <w:r>
                 <w:rPr>
                   <w:rFonts w:ascii="Arial" w:cs="Arial" w:eastAsia="Arial" w:hAnsi="Arial"/>
@@ -22936,7 +22936,7 @@
               <w:spacing w:after="10" w:before="0"/>
               <w:ind w:left="120"/>
             </w:pPr>
-            <w:hyperlink w:history="1" r:id="rIdum9uzwdgu8bsoh6pkfveg">
+            <w:hyperlink w:history="1" r:id="rIdyrnc62jwbrejh1ixndwjj">
               <w:r>
                 <w:rPr>
                   <w:rFonts w:ascii="Arial" w:cs="Arial" w:eastAsia="Arial" w:hAnsi="Arial"/>
@@ -22998,7 +22998,7 @@
               <w:spacing w:after="10" w:before="0"/>
               <w:ind w:left="120"/>
             </w:pPr>
-            <w:hyperlink w:history="1" r:id="rIdsrbttxs_6fphbb7yahhab">
+            <w:hyperlink w:history="1" r:id="rIdchv4sxxdazkpisnyxjik8">
               <w:r>
                 <w:rPr>
                   <w:rFonts w:ascii="Arial" w:cs="Arial" w:eastAsia="Arial" w:hAnsi="Arial"/>
@@ -23208,7 +23208,7 @@
             <w:pPr>
               <w:spacing w:after="20" w:before="0"/>
             </w:pPr>
-            <w:hyperlink w:history="1" r:id="rIdudilgxqno9hihiavqzghc">
+            <w:hyperlink w:history="1" r:id="rId_wzes3r0avc5k2semr-_j">
               <w:r>
                 <w:rPr>
                   <w:rFonts w:ascii="Arial" w:cs="Arial" w:eastAsia="Arial" w:hAnsi="Arial"/>
@@ -23257,7 +23257,7 @@
               <w:spacing w:after="10" w:before="0"/>
               <w:ind w:left="120"/>
             </w:pPr>
-            <w:hyperlink w:history="1" r:id="rIdbqgtnxfmb0tldipawfvut">
+            <w:hyperlink w:history="1" r:id="rIdqv6m-gazujqoghjlof_zj">
               <w:r>
                 <w:rPr>
                   <w:rFonts w:ascii="Arial" w:cs="Arial" w:eastAsia="Arial" w:hAnsi="Arial"/>
@@ -23319,7 +23319,7 @@
               <w:spacing w:after="10" w:before="0"/>
               <w:ind w:left="120"/>
             </w:pPr>
-            <w:hyperlink w:history="1" r:id="rIdhlgnwr-_h8c3waplqcwdg">
+            <w:hyperlink w:history="1" r:id="rIduf7wpwqedb2-lvoe5u3jg">
               <w:r>
                 <w:rPr>
                   <w:rFonts w:ascii="Arial" w:cs="Arial" w:eastAsia="Arial" w:hAnsi="Arial"/>
@@ -23529,7 +23529,7 @@
             <w:pPr>
               <w:spacing w:after="20" w:before="0"/>
             </w:pPr>
-            <w:hyperlink w:history="1" r:id="rIdsc8bakphujx4bbecpa-fq">
+            <w:hyperlink w:history="1" r:id="rIdk39bwr1sj8wqhwco_3kg7">
               <w:r>
                 <w:rPr>
                   <w:rFonts w:ascii="Arial" w:cs="Arial" w:eastAsia="Arial" w:hAnsi="Arial"/>
@@ -23578,7 +23578,7 @@
               <w:spacing w:after="10" w:before="0"/>
               <w:ind w:left="120"/>
             </w:pPr>
-            <w:hyperlink w:history="1" r:id="rIdkoipkfcowfjmludu65lwe">
+            <w:hyperlink w:history="1" r:id="rIdpgjkapyuzj4b3pind56kn">
               <w:r>
                 <w:rPr>
                   <w:rFonts w:ascii="Arial" w:cs="Arial" w:eastAsia="Arial" w:hAnsi="Arial"/>
@@ -23640,7 +23640,7 @@
               <w:spacing w:after="10" w:before="0"/>
               <w:ind w:left="120"/>
             </w:pPr>
-            <w:hyperlink w:history="1" r:id="rIdkfe0x9zbnfy17jufrvcvk">
+            <w:hyperlink w:history="1" r:id="rId2lcjd-6qfxornm3rdswyq">
               <w:r>
                 <w:rPr>
                   <w:rFonts w:ascii="Arial" w:cs="Arial" w:eastAsia="Arial" w:hAnsi="Arial"/>
@@ -24262,7 +24262,7 @@
         </w:rPr>
         <w:t xml:space="preserve">© 2026 SeaVuria and ARES. Aligned with KICD objectives. Developed by SeaVuria; technical implementation by ARES (with AI assistance from Claude). Licensed under </w:t>
       </w:r>
-      <w:hyperlink w:history="1" r:id="rId6qc88swmyg0gln_11dqjj">
+      <w:hyperlink w:history="1" r:id="rIdqotrvrqf7imepl3hppxv3">
         <w:r>
           <w:rPr>
             <w:rFonts w:ascii="Arial" w:cs="Arial" w:eastAsia="Arial" w:hAnsi="Arial"/>
@@ -24283,7 +24283,7 @@
         </w:rPr>
         <w:t xml:space="preserve"> (</w:t>
       </w:r>
-      <w:hyperlink w:history="1" r:id="rIdeajco8k0wc16e9wlhkupz">
+      <w:hyperlink w:history="1" r:id="rIdiqgbrfa0p-op0ejtdxmou">
         <w:r>
           <w:rPr>
             <w:rFonts w:ascii="Arial" w:cs="Arial" w:eastAsia="Arial" w:hAnsi="Arial"/>
@@ -25296,7 +25296,7 @@
             <w:pPr>
               <w:spacing w:after="20" w:before="0"/>
             </w:pPr>
-            <w:hyperlink w:history="1" r:id="rIdvvsecbcu-eccpjmecsfos">
+            <w:hyperlink w:history="1" r:id="rId1wc_3al-b9bweozyhg1cx">
               <w:r>
                 <w:rPr>
                   <w:rFonts w:ascii="Arial" w:cs="Arial" w:eastAsia="Arial" w:hAnsi="Arial"/>
@@ -25329,7 +25329,7 @@
               <w:spacing w:after="10" w:before="0"/>
               <w:ind w:left="120"/>
             </w:pPr>
-            <w:hyperlink w:history="1" r:id="rIdds91-txccutyk910emuez">
+            <w:hyperlink w:history="1" r:id="rId8z2nxkjtone4pmtclzjet">
               <w:r>
                 <w:rPr>
                   <w:rFonts w:ascii="Arial" w:cs="Arial" w:eastAsia="Arial" w:hAnsi="Arial"/>
@@ -25374,7 +25374,7 @@
             <w:pPr>
               <w:spacing w:after="20" w:before="0"/>
             </w:pPr>
-            <w:hyperlink w:history="1" r:id="rIdggzko9xhyxdsqbvqvnkxt">
+            <w:hyperlink w:history="1" r:id="rIdwzd5t_qor7bilaf-bimba">
               <w:r>
                 <w:rPr>
                   <w:rFonts w:ascii="Arial" w:cs="Arial" w:eastAsia="Arial" w:hAnsi="Arial"/>
@@ -25423,7 +25423,7 @@
               <w:spacing w:after="10" w:before="0"/>
               <w:ind w:left="120"/>
             </w:pPr>
-            <w:hyperlink w:history="1" r:id="rIdwyl_xwbapmhwigfzvkggv">
+            <w:hyperlink w:history="1" r:id="rIdnp_x55m1iuajjeto9mgdh">
               <w:r>
                 <w:rPr>
                   <w:rFonts w:ascii="Arial" w:cs="Arial" w:eastAsia="Arial" w:hAnsi="Arial"/>
@@ -25618,7 +25618,7 @@
             <w:pPr>
               <w:spacing w:after="20" w:before="0"/>
             </w:pPr>
-            <w:hyperlink w:history="1" r:id="rIdooihb_iwk2ak-7-jpckeg">
+            <w:hyperlink w:history="1" r:id="rIdhkhba7tdzckw3lbztmnjo">
               <w:r>
                 <w:rPr>
                   <w:rFonts w:ascii="Arial" w:cs="Arial" w:eastAsia="Arial" w:hAnsi="Arial"/>
@@ -25651,7 +25651,7 @@
               <w:spacing w:after="10" w:before="0"/>
               <w:ind w:left="120"/>
             </w:pPr>
-            <w:hyperlink w:history="1" r:id="rId820uwmz9akaa-oy28cayx">
+            <w:hyperlink w:history="1" r:id="rIdb9hvtet4xjhf0nhhxyu-h">
               <w:r>
                 <w:rPr>
                   <w:rFonts w:ascii="Arial" w:cs="Arial" w:eastAsia="Arial" w:hAnsi="Arial"/>
@@ -25696,7 +25696,7 @@
             <w:pPr>
               <w:spacing w:after="20" w:before="0"/>
             </w:pPr>
-            <w:hyperlink w:history="1" r:id="rId1mjxbgjox0xqjipa90v8e">
+            <w:hyperlink w:history="1" r:id="rIdvqcsxswvmtfqsjawrkoxs">
               <w:r>
                 <w:rPr>
                   <w:rFonts w:ascii="Arial" w:cs="Arial" w:eastAsia="Arial" w:hAnsi="Arial"/>
@@ -25745,7 +25745,7 @@
               <w:spacing w:after="10" w:before="0"/>
               <w:ind w:left="120"/>
             </w:pPr>
-            <w:hyperlink w:history="1" r:id="rIduajuecov8jt2sjh9-v-qo">
+            <w:hyperlink w:history="1" r:id="rId2jbbhd8fodt0gygw1w5tn">
               <w:r>
                 <w:rPr>
                   <w:rFonts w:ascii="Arial" w:cs="Arial" w:eastAsia="Arial" w:hAnsi="Arial"/>
@@ -25940,7 +25940,7 @@
             <w:pPr>
               <w:spacing w:after="20" w:before="0"/>
             </w:pPr>
-            <w:hyperlink w:history="1" r:id="rIdryp8972ffucd8_l5_xvhk">
+            <w:hyperlink w:history="1" r:id="rIdytxilgherxu5pikc52fam">
               <w:r>
                 <w:rPr>
                   <w:rFonts w:ascii="Arial" w:cs="Arial" w:eastAsia="Arial" w:hAnsi="Arial"/>
@@ -25989,7 +25989,7 @@
               <w:spacing w:after="10" w:before="0"/>
               <w:ind w:left="120"/>
             </w:pPr>
-            <w:hyperlink w:history="1" r:id="rIdktmj8yorw2hu0je3cqjae">
+            <w:hyperlink w:history="1" r:id="rIdedhgvuxyw2fl2n6mvyuo8">
               <w:r>
                 <w:rPr>
                   <w:rFonts w:ascii="Arial" w:cs="Arial" w:eastAsia="Arial" w:hAnsi="Arial"/>
@@ -26034,7 +26034,7 @@
             <w:pPr>
               <w:spacing w:after="20" w:before="0"/>
             </w:pPr>
-            <w:hyperlink w:history="1" r:id="rIdpxke6homfdjspsqzkvnpd">
+            <w:hyperlink w:history="1" r:id="rId4iddg3jp2jftr13jdot_r">
               <w:r>
                 <w:rPr>
                   <w:rFonts w:ascii="Arial" w:cs="Arial" w:eastAsia="Arial" w:hAnsi="Arial"/>
@@ -26083,7 +26083,7 @@
               <w:spacing w:after="10" w:before="0"/>
               <w:ind w:left="120"/>
             </w:pPr>
-            <w:hyperlink w:history="1" r:id="rIdcrvwle3k4_vvxb8ua70y-">
+            <w:hyperlink w:history="1" r:id="rIdasv-ikgb5iw5jwtf0hceu">
               <w:r>
                 <w:rPr>
                   <w:rFonts w:ascii="Arial" w:cs="Arial" w:eastAsia="Arial" w:hAnsi="Arial"/>
@@ -26278,7 +26278,7 @@
             <w:pPr>
               <w:spacing w:after="20" w:before="0"/>
             </w:pPr>
-            <w:hyperlink w:history="1" r:id="rIdnciyoov-td-10vssi3dw7">
+            <w:hyperlink w:history="1" r:id="rId9mgo8lz9na5dwkmhqybm-">
               <w:r>
                 <w:rPr>
                   <w:rFonts w:ascii="Arial" w:cs="Arial" w:eastAsia="Arial" w:hAnsi="Arial"/>
@@ -26311,7 +26311,7 @@
               <w:spacing w:after="10" w:before="0"/>
               <w:ind w:left="120"/>
             </w:pPr>
-            <w:hyperlink w:history="1" r:id="rIdlapvxbmo7nmqewhptuldm">
+            <w:hyperlink w:history="1" r:id="rIdri7bmi57uz6rgcpnjrihc">
               <w:r>
                 <w:rPr>
                   <w:rFonts w:ascii="Arial" w:cs="Arial" w:eastAsia="Arial" w:hAnsi="Arial"/>
@@ -26356,7 +26356,7 @@
             <w:pPr>
               <w:spacing w:after="20" w:before="0"/>
             </w:pPr>
-            <w:hyperlink w:history="1" r:id="rIdaatao9gfgqj2rysq8uk3q">
+            <w:hyperlink w:history="1" r:id="rId8y5s7uvfjhr0kug-ixygl">
               <w:r>
                 <w:rPr>
                   <w:rFonts w:ascii="Arial" w:cs="Arial" w:eastAsia="Arial" w:hAnsi="Arial"/>
@@ -26405,7 +26405,7 @@
               <w:spacing w:after="10" w:before="0"/>
               <w:ind w:left="120"/>
             </w:pPr>
-            <w:hyperlink w:history="1" r:id="rIdfqsrzc-9qdoks2wfustu2">
+            <w:hyperlink w:history="1" r:id="rIduioyp-nijuas9nmwuya1z">
               <w:r>
                 <w:rPr>
                   <w:rFonts w:ascii="Arial" w:cs="Arial" w:eastAsia="Arial" w:hAnsi="Arial"/>
@@ -26600,7 +26600,7 @@
             <w:pPr>
               <w:spacing w:after="20" w:before="0"/>
             </w:pPr>
-            <w:hyperlink w:history="1" r:id="rId4zgecur2s71p5brv1ub0x">
+            <w:hyperlink w:history="1" r:id="rIdgkdug81hs2vflhqlvyjqs">
               <w:r>
                 <w:rPr>
                   <w:rFonts w:ascii="Arial" w:cs="Arial" w:eastAsia="Arial" w:hAnsi="Arial"/>
@@ -26633,7 +26633,7 @@
               <w:spacing w:after="10" w:before="0"/>
               <w:ind w:left="120"/>
             </w:pPr>
-            <w:hyperlink w:history="1" r:id="rIdrrwehmunp7voqsbv0dyrm">
+            <w:hyperlink w:history="1" r:id="rId7efsyhqh-6wgdfr5gb6bx">
               <w:r>
                 <w:rPr>
                   <w:rFonts w:ascii="Arial" w:cs="Arial" w:eastAsia="Arial" w:hAnsi="Arial"/>
@@ -26678,7 +26678,7 @@
             <w:pPr>
               <w:spacing w:after="20" w:before="0"/>
             </w:pPr>
-            <w:hyperlink w:history="1" r:id="rIdqx_1c7zzkavvsyoysxtzv">
+            <w:hyperlink w:history="1" r:id="rIduetupqsyew9ucoyrcwknb">
               <w:r>
                 <w:rPr>
                   <w:rFonts w:ascii="Arial" w:cs="Arial" w:eastAsia="Arial" w:hAnsi="Arial"/>
@@ -26727,7 +26727,7 @@
               <w:spacing w:after="10" w:before="0"/>
               <w:ind w:left="120"/>
             </w:pPr>
-            <w:hyperlink w:history="1" r:id="rId8s0aqykr2zvzukclz2cqu">
+            <w:hyperlink w:history="1" r:id="rId-c6z8zw1cyg2o8jquhrbx">
               <w:r>
                 <w:rPr>
                   <w:rFonts w:ascii="Arial" w:cs="Arial" w:eastAsia="Arial" w:hAnsi="Arial"/>
@@ -27239,7 +27239,7 @@
         </w:rPr>
         <w:t xml:space="preserve">© 2026 SeaVuria and ARES. Aligned with KICD objectives. Developed by SeaVuria; technical implementation by ARES (with AI assistance from Claude). Licensed under </w:t>
       </w:r>
-      <w:hyperlink w:history="1" r:id="rIdwticxfw0j4kgs8lhynkuv">
+      <w:hyperlink w:history="1" r:id="rIducjs-2w92jgzwnoe31usg">
         <w:r>
           <w:rPr>
             <w:rFonts w:ascii="Arial" w:cs="Arial" w:eastAsia="Arial" w:hAnsi="Arial"/>
@@ -27260,7 +27260,7 @@
         </w:rPr>
         <w:t xml:space="preserve"> (</w:t>
       </w:r>
-      <w:hyperlink w:history="1" r:id="rIdpok8-8oklg7_vvck-nyf1">
+      <w:hyperlink w:history="1" r:id="rIdefiqcegmywgwa696vqbuz">
         <w:r>
           <w:rPr>
             <w:rFonts w:ascii="Arial" w:cs="Arial" w:eastAsia="Arial" w:hAnsi="Arial"/>

--- a/data/outputs/v2/General_Science/SS1.4_Transport_in_Plants/General_Science_Transport_in_Plants_CBE_LessonSequence.docx
+++ b/data/outputs/v2/General_Science/SS1.4_Transport_in_Plants/General_Science_Transport_in_Plants_CBE_LessonSequence.docx
@@ -4,6 +4,7 @@
   <w:body>
     <w:p>
       <w:pPr>
+        <w:keepNext w:val="false"/>
         <w:spacing w:after="30" w:before="0"/>
         <w:jc w:val="center"/>
       </w:pPr>
@@ -23,6 +24,7 @@
     </w:p>
     <w:p>
       <w:pPr>
+        <w:keepNext w:val="false"/>
         <w:spacing w:after="60" w:before="0"/>
         <w:jc w:val="center"/>
       </w:pPr>
@@ -81,6 +83,7 @@
           </w:tcPr>
           <w:p>
             <w:pPr>
+              <w:keepNext w:val="false"/>
               <w:spacing w:after="40" w:before="0"/>
               <w:jc w:val="center"/>
             </w:pPr>
@@ -115,6 +118,7 @@
           </w:tcPr>
           <w:p>
             <w:pPr>
+              <w:keepNext w:val="false"/>
               <w:spacing w:after="40" w:before="0"/>
               <w:jc w:val="left"/>
             </w:pPr>
@@ -147,6 +151,7 @@
           </w:tcPr>
           <w:p>
             <w:pPr>
+              <w:keepNext w:val="false"/>
               <w:spacing w:after="40" w:before="0"/>
               <w:jc w:val="left"/>
             </w:pPr>
@@ -181,6 +186,7 @@
           </w:tcPr>
           <w:p>
             <w:pPr>
+              <w:keepNext w:val="false"/>
               <w:spacing w:after="40" w:before="0"/>
               <w:jc w:val="left"/>
             </w:pPr>
@@ -213,6 +219,7 @@
           </w:tcPr>
           <w:p>
             <w:pPr>
+              <w:keepNext w:val="false"/>
               <w:spacing w:after="40" w:before="0"/>
               <w:jc w:val="left"/>
             </w:pPr>
@@ -247,6 +254,7 @@
           </w:tcPr>
           <w:p>
             <w:pPr>
+              <w:keepNext w:val="false"/>
               <w:spacing w:after="40" w:before="0"/>
               <w:jc w:val="left"/>
             </w:pPr>
@@ -279,6 +287,7 @@
           </w:tcPr>
           <w:p>
             <w:pPr>
+              <w:keepNext w:val="false"/>
               <w:spacing w:after="40" w:before="0"/>
               <w:jc w:val="left"/>
             </w:pPr>
@@ -313,6 +322,7 @@
           </w:tcPr>
           <w:p>
             <w:pPr>
+              <w:keepNext w:val="false"/>
               <w:spacing w:after="40" w:before="0"/>
               <w:jc w:val="left"/>
             </w:pPr>
@@ -345,6 +355,7 @@
           </w:tcPr>
           <w:p>
             <w:pPr>
+              <w:keepNext w:val="false"/>
               <w:spacing w:after="40" w:before="0"/>
               <w:jc w:val="left"/>
             </w:pPr>
@@ -379,6 +390,7 @@
           </w:tcPr>
           <w:p>
             <w:pPr>
+              <w:keepNext w:val="false"/>
               <w:spacing w:after="40" w:before="0"/>
               <w:jc w:val="left"/>
             </w:pPr>
@@ -411,6 +423,7 @@
           </w:tcPr>
           <w:p>
             <w:pPr>
+              <w:keepNext w:val="false"/>
               <w:spacing w:after="40" w:before="0"/>
               <w:jc w:val="left"/>
             </w:pPr>
@@ -445,6 +458,7 @@
           </w:tcPr>
           <w:p>
             <w:pPr>
+              <w:keepNext w:val="false"/>
               <w:spacing w:after="40" w:before="0"/>
               <w:jc w:val="left"/>
             </w:pPr>
@@ -572,6 +586,7 @@
           </w:tcPr>
           <w:p>
             <w:pPr>
+              <w:keepNext w:val="false"/>
               <w:spacing w:after="40" w:before="0"/>
               <w:jc w:val="left"/>
             </w:pPr>
@@ -604,6 +619,7 @@
           </w:tcPr>
           <w:p>
             <w:pPr>
+              <w:keepNext w:val="false"/>
               <w:spacing w:after="40" w:before="0"/>
               <w:jc w:val="left"/>
             </w:pPr>
@@ -623,6 +639,7 @@
           </w:p>
           <w:p>
             <w:pPr>
+              <w:keepNext w:val="false"/>
               <w:spacing w:after="40" w:before="0"/>
               <w:jc w:val="left"/>
             </w:pPr>
@@ -642,6 +659,7 @@
           </w:p>
           <w:p>
             <w:pPr>
+              <w:keepNext w:val="false"/>
               <w:spacing w:after="40" w:before="0"/>
               <w:jc w:val="left"/>
             </w:pPr>
@@ -661,6 +679,7 @@
           </w:p>
           <w:p>
             <w:pPr>
+              <w:keepNext w:val="false"/>
               <w:spacing w:after="40" w:before="0"/>
               <w:jc w:val="left"/>
             </w:pPr>
@@ -680,6 +699,7 @@
           </w:p>
           <w:p>
             <w:pPr>
+              <w:keepNext w:val="false"/>
               <w:spacing w:after="40" w:before="0"/>
               <w:jc w:val="left"/>
             </w:pPr>
@@ -699,6 +719,7 @@
           </w:p>
           <w:p>
             <w:pPr>
+              <w:keepNext w:val="false"/>
               <w:spacing w:after="40" w:before="0"/>
               <w:jc w:val="left"/>
             </w:pPr>
@@ -733,6 +754,7 @@
           </w:tcPr>
           <w:p>
             <w:pPr>
+              <w:keepNext w:val="false"/>
               <w:spacing w:after="40" w:before="0"/>
               <w:jc w:val="left"/>
             </w:pPr>
@@ -820,6 +842,7 @@
           </w:tcPr>
           <w:p>
             <w:pPr>
+              <w:keepNext w:val="false"/>
               <w:spacing w:after="40" w:before="0"/>
               <w:jc w:val="left"/>
             </w:pPr>
@@ -907,6 +930,7 @@
           </w:tcPr>
           <w:p>
             <w:pPr>
+              <w:keepNext w:val="false"/>
               <w:spacing w:after="40" w:before="0"/>
               <w:jc w:val="left"/>
             </w:pPr>
@@ -1034,6 +1058,7 @@
           </w:tcPr>
           <w:p>
             <w:pPr>
+              <w:keepNext w:val="false"/>
               <w:spacing w:after="40" w:before="0"/>
               <w:jc w:val="left"/>
             </w:pPr>
@@ -1121,6 +1146,7 @@
           </w:tcPr>
           <w:p>
             <w:pPr>
+              <w:keepNext w:val="false"/>
               <w:spacing w:after="40" w:before="0"/>
               <w:jc w:val="left"/>
             </w:pPr>
@@ -1268,6 +1294,7 @@
           </w:tcPr>
           <w:p>
             <w:pPr>
+              <w:keepNext w:val="false"/>
               <w:spacing w:after="40" w:before="0"/>
               <w:jc w:val="left"/>
             </w:pPr>
@@ -1300,6 +1327,7 @@
           </w:tcPr>
           <w:p>
             <w:pPr>
+              <w:keepNext w:val="false"/>
               <w:spacing w:after="40" w:before="0"/>
               <w:jc w:val="left"/>
             </w:pPr>
@@ -1334,6 +1362,7 @@
           </w:tcPr>
           <w:p>
             <w:pPr>
+              <w:keepNext w:val="false"/>
               <w:spacing w:after="40" w:before="0"/>
               <w:jc w:val="left"/>
             </w:pPr>
@@ -1366,6 +1395,7 @@
           </w:tcPr>
           <w:p>
             <w:pPr>
+              <w:keepNext w:val="false"/>
               <w:spacing w:after="40" w:before="0"/>
               <w:jc w:val="left"/>
             </w:pPr>
@@ -1385,6 +1415,7 @@
           </w:p>
           <w:p>
             <w:pPr>
+              <w:keepNext w:val="false"/>
               <w:spacing w:after="40" w:before="0"/>
               <w:jc w:val="left"/>
             </w:pPr>
@@ -1404,6 +1435,7 @@
           </w:p>
           <w:p>
             <w:pPr>
+              <w:keepNext w:val="false"/>
               <w:spacing w:after="40" w:before="0"/>
               <w:jc w:val="left"/>
             </w:pPr>
@@ -1423,6 +1455,7 @@
           </w:p>
           <w:p>
             <w:pPr>
+              <w:keepNext w:val="false"/>
               <w:spacing w:after="40" w:before="0"/>
               <w:jc w:val="left"/>
             </w:pPr>
@@ -1457,6 +1490,7 @@
           </w:tcPr>
           <w:p>
             <w:pPr>
+              <w:keepNext w:val="false"/>
               <w:spacing w:after="40" w:before="0"/>
               <w:jc w:val="left"/>
             </w:pPr>
@@ -1489,6 +1523,7 @@
           </w:tcPr>
           <w:p>
             <w:pPr>
+              <w:keepNext w:val="false"/>
               <w:spacing w:after="40" w:before="0"/>
               <w:jc w:val="left"/>
             </w:pPr>
@@ -1523,6 +1558,7 @@
           </w:tcPr>
           <w:p>
             <w:pPr>
+              <w:keepNext w:val="false"/>
               <w:spacing w:after="40" w:before="0"/>
               <w:jc w:val="left"/>
             </w:pPr>
@@ -1555,6 +1591,7 @@
           </w:tcPr>
           <w:p>
             <w:pPr>
+              <w:keepNext w:val="false"/>
               <w:spacing w:after="40" w:before="0"/>
               <w:jc w:val="left"/>
             </w:pPr>
@@ -1574,6 +1611,7 @@
           </w:p>
           <w:p>
             <w:pPr>
+              <w:keepNext w:val="false"/>
               <w:spacing w:after="40" w:before="0"/>
               <w:jc w:val="left"/>
             </w:pPr>
@@ -1593,6 +1631,7 @@
           </w:p>
           <w:p>
             <w:pPr>
+              <w:keepNext w:val="false"/>
               <w:spacing w:after="40" w:before="0"/>
               <w:jc w:val="left"/>
             </w:pPr>
@@ -1612,6 +1651,7 @@
           </w:p>
           <w:p>
             <w:pPr>
+              <w:keepNext w:val="false"/>
               <w:spacing w:after="40" w:before="0"/>
               <w:jc w:val="left"/>
             </w:pPr>
@@ -1631,6 +1671,7 @@
           </w:p>
           <w:p>
             <w:pPr>
+              <w:keepNext w:val="false"/>
               <w:spacing w:after="40" w:before="0"/>
               <w:jc w:val="left"/>
             </w:pPr>
@@ -1650,6 +1691,7 @@
           </w:p>
           <w:p>
             <w:pPr>
+              <w:keepNext w:val="false"/>
               <w:spacing w:after="40" w:before="0"/>
               <w:jc w:val="left"/>
             </w:pPr>
@@ -1669,6 +1711,7 @@
           </w:p>
           <w:p>
             <w:pPr>
+              <w:keepNext w:val="false"/>
               <w:spacing w:after="40" w:before="0"/>
               <w:jc w:val="left"/>
             </w:pPr>
@@ -1688,6 +1731,7 @@
           </w:p>
           <w:p>
             <w:pPr>
+              <w:keepNext w:val="false"/>
               <w:spacing w:after="40" w:before="0"/>
               <w:jc w:val="left"/>
             </w:pPr>
@@ -1707,6 +1751,7 @@
           </w:p>
           <w:p>
             <w:pPr>
+              <w:keepNext w:val="false"/>
               <w:spacing w:after="40" w:before="0"/>
               <w:jc w:val="left"/>
             </w:pPr>
@@ -1726,6 +1771,7 @@
           </w:p>
           <w:p>
             <w:pPr>
+              <w:keepNext w:val="false"/>
               <w:spacing w:after="40" w:before="0"/>
               <w:jc w:val="left"/>
             </w:pPr>
@@ -1745,6 +1791,7 @@
           </w:p>
           <w:p>
             <w:pPr>
+              <w:keepNext w:val="false"/>
               <w:spacing w:after="40" w:before="0"/>
               <w:jc w:val="left"/>
             </w:pPr>
@@ -1764,6 +1811,7 @@
           </w:p>
           <w:p>
             <w:pPr>
+              <w:keepNext w:val="false"/>
               <w:spacing w:after="40" w:before="0"/>
               <w:jc w:val="left"/>
             </w:pPr>
@@ -1783,6 +1831,7 @@
           </w:p>
           <w:p>
             <w:pPr>
+              <w:keepNext w:val="false"/>
               <w:spacing w:after="40" w:before="0"/>
               <w:jc w:val="left"/>
             </w:pPr>
@@ -1802,6 +1851,7 @@
           </w:p>
           <w:p>
             <w:pPr>
+              <w:keepNext w:val="false"/>
               <w:spacing w:after="40" w:before="0"/>
               <w:jc w:val="left"/>
             </w:pPr>
@@ -1821,6 +1871,7 @@
           </w:p>
           <w:p>
             <w:pPr>
+              <w:keepNext w:val="false"/>
               <w:spacing w:after="40" w:before="0"/>
               <w:jc w:val="left"/>
             </w:pPr>
@@ -1855,6 +1906,7 @@
           </w:tcPr>
           <w:p>
             <w:pPr>
+              <w:keepNext w:val="false"/>
               <w:spacing w:after="40" w:before="0"/>
               <w:jc w:val="left"/>
             </w:pPr>
@@ -2086,7 +2138,7 @@
         </w:rPr>
         <w:t xml:space="preserve">© 2026 SeaVuria and ARES. This work is licensed under a </w:t>
       </w:r>
-      <w:hyperlink w:history="1" r:id="rIdcmbnfo4kk1bgbyj7y02ey">
+      <w:hyperlink w:history="1" r:id="rIdipqspwbj2jcf9cjupphjw">
         <w:r>
           <w:rPr>
             <w:rFonts w:ascii="Arial" w:cs="Arial" w:eastAsia="Arial" w:hAnsi="Arial"/>
@@ -2106,7 +2158,7 @@
         </w:rPr>
         <w:t xml:space="preserve"> (</w:t>
       </w:r>
-      <w:hyperlink w:history="1" r:id="rId0fkzp_ukep2xfulhz49eo">
+      <w:hyperlink w:history="1" r:id="rId4ekkpmffkfg52v6qhy0j_">
         <w:r>
           <w:rPr>
             <w:rFonts w:ascii="Arial" w:cs="Arial" w:eastAsia="Arial" w:hAnsi="Arial"/>
@@ -2126,7 +2178,7 @@
         </w:rPr>
         <w:t xml:space="preserve">). To view a copy of this license, visit </w:t>
       </w:r>
-      <w:hyperlink w:history="1" r:id="rId_8og2yeq2w_hjmbe2nzkf">
+      <w:hyperlink w:history="1" r:id="rId3rtij588gvy6-wxlveuls">
         <w:r>
           <w:rPr>
             <w:rFonts w:ascii="Arial" w:cs="Arial" w:eastAsia="Arial" w:hAnsi="Arial"/>
@@ -2185,6 +2237,7 @@
           </w:tcPr>
           <w:p>
             <w:pPr>
+              <w:keepNext w:val="false"/>
               <w:spacing w:after="40" w:before="0"/>
               <w:jc w:val="center"/>
             </w:pPr>
@@ -2220,6 +2273,7 @@
           </w:tcPr>
           <w:p>
             <w:pPr>
+              <w:keepNext w:val="false"/>
               <w:spacing w:after="40" w:before="0"/>
               <w:jc w:val="center"/>
             </w:pPr>
@@ -2254,6 +2308,7 @@
           </w:tcPr>
           <w:p>
             <w:pPr>
+              <w:keepNext w:val="false"/>
               <w:spacing w:after="40" w:before="0"/>
               <w:jc w:val="left"/>
             </w:pPr>
@@ -2286,6 +2341,7 @@
           </w:tcPr>
           <w:p>
             <w:pPr>
+              <w:keepNext w:val="false"/>
               <w:spacing w:after="40" w:before="0"/>
               <w:jc w:val="left"/>
             </w:pPr>
@@ -2320,6 +2376,7 @@
           </w:tcPr>
           <w:p>
             <w:pPr>
+              <w:keepNext w:val="false"/>
               <w:spacing w:after="40" w:before="0"/>
               <w:jc w:val="left"/>
             </w:pPr>
@@ -2352,6 +2409,7 @@
           </w:tcPr>
           <w:p>
             <w:pPr>
+              <w:keepNext w:val="false"/>
               <w:spacing w:after="40" w:before="0"/>
               <w:jc w:val="left"/>
             </w:pPr>
@@ -2386,6 +2444,7 @@
           </w:tcPr>
           <w:p>
             <w:pPr>
+              <w:keepNext w:val="false"/>
               <w:spacing w:after="40" w:before="0"/>
               <w:jc w:val="left"/>
             </w:pPr>
@@ -2418,6 +2477,7 @@
           </w:tcPr>
           <w:p>
             <w:pPr>
+              <w:keepNext w:val="false"/>
               <w:spacing w:after="40" w:before="0"/>
               <w:jc w:val="left"/>
             </w:pPr>
@@ -2452,6 +2512,7 @@
           </w:tcPr>
           <w:p>
             <w:pPr>
+              <w:keepNext w:val="false"/>
               <w:spacing w:after="40" w:before="0"/>
               <w:jc w:val="left"/>
             </w:pPr>
@@ -2484,6 +2545,7 @@
           </w:tcPr>
           <w:p>
             <w:pPr>
+              <w:keepNext w:val="false"/>
               <w:spacing w:after="40" w:before="0"/>
               <w:jc w:val="left"/>
             </w:pPr>
@@ -2518,6 +2580,7 @@
           </w:tcPr>
           <w:p>
             <w:pPr>
+              <w:keepNext w:val="false"/>
               <w:spacing w:after="40" w:before="0"/>
               <w:jc w:val="left"/>
             </w:pPr>
@@ -2550,6 +2613,7 @@
           </w:tcPr>
           <w:p>
             <w:pPr>
+              <w:keepNext w:val="false"/>
               <w:spacing w:after="40" w:before="0"/>
               <w:jc w:val="left"/>
             </w:pPr>
@@ -2584,6 +2648,7 @@
           </w:tcPr>
           <w:p>
             <w:pPr>
+              <w:keepNext w:val="false"/>
               <w:spacing w:after="40" w:before="0"/>
               <w:jc w:val="left"/>
             </w:pPr>
@@ -2616,6 +2681,7 @@
           </w:tcPr>
           <w:p>
             <w:pPr>
+              <w:keepNext w:val="false"/>
               <w:spacing w:after="40" w:before="0"/>
               <w:jc w:val="left"/>
             </w:pPr>
@@ -2650,6 +2716,7 @@
           </w:tcPr>
           <w:p>
             <w:pPr>
+              <w:keepNext w:val="false"/>
               <w:spacing w:after="40" w:before="0"/>
               <w:jc w:val="left"/>
             </w:pPr>
@@ -2682,6 +2749,7 @@
           </w:tcPr>
           <w:p>
             <w:pPr>
+              <w:keepNext w:val="false"/>
               <w:spacing w:after="40" w:before="0"/>
               <w:jc w:val="left"/>
             </w:pPr>
@@ -2716,6 +2784,7 @@
           </w:tcPr>
           <w:p>
             <w:pPr>
+              <w:keepNext w:val="false"/>
               <w:spacing w:after="40" w:before="0"/>
               <w:jc w:val="left"/>
             </w:pPr>
@@ -2748,6 +2817,7 @@
           </w:tcPr>
           <w:p>
             <w:pPr>
+              <w:keepNext w:val="false"/>
               <w:spacing w:after="40" w:before="0"/>
               <w:jc w:val="left"/>
             </w:pPr>
@@ -2807,6 +2877,7 @@
           </w:tcPr>
           <w:p>
             <w:pPr>
+              <w:keepNext w:val="false"/>
               <w:spacing w:after="40" w:before="0"/>
               <w:jc w:val="center"/>
             </w:pPr>
@@ -2841,6 +2912,7 @@
           </w:tcPr>
           <w:p>
             <w:pPr>
+              <w:keepNext w:val="false"/>
               <w:spacing w:after="40" w:before="0"/>
               <w:jc w:val="left"/>
             </w:pPr>
@@ -2905,6 +2977,7 @@
           </w:tcPr>
           <w:p>
             <w:pPr>
+              <w:keepNext w:val="false"/>
               <w:spacing w:after="40" w:before="0"/>
               <w:jc w:val="center"/>
             </w:pPr>
@@ -2939,6 +3012,7 @@
           </w:tcPr>
           <w:p>
             <w:pPr>
+              <w:keepNext w:val="false"/>
               <w:spacing w:after="40" w:before="0"/>
               <w:jc w:val="left"/>
             </w:pPr>
@@ -2971,6 +3045,7 @@
           </w:tcPr>
           <w:p>
             <w:pPr>
+              <w:keepNext w:val="false"/>
               <w:spacing w:after="40" w:before="0"/>
               <w:jc w:val="left"/>
             </w:pPr>
@@ -3003,6 +3078,7 @@
           </w:tcPr>
           <w:p>
             <w:pPr>
+              <w:keepNext w:val="false"/>
               <w:spacing w:after="40" w:before="0"/>
               <w:jc w:val="left"/>
             </w:pPr>
@@ -3035,6 +3111,7 @@
           </w:tcPr>
           <w:p>
             <w:pPr>
+              <w:keepNext w:val="false"/>
               <w:spacing w:after="40" w:before="0"/>
               <w:jc w:val="left"/>
             </w:pPr>
@@ -3067,6 +3144,7 @@
           </w:tcPr>
           <w:p>
             <w:pPr>
+              <w:keepNext w:val="false"/>
               <w:spacing w:after="40" w:before="0"/>
               <w:jc w:val="left"/>
             </w:pPr>
@@ -3101,6 +3179,7 @@
           </w:tcPr>
           <w:p>
             <w:pPr>
+              <w:keepNext w:val="false"/>
               <w:spacing w:after="40" w:before="0"/>
               <w:jc w:val="left"/>
             </w:pPr>
@@ -3138,7 +3217,7 @@
             <w:pPr>
               <w:spacing w:after="20" w:before="0"/>
             </w:pPr>
-            <w:hyperlink w:history="1" r:id="rId9f5wgsotmka0pkqs2lifh">
+            <w:hyperlink w:history="1" r:id="rIdbyzug2j9t3hywgqkebikb">
               <w:r>
                 <w:rPr>
                   <w:rFonts w:ascii="Arial" w:cs="Arial" w:eastAsia="Arial" w:hAnsi="Arial"/>
@@ -3171,7 +3250,7 @@
               <w:spacing w:after="10" w:before="0"/>
               <w:ind w:left="120"/>
             </w:pPr>
-            <w:hyperlink w:history="1" r:id="rIdtrgr1averfptooka9cm5l">
+            <w:hyperlink w:history="1" r:id="rIdsyzu9slhexcthjfqenolk">
               <w:r>
                 <w:rPr>
                   <w:rFonts w:ascii="Arial" w:cs="Arial" w:eastAsia="Arial" w:hAnsi="Arial"/>
@@ -3216,7 +3295,7 @@
             <w:pPr>
               <w:spacing w:after="20" w:before="0"/>
             </w:pPr>
-            <w:hyperlink w:history="1" r:id="rIdmkofkltrwqzifxmblnfjh">
+            <w:hyperlink w:history="1" r:id="rIdghh0ukghlz5vngyjwphiw">
               <w:r>
                 <w:rPr>
                   <w:rFonts w:ascii="Arial" w:cs="Arial" w:eastAsia="Arial" w:hAnsi="Arial"/>
@@ -3265,7 +3344,7 @@
               <w:spacing w:after="10" w:before="0"/>
               <w:ind w:left="120"/>
             </w:pPr>
-            <w:hyperlink w:history="1" r:id="rIdv7hlbqlyvnagqqxp1xmig">
+            <w:hyperlink w:history="1" r:id="rIdpk--lptpi6sdxueiaiog7">
               <w:r>
                 <w:rPr>
                   <w:rFonts w:ascii="Arial" w:cs="Arial" w:eastAsia="Arial" w:hAnsi="Arial"/>
@@ -3293,6 +3372,7 @@
           </w:tcPr>
           <w:p>
             <w:pPr>
+              <w:keepNext w:val="false"/>
               <w:spacing w:after="40" w:before="0"/>
               <w:jc w:val="left"/>
             </w:pPr>
@@ -3325,6 +3405,7 @@
           </w:tcPr>
           <w:p>
             <w:pPr>
+              <w:keepNext w:val="false"/>
               <w:spacing w:after="40" w:before="0"/>
               <w:jc w:val="left"/>
             </w:pPr>
@@ -3344,6 +3425,7 @@
           </w:p>
           <w:p>
             <w:pPr>
+              <w:keepNext w:val="false"/>
               <w:spacing w:after="40" w:before="0"/>
               <w:jc w:val="left"/>
             </w:pPr>
@@ -3363,6 +3445,7 @@
           </w:p>
           <w:p>
             <w:pPr>
+              <w:keepNext w:val="false"/>
               <w:spacing w:after="40" w:before="0"/>
               <w:jc w:val="left"/>
             </w:pPr>
@@ -3382,6 +3465,7 @@
           </w:p>
           <w:p>
             <w:pPr>
+              <w:keepNext w:val="false"/>
               <w:spacing w:after="40" w:before="0"/>
               <w:jc w:val="left"/>
             </w:pPr>
@@ -3401,6 +3485,7 @@
           </w:p>
           <w:p>
             <w:pPr>
+              <w:keepNext w:val="false"/>
               <w:spacing w:after="40" w:before="0"/>
               <w:jc w:val="left"/>
             </w:pPr>
@@ -3420,6 +3505,7 @@
           </w:p>
           <w:p>
             <w:pPr>
+              <w:keepNext w:val="false"/>
               <w:spacing w:after="40" w:before="0"/>
               <w:jc w:val="left"/>
             </w:pPr>
@@ -3452,6 +3538,7 @@
           </w:tcPr>
           <w:p>
             <w:pPr>
+              <w:keepNext w:val="false"/>
               <w:spacing w:after="40" w:before="0"/>
               <w:jc w:val="left"/>
             </w:pPr>
@@ -3484,6 +3571,7 @@
           </w:tcPr>
           <w:p>
             <w:pPr>
+              <w:keepNext w:val="false"/>
               <w:spacing w:after="40" w:before="0"/>
               <w:jc w:val="left"/>
             </w:pPr>
@@ -3518,6 +3606,7 @@
           </w:tcPr>
           <w:p>
             <w:pPr>
+              <w:keepNext w:val="false"/>
               <w:spacing w:after="40" w:before="0"/>
               <w:jc w:val="left"/>
             </w:pPr>
@@ -3555,7 +3644,7 @@
             <w:pPr>
               <w:spacing w:after="20" w:before="0"/>
             </w:pPr>
-            <w:hyperlink w:history="1" r:id="rIddmbv_tc3yltlt6qfeeeis">
+            <w:hyperlink w:history="1" r:id="rIdan1-yzvfop_rys695_rtx">
               <w:r>
                 <w:rPr>
                   <w:rFonts w:ascii="Arial" w:cs="Arial" w:eastAsia="Arial" w:hAnsi="Arial"/>
@@ -3588,7 +3677,7 @@
               <w:spacing w:after="10" w:before="0"/>
               <w:ind w:left="120"/>
             </w:pPr>
-            <w:hyperlink w:history="1" r:id="rId4n24uvemxjx23xeo3knd9">
+            <w:hyperlink w:history="1" r:id="rIdyahkf3ltr0tp2s9rbn54v">
               <w:r>
                 <w:rPr>
                   <w:rFonts w:ascii="Arial" w:cs="Arial" w:eastAsia="Arial" w:hAnsi="Arial"/>
@@ -3633,7 +3722,7 @@
             <w:pPr>
               <w:spacing w:after="20" w:before="0"/>
             </w:pPr>
-            <w:hyperlink w:history="1" r:id="rId_jw1e7dkwq-o5at0juokq">
+            <w:hyperlink w:history="1" r:id="rIdhuhtbpom0rc0xjghzop6l">
               <w:r>
                 <w:rPr>
                   <w:rFonts w:ascii="Arial" w:cs="Arial" w:eastAsia="Arial" w:hAnsi="Arial"/>
@@ -3682,7 +3771,7 @@
               <w:spacing w:after="10" w:before="0"/>
               <w:ind w:left="120"/>
             </w:pPr>
-            <w:hyperlink w:history="1" r:id="rIdjcsxgqtvnxueenkcxun_5">
+            <w:hyperlink w:history="1" r:id="rIdhpnb5f1ropnhxpdnyn5mk">
               <w:r>
                 <w:rPr>
                   <w:rFonts w:ascii="Arial" w:cs="Arial" w:eastAsia="Arial" w:hAnsi="Arial"/>
@@ -3710,6 +3799,7 @@
           </w:tcPr>
           <w:p>
             <w:pPr>
+              <w:keepNext w:val="false"/>
               <w:spacing w:after="40" w:before="0"/>
               <w:jc w:val="left"/>
             </w:pPr>
@@ -3742,6 +3832,7 @@
           </w:tcPr>
           <w:p>
             <w:pPr>
+              <w:keepNext w:val="false"/>
               <w:spacing w:after="40" w:before="0"/>
               <w:jc w:val="left"/>
             </w:pPr>
@@ -3761,6 +3852,7 @@
           </w:p>
           <w:p>
             <w:pPr>
+              <w:keepNext w:val="false"/>
               <w:spacing w:after="40" w:before="0"/>
               <w:jc w:val="left"/>
             </w:pPr>
@@ -3780,6 +3872,7 @@
           </w:p>
           <w:p>
             <w:pPr>
+              <w:keepNext w:val="false"/>
               <w:spacing w:after="40" w:before="0"/>
               <w:jc w:val="left"/>
             </w:pPr>
@@ -3799,6 +3892,7 @@
           </w:p>
           <w:p>
             <w:pPr>
+              <w:keepNext w:val="false"/>
               <w:spacing w:after="40" w:before="0"/>
               <w:jc w:val="left"/>
             </w:pPr>
@@ -3818,6 +3912,7 @@
           </w:p>
           <w:p>
             <w:pPr>
+              <w:keepNext w:val="false"/>
               <w:spacing w:after="40" w:before="0"/>
               <w:jc w:val="left"/>
             </w:pPr>
@@ -3837,6 +3932,7 @@
           </w:p>
           <w:p>
             <w:pPr>
+              <w:keepNext w:val="false"/>
               <w:spacing w:after="40" w:before="0"/>
               <w:jc w:val="left"/>
             </w:pPr>
@@ -3869,6 +3965,7 @@
           </w:tcPr>
           <w:p>
             <w:pPr>
+              <w:keepNext w:val="false"/>
               <w:spacing w:after="40" w:before="0"/>
               <w:jc w:val="left"/>
             </w:pPr>
@@ -3901,6 +3998,7 @@
           </w:tcPr>
           <w:p>
             <w:pPr>
+              <w:keepNext w:val="false"/>
               <w:spacing w:after="40" w:before="0"/>
               <w:jc w:val="left"/>
             </w:pPr>
@@ -3935,6 +4033,7 @@
           </w:tcPr>
           <w:p>
             <w:pPr>
+              <w:keepNext w:val="false"/>
               <w:spacing w:after="40" w:before="0"/>
               <w:jc w:val="left"/>
             </w:pPr>
@@ -3972,7 +4071,7 @@
             <w:pPr>
               <w:spacing w:after="20" w:before="0"/>
             </w:pPr>
-            <w:hyperlink w:history="1" r:id="rIdp8izbomgxwyfnd0x6omzi">
+            <w:hyperlink w:history="1" r:id="rIdhu1ngan3e-yycr9mzi2jg">
               <w:r>
                 <w:rPr>
                   <w:rFonts w:ascii="Arial" w:cs="Arial" w:eastAsia="Arial" w:hAnsi="Arial"/>
@@ -4005,7 +4104,7 @@
               <w:spacing w:after="10" w:before="0"/>
               <w:ind w:left="120"/>
             </w:pPr>
-            <w:hyperlink w:history="1" r:id="rIdhbvjgg4r8a3dvbxtgviqu">
+            <w:hyperlink w:history="1" r:id="rIdnu2ewhgrbi7nkevsa-aiu">
               <w:r>
                 <w:rPr>
                   <w:rFonts w:ascii="Arial" w:cs="Arial" w:eastAsia="Arial" w:hAnsi="Arial"/>
@@ -4050,7 +4149,7 @@
             <w:pPr>
               <w:spacing w:after="20" w:before="0"/>
             </w:pPr>
-            <w:hyperlink w:history="1" r:id="rIdpyytbgqmgh-2edk5uslbe">
+            <w:hyperlink w:history="1" r:id="rIdhtzuocrtj_s7-ia8ky6tw">
               <w:r>
                 <w:rPr>
                   <w:rFonts w:ascii="Arial" w:cs="Arial" w:eastAsia="Arial" w:hAnsi="Arial"/>
@@ -4099,7 +4198,7 @@
               <w:spacing w:after="10" w:before="0"/>
               <w:ind w:left="120"/>
             </w:pPr>
-            <w:hyperlink w:history="1" r:id="rIdx9jxt1xalney-u78omh8n">
+            <w:hyperlink w:history="1" r:id="rId1c3dx4sske8qdhgzssuur">
               <w:r>
                 <w:rPr>
                   <w:rFonts w:ascii="Arial" w:cs="Arial" w:eastAsia="Arial" w:hAnsi="Arial"/>
@@ -4127,6 +4226,7 @@
           </w:tcPr>
           <w:p>
             <w:pPr>
+              <w:keepNext w:val="false"/>
               <w:spacing w:after="40" w:before="0"/>
               <w:jc w:val="left"/>
             </w:pPr>
@@ -4159,6 +4259,7 @@
           </w:tcPr>
           <w:p>
             <w:pPr>
+              <w:keepNext w:val="false"/>
               <w:spacing w:after="40" w:before="0"/>
               <w:jc w:val="left"/>
             </w:pPr>
@@ -4178,6 +4279,7 @@
           </w:p>
           <w:p>
             <w:pPr>
+              <w:keepNext w:val="false"/>
               <w:spacing w:after="40" w:before="0"/>
               <w:jc w:val="left"/>
             </w:pPr>
@@ -4197,6 +4299,7 @@
           </w:p>
           <w:p>
             <w:pPr>
+              <w:keepNext w:val="false"/>
               <w:spacing w:after="40" w:before="0"/>
               <w:jc w:val="left"/>
             </w:pPr>
@@ -4216,6 +4319,7 @@
           </w:p>
           <w:p>
             <w:pPr>
+              <w:keepNext w:val="false"/>
               <w:spacing w:after="40" w:before="0"/>
               <w:jc w:val="left"/>
             </w:pPr>
@@ -4235,6 +4339,7 @@
           </w:p>
           <w:p>
             <w:pPr>
+              <w:keepNext w:val="false"/>
               <w:spacing w:after="40" w:before="0"/>
               <w:jc w:val="left"/>
             </w:pPr>
@@ -4254,6 +4359,7 @@
           </w:p>
           <w:p>
             <w:pPr>
+              <w:keepNext w:val="false"/>
               <w:spacing w:after="40" w:before="0"/>
               <w:jc w:val="left"/>
             </w:pPr>
@@ -4286,6 +4392,7 @@
           </w:tcPr>
           <w:p>
             <w:pPr>
+              <w:keepNext w:val="false"/>
               <w:spacing w:after="40" w:before="0"/>
               <w:jc w:val="left"/>
             </w:pPr>
@@ -4318,6 +4425,7 @@
           </w:tcPr>
           <w:p>
             <w:pPr>
+              <w:keepNext w:val="false"/>
               <w:spacing w:after="40" w:before="0"/>
               <w:jc w:val="left"/>
             </w:pPr>
@@ -4352,6 +4460,7 @@
           </w:tcPr>
           <w:p>
             <w:pPr>
+              <w:keepNext w:val="false"/>
               <w:spacing w:after="40" w:before="0"/>
               <w:jc w:val="left"/>
             </w:pPr>
@@ -4389,7 +4498,7 @@
             <w:pPr>
               <w:spacing w:after="20" w:before="0"/>
             </w:pPr>
-            <w:hyperlink w:history="1" r:id="rIdn32s86masftv9njgwi0jg">
+            <w:hyperlink w:history="1" r:id="rIdgfdkk9zz9t5roj6nqdkzb">
               <w:r>
                 <w:rPr>
                   <w:rFonts w:ascii="Arial" w:cs="Arial" w:eastAsia="Arial" w:hAnsi="Arial"/>
@@ -4422,7 +4531,7 @@
               <w:spacing w:after="10" w:before="0"/>
               <w:ind w:left="120"/>
             </w:pPr>
-            <w:hyperlink w:history="1" r:id="rIdgzt3f124zw9icdjw-kue4">
+            <w:hyperlink w:history="1" r:id="rIduob4ejut2qr9ygbof91qg">
               <w:r>
                 <w:rPr>
                   <w:rFonts w:ascii="Arial" w:cs="Arial" w:eastAsia="Arial" w:hAnsi="Arial"/>
@@ -4467,7 +4576,7 @@
             <w:pPr>
               <w:spacing w:after="20" w:before="0"/>
             </w:pPr>
-            <w:hyperlink w:history="1" r:id="rId0qw2klnztwht6jmsart_q">
+            <w:hyperlink w:history="1" r:id="rIdqc8hff0psjjjis2eyak9p">
               <w:r>
                 <w:rPr>
                   <w:rFonts w:ascii="Arial" w:cs="Arial" w:eastAsia="Arial" w:hAnsi="Arial"/>
@@ -4516,7 +4625,7 @@
               <w:spacing w:after="10" w:before="0"/>
               <w:ind w:left="120"/>
             </w:pPr>
-            <w:hyperlink w:history="1" r:id="rId0u-g0vjv0ipgbljfzrjoc">
+            <w:hyperlink w:history="1" r:id="rIdqmp6wmxttpucgqyem_whc">
               <w:r>
                 <w:rPr>
                   <w:rFonts w:ascii="Arial" w:cs="Arial" w:eastAsia="Arial" w:hAnsi="Arial"/>
@@ -4544,6 +4653,7 @@
           </w:tcPr>
           <w:p>
             <w:pPr>
+              <w:keepNext w:val="false"/>
               <w:spacing w:after="40" w:before="0"/>
               <w:jc w:val="left"/>
             </w:pPr>
@@ -4576,6 +4686,7 @@
           </w:tcPr>
           <w:p>
             <w:pPr>
+              <w:keepNext w:val="false"/>
               <w:spacing w:after="40" w:before="0"/>
               <w:jc w:val="left"/>
             </w:pPr>
@@ -4595,6 +4706,7 @@
           </w:p>
           <w:p>
             <w:pPr>
+              <w:keepNext w:val="false"/>
               <w:spacing w:after="40" w:before="0"/>
               <w:jc w:val="left"/>
             </w:pPr>
@@ -4614,6 +4726,7 @@
           </w:p>
           <w:p>
             <w:pPr>
+              <w:keepNext w:val="false"/>
               <w:spacing w:after="40" w:before="0"/>
               <w:jc w:val="left"/>
             </w:pPr>
@@ -4633,6 +4746,7 @@
           </w:p>
           <w:p>
             <w:pPr>
+              <w:keepNext w:val="false"/>
               <w:spacing w:after="40" w:before="0"/>
               <w:jc w:val="left"/>
             </w:pPr>
@@ -4652,6 +4766,7 @@
           </w:p>
           <w:p>
             <w:pPr>
+              <w:keepNext w:val="false"/>
               <w:spacing w:after="40" w:before="0"/>
               <w:jc w:val="left"/>
             </w:pPr>
@@ -4671,6 +4786,7 @@
           </w:p>
           <w:p>
             <w:pPr>
+              <w:keepNext w:val="false"/>
               <w:spacing w:after="40" w:before="0"/>
               <w:jc w:val="left"/>
             </w:pPr>
@@ -4703,6 +4819,7 @@
           </w:tcPr>
           <w:p>
             <w:pPr>
+              <w:keepNext w:val="false"/>
               <w:spacing w:after="40" w:before="0"/>
               <w:jc w:val="left"/>
             </w:pPr>
@@ -4735,6 +4852,7 @@
           </w:tcPr>
           <w:p>
             <w:pPr>
+              <w:keepNext w:val="false"/>
               <w:spacing w:after="40" w:before="0"/>
               <w:jc w:val="left"/>
             </w:pPr>
@@ -4769,6 +4887,7 @@
           </w:tcPr>
           <w:p>
             <w:pPr>
+              <w:keepNext w:val="false"/>
               <w:spacing w:after="40" w:before="0"/>
               <w:jc w:val="left"/>
             </w:pPr>
@@ -4806,7 +4925,7 @@
             <w:pPr>
               <w:spacing w:after="20" w:before="0"/>
             </w:pPr>
-            <w:hyperlink w:history="1" r:id="rIdcc9l3jux5bxt08743iiyo">
+            <w:hyperlink w:history="1" r:id="rIdsl4mfdii332cien5mxxfy">
               <w:r>
                 <w:rPr>
                   <w:rFonts w:ascii="Arial" w:cs="Arial" w:eastAsia="Arial" w:hAnsi="Arial"/>
@@ -4839,7 +4958,7 @@
               <w:spacing w:after="10" w:before="0"/>
               <w:ind w:left="120"/>
             </w:pPr>
-            <w:hyperlink w:history="1" r:id="rIdcgc9mdeujj7ium-68-l3i">
+            <w:hyperlink w:history="1" r:id="rIdl05ye7zfiw_s1eutwll6m">
               <w:r>
                 <w:rPr>
                   <w:rFonts w:ascii="Arial" w:cs="Arial" w:eastAsia="Arial" w:hAnsi="Arial"/>
@@ -4884,7 +5003,7 @@
             <w:pPr>
               <w:spacing w:after="20" w:before="0"/>
             </w:pPr>
-            <w:hyperlink w:history="1" r:id="rIdjfxzfizgxsidpiyv4bmvz">
+            <w:hyperlink w:history="1" r:id="rIdohr84huigd3xrkhfsapee">
               <w:r>
                 <w:rPr>
                   <w:rFonts w:ascii="Arial" w:cs="Arial" w:eastAsia="Arial" w:hAnsi="Arial"/>
@@ -4933,7 +5052,7 @@
               <w:spacing w:after="10" w:before="0"/>
               <w:ind w:left="120"/>
             </w:pPr>
-            <w:hyperlink w:history="1" r:id="rIdkrvqr4yprqycwyjouk-yq">
+            <w:hyperlink w:history="1" r:id="rIdze8aljydvv5tpebvsmx0_">
               <w:r>
                 <w:rPr>
                   <w:rFonts w:ascii="Arial" w:cs="Arial" w:eastAsia="Arial" w:hAnsi="Arial"/>
@@ -4961,6 +5080,7 @@
           </w:tcPr>
           <w:p>
             <w:pPr>
+              <w:keepNext w:val="false"/>
               <w:spacing w:after="40" w:before="0"/>
               <w:jc w:val="left"/>
             </w:pPr>
@@ -4993,6 +5113,7 @@
           </w:tcPr>
           <w:p>
             <w:pPr>
+              <w:keepNext w:val="false"/>
               <w:spacing w:after="40" w:before="0"/>
               <w:jc w:val="left"/>
             </w:pPr>
@@ -5012,6 +5133,7 @@
           </w:p>
           <w:p>
             <w:pPr>
+              <w:keepNext w:val="false"/>
               <w:spacing w:after="40" w:before="0"/>
               <w:jc w:val="left"/>
             </w:pPr>
@@ -5031,6 +5153,7 @@
           </w:p>
           <w:p>
             <w:pPr>
+              <w:keepNext w:val="false"/>
               <w:spacing w:after="40" w:before="0"/>
               <w:jc w:val="left"/>
             </w:pPr>
@@ -5050,6 +5173,7 @@
           </w:p>
           <w:p>
             <w:pPr>
+              <w:keepNext w:val="false"/>
               <w:spacing w:after="40" w:before="0"/>
               <w:jc w:val="left"/>
             </w:pPr>
@@ -5069,6 +5193,7 @@
           </w:p>
           <w:p>
             <w:pPr>
+              <w:keepNext w:val="false"/>
               <w:spacing w:after="40" w:before="0"/>
               <w:jc w:val="left"/>
             </w:pPr>
@@ -5088,6 +5213,7 @@
           </w:p>
           <w:p>
             <w:pPr>
+              <w:keepNext w:val="false"/>
               <w:spacing w:after="40" w:before="0"/>
               <w:jc w:val="left"/>
             </w:pPr>
@@ -5120,6 +5246,7 @@
           </w:tcPr>
           <w:p>
             <w:pPr>
+              <w:keepNext w:val="false"/>
               <w:spacing w:after="40" w:before="0"/>
               <w:jc w:val="left"/>
             </w:pPr>
@@ -5152,6 +5279,7 @@
           </w:tcPr>
           <w:p>
             <w:pPr>
+              <w:keepNext w:val="false"/>
               <w:spacing w:after="40" w:before="0"/>
               <w:jc w:val="left"/>
             </w:pPr>
@@ -5211,6 +5339,7 @@
           </w:tcPr>
           <w:p>
             <w:pPr>
+              <w:keepNext w:val="false"/>
               <w:spacing w:after="40" w:before="0"/>
               <w:jc w:val="center"/>
             </w:pPr>
@@ -5245,6 +5374,7 @@
           </w:tcPr>
           <w:p>
             <w:pPr>
+              <w:keepNext w:val="false"/>
               <w:spacing w:after="40" w:before="0"/>
               <w:jc w:val="left"/>
             </w:pPr>
@@ -5306,6 +5436,7 @@
           </w:tcPr>
           <w:p>
             <w:pPr>
+              <w:keepNext w:val="false"/>
               <w:spacing w:after="40" w:before="0"/>
               <w:jc w:val="center"/>
             </w:pPr>
@@ -5340,6 +5471,7 @@
           </w:tcPr>
           <w:p>
             <w:pPr>
+              <w:keepNext w:val="false"/>
               <w:spacing w:after="40" w:before="0"/>
               <w:jc w:val="left"/>
             </w:pPr>
@@ -5372,6 +5504,7 @@
           </w:tcPr>
           <w:p>
             <w:pPr>
+              <w:keepNext w:val="false"/>
               <w:spacing w:after="40" w:before="0"/>
               <w:jc w:val="left"/>
             </w:pPr>
@@ -5406,6 +5539,7 @@
           </w:tcPr>
           <w:p>
             <w:pPr>
+              <w:keepNext w:val="false"/>
               <w:spacing w:after="40" w:before="0"/>
               <w:jc w:val="left"/>
             </w:pPr>
@@ -5438,6 +5572,7 @@
           </w:tcPr>
           <w:p>
             <w:pPr>
+              <w:keepNext w:val="false"/>
               <w:spacing w:after="40" w:before="0"/>
               <w:jc w:val="left"/>
             </w:pPr>
@@ -5472,6 +5607,7 @@
           </w:tcPr>
           <w:p>
             <w:pPr>
+              <w:keepNext w:val="false"/>
               <w:spacing w:after="40" w:before="0"/>
               <w:jc w:val="left"/>
             </w:pPr>
@@ -5504,6 +5640,7 @@
           </w:tcPr>
           <w:p>
             <w:pPr>
+              <w:keepNext w:val="false"/>
               <w:spacing w:after="40" w:before="0"/>
               <w:jc w:val="left"/>
             </w:pPr>
@@ -5540,7 +5677,7 @@
         </w:rPr>
         <w:t xml:space="preserve">© 2026 SeaVuria and ARES. Aligned with KICD objectives. Developed by SeaVuria; technical implementation by ARES (with AI assistance from Claude). Licensed under </w:t>
       </w:r>
-      <w:hyperlink w:history="1" r:id="rId5ex_pyyagbftsfa2cyzrw">
+      <w:hyperlink w:history="1" r:id="rIdld3xdryi8zaanlsgslipu">
         <w:r>
           <w:rPr>
             <w:rFonts w:ascii="Arial" w:cs="Arial" w:eastAsia="Arial" w:hAnsi="Arial"/>
@@ -5561,7 +5698,7 @@
         </w:rPr>
         <w:t xml:space="preserve"> (</w:t>
       </w:r>
-      <w:hyperlink w:history="1" r:id="rIdj-pthd1ts0xbvlmv6xhc1">
+      <w:hyperlink w:history="1" r:id="rIdnn0yzadqaiezeutuifjon">
         <w:r>
           <w:rPr>
             <w:rFonts w:ascii="Arial" w:cs="Arial" w:eastAsia="Arial" w:hAnsi="Arial"/>
@@ -5621,6 +5758,7 @@
           </w:tcPr>
           <w:p>
             <w:pPr>
+              <w:keepNext w:val="false"/>
               <w:spacing w:after="40" w:before="0"/>
               <w:jc w:val="center"/>
             </w:pPr>
@@ -5656,6 +5794,7 @@
           </w:tcPr>
           <w:p>
             <w:pPr>
+              <w:keepNext w:val="false"/>
               <w:spacing w:after="40" w:before="0"/>
               <w:jc w:val="center"/>
             </w:pPr>
@@ -5690,6 +5829,7 @@
           </w:tcPr>
           <w:p>
             <w:pPr>
+              <w:keepNext w:val="false"/>
               <w:spacing w:after="40" w:before="0"/>
               <w:jc w:val="left"/>
             </w:pPr>
@@ -5722,6 +5862,7 @@
           </w:tcPr>
           <w:p>
             <w:pPr>
+              <w:keepNext w:val="false"/>
               <w:spacing w:after="40" w:before="0"/>
               <w:jc w:val="left"/>
             </w:pPr>
@@ -5756,6 +5897,7 @@
           </w:tcPr>
           <w:p>
             <w:pPr>
+              <w:keepNext w:val="false"/>
               <w:spacing w:after="40" w:before="0"/>
               <w:jc w:val="left"/>
             </w:pPr>
@@ -5788,6 +5930,7 @@
           </w:tcPr>
           <w:p>
             <w:pPr>
+              <w:keepNext w:val="false"/>
               <w:spacing w:after="40" w:before="0"/>
               <w:jc w:val="left"/>
             </w:pPr>
@@ -5822,6 +5965,7 @@
           </w:tcPr>
           <w:p>
             <w:pPr>
+              <w:keepNext w:val="false"/>
               <w:spacing w:after="40" w:before="0"/>
               <w:jc w:val="left"/>
             </w:pPr>
@@ -5854,6 +5998,7 @@
           </w:tcPr>
           <w:p>
             <w:pPr>
+              <w:keepNext w:val="false"/>
               <w:spacing w:after="40" w:before="0"/>
               <w:jc w:val="left"/>
             </w:pPr>
@@ -5888,6 +6033,7 @@
           </w:tcPr>
           <w:p>
             <w:pPr>
+              <w:keepNext w:val="false"/>
               <w:spacing w:after="40" w:before="0"/>
               <w:jc w:val="left"/>
             </w:pPr>
@@ -5920,6 +6066,7 @@
           </w:tcPr>
           <w:p>
             <w:pPr>
+              <w:keepNext w:val="false"/>
               <w:spacing w:after="40" w:before="0"/>
               <w:jc w:val="left"/>
             </w:pPr>
@@ -5954,6 +6101,7 @@
           </w:tcPr>
           <w:p>
             <w:pPr>
+              <w:keepNext w:val="false"/>
               <w:spacing w:after="40" w:before="0"/>
               <w:jc w:val="left"/>
             </w:pPr>
@@ -5986,6 +6134,7 @@
           </w:tcPr>
           <w:p>
             <w:pPr>
+              <w:keepNext w:val="false"/>
               <w:spacing w:after="40" w:before="0"/>
               <w:jc w:val="left"/>
             </w:pPr>
@@ -6020,6 +6169,7 @@
           </w:tcPr>
           <w:p>
             <w:pPr>
+              <w:keepNext w:val="false"/>
               <w:spacing w:after="40" w:before="0"/>
               <w:jc w:val="left"/>
             </w:pPr>
@@ -6052,6 +6202,7 @@
           </w:tcPr>
           <w:p>
             <w:pPr>
+              <w:keepNext w:val="false"/>
               <w:spacing w:after="40" w:before="0"/>
               <w:jc w:val="left"/>
             </w:pPr>
@@ -6086,6 +6237,7 @@
           </w:tcPr>
           <w:p>
             <w:pPr>
+              <w:keepNext w:val="false"/>
               <w:spacing w:after="40" w:before="0"/>
               <w:jc w:val="left"/>
             </w:pPr>
@@ -6118,6 +6270,7 @@
           </w:tcPr>
           <w:p>
             <w:pPr>
+              <w:keepNext w:val="false"/>
               <w:spacing w:after="40" w:before="0"/>
               <w:jc w:val="left"/>
             </w:pPr>
@@ -6152,6 +6305,7 @@
           </w:tcPr>
           <w:p>
             <w:pPr>
+              <w:keepNext w:val="false"/>
               <w:spacing w:after="40" w:before="0"/>
               <w:jc w:val="left"/>
             </w:pPr>
@@ -6184,6 +6338,7 @@
           </w:tcPr>
           <w:p>
             <w:pPr>
+              <w:keepNext w:val="false"/>
               <w:spacing w:after="40" w:before="0"/>
               <w:jc w:val="left"/>
             </w:pPr>
@@ -6243,6 +6398,7 @@
           </w:tcPr>
           <w:p>
             <w:pPr>
+              <w:keepNext w:val="false"/>
               <w:spacing w:after="40" w:before="0"/>
               <w:jc w:val="center"/>
             </w:pPr>
@@ -6277,6 +6433,7 @@
           </w:tcPr>
           <w:p>
             <w:pPr>
+              <w:keepNext w:val="false"/>
               <w:spacing w:after="40" w:before="0"/>
               <w:jc w:val="left"/>
             </w:pPr>
@@ -6341,6 +6498,7 @@
           </w:tcPr>
           <w:p>
             <w:pPr>
+              <w:keepNext w:val="false"/>
               <w:spacing w:after="40" w:before="0"/>
               <w:jc w:val="center"/>
             </w:pPr>
@@ -6375,6 +6533,7 @@
           </w:tcPr>
           <w:p>
             <w:pPr>
+              <w:keepNext w:val="false"/>
               <w:spacing w:after="40" w:before="0"/>
               <w:jc w:val="left"/>
             </w:pPr>
@@ -6407,6 +6566,7 @@
           </w:tcPr>
           <w:p>
             <w:pPr>
+              <w:keepNext w:val="false"/>
               <w:spacing w:after="40" w:before="0"/>
               <w:jc w:val="left"/>
             </w:pPr>
@@ -6439,6 +6599,7 @@
           </w:tcPr>
           <w:p>
             <w:pPr>
+              <w:keepNext w:val="false"/>
               <w:spacing w:after="40" w:before="0"/>
               <w:jc w:val="left"/>
             </w:pPr>
@@ -6471,6 +6632,7 @@
           </w:tcPr>
           <w:p>
             <w:pPr>
+              <w:keepNext w:val="false"/>
               <w:spacing w:after="40" w:before="0"/>
               <w:jc w:val="left"/>
             </w:pPr>
@@ -6503,6 +6665,7 @@
           </w:tcPr>
           <w:p>
             <w:pPr>
+              <w:keepNext w:val="false"/>
               <w:spacing w:after="40" w:before="0"/>
               <w:jc w:val="left"/>
             </w:pPr>
@@ -6537,6 +6700,7 @@
           </w:tcPr>
           <w:p>
             <w:pPr>
+              <w:keepNext w:val="false"/>
               <w:spacing w:after="40" w:before="0"/>
               <w:jc w:val="left"/>
             </w:pPr>
@@ -6574,7 +6738,7 @@
             <w:pPr>
               <w:spacing w:after="20" w:before="0"/>
             </w:pPr>
-            <w:hyperlink w:history="1" r:id="rIdwsucucvdptnbpzl0f8gi4">
+            <w:hyperlink w:history="1" r:id="rIdio3t_jjk02jzscdjqcn8y">
               <w:r>
                 <w:rPr>
                   <w:rFonts w:ascii="Arial" w:cs="Arial" w:eastAsia="Arial" w:hAnsi="Arial"/>
@@ -6607,7 +6771,7 @@
               <w:spacing w:after="10" w:before="0"/>
               <w:ind w:left="120"/>
             </w:pPr>
-            <w:hyperlink w:history="1" r:id="rId51fc2blfcwoqmdepk_1m2">
+            <w:hyperlink w:history="1" r:id="rIdcsuj3qfbij3wgavjmcv4z">
               <w:r>
                 <w:rPr>
                   <w:rFonts w:ascii="Arial" w:cs="Arial" w:eastAsia="Arial" w:hAnsi="Arial"/>
@@ -6652,7 +6816,7 @@
             <w:pPr>
               <w:spacing w:after="20" w:before="0"/>
             </w:pPr>
-            <w:hyperlink w:history="1" r:id="rId4s7bpun6ky7l78f82rfjc">
+            <w:hyperlink w:history="1" r:id="rIdphyubcnvro4n-tk-gm_yp">
               <w:r>
                 <w:rPr>
                   <w:rFonts w:ascii="Arial" w:cs="Arial" w:eastAsia="Arial" w:hAnsi="Arial"/>
@@ -6701,7 +6865,7 @@
               <w:spacing w:after="10" w:before="0"/>
               <w:ind w:left="120"/>
             </w:pPr>
-            <w:hyperlink w:history="1" r:id="rIdofyk4f6mkgyacye1hk-jr">
+            <w:hyperlink w:history="1" r:id="rIdtfq_45_9gbz2stmtxrxus">
               <w:r>
                 <w:rPr>
                   <w:rFonts w:ascii="Arial" w:cs="Arial" w:eastAsia="Arial" w:hAnsi="Arial"/>
@@ -6729,6 +6893,7 @@
           </w:tcPr>
           <w:p>
             <w:pPr>
+              <w:keepNext w:val="false"/>
               <w:spacing w:after="40" w:before="0"/>
               <w:jc w:val="left"/>
             </w:pPr>
@@ -6761,6 +6926,7 @@
           </w:tcPr>
           <w:p>
             <w:pPr>
+              <w:keepNext w:val="false"/>
               <w:spacing w:after="40" w:before="0"/>
               <w:jc w:val="left"/>
             </w:pPr>
@@ -6793,6 +6959,7 @@
           </w:tcPr>
           <w:p>
             <w:pPr>
+              <w:keepNext w:val="false"/>
               <w:spacing w:after="40" w:before="0"/>
               <w:jc w:val="left"/>
             </w:pPr>
@@ -6825,6 +6992,7 @@
           </w:tcPr>
           <w:p>
             <w:pPr>
+              <w:keepNext w:val="false"/>
               <w:spacing w:after="40" w:before="0"/>
               <w:jc w:val="left"/>
             </w:pPr>
@@ -6859,6 +7027,7 @@
           </w:tcPr>
           <w:p>
             <w:pPr>
+              <w:keepNext w:val="false"/>
               <w:spacing w:after="40" w:before="0"/>
               <w:jc w:val="left"/>
             </w:pPr>
@@ -6896,7 +7065,7 @@
             <w:pPr>
               <w:spacing w:after="20" w:before="0"/>
             </w:pPr>
-            <w:hyperlink w:history="1" r:id="rIdrrjwz_5a_lkicatfpxzeh">
+            <w:hyperlink w:history="1" r:id="rIdlfr6ykj8p_-tmuys_qxe8">
               <w:r>
                 <w:rPr>
                   <w:rFonts w:ascii="Arial" w:cs="Arial" w:eastAsia="Arial" w:hAnsi="Arial"/>
@@ -6929,7 +7098,7 @@
               <w:spacing w:after="10" w:before="0"/>
               <w:ind w:left="120"/>
             </w:pPr>
-            <w:hyperlink w:history="1" r:id="rId0ueixay6oslxn5_tz7am7">
+            <w:hyperlink w:history="1" r:id="rIdodgcocic-n2mmhq6xsa9p">
               <w:r>
                 <w:rPr>
                   <w:rFonts w:ascii="Arial" w:cs="Arial" w:eastAsia="Arial" w:hAnsi="Arial"/>
@@ -6974,7 +7143,7 @@
             <w:pPr>
               <w:spacing w:after="20" w:before="0"/>
             </w:pPr>
-            <w:hyperlink w:history="1" r:id="rIdj6gh0whg2ce5ygy1pgt3w">
+            <w:hyperlink w:history="1" r:id="rIdpdxc7hyon1-b598o2yrcr">
               <w:r>
                 <w:rPr>
                   <w:rFonts w:ascii="Arial" w:cs="Arial" w:eastAsia="Arial" w:hAnsi="Arial"/>
@@ -7023,7 +7192,7 @@
               <w:spacing w:after="10" w:before="0"/>
               <w:ind w:left="120"/>
             </w:pPr>
-            <w:hyperlink w:history="1" r:id="rIdvj87jvk-2ecyvjtxopqwy">
+            <w:hyperlink w:history="1" r:id="rIdwipxuirgwbg7p2mhrjwse">
               <w:r>
                 <w:rPr>
                   <w:rFonts w:ascii="Arial" w:cs="Arial" w:eastAsia="Arial" w:hAnsi="Arial"/>
@@ -7051,6 +7220,7 @@
           </w:tcPr>
           <w:p>
             <w:pPr>
+              <w:keepNext w:val="false"/>
               <w:spacing w:after="40" w:before="0"/>
               <w:jc w:val="left"/>
             </w:pPr>
@@ -7070,6 +7240,7 @@
           </w:p>
           <w:p>
             <w:pPr>
+              <w:keepNext w:val="false"/>
               <w:spacing w:after="40" w:before="0"/>
               <w:jc w:val="left"/>
             </w:pPr>
@@ -7089,6 +7260,7 @@
           </w:p>
           <w:p>
             <w:pPr>
+              <w:keepNext w:val="false"/>
               <w:spacing w:after="40" w:before="0"/>
               <w:jc w:val="left"/>
             </w:pPr>
@@ -7108,6 +7280,7 @@
           </w:p>
           <w:p>
             <w:pPr>
+              <w:keepNext w:val="false"/>
               <w:spacing w:after="40" w:before="0"/>
               <w:jc w:val="left"/>
             </w:pPr>
@@ -7127,6 +7300,7 @@
           </w:p>
           <w:p>
             <w:pPr>
+              <w:keepNext w:val="false"/>
               <w:spacing w:after="40" w:before="0"/>
               <w:jc w:val="left"/>
             </w:pPr>
@@ -7159,6 +7333,7 @@
           </w:tcPr>
           <w:p>
             <w:pPr>
+              <w:keepNext w:val="false"/>
               <w:spacing w:after="40" w:before="0"/>
               <w:jc w:val="left"/>
             </w:pPr>
@@ -7178,6 +7353,7 @@
           </w:p>
           <w:p>
             <w:pPr>
+              <w:keepNext w:val="false"/>
               <w:spacing w:after="40" w:before="0"/>
               <w:jc w:val="left"/>
             </w:pPr>
@@ -7197,6 +7373,7 @@
           </w:p>
           <w:p>
             <w:pPr>
+              <w:keepNext w:val="false"/>
               <w:spacing w:after="40" w:before="0"/>
               <w:jc w:val="left"/>
             </w:pPr>
@@ -7216,6 +7393,7 @@
           </w:p>
           <w:p>
             <w:pPr>
+              <w:keepNext w:val="false"/>
               <w:spacing w:after="40" w:before="0"/>
               <w:jc w:val="left"/>
             </w:pPr>
@@ -7235,6 +7413,7 @@
           </w:p>
           <w:p>
             <w:pPr>
+              <w:keepNext w:val="false"/>
               <w:spacing w:after="40" w:before="0"/>
               <w:jc w:val="left"/>
             </w:pPr>
@@ -7267,6 +7446,7 @@
           </w:tcPr>
           <w:p>
             <w:pPr>
+              <w:keepNext w:val="false"/>
               <w:spacing w:after="40" w:before="0"/>
               <w:jc w:val="left"/>
             </w:pPr>
@@ -7299,6 +7479,7 @@
           </w:tcPr>
           <w:p>
             <w:pPr>
+              <w:keepNext w:val="false"/>
               <w:spacing w:after="40" w:before="0"/>
               <w:jc w:val="left"/>
             </w:pPr>
@@ -7333,6 +7514,7 @@
           </w:tcPr>
           <w:p>
             <w:pPr>
+              <w:keepNext w:val="false"/>
               <w:spacing w:after="40" w:before="0"/>
               <w:jc w:val="left"/>
             </w:pPr>
@@ -7370,7 +7552,7 @@
             <w:pPr>
               <w:spacing w:after="20" w:before="0"/>
             </w:pPr>
-            <w:hyperlink w:history="1" r:id="rIdyrt_dcfrum4vnuu48c6u9">
+            <w:hyperlink w:history="1" r:id="rIdfzdflbn2sjhj2kyh4gpo4">
               <w:r>
                 <w:rPr>
                   <w:rFonts w:ascii="Arial" w:cs="Arial" w:eastAsia="Arial" w:hAnsi="Arial"/>
@@ -7419,7 +7601,7 @@
               <w:spacing w:after="10" w:before="0"/>
               <w:ind w:left="120"/>
             </w:pPr>
-            <w:hyperlink w:history="1" r:id="rIdesxc0gvxbqdpsza9ufpri">
+            <w:hyperlink w:history="1" r:id="rIdyf__i2pihd944dzd6nfuc">
               <w:r>
                 <w:rPr>
                   <w:rFonts w:ascii="Arial" w:cs="Arial" w:eastAsia="Arial" w:hAnsi="Arial"/>
@@ -7464,7 +7646,7 @@
             <w:pPr>
               <w:spacing w:after="20" w:before="0"/>
             </w:pPr>
-            <w:hyperlink w:history="1" r:id="rIdz04krw7btjtgagviwhh5u">
+            <w:hyperlink w:history="1" r:id="rIdgghgfkht3vp0fxerdrx6h">
               <w:r>
                 <w:rPr>
                   <w:rFonts w:ascii="Arial" w:cs="Arial" w:eastAsia="Arial" w:hAnsi="Arial"/>
@@ -7513,7 +7695,7 @@
               <w:spacing w:after="10" w:before="0"/>
               <w:ind w:left="120"/>
             </w:pPr>
-            <w:hyperlink w:history="1" r:id="rId8ea5zom3efhep-_yzxxgq">
+            <w:hyperlink w:history="1" r:id="rId2q6kweru3c0yj2_gieb7l">
               <w:r>
                 <w:rPr>
                   <w:rFonts w:ascii="Arial" w:cs="Arial" w:eastAsia="Arial" w:hAnsi="Arial"/>
@@ -7541,6 +7723,7 @@
           </w:tcPr>
           <w:p>
             <w:pPr>
+              <w:keepNext w:val="false"/>
               <w:spacing w:after="40" w:before="0"/>
               <w:jc w:val="left"/>
             </w:pPr>
@@ -7573,6 +7756,7 @@
           </w:tcPr>
           <w:p>
             <w:pPr>
+              <w:keepNext w:val="false"/>
               <w:spacing w:after="40" w:before="0"/>
               <w:jc w:val="left"/>
             </w:pPr>
@@ -7605,6 +7789,7 @@
           </w:tcPr>
           <w:p>
             <w:pPr>
+              <w:keepNext w:val="false"/>
               <w:spacing w:after="40" w:before="0"/>
               <w:jc w:val="left"/>
             </w:pPr>
@@ -7637,6 +7822,7 @@
           </w:tcPr>
           <w:p>
             <w:pPr>
+              <w:keepNext w:val="false"/>
               <w:spacing w:after="40" w:before="0"/>
               <w:jc w:val="left"/>
             </w:pPr>
@@ -7671,6 +7857,7 @@
           </w:tcPr>
           <w:p>
             <w:pPr>
+              <w:keepNext w:val="false"/>
               <w:spacing w:after="40" w:before="0"/>
               <w:jc w:val="left"/>
             </w:pPr>
@@ -7708,7 +7895,7 @@
             <w:pPr>
               <w:spacing w:after="20" w:before="0"/>
             </w:pPr>
-            <w:hyperlink w:history="1" r:id="rIdjlywvdlwpdfbzrshu9ayt">
+            <w:hyperlink w:history="1" r:id="rIdntzwr8wko4upnhnq_cqgu">
               <w:r>
                 <w:rPr>
                   <w:rFonts w:ascii="Arial" w:cs="Arial" w:eastAsia="Arial" w:hAnsi="Arial"/>
@@ -7741,7 +7928,7 @@
               <w:spacing w:after="10" w:before="0"/>
               <w:ind w:left="120"/>
             </w:pPr>
-            <w:hyperlink w:history="1" r:id="rId8uktunqhpmudyhsaeonkd">
+            <w:hyperlink w:history="1" r:id="rIdv5qtrywwkko0xvtnppev7">
               <w:r>
                 <w:rPr>
                   <w:rFonts w:ascii="Arial" w:cs="Arial" w:eastAsia="Arial" w:hAnsi="Arial"/>
@@ -7786,7 +7973,7 @@
             <w:pPr>
               <w:spacing w:after="20" w:before="0"/>
             </w:pPr>
-            <w:hyperlink w:history="1" r:id="rIdabqg7cgpukwfwzmo1nk7n">
+            <w:hyperlink w:history="1" r:id="rId2n5exyma8ptujsv4lhyfn">
               <w:r>
                 <w:rPr>
                   <w:rFonts w:ascii="Arial" w:cs="Arial" w:eastAsia="Arial" w:hAnsi="Arial"/>
@@ -7835,7 +8022,7 @@
               <w:spacing w:after="10" w:before="0"/>
               <w:ind w:left="120"/>
             </w:pPr>
-            <w:hyperlink w:history="1" r:id="rIdd9zcnk4mg7tmmspyjopiv">
+            <w:hyperlink w:history="1" r:id="rIdmpqygvxdysdau2jq45e82">
               <w:r>
                 <w:rPr>
                   <w:rFonts w:ascii="Arial" w:cs="Arial" w:eastAsia="Arial" w:hAnsi="Arial"/>
@@ -7863,6 +8050,7 @@
           </w:tcPr>
           <w:p>
             <w:pPr>
+              <w:keepNext w:val="false"/>
               <w:spacing w:after="40" w:before="0"/>
               <w:jc w:val="left"/>
             </w:pPr>
@@ -7895,6 +8083,7 @@
           </w:tcPr>
           <w:p>
             <w:pPr>
+              <w:keepNext w:val="false"/>
               <w:spacing w:after="40" w:before="0"/>
               <w:jc w:val="left"/>
             </w:pPr>
@@ -7927,6 +8116,7 @@
           </w:tcPr>
           <w:p>
             <w:pPr>
+              <w:keepNext w:val="false"/>
               <w:spacing w:after="40" w:before="0"/>
               <w:jc w:val="left"/>
             </w:pPr>
@@ -7959,6 +8149,7 @@
           </w:tcPr>
           <w:p>
             <w:pPr>
+              <w:keepNext w:val="false"/>
               <w:spacing w:after="40" w:before="0"/>
               <w:jc w:val="left"/>
             </w:pPr>
@@ -7993,6 +8184,7 @@
           </w:tcPr>
           <w:p>
             <w:pPr>
+              <w:keepNext w:val="false"/>
               <w:spacing w:after="40" w:before="0"/>
               <w:jc w:val="left"/>
             </w:pPr>
@@ -8030,7 +8222,7 @@
             <w:pPr>
               <w:spacing w:after="20" w:before="0"/>
             </w:pPr>
-            <w:hyperlink w:history="1" r:id="rId2gdglrga1g24y9udx_von">
+            <w:hyperlink w:history="1" r:id="rIdu02ed6mzgdoikexvoo3up">
               <w:r>
                 <w:rPr>
                   <w:rFonts w:ascii="Arial" w:cs="Arial" w:eastAsia="Arial" w:hAnsi="Arial"/>
@@ -8063,7 +8255,7 @@
               <w:spacing w:after="10" w:before="0"/>
               <w:ind w:left="120"/>
             </w:pPr>
-            <w:hyperlink w:history="1" r:id="rId16x8qkop5dduxhmoq9gtg">
+            <w:hyperlink w:history="1" r:id="rIdbfw6mge-7tulhu0awg1-2">
               <w:r>
                 <w:rPr>
                   <w:rFonts w:ascii="Arial" w:cs="Arial" w:eastAsia="Arial" w:hAnsi="Arial"/>
@@ -8108,7 +8300,7 @@
             <w:pPr>
               <w:spacing w:after="20" w:before="0"/>
             </w:pPr>
-            <w:hyperlink w:history="1" r:id="rId9roxj4f8bucqdect0k4nk">
+            <w:hyperlink w:history="1" r:id="rId6vjiux_-ejidrdtsun0ee">
               <w:r>
                 <w:rPr>
                   <w:rFonts w:ascii="Arial" w:cs="Arial" w:eastAsia="Arial" w:hAnsi="Arial"/>
@@ -8157,7 +8349,7 @@
               <w:spacing w:after="10" w:before="0"/>
               <w:ind w:left="120"/>
             </w:pPr>
-            <w:hyperlink w:history="1" r:id="rId-_8owircvxfsysgvbbw18">
+            <w:hyperlink w:history="1" r:id="rIdnhuga1k0bclosxvqi-nat">
               <w:r>
                 <w:rPr>
                   <w:rFonts w:ascii="Arial" w:cs="Arial" w:eastAsia="Arial" w:hAnsi="Arial"/>
@@ -8185,6 +8377,7 @@
           </w:tcPr>
           <w:p>
             <w:pPr>
+              <w:keepNext w:val="false"/>
               <w:spacing w:after="40" w:before="0"/>
               <w:jc w:val="left"/>
             </w:pPr>
@@ -8217,6 +8410,7 @@
           </w:tcPr>
           <w:p>
             <w:pPr>
+              <w:keepNext w:val="false"/>
               <w:spacing w:after="40" w:before="0"/>
               <w:jc w:val="left"/>
             </w:pPr>
@@ -8249,6 +8443,7 @@
           </w:tcPr>
           <w:p>
             <w:pPr>
+              <w:keepNext w:val="false"/>
               <w:spacing w:after="40" w:before="0"/>
               <w:jc w:val="left"/>
             </w:pPr>
@@ -8281,6 +8476,7 @@
           </w:tcPr>
           <w:p>
             <w:pPr>
+              <w:keepNext w:val="false"/>
               <w:spacing w:after="40" w:before="0"/>
               <w:jc w:val="left"/>
             </w:pPr>
@@ -8340,6 +8536,7 @@
           </w:tcPr>
           <w:p>
             <w:pPr>
+              <w:keepNext w:val="false"/>
               <w:spacing w:after="40" w:before="0"/>
               <w:jc w:val="center"/>
             </w:pPr>
@@ -8374,6 +8571,7 @@
           </w:tcPr>
           <w:p>
             <w:pPr>
+              <w:keepNext w:val="false"/>
               <w:spacing w:after="40" w:before="0"/>
               <w:jc w:val="left"/>
             </w:pPr>
@@ -8435,6 +8633,7 @@
           </w:tcPr>
           <w:p>
             <w:pPr>
+              <w:keepNext w:val="false"/>
               <w:spacing w:after="40" w:before="0"/>
               <w:jc w:val="center"/>
             </w:pPr>
@@ -8469,6 +8668,7 @@
           </w:tcPr>
           <w:p>
             <w:pPr>
+              <w:keepNext w:val="false"/>
               <w:spacing w:after="40" w:before="0"/>
               <w:jc w:val="left"/>
             </w:pPr>
@@ -8501,6 +8701,7 @@
           </w:tcPr>
           <w:p>
             <w:pPr>
+              <w:keepNext w:val="false"/>
               <w:spacing w:after="40" w:before="0"/>
               <w:jc w:val="left"/>
             </w:pPr>
@@ -8535,6 +8736,7 @@
           </w:tcPr>
           <w:p>
             <w:pPr>
+              <w:keepNext w:val="false"/>
               <w:spacing w:after="40" w:before="0"/>
               <w:jc w:val="left"/>
             </w:pPr>
@@ -8567,6 +8769,7 @@
           </w:tcPr>
           <w:p>
             <w:pPr>
+              <w:keepNext w:val="false"/>
               <w:spacing w:after="40" w:before="0"/>
               <w:jc w:val="left"/>
             </w:pPr>
@@ -8601,6 +8804,7 @@
           </w:tcPr>
           <w:p>
             <w:pPr>
+              <w:keepNext w:val="false"/>
               <w:spacing w:after="40" w:before="0"/>
               <w:jc w:val="left"/>
             </w:pPr>
@@ -8633,6 +8837,7 @@
           </w:tcPr>
           <w:p>
             <w:pPr>
+              <w:keepNext w:val="false"/>
               <w:spacing w:after="40" w:before="0"/>
               <w:jc w:val="left"/>
             </w:pPr>
@@ -8669,7 +8874,7 @@
         </w:rPr>
         <w:t xml:space="preserve">© 2026 SeaVuria and ARES. Aligned with KICD objectives. Developed by SeaVuria; technical implementation by ARES (with AI assistance from Claude). Licensed under </w:t>
       </w:r>
-      <w:hyperlink w:history="1" r:id="rIdly21kzm6waishk4zc_7yh">
+      <w:hyperlink w:history="1" r:id="rIdskeraejvqaizncl_5lwds">
         <w:r>
           <w:rPr>
             <w:rFonts w:ascii="Arial" w:cs="Arial" w:eastAsia="Arial" w:hAnsi="Arial"/>
@@ -8690,7 +8895,7 @@
         </w:rPr>
         <w:t xml:space="preserve"> (</w:t>
       </w:r>
-      <w:hyperlink w:history="1" r:id="rIdtghltjlscs5e5a2g2bfou">
+      <w:hyperlink w:history="1" r:id="rIdbxxaptm5jnadtdgfy_6td">
         <w:r>
           <w:rPr>
             <w:rFonts w:ascii="Arial" w:cs="Arial" w:eastAsia="Arial" w:hAnsi="Arial"/>
@@ -8750,6 +8955,7 @@
           </w:tcPr>
           <w:p>
             <w:pPr>
+              <w:keepNext w:val="false"/>
               <w:spacing w:after="40" w:before="0"/>
               <w:jc w:val="center"/>
             </w:pPr>
@@ -8785,6 +8991,7 @@
           </w:tcPr>
           <w:p>
             <w:pPr>
+              <w:keepNext w:val="false"/>
               <w:spacing w:after="40" w:before="0"/>
               <w:jc w:val="center"/>
             </w:pPr>
@@ -8819,6 +9026,7 @@
           </w:tcPr>
           <w:p>
             <w:pPr>
+              <w:keepNext w:val="false"/>
               <w:spacing w:after="40" w:before="0"/>
               <w:jc w:val="left"/>
             </w:pPr>
@@ -8851,6 +9059,7 @@
           </w:tcPr>
           <w:p>
             <w:pPr>
+              <w:keepNext w:val="false"/>
               <w:spacing w:after="40" w:before="0"/>
               <w:jc w:val="left"/>
             </w:pPr>
@@ -8885,6 +9094,7 @@
           </w:tcPr>
           <w:p>
             <w:pPr>
+              <w:keepNext w:val="false"/>
               <w:spacing w:after="40" w:before="0"/>
               <w:jc w:val="left"/>
             </w:pPr>
@@ -8917,6 +9127,7 @@
           </w:tcPr>
           <w:p>
             <w:pPr>
+              <w:keepNext w:val="false"/>
               <w:spacing w:after="40" w:before="0"/>
               <w:jc w:val="left"/>
             </w:pPr>
@@ -8951,6 +9162,7 @@
           </w:tcPr>
           <w:p>
             <w:pPr>
+              <w:keepNext w:val="false"/>
               <w:spacing w:after="40" w:before="0"/>
               <w:jc w:val="left"/>
             </w:pPr>
@@ -8983,6 +9195,7 @@
           </w:tcPr>
           <w:p>
             <w:pPr>
+              <w:keepNext w:val="false"/>
               <w:spacing w:after="40" w:before="0"/>
               <w:jc w:val="left"/>
             </w:pPr>
@@ -9017,6 +9230,7 @@
           </w:tcPr>
           <w:p>
             <w:pPr>
+              <w:keepNext w:val="false"/>
               <w:spacing w:after="40" w:before="0"/>
               <w:jc w:val="left"/>
             </w:pPr>
@@ -9049,6 +9263,7 @@
           </w:tcPr>
           <w:p>
             <w:pPr>
+              <w:keepNext w:val="false"/>
               <w:spacing w:after="40" w:before="0"/>
               <w:jc w:val="left"/>
             </w:pPr>
@@ -9083,6 +9298,7 @@
           </w:tcPr>
           <w:p>
             <w:pPr>
+              <w:keepNext w:val="false"/>
               <w:spacing w:after="40" w:before="0"/>
               <w:jc w:val="left"/>
             </w:pPr>
@@ -9115,6 +9331,7 @@
           </w:tcPr>
           <w:p>
             <w:pPr>
+              <w:keepNext w:val="false"/>
               <w:spacing w:after="40" w:before="0"/>
               <w:jc w:val="left"/>
             </w:pPr>
@@ -9149,6 +9366,7 @@
           </w:tcPr>
           <w:p>
             <w:pPr>
+              <w:keepNext w:val="false"/>
               <w:spacing w:after="40" w:before="0"/>
               <w:jc w:val="left"/>
             </w:pPr>
@@ -9181,6 +9399,7 @@
           </w:tcPr>
           <w:p>
             <w:pPr>
+              <w:keepNext w:val="false"/>
               <w:spacing w:after="40" w:before="0"/>
               <w:jc w:val="left"/>
             </w:pPr>
@@ -9215,6 +9434,7 @@
           </w:tcPr>
           <w:p>
             <w:pPr>
+              <w:keepNext w:val="false"/>
               <w:spacing w:after="40" w:before="0"/>
               <w:jc w:val="left"/>
             </w:pPr>
@@ -9247,6 +9467,7 @@
           </w:tcPr>
           <w:p>
             <w:pPr>
+              <w:keepNext w:val="false"/>
               <w:spacing w:after="40" w:before="0"/>
               <w:jc w:val="left"/>
             </w:pPr>
@@ -9281,6 +9502,7 @@
           </w:tcPr>
           <w:p>
             <w:pPr>
+              <w:keepNext w:val="false"/>
               <w:spacing w:after="40" w:before="0"/>
               <w:jc w:val="left"/>
             </w:pPr>
@@ -9313,6 +9535,7 @@
           </w:tcPr>
           <w:p>
             <w:pPr>
+              <w:keepNext w:val="false"/>
               <w:spacing w:after="40" w:before="0"/>
               <w:jc w:val="left"/>
             </w:pPr>
@@ -9372,6 +9595,7 @@
           </w:tcPr>
           <w:p>
             <w:pPr>
+              <w:keepNext w:val="false"/>
               <w:spacing w:after="40" w:before="0"/>
               <w:jc w:val="center"/>
             </w:pPr>
@@ -9406,6 +9630,7 @@
           </w:tcPr>
           <w:p>
             <w:pPr>
+              <w:keepNext w:val="false"/>
               <w:spacing w:after="40" w:before="0"/>
               <w:jc w:val="left"/>
             </w:pPr>
@@ -9470,6 +9695,7 @@
           </w:tcPr>
           <w:p>
             <w:pPr>
+              <w:keepNext w:val="false"/>
               <w:spacing w:after="40" w:before="0"/>
               <w:jc w:val="center"/>
             </w:pPr>
@@ -9504,6 +9730,7 @@
           </w:tcPr>
           <w:p>
             <w:pPr>
+              <w:keepNext w:val="false"/>
               <w:spacing w:after="40" w:before="0"/>
               <w:jc w:val="left"/>
             </w:pPr>
@@ -9536,6 +9763,7 @@
           </w:tcPr>
           <w:p>
             <w:pPr>
+              <w:keepNext w:val="false"/>
               <w:spacing w:after="40" w:before="0"/>
               <w:jc w:val="left"/>
             </w:pPr>
@@ -9568,6 +9796,7 @@
           </w:tcPr>
           <w:p>
             <w:pPr>
+              <w:keepNext w:val="false"/>
               <w:spacing w:after="40" w:before="0"/>
               <w:jc w:val="left"/>
             </w:pPr>
@@ -9600,6 +9829,7 @@
           </w:tcPr>
           <w:p>
             <w:pPr>
+              <w:keepNext w:val="false"/>
               <w:spacing w:after="40" w:before="0"/>
               <w:jc w:val="left"/>
             </w:pPr>
@@ -9632,6 +9862,7 @@
           </w:tcPr>
           <w:p>
             <w:pPr>
+              <w:keepNext w:val="false"/>
               <w:spacing w:after="40" w:before="0"/>
               <w:jc w:val="left"/>
             </w:pPr>
@@ -9666,6 +9897,7 @@
           </w:tcPr>
           <w:p>
             <w:pPr>
+              <w:keepNext w:val="false"/>
               <w:spacing w:after="40" w:before="0"/>
               <w:jc w:val="left"/>
             </w:pPr>
@@ -9703,7 +9935,7 @@
             <w:pPr>
               <w:spacing w:after="20" w:before="0"/>
             </w:pPr>
-            <w:hyperlink w:history="1" r:id="rIdzlwstwcjy5w5jk54ruyru">
+            <w:hyperlink w:history="1" r:id="rIddfy84vxxdohrpqed2zahe">
               <w:r>
                 <w:rPr>
                   <w:rFonts w:ascii="Arial" w:cs="Arial" w:eastAsia="Arial" w:hAnsi="Arial"/>
@@ -9736,7 +9968,7 @@
               <w:spacing w:after="10" w:before="0"/>
               <w:ind w:left="120"/>
             </w:pPr>
-            <w:hyperlink w:history="1" r:id="rIdkh85ofgfgvnsm57d3_ilv">
+            <w:hyperlink w:history="1" r:id="rId_shxziopaohxuz6lyjooy">
               <w:r>
                 <w:rPr>
                   <w:rFonts w:ascii="Arial" w:cs="Arial" w:eastAsia="Arial" w:hAnsi="Arial"/>
@@ -9781,7 +10013,7 @@
             <w:pPr>
               <w:spacing w:after="20" w:before="0"/>
             </w:pPr>
-            <w:hyperlink w:history="1" r:id="rIdkcf3n9z7vulcvr3k1zcna">
+            <w:hyperlink w:history="1" r:id="rId6zlyfw307dxhpyqtc558a">
               <w:r>
                 <w:rPr>
                   <w:rFonts w:ascii="Arial" w:cs="Arial" w:eastAsia="Arial" w:hAnsi="Arial"/>
@@ -9814,7 +10046,7 @@
               <w:spacing w:after="10" w:before="0"/>
               <w:ind w:left="120"/>
             </w:pPr>
-            <w:hyperlink w:history="1" r:id="rIdcknmrbkhqvy40frl-xv1j">
+            <w:hyperlink w:history="1" r:id="rIdiqynwwxjbayapf_jxut7u">
               <w:r>
                 <w:rPr>
                   <w:rFonts w:ascii="Arial" w:cs="Arial" w:eastAsia="Arial" w:hAnsi="Arial"/>
@@ -9842,6 +10074,7 @@
           </w:tcPr>
           <w:p>
             <w:pPr>
+              <w:keepNext w:val="false"/>
               <w:spacing w:after="40" w:before="0"/>
               <w:jc w:val="left"/>
             </w:pPr>
@@ -9874,6 +10107,7 @@
           </w:tcPr>
           <w:p>
             <w:pPr>
+              <w:keepNext w:val="false"/>
               <w:spacing w:after="40" w:before="0"/>
               <w:jc w:val="left"/>
             </w:pPr>
@@ -9906,6 +10140,7 @@
           </w:tcPr>
           <w:p>
             <w:pPr>
+              <w:keepNext w:val="false"/>
               <w:spacing w:after="40" w:before="0"/>
               <w:jc w:val="left"/>
             </w:pPr>
@@ -9938,6 +10173,7 @@
           </w:tcPr>
           <w:p>
             <w:pPr>
+              <w:keepNext w:val="false"/>
               <w:spacing w:after="40" w:before="0"/>
               <w:jc w:val="left"/>
             </w:pPr>
@@ -9972,6 +10208,7 @@
           </w:tcPr>
           <w:p>
             <w:pPr>
+              <w:keepNext w:val="false"/>
               <w:spacing w:after="40" w:before="0"/>
               <w:jc w:val="left"/>
             </w:pPr>
@@ -10009,7 +10246,7 @@
             <w:pPr>
               <w:spacing w:after="20" w:before="0"/>
             </w:pPr>
-            <w:hyperlink w:history="1" r:id="rId9jysc1-w7lhksxyhlcfnl">
+            <w:hyperlink w:history="1" r:id="rIdihqvxap5-eibi2seegimn">
               <w:r>
                 <w:rPr>
                   <w:rFonts w:ascii="Arial" w:cs="Arial" w:eastAsia="Arial" w:hAnsi="Arial"/>
@@ -10042,7 +10279,7 @@
               <w:spacing w:after="10" w:before="0"/>
               <w:ind w:left="120"/>
             </w:pPr>
-            <w:hyperlink w:history="1" r:id="rIdcz77buudqqdayr8yshhtd">
+            <w:hyperlink w:history="1" r:id="rIdc0rsif_veptk1vgzih2hw">
               <w:r>
                 <w:rPr>
                   <w:rFonts w:ascii="Arial" w:cs="Arial" w:eastAsia="Arial" w:hAnsi="Arial"/>
@@ -10087,7 +10324,7 @@
             <w:pPr>
               <w:spacing w:after="20" w:before="0"/>
             </w:pPr>
-            <w:hyperlink w:history="1" r:id="rIdfwtrhhxeqeddh-bpyt9c1">
+            <w:hyperlink w:history="1" r:id="rIdbvmypldas_nuixq0r4mkh">
               <w:r>
                 <w:rPr>
                   <w:rFonts w:ascii="Arial" w:cs="Arial" w:eastAsia="Arial" w:hAnsi="Arial"/>
@@ -10120,7 +10357,7 @@
               <w:spacing w:after="10" w:before="0"/>
               <w:ind w:left="120"/>
             </w:pPr>
-            <w:hyperlink w:history="1" r:id="rIdwettvhb69jkmknw0rmouk">
+            <w:hyperlink w:history="1" r:id="rIdrg7pclbwoifqverm-jfmk">
               <w:r>
                 <w:rPr>
                   <w:rFonts w:ascii="Arial" w:cs="Arial" w:eastAsia="Arial" w:hAnsi="Arial"/>
@@ -10148,6 +10385,7 @@
           </w:tcPr>
           <w:p>
             <w:pPr>
+              <w:keepNext w:val="false"/>
               <w:spacing w:after="40" w:before="0"/>
               <w:jc w:val="left"/>
             </w:pPr>
@@ -10180,6 +10418,7 @@
           </w:tcPr>
           <w:p>
             <w:pPr>
+              <w:keepNext w:val="false"/>
               <w:spacing w:after="40" w:before="0"/>
               <w:jc w:val="left"/>
             </w:pPr>
@@ -10212,6 +10451,7 @@
           </w:tcPr>
           <w:p>
             <w:pPr>
+              <w:keepNext w:val="false"/>
               <w:spacing w:after="40" w:before="0"/>
               <w:jc w:val="left"/>
             </w:pPr>
@@ -10244,6 +10484,7 @@
           </w:tcPr>
           <w:p>
             <w:pPr>
+              <w:keepNext w:val="false"/>
               <w:spacing w:after="40" w:before="0"/>
               <w:jc w:val="left"/>
             </w:pPr>
@@ -10278,6 +10519,7 @@
           </w:tcPr>
           <w:p>
             <w:pPr>
+              <w:keepNext w:val="false"/>
               <w:spacing w:after="40" w:before="0"/>
               <w:jc w:val="left"/>
             </w:pPr>
@@ -10315,7 +10557,7 @@
             <w:pPr>
               <w:spacing w:after="20" w:before="0"/>
             </w:pPr>
-            <w:hyperlink w:history="1" r:id="rIdnc_jegwaisr-cpvevxcpv">
+            <w:hyperlink w:history="1" r:id="rIdildzpcgqjirlejeggjnx5">
               <w:r>
                 <w:rPr>
                   <w:rFonts w:ascii="Arial" w:cs="Arial" w:eastAsia="Arial" w:hAnsi="Arial"/>
@@ -10348,7 +10590,7 @@
               <w:spacing w:after="10" w:before="0"/>
               <w:ind w:left="120"/>
             </w:pPr>
-            <w:hyperlink w:history="1" r:id="rIdj8hshj3oapxnfmbk5tl5t">
+            <w:hyperlink w:history="1" r:id="rIdlx-9bmj0eqekwq6loc8sn">
               <w:r>
                 <w:rPr>
                   <w:rFonts w:ascii="Arial" w:cs="Arial" w:eastAsia="Arial" w:hAnsi="Arial"/>
@@ -10393,7 +10635,7 @@
             <w:pPr>
               <w:spacing w:after="20" w:before="0"/>
             </w:pPr>
-            <w:hyperlink w:history="1" r:id="rIdu0ntncvycfuvqe9fhujaq">
+            <w:hyperlink w:history="1" r:id="rIdalfrplh7sqklx1b-e_qg8">
               <w:r>
                 <w:rPr>
                   <w:rFonts w:ascii="Arial" w:cs="Arial" w:eastAsia="Arial" w:hAnsi="Arial"/>
@@ -10426,7 +10668,7 @@
               <w:spacing w:after="10" w:before="0"/>
               <w:ind w:left="120"/>
             </w:pPr>
-            <w:hyperlink w:history="1" r:id="rIdykszli8jbqlkd0oyeutiv">
+            <w:hyperlink w:history="1" r:id="rIdqpitrrkdb9fs6omuzz8kx">
               <w:r>
                 <w:rPr>
                   <w:rFonts w:ascii="Arial" w:cs="Arial" w:eastAsia="Arial" w:hAnsi="Arial"/>
@@ -10454,6 +10696,7 @@
           </w:tcPr>
           <w:p>
             <w:pPr>
+              <w:keepNext w:val="false"/>
               <w:spacing w:after="40" w:before="0"/>
               <w:jc w:val="left"/>
             </w:pPr>
@@ -10486,6 +10729,7 @@
           </w:tcPr>
           <w:p>
             <w:pPr>
+              <w:keepNext w:val="false"/>
               <w:spacing w:after="40" w:before="0"/>
               <w:jc w:val="left"/>
             </w:pPr>
@@ -10518,6 +10762,7 @@
           </w:tcPr>
           <w:p>
             <w:pPr>
+              <w:keepNext w:val="false"/>
               <w:spacing w:after="40" w:before="0"/>
               <w:jc w:val="left"/>
             </w:pPr>
@@ -10550,6 +10795,7 @@
           </w:tcPr>
           <w:p>
             <w:pPr>
+              <w:keepNext w:val="false"/>
               <w:spacing w:after="40" w:before="0"/>
               <w:jc w:val="left"/>
             </w:pPr>
@@ -10584,6 +10830,7 @@
           </w:tcPr>
           <w:p>
             <w:pPr>
+              <w:keepNext w:val="false"/>
               <w:spacing w:after="40" w:before="0"/>
               <w:jc w:val="left"/>
             </w:pPr>
@@ -10621,7 +10868,7 @@
             <w:pPr>
               <w:spacing w:after="20" w:before="0"/>
             </w:pPr>
-            <w:hyperlink w:history="1" r:id="rIds6g8jrddtmnm_y2ruirrn">
+            <w:hyperlink w:history="1" r:id="rIdpu-qlkrh3gxwao7wnpngy">
               <w:r>
                 <w:rPr>
                   <w:rFonts w:ascii="Arial" w:cs="Arial" w:eastAsia="Arial" w:hAnsi="Arial"/>
@@ -10654,7 +10901,7 @@
               <w:spacing w:after="10" w:before="0"/>
               <w:ind w:left="120"/>
             </w:pPr>
-            <w:hyperlink w:history="1" r:id="rId3hiea6j26wekwc66v8sao">
+            <w:hyperlink w:history="1" r:id="rIducdvxrkhoncffgdmc6skb">
               <w:r>
                 <w:rPr>
                   <w:rFonts w:ascii="Arial" w:cs="Arial" w:eastAsia="Arial" w:hAnsi="Arial"/>
@@ -10699,7 +10946,7 @@
             <w:pPr>
               <w:spacing w:after="20" w:before="0"/>
             </w:pPr>
-            <w:hyperlink w:history="1" r:id="rIdloarww-zwxyb_6jq4gb-q">
+            <w:hyperlink w:history="1" r:id="rIdu22ewi2rqmqgvw8tt1fu-">
               <w:r>
                 <w:rPr>
                   <w:rFonts w:ascii="Arial" w:cs="Arial" w:eastAsia="Arial" w:hAnsi="Arial"/>
@@ -10732,7 +10979,7 @@
               <w:spacing w:after="10" w:before="0"/>
               <w:ind w:left="120"/>
             </w:pPr>
-            <w:hyperlink w:history="1" r:id="rIdl9oulnjrrg1osdfobgczr">
+            <w:hyperlink w:history="1" r:id="rIdyors3zmklcil6krl9ybxs">
               <w:r>
                 <w:rPr>
                   <w:rFonts w:ascii="Arial" w:cs="Arial" w:eastAsia="Arial" w:hAnsi="Arial"/>
@@ -10760,6 +11007,7 @@
           </w:tcPr>
           <w:p>
             <w:pPr>
+              <w:keepNext w:val="false"/>
               <w:spacing w:after="40" w:before="0"/>
               <w:jc w:val="left"/>
             </w:pPr>
@@ -10792,6 +11040,7 @@
           </w:tcPr>
           <w:p>
             <w:pPr>
+              <w:keepNext w:val="false"/>
               <w:spacing w:after="40" w:before="0"/>
               <w:jc w:val="left"/>
             </w:pPr>
@@ -10824,6 +11073,7 @@
           </w:tcPr>
           <w:p>
             <w:pPr>
+              <w:keepNext w:val="false"/>
               <w:spacing w:after="40" w:before="0"/>
               <w:jc w:val="left"/>
             </w:pPr>
@@ -10856,6 +11106,7 @@
           </w:tcPr>
           <w:p>
             <w:pPr>
+              <w:keepNext w:val="false"/>
               <w:spacing w:after="40" w:before="0"/>
               <w:jc w:val="left"/>
             </w:pPr>
@@ -10890,6 +11141,7 @@
           </w:tcPr>
           <w:p>
             <w:pPr>
+              <w:keepNext w:val="false"/>
               <w:spacing w:after="40" w:before="0"/>
               <w:jc w:val="left"/>
             </w:pPr>
@@ -10927,7 +11179,7 @@
             <w:pPr>
               <w:spacing w:after="20" w:before="0"/>
             </w:pPr>
-            <w:hyperlink w:history="1" r:id="rId_pskjcngewnrzejj7pncq">
+            <w:hyperlink w:history="1" r:id="rIdnp5pspewnafncnv_3qqsx">
               <w:r>
                 <w:rPr>
                   <w:rFonts w:ascii="Arial" w:cs="Arial" w:eastAsia="Arial" w:hAnsi="Arial"/>
@@ -10976,7 +11228,7 @@
               <w:spacing w:after="10" w:before="0"/>
               <w:ind w:left="120"/>
             </w:pPr>
-            <w:hyperlink w:history="1" r:id="rIdjhuc6opi0wus2l_ihg_v1">
+            <w:hyperlink w:history="1" r:id="rIdxblnwkdfr2tgo5pbqbzjn">
               <w:r>
                 <w:rPr>
                   <w:rFonts w:ascii="Arial" w:cs="Arial" w:eastAsia="Arial" w:hAnsi="Arial"/>
@@ -11021,7 +11273,7 @@
             <w:pPr>
               <w:spacing w:after="20" w:before="0"/>
             </w:pPr>
-            <w:hyperlink w:history="1" r:id="rIdh_lnzbef6v1roxvz7tziw">
+            <w:hyperlink w:history="1" r:id="rIdl2cde2x7mzqhuxhbblanc">
               <w:r>
                 <w:rPr>
                   <w:rFonts w:ascii="Arial" w:cs="Arial" w:eastAsia="Arial" w:hAnsi="Arial"/>
@@ -11054,7 +11306,7 @@
               <w:spacing w:after="10" w:before="0"/>
               <w:ind w:left="120"/>
             </w:pPr>
-            <w:hyperlink w:history="1" r:id="rId_xlkvtkcq-dozslllkidp">
+            <w:hyperlink w:history="1" r:id="rIdpcylfberswms4sosi8635">
               <w:r>
                 <w:rPr>
                   <w:rFonts w:ascii="Arial" w:cs="Arial" w:eastAsia="Arial" w:hAnsi="Arial"/>
@@ -11082,6 +11334,7 @@
           </w:tcPr>
           <w:p>
             <w:pPr>
+              <w:keepNext w:val="false"/>
               <w:spacing w:after="40" w:before="0"/>
               <w:jc w:val="left"/>
             </w:pPr>
@@ -11114,6 +11367,7 @@
           </w:tcPr>
           <w:p>
             <w:pPr>
+              <w:keepNext w:val="false"/>
               <w:spacing w:after="40" w:before="0"/>
               <w:jc w:val="left"/>
             </w:pPr>
@@ -11146,6 +11400,7 @@
           </w:tcPr>
           <w:p>
             <w:pPr>
+              <w:keepNext w:val="false"/>
               <w:spacing w:after="40" w:before="0"/>
               <w:jc w:val="left"/>
             </w:pPr>
@@ -11178,6 +11433,7 @@
           </w:tcPr>
           <w:p>
             <w:pPr>
+              <w:keepNext w:val="false"/>
               <w:spacing w:after="40" w:before="0"/>
               <w:jc w:val="left"/>
             </w:pPr>
@@ -11237,6 +11493,7 @@
           </w:tcPr>
           <w:p>
             <w:pPr>
+              <w:keepNext w:val="false"/>
               <w:spacing w:after="40" w:before="0"/>
               <w:jc w:val="center"/>
             </w:pPr>
@@ -11271,6 +11528,7 @@
           </w:tcPr>
           <w:p>
             <w:pPr>
+              <w:keepNext w:val="false"/>
               <w:spacing w:after="40" w:before="0"/>
               <w:jc w:val="left"/>
             </w:pPr>
@@ -11290,6 +11548,7 @@
           </w:p>
           <w:p>
             <w:pPr>
+              <w:keepNext w:val="false"/>
               <w:spacing w:after="40" w:before="0"/>
               <w:jc w:val="left"/>
             </w:pPr>
@@ -11309,6 +11568,7 @@
           </w:p>
           <w:p>
             <w:pPr>
+              <w:keepNext w:val="false"/>
               <w:spacing w:after="40" w:before="0"/>
               <w:jc w:val="left"/>
             </w:pPr>
@@ -11328,6 +11588,7 @@
           </w:p>
           <w:p>
             <w:pPr>
+              <w:keepNext w:val="false"/>
               <w:spacing w:after="40" w:before="0"/>
               <w:jc w:val="left"/>
             </w:pPr>
@@ -11347,6 +11608,7 @@
           </w:p>
           <w:p>
             <w:pPr>
+              <w:keepNext w:val="false"/>
               <w:spacing w:after="40" w:before="0"/>
               <w:jc w:val="left"/>
             </w:pPr>
@@ -11366,6 +11628,7 @@
           </w:p>
           <w:p>
             <w:pPr>
+              <w:keepNext w:val="false"/>
               <w:spacing w:after="40" w:before="0"/>
               <w:jc w:val="left"/>
             </w:pPr>
@@ -11427,6 +11690,7 @@
           </w:tcPr>
           <w:p>
             <w:pPr>
+              <w:keepNext w:val="false"/>
               <w:spacing w:after="40" w:before="0"/>
               <w:jc w:val="center"/>
             </w:pPr>
@@ -11461,6 +11725,7 @@
           </w:tcPr>
           <w:p>
             <w:pPr>
+              <w:keepNext w:val="false"/>
               <w:spacing w:after="40" w:before="0"/>
               <w:jc w:val="left"/>
             </w:pPr>
@@ -11493,6 +11758,7 @@
           </w:tcPr>
           <w:p>
             <w:pPr>
+              <w:keepNext w:val="false"/>
               <w:spacing w:after="40" w:before="0"/>
               <w:jc w:val="left"/>
             </w:pPr>
@@ -11527,6 +11793,7 @@
           </w:tcPr>
           <w:p>
             <w:pPr>
+              <w:keepNext w:val="false"/>
               <w:spacing w:after="40" w:before="0"/>
               <w:jc w:val="left"/>
             </w:pPr>
@@ -11559,6 +11826,7 @@
           </w:tcPr>
           <w:p>
             <w:pPr>
+              <w:keepNext w:val="false"/>
               <w:spacing w:after="40" w:before="0"/>
               <w:jc w:val="left"/>
             </w:pPr>
@@ -11593,6 +11861,7 @@
           </w:tcPr>
           <w:p>
             <w:pPr>
+              <w:keepNext w:val="false"/>
               <w:spacing w:after="40" w:before="0"/>
               <w:jc w:val="left"/>
             </w:pPr>
@@ -11625,6 +11894,7 @@
           </w:tcPr>
           <w:p>
             <w:pPr>
+              <w:keepNext w:val="false"/>
               <w:spacing w:after="40" w:before="0"/>
               <w:jc w:val="left"/>
             </w:pPr>
@@ -11661,7 +11931,7 @@
         </w:rPr>
         <w:t xml:space="preserve">© 2026 SeaVuria and ARES. Aligned with KICD objectives. Developed by SeaVuria; technical implementation by ARES (with AI assistance from Claude). Licensed under </w:t>
       </w:r>
-      <w:hyperlink w:history="1" r:id="rIdmxtvz9pf1uifbnyjmz72a">
+      <w:hyperlink w:history="1" r:id="rIdjce1svz7ueiaubygwgqej">
         <w:r>
           <w:rPr>
             <w:rFonts w:ascii="Arial" w:cs="Arial" w:eastAsia="Arial" w:hAnsi="Arial"/>
@@ -11682,7 +11952,7 @@
         </w:rPr>
         <w:t xml:space="preserve"> (</w:t>
       </w:r>
-      <w:hyperlink w:history="1" r:id="rIdam5g8rt7i46mjhfwln0_y">
+      <w:hyperlink w:history="1" r:id="rIdjjap-x97mhr05hidqaf3g">
         <w:r>
           <w:rPr>
             <w:rFonts w:ascii="Arial" w:cs="Arial" w:eastAsia="Arial" w:hAnsi="Arial"/>
@@ -11742,6 +12012,7 @@
           </w:tcPr>
           <w:p>
             <w:pPr>
+              <w:keepNext w:val="false"/>
               <w:spacing w:after="40" w:before="0"/>
               <w:jc w:val="center"/>
             </w:pPr>
@@ -11777,6 +12048,7 @@
           </w:tcPr>
           <w:p>
             <w:pPr>
+              <w:keepNext w:val="false"/>
               <w:spacing w:after="40" w:before="0"/>
               <w:jc w:val="center"/>
             </w:pPr>
@@ -11811,6 +12083,7 @@
           </w:tcPr>
           <w:p>
             <w:pPr>
+              <w:keepNext w:val="false"/>
               <w:spacing w:after="40" w:before="0"/>
               <w:jc w:val="left"/>
             </w:pPr>
@@ -11843,6 +12116,7 @@
           </w:tcPr>
           <w:p>
             <w:pPr>
+              <w:keepNext w:val="false"/>
               <w:spacing w:after="40" w:before="0"/>
               <w:jc w:val="left"/>
             </w:pPr>
@@ -11877,6 +12151,7 @@
           </w:tcPr>
           <w:p>
             <w:pPr>
+              <w:keepNext w:val="false"/>
               <w:spacing w:after="40" w:before="0"/>
               <w:jc w:val="left"/>
             </w:pPr>
@@ -11909,6 +12184,7 @@
           </w:tcPr>
           <w:p>
             <w:pPr>
+              <w:keepNext w:val="false"/>
               <w:spacing w:after="40" w:before="0"/>
               <w:jc w:val="left"/>
             </w:pPr>
@@ -11943,6 +12219,7 @@
           </w:tcPr>
           <w:p>
             <w:pPr>
+              <w:keepNext w:val="false"/>
               <w:spacing w:after="40" w:before="0"/>
               <w:jc w:val="left"/>
             </w:pPr>
@@ -11975,6 +12252,7 @@
           </w:tcPr>
           <w:p>
             <w:pPr>
+              <w:keepNext w:val="false"/>
               <w:spacing w:after="40" w:before="0"/>
               <w:jc w:val="left"/>
             </w:pPr>
@@ -12009,6 +12287,7 @@
           </w:tcPr>
           <w:p>
             <w:pPr>
+              <w:keepNext w:val="false"/>
               <w:spacing w:after="40" w:before="0"/>
               <w:jc w:val="left"/>
             </w:pPr>
@@ -12041,6 +12320,7 @@
           </w:tcPr>
           <w:p>
             <w:pPr>
+              <w:keepNext w:val="false"/>
               <w:spacing w:after="40" w:before="0"/>
               <w:jc w:val="left"/>
             </w:pPr>
@@ -12075,6 +12355,7 @@
           </w:tcPr>
           <w:p>
             <w:pPr>
+              <w:keepNext w:val="false"/>
               <w:spacing w:after="40" w:before="0"/>
               <w:jc w:val="left"/>
             </w:pPr>
@@ -12107,6 +12388,7 @@
           </w:tcPr>
           <w:p>
             <w:pPr>
+              <w:keepNext w:val="false"/>
               <w:spacing w:after="40" w:before="0"/>
               <w:jc w:val="left"/>
             </w:pPr>
@@ -12141,6 +12423,7 @@
           </w:tcPr>
           <w:p>
             <w:pPr>
+              <w:keepNext w:val="false"/>
               <w:spacing w:after="40" w:before="0"/>
               <w:jc w:val="left"/>
             </w:pPr>
@@ -12173,6 +12456,7 @@
           </w:tcPr>
           <w:p>
             <w:pPr>
+              <w:keepNext w:val="false"/>
               <w:spacing w:after="40" w:before="0"/>
               <w:jc w:val="left"/>
             </w:pPr>
@@ -12207,6 +12491,7 @@
           </w:tcPr>
           <w:p>
             <w:pPr>
+              <w:keepNext w:val="false"/>
               <w:spacing w:after="40" w:before="0"/>
               <w:jc w:val="left"/>
             </w:pPr>
@@ -12239,6 +12524,7 @@
           </w:tcPr>
           <w:p>
             <w:pPr>
+              <w:keepNext w:val="false"/>
               <w:spacing w:after="40" w:before="0"/>
               <w:jc w:val="left"/>
             </w:pPr>
@@ -12273,6 +12559,7 @@
           </w:tcPr>
           <w:p>
             <w:pPr>
+              <w:keepNext w:val="false"/>
               <w:spacing w:after="40" w:before="0"/>
               <w:jc w:val="left"/>
             </w:pPr>
@@ -12305,6 +12592,7 @@
           </w:tcPr>
           <w:p>
             <w:pPr>
+              <w:keepNext w:val="false"/>
               <w:spacing w:after="40" w:before="0"/>
               <w:jc w:val="left"/>
             </w:pPr>
@@ -12364,6 +12652,7 @@
           </w:tcPr>
           <w:p>
             <w:pPr>
+              <w:keepNext w:val="false"/>
               <w:spacing w:after="40" w:before="0"/>
               <w:jc w:val="center"/>
             </w:pPr>
@@ -12398,6 +12687,7 @@
           </w:tcPr>
           <w:p>
             <w:pPr>
+              <w:keepNext w:val="false"/>
               <w:spacing w:after="40" w:before="0"/>
               <w:jc w:val="left"/>
             </w:pPr>
@@ -12462,6 +12752,7 @@
           </w:tcPr>
           <w:p>
             <w:pPr>
+              <w:keepNext w:val="false"/>
               <w:spacing w:after="40" w:before="0"/>
               <w:jc w:val="center"/>
             </w:pPr>
@@ -12496,6 +12787,7 @@
           </w:tcPr>
           <w:p>
             <w:pPr>
+              <w:keepNext w:val="false"/>
               <w:spacing w:after="40" w:before="0"/>
               <w:jc w:val="left"/>
             </w:pPr>
@@ -12528,6 +12820,7 @@
           </w:tcPr>
           <w:p>
             <w:pPr>
+              <w:keepNext w:val="false"/>
               <w:spacing w:after="40" w:before="0"/>
               <w:jc w:val="left"/>
             </w:pPr>
@@ -12560,6 +12853,7 @@
           </w:tcPr>
           <w:p>
             <w:pPr>
+              <w:keepNext w:val="false"/>
               <w:spacing w:after="40" w:before="0"/>
               <w:jc w:val="left"/>
             </w:pPr>
@@ -12592,6 +12886,7 @@
           </w:tcPr>
           <w:p>
             <w:pPr>
+              <w:keepNext w:val="false"/>
               <w:spacing w:after="40" w:before="0"/>
               <w:jc w:val="left"/>
             </w:pPr>
@@ -12624,6 +12919,7 @@
           </w:tcPr>
           <w:p>
             <w:pPr>
+              <w:keepNext w:val="false"/>
               <w:spacing w:after="40" w:before="0"/>
               <w:jc w:val="left"/>
             </w:pPr>
@@ -12658,6 +12954,7 @@
           </w:tcPr>
           <w:p>
             <w:pPr>
+              <w:keepNext w:val="false"/>
               <w:spacing w:after="40" w:before="0"/>
               <w:jc w:val="left"/>
             </w:pPr>
@@ -12695,7 +12992,7 @@
             <w:pPr>
               <w:spacing w:after="20" w:before="0"/>
             </w:pPr>
-            <w:hyperlink w:history="1" r:id="rIda-pyp0htghlirr6pbc0jc">
+            <w:hyperlink w:history="1" r:id="rIdeyols41gcwr20z_2uenma">
               <w:r>
                 <w:rPr>
                   <w:rFonts w:ascii="Arial" w:cs="Arial" w:eastAsia="Arial" w:hAnsi="Arial"/>
@@ -12744,7 +13041,7 @@
               <w:spacing w:after="10" w:before="0"/>
               <w:ind w:left="120"/>
             </w:pPr>
-            <w:hyperlink w:history="1" r:id="rIdugparmsnu2sc5hdebngte">
+            <w:hyperlink w:history="1" r:id="rIdnbhb6tm8ey4jkuajyxx_9">
               <w:r>
                 <w:rPr>
                   <w:rFonts w:ascii="Arial" w:cs="Arial" w:eastAsia="Arial" w:hAnsi="Arial"/>
@@ -12806,7 +13103,7 @@
               <w:spacing w:after="10" w:before="0"/>
               <w:ind w:left="120"/>
             </w:pPr>
-            <w:hyperlink w:history="1" r:id="rIddtidibiqpeiyvuvyc6-os">
+            <w:hyperlink w:history="1" r:id="rIdyitowcmx_9wbuepcanbsg">
               <w:r>
                 <w:rPr>
                   <w:rFonts w:ascii="Arial" w:cs="Arial" w:eastAsia="Arial" w:hAnsi="Arial"/>
@@ -12849,6 +13146,7 @@
           </w:tcPr>
           <w:p>
             <w:pPr>
+              <w:keepNext w:val="false"/>
               <w:spacing w:after="40" w:before="0"/>
               <w:jc w:val="left"/>
             </w:pPr>
@@ -12881,6 +13179,7 @@
           </w:tcPr>
           <w:p>
             <w:pPr>
+              <w:keepNext w:val="false"/>
               <w:spacing w:after="40" w:before="0"/>
               <w:jc w:val="left"/>
             </w:pPr>
@@ -12913,6 +13212,7 @@
           </w:tcPr>
           <w:p>
             <w:pPr>
+              <w:keepNext w:val="false"/>
               <w:spacing w:after="40" w:before="0"/>
               <w:jc w:val="left"/>
             </w:pPr>
@@ -12945,6 +13245,7 @@
           </w:tcPr>
           <w:p>
             <w:pPr>
+              <w:keepNext w:val="false"/>
               <w:spacing w:after="40" w:before="0"/>
               <w:jc w:val="left"/>
             </w:pPr>
@@ -12979,6 +13280,7 @@
           </w:tcPr>
           <w:p>
             <w:pPr>
+              <w:keepNext w:val="false"/>
               <w:spacing w:after="40" w:before="0"/>
               <w:jc w:val="left"/>
             </w:pPr>
@@ -13016,7 +13318,7 @@
             <w:pPr>
               <w:spacing w:after="20" w:before="0"/>
             </w:pPr>
-            <w:hyperlink w:history="1" r:id="rIdhw6i5ejkhye7gdjmwmp_e">
+            <w:hyperlink w:history="1" r:id="rId32wyp6rppbsbni6dur3uf">
               <w:r>
                 <w:rPr>
                   <w:rFonts w:ascii="Arial" w:cs="Arial" w:eastAsia="Arial" w:hAnsi="Arial"/>
@@ -13065,7 +13367,7 @@
               <w:spacing w:after="10" w:before="0"/>
               <w:ind w:left="120"/>
             </w:pPr>
-            <w:hyperlink w:history="1" r:id="rIdjlbmrolp2i5g-bs8nvbul">
+            <w:hyperlink w:history="1" r:id="rId_cjtjveil8clkvdvjexah">
               <w:r>
                 <w:rPr>
                   <w:rFonts w:ascii="Arial" w:cs="Arial" w:eastAsia="Arial" w:hAnsi="Arial"/>
@@ -13127,7 +13429,7 @@
               <w:spacing w:after="10" w:before="0"/>
               <w:ind w:left="120"/>
             </w:pPr>
-            <w:hyperlink w:history="1" r:id="rId5wahatn9eznyt7v0xupow">
+            <w:hyperlink w:history="1" r:id="rIdtlscckyh8bs-tf59swhfc">
               <w:r>
                 <w:rPr>
                   <w:rFonts w:ascii="Arial" w:cs="Arial" w:eastAsia="Arial" w:hAnsi="Arial"/>
@@ -13170,6 +13472,7 @@
           </w:tcPr>
           <w:p>
             <w:pPr>
+              <w:keepNext w:val="false"/>
               <w:spacing w:after="40" w:before="0"/>
               <w:jc w:val="left"/>
             </w:pPr>
@@ -13202,6 +13505,7 @@
           </w:tcPr>
           <w:p>
             <w:pPr>
+              <w:keepNext w:val="false"/>
               <w:spacing w:after="40" w:before="0"/>
               <w:jc w:val="left"/>
             </w:pPr>
@@ -13234,6 +13538,7 @@
           </w:tcPr>
           <w:p>
             <w:pPr>
+              <w:keepNext w:val="false"/>
               <w:spacing w:after="40" w:before="0"/>
               <w:jc w:val="left"/>
             </w:pPr>
@@ -13266,6 +13571,7 @@
           </w:tcPr>
           <w:p>
             <w:pPr>
+              <w:keepNext w:val="false"/>
               <w:spacing w:after="40" w:before="0"/>
               <w:jc w:val="left"/>
             </w:pPr>
@@ -13300,6 +13606,7 @@
           </w:tcPr>
           <w:p>
             <w:pPr>
+              <w:keepNext w:val="false"/>
               <w:spacing w:after="40" w:before="0"/>
               <w:jc w:val="left"/>
             </w:pPr>
@@ -13337,7 +13644,7 @@
             <w:pPr>
               <w:spacing w:after="20" w:before="0"/>
             </w:pPr>
-            <w:hyperlink w:history="1" r:id="rId9nm4skgsacskpvmtlseoq">
+            <w:hyperlink w:history="1" r:id="rIdroogsxrvrkhjrbpx4jgeh">
               <w:r>
                 <w:rPr>
                   <w:rFonts w:ascii="Arial" w:cs="Arial" w:eastAsia="Arial" w:hAnsi="Arial"/>
@@ -13386,7 +13693,7 @@
               <w:spacing w:after="10" w:before="0"/>
               <w:ind w:left="120"/>
             </w:pPr>
-            <w:hyperlink w:history="1" r:id="rId1bx_5lwoyw6uddgcyithk">
+            <w:hyperlink w:history="1" r:id="rIds9sfezzt5dlijj1ou4ctk">
               <w:r>
                 <w:rPr>
                   <w:rFonts w:ascii="Arial" w:cs="Arial" w:eastAsia="Arial" w:hAnsi="Arial"/>
@@ -13448,7 +13755,7 @@
               <w:spacing w:after="10" w:before="0"/>
               <w:ind w:left="120"/>
             </w:pPr>
-            <w:hyperlink w:history="1" r:id="rIdi3pdet0t-g_ovqn2asbls">
+            <w:hyperlink w:history="1" r:id="rIdj8m_gdtjzzbhl28db1ffp">
               <w:r>
                 <w:rPr>
                   <w:rFonts w:ascii="Arial" w:cs="Arial" w:eastAsia="Arial" w:hAnsi="Arial"/>
@@ -13491,6 +13798,7 @@
           </w:tcPr>
           <w:p>
             <w:pPr>
+              <w:keepNext w:val="false"/>
               <w:spacing w:after="40" w:before="0"/>
               <w:jc w:val="left"/>
             </w:pPr>
@@ -13523,6 +13831,7 @@
           </w:tcPr>
           <w:p>
             <w:pPr>
+              <w:keepNext w:val="false"/>
               <w:spacing w:after="40" w:before="0"/>
               <w:jc w:val="left"/>
             </w:pPr>
@@ -13555,6 +13864,7 @@
           </w:tcPr>
           <w:p>
             <w:pPr>
+              <w:keepNext w:val="false"/>
               <w:spacing w:after="40" w:before="0"/>
               <w:jc w:val="left"/>
             </w:pPr>
@@ -13587,6 +13897,7 @@
           </w:tcPr>
           <w:p>
             <w:pPr>
+              <w:keepNext w:val="false"/>
               <w:spacing w:after="40" w:before="0"/>
               <w:jc w:val="left"/>
             </w:pPr>
@@ -13621,6 +13932,7 @@
           </w:tcPr>
           <w:p>
             <w:pPr>
+              <w:keepNext w:val="false"/>
               <w:spacing w:after="40" w:before="0"/>
               <w:jc w:val="left"/>
             </w:pPr>
@@ -13658,7 +13970,7 @@
             <w:pPr>
               <w:spacing w:after="20" w:before="0"/>
             </w:pPr>
-            <w:hyperlink w:history="1" r:id="rIdpmgg0pxdzw03t4sdqmrxz">
+            <w:hyperlink w:history="1" r:id="rId19erucnve-xsyyyzilyxj">
               <w:r>
                 <w:rPr>
                   <w:rFonts w:ascii="Arial" w:cs="Arial" w:eastAsia="Arial" w:hAnsi="Arial"/>
@@ -13707,7 +14019,7 @@
               <w:spacing w:after="10" w:before="0"/>
               <w:ind w:left="120"/>
             </w:pPr>
-            <w:hyperlink w:history="1" r:id="rIdh9bfnyr_344slt8vdkx7p">
+            <w:hyperlink w:history="1" r:id="rId_sobuoheagmrqzzccbisr">
               <w:r>
                 <w:rPr>
                   <w:rFonts w:ascii="Arial" w:cs="Arial" w:eastAsia="Arial" w:hAnsi="Arial"/>
@@ -13769,7 +14081,7 @@
               <w:spacing w:after="10" w:before="0"/>
               <w:ind w:left="120"/>
             </w:pPr>
-            <w:hyperlink w:history="1" r:id="rIdtltwojhlmjbdsgpxndjuk">
+            <w:hyperlink w:history="1" r:id="rIdpctfhkpj4lr0dqc3v0wwe">
               <w:r>
                 <w:rPr>
                   <w:rFonts w:ascii="Arial" w:cs="Arial" w:eastAsia="Arial" w:hAnsi="Arial"/>
@@ -13812,6 +14124,7 @@
           </w:tcPr>
           <w:p>
             <w:pPr>
+              <w:keepNext w:val="false"/>
               <w:spacing w:after="40" w:before="0"/>
               <w:jc w:val="left"/>
             </w:pPr>
@@ -13844,6 +14157,7 @@
           </w:tcPr>
           <w:p>
             <w:pPr>
+              <w:keepNext w:val="false"/>
               <w:spacing w:after="40" w:before="0"/>
               <w:jc w:val="left"/>
             </w:pPr>
@@ -13876,6 +14190,7 @@
           </w:tcPr>
           <w:p>
             <w:pPr>
+              <w:keepNext w:val="false"/>
               <w:spacing w:after="40" w:before="0"/>
               <w:jc w:val="left"/>
             </w:pPr>
@@ -13908,6 +14223,7 @@
           </w:tcPr>
           <w:p>
             <w:pPr>
+              <w:keepNext w:val="false"/>
               <w:spacing w:after="40" w:before="0"/>
               <w:jc w:val="left"/>
             </w:pPr>
@@ -13942,6 +14258,7 @@
           </w:tcPr>
           <w:p>
             <w:pPr>
+              <w:keepNext w:val="false"/>
               <w:spacing w:after="40" w:before="0"/>
               <w:jc w:val="left"/>
             </w:pPr>
@@ -13979,7 +14296,7 @@
             <w:pPr>
               <w:spacing w:after="20" w:before="0"/>
             </w:pPr>
-            <w:hyperlink w:history="1" r:id="rIdmdwyvwlgmlgpybfw2kxsv">
+            <w:hyperlink w:history="1" r:id="rIdjb5tzp6x8nqfi-riy_1gv">
               <w:r>
                 <w:rPr>
                   <w:rFonts w:ascii="Arial" w:cs="Arial" w:eastAsia="Arial" w:hAnsi="Arial"/>
@@ -14028,7 +14345,7 @@
               <w:spacing w:after="10" w:before="0"/>
               <w:ind w:left="120"/>
             </w:pPr>
-            <w:hyperlink w:history="1" r:id="rIdim3tkxc_k_ixy81qg9g4i">
+            <w:hyperlink w:history="1" r:id="rIdki_ezefvxs4yedhkzej8t">
               <w:r>
                 <w:rPr>
                   <w:rFonts w:ascii="Arial" w:cs="Arial" w:eastAsia="Arial" w:hAnsi="Arial"/>
@@ -14090,7 +14407,7 @@
               <w:spacing w:after="10" w:before="0"/>
               <w:ind w:left="120"/>
             </w:pPr>
-            <w:hyperlink w:history="1" r:id="rId5fhd7zidifci9aw2twc6b">
+            <w:hyperlink w:history="1" r:id="rIdcr4kcdescble4jzndigmz">
               <w:r>
                 <w:rPr>
                   <w:rFonts w:ascii="Arial" w:cs="Arial" w:eastAsia="Arial" w:hAnsi="Arial"/>
@@ -14133,6 +14450,7 @@
           </w:tcPr>
           <w:p>
             <w:pPr>
+              <w:keepNext w:val="false"/>
               <w:spacing w:after="40" w:before="0"/>
               <w:jc w:val="left"/>
             </w:pPr>
@@ -14165,6 +14483,7 @@
           </w:tcPr>
           <w:p>
             <w:pPr>
+              <w:keepNext w:val="false"/>
               <w:spacing w:after="40" w:before="0"/>
               <w:jc w:val="left"/>
             </w:pPr>
@@ -14197,6 +14516,7 @@
           </w:tcPr>
           <w:p>
             <w:pPr>
+              <w:keepNext w:val="false"/>
               <w:spacing w:after="40" w:before="0"/>
               <w:jc w:val="left"/>
             </w:pPr>
@@ -14229,6 +14549,7 @@
           </w:tcPr>
           <w:p>
             <w:pPr>
+              <w:keepNext w:val="false"/>
               <w:spacing w:after="40" w:before="0"/>
               <w:jc w:val="left"/>
             </w:pPr>
@@ -14288,6 +14609,7 @@
           </w:tcPr>
           <w:p>
             <w:pPr>
+              <w:keepNext w:val="false"/>
               <w:spacing w:after="40" w:before="0"/>
               <w:jc w:val="center"/>
             </w:pPr>
@@ -14322,6 +14644,7 @@
           </w:tcPr>
           <w:p>
             <w:pPr>
+              <w:keepNext w:val="false"/>
               <w:spacing w:after="40" w:before="0"/>
               <w:jc w:val="left"/>
             </w:pPr>
@@ -14341,6 +14664,7 @@
           </w:p>
           <w:p>
             <w:pPr>
+              <w:keepNext w:val="false"/>
               <w:spacing w:after="40" w:before="0"/>
               <w:jc w:val="left"/>
             </w:pPr>
@@ -14360,6 +14684,7 @@
           </w:p>
           <w:p>
             <w:pPr>
+              <w:keepNext w:val="false"/>
               <w:spacing w:after="40" w:before="0"/>
               <w:jc w:val="left"/>
             </w:pPr>
@@ -14379,6 +14704,7 @@
           </w:p>
           <w:p>
             <w:pPr>
+              <w:keepNext w:val="false"/>
               <w:spacing w:after="40" w:before="0"/>
               <w:jc w:val="left"/>
             </w:pPr>
@@ -14398,6 +14724,7 @@
           </w:p>
           <w:p>
             <w:pPr>
+              <w:keepNext w:val="false"/>
               <w:spacing w:after="40" w:before="0"/>
               <w:jc w:val="left"/>
             </w:pPr>
@@ -14417,6 +14744,7 @@
           </w:p>
           <w:p>
             <w:pPr>
+              <w:keepNext w:val="false"/>
               <w:spacing w:after="40" w:before="0"/>
               <w:jc w:val="left"/>
             </w:pPr>
@@ -14436,6 +14764,7 @@
           </w:p>
           <w:p>
             <w:pPr>
+              <w:keepNext w:val="false"/>
               <w:spacing w:after="40" w:before="0"/>
               <w:jc w:val="left"/>
             </w:pPr>
@@ -14497,6 +14826,7 @@
           </w:tcPr>
           <w:p>
             <w:pPr>
+              <w:keepNext w:val="false"/>
               <w:spacing w:after="40" w:before="0"/>
               <w:jc w:val="center"/>
             </w:pPr>
@@ -14531,6 +14861,7 @@
           </w:tcPr>
           <w:p>
             <w:pPr>
+              <w:keepNext w:val="false"/>
               <w:spacing w:after="40" w:before="0"/>
               <w:jc w:val="left"/>
             </w:pPr>
@@ -14563,6 +14894,7 @@
           </w:tcPr>
           <w:p>
             <w:pPr>
+              <w:keepNext w:val="false"/>
               <w:spacing w:after="40" w:before="0"/>
               <w:jc w:val="left"/>
             </w:pPr>
@@ -14597,6 +14929,7 @@
           </w:tcPr>
           <w:p>
             <w:pPr>
+              <w:keepNext w:val="false"/>
               <w:spacing w:after="40" w:before="0"/>
               <w:jc w:val="left"/>
             </w:pPr>
@@ -14629,6 +14962,7 @@
           </w:tcPr>
           <w:p>
             <w:pPr>
+              <w:keepNext w:val="false"/>
               <w:spacing w:after="40" w:before="0"/>
               <w:jc w:val="left"/>
             </w:pPr>
@@ -14663,6 +14997,7 @@
           </w:tcPr>
           <w:p>
             <w:pPr>
+              <w:keepNext w:val="false"/>
               <w:spacing w:after="40" w:before="0"/>
               <w:jc w:val="left"/>
             </w:pPr>
@@ -14695,6 +15030,7 @@
           </w:tcPr>
           <w:p>
             <w:pPr>
+              <w:keepNext w:val="false"/>
               <w:spacing w:after="40" w:before="0"/>
               <w:jc w:val="left"/>
             </w:pPr>
@@ -14731,7 +15067,7 @@
         </w:rPr>
         <w:t xml:space="preserve">© 2026 SeaVuria and ARES. Aligned with KICD objectives. Developed by SeaVuria; technical implementation by ARES (with AI assistance from Claude). Licensed under </w:t>
       </w:r>
-      <w:hyperlink w:history="1" r:id="rId-w1mpqaq985pacdgywpwh">
+      <w:hyperlink w:history="1" r:id="rIdxhuhjwjh8zppohq1eacm9">
         <w:r>
           <w:rPr>
             <w:rFonts w:ascii="Arial" w:cs="Arial" w:eastAsia="Arial" w:hAnsi="Arial"/>
@@ -14752,7 +15088,7 @@
         </w:rPr>
         <w:t xml:space="preserve"> (</w:t>
       </w:r>
-      <w:hyperlink w:history="1" r:id="rIdew3rvd7vonnk8amgy7bym">
+      <w:hyperlink w:history="1" r:id="rIdxuyegyjk0vw8txhrlv_p0">
         <w:r>
           <w:rPr>
             <w:rFonts w:ascii="Arial" w:cs="Arial" w:eastAsia="Arial" w:hAnsi="Arial"/>
@@ -14812,6 +15148,7 @@
           </w:tcPr>
           <w:p>
             <w:pPr>
+              <w:keepNext w:val="false"/>
               <w:spacing w:after="40" w:before="0"/>
               <w:jc w:val="center"/>
             </w:pPr>
@@ -14847,6 +15184,7 @@
           </w:tcPr>
           <w:p>
             <w:pPr>
+              <w:keepNext w:val="false"/>
               <w:spacing w:after="40" w:before="0"/>
               <w:jc w:val="center"/>
             </w:pPr>
@@ -14881,6 +15219,7 @@
           </w:tcPr>
           <w:p>
             <w:pPr>
+              <w:keepNext w:val="false"/>
               <w:spacing w:after="40" w:before="0"/>
               <w:jc w:val="left"/>
             </w:pPr>
@@ -14913,6 +15252,7 @@
           </w:tcPr>
           <w:p>
             <w:pPr>
+              <w:keepNext w:val="false"/>
               <w:spacing w:after="40" w:before="0"/>
               <w:jc w:val="left"/>
             </w:pPr>
@@ -14947,6 +15287,7 @@
           </w:tcPr>
           <w:p>
             <w:pPr>
+              <w:keepNext w:val="false"/>
               <w:spacing w:after="40" w:before="0"/>
               <w:jc w:val="left"/>
             </w:pPr>
@@ -14979,6 +15320,7 @@
           </w:tcPr>
           <w:p>
             <w:pPr>
+              <w:keepNext w:val="false"/>
               <w:spacing w:after="40" w:before="0"/>
               <w:jc w:val="left"/>
             </w:pPr>
@@ -15013,6 +15355,7 @@
           </w:tcPr>
           <w:p>
             <w:pPr>
+              <w:keepNext w:val="false"/>
               <w:spacing w:after="40" w:before="0"/>
               <w:jc w:val="left"/>
             </w:pPr>
@@ -15045,6 +15388,7 @@
           </w:tcPr>
           <w:p>
             <w:pPr>
+              <w:keepNext w:val="false"/>
               <w:spacing w:after="40" w:before="0"/>
               <w:jc w:val="left"/>
             </w:pPr>
@@ -15079,6 +15423,7 @@
           </w:tcPr>
           <w:p>
             <w:pPr>
+              <w:keepNext w:val="false"/>
               <w:spacing w:after="40" w:before="0"/>
               <w:jc w:val="left"/>
             </w:pPr>
@@ -15111,6 +15456,7 @@
           </w:tcPr>
           <w:p>
             <w:pPr>
+              <w:keepNext w:val="false"/>
               <w:spacing w:after="40" w:before="0"/>
               <w:jc w:val="left"/>
             </w:pPr>
@@ -15145,6 +15491,7 @@
           </w:tcPr>
           <w:p>
             <w:pPr>
+              <w:keepNext w:val="false"/>
               <w:spacing w:after="40" w:before="0"/>
               <w:jc w:val="left"/>
             </w:pPr>
@@ -15177,6 +15524,7 @@
           </w:tcPr>
           <w:p>
             <w:pPr>
+              <w:keepNext w:val="false"/>
               <w:spacing w:after="40" w:before="0"/>
               <w:jc w:val="left"/>
             </w:pPr>
@@ -15211,6 +15559,7 @@
           </w:tcPr>
           <w:p>
             <w:pPr>
+              <w:keepNext w:val="false"/>
               <w:spacing w:after="40" w:before="0"/>
               <w:jc w:val="left"/>
             </w:pPr>
@@ -15243,6 +15592,7 @@
           </w:tcPr>
           <w:p>
             <w:pPr>
+              <w:keepNext w:val="false"/>
               <w:spacing w:after="40" w:before="0"/>
               <w:jc w:val="left"/>
             </w:pPr>
@@ -15277,6 +15627,7 @@
           </w:tcPr>
           <w:p>
             <w:pPr>
+              <w:keepNext w:val="false"/>
               <w:spacing w:after="40" w:before="0"/>
               <w:jc w:val="left"/>
             </w:pPr>
@@ -15309,6 +15660,7 @@
           </w:tcPr>
           <w:p>
             <w:pPr>
+              <w:keepNext w:val="false"/>
               <w:spacing w:after="40" w:before="0"/>
               <w:jc w:val="left"/>
             </w:pPr>
@@ -15343,6 +15695,7 @@
           </w:tcPr>
           <w:p>
             <w:pPr>
+              <w:keepNext w:val="false"/>
               <w:spacing w:after="40" w:before="0"/>
               <w:jc w:val="left"/>
             </w:pPr>
@@ -15375,6 +15728,7 @@
           </w:tcPr>
           <w:p>
             <w:pPr>
+              <w:keepNext w:val="false"/>
               <w:spacing w:after="40" w:before="0"/>
               <w:jc w:val="left"/>
             </w:pPr>
@@ -15434,6 +15788,7 @@
           </w:tcPr>
           <w:p>
             <w:pPr>
+              <w:keepNext w:val="false"/>
               <w:spacing w:after="40" w:before="0"/>
               <w:jc w:val="center"/>
             </w:pPr>
@@ -15468,6 +15823,7 @@
           </w:tcPr>
           <w:p>
             <w:pPr>
+              <w:keepNext w:val="false"/>
               <w:spacing w:after="40" w:before="0"/>
               <w:jc w:val="left"/>
             </w:pPr>
@@ -15532,6 +15888,7 @@
           </w:tcPr>
           <w:p>
             <w:pPr>
+              <w:keepNext w:val="false"/>
               <w:spacing w:after="40" w:before="0"/>
               <w:jc w:val="center"/>
             </w:pPr>
@@ -15566,6 +15923,7 @@
           </w:tcPr>
           <w:p>
             <w:pPr>
+              <w:keepNext w:val="false"/>
               <w:spacing w:after="40" w:before="0"/>
               <w:jc w:val="left"/>
             </w:pPr>
@@ -15598,6 +15956,7 @@
           </w:tcPr>
           <w:p>
             <w:pPr>
+              <w:keepNext w:val="false"/>
               <w:spacing w:after="40" w:before="0"/>
               <w:jc w:val="left"/>
             </w:pPr>
@@ -15630,6 +15989,7 @@
           </w:tcPr>
           <w:p>
             <w:pPr>
+              <w:keepNext w:val="false"/>
               <w:spacing w:after="40" w:before="0"/>
               <w:jc w:val="left"/>
             </w:pPr>
@@ -15662,6 +16022,7 @@
           </w:tcPr>
           <w:p>
             <w:pPr>
+              <w:keepNext w:val="false"/>
               <w:spacing w:after="40" w:before="0"/>
               <w:jc w:val="left"/>
             </w:pPr>
@@ -15694,6 +16055,7 @@
           </w:tcPr>
           <w:p>
             <w:pPr>
+              <w:keepNext w:val="false"/>
               <w:spacing w:after="40" w:before="0"/>
               <w:jc w:val="left"/>
             </w:pPr>
@@ -15728,6 +16090,7 @@
           </w:tcPr>
           <w:p>
             <w:pPr>
+              <w:keepNext w:val="false"/>
               <w:spacing w:after="40" w:before="0"/>
               <w:jc w:val="left"/>
             </w:pPr>
@@ -15765,7 +16128,7 @@
             <w:pPr>
               <w:spacing w:after="20" w:before="0"/>
             </w:pPr>
-            <w:hyperlink w:history="1" r:id="rIdenogfzy13px7eejydnca1">
+            <w:hyperlink w:history="1" r:id="rIdcivn_qoz9y6duchby32pe">
               <w:r>
                 <w:rPr>
                   <w:rFonts w:ascii="Arial" w:cs="Arial" w:eastAsia="Arial" w:hAnsi="Arial"/>
@@ -15798,7 +16161,7 @@
               <w:spacing w:after="10" w:before="0"/>
               <w:ind w:left="120"/>
             </w:pPr>
-            <w:hyperlink w:history="1" r:id="rIdpvnofpz-61hmveokcpt3z">
+            <w:hyperlink w:history="1" r:id="rIdcmbnvvqu0lhu-6dpjg0zc">
               <w:r>
                 <w:rPr>
                   <w:rFonts w:ascii="Arial" w:cs="Arial" w:eastAsia="Arial" w:hAnsi="Arial"/>
@@ -15843,7 +16206,7 @@
             <w:pPr>
               <w:spacing w:after="20" w:before="0"/>
             </w:pPr>
-            <w:hyperlink w:history="1" r:id="rIdsbe2djb3_1f0ggouk4ozh">
+            <w:hyperlink w:history="1" r:id="rIds64dxsjfilxrlwfziovaa">
               <w:r>
                 <w:rPr>
                   <w:rFonts w:ascii="Arial" w:cs="Arial" w:eastAsia="Arial" w:hAnsi="Arial"/>
@@ -15876,7 +16239,7 @@
               <w:spacing w:after="10" w:before="0"/>
               <w:ind w:left="120"/>
             </w:pPr>
-            <w:hyperlink w:history="1" r:id="rIdpolm9okdv69yynrce9rgm">
+            <w:hyperlink w:history="1" r:id="rIdhmzxat-bhjpdlcdybjv1y">
               <w:r>
                 <w:rPr>
                   <w:rFonts w:ascii="Arial" w:cs="Arial" w:eastAsia="Arial" w:hAnsi="Arial"/>
@@ -15904,6 +16267,7 @@
           </w:tcPr>
           <w:p>
             <w:pPr>
+              <w:keepNext w:val="false"/>
               <w:spacing w:after="40" w:before="0"/>
               <w:jc w:val="left"/>
             </w:pPr>
@@ -15936,6 +16300,7 @@
           </w:tcPr>
           <w:p>
             <w:pPr>
+              <w:keepNext w:val="false"/>
               <w:spacing w:after="40" w:before="0"/>
               <w:jc w:val="left"/>
             </w:pPr>
@@ -15955,6 +16320,7 @@
           </w:p>
           <w:p>
             <w:pPr>
+              <w:keepNext w:val="false"/>
               <w:spacing w:after="40" w:before="0"/>
               <w:jc w:val="left"/>
             </w:pPr>
@@ -15974,6 +16340,7 @@
           </w:p>
           <w:p>
             <w:pPr>
+              <w:keepNext w:val="false"/>
               <w:spacing w:after="40" w:before="0"/>
               <w:jc w:val="left"/>
             </w:pPr>
@@ -15993,6 +16360,7 @@
           </w:p>
           <w:p>
             <w:pPr>
+              <w:keepNext w:val="false"/>
               <w:spacing w:after="40" w:before="0"/>
               <w:jc w:val="left"/>
             </w:pPr>
@@ -16012,6 +16380,7 @@
           </w:p>
           <w:p>
             <w:pPr>
+              <w:keepNext w:val="false"/>
               <w:spacing w:after="40" w:before="0"/>
               <w:jc w:val="left"/>
             </w:pPr>
@@ -16044,6 +16413,7 @@
           </w:tcPr>
           <w:p>
             <w:pPr>
+              <w:keepNext w:val="false"/>
               <w:spacing w:after="40" w:before="0"/>
               <w:jc w:val="left"/>
             </w:pPr>
@@ -16076,6 +16446,7 @@
           </w:tcPr>
           <w:p>
             <w:pPr>
+              <w:keepNext w:val="false"/>
               <w:spacing w:after="40" w:before="0"/>
               <w:jc w:val="left"/>
             </w:pPr>
@@ -16110,6 +16481,7 @@
           </w:tcPr>
           <w:p>
             <w:pPr>
+              <w:keepNext w:val="false"/>
               <w:spacing w:after="40" w:before="0"/>
               <w:jc w:val="left"/>
             </w:pPr>
@@ -16147,7 +16519,7 @@
             <w:pPr>
               <w:spacing w:after="20" w:before="0"/>
             </w:pPr>
-            <w:hyperlink w:history="1" r:id="rId2zlllbozfn_it3ncgblcm">
+            <w:hyperlink w:history="1" r:id="rIdbwtrdw6gs6-iftohlios-">
               <w:r>
                 <w:rPr>
                   <w:rFonts w:ascii="Arial" w:cs="Arial" w:eastAsia="Arial" w:hAnsi="Arial"/>
@@ -16180,7 +16552,7 @@
               <w:spacing w:after="10" w:before="0"/>
               <w:ind w:left="120"/>
             </w:pPr>
-            <w:hyperlink w:history="1" r:id="rIdkvygxoxwksouqtmcip6of">
+            <w:hyperlink w:history="1" r:id="rIdqpr7rbx4bb-d-hz-q2uap">
               <w:r>
                 <w:rPr>
                   <w:rFonts w:ascii="Arial" w:cs="Arial" w:eastAsia="Arial" w:hAnsi="Arial"/>
@@ -16225,7 +16597,7 @@
             <w:pPr>
               <w:spacing w:after="20" w:before="0"/>
             </w:pPr>
-            <w:hyperlink w:history="1" r:id="rIdm8d_upy8ypaemoixas_gt">
+            <w:hyperlink w:history="1" r:id="rIdjqnz3tqltrb-z9hmrqh1d">
               <w:r>
                 <w:rPr>
                   <w:rFonts w:ascii="Arial" w:cs="Arial" w:eastAsia="Arial" w:hAnsi="Arial"/>
@@ -16258,7 +16630,7 @@
               <w:spacing w:after="10" w:before="0"/>
               <w:ind w:left="120"/>
             </w:pPr>
-            <w:hyperlink w:history="1" r:id="rIdjmuqro2o07m-w07q-lvch">
+            <w:hyperlink w:history="1" r:id="rIdx5ibumjix4qxnxu5w59yb">
               <w:r>
                 <w:rPr>
                   <w:rFonts w:ascii="Arial" w:cs="Arial" w:eastAsia="Arial" w:hAnsi="Arial"/>
@@ -16286,6 +16658,7 @@
           </w:tcPr>
           <w:p>
             <w:pPr>
+              <w:keepNext w:val="false"/>
               <w:spacing w:after="40" w:before="0"/>
               <w:jc w:val="left"/>
             </w:pPr>
@@ -16385,6 +16758,7 @@
           </w:p>
           <w:p>
             <w:pPr>
+              <w:keepNext w:val="false"/>
               <w:spacing w:after="40" w:before="0"/>
               <w:jc w:val="left"/>
             </w:pPr>
@@ -16417,6 +16791,7 @@
           </w:tcPr>
           <w:p>
             <w:pPr>
+              <w:keepNext w:val="false"/>
               <w:spacing w:after="40" w:before="0"/>
               <w:jc w:val="left"/>
             </w:pPr>
@@ -16436,6 +16811,7 @@
           </w:p>
           <w:p>
             <w:pPr>
+              <w:keepNext w:val="false"/>
               <w:spacing w:after="40" w:before="0"/>
               <w:jc w:val="left"/>
             </w:pPr>
@@ -16455,6 +16831,7 @@
           </w:p>
           <w:p>
             <w:pPr>
+              <w:keepNext w:val="false"/>
               <w:spacing w:after="40" w:before="0"/>
               <w:jc w:val="left"/>
             </w:pPr>
@@ -16474,6 +16851,7 @@
           </w:p>
           <w:p>
             <w:pPr>
+              <w:keepNext w:val="false"/>
               <w:spacing w:after="40" w:before="0"/>
               <w:jc w:val="left"/>
             </w:pPr>
@@ -16493,6 +16871,7 @@
           </w:p>
           <w:p>
             <w:pPr>
+              <w:keepNext w:val="false"/>
               <w:spacing w:after="40" w:before="0"/>
               <w:jc w:val="left"/>
             </w:pPr>
@@ -16512,6 +16891,7 @@
           </w:p>
           <w:p>
             <w:pPr>
+              <w:keepNext w:val="false"/>
               <w:spacing w:after="40" w:before="0"/>
               <w:jc w:val="left"/>
             </w:pPr>
@@ -16531,6 +16911,7 @@
           </w:p>
           <w:p>
             <w:pPr>
+              <w:keepNext w:val="false"/>
               <w:spacing w:after="40" w:before="0"/>
               <w:jc w:val="left"/>
             </w:pPr>
@@ -16550,6 +16931,7 @@
           </w:p>
           <w:p>
             <w:pPr>
+              <w:keepNext w:val="false"/>
               <w:spacing w:after="40" w:before="0"/>
               <w:jc w:val="left"/>
             </w:pPr>
@@ -16569,6 +16951,7 @@
           </w:p>
           <w:p>
             <w:pPr>
+              <w:keepNext w:val="false"/>
               <w:spacing w:after="40" w:before="0"/>
               <w:jc w:val="left"/>
             </w:pPr>
@@ -16601,6 +16984,7 @@
           </w:tcPr>
           <w:p>
             <w:pPr>
+              <w:keepNext w:val="false"/>
               <w:spacing w:after="40" w:before="0"/>
               <w:jc w:val="left"/>
             </w:pPr>
@@ -16633,6 +17017,7 @@
           </w:tcPr>
           <w:p>
             <w:pPr>
+              <w:keepNext w:val="false"/>
               <w:spacing w:after="40" w:before="0"/>
               <w:jc w:val="left"/>
             </w:pPr>
@@ -16667,6 +17052,7 @@
           </w:tcPr>
           <w:p>
             <w:pPr>
+              <w:keepNext w:val="false"/>
               <w:spacing w:after="40" w:before="0"/>
               <w:jc w:val="left"/>
             </w:pPr>
@@ -16704,7 +17090,7 @@
             <w:pPr>
               <w:spacing w:after="20" w:before="0"/>
             </w:pPr>
-            <w:hyperlink w:history="1" r:id="rIdhcbodsq-wr4xi38l-wwcv">
+            <w:hyperlink w:history="1" r:id="rIdxeh7wjp9yflejxxer2gzh">
               <w:r>
                 <w:rPr>
                   <w:rFonts w:ascii="Arial" w:cs="Arial" w:eastAsia="Arial" w:hAnsi="Arial"/>
@@ -16753,7 +17139,7 @@
               <w:spacing w:after="10" w:before="0"/>
               <w:ind w:left="120"/>
             </w:pPr>
-            <w:hyperlink w:history="1" r:id="rIdeddy4o70j-bjb9ie4vwtd">
+            <w:hyperlink w:history="1" r:id="rIdqzcaf2c7yffq5--gxnyhc">
               <w:r>
                 <w:rPr>
                   <w:rFonts w:ascii="Arial" w:cs="Arial" w:eastAsia="Arial" w:hAnsi="Arial"/>
@@ -16798,7 +17184,7 @@
             <w:pPr>
               <w:spacing w:after="20" w:before="0"/>
             </w:pPr>
-            <w:hyperlink w:history="1" r:id="rIdqgh1cu0qsjbt3hvibiau4">
+            <w:hyperlink w:history="1" r:id="rIdkk-mmdszzzfvm6pyhfh8d">
               <w:r>
                 <w:rPr>
                   <w:rFonts w:ascii="Arial" w:cs="Arial" w:eastAsia="Arial" w:hAnsi="Arial"/>
@@ -16847,7 +17233,7 @@
               <w:spacing w:after="10" w:before="0"/>
               <w:ind w:left="120"/>
             </w:pPr>
-            <w:hyperlink w:history="1" r:id="rId4pqq3ldb1qxiaidnc5zq-">
+            <w:hyperlink w:history="1" r:id="rId6w69obkt1bvczizvktil_">
               <w:r>
                 <w:rPr>
                   <w:rFonts w:ascii="Arial" w:cs="Arial" w:eastAsia="Arial" w:hAnsi="Arial"/>
@@ -16875,6 +17261,7 @@
           </w:tcPr>
           <w:p>
             <w:pPr>
+              <w:keepNext w:val="false"/>
               <w:spacing w:after="40" w:before="0"/>
               <w:jc w:val="left"/>
             </w:pPr>
@@ -16907,6 +17294,7 @@
           </w:tcPr>
           <w:p>
             <w:pPr>
+              <w:keepNext w:val="false"/>
               <w:spacing w:after="40" w:before="0"/>
               <w:jc w:val="left"/>
             </w:pPr>
@@ -16926,6 +17314,7 @@
           </w:p>
           <w:p>
             <w:pPr>
+              <w:keepNext w:val="false"/>
               <w:spacing w:after="40" w:before="0"/>
               <w:jc w:val="left"/>
             </w:pPr>
@@ -16945,6 +17334,7 @@
           </w:p>
           <w:p>
             <w:pPr>
+              <w:keepNext w:val="false"/>
               <w:spacing w:after="40" w:before="0"/>
               <w:jc w:val="left"/>
             </w:pPr>
@@ -16964,6 +17354,7 @@
           </w:p>
           <w:p>
             <w:pPr>
+              <w:keepNext w:val="false"/>
               <w:spacing w:after="40" w:before="0"/>
               <w:jc w:val="left"/>
             </w:pPr>
@@ -16983,6 +17374,7 @@
           </w:p>
           <w:p>
             <w:pPr>
+              <w:keepNext w:val="false"/>
               <w:spacing w:after="40" w:before="0"/>
               <w:jc w:val="left"/>
             </w:pPr>
@@ -17015,6 +17407,7 @@
           </w:tcPr>
           <w:p>
             <w:pPr>
+              <w:keepNext w:val="false"/>
               <w:spacing w:after="40" w:before="0"/>
               <w:jc w:val="left"/>
             </w:pPr>
@@ -17047,6 +17440,7 @@
           </w:tcPr>
           <w:p>
             <w:pPr>
+              <w:keepNext w:val="false"/>
               <w:spacing w:after="40" w:before="0"/>
               <w:jc w:val="left"/>
             </w:pPr>
@@ -17081,6 +17475,7 @@
           </w:tcPr>
           <w:p>
             <w:pPr>
+              <w:keepNext w:val="false"/>
               <w:spacing w:after="40" w:before="0"/>
               <w:jc w:val="left"/>
             </w:pPr>
@@ -17118,7 +17513,7 @@
             <w:pPr>
               <w:spacing w:after="20" w:before="0"/>
             </w:pPr>
-            <w:hyperlink w:history="1" r:id="rIdeixn-hh-w7ofl1czdp1gv">
+            <w:hyperlink w:history="1" r:id="rIdqs63_g1f81mwjcoffv90z">
               <w:r>
                 <w:rPr>
                   <w:rFonts w:ascii="Arial" w:cs="Arial" w:eastAsia="Arial" w:hAnsi="Arial"/>
@@ -17167,7 +17562,7 @@
               <w:spacing w:after="10" w:before="0"/>
               <w:ind w:left="120"/>
             </w:pPr>
-            <w:hyperlink w:history="1" r:id="rIdzasjfojewbyv_hbrcds5r">
+            <w:hyperlink w:history="1" r:id="rIde5ebn7drpl-mgjp8-wdzg">
               <w:r>
                 <w:rPr>
                   <w:rFonts w:ascii="Arial" w:cs="Arial" w:eastAsia="Arial" w:hAnsi="Arial"/>
@@ -17212,7 +17607,7 @@
             <w:pPr>
               <w:spacing w:after="20" w:before="0"/>
             </w:pPr>
-            <w:hyperlink w:history="1" r:id="rIdsqsjavpjwzmjvsucad8v6">
+            <w:hyperlink w:history="1" r:id="rIdk8-zfes_sck_j-d_heuli">
               <w:r>
                 <w:rPr>
                   <w:rFonts w:ascii="Arial" w:cs="Arial" w:eastAsia="Arial" w:hAnsi="Arial"/>
@@ -17261,7 +17656,7 @@
               <w:spacing w:after="10" w:before="0"/>
               <w:ind w:left="120"/>
             </w:pPr>
-            <w:hyperlink w:history="1" r:id="rIdferejn-5kf609z0ohowqn">
+            <w:hyperlink w:history="1" r:id="rIdurdekujjqt7ybdgrpftdb">
               <w:r>
                 <w:rPr>
                   <w:rFonts w:ascii="Arial" w:cs="Arial" w:eastAsia="Arial" w:hAnsi="Arial"/>
@@ -17289,6 +17684,7 @@
           </w:tcPr>
           <w:p>
             <w:pPr>
+              <w:keepNext w:val="false"/>
               <w:spacing w:after="40" w:before="0"/>
               <w:jc w:val="left"/>
             </w:pPr>
@@ -17321,6 +17717,7 @@
           </w:tcPr>
           <w:p>
             <w:pPr>
+              <w:keepNext w:val="false"/>
               <w:spacing w:after="40" w:before="0"/>
               <w:jc w:val="left"/>
             </w:pPr>
@@ -17340,6 +17737,7 @@
           </w:p>
           <w:p>
             <w:pPr>
+              <w:keepNext w:val="false"/>
               <w:spacing w:after="40" w:before="0"/>
               <w:jc w:val="left"/>
             </w:pPr>
@@ -17359,6 +17757,7 @@
           </w:p>
           <w:p>
             <w:pPr>
+              <w:keepNext w:val="false"/>
               <w:spacing w:after="40" w:before="0"/>
               <w:jc w:val="left"/>
             </w:pPr>
@@ -17378,6 +17777,7 @@
           </w:p>
           <w:p>
             <w:pPr>
+              <w:keepNext w:val="false"/>
               <w:spacing w:after="40" w:before="0"/>
               <w:jc w:val="left"/>
             </w:pPr>
@@ -17397,6 +17797,7 @@
           </w:p>
           <w:p>
             <w:pPr>
+              <w:keepNext w:val="false"/>
               <w:spacing w:after="40" w:before="0"/>
               <w:jc w:val="left"/>
             </w:pPr>
@@ -17416,6 +17817,7 @@
           </w:p>
           <w:p>
             <w:pPr>
+              <w:keepNext w:val="false"/>
               <w:spacing w:after="40" w:before="0"/>
               <w:jc w:val="left"/>
             </w:pPr>
@@ -17448,6 +17850,7 @@
           </w:tcPr>
           <w:p>
             <w:pPr>
+              <w:keepNext w:val="false"/>
               <w:spacing w:after="40" w:before="0"/>
               <w:jc w:val="left"/>
             </w:pPr>
@@ -17480,6 +17883,7 @@
           </w:tcPr>
           <w:p>
             <w:pPr>
+              <w:keepNext w:val="false"/>
               <w:spacing w:after="40" w:before="0"/>
               <w:jc w:val="left"/>
             </w:pPr>
@@ -17514,6 +17918,7 @@
           </w:tcPr>
           <w:p>
             <w:pPr>
+              <w:keepNext w:val="false"/>
               <w:spacing w:after="40" w:before="0"/>
               <w:jc w:val="left"/>
             </w:pPr>
@@ -17551,7 +17956,7 @@
             <w:pPr>
               <w:spacing w:after="20" w:before="0"/>
             </w:pPr>
-            <w:hyperlink w:history="1" r:id="rIdxlbz283cc3ojubq-t5u5z">
+            <w:hyperlink w:history="1" r:id="rIdqivrnjejrhdzrb2ljcvss">
               <w:r>
                 <w:rPr>
                   <w:rFonts w:ascii="Arial" w:cs="Arial" w:eastAsia="Arial" w:hAnsi="Arial"/>
@@ -17600,7 +18005,7 @@
               <w:spacing w:after="10" w:before="0"/>
               <w:ind w:left="120"/>
             </w:pPr>
-            <w:hyperlink w:history="1" r:id="rIdtzajvro1-pwvgytuplq8v">
+            <w:hyperlink w:history="1" r:id="rIdiiaapstmj1hwakjszd446">
               <w:r>
                 <w:rPr>
                   <w:rFonts w:ascii="Arial" w:cs="Arial" w:eastAsia="Arial" w:hAnsi="Arial"/>
@@ -17645,7 +18050,7 @@
             <w:pPr>
               <w:spacing w:after="20" w:before="0"/>
             </w:pPr>
-            <w:hyperlink w:history="1" r:id="rIdokgatid6a9lysvyppvxol">
+            <w:hyperlink w:history="1" r:id="rIdn12qbe9p9xlwzv47qsnwl">
               <w:r>
                 <w:rPr>
                   <w:rFonts w:ascii="Arial" w:cs="Arial" w:eastAsia="Arial" w:hAnsi="Arial"/>
@@ -17678,7 +18083,7 @@
               <w:spacing w:after="10" w:before="0"/>
               <w:ind w:left="120"/>
             </w:pPr>
-            <w:hyperlink w:history="1" r:id="rIdd1zykhvyzuqfly5mlfz0u">
+            <w:hyperlink w:history="1" r:id="rIdv3ekzekycaoqmpojkwgl5">
               <w:r>
                 <w:rPr>
                   <w:rFonts w:ascii="Arial" w:cs="Arial" w:eastAsia="Arial" w:hAnsi="Arial"/>
@@ -17706,6 +18111,7 @@
           </w:tcPr>
           <w:p>
             <w:pPr>
+              <w:keepNext w:val="false"/>
               <w:spacing w:after="40" w:before="0"/>
               <w:jc w:val="left"/>
             </w:pPr>
@@ -17738,6 +18144,7 @@
           </w:tcPr>
           <w:p>
             <w:pPr>
+              <w:keepNext w:val="false"/>
               <w:spacing w:after="40" w:before="0"/>
               <w:jc w:val="left"/>
             </w:pPr>
@@ -17757,6 +18164,7 @@
           </w:p>
           <w:p>
             <w:pPr>
+              <w:keepNext w:val="false"/>
               <w:spacing w:after="40" w:before="0"/>
               <w:jc w:val="left"/>
             </w:pPr>
@@ -17776,6 +18184,7 @@
           </w:p>
           <w:p>
             <w:pPr>
+              <w:keepNext w:val="false"/>
               <w:spacing w:after="40" w:before="0"/>
               <w:jc w:val="left"/>
             </w:pPr>
@@ -17795,6 +18204,7 @@
           </w:p>
           <w:p>
             <w:pPr>
+              <w:keepNext w:val="false"/>
               <w:spacing w:after="40" w:before="0"/>
               <w:jc w:val="left"/>
             </w:pPr>
@@ -17814,6 +18224,7 @@
           </w:p>
           <w:p>
             <w:pPr>
+              <w:keepNext w:val="false"/>
               <w:spacing w:after="40" w:before="0"/>
               <w:jc w:val="left"/>
             </w:pPr>
@@ -17846,6 +18257,7 @@
           </w:tcPr>
           <w:p>
             <w:pPr>
+              <w:keepNext w:val="false"/>
               <w:spacing w:after="40" w:before="0"/>
               <w:jc w:val="left"/>
             </w:pPr>
@@ -17878,6 +18290,7 @@
           </w:tcPr>
           <w:p>
             <w:pPr>
+              <w:keepNext w:val="false"/>
               <w:spacing w:after="40" w:before="0"/>
               <w:jc w:val="left"/>
             </w:pPr>
@@ -17937,6 +18350,7 @@
           </w:tcPr>
           <w:p>
             <w:pPr>
+              <w:keepNext w:val="false"/>
               <w:spacing w:after="40" w:before="0"/>
               <w:jc w:val="center"/>
             </w:pPr>
@@ -17971,6 +18385,7 @@
           </w:tcPr>
           <w:p>
             <w:pPr>
+              <w:keepNext w:val="false"/>
               <w:spacing w:after="40" w:before="0"/>
               <w:jc w:val="left"/>
             </w:pPr>
@@ -18032,6 +18447,7 @@
           </w:tcPr>
           <w:p>
             <w:pPr>
+              <w:keepNext w:val="false"/>
               <w:spacing w:after="40" w:before="0"/>
               <w:jc w:val="center"/>
             </w:pPr>
@@ -18066,6 +18482,7 @@
           </w:tcPr>
           <w:p>
             <w:pPr>
+              <w:keepNext w:val="false"/>
               <w:spacing w:after="40" w:before="0"/>
               <w:jc w:val="left"/>
             </w:pPr>
@@ -18098,6 +18515,7 @@
           </w:tcPr>
           <w:p>
             <w:pPr>
+              <w:keepNext w:val="false"/>
               <w:spacing w:after="40" w:before="0"/>
               <w:jc w:val="left"/>
             </w:pPr>
@@ -18132,6 +18550,7 @@
           </w:tcPr>
           <w:p>
             <w:pPr>
+              <w:keepNext w:val="false"/>
               <w:spacing w:after="40" w:before="0"/>
               <w:jc w:val="left"/>
             </w:pPr>
@@ -18164,6 +18583,7 @@
           </w:tcPr>
           <w:p>
             <w:pPr>
+              <w:keepNext w:val="false"/>
               <w:spacing w:after="40" w:before="0"/>
               <w:jc w:val="left"/>
             </w:pPr>
@@ -18198,6 +18618,7 @@
           </w:tcPr>
           <w:p>
             <w:pPr>
+              <w:keepNext w:val="false"/>
               <w:spacing w:after="40" w:before="0"/>
               <w:jc w:val="left"/>
             </w:pPr>
@@ -18230,6 +18651,7 @@
           </w:tcPr>
           <w:p>
             <w:pPr>
+              <w:keepNext w:val="false"/>
               <w:spacing w:after="40" w:before="0"/>
               <w:jc w:val="left"/>
             </w:pPr>
@@ -18266,7 +18688,7 @@
         </w:rPr>
         <w:t xml:space="preserve">© 2026 SeaVuria and ARES. Aligned with KICD objectives. Developed by SeaVuria; technical implementation by ARES (with AI assistance from Claude). Licensed under </w:t>
       </w:r>
-      <w:hyperlink w:history="1" r:id="rIdsckrjvoteymcd7tng45ju">
+      <w:hyperlink w:history="1" r:id="rIdogbuc_lsju-n-_y1af4n5">
         <w:r>
           <w:rPr>
             <w:rFonts w:ascii="Arial" w:cs="Arial" w:eastAsia="Arial" w:hAnsi="Arial"/>
@@ -18287,7 +18709,7 @@
         </w:rPr>
         <w:t xml:space="preserve"> (</w:t>
       </w:r>
-      <w:hyperlink w:history="1" r:id="rIdyz3qdk7migwfyxft4wori">
+      <w:hyperlink w:history="1" r:id="rIdkyouhgaxsxdi9lvwqdmjh">
         <w:r>
           <w:rPr>
             <w:rFonts w:ascii="Arial" w:cs="Arial" w:eastAsia="Arial" w:hAnsi="Arial"/>
@@ -18347,6 +18769,7 @@
           </w:tcPr>
           <w:p>
             <w:pPr>
+              <w:keepNext w:val="false"/>
               <w:spacing w:after="40" w:before="0"/>
               <w:jc w:val="center"/>
             </w:pPr>
@@ -18382,6 +18805,7 @@
           </w:tcPr>
           <w:p>
             <w:pPr>
+              <w:keepNext w:val="false"/>
               <w:spacing w:after="40" w:before="0"/>
               <w:jc w:val="center"/>
             </w:pPr>
@@ -18416,6 +18840,7 @@
           </w:tcPr>
           <w:p>
             <w:pPr>
+              <w:keepNext w:val="false"/>
               <w:spacing w:after="40" w:before="0"/>
               <w:jc w:val="left"/>
             </w:pPr>
@@ -18448,6 +18873,7 @@
           </w:tcPr>
           <w:p>
             <w:pPr>
+              <w:keepNext w:val="false"/>
               <w:spacing w:after="40" w:before="0"/>
               <w:jc w:val="left"/>
             </w:pPr>
@@ -18482,6 +18908,7 @@
           </w:tcPr>
           <w:p>
             <w:pPr>
+              <w:keepNext w:val="false"/>
               <w:spacing w:after="40" w:before="0"/>
               <w:jc w:val="left"/>
             </w:pPr>
@@ -18514,6 +18941,7 @@
           </w:tcPr>
           <w:p>
             <w:pPr>
+              <w:keepNext w:val="false"/>
               <w:spacing w:after="40" w:before="0"/>
               <w:jc w:val="left"/>
             </w:pPr>
@@ -18548,6 +18976,7 @@
           </w:tcPr>
           <w:p>
             <w:pPr>
+              <w:keepNext w:val="false"/>
               <w:spacing w:after="40" w:before="0"/>
               <w:jc w:val="left"/>
             </w:pPr>
@@ -18580,6 +19009,7 @@
           </w:tcPr>
           <w:p>
             <w:pPr>
+              <w:keepNext w:val="false"/>
               <w:spacing w:after="40" w:before="0"/>
               <w:jc w:val="left"/>
             </w:pPr>
@@ -18614,6 +19044,7 @@
           </w:tcPr>
           <w:p>
             <w:pPr>
+              <w:keepNext w:val="false"/>
               <w:spacing w:after="40" w:before="0"/>
               <w:jc w:val="left"/>
             </w:pPr>
@@ -18646,6 +19077,7 @@
           </w:tcPr>
           <w:p>
             <w:pPr>
+              <w:keepNext w:val="false"/>
               <w:spacing w:after="40" w:before="0"/>
               <w:jc w:val="left"/>
             </w:pPr>
@@ -18680,6 +19112,7 @@
           </w:tcPr>
           <w:p>
             <w:pPr>
+              <w:keepNext w:val="false"/>
               <w:spacing w:after="40" w:before="0"/>
               <w:jc w:val="left"/>
             </w:pPr>
@@ -18712,6 +19145,7 @@
           </w:tcPr>
           <w:p>
             <w:pPr>
+              <w:keepNext w:val="false"/>
               <w:spacing w:after="40" w:before="0"/>
               <w:jc w:val="left"/>
             </w:pPr>
@@ -18746,6 +19180,7 @@
           </w:tcPr>
           <w:p>
             <w:pPr>
+              <w:keepNext w:val="false"/>
               <w:spacing w:after="40" w:before="0"/>
               <w:jc w:val="left"/>
             </w:pPr>
@@ -18778,6 +19213,7 @@
           </w:tcPr>
           <w:p>
             <w:pPr>
+              <w:keepNext w:val="false"/>
               <w:spacing w:after="40" w:before="0"/>
               <w:jc w:val="left"/>
             </w:pPr>
@@ -18812,6 +19248,7 @@
           </w:tcPr>
           <w:p>
             <w:pPr>
+              <w:keepNext w:val="false"/>
               <w:spacing w:after="40" w:before="0"/>
               <w:jc w:val="left"/>
             </w:pPr>
@@ -18844,6 +19281,7 @@
           </w:tcPr>
           <w:p>
             <w:pPr>
+              <w:keepNext w:val="false"/>
               <w:spacing w:after="40" w:before="0"/>
               <w:jc w:val="left"/>
             </w:pPr>
@@ -18878,6 +19316,7 @@
           </w:tcPr>
           <w:p>
             <w:pPr>
+              <w:keepNext w:val="false"/>
               <w:spacing w:after="40" w:before="0"/>
               <w:jc w:val="left"/>
             </w:pPr>
@@ -18910,6 +19349,7 @@
           </w:tcPr>
           <w:p>
             <w:pPr>
+              <w:keepNext w:val="false"/>
               <w:spacing w:after="40" w:before="0"/>
               <w:jc w:val="left"/>
             </w:pPr>
@@ -18969,6 +19409,7 @@
           </w:tcPr>
           <w:p>
             <w:pPr>
+              <w:keepNext w:val="false"/>
               <w:spacing w:after="40" w:before="0"/>
               <w:jc w:val="center"/>
             </w:pPr>
@@ -19003,6 +19444,7 @@
           </w:tcPr>
           <w:p>
             <w:pPr>
+              <w:keepNext w:val="false"/>
               <w:spacing w:after="40" w:before="0"/>
               <w:jc w:val="left"/>
             </w:pPr>
@@ -19067,6 +19509,7 @@
           </w:tcPr>
           <w:p>
             <w:pPr>
+              <w:keepNext w:val="false"/>
               <w:spacing w:after="40" w:before="0"/>
               <w:jc w:val="center"/>
             </w:pPr>
@@ -19101,6 +19544,7 @@
           </w:tcPr>
           <w:p>
             <w:pPr>
+              <w:keepNext w:val="false"/>
               <w:spacing w:after="40" w:before="0"/>
               <w:jc w:val="left"/>
             </w:pPr>
@@ -19133,6 +19577,7 @@
           </w:tcPr>
           <w:p>
             <w:pPr>
+              <w:keepNext w:val="false"/>
               <w:spacing w:after="40" w:before="0"/>
               <w:jc w:val="left"/>
             </w:pPr>
@@ -19165,6 +19610,7 @@
           </w:tcPr>
           <w:p>
             <w:pPr>
+              <w:keepNext w:val="false"/>
               <w:spacing w:after="40" w:before="0"/>
               <w:jc w:val="left"/>
             </w:pPr>
@@ -19197,6 +19643,7 @@
           </w:tcPr>
           <w:p>
             <w:pPr>
+              <w:keepNext w:val="false"/>
               <w:spacing w:after="40" w:before="0"/>
               <w:jc w:val="left"/>
             </w:pPr>
@@ -19229,6 +19676,7 @@
           </w:tcPr>
           <w:p>
             <w:pPr>
+              <w:keepNext w:val="false"/>
               <w:spacing w:after="40" w:before="0"/>
               <w:jc w:val="left"/>
             </w:pPr>
@@ -19263,6 +19711,7 @@
           </w:tcPr>
           <w:p>
             <w:pPr>
+              <w:keepNext w:val="false"/>
               <w:spacing w:after="40" w:before="0"/>
               <w:jc w:val="left"/>
             </w:pPr>
@@ -19300,7 +19749,7 @@
             <w:pPr>
               <w:spacing w:after="20" w:before="0"/>
             </w:pPr>
-            <w:hyperlink w:history="1" r:id="rIdjo4-nn5r2gxwnfeaidatq">
+            <w:hyperlink w:history="1" r:id="rIdy9jsn8hdthwz46htdype1">
               <w:r>
                 <w:rPr>
                   <w:rFonts w:ascii="Arial" w:cs="Arial" w:eastAsia="Arial" w:hAnsi="Arial"/>
@@ -19333,7 +19782,7 @@
               <w:spacing w:after="10" w:before="0"/>
               <w:ind w:left="120"/>
             </w:pPr>
-            <w:hyperlink w:history="1" r:id="rIdkqqcw0lok1by04j01nwwd">
+            <w:hyperlink w:history="1" r:id="rIdpq6hgwcsl3xujpd3uta45">
               <w:r>
                 <w:rPr>
                   <w:rFonts w:ascii="Arial" w:cs="Arial" w:eastAsia="Arial" w:hAnsi="Arial"/>
@@ -19378,7 +19827,7 @@
             <w:pPr>
               <w:spacing w:after="20" w:before="0"/>
             </w:pPr>
-            <w:hyperlink w:history="1" r:id="rId5q1nxtqlek_wqyr3xmast">
+            <w:hyperlink w:history="1" r:id="rIdyhuuh4cinxsjoh5jn7tho">
               <w:r>
                 <w:rPr>
                   <w:rFonts w:ascii="Arial" w:cs="Arial" w:eastAsia="Arial" w:hAnsi="Arial"/>
@@ -19411,7 +19860,7 @@
               <w:spacing w:after="10" w:before="0"/>
               <w:ind w:left="120"/>
             </w:pPr>
-            <w:hyperlink w:history="1" r:id="rIdtiwvxh8fddr-xitntaduv">
+            <w:hyperlink w:history="1" r:id="rIdq1orjmvkaqyojkk0yjk47">
               <w:r>
                 <w:rPr>
                   <w:rFonts w:ascii="Arial" w:cs="Arial" w:eastAsia="Arial" w:hAnsi="Arial"/>
@@ -19439,6 +19888,7 @@
           </w:tcPr>
           <w:p>
             <w:pPr>
+              <w:keepNext w:val="false"/>
               <w:spacing w:after="40" w:before="0"/>
               <w:jc w:val="left"/>
             </w:pPr>
@@ -19471,6 +19921,7 @@
           </w:tcPr>
           <w:p>
             <w:pPr>
+              <w:keepNext w:val="false"/>
               <w:spacing w:after="40" w:before="0"/>
               <w:jc w:val="left"/>
             </w:pPr>
@@ -19503,6 +19954,7 @@
           </w:tcPr>
           <w:p>
             <w:pPr>
+              <w:keepNext w:val="false"/>
               <w:spacing w:after="40" w:before="0"/>
               <w:jc w:val="left"/>
             </w:pPr>
@@ -19535,6 +19987,7 @@
           </w:tcPr>
           <w:p>
             <w:pPr>
+              <w:keepNext w:val="false"/>
               <w:spacing w:after="40" w:before="0"/>
               <w:jc w:val="left"/>
             </w:pPr>
@@ -19569,6 +20022,7 @@
           </w:tcPr>
           <w:p>
             <w:pPr>
+              <w:keepNext w:val="false"/>
               <w:spacing w:after="40" w:before="0"/>
               <w:jc w:val="left"/>
             </w:pPr>
@@ -19606,7 +20060,7 @@
             <w:pPr>
               <w:spacing w:after="20" w:before="0"/>
             </w:pPr>
-            <w:hyperlink w:history="1" r:id="rIdtezhp_ap74mhqys2khuoz">
+            <w:hyperlink w:history="1" r:id="rIdrywymualwscq-ufjsbren">
               <w:r>
                 <w:rPr>
                   <w:rFonts w:ascii="Arial" w:cs="Arial" w:eastAsia="Arial" w:hAnsi="Arial"/>
@@ -19639,7 +20093,7 @@
               <w:spacing w:after="10" w:before="0"/>
               <w:ind w:left="120"/>
             </w:pPr>
-            <w:hyperlink w:history="1" r:id="rIdlyuwlv-4mrmnm6srb9wgi">
+            <w:hyperlink w:history="1" r:id="rIdnjphop0tpkfwypxui8b6h">
               <w:r>
                 <w:rPr>
                   <w:rFonts w:ascii="Arial" w:cs="Arial" w:eastAsia="Arial" w:hAnsi="Arial"/>
@@ -19684,7 +20138,7 @@
             <w:pPr>
               <w:spacing w:after="20" w:before="0"/>
             </w:pPr>
-            <w:hyperlink w:history="1" r:id="rIdrjcvibidpsprdswl03h3d">
+            <w:hyperlink w:history="1" r:id="rIdgkdumchigdycm5kwfwyxs">
               <w:r>
                 <w:rPr>
                   <w:rFonts w:ascii="Arial" w:cs="Arial" w:eastAsia="Arial" w:hAnsi="Arial"/>
@@ -19717,7 +20171,7 @@
               <w:spacing w:after="10" w:before="0"/>
               <w:ind w:left="120"/>
             </w:pPr>
-            <w:hyperlink w:history="1" r:id="rId-9w84oodd0dfhwfkwxsdu">
+            <w:hyperlink w:history="1" r:id="rIdwp7s0u366d3uw3cbga5dr">
               <w:r>
                 <w:rPr>
                   <w:rFonts w:ascii="Arial" w:cs="Arial" w:eastAsia="Arial" w:hAnsi="Arial"/>
@@ -19745,6 +20199,7 @@
           </w:tcPr>
           <w:p>
             <w:pPr>
+              <w:keepNext w:val="false"/>
               <w:spacing w:after="40" w:before="0"/>
               <w:jc w:val="left"/>
             </w:pPr>
@@ -19777,6 +20232,7 @@
           </w:tcPr>
           <w:p>
             <w:pPr>
+              <w:keepNext w:val="false"/>
               <w:spacing w:after="40" w:before="0"/>
               <w:jc w:val="left"/>
             </w:pPr>
@@ -19809,6 +20265,7 @@
           </w:tcPr>
           <w:p>
             <w:pPr>
+              <w:keepNext w:val="false"/>
               <w:spacing w:after="40" w:before="0"/>
               <w:jc w:val="left"/>
             </w:pPr>
@@ -19841,6 +20298,7 @@
           </w:tcPr>
           <w:p>
             <w:pPr>
+              <w:keepNext w:val="false"/>
               <w:spacing w:after="40" w:before="0"/>
               <w:jc w:val="left"/>
             </w:pPr>
@@ -19875,6 +20333,7 @@
           </w:tcPr>
           <w:p>
             <w:pPr>
+              <w:keepNext w:val="false"/>
               <w:spacing w:after="40" w:before="0"/>
               <w:jc w:val="left"/>
             </w:pPr>
@@ -19912,7 +20371,7 @@
             <w:pPr>
               <w:spacing w:after="20" w:before="0"/>
             </w:pPr>
-            <w:hyperlink w:history="1" r:id="rIdliswdi6xcrwlgfjsjtrlq">
+            <w:hyperlink w:history="1" r:id="rIdav0sdef0gboa4odvplple">
               <w:r>
                 <w:rPr>
                   <w:rFonts w:ascii="Arial" w:cs="Arial" w:eastAsia="Arial" w:hAnsi="Arial"/>
@@ -19945,7 +20404,7 @@
               <w:spacing w:after="10" w:before="0"/>
               <w:ind w:left="120"/>
             </w:pPr>
-            <w:hyperlink w:history="1" r:id="rIdwro9wvr9e0krtfstshlyo">
+            <w:hyperlink w:history="1" r:id="rIdowzqiudgushn2p8d_-kfp">
               <w:r>
                 <w:rPr>
                   <w:rFonts w:ascii="Arial" w:cs="Arial" w:eastAsia="Arial" w:hAnsi="Arial"/>
@@ -19990,7 +20449,7 @@
             <w:pPr>
               <w:spacing w:after="20" w:before="0"/>
             </w:pPr>
-            <w:hyperlink w:history="1" r:id="rIdkfwiq8xn9osm31x_vkrpo">
+            <w:hyperlink w:history="1" r:id="rIdhk5mq0t7ttqtavlioxbr6">
               <w:r>
                 <w:rPr>
                   <w:rFonts w:ascii="Arial" w:cs="Arial" w:eastAsia="Arial" w:hAnsi="Arial"/>
@@ -20039,7 +20498,7 @@
               <w:spacing w:after="10" w:before="0"/>
               <w:ind w:left="120"/>
             </w:pPr>
-            <w:hyperlink w:history="1" r:id="rIdixqdgleh8pkz4dci8e_ae">
+            <w:hyperlink w:history="1" r:id="rIdv6i9kkzighl7elf72dbnd">
               <w:r>
                 <w:rPr>
                   <w:rFonts w:ascii="Arial" w:cs="Arial" w:eastAsia="Arial" w:hAnsi="Arial"/>
@@ -20067,6 +20526,7 @@
           </w:tcPr>
           <w:p>
             <w:pPr>
+              <w:keepNext w:val="false"/>
               <w:spacing w:after="40" w:before="0"/>
               <w:jc w:val="left"/>
             </w:pPr>
@@ -20099,6 +20559,7 @@
           </w:tcPr>
           <w:p>
             <w:pPr>
+              <w:keepNext w:val="false"/>
               <w:spacing w:after="40" w:before="0"/>
               <w:jc w:val="left"/>
             </w:pPr>
@@ -20131,6 +20592,7 @@
           </w:tcPr>
           <w:p>
             <w:pPr>
+              <w:keepNext w:val="false"/>
               <w:spacing w:after="40" w:before="0"/>
               <w:jc w:val="left"/>
             </w:pPr>
@@ -20163,6 +20625,7 @@
           </w:tcPr>
           <w:p>
             <w:pPr>
+              <w:keepNext w:val="false"/>
               <w:spacing w:after="40" w:before="0"/>
               <w:jc w:val="left"/>
             </w:pPr>
@@ -20197,6 +20660,7 @@
           </w:tcPr>
           <w:p>
             <w:pPr>
+              <w:keepNext w:val="false"/>
               <w:spacing w:after="40" w:before="0"/>
               <w:jc w:val="left"/>
             </w:pPr>
@@ -20234,7 +20698,7 @@
             <w:pPr>
               <w:spacing w:after="20" w:before="0"/>
             </w:pPr>
-            <w:hyperlink w:history="1" r:id="rId8t3fpzoelgf0zrsnujpti">
+            <w:hyperlink w:history="1" r:id="rIdmk_yy4dao9s-r661dlkq7">
               <w:r>
                 <w:rPr>
                   <w:rFonts w:ascii="Arial" w:cs="Arial" w:eastAsia="Arial" w:hAnsi="Arial"/>
@@ -20267,7 +20731,7 @@
               <w:spacing w:after="10" w:before="0"/>
               <w:ind w:left="120"/>
             </w:pPr>
-            <w:hyperlink w:history="1" r:id="rIdpnplr99xtscei4cwp8l9f">
+            <w:hyperlink w:history="1" r:id="rId52r_ckcqp_8f4xgowoyyv">
               <w:r>
                 <w:rPr>
                   <w:rFonts w:ascii="Arial" w:cs="Arial" w:eastAsia="Arial" w:hAnsi="Arial"/>
@@ -20312,7 +20776,7 @@
             <w:pPr>
               <w:spacing w:after="20" w:before="0"/>
             </w:pPr>
-            <w:hyperlink w:history="1" r:id="rId9t6q1ji5jywmj-ff1gr-j">
+            <w:hyperlink w:history="1" r:id="rIda4bjfekhhd64fxooq9qow">
               <w:r>
                 <w:rPr>
                   <w:rFonts w:ascii="Arial" w:cs="Arial" w:eastAsia="Arial" w:hAnsi="Arial"/>
@@ -20361,7 +20825,7 @@
               <w:spacing w:after="10" w:before="0"/>
               <w:ind w:left="120"/>
             </w:pPr>
-            <w:hyperlink w:history="1" r:id="rIdv98k31nux0piysqkibak0">
+            <w:hyperlink w:history="1" r:id="rIdvdojg4epzry9a2fvwehvo">
               <w:r>
                 <w:rPr>
                   <w:rFonts w:ascii="Arial" w:cs="Arial" w:eastAsia="Arial" w:hAnsi="Arial"/>
@@ -20389,6 +20853,7 @@
           </w:tcPr>
           <w:p>
             <w:pPr>
+              <w:keepNext w:val="false"/>
               <w:spacing w:after="40" w:before="0"/>
               <w:jc w:val="left"/>
             </w:pPr>
@@ -20421,6 +20886,7 @@
           </w:tcPr>
           <w:p>
             <w:pPr>
+              <w:keepNext w:val="false"/>
               <w:spacing w:after="40" w:before="0"/>
               <w:jc w:val="left"/>
             </w:pPr>
@@ -20453,6 +20919,7 @@
           </w:tcPr>
           <w:p>
             <w:pPr>
+              <w:keepNext w:val="false"/>
               <w:spacing w:after="40" w:before="0"/>
               <w:jc w:val="left"/>
             </w:pPr>
@@ -20485,6 +20952,7 @@
           </w:tcPr>
           <w:p>
             <w:pPr>
+              <w:keepNext w:val="false"/>
               <w:spacing w:after="40" w:before="0"/>
               <w:jc w:val="left"/>
             </w:pPr>
@@ -20519,6 +20987,7 @@
           </w:tcPr>
           <w:p>
             <w:pPr>
+              <w:keepNext w:val="false"/>
               <w:spacing w:after="40" w:before="0"/>
               <w:jc w:val="left"/>
             </w:pPr>
@@ -20556,7 +21025,7 @@
             <w:pPr>
               <w:spacing w:after="20" w:before="0"/>
             </w:pPr>
-            <w:hyperlink w:history="1" r:id="rIdqm7xbbidvhe67itemh8ub">
+            <w:hyperlink w:history="1" r:id="rIdqcgz5y65vecj6rfjia7ds">
               <w:r>
                 <w:rPr>
                   <w:rFonts w:ascii="Arial" w:cs="Arial" w:eastAsia="Arial" w:hAnsi="Arial"/>
@@ -20605,7 +21074,7 @@
               <w:spacing w:after="10" w:before="0"/>
               <w:ind w:left="120"/>
             </w:pPr>
-            <w:hyperlink w:history="1" r:id="rIdrofy6rdnhjwkl3iwzblwd">
+            <w:hyperlink w:history="1" r:id="rIdq0vzyy7ksl7fum8bygrmg">
               <w:r>
                 <w:rPr>
                   <w:rFonts w:ascii="Arial" w:cs="Arial" w:eastAsia="Arial" w:hAnsi="Arial"/>
@@ -20650,7 +21119,7 @@
             <w:pPr>
               <w:spacing w:after="20" w:before="0"/>
             </w:pPr>
-            <w:hyperlink w:history="1" r:id="rIdfyetczw85xrx_h2hufj81">
+            <w:hyperlink w:history="1" r:id="rIdbbphrdv47d-vo_vsuz2g4">
               <w:r>
                 <w:rPr>
                   <w:rFonts w:ascii="Arial" w:cs="Arial" w:eastAsia="Arial" w:hAnsi="Arial"/>
@@ -20699,7 +21168,7 @@
               <w:spacing w:after="10" w:before="0"/>
               <w:ind w:left="120"/>
             </w:pPr>
-            <w:hyperlink w:history="1" r:id="rIdq4mepgp9w4xfll0lhmi3g">
+            <w:hyperlink w:history="1" r:id="rIds-eorzkc8-e2sp1u5hrcu">
               <w:r>
                 <w:rPr>
                   <w:rFonts w:ascii="Arial" w:cs="Arial" w:eastAsia="Arial" w:hAnsi="Arial"/>
@@ -20727,6 +21196,7 @@
           </w:tcPr>
           <w:p>
             <w:pPr>
+              <w:keepNext w:val="false"/>
               <w:spacing w:after="40" w:before="0"/>
               <w:jc w:val="left"/>
             </w:pPr>
@@ -20759,6 +21229,7 @@
           </w:tcPr>
           <w:p>
             <w:pPr>
+              <w:keepNext w:val="false"/>
               <w:spacing w:after="40" w:before="0"/>
               <w:jc w:val="left"/>
             </w:pPr>
@@ -20791,6 +21262,7 @@
           </w:tcPr>
           <w:p>
             <w:pPr>
+              <w:keepNext w:val="false"/>
               <w:spacing w:after="40" w:before="0"/>
               <w:jc w:val="left"/>
             </w:pPr>
@@ -20823,6 +21295,7 @@
           </w:tcPr>
           <w:p>
             <w:pPr>
+              <w:keepNext w:val="false"/>
               <w:spacing w:after="40" w:before="0"/>
               <w:jc w:val="left"/>
             </w:pPr>
@@ -20882,6 +21355,7 @@
           </w:tcPr>
           <w:p>
             <w:pPr>
+              <w:keepNext w:val="false"/>
               <w:spacing w:after="40" w:before="0"/>
               <w:jc w:val="center"/>
             </w:pPr>
@@ -20916,6 +21390,7 @@
           </w:tcPr>
           <w:p>
             <w:pPr>
+              <w:keepNext w:val="false"/>
               <w:spacing w:after="40" w:before="0"/>
               <w:jc w:val="left"/>
             </w:pPr>
@@ -20977,6 +21452,7 @@
           </w:tcPr>
           <w:p>
             <w:pPr>
+              <w:keepNext w:val="false"/>
               <w:spacing w:after="40" w:before="0"/>
               <w:jc w:val="center"/>
             </w:pPr>
@@ -21011,6 +21487,7 @@
           </w:tcPr>
           <w:p>
             <w:pPr>
+              <w:keepNext w:val="false"/>
               <w:spacing w:after="40" w:before="0"/>
               <w:jc w:val="left"/>
             </w:pPr>
@@ -21043,6 +21520,7 @@
           </w:tcPr>
           <w:p>
             <w:pPr>
+              <w:keepNext w:val="false"/>
               <w:spacing w:after="40" w:before="0"/>
               <w:jc w:val="left"/>
             </w:pPr>
@@ -21077,6 +21555,7 @@
           </w:tcPr>
           <w:p>
             <w:pPr>
+              <w:keepNext w:val="false"/>
               <w:spacing w:after="40" w:before="0"/>
               <w:jc w:val="left"/>
             </w:pPr>
@@ -21109,6 +21588,7 @@
           </w:tcPr>
           <w:p>
             <w:pPr>
+              <w:keepNext w:val="false"/>
               <w:spacing w:after="40" w:before="0"/>
               <w:jc w:val="left"/>
             </w:pPr>
@@ -21143,6 +21623,7 @@
           </w:tcPr>
           <w:p>
             <w:pPr>
+              <w:keepNext w:val="false"/>
               <w:spacing w:after="40" w:before="0"/>
               <w:jc w:val="left"/>
             </w:pPr>
@@ -21175,6 +21656,7 @@
           </w:tcPr>
           <w:p>
             <w:pPr>
+              <w:keepNext w:val="false"/>
               <w:spacing w:after="40" w:before="0"/>
               <w:jc w:val="left"/>
             </w:pPr>
@@ -21211,7 +21693,7 @@
         </w:rPr>
         <w:t xml:space="preserve">© 2026 SeaVuria and ARES. Aligned with KICD objectives. Developed by SeaVuria; technical implementation by ARES (with AI assistance from Claude). Licensed under </w:t>
       </w:r>
-      <w:hyperlink w:history="1" r:id="rIdpctgmdn2byyj1av5yelk9">
+      <w:hyperlink w:history="1" r:id="rIdmvl2vgycwk7vfvdtflhxi">
         <w:r>
           <w:rPr>
             <w:rFonts w:ascii="Arial" w:cs="Arial" w:eastAsia="Arial" w:hAnsi="Arial"/>
@@ -21232,7 +21714,7 @@
         </w:rPr>
         <w:t xml:space="preserve"> (</w:t>
       </w:r>
-      <w:hyperlink w:history="1" r:id="rId858atlhvu0jblvgev7mgn">
+      <w:hyperlink w:history="1" r:id="rIdanll-h81w4jsipfban-fy">
         <w:r>
           <w:rPr>
             <w:rFonts w:ascii="Arial" w:cs="Arial" w:eastAsia="Arial" w:hAnsi="Arial"/>
@@ -21292,6 +21774,7 @@
           </w:tcPr>
           <w:p>
             <w:pPr>
+              <w:keepNext w:val="false"/>
               <w:spacing w:after="40" w:before="0"/>
               <w:jc w:val="center"/>
             </w:pPr>
@@ -21327,6 +21810,7 @@
           </w:tcPr>
           <w:p>
             <w:pPr>
+              <w:keepNext w:val="false"/>
               <w:spacing w:after="40" w:before="0"/>
               <w:jc w:val="center"/>
             </w:pPr>
@@ -21361,6 +21845,7 @@
           </w:tcPr>
           <w:p>
             <w:pPr>
+              <w:keepNext w:val="false"/>
               <w:spacing w:after="40" w:before="0"/>
               <w:jc w:val="left"/>
             </w:pPr>
@@ -21393,6 +21878,7 @@
           </w:tcPr>
           <w:p>
             <w:pPr>
+              <w:keepNext w:val="false"/>
               <w:spacing w:after="40" w:before="0"/>
               <w:jc w:val="left"/>
             </w:pPr>
@@ -21427,6 +21913,7 @@
           </w:tcPr>
           <w:p>
             <w:pPr>
+              <w:keepNext w:val="false"/>
               <w:spacing w:after="40" w:before="0"/>
               <w:jc w:val="left"/>
             </w:pPr>
@@ -21459,6 +21946,7 @@
           </w:tcPr>
           <w:p>
             <w:pPr>
+              <w:keepNext w:val="false"/>
               <w:spacing w:after="40" w:before="0"/>
               <w:jc w:val="left"/>
             </w:pPr>
@@ -21493,6 +21981,7 @@
           </w:tcPr>
           <w:p>
             <w:pPr>
+              <w:keepNext w:val="false"/>
               <w:spacing w:after="40" w:before="0"/>
               <w:jc w:val="left"/>
             </w:pPr>
@@ -21525,6 +22014,7 @@
           </w:tcPr>
           <w:p>
             <w:pPr>
+              <w:keepNext w:val="false"/>
               <w:spacing w:after="40" w:before="0"/>
               <w:jc w:val="left"/>
             </w:pPr>
@@ -21559,6 +22049,7 @@
           </w:tcPr>
           <w:p>
             <w:pPr>
+              <w:keepNext w:val="false"/>
               <w:spacing w:after="40" w:before="0"/>
               <w:jc w:val="left"/>
             </w:pPr>
@@ -21591,6 +22082,7 @@
           </w:tcPr>
           <w:p>
             <w:pPr>
+              <w:keepNext w:val="false"/>
               <w:spacing w:after="40" w:before="0"/>
               <w:jc w:val="left"/>
             </w:pPr>
@@ -21625,6 +22117,7 @@
           </w:tcPr>
           <w:p>
             <w:pPr>
+              <w:keepNext w:val="false"/>
               <w:spacing w:after="40" w:before="0"/>
               <w:jc w:val="left"/>
             </w:pPr>
@@ -21657,6 +22150,7 @@
           </w:tcPr>
           <w:p>
             <w:pPr>
+              <w:keepNext w:val="false"/>
               <w:spacing w:after="40" w:before="0"/>
               <w:jc w:val="left"/>
             </w:pPr>
@@ -21691,6 +22185,7 @@
           </w:tcPr>
           <w:p>
             <w:pPr>
+              <w:keepNext w:val="false"/>
               <w:spacing w:after="40" w:before="0"/>
               <w:jc w:val="left"/>
             </w:pPr>
@@ -21723,6 +22218,7 @@
           </w:tcPr>
           <w:p>
             <w:pPr>
+              <w:keepNext w:val="false"/>
               <w:spacing w:after="40" w:before="0"/>
               <w:jc w:val="left"/>
             </w:pPr>
@@ -21757,6 +22253,7 @@
           </w:tcPr>
           <w:p>
             <w:pPr>
+              <w:keepNext w:val="false"/>
               <w:spacing w:after="40" w:before="0"/>
               <w:jc w:val="left"/>
             </w:pPr>
@@ -21789,6 +22286,7 @@
           </w:tcPr>
           <w:p>
             <w:pPr>
+              <w:keepNext w:val="false"/>
               <w:spacing w:after="40" w:before="0"/>
               <w:jc w:val="left"/>
             </w:pPr>
@@ -21823,6 +22321,7 @@
           </w:tcPr>
           <w:p>
             <w:pPr>
+              <w:keepNext w:val="false"/>
               <w:spacing w:after="40" w:before="0"/>
               <w:jc w:val="left"/>
             </w:pPr>
@@ -21855,6 +22354,7 @@
           </w:tcPr>
           <w:p>
             <w:pPr>
+              <w:keepNext w:val="false"/>
               <w:spacing w:after="40" w:before="0"/>
               <w:jc w:val="left"/>
             </w:pPr>
@@ -21914,6 +22414,7 @@
           </w:tcPr>
           <w:p>
             <w:pPr>
+              <w:keepNext w:val="false"/>
               <w:spacing w:after="40" w:before="0"/>
               <w:jc w:val="center"/>
             </w:pPr>
@@ -21948,6 +22449,7 @@
           </w:tcPr>
           <w:p>
             <w:pPr>
+              <w:keepNext w:val="false"/>
               <w:spacing w:after="40" w:before="0"/>
               <w:jc w:val="left"/>
             </w:pPr>
@@ -22012,6 +22514,7 @@
           </w:tcPr>
           <w:p>
             <w:pPr>
+              <w:keepNext w:val="false"/>
               <w:spacing w:after="40" w:before="0"/>
               <w:jc w:val="center"/>
             </w:pPr>
@@ -22046,6 +22549,7 @@
           </w:tcPr>
           <w:p>
             <w:pPr>
+              <w:keepNext w:val="false"/>
               <w:spacing w:after="40" w:before="0"/>
               <w:jc w:val="left"/>
             </w:pPr>
@@ -22078,6 +22582,7 @@
           </w:tcPr>
           <w:p>
             <w:pPr>
+              <w:keepNext w:val="false"/>
               <w:spacing w:after="40" w:before="0"/>
               <w:jc w:val="left"/>
             </w:pPr>
@@ -22110,6 +22615,7 @@
           </w:tcPr>
           <w:p>
             <w:pPr>
+              <w:keepNext w:val="false"/>
               <w:spacing w:after="40" w:before="0"/>
               <w:jc w:val="left"/>
             </w:pPr>
@@ -22142,6 +22648,7 @@
           </w:tcPr>
           <w:p>
             <w:pPr>
+              <w:keepNext w:val="false"/>
               <w:spacing w:after="40" w:before="0"/>
               <w:jc w:val="left"/>
             </w:pPr>
@@ -22174,6 +22681,7 @@
           </w:tcPr>
           <w:p>
             <w:pPr>
+              <w:keepNext w:val="false"/>
               <w:spacing w:after="40" w:before="0"/>
               <w:jc w:val="left"/>
             </w:pPr>
@@ -22208,6 +22716,7 @@
           </w:tcPr>
           <w:p>
             <w:pPr>
+              <w:keepNext w:val="false"/>
               <w:spacing w:after="40" w:before="0"/>
               <w:jc w:val="left"/>
             </w:pPr>
@@ -22245,7 +22754,7 @@
             <w:pPr>
               <w:spacing w:after="20" w:before="0"/>
             </w:pPr>
-            <w:hyperlink w:history="1" r:id="rIdfb49nkm8w4ajl_qivi8ua">
+            <w:hyperlink w:history="1" r:id="rIdsxtsqpey3ddutuzgrk_em">
               <w:r>
                 <w:rPr>
                   <w:rFonts w:ascii="Arial" w:cs="Arial" w:eastAsia="Arial" w:hAnsi="Arial"/>
@@ -22294,7 +22803,7 @@
               <w:spacing w:after="10" w:before="0"/>
               <w:ind w:left="120"/>
             </w:pPr>
-            <w:hyperlink w:history="1" r:id="rIdrqmpouqtxde9hrmfkmooa">
+            <w:hyperlink w:history="1" r:id="rIdushzoeaoiesffyu3yhrgi">
               <w:r>
                 <w:rPr>
                   <w:rFonts w:ascii="Arial" w:cs="Arial" w:eastAsia="Arial" w:hAnsi="Arial"/>
@@ -22356,7 +22865,7 @@
               <w:spacing w:after="10" w:before="0"/>
               <w:ind w:left="120"/>
             </w:pPr>
-            <w:hyperlink w:history="1" r:id="rIdmq8rpkcrvfdte2soqt7iv">
+            <w:hyperlink w:history="1" r:id="rIdqgvpnccdpt2lj37lczweo">
               <w:r>
                 <w:rPr>
                   <w:rFonts w:ascii="Arial" w:cs="Arial" w:eastAsia="Arial" w:hAnsi="Arial"/>
@@ -22399,6 +22908,7 @@
           </w:tcPr>
           <w:p>
             <w:pPr>
+              <w:keepNext w:val="false"/>
               <w:spacing w:after="40" w:before="0"/>
               <w:jc w:val="left"/>
             </w:pPr>
@@ -22431,6 +22941,7 @@
           </w:tcPr>
           <w:p>
             <w:pPr>
+              <w:keepNext w:val="false"/>
               <w:spacing w:after="40" w:before="0"/>
               <w:jc w:val="left"/>
             </w:pPr>
@@ -22463,6 +22974,7 @@
           </w:tcPr>
           <w:p>
             <w:pPr>
+              <w:keepNext w:val="false"/>
               <w:spacing w:after="40" w:before="0"/>
               <w:jc w:val="left"/>
             </w:pPr>
@@ -22495,6 +23007,7 @@
           </w:tcPr>
           <w:p>
             <w:pPr>
+              <w:keepNext w:val="false"/>
               <w:spacing w:after="40" w:before="0"/>
               <w:jc w:val="left"/>
             </w:pPr>
@@ -22529,6 +23042,7 @@
           </w:tcPr>
           <w:p>
             <w:pPr>
+              <w:keepNext w:val="false"/>
               <w:spacing w:after="40" w:before="0"/>
               <w:jc w:val="left"/>
             </w:pPr>
@@ -22566,7 +23080,7 @@
             <w:pPr>
               <w:spacing w:after="20" w:before="0"/>
             </w:pPr>
-            <w:hyperlink w:history="1" r:id="rId6y3ihqd3krtqa6e0mz9ok">
+            <w:hyperlink w:history="1" r:id="rIdmlvhov28mv4ngyb7mftlt">
               <w:r>
                 <w:rPr>
                   <w:rFonts w:ascii="Arial" w:cs="Arial" w:eastAsia="Arial" w:hAnsi="Arial"/>
@@ -22615,7 +23129,7 @@
               <w:spacing w:after="10" w:before="0"/>
               <w:ind w:left="120"/>
             </w:pPr>
-            <w:hyperlink w:history="1" r:id="rIdcyoyvnoaqg5whgwm4c6x8">
+            <w:hyperlink w:history="1" r:id="rIdipybrpc-kwgrgbj2vo22b">
               <w:r>
                 <w:rPr>
                   <w:rFonts w:ascii="Arial" w:cs="Arial" w:eastAsia="Arial" w:hAnsi="Arial"/>
@@ -22677,7 +23191,7 @@
               <w:spacing w:after="10" w:before="0"/>
               <w:ind w:left="120"/>
             </w:pPr>
-            <w:hyperlink w:history="1" r:id="rId3-jqkacdvxflrhz_0yhjw">
+            <w:hyperlink w:history="1" r:id="rId6hgy8leedkn-jdubpyod7">
               <w:r>
                 <w:rPr>
                   <w:rFonts w:ascii="Arial" w:cs="Arial" w:eastAsia="Arial" w:hAnsi="Arial"/>
@@ -22720,6 +23234,7 @@
           </w:tcPr>
           <w:p>
             <w:pPr>
+              <w:keepNext w:val="false"/>
               <w:spacing w:after="40" w:before="0"/>
               <w:jc w:val="left"/>
             </w:pPr>
@@ -22752,6 +23267,7 @@
           </w:tcPr>
           <w:p>
             <w:pPr>
+              <w:keepNext w:val="false"/>
               <w:spacing w:after="40" w:before="0"/>
               <w:jc w:val="left"/>
             </w:pPr>
@@ -22784,6 +23300,7 @@
           </w:tcPr>
           <w:p>
             <w:pPr>
+              <w:keepNext w:val="false"/>
               <w:spacing w:after="40" w:before="0"/>
               <w:jc w:val="left"/>
             </w:pPr>
@@ -22816,6 +23333,7 @@
           </w:tcPr>
           <w:p>
             <w:pPr>
+              <w:keepNext w:val="false"/>
               <w:spacing w:after="40" w:before="0"/>
               <w:jc w:val="left"/>
             </w:pPr>
@@ -22850,6 +23368,7 @@
           </w:tcPr>
           <w:p>
             <w:pPr>
+              <w:keepNext w:val="false"/>
               <w:spacing w:after="40" w:before="0"/>
               <w:jc w:val="left"/>
             </w:pPr>
@@ -22887,7 +23406,7 @@
             <w:pPr>
               <w:spacing w:after="20" w:before="0"/>
             </w:pPr>
-            <w:hyperlink w:history="1" r:id="rIdejosgi0uvx8oatioij5kf">
+            <w:hyperlink w:history="1" r:id="rIdcquwxlqxxjwjipexc48hh">
               <w:r>
                 <w:rPr>
                   <w:rFonts w:ascii="Arial" w:cs="Arial" w:eastAsia="Arial" w:hAnsi="Arial"/>
@@ -22936,7 +23455,7 @@
               <w:spacing w:after="10" w:before="0"/>
               <w:ind w:left="120"/>
             </w:pPr>
-            <w:hyperlink w:history="1" r:id="rIdyrnc62jwbrejh1ixndwjj">
+            <w:hyperlink w:history="1" r:id="rIdbbl9twcoqd84h9zqqr-cp">
               <w:r>
                 <w:rPr>
                   <w:rFonts w:ascii="Arial" w:cs="Arial" w:eastAsia="Arial" w:hAnsi="Arial"/>
@@ -22998,7 +23517,7 @@
               <w:spacing w:after="10" w:before="0"/>
               <w:ind w:left="120"/>
             </w:pPr>
-            <w:hyperlink w:history="1" r:id="rIdchv4sxxdazkpisnyxjik8">
+            <w:hyperlink w:history="1" r:id="rId8dmnnzdhagoqyzfiycqmy">
               <w:r>
                 <w:rPr>
                   <w:rFonts w:ascii="Arial" w:cs="Arial" w:eastAsia="Arial" w:hAnsi="Arial"/>
@@ -23041,6 +23560,7 @@
           </w:tcPr>
           <w:p>
             <w:pPr>
+              <w:keepNext w:val="false"/>
               <w:spacing w:after="40" w:before="0"/>
               <w:jc w:val="left"/>
             </w:pPr>
@@ -23073,6 +23593,7 @@
           </w:tcPr>
           <w:p>
             <w:pPr>
+              <w:keepNext w:val="false"/>
               <w:spacing w:after="40" w:before="0"/>
               <w:jc w:val="left"/>
             </w:pPr>
@@ -23105,6 +23626,7 @@
           </w:tcPr>
           <w:p>
             <w:pPr>
+              <w:keepNext w:val="false"/>
               <w:spacing w:after="40" w:before="0"/>
               <w:jc w:val="left"/>
             </w:pPr>
@@ -23137,6 +23659,7 @@
           </w:tcPr>
           <w:p>
             <w:pPr>
+              <w:keepNext w:val="false"/>
               <w:spacing w:after="40" w:before="0"/>
               <w:jc w:val="left"/>
             </w:pPr>
@@ -23171,6 +23694,7 @@
           </w:tcPr>
           <w:p>
             <w:pPr>
+              <w:keepNext w:val="false"/>
               <w:spacing w:after="40" w:before="0"/>
               <w:jc w:val="left"/>
             </w:pPr>
@@ -23208,7 +23732,7 @@
             <w:pPr>
               <w:spacing w:after="20" w:before="0"/>
             </w:pPr>
-            <w:hyperlink w:history="1" r:id="rId_wzes3r0avc5k2semr-_j">
+            <w:hyperlink w:history="1" r:id="rIdxyut6ujfeya8imigws_3b">
               <w:r>
                 <w:rPr>
                   <w:rFonts w:ascii="Arial" w:cs="Arial" w:eastAsia="Arial" w:hAnsi="Arial"/>
@@ -23257,7 +23781,7 @@
               <w:spacing w:after="10" w:before="0"/>
               <w:ind w:left="120"/>
             </w:pPr>
-            <w:hyperlink w:history="1" r:id="rIdqv6m-gazujqoghjlof_zj">
+            <w:hyperlink w:history="1" r:id="rId7ovcmwc7gmqqp1n9c0kqv">
               <w:r>
                 <w:rPr>
                   <w:rFonts w:ascii="Arial" w:cs="Arial" w:eastAsia="Arial" w:hAnsi="Arial"/>
@@ -23319,7 +23843,7 @@
               <w:spacing w:after="10" w:before="0"/>
               <w:ind w:left="120"/>
             </w:pPr>
-            <w:hyperlink w:history="1" r:id="rIduf7wpwqedb2-lvoe5u3jg">
+            <w:hyperlink w:history="1" r:id="rIdn-dynrnvzsnbjlxel2xdo">
               <w:r>
                 <w:rPr>
                   <w:rFonts w:ascii="Arial" w:cs="Arial" w:eastAsia="Arial" w:hAnsi="Arial"/>
@@ -23362,6 +23886,7 @@
           </w:tcPr>
           <w:p>
             <w:pPr>
+              <w:keepNext w:val="false"/>
               <w:spacing w:after="40" w:before="0"/>
               <w:jc w:val="left"/>
             </w:pPr>
@@ -23394,6 +23919,7 @@
           </w:tcPr>
           <w:p>
             <w:pPr>
+              <w:keepNext w:val="false"/>
               <w:spacing w:after="40" w:before="0"/>
               <w:jc w:val="left"/>
             </w:pPr>
@@ -23426,6 +23952,7 @@
           </w:tcPr>
           <w:p>
             <w:pPr>
+              <w:keepNext w:val="false"/>
               <w:spacing w:after="40" w:before="0"/>
               <w:jc w:val="left"/>
             </w:pPr>
@@ -23458,6 +23985,7 @@
           </w:tcPr>
           <w:p>
             <w:pPr>
+              <w:keepNext w:val="false"/>
               <w:spacing w:after="40" w:before="0"/>
               <w:jc w:val="left"/>
             </w:pPr>
@@ -23492,6 +24020,7 @@
           </w:tcPr>
           <w:p>
             <w:pPr>
+              <w:keepNext w:val="false"/>
               <w:spacing w:after="40" w:before="0"/>
               <w:jc w:val="left"/>
             </w:pPr>
@@ -23529,7 +24058,7 @@
             <w:pPr>
               <w:spacing w:after="20" w:before="0"/>
             </w:pPr>
-            <w:hyperlink w:history="1" r:id="rIdk39bwr1sj8wqhwco_3kg7">
+            <w:hyperlink w:history="1" r:id="rId4sagqv5nw-8m5gtkaaz2o">
               <w:r>
                 <w:rPr>
                   <w:rFonts w:ascii="Arial" w:cs="Arial" w:eastAsia="Arial" w:hAnsi="Arial"/>
@@ -23578,7 +24107,7 @@
               <w:spacing w:after="10" w:before="0"/>
               <w:ind w:left="120"/>
             </w:pPr>
-            <w:hyperlink w:history="1" r:id="rIdpgjkapyuzj4b3pind56kn">
+            <w:hyperlink w:history="1" r:id="rIdt69-iz5jto-qk-3y-zrcu">
               <w:r>
                 <w:rPr>
                   <w:rFonts w:ascii="Arial" w:cs="Arial" w:eastAsia="Arial" w:hAnsi="Arial"/>
@@ -23640,7 +24169,7 @@
               <w:spacing w:after="10" w:before="0"/>
               <w:ind w:left="120"/>
             </w:pPr>
-            <w:hyperlink w:history="1" r:id="rId2lcjd-6qfxornm3rdswyq">
+            <w:hyperlink w:history="1" r:id="rIdxjb-ltvucuiscgieofsdj">
               <w:r>
                 <w:rPr>
                   <w:rFonts w:ascii="Arial" w:cs="Arial" w:eastAsia="Arial" w:hAnsi="Arial"/>
@@ -23683,6 +24212,7 @@
           </w:tcPr>
           <w:p>
             <w:pPr>
+              <w:keepNext w:val="false"/>
               <w:spacing w:after="40" w:before="0"/>
               <w:jc w:val="left"/>
             </w:pPr>
@@ -23715,6 +24245,7 @@
           </w:tcPr>
           <w:p>
             <w:pPr>
+              <w:keepNext w:val="false"/>
               <w:spacing w:after="40" w:before="0"/>
               <w:jc w:val="left"/>
             </w:pPr>
@@ -23747,6 +24278,7 @@
           </w:tcPr>
           <w:p>
             <w:pPr>
+              <w:keepNext w:val="false"/>
               <w:spacing w:after="40" w:before="0"/>
               <w:jc w:val="left"/>
             </w:pPr>
@@ -23779,6 +24311,7 @@
           </w:tcPr>
           <w:p>
             <w:pPr>
+              <w:keepNext w:val="false"/>
               <w:spacing w:after="40" w:before="0"/>
               <w:jc w:val="left"/>
             </w:pPr>
@@ -23838,6 +24371,7 @@
           </w:tcPr>
           <w:p>
             <w:pPr>
+              <w:keepNext w:val="false"/>
               <w:spacing w:after="40" w:before="0"/>
               <w:jc w:val="center"/>
             </w:pPr>
@@ -23872,6 +24406,7 @@
           </w:tcPr>
           <w:p>
             <w:pPr>
+              <w:keepNext w:val="false"/>
               <w:spacing w:after="40" w:before="0"/>
               <w:jc w:val="left"/>
             </w:pPr>
@@ -23891,6 +24426,7 @@
           </w:p>
           <w:p>
             <w:pPr>
+              <w:keepNext w:val="false"/>
               <w:spacing w:after="40" w:before="0"/>
               <w:jc w:val="left"/>
             </w:pPr>
@@ -23910,6 +24446,7 @@
           </w:p>
           <w:p>
             <w:pPr>
+              <w:keepNext w:val="false"/>
               <w:spacing w:after="40" w:before="0"/>
               <w:jc w:val="left"/>
             </w:pPr>
@@ -23929,6 +24466,7 @@
           </w:p>
           <w:p>
             <w:pPr>
+              <w:keepNext w:val="false"/>
               <w:spacing w:after="40" w:before="0"/>
               <w:jc w:val="left"/>
             </w:pPr>
@@ -23948,6 +24486,7 @@
           </w:p>
           <w:p>
             <w:pPr>
+              <w:keepNext w:val="false"/>
               <w:spacing w:after="40" w:before="0"/>
               <w:jc w:val="left"/>
             </w:pPr>
@@ -23967,6 +24506,7 @@
           </w:p>
           <w:p>
             <w:pPr>
+              <w:keepNext w:val="false"/>
               <w:spacing w:after="40" w:before="0"/>
               <w:jc w:val="left"/>
             </w:pPr>
@@ -24028,6 +24568,7 @@
           </w:tcPr>
           <w:p>
             <w:pPr>
+              <w:keepNext w:val="false"/>
               <w:spacing w:after="40" w:before="0"/>
               <w:jc w:val="center"/>
             </w:pPr>
@@ -24062,6 +24603,7 @@
           </w:tcPr>
           <w:p>
             <w:pPr>
+              <w:keepNext w:val="false"/>
               <w:spacing w:after="40" w:before="0"/>
               <w:jc w:val="left"/>
             </w:pPr>
@@ -24094,6 +24636,7 @@
           </w:tcPr>
           <w:p>
             <w:pPr>
+              <w:keepNext w:val="false"/>
               <w:spacing w:after="40" w:before="0"/>
               <w:jc w:val="left"/>
             </w:pPr>
@@ -24128,6 +24671,7 @@
           </w:tcPr>
           <w:p>
             <w:pPr>
+              <w:keepNext w:val="false"/>
               <w:spacing w:after="40" w:before="0"/>
               <w:jc w:val="left"/>
             </w:pPr>
@@ -24160,6 +24704,7 @@
           </w:tcPr>
           <w:p>
             <w:pPr>
+              <w:keepNext w:val="false"/>
               <w:spacing w:after="40" w:before="0"/>
               <w:jc w:val="left"/>
             </w:pPr>
@@ -24194,6 +24739,7 @@
           </w:tcPr>
           <w:p>
             <w:pPr>
+              <w:keepNext w:val="false"/>
               <w:spacing w:after="40" w:before="0"/>
               <w:jc w:val="left"/>
             </w:pPr>
@@ -24226,6 +24772,7 @@
           </w:tcPr>
           <w:p>
             <w:pPr>
+              <w:keepNext w:val="false"/>
               <w:spacing w:after="40" w:before="0"/>
               <w:jc w:val="left"/>
             </w:pPr>
@@ -24262,7 +24809,7 @@
         </w:rPr>
         <w:t xml:space="preserve">© 2026 SeaVuria and ARES. Aligned with KICD objectives. Developed by SeaVuria; technical implementation by ARES (with AI assistance from Claude). Licensed under </w:t>
       </w:r>
-      <w:hyperlink w:history="1" r:id="rIdqotrvrqf7imepl3hppxv3">
+      <w:hyperlink w:history="1" r:id="rIdvjsyzjscrvs1s3sheculi">
         <w:r>
           <w:rPr>
             <w:rFonts w:ascii="Arial" w:cs="Arial" w:eastAsia="Arial" w:hAnsi="Arial"/>
@@ -24283,7 +24830,7 @@
         </w:rPr>
         <w:t xml:space="preserve"> (</w:t>
       </w:r>
-      <w:hyperlink w:history="1" r:id="rIdiqgbrfa0p-op0ejtdxmou">
+      <w:hyperlink w:history="1" r:id="rIdggwz1hititutfaysfoxvr">
         <w:r>
           <w:rPr>
             <w:rFonts w:ascii="Arial" w:cs="Arial" w:eastAsia="Arial" w:hAnsi="Arial"/>
@@ -24343,6 +24890,7 @@
           </w:tcPr>
           <w:p>
             <w:pPr>
+              <w:keepNext w:val="false"/>
               <w:spacing w:after="40" w:before="0"/>
               <w:jc w:val="center"/>
             </w:pPr>
@@ -24378,6 +24926,7 @@
           </w:tcPr>
           <w:p>
             <w:pPr>
+              <w:keepNext w:val="false"/>
               <w:spacing w:after="40" w:before="0"/>
               <w:jc w:val="center"/>
             </w:pPr>
@@ -24412,6 +24961,7 @@
           </w:tcPr>
           <w:p>
             <w:pPr>
+              <w:keepNext w:val="false"/>
               <w:spacing w:after="40" w:before="0"/>
               <w:jc w:val="left"/>
             </w:pPr>
@@ -24444,6 +24994,7 @@
           </w:tcPr>
           <w:p>
             <w:pPr>
+              <w:keepNext w:val="false"/>
               <w:spacing w:after="40" w:before="0"/>
               <w:jc w:val="left"/>
             </w:pPr>
@@ -24478,6 +25029,7 @@
           </w:tcPr>
           <w:p>
             <w:pPr>
+              <w:keepNext w:val="false"/>
               <w:spacing w:after="40" w:before="0"/>
               <w:jc w:val="left"/>
             </w:pPr>
@@ -24510,6 +25062,7 @@
           </w:tcPr>
           <w:p>
             <w:pPr>
+              <w:keepNext w:val="false"/>
               <w:spacing w:after="40" w:before="0"/>
               <w:jc w:val="left"/>
             </w:pPr>
@@ -24544,6 +25097,7 @@
           </w:tcPr>
           <w:p>
             <w:pPr>
+              <w:keepNext w:val="false"/>
               <w:spacing w:after="40" w:before="0"/>
               <w:jc w:val="left"/>
             </w:pPr>
@@ -24576,6 +25130,7 @@
           </w:tcPr>
           <w:p>
             <w:pPr>
+              <w:keepNext w:val="false"/>
               <w:spacing w:after="40" w:before="0"/>
               <w:jc w:val="left"/>
             </w:pPr>
@@ -24610,6 +25165,7 @@
           </w:tcPr>
           <w:p>
             <w:pPr>
+              <w:keepNext w:val="false"/>
               <w:spacing w:after="40" w:before="0"/>
               <w:jc w:val="left"/>
             </w:pPr>
@@ -24642,6 +25198,7 @@
           </w:tcPr>
           <w:p>
             <w:pPr>
+              <w:keepNext w:val="false"/>
               <w:spacing w:after="40" w:before="0"/>
               <w:jc w:val="left"/>
             </w:pPr>
@@ -24676,6 +25233,7 @@
           </w:tcPr>
           <w:p>
             <w:pPr>
+              <w:keepNext w:val="false"/>
               <w:spacing w:after="40" w:before="0"/>
               <w:jc w:val="left"/>
             </w:pPr>
@@ -24708,6 +25266,7 @@
           </w:tcPr>
           <w:p>
             <w:pPr>
+              <w:keepNext w:val="false"/>
               <w:spacing w:after="40" w:before="0"/>
               <w:jc w:val="left"/>
             </w:pPr>
@@ -24742,6 +25301,7 @@
           </w:tcPr>
           <w:p>
             <w:pPr>
+              <w:keepNext w:val="false"/>
               <w:spacing w:after="40" w:before="0"/>
               <w:jc w:val="left"/>
             </w:pPr>
@@ -24774,6 +25334,7 @@
           </w:tcPr>
           <w:p>
             <w:pPr>
+              <w:keepNext w:val="false"/>
               <w:spacing w:after="40" w:before="0"/>
               <w:jc w:val="left"/>
             </w:pPr>
@@ -24808,6 +25369,7 @@
           </w:tcPr>
           <w:p>
             <w:pPr>
+              <w:keepNext w:val="false"/>
               <w:spacing w:after="40" w:before="0"/>
               <w:jc w:val="left"/>
             </w:pPr>
@@ -24840,6 +25402,7 @@
           </w:tcPr>
           <w:p>
             <w:pPr>
+              <w:keepNext w:val="false"/>
               <w:spacing w:after="40" w:before="0"/>
               <w:jc w:val="left"/>
             </w:pPr>
@@ -24874,6 +25437,7 @@
           </w:tcPr>
           <w:p>
             <w:pPr>
+              <w:keepNext w:val="false"/>
               <w:spacing w:after="40" w:before="0"/>
               <w:jc w:val="left"/>
             </w:pPr>
@@ -24906,6 +25470,7 @@
           </w:tcPr>
           <w:p>
             <w:pPr>
+              <w:keepNext w:val="false"/>
               <w:spacing w:after="40" w:before="0"/>
               <w:jc w:val="left"/>
             </w:pPr>
@@ -24965,6 +25530,7 @@
           </w:tcPr>
           <w:p>
             <w:pPr>
+              <w:keepNext w:val="false"/>
               <w:spacing w:after="40" w:before="0"/>
               <w:jc w:val="center"/>
             </w:pPr>
@@ -24999,6 +25565,7 @@
           </w:tcPr>
           <w:p>
             <w:pPr>
+              <w:keepNext w:val="false"/>
               <w:spacing w:after="40" w:before="0"/>
               <w:jc w:val="left"/>
             </w:pPr>
@@ -25063,6 +25630,7 @@
           </w:tcPr>
           <w:p>
             <w:pPr>
+              <w:keepNext w:val="false"/>
               <w:spacing w:after="40" w:before="0"/>
               <w:jc w:val="center"/>
             </w:pPr>
@@ -25097,6 +25665,7 @@
           </w:tcPr>
           <w:p>
             <w:pPr>
+              <w:keepNext w:val="false"/>
               <w:spacing w:after="40" w:before="0"/>
               <w:jc w:val="left"/>
             </w:pPr>
@@ -25129,6 +25698,7 @@
           </w:tcPr>
           <w:p>
             <w:pPr>
+              <w:keepNext w:val="false"/>
               <w:spacing w:after="40" w:before="0"/>
               <w:jc w:val="left"/>
             </w:pPr>
@@ -25161,6 +25731,7 @@
           </w:tcPr>
           <w:p>
             <w:pPr>
+              <w:keepNext w:val="false"/>
               <w:spacing w:after="40" w:before="0"/>
               <w:jc w:val="left"/>
             </w:pPr>
@@ -25193,6 +25764,7 @@
           </w:tcPr>
           <w:p>
             <w:pPr>
+              <w:keepNext w:val="false"/>
               <w:spacing w:after="40" w:before="0"/>
               <w:jc w:val="left"/>
             </w:pPr>
@@ -25225,6 +25797,7 @@
           </w:tcPr>
           <w:p>
             <w:pPr>
+              <w:keepNext w:val="false"/>
               <w:spacing w:after="40" w:before="0"/>
               <w:jc w:val="left"/>
             </w:pPr>
@@ -25259,6 +25832,7 @@
           </w:tcPr>
           <w:p>
             <w:pPr>
+              <w:keepNext w:val="false"/>
               <w:spacing w:after="40" w:before="0"/>
               <w:jc w:val="left"/>
             </w:pPr>
@@ -25296,7 +25870,7 @@
             <w:pPr>
               <w:spacing w:after="20" w:before="0"/>
             </w:pPr>
-            <w:hyperlink w:history="1" r:id="rId1wc_3al-b9bweozyhg1cx">
+            <w:hyperlink w:history="1" r:id="rIdwqm08qk28lmnel60xqk6p">
               <w:r>
                 <w:rPr>
                   <w:rFonts w:ascii="Arial" w:cs="Arial" w:eastAsia="Arial" w:hAnsi="Arial"/>
@@ -25329,7 +25903,7 @@
               <w:spacing w:after="10" w:before="0"/>
               <w:ind w:left="120"/>
             </w:pPr>
-            <w:hyperlink w:history="1" r:id="rId8z2nxkjtone4pmtclzjet">
+            <w:hyperlink w:history="1" r:id="rId1us_h-gz6n6iu2xvlicqw">
               <w:r>
                 <w:rPr>
                   <w:rFonts w:ascii="Arial" w:cs="Arial" w:eastAsia="Arial" w:hAnsi="Arial"/>
@@ -25374,7 +25948,7 @@
             <w:pPr>
               <w:spacing w:after="20" w:before="0"/>
             </w:pPr>
-            <w:hyperlink w:history="1" r:id="rIdwzd5t_qor7bilaf-bimba">
+            <w:hyperlink w:history="1" r:id="rIdh36fjzphuahfqlubie5fl">
               <w:r>
                 <w:rPr>
                   <w:rFonts w:ascii="Arial" w:cs="Arial" w:eastAsia="Arial" w:hAnsi="Arial"/>
@@ -25423,7 +25997,7 @@
               <w:spacing w:after="10" w:before="0"/>
               <w:ind w:left="120"/>
             </w:pPr>
-            <w:hyperlink w:history="1" r:id="rIdnp_x55m1iuajjeto9mgdh">
+            <w:hyperlink w:history="1" r:id="rIdgoqkm-cfpb6eufwl5fzig">
               <w:r>
                 <w:rPr>
                   <w:rFonts w:ascii="Arial" w:cs="Arial" w:eastAsia="Arial" w:hAnsi="Arial"/>
@@ -25451,6 +26025,7 @@
           </w:tcPr>
           <w:p>
             <w:pPr>
+              <w:keepNext w:val="false"/>
               <w:spacing w:after="40" w:before="0"/>
               <w:jc w:val="left"/>
             </w:pPr>
@@ -25483,6 +26058,7 @@
           </w:tcPr>
           <w:p>
             <w:pPr>
+              <w:keepNext w:val="false"/>
               <w:spacing w:after="40" w:before="0"/>
               <w:jc w:val="left"/>
             </w:pPr>
@@ -25515,6 +26091,7 @@
           </w:tcPr>
           <w:p>
             <w:pPr>
+              <w:keepNext w:val="false"/>
               <w:spacing w:after="40" w:before="0"/>
               <w:jc w:val="left"/>
             </w:pPr>
@@ -25547,6 +26124,7 @@
           </w:tcPr>
           <w:p>
             <w:pPr>
+              <w:keepNext w:val="false"/>
               <w:spacing w:after="40" w:before="0"/>
               <w:jc w:val="left"/>
             </w:pPr>
@@ -25581,6 +26159,7 @@
           </w:tcPr>
           <w:p>
             <w:pPr>
+              <w:keepNext w:val="false"/>
               <w:spacing w:after="40" w:before="0"/>
               <w:jc w:val="left"/>
             </w:pPr>
@@ -25618,7 +26197,7 @@
             <w:pPr>
               <w:spacing w:after="20" w:before="0"/>
             </w:pPr>
-            <w:hyperlink w:history="1" r:id="rIdhkhba7tdzckw3lbztmnjo">
+            <w:hyperlink w:history="1" r:id="rIdrwy5kmryqfxrn9psmgpbg">
               <w:r>
                 <w:rPr>
                   <w:rFonts w:ascii="Arial" w:cs="Arial" w:eastAsia="Arial" w:hAnsi="Arial"/>
@@ -25651,7 +26230,7 @@
               <w:spacing w:after="10" w:before="0"/>
               <w:ind w:left="120"/>
             </w:pPr>
-            <w:hyperlink w:history="1" r:id="rIdb9hvtet4xjhf0nhhxyu-h">
+            <w:hyperlink w:history="1" r:id="rIdg7jp6v1oeplooyx4l8otc">
               <w:r>
                 <w:rPr>
                   <w:rFonts w:ascii="Arial" w:cs="Arial" w:eastAsia="Arial" w:hAnsi="Arial"/>
@@ -25696,7 +26275,7 @@
             <w:pPr>
               <w:spacing w:after="20" w:before="0"/>
             </w:pPr>
-            <w:hyperlink w:history="1" r:id="rIdvqcsxswvmtfqsjawrkoxs">
+            <w:hyperlink w:history="1" r:id="rId2fcqiesflbggz2k7xert2">
               <w:r>
                 <w:rPr>
                   <w:rFonts w:ascii="Arial" w:cs="Arial" w:eastAsia="Arial" w:hAnsi="Arial"/>
@@ -25745,7 +26324,7 @@
               <w:spacing w:after="10" w:before="0"/>
               <w:ind w:left="120"/>
             </w:pPr>
-            <w:hyperlink w:history="1" r:id="rId2jbbhd8fodt0gygw1w5tn">
+            <w:hyperlink w:history="1" r:id="rIdetsizbyjn_3rd-7y0kitf">
               <w:r>
                 <w:rPr>
                   <w:rFonts w:ascii="Arial" w:cs="Arial" w:eastAsia="Arial" w:hAnsi="Arial"/>
@@ -25773,6 +26352,7 @@
           </w:tcPr>
           <w:p>
             <w:pPr>
+              <w:keepNext w:val="false"/>
               <w:spacing w:after="40" w:before="0"/>
               <w:jc w:val="left"/>
             </w:pPr>
@@ -25805,6 +26385,7 @@
           </w:tcPr>
           <w:p>
             <w:pPr>
+              <w:keepNext w:val="false"/>
               <w:spacing w:after="40" w:before="0"/>
               <w:jc w:val="left"/>
             </w:pPr>
@@ -25837,6 +26418,7 @@
           </w:tcPr>
           <w:p>
             <w:pPr>
+              <w:keepNext w:val="false"/>
               <w:spacing w:after="40" w:before="0"/>
               <w:jc w:val="left"/>
             </w:pPr>
@@ -25869,6 +26451,7 @@
           </w:tcPr>
           <w:p>
             <w:pPr>
+              <w:keepNext w:val="false"/>
               <w:spacing w:after="40" w:before="0"/>
               <w:jc w:val="left"/>
             </w:pPr>
@@ -25903,6 +26486,7 @@
           </w:tcPr>
           <w:p>
             <w:pPr>
+              <w:keepNext w:val="false"/>
               <w:spacing w:after="40" w:before="0"/>
               <w:jc w:val="left"/>
             </w:pPr>
@@ -25940,7 +26524,7 @@
             <w:pPr>
               <w:spacing w:after="20" w:before="0"/>
             </w:pPr>
-            <w:hyperlink w:history="1" r:id="rIdytxilgherxu5pikc52fam">
+            <w:hyperlink w:history="1" r:id="rIddm2slwvjlg-8akzxknsxu">
               <w:r>
                 <w:rPr>
                   <w:rFonts w:ascii="Arial" w:cs="Arial" w:eastAsia="Arial" w:hAnsi="Arial"/>
@@ -25989,7 +26573,7 @@
               <w:spacing w:after="10" w:before="0"/>
               <w:ind w:left="120"/>
             </w:pPr>
-            <w:hyperlink w:history="1" r:id="rIdedhgvuxyw2fl2n6mvyuo8">
+            <w:hyperlink w:history="1" r:id="rIddk2tm3b0yq4trycjbggz4">
               <w:r>
                 <w:rPr>
                   <w:rFonts w:ascii="Arial" w:cs="Arial" w:eastAsia="Arial" w:hAnsi="Arial"/>
@@ -26034,7 +26618,7 @@
             <w:pPr>
               <w:spacing w:after="20" w:before="0"/>
             </w:pPr>
-            <w:hyperlink w:history="1" r:id="rId4iddg3jp2jftr13jdot_r">
+            <w:hyperlink w:history="1" r:id="rIdai9s3ellms-kcrbz_xmvr">
               <w:r>
                 <w:rPr>
                   <w:rFonts w:ascii="Arial" w:cs="Arial" w:eastAsia="Arial" w:hAnsi="Arial"/>
@@ -26083,7 +26667,7 @@
               <w:spacing w:after="10" w:before="0"/>
               <w:ind w:left="120"/>
             </w:pPr>
-            <w:hyperlink w:history="1" r:id="rIdasv-ikgb5iw5jwtf0hceu">
+            <w:hyperlink w:history="1" r:id="rIdlgtyoxyk8s9vqyvlwccsg">
               <w:r>
                 <w:rPr>
                   <w:rFonts w:ascii="Arial" w:cs="Arial" w:eastAsia="Arial" w:hAnsi="Arial"/>
@@ -26111,6 +26695,7 @@
           </w:tcPr>
           <w:p>
             <w:pPr>
+              <w:keepNext w:val="false"/>
               <w:spacing w:after="40" w:before="0"/>
               <w:jc w:val="left"/>
             </w:pPr>
@@ -26143,6 +26728,7 @@
           </w:tcPr>
           <w:p>
             <w:pPr>
+              <w:keepNext w:val="false"/>
               <w:spacing w:after="40" w:before="0"/>
               <w:jc w:val="left"/>
             </w:pPr>
@@ -26175,6 +26761,7 @@
           </w:tcPr>
           <w:p>
             <w:pPr>
+              <w:keepNext w:val="false"/>
               <w:spacing w:after="40" w:before="0"/>
               <w:jc w:val="left"/>
             </w:pPr>
@@ -26207,6 +26794,7 @@
           </w:tcPr>
           <w:p>
             <w:pPr>
+              <w:keepNext w:val="false"/>
               <w:spacing w:after="40" w:before="0"/>
               <w:jc w:val="left"/>
             </w:pPr>
@@ -26241,6 +26829,7 @@
           </w:tcPr>
           <w:p>
             <w:pPr>
+              <w:keepNext w:val="false"/>
               <w:spacing w:after="40" w:before="0"/>
               <w:jc w:val="left"/>
             </w:pPr>
@@ -26278,7 +26867,7 @@
             <w:pPr>
               <w:spacing w:after="20" w:before="0"/>
             </w:pPr>
-            <w:hyperlink w:history="1" r:id="rId9mgo8lz9na5dwkmhqybm-">
+            <w:hyperlink w:history="1" r:id="rId5vfdxtlfnipmrhockba4j">
               <w:r>
                 <w:rPr>
                   <w:rFonts w:ascii="Arial" w:cs="Arial" w:eastAsia="Arial" w:hAnsi="Arial"/>
@@ -26311,7 +26900,7 @@
               <w:spacing w:after="10" w:before="0"/>
               <w:ind w:left="120"/>
             </w:pPr>
-            <w:hyperlink w:history="1" r:id="rIdri7bmi57uz6rgcpnjrihc">
+            <w:hyperlink w:history="1" r:id="rIdwdbpvpnrc8k2jsammlbyz">
               <w:r>
                 <w:rPr>
                   <w:rFonts w:ascii="Arial" w:cs="Arial" w:eastAsia="Arial" w:hAnsi="Arial"/>
@@ -26356,7 +26945,7 @@
             <w:pPr>
               <w:spacing w:after="20" w:before="0"/>
             </w:pPr>
-            <w:hyperlink w:history="1" r:id="rId8y5s7uvfjhr0kug-ixygl">
+            <w:hyperlink w:history="1" r:id="rIdmhpje4pxd82zgwvv2hym1">
               <w:r>
                 <w:rPr>
                   <w:rFonts w:ascii="Arial" w:cs="Arial" w:eastAsia="Arial" w:hAnsi="Arial"/>
@@ -26405,7 +26994,7 @@
               <w:spacing w:after="10" w:before="0"/>
               <w:ind w:left="120"/>
             </w:pPr>
-            <w:hyperlink w:history="1" r:id="rIduioyp-nijuas9nmwuya1z">
+            <w:hyperlink w:history="1" r:id="rIdxlh3twe_71fwygyb0drbl">
               <w:r>
                 <w:rPr>
                   <w:rFonts w:ascii="Arial" w:cs="Arial" w:eastAsia="Arial" w:hAnsi="Arial"/>
@@ -26433,6 +27022,7 @@
           </w:tcPr>
           <w:p>
             <w:pPr>
+              <w:keepNext w:val="false"/>
               <w:spacing w:after="40" w:before="0"/>
               <w:jc w:val="left"/>
             </w:pPr>
@@ -26465,6 +27055,7 @@
           </w:tcPr>
           <w:p>
             <w:pPr>
+              <w:keepNext w:val="false"/>
               <w:spacing w:after="40" w:before="0"/>
               <w:jc w:val="left"/>
             </w:pPr>
@@ -26497,6 +27088,7 @@
           </w:tcPr>
           <w:p>
             <w:pPr>
+              <w:keepNext w:val="false"/>
               <w:spacing w:after="40" w:before="0"/>
               <w:jc w:val="left"/>
             </w:pPr>
@@ -26529,6 +27121,7 @@
           </w:tcPr>
           <w:p>
             <w:pPr>
+              <w:keepNext w:val="false"/>
               <w:spacing w:after="40" w:before="0"/>
               <w:jc w:val="left"/>
             </w:pPr>
@@ -26563,6 +27156,7 @@
           </w:tcPr>
           <w:p>
             <w:pPr>
+              <w:keepNext w:val="false"/>
               <w:spacing w:after="40" w:before="0"/>
               <w:jc w:val="left"/>
             </w:pPr>
@@ -26600,7 +27194,7 @@
             <w:pPr>
               <w:spacing w:after="20" w:before="0"/>
             </w:pPr>
-            <w:hyperlink w:history="1" r:id="rIdgkdug81hs2vflhqlvyjqs">
+            <w:hyperlink w:history="1" r:id="rIdyqyngosq9w0ypjq5yrxks">
               <w:r>
                 <w:rPr>
                   <w:rFonts w:ascii="Arial" w:cs="Arial" w:eastAsia="Arial" w:hAnsi="Arial"/>
@@ -26633,7 +27227,7 @@
               <w:spacing w:after="10" w:before="0"/>
               <w:ind w:left="120"/>
             </w:pPr>
-            <w:hyperlink w:history="1" r:id="rId7efsyhqh-6wgdfr5gb6bx">
+            <w:hyperlink w:history="1" r:id="rIdwjwqa4k4qcywchqlmgghh">
               <w:r>
                 <w:rPr>
                   <w:rFonts w:ascii="Arial" w:cs="Arial" w:eastAsia="Arial" w:hAnsi="Arial"/>
@@ -26678,7 +27272,7 @@
             <w:pPr>
               <w:spacing w:after="20" w:before="0"/>
             </w:pPr>
-            <w:hyperlink w:history="1" r:id="rIduetupqsyew9ucoyrcwknb">
+            <w:hyperlink w:history="1" r:id="rId8b6oj7qd_whctjtjmrzga">
               <w:r>
                 <w:rPr>
                   <w:rFonts w:ascii="Arial" w:cs="Arial" w:eastAsia="Arial" w:hAnsi="Arial"/>
@@ -26727,7 +27321,7 @@
               <w:spacing w:after="10" w:before="0"/>
               <w:ind w:left="120"/>
             </w:pPr>
-            <w:hyperlink w:history="1" r:id="rId-c6z8zw1cyg2o8jquhrbx">
+            <w:hyperlink w:history="1" r:id="rIdvgq3gkabpxuwkwzgbnz8h">
               <w:r>
                 <w:rPr>
                   <w:rFonts w:ascii="Arial" w:cs="Arial" w:eastAsia="Arial" w:hAnsi="Arial"/>
@@ -26755,6 +27349,7 @@
           </w:tcPr>
           <w:p>
             <w:pPr>
+              <w:keepNext w:val="false"/>
               <w:spacing w:after="40" w:before="0"/>
               <w:jc w:val="left"/>
             </w:pPr>
@@ -26787,6 +27382,7 @@
           </w:tcPr>
           <w:p>
             <w:pPr>
+              <w:keepNext w:val="false"/>
               <w:spacing w:after="40" w:before="0"/>
               <w:jc w:val="left"/>
             </w:pPr>
@@ -26819,6 +27415,7 @@
           </w:tcPr>
           <w:p>
             <w:pPr>
+              <w:keepNext w:val="false"/>
               <w:spacing w:after="40" w:before="0"/>
               <w:jc w:val="left"/>
             </w:pPr>
@@ -26851,6 +27448,7 @@
           </w:tcPr>
           <w:p>
             <w:pPr>
+              <w:keepNext w:val="false"/>
               <w:spacing w:after="40" w:before="0"/>
               <w:jc w:val="left"/>
             </w:pPr>
@@ -26910,6 +27508,7 @@
           </w:tcPr>
           <w:p>
             <w:pPr>
+              <w:keepNext w:val="false"/>
               <w:spacing w:after="40" w:before="0"/>
               <w:jc w:val="center"/>
             </w:pPr>
@@ -26944,6 +27543,7 @@
           </w:tcPr>
           <w:p>
             <w:pPr>
+              <w:keepNext w:val="false"/>
               <w:spacing w:after="40" w:before="0"/>
               <w:jc w:val="left"/>
             </w:pPr>
@@ -27005,6 +27605,7 @@
           </w:tcPr>
           <w:p>
             <w:pPr>
+              <w:keepNext w:val="false"/>
               <w:spacing w:after="40" w:before="0"/>
               <w:jc w:val="center"/>
             </w:pPr>
@@ -27039,6 +27640,7 @@
           </w:tcPr>
           <w:p>
             <w:pPr>
+              <w:keepNext w:val="false"/>
               <w:spacing w:after="40" w:before="0"/>
               <w:jc w:val="left"/>
             </w:pPr>
@@ -27071,6 +27673,7 @@
           </w:tcPr>
           <w:p>
             <w:pPr>
+              <w:keepNext w:val="false"/>
               <w:spacing w:after="40" w:before="0"/>
               <w:jc w:val="left"/>
             </w:pPr>
@@ -27105,6 +27708,7 @@
           </w:tcPr>
           <w:p>
             <w:pPr>
+              <w:keepNext w:val="false"/>
               <w:spacing w:after="40" w:before="0"/>
               <w:jc w:val="left"/>
             </w:pPr>
@@ -27137,6 +27741,7 @@
           </w:tcPr>
           <w:p>
             <w:pPr>
+              <w:keepNext w:val="false"/>
               <w:spacing w:after="40" w:before="0"/>
               <w:jc w:val="left"/>
             </w:pPr>
@@ -27171,6 +27776,7 @@
           </w:tcPr>
           <w:p>
             <w:pPr>
+              <w:keepNext w:val="false"/>
               <w:spacing w:after="40" w:before="0"/>
               <w:jc w:val="left"/>
             </w:pPr>
@@ -27203,6 +27809,7 @@
           </w:tcPr>
           <w:p>
             <w:pPr>
+              <w:keepNext w:val="false"/>
               <w:spacing w:after="40" w:before="0"/>
               <w:jc w:val="left"/>
             </w:pPr>
@@ -27239,7 +27846,7 @@
         </w:rPr>
         <w:t xml:space="preserve">© 2026 SeaVuria and ARES. Aligned with KICD objectives. Developed by SeaVuria; technical implementation by ARES (with AI assistance from Claude). Licensed under </w:t>
       </w:r>
-      <w:hyperlink w:history="1" r:id="rIducjs-2w92jgzwnoe31usg">
+      <w:hyperlink w:history="1" r:id="rIdh1snqioijlncmqv-p24m_">
         <w:r>
           <w:rPr>
             <w:rFonts w:ascii="Arial" w:cs="Arial" w:eastAsia="Arial" w:hAnsi="Arial"/>
@@ -27260,7 +27867,7 @@
         </w:rPr>
         <w:t xml:space="preserve"> (</w:t>
       </w:r>
-      <w:hyperlink w:history="1" r:id="rIdefiqcegmywgwa696vqbuz">
+      <w:hyperlink w:history="1" r:id="rIdh8bu2bwt5o1ymqrhecyri">
         <w:r>
           <w:rPr>
             <w:rFonts w:ascii="Arial" w:cs="Arial" w:eastAsia="Arial" w:hAnsi="Arial"/>
@@ -27321,6 +27928,7 @@
           </w:tcPr>
           <w:p>
             <w:pPr>
+              <w:keepNext w:val="false"/>
               <w:spacing w:after="40" w:before="0"/>
               <w:jc w:val="center"/>
             </w:pPr>
@@ -27355,6 +27963,7 @@
           </w:tcPr>
           <w:p>
             <w:pPr>
+              <w:keepNext w:val="false"/>
               <w:spacing w:after="40" w:before="0"/>
               <w:jc w:val="left"/>
             </w:pPr>
@@ -27387,6 +27996,7 @@
           </w:tcPr>
           <w:p>
             <w:pPr>
+              <w:keepNext w:val="false"/>
               <w:spacing w:after="40" w:before="0"/>
               <w:jc w:val="left"/>
             </w:pPr>
@@ -27419,6 +28029,7 @@
           </w:tcPr>
           <w:p>
             <w:pPr>
+              <w:keepNext w:val="false"/>
               <w:spacing w:after="40" w:before="0"/>
               <w:jc w:val="left"/>
             </w:pPr>
@@ -27453,6 +28064,7 @@
           </w:tcPr>
           <w:p>
             <w:pPr>
+              <w:keepNext w:val="false"/>
               <w:spacing w:after="40" w:before="0"/>
               <w:jc w:val="left"/>
             </w:pPr>
@@ -27485,6 +28097,7 @@
           </w:tcPr>
           <w:p>
             <w:pPr>
+              <w:keepNext w:val="false"/>
               <w:spacing w:after="40" w:before="0"/>
               <w:jc w:val="left"/>
             </w:pPr>
@@ -27517,6 +28130,7 @@
           </w:tcPr>
           <w:p>
             <w:pPr>
+              <w:keepNext w:val="false"/>
               <w:spacing w:after="40" w:before="0"/>
               <w:jc w:val="left"/>
             </w:pPr>
@@ -27551,6 +28165,7 @@
           </w:tcPr>
           <w:p>
             <w:pPr>
+              <w:keepNext w:val="false"/>
               <w:spacing w:after="40" w:before="0"/>
               <w:jc w:val="left"/>
             </w:pPr>
@@ -27583,6 +28198,7 @@
           </w:tcPr>
           <w:p>
             <w:pPr>
+              <w:keepNext w:val="false"/>
               <w:spacing w:after="40" w:before="0"/>
               <w:jc w:val="left"/>
             </w:pPr>
@@ -27615,6 +28231,7 @@
           </w:tcPr>
           <w:p>
             <w:pPr>
+              <w:keepNext w:val="false"/>
               <w:spacing w:after="40" w:before="0"/>
               <w:jc w:val="left"/>
             </w:pPr>
@@ -27649,6 +28266,7 @@
           </w:tcPr>
           <w:p>
             <w:pPr>
+              <w:keepNext w:val="false"/>
               <w:spacing w:after="40" w:before="0"/>
               <w:jc w:val="left"/>
             </w:pPr>
@@ -27681,6 +28299,7 @@
           </w:tcPr>
           <w:p>
             <w:pPr>
+              <w:keepNext w:val="false"/>
               <w:spacing w:after="40" w:before="0"/>
               <w:jc w:val="left"/>
             </w:pPr>
@@ -27713,6 +28332,7 @@
           </w:tcPr>
           <w:p>
             <w:pPr>
+              <w:keepNext w:val="false"/>
               <w:spacing w:after="40" w:before="0"/>
               <w:jc w:val="left"/>
             </w:pPr>

--- a/data/outputs/v2/General_Science/SS1.4_Transport_in_Plants/General_Science_Transport_in_Plants_CBE_LessonSequence.docx
+++ b/data/outputs/v2/General_Science/SS1.4_Transport_in_Plants/General_Science_Transport_in_Plants_CBE_LessonSequence.docx
@@ -2138,7 +2138,7 @@
         </w:rPr>
         <w:t xml:space="preserve">© 2026 SeaVuria and ARES. This work is licensed under a </w:t>
       </w:r>
-      <w:hyperlink w:history="1" r:id="rIdipqspwbj2jcf9cjupphjw">
+      <w:hyperlink w:history="1" r:id="rIdw9qzfh9cx0garniigay_w">
         <w:r>
           <w:rPr>
             <w:rFonts w:ascii="Arial" w:cs="Arial" w:eastAsia="Arial" w:hAnsi="Arial"/>
@@ -2158,7 +2158,7 @@
         </w:rPr>
         <w:t xml:space="preserve"> (</w:t>
       </w:r>
-      <w:hyperlink w:history="1" r:id="rId4ekkpmffkfg52v6qhy0j_">
+      <w:hyperlink w:history="1" r:id="rId2x7mepepngaibhd8o7xex">
         <w:r>
           <w:rPr>
             <w:rFonts w:ascii="Arial" w:cs="Arial" w:eastAsia="Arial" w:hAnsi="Arial"/>
@@ -2178,7 +2178,7 @@
         </w:rPr>
         <w:t xml:space="preserve">). To view a copy of this license, visit </w:t>
       </w:r>
-      <w:hyperlink w:history="1" r:id="rId3rtij588gvy6-wxlveuls">
+      <w:hyperlink w:history="1" r:id="rIdq6vohixktesral7-6ckzo">
         <w:r>
           <w:rPr>
             <w:rFonts w:ascii="Arial" w:cs="Arial" w:eastAsia="Arial" w:hAnsi="Arial"/>
@@ -3217,7 +3217,7 @@
             <w:pPr>
               <w:spacing w:after="20" w:before="0"/>
             </w:pPr>
-            <w:hyperlink w:history="1" r:id="rIdbyzug2j9t3hywgqkebikb">
+            <w:hyperlink w:history="1" r:id="rIdhysdgtkovyvlscdwmkwcs">
               <w:r>
                 <w:rPr>
                   <w:rFonts w:ascii="Arial" w:cs="Arial" w:eastAsia="Arial" w:hAnsi="Arial"/>
@@ -3250,7 +3250,7 @@
               <w:spacing w:after="10" w:before="0"/>
               <w:ind w:left="120"/>
             </w:pPr>
-            <w:hyperlink w:history="1" r:id="rIdsyzu9slhexcthjfqenolk">
+            <w:hyperlink w:history="1" r:id="rId-w8l6j1szgb1oh6t5bo2f">
               <w:r>
                 <w:rPr>
                   <w:rFonts w:ascii="Arial" w:cs="Arial" w:eastAsia="Arial" w:hAnsi="Arial"/>
@@ -3295,7 +3295,7 @@
             <w:pPr>
               <w:spacing w:after="20" w:before="0"/>
             </w:pPr>
-            <w:hyperlink w:history="1" r:id="rIdghh0ukghlz5vngyjwphiw">
+            <w:hyperlink w:history="1" r:id="rIdvvqs2vqxlmqhdwmatz7sj">
               <w:r>
                 <w:rPr>
                   <w:rFonts w:ascii="Arial" w:cs="Arial" w:eastAsia="Arial" w:hAnsi="Arial"/>
@@ -3344,7 +3344,7 @@
               <w:spacing w:after="10" w:before="0"/>
               <w:ind w:left="120"/>
             </w:pPr>
-            <w:hyperlink w:history="1" r:id="rIdpk--lptpi6sdxueiaiog7">
+            <w:hyperlink w:history="1" r:id="rIdpp_zwebzzvlyglouedqa_">
               <w:r>
                 <w:rPr>
                   <w:rFonts w:ascii="Arial" w:cs="Arial" w:eastAsia="Arial" w:hAnsi="Arial"/>
@@ -3644,7 +3644,7 @@
             <w:pPr>
               <w:spacing w:after="20" w:before="0"/>
             </w:pPr>
-            <w:hyperlink w:history="1" r:id="rIdan1-yzvfop_rys695_rtx">
+            <w:hyperlink w:history="1" r:id="rId29ywe8hy-90hrheignmff">
               <w:r>
                 <w:rPr>
                   <w:rFonts w:ascii="Arial" w:cs="Arial" w:eastAsia="Arial" w:hAnsi="Arial"/>
@@ -3677,7 +3677,7 @@
               <w:spacing w:after="10" w:before="0"/>
               <w:ind w:left="120"/>
             </w:pPr>
-            <w:hyperlink w:history="1" r:id="rIdyahkf3ltr0tp2s9rbn54v">
+            <w:hyperlink w:history="1" r:id="rIdkdsiiqnxdljefan5k3ph3">
               <w:r>
                 <w:rPr>
                   <w:rFonts w:ascii="Arial" w:cs="Arial" w:eastAsia="Arial" w:hAnsi="Arial"/>
@@ -3722,7 +3722,7 @@
             <w:pPr>
               <w:spacing w:after="20" w:before="0"/>
             </w:pPr>
-            <w:hyperlink w:history="1" r:id="rIdhuhtbpom0rc0xjghzop6l">
+            <w:hyperlink w:history="1" r:id="rIdlxib6nd_8ydtdjvlhtaom">
               <w:r>
                 <w:rPr>
                   <w:rFonts w:ascii="Arial" w:cs="Arial" w:eastAsia="Arial" w:hAnsi="Arial"/>
@@ -3771,7 +3771,7 @@
               <w:spacing w:after="10" w:before="0"/>
               <w:ind w:left="120"/>
             </w:pPr>
-            <w:hyperlink w:history="1" r:id="rIdhpnb5f1ropnhxpdnyn5mk">
+            <w:hyperlink w:history="1" r:id="rIdhpg9mczc3cw0kfxfdz8xo">
               <w:r>
                 <w:rPr>
                   <w:rFonts w:ascii="Arial" w:cs="Arial" w:eastAsia="Arial" w:hAnsi="Arial"/>
@@ -4071,7 +4071,7 @@
             <w:pPr>
               <w:spacing w:after="20" w:before="0"/>
             </w:pPr>
-            <w:hyperlink w:history="1" r:id="rIdhu1ngan3e-yycr9mzi2jg">
+            <w:hyperlink w:history="1" r:id="rIdst_drkskjyhwefcvbj7ul">
               <w:r>
                 <w:rPr>
                   <w:rFonts w:ascii="Arial" w:cs="Arial" w:eastAsia="Arial" w:hAnsi="Arial"/>
@@ -4104,7 +4104,7 @@
               <w:spacing w:after="10" w:before="0"/>
               <w:ind w:left="120"/>
             </w:pPr>
-            <w:hyperlink w:history="1" r:id="rIdnu2ewhgrbi7nkevsa-aiu">
+            <w:hyperlink w:history="1" r:id="rIdqfw_jpismb4dgxmm3hdlb">
               <w:r>
                 <w:rPr>
                   <w:rFonts w:ascii="Arial" w:cs="Arial" w:eastAsia="Arial" w:hAnsi="Arial"/>
@@ -4149,7 +4149,7 @@
             <w:pPr>
               <w:spacing w:after="20" w:before="0"/>
             </w:pPr>
-            <w:hyperlink w:history="1" r:id="rIdhtzuocrtj_s7-ia8ky6tw">
+            <w:hyperlink w:history="1" r:id="rIdmmlzlqdl6fyzzhfso8kdf">
               <w:r>
                 <w:rPr>
                   <w:rFonts w:ascii="Arial" w:cs="Arial" w:eastAsia="Arial" w:hAnsi="Arial"/>
@@ -4198,7 +4198,7 @@
               <w:spacing w:after="10" w:before="0"/>
               <w:ind w:left="120"/>
             </w:pPr>
-            <w:hyperlink w:history="1" r:id="rId1c3dx4sske8qdhgzssuur">
+            <w:hyperlink w:history="1" r:id="rIduqp8qtb_5olxnukqwxirc">
               <w:r>
                 <w:rPr>
                   <w:rFonts w:ascii="Arial" w:cs="Arial" w:eastAsia="Arial" w:hAnsi="Arial"/>
@@ -4498,7 +4498,7 @@
             <w:pPr>
               <w:spacing w:after="20" w:before="0"/>
             </w:pPr>
-            <w:hyperlink w:history="1" r:id="rIdgfdkk9zz9t5roj6nqdkzb">
+            <w:hyperlink w:history="1" r:id="rId71qsmaixas3_8vtxuyfb7">
               <w:r>
                 <w:rPr>
                   <w:rFonts w:ascii="Arial" w:cs="Arial" w:eastAsia="Arial" w:hAnsi="Arial"/>
@@ -4531,7 +4531,7 @@
               <w:spacing w:after="10" w:before="0"/>
               <w:ind w:left="120"/>
             </w:pPr>
-            <w:hyperlink w:history="1" r:id="rIduob4ejut2qr9ygbof91qg">
+            <w:hyperlink w:history="1" r:id="rId6jgi4sbfhi9a3ewdjvqx4">
               <w:r>
                 <w:rPr>
                   <w:rFonts w:ascii="Arial" w:cs="Arial" w:eastAsia="Arial" w:hAnsi="Arial"/>
@@ -4576,7 +4576,7 @@
             <w:pPr>
               <w:spacing w:after="20" w:before="0"/>
             </w:pPr>
-            <w:hyperlink w:history="1" r:id="rIdqc8hff0psjjjis2eyak9p">
+            <w:hyperlink w:history="1" r:id="rId3o0ywavjkn7j_hzwj6ybx">
               <w:r>
                 <w:rPr>
                   <w:rFonts w:ascii="Arial" w:cs="Arial" w:eastAsia="Arial" w:hAnsi="Arial"/>
@@ -4625,7 +4625,7 @@
               <w:spacing w:after="10" w:before="0"/>
               <w:ind w:left="120"/>
             </w:pPr>
-            <w:hyperlink w:history="1" r:id="rIdqmp6wmxttpucgqyem_whc">
+            <w:hyperlink w:history="1" r:id="rIdk_p_tjdumuhpzid-bnacp">
               <w:r>
                 <w:rPr>
                   <w:rFonts w:ascii="Arial" w:cs="Arial" w:eastAsia="Arial" w:hAnsi="Arial"/>
@@ -4925,7 +4925,7 @@
             <w:pPr>
               <w:spacing w:after="20" w:before="0"/>
             </w:pPr>
-            <w:hyperlink w:history="1" r:id="rIdsl4mfdii332cien5mxxfy">
+            <w:hyperlink w:history="1" r:id="rId7jrdetupkgnhp5j1mkmdt">
               <w:r>
                 <w:rPr>
                   <w:rFonts w:ascii="Arial" w:cs="Arial" w:eastAsia="Arial" w:hAnsi="Arial"/>
@@ -4958,7 +4958,7 @@
               <w:spacing w:after="10" w:before="0"/>
               <w:ind w:left="120"/>
             </w:pPr>
-            <w:hyperlink w:history="1" r:id="rIdl05ye7zfiw_s1eutwll6m">
+            <w:hyperlink w:history="1" r:id="rIdzikoiq_bldi2vuxwtakep">
               <w:r>
                 <w:rPr>
                   <w:rFonts w:ascii="Arial" w:cs="Arial" w:eastAsia="Arial" w:hAnsi="Arial"/>
@@ -5003,7 +5003,7 @@
             <w:pPr>
               <w:spacing w:after="20" w:before="0"/>
             </w:pPr>
-            <w:hyperlink w:history="1" r:id="rIdohr84huigd3xrkhfsapee">
+            <w:hyperlink w:history="1" r:id="rIductwq0pis3wnen3468qzd">
               <w:r>
                 <w:rPr>
                   <w:rFonts w:ascii="Arial" w:cs="Arial" w:eastAsia="Arial" w:hAnsi="Arial"/>
@@ -5052,7 +5052,7 @@
               <w:spacing w:after="10" w:before="0"/>
               <w:ind w:left="120"/>
             </w:pPr>
-            <w:hyperlink w:history="1" r:id="rIdze8aljydvv5tpebvsmx0_">
+            <w:hyperlink w:history="1" r:id="rIdqk8azr5ks7-fsbaj_s5cb">
               <w:r>
                 <w:rPr>
                   <w:rFonts w:ascii="Arial" w:cs="Arial" w:eastAsia="Arial" w:hAnsi="Arial"/>
@@ -5677,7 +5677,7 @@
         </w:rPr>
         <w:t xml:space="preserve">© 2026 SeaVuria and ARES. Aligned with KICD objectives. Developed by SeaVuria; technical implementation by ARES (with AI assistance from Claude). Licensed under </w:t>
       </w:r>
-      <w:hyperlink w:history="1" r:id="rIdld3xdryi8zaanlsgslipu">
+      <w:hyperlink w:history="1" r:id="rIdp-rcvaxjk1a7bb-3jvwbx">
         <w:r>
           <w:rPr>
             <w:rFonts w:ascii="Arial" w:cs="Arial" w:eastAsia="Arial" w:hAnsi="Arial"/>
@@ -5698,7 +5698,7 @@
         </w:rPr>
         <w:t xml:space="preserve"> (</w:t>
       </w:r>
-      <w:hyperlink w:history="1" r:id="rIdnn0yzadqaiezeutuifjon">
+      <w:hyperlink w:history="1" r:id="rId9uglwltwztsvmon9vgal9">
         <w:r>
           <w:rPr>
             <w:rFonts w:ascii="Arial" w:cs="Arial" w:eastAsia="Arial" w:hAnsi="Arial"/>
@@ -6738,7 +6738,7 @@
             <w:pPr>
               <w:spacing w:after="20" w:before="0"/>
             </w:pPr>
-            <w:hyperlink w:history="1" r:id="rIdio3t_jjk02jzscdjqcn8y">
+            <w:hyperlink w:history="1" r:id="rIdwknc0jpbreeo2qhcv51yi">
               <w:r>
                 <w:rPr>
                   <w:rFonts w:ascii="Arial" w:cs="Arial" w:eastAsia="Arial" w:hAnsi="Arial"/>
@@ -6771,7 +6771,7 @@
               <w:spacing w:after="10" w:before="0"/>
               <w:ind w:left="120"/>
             </w:pPr>
-            <w:hyperlink w:history="1" r:id="rIdcsuj3qfbij3wgavjmcv4z">
+            <w:hyperlink w:history="1" r:id="rIduioxw4fc_azmnexxmtdhg">
               <w:r>
                 <w:rPr>
                   <w:rFonts w:ascii="Arial" w:cs="Arial" w:eastAsia="Arial" w:hAnsi="Arial"/>
@@ -6816,7 +6816,7 @@
             <w:pPr>
               <w:spacing w:after="20" w:before="0"/>
             </w:pPr>
-            <w:hyperlink w:history="1" r:id="rIdphyubcnvro4n-tk-gm_yp">
+            <w:hyperlink w:history="1" r:id="rIdey2anmouqymrjx9ogf30k">
               <w:r>
                 <w:rPr>
                   <w:rFonts w:ascii="Arial" w:cs="Arial" w:eastAsia="Arial" w:hAnsi="Arial"/>
@@ -6865,7 +6865,7 @@
               <w:spacing w:after="10" w:before="0"/>
               <w:ind w:left="120"/>
             </w:pPr>
-            <w:hyperlink w:history="1" r:id="rIdtfq_45_9gbz2stmtxrxus">
+            <w:hyperlink w:history="1" r:id="rIdy3r-lkgpl6gt8olo5-1oc">
               <w:r>
                 <w:rPr>
                   <w:rFonts w:ascii="Arial" w:cs="Arial" w:eastAsia="Arial" w:hAnsi="Arial"/>
@@ -7065,7 +7065,7 @@
             <w:pPr>
               <w:spacing w:after="20" w:before="0"/>
             </w:pPr>
-            <w:hyperlink w:history="1" r:id="rIdlfr6ykj8p_-tmuys_qxe8">
+            <w:hyperlink w:history="1" r:id="rIdx7hweojnaxv2t2xmlzhki">
               <w:r>
                 <w:rPr>
                   <w:rFonts w:ascii="Arial" w:cs="Arial" w:eastAsia="Arial" w:hAnsi="Arial"/>
@@ -7098,7 +7098,7 @@
               <w:spacing w:after="10" w:before="0"/>
               <w:ind w:left="120"/>
             </w:pPr>
-            <w:hyperlink w:history="1" r:id="rIdodgcocic-n2mmhq6xsa9p">
+            <w:hyperlink w:history="1" r:id="rIdovqojtg-qkqkeyg96qzoe">
               <w:r>
                 <w:rPr>
                   <w:rFonts w:ascii="Arial" w:cs="Arial" w:eastAsia="Arial" w:hAnsi="Arial"/>
@@ -7143,7 +7143,7 @@
             <w:pPr>
               <w:spacing w:after="20" w:before="0"/>
             </w:pPr>
-            <w:hyperlink w:history="1" r:id="rIdpdxc7hyon1-b598o2yrcr">
+            <w:hyperlink w:history="1" r:id="rId-7d_byxawqixfmg8950r3">
               <w:r>
                 <w:rPr>
                   <w:rFonts w:ascii="Arial" w:cs="Arial" w:eastAsia="Arial" w:hAnsi="Arial"/>
@@ -7192,7 +7192,7 @@
               <w:spacing w:after="10" w:before="0"/>
               <w:ind w:left="120"/>
             </w:pPr>
-            <w:hyperlink w:history="1" r:id="rIdwipxuirgwbg7p2mhrjwse">
+            <w:hyperlink w:history="1" r:id="rIdnfekywzwnasfupxzhrrfv">
               <w:r>
                 <w:rPr>
                   <w:rFonts w:ascii="Arial" w:cs="Arial" w:eastAsia="Arial" w:hAnsi="Arial"/>
@@ -7552,7 +7552,7 @@
             <w:pPr>
               <w:spacing w:after="20" w:before="0"/>
             </w:pPr>
-            <w:hyperlink w:history="1" r:id="rIdfzdflbn2sjhj2kyh4gpo4">
+            <w:hyperlink w:history="1" r:id="rIdf3vp42aw3gu6g9xnfwagq">
               <w:r>
                 <w:rPr>
                   <w:rFonts w:ascii="Arial" w:cs="Arial" w:eastAsia="Arial" w:hAnsi="Arial"/>
@@ -7601,7 +7601,7 @@
               <w:spacing w:after="10" w:before="0"/>
               <w:ind w:left="120"/>
             </w:pPr>
-            <w:hyperlink w:history="1" r:id="rIdyf__i2pihd944dzd6nfuc">
+            <w:hyperlink w:history="1" r:id="rIdyhmwvwkyoix-nbapz7viy">
               <w:r>
                 <w:rPr>
                   <w:rFonts w:ascii="Arial" w:cs="Arial" w:eastAsia="Arial" w:hAnsi="Arial"/>
@@ -7646,7 +7646,7 @@
             <w:pPr>
               <w:spacing w:after="20" w:before="0"/>
             </w:pPr>
-            <w:hyperlink w:history="1" r:id="rIdgghgfkht3vp0fxerdrx6h">
+            <w:hyperlink w:history="1" r:id="rIdy5hsegchhzqdjhojqeg6s">
               <w:r>
                 <w:rPr>
                   <w:rFonts w:ascii="Arial" w:cs="Arial" w:eastAsia="Arial" w:hAnsi="Arial"/>
@@ -7695,7 +7695,7 @@
               <w:spacing w:after="10" w:before="0"/>
               <w:ind w:left="120"/>
             </w:pPr>
-            <w:hyperlink w:history="1" r:id="rId2q6kweru3c0yj2_gieb7l">
+            <w:hyperlink w:history="1" r:id="rIdocmcobyyx-ht7rpulcsrq">
               <w:r>
                 <w:rPr>
                   <w:rFonts w:ascii="Arial" w:cs="Arial" w:eastAsia="Arial" w:hAnsi="Arial"/>
@@ -7895,7 +7895,7 @@
             <w:pPr>
               <w:spacing w:after="20" w:before="0"/>
             </w:pPr>
-            <w:hyperlink w:history="1" r:id="rIdntzwr8wko4upnhnq_cqgu">
+            <w:hyperlink w:history="1" r:id="rId04bqmho4n4tsiajr1pv6l">
               <w:r>
                 <w:rPr>
                   <w:rFonts w:ascii="Arial" w:cs="Arial" w:eastAsia="Arial" w:hAnsi="Arial"/>
@@ -7928,7 +7928,7 @@
               <w:spacing w:after="10" w:before="0"/>
               <w:ind w:left="120"/>
             </w:pPr>
-            <w:hyperlink w:history="1" r:id="rIdv5qtrywwkko0xvtnppev7">
+            <w:hyperlink w:history="1" r:id="rId4lciie0uufyn748s9e3pw">
               <w:r>
                 <w:rPr>
                   <w:rFonts w:ascii="Arial" w:cs="Arial" w:eastAsia="Arial" w:hAnsi="Arial"/>
@@ -7973,7 +7973,7 @@
             <w:pPr>
               <w:spacing w:after="20" w:before="0"/>
             </w:pPr>
-            <w:hyperlink w:history="1" r:id="rId2n5exyma8ptujsv4lhyfn">
+            <w:hyperlink w:history="1" r:id="rIdrab_86npquii32yjml7ut">
               <w:r>
                 <w:rPr>
                   <w:rFonts w:ascii="Arial" w:cs="Arial" w:eastAsia="Arial" w:hAnsi="Arial"/>
@@ -8022,7 +8022,7 @@
               <w:spacing w:after="10" w:before="0"/>
               <w:ind w:left="120"/>
             </w:pPr>
-            <w:hyperlink w:history="1" r:id="rIdmpqygvxdysdau2jq45e82">
+            <w:hyperlink w:history="1" r:id="rIdvkbzsma2k5u7wvp4xhqpt">
               <w:r>
                 <w:rPr>
                   <w:rFonts w:ascii="Arial" w:cs="Arial" w:eastAsia="Arial" w:hAnsi="Arial"/>
@@ -8222,7 +8222,7 @@
             <w:pPr>
               <w:spacing w:after="20" w:before="0"/>
             </w:pPr>
-            <w:hyperlink w:history="1" r:id="rIdu02ed6mzgdoikexvoo3up">
+            <w:hyperlink w:history="1" r:id="rIdx0emsazgdj3jxgqcko0za">
               <w:r>
                 <w:rPr>
                   <w:rFonts w:ascii="Arial" w:cs="Arial" w:eastAsia="Arial" w:hAnsi="Arial"/>
@@ -8255,7 +8255,7 @@
               <w:spacing w:after="10" w:before="0"/>
               <w:ind w:left="120"/>
             </w:pPr>
-            <w:hyperlink w:history="1" r:id="rIdbfw6mge-7tulhu0awg1-2">
+            <w:hyperlink w:history="1" r:id="rIdjqnu0br8f4t-ndij3dpbu">
               <w:r>
                 <w:rPr>
                   <w:rFonts w:ascii="Arial" w:cs="Arial" w:eastAsia="Arial" w:hAnsi="Arial"/>
@@ -8300,7 +8300,7 @@
             <w:pPr>
               <w:spacing w:after="20" w:before="0"/>
             </w:pPr>
-            <w:hyperlink w:history="1" r:id="rId6vjiux_-ejidrdtsun0ee">
+            <w:hyperlink w:history="1" r:id="rIdaxfhfncbqedxrg688iouw">
               <w:r>
                 <w:rPr>
                   <w:rFonts w:ascii="Arial" w:cs="Arial" w:eastAsia="Arial" w:hAnsi="Arial"/>
@@ -8349,7 +8349,7 @@
               <w:spacing w:after="10" w:before="0"/>
               <w:ind w:left="120"/>
             </w:pPr>
-            <w:hyperlink w:history="1" r:id="rIdnhuga1k0bclosxvqi-nat">
+            <w:hyperlink w:history="1" r:id="rIdmgtpz_njonhooo7f_j2lg">
               <w:r>
                 <w:rPr>
                   <w:rFonts w:ascii="Arial" w:cs="Arial" w:eastAsia="Arial" w:hAnsi="Arial"/>
@@ -8874,7 +8874,7 @@
         </w:rPr>
         <w:t xml:space="preserve">© 2026 SeaVuria and ARES. Aligned with KICD objectives. Developed by SeaVuria; technical implementation by ARES (with AI assistance from Claude). Licensed under </w:t>
       </w:r>
-      <w:hyperlink w:history="1" r:id="rIdskeraejvqaizncl_5lwds">
+      <w:hyperlink w:history="1" r:id="rIdoc1rufeiz3wnhhb65lvr-">
         <w:r>
           <w:rPr>
             <w:rFonts w:ascii="Arial" w:cs="Arial" w:eastAsia="Arial" w:hAnsi="Arial"/>
@@ -8895,7 +8895,7 @@
         </w:rPr>
         <w:t xml:space="preserve"> (</w:t>
       </w:r>
-      <w:hyperlink w:history="1" r:id="rIdbxxaptm5jnadtdgfy_6td">
+      <w:hyperlink w:history="1" r:id="rIduwkzkc5tbfdkjabkb1way">
         <w:r>
           <w:rPr>
             <w:rFonts w:ascii="Arial" w:cs="Arial" w:eastAsia="Arial" w:hAnsi="Arial"/>
@@ -9935,7 +9935,7 @@
             <w:pPr>
               <w:spacing w:after="20" w:before="0"/>
             </w:pPr>
-            <w:hyperlink w:history="1" r:id="rIddfy84vxxdohrpqed2zahe">
+            <w:hyperlink w:history="1" r:id="rIdauqdfvnzdqbl-2i498i2m">
               <w:r>
                 <w:rPr>
                   <w:rFonts w:ascii="Arial" w:cs="Arial" w:eastAsia="Arial" w:hAnsi="Arial"/>
@@ -9968,7 +9968,7 @@
               <w:spacing w:after="10" w:before="0"/>
               <w:ind w:left="120"/>
             </w:pPr>
-            <w:hyperlink w:history="1" r:id="rId_shxziopaohxuz6lyjooy">
+            <w:hyperlink w:history="1" r:id="rId9gesszj3kwcucy7qjf8ly">
               <w:r>
                 <w:rPr>
                   <w:rFonts w:ascii="Arial" w:cs="Arial" w:eastAsia="Arial" w:hAnsi="Arial"/>
@@ -10013,7 +10013,7 @@
             <w:pPr>
               <w:spacing w:after="20" w:before="0"/>
             </w:pPr>
-            <w:hyperlink w:history="1" r:id="rId6zlyfw307dxhpyqtc558a">
+            <w:hyperlink w:history="1" r:id="rId5eadk3qvfiygiopvjfdqr">
               <w:r>
                 <w:rPr>
                   <w:rFonts w:ascii="Arial" w:cs="Arial" w:eastAsia="Arial" w:hAnsi="Arial"/>
@@ -10046,7 +10046,7 @@
               <w:spacing w:after="10" w:before="0"/>
               <w:ind w:left="120"/>
             </w:pPr>
-            <w:hyperlink w:history="1" r:id="rIdiqynwwxjbayapf_jxut7u">
+            <w:hyperlink w:history="1" r:id="rIdtkpvzzpa1hltafg8in27p">
               <w:r>
                 <w:rPr>
                   <w:rFonts w:ascii="Arial" w:cs="Arial" w:eastAsia="Arial" w:hAnsi="Arial"/>
@@ -10246,7 +10246,7 @@
             <w:pPr>
               <w:spacing w:after="20" w:before="0"/>
             </w:pPr>
-            <w:hyperlink w:history="1" r:id="rIdihqvxap5-eibi2seegimn">
+            <w:hyperlink w:history="1" r:id="rIdjhq-vldoour_u42kwd3h4">
               <w:r>
                 <w:rPr>
                   <w:rFonts w:ascii="Arial" w:cs="Arial" w:eastAsia="Arial" w:hAnsi="Arial"/>
@@ -10279,7 +10279,7 @@
               <w:spacing w:after="10" w:before="0"/>
               <w:ind w:left="120"/>
             </w:pPr>
-            <w:hyperlink w:history="1" r:id="rIdc0rsif_veptk1vgzih2hw">
+            <w:hyperlink w:history="1" r:id="rIdcnidtoyxy-saof_yipbcg">
               <w:r>
                 <w:rPr>
                   <w:rFonts w:ascii="Arial" w:cs="Arial" w:eastAsia="Arial" w:hAnsi="Arial"/>
@@ -10324,7 +10324,7 @@
             <w:pPr>
               <w:spacing w:after="20" w:before="0"/>
             </w:pPr>
-            <w:hyperlink w:history="1" r:id="rIdbvmypldas_nuixq0r4mkh">
+            <w:hyperlink w:history="1" r:id="rIdyikfegaoidoby6r_nkoqp">
               <w:r>
                 <w:rPr>
                   <w:rFonts w:ascii="Arial" w:cs="Arial" w:eastAsia="Arial" w:hAnsi="Arial"/>
@@ -10357,7 +10357,7 @@
               <w:spacing w:after="10" w:before="0"/>
               <w:ind w:left="120"/>
             </w:pPr>
-            <w:hyperlink w:history="1" r:id="rIdrg7pclbwoifqverm-jfmk">
+            <w:hyperlink w:history="1" r:id="rIdkxjv4i2fyhyauptpoqkzn">
               <w:r>
                 <w:rPr>
                   <w:rFonts w:ascii="Arial" w:cs="Arial" w:eastAsia="Arial" w:hAnsi="Arial"/>
@@ -10557,7 +10557,7 @@
             <w:pPr>
               <w:spacing w:after="20" w:before="0"/>
             </w:pPr>
-            <w:hyperlink w:history="1" r:id="rIdildzpcgqjirlejeggjnx5">
+            <w:hyperlink w:history="1" r:id="rIdyomzllsghyhraifhzkkpa">
               <w:r>
                 <w:rPr>
                   <w:rFonts w:ascii="Arial" w:cs="Arial" w:eastAsia="Arial" w:hAnsi="Arial"/>
@@ -10590,7 +10590,7 @@
               <w:spacing w:after="10" w:before="0"/>
               <w:ind w:left="120"/>
             </w:pPr>
-            <w:hyperlink w:history="1" r:id="rIdlx-9bmj0eqekwq6loc8sn">
+            <w:hyperlink w:history="1" r:id="rIdmm-rin1jldzst-satrspz">
               <w:r>
                 <w:rPr>
                   <w:rFonts w:ascii="Arial" w:cs="Arial" w:eastAsia="Arial" w:hAnsi="Arial"/>
@@ -10635,7 +10635,7 @@
             <w:pPr>
               <w:spacing w:after="20" w:before="0"/>
             </w:pPr>
-            <w:hyperlink w:history="1" r:id="rIdalfrplh7sqklx1b-e_qg8">
+            <w:hyperlink w:history="1" r:id="rIdjfmypuudjy_bij4sstcbh">
               <w:r>
                 <w:rPr>
                   <w:rFonts w:ascii="Arial" w:cs="Arial" w:eastAsia="Arial" w:hAnsi="Arial"/>
@@ -10668,7 +10668,7 @@
               <w:spacing w:after="10" w:before="0"/>
               <w:ind w:left="120"/>
             </w:pPr>
-            <w:hyperlink w:history="1" r:id="rIdqpitrrkdb9fs6omuzz8kx">
+            <w:hyperlink w:history="1" r:id="rId1pqsm2h6h2ve4-vkhfqkk">
               <w:r>
                 <w:rPr>
                   <w:rFonts w:ascii="Arial" w:cs="Arial" w:eastAsia="Arial" w:hAnsi="Arial"/>
@@ -10868,7 +10868,7 @@
             <w:pPr>
               <w:spacing w:after="20" w:before="0"/>
             </w:pPr>
-            <w:hyperlink w:history="1" r:id="rIdpu-qlkrh3gxwao7wnpngy">
+            <w:hyperlink w:history="1" r:id="rIdmvrtrl-4u50p0enxxlfh3">
               <w:r>
                 <w:rPr>
                   <w:rFonts w:ascii="Arial" w:cs="Arial" w:eastAsia="Arial" w:hAnsi="Arial"/>
@@ -10901,7 +10901,7 @@
               <w:spacing w:after="10" w:before="0"/>
               <w:ind w:left="120"/>
             </w:pPr>
-            <w:hyperlink w:history="1" r:id="rIducdvxrkhoncffgdmc6skb">
+            <w:hyperlink w:history="1" r:id="rIdypjdhvn4zl1lj4fma3bai">
               <w:r>
                 <w:rPr>
                   <w:rFonts w:ascii="Arial" w:cs="Arial" w:eastAsia="Arial" w:hAnsi="Arial"/>
@@ -10946,7 +10946,7 @@
             <w:pPr>
               <w:spacing w:after="20" w:before="0"/>
             </w:pPr>
-            <w:hyperlink w:history="1" r:id="rIdu22ewi2rqmqgvw8tt1fu-">
+            <w:hyperlink w:history="1" r:id="rIdmq3cxsaqsvctuhxz4udgx">
               <w:r>
                 <w:rPr>
                   <w:rFonts w:ascii="Arial" w:cs="Arial" w:eastAsia="Arial" w:hAnsi="Arial"/>
@@ -10979,7 +10979,7 @@
               <w:spacing w:after="10" w:before="0"/>
               <w:ind w:left="120"/>
             </w:pPr>
-            <w:hyperlink w:history="1" r:id="rIdyors3zmklcil6krl9ybxs">
+            <w:hyperlink w:history="1" r:id="rIddli4wvj4pm1xtv_obnlmp">
               <w:r>
                 <w:rPr>
                   <w:rFonts w:ascii="Arial" w:cs="Arial" w:eastAsia="Arial" w:hAnsi="Arial"/>
@@ -11179,7 +11179,7 @@
             <w:pPr>
               <w:spacing w:after="20" w:before="0"/>
             </w:pPr>
-            <w:hyperlink w:history="1" r:id="rIdnp5pspewnafncnv_3qqsx">
+            <w:hyperlink w:history="1" r:id="rIdj33g814ku6zegom3ggury">
               <w:r>
                 <w:rPr>
                   <w:rFonts w:ascii="Arial" w:cs="Arial" w:eastAsia="Arial" w:hAnsi="Arial"/>
@@ -11228,7 +11228,7 @@
               <w:spacing w:after="10" w:before="0"/>
               <w:ind w:left="120"/>
             </w:pPr>
-            <w:hyperlink w:history="1" r:id="rIdxblnwkdfr2tgo5pbqbzjn">
+            <w:hyperlink w:history="1" r:id="rIdfgun0f7r_izxkgkvxdqni">
               <w:r>
                 <w:rPr>
                   <w:rFonts w:ascii="Arial" w:cs="Arial" w:eastAsia="Arial" w:hAnsi="Arial"/>
@@ -11273,7 +11273,7 @@
             <w:pPr>
               <w:spacing w:after="20" w:before="0"/>
             </w:pPr>
-            <w:hyperlink w:history="1" r:id="rIdl2cde2x7mzqhuxhbblanc">
+            <w:hyperlink w:history="1" r:id="rIdqucmgb-sro71u70kjctxj">
               <w:r>
                 <w:rPr>
                   <w:rFonts w:ascii="Arial" w:cs="Arial" w:eastAsia="Arial" w:hAnsi="Arial"/>
@@ -11306,7 +11306,7 @@
               <w:spacing w:after="10" w:before="0"/>
               <w:ind w:left="120"/>
             </w:pPr>
-            <w:hyperlink w:history="1" r:id="rIdpcylfberswms4sosi8635">
+            <w:hyperlink w:history="1" r:id="rIdhgeiw7szcvufy9_xoono6">
               <w:r>
                 <w:rPr>
                   <w:rFonts w:ascii="Arial" w:cs="Arial" w:eastAsia="Arial" w:hAnsi="Arial"/>
@@ -11931,7 +11931,7 @@
         </w:rPr>
         <w:t xml:space="preserve">© 2026 SeaVuria and ARES. Aligned with KICD objectives. Developed by SeaVuria; technical implementation by ARES (with AI assistance from Claude). Licensed under </w:t>
       </w:r>
-      <w:hyperlink w:history="1" r:id="rIdjce1svz7ueiaubygwgqej">
+      <w:hyperlink w:history="1" r:id="rId0vblqyyhsgqtx1wwtbkmf">
         <w:r>
           <w:rPr>
             <w:rFonts w:ascii="Arial" w:cs="Arial" w:eastAsia="Arial" w:hAnsi="Arial"/>
@@ -11952,7 +11952,7 @@
         </w:rPr>
         <w:t xml:space="preserve"> (</w:t>
       </w:r>
-      <w:hyperlink w:history="1" r:id="rIdjjap-x97mhr05hidqaf3g">
+      <w:hyperlink w:history="1" r:id="rIdigcgtdaemlf8wjzkfpk3q">
         <w:r>
           <w:rPr>
             <w:rFonts w:ascii="Arial" w:cs="Arial" w:eastAsia="Arial" w:hAnsi="Arial"/>
@@ -12992,7 +12992,7 @@
             <w:pPr>
               <w:spacing w:after="20" w:before="0"/>
             </w:pPr>
-            <w:hyperlink w:history="1" r:id="rIdeyols41gcwr20z_2uenma">
+            <w:hyperlink w:history="1" r:id="rIdrghxmpzt2bmxqm2jf4kin">
               <w:r>
                 <w:rPr>
                   <w:rFonts w:ascii="Arial" w:cs="Arial" w:eastAsia="Arial" w:hAnsi="Arial"/>
@@ -13041,7 +13041,7 @@
               <w:spacing w:after="10" w:before="0"/>
               <w:ind w:left="120"/>
             </w:pPr>
-            <w:hyperlink w:history="1" r:id="rIdnbhb6tm8ey4jkuajyxx_9">
+            <w:hyperlink w:history="1" r:id="rIdao6mx5e5k6vjcw7y3oyjv">
               <w:r>
                 <w:rPr>
                   <w:rFonts w:ascii="Arial" w:cs="Arial" w:eastAsia="Arial" w:hAnsi="Arial"/>
@@ -13103,7 +13103,7 @@
               <w:spacing w:after="10" w:before="0"/>
               <w:ind w:left="120"/>
             </w:pPr>
-            <w:hyperlink w:history="1" r:id="rIdyitowcmx_9wbuepcanbsg">
+            <w:hyperlink w:history="1" r:id="rIddfd7ctat_gfckmhhvoft-">
               <w:r>
                 <w:rPr>
                   <w:rFonts w:ascii="Arial" w:cs="Arial" w:eastAsia="Arial" w:hAnsi="Arial"/>
@@ -13318,7 +13318,7 @@
             <w:pPr>
               <w:spacing w:after="20" w:before="0"/>
             </w:pPr>
-            <w:hyperlink w:history="1" r:id="rId32wyp6rppbsbni6dur3uf">
+            <w:hyperlink w:history="1" r:id="rIdgtf6_myt2jemexqndkac6">
               <w:r>
                 <w:rPr>
                   <w:rFonts w:ascii="Arial" w:cs="Arial" w:eastAsia="Arial" w:hAnsi="Arial"/>
@@ -13367,7 +13367,7 @@
               <w:spacing w:after="10" w:before="0"/>
               <w:ind w:left="120"/>
             </w:pPr>
-            <w:hyperlink w:history="1" r:id="rId_cjtjveil8clkvdvjexah">
+            <w:hyperlink w:history="1" r:id="rId15ujhdvbouu9uz9hsg9t6">
               <w:r>
                 <w:rPr>
                   <w:rFonts w:ascii="Arial" w:cs="Arial" w:eastAsia="Arial" w:hAnsi="Arial"/>
@@ -13429,7 +13429,7 @@
               <w:spacing w:after="10" w:before="0"/>
               <w:ind w:left="120"/>
             </w:pPr>
-            <w:hyperlink w:history="1" r:id="rIdtlscckyh8bs-tf59swhfc">
+            <w:hyperlink w:history="1" r:id="rIdklxnd7qu_mbozdmx5tw5e">
               <w:r>
                 <w:rPr>
                   <w:rFonts w:ascii="Arial" w:cs="Arial" w:eastAsia="Arial" w:hAnsi="Arial"/>
@@ -13644,7 +13644,7 @@
             <w:pPr>
               <w:spacing w:after="20" w:before="0"/>
             </w:pPr>
-            <w:hyperlink w:history="1" r:id="rIdroogsxrvrkhjrbpx4jgeh">
+            <w:hyperlink w:history="1" r:id="rIdxe0big-j6394ir7f8ay77">
               <w:r>
                 <w:rPr>
                   <w:rFonts w:ascii="Arial" w:cs="Arial" w:eastAsia="Arial" w:hAnsi="Arial"/>
@@ -13693,7 +13693,7 @@
               <w:spacing w:after="10" w:before="0"/>
               <w:ind w:left="120"/>
             </w:pPr>
-            <w:hyperlink w:history="1" r:id="rIds9sfezzt5dlijj1ou4ctk">
+            <w:hyperlink w:history="1" r:id="rIdtjjjbb1rs-meaz17tbzq_">
               <w:r>
                 <w:rPr>
                   <w:rFonts w:ascii="Arial" w:cs="Arial" w:eastAsia="Arial" w:hAnsi="Arial"/>
@@ -13755,7 +13755,7 @@
               <w:spacing w:after="10" w:before="0"/>
               <w:ind w:left="120"/>
             </w:pPr>
-            <w:hyperlink w:history="1" r:id="rIdj8m_gdtjzzbhl28db1ffp">
+            <w:hyperlink w:history="1" r:id="rIdyw_k4wr5qvpifrrdoygx1">
               <w:r>
                 <w:rPr>
                   <w:rFonts w:ascii="Arial" w:cs="Arial" w:eastAsia="Arial" w:hAnsi="Arial"/>
@@ -13970,7 +13970,7 @@
             <w:pPr>
               <w:spacing w:after="20" w:before="0"/>
             </w:pPr>
-            <w:hyperlink w:history="1" r:id="rId19erucnve-xsyyyzilyxj">
+            <w:hyperlink w:history="1" r:id="rIdogjnnoc5f464xi6kubkii">
               <w:r>
                 <w:rPr>
                   <w:rFonts w:ascii="Arial" w:cs="Arial" w:eastAsia="Arial" w:hAnsi="Arial"/>
@@ -14019,7 +14019,7 @@
               <w:spacing w:after="10" w:before="0"/>
               <w:ind w:left="120"/>
             </w:pPr>
-            <w:hyperlink w:history="1" r:id="rId_sobuoheagmrqzzccbisr">
+            <w:hyperlink w:history="1" r:id="rIdoygghn7mwrg554z3qyo9s">
               <w:r>
                 <w:rPr>
                   <w:rFonts w:ascii="Arial" w:cs="Arial" w:eastAsia="Arial" w:hAnsi="Arial"/>
@@ -14081,7 +14081,7 @@
               <w:spacing w:after="10" w:before="0"/>
               <w:ind w:left="120"/>
             </w:pPr>
-            <w:hyperlink w:history="1" r:id="rIdpctfhkpj4lr0dqc3v0wwe">
+            <w:hyperlink w:history="1" r:id="rIdkcofnsczh0glpdbq8u_vo">
               <w:r>
                 <w:rPr>
                   <w:rFonts w:ascii="Arial" w:cs="Arial" w:eastAsia="Arial" w:hAnsi="Arial"/>
@@ -14296,7 +14296,7 @@
             <w:pPr>
               <w:spacing w:after="20" w:before="0"/>
             </w:pPr>
-            <w:hyperlink w:history="1" r:id="rIdjb5tzp6x8nqfi-riy_1gv">
+            <w:hyperlink w:history="1" r:id="rIdjndhx_n3zakjwbccwy-nx">
               <w:r>
                 <w:rPr>
                   <w:rFonts w:ascii="Arial" w:cs="Arial" w:eastAsia="Arial" w:hAnsi="Arial"/>
@@ -14345,7 +14345,7 @@
               <w:spacing w:after="10" w:before="0"/>
               <w:ind w:left="120"/>
             </w:pPr>
-            <w:hyperlink w:history="1" r:id="rIdki_ezefvxs4yedhkzej8t">
+            <w:hyperlink w:history="1" r:id="rIdexyyrnnkqez5_hbzoqnde">
               <w:r>
                 <w:rPr>
                   <w:rFonts w:ascii="Arial" w:cs="Arial" w:eastAsia="Arial" w:hAnsi="Arial"/>
@@ -14407,7 +14407,7 @@
               <w:spacing w:after="10" w:before="0"/>
               <w:ind w:left="120"/>
             </w:pPr>
-            <w:hyperlink w:history="1" r:id="rIdcr4kcdescble4jzndigmz">
+            <w:hyperlink w:history="1" r:id="rIdurzeei9ba2jsx_roi8_qs">
               <w:r>
                 <w:rPr>
                   <w:rFonts w:ascii="Arial" w:cs="Arial" w:eastAsia="Arial" w:hAnsi="Arial"/>
@@ -15067,7 +15067,7 @@
         </w:rPr>
         <w:t xml:space="preserve">© 2026 SeaVuria and ARES. Aligned with KICD objectives. Developed by SeaVuria; technical implementation by ARES (with AI assistance from Claude). Licensed under </w:t>
       </w:r>
-      <w:hyperlink w:history="1" r:id="rIdxhuhjwjh8zppohq1eacm9">
+      <w:hyperlink w:history="1" r:id="rIdigeonhi41xompc6qdd-ik">
         <w:r>
           <w:rPr>
             <w:rFonts w:ascii="Arial" w:cs="Arial" w:eastAsia="Arial" w:hAnsi="Arial"/>
@@ -15088,7 +15088,7 @@
         </w:rPr>
         <w:t xml:space="preserve"> (</w:t>
       </w:r>
-      <w:hyperlink w:history="1" r:id="rIdxuyegyjk0vw8txhrlv_p0">
+      <w:hyperlink w:history="1" r:id="rIdgkswttdh8eptsfkscxc3q">
         <w:r>
           <w:rPr>
             <w:rFonts w:ascii="Arial" w:cs="Arial" w:eastAsia="Arial" w:hAnsi="Arial"/>
@@ -16128,7 +16128,7 @@
             <w:pPr>
               <w:spacing w:after="20" w:before="0"/>
             </w:pPr>
-            <w:hyperlink w:history="1" r:id="rIdcivn_qoz9y6duchby32pe">
+            <w:hyperlink w:history="1" r:id="rIdrec0ijfmqp_cfkbtxk6dx">
               <w:r>
                 <w:rPr>
                   <w:rFonts w:ascii="Arial" w:cs="Arial" w:eastAsia="Arial" w:hAnsi="Arial"/>
@@ -16161,7 +16161,7 @@
               <w:spacing w:after="10" w:before="0"/>
               <w:ind w:left="120"/>
             </w:pPr>
-            <w:hyperlink w:history="1" r:id="rIdcmbnvvqu0lhu-6dpjg0zc">
+            <w:hyperlink w:history="1" r:id="rIdy-hhwa7lc5erfhrxsrkgi">
               <w:r>
                 <w:rPr>
                   <w:rFonts w:ascii="Arial" w:cs="Arial" w:eastAsia="Arial" w:hAnsi="Arial"/>
@@ -16206,7 +16206,7 @@
             <w:pPr>
               <w:spacing w:after="20" w:before="0"/>
             </w:pPr>
-            <w:hyperlink w:history="1" r:id="rIds64dxsjfilxrlwfziovaa">
+            <w:hyperlink w:history="1" r:id="rId1dysjfv5kg9gcv1zubv-8">
               <w:r>
                 <w:rPr>
                   <w:rFonts w:ascii="Arial" w:cs="Arial" w:eastAsia="Arial" w:hAnsi="Arial"/>
@@ -16239,7 +16239,7 @@
               <w:spacing w:after="10" w:before="0"/>
               <w:ind w:left="120"/>
             </w:pPr>
-            <w:hyperlink w:history="1" r:id="rIdhmzxat-bhjpdlcdybjv1y">
+            <w:hyperlink w:history="1" r:id="rIdbuza6cunbty91e_d9lyry">
               <w:r>
                 <w:rPr>
                   <w:rFonts w:ascii="Arial" w:cs="Arial" w:eastAsia="Arial" w:hAnsi="Arial"/>
@@ -16519,7 +16519,7 @@
             <w:pPr>
               <w:spacing w:after="20" w:before="0"/>
             </w:pPr>
-            <w:hyperlink w:history="1" r:id="rIdbwtrdw6gs6-iftohlios-">
+            <w:hyperlink w:history="1" r:id="rIdzwwykdemcxho-evr0odje">
               <w:r>
                 <w:rPr>
                   <w:rFonts w:ascii="Arial" w:cs="Arial" w:eastAsia="Arial" w:hAnsi="Arial"/>
@@ -16552,7 +16552,7 @@
               <w:spacing w:after="10" w:before="0"/>
               <w:ind w:left="120"/>
             </w:pPr>
-            <w:hyperlink w:history="1" r:id="rIdqpr7rbx4bb-d-hz-q2uap">
+            <w:hyperlink w:history="1" r:id="rId8yvyyfirwuczxl7czfvuf">
               <w:r>
                 <w:rPr>
                   <w:rFonts w:ascii="Arial" w:cs="Arial" w:eastAsia="Arial" w:hAnsi="Arial"/>
@@ -16597,7 +16597,7 @@
             <w:pPr>
               <w:spacing w:after="20" w:before="0"/>
             </w:pPr>
-            <w:hyperlink w:history="1" r:id="rIdjqnz3tqltrb-z9hmrqh1d">
+            <w:hyperlink w:history="1" r:id="rId1gesrsljxovyc39rg9h9l">
               <w:r>
                 <w:rPr>
                   <w:rFonts w:ascii="Arial" w:cs="Arial" w:eastAsia="Arial" w:hAnsi="Arial"/>
@@ -16630,7 +16630,7 @@
               <w:spacing w:after="10" w:before="0"/>
               <w:ind w:left="120"/>
             </w:pPr>
-            <w:hyperlink w:history="1" r:id="rIdx5ibumjix4qxnxu5w59yb">
+            <w:hyperlink w:history="1" r:id="rIdzjofq1szngxbcclahzhke">
               <w:r>
                 <w:rPr>
                   <w:rFonts w:ascii="Arial" w:cs="Arial" w:eastAsia="Arial" w:hAnsi="Arial"/>
@@ -17090,7 +17090,7 @@
             <w:pPr>
               <w:spacing w:after="20" w:before="0"/>
             </w:pPr>
-            <w:hyperlink w:history="1" r:id="rIdxeh7wjp9yflejxxer2gzh">
+            <w:hyperlink w:history="1" r:id="rIdveehmqtgln0fbs8h3_k-t">
               <w:r>
                 <w:rPr>
                   <w:rFonts w:ascii="Arial" w:cs="Arial" w:eastAsia="Arial" w:hAnsi="Arial"/>
@@ -17139,7 +17139,7 @@
               <w:spacing w:after="10" w:before="0"/>
               <w:ind w:left="120"/>
             </w:pPr>
-            <w:hyperlink w:history="1" r:id="rIdqzcaf2c7yffq5--gxnyhc">
+            <w:hyperlink w:history="1" r:id="rIdwnydeufaxitr2-nuwdqbr">
               <w:r>
                 <w:rPr>
                   <w:rFonts w:ascii="Arial" w:cs="Arial" w:eastAsia="Arial" w:hAnsi="Arial"/>
@@ -17184,7 +17184,7 @@
             <w:pPr>
               <w:spacing w:after="20" w:before="0"/>
             </w:pPr>
-            <w:hyperlink w:history="1" r:id="rIdkk-mmdszzzfvm6pyhfh8d">
+            <w:hyperlink w:history="1" r:id="rIddjc-bwotrtuxca0zjx_z9">
               <w:r>
                 <w:rPr>
                   <w:rFonts w:ascii="Arial" w:cs="Arial" w:eastAsia="Arial" w:hAnsi="Arial"/>
@@ -17233,7 +17233,7 @@
               <w:spacing w:after="10" w:before="0"/>
               <w:ind w:left="120"/>
             </w:pPr>
-            <w:hyperlink w:history="1" r:id="rId6w69obkt1bvczizvktil_">
+            <w:hyperlink w:history="1" r:id="rIdnqkicai215rjmoanktoqt">
               <w:r>
                 <w:rPr>
                   <w:rFonts w:ascii="Arial" w:cs="Arial" w:eastAsia="Arial" w:hAnsi="Arial"/>
@@ -17513,7 +17513,7 @@
             <w:pPr>
               <w:spacing w:after="20" w:before="0"/>
             </w:pPr>
-            <w:hyperlink w:history="1" r:id="rIdqs63_g1f81mwjcoffv90z">
+            <w:hyperlink w:history="1" r:id="rIdlje2-kdtu-ex2pbrljjup">
               <w:r>
                 <w:rPr>
                   <w:rFonts w:ascii="Arial" w:cs="Arial" w:eastAsia="Arial" w:hAnsi="Arial"/>
@@ -17562,7 +17562,7 @@
               <w:spacing w:after="10" w:before="0"/>
               <w:ind w:left="120"/>
             </w:pPr>
-            <w:hyperlink w:history="1" r:id="rIde5ebn7drpl-mgjp8-wdzg">
+            <w:hyperlink w:history="1" r:id="rIdq643kjg9a-tujptrh8sdl">
               <w:r>
                 <w:rPr>
                   <w:rFonts w:ascii="Arial" w:cs="Arial" w:eastAsia="Arial" w:hAnsi="Arial"/>
@@ -17607,7 +17607,7 @@
             <w:pPr>
               <w:spacing w:after="20" w:before="0"/>
             </w:pPr>
-            <w:hyperlink w:history="1" r:id="rIdk8-zfes_sck_j-d_heuli">
+            <w:hyperlink w:history="1" r:id="rIdiloqebvlarlgkubvig1oa">
               <w:r>
                 <w:rPr>
                   <w:rFonts w:ascii="Arial" w:cs="Arial" w:eastAsia="Arial" w:hAnsi="Arial"/>
@@ -17656,7 +17656,7 @@
               <w:spacing w:after="10" w:before="0"/>
               <w:ind w:left="120"/>
             </w:pPr>
-            <w:hyperlink w:history="1" r:id="rIdurdekujjqt7ybdgrpftdb">
+            <w:hyperlink w:history="1" r:id="rIdrs3tn0cqsn_tn8l6qkivn">
               <w:r>
                 <w:rPr>
                   <w:rFonts w:ascii="Arial" w:cs="Arial" w:eastAsia="Arial" w:hAnsi="Arial"/>
@@ -17956,7 +17956,7 @@
             <w:pPr>
               <w:spacing w:after="20" w:before="0"/>
             </w:pPr>
-            <w:hyperlink w:history="1" r:id="rIdqivrnjejrhdzrb2ljcvss">
+            <w:hyperlink w:history="1" r:id="rIdwwtjg_nz8okm7asl-ydng">
               <w:r>
                 <w:rPr>
                   <w:rFonts w:ascii="Arial" w:cs="Arial" w:eastAsia="Arial" w:hAnsi="Arial"/>
@@ -18005,7 +18005,7 @@
               <w:spacing w:after="10" w:before="0"/>
               <w:ind w:left="120"/>
             </w:pPr>
-            <w:hyperlink w:history="1" r:id="rIdiiaapstmj1hwakjszd446">
+            <w:hyperlink w:history="1" r:id="rIdbyg8d7cbdx3lvwq1b2byx">
               <w:r>
                 <w:rPr>
                   <w:rFonts w:ascii="Arial" w:cs="Arial" w:eastAsia="Arial" w:hAnsi="Arial"/>
@@ -18050,7 +18050,7 @@
             <w:pPr>
               <w:spacing w:after="20" w:before="0"/>
             </w:pPr>
-            <w:hyperlink w:history="1" r:id="rIdn12qbe9p9xlwzv47qsnwl">
+            <w:hyperlink w:history="1" r:id="rIdx9xbcqoryjruo9knovhkm">
               <w:r>
                 <w:rPr>
                   <w:rFonts w:ascii="Arial" w:cs="Arial" w:eastAsia="Arial" w:hAnsi="Arial"/>
@@ -18083,7 +18083,7 @@
               <w:spacing w:after="10" w:before="0"/>
               <w:ind w:left="120"/>
             </w:pPr>
-            <w:hyperlink w:history="1" r:id="rIdv3ekzekycaoqmpojkwgl5">
+            <w:hyperlink w:history="1" r:id="rIddiusccn2u3x7ku8hnuwua">
               <w:r>
                 <w:rPr>
                   <w:rFonts w:ascii="Arial" w:cs="Arial" w:eastAsia="Arial" w:hAnsi="Arial"/>
@@ -18688,7 +18688,7 @@
         </w:rPr>
         <w:t xml:space="preserve">© 2026 SeaVuria and ARES. Aligned with KICD objectives. Developed by SeaVuria; technical implementation by ARES (with AI assistance from Claude). Licensed under </w:t>
       </w:r>
-      <w:hyperlink w:history="1" r:id="rIdogbuc_lsju-n-_y1af4n5">
+      <w:hyperlink w:history="1" r:id="rId5tmfcx0-tvfeqjtk3vca-">
         <w:r>
           <w:rPr>
             <w:rFonts w:ascii="Arial" w:cs="Arial" w:eastAsia="Arial" w:hAnsi="Arial"/>
@@ -18709,7 +18709,7 @@
         </w:rPr>
         <w:t xml:space="preserve"> (</w:t>
       </w:r>
-      <w:hyperlink w:history="1" r:id="rIdkyouhgaxsxdi9lvwqdmjh">
+      <w:hyperlink w:history="1" r:id="rIdnmziea0i8cgaomof7qozz">
         <w:r>
           <w:rPr>
             <w:rFonts w:ascii="Arial" w:cs="Arial" w:eastAsia="Arial" w:hAnsi="Arial"/>
@@ -19749,7 +19749,7 @@
             <w:pPr>
               <w:spacing w:after="20" w:before="0"/>
             </w:pPr>
-            <w:hyperlink w:history="1" r:id="rIdy9jsn8hdthwz46htdype1">
+            <w:hyperlink w:history="1" r:id="rIdxagu0jiyy-sm1snhf7y0v">
               <w:r>
                 <w:rPr>
                   <w:rFonts w:ascii="Arial" w:cs="Arial" w:eastAsia="Arial" w:hAnsi="Arial"/>
@@ -19782,7 +19782,7 @@
               <w:spacing w:after="10" w:before="0"/>
               <w:ind w:left="120"/>
             </w:pPr>
-            <w:hyperlink w:history="1" r:id="rIdpq6hgwcsl3xujpd3uta45">
+            <w:hyperlink w:history="1" r:id="rIdy8qpm2f6zyzwkffinbzlg">
               <w:r>
                 <w:rPr>
                   <w:rFonts w:ascii="Arial" w:cs="Arial" w:eastAsia="Arial" w:hAnsi="Arial"/>
@@ -19827,7 +19827,7 @@
             <w:pPr>
               <w:spacing w:after="20" w:before="0"/>
             </w:pPr>
-            <w:hyperlink w:history="1" r:id="rIdyhuuh4cinxsjoh5jn7tho">
+            <w:hyperlink w:history="1" r:id="rIds8enr2hxcmh3ofbsev2x0">
               <w:r>
                 <w:rPr>
                   <w:rFonts w:ascii="Arial" w:cs="Arial" w:eastAsia="Arial" w:hAnsi="Arial"/>
@@ -19860,7 +19860,7 @@
               <w:spacing w:after="10" w:before="0"/>
               <w:ind w:left="120"/>
             </w:pPr>
-            <w:hyperlink w:history="1" r:id="rIdq1orjmvkaqyojkk0yjk47">
+            <w:hyperlink w:history="1" r:id="rIdqq4vzpr16nord7qo_wsnf">
               <w:r>
                 <w:rPr>
                   <w:rFonts w:ascii="Arial" w:cs="Arial" w:eastAsia="Arial" w:hAnsi="Arial"/>
@@ -20060,7 +20060,7 @@
             <w:pPr>
               <w:spacing w:after="20" w:before="0"/>
             </w:pPr>
-            <w:hyperlink w:history="1" r:id="rIdrywymualwscq-ufjsbren">
+            <w:hyperlink w:history="1" r:id="rIdgk9wljlvzxo7e5mowxlmt">
               <w:r>
                 <w:rPr>
                   <w:rFonts w:ascii="Arial" w:cs="Arial" w:eastAsia="Arial" w:hAnsi="Arial"/>
@@ -20093,7 +20093,7 @@
               <w:spacing w:after="10" w:before="0"/>
               <w:ind w:left="120"/>
             </w:pPr>
-            <w:hyperlink w:history="1" r:id="rIdnjphop0tpkfwypxui8b6h">
+            <w:hyperlink w:history="1" r:id="rIdxzzlrqehpisk2ytwertx8">
               <w:r>
                 <w:rPr>
                   <w:rFonts w:ascii="Arial" w:cs="Arial" w:eastAsia="Arial" w:hAnsi="Arial"/>
@@ -20138,7 +20138,7 @@
             <w:pPr>
               <w:spacing w:after="20" w:before="0"/>
             </w:pPr>
-            <w:hyperlink w:history="1" r:id="rIdgkdumchigdycm5kwfwyxs">
+            <w:hyperlink w:history="1" r:id="rIdonwttyr4ief9bp1u-snbt">
               <w:r>
                 <w:rPr>
                   <w:rFonts w:ascii="Arial" w:cs="Arial" w:eastAsia="Arial" w:hAnsi="Arial"/>
@@ -20171,7 +20171,7 @@
               <w:spacing w:after="10" w:before="0"/>
               <w:ind w:left="120"/>
             </w:pPr>
-            <w:hyperlink w:history="1" r:id="rIdwp7s0u366d3uw3cbga5dr">
+            <w:hyperlink w:history="1" r:id="rIdp5mxccywkx1yc6mouy7nz">
               <w:r>
                 <w:rPr>
                   <w:rFonts w:ascii="Arial" w:cs="Arial" w:eastAsia="Arial" w:hAnsi="Arial"/>
@@ -20371,7 +20371,7 @@
             <w:pPr>
               <w:spacing w:after="20" w:before="0"/>
             </w:pPr>
-            <w:hyperlink w:history="1" r:id="rIdav0sdef0gboa4odvplple">
+            <w:hyperlink w:history="1" r:id="rIdikf29d59qftfd7hkirpx5">
               <w:r>
                 <w:rPr>
                   <w:rFonts w:ascii="Arial" w:cs="Arial" w:eastAsia="Arial" w:hAnsi="Arial"/>
@@ -20404,7 +20404,7 @@
               <w:spacing w:after="10" w:before="0"/>
               <w:ind w:left="120"/>
             </w:pPr>
-            <w:hyperlink w:history="1" r:id="rIdowzqiudgushn2p8d_-kfp">
+            <w:hyperlink w:history="1" r:id="rIddwkvp5aezrtjffpjegrws">
               <w:r>
                 <w:rPr>
                   <w:rFonts w:ascii="Arial" w:cs="Arial" w:eastAsia="Arial" w:hAnsi="Arial"/>
@@ -20449,7 +20449,7 @@
             <w:pPr>
               <w:spacing w:after="20" w:before="0"/>
             </w:pPr>
-            <w:hyperlink w:history="1" r:id="rIdhk5mq0t7ttqtavlioxbr6">
+            <w:hyperlink w:history="1" r:id="rIdulunr5tqrd2qifpathzep">
               <w:r>
                 <w:rPr>
                   <w:rFonts w:ascii="Arial" w:cs="Arial" w:eastAsia="Arial" w:hAnsi="Arial"/>
@@ -20498,7 +20498,7 @@
               <w:spacing w:after="10" w:before="0"/>
               <w:ind w:left="120"/>
             </w:pPr>
-            <w:hyperlink w:history="1" r:id="rIdv6i9kkzighl7elf72dbnd">
+            <w:hyperlink w:history="1" r:id="rIdly-uxdldhqltjmvzomxru">
               <w:r>
                 <w:rPr>
                   <w:rFonts w:ascii="Arial" w:cs="Arial" w:eastAsia="Arial" w:hAnsi="Arial"/>
@@ -20698,7 +20698,7 @@
             <w:pPr>
               <w:spacing w:after="20" w:before="0"/>
             </w:pPr>
-            <w:hyperlink w:history="1" r:id="rIdmk_yy4dao9s-r661dlkq7">
+            <w:hyperlink w:history="1" r:id="rIdinqagaalfrtt_w2oqnmbf">
               <w:r>
                 <w:rPr>
                   <w:rFonts w:ascii="Arial" w:cs="Arial" w:eastAsia="Arial" w:hAnsi="Arial"/>
@@ -20731,7 +20731,7 @@
               <w:spacing w:after="10" w:before="0"/>
               <w:ind w:left="120"/>
             </w:pPr>
-            <w:hyperlink w:history="1" r:id="rId52r_ckcqp_8f4xgowoyyv">
+            <w:hyperlink w:history="1" r:id="rId-u54kxhrnumppvw3d4oy6">
               <w:r>
                 <w:rPr>
                   <w:rFonts w:ascii="Arial" w:cs="Arial" w:eastAsia="Arial" w:hAnsi="Arial"/>
@@ -20776,7 +20776,7 @@
             <w:pPr>
               <w:spacing w:after="20" w:before="0"/>
             </w:pPr>
-            <w:hyperlink w:history="1" r:id="rIda4bjfekhhd64fxooq9qow">
+            <w:hyperlink w:history="1" r:id="rIdlqolq3zfeujheg-r731xl">
               <w:r>
                 <w:rPr>
                   <w:rFonts w:ascii="Arial" w:cs="Arial" w:eastAsia="Arial" w:hAnsi="Arial"/>
@@ -20825,7 +20825,7 @@
               <w:spacing w:after="10" w:before="0"/>
               <w:ind w:left="120"/>
             </w:pPr>
-            <w:hyperlink w:history="1" r:id="rIdvdojg4epzry9a2fvwehvo">
+            <w:hyperlink w:history="1" r:id="rIdr9ddyay3hw-tygkjy3kwk">
               <w:r>
                 <w:rPr>
                   <w:rFonts w:ascii="Arial" w:cs="Arial" w:eastAsia="Arial" w:hAnsi="Arial"/>
@@ -21025,7 +21025,7 @@
             <w:pPr>
               <w:spacing w:after="20" w:before="0"/>
             </w:pPr>
-            <w:hyperlink w:history="1" r:id="rIdqcgz5y65vecj6rfjia7ds">
+            <w:hyperlink w:history="1" r:id="rIdvrtenxghqbp9313kszkkx">
               <w:r>
                 <w:rPr>
                   <w:rFonts w:ascii="Arial" w:cs="Arial" w:eastAsia="Arial" w:hAnsi="Arial"/>
@@ -21074,7 +21074,7 @@
               <w:spacing w:after="10" w:before="0"/>
               <w:ind w:left="120"/>
             </w:pPr>
-            <w:hyperlink w:history="1" r:id="rIdq0vzyy7ksl7fum8bygrmg">
+            <w:hyperlink w:history="1" r:id="rId6ln6jeqkz5upzif9sbaea">
               <w:r>
                 <w:rPr>
                   <w:rFonts w:ascii="Arial" w:cs="Arial" w:eastAsia="Arial" w:hAnsi="Arial"/>
@@ -21119,7 +21119,7 @@
             <w:pPr>
               <w:spacing w:after="20" w:before="0"/>
             </w:pPr>
-            <w:hyperlink w:history="1" r:id="rIdbbphrdv47d-vo_vsuz2g4">
+            <w:hyperlink w:history="1" r:id="rIddinuzgzbjsud_ohmdkx74">
               <w:r>
                 <w:rPr>
                   <w:rFonts w:ascii="Arial" w:cs="Arial" w:eastAsia="Arial" w:hAnsi="Arial"/>
@@ -21168,7 +21168,7 @@
               <w:spacing w:after="10" w:before="0"/>
               <w:ind w:left="120"/>
             </w:pPr>
-            <w:hyperlink w:history="1" r:id="rIds-eorzkc8-e2sp1u5hrcu">
+            <w:hyperlink w:history="1" r:id="rIda_q5y0qwoxskf3tsub5c3">
               <w:r>
                 <w:rPr>
                   <w:rFonts w:ascii="Arial" w:cs="Arial" w:eastAsia="Arial" w:hAnsi="Arial"/>
@@ -21693,7 +21693,7 @@
         </w:rPr>
         <w:t xml:space="preserve">© 2026 SeaVuria and ARES. Aligned with KICD objectives. Developed by SeaVuria; technical implementation by ARES (with AI assistance from Claude). Licensed under </w:t>
       </w:r>
-      <w:hyperlink w:history="1" r:id="rIdmvl2vgycwk7vfvdtflhxi">
+      <w:hyperlink w:history="1" r:id="rIdnb8366cirrlnjbtdaa28b">
         <w:r>
           <w:rPr>
             <w:rFonts w:ascii="Arial" w:cs="Arial" w:eastAsia="Arial" w:hAnsi="Arial"/>
@@ -21714,7 +21714,7 @@
         </w:rPr>
         <w:t xml:space="preserve"> (</w:t>
       </w:r>
-      <w:hyperlink w:history="1" r:id="rIdanll-h81w4jsipfban-fy">
+      <w:hyperlink w:history="1" r:id="rIdxylm6hluwpbsdzebnendf">
         <w:r>
           <w:rPr>
             <w:rFonts w:ascii="Arial" w:cs="Arial" w:eastAsia="Arial" w:hAnsi="Arial"/>
@@ -22754,7 +22754,7 @@
             <w:pPr>
               <w:spacing w:after="20" w:before="0"/>
             </w:pPr>
-            <w:hyperlink w:history="1" r:id="rIdsxtsqpey3ddutuzgrk_em">
+            <w:hyperlink w:history="1" r:id="rIdhqqfnv6z9r5yejnfxmap5">
               <w:r>
                 <w:rPr>
                   <w:rFonts w:ascii="Arial" w:cs="Arial" w:eastAsia="Arial" w:hAnsi="Arial"/>
@@ -22803,7 +22803,7 @@
               <w:spacing w:after="10" w:before="0"/>
               <w:ind w:left="120"/>
             </w:pPr>
-            <w:hyperlink w:history="1" r:id="rIdushzoeaoiesffyu3yhrgi">
+            <w:hyperlink w:history="1" r:id="rIdwmdtmscbi7cmzwyxeilne">
               <w:r>
                 <w:rPr>
                   <w:rFonts w:ascii="Arial" w:cs="Arial" w:eastAsia="Arial" w:hAnsi="Arial"/>
@@ -22865,7 +22865,7 @@
               <w:spacing w:after="10" w:before="0"/>
               <w:ind w:left="120"/>
             </w:pPr>
-            <w:hyperlink w:history="1" r:id="rIdqgvpnccdpt2lj37lczweo">
+            <w:hyperlink w:history="1" r:id="rIdoe3mz6l8j2ejjscj2mzzd">
               <w:r>
                 <w:rPr>
                   <w:rFonts w:ascii="Arial" w:cs="Arial" w:eastAsia="Arial" w:hAnsi="Arial"/>
@@ -23080,7 +23080,7 @@
             <w:pPr>
               <w:spacing w:after="20" w:before="0"/>
             </w:pPr>
-            <w:hyperlink w:history="1" r:id="rIdmlvhov28mv4ngyb7mftlt">
+            <w:hyperlink w:history="1" r:id="rIdlpfrzpxoxusdhhzt09h6k">
               <w:r>
                 <w:rPr>
                   <w:rFonts w:ascii="Arial" w:cs="Arial" w:eastAsia="Arial" w:hAnsi="Arial"/>
@@ -23129,7 +23129,7 @@
               <w:spacing w:after="10" w:before="0"/>
               <w:ind w:left="120"/>
             </w:pPr>
-            <w:hyperlink w:history="1" r:id="rIdipybrpc-kwgrgbj2vo22b">
+            <w:hyperlink w:history="1" r:id="rIdhqmrvescm0q3yslidba-5">
               <w:r>
                 <w:rPr>
                   <w:rFonts w:ascii="Arial" w:cs="Arial" w:eastAsia="Arial" w:hAnsi="Arial"/>
@@ -23191,7 +23191,7 @@
               <w:spacing w:after="10" w:before="0"/>
               <w:ind w:left="120"/>
             </w:pPr>
-            <w:hyperlink w:history="1" r:id="rId6hgy8leedkn-jdubpyod7">
+            <w:hyperlink w:history="1" r:id="rId1qaozni3ilffyciglxizo">
               <w:r>
                 <w:rPr>
                   <w:rFonts w:ascii="Arial" w:cs="Arial" w:eastAsia="Arial" w:hAnsi="Arial"/>
@@ -23406,7 +23406,7 @@
             <w:pPr>
               <w:spacing w:after="20" w:before="0"/>
             </w:pPr>
-            <w:hyperlink w:history="1" r:id="rIdcquwxlqxxjwjipexc48hh">
+            <w:hyperlink w:history="1" r:id="rIdbllke5bema8kho1j4sn2r">
               <w:r>
                 <w:rPr>
                   <w:rFonts w:ascii="Arial" w:cs="Arial" w:eastAsia="Arial" w:hAnsi="Arial"/>
@@ -23455,7 +23455,7 @@
               <w:spacing w:after="10" w:before="0"/>
               <w:ind w:left="120"/>
             </w:pPr>
-            <w:hyperlink w:history="1" r:id="rIdbbl9twcoqd84h9zqqr-cp">
+            <w:hyperlink w:history="1" r:id="rIdnhcp8h0x1rhzgk3nvvbmo">
               <w:r>
                 <w:rPr>
                   <w:rFonts w:ascii="Arial" w:cs="Arial" w:eastAsia="Arial" w:hAnsi="Arial"/>
@@ -23517,7 +23517,7 @@
               <w:spacing w:after="10" w:before="0"/>
               <w:ind w:left="120"/>
             </w:pPr>
-            <w:hyperlink w:history="1" r:id="rId8dmnnzdhagoqyzfiycqmy">
+            <w:hyperlink w:history="1" r:id="rIdqmdifw5jhguurpldmksyp">
               <w:r>
                 <w:rPr>
                   <w:rFonts w:ascii="Arial" w:cs="Arial" w:eastAsia="Arial" w:hAnsi="Arial"/>
@@ -23732,7 +23732,7 @@
             <w:pPr>
               <w:spacing w:after="20" w:before="0"/>
             </w:pPr>
-            <w:hyperlink w:history="1" r:id="rIdxyut6ujfeya8imigws_3b">
+            <w:hyperlink w:history="1" r:id="rIdpfprqjjj1d6nc_nx9bea8">
               <w:r>
                 <w:rPr>
                   <w:rFonts w:ascii="Arial" w:cs="Arial" w:eastAsia="Arial" w:hAnsi="Arial"/>
@@ -23781,7 +23781,7 @@
               <w:spacing w:after="10" w:before="0"/>
               <w:ind w:left="120"/>
             </w:pPr>
-            <w:hyperlink w:history="1" r:id="rId7ovcmwc7gmqqp1n9c0kqv">
+            <w:hyperlink w:history="1" r:id="rIdgsa_zeiwpboawp1pw5ozr">
               <w:r>
                 <w:rPr>
                   <w:rFonts w:ascii="Arial" w:cs="Arial" w:eastAsia="Arial" w:hAnsi="Arial"/>
@@ -23843,7 +23843,7 @@
               <w:spacing w:after="10" w:before="0"/>
               <w:ind w:left="120"/>
             </w:pPr>
-            <w:hyperlink w:history="1" r:id="rIdn-dynrnvzsnbjlxel2xdo">
+            <w:hyperlink w:history="1" r:id="rId690wdao2mrhunya4qpobz">
               <w:r>
                 <w:rPr>
                   <w:rFonts w:ascii="Arial" w:cs="Arial" w:eastAsia="Arial" w:hAnsi="Arial"/>
@@ -24058,7 +24058,7 @@
             <w:pPr>
               <w:spacing w:after="20" w:before="0"/>
             </w:pPr>
-            <w:hyperlink w:history="1" r:id="rId4sagqv5nw-8m5gtkaaz2o">
+            <w:hyperlink w:history="1" r:id="rIdxkwdc0uzdqdesbssd0u21">
               <w:r>
                 <w:rPr>
                   <w:rFonts w:ascii="Arial" w:cs="Arial" w:eastAsia="Arial" w:hAnsi="Arial"/>
@@ -24107,7 +24107,7 @@
               <w:spacing w:after="10" w:before="0"/>
               <w:ind w:left="120"/>
             </w:pPr>
-            <w:hyperlink w:history="1" r:id="rIdt69-iz5jto-qk-3y-zrcu">
+            <w:hyperlink w:history="1" r:id="rIdse_rjq0gjr-ooguiuvzjw">
               <w:r>
                 <w:rPr>
                   <w:rFonts w:ascii="Arial" w:cs="Arial" w:eastAsia="Arial" w:hAnsi="Arial"/>
@@ -24169,7 +24169,7 @@
               <w:spacing w:after="10" w:before="0"/>
               <w:ind w:left="120"/>
             </w:pPr>
-            <w:hyperlink w:history="1" r:id="rIdxjb-ltvucuiscgieofsdj">
+            <w:hyperlink w:history="1" r:id="rId6hw4iykotnon9xytmxj7v">
               <w:r>
                 <w:rPr>
                   <w:rFonts w:ascii="Arial" w:cs="Arial" w:eastAsia="Arial" w:hAnsi="Arial"/>
@@ -24809,7 +24809,7 @@
         </w:rPr>
         <w:t xml:space="preserve">© 2026 SeaVuria and ARES. Aligned with KICD objectives. Developed by SeaVuria; technical implementation by ARES (with AI assistance from Claude). Licensed under </w:t>
       </w:r>
-      <w:hyperlink w:history="1" r:id="rIdvjsyzjscrvs1s3sheculi">
+      <w:hyperlink w:history="1" r:id="rIdoq_znozlpwy1ck4pxxnbs">
         <w:r>
           <w:rPr>
             <w:rFonts w:ascii="Arial" w:cs="Arial" w:eastAsia="Arial" w:hAnsi="Arial"/>
@@ -24830,7 +24830,7 @@
         </w:rPr>
         <w:t xml:space="preserve"> (</w:t>
       </w:r>
-      <w:hyperlink w:history="1" r:id="rIdggwz1hititutfaysfoxvr">
+      <w:hyperlink w:history="1" r:id="rId_amqjonqoslwej4g-3vmp">
         <w:r>
           <w:rPr>
             <w:rFonts w:ascii="Arial" w:cs="Arial" w:eastAsia="Arial" w:hAnsi="Arial"/>
@@ -25870,7 +25870,7 @@
             <w:pPr>
               <w:spacing w:after="20" w:before="0"/>
             </w:pPr>
-            <w:hyperlink w:history="1" r:id="rIdwqm08qk28lmnel60xqk6p">
+            <w:hyperlink w:history="1" r:id="rIdlppz0fj8rnazqb6nllp4h">
               <w:r>
                 <w:rPr>
                   <w:rFonts w:ascii="Arial" w:cs="Arial" w:eastAsia="Arial" w:hAnsi="Arial"/>
@@ -25903,7 +25903,7 @@
               <w:spacing w:after="10" w:before="0"/>
               <w:ind w:left="120"/>
             </w:pPr>
-            <w:hyperlink w:history="1" r:id="rId1us_h-gz6n6iu2xvlicqw">
+            <w:hyperlink w:history="1" r:id="rIdbsvbooyibmcmjou1ugjge">
               <w:r>
                 <w:rPr>
                   <w:rFonts w:ascii="Arial" w:cs="Arial" w:eastAsia="Arial" w:hAnsi="Arial"/>
@@ -25948,7 +25948,7 @@
             <w:pPr>
               <w:spacing w:after="20" w:before="0"/>
             </w:pPr>
-            <w:hyperlink w:history="1" r:id="rIdh36fjzphuahfqlubie5fl">
+            <w:hyperlink w:history="1" r:id="rId3cbyacnqqajn5jxivndcu">
               <w:r>
                 <w:rPr>
                   <w:rFonts w:ascii="Arial" w:cs="Arial" w:eastAsia="Arial" w:hAnsi="Arial"/>
@@ -25997,7 +25997,7 @@
               <w:spacing w:after="10" w:before="0"/>
               <w:ind w:left="120"/>
             </w:pPr>
-            <w:hyperlink w:history="1" r:id="rIdgoqkm-cfpb6eufwl5fzig">
+            <w:hyperlink w:history="1" r:id="rId-seplmijsygbyau8dfo21">
               <w:r>
                 <w:rPr>
                   <w:rFonts w:ascii="Arial" w:cs="Arial" w:eastAsia="Arial" w:hAnsi="Arial"/>
@@ -26197,7 +26197,7 @@
             <w:pPr>
               <w:spacing w:after="20" w:before="0"/>
             </w:pPr>
-            <w:hyperlink w:history="1" r:id="rIdrwy5kmryqfxrn9psmgpbg">
+            <w:hyperlink w:history="1" r:id="rIdtbnqlvfoqrwfjw8bslptk">
               <w:r>
                 <w:rPr>
                   <w:rFonts w:ascii="Arial" w:cs="Arial" w:eastAsia="Arial" w:hAnsi="Arial"/>
@@ -26230,7 +26230,7 @@
               <w:spacing w:after="10" w:before="0"/>
               <w:ind w:left="120"/>
             </w:pPr>
-            <w:hyperlink w:history="1" r:id="rIdg7jp6v1oeplooyx4l8otc">
+            <w:hyperlink w:history="1" r:id="rIdlagfoc1ywwbpp4-uzatvf">
               <w:r>
                 <w:rPr>
                   <w:rFonts w:ascii="Arial" w:cs="Arial" w:eastAsia="Arial" w:hAnsi="Arial"/>
@@ -26275,7 +26275,7 @@
             <w:pPr>
               <w:spacing w:after="20" w:before="0"/>
             </w:pPr>
-            <w:hyperlink w:history="1" r:id="rId2fcqiesflbggz2k7xert2">
+            <w:hyperlink w:history="1" r:id="rIdmsgrcta_dj0nn0bt7cvdv">
               <w:r>
                 <w:rPr>
                   <w:rFonts w:ascii="Arial" w:cs="Arial" w:eastAsia="Arial" w:hAnsi="Arial"/>
@@ -26324,7 +26324,7 @@
               <w:spacing w:after="10" w:before="0"/>
               <w:ind w:left="120"/>
             </w:pPr>
-            <w:hyperlink w:history="1" r:id="rIdetsizbyjn_3rd-7y0kitf">
+            <w:hyperlink w:history="1" r:id="rIdpfodtpofrh6bjc2_kwpgc">
               <w:r>
                 <w:rPr>
                   <w:rFonts w:ascii="Arial" w:cs="Arial" w:eastAsia="Arial" w:hAnsi="Arial"/>
@@ -26524,7 +26524,7 @@
             <w:pPr>
               <w:spacing w:after="20" w:before="0"/>
             </w:pPr>
-            <w:hyperlink w:history="1" r:id="rIddm2slwvjlg-8akzxknsxu">
+            <w:hyperlink w:history="1" r:id="rIdmkln6fldafmco-5dcm6oj">
               <w:r>
                 <w:rPr>
                   <w:rFonts w:ascii="Arial" w:cs="Arial" w:eastAsia="Arial" w:hAnsi="Arial"/>
@@ -26573,7 +26573,7 @@
               <w:spacing w:after="10" w:before="0"/>
               <w:ind w:left="120"/>
             </w:pPr>
-            <w:hyperlink w:history="1" r:id="rIddk2tm3b0yq4trycjbggz4">
+            <w:hyperlink w:history="1" r:id="rIdfeidaf62ddj6n3vttbziq">
               <w:r>
                 <w:rPr>
                   <w:rFonts w:ascii="Arial" w:cs="Arial" w:eastAsia="Arial" w:hAnsi="Arial"/>
@@ -26618,7 +26618,7 @@
             <w:pPr>
               <w:spacing w:after="20" w:before="0"/>
             </w:pPr>
-            <w:hyperlink w:history="1" r:id="rIdai9s3ellms-kcrbz_xmvr">
+            <w:hyperlink w:history="1" r:id="rIds-umxqd4u3uukxzooyykl">
               <w:r>
                 <w:rPr>
                   <w:rFonts w:ascii="Arial" w:cs="Arial" w:eastAsia="Arial" w:hAnsi="Arial"/>
@@ -26667,7 +26667,7 @@
               <w:spacing w:after="10" w:before="0"/>
               <w:ind w:left="120"/>
             </w:pPr>
-            <w:hyperlink w:history="1" r:id="rIdlgtyoxyk8s9vqyvlwccsg">
+            <w:hyperlink w:history="1" r:id="rIdopix-hpvuhsiebcu_-65d">
               <w:r>
                 <w:rPr>
                   <w:rFonts w:ascii="Arial" w:cs="Arial" w:eastAsia="Arial" w:hAnsi="Arial"/>
@@ -26867,7 +26867,7 @@
             <w:pPr>
               <w:spacing w:after="20" w:before="0"/>
             </w:pPr>
-            <w:hyperlink w:history="1" r:id="rId5vfdxtlfnipmrhockba4j">
+            <w:hyperlink w:history="1" r:id="rId5xlevrhoy33iqw_x8jqzy">
               <w:r>
                 <w:rPr>
                   <w:rFonts w:ascii="Arial" w:cs="Arial" w:eastAsia="Arial" w:hAnsi="Arial"/>
@@ -26900,7 +26900,7 @@
               <w:spacing w:after="10" w:before="0"/>
               <w:ind w:left="120"/>
             </w:pPr>
-            <w:hyperlink w:history="1" r:id="rIdwdbpvpnrc8k2jsammlbyz">
+            <w:hyperlink w:history="1" r:id="rIdzx4x16zdr07dfxykxrpca">
               <w:r>
                 <w:rPr>
                   <w:rFonts w:ascii="Arial" w:cs="Arial" w:eastAsia="Arial" w:hAnsi="Arial"/>
@@ -26945,7 +26945,7 @@
             <w:pPr>
               <w:spacing w:after="20" w:before="0"/>
             </w:pPr>
-            <w:hyperlink w:history="1" r:id="rIdmhpje4pxd82zgwvv2hym1">
+            <w:hyperlink w:history="1" r:id="rIdf835lkijurld2xqwdejj1">
               <w:r>
                 <w:rPr>
                   <w:rFonts w:ascii="Arial" w:cs="Arial" w:eastAsia="Arial" w:hAnsi="Arial"/>
@@ -26994,7 +26994,7 @@
               <w:spacing w:after="10" w:before="0"/>
               <w:ind w:left="120"/>
             </w:pPr>
-            <w:hyperlink w:history="1" r:id="rIdxlh3twe_71fwygyb0drbl">
+            <w:hyperlink w:history="1" r:id="rIdfiz7vfrvrzup_r1gmuvos">
               <w:r>
                 <w:rPr>
                   <w:rFonts w:ascii="Arial" w:cs="Arial" w:eastAsia="Arial" w:hAnsi="Arial"/>
@@ -27194,7 +27194,7 @@
             <w:pPr>
               <w:spacing w:after="20" w:before="0"/>
             </w:pPr>
-            <w:hyperlink w:history="1" r:id="rIdyqyngosq9w0ypjq5yrxks">
+            <w:hyperlink w:history="1" r:id="rIdyg9dtqxigban8cvv-ddgz">
               <w:r>
                 <w:rPr>
                   <w:rFonts w:ascii="Arial" w:cs="Arial" w:eastAsia="Arial" w:hAnsi="Arial"/>
@@ -27227,7 +27227,7 @@
               <w:spacing w:after="10" w:before="0"/>
               <w:ind w:left="120"/>
             </w:pPr>
-            <w:hyperlink w:history="1" r:id="rIdwjwqa4k4qcywchqlmgghh">
+            <w:hyperlink w:history="1" r:id="rIdbqjvy5fb9nstxoaqgzsig">
               <w:r>
                 <w:rPr>
                   <w:rFonts w:ascii="Arial" w:cs="Arial" w:eastAsia="Arial" w:hAnsi="Arial"/>
@@ -27272,7 +27272,7 @@
             <w:pPr>
               <w:spacing w:after="20" w:before="0"/>
             </w:pPr>
-            <w:hyperlink w:history="1" r:id="rId8b6oj7qd_whctjtjmrzga">
+            <w:hyperlink w:history="1" r:id="rId7z0kx74kv4c14enp3v3c-">
               <w:r>
                 <w:rPr>
                   <w:rFonts w:ascii="Arial" w:cs="Arial" w:eastAsia="Arial" w:hAnsi="Arial"/>
@@ -27321,7 +27321,7 @@
               <w:spacing w:after="10" w:before="0"/>
               <w:ind w:left="120"/>
             </w:pPr>
-            <w:hyperlink w:history="1" r:id="rIdvgq3gkabpxuwkwzgbnz8h">
+            <w:hyperlink w:history="1" r:id="rId0smufxnbxyzfh6m2wlh3u">
               <w:r>
                 <w:rPr>
                   <w:rFonts w:ascii="Arial" w:cs="Arial" w:eastAsia="Arial" w:hAnsi="Arial"/>
@@ -27846,7 +27846,7 @@
         </w:rPr>
         <w:t xml:space="preserve">© 2026 SeaVuria and ARES. Aligned with KICD objectives. Developed by SeaVuria; technical implementation by ARES (with AI assistance from Claude). Licensed under </w:t>
       </w:r>
-      <w:hyperlink w:history="1" r:id="rIdh1snqioijlncmqv-p24m_">
+      <w:hyperlink w:history="1" r:id="rIdvmaphhc7jf6bssju6ta9g">
         <w:r>
           <w:rPr>
             <w:rFonts w:ascii="Arial" w:cs="Arial" w:eastAsia="Arial" w:hAnsi="Arial"/>
@@ -27867,7 +27867,7 @@
         </w:rPr>
         <w:t xml:space="preserve"> (</w:t>
       </w:r>
-      <w:hyperlink w:history="1" r:id="rIdh8bu2bwt5o1ymqrhecyri">
+      <w:hyperlink w:history="1" r:id="rIdyivs4lviu5rmyvrl8t3c0">
         <w:r>
           <w:rPr>
             <w:rFonts w:ascii="Arial" w:cs="Arial" w:eastAsia="Arial" w:hAnsi="Arial"/>
